--- a/internal_doc/03.开发设计/Amazon S3接口兼容/Story--SequoiaDB兼容Amazon S3接口 -对象管理.docx
+++ b/internal_doc/03.开发设计/Amazon S3接口兼容/Story--SequoiaDB兼容Amazon S3接口 -对象管理.docx
@@ -466,7 +466,7 @@
           <w:rFonts w:hint="eastAsia"/>
           <w:color w:val="000000" w:themeColor="text1"/>
         </w:rPr>
-        <w:t>本文档为对象管理部分，对象管理部分描述对象的增加，</w:t>
+        <w:t>本文档为对象管理部分，描述对象的增加，</w:t>
       </w:r>
       <w:r>
         <w:rPr>
@@ -549,30 +549,38 @@
         <w:rPr>
           <w:rFonts w:hint="eastAsia"/>
         </w:rPr>
-        <w:t>添加一个对象到桶中。</w:t>
+        <w:t>增加</w:t>
+      </w:r>
+      <w:r>
+        <w:rPr>
+          <w:rFonts w:hint="eastAsia"/>
+        </w:rPr>
+        <w:t>一个对象到桶中。</w:t>
       </w:r>
     </w:p>
     <w:p>
       <w:pPr>
         <w:ind w:left="0" w:firstLineChars="200" w:firstLine="420"/>
-      </w:pPr>
-      <w:r>
-        <w:rPr>
-          <w:rFonts w:hint="eastAsia"/>
-        </w:rPr>
-        <w:t>添加</w:t>
-      </w:r>
-      <w:r>
-        <w:rPr>
-          <w:rFonts w:hint="eastAsia"/>
-        </w:rPr>
-        <w:t>对象时，要指定键名称，用以在存储桶中唯一标识一个对象</w:t>
-      </w:r>
-      <w:r>
-        <w:rPr>
-          <w:rFonts w:hint="eastAsia"/>
-        </w:rPr>
-        <w:t>，长度最大为</w:t>
+        <w:rPr>
+          <w:rFonts w:hint="eastAsia"/>
+        </w:rPr>
+      </w:pPr>
+      <w:r>
+        <w:rPr>
+          <w:rFonts w:hint="eastAsia"/>
+        </w:rPr>
+        <w:t>同一个对象名称可以多次增加，系统保留最后增加的对象，如果使用了版本控制，可以保留所有的历史对象。</w:t>
+      </w:r>
+    </w:p>
+    <w:p>
+      <w:pPr>
+        <w:ind w:left="0" w:firstLineChars="200" w:firstLine="420"/>
+      </w:pPr>
+      <w:r>
+        <w:rPr>
+          <w:rFonts w:hint="eastAsia"/>
+        </w:rPr>
+        <w:t>添加对象时，要指定键名称，用以在存储桶中唯一标识一个对象，长度最大为</w:t>
       </w:r>
       <w:r>
         <w:rPr>
@@ -2159,22 +2167,22 @@
         <w:ind w:left="0" w:firstLineChars="200" w:firstLine="420"/>
       </w:pPr>
       <w:r>
-        <w:t xml:space="preserve">Request </w:t>
-      </w:r>
-      <w:r>
-        <w:t>parameter</w:t>
-      </w:r>
-      <w:r>
-        <w:rPr>
-          <w:rFonts w:hint="eastAsia"/>
-        </w:rPr>
-        <w:t>：</w:t>
-      </w:r>
-      <w:r>
-        <w:rPr>
-          <w:rFonts w:hint="eastAsia"/>
-        </w:rPr>
-        <w:t>在</w:t>
+        <w:t>Request</w:t>
+      </w:r>
+      <w:r>
+        <w:t xml:space="preserve"> </w:t>
+      </w:r>
+      <w:r>
+        <w:rPr>
+          <w:rFonts w:hint="eastAsia"/>
+        </w:rPr>
+        <w:t>Headers</w:t>
+      </w:r>
+      <w:r>
+        <w:rPr>
+          <w:rFonts w:hint="eastAsia"/>
+        </w:rPr>
+        <w:t>：在</w:t>
       </w:r>
       <w:hyperlink w:anchor="_公共头部" w:history="1">
         <w:r>
@@ -2322,7 +2330,7 @@
               <w:ind w:left="0"/>
             </w:pPr>
             <w:r>
-              <w:t>Content-Type</w:t>
+              <w:t>Content-Encoding</w:t>
             </w:r>
           </w:p>
         </w:tc>
@@ -2335,7 +2343,7 @@
               <w:ind w:left="0"/>
             </w:pPr>
             <w:r>
-              <w:t>The content type of the resource in case the request content in the body. Example: text/plain</w:t>
+              <w:t>Speciﬁes what content encodings have been applied to the object and thus what decoding mechanisms must be applied to obtain the media-type referenced by the Content-Type header ﬁeld.</w:t>
             </w:r>
           </w:p>
         </w:tc>
@@ -2346,6 +2354,9 @@
           <w:p>
             <w:pPr>
               <w:ind w:left="0"/>
+              <w:rPr>
+                <w:rFonts w:hint="eastAsia"/>
+              </w:rPr>
             </w:pPr>
             <w:r>
               <w:rPr>
@@ -2369,7 +2380,7 @@
               <w:ind w:left="0"/>
             </w:pPr>
             <w:r>
-              <w:t>Content-MD5</w:t>
+              <w:t>Content-Type</w:t>
             </w:r>
           </w:p>
         </w:tc>
@@ -2382,7 +2393,7 @@
               <w:ind w:left="0"/>
             </w:pPr>
             <w:r>
-              <w:t xml:space="preserve">The base64-encoded 128-bit MD5 digest of the message (without the headers) according to RFC 1864. </w:t>
+              <w:t>The content type of the resource in case the request content in the body. Example: text/plain</w:t>
             </w:r>
           </w:p>
         </w:tc>
@@ -2398,7 +2409,7 @@
               <w:rPr>
                 <w:rFonts w:hint="eastAsia"/>
               </w:rPr>
-              <w:t>NO</w:t>
+              <w:t>No</w:t>
             </w:r>
           </w:p>
         </w:tc>
@@ -2416,7 +2427,7 @@
               <w:ind w:left="0"/>
             </w:pPr>
             <w:r>
-              <w:t>Date</w:t>
+              <w:t>Content-MD5</w:t>
             </w:r>
           </w:p>
         </w:tc>
@@ -2429,13 +2440,7 @@
               <w:ind w:left="0"/>
             </w:pPr>
             <w:r>
-              <w:t>The current date and time according to the requester. Example: Wed, 01 Mar 2006 12:00:00 GMT. When you specify the Authorization header, you must specify either the x-amz</w:t>
-            </w:r>
-            <w:r>
-              <w:t>-</w:t>
-            </w:r>
-            <w:r>
-              <w:t>date or the Date header.</w:t>
+              <w:t xml:space="preserve">The base64-encoded 128-bit MD5 digest of the message (without the headers) according to RFC 1864. </w:t>
             </w:r>
           </w:p>
         </w:tc>
@@ -2451,7 +2456,13 @@
               <w:rPr>
                 <w:rFonts w:hint="eastAsia"/>
               </w:rPr>
-              <w:t>NO</w:t>
+              <w:t>N</w:t>
+            </w:r>
+            <w:r>
+              <w:rPr>
+                <w:rFonts w:hint="eastAsia"/>
+              </w:rPr>
+              <w:t>o</w:t>
             </w:r>
           </w:p>
         </w:tc>
@@ -2469,7 +2480,7 @@
               <w:ind w:left="0"/>
             </w:pPr>
             <w:r>
-              <w:t>x-amz-date</w:t>
+              <w:t>Date</w:t>
             </w:r>
           </w:p>
         </w:tc>
@@ -2482,19 +2493,13 @@
               <w:ind w:left="0"/>
             </w:pPr>
             <w:r>
-              <w:t>The current date and time according to the requester.</w:t>
-            </w:r>
-            <w:r>
-              <w:t xml:space="preserve"> </w:t>
-            </w:r>
-            <w:r>
-              <w:t>When you specify the Authorization header, you must specify either the x-amz</w:t>
+              <w:t>The current date and time according to the requester. Example: Wed, 01 Mar 2006 12:00:00 GMT. When you specify the Authorization header, you must specify either the x-amz</w:t>
             </w:r>
             <w:r>
               <w:t>-</w:t>
             </w:r>
             <w:r>
-              <w:t>date or the Date header. If you specify both, the value speciﬁed for the x-amz-date header takes precedence.</w:t>
+              <w:t>date or the Date header.</w:t>
             </w:r>
           </w:p>
         </w:tc>
@@ -2510,7 +2515,13 @@
               <w:rPr>
                 <w:rFonts w:hint="eastAsia"/>
               </w:rPr>
-              <w:t>NO</w:t>
+              <w:t>N</w:t>
+            </w:r>
+            <w:r>
+              <w:rPr>
+                <w:rFonts w:hint="eastAsia"/>
+              </w:rPr>
+              <w:t>o</w:t>
             </w:r>
           </w:p>
         </w:tc>
@@ -2528,6 +2539,66 @@
               <w:ind w:left="0"/>
             </w:pPr>
             <w:r>
+              <w:t>x-amz-date</w:t>
+            </w:r>
+          </w:p>
+        </w:tc>
+        <w:tc>
+          <w:tcPr>
+            <w:tcW w:w="3486" w:type="dxa"/>
+          </w:tcPr>
+          <w:p>
+            <w:pPr>
+              <w:ind w:left="0"/>
+            </w:pPr>
+            <w:r>
+              <w:t>The current date and time according to the requester.</w:t>
+            </w:r>
+            <w:r>
+              <w:t xml:space="preserve"> </w:t>
+            </w:r>
+            <w:r>
+              <w:t>When you specify the Authorization header, you must specify either the x-amz</w:t>
+            </w:r>
+            <w:r>
+              <w:t>-</w:t>
+            </w:r>
+            <w:r>
+              <w:t>date or the Date header. If you specify both, the value speciﬁed for the x-amz-date header takes precedence.</w:t>
+            </w:r>
+          </w:p>
+        </w:tc>
+        <w:tc>
+          <w:tcPr>
+            <w:tcW w:w="2658" w:type="dxa"/>
+          </w:tcPr>
+          <w:p>
+            <w:pPr>
+              <w:ind w:left="0"/>
+            </w:pPr>
+            <w:r>
+              <w:rPr>
+                <w:rFonts w:hint="eastAsia"/>
+              </w:rPr>
+              <w:t>NO</w:t>
+            </w:r>
+          </w:p>
+        </w:tc>
+      </w:tr>
+      <w:tr>
+        <w:trPr>
+          <w:trHeight w:val="514"/>
+        </w:trPr>
+        <w:tc>
+          <w:tcPr>
+            <w:tcW w:w="1859" w:type="dxa"/>
+          </w:tcPr>
+          <w:p>
+            <w:pPr>
+              <w:ind w:left="0"/>
+            </w:pPr>
+            <w:r>
+              <w:lastRenderedPageBreak/>
               <w:t>x-amz-meta-</w:t>
             </w:r>
             <w:r>
@@ -2543,6 +2614,9 @@
             <w:pPr>
               <w:ind w:left="0"/>
             </w:pPr>
+            <w:r>
+              <w:t>Headers starting with this preﬁx are user-deﬁned metadata. Within the PUT request header, the user-deﬁned metadata is limited to 2 KB in size. User-deﬁned metadata is a set of keyvalue pairs. The size of user-deﬁned metadata is the sum of the number of bytes in the UTF-8 encoding of each key and value.</w:t>
+            </w:r>
           </w:p>
         </w:tc>
         <w:tc>
@@ -2553,6 +2627,153 @@
             <w:pPr>
               <w:ind w:left="0"/>
             </w:pPr>
+            <w:r>
+              <w:rPr>
+                <w:rFonts w:hint="eastAsia"/>
+              </w:rPr>
+              <w:t>No</w:t>
+            </w:r>
+          </w:p>
+        </w:tc>
+      </w:tr>
+      <w:tr>
+        <w:trPr>
+          <w:trHeight w:val="514"/>
+        </w:trPr>
+        <w:tc>
+          <w:tcPr>
+            <w:tcW w:w="1859" w:type="dxa"/>
+          </w:tcPr>
+          <w:p>
+            <w:pPr>
+              <w:ind w:left="0"/>
+            </w:pPr>
+            <w:r>
+              <w:t>Cache-Control</w:t>
+            </w:r>
+          </w:p>
+        </w:tc>
+        <w:tc>
+          <w:tcPr>
+            <w:tcW w:w="3486" w:type="dxa"/>
+          </w:tcPr>
+          <w:p>
+            <w:pPr>
+              <w:ind w:left="0"/>
+            </w:pPr>
+            <w:r>
+              <w:t>Can be used to specify caching behavior along the request/ reply chain.</w:t>
+            </w:r>
+          </w:p>
+        </w:tc>
+        <w:tc>
+          <w:tcPr>
+            <w:tcW w:w="2658" w:type="dxa"/>
+          </w:tcPr>
+          <w:p>
+            <w:pPr>
+              <w:ind w:left="0"/>
+            </w:pPr>
+            <w:r>
+              <w:rPr>
+                <w:rFonts w:hint="eastAsia"/>
+              </w:rPr>
+              <w:t>No</w:t>
+            </w:r>
+          </w:p>
+        </w:tc>
+      </w:tr>
+      <w:tr>
+        <w:trPr>
+          <w:trHeight w:val="514"/>
+        </w:trPr>
+        <w:tc>
+          <w:tcPr>
+            <w:tcW w:w="1859" w:type="dxa"/>
+          </w:tcPr>
+          <w:p>
+            <w:pPr>
+              <w:ind w:left="0"/>
+            </w:pPr>
+            <w:r>
+              <w:t>ContentDisposition</w:t>
+            </w:r>
+          </w:p>
+        </w:tc>
+        <w:tc>
+          <w:tcPr>
+            <w:tcW w:w="3486" w:type="dxa"/>
+          </w:tcPr>
+          <w:p>
+            <w:pPr>
+              <w:ind w:left="0"/>
+            </w:pPr>
+            <w:r>
+              <w:t>Speciﬁes presentational information for the object.</w:t>
+            </w:r>
+          </w:p>
+        </w:tc>
+        <w:tc>
+          <w:tcPr>
+            <w:tcW w:w="2658" w:type="dxa"/>
+          </w:tcPr>
+          <w:p>
+            <w:pPr>
+              <w:ind w:left="0"/>
+            </w:pPr>
+            <w:r>
+              <w:rPr>
+                <w:rFonts w:hint="eastAsia"/>
+              </w:rPr>
+              <w:t>No</w:t>
+            </w:r>
+          </w:p>
+        </w:tc>
+      </w:tr>
+      <w:tr>
+        <w:trPr>
+          <w:trHeight w:val="514"/>
+        </w:trPr>
+        <w:tc>
+          <w:tcPr>
+            <w:tcW w:w="1859" w:type="dxa"/>
+          </w:tcPr>
+          <w:p>
+            <w:pPr>
+              <w:ind w:left="0"/>
+            </w:pPr>
+            <w:r>
+              <w:t>Expires</w:t>
+            </w:r>
+          </w:p>
+        </w:tc>
+        <w:tc>
+          <w:tcPr>
+            <w:tcW w:w="3486" w:type="dxa"/>
+          </w:tcPr>
+          <w:p>
+            <w:pPr>
+              <w:ind w:left="0"/>
+            </w:pPr>
+            <w:r>
+              <w:t>The date and time at which the object is no longer able to be cached.</w:t>
+            </w:r>
+          </w:p>
+        </w:tc>
+        <w:tc>
+          <w:tcPr>
+            <w:tcW w:w="2658" w:type="dxa"/>
+          </w:tcPr>
+          <w:p>
+            <w:pPr>
+              <w:ind w:left="0"/>
+            </w:pPr>
+            <w:r>
+              <w:rPr>
+                <w:rFonts w:hint="eastAsia"/>
+              </w:rPr>
+              <w:t>No</w:t>
+            </w:r>
           </w:p>
         </w:tc>
       </w:tr>
@@ -3109,63 +3330,12 @@
               <w:t xml:space="preserve"> is</w:t>
             </w:r>
             <w:r>
-              <w:t xml:space="preserve"> an MD5 digest of the object data.</w:t>
-            </w:r>
-            <w:r>
-              <w:t xml:space="preserve"> The ETag reﬂects changes only to the contents of an object, not its metadata. </w:t>
-            </w:r>
-          </w:p>
-          <w:p>
-            <w:pPr>
-              <w:ind w:left="0"/>
-              <w:rPr>
-                <w:rFonts w:hint="eastAsia"/>
-              </w:rPr>
-            </w:pPr>
-            <w:r>
-              <w:t>Type: String</w:t>
-            </w:r>
-          </w:p>
-        </w:tc>
-      </w:tr>
-      <w:tr>
-        <w:tc>
-          <w:tcPr>
-            <w:tcW w:w="1791" w:type="dxa"/>
-          </w:tcPr>
-          <w:p>
-            <w:pPr>
-              <w:ind w:left="0"/>
-              <w:rPr>
-                <w:rFonts w:hint="eastAsia"/>
-              </w:rPr>
-            </w:pPr>
-            <w:r>
-              <w:rPr>
-                <w:rFonts w:hint="eastAsia"/>
-              </w:rPr>
-              <w:t>Date</w:t>
-            </w:r>
-          </w:p>
-        </w:tc>
-        <w:tc>
-          <w:tcPr>
-            <w:tcW w:w="6147" w:type="dxa"/>
-          </w:tcPr>
-          <w:p>
-            <w:pPr>
-              <w:ind w:left="0"/>
-            </w:pPr>
-            <w:r>
-              <w:t>The date and time Amazon S3 responded, for example, Wed, 01 Mar 2006 12:00:00 GMT.</w:t>
-            </w:r>
-          </w:p>
-          <w:p>
-            <w:pPr>
-              <w:ind w:left="0"/>
-              <w:rPr>
-                <w:rFonts w:hint="eastAsia"/>
-              </w:rPr>
+              <w:t xml:space="preserve"> an MD5 digest of the object data. The ETag reﬂects changes only to the contents of an object, not its metadata. </w:t>
+            </w:r>
+          </w:p>
+          <w:p>
+            <w:pPr>
+              <w:ind w:left="0"/>
             </w:pPr>
             <w:r>
               <w:t>Type: String</w:t>
@@ -3218,6 +3388,7 @@
               <w:ind w:left="0"/>
             </w:pPr>
             <w:r>
+              <w:lastRenderedPageBreak/>
               <w:t xml:space="preserve">x-amz-version-id: 43jfkodU8493jnFJD9fjj3HHNVfdsQUIFDNsidf038jfdsjGFDSIRp </w:t>
             </w:r>
           </w:p>
@@ -3420,7 +3591,6 @@
               <w:ind w:left="0"/>
             </w:pPr>
             <w:r>
-              <w:lastRenderedPageBreak/>
               <w:t>d</w:t>
             </w:r>
             <w:r>
@@ -3504,9 +3674,6 @@
           <w:p>
             <w:pPr>
               <w:ind w:left="0"/>
-              <w:rPr>
-                <w:rFonts w:hint="eastAsia"/>
-              </w:rPr>
             </w:pPr>
             <w:r>
               <w:t>Type: S</w:t>
@@ -3580,9 +3747,6 @@
           <w:p>
             <w:pPr>
               <w:ind w:left="0"/>
-              <w:rPr>
-                <w:rFonts w:hint="eastAsia"/>
-              </w:rPr>
             </w:pPr>
             <w:r>
               <w:t>Type: Int</w:t>
@@ -3622,6 +3786,7 @@
               <w:rPr>
                 <w:rFonts w:hint="eastAsia"/>
               </w:rPr>
+              <w:lastRenderedPageBreak/>
               <w:t>c</w:t>
             </w:r>
             <w:r>
@@ -3794,11 +3959,7 @@
               <w:ind w:left="0"/>
             </w:pPr>
             <w:r>
-              <w:t xml:space="preserve">If you want the API to return key names after a speciﬁc object key in </w:t>
-            </w:r>
-            <w:r>
-              <w:lastRenderedPageBreak/>
-              <w:t>your key space, you can add this parameter.</w:t>
+              <w:t>If you want the API to return key names after a speciﬁc object key in your key space, you can add this parameter.</w:t>
             </w:r>
           </w:p>
         </w:tc>
@@ -3814,7 +3975,75 @@
               <w:rPr>
                 <w:rFonts w:hint="eastAsia"/>
               </w:rPr>
-              <w:lastRenderedPageBreak/>
+              <w:t>No</w:t>
+            </w:r>
+          </w:p>
+        </w:tc>
+      </w:tr>
+      <w:tr>
+        <w:trPr>
+          <w:trHeight w:val="514"/>
+        </w:trPr>
+        <w:tc>
+          <w:tcPr>
+            <w:tcW w:w="1781" w:type="dxa"/>
+          </w:tcPr>
+          <w:p>
+            <w:pPr>
+              <w:ind w:left="0"/>
+            </w:pPr>
+            <w:r>
+              <w:rPr>
+                <w:rFonts w:hint="eastAsia"/>
+              </w:rPr>
+              <w:t>fetch-owner</w:t>
+            </w:r>
+          </w:p>
+        </w:tc>
+        <w:tc>
+          <w:tcPr>
+            <w:tcW w:w="3486" w:type="dxa"/>
+          </w:tcPr>
+          <w:p>
+            <w:pPr>
+              <w:ind w:left="0"/>
+            </w:pPr>
+            <w:r>
+              <w:t>By default, the API does not return the Owner information in the response. If you want the owner information in the response, you can specify this parameter with the value set to true.</w:t>
+            </w:r>
+          </w:p>
+          <w:p>
+            <w:pPr>
+              <w:ind w:left="0"/>
+            </w:pPr>
+            <w:r>
+              <w:t>Type: String</w:t>
+            </w:r>
+          </w:p>
+          <w:p>
+            <w:pPr>
+              <w:ind w:left="0"/>
+            </w:pPr>
+            <w:r>
+              <w:t>Default: false</w:t>
+            </w:r>
+          </w:p>
+        </w:tc>
+        <w:tc>
+          <w:tcPr>
+            <w:tcW w:w="2658" w:type="dxa"/>
+          </w:tcPr>
+          <w:p>
+            <w:pPr>
+              <w:ind w:left="0"/>
+              <w:rPr>
+                <w:rFonts w:hint="eastAsia"/>
+              </w:rPr>
+            </w:pPr>
+            <w:r>
+              <w:rPr>
+                <w:rFonts w:hint="eastAsia"/>
+              </w:rPr>
               <w:t>No</w:t>
             </w:r>
           </w:p>
@@ -3875,9 +4104,6 @@
     <w:p>
       <w:pPr>
         <w:ind w:left="0"/>
-        <w:rPr>
-          <w:rFonts w:hint="eastAsia"/>
-        </w:rPr>
       </w:pPr>
       <w:r>
         <w:rPr>
@@ -4037,10 +4263,7 @@
               <w:ind w:left="0"/>
             </w:pPr>
             <w:r>
-              <w:t xml:space="preserve">• </w:t>
-            </w:r>
-            <w:r>
-              <w:t xml:space="preserve">A response can contain CommonPrefixes only if you specify a delimiter. </w:t>
+              <w:t xml:space="preserve">• A response can contain CommonPrefixes only if you specify a delimiter. </w:t>
             </w:r>
           </w:p>
           <w:p>
@@ -4056,26 +4279,21 @@
               <w:ind w:left="0"/>
             </w:pPr>
             <w:r>
-              <w:t xml:space="preserve">• </w:t>
-            </w:r>
-            <w:r>
-              <w:t>CommonPrefixes lists keys that act like subdirectories in the directory speciﬁed by Prefix.</w:t>
-            </w:r>
-          </w:p>
-          <w:p>
-            <w:pPr>
-              <w:ind w:left="0"/>
-            </w:pPr>
-            <w:r>
+              <w:t>• CommonPrefixes lists keys that act like subdirectories in the directory speciﬁed by Prefix.</w:t>
+            </w:r>
+          </w:p>
+          <w:p>
+            <w:pPr>
+              <w:ind w:left="0"/>
+            </w:pPr>
+            <w:r>
+              <w:lastRenderedPageBreak/>
               <w:t>Type: String</w:t>
             </w:r>
           </w:p>
           <w:p>
             <w:pPr>
               <w:ind w:left="0"/>
-              <w:rPr>
-                <w:rFonts w:hint="eastAsia"/>
-              </w:rPr>
             </w:pPr>
             <w:r>
               <w:t>Ancestor: ListBucketResult</w:t>
@@ -4093,6 +4311,7 @@
               <w:ind w:left="0"/>
             </w:pPr>
             <w:r>
+              <w:lastRenderedPageBreak/>
               <w:t>Delimiter</w:t>
             </w:r>
           </w:p>
@@ -4274,7 +4493,6 @@
               <w:ind w:left="0"/>
             </w:pPr>
             <w:r>
-              <w:lastRenderedPageBreak/>
               <w:t>Ancestor: ListBucketResult</w:t>
             </w:r>
           </w:p>
@@ -4290,7 +4508,6 @@
               <w:ind w:left="0"/>
             </w:pPr>
             <w:r>
-              <w:lastRenderedPageBreak/>
               <w:t>StartAfter</w:t>
             </w:r>
           </w:p>
@@ -4498,7 +4715,11 @@
               <w:t>Sequoia</w:t>
             </w:r>
             <w:r>
-              <w:t xml:space="preserve">S3 includes this element in the response, and returns encoded key name values in the following response elements: Delimiter, Prefix, ContinuationToken, Key, and StartAfter. </w:t>
+              <w:t xml:space="preserve">S3 includes this element in the response, and returns encoded key name values in the following response </w:t>
+            </w:r>
+            <w:r>
+              <w:lastRenderedPageBreak/>
+              <w:t xml:space="preserve">elements: Delimiter, Prefix, ContinuationToken, Key, and StartAfter. </w:t>
             </w:r>
           </w:p>
           <w:p>
@@ -4529,6 +4750,7 @@
               <w:ind w:left="0"/>
             </w:pPr>
             <w:r>
+              <w:lastRenderedPageBreak/>
               <w:t>Key</w:t>
             </w:r>
           </w:p>
@@ -4835,9 +5057,6 @@
     <w:p>
       <w:pPr>
         <w:ind w:left="0" w:firstLine="420"/>
-        <w:rPr>
-          <w:rFonts w:hint="eastAsia"/>
-        </w:rPr>
       </w:pPr>
       <w:r>
         <w:rPr>
@@ -4871,7 +5090,6 @@
               <w:rPr>
                 <w:i/>
               </w:rPr>
-              <w:lastRenderedPageBreak/>
               <w:t xml:space="preserve">&lt;ListBucketResult&gt; </w:t>
             </w:r>
           </w:p>
@@ -5106,9 +5324,6 @@
           <w:p>
             <w:pPr>
               <w:ind w:left="0"/>
-              <w:rPr>
-                <w:rFonts w:hint="eastAsia"/>
-              </w:rPr>
             </w:pPr>
             <w:r>
               <w:rPr>
@@ -5123,9 +5338,6 @@
     <w:p>
       <w:pPr>
         <w:ind w:left="0"/>
-        <w:rPr>
-          <w:rFonts w:hint="eastAsia"/>
-        </w:rPr>
       </w:pPr>
       <w:r>
         <w:rPr>
@@ -5139,6 +5351,7 @@
         <w:ind w:left="0"/>
       </w:pPr>
       <w:r>
+        <w:lastRenderedPageBreak/>
         <w:t xml:space="preserve">   </w:t>
       </w:r>
       <w:r>
@@ -5238,9 +5451,6 @@
           <w:p>
             <w:pPr>
               <w:ind w:left="0"/>
-              <w:rPr>
-                <w:rFonts w:hint="eastAsia"/>
-              </w:rPr>
             </w:pPr>
             <w:r>
               <w:rPr>
@@ -5552,9 +5762,6 @@
           <w:p>
             <w:pPr>
               <w:ind w:left="0"/>
-              <w:rPr>
-                <w:rFonts w:hint="eastAsia"/>
-              </w:rPr>
             </w:pPr>
             <w:r>
               <w:rPr>
@@ -5569,9 +5776,6 @@
     <w:p>
       <w:pPr>
         <w:ind w:left="0"/>
-        <w:rPr>
-          <w:rFonts w:hint="eastAsia"/>
-        </w:rPr>
       </w:pPr>
     </w:p>
     <w:p>
@@ -5582,8 +5786,6 @@
       <w:r>
         <w:t>GET Object</w:t>
       </w:r>
-      <w:bookmarkStart w:id="0" w:name="_GoBack"/>
-      <w:bookmarkEnd w:id="0"/>
     </w:p>
     <w:p>
       <w:pPr>
@@ -5593,19 +5795,7 @@
         <w:rPr>
           <w:rFonts w:hint="eastAsia"/>
         </w:rPr>
-        <w:t>根据</w:t>
-      </w:r>
-      <w:r>
-        <w:rPr>
-          <w:rFonts w:hint="eastAsia"/>
-        </w:rPr>
-        <w:t>指定对象名称</w:t>
-      </w:r>
-      <w:r>
-        <w:rPr>
-          <w:rFonts w:hint="eastAsia"/>
-        </w:rPr>
-        <w:t>，获取</w:t>
+        <w:t>根据指定对象名称，获取</w:t>
       </w:r>
       <w:r>
         <w:rPr>
@@ -5792,6 +5982,361 @@
           </w:p>
         </w:tc>
       </w:tr>
+      <w:tr>
+        <w:trPr>
+          <w:trHeight w:val="514"/>
+        </w:trPr>
+        <w:tc>
+          <w:tcPr>
+            <w:tcW w:w="2124" w:type="dxa"/>
+          </w:tcPr>
+          <w:p>
+            <w:pPr>
+              <w:ind w:left="0"/>
+            </w:pPr>
+            <w:r>
+              <w:t>response-content-type</w:t>
+            </w:r>
+          </w:p>
+        </w:tc>
+        <w:tc>
+          <w:tcPr>
+            <w:tcW w:w="3296" w:type="dxa"/>
+          </w:tcPr>
+          <w:p>
+            <w:pPr>
+              <w:ind w:left="0"/>
+            </w:pPr>
+            <w:r>
+              <w:t xml:space="preserve">Sets the Content-Type header of the response. </w:t>
+            </w:r>
+          </w:p>
+          <w:p>
+            <w:pPr>
+              <w:ind w:left="0"/>
+            </w:pPr>
+            <w:r>
+              <w:t>Type: String</w:t>
+            </w:r>
+          </w:p>
+          <w:p>
+            <w:pPr>
+              <w:ind w:left="0"/>
+            </w:pPr>
+            <w:r>
+              <w:t>Default: None</w:t>
+            </w:r>
+          </w:p>
+        </w:tc>
+        <w:tc>
+          <w:tcPr>
+            <w:tcW w:w="2519" w:type="dxa"/>
+          </w:tcPr>
+          <w:p>
+            <w:pPr>
+              <w:ind w:left="0"/>
+            </w:pPr>
+            <w:r>
+              <w:rPr>
+                <w:rFonts w:hint="eastAsia"/>
+              </w:rPr>
+              <w:t>No</w:t>
+            </w:r>
+          </w:p>
+        </w:tc>
+      </w:tr>
+      <w:tr>
+        <w:trPr>
+          <w:trHeight w:val="514"/>
+        </w:trPr>
+        <w:tc>
+          <w:tcPr>
+            <w:tcW w:w="2124" w:type="dxa"/>
+          </w:tcPr>
+          <w:p>
+            <w:pPr>
+              <w:ind w:left="0"/>
+            </w:pPr>
+            <w:r>
+              <w:t>response-contentlanguage</w:t>
+            </w:r>
+          </w:p>
+        </w:tc>
+        <w:tc>
+          <w:tcPr>
+            <w:tcW w:w="3296" w:type="dxa"/>
+          </w:tcPr>
+          <w:p>
+            <w:pPr>
+              <w:ind w:left="0"/>
+            </w:pPr>
+            <w:r>
+              <w:t>Sets the Content-Language header of the response.</w:t>
+            </w:r>
+          </w:p>
+          <w:p>
+            <w:pPr>
+              <w:ind w:left="0"/>
+            </w:pPr>
+            <w:r>
+              <w:t>Type: String</w:t>
+            </w:r>
+          </w:p>
+          <w:p>
+            <w:pPr>
+              <w:ind w:left="0"/>
+            </w:pPr>
+            <w:r>
+              <w:t>Default: None</w:t>
+            </w:r>
+          </w:p>
+        </w:tc>
+        <w:tc>
+          <w:tcPr>
+            <w:tcW w:w="2519" w:type="dxa"/>
+          </w:tcPr>
+          <w:p>
+            <w:pPr>
+              <w:ind w:left="0"/>
+            </w:pPr>
+            <w:r>
+              <w:rPr>
+                <w:rFonts w:hint="eastAsia"/>
+              </w:rPr>
+              <w:t>No</w:t>
+            </w:r>
+          </w:p>
+        </w:tc>
+      </w:tr>
+      <w:tr>
+        <w:trPr>
+          <w:trHeight w:val="514"/>
+        </w:trPr>
+        <w:tc>
+          <w:tcPr>
+            <w:tcW w:w="2124" w:type="dxa"/>
+          </w:tcPr>
+          <w:p>
+            <w:pPr>
+              <w:ind w:left="0"/>
+            </w:pPr>
+            <w:r>
+              <w:lastRenderedPageBreak/>
+              <w:t>response-expires</w:t>
+            </w:r>
+          </w:p>
+        </w:tc>
+        <w:tc>
+          <w:tcPr>
+            <w:tcW w:w="3296" w:type="dxa"/>
+          </w:tcPr>
+          <w:p>
+            <w:pPr>
+              <w:ind w:left="0"/>
+            </w:pPr>
+            <w:r>
+              <w:t xml:space="preserve">Sets the Expires header of the response. </w:t>
+            </w:r>
+          </w:p>
+          <w:p>
+            <w:pPr>
+              <w:ind w:left="0"/>
+            </w:pPr>
+            <w:r>
+              <w:t>Type: String</w:t>
+            </w:r>
+          </w:p>
+          <w:p>
+            <w:pPr>
+              <w:ind w:left="0"/>
+            </w:pPr>
+            <w:r>
+              <w:t>Default: None</w:t>
+            </w:r>
+          </w:p>
+        </w:tc>
+        <w:tc>
+          <w:tcPr>
+            <w:tcW w:w="2519" w:type="dxa"/>
+          </w:tcPr>
+          <w:p>
+            <w:pPr>
+              <w:ind w:left="0"/>
+            </w:pPr>
+            <w:r>
+              <w:rPr>
+                <w:rFonts w:hint="eastAsia"/>
+              </w:rPr>
+              <w:t>No</w:t>
+            </w:r>
+          </w:p>
+        </w:tc>
+      </w:tr>
+      <w:tr>
+        <w:trPr>
+          <w:trHeight w:val="514"/>
+        </w:trPr>
+        <w:tc>
+          <w:tcPr>
+            <w:tcW w:w="2124" w:type="dxa"/>
+          </w:tcPr>
+          <w:p>
+            <w:pPr>
+              <w:ind w:left="0"/>
+            </w:pPr>
+            <w:r>
+              <w:t>response-cache-control</w:t>
+            </w:r>
+          </w:p>
+        </w:tc>
+        <w:tc>
+          <w:tcPr>
+            <w:tcW w:w="3296" w:type="dxa"/>
+          </w:tcPr>
+          <w:p>
+            <w:pPr>
+              <w:ind w:left="0"/>
+            </w:pPr>
+            <w:r>
+              <w:t>Sets the Cache-Control header of the response. Type: String</w:t>
+            </w:r>
+          </w:p>
+          <w:p>
+            <w:pPr>
+              <w:ind w:left="0"/>
+            </w:pPr>
+            <w:r>
+              <w:t>Default: None</w:t>
+            </w:r>
+          </w:p>
+        </w:tc>
+        <w:tc>
+          <w:tcPr>
+            <w:tcW w:w="2519" w:type="dxa"/>
+          </w:tcPr>
+          <w:p>
+            <w:pPr>
+              <w:ind w:left="0"/>
+            </w:pPr>
+            <w:r>
+              <w:rPr>
+                <w:rFonts w:hint="eastAsia"/>
+              </w:rPr>
+              <w:t>No</w:t>
+            </w:r>
+          </w:p>
+        </w:tc>
+      </w:tr>
+      <w:tr>
+        <w:trPr>
+          <w:trHeight w:val="514"/>
+        </w:trPr>
+        <w:tc>
+          <w:tcPr>
+            <w:tcW w:w="2124" w:type="dxa"/>
+          </w:tcPr>
+          <w:p>
+            <w:pPr>
+              <w:ind w:left="0"/>
+            </w:pPr>
+            <w:r>
+              <w:t>response-contentdisposition</w:t>
+            </w:r>
+          </w:p>
+        </w:tc>
+        <w:tc>
+          <w:tcPr>
+            <w:tcW w:w="3296" w:type="dxa"/>
+          </w:tcPr>
+          <w:p>
+            <w:pPr>
+              <w:ind w:left="0"/>
+            </w:pPr>
+            <w:r>
+              <w:t>Sets the Content-Disposition header of the response. Type: String</w:t>
+            </w:r>
+          </w:p>
+          <w:p>
+            <w:pPr>
+              <w:ind w:left="0"/>
+            </w:pPr>
+            <w:r>
+              <w:t>Default: None</w:t>
+            </w:r>
+          </w:p>
+        </w:tc>
+        <w:tc>
+          <w:tcPr>
+            <w:tcW w:w="2519" w:type="dxa"/>
+          </w:tcPr>
+          <w:p>
+            <w:pPr>
+              <w:ind w:left="0"/>
+            </w:pPr>
+            <w:r>
+              <w:rPr>
+                <w:rFonts w:hint="eastAsia"/>
+              </w:rPr>
+              <w:t>No</w:t>
+            </w:r>
+          </w:p>
+        </w:tc>
+      </w:tr>
+      <w:tr>
+        <w:trPr>
+          <w:trHeight w:val="514"/>
+        </w:trPr>
+        <w:tc>
+          <w:tcPr>
+            <w:tcW w:w="2124" w:type="dxa"/>
+          </w:tcPr>
+          <w:p>
+            <w:pPr>
+              <w:ind w:left="0"/>
+            </w:pPr>
+            <w:r>
+              <w:t>response-contentencoding</w:t>
+            </w:r>
+          </w:p>
+        </w:tc>
+        <w:tc>
+          <w:tcPr>
+            <w:tcW w:w="3296" w:type="dxa"/>
+          </w:tcPr>
+          <w:p>
+            <w:pPr>
+              <w:ind w:left="0"/>
+            </w:pPr>
+            <w:r>
+              <w:t>Sets the Content-Encoding header of the response. Type: String</w:t>
+            </w:r>
+          </w:p>
+          <w:p>
+            <w:pPr>
+              <w:ind w:left="0"/>
+            </w:pPr>
+            <w:r>
+              <w:t>Default: None</w:t>
+            </w:r>
+          </w:p>
+        </w:tc>
+        <w:tc>
+          <w:tcPr>
+            <w:tcW w:w="2519" w:type="dxa"/>
+          </w:tcPr>
+          <w:p>
+            <w:pPr>
+              <w:ind w:left="0"/>
+            </w:pPr>
+            <w:r>
+              <w:rPr>
+                <w:rFonts w:hint="eastAsia"/>
+              </w:rPr>
+              <w:t>No</w:t>
+            </w:r>
+          </w:p>
+        </w:tc>
+      </w:tr>
     </w:tbl>
     <w:p>
       <w:pPr>
@@ -5964,9 +6509,6 @@
           <w:p>
             <w:pPr>
               <w:ind w:left="0"/>
-              <w:rPr>
-                <w:rFonts w:hint="eastAsia"/>
-              </w:rPr>
             </w:pPr>
             <w:r>
               <w:t>Type: String</w:t>
@@ -6223,6 +6765,7 @@
         <w:rPr>
           <w:rFonts w:hint="eastAsia"/>
         </w:rPr>
+        <w:lastRenderedPageBreak/>
         <w:t>请求样例：</w:t>
       </w:r>
     </w:p>
@@ -6252,69 +6795,53 @@
               <w:rPr>
                 <w:i/>
               </w:rPr>
-              <w:t xml:space="preserve">GET </w:t>
-            </w:r>
-            <w:r>
+              <w:t xml:space="preserve">GET bucket/my-image.jpg HTTP/1.1 </w:t>
+            </w:r>
+          </w:p>
+          <w:p>
+            <w:pPr>
+              <w:ind w:left="0"/>
               <w:rPr>
                 <w:i/>
               </w:rPr>
-              <w:t>bucket</w:t>
-            </w:r>
+            </w:pPr>
             <w:r>
               <w:rPr>
                 <w:i/>
               </w:rPr>
-              <w:t xml:space="preserve">/my-image.jpg HTTP/1.1 </w:t>
-            </w:r>
-          </w:p>
-          <w:p>
-            <w:pPr>
-              <w:ind w:left="0"/>
-              <w:rPr>
+              <w:t>Host:</w:t>
+            </w:r>
+            <w:r>
+              <w:rPr>
+                <w:rFonts w:hint="eastAsia"/>
                 <w:i/>
               </w:rPr>
-            </w:pPr>
+              <w:t>sequoia.s3</w:t>
+            </w:r>
             <w:r>
               <w:rPr>
                 <w:i/>
               </w:rPr>
-              <w:lastRenderedPageBreak/>
-              <w:t>Host:</w:t>
-            </w:r>
-            <w:r>
-              <w:rPr>
-                <w:rFonts w:hint="eastAsia"/>
+              <w:t xml:space="preserve">.com </w:t>
+            </w:r>
+          </w:p>
+          <w:p>
+            <w:pPr>
+              <w:ind w:left="0"/>
+              <w:rPr>
                 <w:i/>
               </w:rPr>
-              <w:t>sequoia.s3</w:t>
-            </w:r>
+            </w:pPr>
             <w:r>
               <w:rPr>
                 <w:i/>
               </w:rPr>
-              <w:t xml:space="preserve">.com </w:t>
-            </w:r>
-          </w:p>
-          <w:p>
-            <w:pPr>
-              <w:ind w:left="0"/>
-              <w:rPr>
-                <w:i/>
-              </w:rPr>
-            </w:pPr>
-            <w:r>
-              <w:rPr>
-                <w:i/>
-              </w:rPr>
               <w:t xml:space="preserve">Date: Mon, 3 Oct 2016 22:32:00 GMT </w:t>
             </w:r>
           </w:p>
           <w:p>
             <w:pPr>
               <w:ind w:left="0"/>
-              <w:rPr>
-                <w:rFonts w:hint="eastAsia"/>
-              </w:rPr>
             </w:pPr>
             <w:r>
               <w:rPr>
@@ -6330,9 +6857,6 @@
       <w:pPr>
         <w:spacing w:beforeLines="50" w:before="156" w:afterLines="50" w:after="156"/>
         <w:ind w:left="0" w:firstLineChars="200" w:firstLine="420"/>
-        <w:rPr>
-          <w:rFonts w:hint="eastAsia"/>
-        </w:rPr>
       </w:pPr>
     </w:p>
     <w:p>
@@ -6481,9 +7005,6 @@
           <w:p>
             <w:pPr>
               <w:ind w:left="0"/>
-              <w:rPr>
-                <w:rFonts w:hint="eastAsia"/>
-              </w:rPr>
             </w:pPr>
             <w:r>
               <w:t>Type: String</w:t>
@@ -6527,9 +7048,6 @@
           <w:p>
             <w:pPr>
               <w:ind w:left="0"/>
-              <w:rPr>
-                <w:rFonts w:hint="eastAsia"/>
-              </w:rPr>
             </w:pPr>
             <w:r>
               <w:t>Last-Modified</w:t>
@@ -6567,9 +7085,6 @@
     <w:p>
       <w:pPr>
         <w:ind w:left="0"/>
-        <w:rPr>
-          <w:rFonts w:hint="eastAsia"/>
-        </w:rPr>
       </w:pPr>
       <w:r>
         <w:rPr>
@@ -6680,9 +7195,6 @@
           <w:p>
             <w:pPr>
               <w:ind w:left="0"/>
-              <w:rPr>
-                <w:rFonts w:hint="eastAsia"/>
-              </w:rPr>
             </w:pPr>
             <w:r>
               <w:rPr>
@@ -6697,9 +7209,6 @@
     <w:p>
       <w:pPr>
         <w:ind w:left="0"/>
-        <w:rPr>
-          <w:rFonts w:hint="eastAsia"/>
-        </w:rPr>
       </w:pPr>
     </w:p>
     <w:p>
@@ -6725,9 +7234,6 @@
     <w:p>
       <w:pPr>
         <w:ind w:left="0" w:firstLineChars="200" w:firstLine="420"/>
-        <w:rPr>
-          <w:rFonts w:hint="eastAsia"/>
-        </w:rPr>
       </w:pPr>
       <w:r>
         <w:t>Request</w:t>
@@ -6895,9 +7401,6 @@
     <w:p>
       <w:pPr>
         <w:ind w:left="0"/>
-        <w:rPr>
-          <w:rFonts w:hint="eastAsia"/>
-        </w:rPr>
       </w:pPr>
     </w:p>
     <w:p>
@@ -6944,9 +7447,6 @@
     <w:p>
       <w:pPr>
         <w:ind w:left="0" w:firstLineChars="200" w:firstLine="420"/>
-        <w:rPr>
-          <w:rFonts w:hint="eastAsia"/>
-        </w:rPr>
       </w:pPr>
     </w:p>
     <w:p>
@@ -7004,6 +7504,7 @@
                 <w:rFonts w:hint="eastAsia"/>
                 <w:b/>
               </w:rPr>
+              <w:lastRenderedPageBreak/>
               <w:t>Name</w:t>
             </w:r>
           </w:p>
@@ -7040,7 +7541,6 @@
               <w:ind w:left="0"/>
             </w:pPr>
             <w:r>
-              <w:lastRenderedPageBreak/>
               <w:t>x-amz-version-id</w:t>
             </w:r>
           </w:p>
@@ -7098,10 +7598,7 @@
               <w:ind w:left="0"/>
             </w:pPr>
             <w:r>
-              <w:t>Speciﬁes whether the versioned object that was permanently deleted was (true) or was not (false) a delete marker. In a simple DELETE, this header indicates whether (true) or not (fals</w:t>
-            </w:r>
-            <w:r>
-              <w:t>e) a delete marker was created.</w:t>
+              <w:t>Speciﬁes whether the versioned object that was permanently deleted was (true) or was not (false) a delete marker. In a simple DELETE, this header indicates whether (true) or not (false) a delete marker was created.</w:t>
             </w:r>
           </w:p>
           <w:p>
@@ -7123,9 +7620,6 @@
           <w:p>
             <w:pPr>
               <w:ind w:left="0"/>
-              <w:rPr>
-                <w:rFonts w:hint="eastAsia"/>
-              </w:rPr>
             </w:pPr>
             <w:r>
               <w:t>Default: false</w:t>
@@ -7249,9 +7743,6 @@
           <w:p>
             <w:pPr>
               <w:ind w:left="0"/>
-              <w:rPr>
-                <w:rFonts w:hint="eastAsia"/>
-              </w:rPr>
             </w:pPr>
             <w:r>
               <w:rPr>
@@ -7266,17 +7757,11 @@
     <w:p>
       <w:pPr>
         <w:ind w:left="0"/>
-        <w:rPr>
-          <w:rFonts w:hint="eastAsia"/>
-        </w:rPr>
       </w:pPr>
     </w:p>
     <w:p>
       <w:pPr>
         <w:ind w:left="0"/>
-        <w:rPr>
-          <w:rFonts w:hint="eastAsia"/>
-        </w:rPr>
       </w:pPr>
       <w:r>
         <w:rPr>
@@ -7357,9 +7842,6 @@
           <w:p>
             <w:pPr>
               <w:ind w:left="0"/>
-              <w:rPr>
-                <w:rFonts w:hint="eastAsia"/>
-              </w:rPr>
             </w:pPr>
             <w:r>
               <w:rPr>
@@ -7374,17 +7856,14 @@
     <w:p>
       <w:pPr>
         <w:ind w:left="0"/>
-        <w:rPr>
-          <w:rFonts w:hint="eastAsia"/>
-        </w:rPr>
       </w:pPr>
     </w:p>
     <w:p>
       <w:pPr>
         <w:pStyle w:val="10"/>
       </w:pPr>
-      <w:bookmarkStart w:id="1" w:name="_公共头部"/>
-      <w:bookmarkEnd w:id="1"/>
+      <w:bookmarkStart w:id="0" w:name="_公共头部"/>
+      <w:bookmarkEnd w:id="0"/>
       <w:r>
         <w:rPr>
           <w:rFonts w:hint="eastAsia"/>
@@ -7546,7 +8025,6 @@
         <w:rPr>
           <w:rFonts w:hint="eastAsia"/>
         </w:rPr>
-        <w:lastRenderedPageBreak/>
         <w:t>数据库表设计结构</w:t>
       </w:r>
     </w:p>
@@ -7894,9 +8372,6 @@
           <w:p>
             <w:pPr>
               <w:ind w:left="0"/>
-              <w:rPr>
-                <w:rFonts w:hint="eastAsia"/>
-              </w:rPr>
             </w:pPr>
             <w:r>
               <w:rPr>
@@ -7913,9 +8388,6 @@
           <w:p>
             <w:pPr>
               <w:ind w:left="0"/>
-              <w:rPr>
-                <w:rFonts w:hint="eastAsia"/>
-              </w:rPr>
             </w:pPr>
             <w:r>
               <w:rPr>
@@ -7932,9 +8404,6 @@
           <w:p>
             <w:pPr>
               <w:ind w:left="0"/>
-              <w:rPr>
-                <w:rFonts w:hint="eastAsia"/>
-              </w:rPr>
             </w:pPr>
             <w:r>
               <w:rPr>
@@ -7951,9 +8420,6 @@
           <w:p>
             <w:pPr>
               <w:ind w:left="0"/>
-              <w:rPr>
-                <w:rFonts w:hint="eastAsia"/>
-              </w:rPr>
             </w:pPr>
             <w:r>
               <w:t xml:space="preserve">GET Bucket (List Objects) Version </w:t>
@@ -8509,9 +8975,6 @@
     <w:p>
       <w:pPr>
         <w:ind w:left="0" w:firstLine="420"/>
-        <w:rPr>
-          <w:rFonts w:hint="eastAsia"/>
-        </w:rPr>
       </w:pPr>
       <w:r>
         <w:rPr>
@@ -8534,9 +8997,6 @@
     <w:p>
       <w:pPr>
         <w:ind w:left="0" w:firstLine="420"/>
-        <w:rPr>
-          <w:rFonts w:hint="eastAsia"/>
-        </w:rPr>
       </w:pPr>
       <w:r>
         <w:rPr>
@@ -8678,9 +9138,6 @@
       <w:pPr>
         <w:spacing w:beforeLines="50" w:before="156" w:afterLines="50" w:after="156"/>
         <w:ind w:left="0" w:firstLineChars="200" w:firstLine="420"/>
-        <w:rPr>
-          <w:rFonts w:hint="eastAsia"/>
-        </w:rPr>
       </w:pPr>
       <w:r>
         <w:rPr>
@@ -8710,19 +9167,241 @@
         <w:rPr>
           <w:rFonts w:hint="eastAsia"/>
         </w:rPr>
+        <w:t>记录写入元数据</w:t>
+      </w:r>
+      <w:r>
+        <w:rPr>
+          <w:rFonts w:hint="eastAsia"/>
+        </w:rPr>
         <w:t>记录</w:t>
       </w:r>
       <w:r>
         <w:rPr>
           <w:rFonts w:hint="eastAsia"/>
         </w:rPr>
-        <w:t>写入元数据</w:t>
-      </w:r>
-      <w:r>
-        <w:rPr>
-          <w:rFonts w:hint="eastAsia"/>
-        </w:rPr>
         <w:t>。</w:t>
+      </w:r>
+    </w:p>
+    <w:p>
+      <w:pPr>
+        <w:spacing w:beforeLines="50" w:before="156" w:afterLines="50" w:after="156"/>
+        <w:ind w:left="0" w:firstLineChars="200" w:firstLine="420"/>
+        <w:rPr>
+          <w:rFonts w:asciiTheme="minorEastAsia" w:hAnsiTheme="minorEastAsia"/>
+        </w:rPr>
+      </w:pPr>
+      <w:r>
+        <w:rPr>
+          <w:rFonts w:asciiTheme="minorEastAsia" w:hAnsiTheme="minorEastAsia" w:hint="eastAsia"/>
+        </w:rPr>
+        <w:t>系统启动定时任务：按照月份启动定时任务，每月1日的0时0分0秒检测当前归档配置，</w:t>
+      </w:r>
+      <w:r>
+        <w:rPr>
+          <w:rFonts w:asciiTheme="minorEastAsia" w:hAnsiTheme="minorEastAsia" w:hint="eastAsia"/>
+        </w:rPr>
+        <w:t>可按照年，季度或者月份创建对象数据集合，</w:t>
+      </w:r>
+      <w:r>
+        <w:rPr>
+          <w:rFonts w:asciiTheme="minorEastAsia" w:hAnsiTheme="minorEastAsia" w:hint="eastAsia"/>
+        </w:rPr>
+        <w:t>如果当前符合创建新对象数据集合的条件，</w:t>
+      </w:r>
+      <w:r>
+        <w:rPr>
+          <w:rFonts w:asciiTheme="minorEastAsia" w:hAnsiTheme="minorEastAsia" w:hint="eastAsia"/>
+        </w:rPr>
+        <w:t>创建一个新的对象数据集合，</w:t>
+      </w:r>
+      <w:r>
+        <w:rPr>
+          <w:rFonts w:asciiTheme="minorEastAsia" w:hAnsiTheme="minorEastAsia" w:hint="eastAsia"/>
+        </w:rPr>
+        <w:t>系统更新当前对象数据集合名称，</w:t>
+      </w:r>
+      <w:r>
+        <w:rPr>
+          <w:rFonts w:asciiTheme="minorEastAsia" w:hAnsiTheme="minorEastAsia" w:hint="eastAsia"/>
+        </w:rPr>
+        <w:t>此后写入的对象数据都写入新的对象数据集合，历史的对象数据集合仍可以读取和删除，但是不会再写入</w:t>
+      </w:r>
+      <w:r>
+        <w:rPr>
+          <w:rFonts w:asciiTheme="minorEastAsia" w:hAnsiTheme="minorEastAsia" w:hint="eastAsia"/>
+        </w:rPr>
+        <w:t>新数据</w:t>
+      </w:r>
+      <w:r>
+        <w:rPr>
+          <w:rFonts w:asciiTheme="minorEastAsia" w:hAnsiTheme="minorEastAsia" w:hint="eastAsia"/>
+        </w:rPr>
+        <w:t>。</w:t>
+      </w:r>
+    </w:p>
+    <w:p>
+      <w:pPr>
+        <w:spacing w:beforeLines="50" w:before="156" w:afterLines="50" w:after="156"/>
+        <w:ind w:left="0" w:firstLineChars="200" w:firstLine="420"/>
+        <w:rPr>
+          <w:rFonts w:hint="eastAsia"/>
+        </w:rPr>
+      </w:pPr>
+      <w:r>
+        <w:rPr>
+          <w:rFonts w:asciiTheme="minorEastAsia" w:hAnsiTheme="minorEastAsia" w:hint="eastAsia"/>
+        </w:rPr>
+        <w:t>如果是按照月份归档，则对象数据集合名称命名规则为“ObjectDataList”+“Year”+“mouth”的格式，例如ObjectDataList</w:t>
+      </w:r>
+      <w:r>
+        <w:rPr>
+          <w:rFonts w:asciiTheme="minorEastAsia" w:hAnsiTheme="minorEastAsia"/>
+        </w:rPr>
+        <w:t>201801</w:t>
+      </w:r>
+      <w:r>
+        <w:rPr>
+          <w:rFonts w:asciiTheme="minorEastAsia" w:hAnsiTheme="minorEastAsia" w:hint="eastAsia"/>
+        </w:rPr>
+        <w:t>，</w:t>
+      </w:r>
+      <w:r>
+        <w:rPr>
+          <w:rFonts w:asciiTheme="minorEastAsia" w:hAnsiTheme="minorEastAsia" w:hint="eastAsia"/>
+        </w:rPr>
+        <w:t>ObjectDataList</w:t>
+      </w:r>
+      <w:r>
+        <w:rPr>
+          <w:rFonts w:asciiTheme="minorEastAsia" w:hAnsiTheme="minorEastAsia"/>
+        </w:rPr>
+        <w:t>20180</w:t>
+      </w:r>
+      <w:r>
+        <w:rPr>
+          <w:rFonts w:asciiTheme="minorEastAsia" w:hAnsiTheme="minorEastAsia"/>
+        </w:rPr>
+        <w:t>2</w:t>
+      </w:r>
+      <w:r>
+        <w:rPr>
+          <w:rFonts w:asciiTheme="minorEastAsia" w:hAnsiTheme="minorEastAsia" w:hint="eastAsia"/>
+        </w:rPr>
+        <w:t>。如果按照季度归档则对象数据集合名称命名规则为</w:t>
+      </w:r>
+      <w:r>
+        <w:rPr>
+          <w:rFonts w:asciiTheme="minorEastAsia" w:hAnsiTheme="minorEastAsia" w:hint="eastAsia"/>
+        </w:rPr>
+        <w:t>“ObjectDataList”+“</w:t>
+      </w:r>
+      <w:r>
+        <w:rPr>
+          <w:rFonts w:asciiTheme="minorEastAsia" w:hAnsiTheme="minorEastAsia" w:hint="eastAsia"/>
+        </w:rPr>
+        <w:t>quarter</w:t>
+      </w:r>
+      <w:r>
+        <w:rPr>
+          <w:rFonts w:asciiTheme="minorEastAsia" w:hAnsiTheme="minorEastAsia" w:hint="eastAsia"/>
+        </w:rPr>
+        <w:t>”</w:t>
+      </w:r>
+      <w:r>
+        <w:rPr>
+          <w:rFonts w:asciiTheme="minorEastAsia" w:hAnsiTheme="minorEastAsia" w:hint="eastAsia"/>
+        </w:rPr>
+        <w:t>的格式，例如</w:t>
+      </w:r>
+      <w:r>
+        <w:rPr>
+          <w:rFonts w:asciiTheme="minorEastAsia" w:hAnsiTheme="minorEastAsia" w:hint="eastAsia"/>
+        </w:rPr>
+        <w:t>ObjectDataList</w:t>
+      </w:r>
+      <w:r>
+        <w:rPr>
+          <w:rFonts w:asciiTheme="minorEastAsia" w:hAnsiTheme="minorEastAsia"/>
+        </w:rPr>
+        <w:t>2018</w:t>
+      </w:r>
+      <w:r>
+        <w:rPr>
+          <w:rFonts w:asciiTheme="minorEastAsia" w:hAnsiTheme="minorEastAsia" w:hint="eastAsia"/>
+        </w:rPr>
+        <w:t>Q1，</w:t>
+      </w:r>
+      <w:r>
+        <w:rPr>
+          <w:rFonts w:asciiTheme="minorEastAsia" w:hAnsiTheme="minorEastAsia" w:hint="eastAsia"/>
+        </w:rPr>
+        <w:t>ObjectDataList</w:t>
+      </w:r>
+      <w:r>
+        <w:rPr>
+          <w:rFonts w:asciiTheme="minorEastAsia" w:hAnsiTheme="minorEastAsia"/>
+        </w:rPr>
+        <w:t>2018</w:t>
+      </w:r>
+      <w:r>
+        <w:rPr>
+          <w:rFonts w:asciiTheme="minorEastAsia" w:hAnsiTheme="minorEastAsia" w:hint="eastAsia"/>
+        </w:rPr>
+        <w:t>Q2. 如果按照年度归档，则对象数据集合名称命名规则为</w:t>
+      </w:r>
+      <w:r>
+        <w:rPr>
+          <w:rFonts w:asciiTheme="minorEastAsia" w:hAnsiTheme="minorEastAsia" w:hint="eastAsia"/>
+        </w:rPr>
+        <w:t>“ObjectDataList”+“</w:t>
+      </w:r>
+      <w:r>
+        <w:rPr>
+          <w:rFonts w:asciiTheme="minorEastAsia" w:hAnsiTheme="minorEastAsia" w:hint="eastAsia"/>
+        </w:rPr>
+        <w:t>year</w:t>
+      </w:r>
+      <w:r>
+        <w:rPr>
+          <w:rFonts w:asciiTheme="minorEastAsia" w:hAnsiTheme="minorEastAsia" w:hint="eastAsia"/>
+        </w:rPr>
+        <w:t>”</w:t>
+      </w:r>
+      <w:r>
+        <w:rPr>
+          <w:rFonts w:asciiTheme="minorEastAsia" w:hAnsiTheme="minorEastAsia" w:hint="eastAsia"/>
+        </w:rPr>
+        <w:t>的格式，例如</w:t>
+      </w:r>
+      <w:r>
+        <w:rPr>
+          <w:rFonts w:asciiTheme="minorEastAsia" w:hAnsiTheme="minorEastAsia" w:hint="eastAsia"/>
+        </w:rPr>
+        <w:t>ObjectDataList</w:t>
+      </w:r>
+      <w:r>
+        <w:rPr>
+          <w:rFonts w:asciiTheme="minorEastAsia" w:hAnsiTheme="minorEastAsia"/>
+        </w:rPr>
+        <w:t>2018</w:t>
+      </w:r>
+      <w:r>
+        <w:rPr>
+          <w:rFonts w:asciiTheme="minorEastAsia" w:hAnsiTheme="minorEastAsia" w:hint="eastAsia"/>
+        </w:rPr>
+        <w:t>，</w:t>
+      </w:r>
+      <w:r>
+        <w:rPr>
+          <w:rFonts w:asciiTheme="minorEastAsia" w:hAnsiTheme="minorEastAsia" w:hint="eastAsia"/>
+        </w:rPr>
+        <w:t>ObjectDataList</w:t>
+      </w:r>
+      <w:r>
+        <w:rPr>
+          <w:rFonts w:asciiTheme="minorEastAsia" w:hAnsiTheme="minorEastAsia"/>
+        </w:rPr>
+        <w:t>2019.</w:t>
       </w:r>
     </w:p>
     <w:p>
@@ -8936,6 +9615,7 @@
         <w:rPr>
           <w:rFonts w:hint="eastAsia"/>
         </w:rPr>
+        <w:lastRenderedPageBreak/>
         <w:t>对象名称超长，返回</w:t>
       </w:r>
       <w:r>
@@ -8981,10 +9661,10 @@
       <w:pPr>
         <w:pStyle w:val="3"/>
       </w:pPr>
-      <w:bookmarkStart w:id="2" w:name="_查询对象（List_Objects_v2）"/>
-      <w:bookmarkStart w:id="3" w:name="_查询对象（GET_Bucket_(List"/>
+      <w:bookmarkStart w:id="1" w:name="_查询对象（List_Objects_v2）"/>
+      <w:bookmarkStart w:id="2" w:name="_查询对象（GET_Bucket_(List"/>
+      <w:bookmarkEnd w:id="1"/>
       <w:bookmarkEnd w:id="2"/>
-      <w:bookmarkEnd w:id="3"/>
       <w:r>
         <w:rPr>
           <w:rFonts w:hint="eastAsia"/>
@@ -9108,13 +9788,7 @@
         <w:t>+</w:t>
       </w:r>
       <w:r>
-        <w:t xml:space="preserve"> </w:t>
-      </w:r>
-      <w:r>
-        <w:t>start-after</w:t>
-      </w:r>
-      <w:r>
-        <w:t xml:space="preserve"> &gt; delimiter &gt; continueation-token &gt;max-keys</w:t>
+        <w:t xml:space="preserve"> start-after &gt; delimiter &gt; continueation-token &gt;max-keys</w:t>
       </w:r>
     </w:p>
     <w:p>
@@ -9143,13 +9817,7 @@
         <w:rPr>
           <w:rFonts w:hint="eastAsia"/>
         </w:rPr>
-        <w:t>prefix+</w:t>
-      </w:r>
-      <w:r>
-        <w:rPr>
-          <w:rFonts w:hint="eastAsia"/>
-        </w:rPr>
-        <w:t>start-after</w:t>
+        <w:t>prefix+start-after</w:t>
       </w:r>
       <w:r>
         <w:rPr>
@@ -9167,14 +9835,7 @@
         <w:rPr>
           <w:rFonts w:hint="eastAsia"/>
         </w:rPr>
-        <w:t>的匹配，并计数，匹配</w:t>
-      </w:r>
-      <w:r>
-        <w:rPr>
-          <w:rFonts w:hint="eastAsia"/>
-        </w:rPr>
-        <w:lastRenderedPageBreak/>
-        <w:t>到</w:t>
+        <w:t>的匹配，并计数，匹配到</w:t>
       </w:r>
       <w:r>
         <w:rPr>
@@ -9294,9 +9955,6 @@
     <w:p>
       <w:pPr>
         <w:ind w:left="0" w:firstLine="420"/>
-        <w:rPr>
-          <w:rFonts w:hint="eastAsia"/>
-        </w:rPr>
       </w:pPr>
       <w:r>
         <w:rPr>
@@ -9409,9 +10067,6 @@
     <w:p>
       <w:pPr>
         <w:ind w:left="0" w:firstLine="420"/>
-        <w:rPr>
-          <w:rFonts w:hint="eastAsia"/>
-        </w:rPr>
       </w:pPr>
       <w:r>
         <w:rPr>
@@ -9922,9 +10577,6 @@
         </w:numPr>
         <w:spacing w:beforeLines="50" w:before="156" w:afterLines="50" w:after="156"/>
         <w:ind w:firstLineChars="0"/>
-        <w:rPr>
-          <w:rFonts w:hint="eastAsia"/>
-        </w:rPr>
       </w:pPr>
       <w:r>
         <w:rPr>
@@ -9939,10 +10591,16 @@
         <w:rPr>
           <w:rFonts w:hint="eastAsia"/>
         </w:rPr>
-        <w:t>已经无法指定位置，返回</w:t>
-      </w:r>
-      <w:r>
-        <w:t>ExpiredToken</w:t>
+        <w:t>无法指定位置，返回</w:t>
+      </w:r>
+      <w:r>
+        <w:rPr>
+          <w:rFonts w:hint="eastAsia"/>
+        </w:rPr>
+        <w:t>Invalid</w:t>
+      </w:r>
+      <w:r>
+        <w:t>Argument</w:t>
       </w:r>
       <w:r>
         <w:rPr>
@@ -9950,15 +10608,15 @@
         </w:rPr>
         <w:t>。</w:t>
       </w:r>
-      <w:bookmarkStart w:id="4" w:name="_查询版本（GET_Bucket_Object"/>
-      <w:bookmarkEnd w:id="4"/>
+      <w:bookmarkStart w:id="3" w:name="_查询版本（GET_Bucket_Object"/>
+      <w:bookmarkEnd w:id="3"/>
     </w:p>
     <w:p>
       <w:pPr>
         <w:pStyle w:val="3"/>
       </w:pPr>
-      <w:bookmarkStart w:id="5" w:name="_获取对象（GET_Object）"/>
-      <w:bookmarkEnd w:id="5"/>
+      <w:bookmarkStart w:id="4" w:name="_获取对象（GET_Object）"/>
+      <w:bookmarkEnd w:id="4"/>
       <w:r>
         <w:rPr>
           <w:rFonts w:hint="eastAsia"/>
@@ -10073,9 +10731,6 @@
     <w:p>
       <w:pPr>
         <w:ind w:left="0" w:firstLine="420"/>
-        <w:rPr>
-          <w:rFonts w:hint="eastAsia"/>
-        </w:rPr>
       </w:pPr>
     </w:p>
     <w:p>
@@ -10099,10 +10754,10 @@
           <w:noProof/>
         </w:rPr>
         <w:drawing>
-          <wp:inline distT="0" distB="0" distL="0" distR="0" wp14:anchorId="395D0135" wp14:editId="40041EBA">
-            <wp:extent cx="5059723" cy="2800350"/>
-            <wp:effectExtent l="0" t="0" r="7620" b="0"/>
-            <wp:docPr id="247" name="图片 247"/>
+          <wp:inline distT="0" distB="0" distL="0" distR="0" wp14:anchorId="569C2A52" wp14:editId="64CE64F0">
+            <wp:extent cx="5274310" cy="2915987"/>
+            <wp:effectExtent l="0" t="0" r="2540" b="0"/>
+            <wp:docPr id="1" name="图片 1"/>
             <wp:cNvGraphicFramePr>
               <a:graphicFrameLocks xmlns:a="http://schemas.openxmlformats.org/drawingml/2006/main" noChangeAspect="1"/>
             </wp:cNvGraphicFramePr>
@@ -10110,7 +10765,7 @@
               <a:graphicData uri="http://schemas.openxmlformats.org/drawingml/2006/picture">
                 <pic:pic xmlns:pic="http://schemas.openxmlformats.org/drawingml/2006/picture">
                   <pic:nvPicPr>
-                    <pic:cNvPr id="0" name="Picture 46"/>
+                    <pic:cNvPr id="0" name="Picture 1"/>
                     <pic:cNvPicPr>
                       <a:picLocks noChangeAspect="1" noChangeArrowheads="1"/>
                     </pic:cNvPicPr>
@@ -10131,7 +10786,7 @@
                   <pic:spPr bwMode="auto">
                     <a:xfrm>
                       <a:off x="0" y="0"/>
-                      <a:ext cx="5062538" cy="2801908"/>
+                      <a:ext cx="5274310" cy="2915987"/>
                     </a:xfrm>
                     <a:prstGeom prst="rect">
                       <a:avLst/>
@@ -10147,6 +10802,8 @@
           </wp:inline>
         </w:drawing>
       </w:r>
+      <w:bookmarkStart w:id="5" w:name="_GoBack"/>
+      <w:bookmarkEnd w:id="5"/>
     </w:p>
     <w:p>
       <w:pPr>
@@ -10241,9 +10898,6 @@
         </w:numPr>
         <w:spacing w:beforeLines="50" w:before="156" w:afterLines="50" w:after="156"/>
         <w:ind w:firstLineChars="0"/>
-        <w:rPr>
-          <w:rFonts w:hint="eastAsia"/>
-        </w:rPr>
       </w:pPr>
       <w:r>
         <w:rPr>
@@ -10359,9 +11013,6 @@
     <w:p>
       <w:pPr>
         <w:ind w:left="0" w:firstLineChars="200" w:firstLine="420"/>
-        <w:rPr>
-          <w:rFonts w:hint="eastAsia"/>
-        </w:rPr>
       </w:pPr>
       <w:r>
         <w:rPr>
@@ -10395,9 +11046,6 @@
     <w:p>
       <w:pPr>
         <w:ind w:left="0"/>
-        <w:rPr>
-          <w:rFonts w:hint="eastAsia"/>
-        </w:rPr>
       </w:pPr>
       <w:r>
         <w:rPr>
@@ -10609,9 +11257,6 @@
         </w:numPr>
         <w:spacing w:beforeLines="50" w:before="156" w:afterLines="50" w:after="156"/>
         <w:ind w:firstLineChars="0"/>
-        <w:rPr>
-          <w:rFonts w:hint="eastAsia"/>
-        </w:rPr>
       </w:pPr>
       <w:r>
         <w:rPr>
@@ -11476,9 +12121,6 @@
           <w:p>
             <w:pPr>
               <w:ind w:left="0"/>
-              <w:rPr>
-                <w:rFonts w:hint="eastAsia"/>
-              </w:rPr>
             </w:pPr>
             <w:r>
               <w:rPr>
@@ -11507,9 +12149,6 @@
           <w:p>
             <w:pPr>
               <w:ind w:left="0"/>
-              <w:rPr>
-                <w:rFonts w:hint="eastAsia"/>
-              </w:rPr>
             </w:pPr>
             <w:r>
               <w:rPr>
@@ -11528,9 +12167,6 @@
           <w:p>
             <w:pPr>
               <w:ind w:left="0"/>
-              <w:rPr>
-                <w:rFonts w:hint="eastAsia"/>
-              </w:rPr>
             </w:pPr>
             <w:r>
               <w:rPr>
@@ -11547,9 +12183,6 @@
           <w:p>
             <w:pPr>
               <w:ind w:left="0"/>
-              <w:rPr>
-                <w:rFonts w:hint="eastAsia"/>
-              </w:rPr>
             </w:pPr>
             <w:r>
               <w:rPr>
@@ -11578,9 +12211,6 @@
           <w:p>
             <w:pPr>
               <w:ind w:left="0"/>
-              <w:rPr>
-                <w:rFonts w:hint="eastAsia"/>
-              </w:rPr>
             </w:pPr>
             <w:r>
               <w:rPr>
@@ -11599,9 +12229,6 @@
           <w:p>
             <w:pPr>
               <w:ind w:left="0"/>
-              <w:rPr>
-                <w:rFonts w:hint="eastAsia"/>
-              </w:rPr>
             </w:pPr>
             <w:r>
               <w:rPr>
@@ -11618,9 +12245,6 @@
           <w:p>
             <w:pPr>
               <w:ind w:left="0"/>
-              <w:rPr>
-                <w:rFonts w:hint="eastAsia"/>
-              </w:rPr>
             </w:pPr>
             <w:r>
               <w:t xml:space="preserve">GET Bucket Object </w:t>
@@ -11643,9 +12267,6 @@
           <w:p>
             <w:pPr>
               <w:ind w:left="0"/>
-              <w:rPr>
-                <w:rFonts w:hint="eastAsia"/>
-              </w:rPr>
             </w:pPr>
             <w:r>
               <w:rPr>
@@ -12861,7 +13482,6 @@
         <w:docPartUnique/>
       </w:docPartObj>
     </w:sdtPr>
-    <w:sdtEndPr/>
     <w:sdtContent>
       <w:p>
         <w:pPr>
@@ -12882,7 +13502,7 @@
             <w:noProof/>
             <w:lang w:val="zh-CN"/>
           </w:rPr>
-          <w:t>8</w:t>
+          <w:t>19</w:t>
         </w:r>
         <w:r>
           <w:fldChar w:fldCharType="end"/>
@@ -17528,7 +18148,7 @@
 </file>
 
 <file path=customXml/itemProps1.xml><?xml version="1.0" encoding="utf-8"?>
-<ds:datastoreItem xmlns:ds="http://schemas.openxmlformats.org/officeDocument/2006/customXml" ds:itemID="{4D4DE466-6684-4185-B962-E2CFC9B8B060}">
+<ds:datastoreItem xmlns:ds="http://schemas.openxmlformats.org/officeDocument/2006/customXml" ds:itemID="{D9FD0511-BC00-4E0C-99BB-F73C7BFA5994}">
   <ds:schemaRefs>
     <ds:schemaRef ds:uri="http://schemas.openxmlformats.org/officeDocument/2006/bibliography"/>
   </ds:schemaRefs>

--- a/internal_doc/03.开发设计/Amazon S3接口兼容/Story--SequoiaDB兼容Amazon S3接口 -对象管理.docx
+++ b/internal_doc/03.开发设计/Amazon S3接口兼容/Story--SequoiaDB兼容Amazon S3接口 -对象管理.docx
@@ -6,7 +6,6 @@
       <w:pPr>
         <w:pStyle w:val="ab"/>
       </w:pPr>
-      <w:proofErr w:type="spellStart"/>
       <w:r>
         <w:rPr>
           <w:rFonts w:hint="eastAsia"/>
@@ -16,7 +15,6 @@
       <w:r>
         <w:t>equoiaDB</w:t>
       </w:r>
-      <w:proofErr w:type="spellEnd"/>
       <w:r>
         <w:rPr>
           <w:rFonts w:hint="eastAsia"/>
@@ -115,14 +113,12 @@
               </w:rPr>
               <w:t xml:space="preserve">  </w:t>
             </w:r>
-            <w:proofErr w:type="gramStart"/>
             <w:r>
               <w:rPr>
                 <w:rFonts w:hint="eastAsia"/>
               </w:rPr>
               <w:t>赵玉静</w:t>
             </w:r>
-            <w:proofErr w:type="gramEnd"/>
           </w:p>
         </w:tc>
         <w:tc>
@@ -139,7 +135,6 @@
               </w:rPr>
               <w:t>继承自</w:t>
             </w:r>
-            <w:proofErr w:type="spellStart"/>
             <w:r>
               <w:rPr>
                 <w:rFonts w:hint="eastAsia"/>
@@ -149,7 +144,6 @@
             <w:r>
               <w:t>equoiaDB</w:t>
             </w:r>
-            <w:proofErr w:type="spellEnd"/>
             <w:r>
               <w:rPr>
                 <w:rFonts w:hint="eastAsia"/>
@@ -395,7 +389,6 @@
         </w:rPr>
         <w:t>接口访问</w:t>
       </w:r>
-      <w:proofErr w:type="spellStart"/>
       <w:r>
         <w:rPr>
           <w:rFonts w:hint="eastAsia"/>
@@ -403,7 +396,6 @@
         </w:rPr>
         <w:t>SequoiaDB</w:t>
       </w:r>
-      <w:proofErr w:type="spellEnd"/>
       <w:r>
         <w:rPr>
           <w:rFonts w:hint="eastAsia"/>
@@ -439,7 +431,6 @@
         </w:rPr>
         <w:t>通过</w:t>
       </w:r>
-      <w:proofErr w:type="spellStart"/>
       <w:r>
         <w:rPr>
           <w:rFonts w:hint="eastAsia"/>
@@ -447,7 +438,6 @@
         </w:rPr>
         <w:t>SequoiaDB</w:t>
       </w:r>
-      <w:proofErr w:type="spellEnd"/>
       <w:r>
         <w:rPr>
           <w:rFonts w:hint="eastAsia"/>
@@ -1236,22 +1226,18 @@
               </w:rPr>
               <w:t>，</w:t>
             </w:r>
-            <w:proofErr w:type="gramStart"/>
             <w:r>
               <w:t>”</w:t>
             </w:r>
-            <w:proofErr w:type="gramEnd"/>
             <w:r>
               <w:rPr>
                 <w:rFonts w:hint="eastAsia"/>
               </w:rPr>
               <w:t>127</w:t>
             </w:r>
-            <w:proofErr w:type="gramStart"/>
             <w:r>
               <w:t>”</w:t>
             </w:r>
-            <w:proofErr w:type="gramEnd"/>
           </w:p>
         </w:tc>
         <w:tc>
@@ -1392,19 +1378,11 @@
               </w:rPr>
               <w:t xml:space="preserve"> </w:t>
             </w:r>
-            <w:proofErr w:type="gramStart"/>
-            <w:r>
-              <w:rPr>
-                <w:rFonts w:hint="eastAsia"/>
-              </w:rPr>
-              <w:t>些使用</w:t>
-            </w:r>
-            <w:proofErr w:type="gramEnd"/>
-            <w:r>
-              <w:rPr>
-                <w:rFonts w:hint="eastAsia"/>
-              </w:rPr>
-              <w:t>情形中丢失</w:t>
+            <w:r>
+              <w:rPr>
+                <w:rFonts w:hint="eastAsia"/>
+              </w:rPr>
+              <w:t>些使用情形中丢失</w:t>
             </w:r>
             <w:r>
               <w:rPr>
@@ -1618,14 +1596,12 @@
               </w:rPr>
               <w:t>/</w:t>
             </w:r>
-            <w:proofErr w:type="gramStart"/>
             <w:r>
               <w:rPr>
                 <w:rFonts w:hint="eastAsia"/>
               </w:rPr>
               <w:t>反勾号</w:t>
             </w:r>
-            <w:proofErr w:type="gramEnd"/>
           </w:p>
         </w:tc>
       </w:tr>
@@ -2122,35 +2098,15 @@
         </w:rPr>
         <w:t>：在</w:t>
       </w:r>
-      <w:r>
-        <w:fldChar w:fldCharType="begin"/>
-      </w:r>
-      <w:r>
-        <w:instrText xml:space="preserve"> HYPERLINK \l "_</w:instrText>
-      </w:r>
-      <w:r>
-        <w:instrText>公共头部</w:instrText>
-      </w:r>
-      <w:r>
-        <w:instrText xml:space="preserve">" </w:instrText>
-      </w:r>
-      <w:r>
-        <w:fldChar w:fldCharType="separate"/>
-      </w:r>
-      <w:r>
-        <w:rPr>
-          <w:rStyle w:val="ad"/>
-          <w:rFonts w:cstheme="minorHAnsi"/>
-        </w:rPr>
-        <w:t>公共头部</w:t>
-      </w:r>
-      <w:r>
-        <w:rPr>
-          <w:rStyle w:val="ad"/>
-          <w:rFonts w:cstheme="minorHAnsi"/>
-        </w:rPr>
-        <w:fldChar w:fldCharType="end"/>
-      </w:r>
+      <w:hyperlink w:anchor="_公共头部" w:history="1">
+        <w:r>
+          <w:rPr>
+            <w:rStyle w:val="ad"/>
+            <w:rFonts w:cstheme="minorHAnsi"/>
+          </w:rPr>
+          <w:t>公共头部</w:t>
+        </w:r>
+      </w:hyperlink>
       <w:r>
         <w:rPr>
           <w:rFonts w:hint="eastAsia"/>
@@ -2452,13 +2408,8 @@
             </w:r>
             <w:r>
               <w:lastRenderedPageBreak/>
-              <w:t>specify the Authorization header, you must specify either the x-</w:t>
-            </w:r>
-            <w:proofErr w:type="spellStart"/>
-            <w:r>
-              <w:t>amz</w:t>
-            </w:r>
-            <w:proofErr w:type="spellEnd"/>
+              <w:t>specify the Authorization header, you must specify either the x-amz</w:t>
+            </w:r>
             <w:r>
               <w:t>-</w:t>
             </w:r>
@@ -2505,15 +2456,7 @@
             </w:pPr>
             <w:r>
               <w:lastRenderedPageBreak/>
-              <w:t>x-</w:t>
-            </w:r>
-            <w:proofErr w:type="spellStart"/>
-            <w:r>
-              <w:t>amz</w:t>
-            </w:r>
-            <w:proofErr w:type="spellEnd"/>
-            <w:r>
-              <w:t>-date</w:t>
+              <w:t>x-amz-date</w:t>
             </w:r>
           </w:p>
         </w:tc>
@@ -2532,26 +2475,13 @@
               <w:t xml:space="preserve"> </w:t>
             </w:r>
             <w:r>
-              <w:t>When you specify the Authorization header, you must specify either the x-</w:t>
-            </w:r>
-            <w:proofErr w:type="spellStart"/>
-            <w:r>
-              <w:t>amz</w:t>
-            </w:r>
-            <w:proofErr w:type="spellEnd"/>
+              <w:t>When you specify the Authorization header, you must specify either the x-amz</w:t>
+            </w:r>
             <w:r>
               <w:t>-</w:t>
             </w:r>
             <w:r>
-              <w:t>date or the Date header. If you specify both, the value speciﬁed for the x-</w:t>
-            </w:r>
-            <w:proofErr w:type="spellStart"/>
-            <w:r>
-              <w:t>amz</w:t>
-            </w:r>
-            <w:proofErr w:type="spellEnd"/>
-            <w:r>
-              <w:t>-date header takes precedence.</w:t>
+              <w:t>date or the Date header. If you specify both, the value speciﬁed for the x-amz-date header takes precedence.</w:t>
             </w:r>
           </w:p>
         </w:tc>
@@ -2591,15 +2521,7 @@
               <w:ind w:left="0"/>
             </w:pPr>
             <w:r>
-              <w:t>x-</w:t>
-            </w:r>
-            <w:proofErr w:type="spellStart"/>
-            <w:r>
-              <w:t>amz</w:t>
-            </w:r>
-            <w:proofErr w:type="spellEnd"/>
-            <w:r>
-              <w:t>-meta-</w:t>
+              <w:t>x-amz-meta-</w:t>
             </w:r>
             <w:r>
               <w:t>*</w:t>
@@ -2615,15 +2537,7 @@
               <w:ind w:left="0"/>
             </w:pPr>
             <w:r>
-              <w:t xml:space="preserve">Headers starting with this preﬁx are user-deﬁned metadata. Within the PUT request header, the user-deﬁned metadata is limited to 2 KB in size. User-deﬁned metadata is a set of </w:t>
-            </w:r>
-            <w:proofErr w:type="spellStart"/>
-            <w:r>
-              <w:t>keyvalue</w:t>
-            </w:r>
-            <w:proofErr w:type="spellEnd"/>
-            <w:r>
-              <w:t xml:space="preserve"> pairs. The size of user-deﬁned metadata is the sum of the number of bytes in the UTF-8 encoding of each key and value.</w:t>
+              <w:t>Headers starting with this preﬁx are user-deﬁned metadata. Within the PUT request header, the user-deﬁned metadata is limited to 2 KB in size. User-deﬁned metadata is a set of keyvalue pairs. The size of user-deﬁned metadata is the sum of the number of bytes in the UTF-8 encoding of each key and value.</w:t>
             </w:r>
           </w:p>
         </w:tc>
@@ -2810,11 +2724,9 @@
             <w:pPr>
               <w:ind w:left="0"/>
             </w:pPr>
-            <w:proofErr w:type="spellStart"/>
             <w:r>
               <w:t>ContentDisposition</w:t>
             </w:r>
-            <w:proofErr w:type="spellEnd"/>
           </w:p>
         </w:tc>
         <w:tc>
@@ -3237,14 +3149,12 @@
                 <w:b/>
               </w:rPr>
             </w:pPr>
-            <w:proofErr w:type="spellStart"/>
             <w:r>
               <w:rPr>
                 <w:rFonts w:hint="eastAsia"/>
               </w:rPr>
               <w:t>ObjectData</w:t>
             </w:r>
-            <w:proofErr w:type="spellEnd"/>
           </w:p>
         </w:tc>
         <w:tc>
@@ -3460,21 +3370,7 @@
               <w:rPr>
                 <w:i/>
               </w:rPr>
-              <w:t>x-</w:t>
-            </w:r>
-            <w:proofErr w:type="spellStart"/>
-            <w:r>
-              <w:rPr>
-                <w:i/>
-              </w:rPr>
-              <w:t>amz</w:t>
-            </w:r>
-            <w:proofErr w:type="spellEnd"/>
-            <w:r>
-              <w:rPr>
-                <w:i/>
-              </w:rPr>
-              <w:t xml:space="preserve">-meta-author: Janet </w:t>
+              <w:t xml:space="preserve">x-amz-meta-author: Janet </w:t>
             </w:r>
           </w:p>
           <w:p>
@@ -3587,13 +3483,8 @@
               <w:ind w:left="0"/>
             </w:pPr>
             <w:r>
-              <w:t>x-</w:t>
-            </w:r>
-            <w:proofErr w:type="spellStart"/>
-            <w:r>
-              <w:t>amz</w:t>
-            </w:r>
-            <w:proofErr w:type="spellEnd"/>
+              <w:t>x-amz</w:t>
+            </w:r>
             <w:r>
               <w:rPr>
                 <w:rFonts w:hint="eastAsia"/>
@@ -3672,14 +3563,12 @@
             <w:pPr>
               <w:ind w:left="0"/>
             </w:pPr>
-            <w:proofErr w:type="spellStart"/>
             <w:r>
               <w:rPr>
                 <w:rFonts w:hint="eastAsia"/>
               </w:rPr>
               <w:t>ETag</w:t>
             </w:r>
-            <w:proofErr w:type="spellEnd"/>
           </w:p>
         </w:tc>
         <w:tc>
@@ -3691,26 +3580,13 @@
               <w:ind w:left="0"/>
             </w:pPr>
             <w:r>
-              <w:t xml:space="preserve">The </w:t>
-            </w:r>
-            <w:proofErr w:type="spellStart"/>
-            <w:r>
-              <w:t>ETag</w:t>
-            </w:r>
-            <w:proofErr w:type="spellEnd"/>
+              <w:t>The ETag</w:t>
+            </w:r>
             <w:r>
               <w:t xml:space="preserve"> is</w:t>
             </w:r>
             <w:r>
-              <w:t xml:space="preserve"> an MD5 digest of the object data. The </w:t>
-            </w:r>
-            <w:proofErr w:type="spellStart"/>
-            <w:r>
-              <w:t>ETag</w:t>
-            </w:r>
-            <w:proofErr w:type="spellEnd"/>
-            <w:r>
-              <w:t xml:space="preserve"> reﬂects changes only to the contents of an object, not its metadata. </w:t>
+              <w:t xml:space="preserve"> an MD5 digest of the object data. The ETag reﬂects changes only to the contents of an object, not its metadata. </w:t>
             </w:r>
           </w:p>
           <w:p>
@@ -3768,15 +3644,7 @@
               <w:ind w:left="0"/>
             </w:pPr>
             <w:r>
-              <w:t>x-</w:t>
-            </w:r>
-            <w:proofErr w:type="spellStart"/>
-            <w:r>
-              <w:t>amz</w:t>
-            </w:r>
-            <w:proofErr w:type="spellEnd"/>
-            <w:r>
-              <w:t xml:space="preserve">-version-id: 43jfkodU8493jnFJD9fjj3HHNVfdsQUIFDNsidf038jfdsjGFDSIRp </w:t>
+              <w:t xml:space="preserve">x-amz-version-id: 43jfkodU8493jnFJD9fjj3HHNVfdsQUIFDNsidf038jfdsjGFDSIRp </w:t>
             </w:r>
           </w:p>
           <w:p>
@@ -3791,13 +3659,8 @@
             <w:pPr>
               <w:ind w:left="0"/>
             </w:pPr>
-            <w:proofErr w:type="spellStart"/>
-            <w:r>
-              <w:t>ETag</w:t>
-            </w:r>
-            <w:proofErr w:type="spellEnd"/>
-            <w:r>
-              <w:t xml:space="preserve">: "fbacf535f27731c9771645a39863328" </w:t>
+            <w:r>
+              <w:t xml:space="preserve">ETag: "fbacf535f27731c9771645a39863328" </w:t>
             </w:r>
           </w:p>
           <w:p>
@@ -3823,14 +3686,12 @@
             <w:r>
               <w:t xml:space="preserve">Server: </w:t>
             </w:r>
-            <w:proofErr w:type="spellStart"/>
             <w:r>
               <w:rPr>
                 <w:rFonts w:hint="eastAsia"/>
               </w:rPr>
               <w:t>SequoiaS</w:t>
             </w:r>
-            <w:proofErr w:type="spellEnd"/>
           </w:p>
         </w:tc>
       </w:tr>
@@ -4000,23 +3861,7 @@
               <w:ind w:left="0"/>
             </w:pPr>
             <w:r>
-              <w:t xml:space="preserve">A delimiter is a character you use to group keys. If you specify a prefix, all of the keys that contain the same string between the prefix and the ﬁrst occurrence of the delimiter after the preﬁx are grouped under a single result element called </w:t>
-            </w:r>
-            <w:proofErr w:type="spellStart"/>
-            <w:r>
-              <w:t>CommonPrefixes</w:t>
-            </w:r>
-            <w:proofErr w:type="spellEnd"/>
-            <w:r>
-              <w:t xml:space="preserve">. If you don't specify the prefix parameter, the substring starts at the beginning of the key. The keys that are grouped under the </w:t>
-            </w:r>
-            <w:proofErr w:type="spellStart"/>
-            <w:r>
-              <w:t>CommonPrefixes</w:t>
-            </w:r>
-            <w:proofErr w:type="spellEnd"/>
-            <w:r>
-              <w:t xml:space="preserve"> result element are not returned elsewhere in the response.</w:t>
+              <w:t>A delimiter is a character you use to group keys. If you specify a prefix, all of the keys that contain the same string between the prefix and the ﬁrst occurrence of the delimiter after the preﬁx are grouped under a single result element called CommonPrefixes. If you don't specify the prefix parameter, the substring starts at the beginning of the key. The keys that are grouped under the CommonPrefixes result element are not returned elsewhere in the response.</w:t>
             </w:r>
           </w:p>
           <w:p>
@@ -4161,13 +4006,8 @@
               <w:ind w:left="0"/>
             </w:pPr>
             <w:r>
-              <w:t xml:space="preserve">Type: </w:t>
-            </w:r>
-            <w:proofErr w:type="spellStart"/>
-            <w:r>
-              <w:t>Int</w:t>
-            </w:r>
-            <w:proofErr w:type="spellEnd"/>
+              <w:t>Type: Int</w:t>
+            </w:r>
           </w:p>
         </w:tc>
         <w:tc>
@@ -4199,7 +4039,6 @@
             <w:pPr>
               <w:ind w:left="0"/>
             </w:pPr>
-            <w:proofErr w:type="spellStart"/>
             <w:r>
               <w:rPr>
                 <w:rFonts w:hint="eastAsia"/>
@@ -4209,7 +4048,6 @@
             <w:r>
               <w:t>ontinuationtoken</w:t>
             </w:r>
-            <w:proofErr w:type="spellEnd"/>
           </w:p>
         </w:tc>
         <w:tc>
@@ -4221,22 +4059,13 @@
               <w:ind w:left="0"/>
             </w:pPr>
             <w:r>
-              <w:t xml:space="preserve">When the response to this API call is truncated (that is, the </w:t>
-            </w:r>
-            <w:proofErr w:type="spellStart"/>
-            <w:r>
-              <w:t>IsTruncated</w:t>
-            </w:r>
-            <w:proofErr w:type="spellEnd"/>
-            <w:r>
-              <w:t xml:space="preserve"> response element value is true), the response also includes the NextContinuationToken element. To list the next set of objects, you can use the NextContinuationToken element in the next request as the continuation-token. </w:t>
-            </w:r>
-          </w:p>
-          <w:p>
-            <w:pPr>
-              <w:ind w:left="0"/>
-            </w:pPr>
-            <w:proofErr w:type="spellStart"/>
+              <w:t xml:space="preserve">When the response to this API call is truncated (that is, the IsTruncated response element value is true), the response also includes the NextContinuationToken element. To list the next set of objects, you can use the NextContinuationToken element in the next request as the continuation-token. </w:t>
+            </w:r>
+          </w:p>
+          <w:p>
+            <w:pPr>
+              <w:ind w:left="0"/>
+            </w:pPr>
             <w:r>
               <w:t>Type:</w:t>
             </w:r>
@@ -4249,7 +4078,6 @@
               </w:rPr>
               <w:t>tring</w:t>
             </w:r>
-            <w:proofErr w:type="spellEnd"/>
           </w:p>
         </w:tc>
         <w:tc>
@@ -4338,15 +4166,7 @@
               <w:ind w:left="0"/>
             </w:pPr>
             <w:r>
-              <w:t xml:space="preserve">Delimiter, Prefix, ContinuationToken, Key, and </w:t>
-            </w:r>
-            <w:proofErr w:type="spellStart"/>
-            <w:r>
-              <w:t>StartAfter</w:t>
-            </w:r>
-            <w:proofErr w:type="spellEnd"/>
-            <w:r>
-              <w:t>.</w:t>
+              <w:t>Delimiter, Prefix, ContinuationToken, Key, and StartAfter.</w:t>
             </w:r>
           </w:p>
           <w:p>
@@ -4370,13 +4190,8 @@
               <w:ind w:left="0"/>
             </w:pPr>
             <w:r>
-              <w:t xml:space="preserve">Valid value: </w:t>
-            </w:r>
-            <w:proofErr w:type="spellStart"/>
-            <w:r>
-              <w:t>url</w:t>
-            </w:r>
-            <w:proofErr w:type="spellEnd"/>
+              <w:t>Valid value: url</w:t>
+            </w:r>
           </w:p>
         </w:tc>
         <w:tc>
@@ -4551,34 +4366,15 @@
         </w:rPr>
         <w:t>，参考</w:t>
       </w:r>
-      <w:r>
-        <w:fldChar w:fldCharType="begin"/>
-      </w:r>
-      <w:r>
-        <w:instrText xml:space="preserve"> HYPERLINK \l "_</w:instrText>
-      </w:r>
-      <w:r>
-        <w:instrText>公共头部</w:instrText>
-      </w:r>
-      <w:r>
-        <w:instrText xml:space="preserve">" </w:instrText>
-      </w:r>
-      <w:r>
-        <w:fldChar w:fldCharType="separate"/>
-      </w:r>
-      <w:r>
-        <w:rPr>
-          <w:rStyle w:val="ad"/>
-          <w:rFonts w:hint="eastAsia"/>
-        </w:rPr>
-        <w:t>公共头部</w:t>
-      </w:r>
-      <w:r>
-        <w:rPr>
-          <w:rStyle w:val="ad"/>
-        </w:rPr>
-        <w:fldChar w:fldCharType="end"/>
-      </w:r>
+      <w:hyperlink w:anchor="_公共头部" w:history="1">
+        <w:r>
+          <w:rPr>
+            <w:rStyle w:val="ad"/>
+            <w:rFonts w:hint="eastAsia"/>
+          </w:rPr>
+          <w:t>公共头部</w:t>
+        </w:r>
+      </w:hyperlink>
       <w:r>
         <w:rPr>
           <w:rFonts w:hint="eastAsia"/>
@@ -4717,13 +4513,8 @@
               <w:ind w:left="0"/>
             </w:pPr>
             <w:r>
-              <w:t xml:space="preserve">Ancestor: </w:t>
-            </w:r>
-            <w:proofErr w:type="spellStart"/>
-            <w:r>
-              <w:t>ListBucketResult</w:t>
-            </w:r>
-            <w:proofErr w:type="spellEnd"/>
+              <w:t>Ancestor: ListBucketResult</w:t>
+            </w:r>
           </w:p>
         </w:tc>
       </w:tr>
@@ -4736,11 +4527,9 @@
             <w:pPr>
               <w:ind w:left="0"/>
             </w:pPr>
-            <w:proofErr w:type="spellStart"/>
             <w:r>
               <w:t>CommonPrefixes</w:t>
             </w:r>
-            <w:proofErr w:type="spellEnd"/>
           </w:p>
         </w:tc>
         <w:tc>
@@ -4752,63 +4541,31 @@
               <w:ind w:left="0"/>
             </w:pPr>
             <w:r>
-              <w:t xml:space="preserve">All of the keys rolled up into a common preﬁx count as a single return when calculating the number of returns. See </w:t>
-            </w:r>
-            <w:proofErr w:type="spellStart"/>
-            <w:r>
-              <w:t>MaxKeys</w:t>
-            </w:r>
-            <w:proofErr w:type="spellEnd"/>
-            <w:r>
-              <w:t>.</w:t>
-            </w:r>
-          </w:p>
-          <w:p>
-            <w:pPr>
-              <w:ind w:left="0"/>
-            </w:pPr>
-            <w:r>
-              <w:t xml:space="preserve">• A response can contain </w:t>
-            </w:r>
-            <w:proofErr w:type="spellStart"/>
-            <w:r>
-              <w:t>CommonPrefixes</w:t>
-            </w:r>
-            <w:proofErr w:type="spellEnd"/>
-            <w:r>
-              <w:t xml:space="preserve"> only if you specify a delimiter. </w:t>
-            </w:r>
-          </w:p>
-          <w:p>
-            <w:pPr>
-              <w:ind w:left="0"/>
-            </w:pPr>
-            <w:r>
-              <w:t xml:space="preserve">• </w:t>
-            </w:r>
-            <w:proofErr w:type="spellStart"/>
-            <w:r>
-              <w:t>CommonPrefixes</w:t>
-            </w:r>
-            <w:proofErr w:type="spellEnd"/>
-            <w:r>
-              <w:t xml:space="preserve"> contains all (if there are any) keys between Prefix and the next occurrence of the string speciﬁed by a delimiter.</w:t>
-            </w:r>
-          </w:p>
-          <w:p>
-            <w:pPr>
-              <w:ind w:left="0"/>
-            </w:pPr>
-            <w:r>
-              <w:t xml:space="preserve">• </w:t>
-            </w:r>
-            <w:proofErr w:type="spellStart"/>
-            <w:r>
-              <w:t>CommonPrefixes</w:t>
-            </w:r>
-            <w:proofErr w:type="spellEnd"/>
-            <w:r>
-              <w:t xml:space="preserve"> lists keys that act like subdirectories in the directory speciﬁed by Prefix.</w:t>
+              <w:t>All of the keys rolled up into a common preﬁx count as a single return when calculating the number of returns. See MaxKeys.</w:t>
+            </w:r>
+          </w:p>
+          <w:p>
+            <w:pPr>
+              <w:ind w:left="0"/>
+            </w:pPr>
+            <w:r>
+              <w:t xml:space="preserve">• A response can contain CommonPrefixes only if you specify a delimiter. </w:t>
+            </w:r>
+          </w:p>
+          <w:p>
+            <w:pPr>
+              <w:ind w:left="0"/>
+            </w:pPr>
+            <w:r>
+              <w:t>• CommonPrefixes contains all (if there are any) keys between Prefix and the next occurrence of the string speciﬁed by a delimiter.</w:t>
+            </w:r>
+          </w:p>
+          <w:p>
+            <w:pPr>
+              <w:ind w:left="0"/>
+            </w:pPr>
+            <w:r>
+              <w:t>• CommonPrefixes lists keys that act like subdirectories in the directory speciﬁed by Prefix.</w:t>
             </w:r>
           </w:p>
           <w:p>
@@ -4824,13 +4581,8 @@
               <w:ind w:left="0"/>
             </w:pPr>
             <w:r>
-              <w:t xml:space="preserve">Ancestor: </w:t>
-            </w:r>
-            <w:proofErr w:type="spellStart"/>
-            <w:r>
-              <w:t>ListBucketResult</w:t>
-            </w:r>
-            <w:proofErr w:type="spellEnd"/>
+              <w:t>Ancestor: ListBucketResult</w:t>
+            </w:r>
           </w:p>
         </w:tc>
       </w:tr>
@@ -4857,23 +4609,7 @@
               <w:ind w:left="0"/>
             </w:pPr>
             <w:r>
-              <w:t xml:space="preserve">Causes keys that contain the same string between the preﬁx and the ﬁrst occurrence of the delimiter to be rolled up into a single result element in the </w:t>
-            </w:r>
-            <w:proofErr w:type="spellStart"/>
-            <w:r>
-              <w:t>CommonPrefixes</w:t>
-            </w:r>
-            <w:proofErr w:type="spellEnd"/>
-            <w:r>
-              <w:t xml:space="preserve"> collection. These rolled-up keys are not returned elsewhere in the response. Each rolled-up result counts as only one return against the </w:t>
-            </w:r>
-            <w:proofErr w:type="spellStart"/>
-            <w:r>
-              <w:t>MaxKeys</w:t>
-            </w:r>
-            <w:proofErr w:type="spellEnd"/>
-            <w:r>
-              <w:t xml:space="preserve"> value.</w:t>
+              <w:t>Causes keys that contain the same string between the preﬁx and the ﬁrst occurrence of the delimiter to be rolled up into a single result element in the CommonPrefixes collection. These rolled-up keys are not returned elsewhere in the response. Each rolled-up result counts as only one return against the MaxKeys value.</w:t>
             </w:r>
           </w:p>
         </w:tc>
@@ -4887,11 +4623,9 @@
             <w:pPr>
               <w:ind w:left="0"/>
             </w:pPr>
-            <w:proofErr w:type="spellStart"/>
             <w:r>
               <w:t>IsTruncated</w:t>
             </w:r>
-            <w:proofErr w:type="spellEnd"/>
           </w:p>
         </w:tc>
         <w:tc>
@@ -4903,29 +4637,16 @@
               <w:ind w:left="0"/>
             </w:pPr>
             <w:r>
-              <w:t xml:space="preserve">Set to false if all of the results were returned. Set to true if more keys are available to return. If the number of results exceeds that speciﬁed by </w:t>
-            </w:r>
-            <w:proofErr w:type="spellStart"/>
-            <w:r>
-              <w:t>MaxKeys</w:t>
-            </w:r>
-            <w:proofErr w:type="spellEnd"/>
-            <w:r>
-              <w:t>, all of the results might not be returned. Type: Boolean</w:t>
-            </w:r>
-          </w:p>
-          <w:p>
-            <w:pPr>
-              <w:ind w:left="0"/>
-            </w:pPr>
-            <w:r>
-              <w:t xml:space="preserve">Ancestor: </w:t>
-            </w:r>
-            <w:proofErr w:type="spellStart"/>
-            <w:r>
-              <w:t>ListBucketResult</w:t>
-            </w:r>
-            <w:proofErr w:type="spellEnd"/>
+              <w:t>Set to false if all of the results were returned. Set to true if more keys are available to return. If the number of results exceeds that speciﬁed by MaxKeys, all of the results might not be returned. Type: Boolean</w:t>
+            </w:r>
+          </w:p>
+          <w:p>
+            <w:pPr>
+              <w:ind w:left="0"/>
+            </w:pPr>
+            <w:r>
+              <w:t>Ancestor: ListBucketResult</w:t>
+            </w:r>
           </w:p>
         </w:tc>
       </w:tr>
@@ -4968,13 +4689,8 @@
               <w:ind w:left="0"/>
             </w:pPr>
             <w:r>
-              <w:t xml:space="preserve">Ancestor: </w:t>
-            </w:r>
-            <w:proofErr w:type="spellStart"/>
-            <w:r>
-              <w:t>ListBucketResult</w:t>
-            </w:r>
-            <w:proofErr w:type="spellEnd"/>
+              <w:t>Ancestor: ListBucketResult</w:t>
+            </w:r>
           </w:p>
         </w:tc>
       </w:tr>
@@ -4987,11 +4703,9 @@
             <w:pPr>
               <w:ind w:left="0"/>
             </w:pPr>
-            <w:proofErr w:type="spellStart"/>
             <w:r>
               <w:t>KeyCount</w:t>
             </w:r>
-            <w:proofErr w:type="spellEnd"/>
           </w:p>
         </w:tc>
         <w:tc>
@@ -5003,15 +4717,7 @@
               <w:ind w:left="0"/>
             </w:pPr>
             <w:r>
-              <w:t xml:space="preserve">Returns the number of keys included in the response. The value is always less than or equal to the </w:t>
-            </w:r>
-            <w:proofErr w:type="spellStart"/>
-            <w:r>
-              <w:t>MaxKeys</w:t>
-            </w:r>
-            <w:proofErr w:type="spellEnd"/>
-            <w:r>
-              <w:t xml:space="preserve"> value. </w:t>
+              <w:t xml:space="preserve">Returns the number of keys included in the response. The value is always less than or equal to the MaxKeys value. </w:t>
             </w:r>
           </w:p>
           <w:p>
@@ -5027,13 +4733,8 @@
               <w:ind w:left="0"/>
             </w:pPr>
             <w:r>
-              <w:t xml:space="preserve">Ancestor: </w:t>
-            </w:r>
-            <w:proofErr w:type="spellStart"/>
-            <w:r>
-              <w:t>ListBucketResult</w:t>
-            </w:r>
-            <w:proofErr w:type="spellEnd"/>
+              <w:t>Ancestor: ListBucketResult</w:t>
+            </w:r>
           </w:p>
         </w:tc>
       </w:tr>
@@ -5062,14 +4763,9 @@
             <w:r>
               <w:t xml:space="preserve">If the response is truncated, Amazon S3 returns this parameter with a continuation token. You can specify the token as the </w:t>
             </w:r>
-            <w:proofErr w:type="spellStart"/>
             <w:r>
               <w:lastRenderedPageBreak/>
-              <w:t>continuationtoken</w:t>
-            </w:r>
-            <w:proofErr w:type="spellEnd"/>
-            <w:r>
-              <w:t xml:space="preserve"> in your next request to retrieve the next set of keys. </w:t>
+              <w:t xml:space="preserve">continuationtoken in your next request to retrieve the next set of keys. </w:t>
             </w:r>
           </w:p>
           <w:p>
@@ -5085,13 +4781,8 @@
               <w:ind w:left="0"/>
             </w:pPr>
             <w:r>
-              <w:t xml:space="preserve">Ancestor: </w:t>
-            </w:r>
-            <w:proofErr w:type="spellStart"/>
-            <w:r>
-              <w:t>ListBucketResult</w:t>
-            </w:r>
-            <w:proofErr w:type="spellEnd"/>
+              <w:t>Ancestor: ListBucketResult</w:t>
+            </w:r>
           </w:p>
         </w:tc>
       </w:tr>
@@ -5104,12 +4795,10 @@
             <w:pPr>
               <w:ind w:left="0"/>
             </w:pPr>
-            <w:proofErr w:type="spellStart"/>
             <w:r>
               <w:lastRenderedPageBreak/>
               <w:t>StartAfter</w:t>
             </w:r>
-            <w:proofErr w:type="spellEnd"/>
           </w:p>
         </w:tc>
         <w:tc>
@@ -5121,15 +4810,7 @@
               <w:ind w:left="0"/>
             </w:pPr>
             <w:r>
-              <w:t xml:space="preserve">If </w:t>
-            </w:r>
-            <w:proofErr w:type="spellStart"/>
-            <w:r>
-              <w:t>StartAfter</w:t>
-            </w:r>
-            <w:proofErr w:type="spellEnd"/>
-            <w:r>
-              <w:t xml:space="preserve"> was sent with the request, it is included in the response. </w:t>
+              <w:t xml:space="preserve">If StartAfter was sent with the request, it is included in the response. </w:t>
             </w:r>
           </w:p>
           <w:p>
@@ -5145,13 +4826,8 @@
               <w:ind w:left="0"/>
             </w:pPr>
             <w:r>
-              <w:t xml:space="preserve">Ancestor: </w:t>
-            </w:r>
-            <w:proofErr w:type="spellStart"/>
-            <w:r>
-              <w:t>ListBucketResult</w:t>
-            </w:r>
-            <w:proofErr w:type="spellEnd"/>
+              <w:t>Ancestor: ListBucketResult</w:t>
+            </w:r>
           </w:p>
         </w:tc>
       </w:tr>
@@ -5164,11 +4840,9 @@
             <w:pPr>
               <w:ind w:left="0"/>
             </w:pPr>
-            <w:proofErr w:type="spellStart"/>
             <w:r>
               <w:t>MaxKeys</w:t>
             </w:r>
-            <w:proofErr w:type="spellEnd"/>
           </w:p>
         </w:tc>
         <w:tc>
@@ -5196,13 +4870,8 @@
               <w:ind w:left="0"/>
             </w:pPr>
             <w:r>
-              <w:t xml:space="preserve">Ancestor: </w:t>
-            </w:r>
-            <w:proofErr w:type="spellStart"/>
-            <w:r>
-              <w:t>ListBucketResult</w:t>
-            </w:r>
-            <w:proofErr w:type="spellEnd"/>
+              <w:t>Ancestor: ListBucketResult</w:t>
+            </w:r>
           </w:p>
         </w:tc>
       </w:tr>
@@ -5245,13 +4914,8 @@
               <w:ind w:left="0"/>
             </w:pPr>
             <w:r>
-              <w:t xml:space="preserve">Ancestor: </w:t>
-            </w:r>
-            <w:proofErr w:type="spellStart"/>
-            <w:r>
-              <w:t>ListBucketResult</w:t>
-            </w:r>
-            <w:proofErr w:type="spellEnd"/>
+              <w:t>Ancestor: ListBucketResult</w:t>
+            </w:r>
           </w:p>
         </w:tc>
       </w:tr>
@@ -5294,13 +4958,8 @@
               <w:ind w:left="0"/>
             </w:pPr>
             <w:r>
-              <w:t xml:space="preserve">Ancestor: </w:t>
-            </w:r>
-            <w:proofErr w:type="spellStart"/>
-            <w:r>
-              <w:t>ListBucketResult</w:t>
-            </w:r>
-            <w:proofErr w:type="spellEnd"/>
+              <w:t>Ancestor: ListBucketResult</w:t>
+            </w:r>
           </w:p>
         </w:tc>
       </w:tr>
@@ -5345,15 +5004,7 @@
               <w:t>Sequoia</w:t>
             </w:r>
             <w:r>
-              <w:t xml:space="preserve">S3 includes this element in the response, and returns encoded key name values in the following response elements: Delimiter, Prefix, ContinuationToken, Key, and </w:t>
-            </w:r>
-            <w:proofErr w:type="spellStart"/>
-            <w:r>
-              <w:t>StartAfter</w:t>
-            </w:r>
-            <w:proofErr w:type="spellEnd"/>
-            <w:r>
-              <w:t xml:space="preserve">. </w:t>
+              <w:t xml:space="preserve">S3 includes this element in the response, and returns encoded key name values in the following response elements: Delimiter, Prefix, ContinuationToken, Key, and StartAfter. </w:t>
             </w:r>
           </w:p>
           <w:p>
@@ -5369,13 +5020,8 @@
               <w:ind w:left="0"/>
             </w:pPr>
             <w:r>
-              <w:t xml:space="preserve">Ancestor: </w:t>
-            </w:r>
-            <w:proofErr w:type="spellStart"/>
-            <w:r>
-              <w:t>ListBucketResult</w:t>
-            </w:r>
-            <w:proofErr w:type="spellEnd"/>
+              <w:t>Ancestor: ListBucketResult</w:t>
+            </w:r>
           </w:p>
         </w:tc>
       </w:tr>
@@ -5418,13 +5064,8 @@
               <w:ind w:left="0"/>
             </w:pPr>
             <w:r>
-              <w:t xml:space="preserve">Ancestor: </w:t>
-            </w:r>
-            <w:proofErr w:type="spellStart"/>
-            <w:r>
-              <w:t>ListBucketResult.Contents</w:t>
-            </w:r>
-            <w:proofErr w:type="spellEnd"/>
+              <w:t>Ancestor: ListBucketResult.Contents</w:t>
+            </w:r>
           </w:p>
         </w:tc>
       </w:tr>
@@ -5467,13 +5108,8 @@
               <w:ind w:left="0"/>
             </w:pPr>
             <w:r>
-              <w:t xml:space="preserve">Ancestor: </w:t>
-            </w:r>
-            <w:proofErr w:type="spellStart"/>
-            <w:r>
-              <w:t>ListBucketResult.Contents</w:t>
-            </w:r>
-            <w:proofErr w:type="spellEnd"/>
+              <w:t>Ancestor: ListBucketResult.Contents</w:t>
+            </w:r>
           </w:p>
         </w:tc>
       </w:tr>
@@ -5486,11 +5122,9 @@
             <w:pPr>
               <w:ind w:left="0"/>
             </w:pPr>
-            <w:proofErr w:type="spellStart"/>
             <w:r>
               <w:t>LastModified</w:t>
             </w:r>
-            <w:proofErr w:type="spellEnd"/>
           </w:p>
         </w:tc>
         <w:tc>
@@ -5518,13 +5152,8 @@
               <w:ind w:left="0"/>
             </w:pPr>
             <w:r>
-              <w:t xml:space="preserve">Ancestor: </w:t>
-            </w:r>
-            <w:proofErr w:type="spellStart"/>
-            <w:r>
-              <w:t>ListBucketResult.Contents</w:t>
-            </w:r>
-            <w:proofErr w:type="spellEnd"/>
+              <w:t>Ancestor: ListBucketResult.Contents</w:t>
+            </w:r>
           </w:p>
         </w:tc>
       </w:tr>
@@ -5537,11 +5166,9 @@
             <w:pPr>
               <w:ind w:left="0"/>
             </w:pPr>
-            <w:proofErr w:type="spellStart"/>
             <w:r>
               <w:t>ETag</w:t>
             </w:r>
-            <w:proofErr w:type="spellEnd"/>
           </w:p>
         </w:tc>
         <w:tc>
@@ -5553,15 +5180,7 @@
               <w:ind w:left="0"/>
             </w:pPr>
             <w:r>
-              <w:t xml:space="preserve">The entity tag is an MD5 hash of the object. </w:t>
-            </w:r>
-            <w:proofErr w:type="spellStart"/>
-            <w:r>
-              <w:t>ETag</w:t>
-            </w:r>
-            <w:proofErr w:type="spellEnd"/>
-            <w:r>
-              <w:t xml:space="preserve"> reﬂects only changes to the contents of an object, not its metadata.</w:t>
+              <w:t>The entity tag is an MD5 hash of the object. ETag reﬂects only changes to the contents of an object, not its metadata.</w:t>
             </w:r>
           </w:p>
           <w:p>
@@ -5577,13 +5196,8 @@
               <w:ind w:left="0"/>
             </w:pPr>
             <w:r>
-              <w:t xml:space="preserve">Ancestor: </w:t>
-            </w:r>
-            <w:proofErr w:type="spellStart"/>
-            <w:r>
-              <w:t>ListBucketResult.Contents</w:t>
-            </w:r>
-            <w:proofErr w:type="spellEnd"/>
+              <w:t>Ancestor: ListBucketResult.Contents</w:t>
+            </w:r>
           </w:p>
         </w:tc>
       </w:tr>
@@ -5626,37 +5240,16 @@
               <w:ind w:left="0"/>
             </w:pPr>
             <w:r>
-              <w:t xml:space="preserve">Children: </w:t>
-            </w:r>
-            <w:proofErr w:type="spellStart"/>
-            <w:r>
-              <w:t>DisplayName</w:t>
-            </w:r>
-            <w:proofErr w:type="spellEnd"/>
-            <w:r>
-              <w:t>, ID</w:t>
-            </w:r>
-          </w:p>
-          <w:p>
-            <w:pPr>
-              <w:ind w:left="0"/>
-            </w:pPr>
-            <w:r>
-              <w:t xml:space="preserve">Ancestor: </w:t>
-            </w:r>
-            <w:proofErr w:type="spellStart"/>
-            <w:r>
-              <w:t>ListBucketResult.Contents</w:t>
-            </w:r>
-            <w:proofErr w:type="spellEnd"/>
-            <w:r>
-              <w:t xml:space="preserve"> | </w:t>
-            </w:r>
-            <w:proofErr w:type="spellStart"/>
-            <w:r>
-              <w:t>CommonPreﬁxes</w:t>
-            </w:r>
-            <w:proofErr w:type="spellEnd"/>
+              <w:t>Children: DisplayName, ID</w:t>
+            </w:r>
+          </w:p>
+          <w:p>
+            <w:pPr>
+              <w:ind w:left="0"/>
+            </w:pPr>
+            <w:r>
+              <w:t>Ancestor: ListBucketResult.Contents | CommonPreﬁxes</w:t>
+            </w:r>
           </w:p>
         </w:tc>
       </w:tr>
@@ -5700,13 +5293,8 @@
             </w:pPr>
             <w:r>
               <w:lastRenderedPageBreak/>
-              <w:t xml:space="preserve">Ancestor: </w:t>
-            </w:r>
-            <w:proofErr w:type="spellStart"/>
-            <w:r>
-              <w:t>ListBucketResult.Contents.Owner</w:t>
-            </w:r>
-            <w:proofErr w:type="spellEnd"/>
+              <w:t>Ancestor: ListBucketResult.Contents.Owner</w:t>
+            </w:r>
           </w:p>
         </w:tc>
       </w:tr>
@@ -5719,12 +5307,10 @@
             <w:pPr>
               <w:ind w:left="0"/>
             </w:pPr>
-            <w:proofErr w:type="spellStart"/>
             <w:r>
               <w:lastRenderedPageBreak/>
               <w:t>DisplayName</w:t>
             </w:r>
-            <w:proofErr w:type="spellEnd"/>
           </w:p>
         </w:tc>
         <w:tc>
@@ -5752,13 +5338,8 @@
               <w:ind w:left="0"/>
             </w:pPr>
             <w:r>
-              <w:t xml:space="preserve">Ancestor: </w:t>
-            </w:r>
-            <w:proofErr w:type="spellStart"/>
-            <w:r>
-              <w:t>ListBucketResult.Contents.Owner</w:t>
-            </w:r>
-            <w:proofErr w:type="spellEnd"/>
+              <w:t>Ancestor: ListBucketResult.Contents.Owner</w:t>
+            </w:r>
           </w:p>
         </w:tc>
       </w:tr>
@@ -5812,80 +5393,58 @@
               </w:rPr>
               <w:t>bucket</w:t>
             </w:r>
-            <w:proofErr w:type="gramStart"/>
             <w:r>
               <w:rPr>
                 <w:i/>
               </w:rPr>
-              <w:t>/?list</w:t>
-            </w:r>
-            <w:proofErr w:type="gramEnd"/>
-            <w:r>
+              <w:t xml:space="preserve">/?list-type=2 HTTP/1.1 </w:t>
+            </w:r>
+          </w:p>
+          <w:p>
+            <w:pPr>
+              <w:ind w:left="0"/>
               <w:rPr>
                 <w:i/>
               </w:rPr>
-              <w:t xml:space="preserve">-type=2 HTTP/1.1 </w:t>
-            </w:r>
-          </w:p>
-          <w:p>
-            <w:pPr>
-              <w:ind w:left="0"/>
+            </w:pPr>
+            <w:r>
               <w:rPr>
                 <w:i/>
               </w:rPr>
-            </w:pPr>
-            <w:r>
-              <w:rPr>
+              <w:t xml:space="preserve">Host: </w:t>
+            </w:r>
+            <w:r>
+              <w:rPr>
+                <w:rFonts w:hint="eastAsia"/>
                 <w:i/>
               </w:rPr>
-              <w:t xml:space="preserve">Host: </w:t>
-            </w:r>
-            <w:r>
-              <w:rPr>
-                <w:rFonts w:hint="eastAsia"/>
+              <w:t>sequoia.s3</w:t>
+            </w:r>
+            <w:r>
+              <w:rPr>
                 <w:i/>
               </w:rPr>
-              <w:t>sequoia.s3</w:t>
+              <w:t>.com</w:t>
             </w:r>
             <w:r>
               <w:rPr>
                 <w:i/>
               </w:rPr>
-              <w:t>.com</w:t>
-            </w:r>
-            <w:r>
+              <w:t xml:space="preserve"> </w:t>
+            </w:r>
+          </w:p>
+          <w:p>
+            <w:pPr>
+              <w:ind w:left="0"/>
               <w:rPr>
                 <w:i/>
               </w:rPr>
-              <w:t xml:space="preserve"> </w:t>
-            </w:r>
-          </w:p>
-          <w:p>
-            <w:pPr>
-              <w:ind w:left="0"/>
+            </w:pPr>
+            <w:r>
               <w:rPr>
                 <w:i/>
               </w:rPr>
-            </w:pPr>
-            <w:r>
-              <w:rPr>
-                <w:i/>
-              </w:rPr>
-              <w:t>x-</w:t>
-            </w:r>
-            <w:proofErr w:type="spellStart"/>
-            <w:r>
-              <w:rPr>
-                <w:i/>
-              </w:rPr>
-              <w:t>amz</w:t>
-            </w:r>
-            <w:proofErr w:type="spellEnd"/>
-            <w:r>
-              <w:rPr>
-                <w:i/>
-              </w:rPr>
-              <w:t xml:space="preserve">-date: 20160430T233541Z </w:t>
+              <w:t xml:space="preserve">x-amz-date: 20160430T233541Z </w:t>
             </w:r>
           </w:p>
           <w:p>
@@ -5957,21 +5516,41 @@
               <w:rPr>
                 <w:i/>
               </w:rPr>
-              <w:t>&lt;</w:t>
-            </w:r>
-            <w:proofErr w:type="spellStart"/>
-            <w:r>
+              <w:t xml:space="preserve">&lt;ListBucketResult&gt; </w:t>
+            </w:r>
+          </w:p>
+          <w:p>
+            <w:pPr>
+              <w:ind w:left="0" w:firstLineChars="100" w:firstLine="210"/>
               <w:rPr>
                 <w:i/>
               </w:rPr>
-              <w:t>ListBucketResult</w:t>
-            </w:r>
-            <w:proofErr w:type="spellEnd"/>
+            </w:pPr>
             <w:r>
               <w:rPr>
                 <w:i/>
               </w:rPr>
-              <w:t xml:space="preserve">&gt; </w:t>
+              <w:t xml:space="preserve">&lt;Name&gt;bucket&lt;/Name&gt; </w:t>
+            </w:r>
+          </w:p>
+          <w:p>
+            <w:pPr>
+              <w:ind w:left="0"/>
+              <w:rPr>
+                <w:i/>
+              </w:rPr>
+            </w:pPr>
+            <w:r>
+              <w:rPr>
+                <w:i/>
+              </w:rPr>
+              <w:t xml:space="preserve">  </w:t>
+            </w:r>
+            <w:r>
+              <w:rPr>
+                <w:i/>
+              </w:rPr>
+              <w:t xml:space="preserve">&lt;Prefix/&gt;   </w:t>
             </w:r>
           </w:p>
           <w:p>
@@ -5985,7 +5564,7 @@
               <w:rPr>
                 <w:i/>
               </w:rPr>
-              <w:t xml:space="preserve">&lt;Name&gt;bucket&lt;/Name&gt; </w:t>
+              <w:t xml:space="preserve">&lt;KeyCount&gt;205&lt;/KeyCount&gt;   </w:t>
             </w:r>
           </w:p>
           <w:p>
@@ -5999,13 +5578,33 @@
               <w:rPr>
                 <w:i/>
               </w:rPr>
-              <w:t xml:space="preserve">  </w:t>
+              <w:t xml:space="preserve"> </w:t>
             </w:r>
             <w:r>
               <w:rPr>
                 <w:i/>
               </w:rPr>
-              <w:t xml:space="preserve">&lt;Prefix/&gt;   </w:t>
+              <w:t xml:space="preserve"> </w:t>
+            </w:r>
+            <w:r>
+              <w:rPr>
+                <w:i/>
+              </w:rPr>
+              <w:t xml:space="preserve">&lt;MaxKeys&gt;1000&lt;/MaxKeys&gt; </w:t>
+            </w:r>
+          </w:p>
+          <w:p>
+            <w:pPr>
+              <w:ind w:left="0" w:firstLineChars="50" w:firstLine="105"/>
+              <w:rPr>
+                <w:i/>
+              </w:rPr>
+            </w:pPr>
+            <w:r>
+              <w:rPr>
+                <w:i/>
+              </w:rPr>
+              <w:t xml:space="preserve"> &lt;IsTruncated&gt;false&lt;/IsTruncated&gt;  </w:t>
             </w:r>
           </w:p>
           <w:p>
@@ -6019,35 +5618,35 @@
               <w:rPr>
                 <w:i/>
               </w:rPr>
-              <w:t>&lt;</w:t>
-            </w:r>
-            <w:proofErr w:type="spellStart"/>
-            <w:r>
+              <w:t xml:space="preserve">&lt;Contents&gt;    </w:t>
+            </w:r>
+          </w:p>
+          <w:p>
+            <w:pPr>
+              <w:ind w:left="0"/>
               <w:rPr>
                 <w:i/>
               </w:rPr>
-              <w:t>KeyCount</w:t>
-            </w:r>
-            <w:proofErr w:type="spellEnd"/>
+            </w:pPr>
             <w:r>
               <w:rPr>
                 <w:i/>
               </w:rPr>
-              <w:t>&gt;205&lt;/</w:t>
-            </w:r>
-            <w:proofErr w:type="spellStart"/>
-            <w:r>
+              <w:t xml:space="preserve">    &lt;Key&gt;my-image.jpg&lt;/Key&gt;     </w:t>
+            </w:r>
+          </w:p>
+          <w:p>
+            <w:pPr>
+              <w:ind w:left="0"/>
               <w:rPr>
                 <w:i/>
               </w:rPr>
-              <w:t>KeyCount</w:t>
-            </w:r>
-            <w:proofErr w:type="spellEnd"/>
+            </w:pPr>
             <w:r>
               <w:rPr>
                 <w:i/>
               </w:rPr>
-              <w:t xml:space="preserve">&gt;   </w:t>
+              <w:t xml:space="preserve">    &lt;LastModified&gt;2009-10-12T17:50:30.000Z&lt;/LastModified&gt;    </w:t>
             </w:r>
           </w:p>
           <w:p>
@@ -6061,52 +5660,54 @@
               <w:rPr>
                 <w:i/>
               </w:rPr>
-              <w:t xml:space="preserve"> </w:t>
-            </w:r>
-            <w:r>
+              <w:t xml:space="preserve">    &lt;ETag&gt;&amp;quot;fba9dede5f27731c9771645a39863328&amp;quot;&lt;/ETag&gt;    </w:t>
+            </w:r>
+          </w:p>
+          <w:p>
+            <w:pPr>
+              <w:ind w:left="0"/>
               <w:rPr>
                 <w:i/>
               </w:rPr>
-              <w:t xml:space="preserve"> </w:t>
-            </w:r>
+            </w:pPr>
             <w:r>
               <w:rPr>
                 <w:i/>
               </w:rPr>
-              <w:t>&lt;</w:t>
-            </w:r>
-            <w:proofErr w:type="spellStart"/>
-            <w:r>
+              <w:t xml:space="preserve">    &lt;Size&gt;434234&lt;/Size&gt;      </w:t>
+            </w:r>
+          </w:p>
+          <w:p>
+            <w:pPr>
+              <w:ind w:left="0" w:firstLineChars="100" w:firstLine="210"/>
               <w:rPr>
                 <w:i/>
               </w:rPr>
-              <w:t>MaxKeys</w:t>
-            </w:r>
-            <w:proofErr w:type="spellEnd"/>
+            </w:pPr>
             <w:r>
               <w:rPr>
                 <w:i/>
               </w:rPr>
-              <w:t>&gt;1000&lt;/</w:t>
-            </w:r>
-            <w:proofErr w:type="spellStart"/>
-            <w:r>
+              <w:t xml:space="preserve">&lt;/Contents&gt;    </w:t>
+            </w:r>
+          </w:p>
+          <w:p>
+            <w:pPr>
+              <w:ind w:left="0" w:firstLineChars="100" w:firstLine="210"/>
               <w:rPr>
                 <w:i/>
               </w:rPr>
-              <w:t>MaxKeys</w:t>
-            </w:r>
-            <w:proofErr w:type="spellEnd"/>
+            </w:pPr>
             <w:r>
               <w:rPr>
                 <w:i/>
               </w:rPr>
-              <w:t xml:space="preserve">&gt; </w:t>
-            </w:r>
-          </w:p>
-          <w:p>
-            <w:pPr>
-              <w:ind w:left="0" w:firstLineChars="50" w:firstLine="105"/>
+              <w:t>&lt;Contents&gt;</w:t>
+            </w:r>
+          </w:p>
+          <w:p>
+            <w:pPr>
+              <w:ind w:left="0"/>
               <w:rPr>
                 <w:i/>
               </w:rPr>
@@ -6115,270 +5716,46 @@
               <w:rPr>
                 <w:i/>
               </w:rPr>
-              <w:t xml:space="preserve"> &lt;</w:t>
-            </w:r>
-            <w:proofErr w:type="spellStart"/>
-            <w:r>
+              <w:t xml:space="preserve">       ...    </w:t>
+            </w:r>
+          </w:p>
+          <w:p>
+            <w:pPr>
+              <w:ind w:left="0" w:firstLineChars="100" w:firstLine="210"/>
               <w:rPr>
                 <w:i/>
               </w:rPr>
-              <w:t>IsTruncated</w:t>
-            </w:r>
-            <w:proofErr w:type="spellEnd"/>
+            </w:pPr>
             <w:r>
               <w:rPr>
                 <w:i/>
               </w:rPr>
-              <w:t>&gt;false&lt;/</w:t>
-            </w:r>
-            <w:proofErr w:type="spellStart"/>
-            <w:r>
+              <w:t xml:space="preserve">&lt;/Contents&gt;    </w:t>
+            </w:r>
+          </w:p>
+          <w:p>
+            <w:pPr>
+              <w:ind w:left="0" w:firstLineChars="100" w:firstLine="210"/>
               <w:rPr>
                 <w:i/>
               </w:rPr>
-              <w:t>IsTruncated</w:t>
-            </w:r>
-            <w:proofErr w:type="spellEnd"/>
+            </w:pPr>
             <w:r>
               <w:rPr>
                 <w:i/>
               </w:rPr>
-              <w:t xml:space="preserve">&gt;  </w:t>
-            </w:r>
-          </w:p>
-          <w:p>
-            <w:pPr>
-              <w:ind w:left="0" w:firstLineChars="100" w:firstLine="210"/>
+              <w:t xml:space="preserve">... </w:t>
+            </w:r>
+          </w:p>
+          <w:p>
+            <w:pPr>
+              <w:ind w:left="0"/>
+            </w:pPr>
+            <w:r>
               <w:rPr>
                 <w:i/>
               </w:rPr>
-            </w:pPr>
-            <w:r>
-              <w:rPr>
-                <w:i/>
-              </w:rPr>
-              <w:t xml:space="preserve">&lt;Contents&gt;    </w:t>
-            </w:r>
-          </w:p>
-          <w:p>
-            <w:pPr>
-              <w:ind w:left="0"/>
-              <w:rPr>
-                <w:i/>
-              </w:rPr>
-            </w:pPr>
-            <w:r>
-              <w:rPr>
-                <w:i/>
-              </w:rPr>
-              <w:t xml:space="preserve">    &lt;Key&gt;my-image.jpg&lt;/Key&gt;     </w:t>
-            </w:r>
-          </w:p>
-          <w:p>
-            <w:pPr>
-              <w:ind w:left="0"/>
-              <w:rPr>
-                <w:i/>
-              </w:rPr>
-            </w:pPr>
-            <w:r>
-              <w:rPr>
-                <w:i/>
-              </w:rPr>
-              <w:t xml:space="preserve">    &lt;</w:t>
-            </w:r>
-            <w:proofErr w:type="spellStart"/>
-            <w:r>
-              <w:rPr>
-                <w:i/>
-              </w:rPr>
-              <w:t>LastModified</w:t>
-            </w:r>
-            <w:proofErr w:type="spellEnd"/>
-            <w:r>
-              <w:rPr>
-                <w:i/>
-              </w:rPr>
-              <w:t>&gt;2009-10-12T17:50:30.000Z&lt;/</w:t>
-            </w:r>
-            <w:proofErr w:type="spellStart"/>
-            <w:r>
-              <w:rPr>
-                <w:i/>
-              </w:rPr>
-              <w:t>LastModified</w:t>
-            </w:r>
-            <w:proofErr w:type="spellEnd"/>
-            <w:r>
-              <w:rPr>
-                <w:i/>
-              </w:rPr>
-              <w:t xml:space="preserve">&gt;    </w:t>
-            </w:r>
-          </w:p>
-          <w:p>
-            <w:pPr>
-              <w:ind w:left="0"/>
-              <w:rPr>
-                <w:i/>
-              </w:rPr>
-            </w:pPr>
-            <w:r>
-              <w:rPr>
-                <w:i/>
-              </w:rPr>
-              <w:t xml:space="preserve">    &lt;</w:t>
-            </w:r>
-            <w:proofErr w:type="spellStart"/>
-            <w:r>
-              <w:rPr>
-                <w:i/>
-              </w:rPr>
-              <w:t>ETag</w:t>
-            </w:r>
-            <w:proofErr w:type="spellEnd"/>
-            <w:r>
-              <w:rPr>
-                <w:i/>
-              </w:rPr>
-              <w:t>&gt;&amp;</w:t>
-            </w:r>
-            <w:proofErr w:type="gramStart"/>
-            <w:r>
-              <w:rPr>
-                <w:i/>
-              </w:rPr>
-              <w:t>quot;fba</w:t>
-            </w:r>
-            <w:proofErr w:type="gramEnd"/>
-            <w:r>
-              <w:rPr>
-                <w:i/>
-              </w:rPr>
-              <w:t>9dede5f27731c9771645a39863328&amp;quot;&lt;/</w:t>
-            </w:r>
-            <w:proofErr w:type="spellStart"/>
-            <w:r>
-              <w:rPr>
-                <w:i/>
-              </w:rPr>
-              <w:t>ETag</w:t>
-            </w:r>
-            <w:proofErr w:type="spellEnd"/>
-            <w:r>
-              <w:rPr>
-                <w:i/>
-              </w:rPr>
-              <w:t xml:space="preserve">&gt;    </w:t>
-            </w:r>
-          </w:p>
-          <w:p>
-            <w:pPr>
-              <w:ind w:left="0"/>
-              <w:rPr>
-                <w:i/>
-              </w:rPr>
-            </w:pPr>
-            <w:r>
-              <w:rPr>
-                <w:i/>
-              </w:rPr>
-              <w:t xml:space="preserve">    &lt;Size&gt;434234&lt;/Size&gt;      </w:t>
-            </w:r>
-          </w:p>
-          <w:p>
-            <w:pPr>
-              <w:ind w:left="0" w:firstLineChars="100" w:firstLine="210"/>
-              <w:rPr>
-                <w:i/>
-              </w:rPr>
-            </w:pPr>
-            <w:r>
-              <w:rPr>
-                <w:i/>
-              </w:rPr>
-              <w:t xml:space="preserve">&lt;/Contents&gt;    </w:t>
-            </w:r>
-          </w:p>
-          <w:p>
-            <w:pPr>
-              <w:ind w:left="0" w:firstLineChars="100" w:firstLine="210"/>
-              <w:rPr>
-                <w:i/>
-              </w:rPr>
-            </w:pPr>
-            <w:r>
-              <w:rPr>
-                <w:i/>
-              </w:rPr>
-              <w:t>&lt;Contents&gt;</w:t>
-            </w:r>
-          </w:p>
-          <w:p>
-            <w:pPr>
-              <w:ind w:left="0"/>
-              <w:rPr>
-                <w:i/>
-              </w:rPr>
-            </w:pPr>
-            <w:r>
-              <w:rPr>
-                <w:i/>
-              </w:rPr>
-              <w:t xml:space="preserve">       ...    </w:t>
-            </w:r>
-          </w:p>
-          <w:p>
-            <w:pPr>
-              <w:ind w:left="0" w:firstLineChars="100" w:firstLine="210"/>
-              <w:rPr>
-                <w:i/>
-              </w:rPr>
-            </w:pPr>
-            <w:r>
-              <w:rPr>
-                <w:i/>
-              </w:rPr>
-              <w:t xml:space="preserve">&lt;/Contents&gt;    </w:t>
-            </w:r>
-          </w:p>
-          <w:p>
-            <w:pPr>
-              <w:ind w:left="0" w:firstLineChars="100" w:firstLine="210"/>
-              <w:rPr>
-                <w:i/>
-              </w:rPr>
-            </w:pPr>
-            <w:r>
-              <w:rPr>
-                <w:i/>
-              </w:rPr>
-              <w:t xml:space="preserve">... </w:t>
-            </w:r>
-          </w:p>
-          <w:p>
-            <w:pPr>
-              <w:ind w:left="0"/>
-            </w:pPr>
-            <w:r>
-              <w:rPr>
-                <w:i/>
-              </w:rPr>
-              <w:t>&lt;/</w:t>
-            </w:r>
-            <w:proofErr w:type="spellStart"/>
-            <w:r>
-              <w:rPr>
-                <w:i/>
-              </w:rPr>
-              <w:t>ListBucketResult</w:t>
-            </w:r>
-            <w:proofErr w:type="spellEnd"/>
-            <w:r>
-              <w:rPr>
-                <w:i/>
-              </w:rPr>
-              <w:t>&gt;</w:t>
+              <w:t>&lt;/ListBucketResult&gt;</w:t>
             </w:r>
           </w:p>
         </w:tc>
@@ -6442,80 +5819,58 @@
               </w:rPr>
               <w:t>bucket</w:t>
             </w:r>
-            <w:proofErr w:type="gramStart"/>
             <w:r>
               <w:rPr>
                 <w:i/>
               </w:rPr>
-              <w:t>/?list</w:t>
-            </w:r>
-            <w:proofErr w:type="gramEnd"/>
-            <w:r>
+              <w:t xml:space="preserve">/?list-type=2&amp;prefix=photos/2006/&amp;delimiter=/ HTTP/1.1 </w:t>
+            </w:r>
+          </w:p>
+          <w:p>
+            <w:pPr>
+              <w:ind w:left="0"/>
               <w:rPr>
                 <w:i/>
               </w:rPr>
-              <w:t xml:space="preserve">-type=2&amp;prefix=photos/2006/&amp;delimiter=/ HTTP/1.1 </w:t>
-            </w:r>
-          </w:p>
-          <w:p>
-            <w:pPr>
-              <w:ind w:left="0"/>
+            </w:pPr>
+            <w:r>
               <w:rPr>
                 <w:i/>
               </w:rPr>
-            </w:pPr>
-            <w:r>
-              <w:rPr>
+              <w:t xml:space="preserve">Host: </w:t>
+            </w:r>
+            <w:r>
+              <w:rPr>
+                <w:rFonts w:hint="eastAsia"/>
                 <w:i/>
               </w:rPr>
-              <w:t xml:space="preserve">Host: </w:t>
-            </w:r>
-            <w:r>
-              <w:rPr>
-                <w:rFonts w:hint="eastAsia"/>
+              <w:t>sequoia.s3</w:t>
+            </w:r>
+            <w:r>
+              <w:rPr>
                 <w:i/>
               </w:rPr>
-              <w:t>sequoia.s3</w:t>
+              <w:t>.com</w:t>
             </w:r>
             <w:r>
               <w:rPr>
                 <w:i/>
               </w:rPr>
-              <w:t>.com</w:t>
-            </w:r>
-            <w:r>
+              <w:t xml:space="preserve"> </w:t>
+            </w:r>
+          </w:p>
+          <w:p>
+            <w:pPr>
+              <w:ind w:left="0"/>
               <w:rPr>
                 <w:i/>
               </w:rPr>
-              <w:t xml:space="preserve"> </w:t>
-            </w:r>
-          </w:p>
-          <w:p>
-            <w:pPr>
-              <w:ind w:left="0"/>
+            </w:pPr>
+            <w:r>
               <w:rPr>
                 <w:i/>
               </w:rPr>
-            </w:pPr>
-            <w:r>
-              <w:rPr>
-                <w:i/>
-              </w:rPr>
-              <w:t>x-</w:t>
-            </w:r>
-            <w:proofErr w:type="spellStart"/>
-            <w:r>
-              <w:rPr>
-                <w:i/>
-              </w:rPr>
-              <w:t>amz</w:t>
-            </w:r>
-            <w:proofErr w:type="spellEnd"/>
-            <w:r>
-              <w:rPr>
-                <w:i/>
-              </w:rPr>
-              <w:t>-date: 20160501T000433Z</w:t>
+              <w:t>x-amz-date: 20160501T000433Z</w:t>
             </w:r>
           </w:p>
           <w:p>
@@ -6574,21 +5929,21 @@
               <w:rPr>
                 <w:i/>
               </w:rPr>
-              <w:t>&lt;</w:t>
-            </w:r>
-            <w:proofErr w:type="spellStart"/>
-            <w:r>
+              <w:t>&lt;ListBucketResult&gt;</w:t>
+            </w:r>
+          </w:p>
+          <w:p>
+            <w:pPr>
+              <w:ind w:left="0"/>
               <w:rPr>
                 <w:i/>
               </w:rPr>
-              <w:t>ListBucketResult</w:t>
-            </w:r>
-            <w:proofErr w:type="spellEnd"/>
+            </w:pPr>
             <w:r>
               <w:rPr>
                 <w:i/>
               </w:rPr>
-              <w:t>&gt;</w:t>
+              <w:t xml:space="preserve">  &lt;Name&gt;example-bucket&lt;/Name&gt;</w:t>
             </w:r>
           </w:p>
           <w:p>
@@ -6602,7 +5957,7 @@
               <w:rPr>
                 <w:i/>
               </w:rPr>
-              <w:t xml:space="preserve">  &lt;Name&gt;example-bucket&lt;/Name&gt;</w:t>
+              <w:t xml:space="preserve">  &lt;Prefix&gt;photos/2006/&lt;/Prefix&gt;</w:t>
             </w:r>
           </w:p>
           <w:p>
@@ -6616,7 +5971,7 @@
               <w:rPr>
                 <w:i/>
               </w:rPr>
-              <w:t xml:space="preserve">  &lt;Prefix&gt;photos/2006/&lt;/Prefix&gt;</w:t>
+              <w:t xml:space="preserve">  &lt;KeyCount&gt;3&lt;/KeyCount&gt;</w:t>
             </w:r>
           </w:p>
           <w:p>
@@ -6630,133 +5985,35 @@
               <w:rPr>
                 <w:i/>
               </w:rPr>
-              <w:t xml:space="preserve">  &lt;</w:t>
-            </w:r>
-            <w:proofErr w:type="spellStart"/>
-            <w:r>
+              <w:t xml:space="preserve">  &lt;MaxKeys&gt;1000&lt;/MaxKeys&gt;</w:t>
+            </w:r>
+          </w:p>
+          <w:p>
+            <w:pPr>
+              <w:ind w:left="0"/>
               <w:rPr>
                 <w:i/>
               </w:rPr>
-              <w:t>KeyCount</w:t>
-            </w:r>
-            <w:proofErr w:type="spellEnd"/>
+            </w:pPr>
             <w:r>
               <w:rPr>
                 <w:i/>
               </w:rPr>
-              <w:t>&gt;3&lt;/</w:t>
-            </w:r>
-            <w:proofErr w:type="spellStart"/>
-            <w:r>
+              <w:t xml:space="preserve">  &lt;Delimiter&gt;/&lt;/Delimiter&gt;</w:t>
+            </w:r>
+          </w:p>
+          <w:p>
+            <w:pPr>
+              <w:ind w:left="0"/>
               <w:rPr>
                 <w:i/>
               </w:rPr>
-              <w:t>KeyCount</w:t>
-            </w:r>
-            <w:proofErr w:type="spellEnd"/>
+            </w:pPr>
             <w:r>
               <w:rPr>
                 <w:i/>
               </w:rPr>
-              <w:t>&gt;</w:t>
-            </w:r>
-          </w:p>
-          <w:p>
-            <w:pPr>
-              <w:ind w:left="0"/>
-              <w:rPr>
-                <w:i/>
-              </w:rPr>
-            </w:pPr>
-            <w:r>
-              <w:rPr>
-                <w:i/>
-              </w:rPr>
-              <w:t xml:space="preserve">  &lt;</w:t>
-            </w:r>
-            <w:proofErr w:type="spellStart"/>
-            <w:r>
-              <w:rPr>
-                <w:i/>
-              </w:rPr>
-              <w:t>MaxKeys</w:t>
-            </w:r>
-            <w:proofErr w:type="spellEnd"/>
-            <w:r>
-              <w:rPr>
-                <w:i/>
-              </w:rPr>
-              <w:t>&gt;1000&lt;/</w:t>
-            </w:r>
-            <w:proofErr w:type="spellStart"/>
-            <w:r>
-              <w:rPr>
-                <w:i/>
-              </w:rPr>
-              <w:t>MaxKeys</w:t>
-            </w:r>
-            <w:proofErr w:type="spellEnd"/>
-            <w:r>
-              <w:rPr>
-                <w:i/>
-              </w:rPr>
-              <w:t>&gt;</w:t>
-            </w:r>
-          </w:p>
-          <w:p>
-            <w:pPr>
-              <w:ind w:left="0"/>
-              <w:rPr>
-                <w:i/>
-              </w:rPr>
-            </w:pPr>
-            <w:r>
-              <w:rPr>
-                <w:i/>
-              </w:rPr>
-              <w:t xml:space="preserve">  &lt;Delimiter&gt;/&lt;/Delimiter&gt;</w:t>
-            </w:r>
-          </w:p>
-          <w:p>
-            <w:pPr>
-              <w:ind w:left="0"/>
-              <w:rPr>
-                <w:i/>
-              </w:rPr>
-            </w:pPr>
-            <w:r>
-              <w:rPr>
-                <w:i/>
-              </w:rPr>
-              <w:t xml:space="preserve">  &lt;</w:t>
-            </w:r>
-            <w:proofErr w:type="spellStart"/>
-            <w:r>
-              <w:rPr>
-                <w:i/>
-              </w:rPr>
-              <w:t>IsTruncated</w:t>
-            </w:r>
-            <w:proofErr w:type="spellEnd"/>
-            <w:r>
-              <w:rPr>
-                <w:i/>
-              </w:rPr>
-              <w:t>&gt;false&lt;/</w:t>
-            </w:r>
-            <w:proofErr w:type="spellStart"/>
-            <w:r>
-              <w:rPr>
-                <w:i/>
-              </w:rPr>
-              <w:t>IsTruncated</w:t>
-            </w:r>
-            <w:proofErr w:type="spellEnd"/>
-            <w:r>
-              <w:rPr>
-                <w:i/>
-              </w:rPr>
-              <w:t>&gt;</w:t>
+              <w:t xml:space="preserve">  &lt;IsTruncated&gt;false&lt;/IsTruncated&gt;</w:t>
             </w:r>
           </w:p>
           <w:p>
@@ -6785,21 +6042,27 @@
               <w:rPr>
                 <w:i/>
               </w:rPr>
-              <w:t>&lt;Key&gt;photos/2006/</w:t>
-            </w:r>
-            <w:proofErr w:type="spellStart"/>
+              <w:t>&lt;Key&gt;photos/2006/dd</w:t>
+            </w:r>
             <w:r>
               <w:rPr>
                 <w:i/>
               </w:rPr>
-              <w:t>dd</w:t>
-            </w:r>
-            <w:proofErr w:type="spellEnd"/>
-            <w:r>
+              <w:t>&lt;/Key&gt;</w:t>
+            </w:r>
+          </w:p>
+          <w:p>
+            <w:pPr>
+              <w:ind w:left="0" w:firstLineChars="200" w:firstLine="420"/>
               <w:rPr>
                 <w:i/>
               </w:rPr>
-              <w:t>&lt;/Key&gt;</w:t>
+            </w:pPr>
+            <w:r>
+              <w:rPr>
+                <w:i/>
+              </w:rPr>
+              <w:t>&lt;LastModified&gt;2016-04-30T23:51:29.000Z&lt;/LastModified&gt;</w:t>
             </w:r>
           </w:p>
           <w:p>
@@ -6813,35 +6076,49 @@
               <w:rPr>
                 <w:i/>
               </w:rPr>
-              <w:t>&lt;</w:t>
-            </w:r>
-            <w:proofErr w:type="spellStart"/>
-            <w:r>
+              <w:t>&lt;ETag&gt;&amp;quot;d41d8cd98f00b204e9800998ecf8427e&amp;quot;&lt;/ETag&gt;</w:t>
+            </w:r>
+          </w:p>
+          <w:p>
+            <w:pPr>
+              <w:ind w:left="0" w:firstLineChars="200" w:firstLine="420"/>
               <w:rPr>
                 <w:i/>
               </w:rPr>
-              <w:t>LastModified</w:t>
-            </w:r>
-            <w:proofErr w:type="spellEnd"/>
+            </w:pPr>
             <w:r>
               <w:rPr>
                 <w:i/>
               </w:rPr>
-              <w:t>&gt;2016-04-30T23:51:29.000Z&lt;/</w:t>
-            </w:r>
-            <w:proofErr w:type="spellStart"/>
-            <w:r>
+              <w:t>&lt;Size&gt;0&lt;/Size&gt;</w:t>
+            </w:r>
+          </w:p>
+          <w:p>
+            <w:pPr>
+              <w:ind w:left="0" w:firstLineChars="100" w:firstLine="210"/>
               <w:rPr>
                 <w:i/>
               </w:rPr>
-              <w:t>LastModified</w:t>
-            </w:r>
-            <w:proofErr w:type="spellEnd"/>
+            </w:pPr>
             <w:r>
               <w:rPr>
                 <w:i/>
               </w:rPr>
-              <w:t>&gt;</w:t>
+              <w:t>&lt;/Contents&gt;</w:t>
+            </w:r>
+          </w:p>
+          <w:p>
+            <w:pPr>
+              <w:ind w:left="0" w:firstLineChars="100" w:firstLine="210"/>
+              <w:rPr>
+                <w:i/>
+              </w:rPr>
+            </w:pPr>
+            <w:r>
+              <w:rPr>
+                <w:i/>
+              </w:rPr>
+              <w:t>&lt;CommonPrefixes&gt;</w:t>
             </w:r>
           </w:p>
           <w:p>
@@ -6855,54 +6132,54 @@
               <w:rPr>
                 <w:i/>
               </w:rPr>
-              <w:t>&lt;</w:t>
-            </w:r>
-            <w:proofErr w:type="spellStart"/>
-            <w:r>
+              <w:t>&lt;Prefix&gt;photos/2006/February/&lt;/Prefix&gt;</w:t>
+            </w:r>
+          </w:p>
+          <w:p>
+            <w:pPr>
+              <w:ind w:left="0" w:firstLineChars="100" w:firstLine="210"/>
               <w:rPr>
                 <w:i/>
               </w:rPr>
-              <w:t>ETag</w:t>
-            </w:r>
-            <w:proofErr w:type="spellEnd"/>
+            </w:pPr>
             <w:r>
               <w:rPr>
                 <w:i/>
               </w:rPr>
-              <w:t>&gt;&amp;</w:t>
-            </w:r>
-            <w:proofErr w:type="gramStart"/>
-            <w:r>
+              <w:t>&lt;/CommonPrefixes&gt;</w:t>
+            </w:r>
+          </w:p>
+          <w:p>
+            <w:pPr>
+              <w:ind w:left="0" w:firstLineChars="100" w:firstLine="210"/>
               <w:rPr>
                 <w:i/>
               </w:rPr>
-              <w:t>quot;d</w:t>
-            </w:r>
-            <w:proofErr w:type="gramEnd"/>
+            </w:pPr>
             <w:r>
               <w:rPr>
                 <w:i/>
               </w:rPr>
-              <w:t>41d8cd98f00b204e9800998ecf8427e&amp;quot;&lt;/</w:t>
-            </w:r>
-            <w:proofErr w:type="spellStart"/>
-            <w:r>
+              <w:t>&lt;CommonPrefixes&gt;</w:t>
+            </w:r>
+          </w:p>
+          <w:p>
+            <w:pPr>
+              <w:ind w:left="0" w:firstLineChars="200" w:firstLine="420"/>
               <w:rPr>
                 <w:i/>
               </w:rPr>
-              <w:t>ETag</w:t>
-            </w:r>
-            <w:proofErr w:type="spellEnd"/>
+            </w:pPr>
             <w:r>
               <w:rPr>
                 <w:i/>
               </w:rPr>
-              <w:t>&gt;</w:t>
-            </w:r>
-          </w:p>
-          <w:p>
-            <w:pPr>
-              <w:ind w:left="0" w:firstLineChars="200" w:firstLine="420"/>
+              <w:t>&lt;Prefix&gt;photos/2006/January/&lt;/Prefix&gt;</w:t>
+            </w:r>
+          </w:p>
+          <w:p>
+            <w:pPr>
+              <w:ind w:left="0" w:firstLineChars="100" w:firstLine="210"/>
               <w:rPr>
                 <w:i/>
               </w:rPr>
@@ -6911,186 +6188,18 @@
               <w:rPr>
                 <w:i/>
               </w:rPr>
-              <w:t>&lt;Size&gt;0&lt;/Size&gt;</w:t>
-            </w:r>
-          </w:p>
-          <w:p>
-            <w:pPr>
-              <w:ind w:left="0" w:firstLineChars="100" w:firstLine="210"/>
+              <w:t>&lt;/CommonPrefixes&gt;</w:t>
+            </w:r>
+          </w:p>
+          <w:p>
+            <w:pPr>
+              <w:ind w:left="0"/>
+            </w:pPr>
+            <w:r>
               <w:rPr>
                 <w:i/>
               </w:rPr>
-            </w:pPr>
-            <w:r>
-              <w:rPr>
-                <w:i/>
-              </w:rPr>
-              <w:t>&lt;/Contents&gt;</w:t>
-            </w:r>
-          </w:p>
-          <w:p>
-            <w:pPr>
-              <w:ind w:left="0" w:firstLineChars="100" w:firstLine="210"/>
-              <w:rPr>
-                <w:i/>
-              </w:rPr>
-            </w:pPr>
-            <w:r>
-              <w:rPr>
-                <w:i/>
-              </w:rPr>
-              <w:t>&lt;</w:t>
-            </w:r>
-            <w:proofErr w:type="spellStart"/>
-            <w:r>
-              <w:rPr>
-                <w:i/>
-              </w:rPr>
-              <w:t>CommonPrefixes</w:t>
-            </w:r>
-            <w:proofErr w:type="spellEnd"/>
-            <w:r>
-              <w:rPr>
-                <w:i/>
-              </w:rPr>
-              <w:t>&gt;</w:t>
-            </w:r>
-          </w:p>
-          <w:p>
-            <w:pPr>
-              <w:ind w:left="0" w:firstLineChars="200" w:firstLine="420"/>
-              <w:rPr>
-                <w:i/>
-              </w:rPr>
-            </w:pPr>
-            <w:r>
-              <w:rPr>
-                <w:i/>
-              </w:rPr>
-              <w:t>&lt;Prefix&gt;photos/2006/February/&lt;/Prefix&gt;</w:t>
-            </w:r>
-          </w:p>
-          <w:p>
-            <w:pPr>
-              <w:ind w:left="0" w:firstLineChars="100" w:firstLine="210"/>
-              <w:rPr>
-                <w:i/>
-              </w:rPr>
-            </w:pPr>
-            <w:r>
-              <w:rPr>
-                <w:i/>
-              </w:rPr>
-              <w:t>&lt;/</w:t>
-            </w:r>
-            <w:proofErr w:type="spellStart"/>
-            <w:r>
-              <w:rPr>
-                <w:i/>
-              </w:rPr>
-              <w:t>CommonPrefixes</w:t>
-            </w:r>
-            <w:proofErr w:type="spellEnd"/>
-            <w:r>
-              <w:rPr>
-                <w:i/>
-              </w:rPr>
-              <w:t>&gt;</w:t>
-            </w:r>
-          </w:p>
-          <w:p>
-            <w:pPr>
-              <w:ind w:left="0" w:firstLineChars="100" w:firstLine="210"/>
-              <w:rPr>
-                <w:i/>
-              </w:rPr>
-            </w:pPr>
-            <w:r>
-              <w:rPr>
-                <w:i/>
-              </w:rPr>
-              <w:t>&lt;</w:t>
-            </w:r>
-            <w:proofErr w:type="spellStart"/>
-            <w:r>
-              <w:rPr>
-                <w:i/>
-              </w:rPr>
-              <w:t>CommonPrefixes</w:t>
-            </w:r>
-            <w:proofErr w:type="spellEnd"/>
-            <w:r>
-              <w:rPr>
-                <w:i/>
-              </w:rPr>
-              <w:t>&gt;</w:t>
-            </w:r>
-          </w:p>
-          <w:p>
-            <w:pPr>
-              <w:ind w:left="0" w:firstLineChars="200" w:firstLine="420"/>
-              <w:rPr>
-                <w:i/>
-              </w:rPr>
-            </w:pPr>
-            <w:r>
-              <w:rPr>
-                <w:i/>
-              </w:rPr>
-              <w:t>&lt;Prefix&gt;photos/2006/January/&lt;/Prefix&gt;</w:t>
-            </w:r>
-          </w:p>
-          <w:p>
-            <w:pPr>
-              <w:ind w:left="0" w:firstLineChars="100" w:firstLine="210"/>
-              <w:rPr>
-                <w:i/>
-              </w:rPr>
-            </w:pPr>
-            <w:r>
-              <w:rPr>
-                <w:i/>
-              </w:rPr>
-              <w:t>&lt;/</w:t>
-            </w:r>
-            <w:proofErr w:type="spellStart"/>
-            <w:r>
-              <w:rPr>
-                <w:i/>
-              </w:rPr>
-              <w:t>CommonPrefixes</w:t>
-            </w:r>
-            <w:proofErr w:type="spellEnd"/>
-            <w:r>
-              <w:rPr>
-                <w:i/>
-              </w:rPr>
-              <w:t>&gt;</w:t>
-            </w:r>
-          </w:p>
-          <w:p>
-            <w:pPr>
-              <w:ind w:left="0"/>
-            </w:pPr>
-            <w:r>
-              <w:rPr>
-                <w:i/>
-              </w:rPr>
-              <w:t>&lt;/</w:t>
-            </w:r>
-            <w:proofErr w:type="spellStart"/>
-            <w:r>
-              <w:rPr>
-                <w:i/>
-              </w:rPr>
-              <w:t>ListBucketResult</w:t>
-            </w:r>
-            <w:proofErr w:type="spellEnd"/>
-            <w:r>
-              <w:rPr>
-                <w:i/>
-              </w:rPr>
-              <w:t>&gt;</w:t>
+              <w:t>&lt;/ListBucketResult&gt;</w:t>
             </w:r>
           </w:p>
         </w:tc>
@@ -7566,13 +6675,8 @@
               <w:ind w:left="0"/>
             </w:pPr>
             <w:r>
-              <w:t>response-</w:t>
-            </w:r>
-            <w:proofErr w:type="spellStart"/>
-            <w:r>
-              <w:t>contentdisposition</w:t>
-            </w:r>
-            <w:proofErr w:type="spellEnd"/>
+              <w:t>response-contentdisposition</w:t>
+            </w:r>
           </w:p>
         </w:tc>
         <w:tc>
@@ -7626,13 +6730,8 @@
               <w:ind w:left="0"/>
             </w:pPr>
             <w:r>
-              <w:t>response-</w:t>
-            </w:r>
-            <w:proofErr w:type="spellStart"/>
-            <w:r>
-              <w:t>contentencoding</w:t>
-            </w:r>
-            <w:proofErr w:type="spellEnd"/>
+              <w:t>response-contentencoding</w:t>
+            </w:r>
           </w:p>
         </w:tc>
         <w:tc>
@@ -7705,34 +6804,15 @@
         </w:rPr>
         <w:t>，参考</w:t>
       </w:r>
-      <w:r>
-        <w:fldChar w:fldCharType="begin"/>
-      </w:r>
-      <w:r>
-        <w:instrText xml:space="preserve"> HYPERLINK \l "_</w:instrText>
-      </w:r>
-      <w:r>
-        <w:instrText>公共头部</w:instrText>
-      </w:r>
-      <w:r>
-        <w:instrText xml:space="preserve">" </w:instrText>
-      </w:r>
-      <w:r>
-        <w:fldChar w:fldCharType="separate"/>
-      </w:r>
-      <w:r>
-        <w:rPr>
-          <w:rStyle w:val="ad"/>
-          <w:rFonts w:hint="eastAsia"/>
-        </w:rPr>
-        <w:t>公共头部</w:t>
-      </w:r>
-      <w:r>
-        <w:rPr>
-          <w:rStyle w:val="ad"/>
-        </w:rPr>
-        <w:fldChar w:fldCharType="end"/>
-      </w:r>
+      <w:hyperlink w:anchor="_公共头部" w:history="1">
+        <w:r>
+          <w:rPr>
+            <w:rStyle w:val="ad"/>
+            <w:rFonts w:hint="eastAsia"/>
+          </w:rPr>
+          <w:t>公共头部</w:t>
+        </w:r>
+      </w:hyperlink>
       <w:r>
         <w:rPr>
           <w:rFonts w:hint="eastAsia"/>
@@ -7858,21 +6938,9 @@
               </w:rPr>
               <w:t>：</w:t>
             </w:r>
-            <w:proofErr w:type="spellStart"/>
-            <w:proofErr w:type="gramStart"/>
-            <w:r>
-              <w:t>Range:bytes</w:t>
-            </w:r>
-            <w:proofErr w:type="spellEnd"/>
-            <w:proofErr w:type="gramEnd"/>
-            <w:r>
-              <w:t>=</w:t>
-            </w:r>
-            <w:proofErr w:type="spellStart"/>
-            <w:r>
-              <w:t>beginbyte-endbyte</w:t>
-            </w:r>
-            <w:proofErr w:type="spellEnd"/>
+            <w:r>
+              <w:t>Range:bytes=beginbyte-endbyte</w:t>
+            </w:r>
           </w:p>
           <w:p>
             <w:pPr>
@@ -7910,13 +6978,8 @@
               <w:ind w:left="0"/>
             </w:pPr>
             <w:r>
-              <w:t>If-</w:t>
-            </w:r>
-            <w:proofErr w:type="spellStart"/>
-            <w:r>
-              <w:t>ModifiedSince</w:t>
-            </w:r>
-            <w:proofErr w:type="spellEnd"/>
+              <w:t>If-ModifiedSince</w:t>
+            </w:r>
           </w:p>
         </w:tc>
         <w:tc>
@@ -7970,13 +7033,8 @@
               <w:ind w:left="0"/>
             </w:pPr>
             <w:r>
-              <w:t>If-</w:t>
-            </w:r>
-            <w:proofErr w:type="spellStart"/>
-            <w:r>
-              <w:t>UnmodifiedSince</w:t>
-            </w:r>
-            <w:proofErr w:type="spellEnd"/>
+              <w:t>If-UnmodifiedSince</w:t>
+            </w:r>
           </w:p>
         </w:tc>
         <w:tc>
@@ -8043,23 +7101,7 @@
               <w:ind w:left="0"/>
             </w:pPr>
             <w:r>
-              <w:t xml:space="preserve">Return the object only if its entity </w:t>
-            </w:r>
-            <w:proofErr w:type="gramStart"/>
-            <w:r>
-              <w:t>tag</w:t>
-            </w:r>
-            <w:proofErr w:type="gramEnd"/>
-            <w:r>
-              <w:t xml:space="preserve"> (</w:t>
-            </w:r>
-            <w:proofErr w:type="spellStart"/>
-            <w:r>
-              <w:t>ETag</w:t>
-            </w:r>
-            <w:proofErr w:type="spellEnd"/>
-            <w:r>
-              <w:t>) is the same as the one speciﬁed; otherwise, return a 412 (precondition failed).</w:t>
+              <w:t>Return the object only if its entity tag (ETag) is the same as the one speciﬁed; otherwise, return a 412 (precondition failed).</w:t>
             </w:r>
           </w:p>
           <w:p>
@@ -8114,23 +7156,7 @@
               <w:ind w:left="0"/>
             </w:pPr>
             <w:r>
-              <w:t xml:space="preserve">Return the object only if its entity </w:t>
-            </w:r>
-            <w:proofErr w:type="gramStart"/>
-            <w:r>
-              <w:t>tag</w:t>
-            </w:r>
-            <w:proofErr w:type="gramEnd"/>
-            <w:r>
-              <w:t xml:space="preserve"> (</w:t>
-            </w:r>
-            <w:proofErr w:type="spellStart"/>
-            <w:r>
-              <w:t>ETag</w:t>
-            </w:r>
-            <w:proofErr w:type="spellEnd"/>
-            <w:r>
-              <w:t>) is diﬀerent from the one speciﬁed; otherwise, return a 304 (not modiﬁed).</w:t>
+              <w:t>Return the object only if its entity tag (ETag) is diﬀerent from the one speciﬁed; otherwise, return a 304 (not modiﬁed).</w:t>
             </w:r>
           </w:p>
           <w:p>
@@ -8214,21 +7240,7 @@
         <w:rPr>
           <w:rFonts w:hint="eastAsia"/>
         </w:rPr>
-        <w:t>If-Match&gt;If-None-Match&gt;If-</w:t>
-      </w:r>
-      <w:proofErr w:type="spellStart"/>
-      <w:r>
-        <w:rPr>
-          <w:rFonts w:hint="eastAsia"/>
-        </w:rPr>
-        <w:t>Unmoified</w:t>
-      </w:r>
-      <w:proofErr w:type="spellEnd"/>
-      <w:r>
-        <w:rPr>
-          <w:rFonts w:hint="eastAsia"/>
-        </w:rPr>
-        <w:t>-Since&gt;If-Modified-Since</w:t>
+        <w:t>If-Match&gt;If-None-Match&gt;If-Unmoified-Since&gt;If-Modified-Since</w:t>
       </w:r>
       <w:r>
         <w:rPr>
@@ -8404,9 +7416,6 @@
         </w:numPr>
         <w:spacing w:beforeLines="50" w:before="156" w:afterLines="50" w:after="156"/>
         <w:ind w:firstLineChars="0"/>
-        <w:rPr>
-          <w:rFonts w:hint="eastAsia"/>
-        </w:rPr>
       </w:pPr>
       <w:r>
         <w:rPr>
@@ -8497,9 +7506,6 @@
       <w:pPr>
         <w:spacing w:beforeLines="50" w:before="156" w:afterLines="50" w:after="156"/>
         <w:ind w:left="0" w:firstLineChars="200" w:firstLine="420"/>
-        <w:rPr>
-          <w:rFonts w:hint="eastAsia"/>
-        </w:rPr>
       </w:pPr>
     </w:p>
     <w:p>
@@ -8687,15 +7693,7 @@
               <w:ind w:left="0"/>
             </w:pPr>
             <w:r>
-              <w:t>x-</w:t>
-            </w:r>
-            <w:proofErr w:type="spellStart"/>
-            <w:r>
-              <w:t>amz</w:t>
-            </w:r>
-            <w:proofErr w:type="spellEnd"/>
-            <w:r>
-              <w:t>-version-id</w:t>
+              <w:t>x-amz-version-id</w:t>
             </w:r>
           </w:p>
         </w:tc>
@@ -8734,21 +7732,8 @@
               <w:ind w:left="0"/>
             </w:pPr>
             <w:r>
-              <w:t>x-</w:t>
-            </w:r>
-            <w:proofErr w:type="spellStart"/>
-            <w:r>
-              <w:t>amz</w:t>
-            </w:r>
-            <w:proofErr w:type="spellEnd"/>
-            <w:r>
-              <w:t>-</w:t>
-            </w:r>
-            <w:proofErr w:type="spellStart"/>
-            <w:r>
-              <w:t>deletemarker</w:t>
-            </w:r>
-            <w:proofErr w:type="spellEnd"/>
+              <w:t>x-amz-deletemarker</w:t>
+            </w:r>
           </w:p>
         </w:tc>
         <w:tc>
@@ -8760,26 +7745,13 @@
               <w:ind w:left="0"/>
             </w:pPr>
             <w:r>
-              <w:t xml:space="preserve">The </w:t>
-            </w:r>
-            <w:proofErr w:type="spellStart"/>
-            <w:r>
-              <w:t>ETag</w:t>
-            </w:r>
-            <w:proofErr w:type="spellEnd"/>
+              <w:t>The ETag</w:t>
+            </w:r>
             <w:r>
               <w:t xml:space="preserve"> is</w:t>
             </w:r>
             <w:r>
-              <w:t xml:space="preserve"> an MD5 digest of the object data. The </w:t>
-            </w:r>
-            <w:proofErr w:type="spellStart"/>
-            <w:r>
-              <w:t>ETag</w:t>
-            </w:r>
-            <w:proofErr w:type="spellEnd"/>
-            <w:r>
-              <w:t xml:space="preserve"> reﬂects changes only to the contents of an object, not its metadata. </w:t>
+              <w:t xml:space="preserve"> an MD5 digest of the object data. The ETag reﬂects changes only to the contents of an object, not its metadata. </w:t>
             </w:r>
           </w:p>
           <w:p>
@@ -8802,15 +7774,7 @@
               <w:ind w:left="0"/>
             </w:pPr>
             <w:r>
-              <w:t>x-</w:t>
-            </w:r>
-            <w:proofErr w:type="spellStart"/>
-            <w:r>
-              <w:t>amz</w:t>
-            </w:r>
-            <w:proofErr w:type="spellEnd"/>
-            <w:r>
-              <w:t>-meta-*</w:t>
+              <w:t>x-amz-meta-*</w:t>
             </w:r>
           </w:p>
         </w:tc>
@@ -8951,19 +7915,11 @@
                 <w:i/>
               </w:rPr>
             </w:pPr>
-            <w:proofErr w:type="spellStart"/>
             <w:r>
               <w:rPr>
                 <w:i/>
               </w:rPr>
-              <w:t>ETag</w:t>
-            </w:r>
-            <w:proofErr w:type="spellEnd"/>
-            <w:r>
-              <w:rPr>
-                <w:i/>
-              </w:rPr>
-              <w:t xml:space="preserve">: "fba9dede5f27731c9771645a39863328" </w:t>
+              <w:t xml:space="preserve">ETag: "fba9dede5f27731c9771645a39863328" </w:t>
             </w:r>
           </w:p>
           <w:p>
@@ -9223,34 +8179,15 @@
         </w:rPr>
         <w:t>，参考</w:t>
       </w:r>
-      <w:r>
-        <w:fldChar w:fldCharType="begin"/>
-      </w:r>
-      <w:r>
-        <w:instrText xml:space="preserve"> HYPERLINK \l "_</w:instrText>
-      </w:r>
-      <w:r>
-        <w:instrText>公共头部</w:instrText>
-      </w:r>
-      <w:r>
-        <w:instrText xml:space="preserve">" </w:instrText>
-      </w:r>
-      <w:r>
-        <w:fldChar w:fldCharType="separate"/>
-      </w:r>
-      <w:r>
-        <w:rPr>
-          <w:rStyle w:val="ad"/>
-          <w:rFonts w:hint="eastAsia"/>
-        </w:rPr>
-        <w:t>公共头部</w:t>
-      </w:r>
-      <w:r>
-        <w:rPr>
-          <w:rStyle w:val="ad"/>
-        </w:rPr>
-        <w:fldChar w:fldCharType="end"/>
-      </w:r>
+      <w:hyperlink w:anchor="_公共头部" w:history="1">
+        <w:r>
+          <w:rPr>
+            <w:rStyle w:val="ad"/>
+            <w:rFonts w:hint="eastAsia"/>
+          </w:rPr>
+          <w:t>公共头部</w:t>
+        </w:r>
+      </w:hyperlink>
       <w:r>
         <w:rPr>
           <w:rFonts w:hint="eastAsia"/>
@@ -9354,15 +8291,7 @@
               <w:ind w:left="0"/>
             </w:pPr>
             <w:r>
-              <w:t>x-</w:t>
-            </w:r>
-            <w:proofErr w:type="spellStart"/>
-            <w:r>
-              <w:t>amz</w:t>
-            </w:r>
-            <w:proofErr w:type="spellEnd"/>
-            <w:r>
-              <w:t>-version-id</w:t>
+              <w:t>x-amz-version-id</w:t>
             </w:r>
           </w:p>
         </w:tc>
@@ -9408,21 +8337,8 @@
             </w:pPr>
             <w:r>
               <w:lastRenderedPageBreak/>
-              <w:t>x-</w:t>
-            </w:r>
-            <w:proofErr w:type="spellStart"/>
-            <w:r>
-              <w:t>amz</w:t>
-            </w:r>
-            <w:proofErr w:type="spellEnd"/>
-            <w:r>
-              <w:t>-</w:t>
-            </w:r>
-            <w:proofErr w:type="spellStart"/>
-            <w:r>
-              <w:t>deletemarker</w:t>
-            </w:r>
-            <w:proofErr w:type="spellEnd"/>
+              <w:t>x-amz-deletemarker</w:t>
+            </w:r>
           </w:p>
         </w:tc>
         <w:tc>
@@ -9644,16 +8560,8 @@
               <w:rPr>
                 <w:i/>
               </w:rPr>
-              <w:t xml:space="preserve">HTTP/1.1 204 </w:t>
-            </w:r>
-            <w:proofErr w:type="spellStart"/>
-            <w:r>
-              <w:rPr>
-                <w:i/>
-              </w:rPr>
-              <w:t>NoContent</w:t>
-            </w:r>
-            <w:proofErr w:type="spellEnd"/>
+              <w:t>HTTP/1.1 204 NoContent</w:t>
+            </w:r>
           </w:p>
           <w:p>
             <w:pPr>
@@ -9826,57 +8734,35 @@
         </w:rPr>
         <w:t>—</w:t>
       </w:r>
-      <w:proofErr w:type="spellStart"/>
       <w:r>
         <w:rPr>
           <w:rFonts w:asciiTheme="minorEastAsia" w:hAnsiTheme="minorEastAsia" w:hint="eastAsia"/>
         </w:rPr>
-        <w:t>SequoiaDB</w:t>
-      </w:r>
-      <w:proofErr w:type="spellEnd"/>
+        <w:t>SequoiaDB兼容Amazon</w:t>
+      </w:r>
+      <w:r>
+        <w:rPr>
+          <w:rFonts w:asciiTheme="minorEastAsia" w:hAnsiTheme="minorEastAsia"/>
+        </w:rPr>
+        <w:t xml:space="preserve"> </w:t>
+      </w:r>
       <w:r>
         <w:rPr>
           <w:rFonts w:asciiTheme="minorEastAsia" w:hAnsiTheme="minorEastAsia" w:hint="eastAsia"/>
         </w:rPr>
-        <w:t>兼容Amazon</w:t>
+        <w:t>S</w:t>
       </w:r>
       <w:r>
         <w:rPr>
           <w:rFonts w:asciiTheme="minorEastAsia" w:hAnsiTheme="minorEastAsia"/>
         </w:rPr>
-        <w:t xml:space="preserve"> </w:t>
+        <w:t>3</w:t>
       </w:r>
       <w:r>
         <w:rPr>
           <w:rFonts w:asciiTheme="minorEastAsia" w:hAnsiTheme="minorEastAsia" w:hint="eastAsia"/>
         </w:rPr>
-        <w:t>S</w:t>
-      </w:r>
-      <w:r>
-        <w:rPr>
-          <w:rFonts w:asciiTheme="minorEastAsia" w:hAnsiTheme="minorEastAsia"/>
-        </w:rPr>
-        <w:t>3</w:t>
-      </w:r>
-      <w:r>
-        <w:rPr>
-          <w:rFonts w:asciiTheme="minorEastAsia" w:hAnsiTheme="minorEastAsia" w:hint="eastAsia"/>
-        </w:rPr>
-        <w:t>接口.</w:t>
-      </w:r>
-      <w:proofErr w:type="spellStart"/>
-      <w:r>
-        <w:rPr>
-          <w:rFonts w:asciiTheme="minorEastAsia" w:hAnsiTheme="minorEastAsia" w:hint="eastAsia"/>
-        </w:rPr>
-        <w:t>docx</w:t>
-      </w:r>
-      <w:proofErr w:type="spellEnd"/>
-      <w:r>
-        <w:rPr>
-          <w:rFonts w:asciiTheme="minorEastAsia" w:hAnsiTheme="minorEastAsia" w:hint="eastAsia"/>
-        </w:rPr>
-        <w:t>》。</w:t>
+        <w:t>接口.docx》。</w:t>
       </w:r>
     </w:p>
     <w:p>
@@ -9964,23 +8850,7 @@
           <w:rFonts w:hint="eastAsia"/>
           <w:color w:val="00B0F0"/>
         </w:rPr>
-        <w:t>使用时序</w:t>
-      </w:r>
-      <w:proofErr w:type="gramStart"/>
-      <w:r>
-        <w:rPr>
-          <w:rFonts w:hint="eastAsia"/>
-          <w:color w:val="00B0F0"/>
-        </w:rPr>
-        <w:t>图或者</w:t>
-      </w:r>
-      <w:proofErr w:type="gramEnd"/>
-      <w:r>
-        <w:rPr>
-          <w:rFonts w:hint="eastAsia"/>
-          <w:color w:val="00B0F0"/>
-        </w:rPr>
-        <w:t>活动图</w:t>
+        <w:t>使用时序图或者活动图</w:t>
       </w:r>
       <w:r>
         <w:rPr>
@@ -10999,21 +9869,7 @@
         <w:rPr>
           <w:rFonts w:hint="eastAsia"/>
         </w:rPr>
-        <w:t>x-</w:t>
-      </w:r>
-      <w:proofErr w:type="spellStart"/>
-      <w:r>
-        <w:rPr>
-          <w:rFonts w:hint="eastAsia"/>
-        </w:rPr>
-        <w:t>amz</w:t>
-      </w:r>
-      <w:proofErr w:type="spellEnd"/>
-      <w:r>
-        <w:rPr>
-          <w:rFonts w:hint="eastAsia"/>
-        </w:rPr>
-        <w:t>-meta-*</w:t>
+        <w:t>x-amz-meta-*</w:t>
       </w:r>
       <w:r>
         <w:rPr>
@@ -11082,21 +9938,7 @@
         <w:rPr>
           <w:rFonts w:hint="eastAsia"/>
         </w:rPr>
-        <w:t>x-</w:t>
-      </w:r>
-      <w:proofErr w:type="spellStart"/>
-      <w:r>
-        <w:rPr>
-          <w:rFonts w:hint="eastAsia"/>
-        </w:rPr>
-        <w:t>amz</w:t>
-      </w:r>
-      <w:proofErr w:type="spellEnd"/>
-      <w:r>
-        <w:rPr>
-          <w:rFonts w:hint="eastAsia"/>
-        </w:rPr>
-        <w:t>-date</w:t>
+        <w:t>x-amz-date</w:t>
       </w:r>
       <w:r>
         <w:t xml:space="preserve"> </w:t>
@@ -11123,21 +9965,7 @@
         <w:rPr>
           <w:rFonts w:hint="eastAsia"/>
         </w:rPr>
-        <w:t>x-</w:t>
-      </w:r>
-      <w:proofErr w:type="spellStart"/>
-      <w:r>
-        <w:rPr>
-          <w:rFonts w:hint="eastAsia"/>
-        </w:rPr>
-        <w:t>amz</w:t>
-      </w:r>
-      <w:proofErr w:type="spellEnd"/>
-      <w:r>
-        <w:rPr>
-          <w:rFonts w:hint="eastAsia"/>
-        </w:rPr>
-        <w:t>-date</w:t>
+        <w:t>x-amz-date</w:t>
       </w:r>
       <w:r>
         <w:rPr>
@@ -11167,21 +9995,7 @@
         <w:rPr>
           <w:rFonts w:hint="eastAsia"/>
         </w:rPr>
-        <w:t>补充鉴</w:t>
-      </w:r>
-      <w:proofErr w:type="gramStart"/>
-      <w:r>
-        <w:rPr>
-          <w:rFonts w:hint="eastAsia"/>
-        </w:rPr>
-        <w:t>权功能时时再</w:t>
-      </w:r>
-      <w:proofErr w:type="gramEnd"/>
-      <w:r>
-        <w:rPr>
-          <w:rFonts w:hint="eastAsia"/>
-        </w:rPr>
-        <w:t>补充此段检查。</w:t>
+        <w:t>补充鉴权功能时时再补充此段检查。</w:t>
       </w:r>
     </w:p>
     <w:p>
@@ -11399,14 +10213,12 @@
         </w:rPr>
         <w:t>成功的响应消息中携带</w:t>
       </w:r>
-      <w:proofErr w:type="spellStart"/>
       <w:r>
         <w:rPr>
           <w:rFonts w:hint="eastAsia"/>
         </w:rPr>
         <w:t>eTag</w:t>
       </w:r>
-      <w:proofErr w:type="spellEnd"/>
       <w:r>
         <w:rPr>
           <w:rFonts w:hint="eastAsia"/>
@@ -11639,21 +10451,7 @@
         <w:rPr>
           <w:rFonts w:hint="eastAsia"/>
         </w:rPr>
-        <w:t>如果元数据表中并没有该对象的记录，上</w:t>
-      </w:r>
-      <w:proofErr w:type="gramStart"/>
-      <w:r>
-        <w:rPr>
-          <w:rFonts w:hint="eastAsia"/>
-        </w:rPr>
-        <w:t>传对象</w:t>
-      </w:r>
-      <w:proofErr w:type="gramEnd"/>
-      <w:r>
-        <w:rPr>
-          <w:rFonts w:hint="eastAsia"/>
-        </w:rPr>
-        <w:t>到对象数据表，添加新的对象元数据。</w:t>
+        <w:t>如果元数据表中并没有该对象的记录，上传对象到对象数据表，添加新的对象元数据。</w:t>
       </w:r>
     </w:p>
     <w:p>
@@ -11684,14 +10482,12 @@
         </w:rPr>
         <w:t>上传新的对象到对象数据表，获取元数据中的</w:t>
       </w:r>
-      <w:proofErr w:type="spellStart"/>
       <w:r>
         <w:rPr>
           <w:rFonts w:hint="eastAsia"/>
         </w:rPr>
         <w:t>LobId</w:t>
       </w:r>
-      <w:proofErr w:type="spellEnd"/>
       <w:r>
         <w:rPr>
           <w:rFonts w:hint="eastAsia"/>
@@ -11722,14 +10518,12 @@
         </w:rPr>
         <w:t>，根据旧的</w:t>
       </w:r>
-      <w:proofErr w:type="spellStart"/>
       <w:r>
         <w:rPr>
           <w:rFonts w:hint="eastAsia"/>
         </w:rPr>
         <w:t>LobId</w:t>
       </w:r>
-      <w:proofErr w:type="spellEnd"/>
       <w:r>
         <w:rPr>
           <w:rFonts w:hint="eastAsia"/>
@@ -11844,14 +10638,12 @@
         </w:rPr>
         <w:t>，获取</w:t>
       </w:r>
-      <w:proofErr w:type="spellStart"/>
       <w:r>
         <w:rPr>
           <w:rFonts w:hint="eastAsia"/>
         </w:rPr>
         <w:t>LobId</w:t>
       </w:r>
-      <w:proofErr w:type="spellEnd"/>
       <w:r>
         <w:rPr>
           <w:rFonts w:hint="eastAsia"/>
@@ -11870,14 +10662,12 @@
         </w:rPr>
         <w:t>集合名称和</w:t>
       </w:r>
-      <w:proofErr w:type="spellStart"/>
       <w:r>
         <w:rPr>
           <w:rFonts w:hint="eastAsia"/>
         </w:rPr>
         <w:t>LobId</w:t>
       </w:r>
-      <w:proofErr w:type="spellEnd"/>
       <w:r>
         <w:rPr>
           <w:rFonts w:hint="eastAsia"/>
@@ -12178,14 +10968,12 @@
         </w:rPr>
         <w:t>没有该对象的记录，则上传对象，再写入元数据，写入元数据时发现数据冲突（有</w:t>
       </w:r>
-      <w:proofErr w:type="spellStart"/>
       <w:r>
         <w:rPr>
           <w:rFonts w:hint="eastAsia"/>
         </w:rPr>
         <w:t>bucket+key</w:t>
       </w:r>
-      <w:proofErr w:type="spellEnd"/>
       <w:r>
         <w:rPr>
           <w:rFonts w:hint="eastAsia"/>
@@ -12228,8 +11016,6 @@
         </w:rPr>
         <w:t>删除旧对象）</w:t>
       </w:r>
-      <w:bookmarkStart w:id="2" w:name="_GoBack"/>
-      <w:bookmarkEnd w:id="2"/>
     </w:p>
     <w:p>
       <w:pPr>
@@ -12259,28 +11045,24 @@
         </w:rPr>
         <w:t>操作在更新同一个对象。查询元数据时发现已经有该对象的记录，则上传对象，获取</w:t>
       </w:r>
-      <w:proofErr w:type="spellStart"/>
       <w:r>
         <w:rPr>
           <w:rFonts w:hint="eastAsia"/>
         </w:rPr>
         <w:t>LobId</w:t>
       </w:r>
-      <w:proofErr w:type="spellEnd"/>
       <w:r>
         <w:rPr>
           <w:rFonts w:hint="eastAsia"/>
         </w:rPr>
         <w:t>，然后</w:t>
       </w:r>
-      <w:proofErr w:type="spellStart"/>
       <w:r>
         <w:rPr>
           <w:rFonts w:hint="eastAsia"/>
         </w:rPr>
         <w:t>queryAndUpdate</w:t>
       </w:r>
-      <w:proofErr w:type="spellEnd"/>
       <w:r>
         <w:rPr>
           <w:rFonts w:hint="eastAsia"/>
@@ -12299,14 +11081,12 @@
         </w:rPr>
         <w:t>的结果中取</w:t>
       </w:r>
-      <w:proofErr w:type="spellStart"/>
       <w:r>
         <w:rPr>
           <w:rFonts w:hint="eastAsia"/>
         </w:rPr>
         <w:t>LobId</w:t>
       </w:r>
-      <w:proofErr w:type="spellEnd"/>
       <w:r>
         <w:rPr>
           <w:rFonts w:hint="eastAsia"/>
@@ -12319,28 +11099,18 @@
         </w:rPr>
         <w:t>PUT</w:t>
       </w:r>
-      <w:proofErr w:type="gramStart"/>
-      <w:r>
-        <w:rPr>
-          <w:rFonts w:hint="eastAsia"/>
-        </w:rPr>
-        <w:t>操作再</w:t>
-      </w:r>
-      <w:proofErr w:type="gramEnd"/>
-      <w:r>
-        <w:rPr>
-          <w:rFonts w:hint="eastAsia"/>
-        </w:rPr>
-        <w:t>执行</w:t>
-      </w:r>
-      <w:proofErr w:type="spellStart"/>
+      <w:r>
+        <w:rPr>
+          <w:rFonts w:hint="eastAsia"/>
+        </w:rPr>
+        <w:t>操作再执行</w:t>
+      </w:r>
       <w:r>
         <w:rPr>
           <w:rFonts w:hint="eastAsia"/>
         </w:rPr>
         <w:t>queryAndUpdate</w:t>
       </w:r>
-      <w:proofErr w:type="spellEnd"/>
       <w:r>
         <w:rPr>
           <w:rFonts w:hint="eastAsia"/>
@@ -12386,30 +11156,14 @@
         <w:rPr>
           <w:rFonts w:hint="eastAsia"/>
         </w:rPr>
-        <w:t>操作在处理同一个对象，查询元数据时发现已经有该对象的记录，则上</w:t>
-      </w:r>
-      <w:proofErr w:type="gramStart"/>
-      <w:r>
-        <w:rPr>
-          <w:rFonts w:hint="eastAsia"/>
-        </w:rPr>
-        <w:t>传对象</w:t>
-      </w:r>
-      <w:proofErr w:type="gramEnd"/>
-      <w:r>
-        <w:rPr>
-          <w:rFonts w:hint="eastAsia"/>
-        </w:rPr>
-        <w:t>后使用</w:t>
-      </w:r>
-      <w:proofErr w:type="spellStart"/>
+        <w:t>操作在处理同一个对象，查询元数据时发现已经有该对象的记录，则上传对象后使用</w:t>
+      </w:r>
       <w:r>
         <w:rPr>
           <w:rFonts w:hint="eastAsia"/>
         </w:rPr>
         <w:t>queryAndUpdate</w:t>
       </w:r>
-      <w:proofErr w:type="spellEnd"/>
       <w:r>
         <w:rPr>
           <w:rFonts w:hint="eastAsia"/>
@@ -12543,11 +11297,9 @@
         </w:rPr>
         <w:t>桶不存在，返回</w:t>
       </w:r>
-      <w:proofErr w:type="spellStart"/>
       <w:r>
         <w:t>NoSuchBucket</w:t>
       </w:r>
-      <w:proofErr w:type="spellEnd"/>
       <w:r>
         <w:rPr>
           <w:rFonts w:hint="eastAsia"/>
@@ -12571,11 +11323,9 @@
         </w:rPr>
         <w:t>对象名称超长，返回</w:t>
       </w:r>
-      <w:proofErr w:type="spellStart"/>
       <w:r>
         <w:t>KeyTooLongError</w:t>
       </w:r>
-      <w:proofErr w:type="spellEnd"/>
       <w:r>
         <w:rPr>
           <w:rFonts w:hint="eastAsia"/>
@@ -12602,11 +11352,9 @@
         </w:rPr>
         <w:t>数据超长，返回</w:t>
       </w:r>
-      <w:proofErr w:type="spellStart"/>
       <w:r>
         <w:t>MetadataTooLarge</w:t>
       </w:r>
-      <w:proofErr w:type="spellEnd"/>
       <w:r>
         <w:rPr>
           <w:rFonts w:hint="eastAsia"/>
@@ -12618,10 +11366,10 @@
       <w:pPr>
         <w:pStyle w:val="3"/>
       </w:pPr>
-      <w:bookmarkStart w:id="3" w:name="_查询对象（List_Objects_v2）"/>
-      <w:bookmarkStart w:id="4" w:name="_查询对象（GET_Bucket_(List"/>
+      <w:bookmarkStart w:id="2" w:name="_查询对象（List_Objects_v2）"/>
+      <w:bookmarkStart w:id="3" w:name="_查询对象（GET_Bucket_(List"/>
+      <w:bookmarkEnd w:id="2"/>
       <w:bookmarkEnd w:id="3"/>
-      <w:bookmarkEnd w:id="4"/>
       <w:r>
         <w:rPr>
           <w:rFonts w:hint="eastAsia"/>
@@ -12819,19 +11567,11 @@
       <w:pPr>
         <w:ind w:left="0" w:firstLineChars="400" w:firstLine="840"/>
       </w:pPr>
-      <w:proofErr w:type="spellStart"/>
-      <w:r>
-        <w:rPr>
-          <w:rFonts w:hint="eastAsia"/>
-        </w:rPr>
-        <w:t>continueation</w:t>
-      </w:r>
-      <w:proofErr w:type="spellEnd"/>
-      <w:r>
-        <w:rPr>
-          <w:rFonts w:hint="eastAsia"/>
-        </w:rPr>
-        <w:t>-token</w:t>
+      <w:r>
+        <w:rPr>
+          <w:rFonts w:hint="eastAsia"/>
+        </w:rPr>
+        <w:t>continueation-token</w:t>
       </w:r>
       <w:r>
         <w:t xml:space="preserve"> </w:t>
@@ -12895,15 +11635,7 @@
         <w:t>+</w:t>
       </w:r>
       <w:r>
-        <w:t xml:space="preserve"> start-after &gt; delimiter &gt; </w:t>
-      </w:r>
-      <w:proofErr w:type="spellStart"/>
-      <w:r>
-        <w:t>continueation</w:t>
-      </w:r>
-      <w:proofErr w:type="spellEnd"/>
-      <w:r>
-        <w:t>-token &gt;max-keys</w:t>
+        <w:t xml:space="preserve"> start-after &gt; delimiter &gt; continueation-token &gt;max-keys</w:t>
       </w:r>
       <w:r>
         <w:t xml:space="preserve"> </w:t>
@@ -12990,35 +11722,30 @@
         </w:rPr>
         <w:t>条件时，首先会在</w:t>
       </w:r>
-      <w:proofErr w:type="spellStart"/>
       <w:r>
         <w:rPr>
           <w:rFonts w:hint="eastAsia"/>
         </w:rPr>
         <w:t>ObjectMetaList</w:t>
       </w:r>
-      <w:proofErr w:type="spellEnd"/>
       <w:r>
         <w:rPr>
           <w:rFonts w:hint="eastAsia"/>
         </w:rPr>
         <w:t>中进行</w:t>
       </w:r>
-      <w:proofErr w:type="spellStart"/>
       <w:r>
         <w:rPr>
           <w:rFonts w:hint="eastAsia"/>
         </w:rPr>
         <w:t>bucketid+prefix+start-after</w:t>
       </w:r>
-      <w:proofErr w:type="spellEnd"/>
       <w:r>
         <w:rPr>
           <w:rFonts w:hint="eastAsia"/>
         </w:rPr>
         <w:t>的组合查询，然后在查询结果中匹配</w:t>
       </w:r>
-      <w:proofErr w:type="spellStart"/>
       <w:r>
         <w:rPr>
           <w:rFonts w:hint="eastAsia"/>
@@ -13028,46 +11755,39 @@
       <w:r>
         <w:t>delimiter</w:t>
       </w:r>
-      <w:proofErr w:type="spellEnd"/>
       <w:r>
         <w:rPr>
           <w:rFonts w:hint="eastAsia"/>
         </w:rPr>
         <w:t>的记录，如果匹配到</w:t>
       </w:r>
-      <w:proofErr w:type="spellStart"/>
       <w:r>
         <w:rPr>
           <w:rFonts w:hint="eastAsia"/>
         </w:rPr>
         <w:t>prefix+delimiter</w:t>
       </w:r>
-      <w:proofErr w:type="spellEnd"/>
       <w:r>
         <w:rPr>
           <w:rFonts w:hint="eastAsia"/>
         </w:rPr>
         <w:t>，则这条记录保存在</w:t>
       </w:r>
-      <w:proofErr w:type="spellStart"/>
       <w:r>
         <w:t>CommonPrefixes</w:t>
       </w:r>
-      <w:proofErr w:type="spellEnd"/>
       <w:r>
         <w:rPr>
           <w:rFonts w:hint="eastAsia"/>
         </w:rPr>
         <w:t>中，相同的</w:t>
       </w:r>
-      <w:proofErr w:type="spellStart"/>
       <w:r>
         <w:rPr>
           <w:rFonts w:hint="eastAsia"/>
         </w:rPr>
         <w:t>prefix+delimiter</w:t>
       </w:r>
-      <w:proofErr w:type="spellEnd"/>
       <w:r>
         <w:rPr>
           <w:rFonts w:hint="eastAsia"/>
@@ -13204,21 +11924,7 @@
         <w:rPr>
           <w:rFonts w:asciiTheme="minorEastAsia" w:hAnsiTheme="minorEastAsia" w:hint="eastAsia"/>
         </w:rPr>
-        <w:t>cc/</w:t>
-      </w:r>
-      <w:proofErr w:type="spellStart"/>
-      <w:r>
-        <w:rPr>
-          <w:rFonts w:asciiTheme="minorEastAsia" w:hAnsiTheme="minorEastAsia" w:hint="eastAsia"/>
-        </w:rPr>
-        <w:t>dd</w:t>
-      </w:r>
-      <w:proofErr w:type="spellEnd"/>
-      <w:r>
-        <w:rPr>
-          <w:rFonts w:asciiTheme="minorEastAsia" w:hAnsiTheme="minorEastAsia" w:hint="eastAsia"/>
-        </w:rPr>
-        <w:t>/1234.txt</w:t>
+        <w:t>cc/dd/1234.txt</w:t>
       </w:r>
     </w:p>
     <w:p>
@@ -13232,16 +11938,8 @@
         <w:rPr>
           <w:rFonts w:asciiTheme="minorEastAsia" w:hAnsiTheme="minorEastAsia" w:hint="eastAsia"/>
         </w:rPr>
-        <w:t>/aa/bb/cc/</w:t>
-      </w:r>
-      <w:proofErr w:type="spellStart"/>
-      <w:r>
-        <w:rPr>
-          <w:rFonts w:asciiTheme="minorEastAsia" w:hAnsiTheme="minorEastAsia" w:hint="eastAsia"/>
-        </w:rPr>
-        <w:t>ee</w:t>
-      </w:r>
-      <w:proofErr w:type="spellEnd"/>
+        <w:t>/aa/bb/cc/ee</w:t>
+      </w:r>
       <w:r>
         <w:rPr>
           <w:rFonts w:asciiTheme="minorEastAsia" w:hAnsiTheme="minorEastAsia" w:hint="eastAsia"/>
@@ -13260,16 +11958,8 @@
         <w:rPr>
           <w:rFonts w:asciiTheme="minorEastAsia" w:hAnsiTheme="minorEastAsia" w:hint="eastAsia"/>
         </w:rPr>
-        <w:t>/aa/cc/cc/</w:t>
-      </w:r>
-      <w:proofErr w:type="spellStart"/>
-      <w:r>
-        <w:rPr>
-          <w:rFonts w:asciiTheme="minorEastAsia" w:hAnsiTheme="minorEastAsia" w:hint="eastAsia"/>
-        </w:rPr>
-        <w:t>ee</w:t>
-      </w:r>
-      <w:proofErr w:type="spellEnd"/>
+        <w:t>/aa/cc/cc/ee</w:t>
+      </w:r>
       <w:r>
         <w:rPr>
           <w:rFonts w:asciiTheme="minorEastAsia" w:hAnsiTheme="minorEastAsia" w:hint="eastAsia"/>
@@ -13288,21 +11978,7 @@
         <w:rPr>
           <w:rFonts w:asciiTheme="minorEastAsia" w:hAnsiTheme="minorEastAsia"/>
         </w:rPr>
-        <w:t>/aa/bb/</w:t>
-      </w:r>
-      <w:proofErr w:type="spellStart"/>
-      <w:r>
-        <w:rPr>
-          <w:rFonts w:asciiTheme="minorEastAsia" w:hAnsiTheme="minorEastAsia"/>
-        </w:rPr>
-        <w:t>dd</w:t>
-      </w:r>
-      <w:proofErr w:type="spellEnd"/>
-      <w:r>
-        <w:rPr>
-          <w:rFonts w:asciiTheme="minorEastAsia" w:hAnsiTheme="minorEastAsia"/>
-        </w:rPr>
-        <w:t>/2345.txt</w:t>
+        <w:t>/aa/bb/dd/2345.txt</w:t>
       </w:r>
     </w:p>
     <w:p>
@@ -13316,21 +11992,7 @@
         <w:rPr>
           <w:rFonts w:asciiTheme="minorEastAsia" w:hAnsiTheme="minorEastAsia"/>
         </w:rPr>
-        <w:t>/aa/bb/</w:t>
-      </w:r>
-      <w:proofErr w:type="spellStart"/>
-      <w:r>
-        <w:rPr>
-          <w:rFonts w:asciiTheme="minorEastAsia" w:hAnsiTheme="minorEastAsia"/>
-        </w:rPr>
-        <w:t>ee</w:t>
-      </w:r>
-      <w:proofErr w:type="spellEnd"/>
-      <w:r>
-        <w:rPr>
-          <w:rFonts w:asciiTheme="minorEastAsia" w:hAnsiTheme="minorEastAsia"/>
-        </w:rPr>
-        <w:t>/3456.txt</w:t>
+        <w:t>/aa/bb/ee/3456.txt</w:t>
       </w:r>
     </w:p>
     <w:p>
@@ -13473,7 +12135,6 @@
         </w:rPr>
         <w:t>，</w:t>
       </w:r>
-      <w:proofErr w:type="spellStart"/>
       <w:r>
         <w:t>P</w:t>
       </w:r>
@@ -13483,7 +12144,6 @@
         </w:rPr>
         <w:t>refix+start-after</w:t>
       </w:r>
-      <w:proofErr w:type="spellEnd"/>
       <w:r>
         <w:rPr>
           <w:rFonts w:hint="eastAsia"/>
@@ -13508,21 +12168,7 @@
         <w:rPr>
           <w:rFonts w:asciiTheme="minorEastAsia" w:hAnsiTheme="minorEastAsia" w:hint="eastAsia"/>
         </w:rPr>
-        <w:t>cc/</w:t>
-      </w:r>
-      <w:proofErr w:type="spellStart"/>
-      <w:r>
-        <w:rPr>
-          <w:rFonts w:asciiTheme="minorEastAsia" w:hAnsiTheme="minorEastAsia" w:hint="eastAsia"/>
-        </w:rPr>
-        <w:t>dd</w:t>
-      </w:r>
-      <w:proofErr w:type="spellEnd"/>
-      <w:r>
-        <w:rPr>
-          <w:rFonts w:asciiTheme="minorEastAsia" w:hAnsiTheme="minorEastAsia" w:hint="eastAsia"/>
-        </w:rPr>
-        <w:t>/1234.txt</w:t>
+        <w:t>cc/dd/1234.txt</w:t>
       </w:r>
     </w:p>
     <w:p>
@@ -13536,16 +12182,8 @@
         <w:rPr>
           <w:rFonts w:asciiTheme="minorEastAsia" w:hAnsiTheme="minorEastAsia" w:hint="eastAsia"/>
         </w:rPr>
-        <w:t>/aa/bb/cc/</w:t>
-      </w:r>
-      <w:proofErr w:type="spellStart"/>
-      <w:r>
-        <w:rPr>
-          <w:rFonts w:asciiTheme="minorEastAsia" w:hAnsiTheme="minorEastAsia" w:hint="eastAsia"/>
-        </w:rPr>
-        <w:t>ee</w:t>
-      </w:r>
-      <w:proofErr w:type="spellEnd"/>
+        <w:t>/aa/bb/cc/ee</w:t>
+      </w:r>
       <w:r>
         <w:rPr>
           <w:rFonts w:asciiTheme="minorEastAsia" w:hAnsiTheme="minorEastAsia" w:hint="eastAsia"/>
@@ -13564,21 +12202,7 @@
         <w:rPr>
           <w:rFonts w:asciiTheme="minorEastAsia" w:hAnsiTheme="minorEastAsia"/>
         </w:rPr>
-        <w:t>/aa/bb/</w:t>
-      </w:r>
-      <w:proofErr w:type="spellStart"/>
-      <w:r>
-        <w:rPr>
-          <w:rFonts w:asciiTheme="minorEastAsia" w:hAnsiTheme="minorEastAsia"/>
-        </w:rPr>
-        <w:t>dd</w:t>
-      </w:r>
-      <w:proofErr w:type="spellEnd"/>
-      <w:r>
-        <w:rPr>
-          <w:rFonts w:asciiTheme="minorEastAsia" w:hAnsiTheme="minorEastAsia"/>
-        </w:rPr>
-        <w:t>/2345.txt</w:t>
+        <w:t>/aa/bb/dd/2345.txt</w:t>
       </w:r>
     </w:p>
     <w:p>
@@ -13592,21 +12216,7 @@
         <w:rPr>
           <w:rFonts w:asciiTheme="minorEastAsia" w:hAnsiTheme="minorEastAsia"/>
         </w:rPr>
-        <w:t>/aa/bb/</w:t>
-      </w:r>
-      <w:proofErr w:type="spellStart"/>
-      <w:r>
-        <w:rPr>
-          <w:rFonts w:asciiTheme="minorEastAsia" w:hAnsiTheme="minorEastAsia"/>
-        </w:rPr>
-        <w:t>ee</w:t>
-      </w:r>
-      <w:proofErr w:type="spellEnd"/>
-      <w:r>
-        <w:rPr>
-          <w:rFonts w:asciiTheme="minorEastAsia" w:hAnsiTheme="minorEastAsia"/>
-        </w:rPr>
-        <w:t>/3456.txt</w:t>
+        <w:t>/aa/bb/ee/3456.txt</w:t>
       </w:r>
     </w:p>
     <w:p>
@@ -13677,21 +12287,7 @@
         <w:rPr>
           <w:rFonts w:asciiTheme="minorEastAsia" w:hAnsiTheme="minorEastAsia"/>
         </w:rPr>
-        <w:t>/aa/bb/</w:t>
-      </w:r>
-      <w:proofErr w:type="spellStart"/>
-      <w:r>
-        <w:rPr>
-          <w:rFonts w:asciiTheme="minorEastAsia" w:hAnsiTheme="minorEastAsia"/>
-        </w:rPr>
-        <w:t>dd</w:t>
-      </w:r>
-      <w:proofErr w:type="spellEnd"/>
-      <w:r>
-        <w:rPr>
-          <w:rFonts w:asciiTheme="minorEastAsia" w:hAnsiTheme="minorEastAsia"/>
-        </w:rPr>
-        <w:t>/</w:t>
+        <w:t>/aa/bb/dd/</w:t>
       </w:r>
     </w:p>
     <w:p>
@@ -13705,21 +12301,7 @@
         <w:rPr>
           <w:rFonts w:asciiTheme="minorEastAsia" w:hAnsiTheme="minorEastAsia"/>
         </w:rPr>
-        <w:t>/aa/bb/</w:t>
-      </w:r>
-      <w:proofErr w:type="spellStart"/>
-      <w:r>
-        <w:rPr>
-          <w:rFonts w:asciiTheme="minorEastAsia" w:hAnsiTheme="minorEastAsia"/>
-        </w:rPr>
-        <w:t>ee</w:t>
-      </w:r>
-      <w:proofErr w:type="spellEnd"/>
-      <w:r>
-        <w:rPr>
-          <w:rFonts w:asciiTheme="minorEastAsia" w:hAnsiTheme="minorEastAsia"/>
-        </w:rPr>
-        <w:t>/</w:t>
+        <w:t>/aa/bb/ee/</w:t>
       </w:r>
     </w:p>
     <w:p>
@@ -13867,9 +12449,6 @@
     <w:p>
       <w:pPr>
         <w:ind w:left="0" w:firstLine="420"/>
-        <w:rPr>
-          <w:rFonts w:hint="eastAsia"/>
-        </w:rPr>
       </w:pPr>
       <w:r>
         <w:rPr>
@@ -13903,7 +12482,6 @@
       <w:pPr>
         <w:ind w:left="0" w:firstLine="420"/>
       </w:pPr>
-      <w:proofErr w:type="spellStart"/>
       <w:r>
         <w:t>I</w:t>
       </w:r>
@@ -13913,23 +12491,14 @@
         </w:rPr>
         <w:t>nt</w:t>
       </w:r>
-      <w:proofErr w:type="spellEnd"/>
       <w:r>
         <w:t xml:space="preserve">   </w:t>
       </w:r>
-      <w:proofErr w:type="spellStart"/>
-      <w:r>
-        <w:rPr>
-          <w:rFonts w:hint="eastAsia"/>
-        </w:rPr>
-        <w:t>bucketId</w:t>
-      </w:r>
-      <w:proofErr w:type="spellEnd"/>
-      <w:r>
-        <w:rPr>
-          <w:rFonts w:hint="eastAsia"/>
-        </w:rPr>
-        <w:t>;</w:t>
+      <w:r>
+        <w:rPr>
+          <w:rFonts w:hint="eastAsia"/>
+        </w:rPr>
+        <w:t>bucketId;</w:t>
       </w:r>
       <w:r>
         <w:t xml:space="preserve">        /</w:t>
@@ -13978,15 +12547,7 @@
         <w:ind w:left="0" w:firstLine="420"/>
       </w:pPr>
       <w:r>
-        <w:t xml:space="preserve">String </w:t>
-      </w:r>
-      <w:proofErr w:type="spellStart"/>
-      <w:r>
-        <w:t>prefex</w:t>
-      </w:r>
-      <w:proofErr w:type="spellEnd"/>
-      <w:r>
-        <w:t xml:space="preserve">;          </w:t>
+        <w:t xml:space="preserve">String prefex;          </w:t>
       </w:r>
       <w:r>
         <w:rPr>
@@ -14026,15 +12587,7 @@
         <w:ind w:left="0" w:firstLine="420"/>
       </w:pPr>
       <w:r>
-        <w:t xml:space="preserve">Long </w:t>
-      </w:r>
-      <w:proofErr w:type="spellStart"/>
-      <w:r>
-        <w:t>lastModifiedTime</w:t>
-      </w:r>
-      <w:proofErr w:type="spellEnd"/>
-      <w:r>
-        <w:t>;  //</w:t>
+        <w:t>Long lastModifiedTime;  //</w:t>
       </w:r>
       <w:r>
         <w:rPr>
@@ -14046,25 +12599,9 @@
     <w:p>
       <w:pPr>
         <w:ind w:left="0" w:firstLine="420"/>
-        <w:rPr>
-          <w:rFonts w:hint="eastAsia"/>
-        </w:rPr>
-      </w:pPr>
-      <w:proofErr w:type="spellStart"/>
-      <w:r>
-        <w:t>QueryDbCursor</w:t>
-      </w:r>
-      <w:proofErr w:type="spellEnd"/>
-      <w:r>
-        <w:t xml:space="preserve"> </w:t>
-      </w:r>
-      <w:proofErr w:type="spellStart"/>
-      <w:r>
-        <w:t>dbCursor</w:t>
-      </w:r>
-      <w:proofErr w:type="spellEnd"/>
-      <w:r>
-        <w:t>;</w:t>
+      </w:pPr>
+      <w:r>
+        <w:t>QueryDbCursor dbCursor;</w:t>
       </w:r>
       <w:r>
         <w:t xml:space="preserve">  //</w:t>
@@ -14074,135 +12611,121 @@
           <w:rFonts w:hint="eastAsia"/>
         </w:rPr>
         <w:t>游标和数据库连接句柄</w:t>
+      </w:r>
+    </w:p>
+    <w:p/>
+    <w:p>
+      <w:pPr>
+        <w:ind w:left="0" w:firstLine="420"/>
+      </w:pPr>
+      <w:r>
+        <w:t xml:space="preserve">String lastCommonPrefix; </w:t>
+      </w:r>
+      <w:r>
+        <w:rPr>
+          <w:rFonts w:hint="eastAsia"/>
+        </w:rPr>
+        <w:t>//</w:t>
+      </w:r>
+      <w:r>
+        <w:rPr>
+          <w:rFonts w:hint="eastAsia"/>
+        </w:rPr>
+        <w:t>上次获取到的最后一个</w:t>
+      </w:r>
+      <w:r>
+        <w:rPr>
+          <w:rFonts w:hint="eastAsia"/>
+        </w:rPr>
+        <w:t>commonprefix</w:t>
       </w:r>
     </w:p>
     <w:p>
       <w:pPr>
-        <w:rPr>
-          <w:rFonts w:hint="eastAsia"/>
-        </w:rPr>
-      </w:pPr>
+        <w:ind w:left="0" w:firstLine="420"/>
+      </w:pPr>
+      <w:r>
+        <w:rPr>
+          <w:rFonts w:hint="eastAsia"/>
+        </w:rPr>
+        <w:lastRenderedPageBreak/>
+        <w:t>}</w:t>
+      </w:r>
     </w:p>
     <w:p>
       <w:pPr>
         <w:ind w:left="0" w:firstLine="420"/>
       </w:pPr>
-      <w:r>
-        <w:t xml:space="preserve">String lastCommonPrefix; </w:t>
-      </w:r>
-      <w:r>
-        <w:rPr>
-          <w:rFonts w:hint="eastAsia"/>
-        </w:rPr>
-        <w:t>//</w:t>
-      </w:r>
-      <w:r>
-        <w:rPr>
-          <w:rFonts w:hint="eastAsia"/>
-        </w:rPr>
-        <w:t>上次获取到的最后一个</w:t>
-      </w:r>
-      <w:proofErr w:type="spellStart"/>
-      <w:r>
-        <w:rPr>
-          <w:rFonts w:hint="eastAsia"/>
-        </w:rPr>
-        <w:t>commonprefix</w:t>
-      </w:r>
-      <w:proofErr w:type="spellEnd"/>
     </w:p>
     <w:p>
       <w:pPr>
         <w:ind w:left="0" w:firstLine="420"/>
       </w:pPr>
       <w:r>
-        <w:rPr>
-          <w:rFonts w:hint="eastAsia"/>
-        </w:rPr>
-        <w:lastRenderedPageBreak/>
-        <w:t>}</w:t>
+        <w:t>QueryDbCursor</w:t>
+      </w:r>
+      <w:r>
+        <w:rPr>
+          <w:rFonts w:hint="eastAsia"/>
+        </w:rPr>
+        <w:t>{</w:t>
       </w:r>
     </w:p>
     <w:p>
       <w:pPr>
         <w:ind w:left="0" w:firstLine="420"/>
       </w:pPr>
+      <w:r>
+        <w:t xml:space="preserve">DBCursor cursor;       </w:t>
+      </w:r>
+      <w:r>
+        <w:rPr>
+          <w:rFonts w:hint="eastAsia"/>
+        </w:rPr>
+        <w:t>//</w:t>
+      </w:r>
+      <w:r>
+        <w:rPr>
+          <w:rFonts w:hint="eastAsia"/>
+        </w:rPr>
+        <w:t>游标位置</w:t>
+      </w:r>
     </w:p>
     <w:p>
       <w:pPr>
         <w:ind w:left="0" w:firstLine="420"/>
       </w:pPr>
-      <w:proofErr w:type="spellStart"/>
-      <w:proofErr w:type="gramStart"/>
-      <w:r>
-        <w:t>QueryDbCursor</w:t>
-      </w:r>
-      <w:proofErr w:type="spellEnd"/>
-      <w:r>
-        <w:rPr>
-          <w:rFonts w:hint="eastAsia"/>
-        </w:rPr>
-        <w:t>{</w:t>
-      </w:r>
-      <w:proofErr w:type="gramEnd"/>
+      <w:r>
+        <w:t xml:space="preserve">Sequoiadb sdb;        </w:t>
+      </w:r>
+      <w:r>
+        <w:rPr>
+          <w:rFonts w:hint="eastAsia"/>
+        </w:rPr>
+        <w:t xml:space="preserve"> //</w:t>
+      </w:r>
+      <w:r>
+        <w:rPr>
+          <w:rFonts w:hint="eastAsia"/>
+        </w:rPr>
+        <w:t>数据库连接句柄</w:t>
+      </w:r>
     </w:p>
     <w:p>
       <w:pPr>
         <w:ind w:left="0" w:firstLine="420"/>
       </w:pPr>
-      <w:proofErr w:type="spellStart"/>
-      <w:r>
-        <w:t>DBCursor</w:t>
-      </w:r>
-      <w:proofErr w:type="spellEnd"/>
-      <w:r>
-        <w:t xml:space="preserve"> cursor;       </w:t>
-      </w:r>
-      <w:r>
-        <w:rPr>
-          <w:rFonts w:hint="eastAsia"/>
-        </w:rPr>
-        <w:t>//</w:t>
-      </w:r>
-      <w:r>
-        <w:rPr>
-          <w:rFonts w:hint="eastAsia"/>
-        </w:rPr>
-        <w:t>游标位置</w:t>
+      <w:r>
+        <w:rPr>
+          <w:rFonts w:hint="eastAsia"/>
+        </w:rPr>
+        <w:t>}</w:t>
       </w:r>
     </w:p>
     <w:p>
       <w:pPr>
         <w:ind w:left="0" w:firstLine="420"/>
       </w:pPr>
-      <w:proofErr w:type="spellStart"/>
-      <w:r>
-        <w:t>Sequoiadb</w:t>
-      </w:r>
-      <w:proofErr w:type="spellEnd"/>
-      <w:r>
-        <w:t xml:space="preserve"> </w:t>
-      </w:r>
-      <w:proofErr w:type="spellStart"/>
-      <w:r>
-        <w:t>sdb</w:t>
-      </w:r>
-      <w:proofErr w:type="spellEnd"/>
-      <w:r>
-        <w:t xml:space="preserve">;        </w:t>
-      </w:r>
-      <w:r>
-        <w:rPr>
-          <w:rFonts w:hint="eastAsia"/>
-        </w:rPr>
-        <w:t xml:space="preserve"> //</w:t>
-      </w:r>
-      <w:r>
-        <w:rPr>
-          <w:rFonts w:hint="eastAsia"/>
-        </w:rPr>
-        <w:t>数据库连接句柄</w:t>
-      </w:r>
     </w:p>
     <w:p>
       <w:pPr>
@@ -14212,13 +12735,169 @@
         <w:rPr>
           <w:rFonts w:hint="eastAsia"/>
         </w:rPr>
-        <w:t>}</w:t>
+        <w:t>系统维护一个上下文存储区，按照</w:t>
+      </w:r>
+      <w:r>
+        <w:rPr>
+          <w:rFonts w:hint="eastAsia"/>
+        </w:rPr>
+        <w:t>Map</w:t>
+      </w:r>
+      <w:r>
+        <w:rPr>
+          <w:rFonts w:hint="eastAsia"/>
+        </w:rPr>
+        <w:t>方式管理，每新增一条上下文，分配一个唯一的</w:t>
+      </w:r>
+      <w:r>
+        <w:rPr>
+          <w:rFonts w:hint="eastAsia"/>
+        </w:rPr>
+        <w:t>ID</w:t>
+      </w:r>
+      <w:r>
+        <w:rPr>
+          <w:rFonts w:hint="eastAsia"/>
+        </w:rPr>
+        <w:t>。</w:t>
       </w:r>
     </w:p>
     <w:p>
       <w:pPr>
         <w:ind w:left="0" w:firstLine="420"/>
       </w:pPr>
+      <w:r>
+        <w:rPr>
+          <w:rFonts w:hint="eastAsia"/>
+        </w:rPr>
+        <w:t>上下文</w:t>
+      </w:r>
+      <w:r>
+        <w:rPr>
+          <w:rFonts w:hint="eastAsia"/>
+        </w:rPr>
+        <w:t>ID</w:t>
+      </w:r>
+      <w:r>
+        <w:rPr>
+          <w:rFonts w:hint="eastAsia"/>
+        </w:rPr>
+        <w:t>生成方式：</w:t>
+      </w:r>
+      <w:r>
+        <w:t>"B"+bucketId+"P"+Port+"H"+Host+"I"+</w:t>
+      </w:r>
+      <w:r>
+        <w:t>Index+"E"</w:t>
+      </w:r>
+      <w:r>
+        <w:rPr>
+          <w:rFonts w:hint="eastAsia"/>
+        </w:rPr>
+        <w:t>，其中</w:t>
+      </w:r>
+      <w:r>
+        <w:rPr>
+          <w:rFonts w:hint="eastAsia"/>
+        </w:rPr>
+        <w:t>BucketId</w:t>
+      </w:r>
+      <w:r>
+        <w:rPr>
+          <w:rFonts w:hint="eastAsia"/>
+        </w:rPr>
+        <w:t>为本次查询的桶的</w:t>
+      </w:r>
+      <w:r>
+        <w:rPr>
+          <w:rFonts w:hint="eastAsia"/>
+        </w:rPr>
+        <w:t>Id</w:t>
+      </w:r>
+      <w:r>
+        <w:rPr>
+          <w:rFonts w:hint="eastAsia"/>
+        </w:rPr>
+        <w:t>，</w:t>
+      </w:r>
+      <w:r>
+        <w:rPr>
+          <w:rFonts w:hint="eastAsia"/>
+        </w:rPr>
+        <w:t>port</w:t>
+      </w:r>
+      <w:r>
+        <w:rPr>
+          <w:rFonts w:hint="eastAsia"/>
+        </w:rPr>
+        <w:t>为本进程的端口，</w:t>
+      </w:r>
+      <w:r>
+        <w:rPr>
+          <w:rFonts w:hint="eastAsia"/>
+        </w:rPr>
+        <w:t>Host</w:t>
+      </w:r>
+      <w:r>
+        <w:rPr>
+          <w:rFonts w:hint="eastAsia"/>
+        </w:rPr>
+        <w:t>为本进程的</w:t>
+      </w:r>
+      <w:r>
+        <w:rPr>
+          <w:rFonts w:hint="eastAsia"/>
+        </w:rPr>
+        <w:t>IP</w:t>
+      </w:r>
+      <w:r>
+        <w:rPr>
+          <w:rFonts w:hint="eastAsia"/>
+        </w:rPr>
+        <w:t>，</w:t>
+      </w:r>
+      <w:r>
+        <w:rPr>
+          <w:rFonts w:hint="eastAsia"/>
+        </w:rPr>
+        <w:t>Index</w:t>
+      </w:r>
+      <w:r>
+        <w:rPr>
+          <w:rFonts w:hint="eastAsia"/>
+        </w:rPr>
+        <w:t>为上下文管理单元管理的一个自增索</w:t>
+      </w:r>
+      <w:r>
+        <w:rPr>
+          <w:rFonts w:hint="eastAsia"/>
+        </w:rPr>
+        <w:t>引，每分配一个上下文，</w:t>
+      </w:r>
+      <w:r>
+        <w:rPr>
+          <w:rFonts w:hint="eastAsia"/>
+        </w:rPr>
+        <w:t>Index</w:t>
+      </w:r>
+      <w:r>
+        <w:rPr>
+          <w:rFonts w:hint="eastAsia"/>
+        </w:rPr>
+        <w:t>加一，组合完成后转成</w:t>
+      </w:r>
+      <w:r>
+        <w:rPr>
+          <w:rFonts w:hint="eastAsia"/>
+        </w:rPr>
+        <w:t>16</w:t>
+      </w:r>
+      <w:r>
+        <w:rPr>
+          <w:rFonts w:hint="eastAsia"/>
+        </w:rPr>
+        <w:t>进制字符串。</w:t>
+      </w:r>
     </w:p>
     <w:p>
       <w:pPr>
@@ -14228,19 +12907,7 @@
         <w:rPr>
           <w:rFonts w:hint="eastAsia"/>
         </w:rPr>
-        <w:t>系统维护一个上下文存储区，按照</w:t>
-      </w:r>
-      <w:r>
-        <w:rPr>
-          <w:rFonts w:hint="eastAsia"/>
-        </w:rPr>
-        <w:t>Map</w:t>
-      </w:r>
-      <w:r>
-        <w:rPr>
-          <w:rFonts w:hint="eastAsia"/>
-        </w:rPr>
-        <w:t>方式管理，每新增一条上下文，分配一个唯一的</w:t>
+        <w:t>当一次未查询完所有符合条件的记录时，就会将上下文</w:t>
       </w:r>
       <w:r>
         <w:rPr>
@@ -14252,7 +12919,94 @@
         <w:rPr>
           <w:rFonts w:hint="eastAsia"/>
         </w:rPr>
-        <w:t>。</w:t>
+        <w:t>放在响应消息中的</w:t>
+      </w:r>
+      <w:r>
+        <w:t>NextContinuationToken</w:t>
+      </w:r>
+      <w:r>
+        <w:rPr>
+          <w:rFonts w:hint="eastAsia"/>
+        </w:rPr>
+        <w:t>头部中</w:t>
+      </w:r>
+      <w:r>
+        <w:rPr>
+          <w:rFonts w:hint="eastAsia"/>
+        </w:rPr>
+        <w:t>。当收到查询请求携带</w:t>
+      </w:r>
+      <w:r>
+        <w:t>ContinuationToken</w:t>
+      </w:r>
+      <w:r>
+        <w:rPr>
+          <w:rFonts w:hint="eastAsia"/>
+        </w:rPr>
+        <w:t>，则根据</w:t>
+      </w:r>
+      <w:r>
+        <w:t>ContinuationToken</w:t>
+      </w:r>
+      <w:r>
+        <w:rPr>
+          <w:rFonts w:hint="eastAsia"/>
+        </w:rPr>
+        <w:t>中记录的</w:t>
+      </w:r>
+      <w:r>
+        <w:rPr>
+          <w:rFonts w:hint="eastAsia"/>
+        </w:rPr>
+        <w:t>ID</w:t>
+      </w:r>
+      <w:r>
+        <w:rPr>
+          <w:rFonts w:hint="eastAsia"/>
+        </w:rPr>
+        <w:t>访问上下文</w:t>
+      </w:r>
+      <w:r>
+        <w:rPr>
+          <w:rFonts w:hint="eastAsia"/>
+        </w:rPr>
+        <w:t>，匹配</w:t>
+      </w:r>
+      <w:r>
+        <w:rPr>
+          <w:rFonts w:hint="eastAsia"/>
+        </w:rPr>
+        <w:t>查询条件</w:t>
+      </w:r>
+      <w:r>
+        <w:rPr>
+          <w:rFonts w:hint="eastAsia"/>
+        </w:rPr>
+        <w:t>成功则可以</w:t>
+      </w:r>
+      <w:r>
+        <w:rPr>
+          <w:rFonts w:hint="eastAsia"/>
+        </w:rPr>
+        <w:t>获取游标记录</w:t>
+      </w:r>
+      <w:r>
+        <w:rPr>
+          <w:rFonts w:hint="eastAsia"/>
+        </w:rPr>
+        <w:t>继续</w:t>
+      </w:r>
+      <w:r>
+        <w:rPr>
+          <w:rFonts w:hint="eastAsia"/>
+        </w:rPr>
+        <w:t>读取查询内容</w:t>
+      </w:r>
+      <w:r>
+        <w:rPr>
+          <w:rFonts w:hint="eastAsia"/>
+        </w:rPr>
+        <w:t>，如果匹配查询条件不成功，则释放此上下文，按照请求中的查询条件进行查询。</w:t>
       </w:r>
     </w:p>
     <w:p>
@@ -14263,175 +13017,31 @@
         <w:rPr>
           <w:rFonts w:hint="eastAsia"/>
         </w:rPr>
-        <w:t>上下文</w:t>
-      </w:r>
-      <w:r>
-        <w:rPr>
-          <w:rFonts w:hint="eastAsia"/>
-        </w:rPr>
-        <w:t>ID</w:t>
-      </w:r>
-      <w:r>
-        <w:rPr>
-          <w:rFonts w:hint="eastAsia"/>
-        </w:rPr>
-        <w:t>生成方式：</w:t>
-      </w:r>
-      <w:r>
-        <w:t>"B"+</w:t>
-      </w:r>
-      <w:proofErr w:type="spellStart"/>
-      <w:r>
-        <w:t>bucketId</w:t>
-      </w:r>
-      <w:proofErr w:type="spellEnd"/>
-      <w:r>
-        <w:t>+"</w:t>
-      </w:r>
-      <w:proofErr w:type="spellStart"/>
-      <w:r>
-        <w:t>P"+Port+"H"+Host+"I"+</w:t>
-      </w:r>
-      <w:r>
-        <w:t>Index+"E</w:t>
-      </w:r>
-      <w:proofErr w:type="spellEnd"/>
-      <w:r>
-        <w:t>"</w:t>
-      </w:r>
-      <w:r>
-        <w:rPr>
-          <w:rFonts w:hint="eastAsia"/>
-        </w:rPr>
-        <w:t>，其中</w:t>
-      </w:r>
-      <w:r>
-        <w:rPr>
-          <w:rFonts w:hint="eastAsia"/>
-        </w:rPr>
-        <w:t>BucketId</w:t>
-      </w:r>
-      <w:r>
-        <w:rPr>
-          <w:rFonts w:hint="eastAsia"/>
-        </w:rPr>
-        <w:t>为本次查询的桶的</w:t>
-      </w:r>
-      <w:r>
-        <w:rPr>
-          <w:rFonts w:hint="eastAsia"/>
-        </w:rPr>
-        <w:t>Id</w:t>
-      </w:r>
-      <w:r>
-        <w:rPr>
-          <w:rFonts w:hint="eastAsia"/>
-        </w:rPr>
-        <w:t>，</w:t>
-      </w:r>
-      <w:r>
-        <w:rPr>
-          <w:rFonts w:hint="eastAsia"/>
-        </w:rPr>
-        <w:t>port</w:t>
-      </w:r>
-      <w:r>
-        <w:rPr>
-          <w:rFonts w:hint="eastAsia"/>
-        </w:rPr>
-        <w:t>为本进程的端口，</w:t>
-      </w:r>
-      <w:r>
-        <w:rPr>
-          <w:rFonts w:hint="eastAsia"/>
-        </w:rPr>
-        <w:t>Host</w:t>
-      </w:r>
-      <w:r>
-        <w:rPr>
-          <w:rFonts w:hint="eastAsia"/>
-        </w:rPr>
-        <w:t>为本进程的</w:t>
-      </w:r>
-      <w:r>
-        <w:rPr>
-          <w:rFonts w:hint="eastAsia"/>
-        </w:rPr>
-        <w:t>IP</w:t>
-      </w:r>
-      <w:r>
-        <w:rPr>
-          <w:rFonts w:hint="eastAsia"/>
-        </w:rPr>
-        <w:t>，</w:t>
-      </w:r>
-      <w:r>
-        <w:rPr>
-          <w:rFonts w:hint="eastAsia"/>
-        </w:rPr>
-        <w:t>Index</w:t>
-      </w:r>
-      <w:r>
-        <w:rPr>
-          <w:rFonts w:hint="eastAsia"/>
-        </w:rPr>
-        <w:t>为上下文管理单元管理的一个自增索</w:t>
-      </w:r>
-      <w:r>
-        <w:rPr>
-          <w:rFonts w:hint="eastAsia"/>
-        </w:rPr>
-        <w:t>引，</w:t>
-      </w:r>
-      <w:proofErr w:type="gramStart"/>
-      <w:r>
-        <w:rPr>
-          <w:rFonts w:hint="eastAsia"/>
-        </w:rPr>
-        <w:t>每</w:t>
-      </w:r>
-      <w:r>
-        <w:rPr>
-          <w:rFonts w:hint="eastAsia"/>
-        </w:rPr>
-        <w:t>分配</w:t>
-      </w:r>
-      <w:proofErr w:type="gramEnd"/>
-      <w:r>
-        <w:rPr>
-          <w:rFonts w:hint="eastAsia"/>
-        </w:rPr>
-        <w:t>一个上下文</w:t>
-      </w:r>
-      <w:r>
-        <w:rPr>
-          <w:rFonts w:hint="eastAsia"/>
-        </w:rPr>
-        <w:t>，</w:t>
-      </w:r>
-      <w:r>
-        <w:rPr>
-          <w:rFonts w:hint="eastAsia"/>
-        </w:rPr>
-        <w:t>Index</w:t>
-      </w:r>
-      <w:r>
-        <w:rPr>
-          <w:rFonts w:hint="eastAsia"/>
-        </w:rPr>
-        <w:t>加一，组合完成后转成</w:t>
-      </w:r>
-      <w:r>
-        <w:rPr>
-          <w:rFonts w:hint="eastAsia"/>
-        </w:rPr>
-        <w:t>16</w:t>
-      </w:r>
-      <w:r>
-        <w:rPr>
-          <w:rFonts w:hint="eastAsia"/>
-        </w:rPr>
-        <w:t>进制字符串。</w:t>
+        <w:t>当读完游标中所有内容时，释放该条上下文记录</w:t>
+      </w:r>
+      <w:r>
+        <w:rPr>
+          <w:rFonts w:hint="eastAsia"/>
+        </w:rPr>
+        <w:t>，并释放</w:t>
+      </w:r>
+      <w:r>
+        <w:rPr>
+          <w:rFonts w:hint="eastAsia"/>
+        </w:rPr>
+        <w:t>上下文中记录的</w:t>
+      </w:r>
+      <w:r>
+        <w:rPr>
+          <w:rFonts w:hint="eastAsia"/>
+        </w:rPr>
+        <w:t>游标和数据库连接</w:t>
+      </w:r>
+      <w:r>
+        <w:rPr>
+          <w:rFonts w:hint="eastAsia"/>
+        </w:rPr>
+        <w:t>。</w:t>
       </w:r>
     </w:p>
     <w:p>
@@ -14442,7 +13052,34 @@
         <w:rPr>
           <w:rFonts w:hint="eastAsia"/>
         </w:rPr>
-        <w:t>当一次未查询完所有符合条件的记录时，就会将上下文</w:t>
+        <w:t>如果再</w:t>
+      </w:r>
+      <w:r>
+        <w:rPr>
+          <w:rFonts w:hint="eastAsia"/>
+        </w:rPr>
+        <w:t>次读取仍然没有读取完所有记录，需要更新访问时间，并在响应中</w:t>
+      </w:r>
+      <w:r>
+        <w:rPr>
+          <w:rFonts w:hint="eastAsia"/>
+        </w:rPr>
+        <w:t>继续</w:t>
+      </w:r>
+      <w:r>
+        <w:rPr>
+          <w:rFonts w:hint="eastAsia"/>
+        </w:rPr>
+        <w:t>携带</w:t>
+      </w:r>
+      <w:r>
+        <w:t>NextContinuationToken</w:t>
+      </w:r>
+      <w:r>
+        <w:rPr>
+          <w:rFonts w:hint="eastAsia"/>
+        </w:rPr>
+        <w:t>记录</w:t>
       </w:r>
       <w:r>
         <w:rPr>
@@ -14454,130 +13091,13 @@
         <w:rPr>
           <w:rFonts w:hint="eastAsia"/>
         </w:rPr>
-        <w:t>放在响应消息中的</w:t>
-      </w:r>
-      <w:r>
-        <w:t>NextContinuationToken</w:t>
-      </w:r>
-      <w:r>
-        <w:rPr>
-          <w:rFonts w:hint="eastAsia"/>
-        </w:rPr>
-        <w:t>头部中</w:t>
-      </w:r>
-      <w:r>
-        <w:rPr>
-          <w:rFonts w:hint="eastAsia"/>
-        </w:rPr>
-        <w:t>。当收到查询请求携带</w:t>
-      </w:r>
-      <w:r>
-        <w:t>ContinuationToken</w:t>
-      </w:r>
-      <w:r>
-        <w:rPr>
-          <w:rFonts w:hint="eastAsia"/>
-        </w:rPr>
-        <w:t>，则根据</w:t>
-      </w:r>
-      <w:r>
-        <w:t>ContinuationToken</w:t>
-      </w:r>
-      <w:r>
-        <w:rPr>
-          <w:rFonts w:hint="eastAsia"/>
-        </w:rPr>
-        <w:t>中记录的</w:t>
-      </w:r>
-      <w:r>
-        <w:rPr>
-          <w:rFonts w:hint="eastAsia"/>
-        </w:rPr>
-        <w:t>ID</w:t>
-      </w:r>
-      <w:r>
-        <w:rPr>
-          <w:rFonts w:hint="eastAsia"/>
-        </w:rPr>
-        <w:t>访问上下文</w:t>
-      </w:r>
-      <w:r>
-        <w:rPr>
-          <w:rFonts w:hint="eastAsia"/>
-        </w:rPr>
-        <w:t>，匹配</w:t>
-      </w:r>
-      <w:r>
-        <w:rPr>
-          <w:rFonts w:hint="eastAsia"/>
-        </w:rPr>
-        <w:t>查询条件</w:t>
-      </w:r>
-      <w:r>
-        <w:rPr>
-          <w:rFonts w:hint="eastAsia"/>
-        </w:rPr>
-        <w:t>成功则可以</w:t>
-      </w:r>
-      <w:r>
-        <w:rPr>
-          <w:rFonts w:hint="eastAsia"/>
-        </w:rPr>
-        <w:t>获取游标记录</w:t>
-      </w:r>
-      <w:r>
-        <w:rPr>
-          <w:rFonts w:hint="eastAsia"/>
-        </w:rPr>
-        <w:t>继续</w:t>
-      </w:r>
-      <w:r>
-        <w:rPr>
-          <w:rFonts w:hint="eastAsia"/>
-        </w:rPr>
-        <w:t>读取查询内容</w:t>
-      </w:r>
-      <w:r>
-        <w:rPr>
-          <w:rFonts w:hint="eastAsia"/>
-        </w:rPr>
-        <w:t>，如果匹配查询条件不成功，则释放此上下文，按照请求中的查询条件进行查询。</w:t>
+        <w:t>。</w:t>
       </w:r>
     </w:p>
     <w:p>
       <w:pPr>
         <w:ind w:left="0" w:firstLine="420"/>
       </w:pPr>
-      <w:r>
-        <w:rPr>
-          <w:rFonts w:hint="eastAsia"/>
-        </w:rPr>
-        <w:t>当读完游标中所有内容时，释放该条上下文记录</w:t>
-      </w:r>
-      <w:r>
-        <w:rPr>
-          <w:rFonts w:hint="eastAsia"/>
-        </w:rPr>
-        <w:t>，并释放</w:t>
-      </w:r>
-      <w:r>
-        <w:rPr>
-          <w:rFonts w:hint="eastAsia"/>
-        </w:rPr>
-        <w:t>上下文中记录的</w:t>
-      </w:r>
-      <w:r>
-        <w:rPr>
-          <w:rFonts w:hint="eastAsia"/>
-        </w:rPr>
-        <w:t>游标和数据库连接</w:t>
-      </w:r>
-      <w:r>
-        <w:rPr>
-          <w:rFonts w:hint="eastAsia"/>
-        </w:rPr>
-        <w:t>。</w:t>
-      </w:r>
     </w:p>
     <w:p>
       <w:pPr>
@@ -14587,64 +13107,6 @@
         <w:rPr>
           <w:rFonts w:hint="eastAsia"/>
         </w:rPr>
-        <w:t>如果再</w:t>
-      </w:r>
-      <w:r>
-        <w:rPr>
-          <w:rFonts w:hint="eastAsia"/>
-        </w:rPr>
-        <w:t>次读取仍然没有读取完所有记录，需要更新访问时间，并在响应中</w:t>
-      </w:r>
-      <w:r>
-        <w:rPr>
-          <w:rFonts w:hint="eastAsia"/>
-        </w:rPr>
-        <w:t>继续</w:t>
-      </w:r>
-      <w:r>
-        <w:rPr>
-          <w:rFonts w:hint="eastAsia"/>
-        </w:rPr>
-        <w:t>携带</w:t>
-      </w:r>
-      <w:r>
-        <w:t>NextContinuationToken</w:t>
-      </w:r>
-      <w:r>
-        <w:rPr>
-          <w:rFonts w:hint="eastAsia"/>
-        </w:rPr>
-        <w:t>记录</w:t>
-      </w:r>
-      <w:r>
-        <w:rPr>
-          <w:rFonts w:hint="eastAsia"/>
-        </w:rPr>
-        <w:t>ID</w:t>
-      </w:r>
-      <w:r>
-        <w:rPr>
-          <w:rFonts w:hint="eastAsia"/>
-        </w:rPr>
-        <w:t>。</w:t>
-      </w:r>
-    </w:p>
-    <w:p>
-      <w:pPr>
-        <w:ind w:left="0" w:firstLine="420"/>
-        <w:rPr>
-          <w:rFonts w:hint="eastAsia"/>
-        </w:rPr>
-      </w:pPr>
-    </w:p>
-    <w:p>
-      <w:pPr>
-        <w:ind w:left="0" w:firstLine="420"/>
-      </w:pPr>
-      <w:r>
-        <w:rPr>
-          <w:rFonts w:hint="eastAsia"/>
-        </w:rPr>
         <w:t>系统</w:t>
       </w:r>
       <w:r>
@@ -14665,14 +13127,12 @@
         </w:rPr>
         <w:t>格式为</w:t>
       </w:r>
-      <w:proofErr w:type="spellStart"/>
       <w:r>
         <w:rPr>
           <w:rFonts w:hint="eastAsia"/>
         </w:rPr>
         <w:t>cron</w:t>
       </w:r>
-      <w:proofErr w:type="spellEnd"/>
       <w:r>
         <w:rPr>
           <w:rFonts w:hint="eastAsia"/>
@@ -14884,13 +13344,8 @@
         <w:t>指定的编码方式对</w:t>
       </w:r>
       <w:r>
-        <w:t xml:space="preserve">Delimiter, Prefix, ContinuationToken, Key, and </w:t>
-      </w:r>
-      <w:proofErr w:type="spellStart"/>
-      <w:r>
-        <w:t>StartAfter</w:t>
-      </w:r>
-      <w:proofErr w:type="spellEnd"/>
+        <w:t>Delimiter, Prefix, ContinuationToken, Key, and StartAfter</w:t>
+      </w:r>
       <w:r>
         <w:rPr>
           <w:rFonts w:hint="eastAsia"/>
@@ -15212,11 +13667,9 @@
         </w:rPr>
         <w:t>作为</w:t>
       </w:r>
-      <w:proofErr w:type="spellStart"/>
       <w:r>
         <w:t>CommonPrefixes</w:t>
       </w:r>
-      <w:proofErr w:type="spellEnd"/>
       <w:r>
         <w:rPr>
           <w:rFonts w:hint="eastAsia"/>
@@ -15312,14 +13765,12 @@
         </w:rPr>
         <w:t>桶不存在，返回</w:t>
       </w:r>
-      <w:proofErr w:type="spellStart"/>
       <w:r>
         <w:rPr>
           <w:rFonts w:hint="eastAsia"/>
         </w:rPr>
         <w:t>NoSuchBucket</w:t>
       </w:r>
-      <w:proofErr w:type="spellEnd"/>
     </w:p>
     <w:p>
       <w:pPr>
@@ -15331,28 +13782,18 @@
         <w:spacing w:beforeLines="50" w:before="156" w:afterLines="50" w:after="156"/>
         <w:ind w:firstLineChars="0"/>
       </w:pPr>
-      <w:proofErr w:type="gramStart"/>
-      <w:r>
-        <w:rPr>
-          <w:rFonts w:hint="eastAsia"/>
-        </w:rPr>
-        <w:t>桶属于</w:t>
-      </w:r>
-      <w:proofErr w:type="gramEnd"/>
-      <w:r>
-        <w:rPr>
-          <w:rFonts w:hint="eastAsia"/>
-        </w:rPr>
-        <w:t>别人，返回</w:t>
-      </w:r>
-      <w:proofErr w:type="spellStart"/>
+      <w:r>
+        <w:rPr>
+          <w:rFonts w:hint="eastAsia"/>
+        </w:rPr>
+        <w:t>桶属于别人，返回</w:t>
+      </w:r>
       <w:r>
         <w:rPr>
           <w:rFonts w:hint="eastAsia"/>
         </w:rPr>
         <w:t>AccessDenied</w:t>
       </w:r>
-      <w:proofErr w:type="spellEnd"/>
     </w:p>
     <w:p>
       <w:pPr>
@@ -15405,7 +13846,6 @@
         </w:rPr>
         <w:t>无法指定位置，返回</w:t>
       </w:r>
-      <w:proofErr w:type="spellStart"/>
       <w:r>
         <w:rPr>
           <w:rFonts w:hint="eastAsia"/>
@@ -15415,22 +13855,21 @@
       <w:r>
         <w:t>Argument</w:t>
       </w:r>
-      <w:proofErr w:type="spellEnd"/>
       <w:r>
         <w:rPr>
           <w:rFonts w:hint="eastAsia"/>
         </w:rPr>
         <w:t>。</w:t>
       </w:r>
-      <w:bookmarkStart w:id="5" w:name="_查询版本（GET_Bucket_Object"/>
-      <w:bookmarkEnd w:id="5"/>
+      <w:bookmarkStart w:id="4" w:name="_查询版本（GET_Bucket_Object"/>
+      <w:bookmarkEnd w:id="4"/>
     </w:p>
     <w:p>
       <w:pPr>
         <w:pStyle w:val="3"/>
       </w:pPr>
-      <w:bookmarkStart w:id="6" w:name="_获取对象（GET_Object）"/>
-      <w:bookmarkEnd w:id="6"/>
+      <w:bookmarkStart w:id="5" w:name="_获取对象（GET_Object）"/>
+      <w:bookmarkEnd w:id="5"/>
       <w:r>
         <w:rPr>
           <w:rFonts w:hint="eastAsia"/>
@@ -15457,14 +13896,12 @@
         </w:rPr>
         <w:t>查询</w:t>
       </w:r>
-      <w:proofErr w:type="spellStart"/>
       <w:r>
         <w:rPr>
           <w:rFonts w:hint="eastAsia"/>
         </w:rPr>
         <w:t>ObjectMetaList</w:t>
       </w:r>
-      <w:proofErr w:type="spellEnd"/>
       <w:r>
         <w:rPr>
           <w:rFonts w:hint="eastAsia"/>
@@ -15490,13 +13927,8 @@
         <w:t>并根据请求携带的</w:t>
       </w:r>
       <w:r>
-        <w:t>If-</w:t>
-      </w:r>
-      <w:proofErr w:type="spellStart"/>
-      <w:r>
-        <w:t>ModifiedSince</w:t>
-      </w:r>
-      <w:proofErr w:type="spellEnd"/>
+        <w:t>If-ModifiedSince</w:t>
+      </w:r>
       <w:r>
         <w:rPr>
           <w:rFonts w:hint="eastAsia"/>
@@ -15504,13 +13936,8 @@
         <w:t>，</w:t>
       </w:r>
       <w:r>
-        <w:t>If-</w:t>
-      </w:r>
-      <w:proofErr w:type="spellStart"/>
-      <w:r>
-        <w:t>UnmodifiedSince</w:t>
-      </w:r>
-      <w:proofErr w:type="spellEnd"/>
+        <w:t>If-UnmodifiedSince</w:t>
+      </w:r>
       <w:r>
         <w:rPr>
           <w:rFonts w:hint="eastAsia"/>
@@ -15589,14 +14016,12 @@
         </w:rPr>
         <w:t>和</w:t>
       </w:r>
-      <w:proofErr w:type="spellStart"/>
       <w:r>
         <w:rPr>
           <w:rFonts w:hint="eastAsia"/>
         </w:rPr>
         <w:t>LobId</w:t>
       </w:r>
-      <w:proofErr w:type="spellEnd"/>
       <w:r>
         <w:rPr>
           <w:rFonts w:hint="eastAsia"/>
@@ -15627,14 +14052,12 @@
         </w:rPr>
         <w:t>和</w:t>
       </w:r>
-      <w:proofErr w:type="spellStart"/>
       <w:r>
         <w:rPr>
           <w:rFonts w:hint="eastAsia"/>
         </w:rPr>
         <w:t>LobId</w:t>
       </w:r>
-      <w:proofErr w:type="spellEnd"/>
       <w:r>
         <w:rPr>
           <w:rFonts w:hint="eastAsia"/>
@@ -15831,14 +14254,12 @@
         </w:rPr>
         <w:t>查询元数据成功获取到</w:t>
       </w:r>
-      <w:proofErr w:type="spellStart"/>
       <w:r>
         <w:rPr>
           <w:rFonts w:hint="eastAsia"/>
         </w:rPr>
         <w:t>LobId</w:t>
       </w:r>
-      <w:proofErr w:type="spellEnd"/>
       <w:r>
         <w:rPr>
           <w:rFonts w:hint="eastAsia"/>
@@ -15953,14 +14374,12 @@
         </w:rPr>
         <w:t>操作，此时获取的应是更新后的</w:t>
       </w:r>
-      <w:proofErr w:type="spellStart"/>
       <w:r>
         <w:rPr>
           <w:rFonts w:hint="eastAsia"/>
         </w:rPr>
         <w:t>LobId</w:t>
       </w:r>
-      <w:proofErr w:type="spellEnd"/>
       <w:r>
         <w:rPr>
           <w:rFonts w:hint="eastAsia"/>
@@ -16012,14 +14431,12 @@
         </w:rPr>
         <w:t>应返回</w:t>
       </w:r>
-      <w:proofErr w:type="spellStart"/>
       <w:r>
         <w:rPr>
           <w:rFonts w:hint="eastAsia"/>
         </w:rPr>
         <w:t>NoSuckKey</w:t>
       </w:r>
-      <w:proofErr w:type="spellEnd"/>
       <w:r>
         <w:rPr>
           <w:rFonts w:hint="eastAsia"/>
@@ -16043,14 +14460,12 @@
         </w:rPr>
         <w:t>查询元数据成功后获取的</w:t>
       </w:r>
-      <w:proofErr w:type="spellStart"/>
       <w:r>
         <w:rPr>
           <w:rFonts w:hint="eastAsia"/>
         </w:rPr>
         <w:t>LobId</w:t>
       </w:r>
-      <w:proofErr w:type="spellEnd"/>
       <w:r>
         <w:rPr>
           <w:rFonts w:hint="eastAsia"/>
@@ -16233,14 +14648,12 @@
         </w:rPr>
         <w:t>桶不存在，返回</w:t>
       </w:r>
-      <w:proofErr w:type="spellStart"/>
       <w:r>
         <w:rPr>
           <w:rFonts w:hint="eastAsia"/>
         </w:rPr>
         <w:t>NoSuckBucket</w:t>
       </w:r>
-      <w:proofErr w:type="spellEnd"/>
       <w:r>
         <w:rPr>
           <w:rFonts w:hint="eastAsia"/>
@@ -16264,14 +14677,12 @@
         </w:rPr>
         <w:t>桶不属于自己，返回</w:t>
       </w:r>
-      <w:proofErr w:type="spellStart"/>
       <w:r>
         <w:rPr>
           <w:rFonts w:hint="eastAsia"/>
         </w:rPr>
         <w:t>AccessDenied</w:t>
       </w:r>
-      <w:proofErr w:type="spellEnd"/>
       <w:r>
         <w:rPr>
           <w:rFonts w:hint="eastAsia"/>
@@ -16307,14 +14718,12 @@
         </w:rPr>
         <w:t>的有效记录，返回</w:t>
       </w:r>
-      <w:proofErr w:type="spellStart"/>
       <w:r>
         <w:rPr>
           <w:rFonts w:hint="eastAsia"/>
         </w:rPr>
         <w:t>NoSuchKey</w:t>
       </w:r>
-      <w:proofErr w:type="spellEnd"/>
       <w:r>
         <w:rPr>
           <w:rFonts w:hint="eastAsia"/>
@@ -16326,8 +14735,8 @@
       <w:pPr>
         <w:pStyle w:val="3"/>
       </w:pPr>
-      <w:bookmarkStart w:id="7" w:name="_删除对象（DELETE_Object）"/>
-      <w:bookmarkEnd w:id="7"/>
+      <w:bookmarkStart w:id="6" w:name="_删除对象（DELETE_Object）"/>
+      <w:bookmarkEnd w:id="6"/>
       <w:r>
         <w:rPr>
           <w:rFonts w:hint="eastAsia"/>
@@ -16597,28 +15006,24 @@
         </w:rPr>
         <w:t>执行删除操作时先用</w:t>
       </w:r>
-      <w:proofErr w:type="spellStart"/>
       <w:r>
         <w:rPr>
           <w:rFonts w:hint="eastAsia"/>
         </w:rPr>
         <w:t>queryAndRemove</w:t>
       </w:r>
-      <w:proofErr w:type="spellEnd"/>
       <w:r>
         <w:rPr>
           <w:rFonts w:hint="eastAsia"/>
         </w:rPr>
         <w:t>查询元数据，然后根据查询到的</w:t>
       </w:r>
-      <w:proofErr w:type="spellStart"/>
       <w:r>
         <w:rPr>
           <w:rFonts w:hint="eastAsia"/>
         </w:rPr>
         <w:t>LobId</w:t>
       </w:r>
-      <w:proofErr w:type="spellEnd"/>
       <w:r>
         <w:rPr>
           <w:rFonts w:hint="eastAsia"/>
@@ -16717,11 +15122,9 @@
         </w:rPr>
         <w:t>桶不存在，返回</w:t>
       </w:r>
-      <w:proofErr w:type="spellStart"/>
       <w:r>
         <w:t>NoSuchBucket</w:t>
       </w:r>
-      <w:proofErr w:type="spellEnd"/>
       <w:r>
         <w:rPr>
           <w:rFonts w:hint="eastAsia"/>
@@ -16739,28 +15142,18 @@
         <w:spacing w:beforeLines="50" w:before="156" w:afterLines="50" w:after="156"/>
         <w:ind w:firstLineChars="0"/>
       </w:pPr>
-      <w:proofErr w:type="gramStart"/>
-      <w:r>
-        <w:rPr>
-          <w:rFonts w:hint="eastAsia"/>
-        </w:rPr>
-        <w:t>桶属于</w:t>
-      </w:r>
-      <w:proofErr w:type="gramEnd"/>
-      <w:r>
-        <w:rPr>
-          <w:rFonts w:hint="eastAsia"/>
-        </w:rPr>
-        <w:t>别人，返回</w:t>
-      </w:r>
-      <w:proofErr w:type="spellStart"/>
+      <w:r>
+        <w:rPr>
+          <w:rFonts w:hint="eastAsia"/>
+        </w:rPr>
+        <w:t>桶属于别人，返回</w:t>
+      </w:r>
       <w:r>
         <w:rPr>
           <w:rFonts w:hint="eastAsia"/>
         </w:rPr>
         <w:t>AccessDenied</w:t>
       </w:r>
-      <w:proofErr w:type="spellEnd"/>
       <w:r>
         <w:rPr>
           <w:rFonts w:hint="eastAsia"/>
@@ -16772,12 +15165,12 @@
       <w:pPr>
         <w:pStyle w:val="10"/>
       </w:pPr>
-      <w:bookmarkStart w:id="8" w:name="_获取桶列表（GET_Service）"/>
-      <w:bookmarkStart w:id="9" w:name="_权限校验流程"/>
-      <w:bookmarkStart w:id="10" w:name="_创建用户（PUT_User）"/>
+      <w:bookmarkStart w:id="7" w:name="_获取桶列表（GET_Service）"/>
+      <w:bookmarkStart w:id="8" w:name="_权限校验流程"/>
+      <w:bookmarkStart w:id="9" w:name="_创建用户（PUT_User）"/>
+      <w:bookmarkEnd w:id="7"/>
       <w:bookmarkEnd w:id="8"/>
       <w:bookmarkEnd w:id="9"/>
-      <w:bookmarkEnd w:id="10"/>
       <w:r>
         <w:rPr>
           <w:rFonts w:hint="eastAsia"/>
@@ -17836,14 +16229,12 @@
             <w:pPr>
               <w:ind w:left="0"/>
             </w:pPr>
-            <w:proofErr w:type="gramStart"/>
             <w:r>
               <w:rPr>
                 <w:rFonts w:hint="eastAsia"/>
               </w:rPr>
               <w:t>大对象</w:t>
             </w:r>
-            <w:proofErr w:type="gramEnd"/>
           </w:p>
         </w:tc>
         <w:tc>
@@ -18247,16 +16638,8 @@
               <w:rPr>
                 <w:rFonts w:hint="eastAsia"/>
               </w:rPr>
-              <w:t>执行一次上</w:t>
-            </w:r>
-            <w:proofErr w:type="gramStart"/>
-            <w:r>
-              <w:rPr>
-                <w:rFonts w:hint="eastAsia"/>
-              </w:rPr>
-              <w:t>传对象</w:t>
-            </w:r>
-            <w:proofErr w:type="gramEnd"/>
+              <w:t>执行一次上传对象</w:t>
+            </w:r>
           </w:p>
         </w:tc>
         <w:tc>
@@ -18266,9 +16649,6 @@
           <w:p>
             <w:pPr>
               <w:ind w:left="0"/>
-              <w:rPr>
-                <w:rFonts w:hint="eastAsia"/>
-              </w:rPr>
             </w:pPr>
             <w:r>
               <w:rPr>
@@ -18276,14 +16656,12 @@
               </w:rPr>
               <w:t>前置条件：系统正常启动，已经创建一个名为</w:t>
             </w:r>
-            <w:proofErr w:type="spellStart"/>
             <w:r>
               <w:rPr>
                 <w:rFonts w:hint="eastAsia"/>
               </w:rPr>
               <w:t>mybucket</w:t>
             </w:r>
-            <w:proofErr w:type="spellEnd"/>
             <w:r>
               <w:rPr>
                 <w:rFonts w:hint="eastAsia"/>
@@ -18294,9 +16672,6 @@
           <w:p>
             <w:pPr>
               <w:ind w:left="0"/>
-              <w:rPr>
-                <w:rFonts w:hint="eastAsia"/>
-              </w:rPr>
             </w:pPr>
             <w:r>
               <w:rPr>
@@ -18346,14 +16721,12 @@
               </w:rPr>
               <w:t>的对象到</w:t>
             </w:r>
-            <w:proofErr w:type="spellStart"/>
             <w:r>
               <w:rPr>
                 <w:rFonts w:hint="eastAsia"/>
               </w:rPr>
               <w:t>mybucket</w:t>
             </w:r>
-            <w:proofErr w:type="spellEnd"/>
             <w:r>
               <w:rPr>
                 <w:rFonts w:hint="eastAsia"/>
@@ -18405,14 +16778,12 @@
               </w:rPr>
               <w:t>成功，返回</w:t>
             </w:r>
-            <w:proofErr w:type="spellStart"/>
             <w:r>
               <w:rPr>
                 <w:rFonts w:hint="eastAsia"/>
               </w:rPr>
               <w:t>etag</w:t>
             </w:r>
-            <w:proofErr w:type="spellEnd"/>
           </w:p>
         </w:tc>
       </w:tr>
@@ -18453,9 +16824,6 @@
           <w:p>
             <w:pPr>
               <w:ind w:left="0"/>
-              <w:rPr>
-                <w:rFonts w:hint="eastAsia"/>
-              </w:rPr>
             </w:pPr>
             <w:r>
               <w:rPr>
@@ -18476,16 +16844,8 @@
               <w:rPr>
                 <w:rFonts w:hint="eastAsia"/>
               </w:rPr>
-              <w:t>多次上</w:t>
-            </w:r>
-            <w:proofErr w:type="gramStart"/>
-            <w:r>
-              <w:rPr>
-                <w:rFonts w:hint="eastAsia"/>
-              </w:rPr>
-              <w:t>传不同</w:t>
-            </w:r>
-            <w:proofErr w:type="gramEnd"/>
+              <w:t>多次上传不同</w:t>
+            </w:r>
             <w:r>
               <w:rPr>
                 <w:rFonts w:hint="eastAsia"/>
@@ -18507,9 +16867,6 @@
           <w:p>
             <w:pPr>
               <w:ind w:left="0"/>
-              <w:rPr>
-                <w:rFonts w:hint="eastAsia"/>
-              </w:rPr>
             </w:pPr>
             <w:r>
               <w:rPr>
@@ -18517,14 +16874,12 @@
               </w:rPr>
               <w:t>前置条件：系统正常启动，已经创建一个名为</w:t>
             </w:r>
-            <w:proofErr w:type="spellStart"/>
             <w:r>
               <w:rPr>
                 <w:rFonts w:hint="eastAsia"/>
               </w:rPr>
               <w:t>mybucket</w:t>
             </w:r>
-            <w:proofErr w:type="spellEnd"/>
             <w:r>
               <w:rPr>
                 <w:rFonts w:hint="eastAsia"/>
@@ -18586,14 +16941,12 @@
               </w:rPr>
               <w:t>的对象到</w:t>
             </w:r>
-            <w:proofErr w:type="spellStart"/>
             <w:r>
               <w:rPr>
                 <w:rFonts w:hint="eastAsia"/>
               </w:rPr>
               <w:t>mybucket</w:t>
             </w:r>
-            <w:proofErr w:type="spellEnd"/>
             <w:r>
               <w:rPr>
                 <w:rFonts w:hint="eastAsia"/>
@@ -18713,14 +17066,12 @@
               </w:rPr>
               <w:t>的对象到</w:t>
             </w:r>
-            <w:proofErr w:type="spellStart"/>
             <w:r>
               <w:rPr>
                 <w:rFonts w:hint="eastAsia"/>
               </w:rPr>
               <w:t>mybucket</w:t>
             </w:r>
-            <w:proofErr w:type="spellEnd"/>
             <w:r>
               <w:rPr>
                 <w:rFonts w:hint="eastAsia"/>
@@ -18750,9 +17101,6 @@
             <w:pPr>
               <w:pStyle w:val="aa"/>
               <w:ind w:left="360" w:firstLineChars="0" w:firstLine="0"/>
-              <w:rPr>
-                <w:rFonts w:hint="eastAsia"/>
-              </w:rPr>
             </w:pPr>
           </w:p>
         </w:tc>
@@ -18781,14 +17129,12 @@
               </w:rPr>
               <w:t>成功，收到</w:t>
             </w:r>
-            <w:proofErr w:type="spellStart"/>
             <w:r>
               <w:rPr>
                 <w:rFonts w:hint="eastAsia"/>
               </w:rPr>
               <w:t>etag</w:t>
             </w:r>
-            <w:proofErr w:type="spellEnd"/>
             <w:r>
               <w:rPr>
                 <w:rFonts w:hint="eastAsia"/>
@@ -18813,9 +17159,6 @@
                 <w:numId w:val="26"/>
               </w:numPr>
               <w:ind w:firstLineChars="0"/>
-              <w:rPr>
-                <w:rFonts w:hint="eastAsia"/>
-              </w:rPr>
             </w:pPr>
             <w:r>
               <w:t>PUT</w:t>
@@ -18826,14 +17169,12 @@
               </w:rPr>
               <w:t>成功，收到</w:t>
             </w:r>
-            <w:proofErr w:type="spellStart"/>
             <w:r>
               <w:rPr>
                 <w:rFonts w:hint="eastAsia"/>
               </w:rPr>
               <w:t>etag</w:t>
             </w:r>
-            <w:proofErr w:type="spellEnd"/>
             <w:r>
               <w:rPr>
                 <w:rFonts w:hint="eastAsia"/>
@@ -18926,14 +17267,12 @@
               </w:rPr>
               <w:t>前置条件：系统正常启动，已经创建一个名为</w:t>
             </w:r>
-            <w:proofErr w:type="spellStart"/>
             <w:r>
               <w:rPr>
                 <w:rFonts w:hint="eastAsia"/>
               </w:rPr>
               <w:t>mybucket</w:t>
             </w:r>
-            <w:proofErr w:type="spellEnd"/>
             <w:r>
               <w:rPr>
                 <w:rFonts w:hint="eastAsia"/>
@@ -18995,14 +17334,12 @@
               </w:rPr>
               <w:t>的对象到</w:t>
             </w:r>
-            <w:proofErr w:type="spellStart"/>
             <w:r>
               <w:rPr>
                 <w:rFonts w:hint="eastAsia"/>
               </w:rPr>
               <w:t>mybucket</w:t>
             </w:r>
-            <w:proofErr w:type="spellEnd"/>
             <w:r>
               <w:rPr>
                 <w:rFonts w:hint="eastAsia"/>
@@ -19068,21 +17405,7 @@
               <w:rPr>
                 <w:rFonts w:hint="eastAsia"/>
               </w:rPr>
-              <w:t>aa/bb/</w:t>
-            </w:r>
-            <w:proofErr w:type="spellStart"/>
-            <w:r>
-              <w:rPr>
-                <w:rFonts w:hint="eastAsia"/>
-              </w:rPr>
-              <w:t>dd</w:t>
-            </w:r>
-            <w:proofErr w:type="spellEnd"/>
-            <w:r>
-              <w:rPr>
-                <w:rFonts w:hint="eastAsia"/>
-              </w:rPr>
-              <w:t>/</w:t>
+              <w:t>aa/bb/dd/</w:t>
             </w:r>
             <w:r>
               <w:t>myfirstfile</w:t>
@@ -19096,14 +17419,12 @@
               </w:rPr>
               <w:t>的对象到</w:t>
             </w:r>
-            <w:proofErr w:type="spellStart"/>
             <w:r>
               <w:rPr>
                 <w:rFonts w:hint="eastAsia"/>
               </w:rPr>
               <w:t>mybucket</w:t>
             </w:r>
-            <w:proofErr w:type="spellEnd"/>
             <w:r>
               <w:rPr>
                 <w:rFonts w:hint="eastAsia"/>
@@ -19132,9 +17453,6 @@
           <w:p>
             <w:pPr>
               <w:ind w:left="0"/>
-              <w:rPr>
-                <w:rFonts w:hint="eastAsia"/>
-              </w:rPr>
             </w:pPr>
           </w:p>
         </w:tc>
@@ -19163,14 +17481,12 @@
               </w:rPr>
               <w:t>成功，收到</w:t>
             </w:r>
-            <w:proofErr w:type="spellStart"/>
             <w:r>
               <w:rPr>
                 <w:rFonts w:hint="eastAsia"/>
               </w:rPr>
               <w:t>etag</w:t>
             </w:r>
-            <w:proofErr w:type="spellEnd"/>
             <w:r>
               <w:rPr>
                 <w:rFonts w:hint="eastAsia"/>
@@ -19205,14 +17521,12 @@
               </w:rPr>
               <w:t>成功，收到</w:t>
             </w:r>
-            <w:proofErr w:type="spellStart"/>
             <w:r>
               <w:rPr>
                 <w:rFonts w:hint="eastAsia"/>
               </w:rPr>
               <w:t>etag</w:t>
             </w:r>
-            <w:proofErr w:type="spellEnd"/>
             <w:r>
               <w:rPr>
                 <w:rFonts w:hint="eastAsia"/>
@@ -19311,14 +17625,12 @@
               </w:rPr>
               <w:t>前置条件：系统正常启动，已经创建一个名为</w:t>
             </w:r>
-            <w:proofErr w:type="spellStart"/>
             <w:r>
               <w:rPr>
                 <w:rFonts w:hint="eastAsia"/>
               </w:rPr>
               <w:t>mybucket</w:t>
             </w:r>
-            <w:proofErr w:type="spellEnd"/>
             <w:r>
               <w:rPr>
                 <w:rFonts w:hint="eastAsia"/>
@@ -19380,14 +17692,12 @@
               </w:rPr>
               <w:t>的对象到</w:t>
             </w:r>
-            <w:proofErr w:type="spellStart"/>
             <w:r>
               <w:rPr>
                 <w:rFonts w:hint="eastAsia"/>
               </w:rPr>
               <w:t>mybucket</w:t>
             </w:r>
-            <w:proofErr w:type="spellEnd"/>
             <w:r>
               <w:rPr>
                 <w:rFonts w:hint="eastAsia"/>
@@ -19507,21 +17817,7 @@
               <w:rPr>
                 <w:rFonts w:hint="eastAsia"/>
               </w:rPr>
-              <w:t>x-</w:t>
-            </w:r>
-            <w:proofErr w:type="spellStart"/>
-            <w:r>
-              <w:rPr>
-                <w:rFonts w:hint="eastAsia"/>
-              </w:rPr>
-              <w:t>amz</w:t>
-            </w:r>
-            <w:proofErr w:type="spellEnd"/>
-            <w:r>
-              <w:rPr>
-                <w:rFonts w:hint="eastAsia"/>
-              </w:rPr>
-              <w:t>-meta-*</w:t>
+              <w:t>x-amz-meta-*</w:t>
             </w:r>
             <w:r>
               <w:rPr>
@@ -19533,9 +17829,6 @@
           <w:p>
             <w:pPr>
               <w:ind w:left="0"/>
-              <w:rPr>
-                <w:rFonts w:hint="eastAsia"/>
-              </w:rPr>
             </w:pPr>
           </w:p>
         </w:tc>
@@ -19565,14 +17858,12 @@
               </w:rPr>
               <w:t>成功，返回</w:t>
             </w:r>
-            <w:proofErr w:type="spellStart"/>
             <w:r>
               <w:rPr>
                 <w:rFonts w:hint="eastAsia"/>
               </w:rPr>
               <w:t>etag</w:t>
             </w:r>
-            <w:proofErr w:type="spellEnd"/>
           </w:p>
         </w:tc>
       </w:tr>
@@ -19663,14 +17954,12 @@
               </w:rPr>
               <w:t>前置条件：系统正常启动，已经创建一个名为</w:t>
             </w:r>
-            <w:proofErr w:type="spellStart"/>
             <w:r>
               <w:rPr>
                 <w:rFonts w:hint="eastAsia"/>
               </w:rPr>
               <w:t>mybucket</w:t>
             </w:r>
-            <w:proofErr w:type="spellEnd"/>
             <w:r>
               <w:rPr>
                 <w:rFonts w:hint="eastAsia"/>
@@ -19726,14 +18015,12 @@
               </w:rPr>
               <w:t>个字符的对象到</w:t>
             </w:r>
-            <w:proofErr w:type="spellStart"/>
             <w:r>
               <w:rPr>
                 <w:rFonts w:hint="eastAsia"/>
               </w:rPr>
               <w:t>mybucket</w:t>
             </w:r>
-            <w:proofErr w:type="spellEnd"/>
             <w:r>
               <w:rPr>
                 <w:rFonts w:hint="eastAsia"/>
@@ -19791,14 +18078,12 @@
               </w:rPr>
               <w:t>成功，返回</w:t>
             </w:r>
-            <w:proofErr w:type="spellStart"/>
             <w:r>
               <w:rPr>
                 <w:rFonts w:hint="eastAsia"/>
               </w:rPr>
               <w:t>etag</w:t>
             </w:r>
-            <w:proofErr w:type="spellEnd"/>
           </w:p>
         </w:tc>
       </w:tr>
@@ -19888,14 +18173,12 @@
               </w:rPr>
               <w:t>前置条件：系统正常启动，已经创建一个名为</w:t>
             </w:r>
-            <w:proofErr w:type="spellStart"/>
             <w:r>
               <w:rPr>
                 <w:rFonts w:hint="eastAsia"/>
               </w:rPr>
               <w:t>mybucket</w:t>
             </w:r>
-            <w:proofErr w:type="spellEnd"/>
             <w:r>
               <w:rPr>
                 <w:rFonts w:hint="eastAsia"/>
@@ -19954,14 +18237,12 @@
               </w:rPr>
               <w:t>个字符的对象到</w:t>
             </w:r>
-            <w:proofErr w:type="spellStart"/>
             <w:r>
               <w:rPr>
                 <w:rFonts w:hint="eastAsia"/>
               </w:rPr>
               <w:t>mybucket</w:t>
             </w:r>
-            <w:proofErr w:type="spellEnd"/>
             <w:r>
               <w:rPr>
                 <w:rFonts w:hint="eastAsia"/>
@@ -19991,9 +18272,6 @@
             <w:pPr>
               <w:pStyle w:val="aa"/>
               <w:ind w:left="360" w:firstLineChars="0" w:firstLine="0"/>
-              <w:rPr>
-                <w:rFonts w:hint="eastAsia"/>
-              </w:rPr>
             </w:pPr>
           </w:p>
         </w:tc>
@@ -20034,11 +18312,9 @@
               </w:rPr>
               <w:t>，失败原因为</w:t>
             </w:r>
-            <w:proofErr w:type="spellStart"/>
             <w:r>
               <w:t>KeyTooLongError</w:t>
             </w:r>
-            <w:proofErr w:type="spellEnd"/>
           </w:p>
         </w:tc>
       </w:tr>
@@ -20131,14 +18407,12 @@
               </w:rPr>
               <w:t>前置条件：系统正常启动，已经创建一个名为</w:t>
             </w:r>
-            <w:proofErr w:type="spellStart"/>
             <w:r>
               <w:rPr>
                 <w:rFonts w:hint="eastAsia"/>
               </w:rPr>
               <w:t>mybucket</w:t>
             </w:r>
-            <w:proofErr w:type="spellEnd"/>
             <w:r>
               <w:rPr>
                 <w:rFonts w:hint="eastAsia"/>
@@ -20191,14 +18465,12 @@
               </w:rPr>
               <w:t>个字符的对象到</w:t>
             </w:r>
-            <w:proofErr w:type="spellStart"/>
             <w:r>
               <w:rPr>
                 <w:rFonts w:hint="eastAsia"/>
               </w:rPr>
               <w:t>mybucket</w:t>
             </w:r>
-            <w:proofErr w:type="spellEnd"/>
             <w:r>
               <w:rPr>
                 <w:rFonts w:hint="eastAsia"/>
@@ -20349,11 +18621,9 @@
               </w:rPr>
               <w:t>，失败原因为</w:t>
             </w:r>
-            <w:proofErr w:type="spellStart"/>
             <w:r>
               <w:t>MetadataTooLarge</w:t>
             </w:r>
-            <w:proofErr w:type="spellEnd"/>
           </w:p>
         </w:tc>
       </w:tr>
@@ -20422,14 +18692,12 @@
               </w:rPr>
               <w:t>前置条件：系统正常启动，已经创建一个名为</w:t>
             </w:r>
-            <w:proofErr w:type="spellStart"/>
             <w:r>
               <w:rPr>
                 <w:rFonts w:hint="eastAsia"/>
               </w:rPr>
               <w:t>mybucket</w:t>
             </w:r>
-            <w:proofErr w:type="spellEnd"/>
             <w:r>
               <w:rPr>
                 <w:rFonts w:hint="eastAsia"/>
@@ -20473,14 +18741,12 @@
               </w:rPr>
               <w:t>上传一个对象到</w:t>
             </w:r>
-            <w:proofErr w:type="spellStart"/>
             <w:r>
               <w:rPr>
                 <w:rFonts w:hint="eastAsia"/>
               </w:rPr>
               <w:t>mybucket</w:t>
             </w:r>
-            <w:proofErr w:type="spellEnd"/>
             <w:r>
               <w:rPr>
                 <w:rFonts w:hint="eastAsia"/>
@@ -20588,13 +18854,8 @@
               <w:t>，</w:t>
             </w:r>
             <w:r>
-              <w:t xml:space="preserve"> </w:t>
-            </w:r>
-            <w:proofErr w:type="spellStart"/>
-            <w:r>
-              <w:t>contentdisposition</w:t>
-            </w:r>
-            <w:proofErr w:type="spellEnd"/>
+              <w:t xml:space="preserve"> contentdisposition</w:t>
+            </w:r>
             <w:r>
               <w:rPr>
                 <w:rFonts w:hint="eastAsia"/>
@@ -20602,13 +18863,8 @@
               <w:t>，</w:t>
             </w:r>
             <w:r>
-              <w:t xml:space="preserve"> </w:t>
-            </w:r>
-            <w:proofErr w:type="spellStart"/>
-            <w:r>
-              <w:t>contentencoding</w:t>
-            </w:r>
-            <w:proofErr w:type="spellEnd"/>
+              <w:t xml:space="preserve"> contentencoding</w:t>
+            </w:r>
             <w:r>
               <w:rPr>
                 <w:rFonts w:hint="eastAsia"/>
@@ -20630,9 +18886,6 @@
                 <w:numId w:val="31"/>
               </w:numPr>
               <w:ind w:firstLineChars="0"/>
-              <w:rPr>
-                <w:rFonts w:hint="eastAsia"/>
-              </w:rPr>
             </w:pPr>
             <w:r>
               <w:rPr>
@@ -20661,14 +18914,12 @@
               </w:rPr>
               <w:t>获取</w:t>
             </w:r>
-            <w:proofErr w:type="spellStart"/>
             <w:r>
               <w:rPr>
                 <w:rFonts w:hint="eastAsia"/>
               </w:rPr>
               <w:t>mybucket</w:t>
             </w:r>
-            <w:proofErr w:type="spellEnd"/>
             <w:r>
               <w:rPr>
                 <w:rFonts w:hint="eastAsia"/>
@@ -20733,14 +18984,12 @@
               </w:rPr>
               <w:t>成功，返回</w:t>
             </w:r>
-            <w:proofErr w:type="spellStart"/>
             <w:r>
               <w:rPr>
                 <w:rFonts w:hint="eastAsia"/>
               </w:rPr>
               <w:t>etag</w:t>
             </w:r>
-            <w:proofErr w:type="spellEnd"/>
           </w:p>
           <w:p>
             <w:pPr>
@@ -20750,9 +18999,6 @@
                 <w:numId w:val="32"/>
               </w:numPr>
               <w:ind w:firstLineChars="0"/>
-              <w:rPr>
-                <w:rFonts w:hint="eastAsia"/>
-              </w:rPr>
             </w:pPr>
             <w:r>
               <w:t>G</w:t>
@@ -20769,14 +19015,12 @@
               </w:rPr>
               <w:t>成功，获取</w:t>
             </w:r>
-            <w:proofErr w:type="spellStart"/>
             <w:r>
               <w:rPr>
                 <w:rFonts w:hint="eastAsia"/>
               </w:rPr>
               <w:t>etag</w:t>
             </w:r>
-            <w:proofErr w:type="spellEnd"/>
             <w:r>
               <w:rPr>
                 <w:rFonts w:hint="eastAsia"/>
@@ -20795,14 +19039,12 @@
               </w:rPr>
               <w:t>成功的</w:t>
             </w:r>
-            <w:proofErr w:type="spellStart"/>
             <w:r>
               <w:rPr>
                 <w:rFonts w:hint="eastAsia"/>
               </w:rPr>
               <w:t>etag</w:t>
             </w:r>
-            <w:proofErr w:type="spellEnd"/>
             <w:r>
               <w:rPr>
                 <w:rFonts w:hint="eastAsia"/>
@@ -20886,13 +19128,8 @@
               <w:t>，</w:t>
             </w:r>
             <w:r>
-              <w:t xml:space="preserve"> </w:t>
-            </w:r>
-            <w:proofErr w:type="spellStart"/>
-            <w:r>
-              <w:t>contentdisposition</w:t>
-            </w:r>
-            <w:proofErr w:type="spellEnd"/>
+              <w:t xml:space="preserve"> contentdisposition</w:t>
+            </w:r>
             <w:r>
               <w:rPr>
                 <w:rFonts w:hint="eastAsia"/>
@@ -20900,13 +19137,8 @@
               <w:t>，</w:t>
             </w:r>
             <w:r>
-              <w:t xml:space="preserve"> </w:t>
-            </w:r>
-            <w:proofErr w:type="spellStart"/>
-            <w:r>
-              <w:t>contentencoding</w:t>
-            </w:r>
-            <w:proofErr w:type="spellEnd"/>
+              <w:t xml:space="preserve"> contentencoding</w:t>
+            </w:r>
             <w:r>
               <w:rPr>
                 <w:rFonts w:hint="eastAsia"/>
@@ -20994,14 +19226,12 @@
               </w:rPr>
               <w:t>前置条件：系统正常启动，已经创建一个名为</w:t>
             </w:r>
-            <w:proofErr w:type="spellStart"/>
             <w:r>
               <w:rPr>
                 <w:rFonts w:hint="eastAsia"/>
               </w:rPr>
               <w:t>mybucket</w:t>
             </w:r>
-            <w:proofErr w:type="spellEnd"/>
             <w:r>
               <w:rPr>
                 <w:rFonts w:hint="eastAsia"/>
@@ -21046,14 +19276,12 @@
               </w:rPr>
               <w:t>获取</w:t>
             </w:r>
-            <w:proofErr w:type="spellStart"/>
             <w:r>
               <w:rPr>
                 <w:rFonts w:hint="eastAsia"/>
               </w:rPr>
               <w:t>mybucket</w:t>
             </w:r>
-            <w:proofErr w:type="spellEnd"/>
             <w:r>
               <w:rPr>
                 <w:rFonts w:hint="eastAsia"/>
@@ -21127,11 +19355,9 @@
               </w:rPr>
               <w:t>，失败原因为：</w:t>
             </w:r>
-            <w:proofErr w:type="spellStart"/>
             <w:r>
               <w:t>NoSuchKey</w:t>
             </w:r>
-            <w:proofErr w:type="spellEnd"/>
             <w:r>
               <w:rPr>
                 <w:rFonts w:hint="eastAsia"/>
@@ -21149,9 +19375,6 @@
           <w:p>
             <w:pPr>
               <w:ind w:left="0"/>
-              <w:rPr>
-                <w:rFonts w:hint="eastAsia"/>
-              </w:rPr>
             </w:pPr>
             <w:r>
               <w:rPr>
@@ -21180,9 +19403,6 @@
           <w:p>
             <w:pPr>
               <w:ind w:left="0"/>
-              <w:rPr>
-                <w:rFonts w:hint="eastAsia"/>
-              </w:rPr>
             </w:pPr>
             <w:r>
               <w:rPr>
@@ -21230,14 +19450,12 @@
               </w:rPr>
               <w:t>前置条件：系统正常启动，已经创建一个名为</w:t>
             </w:r>
-            <w:proofErr w:type="spellStart"/>
             <w:r>
               <w:rPr>
                 <w:rFonts w:hint="eastAsia"/>
               </w:rPr>
               <w:t>mybucket</w:t>
             </w:r>
-            <w:proofErr w:type="spellEnd"/>
             <w:r>
               <w:rPr>
                 <w:rFonts w:hint="eastAsia"/>
@@ -21308,9 +19526,6 @@
                 <w:numId w:val="35"/>
               </w:numPr>
               <w:ind w:firstLineChars="0"/>
-              <w:rPr>
-                <w:rFonts w:hint="eastAsia"/>
-              </w:rPr>
             </w:pPr>
             <w:r>
               <w:rPr>
@@ -21339,14 +19554,12 @@
               </w:rPr>
               <w:t>获取</w:t>
             </w:r>
-            <w:proofErr w:type="spellStart"/>
             <w:r>
               <w:rPr>
                 <w:rFonts w:hint="eastAsia"/>
               </w:rPr>
               <w:t>mybucket</w:t>
             </w:r>
-            <w:proofErr w:type="spellEnd"/>
             <w:r>
               <w:rPr>
                 <w:rFonts w:hint="eastAsia"/>
@@ -21441,13 +19654,8 @@
               <w:t>，</w:t>
             </w:r>
             <w:r>
-              <w:t>response-</w:t>
-            </w:r>
-            <w:proofErr w:type="spellStart"/>
-            <w:r>
-              <w:t>contentdisposition</w:t>
-            </w:r>
-            <w:proofErr w:type="spellEnd"/>
+              <w:t>response-contentdisposition</w:t>
+            </w:r>
             <w:r>
               <w:rPr>
                 <w:rFonts w:hint="eastAsia"/>
@@ -21455,13 +19663,8 @@
               <w:t>，</w:t>
             </w:r>
             <w:r>
-              <w:t>response-</w:t>
-            </w:r>
-            <w:proofErr w:type="spellStart"/>
-            <w:r>
-              <w:t>contentencoding</w:t>
-            </w:r>
-            <w:proofErr w:type="spellEnd"/>
+              <w:t>response-contentencoding</w:t>
+            </w:r>
           </w:p>
         </w:tc>
         <w:tc>
@@ -21471,9 +19674,6 @@
           <w:p>
             <w:pPr>
               <w:ind w:left="0"/>
-              <w:rPr>
-                <w:rFonts w:hint="eastAsia"/>
-              </w:rPr>
             </w:pPr>
             <w:r>
               <w:rPr>
@@ -21528,9 +19728,6 @@
           <w:p>
             <w:pPr>
               <w:ind w:left="0"/>
-              <w:rPr>
-                <w:rFonts w:hint="eastAsia"/>
-              </w:rPr>
             </w:pPr>
             <w:r>
               <w:rPr>
@@ -21559,9 +19756,6 @@
           <w:p>
             <w:pPr>
               <w:ind w:left="0"/>
-              <w:rPr>
-                <w:rFonts w:hint="eastAsia"/>
-              </w:rPr>
             </w:pPr>
             <w:r>
               <w:rPr>
@@ -21627,14 +19821,12 @@
               </w:rPr>
               <w:t>前置条件：系统正常启动，已经创建一个名为</w:t>
             </w:r>
-            <w:proofErr w:type="spellStart"/>
             <w:r>
               <w:rPr>
                 <w:rFonts w:hint="eastAsia"/>
               </w:rPr>
               <w:t>mybucket</w:t>
             </w:r>
-            <w:proofErr w:type="spellEnd"/>
             <w:r>
               <w:rPr>
                 <w:rFonts w:hint="eastAsia"/>
@@ -21709,14 +19901,12 @@
               </w:rPr>
               <w:t>，并获得</w:t>
             </w:r>
-            <w:proofErr w:type="spellStart"/>
             <w:r>
               <w:rPr>
                 <w:rFonts w:hint="eastAsia"/>
               </w:rPr>
               <w:t>ETag</w:t>
             </w:r>
-            <w:proofErr w:type="spellEnd"/>
           </w:p>
           <w:p>
             <w:pPr>
@@ -21778,14 +19968,12 @@
               </w:rPr>
               <w:t>得到</w:t>
             </w:r>
-            <w:proofErr w:type="spellStart"/>
             <w:r>
               <w:rPr>
                 <w:rFonts w:hint="eastAsia"/>
               </w:rPr>
               <w:t>ETag</w:t>
             </w:r>
-            <w:proofErr w:type="spellEnd"/>
           </w:p>
           <w:p>
             <w:pPr>
@@ -21835,14 +20023,12 @@
               </w:rPr>
               <w:t>，赋值为其他的</w:t>
             </w:r>
-            <w:proofErr w:type="spellStart"/>
             <w:r>
               <w:rPr>
                 <w:rFonts w:hint="eastAsia"/>
               </w:rPr>
               <w:t>ETag</w:t>
             </w:r>
-            <w:proofErr w:type="spellEnd"/>
             <w:r>
               <w:rPr>
                 <w:rFonts w:hint="eastAsia"/>
@@ -21861,14 +20047,12 @@
               </w:rPr>
               <w:t>得到的</w:t>
             </w:r>
-            <w:proofErr w:type="spellStart"/>
             <w:r>
               <w:rPr>
                 <w:rFonts w:hint="eastAsia"/>
               </w:rPr>
               <w:t>ETag</w:t>
             </w:r>
-            <w:proofErr w:type="spellEnd"/>
             <w:r>
               <w:rPr>
                 <w:rFonts w:hint="eastAsia"/>
@@ -21936,14 +20120,12 @@
               </w:rPr>
               <w:t>得到的</w:t>
             </w:r>
-            <w:proofErr w:type="spellStart"/>
             <w:r>
               <w:rPr>
                 <w:rFonts w:hint="eastAsia"/>
               </w:rPr>
               <w:t>ETag</w:t>
             </w:r>
-            <w:proofErr w:type="spellEnd"/>
           </w:p>
           <w:p>
             <w:pPr>
@@ -21953,9 +20135,6 @@
                 <w:numId w:val="33"/>
               </w:numPr>
               <w:ind w:firstLineChars="0"/>
-              <w:rPr>
-                <w:rFonts w:hint="eastAsia"/>
-              </w:rPr>
             </w:pPr>
             <w:r>
               <w:rPr>
@@ -21996,14 +20175,12 @@
               </w:rPr>
               <w:t>，赋值为其他的</w:t>
             </w:r>
-            <w:proofErr w:type="spellStart"/>
             <w:r>
               <w:rPr>
                 <w:rFonts w:hint="eastAsia"/>
               </w:rPr>
               <w:t>ETag</w:t>
             </w:r>
-            <w:proofErr w:type="spellEnd"/>
             <w:r>
               <w:rPr>
                 <w:rFonts w:hint="eastAsia"/>
@@ -22022,14 +20199,12 @@
               </w:rPr>
               <w:t>得到的</w:t>
             </w:r>
-            <w:proofErr w:type="spellStart"/>
             <w:r>
               <w:rPr>
                 <w:rFonts w:hint="eastAsia"/>
               </w:rPr>
               <w:t>ETag</w:t>
             </w:r>
-            <w:proofErr w:type="spellEnd"/>
             <w:r>
               <w:rPr>
                 <w:rFonts w:hint="eastAsia"/>
@@ -22079,14 +20254,12 @@
               </w:rPr>
               <w:t>，并返回</w:t>
             </w:r>
-            <w:proofErr w:type="spellStart"/>
             <w:r>
               <w:rPr>
                 <w:rFonts w:hint="eastAsia"/>
               </w:rPr>
               <w:t>ETag</w:t>
             </w:r>
-            <w:proofErr w:type="spellEnd"/>
           </w:p>
           <w:p>
             <w:pPr>
@@ -22214,9 +20387,6 @@
                 <w:numId w:val="34"/>
               </w:numPr>
               <w:ind w:firstLineChars="0"/>
-              <w:rPr>
-                <w:rFonts w:hint="eastAsia"/>
-              </w:rPr>
             </w:pPr>
             <w:r>
               <w:rPr>
@@ -22253,9 +20423,6 @@
           <w:p>
             <w:pPr>
               <w:ind w:left="0"/>
-              <w:rPr>
-                <w:rFonts w:hint="eastAsia"/>
-              </w:rPr>
             </w:pPr>
             <w:r>
               <w:rPr>
@@ -22285,9 +20452,6 @@
           <w:p>
             <w:pPr>
               <w:ind w:left="0"/>
-              <w:rPr>
-                <w:rFonts w:hint="eastAsia"/>
-              </w:rPr>
             </w:pPr>
             <w:r>
               <w:rPr>
@@ -22371,14 +20535,12 @@
               </w:rPr>
               <w:t>前置条件：系统正常启动，已经创建一个名为</w:t>
             </w:r>
-            <w:proofErr w:type="spellStart"/>
             <w:r>
               <w:rPr>
                 <w:rFonts w:hint="eastAsia"/>
               </w:rPr>
               <w:t>mybucket</w:t>
             </w:r>
-            <w:proofErr w:type="spellEnd"/>
             <w:r>
               <w:rPr>
                 <w:rFonts w:hint="eastAsia"/>
@@ -22446,14 +20608,12 @@
               </w:rPr>
               <w:t>，并获得</w:t>
             </w:r>
-            <w:proofErr w:type="spellStart"/>
             <w:r>
               <w:rPr>
                 <w:rFonts w:hint="eastAsia"/>
               </w:rPr>
               <w:t>ETag</w:t>
             </w:r>
-            <w:proofErr w:type="spellEnd"/>
           </w:p>
           <w:p>
             <w:pPr>
@@ -22567,9 +20727,6 @@
                 <w:numId w:val="37"/>
               </w:numPr>
               <w:ind w:firstLineChars="0"/>
-              <w:rPr>
-                <w:rFonts w:hint="eastAsia"/>
-              </w:rPr>
             </w:pPr>
             <w:r>
               <w:rPr>
@@ -22663,9 +20820,6 @@
           <w:p>
             <w:pPr>
               <w:ind w:left="0"/>
-              <w:rPr>
-                <w:rFonts w:hint="eastAsia"/>
-              </w:rPr>
             </w:pPr>
           </w:p>
         </w:tc>
@@ -22681,9 +20835,6 @@
                 <w:numId w:val="38"/>
               </w:numPr>
               <w:ind w:firstLineChars="0"/>
-              <w:rPr>
-                <w:rFonts w:hint="eastAsia"/>
-              </w:rPr>
             </w:pPr>
             <w:r>
               <w:rPr>
@@ -22859,9 +21010,6 @@
                 <w:numId w:val="38"/>
               </w:numPr>
               <w:ind w:firstLineChars="0"/>
-              <w:rPr>
-                <w:rFonts w:hint="eastAsia"/>
-              </w:rPr>
             </w:pPr>
             <w:r>
               <w:rPr>
@@ -22886,9 +21034,6 @@
           <w:p>
             <w:pPr>
               <w:ind w:left="0"/>
-              <w:rPr>
-                <w:rFonts w:hint="eastAsia"/>
-              </w:rPr>
             </w:pPr>
             <w:r>
               <w:rPr>
@@ -22918,9 +21063,6 @@
           <w:p>
             <w:pPr>
               <w:ind w:left="0"/>
-              <w:rPr>
-                <w:rFonts w:hint="eastAsia"/>
-              </w:rPr>
             </w:pPr>
             <w:r>
               <w:rPr>
@@ -22950,14 +21092,12 @@
               </w:rPr>
               <w:t>前置条件：系统正常启动，已经创建一个名为</w:t>
             </w:r>
-            <w:proofErr w:type="spellStart"/>
             <w:r>
               <w:rPr>
                 <w:rFonts w:hint="eastAsia"/>
               </w:rPr>
               <w:t>mybucket</w:t>
             </w:r>
-            <w:proofErr w:type="spellEnd"/>
             <w:r>
               <w:rPr>
                 <w:rFonts w:hint="eastAsia"/>
@@ -23025,14 +21165,12 @@
               </w:rPr>
               <w:t>，并获得</w:t>
             </w:r>
-            <w:proofErr w:type="spellStart"/>
             <w:r>
               <w:rPr>
                 <w:rFonts w:hint="eastAsia"/>
               </w:rPr>
               <w:t>ETag</w:t>
             </w:r>
-            <w:proofErr w:type="spellEnd"/>
           </w:p>
           <w:p>
             <w:pPr>
@@ -23139,9 +21277,6 @@
                 <w:numId w:val="39"/>
               </w:numPr>
               <w:ind w:firstLineChars="0"/>
-              <w:rPr>
-                <w:rFonts w:hint="eastAsia"/>
-              </w:rPr>
             </w:pPr>
             <w:r>
               <w:rPr>
@@ -23354,9 +21489,6 @@
                 <w:numId w:val="40"/>
               </w:numPr>
               <w:ind w:firstLineChars="0"/>
-              <w:rPr>
-                <w:rFonts w:hint="eastAsia"/>
-              </w:rPr>
             </w:pPr>
             <w:r>
               <w:rPr>
@@ -23405,9 +21537,6 @@
           <w:p>
             <w:pPr>
               <w:ind w:left="0"/>
-              <w:rPr>
-                <w:rFonts w:hint="eastAsia"/>
-              </w:rPr>
             </w:pPr>
             <w:r>
               <w:rPr>
@@ -23436,9 +21565,6 @@
           <w:p>
             <w:pPr>
               <w:ind w:left="0"/>
-              <w:rPr>
-                <w:rFonts w:hint="eastAsia"/>
-              </w:rPr>
             </w:pPr>
             <w:r>
               <w:rPr>
@@ -23468,14 +21594,12 @@
               </w:rPr>
               <w:t>前置条件：系统正常启动，已经创建一个名为</w:t>
             </w:r>
-            <w:proofErr w:type="spellStart"/>
             <w:r>
               <w:rPr>
                 <w:rFonts w:hint="eastAsia"/>
               </w:rPr>
               <w:t>mybucket</w:t>
             </w:r>
-            <w:proofErr w:type="spellEnd"/>
             <w:r>
               <w:rPr>
                 <w:rFonts w:hint="eastAsia"/>
@@ -23543,14 +21667,12 @@
               </w:rPr>
               <w:t>，并获得</w:t>
             </w:r>
-            <w:proofErr w:type="spellStart"/>
             <w:r>
               <w:rPr>
                 <w:rFonts w:hint="eastAsia"/>
               </w:rPr>
               <w:t>ETag</w:t>
             </w:r>
-            <w:proofErr w:type="spellEnd"/>
           </w:p>
           <w:p>
             <w:pPr>
@@ -23560,9 +21682,6 @@
                 <w:numId w:val="41"/>
               </w:numPr>
               <w:ind w:firstLineChars="0"/>
-              <w:rPr>
-                <w:rFonts w:hint="eastAsia"/>
-              </w:rPr>
             </w:pPr>
             <w:r>
               <w:rPr>
@@ -23759,15 +21878,6 @@
               <w:t>B1</w:t>
             </w:r>
           </w:p>
-          <w:p>
-            <w:pPr>
-              <w:pStyle w:val="aa"/>
-              <w:ind w:left="360" w:firstLineChars="0" w:firstLine="0"/>
-              <w:rPr>
-                <w:rFonts w:hint="eastAsia"/>
-              </w:rPr>
-            </w:pPr>
-          </w:p>
         </w:tc>
         <w:tc>
           <w:tcPr>
@@ -23889,9 +21999,6 @@
                 <w:numId w:val="42"/>
               </w:numPr>
               <w:ind w:firstLineChars="0"/>
-              <w:rPr>
-                <w:rFonts w:hint="eastAsia"/>
-              </w:rPr>
             </w:pPr>
             <w:r>
               <w:rPr>
@@ -23909,16 +22016,8 @@
               <w:rPr>
                 <w:rFonts w:hint="eastAsia"/>
               </w:rPr>
-              <w:t xml:space="preserve">404  </w:t>
-            </w:r>
-            <w:proofErr w:type="spellStart"/>
-            <w:r>
-              <w:rPr>
-                <w:rFonts w:hint="eastAsia"/>
-              </w:rPr>
-              <w:t>NoSuchKey</w:t>
-            </w:r>
-            <w:proofErr w:type="spellEnd"/>
+              <w:t>404  NoSuchKey</w:t>
+            </w:r>
           </w:p>
         </w:tc>
       </w:tr>
@@ -23930,9 +22029,6 @@
           <w:p>
             <w:pPr>
               <w:ind w:left="0"/>
-              <w:rPr>
-                <w:rFonts w:hint="eastAsia"/>
-              </w:rPr>
             </w:pPr>
             <w:r>
               <w:rPr>
@@ -23961,9 +22057,6 @@
           <w:p>
             <w:pPr>
               <w:ind w:left="0"/>
-              <w:rPr>
-                <w:rFonts w:hint="eastAsia"/>
-              </w:rPr>
             </w:pPr>
             <w:r>
               <w:rPr>
@@ -23986,6 +22079,12 @@
               </w:rPr>
               <w:t>查询对象</w:t>
             </w:r>
+            <w:r>
+              <w:rPr>
+                <w:rFonts w:hint="eastAsia"/>
+              </w:rPr>
+              <w:t>元数据列表</w:t>
+            </w:r>
           </w:p>
         </w:tc>
         <w:tc>
@@ -24002,14 +22101,12 @@
               </w:rPr>
               <w:t>前置条件：系统正常启动，已经创建一个名为</w:t>
             </w:r>
-            <w:proofErr w:type="spellStart"/>
             <w:r>
               <w:rPr>
                 <w:rFonts w:hint="eastAsia"/>
               </w:rPr>
               <w:t>mybucket</w:t>
             </w:r>
-            <w:proofErr w:type="spellEnd"/>
             <w:r>
               <w:rPr>
                 <w:rFonts w:hint="eastAsia"/>
@@ -24025,9 +22122,6 @@
                 <w:numId w:val="44"/>
               </w:numPr>
               <w:ind w:firstLineChars="0"/>
-              <w:rPr>
-                <w:rFonts w:hint="eastAsia"/>
-              </w:rPr>
             </w:pPr>
             <w:r>
               <w:rPr>
@@ -24056,23 +22150,42 @@
               </w:rPr>
               <w:t>上传一组对象</w:t>
             </w:r>
-            <w:r>
-              <w:rPr>
-                <w:rFonts w:hint="eastAsia"/>
-              </w:rPr>
-              <w:t>picture/</w:t>
+          </w:p>
+          <w:p>
+            <w:pPr>
+              <w:pStyle w:val="aa"/>
+              <w:numPr>
+                <w:ilvl w:val="0"/>
+                <w:numId w:val="44"/>
+              </w:numPr>
+              <w:ind w:firstLineChars="0"/>
+            </w:pPr>
+            <w:r>
+              <w:rPr>
+                <w:rFonts w:hint="eastAsia"/>
+              </w:rPr>
+              <w:t>执行</w:t>
+            </w:r>
+            <w:r>
+              <w:rPr>
+                <w:rFonts w:hint="eastAsia"/>
+              </w:rPr>
+              <w:t>List</w:t>
             </w:r>
             <w:r>
               <w:t xml:space="preserve"> </w:t>
             </w:r>
             <w:r>
-              <w:t>myfirstfile</w:t>
-            </w:r>
-            <w:r>
-              <w:rPr>
-                <w:rFonts w:hint="eastAsia"/>
-              </w:rPr>
-              <w:t>.png</w:t>
+              <w:rPr>
+                <w:rFonts w:hint="eastAsia"/>
+              </w:rPr>
+              <w:t>ObjectsV2</w:t>
+            </w:r>
+            <w:r>
+              <w:rPr>
+                <w:rFonts w:hint="eastAsia"/>
+              </w:rPr>
+              <w:t>查询桶内所有对象列表</w:t>
             </w:r>
           </w:p>
         </w:tc>
@@ -24088,57 +22201,20 @@
                 <w:numId w:val="43"/>
               </w:numPr>
               <w:ind w:firstLineChars="0"/>
-              <w:rPr>
-                <w:rFonts w:hint="eastAsia"/>
-              </w:rPr>
-            </w:pPr>
-          </w:p>
-        </w:tc>
-      </w:tr>
-      <w:tr>
-        <w:tc>
-          <w:tcPr>
-            <w:tcW w:w="1765" w:type="dxa"/>
-          </w:tcPr>
-          <w:p>
-            <w:pPr>
-              <w:ind w:left="0"/>
-              <w:rPr>
-                <w:rFonts w:hint="eastAsia"/>
-              </w:rPr>
-            </w:pPr>
-          </w:p>
-        </w:tc>
-        <w:tc>
-          <w:tcPr>
-            <w:tcW w:w="1559" w:type="dxa"/>
-          </w:tcPr>
-          <w:p>
-            <w:pPr>
-              <w:ind w:left="0"/>
-              <w:rPr>
-                <w:rFonts w:hint="eastAsia"/>
-              </w:rPr>
-            </w:pPr>
-          </w:p>
-        </w:tc>
-        <w:tc>
-          <w:tcPr>
-            <w:tcW w:w="2630" w:type="dxa"/>
-          </w:tcPr>
-          <w:p>
-            <w:pPr>
-              <w:ind w:left="0"/>
-              <w:rPr>
-                <w:rFonts w:hint="eastAsia"/>
-              </w:rPr>
-            </w:pPr>
-          </w:p>
-        </w:tc>
-        <w:tc>
-          <w:tcPr>
-            <w:tcW w:w="1985" w:type="dxa"/>
-          </w:tcPr>
+            </w:pPr>
+            <w:r>
+              <w:rPr>
+                <w:rFonts w:hint="eastAsia"/>
+              </w:rPr>
+              <w:t>PUT</w:t>
+            </w:r>
+            <w:r>
+              <w:rPr>
+                <w:rFonts w:hint="eastAsia"/>
+              </w:rPr>
+              <w:t>成功</w:t>
+            </w:r>
+          </w:p>
           <w:p>
             <w:pPr>
               <w:pStyle w:val="aa"/>
@@ -24147,10 +22223,1258 @@
                 <w:numId w:val="43"/>
               </w:numPr>
               <w:ind w:firstLineChars="0"/>
-              <w:rPr>
-                <w:rFonts w:hint="eastAsia"/>
-              </w:rPr>
-            </w:pPr>
+            </w:pPr>
+            <w:r>
+              <w:rPr>
+                <w:rFonts w:hint="eastAsia"/>
+              </w:rPr>
+              <w:t>List</w:t>
+            </w:r>
+            <w:r>
+              <w:rPr>
+                <w:rFonts w:hint="eastAsia"/>
+              </w:rPr>
+              <w:t>成功，查询结果中有所有</w:t>
+            </w:r>
+            <w:r>
+              <w:rPr>
+                <w:rFonts w:hint="eastAsia"/>
+              </w:rPr>
+              <w:t>PUT</w:t>
+            </w:r>
+            <w:r>
+              <w:rPr>
+                <w:rFonts w:hint="eastAsia"/>
+              </w:rPr>
+              <w:t>的对象</w:t>
+            </w:r>
+          </w:p>
+        </w:tc>
+      </w:tr>
+      <w:tr>
+        <w:tc>
+          <w:tcPr>
+            <w:tcW w:w="1765" w:type="dxa"/>
+          </w:tcPr>
+          <w:p>
+            <w:pPr>
+              <w:ind w:left="0"/>
+            </w:pPr>
+            <w:r>
+              <w:rPr>
+                <w:rFonts w:hint="eastAsia"/>
+              </w:rPr>
+              <w:lastRenderedPageBreak/>
+              <w:t>Story.SequoiaS</w:t>
+            </w:r>
+            <w:r>
+              <w:t>3</w:t>
+            </w:r>
+            <w:r>
+              <w:rPr>
+                <w:rFonts w:hint="eastAsia"/>
+              </w:rPr>
+              <w:t>.Object.004.00</w:t>
+            </w:r>
+            <w:r>
+              <w:t>2</w:t>
+            </w:r>
+          </w:p>
+        </w:tc>
+        <w:tc>
+          <w:tcPr>
+            <w:tcW w:w="1559" w:type="dxa"/>
+          </w:tcPr>
+          <w:p>
+            <w:pPr>
+              <w:ind w:left="0"/>
+            </w:pPr>
+            <w:r>
+              <w:rPr>
+                <w:rFonts w:hint="eastAsia"/>
+              </w:rPr>
+              <w:t>List</w:t>
+            </w:r>
+            <w:r>
+              <w:t xml:space="preserve"> </w:t>
+            </w:r>
+            <w:r>
+              <w:rPr>
+                <w:rFonts w:hint="eastAsia"/>
+              </w:rPr>
+              <w:t>Objects</w:t>
+            </w:r>
+            <w:r>
+              <w:rPr>
+                <w:rFonts w:hint="eastAsia"/>
+              </w:rPr>
+              <w:t>带前缀查询对象元数据列表</w:t>
+            </w:r>
+          </w:p>
+        </w:tc>
+        <w:tc>
+          <w:tcPr>
+            <w:tcW w:w="2630" w:type="dxa"/>
+          </w:tcPr>
+          <w:p>
+            <w:pPr>
+              <w:ind w:left="0"/>
+            </w:pPr>
+            <w:r>
+              <w:rPr>
+                <w:rFonts w:hint="eastAsia"/>
+              </w:rPr>
+              <w:t>前置条件：系统正常启动，已经创建一个名为</w:t>
+            </w:r>
+            <w:r>
+              <w:rPr>
+                <w:rFonts w:hint="eastAsia"/>
+              </w:rPr>
+              <w:t>mybucket</w:t>
+            </w:r>
+            <w:r>
+              <w:rPr>
+                <w:rFonts w:hint="eastAsia"/>
+              </w:rPr>
+              <w:t>的桶</w:t>
+            </w:r>
+          </w:p>
+          <w:p>
+            <w:pPr>
+              <w:pStyle w:val="aa"/>
+              <w:numPr>
+                <w:ilvl w:val="0"/>
+                <w:numId w:val="46"/>
+              </w:numPr>
+              <w:ind w:firstLineChars="0"/>
+            </w:pPr>
+            <w:r>
+              <w:rPr>
+                <w:rFonts w:hint="eastAsia"/>
+              </w:rPr>
+              <w:t>执行</w:t>
+            </w:r>
+            <w:r>
+              <w:rPr>
+                <w:rFonts w:hint="eastAsia"/>
+              </w:rPr>
+              <w:t>PUT</w:t>
+            </w:r>
+            <w:r>
+              <w:t xml:space="preserve"> </w:t>
+            </w:r>
+            <w:r>
+              <w:rPr>
+                <w:rFonts w:hint="eastAsia"/>
+              </w:rPr>
+              <w:t>Object</w:t>
+            </w:r>
+            <w:r>
+              <w:rPr>
+                <w:rFonts w:hint="eastAsia"/>
+              </w:rPr>
+              <w:t>上传一组对象</w:t>
+            </w:r>
+          </w:p>
+          <w:p>
+            <w:pPr>
+              <w:pStyle w:val="aa"/>
+              <w:numPr>
+                <w:ilvl w:val="0"/>
+                <w:numId w:val="46"/>
+              </w:numPr>
+              <w:ind w:firstLineChars="0"/>
+            </w:pPr>
+            <w:r>
+              <w:rPr>
+                <w:rFonts w:hint="eastAsia"/>
+              </w:rPr>
+              <w:t>执行</w:t>
+            </w:r>
+            <w:r>
+              <w:rPr>
+                <w:rFonts w:hint="eastAsia"/>
+              </w:rPr>
+              <w:t>List</w:t>
+            </w:r>
+            <w:r>
+              <w:t xml:space="preserve"> </w:t>
+            </w:r>
+            <w:r>
+              <w:rPr>
+                <w:rFonts w:hint="eastAsia"/>
+              </w:rPr>
+              <w:t>ObjectsV2</w:t>
+            </w:r>
+            <w:r>
+              <w:rPr>
+                <w:rFonts w:hint="eastAsia"/>
+              </w:rPr>
+              <w:t>查询桶内所有对象列表，带前缀</w:t>
+            </w:r>
+          </w:p>
+        </w:tc>
+        <w:tc>
+          <w:tcPr>
+            <w:tcW w:w="1985" w:type="dxa"/>
+          </w:tcPr>
+          <w:p>
+            <w:pPr>
+              <w:pStyle w:val="aa"/>
+              <w:numPr>
+                <w:ilvl w:val="0"/>
+                <w:numId w:val="45"/>
+              </w:numPr>
+              <w:ind w:firstLineChars="0"/>
+            </w:pPr>
+            <w:r>
+              <w:rPr>
+                <w:rFonts w:hint="eastAsia"/>
+              </w:rPr>
+              <w:t>PUT</w:t>
+            </w:r>
+            <w:r>
+              <w:rPr>
+                <w:rFonts w:hint="eastAsia"/>
+              </w:rPr>
+              <w:t>成功</w:t>
+            </w:r>
+          </w:p>
+          <w:p>
+            <w:pPr>
+              <w:pStyle w:val="aa"/>
+              <w:numPr>
+                <w:ilvl w:val="0"/>
+                <w:numId w:val="45"/>
+              </w:numPr>
+              <w:ind w:firstLineChars="0"/>
+            </w:pPr>
+            <w:r>
+              <w:rPr>
+                <w:rFonts w:hint="eastAsia"/>
+              </w:rPr>
+              <w:t>List</w:t>
+            </w:r>
+            <w:r>
+              <w:rPr>
+                <w:rFonts w:hint="eastAsia"/>
+              </w:rPr>
+              <w:t>成功，查询到具有相同前缀的对象列表</w:t>
+            </w:r>
+          </w:p>
+        </w:tc>
+      </w:tr>
+      <w:tr>
+        <w:tc>
+          <w:tcPr>
+            <w:tcW w:w="1765" w:type="dxa"/>
+          </w:tcPr>
+          <w:p>
+            <w:pPr>
+              <w:ind w:left="0"/>
+              <w:rPr>
+                <w:rFonts w:hint="eastAsia"/>
+              </w:rPr>
+            </w:pPr>
+            <w:r>
+              <w:rPr>
+                <w:rFonts w:hint="eastAsia"/>
+              </w:rPr>
+              <w:t>Story.SequoiaS</w:t>
+            </w:r>
+            <w:r>
+              <w:t>3</w:t>
+            </w:r>
+            <w:r>
+              <w:rPr>
+                <w:rFonts w:hint="eastAsia"/>
+              </w:rPr>
+              <w:t>.Object.004.00</w:t>
+            </w:r>
+            <w:r>
+              <w:t>3</w:t>
+            </w:r>
+          </w:p>
+        </w:tc>
+        <w:tc>
+          <w:tcPr>
+            <w:tcW w:w="1559" w:type="dxa"/>
+          </w:tcPr>
+          <w:p>
+            <w:pPr>
+              <w:ind w:left="0"/>
+              <w:rPr>
+                <w:rFonts w:hint="eastAsia"/>
+              </w:rPr>
+            </w:pPr>
+            <w:r>
+              <w:rPr>
+                <w:rFonts w:hint="eastAsia"/>
+              </w:rPr>
+              <w:t>List</w:t>
+            </w:r>
+            <w:r>
+              <w:t xml:space="preserve"> </w:t>
+            </w:r>
+            <w:r>
+              <w:rPr>
+                <w:rFonts w:hint="eastAsia"/>
+              </w:rPr>
+              <w:t>Objects</w:t>
+            </w:r>
+            <w:r>
+              <w:rPr>
+                <w:rFonts w:hint="eastAsia"/>
+              </w:rPr>
+              <w:t>带分隔符查询对象元数据列表</w:t>
+            </w:r>
+          </w:p>
+        </w:tc>
+        <w:tc>
+          <w:tcPr>
+            <w:tcW w:w="2630" w:type="dxa"/>
+          </w:tcPr>
+          <w:p>
+            <w:pPr>
+              <w:ind w:left="0"/>
+            </w:pPr>
+            <w:r>
+              <w:rPr>
+                <w:rFonts w:hint="eastAsia"/>
+              </w:rPr>
+              <w:t>前置条件：系统正常启动，已经创建一个名为</w:t>
+            </w:r>
+            <w:r>
+              <w:rPr>
+                <w:rFonts w:hint="eastAsia"/>
+              </w:rPr>
+              <w:t>mybucket</w:t>
+            </w:r>
+            <w:r>
+              <w:rPr>
+                <w:rFonts w:hint="eastAsia"/>
+              </w:rPr>
+              <w:t>的桶</w:t>
+            </w:r>
+          </w:p>
+          <w:p>
+            <w:pPr>
+              <w:pStyle w:val="aa"/>
+              <w:numPr>
+                <w:ilvl w:val="0"/>
+                <w:numId w:val="47"/>
+              </w:numPr>
+              <w:ind w:firstLineChars="0"/>
+            </w:pPr>
+            <w:r>
+              <w:rPr>
+                <w:rFonts w:hint="eastAsia"/>
+              </w:rPr>
+              <w:t>执行</w:t>
+            </w:r>
+            <w:r>
+              <w:rPr>
+                <w:rFonts w:hint="eastAsia"/>
+              </w:rPr>
+              <w:t>PUT</w:t>
+            </w:r>
+            <w:r>
+              <w:t xml:space="preserve"> </w:t>
+            </w:r>
+            <w:r>
+              <w:rPr>
+                <w:rFonts w:hint="eastAsia"/>
+              </w:rPr>
+              <w:t>Object</w:t>
+            </w:r>
+            <w:r>
+              <w:rPr>
+                <w:rFonts w:hint="eastAsia"/>
+              </w:rPr>
+              <w:t>上传一组对象</w:t>
+            </w:r>
+          </w:p>
+          <w:p>
+            <w:pPr>
+              <w:pStyle w:val="aa"/>
+              <w:numPr>
+                <w:ilvl w:val="0"/>
+                <w:numId w:val="47"/>
+              </w:numPr>
+              <w:ind w:firstLineChars="0"/>
+              <w:rPr>
+                <w:rFonts w:hint="eastAsia"/>
+              </w:rPr>
+            </w:pPr>
+            <w:r>
+              <w:rPr>
+                <w:rFonts w:hint="eastAsia"/>
+              </w:rPr>
+              <w:t>执行</w:t>
+            </w:r>
+            <w:r>
+              <w:rPr>
+                <w:rFonts w:hint="eastAsia"/>
+              </w:rPr>
+              <w:t>List</w:t>
+            </w:r>
+            <w:r>
+              <w:t xml:space="preserve"> </w:t>
+            </w:r>
+            <w:r>
+              <w:rPr>
+                <w:rFonts w:hint="eastAsia"/>
+              </w:rPr>
+              <w:t>ObjectsV2</w:t>
+            </w:r>
+            <w:r>
+              <w:rPr>
+                <w:rFonts w:hint="eastAsia"/>
+              </w:rPr>
+              <w:t>查询桶内所有对象列表，带分隔符</w:t>
+            </w:r>
+          </w:p>
+        </w:tc>
+        <w:tc>
+          <w:tcPr>
+            <w:tcW w:w="1985" w:type="dxa"/>
+          </w:tcPr>
+          <w:p>
+            <w:pPr>
+              <w:pStyle w:val="aa"/>
+              <w:numPr>
+                <w:ilvl w:val="0"/>
+                <w:numId w:val="48"/>
+              </w:numPr>
+              <w:ind w:firstLineChars="0"/>
+            </w:pPr>
+            <w:r>
+              <w:rPr>
+                <w:rFonts w:hint="eastAsia"/>
+              </w:rPr>
+              <w:t>PUT</w:t>
+            </w:r>
+            <w:r>
+              <w:rPr>
+                <w:rFonts w:hint="eastAsia"/>
+              </w:rPr>
+              <w:t>成功</w:t>
+            </w:r>
+          </w:p>
+          <w:p>
+            <w:pPr>
+              <w:pStyle w:val="aa"/>
+              <w:numPr>
+                <w:ilvl w:val="0"/>
+                <w:numId w:val="48"/>
+              </w:numPr>
+              <w:ind w:firstLineChars="0"/>
+              <w:rPr>
+                <w:rFonts w:hint="eastAsia"/>
+              </w:rPr>
+            </w:pPr>
+            <w:r>
+              <w:rPr>
+                <w:rFonts w:hint="eastAsia"/>
+              </w:rPr>
+              <w:t>List</w:t>
+            </w:r>
+            <w:r>
+              <w:rPr>
+                <w:rFonts w:hint="eastAsia"/>
+              </w:rPr>
+              <w:t>成功，查询结果中匹配到分隔符的在</w:t>
+            </w:r>
+            <w:r>
+              <w:rPr>
+                <w:rFonts w:hint="eastAsia"/>
+              </w:rPr>
+              <w:t>commonprefix</w:t>
+            </w:r>
+            <w:r>
+              <w:rPr>
+                <w:rFonts w:hint="eastAsia"/>
+              </w:rPr>
+              <w:t>结果中，匹配不到分隔符的记录在</w:t>
+            </w:r>
+            <w:r>
+              <w:rPr>
+                <w:rFonts w:hint="eastAsia"/>
+              </w:rPr>
+              <w:t>contents</w:t>
+            </w:r>
+            <w:r>
+              <w:rPr>
+                <w:rFonts w:hint="eastAsia"/>
+              </w:rPr>
+              <w:t>结果中</w:t>
+            </w:r>
+            <w:r>
+              <w:rPr>
+                <w:rFonts w:hint="eastAsia"/>
+              </w:rPr>
+              <w:t xml:space="preserve"> </w:t>
+            </w:r>
+          </w:p>
+        </w:tc>
+      </w:tr>
+      <w:tr>
+        <w:tc>
+          <w:tcPr>
+            <w:tcW w:w="1765" w:type="dxa"/>
+          </w:tcPr>
+          <w:p>
+            <w:pPr>
+              <w:ind w:left="0"/>
+              <w:rPr>
+                <w:rFonts w:hint="eastAsia"/>
+              </w:rPr>
+            </w:pPr>
+            <w:r>
+              <w:rPr>
+                <w:rFonts w:hint="eastAsia"/>
+              </w:rPr>
+              <w:t>Story.SequoiaS</w:t>
+            </w:r>
+            <w:r>
+              <w:t>3</w:t>
+            </w:r>
+            <w:r>
+              <w:rPr>
+                <w:rFonts w:hint="eastAsia"/>
+              </w:rPr>
+              <w:t>.Object.004.00</w:t>
+            </w:r>
+            <w:r>
+              <w:t>4</w:t>
+            </w:r>
+          </w:p>
+        </w:tc>
+        <w:tc>
+          <w:tcPr>
+            <w:tcW w:w="1559" w:type="dxa"/>
+          </w:tcPr>
+          <w:p>
+            <w:pPr>
+              <w:ind w:left="0"/>
+              <w:rPr>
+                <w:rFonts w:hint="eastAsia"/>
+              </w:rPr>
+            </w:pPr>
+            <w:r>
+              <w:rPr>
+                <w:rFonts w:hint="eastAsia"/>
+              </w:rPr>
+              <w:t>List</w:t>
+            </w:r>
+            <w:r>
+              <w:t xml:space="preserve"> </w:t>
+            </w:r>
+            <w:r>
+              <w:rPr>
+                <w:rFonts w:hint="eastAsia"/>
+              </w:rPr>
+              <w:t>Objects</w:t>
+            </w:r>
+            <w:r>
+              <w:rPr>
+                <w:rFonts w:hint="eastAsia"/>
+              </w:rPr>
+              <w:t>带</w:t>
+            </w:r>
+            <w:r>
+              <w:rPr>
+                <w:rFonts w:hint="eastAsia"/>
+              </w:rPr>
+              <w:t>maxkeys</w:t>
+            </w:r>
+            <w:r>
+              <w:rPr>
+                <w:rFonts w:hint="eastAsia"/>
+              </w:rPr>
+              <w:t>查询对象元数据列表</w:t>
+            </w:r>
+          </w:p>
+        </w:tc>
+        <w:tc>
+          <w:tcPr>
+            <w:tcW w:w="2630" w:type="dxa"/>
+          </w:tcPr>
+          <w:p>
+            <w:pPr>
+              <w:ind w:left="0"/>
+            </w:pPr>
+            <w:r>
+              <w:rPr>
+                <w:rFonts w:hint="eastAsia"/>
+              </w:rPr>
+              <w:t>前置条件：系统正常启动，已经创建一个名为</w:t>
+            </w:r>
+            <w:r>
+              <w:rPr>
+                <w:rFonts w:hint="eastAsia"/>
+              </w:rPr>
+              <w:t>mybucket</w:t>
+            </w:r>
+            <w:r>
+              <w:rPr>
+                <w:rFonts w:hint="eastAsia"/>
+              </w:rPr>
+              <w:t>的桶</w:t>
+            </w:r>
+          </w:p>
+          <w:p>
+            <w:pPr>
+              <w:pStyle w:val="aa"/>
+              <w:numPr>
+                <w:ilvl w:val="0"/>
+                <w:numId w:val="49"/>
+              </w:numPr>
+              <w:ind w:firstLineChars="0"/>
+            </w:pPr>
+            <w:r>
+              <w:rPr>
+                <w:rFonts w:hint="eastAsia"/>
+              </w:rPr>
+              <w:t>执行</w:t>
+            </w:r>
+            <w:r>
+              <w:rPr>
+                <w:rFonts w:hint="eastAsia"/>
+              </w:rPr>
+              <w:t>PUT</w:t>
+            </w:r>
+            <w:r>
+              <w:t xml:space="preserve"> </w:t>
+            </w:r>
+            <w:r>
+              <w:rPr>
+                <w:rFonts w:hint="eastAsia"/>
+              </w:rPr>
+              <w:t>Object</w:t>
+            </w:r>
+            <w:r>
+              <w:rPr>
+                <w:rFonts w:hint="eastAsia"/>
+              </w:rPr>
+              <w:t>上传一组对象（</w:t>
+            </w:r>
+            <w:r>
+              <w:rPr>
+                <w:rFonts w:hint="eastAsia"/>
+              </w:rPr>
+              <w:t>5</w:t>
+            </w:r>
+            <w:r>
+              <w:rPr>
+                <w:rFonts w:hint="eastAsia"/>
+              </w:rPr>
+              <w:t>个记录）</w:t>
+            </w:r>
+          </w:p>
+          <w:p>
+            <w:pPr>
+              <w:pStyle w:val="aa"/>
+              <w:numPr>
+                <w:ilvl w:val="0"/>
+                <w:numId w:val="49"/>
+              </w:numPr>
+              <w:ind w:firstLineChars="0"/>
+            </w:pPr>
+            <w:r>
+              <w:rPr>
+                <w:rFonts w:hint="eastAsia"/>
+              </w:rPr>
+              <w:t>执行</w:t>
+            </w:r>
+            <w:r>
+              <w:rPr>
+                <w:rFonts w:hint="eastAsia"/>
+              </w:rPr>
+              <w:t>List</w:t>
+            </w:r>
+            <w:r>
+              <w:t xml:space="preserve"> </w:t>
+            </w:r>
+            <w:r>
+              <w:rPr>
+                <w:rFonts w:hint="eastAsia"/>
+              </w:rPr>
+              <w:t>ObjectsV2</w:t>
+            </w:r>
+            <w:r>
+              <w:rPr>
+                <w:rFonts w:hint="eastAsia"/>
+              </w:rPr>
+              <w:t>查询桶内所有对象列表，带</w:t>
+            </w:r>
+            <w:r>
+              <w:rPr>
+                <w:rFonts w:hint="eastAsia"/>
+              </w:rPr>
+              <w:t>maxkeys</w:t>
+            </w:r>
+            <w:r>
+              <w:rPr>
+                <w:rFonts w:hint="eastAsia"/>
+              </w:rPr>
+              <w:t>为</w:t>
+            </w:r>
+            <w:r>
+              <w:rPr>
+                <w:rFonts w:hint="eastAsia"/>
+              </w:rPr>
+              <w:t>3</w:t>
+            </w:r>
+          </w:p>
+          <w:p>
+            <w:pPr>
+              <w:pStyle w:val="aa"/>
+              <w:numPr>
+                <w:ilvl w:val="0"/>
+                <w:numId w:val="49"/>
+              </w:numPr>
+              <w:ind w:firstLineChars="0"/>
+              <w:rPr>
+                <w:rFonts w:hint="eastAsia"/>
+              </w:rPr>
+            </w:pPr>
+            <w:r>
+              <w:rPr>
+                <w:rFonts w:hint="eastAsia"/>
+              </w:rPr>
+              <w:t>获取</w:t>
+            </w:r>
+            <w:r>
+              <w:rPr>
+                <w:rFonts w:hint="eastAsia"/>
+              </w:rPr>
+              <w:t>2</w:t>
+            </w:r>
+            <w:r>
+              <w:rPr>
+                <w:rFonts w:hint="eastAsia"/>
+              </w:rPr>
+              <w:t>中的结果中的</w:t>
+            </w:r>
+            <w:r>
+              <w:rPr>
+                <w:rFonts w:hint="eastAsia"/>
+              </w:rPr>
+              <w:t>nextcontinuationtoken</w:t>
+            </w:r>
+            <w:r>
+              <w:rPr>
+                <w:rFonts w:hint="eastAsia"/>
+              </w:rPr>
+              <w:t>，继续执行</w:t>
+            </w:r>
+            <w:r>
+              <w:rPr>
+                <w:rFonts w:hint="eastAsia"/>
+              </w:rPr>
+              <w:t>List</w:t>
+            </w:r>
+            <w:r>
+              <w:t xml:space="preserve"> </w:t>
+            </w:r>
+            <w:r>
+              <w:rPr>
+                <w:rFonts w:hint="eastAsia"/>
+              </w:rPr>
+              <w:t>objects</w:t>
+            </w:r>
+          </w:p>
+        </w:tc>
+        <w:tc>
+          <w:tcPr>
+            <w:tcW w:w="1985" w:type="dxa"/>
+          </w:tcPr>
+          <w:p>
+            <w:pPr>
+              <w:pStyle w:val="aa"/>
+              <w:numPr>
+                <w:ilvl w:val="0"/>
+                <w:numId w:val="50"/>
+              </w:numPr>
+              <w:ind w:firstLineChars="0"/>
+            </w:pPr>
+            <w:r>
+              <w:rPr>
+                <w:rFonts w:hint="eastAsia"/>
+              </w:rPr>
+              <w:t>PUT</w:t>
+            </w:r>
+            <w:r>
+              <w:rPr>
+                <w:rFonts w:hint="eastAsia"/>
+              </w:rPr>
+              <w:t>成功</w:t>
+            </w:r>
+          </w:p>
+          <w:p>
+            <w:pPr>
+              <w:pStyle w:val="aa"/>
+              <w:numPr>
+                <w:ilvl w:val="0"/>
+                <w:numId w:val="50"/>
+              </w:numPr>
+              <w:ind w:firstLineChars="0"/>
+            </w:pPr>
+            <w:r>
+              <w:rPr>
+                <w:rFonts w:hint="eastAsia"/>
+              </w:rPr>
+              <w:t>List</w:t>
+            </w:r>
+            <w:r>
+              <w:rPr>
+                <w:rFonts w:hint="eastAsia"/>
+              </w:rPr>
+              <w:t>成功，</w:t>
+            </w:r>
+            <w:r>
+              <w:rPr>
+                <w:rFonts w:hint="eastAsia"/>
+              </w:rPr>
+              <w:t>查询到</w:t>
+            </w:r>
+            <w:r>
+              <w:rPr>
+                <w:rFonts w:hint="eastAsia"/>
+              </w:rPr>
+              <w:t>3</w:t>
+            </w:r>
+            <w:r>
+              <w:rPr>
+                <w:rFonts w:hint="eastAsia"/>
+              </w:rPr>
+              <w:t>条记录，并受到</w:t>
+            </w:r>
+            <w:r>
+              <w:rPr>
+                <w:rFonts w:hint="eastAsia"/>
+              </w:rPr>
+              <w:t>nextcontinuationtoken</w:t>
+            </w:r>
+          </w:p>
+          <w:p>
+            <w:pPr>
+              <w:pStyle w:val="aa"/>
+              <w:numPr>
+                <w:ilvl w:val="0"/>
+                <w:numId w:val="50"/>
+              </w:numPr>
+              <w:ind w:firstLineChars="0"/>
+              <w:rPr>
+                <w:rFonts w:hint="eastAsia"/>
+              </w:rPr>
+            </w:pPr>
+            <w:r>
+              <w:rPr>
+                <w:rFonts w:hint="eastAsia"/>
+              </w:rPr>
+              <w:t>List</w:t>
+            </w:r>
+            <w:r>
+              <w:rPr>
+                <w:rFonts w:hint="eastAsia"/>
+              </w:rPr>
+              <w:t>成功，查询到剩下的两条记录</w:t>
+            </w:r>
+          </w:p>
+        </w:tc>
+      </w:tr>
+      <w:tr>
+        <w:tc>
+          <w:tcPr>
+            <w:tcW w:w="1765" w:type="dxa"/>
+          </w:tcPr>
+          <w:p>
+            <w:pPr>
+              <w:ind w:left="0"/>
+              <w:rPr>
+                <w:rFonts w:hint="eastAsia"/>
+              </w:rPr>
+            </w:pPr>
+            <w:r>
+              <w:rPr>
+                <w:rFonts w:hint="eastAsia"/>
+              </w:rPr>
+              <w:t>Story.SequoiaS</w:t>
+            </w:r>
+            <w:r>
+              <w:t>3</w:t>
+            </w:r>
+            <w:r>
+              <w:rPr>
+                <w:rFonts w:hint="eastAsia"/>
+              </w:rPr>
+              <w:t>.Object.004.00</w:t>
+            </w:r>
+            <w:r>
+              <w:t>4</w:t>
+            </w:r>
+          </w:p>
+        </w:tc>
+        <w:tc>
+          <w:tcPr>
+            <w:tcW w:w="1559" w:type="dxa"/>
+          </w:tcPr>
+          <w:p>
+            <w:pPr>
+              <w:ind w:left="0"/>
+              <w:rPr>
+                <w:rFonts w:hint="eastAsia"/>
+              </w:rPr>
+            </w:pPr>
+            <w:r>
+              <w:rPr>
+                <w:rFonts w:hint="eastAsia"/>
+              </w:rPr>
+              <w:t>List</w:t>
+            </w:r>
+            <w:r>
+              <w:t xml:space="preserve"> </w:t>
+            </w:r>
+            <w:r>
+              <w:rPr>
+                <w:rFonts w:hint="eastAsia"/>
+              </w:rPr>
+              <w:t>Objects</w:t>
+            </w:r>
+            <w:r>
+              <w:rPr>
+                <w:rFonts w:hint="eastAsia"/>
+              </w:rPr>
+              <w:t>带</w:t>
+            </w:r>
+            <w:r>
+              <w:rPr>
+                <w:rFonts w:hint="eastAsia"/>
+              </w:rPr>
+              <w:t>前缀，分隔符，</w:t>
+            </w:r>
+            <w:r>
+              <w:rPr>
+                <w:rFonts w:hint="eastAsia"/>
+              </w:rPr>
+              <w:t>maxkeys</w:t>
+            </w:r>
+            <w:r>
+              <w:rPr>
+                <w:rFonts w:hint="eastAsia"/>
+              </w:rPr>
+              <w:t>一起</w:t>
+            </w:r>
+            <w:r>
+              <w:rPr>
+                <w:rFonts w:hint="eastAsia"/>
+              </w:rPr>
+              <w:t>查询对象元数据列表</w:t>
+            </w:r>
+          </w:p>
+        </w:tc>
+        <w:tc>
+          <w:tcPr>
+            <w:tcW w:w="2630" w:type="dxa"/>
+          </w:tcPr>
+          <w:p>
+            <w:pPr>
+              <w:ind w:left="0"/>
+            </w:pPr>
+            <w:r>
+              <w:rPr>
+                <w:rFonts w:hint="eastAsia"/>
+              </w:rPr>
+              <w:t>前置条件：系统正常启动，已经创建一个名为</w:t>
+            </w:r>
+            <w:r>
+              <w:rPr>
+                <w:rFonts w:hint="eastAsia"/>
+              </w:rPr>
+              <w:t>mybucket</w:t>
+            </w:r>
+            <w:r>
+              <w:rPr>
+                <w:rFonts w:hint="eastAsia"/>
+              </w:rPr>
+              <w:t>的桶</w:t>
+            </w:r>
+          </w:p>
+          <w:p>
+            <w:pPr>
+              <w:pStyle w:val="aa"/>
+              <w:numPr>
+                <w:ilvl w:val="0"/>
+                <w:numId w:val="52"/>
+              </w:numPr>
+              <w:ind w:firstLineChars="0"/>
+            </w:pPr>
+            <w:r>
+              <w:rPr>
+                <w:rFonts w:hint="eastAsia"/>
+              </w:rPr>
+              <w:t>执行</w:t>
+            </w:r>
+            <w:r>
+              <w:rPr>
+                <w:rFonts w:hint="eastAsia"/>
+              </w:rPr>
+              <w:t>PUT</w:t>
+            </w:r>
+            <w:r>
+              <w:t xml:space="preserve"> </w:t>
+            </w:r>
+            <w:r>
+              <w:rPr>
+                <w:rFonts w:hint="eastAsia"/>
+              </w:rPr>
+              <w:t>Object</w:t>
+            </w:r>
+            <w:r>
+              <w:rPr>
+                <w:rFonts w:hint="eastAsia"/>
+              </w:rPr>
+              <w:t>上传一组对象（</w:t>
+            </w:r>
+            <w:r>
+              <w:rPr>
+                <w:rFonts w:hint="eastAsia"/>
+              </w:rPr>
+              <w:t>多</w:t>
+            </w:r>
+            <w:r>
+              <w:rPr>
+                <w:rFonts w:hint="eastAsia"/>
+              </w:rPr>
+              <w:t>个记录</w:t>
+            </w:r>
+            <w:r>
+              <w:rPr>
+                <w:rFonts w:hint="eastAsia"/>
+              </w:rPr>
+              <w:t>分别带不同前缀，带分隔符及不带分隔符的记录若干</w:t>
+            </w:r>
+            <w:r>
+              <w:rPr>
+                <w:rFonts w:hint="eastAsia"/>
+              </w:rPr>
+              <w:t>）</w:t>
+            </w:r>
+          </w:p>
+          <w:p>
+            <w:pPr>
+              <w:pStyle w:val="aa"/>
+              <w:numPr>
+                <w:ilvl w:val="0"/>
+                <w:numId w:val="52"/>
+              </w:numPr>
+              <w:ind w:firstLineChars="0"/>
+            </w:pPr>
+            <w:r>
+              <w:rPr>
+                <w:rFonts w:hint="eastAsia"/>
+              </w:rPr>
+              <w:t>执行</w:t>
+            </w:r>
+            <w:r>
+              <w:rPr>
+                <w:rFonts w:hint="eastAsia"/>
+              </w:rPr>
+              <w:t>List</w:t>
+            </w:r>
+            <w:r>
+              <w:t xml:space="preserve"> </w:t>
+            </w:r>
+            <w:r>
+              <w:rPr>
+                <w:rFonts w:hint="eastAsia"/>
+              </w:rPr>
+              <w:t>ObjectsV2</w:t>
+            </w:r>
+            <w:r>
+              <w:rPr>
+                <w:rFonts w:hint="eastAsia"/>
+              </w:rPr>
+              <w:t>查询桶内所有对象列表，带</w:t>
+            </w:r>
+            <w:r>
+              <w:rPr>
+                <w:rFonts w:hint="eastAsia"/>
+              </w:rPr>
+              <w:t>maxkeys</w:t>
+            </w:r>
+            <w:r>
+              <w:rPr>
+                <w:rFonts w:hint="eastAsia"/>
+              </w:rPr>
+              <w:t>为</w:t>
+            </w:r>
+            <w:r>
+              <w:rPr>
+                <w:rFonts w:hint="eastAsia"/>
+              </w:rPr>
+              <w:t>3</w:t>
+            </w:r>
+            <w:r>
+              <w:rPr>
+                <w:rFonts w:hint="eastAsia"/>
+              </w:rPr>
+              <w:t>，带</w:t>
+            </w:r>
+            <w:r>
+              <w:rPr>
+                <w:rFonts w:hint="eastAsia"/>
+              </w:rPr>
+              <w:t>prefix</w:t>
+            </w:r>
+            <w:r>
+              <w:rPr>
+                <w:rFonts w:hint="eastAsia"/>
+              </w:rPr>
+              <w:t>，带</w:t>
+            </w:r>
+            <w:r>
+              <w:rPr>
+                <w:rFonts w:hint="eastAsia"/>
+              </w:rPr>
+              <w:t>delimiter</w:t>
+            </w:r>
+          </w:p>
+          <w:p>
+            <w:pPr>
+              <w:pStyle w:val="aa"/>
+              <w:numPr>
+                <w:ilvl w:val="0"/>
+                <w:numId w:val="52"/>
+              </w:numPr>
+              <w:ind w:firstLineChars="0"/>
+              <w:rPr>
+                <w:rFonts w:hint="eastAsia"/>
+              </w:rPr>
+            </w:pPr>
+            <w:r>
+              <w:rPr>
+                <w:rFonts w:hint="eastAsia"/>
+              </w:rPr>
+              <w:t>获取</w:t>
+            </w:r>
+            <w:r>
+              <w:rPr>
+                <w:rFonts w:hint="eastAsia"/>
+              </w:rPr>
+              <w:t>2</w:t>
+            </w:r>
+            <w:r>
+              <w:rPr>
+                <w:rFonts w:hint="eastAsia"/>
+              </w:rPr>
+              <w:t>中的结果中的</w:t>
+            </w:r>
+            <w:r>
+              <w:rPr>
+                <w:rFonts w:hint="eastAsia"/>
+              </w:rPr>
+              <w:t>nextcontinuationtoken</w:t>
+            </w:r>
+            <w:r>
+              <w:rPr>
+                <w:rFonts w:hint="eastAsia"/>
+              </w:rPr>
+              <w:t>，继续执行</w:t>
+            </w:r>
+            <w:r>
+              <w:rPr>
+                <w:rFonts w:hint="eastAsia"/>
+              </w:rPr>
+              <w:t>List</w:t>
+            </w:r>
+            <w:r>
+              <w:t xml:space="preserve"> </w:t>
+            </w:r>
+            <w:r>
+              <w:rPr>
+                <w:rFonts w:hint="eastAsia"/>
+              </w:rPr>
+              <w:t>objects</w:t>
+            </w:r>
+          </w:p>
+        </w:tc>
+        <w:tc>
+          <w:tcPr>
+            <w:tcW w:w="1985" w:type="dxa"/>
+          </w:tcPr>
+          <w:p>
+            <w:pPr>
+              <w:pStyle w:val="aa"/>
+              <w:numPr>
+                <w:ilvl w:val="0"/>
+                <w:numId w:val="51"/>
+              </w:numPr>
+              <w:ind w:firstLineChars="0"/>
+            </w:pPr>
+            <w:r>
+              <w:rPr>
+                <w:rFonts w:hint="eastAsia"/>
+              </w:rPr>
+              <w:t>PUT</w:t>
+            </w:r>
+            <w:r>
+              <w:rPr>
+                <w:rFonts w:hint="eastAsia"/>
+              </w:rPr>
+              <w:t>成功</w:t>
+            </w:r>
+          </w:p>
+          <w:p>
+            <w:pPr>
+              <w:pStyle w:val="aa"/>
+              <w:numPr>
+                <w:ilvl w:val="0"/>
+                <w:numId w:val="51"/>
+              </w:numPr>
+              <w:ind w:firstLineChars="0"/>
+            </w:pPr>
+            <w:r>
+              <w:rPr>
+                <w:rFonts w:hint="eastAsia"/>
+              </w:rPr>
+              <w:t>查询到</w:t>
+            </w:r>
+            <w:r>
+              <w:rPr>
+                <w:rFonts w:hint="eastAsia"/>
+              </w:rPr>
+              <w:t>3</w:t>
+            </w:r>
+            <w:r>
+              <w:rPr>
+                <w:rFonts w:hint="eastAsia"/>
+              </w:rPr>
+              <w:t>条记录</w:t>
+            </w:r>
+          </w:p>
+          <w:p>
+            <w:pPr>
+              <w:pStyle w:val="aa"/>
+              <w:numPr>
+                <w:ilvl w:val="0"/>
+                <w:numId w:val="51"/>
+              </w:numPr>
+              <w:ind w:firstLineChars="0"/>
+              <w:rPr>
+                <w:rFonts w:hint="eastAsia"/>
+              </w:rPr>
+            </w:pPr>
+            <w:r>
+              <w:rPr>
+                <w:rFonts w:hint="eastAsia"/>
+              </w:rPr>
+              <w:t>再查询到若干记录。</w:t>
+            </w:r>
+            <w:bookmarkStart w:id="10" w:name="_GoBack"/>
+            <w:bookmarkEnd w:id="10"/>
           </w:p>
         </w:tc>
       </w:tr>
@@ -24588,19 +23912,11 @@
             <w:pPr>
               <w:ind w:left="0"/>
             </w:pPr>
-            <w:proofErr w:type="spellStart"/>
-            <w:r>
-              <w:rPr>
-                <w:rFonts w:hint="eastAsia"/>
-              </w:rPr>
-              <w:t>sdb</w:t>
-            </w:r>
-            <w:proofErr w:type="spellEnd"/>
-            <w:r>
-              <w:rPr>
-                <w:rFonts w:hint="eastAsia"/>
-              </w:rPr>
-              <w:t xml:space="preserve"> shell</w:t>
+            <w:r>
+              <w:rPr>
+                <w:rFonts w:hint="eastAsia"/>
+              </w:rPr>
+              <w:t>sdb shell</w:t>
             </w:r>
             <w:r>
               <w:rPr>
@@ -24723,7 +24039,7 @@
             <w:noProof/>
             <w:lang w:val="zh-CN"/>
           </w:rPr>
-          <w:t>24</w:t>
+          <w:t>28</w:t>
         </w:r>
         <w:r>
           <w:fldChar w:fldCharType="end"/>
@@ -24761,6 +24077,95 @@
 <file path=word/numbering.xml><?xml version="1.0" encoding="utf-8"?>
 <w:numbering xmlns:wpc="http://schemas.microsoft.com/office/word/2010/wordprocessingCanvas" xmlns:cx="http://schemas.microsoft.com/office/drawing/2014/chartex" xmlns:mc="http://schemas.openxmlformats.org/markup-compatibility/2006" xmlns:o="urn:schemas-microsoft-com:office:office" xmlns:r="http://schemas.openxmlformats.org/officeDocument/2006/relationships" xmlns:m="http://schemas.openxmlformats.org/officeDocument/2006/math" xmlns:v="urn:schemas-microsoft-com:vml" xmlns:wp14="http://schemas.microsoft.com/office/word/2010/wordprocessingDrawing" xmlns:wp="http://schemas.openxmlformats.org/drawingml/2006/wordprocessingDrawing" xmlns:w10="urn:schemas-microsoft-com:office:word" xmlns:w="http://schemas.openxmlformats.org/wordprocessingml/2006/main" xmlns:w14="http://schemas.microsoft.com/office/word/2010/wordml" xmlns:w15="http://schemas.microsoft.com/office/word/2012/wordml" xmlns:w16se="http://schemas.microsoft.com/office/word/2015/wordml/symex" xmlns:wpg="http://schemas.microsoft.com/office/word/2010/wordprocessingGroup" xmlns:wpi="http://schemas.microsoft.com/office/word/2010/wordprocessingInk" xmlns:wne="http://schemas.microsoft.com/office/word/2006/wordml" xmlns:wps="http://schemas.microsoft.com/office/word/2010/wordprocessingShape" mc:Ignorable="w14 w15 w16se wp14">
   <w:abstractNum w:abstractNumId="0" w15:restartNumberingAfterBreak="0">
+    <w:nsid w:val="036C6C12"/>
+    <w:multiLevelType w:val="hybridMultilevel"/>
+    <w:tmpl w:val="9414369E"/>
+    <w:lvl w:ilvl="0" w:tplc="55529CF8">
+      <w:start w:val="1"/>
+      <w:numFmt w:val="decimal"/>
+      <w:lvlText w:val="%1."/>
+      <w:lvlJc w:val="left"/>
+      <w:pPr>
+        <w:ind w:left="360" w:hanging="360"/>
+      </w:pPr>
+      <w:rPr>
+        <w:rFonts w:hint="default"/>
+      </w:rPr>
+    </w:lvl>
+    <w:lvl w:ilvl="1" w:tplc="04090019" w:tentative="1">
+      <w:start w:val="1"/>
+      <w:numFmt w:val="lowerLetter"/>
+      <w:lvlText w:val="%2)"/>
+      <w:lvlJc w:val="left"/>
+      <w:pPr>
+        <w:ind w:left="840" w:hanging="420"/>
+      </w:pPr>
+    </w:lvl>
+    <w:lvl w:ilvl="2" w:tplc="0409001B" w:tentative="1">
+      <w:start w:val="1"/>
+      <w:numFmt w:val="lowerRoman"/>
+      <w:lvlText w:val="%3."/>
+      <w:lvlJc w:val="right"/>
+      <w:pPr>
+        <w:ind w:left="1260" w:hanging="420"/>
+      </w:pPr>
+    </w:lvl>
+    <w:lvl w:ilvl="3" w:tplc="0409000F" w:tentative="1">
+      <w:start w:val="1"/>
+      <w:numFmt w:val="decimal"/>
+      <w:lvlText w:val="%4."/>
+      <w:lvlJc w:val="left"/>
+      <w:pPr>
+        <w:ind w:left="1680" w:hanging="420"/>
+      </w:pPr>
+    </w:lvl>
+    <w:lvl w:ilvl="4" w:tplc="04090019" w:tentative="1">
+      <w:start w:val="1"/>
+      <w:numFmt w:val="lowerLetter"/>
+      <w:lvlText w:val="%5)"/>
+      <w:lvlJc w:val="left"/>
+      <w:pPr>
+        <w:ind w:left="2100" w:hanging="420"/>
+      </w:pPr>
+    </w:lvl>
+    <w:lvl w:ilvl="5" w:tplc="0409001B" w:tentative="1">
+      <w:start w:val="1"/>
+      <w:numFmt w:val="lowerRoman"/>
+      <w:lvlText w:val="%6."/>
+      <w:lvlJc w:val="right"/>
+      <w:pPr>
+        <w:ind w:left="2520" w:hanging="420"/>
+      </w:pPr>
+    </w:lvl>
+    <w:lvl w:ilvl="6" w:tplc="0409000F" w:tentative="1">
+      <w:start w:val="1"/>
+      <w:numFmt w:val="decimal"/>
+      <w:lvlText w:val="%7."/>
+      <w:lvlJc w:val="left"/>
+      <w:pPr>
+        <w:ind w:left="2940" w:hanging="420"/>
+      </w:pPr>
+    </w:lvl>
+    <w:lvl w:ilvl="7" w:tplc="04090019" w:tentative="1">
+      <w:start w:val="1"/>
+      <w:numFmt w:val="lowerLetter"/>
+      <w:lvlText w:val="%8)"/>
+      <w:lvlJc w:val="left"/>
+      <w:pPr>
+        <w:ind w:left="3360" w:hanging="420"/>
+      </w:pPr>
+    </w:lvl>
+    <w:lvl w:ilvl="8" w:tplc="0409001B" w:tentative="1">
+      <w:start w:val="1"/>
+      <w:numFmt w:val="lowerRoman"/>
+      <w:lvlText w:val="%9."/>
+      <w:lvlJc w:val="right"/>
+      <w:pPr>
+        <w:ind w:left="3780" w:hanging="420"/>
+      </w:pPr>
+    </w:lvl>
+  </w:abstractNum>
+  <w:abstractNum w:abstractNumId="1" w15:restartNumberingAfterBreak="0">
     <w:nsid w:val="04D756D1"/>
     <w:multiLevelType w:val="hybridMultilevel"/>
     <w:tmpl w:val="FBC66ED4"/>
@@ -24849,7 +24254,7 @@
       </w:pPr>
     </w:lvl>
   </w:abstractNum>
-  <w:abstractNum w:abstractNumId="1" w15:restartNumberingAfterBreak="0">
+  <w:abstractNum w:abstractNumId="2" w15:restartNumberingAfterBreak="0">
     <w:nsid w:val="070C0512"/>
     <w:multiLevelType w:val="hybridMultilevel"/>
     <w:tmpl w:val="0AC8E17C"/>
@@ -24938,7 +24343,7 @@
       </w:pPr>
     </w:lvl>
   </w:abstractNum>
-  <w:abstractNum w:abstractNumId="2" w15:restartNumberingAfterBreak="0">
+  <w:abstractNum w:abstractNumId="3" w15:restartNumberingAfterBreak="0">
     <w:nsid w:val="07631336"/>
     <w:multiLevelType w:val="hybridMultilevel"/>
     <w:tmpl w:val="DB6A1100"/>
@@ -25027,7 +24432,7 @@
       </w:pPr>
     </w:lvl>
   </w:abstractNum>
-  <w:abstractNum w:abstractNumId="3" w15:restartNumberingAfterBreak="0">
+  <w:abstractNum w:abstractNumId="4" w15:restartNumberingAfterBreak="0">
     <w:nsid w:val="0E6B5A22"/>
     <w:multiLevelType w:val="hybridMultilevel"/>
     <w:tmpl w:val="9414369E"/>
@@ -25116,7 +24521,7 @@
       </w:pPr>
     </w:lvl>
   </w:abstractNum>
-  <w:abstractNum w:abstractNumId="4" w15:restartNumberingAfterBreak="0">
+  <w:abstractNum w:abstractNumId="5" w15:restartNumberingAfterBreak="0">
     <w:nsid w:val="10C50482"/>
     <w:multiLevelType w:val="hybridMultilevel"/>
     <w:tmpl w:val="190EA2DA"/>
@@ -25205,7 +24610,7 @@
       </w:pPr>
     </w:lvl>
   </w:abstractNum>
-  <w:abstractNum w:abstractNumId="5" w15:restartNumberingAfterBreak="0">
+  <w:abstractNum w:abstractNumId="6" w15:restartNumberingAfterBreak="0">
     <w:nsid w:val="10DC6AA1"/>
     <w:multiLevelType w:val="hybridMultilevel"/>
     <w:tmpl w:val="8BD28E34"/>
@@ -25294,7 +24699,7 @@
       </w:pPr>
     </w:lvl>
   </w:abstractNum>
-  <w:abstractNum w:abstractNumId="6" w15:restartNumberingAfterBreak="0">
+  <w:abstractNum w:abstractNumId="7" w15:restartNumberingAfterBreak="0">
     <w:nsid w:val="11756ADB"/>
     <w:multiLevelType w:val="hybridMultilevel"/>
     <w:tmpl w:val="F862688C"/>
@@ -25383,7 +24788,7 @@
       </w:pPr>
     </w:lvl>
   </w:abstractNum>
-  <w:abstractNum w:abstractNumId="7" w15:restartNumberingAfterBreak="0">
+  <w:abstractNum w:abstractNumId="8" w15:restartNumberingAfterBreak="0">
     <w:nsid w:val="12754EFF"/>
     <w:multiLevelType w:val="hybridMultilevel"/>
     <w:tmpl w:val="15FA779A"/>
@@ -25472,7 +24877,7 @@
       </w:pPr>
     </w:lvl>
   </w:abstractNum>
-  <w:abstractNum w:abstractNumId="8" w15:restartNumberingAfterBreak="0">
+  <w:abstractNum w:abstractNumId="9" w15:restartNumberingAfterBreak="0">
     <w:nsid w:val="15964539"/>
     <w:multiLevelType w:val="hybridMultilevel"/>
     <w:tmpl w:val="B8C2981C"/>
@@ -25561,7 +24966,7 @@
       </w:pPr>
     </w:lvl>
   </w:abstractNum>
-  <w:abstractNum w:abstractNumId="9" w15:restartNumberingAfterBreak="0">
+  <w:abstractNum w:abstractNumId="10" w15:restartNumberingAfterBreak="0">
     <w:nsid w:val="15BF7991"/>
     <w:multiLevelType w:val="hybridMultilevel"/>
     <w:tmpl w:val="EC2E304E"/>
@@ -25650,7 +25055,7 @@
       </w:pPr>
     </w:lvl>
   </w:abstractNum>
-  <w:abstractNum w:abstractNumId="10" w15:restartNumberingAfterBreak="0">
+  <w:abstractNum w:abstractNumId="11" w15:restartNumberingAfterBreak="0">
     <w:nsid w:val="182B6362"/>
     <w:multiLevelType w:val="hybridMultilevel"/>
     <w:tmpl w:val="1A347DBA"/>
@@ -25739,7 +25144,96 @@
       </w:pPr>
     </w:lvl>
   </w:abstractNum>
-  <w:abstractNum w:abstractNumId="11" w15:restartNumberingAfterBreak="0">
+  <w:abstractNum w:abstractNumId="12" w15:restartNumberingAfterBreak="0">
+    <w:nsid w:val="1967457E"/>
+    <w:multiLevelType w:val="hybridMultilevel"/>
+    <w:tmpl w:val="F862688C"/>
+    <w:lvl w:ilvl="0" w:tplc="55529CF8">
+      <w:start w:val="1"/>
+      <w:numFmt w:val="decimal"/>
+      <w:lvlText w:val="%1."/>
+      <w:lvlJc w:val="left"/>
+      <w:pPr>
+        <w:ind w:left="360" w:hanging="360"/>
+      </w:pPr>
+      <w:rPr>
+        <w:rFonts w:hint="default"/>
+      </w:rPr>
+    </w:lvl>
+    <w:lvl w:ilvl="1" w:tplc="04090019" w:tentative="1">
+      <w:start w:val="1"/>
+      <w:numFmt w:val="lowerLetter"/>
+      <w:lvlText w:val="%2)"/>
+      <w:lvlJc w:val="left"/>
+      <w:pPr>
+        <w:ind w:left="840" w:hanging="420"/>
+      </w:pPr>
+    </w:lvl>
+    <w:lvl w:ilvl="2" w:tplc="0409001B" w:tentative="1">
+      <w:start w:val="1"/>
+      <w:numFmt w:val="lowerRoman"/>
+      <w:lvlText w:val="%3."/>
+      <w:lvlJc w:val="right"/>
+      <w:pPr>
+        <w:ind w:left="1260" w:hanging="420"/>
+      </w:pPr>
+    </w:lvl>
+    <w:lvl w:ilvl="3" w:tplc="0409000F" w:tentative="1">
+      <w:start w:val="1"/>
+      <w:numFmt w:val="decimal"/>
+      <w:lvlText w:val="%4."/>
+      <w:lvlJc w:val="left"/>
+      <w:pPr>
+        <w:ind w:left="1680" w:hanging="420"/>
+      </w:pPr>
+    </w:lvl>
+    <w:lvl w:ilvl="4" w:tplc="04090019" w:tentative="1">
+      <w:start w:val="1"/>
+      <w:numFmt w:val="lowerLetter"/>
+      <w:lvlText w:val="%5)"/>
+      <w:lvlJc w:val="left"/>
+      <w:pPr>
+        <w:ind w:left="2100" w:hanging="420"/>
+      </w:pPr>
+    </w:lvl>
+    <w:lvl w:ilvl="5" w:tplc="0409001B" w:tentative="1">
+      <w:start w:val="1"/>
+      <w:numFmt w:val="lowerRoman"/>
+      <w:lvlText w:val="%6."/>
+      <w:lvlJc w:val="right"/>
+      <w:pPr>
+        <w:ind w:left="2520" w:hanging="420"/>
+      </w:pPr>
+    </w:lvl>
+    <w:lvl w:ilvl="6" w:tplc="0409000F" w:tentative="1">
+      <w:start w:val="1"/>
+      <w:numFmt w:val="decimal"/>
+      <w:lvlText w:val="%7."/>
+      <w:lvlJc w:val="left"/>
+      <w:pPr>
+        <w:ind w:left="2940" w:hanging="420"/>
+      </w:pPr>
+    </w:lvl>
+    <w:lvl w:ilvl="7" w:tplc="04090019" w:tentative="1">
+      <w:start w:val="1"/>
+      <w:numFmt w:val="lowerLetter"/>
+      <w:lvlText w:val="%8)"/>
+      <w:lvlJc w:val="left"/>
+      <w:pPr>
+        <w:ind w:left="3360" w:hanging="420"/>
+      </w:pPr>
+    </w:lvl>
+    <w:lvl w:ilvl="8" w:tplc="0409001B" w:tentative="1">
+      <w:start w:val="1"/>
+      <w:numFmt w:val="lowerRoman"/>
+      <w:lvlText w:val="%9."/>
+      <w:lvlJc w:val="right"/>
+      <w:pPr>
+        <w:ind w:left="3780" w:hanging="420"/>
+      </w:pPr>
+    </w:lvl>
+  </w:abstractNum>
+  <w:abstractNum w:abstractNumId="13" w15:restartNumberingAfterBreak="0">
     <w:nsid w:val="1C646909"/>
     <w:multiLevelType w:val="hybridMultilevel"/>
     <w:tmpl w:val="86365CF8"/>
@@ -25828,7 +25322,7 @@
       </w:pPr>
     </w:lvl>
   </w:abstractNum>
-  <w:abstractNum w:abstractNumId="12" w15:restartNumberingAfterBreak="0">
+  <w:abstractNum w:abstractNumId="14" w15:restartNumberingAfterBreak="0">
     <w:nsid w:val="1F8430F6"/>
     <w:multiLevelType w:val="hybridMultilevel"/>
     <w:tmpl w:val="02C0D518"/>
@@ -25917,7 +25411,7 @@
       </w:pPr>
     </w:lvl>
   </w:abstractNum>
-  <w:abstractNum w:abstractNumId="13" w15:restartNumberingAfterBreak="0">
+  <w:abstractNum w:abstractNumId="15" w15:restartNumberingAfterBreak="0">
     <w:nsid w:val="1F9379BD"/>
     <w:multiLevelType w:val="hybridMultilevel"/>
     <w:tmpl w:val="9414369E"/>
@@ -26006,7 +25500,7 @@
       </w:pPr>
     </w:lvl>
   </w:abstractNum>
-  <w:abstractNum w:abstractNumId="14" w15:restartNumberingAfterBreak="0">
+  <w:abstractNum w:abstractNumId="16" w15:restartNumberingAfterBreak="0">
     <w:nsid w:val="23BC1271"/>
     <w:multiLevelType w:val="hybridMultilevel"/>
     <w:tmpl w:val="05DE5A78"/>
@@ -26095,7 +25589,185 @@
       </w:pPr>
     </w:lvl>
   </w:abstractNum>
-  <w:abstractNum w:abstractNumId="15" w15:restartNumberingAfterBreak="0">
+  <w:abstractNum w:abstractNumId="17" w15:restartNumberingAfterBreak="0">
+    <w:nsid w:val="23FD6CE8"/>
+    <w:multiLevelType w:val="hybridMultilevel"/>
+    <w:tmpl w:val="9414369E"/>
+    <w:lvl w:ilvl="0" w:tplc="55529CF8">
+      <w:start w:val="1"/>
+      <w:numFmt w:val="decimal"/>
+      <w:lvlText w:val="%1."/>
+      <w:lvlJc w:val="left"/>
+      <w:pPr>
+        <w:ind w:left="360" w:hanging="360"/>
+      </w:pPr>
+      <w:rPr>
+        <w:rFonts w:hint="default"/>
+      </w:rPr>
+    </w:lvl>
+    <w:lvl w:ilvl="1" w:tplc="04090019" w:tentative="1">
+      <w:start w:val="1"/>
+      <w:numFmt w:val="lowerLetter"/>
+      <w:lvlText w:val="%2)"/>
+      <w:lvlJc w:val="left"/>
+      <w:pPr>
+        <w:ind w:left="840" w:hanging="420"/>
+      </w:pPr>
+    </w:lvl>
+    <w:lvl w:ilvl="2" w:tplc="0409001B" w:tentative="1">
+      <w:start w:val="1"/>
+      <w:numFmt w:val="lowerRoman"/>
+      <w:lvlText w:val="%3."/>
+      <w:lvlJc w:val="right"/>
+      <w:pPr>
+        <w:ind w:left="1260" w:hanging="420"/>
+      </w:pPr>
+    </w:lvl>
+    <w:lvl w:ilvl="3" w:tplc="0409000F" w:tentative="1">
+      <w:start w:val="1"/>
+      <w:numFmt w:val="decimal"/>
+      <w:lvlText w:val="%4."/>
+      <w:lvlJc w:val="left"/>
+      <w:pPr>
+        <w:ind w:left="1680" w:hanging="420"/>
+      </w:pPr>
+    </w:lvl>
+    <w:lvl w:ilvl="4" w:tplc="04090019" w:tentative="1">
+      <w:start w:val="1"/>
+      <w:numFmt w:val="lowerLetter"/>
+      <w:lvlText w:val="%5)"/>
+      <w:lvlJc w:val="left"/>
+      <w:pPr>
+        <w:ind w:left="2100" w:hanging="420"/>
+      </w:pPr>
+    </w:lvl>
+    <w:lvl w:ilvl="5" w:tplc="0409001B" w:tentative="1">
+      <w:start w:val="1"/>
+      <w:numFmt w:val="lowerRoman"/>
+      <w:lvlText w:val="%6."/>
+      <w:lvlJc w:val="right"/>
+      <w:pPr>
+        <w:ind w:left="2520" w:hanging="420"/>
+      </w:pPr>
+    </w:lvl>
+    <w:lvl w:ilvl="6" w:tplc="0409000F" w:tentative="1">
+      <w:start w:val="1"/>
+      <w:numFmt w:val="decimal"/>
+      <w:lvlText w:val="%7."/>
+      <w:lvlJc w:val="left"/>
+      <w:pPr>
+        <w:ind w:left="2940" w:hanging="420"/>
+      </w:pPr>
+    </w:lvl>
+    <w:lvl w:ilvl="7" w:tplc="04090019" w:tentative="1">
+      <w:start w:val="1"/>
+      <w:numFmt w:val="lowerLetter"/>
+      <w:lvlText w:val="%8)"/>
+      <w:lvlJc w:val="left"/>
+      <w:pPr>
+        <w:ind w:left="3360" w:hanging="420"/>
+      </w:pPr>
+    </w:lvl>
+    <w:lvl w:ilvl="8" w:tplc="0409001B" w:tentative="1">
+      <w:start w:val="1"/>
+      <w:numFmt w:val="lowerRoman"/>
+      <w:lvlText w:val="%9."/>
+      <w:lvlJc w:val="right"/>
+      <w:pPr>
+        <w:ind w:left="3780" w:hanging="420"/>
+      </w:pPr>
+    </w:lvl>
+  </w:abstractNum>
+  <w:abstractNum w:abstractNumId="18" w15:restartNumberingAfterBreak="0">
+    <w:nsid w:val="270E6BA7"/>
+    <w:multiLevelType w:val="hybridMultilevel"/>
+    <w:tmpl w:val="9414369E"/>
+    <w:lvl w:ilvl="0" w:tplc="55529CF8">
+      <w:start w:val="1"/>
+      <w:numFmt w:val="decimal"/>
+      <w:lvlText w:val="%1."/>
+      <w:lvlJc w:val="left"/>
+      <w:pPr>
+        <w:ind w:left="360" w:hanging="360"/>
+      </w:pPr>
+      <w:rPr>
+        <w:rFonts w:hint="default"/>
+      </w:rPr>
+    </w:lvl>
+    <w:lvl w:ilvl="1" w:tplc="04090019" w:tentative="1">
+      <w:start w:val="1"/>
+      <w:numFmt w:val="lowerLetter"/>
+      <w:lvlText w:val="%2)"/>
+      <w:lvlJc w:val="left"/>
+      <w:pPr>
+        <w:ind w:left="840" w:hanging="420"/>
+      </w:pPr>
+    </w:lvl>
+    <w:lvl w:ilvl="2" w:tplc="0409001B" w:tentative="1">
+      <w:start w:val="1"/>
+      <w:numFmt w:val="lowerRoman"/>
+      <w:lvlText w:val="%3."/>
+      <w:lvlJc w:val="right"/>
+      <w:pPr>
+        <w:ind w:left="1260" w:hanging="420"/>
+      </w:pPr>
+    </w:lvl>
+    <w:lvl w:ilvl="3" w:tplc="0409000F" w:tentative="1">
+      <w:start w:val="1"/>
+      <w:numFmt w:val="decimal"/>
+      <w:lvlText w:val="%4."/>
+      <w:lvlJc w:val="left"/>
+      <w:pPr>
+        <w:ind w:left="1680" w:hanging="420"/>
+      </w:pPr>
+    </w:lvl>
+    <w:lvl w:ilvl="4" w:tplc="04090019" w:tentative="1">
+      <w:start w:val="1"/>
+      <w:numFmt w:val="lowerLetter"/>
+      <w:lvlText w:val="%5)"/>
+      <w:lvlJc w:val="left"/>
+      <w:pPr>
+        <w:ind w:left="2100" w:hanging="420"/>
+      </w:pPr>
+    </w:lvl>
+    <w:lvl w:ilvl="5" w:tplc="0409001B" w:tentative="1">
+      <w:start w:val="1"/>
+      <w:numFmt w:val="lowerRoman"/>
+      <w:lvlText w:val="%6."/>
+      <w:lvlJc w:val="right"/>
+      <w:pPr>
+        <w:ind w:left="2520" w:hanging="420"/>
+      </w:pPr>
+    </w:lvl>
+    <w:lvl w:ilvl="6" w:tplc="0409000F" w:tentative="1">
+      <w:start w:val="1"/>
+      <w:numFmt w:val="decimal"/>
+      <w:lvlText w:val="%7."/>
+      <w:lvlJc w:val="left"/>
+      <w:pPr>
+        <w:ind w:left="2940" w:hanging="420"/>
+      </w:pPr>
+    </w:lvl>
+    <w:lvl w:ilvl="7" w:tplc="04090019" w:tentative="1">
+      <w:start w:val="1"/>
+      <w:numFmt w:val="lowerLetter"/>
+      <w:lvlText w:val="%8)"/>
+      <w:lvlJc w:val="left"/>
+      <w:pPr>
+        <w:ind w:left="3360" w:hanging="420"/>
+      </w:pPr>
+    </w:lvl>
+    <w:lvl w:ilvl="8" w:tplc="0409001B" w:tentative="1">
+      <w:start w:val="1"/>
+      <w:numFmt w:val="lowerRoman"/>
+      <w:lvlText w:val="%9."/>
+      <w:lvlJc w:val="right"/>
+      <w:pPr>
+        <w:ind w:left="3780" w:hanging="420"/>
+      </w:pPr>
+    </w:lvl>
+  </w:abstractNum>
+  <w:abstractNum w:abstractNumId="19" w15:restartNumberingAfterBreak="0">
     <w:nsid w:val="2A2B787F"/>
     <w:multiLevelType w:val="hybridMultilevel"/>
     <w:tmpl w:val="9414369E"/>
@@ -26184,7 +25856,7 @@
       </w:pPr>
     </w:lvl>
   </w:abstractNum>
-  <w:abstractNum w:abstractNumId="16" w15:restartNumberingAfterBreak="0">
+  <w:abstractNum w:abstractNumId="20" w15:restartNumberingAfterBreak="0">
     <w:nsid w:val="2B0C18C1"/>
     <w:multiLevelType w:val="hybridMultilevel"/>
     <w:tmpl w:val="F0A8226E"/>
@@ -26273,7 +25945,7 @@
       </w:pPr>
     </w:lvl>
   </w:abstractNum>
-  <w:abstractNum w:abstractNumId="17" w15:restartNumberingAfterBreak="0">
+  <w:abstractNum w:abstractNumId="21" w15:restartNumberingAfterBreak="0">
     <w:nsid w:val="2C9E6CBC"/>
     <w:multiLevelType w:val="hybridMultilevel"/>
     <w:tmpl w:val="51ACC2E6"/>
@@ -26362,7 +26034,7 @@
       </w:pPr>
     </w:lvl>
   </w:abstractNum>
-  <w:abstractNum w:abstractNumId="18" w15:restartNumberingAfterBreak="0">
+  <w:abstractNum w:abstractNumId="22" w15:restartNumberingAfterBreak="0">
     <w:nsid w:val="329A0702"/>
     <w:multiLevelType w:val="multilevel"/>
     <w:tmpl w:val="0409001F"/>
@@ -26452,7 +26124,96 @@
       </w:pPr>
     </w:lvl>
   </w:abstractNum>
-  <w:abstractNum w:abstractNumId="19" w15:restartNumberingAfterBreak="0">
+  <w:abstractNum w:abstractNumId="23" w15:restartNumberingAfterBreak="0">
+    <w:nsid w:val="33A914FD"/>
+    <w:multiLevelType w:val="hybridMultilevel"/>
+    <w:tmpl w:val="F862688C"/>
+    <w:lvl w:ilvl="0" w:tplc="55529CF8">
+      <w:start w:val="1"/>
+      <w:numFmt w:val="decimal"/>
+      <w:lvlText w:val="%1."/>
+      <w:lvlJc w:val="left"/>
+      <w:pPr>
+        <w:ind w:left="360" w:hanging="360"/>
+      </w:pPr>
+      <w:rPr>
+        <w:rFonts w:hint="default"/>
+      </w:rPr>
+    </w:lvl>
+    <w:lvl w:ilvl="1" w:tplc="04090019" w:tentative="1">
+      <w:start w:val="1"/>
+      <w:numFmt w:val="lowerLetter"/>
+      <w:lvlText w:val="%2)"/>
+      <w:lvlJc w:val="left"/>
+      <w:pPr>
+        <w:ind w:left="840" w:hanging="420"/>
+      </w:pPr>
+    </w:lvl>
+    <w:lvl w:ilvl="2" w:tplc="0409001B" w:tentative="1">
+      <w:start w:val="1"/>
+      <w:numFmt w:val="lowerRoman"/>
+      <w:lvlText w:val="%3."/>
+      <w:lvlJc w:val="right"/>
+      <w:pPr>
+        <w:ind w:left="1260" w:hanging="420"/>
+      </w:pPr>
+    </w:lvl>
+    <w:lvl w:ilvl="3" w:tplc="0409000F" w:tentative="1">
+      <w:start w:val="1"/>
+      <w:numFmt w:val="decimal"/>
+      <w:lvlText w:val="%4."/>
+      <w:lvlJc w:val="left"/>
+      <w:pPr>
+        <w:ind w:left="1680" w:hanging="420"/>
+      </w:pPr>
+    </w:lvl>
+    <w:lvl w:ilvl="4" w:tplc="04090019" w:tentative="1">
+      <w:start w:val="1"/>
+      <w:numFmt w:val="lowerLetter"/>
+      <w:lvlText w:val="%5)"/>
+      <w:lvlJc w:val="left"/>
+      <w:pPr>
+        <w:ind w:left="2100" w:hanging="420"/>
+      </w:pPr>
+    </w:lvl>
+    <w:lvl w:ilvl="5" w:tplc="0409001B" w:tentative="1">
+      <w:start w:val="1"/>
+      <w:numFmt w:val="lowerRoman"/>
+      <w:lvlText w:val="%6."/>
+      <w:lvlJc w:val="right"/>
+      <w:pPr>
+        <w:ind w:left="2520" w:hanging="420"/>
+      </w:pPr>
+    </w:lvl>
+    <w:lvl w:ilvl="6" w:tplc="0409000F" w:tentative="1">
+      <w:start w:val="1"/>
+      <w:numFmt w:val="decimal"/>
+      <w:lvlText w:val="%7."/>
+      <w:lvlJc w:val="left"/>
+      <w:pPr>
+        <w:ind w:left="2940" w:hanging="420"/>
+      </w:pPr>
+    </w:lvl>
+    <w:lvl w:ilvl="7" w:tplc="04090019" w:tentative="1">
+      <w:start w:val="1"/>
+      <w:numFmt w:val="lowerLetter"/>
+      <w:lvlText w:val="%8)"/>
+      <w:lvlJc w:val="left"/>
+      <w:pPr>
+        <w:ind w:left="3360" w:hanging="420"/>
+      </w:pPr>
+    </w:lvl>
+    <w:lvl w:ilvl="8" w:tplc="0409001B" w:tentative="1">
+      <w:start w:val="1"/>
+      <w:numFmt w:val="lowerRoman"/>
+      <w:lvlText w:val="%9."/>
+      <w:lvlJc w:val="right"/>
+      <w:pPr>
+        <w:ind w:left="3780" w:hanging="420"/>
+      </w:pPr>
+    </w:lvl>
+  </w:abstractNum>
+  <w:abstractNum w:abstractNumId="24" w15:restartNumberingAfterBreak="0">
     <w:nsid w:val="342476F3"/>
     <w:multiLevelType w:val="hybridMultilevel"/>
     <w:tmpl w:val="4C2A7362"/>
@@ -26541,7 +26302,7 @@
       </w:pPr>
     </w:lvl>
   </w:abstractNum>
-  <w:abstractNum w:abstractNumId="20" w15:restartNumberingAfterBreak="0">
+  <w:abstractNum w:abstractNumId="25" w15:restartNumberingAfterBreak="0">
     <w:nsid w:val="396C2045"/>
     <w:multiLevelType w:val="hybridMultilevel"/>
     <w:tmpl w:val="F862688C"/>
@@ -26630,7 +26391,7 @@
       </w:pPr>
     </w:lvl>
   </w:abstractNum>
-  <w:abstractNum w:abstractNumId="21" w15:restartNumberingAfterBreak="0">
+  <w:abstractNum w:abstractNumId="26" w15:restartNumberingAfterBreak="0">
     <w:nsid w:val="3CF6617E"/>
     <w:multiLevelType w:val="hybridMultilevel"/>
     <w:tmpl w:val="8BD28E34"/>
@@ -26719,7 +26480,7 @@
       </w:pPr>
     </w:lvl>
   </w:abstractNum>
-  <w:abstractNum w:abstractNumId="22" w15:restartNumberingAfterBreak="0">
+  <w:abstractNum w:abstractNumId="27" w15:restartNumberingAfterBreak="0">
     <w:nsid w:val="3FFE445F"/>
     <w:multiLevelType w:val="hybridMultilevel"/>
     <w:tmpl w:val="86365CF8"/>
@@ -26808,7 +26569,7 @@
       </w:pPr>
     </w:lvl>
   </w:abstractNum>
-  <w:abstractNum w:abstractNumId="23" w15:restartNumberingAfterBreak="0">
+  <w:abstractNum w:abstractNumId="28" w15:restartNumberingAfterBreak="0">
     <w:nsid w:val="408977D8"/>
     <w:multiLevelType w:val="hybridMultilevel"/>
     <w:tmpl w:val="D962FF4A"/>
@@ -26897,7 +26658,7 @@
       </w:pPr>
     </w:lvl>
   </w:abstractNum>
-  <w:abstractNum w:abstractNumId="24" w15:restartNumberingAfterBreak="0">
+  <w:abstractNum w:abstractNumId="29" w15:restartNumberingAfterBreak="0">
     <w:nsid w:val="42920B7E"/>
     <w:multiLevelType w:val="hybridMultilevel"/>
     <w:tmpl w:val="8BD28E34"/>
@@ -26986,7 +26747,185 @@
       </w:pPr>
     </w:lvl>
   </w:abstractNum>
-  <w:abstractNum w:abstractNumId="25" w15:restartNumberingAfterBreak="0">
+  <w:abstractNum w:abstractNumId="30" w15:restartNumberingAfterBreak="0">
+    <w:nsid w:val="44775D81"/>
+    <w:multiLevelType w:val="hybridMultilevel"/>
+    <w:tmpl w:val="F862688C"/>
+    <w:lvl w:ilvl="0" w:tplc="55529CF8">
+      <w:start w:val="1"/>
+      <w:numFmt w:val="decimal"/>
+      <w:lvlText w:val="%1."/>
+      <w:lvlJc w:val="left"/>
+      <w:pPr>
+        <w:ind w:left="360" w:hanging="360"/>
+      </w:pPr>
+      <w:rPr>
+        <w:rFonts w:hint="default"/>
+      </w:rPr>
+    </w:lvl>
+    <w:lvl w:ilvl="1" w:tplc="04090019" w:tentative="1">
+      <w:start w:val="1"/>
+      <w:numFmt w:val="lowerLetter"/>
+      <w:lvlText w:val="%2)"/>
+      <w:lvlJc w:val="left"/>
+      <w:pPr>
+        <w:ind w:left="840" w:hanging="420"/>
+      </w:pPr>
+    </w:lvl>
+    <w:lvl w:ilvl="2" w:tplc="0409001B" w:tentative="1">
+      <w:start w:val="1"/>
+      <w:numFmt w:val="lowerRoman"/>
+      <w:lvlText w:val="%3."/>
+      <w:lvlJc w:val="right"/>
+      <w:pPr>
+        <w:ind w:left="1260" w:hanging="420"/>
+      </w:pPr>
+    </w:lvl>
+    <w:lvl w:ilvl="3" w:tplc="0409000F" w:tentative="1">
+      <w:start w:val="1"/>
+      <w:numFmt w:val="decimal"/>
+      <w:lvlText w:val="%4."/>
+      <w:lvlJc w:val="left"/>
+      <w:pPr>
+        <w:ind w:left="1680" w:hanging="420"/>
+      </w:pPr>
+    </w:lvl>
+    <w:lvl w:ilvl="4" w:tplc="04090019" w:tentative="1">
+      <w:start w:val="1"/>
+      <w:numFmt w:val="lowerLetter"/>
+      <w:lvlText w:val="%5)"/>
+      <w:lvlJc w:val="left"/>
+      <w:pPr>
+        <w:ind w:left="2100" w:hanging="420"/>
+      </w:pPr>
+    </w:lvl>
+    <w:lvl w:ilvl="5" w:tplc="0409001B" w:tentative="1">
+      <w:start w:val="1"/>
+      <w:numFmt w:val="lowerRoman"/>
+      <w:lvlText w:val="%6."/>
+      <w:lvlJc w:val="right"/>
+      <w:pPr>
+        <w:ind w:left="2520" w:hanging="420"/>
+      </w:pPr>
+    </w:lvl>
+    <w:lvl w:ilvl="6" w:tplc="0409000F" w:tentative="1">
+      <w:start w:val="1"/>
+      <w:numFmt w:val="decimal"/>
+      <w:lvlText w:val="%7."/>
+      <w:lvlJc w:val="left"/>
+      <w:pPr>
+        <w:ind w:left="2940" w:hanging="420"/>
+      </w:pPr>
+    </w:lvl>
+    <w:lvl w:ilvl="7" w:tplc="04090019" w:tentative="1">
+      <w:start w:val="1"/>
+      <w:numFmt w:val="lowerLetter"/>
+      <w:lvlText w:val="%8)"/>
+      <w:lvlJc w:val="left"/>
+      <w:pPr>
+        <w:ind w:left="3360" w:hanging="420"/>
+      </w:pPr>
+    </w:lvl>
+    <w:lvl w:ilvl="8" w:tplc="0409001B" w:tentative="1">
+      <w:start w:val="1"/>
+      <w:numFmt w:val="lowerRoman"/>
+      <w:lvlText w:val="%9."/>
+      <w:lvlJc w:val="right"/>
+      <w:pPr>
+        <w:ind w:left="3780" w:hanging="420"/>
+      </w:pPr>
+    </w:lvl>
+  </w:abstractNum>
+  <w:abstractNum w:abstractNumId="31" w15:restartNumberingAfterBreak="0">
+    <w:nsid w:val="48F8048D"/>
+    <w:multiLevelType w:val="hybridMultilevel"/>
+    <w:tmpl w:val="9414369E"/>
+    <w:lvl w:ilvl="0" w:tplc="55529CF8">
+      <w:start w:val="1"/>
+      <w:numFmt w:val="decimal"/>
+      <w:lvlText w:val="%1."/>
+      <w:lvlJc w:val="left"/>
+      <w:pPr>
+        <w:ind w:left="360" w:hanging="360"/>
+      </w:pPr>
+      <w:rPr>
+        <w:rFonts w:hint="default"/>
+      </w:rPr>
+    </w:lvl>
+    <w:lvl w:ilvl="1" w:tplc="04090019" w:tentative="1">
+      <w:start w:val="1"/>
+      <w:numFmt w:val="lowerLetter"/>
+      <w:lvlText w:val="%2)"/>
+      <w:lvlJc w:val="left"/>
+      <w:pPr>
+        <w:ind w:left="840" w:hanging="420"/>
+      </w:pPr>
+    </w:lvl>
+    <w:lvl w:ilvl="2" w:tplc="0409001B" w:tentative="1">
+      <w:start w:val="1"/>
+      <w:numFmt w:val="lowerRoman"/>
+      <w:lvlText w:val="%3."/>
+      <w:lvlJc w:val="right"/>
+      <w:pPr>
+        <w:ind w:left="1260" w:hanging="420"/>
+      </w:pPr>
+    </w:lvl>
+    <w:lvl w:ilvl="3" w:tplc="0409000F" w:tentative="1">
+      <w:start w:val="1"/>
+      <w:numFmt w:val="decimal"/>
+      <w:lvlText w:val="%4."/>
+      <w:lvlJc w:val="left"/>
+      <w:pPr>
+        <w:ind w:left="1680" w:hanging="420"/>
+      </w:pPr>
+    </w:lvl>
+    <w:lvl w:ilvl="4" w:tplc="04090019" w:tentative="1">
+      <w:start w:val="1"/>
+      <w:numFmt w:val="lowerLetter"/>
+      <w:lvlText w:val="%5)"/>
+      <w:lvlJc w:val="left"/>
+      <w:pPr>
+        <w:ind w:left="2100" w:hanging="420"/>
+      </w:pPr>
+    </w:lvl>
+    <w:lvl w:ilvl="5" w:tplc="0409001B" w:tentative="1">
+      <w:start w:val="1"/>
+      <w:numFmt w:val="lowerRoman"/>
+      <w:lvlText w:val="%6."/>
+      <w:lvlJc w:val="right"/>
+      <w:pPr>
+        <w:ind w:left="2520" w:hanging="420"/>
+      </w:pPr>
+    </w:lvl>
+    <w:lvl w:ilvl="6" w:tplc="0409000F" w:tentative="1">
+      <w:start w:val="1"/>
+      <w:numFmt w:val="decimal"/>
+      <w:lvlText w:val="%7."/>
+      <w:lvlJc w:val="left"/>
+      <w:pPr>
+        <w:ind w:left="2940" w:hanging="420"/>
+      </w:pPr>
+    </w:lvl>
+    <w:lvl w:ilvl="7" w:tplc="04090019" w:tentative="1">
+      <w:start w:val="1"/>
+      <w:numFmt w:val="lowerLetter"/>
+      <w:lvlText w:val="%8)"/>
+      <w:lvlJc w:val="left"/>
+      <w:pPr>
+        <w:ind w:left="3360" w:hanging="420"/>
+      </w:pPr>
+    </w:lvl>
+    <w:lvl w:ilvl="8" w:tplc="0409001B" w:tentative="1">
+      <w:start w:val="1"/>
+      <w:numFmt w:val="lowerRoman"/>
+      <w:lvlText w:val="%9."/>
+      <w:lvlJc w:val="right"/>
+      <w:pPr>
+        <w:ind w:left="3780" w:hanging="420"/>
+      </w:pPr>
+    </w:lvl>
+  </w:abstractNum>
+  <w:abstractNum w:abstractNumId="32" w15:restartNumberingAfterBreak="0">
     <w:nsid w:val="59AE26EE"/>
     <w:multiLevelType w:val="hybridMultilevel"/>
     <w:tmpl w:val="6CEC1ACC"/>
@@ -27073,7 +27012,7 @@
       </w:pPr>
     </w:lvl>
   </w:abstractNum>
-  <w:abstractNum w:abstractNumId="26" w15:restartNumberingAfterBreak="0">
+  <w:abstractNum w:abstractNumId="33" w15:restartNumberingAfterBreak="0">
     <w:nsid w:val="5D401B61"/>
     <w:multiLevelType w:val="hybridMultilevel"/>
     <w:tmpl w:val="86365CF8"/>
@@ -27162,7 +27101,7 @@
       </w:pPr>
     </w:lvl>
   </w:abstractNum>
-  <w:abstractNum w:abstractNumId="27" w15:restartNumberingAfterBreak="0">
+  <w:abstractNum w:abstractNumId="34" w15:restartNumberingAfterBreak="0">
     <w:nsid w:val="5D845E66"/>
     <w:multiLevelType w:val="hybridMultilevel"/>
     <w:tmpl w:val="7AD6DA0E"/>
@@ -27251,7 +27190,7 @@
       </w:pPr>
     </w:lvl>
   </w:abstractNum>
-  <w:abstractNum w:abstractNumId="28" w15:restartNumberingAfterBreak="0">
+  <w:abstractNum w:abstractNumId="35" w15:restartNumberingAfterBreak="0">
     <w:nsid w:val="63DB1E4A"/>
     <w:multiLevelType w:val="hybridMultilevel"/>
     <w:tmpl w:val="C16E30E0"/>
@@ -27341,7 +27280,96 @@
       </w:pPr>
     </w:lvl>
   </w:abstractNum>
-  <w:abstractNum w:abstractNumId="29" w15:restartNumberingAfterBreak="0">
+  <w:abstractNum w:abstractNumId="36" w15:restartNumberingAfterBreak="0">
+    <w:nsid w:val="64001CB5"/>
+    <w:multiLevelType w:val="hybridMultilevel"/>
+    <w:tmpl w:val="F862688C"/>
+    <w:lvl w:ilvl="0" w:tplc="55529CF8">
+      <w:start w:val="1"/>
+      <w:numFmt w:val="decimal"/>
+      <w:lvlText w:val="%1."/>
+      <w:lvlJc w:val="left"/>
+      <w:pPr>
+        <w:ind w:left="360" w:hanging="360"/>
+      </w:pPr>
+      <w:rPr>
+        <w:rFonts w:hint="default"/>
+      </w:rPr>
+    </w:lvl>
+    <w:lvl w:ilvl="1" w:tplc="04090019" w:tentative="1">
+      <w:start w:val="1"/>
+      <w:numFmt w:val="lowerLetter"/>
+      <w:lvlText w:val="%2)"/>
+      <w:lvlJc w:val="left"/>
+      <w:pPr>
+        <w:ind w:left="840" w:hanging="420"/>
+      </w:pPr>
+    </w:lvl>
+    <w:lvl w:ilvl="2" w:tplc="0409001B" w:tentative="1">
+      <w:start w:val="1"/>
+      <w:numFmt w:val="lowerRoman"/>
+      <w:lvlText w:val="%3."/>
+      <w:lvlJc w:val="right"/>
+      <w:pPr>
+        <w:ind w:left="1260" w:hanging="420"/>
+      </w:pPr>
+    </w:lvl>
+    <w:lvl w:ilvl="3" w:tplc="0409000F" w:tentative="1">
+      <w:start w:val="1"/>
+      <w:numFmt w:val="decimal"/>
+      <w:lvlText w:val="%4."/>
+      <w:lvlJc w:val="left"/>
+      <w:pPr>
+        <w:ind w:left="1680" w:hanging="420"/>
+      </w:pPr>
+    </w:lvl>
+    <w:lvl w:ilvl="4" w:tplc="04090019" w:tentative="1">
+      <w:start w:val="1"/>
+      <w:numFmt w:val="lowerLetter"/>
+      <w:lvlText w:val="%5)"/>
+      <w:lvlJc w:val="left"/>
+      <w:pPr>
+        <w:ind w:left="2100" w:hanging="420"/>
+      </w:pPr>
+    </w:lvl>
+    <w:lvl w:ilvl="5" w:tplc="0409001B" w:tentative="1">
+      <w:start w:val="1"/>
+      <w:numFmt w:val="lowerRoman"/>
+      <w:lvlText w:val="%6."/>
+      <w:lvlJc w:val="right"/>
+      <w:pPr>
+        <w:ind w:left="2520" w:hanging="420"/>
+      </w:pPr>
+    </w:lvl>
+    <w:lvl w:ilvl="6" w:tplc="0409000F" w:tentative="1">
+      <w:start w:val="1"/>
+      <w:numFmt w:val="decimal"/>
+      <w:lvlText w:val="%7."/>
+      <w:lvlJc w:val="left"/>
+      <w:pPr>
+        <w:ind w:left="2940" w:hanging="420"/>
+      </w:pPr>
+    </w:lvl>
+    <w:lvl w:ilvl="7" w:tplc="04090019" w:tentative="1">
+      <w:start w:val="1"/>
+      <w:numFmt w:val="lowerLetter"/>
+      <w:lvlText w:val="%8)"/>
+      <w:lvlJc w:val="left"/>
+      <w:pPr>
+        <w:ind w:left="3360" w:hanging="420"/>
+      </w:pPr>
+    </w:lvl>
+    <w:lvl w:ilvl="8" w:tplc="0409001B" w:tentative="1">
+      <w:start w:val="1"/>
+      <w:numFmt w:val="lowerRoman"/>
+      <w:lvlText w:val="%9."/>
+      <w:lvlJc w:val="right"/>
+      <w:pPr>
+        <w:ind w:left="3780" w:hanging="420"/>
+      </w:pPr>
+    </w:lvl>
+  </w:abstractNum>
+  <w:abstractNum w:abstractNumId="37" w15:restartNumberingAfterBreak="0">
     <w:nsid w:val="64D91826"/>
     <w:multiLevelType w:val="hybridMultilevel"/>
     <w:tmpl w:val="5746A49C"/>
@@ -27430,7 +27458,7 @@
       </w:pPr>
     </w:lvl>
   </w:abstractNum>
-  <w:abstractNum w:abstractNumId="30" w15:restartNumberingAfterBreak="0">
+  <w:abstractNum w:abstractNumId="38" w15:restartNumberingAfterBreak="0">
     <w:nsid w:val="66BF695E"/>
     <w:multiLevelType w:val="hybridMultilevel"/>
     <w:tmpl w:val="F862688C"/>
@@ -27519,7 +27547,7 @@
       </w:pPr>
     </w:lvl>
   </w:abstractNum>
-  <w:abstractNum w:abstractNumId="31" w15:restartNumberingAfterBreak="0">
+  <w:abstractNum w:abstractNumId="39" w15:restartNumberingAfterBreak="0">
     <w:nsid w:val="67A8785E"/>
     <w:multiLevelType w:val="hybridMultilevel"/>
     <w:tmpl w:val="9414369E"/>
@@ -27608,7 +27636,7 @@
       </w:pPr>
     </w:lvl>
   </w:abstractNum>
-  <w:abstractNum w:abstractNumId="32" w15:restartNumberingAfterBreak="0">
+  <w:abstractNum w:abstractNumId="40" w15:restartNumberingAfterBreak="0">
     <w:nsid w:val="680A1874"/>
     <w:multiLevelType w:val="hybridMultilevel"/>
     <w:tmpl w:val="76E013A6"/>
@@ -27697,7 +27725,7 @@
       </w:pPr>
     </w:lvl>
   </w:abstractNum>
-  <w:abstractNum w:abstractNumId="33" w15:restartNumberingAfterBreak="0">
+  <w:abstractNum w:abstractNumId="41" w15:restartNumberingAfterBreak="0">
     <w:nsid w:val="6B08578D"/>
     <w:multiLevelType w:val="hybridMultilevel"/>
     <w:tmpl w:val="9414369E"/>
@@ -27786,7 +27814,7 @@
       </w:pPr>
     </w:lvl>
   </w:abstractNum>
-  <w:abstractNum w:abstractNumId="34" w15:restartNumberingAfterBreak="0">
+  <w:abstractNum w:abstractNumId="42" w15:restartNumberingAfterBreak="0">
     <w:nsid w:val="6B0B51D2"/>
     <w:multiLevelType w:val="hybridMultilevel"/>
     <w:tmpl w:val="F2F09F38"/>
@@ -27875,7 +27903,7 @@
       </w:pPr>
     </w:lvl>
   </w:abstractNum>
-  <w:abstractNum w:abstractNumId="35" w15:restartNumberingAfterBreak="0">
+  <w:abstractNum w:abstractNumId="43" w15:restartNumberingAfterBreak="0">
     <w:nsid w:val="6C1C2ADF"/>
     <w:multiLevelType w:val="hybridMultilevel"/>
     <w:tmpl w:val="C7FEF076"/>
@@ -27964,7 +27992,7 @@
       </w:pPr>
     </w:lvl>
   </w:abstractNum>
-  <w:abstractNum w:abstractNumId="36" w15:restartNumberingAfterBreak="0">
+  <w:abstractNum w:abstractNumId="44" w15:restartNumberingAfterBreak="0">
     <w:nsid w:val="73DB75B3"/>
     <w:multiLevelType w:val="multilevel"/>
     <w:tmpl w:val="0409001F"/>
@@ -28053,7 +28081,7 @@
       </w:pPr>
     </w:lvl>
   </w:abstractNum>
-  <w:abstractNum w:abstractNumId="37" w15:restartNumberingAfterBreak="0">
+  <w:abstractNum w:abstractNumId="45" w15:restartNumberingAfterBreak="0">
     <w:nsid w:val="75EA651F"/>
     <w:multiLevelType w:val="multilevel"/>
     <w:tmpl w:val="425AF4B6"/>
@@ -28144,7 +28172,7 @@
       </w:pPr>
     </w:lvl>
   </w:abstractNum>
-  <w:abstractNum w:abstractNumId="38" w15:restartNumberingAfterBreak="0">
+  <w:abstractNum w:abstractNumId="46" w15:restartNumberingAfterBreak="0">
     <w:nsid w:val="765B580D"/>
     <w:multiLevelType w:val="hybridMultilevel"/>
     <w:tmpl w:val="66ECC998"/>
@@ -28233,7 +28261,7 @@
       </w:pPr>
     </w:lvl>
   </w:abstractNum>
-  <w:abstractNum w:abstractNumId="39" w15:restartNumberingAfterBreak="0">
+  <w:abstractNum w:abstractNumId="47" w15:restartNumberingAfterBreak="0">
     <w:nsid w:val="785F21D8"/>
     <w:multiLevelType w:val="hybridMultilevel"/>
     <w:tmpl w:val="8A22C16C"/>
@@ -28322,7 +28350,7 @@
       </w:pPr>
     </w:lvl>
   </w:abstractNum>
-  <w:abstractNum w:abstractNumId="40" w15:restartNumberingAfterBreak="0">
+  <w:abstractNum w:abstractNumId="48" w15:restartNumberingAfterBreak="0">
     <w:nsid w:val="797D01D9"/>
     <w:multiLevelType w:val="hybridMultilevel"/>
     <w:tmpl w:val="9414369E"/>
@@ -28411,7 +28439,7 @@
       </w:pPr>
     </w:lvl>
   </w:abstractNum>
-  <w:abstractNum w:abstractNumId="41" w15:restartNumberingAfterBreak="0">
+  <w:abstractNum w:abstractNumId="49" w15:restartNumberingAfterBreak="0">
     <w:nsid w:val="7A195257"/>
     <w:multiLevelType w:val="multilevel"/>
     <w:tmpl w:val="AB30E2CA"/>
@@ -28525,7 +28553,7 @@
       </w:rPr>
     </w:lvl>
   </w:abstractNum>
-  <w:abstractNum w:abstractNumId="42" w15:restartNumberingAfterBreak="0">
+  <w:abstractNum w:abstractNumId="50" w15:restartNumberingAfterBreak="0">
     <w:nsid w:val="7EB36A85"/>
     <w:multiLevelType w:val="hybridMultilevel"/>
     <w:tmpl w:val="3190D54A"/>
@@ -28615,139 +28643,163 @@
     </w:lvl>
   </w:abstractNum>
   <w:num w:numId="1">
+    <w:abstractNumId w:val="45"/>
+  </w:num>
+  <w:num w:numId="2">
+    <w:abstractNumId w:val="22"/>
+  </w:num>
+  <w:num w:numId="3">
+    <w:abstractNumId w:val="32"/>
+  </w:num>
+  <w:num w:numId="4">
+    <w:abstractNumId w:val="49"/>
+  </w:num>
+  <w:num w:numId="5">
+    <w:abstractNumId w:val="1"/>
+  </w:num>
+  <w:num w:numId="6">
+    <w:abstractNumId w:val="10"/>
+  </w:num>
+  <w:num w:numId="7">
+    <w:abstractNumId w:val="40"/>
+  </w:num>
+  <w:num w:numId="8">
+    <w:abstractNumId w:val="26"/>
+  </w:num>
+  <w:num w:numId="9">
     <w:abstractNumId w:val="37"/>
   </w:num>
-  <w:num w:numId="2">
-    <w:abstractNumId w:val="18"/>
+  <w:num w:numId="10">
+    <w:abstractNumId w:val="20"/>
   </w:num>
-  <w:num w:numId="3">
-    <w:abstractNumId w:val="25"/>
+  <w:num w:numId="11">
+    <w:abstractNumId w:val="5"/>
   </w:num>
-  <w:num w:numId="4">
-    <w:abstractNumId w:val="41"/>
+  <w:num w:numId="12">
+    <w:abstractNumId w:val="8"/>
   </w:num>
-  <w:num w:numId="5">
-    <w:abstractNumId w:val="0"/>
+  <w:num w:numId="13">
+    <w:abstractNumId w:val="43"/>
   </w:num>
-  <w:num w:numId="6">
+  <w:num w:numId="14">
+    <w:abstractNumId w:val="14"/>
+  </w:num>
+  <w:num w:numId="15">
+    <w:abstractNumId w:val="44"/>
+  </w:num>
+  <w:num w:numId="16">
+    <w:abstractNumId w:val="50"/>
+  </w:num>
+  <w:num w:numId="17">
+    <w:abstractNumId w:val="42"/>
+  </w:num>
+  <w:num w:numId="18">
     <w:abstractNumId w:val="9"/>
   </w:num>
-  <w:num w:numId="7">
-    <w:abstractNumId w:val="32"/>
+  <w:num w:numId="19">
+    <w:abstractNumId w:val="28"/>
   </w:num>
-  <w:num w:numId="8">
-    <w:abstractNumId w:val="21"/>
-  </w:num>
-  <w:num w:numId="9">
-    <w:abstractNumId w:val="29"/>
-  </w:num>
-  <w:num w:numId="10">
-    <w:abstractNumId w:val="16"/>
-  </w:num>
-  <w:num w:numId="11">
-    <w:abstractNumId w:val="4"/>
-  </w:num>
-  <w:num w:numId="12">
-    <w:abstractNumId w:val="7"/>
-  </w:num>
-  <w:num w:numId="13">
+  <w:num w:numId="20">
     <w:abstractNumId w:val="35"/>
   </w:num>
-  <w:num w:numId="14">
-    <w:abstractNumId w:val="12"/>
-  </w:num>
-  <w:num w:numId="15">
-    <w:abstractNumId w:val="36"/>
-  </w:num>
-  <w:num w:numId="16">
-    <w:abstractNumId w:val="42"/>
-  </w:num>
-  <w:num w:numId="17">
-    <w:abstractNumId w:val="34"/>
-  </w:num>
-  <w:num w:numId="18">
-    <w:abstractNumId w:val="8"/>
-  </w:num>
-  <w:num w:numId="19">
-    <w:abstractNumId w:val="23"/>
-  </w:num>
-  <w:num w:numId="20">
-    <w:abstractNumId w:val="28"/>
-  </w:num>
   <w:num w:numId="21">
-    <w:abstractNumId w:val="28"/>
+    <w:abstractNumId w:val="35"/>
     <w:lvlOverride w:ilvl="0">
       <w:startOverride w:val="1"/>
     </w:lvlOverride>
   </w:num>
   <w:num w:numId="22">
+    <w:abstractNumId w:val="46"/>
+  </w:num>
+  <w:num w:numId="23">
+    <w:abstractNumId w:val="24"/>
+  </w:num>
+  <w:num w:numId="24">
+    <w:abstractNumId w:val="11"/>
+  </w:num>
+  <w:num w:numId="25">
+    <w:abstractNumId w:val="33"/>
+  </w:num>
+  <w:num w:numId="26">
+    <w:abstractNumId w:val="2"/>
+  </w:num>
+  <w:num w:numId="27">
+    <w:abstractNumId w:val="13"/>
+  </w:num>
+  <w:num w:numId="28">
+    <w:abstractNumId w:val="27"/>
+  </w:num>
+  <w:num w:numId="29">
+    <w:abstractNumId w:val="29"/>
+  </w:num>
+  <w:num w:numId="30">
+    <w:abstractNumId w:val="6"/>
+  </w:num>
+  <w:num w:numId="31">
+    <w:abstractNumId w:val="41"/>
+  </w:num>
+  <w:num w:numId="32">
+    <w:abstractNumId w:val="21"/>
+  </w:num>
+  <w:num w:numId="33">
+    <w:abstractNumId w:val="4"/>
+  </w:num>
+  <w:num w:numId="34">
+    <w:abstractNumId w:val="34"/>
+  </w:num>
+  <w:num w:numId="35">
+    <w:abstractNumId w:val="3"/>
+  </w:num>
+  <w:num w:numId="36">
+    <w:abstractNumId w:val="47"/>
+  </w:num>
+  <w:num w:numId="37">
+    <w:abstractNumId w:val="48"/>
+  </w:num>
+  <w:num w:numId="38">
+    <w:abstractNumId w:val="16"/>
+  </w:num>
+  <w:num w:numId="39">
+    <w:abstractNumId w:val="19"/>
+  </w:num>
+  <w:num w:numId="40">
     <w:abstractNumId w:val="38"/>
   </w:num>
-  <w:num w:numId="23">
-    <w:abstractNumId w:val="19"/>
-  </w:num>
-  <w:num w:numId="24">
-    <w:abstractNumId w:val="10"/>
-  </w:num>
-  <w:num w:numId="25">
-    <w:abstractNumId w:val="26"/>
-  </w:num>
-  <w:num w:numId="26">
-    <w:abstractNumId w:val="1"/>
-  </w:num>
-  <w:num w:numId="27">
-    <w:abstractNumId w:val="11"/>
-  </w:num>
-  <w:num w:numId="28">
-    <w:abstractNumId w:val="22"/>
-  </w:num>
-  <w:num w:numId="29">
-    <w:abstractNumId w:val="24"/>
-  </w:num>
-  <w:num w:numId="30">
-    <w:abstractNumId w:val="5"/>
-  </w:num>
-  <w:num w:numId="31">
-    <w:abstractNumId w:val="33"/>
-  </w:num>
-  <w:num w:numId="32">
-    <w:abstractNumId w:val="17"/>
-  </w:num>
-  <w:num w:numId="33">
-    <w:abstractNumId w:val="3"/>
-  </w:num>
-  <w:num w:numId="34">
-    <w:abstractNumId w:val="27"/>
-  </w:num>
-  <w:num w:numId="35">
-    <w:abstractNumId w:val="2"/>
-  </w:num>
-  <w:num w:numId="36">
+  <w:num w:numId="41">
     <w:abstractNumId w:val="39"/>
   </w:num>
-  <w:num w:numId="37">
-    <w:abstractNumId w:val="40"/>
+  <w:num w:numId="42">
+    <w:abstractNumId w:val="25"/>
   </w:num>
-  <w:num w:numId="38">
-    <w:abstractNumId w:val="14"/>
+  <w:num w:numId="43">
+    <w:abstractNumId w:val="7"/>
   </w:num>
-  <w:num w:numId="39">
+  <w:num w:numId="44">
     <w:abstractNumId w:val="15"/>
   </w:num>
-  <w:num w:numId="40">
+  <w:num w:numId="45">
+    <w:abstractNumId w:val="12"/>
+  </w:num>
+  <w:num w:numId="46">
+    <w:abstractNumId w:val="0"/>
+  </w:num>
+  <w:num w:numId="47">
+    <w:abstractNumId w:val="31"/>
+  </w:num>
+  <w:num w:numId="48">
+    <w:abstractNumId w:val="23"/>
+  </w:num>
+  <w:num w:numId="49">
+    <w:abstractNumId w:val="18"/>
+  </w:num>
+  <w:num w:numId="50">
+    <w:abstractNumId w:val="36"/>
+  </w:num>
+  <w:num w:numId="51">
     <w:abstractNumId w:val="30"/>
   </w:num>
-  <w:num w:numId="41">
-    <w:abstractNumId w:val="31"/>
-  </w:num>
-  <w:num w:numId="42">
-    <w:abstractNumId w:val="20"/>
-  </w:num>
-  <w:num w:numId="43">
-    <w:abstractNumId w:val="6"/>
-  </w:num>
-  <w:num w:numId="44">
-    <w:abstractNumId w:val="13"/>
+  <w:num w:numId="52">
+    <w:abstractNumId w:val="17"/>
   </w:num>
   <w:numIdMacAtCleanup w:val="44"/>
 </w:numbering>
@@ -30244,7 +30296,7 @@
 </file>
 
 <file path=customXml/itemProps1.xml><?xml version="1.0" encoding="utf-8"?>
-<ds:datastoreItem xmlns:ds="http://schemas.openxmlformats.org/officeDocument/2006/customXml" ds:itemID="{FA7A7EDF-410D-43FE-A634-DD5CA0D7A87D}">
+<ds:datastoreItem xmlns:ds="http://schemas.openxmlformats.org/officeDocument/2006/customXml" ds:itemID="{35281FB5-B672-461E-B98D-A036DE211693}">
   <ds:schemaRefs>
     <ds:schemaRef ds:uri="http://schemas.openxmlformats.org/officeDocument/2006/bibliography"/>
   </ds:schemaRefs>

--- a/internal_doc/03.开发设计/Amazon S3接口兼容/Story--SequoiaDB兼容Amazon S3接口 -对象管理.docx
+++ b/internal_doc/03.开发设计/Amazon S3接口兼容/Story--SequoiaDB兼容Amazon S3接口 -对象管理.docx
@@ -113,14 +113,12 @@
               </w:rPr>
               <w:t xml:space="preserve">  </w:t>
             </w:r>
-            <w:proofErr w:type="gramStart"/>
             <w:r>
               <w:rPr>
                 <w:rFonts w:hint="eastAsia"/>
               </w:rPr>
               <w:t>赵玉静</w:t>
             </w:r>
-            <w:proofErr w:type="gramEnd"/>
           </w:p>
         </w:tc>
         <w:tc>
@@ -1253,22 +1251,18 @@
               </w:rPr>
               <w:t>，</w:t>
             </w:r>
-            <w:proofErr w:type="gramStart"/>
             <w:r>
               <w:t>”</w:t>
             </w:r>
-            <w:proofErr w:type="gramEnd"/>
             <w:r>
               <w:rPr>
                 <w:rFonts w:hint="eastAsia"/>
               </w:rPr>
               <w:t>127</w:t>
             </w:r>
-            <w:proofErr w:type="gramStart"/>
             <w:r>
               <w:t>”</w:t>
             </w:r>
-            <w:proofErr w:type="gramEnd"/>
           </w:p>
         </w:tc>
         <w:tc>
@@ -1615,14 +1609,12 @@
               </w:rPr>
               <w:t>/</w:t>
             </w:r>
-            <w:proofErr w:type="gramStart"/>
             <w:r>
               <w:rPr>
                 <w:rFonts w:hint="eastAsia"/>
               </w:rPr>
               <w:t>反勾号</w:t>
             </w:r>
-            <w:proofErr w:type="gramEnd"/>
           </w:p>
         </w:tc>
       </w:tr>
@@ -5399,19 +5391,11 @@
               </w:rPr>
               <w:t>bucket</w:t>
             </w:r>
-            <w:proofErr w:type="gramStart"/>
             <w:r>
               <w:rPr>
                 <w:i/>
               </w:rPr>
-              <w:t>/?list</w:t>
-            </w:r>
-            <w:proofErr w:type="gramEnd"/>
-            <w:r>
-              <w:rPr>
-                <w:i/>
-              </w:rPr>
-              <w:t xml:space="preserve">-type=2 HTTP/1.1 </w:t>
+              <w:t xml:space="preserve">/?list-type=2 HTTP/1.1 </w:t>
             </w:r>
           </w:p>
           <w:p>
@@ -5675,21 +5659,7 @@
               <w:rPr>
                 <w:i/>
               </w:rPr>
-              <w:t xml:space="preserve">    &lt;ETag&gt;&amp;</w:t>
-            </w:r>
-            <w:proofErr w:type="gramStart"/>
-            <w:r>
-              <w:rPr>
-                <w:i/>
-              </w:rPr>
-              <w:t>quot;fba</w:t>
-            </w:r>
-            <w:proofErr w:type="gramEnd"/>
-            <w:r>
-              <w:rPr>
-                <w:i/>
-              </w:rPr>
-              <w:t xml:space="preserve">9dede5f27731c9771645a39863328&amp;quot;&lt;/ETag&gt;    </w:t>
+              <w:t xml:space="preserve">    &lt;ETag&gt;&amp;quot;fba9dede5f27731c9771645a39863328&amp;quot;&lt;/ETag&gt;    </w:t>
             </w:r>
           </w:p>
           <w:p>
@@ -5848,19 +5818,11 @@
               </w:rPr>
               <w:t>bucket</w:t>
             </w:r>
-            <w:proofErr w:type="gramStart"/>
             <w:r>
               <w:rPr>
                 <w:i/>
               </w:rPr>
-              <w:t>/?list</w:t>
-            </w:r>
-            <w:proofErr w:type="gramEnd"/>
-            <w:r>
-              <w:rPr>
-                <w:i/>
-              </w:rPr>
-              <w:t xml:space="preserve">-type=2&amp;prefix=photos/2006/&amp;delimiter=/ HTTP/1.1 </w:t>
+              <w:t xml:space="preserve">/?list-type=2&amp;prefix=photos/2006/&amp;delimiter=/ HTTP/1.1 </w:t>
             </w:r>
           </w:p>
           <w:p>
@@ -6112,21 +6074,7 @@
               <w:rPr>
                 <w:i/>
               </w:rPr>
-              <w:t>&lt;ETag&gt;&amp;</w:t>
-            </w:r>
-            <w:proofErr w:type="gramStart"/>
-            <w:r>
-              <w:rPr>
-                <w:i/>
-              </w:rPr>
-              <w:t>quot;d</w:t>
-            </w:r>
-            <w:proofErr w:type="gramEnd"/>
-            <w:r>
-              <w:rPr>
-                <w:i/>
-              </w:rPr>
-              <w:t>41d8cd98f00b204e9800998ecf8427e&amp;quot;&lt;/ETag&gt;</w:t>
+              <w:t>&lt;ETag&gt;&amp;quot;d41d8cd98f00b204e9800998ecf8427e&amp;quot;&lt;/ETag&gt;</w:t>
             </w:r>
           </w:p>
           <w:p>
@@ -6300,17 +6248,9 @@
         <w:rPr>
           <w:rFonts w:hint="eastAsia"/>
         </w:rPr>
-        <w:t>查询时按照对象名称的字典排序，当</w:t>
-      </w:r>
-      <w:proofErr w:type="gramStart"/>
-      <w:r>
-        <w:rPr>
-          <w:rFonts w:hint="eastAsia"/>
-        </w:rPr>
-        <w:t>返回部</w:t>
+        <w:t>查询时按照对象名称的字典排序，当返回部</w:t>
       </w:r>
       <w:commentRangeEnd w:id="0"/>
-      <w:proofErr w:type="gramEnd"/>
       <w:r>
         <w:rPr>
           <w:rStyle w:val="af"/>
@@ -8365,7 +8305,6 @@
             <w:r>
               <w:t>GET /</w:t>
             </w:r>
-            <w:proofErr w:type="gramStart"/>
             <w:r>
               <w:rPr>
                 <w:rFonts w:hint="eastAsia"/>
@@ -8373,11 +8312,7 @@
               <w:t>bucketname</w:t>
             </w:r>
             <w:r>
-              <w:t>?versions</w:t>
-            </w:r>
-            <w:proofErr w:type="gramEnd"/>
-            <w:r>
-              <w:t xml:space="preserve"> HTTP/1.1 </w:t>
+              <w:t xml:space="preserve">?versions HTTP/1.1 </w:t>
             </w:r>
           </w:p>
           <w:p>
@@ -8543,15 +8478,7 @@
               <w:ind w:leftChars="400" w:left="840"/>
             </w:pPr>
             <w:r>
-              <w:t>&lt;LastModified&gt;2009-10-12T17:50:30.000Z&lt;/LastModified&gt;        &lt;ETag&gt;&amp;</w:t>
-            </w:r>
-            <w:proofErr w:type="gramStart"/>
-            <w:r>
-              <w:t>quot;fba</w:t>
-            </w:r>
-            <w:proofErr w:type="gramEnd"/>
-            <w:r>
-              <w:t>9dede5f27731c9771645a39863328&amp;quot;&lt;/ETag&gt;        &lt;Size&gt;434234&lt;/Size&gt;</w:t>
+              <w:t>&lt;LastModified&gt;2009-10-12T17:50:30.000Z&lt;/LastModified&gt;        &lt;ETag&gt;&amp;quot;fba9dede5f27731c9771645a39863328&amp;quot;&lt;/ETag&gt;        &lt;Size&gt;434234&lt;/Size&gt;</w:t>
             </w:r>
           </w:p>
           <w:p>
@@ -9633,13 +9560,8 @@
               </w:rPr>
               <w:t>：</w:t>
             </w:r>
-            <w:proofErr w:type="gramStart"/>
-            <w:r>
-              <w:t>Range:bytes</w:t>
-            </w:r>
-            <w:proofErr w:type="gramEnd"/>
-            <w:r>
-              <w:t>=beginbyte-endbyte</w:t>
+            <w:r>
+              <w:t>Range:bytes=beginbyte-endbyte</w:t>
             </w:r>
           </w:p>
           <w:p>
@@ -9801,15 +9723,7 @@
               <w:ind w:left="0"/>
             </w:pPr>
             <w:r>
-              <w:t xml:space="preserve">Return the object only if its entity </w:t>
-            </w:r>
-            <w:proofErr w:type="gramStart"/>
-            <w:r>
-              <w:t>tag</w:t>
-            </w:r>
-            <w:proofErr w:type="gramEnd"/>
-            <w:r>
-              <w:t xml:space="preserve"> (ETag) is the same as the one speciﬁed; otherwise, return a 412 (precondition failed).</w:t>
+              <w:t>Return the object only if its entity tag (ETag) is the same as the one speciﬁed; otherwise, return a 412 (precondition failed).</w:t>
             </w:r>
           </w:p>
           <w:p>
@@ -9864,15 +9778,7 @@
               <w:ind w:left="0"/>
             </w:pPr>
             <w:r>
-              <w:t xml:space="preserve">Return the object only if its entity </w:t>
-            </w:r>
-            <w:proofErr w:type="gramStart"/>
-            <w:r>
-              <w:t>tag</w:t>
-            </w:r>
-            <w:proofErr w:type="gramEnd"/>
-            <w:r>
-              <w:t xml:space="preserve"> (ETag) is diﬀerent from the one speciﬁed; otherwise, return a 304 (not modiﬁed).</w:t>
+              <w:t>Return the object only if its entity tag (ETag) is diﬀerent from the one speciﬁed; otherwise, return a 304 (not modiﬁed).</w:t>
             </w:r>
           </w:p>
           <w:p>
@@ -11392,7 +11298,6 @@
     <w:p>
       <w:pPr>
         <w:rPr>
-          <w:rFonts w:hint="eastAsia"/>
           <w:b/>
         </w:rPr>
       </w:pPr>
@@ -11468,9 +11373,6 @@
           <w:p>
             <w:pPr>
               <w:ind w:left="0"/>
-              <w:rPr>
-                <w:rFonts w:hint="eastAsia"/>
-              </w:rPr>
             </w:pPr>
             <w:r>
               <w:rPr>
@@ -11482,9 +11384,6 @@
           <w:p>
             <w:pPr>
               <w:ind w:left="0"/>
-              <w:rPr>
-                <w:rFonts w:hint="eastAsia"/>
-              </w:rPr>
             </w:pPr>
             <w:r>
               <w:rPr>
@@ -11674,16 +11573,8 @@
               <w:rPr>
                 <w:rFonts w:hint="eastAsia"/>
               </w:rPr>
-              <w:t>携带鉴</w:t>
-            </w:r>
-            <w:proofErr w:type="gramStart"/>
-            <w:r>
-              <w:rPr>
-                <w:rFonts w:hint="eastAsia"/>
-              </w:rPr>
-              <w:t>权信息</w:t>
-            </w:r>
-            <w:proofErr w:type="gramEnd"/>
+              <w:t>携带鉴权信息</w:t>
+            </w:r>
           </w:p>
         </w:tc>
       </w:tr>
@@ -11793,9 +11684,6 @@
           <w:p>
             <w:pPr>
               <w:ind w:left="0"/>
-              <w:rPr>
-                <w:rFonts w:hint="eastAsia"/>
-              </w:rPr>
             </w:pPr>
             <w:r>
               <w:t>AmazonS3 amazonS3</w:t>
@@ -11814,78 +11702,26 @@
             </w:r>
           </w:p>
           <w:p>
-            <w:pPr>
-              <w:rPr>
-                <w:rFonts w:hint="eastAsia"/>
-              </w:rPr>
-            </w:pPr>
-            <w:r>
-              <w:t xml:space="preserve">        </w:t>
-            </w:r>
-            <w:proofErr w:type="gramStart"/>
-            <w:r>
-              <w:t>.withEndpointConfiguration</w:t>
-            </w:r>
-            <w:proofErr w:type="gramEnd"/>
-            <w:r>
-              <w:t>(endpointConfiguration)</w:t>
-            </w:r>
-          </w:p>
-          <w:p>
-            <w:pPr>
-              <w:rPr>
-                <w:rFonts w:hint="eastAsia"/>
-              </w:rPr>
-            </w:pPr>
-            <w:r>
-              <w:t xml:space="preserve">        </w:t>
-            </w:r>
-            <w:proofErr w:type="gramStart"/>
-            <w:r>
-              <w:t>.withClientConfiguration</w:t>
-            </w:r>
-            <w:proofErr w:type="gramEnd"/>
-            <w:r>
-              <w:t xml:space="preserve">(config)                </w:t>
-            </w:r>
-          </w:p>
-          <w:p>
-            <w:r>
-              <w:t xml:space="preserve">        </w:t>
-            </w:r>
-            <w:proofErr w:type="gramStart"/>
-            <w:r>
-              <w:t>.withCredentials</w:t>
-            </w:r>
-            <w:proofErr w:type="gramEnd"/>
-            <w:r>
-              <w:t xml:space="preserve">(new AWSStaticCredentialsProvider(credentials)) </w:t>
-            </w:r>
-          </w:p>
-          <w:p>
-            <w:pPr>
-              <w:rPr>
-                <w:rFonts w:hint="eastAsia"/>
-              </w:rPr>
-            </w:pPr>
-            <w:r>
-              <w:t xml:space="preserve">        </w:t>
-            </w:r>
-            <w:proofErr w:type="gramStart"/>
-            <w:r>
-              <w:t>.withChunkedEncodingDisabled</w:t>
-            </w:r>
-            <w:proofErr w:type="gramEnd"/>
-            <w:r>
-              <w:t xml:space="preserve">(true)    </w:t>
-            </w:r>
-          </w:p>
-          <w:p>
-            <w:pPr>
-              <w:rPr>
-                <w:rFonts w:hint="eastAsia"/>
-              </w:rPr>
-            </w:pPr>
+            <w:r>
+              <w:t xml:space="preserve">        .withEndpointConfiguration(endpointConfiguration)</w:t>
+            </w:r>
+          </w:p>
+          <w:p>
+            <w:r>
+              <w:t xml:space="preserve">        .withClientConfiguration(config)                </w:t>
+            </w:r>
+          </w:p>
+          <w:p>
+            <w:r>
+              <w:t xml:space="preserve">        .withCredentials(new AWSStaticCredentialsProvider(credentials)) </w:t>
+            </w:r>
+          </w:p>
+          <w:p>
+            <w:r>
+              <w:t xml:space="preserve">        .withChunkedEncodingDisabled(true)    </w:t>
+            </w:r>
+          </w:p>
+          <w:p>
             <w:r>
               <w:t xml:space="preserve">        .build()</w:t>
             </w:r>
@@ -11893,13 +11729,7 @@
         </w:tc>
       </w:tr>
     </w:tbl>
-    <w:p>
-      <w:pPr>
-        <w:rPr>
-          <w:rFonts w:hint="eastAsia"/>
-        </w:rPr>
-      </w:pPr>
-    </w:p>
+    <w:p/>
     <w:p>
       <w:pPr>
         <w:pStyle w:val="3"/>
@@ -11944,9 +11774,6 @@
           <w:p>
             <w:pPr>
               <w:ind w:left="0"/>
-              <w:rPr>
-                <w:rFonts w:hint="eastAsia"/>
-              </w:rPr>
             </w:pPr>
             <w:r>
               <w:rPr>
@@ -11963,9 +11790,6 @@
           <w:p>
             <w:pPr>
               <w:ind w:left="0"/>
-              <w:rPr>
-                <w:rFonts w:hint="eastAsia"/>
-              </w:rPr>
             </w:pPr>
             <w:r>
               <w:rPr>
@@ -12006,9 +11830,6 @@
           <w:p>
             <w:pPr>
               <w:ind w:left="0"/>
-              <w:rPr>
-                <w:rFonts w:hint="eastAsia"/>
-              </w:rPr>
             </w:pPr>
             <w:r>
               <w:rPr>
@@ -12028,9 +11849,6 @@
           <w:p>
             <w:pPr>
               <w:ind w:left="0"/>
-              <w:rPr>
-                <w:rFonts w:hint="eastAsia"/>
-              </w:rPr>
             </w:pPr>
             <w:r>
               <w:rPr>
@@ -12094,9 +11912,6 @@
           <w:p>
             <w:pPr>
               <w:ind w:left="0"/>
-              <w:rPr>
-                <w:rFonts w:hint="eastAsia"/>
-              </w:rPr>
             </w:pPr>
             <w:r>
               <w:rPr>
@@ -12113,9 +11928,6 @@
           <w:p>
             <w:pPr>
               <w:ind w:left="0"/>
-              <w:rPr>
-                <w:rFonts w:hint="eastAsia"/>
-              </w:rPr>
             </w:pPr>
             <w:r>
               <w:rPr>
@@ -12207,9 +12019,6 @@
           <w:p>
             <w:pPr>
               <w:ind w:left="0"/>
-              <w:rPr>
-                <w:rFonts w:hint="eastAsia"/>
-              </w:rPr>
             </w:pPr>
             <w:r>
               <w:rPr>
@@ -12224,9 +12033,6 @@
           <w:p>
             <w:pPr>
               <w:ind w:left="0"/>
-              <w:rPr>
-                <w:rFonts w:hint="eastAsia"/>
-              </w:rPr>
             </w:pPr>
             <w:r>
               <w:rPr>
@@ -12243,9 +12049,6 @@
           <w:p>
             <w:pPr>
               <w:ind w:left="0"/>
-              <w:rPr>
-                <w:rFonts w:hint="eastAsia"/>
-              </w:rPr>
             </w:pPr>
             <w:r>
               <w:rPr>
@@ -12307,9 +12110,6 @@
           <w:p>
             <w:pPr>
               <w:ind w:left="0"/>
-              <w:rPr>
-                <w:rFonts w:hint="eastAsia"/>
-              </w:rPr>
             </w:pPr>
             <w:r>
               <w:rPr>
@@ -12326,9 +12126,6 @@
           <w:p>
             <w:pPr>
               <w:ind w:left="0"/>
-              <w:rPr>
-                <w:rFonts w:hint="eastAsia"/>
-              </w:rPr>
             </w:pPr>
             <w:r>
               <w:rPr>
@@ -12424,9 +12221,6 @@
           <w:p>
             <w:pPr>
               <w:ind w:left="0"/>
-              <w:rPr>
-                <w:rFonts w:hint="eastAsia"/>
-              </w:rPr>
             </w:pPr>
             <w:r>
               <w:t>setExpirationTime</w:t>
@@ -12443,9 +12237,6 @@
           <w:p>
             <w:pPr>
               <w:ind w:left="0"/>
-              <w:rPr>
-                <w:rFonts w:hint="eastAsia"/>
-              </w:rPr>
             </w:pPr>
             <w:r>
               <w:rPr>
@@ -12487,15 +12278,7 @@
               <w:ind w:left="0"/>
             </w:pPr>
             <w:r>
-              <w:t xml:space="preserve">PutObjectRequest request = new </w:t>
-            </w:r>
-            <w:proofErr w:type="gramStart"/>
-            <w:r>
-              <w:t>PutObjectRequest(</w:t>
-            </w:r>
-            <w:proofErr w:type="gramEnd"/>
-            <w:r>
-              <w:t>bucketname, keyName, new File("C:\\</w:t>
+              <w:t>PutObjectRequest request = new PutObjectRequest(bucketname, keyName, new File("C:\\</w:t>
             </w:r>
             <w:r>
               <w:rPr>
@@ -12521,57 +12304,31 @@
               <w:ind w:left="0"/>
             </w:pPr>
             <w:r>
-              <w:t xml:space="preserve">ObjectMetadata metaData = new </w:t>
-            </w:r>
-            <w:proofErr w:type="gramStart"/>
-            <w:r>
-              <w:t>ObjectMetadata(</w:t>
-            </w:r>
-            <w:proofErr w:type="gramEnd"/>
-            <w:r>
-              <w:t>);</w:t>
-            </w:r>
-          </w:p>
-          <w:p>
-            <w:pPr>
-              <w:ind w:left="0"/>
-            </w:pPr>
-            <w:r>
-              <w:t>Map&lt;</w:t>
-            </w:r>
-            <w:proofErr w:type="gramStart"/>
-            <w:r>
-              <w:t>String,String</w:t>
-            </w:r>
-            <w:proofErr w:type="gramEnd"/>
-            <w:r>
-              <w:t>&gt; xMeta = new HashMap&lt;String, String&gt;();</w:t>
-            </w:r>
-          </w:p>
-          <w:p>
-            <w:pPr>
-              <w:ind w:left="0"/>
-            </w:pPr>
-            <w:proofErr w:type="gramStart"/>
-            <w:r>
-              <w:t>xMeta.put(</w:t>
-            </w:r>
-            <w:proofErr w:type="gramEnd"/>
-            <w:r>
-              <w:t>"test1", "1234");</w:t>
-            </w:r>
-          </w:p>
-          <w:p>
-            <w:pPr>
-              <w:ind w:left="0"/>
-            </w:pPr>
-            <w:proofErr w:type="gramStart"/>
-            <w:r>
-              <w:t>xMeta.put(</w:t>
-            </w:r>
-            <w:proofErr w:type="gramEnd"/>
-            <w:r>
-              <w:t>"test2", "123343");</w:t>
+              <w:t>ObjectMetadata metaData = new ObjectMetadata();</w:t>
+            </w:r>
+          </w:p>
+          <w:p>
+            <w:pPr>
+              <w:ind w:left="0"/>
+            </w:pPr>
+            <w:r>
+              <w:t>Map&lt;String,String&gt; xMeta = new HashMap&lt;String, String&gt;();</w:t>
+            </w:r>
+          </w:p>
+          <w:p>
+            <w:pPr>
+              <w:ind w:left="0"/>
+            </w:pPr>
+            <w:r>
+              <w:t>xMeta.put("test1", "1234");</w:t>
+            </w:r>
+          </w:p>
+          <w:p>
+            <w:pPr>
+              <w:ind w:left="0"/>
+            </w:pPr>
+            <w:r>
+              <w:t>xMeta.put("test2", "123343");</w:t>
             </w:r>
           </w:p>
           <w:p>
@@ -12619,15 +12376,7 @@
               <w:ind w:left="0"/>
             </w:pPr>
             <w:r>
-              <w:t xml:space="preserve">metaData.setExpirationTime(new </w:t>
-            </w:r>
-            <w:proofErr w:type="gramStart"/>
-            <w:r>
-              <w:t>Date(</w:t>
-            </w:r>
-            <w:proofErr w:type="gramEnd"/>
-            <w:r>
-              <w:t>));</w:t>
+              <w:t>metaData.setExpirationTime(new Date());</w:t>
             </w:r>
           </w:p>
           <w:p>
@@ -12642,21 +12391,13 @@
             <w:pPr>
               <w:ind w:left="0"/>
             </w:pPr>
-            <w:proofErr w:type="gramStart"/>
-            <w:r>
-              <w:t>request.withMetadata</w:t>
-            </w:r>
-            <w:proofErr w:type="gramEnd"/>
-            <w:r>
-              <w:t>(metaData);</w:t>
-            </w:r>
-          </w:p>
-          <w:p>
-            <w:pPr>
-              <w:ind w:left="0"/>
-              <w:rPr>
-                <w:rFonts w:hint="eastAsia"/>
-              </w:rPr>
+            <w:r>
+              <w:t>request.withMetadata(metaData);</w:t>
+            </w:r>
+          </w:p>
+          <w:p>
+            <w:pPr>
+              <w:ind w:left="0"/>
             </w:pPr>
             <w:r>
               <w:t>PutObjectResult result = amazonS3.putObject(request);</w:t>
@@ -12665,13 +12406,7 @@
         </w:tc>
       </w:tr>
     </w:tbl>
-    <w:p>
-      <w:pPr>
-        <w:rPr>
-          <w:rFonts w:hint="eastAsia"/>
-        </w:rPr>
-      </w:pPr>
-    </w:p>
+    <w:p/>
     <w:p>
       <w:pPr>
         <w:pStyle w:val="3"/>
@@ -12700,9 +12435,6 @@
           <w:p>
             <w:pPr>
               <w:ind w:left="0"/>
-              <w:rPr>
-                <w:rFonts w:hint="eastAsia"/>
-              </w:rPr>
             </w:pPr>
             <w:r>
               <w:rPr>
@@ -12719,9 +12451,6 @@
           <w:p>
             <w:pPr>
               <w:ind w:left="0"/>
-              <w:rPr>
-                <w:rFonts w:hint="eastAsia"/>
-              </w:rPr>
             </w:pPr>
             <w:r>
               <w:rPr>
@@ -12762,9 +12491,6 @@
           <w:p>
             <w:pPr>
               <w:ind w:left="0"/>
-              <w:rPr>
-                <w:rFonts w:hint="eastAsia"/>
-              </w:rPr>
             </w:pPr>
             <w:r>
               <w:rPr>
@@ -12784,9 +12510,6 @@
           <w:p>
             <w:pPr>
               <w:ind w:left="0"/>
-              <w:rPr>
-                <w:rFonts w:hint="eastAsia"/>
-              </w:rPr>
             </w:pPr>
             <w:r>
               <w:rPr>
@@ -12850,9 +12573,6 @@
           <w:p>
             <w:pPr>
               <w:ind w:left="0"/>
-              <w:rPr>
-                <w:rFonts w:hint="eastAsia"/>
-              </w:rPr>
             </w:pPr>
             <w:r>
               <w:rPr>
@@ -12869,9 +12589,6 @@
           <w:p>
             <w:pPr>
               <w:ind w:left="0"/>
-              <w:rPr>
-                <w:rFonts w:hint="eastAsia"/>
-              </w:rPr>
             </w:pPr>
             <w:r>
               <w:rPr>
@@ -12909,9 +12626,6 @@
           <w:p>
             <w:pPr>
               <w:ind w:left="0"/>
-              <w:rPr>
-                <w:rFonts w:hint="eastAsia"/>
-              </w:rPr>
             </w:pPr>
             <w:r>
               <w:rPr>
@@ -12928,9 +12642,6 @@
           <w:p>
             <w:pPr>
               <w:ind w:left="0"/>
-              <w:rPr>
-                <w:rFonts w:hint="eastAsia"/>
-              </w:rPr>
             </w:pPr>
             <w:r>
               <w:rPr>
@@ -12995,9 +12706,6 @@
           <w:p>
             <w:pPr>
               <w:ind w:left="0"/>
-              <w:rPr>
-                <w:rFonts w:hint="eastAsia"/>
-              </w:rPr>
             </w:pPr>
             <w:r>
               <w:rPr>
@@ -13017,24 +12725,13 @@
           <w:p>
             <w:pPr>
               <w:ind w:left="0"/>
-              <w:rPr>
-                <w:rFonts w:hint="eastAsia"/>
-              </w:rPr>
-            </w:pPr>
-            <w:r>
-              <w:rPr>
-                <w:rFonts w:hint="eastAsia"/>
-              </w:rPr>
-              <w:t>请求中</w:t>
-            </w:r>
-            <w:proofErr w:type="gramStart"/>
-            <w:r>
-              <w:rPr>
-                <w:rFonts w:hint="eastAsia"/>
-              </w:rPr>
-              <w:t>添加桶名</w:t>
-            </w:r>
-            <w:proofErr w:type="gramEnd"/>
+            </w:pPr>
+            <w:r>
+              <w:rPr>
+                <w:rFonts w:hint="eastAsia"/>
+              </w:rPr>
+              <w:t>请求中添加桶名</w:t>
+            </w:r>
           </w:p>
         </w:tc>
       </w:tr>
@@ -13071,9 +12768,6 @@
           <w:p>
             <w:pPr>
               <w:ind w:left="0"/>
-              <w:rPr>
-                <w:rFonts w:hint="eastAsia"/>
-              </w:rPr>
             </w:pPr>
             <w:r>
               <w:rPr>
@@ -13093,9 +12787,6 @@
           <w:p>
             <w:pPr>
               <w:ind w:left="0"/>
-              <w:rPr>
-                <w:rFonts w:hint="eastAsia"/>
-              </w:rPr>
             </w:pPr>
             <w:r>
               <w:rPr>
@@ -13165,9 +12856,6 @@
           <w:p>
             <w:pPr>
               <w:ind w:left="0"/>
-              <w:rPr>
-                <w:rFonts w:hint="eastAsia"/>
-              </w:rPr>
             </w:pPr>
             <w:r>
               <w:rPr>
@@ -13230,9 +12918,6 @@
           <w:p>
             <w:pPr>
               <w:ind w:left="0"/>
-              <w:rPr>
-                <w:rFonts w:hint="eastAsia"/>
-              </w:rPr>
             </w:pPr>
             <w:r>
               <w:rPr>
@@ -13295,9 +12980,6 @@
           <w:p>
             <w:pPr>
               <w:ind w:left="0"/>
-              <w:rPr>
-                <w:rFonts w:hint="eastAsia"/>
-              </w:rPr>
             </w:pPr>
             <w:r>
               <w:rPr>
@@ -13360,9 +13042,6 @@
           <w:p>
             <w:pPr>
               <w:ind w:left="0"/>
-              <w:rPr>
-                <w:rFonts w:hint="eastAsia"/>
-              </w:rPr>
             </w:pPr>
             <w:r>
               <w:rPr>
@@ -13412,9 +13091,6 @@
           <w:p>
             <w:pPr>
               <w:ind w:left="0"/>
-              <w:rPr>
-                <w:rFonts w:hint="eastAsia"/>
-              </w:rPr>
             </w:pPr>
             <w:r>
               <w:rPr>
@@ -13434,9 +13110,6 @@
           <w:p>
             <w:pPr>
               <w:ind w:left="0"/>
-              <w:rPr>
-                <w:rFonts w:hint="eastAsia"/>
-              </w:rPr>
             </w:pPr>
             <w:r>
               <w:rPr>
@@ -13499,9 +13172,6 @@
           <w:p>
             <w:pPr>
               <w:ind w:left="0"/>
-              <w:rPr>
-                <w:rFonts w:hint="eastAsia"/>
-              </w:rPr>
             </w:pPr>
             <w:r>
               <w:rPr>
@@ -13548,101 +13218,60 @@
               <w:ind w:left="0"/>
             </w:pPr>
             <w:r>
-              <w:t>ListObjectsV2Request request = new ListObjectsV2Request(</w:t>
-            </w:r>
-            <w:proofErr w:type="gramStart"/>
-            <w:r>
-              <w:t>).withBucketName</w:t>
-            </w:r>
-            <w:proofErr w:type="gramEnd"/>
-            <w:r>
-              <w:t>(bucket).withEncodingType("url");</w:t>
-            </w:r>
-          </w:p>
-          <w:p>
-            <w:pPr>
-              <w:ind w:left="0"/>
-            </w:pPr>
-            <w:proofErr w:type="gramStart"/>
-            <w:r>
-              <w:t>request.withMaxKeys</w:t>
-            </w:r>
-            <w:proofErr w:type="gramEnd"/>
-            <w:r>
-              <w:t>(1);</w:t>
-            </w:r>
-          </w:p>
-          <w:p>
-            <w:pPr>
-              <w:ind w:left="0"/>
-            </w:pPr>
-            <w:proofErr w:type="gramStart"/>
-            <w:r>
-              <w:t>request.withPrefix</w:t>
-            </w:r>
-            <w:proofErr w:type="gramEnd"/>
-            <w:r>
-              <w:t>("aa/bb/");</w:t>
-            </w:r>
-          </w:p>
-          <w:p>
-            <w:pPr>
-              <w:ind w:left="0"/>
-            </w:pPr>
-            <w:proofErr w:type="gramStart"/>
-            <w:r>
-              <w:t>request.withDelimiter</w:t>
-            </w:r>
-            <w:proofErr w:type="gramEnd"/>
-            <w:r>
-              <w:t>("/");</w:t>
-            </w:r>
-          </w:p>
-          <w:p>
-            <w:pPr>
-              <w:ind w:left="0"/>
-            </w:pPr>
-            <w:proofErr w:type="gramStart"/>
-            <w:r>
-              <w:t>request.withFetchOwner</w:t>
-            </w:r>
-            <w:proofErr w:type="gramEnd"/>
-            <w:r>
-              <w:t>(true);</w:t>
-            </w:r>
-          </w:p>
-          <w:p>
-            <w:pPr>
-              <w:ind w:left="0"/>
-            </w:pPr>
-            <w:proofErr w:type="gramStart"/>
-            <w:r>
-              <w:t>request.withStartAfter</w:t>
-            </w:r>
-            <w:proofErr w:type="gramEnd"/>
-            <w:r>
-              <w:t>("aa");</w:t>
-            </w:r>
-          </w:p>
-          <w:p>
-            <w:pPr>
-              <w:ind w:left="0"/>
-            </w:pPr>
-            <w:proofErr w:type="gramStart"/>
-            <w:r>
-              <w:t>request.withContinuationToken</w:t>
-            </w:r>
-            <w:proofErr w:type="gramEnd"/>
-            <w:r>
-              <w:t>("B1AND1I");</w:t>
-            </w:r>
-          </w:p>
-          <w:p>
-            <w:pPr>
-              <w:ind w:left="0"/>
-              <w:rPr>
-                <w:rFonts w:hint="eastAsia"/>
-              </w:rPr>
+              <w:t>ListObjectsV2Request request = new ListObjectsV2Request().withBucketName(bucket).withEncodingType("url");</w:t>
+            </w:r>
+          </w:p>
+          <w:p>
+            <w:pPr>
+              <w:ind w:left="0"/>
+            </w:pPr>
+            <w:r>
+              <w:t>request.withMaxKeys(1);</w:t>
+            </w:r>
+          </w:p>
+          <w:p>
+            <w:pPr>
+              <w:ind w:left="0"/>
+            </w:pPr>
+            <w:r>
+              <w:t>request.withPrefix("aa/bb/");</w:t>
+            </w:r>
+          </w:p>
+          <w:p>
+            <w:pPr>
+              <w:ind w:left="0"/>
+            </w:pPr>
+            <w:r>
+              <w:t>request.withDelimiter("/");</w:t>
+            </w:r>
+          </w:p>
+          <w:p>
+            <w:pPr>
+              <w:ind w:left="0"/>
+            </w:pPr>
+            <w:r>
+              <w:t>request.withFetchOwner(true);</w:t>
+            </w:r>
+          </w:p>
+          <w:p>
+            <w:pPr>
+              <w:ind w:left="0"/>
+            </w:pPr>
+            <w:r>
+              <w:t>request.withStartAfter("aa");</w:t>
+            </w:r>
+          </w:p>
+          <w:p>
+            <w:pPr>
+              <w:ind w:left="0"/>
+            </w:pPr>
+            <w:r>
+              <w:t>request.withContinuationToken("B1AND1I");</w:t>
+            </w:r>
+          </w:p>
+          <w:p>
+            <w:pPr>
+              <w:ind w:left="0"/>
             </w:pPr>
             <w:r>
               <w:t>ListObjectsV2Result result = amazonS3.listObjectsV2(request);</w:t>
@@ -13651,13 +13280,7 @@
         </w:tc>
       </w:tr>
     </w:tbl>
-    <w:p>
-      <w:pPr>
-        <w:rPr>
-          <w:rFonts w:hint="eastAsia"/>
-        </w:rPr>
-      </w:pPr>
-    </w:p>
+    <w:p/>
     <w:p>
       <w:pPr>
         <w:pStyle w:val="3"/>
@@ -13695,9 +13318,6 @@
           <w:p>
             <w:pPr>
               <w:ind w:left="0"/>
-              <w:rPr>
-                <w:rFonts w:hint="eastAsia"/>
-              </w:rPr>
             </w:pPr>
             <w:r>
               <w:rPr>
@@ -13714,9 +13334,6 @@
           <w:p>
             <w:pPr>
               <w:ind w:left="0"/>
-              <w:rPr>
-                <w:rFonts w:hint="eastAsia"/>
-              </w:rPr>
             </w:pPr>
             <w:r>
               <w:rPr>
@@ -13757,9 +13374,6 @@
           <w:p>
             <w:pPr>
               <w:ind w:left="0"/>
-              <w:rPr>
-                <w:rFonts w:hint="eastAsia"/>
-              </w:rPr>
             </w:pPr>
             <w:r>
               <w:rPr>
@@ -13779,9 +13393,6 @@
           <w:p>
             <w:pPr>
               <w:ind w:left="0"/>
-              <w:rPr>
-                <w:rFonts w:hint="eastAsia"/>
-              </w:rPr>
             </w:pPr>
             <w:r>
               <w:rPr>
@@ -13834,9 +13445,6 @@
           <w:p>
             <w:pPr>
               <w:ind w:left="0"/>
-              <w:rPr>
-                <w:rFonts w:hint="eastAsia"/>
-              </w:rPr>
             </w:pPr>
             <w:r>
               <w:rPr>
@@ -13853,9 +13461,6 @@
           <w:p>
             <w:pPr>
               <w:ind w:left="0"/>
-              <w:rPr>
-                <w:rFonts w:hint="eastAsia"/>
-              </w:rPr>
             </w:pPr>
             <w:r>
               <w:rPr>
@@ -13882,9 +13487,6 @@
           <w:p>
             <w:pPr>
               <w:ind w:left="0"/>
-              <w:rPr>
-                <w:rFonts w:hint="eastAsia"/>
-              </w:rPr>
             </w:pPr>
             <w:r>
               <w:rPr>
@@ -13945,9 +13547,6 @@
           <w:p>
             <w:pPr>
               <w:ind w:left="0"/>
-              <w:rPr>
-                <w:rFonts w:hint="eastAsia"/>
-              </w:rPr>
             </w:pPr>
             <w:r>
               <w:rPr>
@@ -13967,9 +13566,6 @@
           <w:p>
             <w:pPr>
               <w:ind w:left="0"/>
-              <w:rPr>
-                <w:rFonts w:hint="eastAsia"/>
-              </w:rPr>
             </w:pPr>
             <w:r>
               <w:rPr>
@@ -14036,9 +13632,6 @@
           <w:p>
             <w:pPr>
               <w:ind w:left="0"/>
-              <w:rPr>
-                <w:rFonts w:hint="eastAsia"/>
-              </w:rPr>
             </w:pPr>
             <w:r>
               <w:rPr>
@@ -14058,9 +13651,6 @@
           <w:p>
             <w:pPr>
               <w:ind w:left="0"/>
-              <w:rPr>
-                <w:rFonts w:hint="eastAsia"/>
-              </w:rPr>
             </w:pPr>
             <w:r>
               <w:rPr>
@@ -14107,74 +13697,45 @@
               <w:ind w:left="0"/>
             </w:pPr>
             <w:r>
-              <w:t xml:space="preserve">ListVersionsRequest request = new </w:t>
-            </w:r>
-            <w:proofErr w:type="gramStart"/>
-            <w:r>
-              <w:t>ListVersionsRequest(</w:t>
-            </w:r>
-            <w:proofErr w:type="gramEnd"/>
-            <w:r>
-              <w:t>);</w:t>
-            </w:r>
-          </w:p>
-          <w:p>
-            <w:pPr>
-              <w:ind w:left="0"/>
-            </w:pPr>
-            <w:proofErr w:type="gramStart"/>
-            <w:r>
-              <w:t>request.setBucketName</w:t>
-            </w:r>
-            <w:proofErr w:type="gramEnd"/>
-            <w:r>
-              <w:t>(bucket);</w:t>
-            </w:r>
-          </w:p>
-          <w:p>
-            <w:pPr>
-              <w:ind w:left="0"/>
-            </w:pPr>
-            <w:proofErr w:type="gramStart"/>
-            <w:r>
-              <w:t>request.setDelimiter</w:t>
-            </w:r>
-            <w:proofErr w:type="gramEnd"/>
-            <w:r>
-              <w:t>("/");</w:t>
-            </w:r>
-          </w:p>
-          <w:p>
-            <w:pPr>
-              <w:ind w:left="0"/>
-            </w:pPr>
-            <w:proofErr w:type="gramStart"/>
-            <w:r>
-              <w:t>request.setEncodingType</w:t>
-            </w:r>
-            <w:proofErr w:type="gramEnd"/>
-            <w:r>
-              <w:t>("url");</w:t>
-            </w:r>
-          </w:p>
-          <w:p>
-            <w:pPr>
-              <w:ind w:left="0"/>
-            </w:pPr>
-            <w:proofErr w:type="gramStart"/>
-            <w:r>
-              <w:t>equest.setKeyMarker</w:t>
-            </w:r>
-            <w:proofErr w:type="gramEnd"/>
-            <w:r>
-              <w:t>("aa");</w:t>
-            </w:r>
-          </w:p>
-          <w:p>
-            <w:pPr>
-              <w:ind w:left="0"/>
-            </w:pPr>
-            <w:proofErr w:type="gramStart"/>
+              <w:t>ListVersionsRequest request = new ListVersionsRequest();</w:t>
+            </w:r>
+          </w:p>
+          <w:p>
+            <w:pPr>
+              <w:ind w:left="0"/>
+            </w:pPr>
+            <w:r>
+              <w:t>request.setBucketName(bucket);</w:t>
+            </w:r>
+          </w:p>
+          <w:p>
+            <w:pPr>
+              <w:ind w:left="0"/>
+            </w:pPr>
+            <w:r>
+              <w:t>request.setDelimiter("/");</w:t>
+            </w:r>
+          </w:p>
+          <w:p>
+            <w:pPr>
+              <w:ind w:left="0"/>
+            </w:pPr>
+            <w:r>
+              <w:t>request.setEncodingType("url");</w:t>
+            </w:r>
+          </w:p>
+          <w:p>
+            <w:pPr>
+              <w:ind w:left="0"/>
+            </w:pPr>
+            <w:r>
+              <w:t>equest.setKeyMarker("aa");</w:t>
+            </w:r>
+          </w:p>
+          <w:p>
+            <w:pPr>
+              <w:ind w:left="0"/>
+            </w:pPr>
             <w:r>
               <w:rPr>
                 <w:rFonts w:hint="eastAsia"/>
@@ -14182,18 +13743,13 @@
               <w:t>r</w:t>
             </w:r>
             <w:r>
-              <w:t>equest.setMaxResults</w:t>
-            </w:r>
-            <w:proofErr w:type="gramEnd"/>
-            <w:r>
-              <w:t>(1000);</w:t>
-            </w:r>
-          </w:p>
-          <w:p>
-            <w:pPr>
-              <w:ind w:left="0"/>
-            </w:pPr>
-            <w:proofErr w:type="gramStart"/>
+              <w:t>equest.setMaxResults(1000);</w:t>
+            </w:r>
+          </w:p>
+          <w:p>
+            <w:pPr>
+              <w:ind w:left="0"/>
+            </w:pPr>
             <w:r>
               <w:rPr>
                 <w:rFonts w:hint="eastAsia"/>
@@ -14201,32 +13757,20 @@
               <w:t>r</w:t>
             </w:r>
             <w:r>
-              <w:t>equest.setPrefix</w:t>
-            </w:r>
-            <w:proofErr w:type="gramEnd"/>
-            <w:r>
-              <w:t>("aa");</w:t>
-            </w:r>
-          </w:p>
-          <w:p>
-            <w:pPr>
-              <w:ind w:left="0"/>
-            </w:pPr>
-            <w:proofErr w:type="gramStart"/>
-            <w:r>
-              <w:t>request.setVersionIdMarker</w:t>
-            </w:r>
-            <w:proofErr w:type="gramEnd"/>
-            <w:r>
-              <w:t>("null");</w:t>
-            </w:r>
-          </w:p>
-          <w:p>
-            <w:pPr>
-              <w:ind w:left="0"/>
-              <w:rPr>
-                <w:rFonts w:hint="eastAsia"/>
-              </w:rPr>
+              <w:t>equest.setPrefix("aa");</w:t>
+            </w:r>
+          </w:p>
+          <w:p>
+            <w:pPr>
+              <w:ind w:left="0"/>
+            </w:pPr>
+            <w:r>
+              <w:t>request.setVersionIdMarker("null");</w:t>
+            </w:r>
+          </w:p>
+          <w:p>
+            <w:pPr>
+              <w:ind w:left="0"/>
             </w:pPr>
             <w:r>
               <w:t>VersionListing list = amazonS3.listVersions(request);</w:t>
@@ -14235,13 +13779,7 @@
         </w:tc>
       </w:tr>
     </w:tbl>
-    <w:p>
-      <w:pPr>
-        <w:rPr>
-          <w:rFonts w:hint="eastAsia"/>
-        </w:rPr>
-      </w:pPr>
-    </w:p>
+    <w:p/>
     <w:p>
       <w:pPr>
         <w:pStyle w:val="3"/>
@@ -14270,9 +13808,6 @@
           <w:p>
             <w:pPr>
               <w:ind w:left="0"/>
-              <w:rPr>
-                <w:rFonts w:hint="eastAsia"/>
-              </w:rPr>
             </w:pPr>
             <w:r>
               <w:rPr>
@@ -14289,9 +13824,6 @@
           <w:p>
             <w:pPr>
               <w:ind w:left="0"/>
-              <w:rPr>
-                <w:rFonts w:hint="eastAsia"/>
-              </w:rPr>
             </w:pPr>
             <w:r>
               <w:rPr>
@@ -14332,9 +13864,6 @@
           <w:p>
             <w:pPr>
               <w:ind w:left="0"/>
-              <w:rPr>
-                <w:rFonts w:hint="eastAsia"/>
-              </w:rPr>
             </w:pPr>
             <w:r>
               <w:rPr>
@@ -14354,9 +13883,6 @@
           <w:p>
             <w:pPr>
               <w:ind w:left="0"/>
-              <w:rPr>
-                <w:rFonts w:hint="eastAsia"/>
-              </w:rPr>
             </w:pPr>
             <w:r>
               <w:rPr>
@@ -14409,9 +13935,6 @@
           <w:p>
             <w:pPr>
               <w:ind w:left="0"/>
-              <w:rPr>
-                <w:rFonts w:hint="eastAsia"/>
-              </w:rPr>
             </w:pPr>
             <w:r>
               <w:rPr>
@@ -14428,9 +13951,6 @@
           <w:p>
             <w:pPr>
               <w:ind w:left="0"/>
-              <w:rPr>
-                <w:rFonts w:hint="eastAsia"/>
-              </w:rPr>
             </w:pPr>
             <w:r>
               <w:rPr>
@@ -14484,9 +14004,6 @@
           <w:p>
             <w:pPr>
               <w:ind w:left="0"/>
-              <w:rPr>
-                <w:rFonts w:hint="eastAsia"/>
-              </w:rPr>
             </w:pPr>
             <w:r>
               <w:rPr>
@@ -14506,9 +14023,6 @@
           <w:p>
             <w:pPr>
               <w:ind w:left="0"/>
-              <w:rPr>
-                <w:rFonts w:hint="eastAsia"/>
-              </w:rPr>
             </w:pPr>
             <w:r>
               <w:rPr>
@@ -14550,7 +14064,7 @@
               <w:ind w:left="0"/>
             </w:pPr>
             <w:r>
-              <w:t>withMatchingETagConstraint</w:t>
+              <w:t>withVersionId</w:t>
             </w:r>
           </w:p>
           <w:p>
@@ -14573,9 +14087,6 @@
           <w:p>
             <w:pPr>
               <w:ind w:left="0"/>
-              <w:rPr>
-                <w:rFonts w:hint="eastAsia"/>
-              </w:rPr>
             </w:pPr>
             <w:r>
               <w:rPr>
@@ -14586,6 +14097,8 @@
             <w:r>
               <w:t>GetObjectRequest</w:t>
             </w:r>
+            <w:bookmarkStart w:id="3" w:name="_GoBack"/>
+            <w:bookmarkEnd w:id="3"/>
           </w:p>
         </w:tc>
         <w:tc>
@@ -14603,16 +14116,7 @@
               <w:rPr>
                 <w:rFonts w:hint="eastAsia"/>
               </w:rPr>
-              <w:t>请求中携带</w:t>
-            </w:r>
-            <w:r>
-              <w:t>MatchingETag</w:t>
-            </w:r>
-            <w:r>
-              <w:rPr>
-                <w:rFonts w:hint="eastAsia"/>
-              </w:rPr>
-              <w:t>判断条件</w:t>
+              <w:t>指定版本获取对象</w:t>
             </w:r>
           </w:p>
         </w:tc>
@@ -14627,7 +14131,7 @@
               <w:ind w:left="0"/>
             </w:pPr>
             <w:r>
-              <w:t>withNonmatchingETagConstraint</w:t>
+              <w:t>withMatchingETagConstraint</w:t>
             </w:r>
           </w:p>
           <w:p>
@@ -14669,9 +14173,6 @@
           <w:p>
             <w:pPr>
               <w:ind w:left="0"/>
-              <w:rPr>
-                <w:rFonts w:hint="eastAsia"/>
-              </w:rPr>
             </w:pPr>
             <w:r>
               <w:rPr>
@@ -14680,7 +14181,7 @@
               <w:t>请求中携带</w:t>
             </w:r>
             <w:r>
-              <w:t>NonmatchingETag</w:t>
+              <w:t>MatchingETag</w:t>
             </w:r>
             <w:r>
               <w:rPr>
@@ -14701,7 +14202,7 @@
               <w:ind w:left="0"/>
             </w:pPr>
             <w:r>
-              <w:t>withModifiedSinceConstraint</w:t>
+              <w:t>withNonmatchingETagConstraint</w:t>
             </w:r>
           </w:p>
           <w:p>
@@ -14743,9 +14244,6 @@
           <w:p>
             <w:pPr>
               <w:ind w:left="0"/>
-              <w:rPr>
-                <w:rFonts w:hint="eastAsia"/>
-              </w:rPr>
             </w:pPr>
             <w:r>
               <w:rPr>
@@ -14754,7 +14252,7 @@
               <w:t>请求中携带</w:t>
             </w:r>
             <w:r>
-              <w:t>ModifiedSince</w:t>
+              <w:t>NonmatchingETag</w:t>
             </w:r>
             <w:r>
               <w:rPr>
@@ -14776,7 +14274,7 @@
             </w:pPr>
             <w:r>
               <w:lastRenderedPageBreak/>
-              <w:t>withUnmodifiedSinceConstraint</w:t>
+              <w:t>withModifiedSinceConstraint</w:t>
             </w:r>
           </w:p>
           <w:p>
@@ -14818,9 +14316,6 @@
           <w:p>
             <w:pPr>
               <w:ind w:left="0"/>
-              <w:rPr>
-                <w:rFonts w:hint="eastAsia"/>
-              </w:rPr>
             </w:pPr>
             <w:r>
               <w:rPr>
@@ -14829,7 +14324,7 @@
               <w:t>请求中携带</w:t>
             </w:r>
             <w:r>
-              <w:t>UnmodifiedSince</w:t>
+              <w:t>ModifiedSince</w:t>
             </w:r>
             <w:r>
               <w:rPr>
@@ -14850,7 +14345,7 @@
               <w:ind w:left="0"/>
             </w:pPr>
             <w:r>
-              <w:t>withRange</w:t>
+              <w:t>withUnmodifiedSinceConstraint</w:t>
             </w:r>
           </w:p>
           <w:p>
@@ -14867,7 +14362,7 @@
               <w:rPr>
                 <w:rFonts w:hint="eastAsia"/>
               </w:rPr>
-              <w:t>int-int</w:t>
+              <w:t>String</w:t>
             </w:r>
           </w:p>
           <w:p>
@@ -14892,9 +14387,6 @@
           <w:p>
             <w:pPr>
               <w:ind w:left="0"/>
-              <w:rPr>
-                <w:rFonts w:hint="eastAsia"/>
-              </w:rPr>
             </w:pPr>
             <w:r>
               <w:rPr>
@@ -14903,10 +14395,13 @@
               <w:t>请求中携带</w:t>
             </w:r>
             <w:r>
-              <w:rPr>
-                <w:rFonts w:hint="eastAsia"/>
-              </w:rPr>
-              <w:t>range</w:t>
+              <w:t>UnmodifiedSince</w:t>
+            </w:r>
+            <w:r>
+              <w:rPr>
+                <w:rFonts w:hint="eastAsia"/>
+              </w:rPr>
+              <w:t>判断条件</w:t>
             </w:r>
           </w:p>
         </w:tc>
@@ -14921,6 +14416,74 @@
               <w:ind w:left="0"/>
             </w:pPr>
             <w:r>
+              <w:t>withRange</w:t>
+            </w:r>
+          </w:p>
+          <w:p>
+            <w:pPr>
+              <w:ind w:left="0"/>
+            </w:pPr>
+            <w:r>
+              <w:rPr>
+                <w:rFonts w:hint="eastAsia"/>
+              </w:rPr>
+              <w:t>参数：</w:t>
+            </w:r>
+            <w:r>
+              <w:rPr>
+                <w:rFonts w:hint="eastAsia"/>
+              </w:rPr>
+              <w:t>int-int</w:t>
+            </w:r>
+          </w:p>
+          <w:p>
+            <w:pPr>
+              <w:ind w:left="0"/>
+            </w:pPr>
+            <w:r>
+              <w:rPr>
+                <w:rFonts w:hint="eastAsia"/>
+              </w:rPr>
+              <w:t>返回值：</w:t>
+            </w:r>
+            <w:r>
+              <w:t>GetObjectRequest</w:t>
+            </w:r>
+          </w:p>
+        </w:tc>
+        <w:tc>
+          <w:tcPr>
+            <w:tcW w:w="3774" w:type="dxa"/>
+          </w:tcPr>
+          <w:p>
+            <w:pPr>
+              <w:ind w:left="0"/>
+            </w:pPr>
+            <w:r>
+              <w:rPr>
+                <w:rFonts w:hint="eastAsia"/>
+              </w:rPr>
+              <w:t>请求中携带</w:t>
+            </w:r>
+            <w:r>
+              <w:rPr>
+                <w:rFonts w:hint="eastAsia"/>
+              </w:rPr>
+              <w:t>range</w:t>
+            </w:r>
+          </w:p>
+        </w:tc>
+      </w:tr>
+      <w:tr>
+        <w:tc>
+          <w:tcPr>
+            <w:tcW w:w="3774" w:type="dxa"/>
+          </w:tcPr>
+          <w:p>
+            <w:pPr>
+              <w:ind w:left="0"/>
+            </w:pPr>
+            <w:r>
               <w:t>withResponseHeaders</w:t>
             </w:r>
           </w:p>
@@ -14941,9 +14504,6 @@
           <w:p>
             <w:pPr>
               <w:ind w:left="0"/>
-              <w:rPr>
-                <w:rFonts w:hint="eastAsia"/>
-              </w:rPr>
             </w:pPr>
             <w:r>
               <w:rPr>
@@ -14963,9 +14523,6 @@
           <w:p>
             <w:pPr>
               <w:ind w:left="0"/>
-              <w:rPr>
-                <w:rFonts w:hint="eastAsia"/>
-              </w:rPr>
             </w:pPr>
           </w:p>
         </w:tc>
@@ -14991,9 +14548,6 @@
           <w:p>
             <w:pPr>
               <w:ind w:left="0"/>
-              <w:rPr>
-                <w:rFonts w:hint="eastAsia"/>
-              </w:rPr>
             </w:pPr>
             <w:r>
               <w:rPr>
@@ -15010,9 +14564,6 @@
           <w:p>
             <w:pPr>
               <w:ind w:left="0"/>
-              <w:rPr>
-                <w:rFonts w:hint="eastAsia"/>
-              </w:rPr>
             </w:pPr>
             <w:r>
               <w:rPr>
@@ -15050,9 +14601,6 @@
           <w:p>
             <w:pPr>
               <w:ind w:left="0"/>
-              <w:rPr>
-                <w:rFonts w:hint="eastAsia"/>
-              </w:rPr>
             </w:pPr>
             <w:r>
               <w:rPr>
@@ -15069,9 +14617,6 @@
           <w:p>
             <w:pPr>
               <w:ind w:left="0"/>
-              <w:rPr>
-                <w:rFonts w:hint="eastAsia"/>
-              </w:rPr>
             </w:pPr>
             <w:r>
               <w:rPr>
@@ -15115,21 +14660,12 @@
           <w:p>
             <w:pPr>
               <w:ind w:left="0"/>
-              <w:rPr>
-                <w:rFonts w:hint="eastAsia"/>
-              </w:rPr>
-            </w:pPr>
-            <w:r>
-              <w:rPr>
-                <w:rFonts w:hint="eastAsia"/>
-              </w:rPr>
-              <w:t>返回值：</w:t>
-            </w:r>
-            <w:r>
-              <w:rPr>
-                <w:rFonts w:hint="eastAsia"/>
-              </w:rPr>
-              <w:t>无</w:t>
+            </w:pPr>
+            <w:r>
+              <w:rPr>
+                <w:rFonts w:hint="eastAsia"/>
+              </w:rPr>
+              <w:t>返回值：无</w:t>
             </w:r>
           </w:p>
         </w:tc>
@@ -15140,9 +14676,6 @@
           <w:p>
             <w:pPr>
               <w:ind w:left="0"/>
-              <w:rPr>
-                <w:rFonts w:hint="eastAsia"/>
-              </w:rPr>
             </w:pPr>
             <w:r>
               <w:rPr>
@@ -15201,9 +14734,6 @@
           <w:p>
             <w:pPr>
               <w:ind w:left="0"/>
-              <w:rPr>
-                <w:rFonts w:hint="eastAsia"/>
-              </w:rPr>
             </w:pPr>
             <w:r>
               <w:rPr>
@@ -15220,9 +14750,6 @@
           <w:p>
             <w:pPr>
               <w:ind w:left="0"/>
-              <w:rPr>
-                <w:rFonts w:hint="eastAsia"/>
-              </w:rPr>
             </w:pPr>
             <w:r>
               <w:rPr>
@@ -15281,9 +14808,6 @@
           <w:p>
             <w:pPr>
               <w:ind w:left="0"/>
-              <w:rPr>
-                <w:rFonts w:hint="eastAsia"/>
-              </w:rPr>
             </w:pPr>
             <w:r>
               <w:rPr>
@@ -15300,9 +14824,6 @@
           <w:p>
             <w:pPr>
               <w:ind w:left="0"/>
-              <w:rPr>
-                <w:rFonts w:hint="eastAsia"/>
-              </w:rPr>
             </w:pPr>
             <w:r>
               <w:rPr>
@@ -15361,9 +14882,6 @@
           <w:p>
             <w:pPr>
               <w:ind w:left="0"/>
-              <w:rPr>
-                <w:rFonts w:hint="eastAsia"/>
-              </w:rPr>
             </w:pPr>
             <w:r>
               <w:rPr>
@@ -15380,9 +14898,6 @@
           <w:p>
             <w:pPr>
               <w:ind w:left="0"/>
-              <w:rPr>
-                <w:rFonts w:hint="eastAsia"/>
-              </w:rPr>
             </w:pPr>
             <w:r>
               <w:rPr>
@@ -15457,9 +14972,6 @@
           <w:p>
             <w:pPr>
               <w:ind w:left="0"/>
-              <w:rPr>
-                <w:rFonts w:hint="eastAsia"/>
-              </w:rPr>
             </w:pPr>
             <w:r>
               <w:rPr>
@@ -15525,9 +15037,6 @@
           <w:p>
             <w:pPr>
               <w:ind w:left="0"/>
-              <w:rPr>
-                <w:rFonts w:hint="eastAsia"/>
-              </w:rPr>
             </w:pPr>
             <w:r>
               <w:rPr>
@@ -15583,70 +15092,39 @@
               <w:ind w:left="0"/>
             </w:pPr>
             <w:r>
-              <w:t xml:space="preserve">GetObjectRequest request = new </w:t>
-            </w:r>
-            <w:proofErr w:type="gramStart"/>
-            <w:r>
-              <w:t>GetObjectRequest(</w:t>
-            </w:r>
-            <w:proofErr w:type="gramEnd"/>
-            <w:r>
-              <w:t>bucketName, keyName);</w:t>
-            </w:r>
-          </w:p>
-          <w:p>
-            <w:pPr>
-              <w:ind w:left="0"/>
-            </w:pPr>
-            <w:proofErr w:type="gramStart"/>
-            <w:r>
-              <w:t>request.withMatchingETagConstraint</w:t>
-            </w:r>
-            <w:proofErr w:type="gramEnd"/>
-            <w:r>
-              <w:t>("cd6539df5298799314cd096b819bfcc8");</w:t>
-            </w:r>
-          </w:p>
-          <w:p>
-            <w:pPr>
-              <w:ind w:left="0"/>
-            </w:pPr>
-            <w:proofErr w:type="gramStart"/>
-            <w:r>
-              <w:t>request.withModifiedSinceConstraint</w:t>
-            </w:r>
-            <w:proofErr w:type="gramEnd"/>
-            <w:r>
-              <w:t>(new Date("Wed, 19 Sep 2018 01:30:01 GMT"));</w:t>
-            </w:r>
-          </w:p>
-          <w:p>
-            <w:pPr>
-              <w:ind w:left="0"/>
-            </w:pPr>
-            <w:proofErr w:type="gramStart"/>
-            <w:r>
-              <w:t>request.withRange</w:t>
-            </w:r>
-            <w:proofErr w:type="gramEnd"/>
-            <w:r>
-              <w:t>(-7938);</w:t>
-            </w:r>
-          </w:p>
-          <w:p>
-            <w:pPr>
-              <w:ind w:left="0"/>
-            </w:pPr>
-            <w:r>
-              <w:t xml:space="preserve">ResponseHeaderOverrides overrideHeaders = new </w:t>
-            </w:r>
-            <w:proofErr w:type="gramStart"/>
-            <w:r>
-              <w:t>ResponseHeaderOverrides(</w:t>
-            </w:r>
-            <w:proofErr w:type="gramEnd"/>
-            <w:r>
-              <w:t>);</w:t>
+              <w:t>GetObjectRequest request = new GetObjectRequest(bucketName, keyName);</w:t>
+            </w:r>
+          </w:p>
+          <w:p>
+            <w:pPr>
+              <w:ind w:left="0"/>
+            </w:pPr>
+            <w:r>
+              <w:t>request.withMatchingETagConstraint("cd6539df5298799314cd096b819bfcc8");</w:t>
+            </w:r>
+          </w:p>
+          <w:p>
+            <w:pPr>
+              <w:ind w:left="0"/>
+            </w:pPr>
+            <w:r>
+              <w:t>request.withModifiedSinceConstraint(new Date("Wed, 19 Sep 2018 01:30:01 GMT"));</w:t>
+            </w:r>
+          </w:p>
+          <w:p>
+            <w:pPr>
+              <w:ind w:left="0"/>
+            </w:pPr>
+            <w:r>
+              <w:t>request.withRange(-7938);</w:t>
+            </w:r>
+          </w:p>
+          <w:p>
+            <w:pPr>
+              <w:ind w:left="0"/>
+            </w:pPr>
+            <w:r>
+              <w:t>ResponseHeaderOverrides overrideHeaders = new ResponseHeaderOverrides();</w:t>
             </w:r>
           </w:p>
           <w:p>
@@ -15660,36 +15138,23 @@
           <w:p>
             <w:pPr>
               <w:ind w:left="0"/>
-              <w:rPr>
-                <w:rFonts w:hint="eastAsia"/>
-              </w:rPr>
-            </w:pPr>
-            <w:r>
-              <w:t>overrideHeaders.setCon</w:t>
-            </w:r>
-            <w:r>
-              <w:t>tentDisposition("disposition");</w:t>
-            </w:r>
-          </w:p>
-          <w:p>
-            <w:pPr>
-              <w:ind w:left="0"/>
-            </w:pPr>
-            <w:proofErr w:type="gramStart"/>
-            <w:r>
-              <w:t>request.withResponseHeaders</w:t>
-            </w:r>
-            <w:proofErr w:type="gramEnd"/>
-            <w:r>
-              <w:t>(overrideHeaders);</w:t>
-            </w:r>
-          </w:p>
-          <w:p>
-            <w:pPr>
-              <w:ind w:left="0"/>
-              <w:rPr>
-                <w:rFonts w:hint="eastAsia"/>
-              </w:rPr>
+            </w:pPr>
+            <w:r>
+              <w:t>overrideHeaders.setContentDisposition("disposition");</w:t>
+            </w:r>
+          </w:p>
+          <w:p>
+            <w:pPr>
+              <w:ind w:left="0"/>
+            </w:pPr>
+            <w:r>
+              <w:lastRenderedPageBreak/>
+              <w:t>request.withResponseHeaders(overrideHeaders);</w:t>
+            </w:r>
+          </w:p>
+          <w:p>
+            <w:pPr>
+              <w:ind w:left="0"/>
             </w:pPr>
             <w:r>
               <w:t>S3Object object = amazonS3.getObject(request);</w:t>
@@ -15698,20 +15163,13 @@
         </w:tc>
       </w:tr>
     </w:tbl>
-    <w:p>
-      <w:pPr>
-        <w:rPr>
-          <w:rFonts w:hint="eastAsia"/>
-        </w:rPr>
-      </w:pPr>
-    </w:p>
+    <w:p/>
     <w:p>
       <w:pPr>
         <w:pStyle w:val="3"/>
         <w:ind w:left="630"/>
       </w:pPr>
       <w:r>
-        <w:lastRenderedPageBreak/>
         <w:t>DELETE Object</w:t>
       </w:r>
     </w:p>
@@ -15850,9 +15308,6 @@
           <w:p>
             <w:pPr>
               <w:ind w:left="0"/>
-              <w:rPr>
-                <w:rFonts w:hint="eastAsia"/>
-              </w:rPr>
             </w:pPr>
             <w:r>
               <w:rPr>
@@ -15869,9 +15324,6 @@
           <w:p>
             <w:pPr>
               <w:ind w:left="0"/>
-              <w:rPr>
-                <w:rFonts w:hint="eastAsia"/>
-              </w:rPr>
             </w:pPr>
             <w:r>
               <w:rPr>
@@ -15933,9 +15385,6 @@
           <w:p>
             <w:pPr>
               <w:ind w:left="0"/>
-              <w:rPr>
-                <w:rFonts w:hint="eastAsia"/>
-              </w:rPr>
             </w:pPr>
             <w:r>
               <w:rPr>
@@ -15952,9 +15401,6 @@
           <w:p>
             <w:pPr>
               <w:ind w:left="0"/>
-              <w:rPr>
-                <w:rFonts w:hint="eastAsia"/>
-              </w:rPr>
             </w:pPr>
             <w:r>
               <w:rPr>
@@ -15995,26 +15441,13 @@
               <w:ind w:left="0"/>
             </w:pPr>
             <w:r>
-              <w:t>amazonS3.deleteObject(</w:t>
-            </w:r>
-            <w:proofErr w:type="gramStart"/>
-            <w:r>
-              <w:t>bucket,key</w:t>
-            </w:r>
-            <w:proofErr w:type="gramEnd"/>
-            <w:r>
-              <w:t>);</w:t>
-            </w:r>
-          </w:p>
-          <w:p>
-            <w:pPr>
-              <w:ind w:left="0"/>
-              <w:rPr>
-                <w:rFonts w:hint="eastAsia"/>
-              </w:rPr>
-            </w:pPr>
-            <w:bookmarkStart w:id="3" w:name="_GoBack"/>
-            <w:bookmarkEnd w:id="3"/>
+              <w:t>amazonS3.deleteObject(bucket,key);</w:t>
+            </w:r>
+          </w:p>
+          <w:p>
+            <w:pPr>
+              <w:ind w:left="0"/>
+            </w:pPr>
             <w:r>
               <w:t>amazonS3.deleteVersion(bucket,key, "null");</w:t>
             </w:r>
@@ -16022,13 +15455,7 @@
         </w:tc>
       </w:tr>
     </w:tbl>
-    <w:p>
-      <w:pPr>
-        <w:rPr>
-          <w:rFonts w:hint="eastAsia"/>
-        </w:rPr>
-      </w:pPr>
-    </w:p>
+    <w:p/>
     <w:p>
       <w:pPr>
         <w:pStyle w:val="10"/>
@@ -16269,23 +15696,7 @@
           <w:rFonts w:hint="eastAsia"/>
           <w:color w:val="00B0F0"/>
         </w:rPr>
-        <w:t>使用时序</w:t>
-      </w:r>
-      <w:proofErr w:type="gramStart"/>
-      <w:r>
-        <w:rPr>
-          <w:rFonts w:hint="eastAsia"/>
-          <w:color w:val="00B0F0"/>
-        </w:rPr>
-        <w:t>图或者</w:t>
-      </w:r>
-      <w:proofErr w:type="gramEnd"/>
-      <w:r>
-        <w:rPr>
-          <w:rFonts w:hint="eastAsia"/>
-          <w:color w:val="00B0F0"/>
-        </w:rPr>
-        <w:t>活动图</w:t>
+        <w:t>使用时序图或者活动图</w:t>
       </w:r>
       <w:r>
         <w:rPr>
@@ -17356,21 +16767,7 @@
         <w:rPr>
           <w:rFonts w:hint="eastAsia"/>
         </w:rPr>
-        <w:t>补充鉴</w:t>
-      </w:r>
-      <w:proofErr w:type="gramStart"/>
-      <w:r>
-        <w:rPr>
-          <w:rFonts w:hint="eastAsia"/>
-        </w:rPr>
-        <w:t>权功能时时再</w:t>
-      </w:r>
-      <w:proofErr w:type="gramEnd"/>
-      <w:r>
-        <w:rPr>
-          <w:rFonts w:hint="eastAsia"/>
-        </w:rPr>
-        <w:t>补充此段检查。</w:t>
+        <w:t>补充鉴权功能时时再补充此段检查。</w:t>
       </w:r>
     </w:p>
     <w:p>
@@ -18687,9 +18084,6 @@
       <w:pPr>
         <w:spacing w:beforeLines="50" w:before="156" w:afterLines="50" w:after="156"/>
         <w:ind w:left="0"/>
-        <w:rPr>
-          <w:rFonts w:hint="eastAsia"/>
-        </w:rPr>
       </w:pPr>
     </w:p>
     <w:p>
@@ -18820,9 +18214,6 @@
       <w:pPr>
         <w:pStyle w:val="aa"/>
         <w:ind w:left="360" w:firstLineChars="0" w:firstLine="0"/>
-        <w:rPr>
-          <w:rFonts w:hint="eastAsia"/>
-        </w:rPr>
       </w:pPr>
       <w:r>
         <w:rPr>
@@ -18895,21 +18286,7 @@
         <w:rPr>
           <w:rFonts w:hint="eastAsia"/>
         </w:rPr>
-        <w:t>结果时就会锁定记录，只有当事务提交或者</w:t>
-      </w:r>
-      <w:proofErr w:type="gramStart"/>
-      <w:r>
-        <w:rPr>
-          <w:rFonts w:hint="eastAsia"/>
-        </w:rPr>
-        <w:t>回滚才</w:t>
-      </w:r>
-      <w:proofErr w:type="gramEnd"/>
-      <w:r>
-        <w:rPr>
-          <w:rFonts w:hint="eastAsia"/>
-        </w:rPr>
-        <w:t>会解锁</w:t>
+        <w:t>结果时就会锁定记录，只有当事务提交或者回滚才会解锁</w:t>
       </w:r>
       <w:r>
         <w:rPr>
@@ -18938,52 +18315,18 @@
       <w:pPr>
         <w:pStyle w:val="aa"/>
         <w:ind w:left="360" w:firstLineChars="0" w:firstLine="0"/>
-        <w:rPr>
-          <w:rFonts w:hint="eastAsia"/>
-        </w:rPr>
-      </w:pPr>
-      <w:r>
-        <w:rPr>
-          <w:rFonts w:hint="eastAsia"/>
-        </w:rPr>
-        <w:t>先将</w:t>
-      </w:r>
-      <w:proofErr w:type="gramStart"/>
-      <w:r>
-        <w:rPr>
-          <w:rFonts w:hint="eastAsia"/>
-        </w:rPr>
-        <w:t>原最新</w:t>
-      </w:r>
-      <w:proofErr w:type="gramEnd"/>
-      <w:r>
-        <w:rPr>
-          <w:rFonts w:hint="eastAsia"/>
-        </w:rPr>
-        <w:t>元数据写入历史元数据表，再更新最新元数据，避免</w:t>
-      </w:r>
-      <w:proofErr w:type="gramStart"/>
-      <w:r>
-        <w:rPr>
-          <w:rFonts w:hint="eastAsia"/>
-        </w:rPr>
-        <w:t>原最新</w:t>
-      </w:r>
-      <w:proofErr w:type="gramEnd"/>
-      <w:r>
-        <w:rPr>
-          <w:rFonts w:hint="eastAsia"/>
-        </w:rPr>
-        <w:t>元数据在一部分时刻在最新元数据表和历史元数据表都查询不到任何关于此版本的记录。</w:t>
+      </w:pPr>
+      <w:r>
+        <w:rPr>
+          <w:rFonts w:hint="eastAsia"/>
+        </w:rPr>
+        <w:t>先将原最新元数据写入历史元数据表，再更新最新元数据，避免原最新元数据在一部分时刻在最新元数据表和历史元数据表都查询不到任何关于此版本的记录。</w:t>
       </w:r>
     </w:p>
     <w:p>
       <w:pPr>
         <w:pStyle w:val="aa"/>
         <w:ind w:left="360" w:firstLineChars="0" w:firstLine="0"/>
-        <w:rPr>
-          <w:rFonts w:hint="eastAsia"/>
-        </w:rPr>
       </w:pPr>
     </w:p>
     <w:p>
@@ -19153,19 +18496,11 @@
         </w:rPr>
         <w:t>PUT</w:t>
       </w:r>
-      <w:proofErr w:type="gramStart"/>
-      <w:r>
-        <w:rPr>
-          <w:rFonts w:hint="eastAsia"/>
-        </w:rPr>
-        <w:t>操作再</w:t>
-      </w:r>
-      <w:proofErr w:type="gramEnd"/>
-      <w:r>
-        <w:rPr>
-          <w:rFonts w:hint="eastAsia"/>
-        </w:rPr>
-        <w:t>执行</w:t>
+      <w:r>
+        <w:rPr>
+          <w:rFonts w:hint="eastAsia"/>
+        </w:rPr>
+        <w:t>操作再执行</w:t>
       </w:r>
       <w:r>
         <w:rPr>
@@ -19218,21 +18553,7 @@
         <w:rPr>
           <w:rFonts w:hint="eastAsia"/>
         </w:rPr>
-        <w:t>操作在处理同一个对象，查询元数据时发现已经有该对象的记录，则上</w:t>
-      </w:r>
-      <w:proofErr w:type="gramStart"/>
-      <w:r>
-        <w:rPr>
-          <w:rFonts w:hint="eastAsia"/>
-        </w:rPr>
-        <w:t>传对象</w:t>
-      </w:r>
-      <w:proofErr w:type="gramEnd"/>
-      <w:r>
-        <w:rPr>
-          <w:rFonts w:hint="eastAsia"/>
-        </w:rPr>
-        <w:t>后使用</w:t>
+        <w:t>操作在处理同一个对象，查询元数据时发现已经有该对象的记录，则上传对象后使用</w:t>
       </w:r>
       <w:r>
         <w:rPr>
@@ -19421,9 +18742,6 @@
         </w:numPr>
         <w:spacing w:beforeLines="50" w:before="156" w:afterLines="50" w:after="156"/>
         <w:ind w:firstLineChars="0"/>
-        <w:rPr>
-          <w:rFonts w:hint="eastAsia"/>
-        </w:rPr>
       </w:pPr>
       <w:r>
         <w:rPr>
@@ -19436,9 +18754,6 @@
       <w:pPr>
         <w:spacing w:beforeLines="50" w:before="156" w:afterLines="50" w:after="156"/>
         <w:ind w:left="0"/>
-        <w:rPr>
-          <w:rFonts w:hint="eastAsia"/>
-        </w:rPr>
       </w:pPr>
     </w:p>
     <w:p>
@@ -20914,7 +20229,6 @@
       <w:pPr>
         <w:ind w:left="0" w:firstLine="420"/>
       </w:pPr>
-      <w:proofErr w:type="gramStart"/>
       <w:r>
         <w:t>QueryDbCursor</w:t>
       </w:r>
@@ -20924,7 +20238,6 @@
         </w:rPr>
         <w:t>{</w:t>
       </w:r>
-      <w:proofErr w:type="gramEnd"/>
     </w:p>
     <w:p>
       <w:pPr>
@@ -21127,21 +20440,7 @@
         <w:rPr>
           <w:rFonts w:hint="eastAsia"/>
         </w:rPr>
-        <w:t>引，</w:t>
-      </w:r>
-      <w:proofErr w:type="gramStart"/>
-      <w:r>
-        <w:rPr>
-          <w:rFonts w:hint="eastAsia"/>
-        </w:rPr>
-        <w:t>每分配</w:t>
-      </w:r>
-      <w:proofErr w:type="gramEnd"/>
-      <w:r>
-        <w:rPr>
-          <w:rFonts w:hint="eastAsia"/>
-        </w:rPr>
-        <w:t>一个上下文，</w:t>
+        <w:t>引，每分配一个上下文，</w:t>
       </w:r>
       <w:r>
         <w:rPr>
@@ -21316,9 +20615,6 @@
     <w:p>
       <w:pPr>
         <w:ind w:left="0" w:firstLine="420"/>
-        <w:rPr>
-          <w:rFonts w:hint="eastAsia"/>
-        </w:rPr>
       </w:pPr>
       <w:r>
         <w:rPr>
@@ -22040,19 +21336,11 @@
         <w:spacing w:beforeLines="50" w:before="156" w:afterLines="50" w:after="156"/>
         <w:ind w:firstLineChars="0"/>
       </w:pPr>
-      <w:proofErr w:type="gramStart"/>
-      <w:r>
-        <w:rPr>
-          <w:rFonts w:hint="eastAsia"/>
-        </w:rPr>
-        <w:t>桶属于</w:t>
-      </w:r>
-      <w:proofErr w:type="gramEnd"/>
-      <w:r>
-        <w:rPr>
-          <w:rFonts w:hint="eastAsia"/>
-        </w:rPr>
-        <w:t>别人，返回</w:t>
+      <w:r>
+        <w:rPr>
+          <w:rFonts w:hint="eastAsia"/>
+        </w:rPr>
+        <w:t>桶属于别人，返回</w:t>
       </w:r>
       <w:r>
         <w:rPr>
@@ -22820,19 +22108,11 @@
         </w:rPr>
         <w:t>key</w:t>
       </w:r>
-      <w:proofErr w:type="gramStart"/>
-      <w:r>
-        <w:rPr>
-          <w:rFonts w:hint="eastAsia"/>
-        </w:rPr>
-        <w:t>值记录</w:t>
-      </w:r>
-      <w:proofErr w:type="gramEnd"/>
-      <w:r>
-        <w:rPr>
-          <w:rFonts w:hint="eastAsia"/>
-        </w:rPr>
-        <w:t>排序）。</w:t>
+      <w:r>
+        <w:rPr>
+          <w:rFonts w:hint="eastAsia"/>
+        </w:rPr>
+        <w:t>值记录排序）。</w:t>
       </w:r>
     </w:p>
     <w:p>
@@ -23081,17 +22361,11 @@
     <w:p>
       <w:pPr>
         <w:ind w:left="0" w:firstLineChars="200" w:firstLine="420"/>
-        <w:rPr>
-          <w:rFonts w:hint="eastAsia"/>
-        </w:rPr>
       </w:pPr>
     </w:p>
     <w:p>
       <w:pPr>
         <w:ind w:left="0" w:firstLine="420"/>
-        <w:rPr>
-          <w:rFonts w:hint="eastAsia"/>
-        </w:rPr>
       </w:pPr>
       <w:r>
         <w:rPr>
@@ -23306,7 +22580,6 @@
       <w:pPr>
         <w:ind w:left="0"/>
         <w:rPr>
-          <w:rFonts w:hint="eastAsia"/>
           <w:noProof/>
         </w:rPr>
       </w:pPr>
@@ -23569,7 +22842,6 @@
         <w:pStyle w:val="aa"/>
         <w:ind w:left="360" w:firstLineChars="0" w:firstLine="0"/>
         <w:rPr>
-          <w:rFonts w:hint="eastAsia"/>
           <w:noProof/>
         </w:rPr>
       </w:pPr>
@@ -23618,7 +22890,6 @@
         </w:numPr>
         <w:ind w:firstLineChars="0"/>
         <w:rPr>
-          <w:rFonts w:hint="eastAsia"/>
           <w:noProof/>
         </w:rPr>
       </w:pPr>
@@ -23809,7 +23080,6 @@
       <w:pPr>
         <w:ind w:left="0" w:firstLine="420"/>
         <w:rPr>
-          <w:rFonts w:hint="eastAsia"/>
           <w:noProof/>
         </w:rPr>
       </w:pPr>
@@ -23858,19 +23128,11 @@
         <w:spacing w:beforeLines="50" w:before="156" w:afterLines="50" w:after="156"/>
         <w:ind w:firstLineChars="0"/>
       </w:pPr>
-      <w:proofErr w:type="gramStart"/>
-      <w:r>
-        <w:rPr>
-          <w:rFonts w:hint="eastAsia"/>
-        </w:rPr>
-        <w:t>桶属于</w:t>
-      </w:r>
-      <w:proofErr w:type="gramEnd"/>
-      <w:r>
-        <w:rPr>
-          <w:rFonts w:hint="eastAsia"/>
-        </w:rPr>
-        <w:t>别人，返回</w:t>
+      <w:r>
+        <w:rPr>
+          <w:rFonts w:hint="eastAsia"/>
+        </w:rPr>
+        <w:t>桶属于别人，返回</w:t>
       </w:r>
       <w:r>
         <w:rPr>
@@ -25125,9 +24387,6 @@
     <w:p>
       <w:pPr>
         <w:ind w:left="0" w:firstLineChars="200" w:firstLine="420"/>
-        <w:rPr>
-          <w:rFonts w:hint="eastAsia"/>
-        </w:rPr>
       </w:pPr>
       <w:r>
         <w:rPr>
@@ -25171,9 +24430,6 @@
           <w:p>
             <w:pPr>
               <w:ind w:left="0"/>
-              <w:rPr>
-                <w:rFonts w:hint="eastAsia"/>
-              </w:rPr>
             </w:pPr>
             <w:r>
               <w:rPr>
@@ -25190,9 +24446,6 @@
           <w:p>
             <w:pPr>
               <w:ind w:left="0"/>
-              <w:rPr>
-                <w:rFonts w:hint="eastAsia"/>
-              </w:rPr>
             </w:pPr>
             <w:r>
               <w:t>N</w:t>
@@ -25212,9 +24465,6 @@
           <w:p>
             <w:pPr>
               <w:ind w:left="0"/>
-              <w:rPr>
-                <w:rFonts w:hint="eastAsia"/>
-              </w:rPr>
             </w:pPr>
             <w:r>
               <w:rPr>
@@ -25231,9 +24481,6 @@
           <w:p>
             <w:pPr>
               <w:ind w:left="0"/>
-              <w:rPr>
-                <w:rFonts w:hint="eastAsia"/>
-              </w:rPr>
             </w:pPr>
             <w:r>
               <w:rPr>
@@ -25252,9 +24499,6 @@
           <w:p>
             <w:pPr>
               <w:ind w:left="0"/>
-              <w:rPr>
-                <w:rFonts w:hint="eastAsia"/>
-              </w:rPr>
             </w:pPr>
             <w:r>
               <w:rPr>
@@ -25271,9 +24515,6 @@
           <w:p>
             <w:pPr>
               <w:ind w:left="0"/>
-              <w:rPr>
-                <w:rFonts w:hint="eastAsia"/>
-              </w:rPr>
             </w:pPr>
             <w:r>
               <w:rPr>
@@ -25296,9 +24537,6 @@
           <w:p>
             <w:pPr>
               <w:ind w:left="0"/>
-              <w:rPr>
-                <w:rFonts w:hint="eastAsia"/>
-              </w:rPr>
             </w:pPr>
             <w:r>
               <w:rPr>
@@ -25315,9 +24553,6 @@
           <w:p>
             <w:pPr>
               <w:ind w:left="0"/>
-              <w:rPr>
-                <w:rFonts w:hint="eastAsia"/>
-              </w:rPr>
             </w:pPr>
             <w:r>
               <w:rPr>
@@ -25336,9 +24571,6 @@
           <w:p>
             <w:pPr>
               <w:ind w:left="0"/>
-              <w:rPr>
-                <w:rFonts w:hint="eastAsia"/>
-              </w:rPr>
             </w:pPr>
             <w:r>
               <w:rPr>
@@ -25361,9 +24593,6 @@
           <w:p>
             <w:pPr>
               <w:ind w:left="0"/>
-              <w:rPr>
-                <w:rFonts w:hint="eastAsia"/>
-              </w:rPr>
             </w:pPr>
             <w:r>
               <w:rPr>
@@ -25380,9 +24609,6 @@
           <w:p>
             <w:pPr>
               <w:ind w:left="0"/>
-              <w:rPr>
-                <w:rFonts w:hint="eastAsia"/>
-              </w:rPr>
             </w:pPr>
             <w:r>
               <w:rPr>
@@ -25431,9 +24657,6 @@
           <w:p>
             <w:pPr>
               <w:ind w:left="0"/>
-              <w:rPr>
-                <w:rFonts w:hint="eastAsia"/>
-              </w:rPr>
             </w:pPr>
             <w:r>
               <w:t>V</w:t>
@@ -25473,9 +24696,6 @@
           <w:p>
             <w:pPr>
               <w:ind w:left="0"/>
-              <w:rPr>
-                <w:rFonts w:hint="eastAsia"/>
-              </w:rPr>
             </w:pPr>
             <w:r>
               <w:rPr>
@@ -25492,9 +24712,6 @@
           <w:p>
             <w:pPr>
               <w:ind w:left="0"/>
-              <w:rPr>
-                <w:rFonts w:hint="eastAsia"/>
-              </w:rPr>
             </w:pPr>
             <w:r>
               <w:rPr>
@@ -25511,9 +24728,6 @@
           <w:p>
             <w:pPr>
               <w:ind w:left="0"/>
-              <w:rPr>
-                <w:rFonts w:hint="eastAsia"/>
-              </w:rPr>
             </w:pPr>
             <w:r>
               <w:rPr>
@@ -25530,9 +24744,6 @@
           <w:p>
             <w:pPr>
               <w:ind w:left="0"/>
-              <w:rPr>
-                <w:rFonts w:hint="eastAsia"/>
-              </w:rPr>
             </w:pPr>
             <w:r>
               <w:rPr>
@@ -25551,9 +24762,6 @@
           <w:p>
             <w:pPr>
               <w:ind w:left="0"/>
-              <w:rPr>
-                <w:rFonts w:hint="eastAsia"/>
-              </w:rPr>
             </w:pPr>
             <w:r>
               <w:rPr>
@@ -25570,9 +24778,6 @@
           <w:p>
             <w:pPr>
               <w:ind w:left="0"/>
-              <w:rPr>
-                <w:rFonts w:hint="eastAsia"/>
-              </w:rPr>
             </w:pPr>
             <w:r>
               <w:rPr>
@@ -25626,9 +24831,6 @@
           <w:p>
             <w:pPr>
               <w:ind w:left="0"/>
-              <w:rPr>
-                <w:rFonts w:hint="eastAsia"/>
-              </w:rPr>
             </w:pPr>
             <w:r>
               <w:rPr>
@@ -25694,9 +24896,6 @@
           <w:p>
             <w:pPr>
               <w:ind w:left="0"/>
-              <w:rPr>
-                <w:rFonts w:hint="eastAsia"/>
-              </w:rPr>
             </w:pPr>
             <w:r>
               <w:rPr>
@@ -25723,9 +24922,6 @@
     <w:p>
       <w:pPr>
         <w:ind w:left="0"/>
-        <w:rPr>
-          <w:rFonts w:hint="eastAsia"/>
-        </w:rPr>
       </w:pPr>
     </w:p>
     <w:p>
@@ -25770,9 +24966,6 @@
           <w:p>
             <w:pPr>
               <w:ind w:left="0"/>
-              <w:rPr>
-                <w:rFonts w:hint="eastAsia"/>
-              </w:rPr>
             </w:pPr>
             <w:r>
               <w:rPr>
@@ -25789,9 +24982,6 @@
           <w:p>
             <w:pPr>
               <w:ind w:left="0"/>
-              <w:rPr>
-                <w:rFonts w:hint="eastAsia"/>
-              </w:rPr>
             </w:pPr>
             <w:r>
               <w:t>N</w:t>
@@ -25811,9 +25001,6 @@
           <w:p>
             <w:pPr>
               <w:ind w:left="0"/>
-              <w:rPr>
-                <w:rFonts w:hint="eastAsia"/>
-              </w:rPr>
             </w:pPr>
             <w:r>
               <w:rPr>
@@ -25832,9 +25019,6 @@
           <w:p>
             <w:pPr>
               <w:ind w:left="0"/>
-              <w:rPr>
-                <w:rFonts w:hint="eastAsia"/>
-              </w:rPr>
             </w:pPr>
             <w:r>
               <w:t>V</w:t>
@@ -25860,9 +25044,6 @@
           <w:p>
             <w:pPr>
               <w:ind w:left="0"/>
-              <w:rPr>
-                <w:rFonts w:hint="eastAsia"/>
-              </w:rPr>
             </w:pPr>
             <w:r>
               <w:rPr>
@@ -25890,9 +25071,6 @@
           <w:p>
             <w:pPr>
               <w:ind w:left="0"/>
-              <w:rPr>
-                <w:rFonts w:hint="eastAsia"/>
-              </w:rPr>
             </w:pPr>
             <w:r>
               <w:rPr>
@@ -25911,9 +25089,6 @@
           <w:p>
             <w:pPr>
               <w:ind w:left="0"/>
-              <w:rPr>
-                <w:rFonts w:hint="eastAsia"/>
-              </w:rPr>
             </w:pPr>
             <w:r>
               <w:t>V</w:t>
@@ -25939,9 +25114,6 @@
           <w:p>
             <w:pPr>
               <w:ind w:left="0"/>
-              <w:rPr>
-                <w:rFonts w:hint="eastAsia"/>
-              </w:rPr>
             </w:pPr>
             <w:r>
               <w:rPr>
@@ -25958,9 +25130,6 @@
           <w:p>
             <w:pPr>
               <w:ind w:left="0"/>
-              <w:rPr>
-                <w:rFonts w:hint="eastAsia"/>
-              </w:rPr>
             </w:pPr>
             <w:r>
               <w:rPr>
@@ -25991,9 +25160,6 @@
           <w:p>
             <w:pPr>
               <w:ind w:left="0"/>
-              <w:rPr>
-                <w:rFonts w:hint="eastAsia"/>
-              </w:rPr>
             </w:pPr>
             <w:r>
               <w:t>V</w:t>
@@ -26019,9 +25185,6 @@
           <w:p>
             <w:pPr>
               <w:ind w:left="0"/>
-              <w:rPr>
-                <w:rFonts w:hint="eastAsia"/>
-              </w:rPr>
             </w:pPr>
             <w:r>
               <w:rPr>
@@ -26044,9 +25207,6 @@
           <w:p>
             <w:pPr>
               <w:ind w:left="0"/>
-              <w:rPr>
-                <w:rFonts w:hint="eastAsia"/>
-              </w:rPr>
             </w:pPr>
             <w:r>
               <w:rPr>
@@ -26098,9 +25258,6 @@
           <w:p>
             <w:pPr>
               <w:ind w:left="0"/>
-              <w:rPr>
-                <w:rFonts w:hint="eastAsia"/>
-              </w:rPr>
             </w:pPr>
             <w:r>
               <w:t>V</w:t>
@@ -26143,9 +25300,6 @@
           <w:p>
             <w:pPr>
               <w:ind w:left="0"/>
-              <w:rPr>
-                <w:rFonts w:hint="eastAsia"/>
-              </w:rPr>
             </w:pPr>
             <w:r>
               <w:t>V</w:t>
@@ -26175,9 +25329,6 @@
     <w:p>
       <w:pPr>
         <w:ind w:left="0"/>
-        <w:rPr>
-          <w:rFonts w:hint="eastAsia"/>
-        </w:rPr>
       </w:pPr>
     </w:p>
     <w:p>
@@ -26657,19 +25808,11 @@
         <w:spacing w:beforeLines="50" w:before="156" w:afterLines="50" w:after="156"/>
         <w:ind w:firstLineChars="0"/>
       </w:pPr>
-      <w:proofErr w:type="gramStart"/>
-      <w:r>
-        <w:rPr>
-          <w:rFonts w:hint="eastAsia"/>
-        </w:rPr>
-        <w:t>桶属于</w:t>
-      </w:r>
-      <w:proofErr w:type="gramEnd"/>
-      <w:r>
-        <w:rPr>
-          <w:rFonts w:hint="eastAsia"/>
-        </w:rPr>
-        <w:t>别人，返回</w:t>
+      <w:r>
+        <w:rPr>
+          <w:rFonts w:hint="eastAsia"/>
+        </w:rPr>
+        <w:t>桶属于别人，返回</w:t>
       </w:r>
       <w:r>
         <w:rPr>
@@ -27753,14 +26896,12 @@
             <w:pPr>
               <w:ind w:left="0"/>
             </w:pPr>
-            <w:proofErr w:type="gramStart"/>
             <w:r>
               <w:rPr>
                 <w:rFonts w:hint="eastAsia"/>
               </w:rPr>
               <w:t>大对象</w:t>
             </w:r>
-            <w:proofErr w:type="gramEnd"/>
           </w:p>
         </w:tc>
         <w:tc>
@@ -28164,16 +27305,8 @@
               <w:rPr>
                 <w:rFonts w:hint="eastAsia"/>
               </w:rPr>
-              <w:t>执行一次上</w:t>
-            </w:r>
-            <w:proofErr w:type="gramStart"/>
-            <w:r>
-              <w:rPr>
-                <w:rFonts w:hint="eastAsia"/>
-              </w:rPr>
-              <w:t>传对象</w:t>
-            </w:r>
-            <w:proofErr w:type="gramEnd"/>
+              <w:t>执行一次上传对象</w:t>
+            </w:r>
           </w:p>
         </w:tc>
         <w:tc>
@@ -28380,16 +27513,8 @@
               <w:rPr>
                 <w:rFonts w:hint="eastAsia"/>
               </w:rPr>
-              <w:t>多次上</w:t>
-            </w:r>
-            <w:proofErr w:type="gramStart"/>
-            <w:r>
-              <w:rPr>
-                <w:rFonts w:hint="eastAsia"/>
-              </w:rPr>
-              <w:t>传不同</w:t>
-            </w:r>
-            <w:proofErr w:type="gramEnd"/>
+              <w:t>多次上传不同</w:t>
+            </w:r>
             <w:r>
               <w:rPr>
                 <w:rFonts w:hint="eastAsia"/>
@@ -35465,9 +34590,6 @@
       <w:pPr>
         <w:pStyle w:val="af0"/>
         <w:ind w:left="0"/>
-        <w:rPr>
-          <w:rFonts w:hint="eastAsia"/>
-        </w:rPr>
       </w:pPr>
     </w:p>
   </w:comment>
@@ -35571,9 +34693,6 @@
     <w:p>
       <w:pPr>
         <w:pStyle w:val="af0"/>
-        <w:rPr>
-          <w:rFonts w:hint="eastAsia"/>
-        </w:rPr>
       </w:pPr>
     </w:p>
   </w:comment>
@@ -35637,6 +34756,7 @@
         <w:docPartUnique/>
       </w:docPartObj>
     </w:sdtPr>
+    <w:sdtEndPr/>
     <w:sdtContent>
       <w:p>
         <w:pPr>
@@ -35657,7 +34777,7 @@
             <w:noProof/>
             <w:lang w:val="zh-CN"/>
           </w:rPr>
-          <w:t>32</w:t>
+          <w:t>31</w:t>
         </w:r>
         <w:r>
           <w:fldChar w:fldCharType="end"/>
@@ -41090,7 +40210,7 @@
         <w:numId w:val="54"/>
       </w:numPr>
       <w:spacing w:before="260" w:after="260" w:line="415" w:lineRule="auto"/>
-      <w:ind w:leftChars="100"/>
+      <w:ind w:leftChars="100" w:left="100"/>
       <w:outlineLvl w:val="2"/>
     </w:pPr>
     <w:rPr>
@@ -42114,7 +41234,7 @@
 </file>
 
 <file path=customXml/itemProps1.xml><?xml version="1.0" encoding="utf-8"?>
-<ds:datastoreItem xmlns:ds="http://schemas.openxmlformats.org/officeDocument/2006/customXml" ds:itemID="{03182260-7857-4580-93DA-5862C5A5852C}">
+<ds:datastoreItem xmlns:ds="http://schemas.openxmlformats.org/officeDocument/2006/customXml" ds:itemID="{CFA5C492-E4E5-4D80-88C5-C0EE348275E4}">
   <ds:schemaRefs>
     <ds:schemaRef ds:uri="http://schemas.openxmlformats.org/officeDocument/2006/bibliography"/>
   </ds:schemaRefs>

--- a/internal_doc/03.开发设计/Amazon S3接口兼容/Story--SequoiaDB兼容Amazon S3接口 -对象管理.docx
+++ b/internal_doc/03.开发设计/Amazon S3接口兼容/Story--SequoiaDB兼容Amazon S3接口 -对象管理.docx
@@ -549,11 +549,7 @@
     <w:p>
       <w:pPr>
         <w:pStyle w:val="3"/>
-        <w:numPr>
-          <w:ilvl w:val="0"/>
-          <w:numId w:val="0"/>
-        </w:numPr>
-        <w:ind w:left="210"/>
+        <w:ind w:left="630"/>
       </w:pPr>
       <w:r>
         <w:rPr>
@@ -11305,13 +11301,13 @@
     <w:tbl>
       <w:tblPr>
         <w:tblStyle w:val="a9"/>
-        <w:tblW w:w="0" w:type="auto"/>
-        <w:tblInd w:w="748" w:type="dxa"/>
+        <w:tblW w:w="7938" w:type="dxa"/>
+        <w:tblInd w:w="421" w:type="dxa"/>
         <w:tblLook w:val="04A0" w:firstRow="1" w:lastRow="0" w:firstColumn="1" w:lastColumn="0" w:noHBand="0" w:noVBand="1"/>
       </w:tblPr>
       <w:tblGrid>
-        <w:gridCol w:w="3808"/>
-        <w:gridCol w:w="3537"/>
+        <w:gridCol w:w="4135"/>
+        <w:gridCol w:w="3803"/>
       </w:tblGrid>
       <w:tr>
         <w:trPr>
@@ -11319,7 +11315,7 @@
         </w:trPr>
         <w:tc>
           <w:tcPr>
-            <w:tcW w:w="3808" w:type="dxa"/>
+            <w:tcW w:w="4135" w:type="dxa"/>
           </w:tcPr>
           <w:p>
             <w:pPr>
@@ -11335,7 +11331,7 @@
         </w:tc>
         <w:tc>
           <w:tcPr>
-            <w:tcW w:w="3537" w:type="dxa"/>
+            <w:tcW w:w="3803" w:type="dxa"/>
           </w:tcPr>
           <w:p>
             <w:pPr>
@@ -11356,7 +11352,7 @@
         </w:trPr>
         <w:tc>
           <w:tcPr>
-            <w:tcW w:w="3808" w:type="dxa"/>
+            <w:tcW w:w="4135" w:type="dxa"/>
           </w:tcPr>
           <w:p>
             <w:pPr>
@@ -11398,7 +11394,7 @@
         </w:tc>
         <w:tc>
           <w:tcPr>
-            <w:tcW w:w="3537" w:type="dxa"/>
+            <w:tcW w:w="3803" w:type="dxa"/>
           </w:tcPr>
           <w:p>
             <w:pPr>
@@ -11434,7 +11430,7 @@
         </w:trPr>
         <w:tc>
           <w:tcPr>
-            <w:tcW w:w="3808" w:type="dxa"/>
+            <w:tcW w:w="4135" w:type="dxa"/>
           </w:tcPr>
           <w:p>
             <w:pPr>
@@ -11461,7 +11457,7 @@
         </w:tc>
         <w:tc>
           <w:tcPr>
-            <w:tcW w:w="3537" w:type="dxa"/>
+            <w:tcW w:w="3803" w:type="dxa"/>
           </w:tcPr>
           <w:p>
             <w:pPr>
@@ -11482,7 +11478,7 @@
         </w:trPr>
         <w:tc>
           <w:tcPr>
-            <w:tcW w:w="3808" w:type="dxa"/>
+            <w:tcW w:w="4135" w:type="dxa"/>
           </w:tcPr>
           <w:p>
             <w:pPr>
@@ -11509,7 +11505,7 @@
         </w:tc>
         <w:tc>
           <w:tcPr>
-            <w:tcW w:w="3537" w:type="dxa"/>
+            <w:tcW w:w="3803" w:type="dxa"/>
           </w:tcPr>
           <w:p>
             <w:pPr>
@@ -11536,7 +11532,7 @@
         </w:trPr>
         <w:tc>
           <w:tcPr>
-            <w:tcW w:w="3808" w:type="dxa"/>
+            <w:tcW w:w="4135" w:type="dxa"/>
           </w:tcPr>
           <w:p>
             <w:pPr>
@@ -11563,7 +11559,7 @@
         </w:tc>
         <w:tc>
           <w:tcPr>
-            <w:tcW w:w="3537" w:type="dxa"/>
+            <w:tcW w:w="3803" w:type="dxa"/>
           </w:tcPr>
           <w:p>
             <w:pPr>
@@ -11584,7 +11580,7 @@
         </w:trPr>
         <w:tc>
           <w:tcPr>
-            <w:tcW w:w="3808" w:type="dxa"/>
+            <w:tcW w:w="4135" w:type="dxa"/>
           </w:tcPr>
           <w:p>
             <w:pPr>
@@ -11614,7 +11610,7 @@
         </w:tc>
         <w:tc>
           <w:tcPr>
-            <w:tcW w:w="3537" w:type="dxa"/>
+            <w:tcW w:w="3803" w:type="dxa"/>
           </w:tcPr>
           <w:p>
             <w:pPr>
@@ -11635,7 +11631,7 @@
         </w:trPr>
         <w:tc>
           <w:tcPr>
-            <w:tcW w:w="3808" w:type="dxa"/>
+            <w:tcW w:w="4135" w:type="dxa"/>
           </w:tcPr>
           <w:p>
             <w:pPr>
@@ -11648,7 +11644,7 @@
         </w:tc>
         <w:tc>
           <w:tcPr>
-            <w:tcW w:w="3537" w:type="dxa"/>
+            <w:tcW w:w="3803" w:type="dxa"/>
           </w:tcPr>
           <w:p>
             <w:pPr>
@@ -11669,18 +11665,87 @@
     <w:tbl>
       <w:tblPr>
         <w:tblStyle w:val="a9"/>
-        <w:tblW w:w="0" w:type="auto"/>
-        <w:tblInd w:w="748" w:type="dxa"/>
+        <w:tblW w:w="7938" w:type="dxa"/>
+        <w:tblInd w:w="421" w:type="dxa"/>
         <w:tblLook w:val="04A0" w:firstRow="1" w:lastRow="0" w:firstColumn="1" w:lastColumn="0" w:noHBand="0" w:noVBand="1"/>
       </w:tblPr>
       <w:tblGrid>
-        <w:gridCol w:w="7548"/>
+        <w:gridCol w:w="7938"/>
       </w:tblGrid>
       <w:tr>
         <w:tc>
           <w:tcPr>
-            <w:tcW w:w="8296" w:type="dxa"/>
-          </w:tcPr>
+            <w:tcW w:w="7938" w:type="dxa"/>
+          </w:tcPr>
+          <w:p>
+            <w:pPr>
+              <w:ind w:left="0"/>
+            </w:pPr>
+            <w:r>
+              <w:t>AWSCredentials credentials =</w:t>
+            </w:r>
+          </w:p>
+          <w:p>
+            <w:pPr>
+              <w:ind w:left="0"/>
+            </w:pPr>
+            <w:r>
+              <w:t xml:space="preserve"> New </w:t>
+            </w:r>
+            <w:r>
+              <w:t>BasicAWSCredentials("ABCDEFGHIJKLMNOPQRST","ABCDEFGHIJKLMNOPQRST");</w:t>
+            </w:r>
+          </w:p>
+          <w:p>
+            <w:pPr>
+              <w:ind w:left="0"/>
+            </w:pPr>
+          </w:p>
+          <w:p>
+            <w:pPr>
+              <w:ind w:left="0"/>
+            </w:pPr>
+            <w:r>
+              <w:t>ClientConfiguration config = new ClientConfiguration();</w:t>
+            </w:r>
+          </w:p>
+          <w:p>
+            <w:pPr>
+              <w:ind w:left="0"/>
+            </w:pPr>
+            <w:r>
+              <w:t>config.setUseExpectContinue(false);</w:t>
+            </w:r>
+          </w:p>
+          <w:p>
+            <w:pPr>
+              <w:ind w:left="0"/>
+            </w:pPr>
+            <w:r>
+              <w:t>String endPoint = "http://192.168.10.71:8002";</w:t>
+            </w:r>
+          </w:p>
+          <w:p>
+            <w:pPr>
+              <w:ind w:left="0"/>
+            </w:pPr>
+            <w:r>
+              <w:t>AwsClientBuilder.EndpointConfiguration endpointConfiguration =</w:t>
+            </w:r>
+          </w:p>
+          <w:p>
+            <w:pPr>
+              <w:ind w:left="0"/>
+            </w:pPr>
+            <w:r>
+              <w:t xml:space="preserve">                new AwsClientBuilder.EndpointConfiguration(endPoint,"test2");</w:t>
+            </w:r>
+          </w:p>
+          <w:p>
+            <w:pPr>
+              <w:ind w:left="0"/>
+            </w:pPr>
+          </w:p>
           <w:p>
             <w:pPr>
               <w:ind w:left="0"/>
@@ -11725,6 +11790,11 @@
             <w:r>
               <w:t xml:space="preserve">        .build()</w:t>
             </w:r>
+          </w:p>
+          <w:p>
+            <w:pPr>
+              <w:ind w:left="0"/>
+            </w:pPr>
           </w:p>
         </w:tc>
       </w:tr>
@@ -11758,18 +11828,18 @@
     <w:tbl>
       <w:tblPr>
         <w:tblStyle w:val="a9"/>
-        <w:tblW w:w="0" w:type="auto"/>
-        <w:tblInd w:w="748" w:type="dxa"/>
+        <w:tblW w:w="7938" w:type="dxa"/>
+        <w:tblInd w:w="421" w:type="dxa"/>
         <w:tblLook w:val="04A0" w:firstRow="1" w:lastRow="0" w:firstColumn="1" w:lastColumn="0" w:noHBand="0" w:noVBand="1"/>
       </w:tblPr>
       <w:tblGrid>
-        <w:gridCol w:w="3774"/>
-        <w:gridCol w:w="3774"/>
+        <w:gridCol w:w="4101"/>
+        <w:gridCol w:w="3837"/>
       </w:tblGrid>
       <w:tr>
         <w:tc>
           <w:tcPr>
-            <w:tcW w:w="3774" w:type="dxa"/>
+            <w:tcW w:w="4101" w:type="dxa"/>
           </w:tcPr>
           <w:p>
             <w:pPr>
@@ -11785,7 +11855,7 @@
         </w:tc>
         <w:tc>
           <w:tcPr>
-            <w:tcW w:w="3774" w:type="dxa"/>
+            <w:tcW w:w="3837" w:type="dxa"/>
           </w:tcPr>
           <w:p>
             <w:pPr>
@@ -11803,7 +11873,7 @@
       <w:tr>
         <w:tc>
           <w:tcPr>
-            <w:tcW w:w="3774" w:type="dxa"/>
+            <w:tcW w:w="4101" w:type="dxa"/>
           </w:tcPr>
           <w:p>
             <w:pPr>
@@ -11844,7 +11914,7 @@
         </w:tc>
         <w:tc>
           <w:tcPr>
-            <w:tcW w:w="3774" w:type="dxa"/>
+            <w:tcW w:w="3837" w:type="dxa"/>
           </w:tcPr>
           <w:p>
             <w:pPr>
@@ -11891,359 +11961,1401 @@
           <w:rFonts w:hint="eastAsia"/>
         </w:rPr>
         <w:t>接口</w:t>
+      </w:r>
+    </w:p>
+    <w:tbl>
+      <w:tblPr>
+        <w:tblStyle w:val="a9"/>
+        <w:tblW w:w="7938" w:type="dxa"/>
+        <w:tblInd w:w="421" w:type="dxa"/>
+        <w:tblLook w:val="04A0" w:firstRow="1" w:lastRow="0" w:firstColumn="1" w:lastColumn="0" w:noHBand="0" w:noVBand="1"/>
+      </w:tblPr>
+      <w:tblGrid>
+        <w:gridCol w:w="4101"/>
+        <w:gridCol w:w="3837"/>
+      </w:tblGrid>
+      <w:tr>
+        <w:tc>
+          <w:tcPr>
+            <w:tcW w:w="4101" w:type="dxa"/>
+          </w:tcPr>
+          <w:p>
+            <w:pPr>
+              <w:ind w:left="0"/>
+            </w:pPr>
+            <w:r>
+              <w:rPr>
+                <w:rFonts w:hint="eastAsia"/>
+              </w:rPr>
+              <w:t>接口</w:t>
+            </w:r>
+          </w:p>
+        </w:tc>
+        <w:tc>
+          <w:tcPr>
+            <w:tcW w:w="3837" w:type="dxa"/>
+          </w:tcPr>
+          <w:p>
+            <w:pPr>
+              <w:ind w:left="0"/>
+            </w:pPr>
+            <w:r>
+              <w:rPr>
+                <w:rFonts w:hint="eastAsia"/>
+              </w:rPr>
+              <w:t>作用</w:t>
+            </w:r>
+          </w:p>
+        </w:tc>
+      </w:tr>
+      <w:tr>
+        <w:tc>
+          <w:tcPr>
+            <w:tcW w:w="4101" w:type="dxa"/>
+          </w:tcPr>
+          <w:p>
+            <w:pPr>
+              <w:ind w:left="0"/>
+            </w:pPr>
+            <w:r>
+              <w:t>PutObjectRequest</w:t>
+            </w:r>
+          </w:p>
+          <w:p>
+            <w:pPr>
+              <w:ind w:left="0"/>
+            </w:pPr>
+            <w:r>
+              <w:rPr>
+                <w:rFonts w:hint="eastAsia"/>
+              </w:rPr>
+              <w:t>参数：</w:t>
+            </w:r>
+          </w:p>
+          <w:p>
+            <w:pPr>
+              <w:ind w:left="0"/>
+            </w:pPr>
+            <w:r>
+              <w:rPr>
+                <w:rFonts w:hint="eastAsia"/>
+              </w:rPr>
+              <w:t>String</w:t>
+            </w:r>
+            <w:r>
+              <w:t xml:space="preserve"> bucketname</w:t>
+            </w:r>
+          </w:p>
+          <w:p>
+            <w:pPr>
+              <w:ind w:left="0"/>
+            </w:pPr>
+            <w:r>
+              <w:rPr>
+                <w:rFonts w:hint="eastAsia"/>
+              </w:rPr>
+              <w:lastRenderedPageBreak/>
+              <w:t>String</w:t>
+            </w:r>
+            <w:r>
+              <w:t xml:space="preserve"> </w:t>
+            </w:r>
+            <w:r>
+              <w:rPr>
+                <w:rFonts w:hint="eastAsia"/>
+              </w:rPr>
+              <w:t>key</w:t>
+            </w:r>
+          </w:p>
+          <w:p>
+            <w:pPr>
+              <w:ind w:left="0"/>
+            </w:pPr>
+            <w:r>
+              <w:rPr>
+                <w:rFonts w:hint="eastAsia"/>
+              </w:rPr>
+              <w:t>File</w:t>
+            </w:r>
+            <w:r>
+              <w:t xml:space="preserve"> </w:t>
+            </w:r>
+            <w:r>
+              <w:rPr>
+                <w:rFonts w:hint="eastAsia"/>
+              </w:rPr>
+              <w:t>file</w:t>
+            </w:r>
+          </w:p>
+          <w:p>
+            <w:pPr>
+              <w:ind w:left="0"/>
+            </w:pPr>
+            <w:r>
+              <w:rPr>
+                <w:rFonts w:hint="eastAsia"/>
+              </w:rPr>
+              <w:t>方法：</w:t>
+            </w:r>
+            <w:r>
+              <w:t>withMetadata</w:t>
+            </w:r>
+          </w:p>
+          <w:p>
+            <w:pPr>
+              <w:ind w:left="0"/>
+            </w:pPr>
+            <w:r>
+              <w:rPr>
+                <w:rFonts w:hint="eastAsia"/>
+              </w:rPr>
+              <w:t>返回值：无</w:t>
+            </w:r>
+          </w:p>
+        </w:tc>
+        <w:tc>
+          <w:tcPr>
+            <w:tcW w:w="3837" w:type="dxa"/>
+          </w:tcPr>
+          <w:p>
+            <w:pPr>
+              <w:ind w:left="0"/>
+            </w:pPr>
+            <w:r>
+              <w:rPr>
+                <w:rFonts w:hint="eastAsia"/>
+              </w:rPr>
+              <w:lastRenderedPageBreak/>
+              <w:t>创建一个</w:t>
+            </w:r>
+            <w:r>
+              <w:rPr>
+                <w:rFonts w:hint="eastAsia"/>
+              </w:rPr>
+              <w:t>put</w:t>
+            </w:r>
+            <w:r>
+              <w:t xml:space="preserve"> </w:t>
+            </w:r>
+            <w:r>
+              <w:rPr>
+                <w:rFonts w:hint="eastAsia"/>
+              </w:rPr>
+              <w:t>object</w:t>
+            </w:r>
+            <w:r>
+              <w:rPr>
+                <w:rFonts w:hint="eastAsia"/>
+              </w:rPr>
+              <w:t>请求，携带桶名，对象名，文件</w:t>
+            </w:r>
+          </w:p>
+        </w:tc>
+      </w:tr>
+      <w:tr>
+        <w:tc>
+          <w:tcPr>
+            <w:tcW w:w="4101" w:type="dxa"/>
+          </w:tcPr>
+          <w:p>
+            <w:pPr>
+              <w:ind w:left="0"/>
+            </w:pPr>
+            <w:r>
+              <w:lastRenderedPageBreak/>
+              <w:t>withMetadata</w:t>
+            </w:r>
+          </w:p>
+          <w:p>
+            <w:pPr>
+              <w:ind w:left="0"/>
+            </w:pPr>
+            <w:r>
+              <w:rPr>
+                <w:rFonts w:hint="eastAsia"/>
+              </w:rPr>
+              <w:t>参数：</w:t>
+            </w:r>
+            <w:r>
+              <w:t>ObjectMetadata</w:t>
+            </w:r>
+          </w:p>
+          <w:p>
+            <w:pPr>
+              <w:ind w:left="0"/>
+            </w:pPr>
+            <w:r>
+              <w:rPr>
+                <w:rFonts w:hint="eastAsia"/>
+              </w:rPr>
+              <w:t>返回值：无</w:t>
+            </w:r>
+          </w:p>
+        </w:tc>
+        <w:tc>
+          <w:tcPr>
+            <w:tcW w:w="3837" w:type="dxa"/>
+          </w:tcPr>
+          <w:p>
+            <w:pPr>
+              <w:ind w:left="0"/>
+            </w:pPr>
+            <w:r>
+              <w:rPr>
+                <w:rFonts w:hint="eastAsia"/>
+              </w:rPr>
+              <w:t>在请求上携带元数据</w:t>
+            </w:r>
+          </w:p>
+        </w:tc>
+      </w:tr>
+      <w:tr>
+        <w:tc>
+          <w:tcPr>
+            <w:tcW w:w="4101" w:type="dxa"/>
+          </w:tcPr>
+          <w:p>
+            <w:pPr>
+              <w:ind w:left="0"/>
+            </w:pPr>
+            <w:r>
+              <w:t>ObjectMetadata</w:t>
+            </w:r>
+          </w:p>
+          <w:p>
+            <w:pPr>
+              <w:ind w:left="0"/>
+            </w:pPr>
+            <w:r>
+              <w:rPr>
+                <w:rFonts w:hint="eastAsia"/>
+              </w:rPr>
+              <w:t>参数：无</w:t>
+            </w:r>
+          </w:p>
+          <w:p>
+            <w:pPr>
+              <w:ind w:left="0"/>
+            </w:pPr>
+            <w:r>
+              <w:rPr>
+                <w:rFonts w:hint="eastAsia"/>
+              </w:rPr>
+              <w:t>方法</w:t>
+            </w:r>
+            <w:r>
+              <w:rPr>
+                <w:rFonts w:hint="eastAsia"/>
+              </w:rPr>
+              <w:t>：</w:t>
+            </w:r>
+          </w:p>
+          <w:p>
+            <w:pPr>
+              <w:ind w:left="0"/>
+            </w:pPr>
+            <w:r>
+              <w:t>setUserMetadata</w:t>
+            </w:r>
+          </w:p>
+          <w:p>
+            <w:pPr>
+              <w:ind w:left="0"/>
+            </w:pPr>
+            <w:r>
+              <w:t>setCacheControl</w:t>
+            </w:r>
+          </w:p>
+          <w:p>
+            <w:pPr>
+              <w:ind w:left="0"/>
+            </w:pPr>
+            <w:r>
+              <w:t>setContentDisposition</w:t>
+            </w:r>
+          </w:p>
+          <w:p>
+            <w:pPr>
+              <w:ind w:left="0"/>
+            </w:pPr>
+            <w:r>
+              <w:t>setContentEncoding</w:t>
+            </w:r>
+          </w:p>
+          <w:p>
+            <w:pPr>
+              <w:ind w:left="0"/>
+            </w:pPr>
+            <w:r>
+              <w:t>setContentLanguage</w:t>
+            </w:r>
+          </w:p>
+          <w:p>
+            <w:pPr>
+              <w:ind w:left="0"/>
+            </w:pPr>
+            <w:r>
+              <w:t>setExpirationTime</w:t>
+            </w:r>
+            <w:r>
+              <w:t xml:space="preserve"> </w:t>
+            </w:r>
+          </w:p>
+        </w:tc>
+        <w:tc>
+          <w:tcPr>
+            <w:tcW w:w="3837" w:type="dxa"/>
+          </w:tcPr>
+          <w:p>
+            <w:pPr>
+              <w:ind w:left="0"/>
+            </w:pPr>
+            <w:r>
+              <w:rPr>
+                <w:rFonts w:hint="eastAsia"/>
+              </w:rPr>
+              <w:t>构造元数据</w:t>
+            </w:r>
+          </w:p>
+        </w:tc>
+      </w:tr>
+    </w:tbl>
+    <w:p/>
+    <w:p>
+      <w:r>
+        <w:rPr>
+          <w:rFonts w:hint="eastAsia"/>
+        </w:rPr>
+        <w:t>样例：</w:t>
+      </w:r>
+    </w:p>
+    <w:tbl>
+      <w:tblPr>
+        <w:tblStyle w:val="a9"/>
+        <w:tblW w:w="7938" w:type="dxa"/>
+        <w:tblInd w:w="421" w:type="dxa"/>
+        <w:tblLook w:val="04A0" w:firstRow="1" w:lastRow="0" w:firstColumn="1" w:lastColumn="0" w:noHBand="0" w:noVBand="1"/>
+      </w:tblPr>
+      <w:tblGrid>
+        <w:gridCol w:w="7938"/>
+      </w:tblGrid>
+      <w:tr>
+        <w:tc>
+          <w:tcPr>
+            <w:tcW w:w="7938" w:type="dxa"/>
+          </w:tcPr>
+          <w:p>
+            <w:pPr>
+              <w:ind w:left="0"/>
+            </w:pPr>
+            <w:r>
+              <w:t>PutObjectRequest request = new PutObjectRequest(bucketname, keyName, new File("C:\\</w:t>
+            </w:r>
+            <w:r>
+              <w:rPr>
+                <w:rFonts w:hint="eastAsia"/>
+              </w:rPr>
+              <w:t>xxxx</w:t>
+            </w:r>
+            <w:r>
+              <w:t>\\</w:t>
+            </w:r>
+            <w:r>
+              <w:rPr>
+                <w:rFonts w:hint="eastAsia"/>
+              </w:rPr>
+              <w:t>example</w:t>
+            </w:r>
+            <w:r>
+              <w:t>.PNG"));</w:t>
+            </w:r>
+          </w:p>
+          <w:p>
+            <w:pPr>
+              <w:ind w:left="0"/>
+            </w:pPr>
+            <w:r>
+              <w:t>ObjectMetadata metaData = new ObjectMetadata();</w:t>
+            </w:r>
+          </w:p>
+          <w:p>
+            <w:pPr>
+              <w:ind w:left="0"/>
+            </w:pPr>
+            <w:r>
+              <w:t>Map&lt;String,String&gt; xMeta = new HashMap&lt;String, String&gt;();</w:t>
+            </w:r>
+          </w:p>
+          <w:p>
+            <w:pPr>
+              <w:ind w:left="0"/>
+            </w:pPr>
+            <w:r>
+              <w:t>xMeta.put("test1", "1234");</w:t>
+            </w:r>
+          </w:p>
+          <w:p>
+            <w:pPr>
+              <w:ind w:left="0"/>
+            </w:pPr>
+            <w:r>
+              <w:t>xMeta.put("test2", "123343");</w:t>
+            </w:r>
+          </w:p>
+          <w:p>
+            <w:pPr>
+              <w:ind w:left="0"/>
+            </w:pPr>
+            <w:r>
+              <w:t>metaData.setUserMetadata(xMeta);</w:t>
+            </w:r>
+          </w:p>
+          <w:p>
+            <w:pPr>
+              <w:ind w:left="0"/>
+            </w:pPr>
+            <w:r>
+              <w:t>metaData.setCacheControl("adsdfsf");</w:t>
+            </w:r>
+          </w:p>
+          <w:p>
+            <w:pPr>
+              <w:ind w:left="0"/>
+            </w:pPr>
+            <w:r>
+              <w:t>metaData.setContentDisposition("asfdsfafd");</w:t>
+            </w:r>
+          </w:p>
+          <w:p>
+            <w:pPr>
+              <w:ind w:left="0"/>
+            </w:pPr>
+            <w:r>
+              <w:t>metaData.setContentEncoding("ertet");</w:t>
+            </w:r>
+          </w:p>
+          <w:p>
+            <w:pPr>
+              <w:ind w:left="0"/>
+            </w:pPr>
+            <w:r>
+              <w:t>metaData.setContentLanguage("dfasdfsdf");</w:t>
+            </w:r>
+          </w:p>
+          <w:p>
+            <w:pPr>
+              <w:ind w:left="0"/>
+            </w:pPr>
+            <w:r>
+              <w:t>metaData.setExpirationTime(new Date());</w:t>
+            </w:r>
+          </w:p>
+          <w:p>
+            <w:pPr>
+              <w:ind w:left="0"/>
+            </w:pPr>
+            <w:r>
+              <w:t>metaData.addUserMetadata("meta-1", "12346788");</w:t>
+            </w:r>
+          </w:p>
+          <w:p>
+            <w:pPr>
+              <w:ind w:left="0"/>
+            </w:pPr>
+            <w:r>
+              <w:t>request.withMetadata(metaData);</w:t>
+            </w:r>
+          </w:p>
+          <w:p>
+            <w:pPr>
+              <w:ind w:left="0"/>
+            </w:pPr>
+            <w:r>
+              <w:t>PutObjectResult result = amazonS3.putObject(request);</w:t>
+            </w:r>
+          </w:p>
+        </w:tc>
+      </w:tr>
+    </w:tbl>
+    <w:p/>
+    <w:p>
+      <w:pPr>
+        <w:pStyle w:val="3"/>
+        <w:ind w:left="630"/>
+      </w:pPr>
+      <w:r>
+        <w:t>GET Bucket (List Objects) Version 2</w:t>
+      </w:r>
+    </w:p>
+    <w:tbl>
+      <w:tblPr>
+        <w:tblStyle w:val="a9"/>
+        <w:tblW w:w="7938" w:type="dxa"/>
+        <w:tblInd w:w="421" w:type="dxa"/>
+        <w:tblLook w:val="04A0" w:firstRow="1" w:lastRow="0" w:firstColumn="1" w:lastColumn="0" w:noHBand="0" w:noVBand="1"/>
+      </w:tblPr>
+      <w:tblGrid>
+        <w:gridCol w:w="4216"/>
+        <w:gridCol w:w="3722"/>
+      </w:tblGrid>
+      <w:tr>
+        <w:tc>
+          <w:tcPr>
+            <w:tcW w:w="4216" w:type="dxa"/>
+          </w:tcPr>
+          <w:p>
+            <w:pPr>
+              <w:ind w:left="0"/>
+            </w:pPr>
+            <w:r>
+              <w:rPr>
+                <w:rFonts w:hint="eastAsia"/>
+              </w:rPr>
+              <w:t>接口</w:t>
+            </w:r>
+          </w:p>
+        </w:tc>
+        <w:tc>
+          <w:tcPr>
+            <w:tcW w:w="3722" w:type="dxa"/>
+          </w:tcPr>
+          <w:p>
+            <w:pPr>
+              <w:ind w:left="0"/>
+            </w:pPr>
+            <w:r>
+              <w:rPr>
+                <w:rFonts w:hint="eastAsia"/>
+              </w:rPr>
+              <w:t>作用</w:t>
+            </w:r>
+          </w:p>
+        </w:tc>
+      </w:tr>
+      <w:tr>
+        <w:tc>
+          <w:tcPr>
+            <w:tcW w:w="4216" w:type="dxa"/>
+          </w:tcPr>
+          <w:p>
+            <w:pPr>
+              <w:ind w:left="0"/>
+            </w:pPr>
+            <w:r>
+              <w:t>listObjectsV2</w:t>
+            </w:r>
+          </w:p>
+          <w:p>
+            <w:pPr>
+              <w:ind w:left="0"/>
+            </w:pPr>
+            <w:r>
+              <w:rPr>
+                <w:rFonts w:hint="eastAsia"/>
+              </w:rPr>
+              <w:t>参数：</w:t>
+            </w:r>
+            <w:r>
+              <w:t>ListObjectsV2Request request</w:t>
+            </w:r>
+          </w:p>
+          <w:p>
+            <w:pPr>
+              <w:ind w:left="0"/>
+            </w:pPr>
+            <w:r>
+              <w:rPr>
+                <w:rFonts w:hint="eastAsia"/>
+              </w:rPr>
+              <w:t>返回值：</w:t>
+            </w:r>
+            <w:r>
+              <w:t>ListObjectsV2Result</w:t>
+            </w:r>
+          </w:p>
+        </w:tc>
+        <w:tc>
+          <w:tcPr>
+            <w:tcW w:w="3722" w:type="dxa"/>
+          </w:tcPr>
+          <w:p>
+            <w:pPr>
+              <w:ind w:left="0"/>
+            </w:pPr>
+            <w:r>
+              <w:rPr>
+                <w:rFonts w:hint="eastAsia"/>
+              </w:rPr>
+              <w:t>发送</w:t>
+            </w:r>
+            <w:r>
+              <w:rPr>
+                <w:rFonts w:hint="eastAsia"/>
+              </w:rPr>
+              <w:t>List</w:t>
+            </w:r>
+            <w:r>
+              <w:t xml:space="preserve"> </w:t>
+            </w:r>
+            <w:r>
+              <w:rPr>
+                <w:rFonts w:hint="eastAsia"/>
+              </w:rPr>
+              <w:t>Objects</w:t>
+            </w:r>
+            <w:r>
+              <w:rPr>
+                <w:rFonts w:hint="eastAsia"/>
+              </w:rPr>
+              <w:t>请求，并解析返回的结果</w:t>
+            </w:r>
+          </w:p>
+        </w:tc>
+      </w:tr>
+    </w:tbl>
+    <w:p/>
+    <w:p>
+      <w:r>
+        <w:t>ListObjectsV2Request</w:t>
+      </w:r>
+      <w:r>
+        <w:rPr>
+          <w:rFonts w:hint="eastAsia"/>
+        </w:rPr>
+        <w:t>：</w:t>
+      </w:r>
+    </w:p>
+    <w:tbl>
+      <w:tblPr>
+        <w:tblStyle w:val="a9"/>
+        <w:tblW w:w="7938" w:type="dxa"/>
+        <w:tblInd w:w="421" w:type="dxa"/>
+        <w:tblLook w:val="04A0" w:firstRow="1" w:lastRow="0" w:firstColumn="1" w:lastColumn="0" w:noHBand="0" w:noVBand="1"/>
+      </w:tblPr>
+      <w:tblGrid>
+        <w:gridCol w:w="4216"/>
+        <w:gridCol w:w="3722"/>
+      </w:tblGrid>
+      <w:tr>
+        <w:tc>
+          <w:tcPr>
+            <w:tcW w:w="4216" w:type="dxa"/>
+          </w:tcPr>
+          <w:p>
+            <w:pPr>
+              <w:ind w:left="0"/>
+            </w:pPr>
+            <w:r>
+              <w:rPr>
+                <w:rFonts w:hint="eastAsia"/>
+              </w:rPr>
+              <w:lastRenderedPageBreak/>
+              <w:t>接口</w:t>
+            </w:r>
+          </w:p>
+        </w:tc>
+        <w:tc>
+          <w:tcPr>
+            <w:tcW w:w="3722" w:type="dxa"/>
+          </w:tcPr>
+          <w:p>
+            <w:pPr>
+              <w:ind w:left="0"/>
+            </w:pPr>
+            <w:r>
+              <w:rPr>
+                <w:rFonts w:hint="eastAsia"/>
+              </w:rPr>
+              <w:t>作用</w:t>
+            </w:r>
+          </w:p>
+        </w:tc>
+      </w:tr>
+      <w:tr>
+        <w:tc>
+          <w:tcPr>
+            <w:tcW w:w="4216" w:type="dxa"/>
+          </w:tcPr>
+          <w:p>
+            <w:pPr>
+              <w:ind w:left="0"/>
+            </w:pPr>
+            <w:r>
+              <w:t>ListObjectsV2Request</w:t>
+            </w:r>
+          </w:p>
+          <w:p>
+            <w:pPr>
+              <w:ind w:left="0"/>
+            </w:pPr>
+            <w:r>
+              <w:rPr>
+                <w:rFonts w:hint="eastAsia"/>
+              </w:rPr>
+              <w:t>参数：无</w:t>
+            </w:r>
+          </w:p>
+          <w:p>
+            <w:pPr>
+              <w:ind w:left="0"/>
+            </w:pPr>
+            <w:r>
+              <w:rPr>
+                <w:rFonts w:hint="eastAsia"/>
+              </w:rPr>
+              <w:t>返回值：无</w:t>
+            </w:r>
+          </w:p>
+        </w:tc>
+        <w:tc>
+          <w:tcPr>
+            <w:tcW w:w="3722" w:type="dxa"/>
+          </w:tcPr>
+          <w:p>
+            <w:pPr>
+              <w:ind w:left="0"/>
+            </w:pPr>
+            <w:r>
+              <w:rPr>
+                <w:rFonts w:hint="eastAsia"/>
+              </w:rPr>
+              <w:t>创建一个</w:t>
+            </w:r>
+            <w:r>
+              <w:rPr>
+                <w:rFonts w:hint="eastAsia"/>
+              </w:rPr>
+              <w:t>List</w:t>
+            </w:r>
+            <w:r>
+              <w:t xml:space="preserve"> </w:t>
+            </w:r>
+            <w:r>
+              <w:rPr>
+                <w:rFonts w:hint="eastAsia"/>
+              </w:rPr>
+              <w:t>Objects</w:t>
+            </w:r>
+            <w:r>
+              <w:rPr>
+                <w:rFonts w:hint="eastAsia"/>
+              </w:rPr>
+              <w:t>请求</w:t>
+            </w:r>
+          </w:p>
+        </w:tc>
+      </w:tr>
+      <w:tr>
+        <w:tc>
+          <w:tcPr>
+            <w:tcW w:w="4216" w:type="dxa"/>
+          </w:tcPr>
+          <w:p>
+            <w:pPr>
+              <w:ind w:left="0"/>
+            </w:pPr>
+            <w:r>
+              <w:t>withBucketName</w:t>
+            </w:r>
+          </w:p>
+          <w:p>
+            <w:pPr>
+              <w:ind w:left="0"/>
+            </w:pPr>
+            <w:r>
+              <w:rPr>
+                <w:rFonts w:hint="eastAsia"/>
+              </w:rPr>
+              <w:t>参数：</w:t>
+            </w:r>
+            <w:r>
+              <w:rPr>
+                <w:rFonts w:hint="eastAsia"/>
+              </w:rPr>
+              <w:t>String</w:t>
+            </w:r>
+          </w:p>
+          <w:p>
+            <w:pPr>
+              <w:ind w:left="0"/>
+            </w:pPr>
+            <w:r>
+              <w:rPr>
+                <w:rFonts w:hint="eastAsia"/>
+              </w:rPr>
+              <w:t>返回值：</w:t>
+            </w:r>
+            <w:r>
+              <w:t>ListObjectsV2Request</w:t>
+            </w:r>
+          </w:p>
+        </w:tc>
+        <w:tc>
+          <w:tcPr>
+            <w:tcW w:w="3722" w:type="dxa"/>
+          </w:tcPr>
+          <w:p>
+            <w:pPr>
+              <w:ind w:left="0"/>
+            </w:pPr>
+            <w:r>
+              <w:rPr>
+                <w:rFonts w:hint="eastAsia"/>
+              </w:rPr>
+              <w:t>请求中添加桶名</w:t>
+            </w:r>
+          </w:p>
+        </w:tc>
+      </w:tr>
+      <w:tr>
+        <w:tc>
+          <w:tcPr>
+            <w:tcW w:w="4216" w:type="dxa"/>
+          </w:tcPr>
+          <w:p>
+            <w:pPr>
+              <w:ind w:left="0"/>
+            </w:pPr>
+            <w:r>
+              <w:t>withEncodingType</w:t>
+            </w:r>
+          </w:p>
+          <w:p>
+            <w:pPr>
+              <w:ind w:left="0"/>
+            </w:pPr>
+            <w:r>
+              <w:rPr>
+                <w:rFonts w:hint="eastAsia"/>
+              </w:rPr>
+              <w:t>参数：</w:t>
+            </w:r>
+            <w:r>
+              <w:rPr>
+                <w:rFonts w:hint="eastAsia"/>
+              </w:rPr>
+              <w:t>url</w:t>
+            </w:r>
+          </w:p>
+          <w:p>
+            <w:pPr>
+              <w:ind w:left="0"/>
+            </w:pPr>
+            <w:r>
+              <w:rPr>
+                <w:rFonts w:hint="eastAsia"/>
+              </w:rPr>
+              <w:t>返回值：</w:t>
+            </w:r>
+            <w:r>
+              <w:t>ListObjectsV2Request</w:t>
+            </w:r>
+          </w:p>
+        </w:tc>
+        <w:tc>
+          <w:tcPr>
+            <w:tcW w:w="3722" w:type="dxa"/>
+          </w:tcPr>
+          <w:p>
+            <w:pPr>
+              <w:ind w:left="0"/>
+            </w:pPr>
+            <w:r>
+              <w:rPr>
+                <w:rFonts w:hint="eastAsia"/>
+              </w:rPr>
+              <w:t>请求中添加</w:t>
+            </w:r>
+            <w:r>
+              <w:rPr>
+                <w:rFonts w:hint="eastAsia"/>
+              </w:rPr>
+              <w:t>encodingtype</w:t>
+            </w:r>
+          </w:p>
+        </w:tc>
+      </w:tr>
+      <w:tr>
+        <w:tc>
+          <w:tcPr>
+            <w:tcW w:w="4216" w:type="dxa"/>
+          </w:tcPr>
+          <w:p>
+            <w:pPr>
+              <w:ind w:left="0"/>
+            </w:pPr>
+            <w:r>
+              <w:t>withMaxKeys</w:t>
+            </w:r>
+          </w:p>
+          <w:p>
+            <w:pPr>
+              <w:ind w:left="0"/>
+            </w:pPr>
+            <w:r>
+              <w:rPr>
+                <w:rFonts w:hint="eastAsia"/>
+              </w:rPr>
+              <w:t>参数：</w:t>
+            </w:r>
+            <w:r>
+              <w:rPr>
+                <w:rFonts w:hint="eastAsia"/>
+              </w:rPr>
+              <w:t>int</w:t>
+            </w:r>
+          </w:p>
+          <w:p>
+            <w:pPr>
+              <w:ind w:left="0"/>
+            </w:pPr>
+            <w:r>
+              <w:rPr>
+                <w:rFonts w:hint="eastAsia"/>
+              </w:rPr>
+              <w:t>返回值：</w:t>
+            </w:r>
+            <w:r>
+              <w:t>ListObjectsV2Request</w:t>
+            </w:r>
+          </w:p>
+        </w:tc>
+        <w:tc>
+          <w:tcPr>
+            <w:tcW w:w="3722" w:type="dxa"/>
+          </w:tcPr>
+          <w:p>
+            <w:pPr>
+              <w:ind w:left="0"/>
+            </w:pPr>
+            <w:r>
+              <w:rPr>
+                <w:rFonts w:hint="eastAsia"/>
+              </w:rPr>
+              <w:t>请求中添加最大返回条数</w:t>
+            </w:r>
+          </w:p>
+        </w:tc>
+      </w:tr>
+      <w:tr>
+        <w:tc>
+          <w:tcPr>
+            <w:tcW w:w="4216" w:type="dxa"/>
+          </w:tcPr>
+          <w:p>
+            <w:pPr>
+              <w:ind w:left="0"/>
+            </w:pPr>
+            <w:r>
+              <w:t>withPrefix</w:t>
+            </w:r>
+          </w:p>
+          <w:p>
+            <w:pPr>
+              <w:ind w:left="0"/>
+            </w:pPr>
+            <w:r>
+              <w:rPr>
+                <w:rFonts w:hint="eastAsia"/>
+              </w:rPr>
+              <w:t>参数：</w:t>
+            </w:r>
+            <w:r>
+              <w:rPr>
+                <w:rFonts w:hint="eastAsia"/>
+              </w:rPr>
+              <w:t>String</w:t>
+            </w:r>
+          </w:p>
+          <w:p>
+            <w:pPr>
+              <w:ind w:left="0"/>
+            </w:pPr>
+            <w:r>
+              <w:rPr>
+                <w:rFonts w:hint="eastAsia"/>
+              </w:rPr>
+              <w:t>返回值：</w:t>
+            </w:r>
+            <w:r>
+              <w:t>ListObjectsV2Request</w:t>
+            </w:r>
+          </w:p>
+        </w:tc>
+        <w:tc>
+          <w:tcPr>
+            <w:tcW w:w="3722" w:type="dxa"/>
+          </w:tcPr>
+          <w:p>
+            <w:pPr>
+              <w:ind w:left="0"/>
+            </w:pPr>
+            <w:r>
+              <w:rPr>
+                <w:rFonts w:hint="eastAsia"/>
+              </w:rPr>
+              <w:t>请求中添加前缀</w:t>
+            </w:r>
+          </w:p>
+        </w:tc>
+      </w:tr>
+      <w:tr>
+        <w:tc>
+          <w:tcPr>
+            <w:tcW w:w="4216" w:type="dxa"/>
+          </w:tcPr>
+          <w:p>
+            <w:pPr>
+              <w:ind w:left="0"/>
+            </w:pPr>
+            <w:r>
+              <w:t>withDelimiter</w:t>
+            </w:r>
+          </w:p>
+          <w:p>
+            <w:pPr>
+              <w:ind w:left="0"/>
+            </w:pPr>
+            <w:r>
+              <w:rPr>
+                <w:rFonts w:hint="eastAsia"/>
+              </w:rPr>
+              <w:t>参数：</w:t>
+            </w:r>
+            <w:r>
+              <w:rPr>
+                <w:rFonts w:hint="eastAsia"/>
+              </w:rPr>
+              <w:t>String</w:t>
+            </w:r>
+          </w:p>
+          <w:p>
+            <w:pPr>
+              <w:ind w:left="0"/>
+            </w:pPr>
+            <w:r>
+              <w:rPr>
+                <w:rFonts w:hint="eastAsia"/>
+              </w:rPr>
+              <w:t>返回值：</w:t>
+            </w:r>
+            <w:r>
+              <w:t>ListObjectsV2Request</w:t>
+            </w:r>
+          </w:p>
+        </w:tc>
+        <w:tc>
+          <w:tcPr>
+            <w:tcW w:w="3722" w:type="dxa"/>
+          </w:tcPr>
+          <w:p>
+            <w:pPr>
+              <w:ind w:left="0"/>
+            </w:pPr>
+            <w:r>
+              <w:rPr>
+                <w:rFonts w:hint="eastAsia"/>
+              </w:rPr>
+              <w:t>请求中添加分隔符</w:t>
+            </w:r>
+          </w:p>
+        </w:tc>
+      </w:tr>
+      <w:tr>
+        <w:tc>
+          <w:tcPr>
+            <w:tcW w:w="4216" w:type="dxa"/>
+          </w:tcPr>
+          <w:p>
+            <w:pPr>
+              <w:ind w:left="0"/>
+            </w:pPr>
+            <w:r>
+              <w:t>withFetchOwner</w:t>
+            </w:r>
+          </w:p>
+          <w:p>
+            <w:pPr>
+              <w:ind w:left="0"/>
+            </w:pPr>
+            <w:r>
+              <w:rPr>
+                <w:rFonts w:hint="eastAsia"/>
+              </w:rPr>
+              <w:t>参数：</w:t>
+            </w:r>
+            <w:r>
+              <w:rPr>
+                <w:rFonts w:hint="eastAsia"/>
+              </w:rPr>
+              <w:t>boolean</w:t>
+            </w:r>
+          </w:p>
+          <w:p>
+            <w:pPr>
+              <w:ind w:left="0"/>
+            </w:pPr>
+            <w:r>
+              <w:rPr>
+                <w:rFonts w:hint="eastAsia"/>
+              </w:rPr>
+              <w:t>返回值：</w:t>
+            </w:r>
+            <w:r>
+              <w:t>ListObjectsV2Request</w:t>
+            </w:r>
+          </w:p>
+        </w:tc>
+        <w:tc>
+          <w:tcPr>
+            <w:tcW w:w="3722" w:type="dxa"/>
+          </w:tcPr>
+          <w:p>
+            <w:pPr>
+              <w:ind w:left="0"/>
+            </w:pPr>
+            <w:r>
+              <w:rPr>
+                <w:rFonts w:hint="eastAsia"/>
+              </w:rPr>
+              <w:t>请求中添加是否获取</w:t>
+            </w:r>
+            <w:r>
+              <w:rPr>
+                <w:rFonts w:hint="eastAsia"/>
+              </w:rPr>
+              <w:t>Owner</w:t>
+            </w:r>
+          </w:p>
+        </w:tc>
+      </w:tr>
+      <w:tr>
+        <w:tc>
+          <w:tcPr>
+            <w:tcW w:w="4216" w:type="dxa"/>
+          </w:tcPr>
+          <w:p>
+            <w:pPr>
+              <w:ind w:left="0"/>
+            </w:pPr>
+            <w:r>
+              <w:t>withStartAfter</w:t>
+            </w:r>
+          </w:p>
+          <w:p>
+            <w:pPr>
+              <w:ind w:left="0"/>
+            </w:pPr>
+            <w:r>
+              <w:rPr>
+                <w:rFonts w:hint="eastAsia"/>
+              </w:rPr>
+              <w:t>参数：</w:t>
+            </w:r>
+            <w:r>
+              <w:rPr>
+                <w:rFonts w:hint="eastAsia"/>
+              </w:rPr>
+              <w:t>String</w:t>
+            </w:r>
+          </w:p>
+          <w:p>
+            <w:pPr>
+              <w:ind w:left="0"/>
+            </w:pPr>
+            <w:r>
+              <w:rPr>
+                <w:rFonts w:hint="eastAsia"/>
+              </w:rPr>
+              <w:t>返回值：</w:t>
+            </w:r>
+            <w:r>
+              <w:t>ListObjectsV2Request</w:t>
+            </w:r>
+          </w:p>
+        </w:tc>
+        <w:tc>
+          <w:tcPr>
+            <w:tcW w:w="3722" w:type="dxa"/>
+          </w:tcPr>
+          <w:p>
+            <w:pPr>
+              <w:ind w:left="0"/>
+            </w:pPr>
+            <w:r>
+              <w:rPr>
+                <w:rFonts w:hint="eastAsia"/>
+              </w:rPr>
+              <w:t>请求中添加开始位置</w:t>
+            </w:r>
+          </w:p>
+        </w:tc>
+      </w:tr>
+      <w:tr>
+        <w:tc>
+          <w:tcPr>
+            <w:tcW w:w="4216" w:type="dxa"/>
+          </w:tcPr>
+          <w:p>
+            <w:pPr>
+              <w:ind w:left="0"/>
+            </w:pPr>
+            <w:r>
+              <w:t>withContinuationToken</w:t>
+            </w:r>
+          </w:p>
+          <w:p>
+            <w:pPr>
+              <w:ind w:left="0"/>
+            </w:pPr>
+            <w:r>
+              <w:rPr>
+                <w:rFonts w:hint="eastAsia"/>
+              </w:rPr>
+              <w:t>参数：</w:t>
+            </w:r>
+            <w:r>
+              <w:rPr>
+                <w:rFonts w:hint="eastAsia"/>
+              </w:rPr>
+              <w:t>String</w:t>
+            </w:r>
+          </w:p>
+          <w:p>
+            <w:pPr>
+              <w:ind w:left="0"/>
+            </w:pPr>
+            <w:r>
+              <w:rPr>
+                <w:rFonts w:hint="eastAsia"/>
+              </w:rPr>
+              <w:t>返回值：</w:t>
+            </w:r>
+            <w:r>
+              <w:t>ListObjectsV2Request</w:t>
+            </w:r>
+          </w:p>
+        </w:tc>
+        <w:tc>
+          <w:tcPr>
+            <w:tcW w:w="3722" w:type="dxa"/>
+          </w:tcPr>
+          <w:p>
+            <w:pPr>
+              <w:ind w:left="0"/>
+            </w:pPr>
+            <w:r>
+              <w:rPr>
+                <w:rFonts w:hint="eastAsia"/>
+              </w:rPr>
+              <w:t>请求中添加</w:t>
+            </w:r>
+            <w:r>
+              <w:rPr>
+                <w:rFonts w:hint="eastAsia"/>
+              </w:rPr>
+              <w:t>continueationtoken</w:t>
+            </w:r>
+          </w:p>
+        </w:tc>
+      </w:tr>
+    </w:tbl>
+    <w:p/>
+    <w:p>
+      <w:r>
+        <w:rPr>
+          <w:rFonts w:hint="eastAsia"/>
+        </w:rPr>
+        <w:t>样例：</w:t>
       </w:r>
     </w:p>
     <w:tbl>
       <w:tblPr>
         <w:tblStyle w:val="a9"/>
         <w:tblW w:w="0" w:type="auto"/>
-        <w:tblInd w:w="748" w:type="dxa"/>
+        <w:tblInd w:w="421" w:type="dxa"/>
         <w:tblLook w:val="04A0" w:firstRow="1" w:lastRow="0" w:firstColumn="1" w:lastColumn="0" w:noHBand="0" w:noVBand="1"/>
       </w:tblPr>
       <w:tblGrid>
-        <w:gridCol w:w="3774"/>
-        <w:gridCol w:w="3774"/>
+        <w:gridCol w:w="7875"/>
       </w:tblGrid>
       <w:tr>
         <w:tc>
           <w:tcPr>
-            <w:tcW w:w="3774" w:type="dxa"/>
-          </w:tcPr>
-          <w:p>
-            <w:pPr>
-              <w:ind w:left="0"/>
-            </w:pPr>
-            <w:r>
-              <w:rPr>
-                <w:rFonts w:hint="eastAsia"/>
-              </w:rPr>
-              <w:t>接口</w:t>
-            </w:r>
-          </w:p>
-        </w:tc>
-        <w:tc>
-          <w:tcPr>
-            <w:tcW w:w="3774" w:type="dxa"/>
-          </w:tcPr>
-          <w:p>
-            <w:pPr>
-              <w:ind w:left="0"/>
-            </w:pPr>
-            <w:r>
-              <w:rPr>
-                <w:rFonts w:hint="eastAsia"/>
-              </w:rPr>
-              <w:t>作用</w:t>
-            </w:r>
-          </w:p>
-        </w:tc>
-      </w:tr>
-      <w:tr>
-        <w:tc>
-          <w:tcPr>
-            <w:tcW w:w="3774" w:type="dxa"/>
-          </w:tcPr>
-          <w:p>
-            <w:pPr>
-              <w:ind w:left="0"/>
-            </w:pPr>
-            <w:r>
-              <w:t>PutObjectRequest</w:t>
-            </w:r>
-          </w:p>
-          <w:p>
-            <w:pPr>
-              <w:ind w:left="0"/>
-            </w:pPr>
-            <w:r>
-              <w:rPr>
-                <w:rFonts w:hint="eastAsia"/>
-              </w:rPr>
-              <w:t>参数：</w:t>
-            </w:r>
-          </w:p>
-          <w:p>
-            <w:pPr>
-              <w:ind w:left="0"/>
-            </w:pPr>
-            <w:r>
-              <w:rPr>
-                <w:rFonts w:hint="eastAsia"/>
-              </w:rPr>
-              <w:t>String</w:t>
-            </w:r>
-            <w:r>
-              <w:t xml:space="preserve"> bucketname</w:t>
-            </w:r>
-          </w:p>
-          <w:p>
-            <w:pPr>
-              <w:ind w:left="0"/>
-            </w:pPr>
-            <w:r>
-              <w:rPr>
-                <w:rFonts w:hint="eastAsia"/>
-              </w:rPr>
-              <w:t>String</w:t>
-            </w:r>
-            <w:r>
-              <w:t xml:space="preserve"> </w:t>
-            </w:r>
-            <w:r>
-              <w:rPr>
-                <w:rFonts w:hint="eastAsia"/>
-              </w:rPr>
-              <w:t>key</w:t>
-            </w:r>
-          </w:p>
-          <w:p>
-            <w:pPr>
-              <w:ind w:left="0"/>
-            </w:pPr>
-            <w:r>
-              <w:rPr>
-                <w:rFonts w:hint="eastAsia"/>
-              </w:rPr>
-              <w:t>File</w:t>
-            </w:r>
-            <w:r>
-              <w:t xml:space="preserve"> </w:t>
-            </w:r>
-            <w:r>
-              <w:rPr>
-                <w:rFonts w:hint="eastAsia"/>
-              </w:rPr>
-              <w:t>file</w:t>
-            </w:r>
-          </w:p>
-          <w:p>
-            <w:pPr>
-              <w:ind w:left="0"/>
-            </w:pPr>
-            <w:r>
-              <w:rPr>
-                <w:rFonts w:hint="eastAsia"/>
-              </w:rPr>
-              <w:t>方法：</w:t>
-            </w:r>
-            <w:r>
-              <w:t>withMetadata</w:t>
-            </w:r>
-          </w:p>
-          <w:p>
-            <w:pPr>
-              <w:ind w:left="0"/>
-            </w:pPr>
-            <w:r>
-              <w:rPr>
-                <w:rFonts w:hint="eastAsia"/>
-              </w:rPr>
-              <w:t>返回值：无</w:t>
-            </w:r>
-          </w:p>
-        </w:tc>
-        <w:tc>
-          <w:tcPr>
-            <w:tcW w:w="3774" w:type="dxa"/>
-          </w:tcPr>
-          <w:p>
-            <w:pPr>
-              <w:ind w:left="0"/>
-            </w:pPr>
-            <w:r>
-              <w:rPr>
-                <w:rFonts w:hint="eastAsia"/>
-              </w:rPr>
-              <w:t>创建一个</w:t>
-            </w:r>
-            <w:r>
-              <w:rPr>
-                <w:rFonts w:hint="eastAsia"/>
-              </w:rPr>
-              <w:t>put</w:t>
-            </w:r>
-            <w:r>
-              <w:t xml:space="preserve"> </w:t>
-            </w:r>
-            <w:r>
-              <w:rPr>
-                <w:rFonts w:hint="eastAsia"/>
-              </w:rPr>
-              <w:t>object</w:t>
-            </w:r>
-            <w:r>
-              <w:rPr>
-                <w:rFonts w:hint="eastAsia"/>
-              </w:rPr>
-              <w:t>请求，携带桶名，对象名，文件</w:t>
-            </w:r>
-          </w:p>
-        </w:tc>
-      </w:tr>
-      <w:tr>
-        <w:tc>
-          <w:tcPr>
-            <w:tcW w:w="3774" w:type="dxa"/>
-          </w:tcPr>
-          <w:p>
-            <w:pPr>
-              <w:ind w:left="0"/>
-            </w:pPr>
-            <w:r>
-              <w:t>withMetadata</w:t>
-            </w:r>
-          </w:p>
-          <w:p>
-            <w:pPr>
-              <w:ind w:left="0"/>
-            </w:pPr>
-            <w:r>
-              <w:rPr>
-                <w:rFonts w:hint="eastAsia"/>
-              </w:rPr>
-              <w:t>参数：</w:t>
-            </w:r>
-            <w:r>
-              <w:t>ObjectMetadata</w:t>
-            </w:r>
-          </w:p>
-          <w:p>
-            <w:pPr>
-              <w:ind w:left="0"/>
-            </w:pPr>
-            <w:r>
-              <w:rPr>
-                <w:rFonts w:hint="eastAsia"/>
-              </w:rPr>
-              <w:t>返回值：无</w:t>
-            </w:r>
-          </w:p>
-        </w:tc>
-        <w:tc>
-          <w:tcPr>
-            <w:tcW w:w="3774" w:type="dxa"/>
-          </w:tcPr>
-          <w:p>
-            <w:pPr>
-              <w:ind w:left="0"/>
-            </w:pPr>
-            <w:r>
-              <w:rPr>
-                <w:rFonts w:hint="eastAsia"/>
-              </w:rPr>
-              <w:t>在请求上携带元数据</w:t>
-            </w:r>
-          </w:p>
-        </w:tc>
-      </w:tr>
-      <w:tr>
-        <w:tc>
-          <w:tcPr>
-            <w:tcW w:w="3774" w:type="dxa"/>
-          </w:tcPr>
-          <w:p>
-            <w:pPr>
-              <w:ind w:left="0"/>
-            </w:pPr>
-            <w:r>
-              <w:t>ObjectMetadata</w:t>
-            </w:r>
-          </w:p>
-          <w:p>
-            <w:pPr>
-              <w:ind w:left="0"/>
-            </w:pPr>
-            <w:r>
-              <w:rPr>
-                <w:rFonts w:hint="eastAsia"/>
-              </w:rPr>
-              <w:t>参数：无</w:t>
-            </w:r>
-          </w:p>
-          <w:p>
-            <w:pPr>
-              <w:ind w:left="0"/>
-            </w:pPr>
-            <w:r>
-              <w:rPr>
-                <w:rFonts w:hint="eastAsia"/>
-              </w:rPr>
-              <w:t>方法</w:t>
-            </w:r>
-            <w:r>
-              <w:rPr>
-                <w:rFonts w:hint="eastAsia"/>
-              </w:rPr>
-              <w:t>：</w:t>
-            </w:r>
-          </w:p>
-          <w:p>
-            <w:pPr>
-              <w:ind w:left="0"/>
-            </w:pPr>
-            <w:r>
-              <w:lastRenderedPageBreak/>
-              <w:t>setUserMetadata</w:t>
-            </w:r>
-          </w:p>
-          <w:p>
-            <w:pPr>
-              <w:ind w:left="0"/>
-            </w:pPr>
-            <w:r>
-              <w:t>setCacheControl</w:t>
-            </w:r>
-          </w:p>
-          <w:p>
-            <w:pPr>
-              <w:ind w:left="0"/>
-            </w:pPr>
-            <w:r>
-              <w:t>setContentDisposition</w:t>
-            </w:r>
-          </w:p>
-          <w:p>
-            <w:pPr>
-              <w:ind w:left="0"/>
-            </w:pPr>
-            <w:r>
-              <w:t>setContentEncoding</w:t>
-            </w:r>
-          </w:p>
-          <w:p>
-            <w:pPr>
-              <w:ind w:left="0"/>
-            </w:pPr>
-            <w:r>
-              <w:t>setContentLanguage</w:t>
-            </w:r>
-          </w:p>
-          <w:p>
-            <w:pPr>
-              <w:ind w:left="0"/>
-            </w:pPr>
-            <w:r>
-              <w:t>setExpirationTime</w:t>
-            </w:r>
-            <w:r>
-              <w:t xml:space="preserve"> </w:t>
-            </w:r>
-          </w:p>
-        </w:tc>
-        <w:tc>
-          <w:tcPr>
-            <w:tcW w:w="3774" w:type="dxa"/>
-          </w:tcPr>
-          <w:p>
-            <w:pPr>
-              <w:ind w:left="0"/>
-            </w:pPr>
-            <w:r>
-              <w:rPr>
-                <w:rFonts w:hint="eastAsia"/>
-              </w:rPr>
-              <w:lastRenderedPageBreak/>
-              <w:t>构造元数据</w:t>
+            <w:tcW w:w="7875" w:type="dxa"/>
+          </w:tcPr>
+          <w:p>
+            <w:pPr>
+              <w:ind w:left="0"/>
+            </w:pPr>
+            <w:r>
+              <w:t>ListObjectsV2Request request =</w:t>
+            </w:r>
+          </w:p>
+          <w:p>
+            <w:pPr>
+              <w:ind w:left="0" w:firstLineChars="300" w:firstLine="630"/>
+            </w:pPr>
+            <w:bookmarkStart w:id="3" w:name="_GoBack"/>
+            <w:bookmarkEnd w:id="3"/>
+            <w:r>
+              <w:t xml:space="preserve"> new ListObjectsV2Request().withBucketName(bucket).withEncodingType("url");</w:t>
+            </w:r>
+          </w:p>
+          <w:p>
+            <w:pPr>
+              <w:ind w:left="0"/>
+            </w:pPr>
+            <w:r>
+              <w:t>request.withMaxKeys(1);</w:t>
+            </w:r>
+          </w:p>
+          <w:p>
+            <w:pPr>
+              <w:ind w:left="0"/>
+            </w:pPr>
+            <w:r>
+              <w:t>request.withPrefix("aa/bb/");</w:t>
+            </w:r>
+          </w:p>
+          <w:p>
+            <w:pPr>
+              <w:ind w:left="0"/>
+            </w:pPr>
+            <w:r>
+              <w:t>request.withDelimiter("/");</w:t>
+            </w:r>
+          </w:p>
+          <w:p>
+            <w:pPr>
+              <w:ind w:left="0"/>
+            </w:pPr>
+            <w:r>
+              <w:t>request.withFetchOwner(true);</w:t>
+            </w:r>
+          </w:p>
+          <w:p>
+            <w:pPr>
+              <w:ind w:left="0"/>
+            </w:pPr>
+            <w:r>
+              <w:t>request.withStartAfter("aa");</w:t>
+            </w:r>
+          </w:p>
+          <w:p>
+            <w:pPr>
+              <w:ind w:left="0"/>
+            </w:pPr>
+            <w:r>
+              <w:t>request.withContinuationToken("B1AND1I");</w:t>
+            </w:r>
+          </w:p>
+          <w:p>
+            <w:pPr>
+              <w:ind w:left="0"/>
+            </w:pPr>
+            <w:r>
+              <w:t>ListObjectsV2Result result = amazonS3.listObjectsV2(request);</w:t>
             </w:r>
           </w:p>
         </w:tc>
@@ -12251,1042 +13363,12 @@
     </w:tbl>
     <w:p/>
     <w:p>
-      <w:r>
-        <w:rPr>
-          <w:rFonts w:hint="eastAsia"/>
-        </w:rPr>
-        <w:t>样例：</w:t>
-      </w:r>
-    </w:p>
-    <w:tbl>
-      <w:tblPr>
-        <w:tblStyle w:val="a9"/>
-        <w:tblW w:w="0" w:type="auto"/>
-        <w:tblInd w:w="748" w:type="dxa"/>
-        <w:tblLook w:val="04A0" w:firstRow="1" w:lastRow="0" w:firstColumn="1" w:lastColumn="0" w:noHBand="0" w:noVBand="1"/>
-      </w:tblPr>
-      <w:tblGrid>
-        <w:gridCol w:w="7548"/>
-      </w:tblGrid>
-      <w:tr>
-        <w:tc>
-          <w:tcPr>
-            <w:tcW w:w="8296" w:type="dxa"/>
-          </w:tcPr>
-          <w:p>
-            <w:pPr>
-              <w:ind w:left="0"/>
-            </w:pPr>
-            <w:r>
-              <w:t>PutObjectRequest request = new PutObjectRequest(bucketname, keyName, new File("C:\\</w:t>
-            </w:r>
-            <w:r>
-              <w:rPr>
-                <w:rFonts w:hint="eastAsia"/>
-              </w:rPr>
-              <w:t>xxxx</w:t>
-            </w:r>
-            <w:r>
-              <w:t>\\</w:t>
-            </w:r>
-            <w:r>
-              <w:rPr>
-                <w:rFonts w:hint="eastAsia"/>
-              </w:rPr>
-              <w:t>example</w:t>
-            </w:r>
-            <w:r>
-              <w:t>.PNG"));</w:t>
-            </w:r>
-          </w:p>
-          <w:p>
-            <w:pPr>
-              <w:ind w:left="0"/>
-            </w:pPr>
-            <w:r>
-              <w:t>ObjectMetadata metaData = new ObjectMetadata();</w:t>
-            </w:r>
-          </w:p>
-          <w:p>
-            <w:pPr>
-              <w:ind w:left="0"/>
-            </w:pPr>
-            <w:r>
-              <w:t>Map&lt;String,String&gt; xMeta = new HashMap&lt;String, String&gt;();</w:t>
-            </w:r>
-          </w:p>
-          <w:p>
-            <w:pPr>
-              <w:ind w:left="0"/>
-            </w:pPr>
-            <w:r>
-              <w:t>xMeta.put("test1", "1234");</w:t>
-            </w:r>
-          </w:p>
-          <w:p>
-            <w:pPr>
-              <w:ind w:left="0"/>
-            </w:pPr>
-            <w:r>
-              <w:t>xMeta.put("test2", "123343");</w:t>
-            </w:r>
-          </w:p>
-          <w:p>
-            <w:pPr>
-              <w:ind w:left="0"/>
-            </w:pPr>
-            <w:r>
-              <w:t>metaData.setUserMetadata(xMeta);</w:t>
-            </w:r>
-          </w:p>
-          <w:p>
-            <w:pPr>
-              <w:ind w:left="0"/>
-            </w:pPr>
-            <w:r>
-              <w:t>metaData.setCacheControl("adsdfsf");</w:t>
-            </w:r>
-          </w:p>
-          <w:p>
-            <w:pPr>
-              <w:ind w:left="0"/>
-            </w:pPr>
-            <w:r>
-              <w:t>metaData.setContentDisposition("asfdsfafd");</w:t>
-            </w:r>
-          </w:p>
-          <w:p>
-            <w:pPr>
-              <w:ind w:left="0"/>
-            </w:pPr>
-            <w:r>
-              <w:t>metaData.setContentEncoding("ertet");</w:t>
-            </w:r>
-          </w:p>
-          <w:p>
-            <w:pPr>
-              <w:ind w:left="0"/>
-            </w:pPr>
-            <w:r>
-              <w:t>metaData.setContentLanguage("dfasdfsdf");</w:t>
-            </w:r>
-          </w:p>
-          <w:p>
-            <w:pPr>
-              <w:ind w:left="0"/>
-            </w:pPr>
-            <w:r>
-              <w:t>metaData.setExpirationTime(new Date());</w:t>
-            </w:r>
-          </w:p>
-          <w:p>
-            <w:pPr>
-              <w:ind w:left="0"/>
-            </w:pPr>
-            <w:r>
-              <w:t>metaData.addUserMetadata("meta-1", "12346788");</w:t>
-            </w:r>
-          </w:p>
-          <w:p>
-            <w:pPr>
-              <w:ind w:left="0"/>
-            </w:pPr>
-            <w:r>
-              <w:t>request.withMetadata(metaData);</w:t>
-            </w:r>
-          </w:p>
-          <w:p>
-            <w:pPr>
-              <w:ind w:left="0"/>
-            </w:pPr>
-            <w:r>
-              <w:t>PutObjectResult result = amazonS3.putObject(request);</w:t>
-            </w:r>
-          </w:p>
-        </w:tc>
-      </w:tr>
-    </w:tbl>
-    <w:p/>
-    <w:p>
       <w:pPr>
         <w:pStyle w:val="3"/>
         <w:ind w:left="630"/>
       </w:pPr>
       <w:r>
-        <w:t>GET Bucket (List Objects) Version 2</w:t>
-      </w:r>
-    </w:p>
-    <w:tbl>
-      <w:tblPr>
-        <w:tblStyle w:val="a9"/>
-        <w:tblW w:w="0" w:type="auto"/>
-        <w:tblInd w:w="748" w:type="dxa"/>
-        <w:tblLook w:val="04A0" w:firstRow="1" w:lastRow="0" w:firstColumn="1" w:lastColumn="0" w:noHBand="0" w:noVBand="1"/>
-      </w:tblPr>
-      <w:tblGrid>
-        <w:gridCol w:w="3889"/>
-        <w:gridCol w:w="3659"/>
-      </w:tblGrid>
-      <w:tr>
-        <w:tc>
-          <w:tcPr>
-            <w:tcW w:w="3889" w:type="dxa"/>
-          </w:tcPr>
-          <w:p>
-            <w:pPr>
-              <w:ind w:left="0"/>
-            </w:pPr>
-            <w:r>
-              <w:rPr>
-                <w:rFonts w:hint="eastAsia"/>
-              </w:rPr>
-              <w:t>接口</w:t>
-            </w:r>
-          </w:p>
-        </w:tc>
-        <w:tc>
-          <w:tcPr>
-            <w:tcW w:w="3659" w:type="dxa"/>
-          </w:tcPr>
-          <w:p>
-            <w:pPr>
-              <w:ind w:left="0"/>
-            </w:pPr>
-            <w:r>
-              <w:rPr>
-                <w:rFonts w:hint="eastAsia"/>
-              </w:rPr>
-              <w:t>作用</w:t>
-            </w:r>
-          </w:p>
-        </w:tc>
-      </w:tr>
-      <w:tr>
-        <w:tc>
-          <w:tcPr>
-            <w:tcW w:w="3889" w:type="dxa"/>
-          </w:tcPr>
-          <w:p>
-            <w:pPr>
-              <w:ind w:left="0"/>
-            </w:pPr>
-            <w:r>
-              <w:t>listObjectsV2</w:t>
-            </w:r>
-          </w:p>
-          <w:p>
-            <w:pPr>
-              <w:ind w:left="0"/>
-            </w:pPr>
-            <w:r>
-              <w:rPr>
-                <w:rFonts w:hint="eastAsia"/>
-              </w:rPr>
-              <w:t>参数：</w:t>
-            </w:r>
-            <w:r>
-              <w:t>ListObjectsV2Request request</w:t>
-            </w:r>
-          </w:p>
-          <w:p>
-            <w:pPr>
-              <w:ind w:left="0"/>
-            </w:pPr>
-            <w:r>
-              <w:rPr>
-                <w:rFonts w:hint="eastAsia"/>
-              </w:rPr>
-              <w:t>返回值：</w:t>
-            </w:r>
-            <w:r>
-              <w:t>ListObjectsV2Result</w:t>
-            </w:r>
-          </w:p>
-        </w:tc>
-        <w:tc>
-          <w:tcPr>
-            <w:tcW w:w="3659" w:type="dxa"/>
-          </w:tcPr>
-          <w:p>
-            <w:pPr>
-              <w:ind w:left="0"/>
-            </w:pPr>
-            <w:r>
-              <w:rPr>
-                <w:rFonts w:hint="eastAsia"/>
-              </w:rPr>
-              <w:t>发送</w:t>
-            </w:r>
-            <w:r>
-              <w:rPr>
-                <w:rFonts w:hint="eastAsia"/>
-              </w:rPr>
-              <w:t>List</w:t>
-            </w:r>
-            <w:r>
-              <w:t xml:space="preserve"> </w:t>
-            </w:r>
-            <w:r>
-              <w:rPr>
-                <w:rFonts w:hint="eastAsia"/>
-              </w:rPr>
-              <w:t>Objects</w:t>
-            </w:r>
-            <w:r>
-              <w:rPr>
-                <w:rFonts w:hint="eastAsia"/>
-              </w:rPr>
-              <w:t>请求，并解析返回的结果</w:t>
-            </w:r>
-          </w:p>
-        </w:tc>
-      </w:tr>
-    </w:tbl>
-    <w:p/>
-    <w:p>
-      <w:r>
-        <w:t>ListObjectsV2Request</w:t>
-      </w:r>
-      <w:r>
-        <w:rPr>
-          <w:rFonts w:hint="eastAsia"/>
-        </w:rPr>
-        <w:t>：</w:t>
-      </w:r>
-    </w:p>
-    <w:tbl>
-      <w:tblPr>
-        <w:tblStyle w:val="a9"/>
-        <w:tblW w:w="0" w:type="auto"/>
-        <w:tblInd w:w="748" w:type="dxa"/>
-        <w:tblLook w:val="04A0" w:firstRow="1" w:lastRow="0" w:firstColumn="1" w:lastColumn="0" w:noHBand="0" w:noVBand="1"/>
-      </w:tblPr>
-      <w:tblGrid>
-        <w:gridCol w:w="3889"/>
-        <w:gridCol w:w="3659"/>
-      </w:tblGrid>
-      <w:tr>
-        <w:tc>
-          <w:tcPr>
-            <w:tcW w:w="3889" w:type="dxa"/>
-          </w:tcPr>
-          <w:p>
-            <w:pPr>
-              <w:ind w:left="0"/>
-            </w:pPr>
-            <w:r>
-              <w:rPr>
-                <w:rFonts w:hint="eastAsia"/>
-              </w:rPr>
-              <w:t>接口</w:t>
-            </w:r>
-          </w:p>
-        </w:tc>
-        <w:tc>
-          <w:tcPr>
-            <w:tcW w:w="3659" w:type="dxa"/>
-          </w:tcPr>
-          <w:p>
-            <w:pPr>
-              <w:ind w:left="0"/>
-            </w:pPr>
-            <w:r>
-              <w:rPr>
-                <w:rFonts w:hint="eastAsia"/>
-              </w:rPr>
-              <w:t>作用</w:t>
-            </w:r>
-          </w:p>
-        </w:tc>
-      </w:tr>
-      <w:tr>
-        <w:tc>
-          <w:tcPr>
-            <w:tcW w:w="3889" w:type="dxa"/>
-          </w:tcPr>
-          <w:p>
-            <w:pPr>
-              <w:ind w:left="0"/>
-            </w:pPr>
-            <w:r>
-              <w:t>ListObjectsV2Request</w:t>
-            </w:r>
-          </w:p>
-          <w:p>
-            <w:pPr>
-              <w:ind w:left="0"/>
-            </w:pPr>
-            <w:r>
-              <w:rPr>
-                <w:rFonts w:hint="eastAsia"/>
-              </w:rPr>
-              <w:t>参数：无</w:t>
-            </w:r>
-          </w:p>
-          <w:p>
-            <w:pPr>
-              <w:ind w:left="0"/>
-            </w:pPr>
-            <w:r>
-              <w:rPr>
-                <w:rFonts w:hint="eastAsia"/>
-              </w:rPr>
-              <w:t>返回值：无</w:t>
-            </w:r>
-          </w:p>
-        </w:tc>
-        <w:tc>
-          <w:tcPr>
-            <w:tcW w:w="3659" w:type="dxa"/>
-          </w:tcPr>
-          <w:p>
-            <w:pPr>
-              <w:ind w:left="0"/>
-            </w:pPr>
-            <w:r>
-              <w:rPr>
-                <w:rFonts w:hint="eastAsia"/>
-              </w:rPr>
-              <w:t>创建一个</w:t>
-            </w:r>
-            <w:r>
-              <w:rPr>
-                <w:rFonts w:hint="eastAsia"/>
-              </w:rPr>
-              <w:t>List</w:t>
-            </w:r>
-            <w:r>
-              <w:t xml:space="preserve"> </w:t>
-            </w:r>
-            <w:r>
-              <w:rPr>
-                <w:rFonts w:hint="eastAsia"/>
-              </w:rPr>
-              <w:t>Objects</w:t>
-            </w:r>
-            <w:r>
-              <w:rPr>
-                <w:rFonts w:hint="eastAsia"/>
-              </w:rPr>
-              <w:t>请求</w:t>
-            </w:r>
-          </w:p>
-        </w:tc>
-      </w:tr>
-      <w:tr>
-        <w:tc>
-          <w:tcPr>
-            <w:tcW w:w="3889" w:type="dxa"/>
-          </w:tcPr>
-          <w:p>
-            <w:pPr>
-              <w:ind w:left="0"/>
-            </w:pPr>
-            <w:r>
-              <w:t>withBucketName</w:t>
-            </w:r>
-          </w:p>
-          <w:p>
-            <w:pPr>
-              <w:ind w:left="0"/>
-            </w:pPr>
-            <w:r>
-              <w:rPr>
-                <w:rFonts w:hint="eastAsia"/>
-              </w:rPr>
-              <w:t>参数：</w:t>
-            </w:r>
-            <w:r>
-              <w:rPr>
-                <w:rFonts w:hint="eastAsia"/>
-              </w:rPr>
-              <w:t>String</w:t>
-            </w:r>
-          </w:p>
-          <w:p>
-            <w:pPr>
-              <w:ind w:left="0"/>
-            </w:pPr>
-            <w:r>
-              <w:rPr>
-                <w:rFonts w:hint="eastAsia"/>
-              </w:rPr>
-              <w:t>返回值：</w:t>
-            </w:r>
-            <w:r>
-              <w:t>ListObjectsV2Request</w:t>
-            </w:r>
-          </w:p>
-        </w:tc>
-        <w:tc>
-          <w:tcPr>
-            <w:tcW w:w="3659" w:type="dxa"/>
-          </w:tcPr>
-          <w:p>
-            <w:pPr>
-              <w:ind w:left="0"/>
-            </w:pPr>
-            <w:r>
-              <w:rPr>
-                <w:rFonts w:hint="eastAsia"/>
-              </w:rPr>
-              <w:t>请求中添加桶名</w:t>
-            </w:r>
-          </w:p>
-        </w:tc>
-      </w:tr>
-      <w:tr>
-        <w:tc>
-          <w:tcPr>
-            <w:tcW w:w="3889" w:type="dxa"/>
-          </w:tcPr>
-          <w:p>
-            <w:pPr>
-              <w:ind w:left="0"/>
-            </w:pPr>
-            <w:r>
-              <w:t>withEncodingType</w:t>
-            </w:r>
-          </w:p>
-          <w:p>
-            <w:pPr>
-              <w:ind w:left="0"/>
-            </w:pPr>
-            <w:r>
-              <w:rPr>
-                <w:rFonts w:hint="eastAsia"/>
-              </w:rPr>
-              <w:t>参数：</w:t>
-            </w:r>
-            <w:r>
-              <w:rPr>
-                <w:rFonts w:hint="eastAsia"/>
-              </w:rPr>
-              <w:t>url</w:t>
-            </w:r>
-          </w:p>
-          <w:p>
-            <w:pPr>
-              <w:ind w:left="0"/>
-            </w:pPr>
-            <w:r>
-              <w:rPr>
-                <w:rFonts w:hint="eastAsia"/>
-              </w:rPr>
-              <w:t>返回值：</w:t>
-            </w:r>
-            <w:r>
-              <w:t>ListObjectsV2Request</w:t>
-            </w:r>
-          </w:p>
-        </w:tc>
-        <w:tc>
-          <w:tcPr>
-            <w:tcW w:w="3659" w:type="dxa"/>
-          </w:tcPr>
-          <w:p>
-            <w:pPr>
-              <w:ind w:left="0"/>
-            </w:pPr>
-            <w:r>
-              <w:rPr>
-                <w:rFonts w:hint="eastAsia"/>
-              </w:rPr>
-              <w:t>请求中添加</w:t>
-            </w:r>
-            <w:r>
-              <w:rPr>
-                <w:rFonts w:hint="eastAsia"/>
-              </w:rPr>
-              <w:t>encodingtype</w:t>
-            </w:r>
-          </w:p>
-        </w:tc>
-      </w:tr>
-      <w:tr>
-        <w:tc>
-          <w:tcPr>
-            <w:tcW w:w="3889" w:type="dxa"/>
-          </w:tcPr>
-          <w:p>
-            <w:pPr>
-              <w:ind w:left="0"/>
-            </w:pPr>
-            <w:r>
-              <w:lastRenderedPageBreak/>
-              <w:t>withMaxKeys</w:t>
-            </w:r>
-          </w:p>
-          <w:p>
-            <w:pPr>
-              <w:ind w:left="0"/>
-            </w:pPr>
-            <w:r>
-              <w:rPr>
-                <w:rFonts w:hint="eastAsia"/>
-              </w:rPr>
-              <w:t>参数：</w:t>
-            </w:r>
-            <w:r>
-              <w:rPr>
-                <w:rFonts w:hint="eastAsia"/>
-              </w:rPr>
-              <w:t>int</w:t>
-            </w:r>
-          </w:p>
-          <w:p>
-            <w:pPr>
-              <w:ind w:left="0"/>
-            </w:pPr>
-            <w:r>
-              <w:rPr>
-                <w:rFonts w:hint="eastAsia"/>
-              </w:rPr>
-              <w:t>返回值：</w:t>
-            </w:r>
-            <w:r>
-              <w:t>ListObjectsV2Request</w:t>
-            </w:r>
-          </w:p>
-        </w:tc>
-        <w:tc>
-          <w:tcPr>
-            <w:tcW w:w="3659" w:type="dxa"/>
-          </w:tcPr>
-          <w:p>
-            <w:pPr>
-              <w:ind w:left="0"/>
-            </w:pPr>
-            <w:r>
-              <w:rPr>
-                <w:rFonts w:hint="eastAsia"/>
-              </w:rPr>
-              <w:t>请求中添加最大返回条数</w:t>
-            </w:r>
-          </w:p>
-        </w:tc>
-      </w:tr>
-      <w:tr>
-        <w:tc>
-          <w:tcPr>
-            <w:tcW w:w="3889" w:type="dxa"/>
-          </w:tcPr>
-          <w:p>
-            <w:pPr>
-              <w:ind w:left="0"/>
-            </w:pPr>
-            <w:r>
-              <w:t>withPrefix</w:t>
-            </w:r>
-          </w:p>
-          <w:p>
-            <w:pPr>
-              <w:ind w:left="0"/>
-            </w:pPr>
-            <w:r>
-              <w:rPr>
-                <w:rFonts w:hint="eastAsia"/>
-              </w:rPr>
-              <w:t>参数：</w:t>
-            </w:r>
-            <w:r>
-              <w:rPr>
-                <w:rFonts w:hint="eastAsia"/>
-              </w:rPr>
-              <w:t>String</w:t>
-            </w:r>
-          </w:p>
-          <w:p>
-            <w:pPr>
-              <w:ind w:left="0"/>
-            </w:pPr>
-            <w:r>
-              <w:rPr>
-                <w:rFonts w:hint="eastAsia"/>
-              </w:rPr>
-              <w:t>返回值：</w:t>
-            </w:r>
-            <w:r>
-              <w:t>ListObjectsV2Request</w:t>
-            </w:r>
-          </w:p>
-        </w:tc>
-        <w:tc>
-          <w:tcPr>
-            <w:tcW w:w="3659" w:type="dxa"/>
-          </w:tcPr>
-          <w:p>
-            <w:pPr>
-              <w:ind w:left="0"/>
-            </w:pPr>
-            <w:r>
-              <w:rPr>
-                <w:rFonts w:hint="eastAsia"/>
-              </w:rPr>
-              <w:t>请求中添加前缀</w:t>
-            </w:r>
-          </w:p>
-        </w:tc>
-      </w:tr>
-      <w:tr>
-        <w:tc>
-          <w:tcPr>
-            <w:tcW w:w="3889" w:type="dxa"/>
-          </w:tcPr>
-          <w:p>
-            <w:pPr>
-              <w:ind w:left="0"/>
-            </w:pPr>
-            <w:r>
-              <w:t>withDelimiter</w:t>
-            </w:r>
-          </w:p>
-          <w:p>
-            <w:pPr>
-              <w:ind w:left="0"/>
-            </w:pPr>
-            <w:r>
-              <w:rPr>
-                <w:rFonts w:hint="eastAsia"/>
-              </w:rPr>
-              <w:t>参数：</w:t>
-            </w:r>
-            <w:r>
-              <w:rPr>
-                <w:rFonts w:hint="eastAsia"/>
-              </w:rPr>
-              <w:t>String</w:t>
-            </w:r>
-          </w:p>
-          <w:p>
-            <w:pPr>
-              <w:ind w:left="0"/>
-            </w:pPr>
-            <w:r>
-              <w:rPr>
-                <w:rFonts w:hint="eastAsia"/>
-              </w:rPr>
-              <w:t>返回值：</w:t>
-            </w:r>
-            <w:r>
-              <w:t>ListObjectsV2Request</w:t>
-            </w:r>
-          </w:p>
-        </w:tc>
-        <w:tc>
-          <w:tcPr>
-            <w:tcW w:w="3659" w:type="dxa"/>
-          </w:tcPr>
-          <w:p>
-            <w:pPr>
-              <w:ind w:left="0"/>
-            </w:pPr>
-            <w:r>
-              <w:rPr>
-                <w:rFonts w:hint="eastAsia"/>
-              </w:rPr>
-              <w:t>请求中添加分隔符</w:t>
-            </w:r>
-          </w:p>
-        </w:tc>
-      </w:tr>
-      <w:tr>
-        <w:tc>
-          <w:tcPr>
-            <w:tcW w:w="3889" w:type="dxa"/>
-          </w:tcPr>
-          <w:p>
-            <w:pPr>
-              <w:ind w:left="0"/>
-            </w:pPr>
-            <w:r>
-              <w:t>withFetchOwner</w:t>
-            </w:r>
-          </w:p>
-          <w:p>
-            <w:pPr>
-              <w:ind w:left="0"/>
-            </w:pPr>
-            <w:r>
-              <w:rPr>
-                <w:rFonts w:hint="eastAsia"/>
-              </w:rPr>
-              <w:t>参数：</w:t>
-            </w:r>
-            <w:r>
-              <w:rPr>
-                <w:rFonts w:hint="eastAsia"/>
-              </w:rPr>
-              <w:t>boolean</w:t>
-            </w:r>
-          </w:p>
-          <w:p>
-            <w:pPr>
-              <w:ind w:left="0"/>
-            </w:pPr>
-            <w:r>
-              <w:rPr>
-                <w:rFonts w:hint="eastAsia"/>
-              </w:rPr>
-              <w:t>返回值：</w:t>
-            </w:r>
-            <w:r>
-              <w:t>ListObjectsV2Request</w:t>
-            </w:r>
-          </w:p>
-        </w:tc>
-        <w:tc>
-          <w:tcPr>
-            <w:tcW w:w="3659" w:type="dxa"/>
-          </w:tcPr>
-          <w:p>
-            <w:pPr>
-              <w:ind w:left="0"/>
-            </w:pPr>
-            <w:r>
-              <w:rPr>
-                <w:rFonts w:hint="eastAsia"/>
-              </w:rPr>
-              <w:t>请求中添加是否获取</w:t>
-            </w:r>
-            <w:r>
-              <w:rPr>
-                <w:rFonts w:hint="eastAsia"/>
-              </w:rPr>
-              <w:t>Owner</w:t>
-            </w:r>
-          </w:p>
-        </w:tc>
-      </w:tr>
-      <w:tr>
-        <w:tc>
-          <w:tcPr>
-            <w:tcW w:w="3889" w:type="dxa"/>
-          </w:tcPr>
-          <w:p>
-            <w:pPr>
-              <w:ind w:left="0"/>
-            </w:pPr>
-            <w:r>
-              <w:t>withStartAfter</w:t>
-            </w:r>
-          </w:p>
-          <w:p>
-            <w:pPr>
-              <w:ind w:left="0"/>
-            </w:pPr>
-            <w:r>
-              <w:rPr>
-                <w:rFonts w:hint="eastAsia"/>
-              </w:rPr>
-              <w:t>参数：</w:t>
-            </w:r>
-            <w:r>
-              <w:rPr>
-                <w:rFonts w:hint="eastAsia"/>
-              </w:rPr>
-              <w:t>String</w:t>
-            </w:r>
-          </w:p>
-          <w:p>
-            <w:pPr>
-              <w:ind w:left="0"/>
-            </w:pPr>
-            <w:r>
-              <w:rPr>
-                <w:rFonts w:hint="eastAsia"/>
-              </w:rPr>
-              <w:t>返回值：</w:t>
-            </w:r>
-            <w:r>
-              <w:t>ListObjectsV2Request</w:t>
-            </w:r>
-          </w:p>
-        </w:tc>
-        <w:tc>
-          <w:tcPr>
-            <w:tcW w:w="3659" w:type="dxa"/>
-          </w:tcPr>
-          <w:p>
-            <w:pPr>
-              <w:ind w:left="0"/>
-            </w:pPr>
-            <w:r>
-              <w:rPr>
-                <w:rFonts w:hint="eastAsia"/>
-              </w:rPr>
-              <w:t>请求中添加开始位置</w:t>
-            </w:r>
-          </w:p>
-        </w:tc>
-      </w:tr>
-      <w:tr>
-        <w:tc>
-          <w:tcPr>
-            <w:tcW w:w="3889" w:type="dxa"/>
-          </w:tcPr>
-          <w:p>
-            <w:pPr>
-              <w:ind w:left="0"/>
-            </w:pPr>
-            <w:r>
-              <w:t>withContinuationToken</w:t>
-            </w:r>
-          </w:p>
-          <w:p>
-            <w:pPr>
-              <w:ind w:left="0"/>
-            </w:pPr>
-            <w:r>
-              <w:rPr>
-                <w:rFonts w:hint="eastAsia"/>
-              </w:rPr>
-              <w:t>参数：</w:t>
-            </w:r>
-            <w:r>
-              <w:rPr>
-                <w:rFonts w:hint="eastAsia"/>
-              </w:rPr>
-              <w:t>String</w:t>
-            </w:r>
-          </w:p>
-          <w:p>
-            <w:pPr>
-              <w:ind w:left="0"/>
-            </w:pPr>
-            <w:r>
-              <w:rPr>
-                <w:rFonts w:hint="eastAsia"/>
-              </w:rPr>
-              <w:t>返回值：</w:t>
-            </w:r>
-            <w:r>
-              <w:t>ListObjectsV2Request</w:t>
-            </w:r>
-          </w:p>
-        </w:tc>
-        <w:tc>
-          <w:tcPr>
-            <w:tcW w:w="3659" w:type="dxa"/>
-          </w:tcPr>
-          <w:p>
-            <w:pPr>
-              <w:ind w:left="0"/>
-            </w:pPr>
-            <w:r>
-              <w:rPr>
-                <w:rFonts w:hint="eastAsia"/>
-              </w:rPr>
-              <w:t>请求中添加</w:t>
-            </w:r>
-            <w:r>
-              <w:rPr>
-                <w:rFonts w:hint="eastAsia"/>
-              </w:rPr>
-              <w:t>continueationtoken</w:t>
-            </w:r>
-          </w:p>
-        </w:tc>
-      </w:tr>
-    </w:tbl>
-    <w:p/>
-    <w:p>
-      <w:r>
-        <w:rPr>
-          <w:rFonts w:hint="eastAsia"/>
-        </w:rPr>
-        <w:t>样例：</w:t>
-      </w:r>
-    </w:p>
-    <w:tbl>
-      <w:tblPr>
-        <w:tblStyle w:val="a9"/>
-        <w:tblW w:w="0" w:type="auto"/>
-        <w:tblInd w:w="748" w:type="dxa"/>
-        <w:tblLook w:val="04A0" w:firstRow="1" w:lastRow="0" w:firstColumn="1" w:lastColumn="0" w:noHBand="0" w:noVBand="1"/>
-      </w:tblPr>
-      <w:tblGrid>
-        <w:gridCol w:w="7548"/>
-      </w:tblGrid>
-      <w:tr>
-        <w:tc>
-          <w:tcPr>
-            <w:tcW w:w="8296" w:type="dxa"/>
-          </w:tcPr>
-          <w:p>
-            <w:pPr>
-              <w:ind w:left="0"/>
-            </w:pPr>
-            <w:r>
-              <w:t>ListObjectsV2Request request = new ListObjectsV2Request().withBucketName(bucket).withEncodingType("url");</w:t>
-            </w:r>
-          </w:p>
-          <w:p>
-            <w:pPr>
-              <w:ind w:left="0"/>
-            </w:pPr>
-            <w:r>
-              <w:t>request.withMaxKeys(1);</w:t>
-            </w:r>
-          </w:p>
-          <w:p>
-            <w:pPr>
-              <w:ind w:left="0"/>
-            </w:pPr>
-            <w:r>
-              <w:t>request.withPrefix("aa/bb/");</w:t>
-            </w:r>
-          </w:p>
-          <w:p>
-            <w:pPr>
-              <w:ind w:left="0"/>
-            </w:pPr>
-            <w:r>
-              <w:t>request.withDelimiter("/");</w:t>
-            </w:r>
-          </w:p>
-          <w:p>
-            <w:pPr>
-              <w:ind w:left="0"/>
-            </w:pPr>
-            <w:r>
-              <w:t>request.withFetchOwner(true);</w:t>
-            </w:r>
-          </w:p>
-          <w:p>
-            <w:pPr>
-              <w:ind w:left="0"/>
-            </w:pPr>
-            <w:r>
-              <w:t>request.withStartAfter("aa");</w:t>
-            </w:r>
-          </w:p>
-          <w:p>
-            <w:pPr>
-              <w:ind w:left="0"/>
-            </w:pPr>
-            <w:r>
-              <w:t>request.withContinuationToken("B1AND1I");</w:t>
-            </w:r>
-          </w:p>
-          <w:p>
-            <w:pPr>
-              <w:ind w:left="0"/>
-            </w:pPr>
-            <w:r>
-              <w:t>ListObjectsV2Result result = amazonS3.listObjectsV2(request);</w:t>
-            </w:r>
-          </w:p>
-        </w:tc>
-      </w:tr>
-    </w:tbl>
-    <w:p/>
-    <w:p>
-      <w:pPr>
-        <w:pStyle w:val="3"/>
-        <w:ind w:left="630"/>
-      </w:pPr>
-      <w:r>
+        <w:lastRenderedPageBreak/>
         <w:t xml:space="preserve">GET Bucket Object </w:t>
       </w:r>
       <w:r>
@@ -13516,7 +13598,6 @@
               <w:ind w:left="0"/>
             </w:pPr>
             <w:r>
-              <w:lastRenderedPageBreak/>
               <w:t xml:space="preserve">String keyMarker, </w:t>
             </w:r>
           </w:p>
@@ -13571,7 +13652,6 @@
               <w:rPr>
                 <w:rFonts w:hint="eastAsia"/>
               </w:rPr>
-              <w:lastRenderedPageBreak/>
               <w:t>创建</w:t>
             </w:r>
             <w:r>
@@ -13608,7 +13688,6 @@
               <w:ind w:left="0"/>
             </w:pPr>
             <w:r>
-              <w:lastRenderedPageBreak/>
               <w:t>setEncodingType</w:t>
             </w:r>
           </w:p>
@@ -13982,6 +14061,7 @@
               <w:rPr>
                 <w:rFonts w:hint="eastAsia"/>
               </w:rPr>
+              <w:lastRenderedPageBreak/>
               <w:t>参数：</w:t>
             </w:r>
           </w:p>
@@ -14028,6 +14108,7 @@
               <w:rPr>
                 <w:rFonts w:hint="eastAsia"/>
               </w:rPr>
+              <w:lastRenderedPageBreak/>
               <w:t>构造</w:t>
             </w:r>
             <w:r>
@@ -14064,6 +14145,7 @@
               <w:ind w:left="0"/>
             </w:pPr>
             <w:r>
+              <w:lastRenderedPageBreak/>
               <w:t>withVersionId</w:t>
             </w:r>
           </w:p>
@@ -14097,8 +14179,6 @@
             <w:r>
               <w:t>GetObjectRequest</w:t>
             </w:r>
-            <w:bookmarkStart w:id="3" w:name="_GoBack"/>
-            <w:bookmarkEnd w:id="3"/>
           </w:p>
         </w:tc>
         <w:tc>
@@ -14108,9 +14188,6 @@
           <w:p>
             <w:pPr>
               <w:ind w:left="0"/>
-              <w:rPr>
-                <w:rFonts w:hint="eastAsia"/>
-              </w:rPr>
             </w:pPr>
             <w:r>
               <w:rPr>
@@ -14273,7 +14350,6 @@
               <w:ind w:left="0"/>
             </w:pPr>
             <w:r>
-              <w:lastRenderedPageBreak/>
               <w:t>withModifiedSinceConstraint</w:t>
             </w:r>
           </w:p>
@@ -14961,6 +15037,7 @@
               <w:rPr>
                 <w:rFonts w:hint="eastAsia"/>
               </w:rPr>
+              <w:lastRenderedPageBreak/>
               <w:t>返回值：无</w:t>
             </w:r>
           </w:p>
@@ -14977,6 +15054,7 @@
               <w:rPr>
                 <w:rFonts w:hint="eastAsia"/>
               </w:rPr>
+              <w:lastRenderedPageBreak/>
               <w:t>设置</w:t>
             </w:r>
             <w:r>
@@ -14998,6 +15076,7 @@
               <w:ind w:left="0"/>
             </w:pPr>
             <w:r>
+              <w:lastRenderedPageBreak/>
               <w:t>setContentType</w:t>
             </w:r>
           </w:p>
@@ -15148,7 +15227,6 @@
               <w:ind w:left="0"/>
             </w:pPr>
             <w:r>
-              <w:lastRenderedPageBreak/>
               <w:t>request.withResponseHeaders(overrideHeaders);</w:t>
             </w:r>
           </w:p>
@@ -15625,7 +15703,6 @@
         <w:rPr>
           <w:rFonts w:hint="eastAsia"/>
         </w:rPr>
-        <w:lastRenderedPageBreak/>
         <w:t>数据库表设计结构</w:t>
       </w:r>
     </w:p>
@@ -16692,6 +16769,7 @@
         <w:rPr>
           <w:rFonts w:hint="eastAsia"/>
         </w:rPr>
+        <w:lastRenderedPageBreak/>
         <w:t>系统需要获取</w:t>
       </w:r>
       <w:r>
@@ -17121,7 +17199,6 @@
         <w:rPr>
           <w:rFonts w:hint="eastAsia"/>
         </w:rPr>
-        <w:lastRenderedPageBreak/>
         <w:t>版本控制：</w:t>
       </w:r>
     </w:p>
@@ -17794,6 +17871,7 @@
         <w:rPr>
           <w:rFonts w:hint="eastAsia"/>
         </w:rPr>
+        <w:lastRenderedPageBreak/>
         <w:t>当用户创建桶时携带了区域</w:t>
       </w:r>
       <w:r>
@@ -18034,7 +18112,6 @@
         <w:ind w:left="0"/>
       </w:pPr>
       <w:r>
-        <w:lastRenderedPageBreak/>
         <w:t>Version</w:t>
       </w:r>
       <w:r>
@@ -18121,6 +18198,7 @@
         </w:rPr>
       </w:pPr>
       <w:r>
+        <w:lastRenderedPageBreak/>
         <w:t xml:space="preserve"> </w:t>
       </w:r>
       <w:r>
@@ -18219,7 +18297,6 @@
         <w:rPr>
           <w:rFonts w:hint="eastAsia"/>
         </w:rPr>
-        <w:lastRenderedPageBreak/>
         <w:t>QueryForUpdate</w:t>
       </w:r>
       <w:r>
@@ -18320,6 +18397,7 @@
         <w:rPr>
           <w:rFonts w:hint="eastAsia"/>
         </w:rPr>
+        <w:lastRenderedPageBreak/>
         <w:t>先将原最新元数据写入历史元数据表，再更新最新元数据，避免原最新元数据在一部分时刻在最新元数据表和历史元数据表都查询不到任何关于此版本的记录。</w:t>
       </w:r>
     </w:p>
@@ -18932,7 +19010,6 @@
         <w:rPr>
           <w:rFonts w:hint="eastAsia"/>
         </w:rPr>
-        <w:lastRenderedPageBreak/>
         <w:t>查询对象（</w:t>
       </w:r>
       <w:r>
@@ -19014,6 +19091,7 @@
         <w:rPr>
           <w:rStyle w:val="afd"/>
         </w:rPr>
+        <w:lastRenderedPageBreak/>
         <w:t>筛选条件</w:t>
       </w:r>
     </w:p>
@@ -20012,6 +20090,7 @@
         <w:rPr>
           <w:rFonts w:hint="eastAsia"/>
         </w:rPr>
+        <w:lastRenderedPageBreak/>
         <w:t>{</w:t>
       </w:r>
     </w:p>
@@ -34756,7 +34835,6 @@
         <w:docPartUnique/>
       </w:docPartObj>
     </w:sdtPr>
-    <w:sdtEndPr/>
     <w:sdtContent>
       <w:p>
         <w:pPr>
@@ -34777,7 +34855,7 @@
             <w:noProof/>
             <w:lang w:val="zh-CN"/>
           </w:rPr>
-          <w:t>31</w:t>
+          <w:t>22</w:t>
         </w:r>
         <w:r>
           <w:fldChar w:fldCharType="end"/>
@@ -41234,7 +41312,7 @@
 </file>
 
 <file path=customXml/itemProps1.xml><?xml version="1.0" encoding="utf-8"?>
-<ds:datastoreItem xmlns:ds="http://schemas.openxmlformats.org/officeDocument/2006/customXml" ds:itemID="{CFA5C492-E4E5-4D80-88C5-C0EE348275E4}">
+<ds:datastoreItem xmlns:ds="http://schemas.openxmlformats.org/officeDocument/2006/customXml" ds:itemID="{67DF95BE-3E3D-4C14-81FC-313A776278E4}">
   <ds:schemaRefs>
     <ds:schemaRef ds:uri="http://schemas.openxmlformats.org/officeDocument/2006/bibliography"/>
   </ds:schemaRefs>

--- a/internal_doc/03.开发设计/Amazon S3接口兼容/Story--SequoiaDB兼容Amazon S3接口 -对象管理.docx
+++ b/internal_doc/03.开发设计/Amazon S3接口兼容/Story--SequoiaDB兼容Amazon S3接口 -对象管理.docx
@@ -6226,14 +6226,7 @@
         <w:rPr>
           <w:rFonts w:hint="eastAsia"/>
         </w:rPr>
-        <w:t>获取桶中的对象元数据列表的</w:t>
-      </w:r>
-      <w:commentRangeStart w:id="0"/>
-      <w:r>
-        <w:rPr>
-          <w:rFonts w:hint="eastAsia"/>
-        </w:rPr>
-        <w:t>全部版本。</w:t>
+        <w:t>获取桶中的对象元数据列表的全部版本。</w:t>
       </w:r>
     </w:p>
     <w:p>
@@ -6244,20 +6237,7 @@
         <w:rPr>
           <w:rFonts w:hint="eastAsia"/>
         </w:rPr>
-        <w:t>查询时按照对象名称的字典排序，当返回部</w:t>
-      </w:r>
-      <w:commentRangeEnd w:id="0"/>
-      <w:r>
-        <w:rPr>
-          <w:rStyle w:val="af"/>
-        </w:rPr>
-        <w:commentReference w:id="0"/>
-      </w:r>
-      <w:r>
-        <w:rPr>
-          <w:rFonts w:hint="eastAsia"/>
-        </w:rPr>
-        <w:t>分结果时，使用</w:t>
+        <w:t>查询时按照对象名称的字典排序，当返回部分结果时，使用</w:t>
       </w:r>
       <w:r>
         <w:t>IsTruncated</w:t>
@@ -7256,18 +7236,10 @@
             <w:pPr>
               <w:ind w:left="0"/>
             </w:pPr>
-            <w:commentRangeStart w:id="1"/>
             <w:r>
               <w:lastRenderedPageBreak/>
               <w:t>KeyMarker</w:t>
             </w:r>
-            <w:commentRangeEnd w:id="1"/>
-            <w:r>
-              <w:rPr>
-                <w:rStyle w:val="af"/>
-              </w:rPr>
-              <w:commentReference w:id="1"/>
-            </w:r>
           </w:p>
         </w:tc>
         <w:tc>
@@ -7679,16 +7651,16 @@
             <w:pPr>
               <w:ind w:left="0"/>
             </w:pPr>
-            <w:commentRangeStart w:id="2"/>
+            <w:commentRangeStart w:id="0"/>
             <w:r>
               <w:t>Container for version information.</w:t>
             </w:r>
-            <w:commentRangeEnd w:id="2"/>
+            <w:commentRangeEnd w:id="0"/>
             <w:r>
               <w:rPr>
                 <w:rStyle w:val="af"/>
               </w:rPr>
-              <w:commentReference w:id="2"/>
+              <w:commentReference w:id="0"/>
             </w:r>
           </w:p>
           <w:p>
@@ -11690,10 +11662,7 @@
               <w:ind w:left="0"/>
             </w:pPr>
             <w:r>
-              <w:t xml:space="preserve"> New </w:t>
-            </w:r>
-            <w:r>
-              <w:t>BasicAWSCredentials("ABCDEFGHIJKLMNOPQRST","ABCDEFGHIJKLMNOPQRST");</w:t>
+              <w:t xml:space="preserve"> New BasicAWSCredentials("ABCDEFGHIJKLMNOPQRST","ABCDEFGHIJKLMNOPQRST");</w:t>
             </w:r>
           </w:p>
           <w:p>
@@ -13296,8 +13265,6 @@
             <w:pPr>
               <w:ind w:left="0" w:firstLineChars="300" w:firstLine="630"/>
             </w:pPr>
-            <w:bookmarkStart w:id="3" w:name="_GoBack"/>
-            <w:bookmarkEnd w:id="3"/>
             <w:r>
               <w:t xml:space="preserve"> new ListObjectsV2Request().withBucketName(bucket).withEncodingType("url");</w:t>
             </w:r>
@@ -13991,6 +13958,1448 @@
               <w:t>请求，返回对象和对象元数据</w:t>
             </w:r>
           </w:p>
+          <w:p>
+            <w:pPr>
+              <w:ind w:left="0"/>
+            </w:pPr>
+            <w:bookmarkStart w:id="1" w:name="_GoBack"/>
+            <w:bookmarkEnd w:id="1"/>
+            <w:r>
+              <w:t>G</w:t>
+            </w:r>
+            <w:r>
+              <w:rPr>
+                <w:rFonts w:hint="eastAsia"/>
+              </w:rPr>
+              <w:t>etObject</w:t>
+            </w:r>
+            <w:r>
+              <w:rPr>
+                <w:rFonts w:hint="eastAsia"/>
+              </w:rPr>
+              <w:t>接口一次能够下载的文件大小最大为</w:t>
+            </w:r>
+            <w:r>
+              <w:rPr>
+                <w:rFonts w:hint="eastAsia"/>
+              </w:rPr>
+              <w:t>8191</w:t>
+            </w:r>
+            <w:r>
+              <w:rPr>
+                <w:rFonts w:hint="eastAsia"/>
+              </w:rPr>
+              <w:t>字节，当超过</w:t>
+            </w:r>
+            <w:r>
+              <w:rPr>
+                <w:rFonts w:hint="eastAsia"/>
+              </w:rPr>
+              <w:t>8191</w:t>
+            </w:r>
+            <w:r>
+              <w:rPr>
+                <w:rFonts w:hint="eastAsia"/>
+              </w:rPr>
+              <w:t>字节时，需要使用</w:t>
+            </w:r>
+            <w:r>
+              <w:rPr>
+                <w:rFonts w:hint="eastAsia"/>
+              </w:rPr>
+              <w:t>range</w:t>
+            </w:r>
+            <w:r>
+              <w:rPr>
+                <w:rFonts w:hint="eastAsia"/>
+              </w:rPr>
+              <w:t>分块获取。</w:t>
+            </w:r>
+          </w:p>
+          <w:p>
+            <w:pPr>
+              <w:ind w:left="0"/>
+              <w:rPr>
+                <w:rFonts w:hint="eastAsia"/>
+              </w:rPr>
+            </w:pPr>
+          </w:p>
+        </w:tc>
+      </w:tr>
+    </w:tbl>
+    <w:p/>
+    <w:p>
+      <w:pPr>
+        <w:rPr>
+          <w:rFonts w:hint="eastAsia"/>
+        </w:rPr>
+      </w:pPr>
+    </w:p>
+    <w:tbl>
+      <w:tblPr>
+        <w:tblStyle w:val="a9"/>
+        <w:tblW w:w="0" w:type="auto"/>
+        <w:tblInd w:w="748" w:type="dxa"/>
+        <w:tblLook w:val="04A0" w:firstRow="1" w:lastRow="0" w:firstColumn="1" w:lastColumn="0" w:noHBand="0" w:noVBand="1"/>
+      </w:tblPr>
+      <w:tblGrid>
+        <w:gridCol w:w="3774"/>
+        <w:gridCol w:w="3774"/>
+      </w:tblGrid>
+      <w:tr>
+        <w:tc>
+          <w:tcPr>
+            <w:tcW w:w="3774" w:type="dxa"/>
+          </w:tcPr>
+          <w:p>
+            <w:pPr>
+              <w:ind w:left="0"/>
+            </w:pPr>
+            <w:r>
+              <w:rPr>
+                <w:rFonts w:hint="eastAsia"/>
+              </w:rPr>
+              <w:t>接口</w:t>
+            </w:r>
+          </w:p>
+        </w:tc>
+        <w:tc>
+          <w:tcPr>
+            <w:tcW w:w="3774" w:type="dxa"/>
+          </w:tcPr>
+          <w:p>
+            <w:pPr>
+              <w:ind w:left="0"/>
+            </w:pPr>
+            <w:r>
+              <w:rPr>
+                <w:rFonts w:hint="eastAsia"/>
+              </w:rPr>
+              <w:t>作用</w:t>
+            </w:r>
+          </w:p>
+        </w:tc>
+      </w:tr>
+      <w:tr>
+        <w:tc>
+          <w:tcPr>
+            <w:tcW w:w="3774" w:type="dxa"/>
+          </w:tcPr>
+          <w:p>
+            <w:pPr>
+              <w:ind w:left="0"/>
+            </w:pPr>
+            <w:r>
+              <w:t>GetObjectRequest</w:t>
+            </w:r>
+          </w:p>
+          <w:p>
+            <w:pPr>
+              <w:ind w:left="0"/>
+            </w:pPr>
+            <w:r>
+              <w:rPr>
+                <w:rFonts w:hint="eastAsia"/>
+              </w:rPr>
+              <w:t>参数：</w:t>
+            </w:r>
+          </w:p>
+          <w:p>
+            <w:pPr>
+              <w:ind w:left="0"/>
+            </w:pPr>
+            <w:r>
+              <w:t xml:space="preserve">String bucketName, </w:t>
+            </w:r>
+          </w:p>
+          <w:p>
+            <w:pPr>
+              <w:ind w:left="0"/>
+            </w:pPr>
+            <w:r>
+              <w:t>String key</w:t>
+            </w:r>
+          </w:p>
+          <w:p>
+            <w:pPr>
+              <w:ind w:left="0"/>
+            </w:pPr>
+            <w:r>
+              <w:rPr>
+                <w:rFonts w:hint="eastAsia"/>
+              </w:rPr>
+              <w:t>返回值：</w:t>
+            </w:r>
+            <w:r>
+              <w:t>GetObjectRequest</w:t>
+            </w:r>
+          </w:p>
+        </w:tc>
+        <w:tc>
+          <w:tcPr>
+            <w:tcW w:w="3774" w:type="dxa"/>
+          </w:tcPr>
+          <w:p>
+            <w:pPr>
+              <w:ind w:left="0"/>
+            </w:pPr>
+            <w:r>
+              <w:rPr>
+                <w:rFonts w:hint="eastAsia"/>
+              </w:rPr>
+              <w:t>构造</w:t>
+            </w:r>
+            <w:r>
+              <w:rPr>
+                <w:rFonts w:hint="eastAsia"/>
+              </w:rPr>
+              <w:t>get</w:t>
+            </w:r>
+            <w:r>
+              <w:t xml:space="preserve"> </w:t>
+            </w:r>
+            <w:r>
+              <w:rPr>
+                <w:rFonts w:hint="eastAsia"/>
+              </w:rPr>
+              <w:t>object</w:t>
+            </w:r>
+            <w:r>
+              <w:rPr>
+                <w:rFonts w:hint="eastAsia"/>
+              </w:rPr>
+              <w:t>请求</w:t>
+            </w:r>
+          </w:p>
+        </w:tc>
+      </w:tr>
+      <w:tr>
+        <w:tc>
+          <w:tcPr>
+            <w:tcW w:w="3774" w:type="dxa"/>
+          </w:tcPr>
+          <w:p>
+            <w:pPr>
+              <w:ind w:left="0"/>
+            </w:pPr>
+            <w:r>
+              <w:t>withVersionId</w:t>
+            </w:r>
+          </w:p>
+          <w:p>
+            <w:pPr>
+              <w:ind w:left="0"/>
+            </w:pPr>
+            <w:r>
+              <w:rPr>
+                <w:rFonts w:hint="eastAsia"/>
+              </w:rPr>
+              <w:t>参数：</w:t>
+            </w:r>
+            <w:r>
+              <w:rPr>
+                <w:rFonts w:hint="eastAsia"/>
+              </w:rPr>
+              <w:t>String</w:t>
+            </w:r>
+          </w:p>
+          <w:p>
+            <w:pPr>
+              <w:ind w:left="0"/>
+            </w:pPr>
+            <w:r>
+              <w:rPr>
+                <w:rFonts w:hint="eastAsia"/>
+              </w:rPr>
+              <w:t>返回值：</w:t>
+            </w:r>
+            <w:r>
+              <w:t>GetObjectRequest</w:t>
+            </w:r>
+          </w:p>
+        </w:tc>
+        <w:tc>
+          <w:tcPr>
+            <w:tcW w:w="3774" w:type="dxa"/>
+          </w:tcPr>
+          <w:p>
+            <w:pPr>
+              <w:ind w:left="0"/>
+            </w:pPr>
+            <w:r>
+              <w:rPr>
+                <w:rFonts w:hint="eastAsia"/>
+              </w:rPr>
+              <w:t>指定版本获取对象</w:t>
+            </w:r>
+          </w:p>
+        </w:tc>
+      </w:tr>
+      <w:tr>
+        <w:tc>
+          <w:tcPr>
+            <w:tcW w:w="3774" w:type="dxa"/>
+          </w:tcPr>
+          <w:p>
+            <w:pPr>
+              <w:ind w:left="0"/>
+            </w:pPr>
+            <w:r>
+              <w:t>withMatchingETagConstraint</w:t>
+            </w:r>
+          </w:p>
+          <w:p>
+            <w:pPr>
+              <w:ind w:left="0"/>
+            </w:pPr>
+            <w:r>
+              <w:rPr>
+                <w:rFonts w:hint="eastAsia"/>
+              </w:rPr>
+              <w:t>参数：</w:t>
+            </w:r>
+            <w:r>
+              <w:rPr>
+                <w:rFonts w:hint="eastAsia"/>
+              </w:rPr>
+              <w:t>String</w:t>
+            </w:r>
+          </w:p>
+          <w:p>
+            <w:pPr>
+              <w:ind w:left="0"/>
+            </w:pPr>
+            <w:r>
+              <w:rPr>
+                <w:rFonts w:hint="eastAsia"/>
+              </w:rPr>
+              <w:t>返回值：</w:t>
+            </w:r>
+            <w:r>
+              <w:t>GetObjectRequest</w:t>
+            </w:r>
+          </w:p>
+        </w:tc>
+        <w:tc>
+          <w:tcPr>
+            <w:tcW w:w="3774" w:type="dxa"/>
+          </w:tcPr>
+          <w:p>
+            <w:pPr>
+              <w:ind w:left="0"/>
+            </w:pPr>
+            <w:r>
+              <w:rPr>
+                <w:rFonts w:hint="eastAsia"/>
+              </w:rPr>
+              <w:t>请求中携带</w:t>
+            </w:r>
+            <w:r>
+              <w:t>MatchingETag</w:t>
+            </w:r>
+            <w:r>
+              <w:rPr>
+                <w:rFonts w:hint="eastAsia"/>
+              </w:rPr>
+              <w:t>判断条件</w:t>
+            </w:r>
+          </w:p>
+        </w:tc>
+      </w:tr>
+      <w:tr>
+        <w:tc>
+          <w:tcPr>
+            <w:tcW w:w="3774" w:type="dxa"/>
+          </w:tcPr>
+          <w:p>
+            <w:pPr>
+              <w:ind w:left="0"/>
+            </w:pPr>
+            <w:r>
+              <w:t>withNonmatchingETagConstraint</w:t>
+            </w:r>
+          </w:p>
+          <w:p>
+            <w:pPr>
+              <w:ind w:left="0"/>
+            </w:pPr>
+            <w:r>
+              <w:rPr>
+                <w:rFonts w:hint="eastAsia"/>
+              </w:rPr>
+              <w:t>参数：</w:t>
+            </w:r>
+            <w:r>
+              <w:rPr>
+                <w:rFonts w:hint="eastAsia"/>
+              </w:rPr>
+              <w:t>String</w:t>
+            </w:r>
+          </w:p>
+          <w:p>
+            <w:pPr>
+              <w:ind w:left="0"/>
+            </w:pPr>
+            <w:r>
+              <w:rPr>
+                <w:rFonts w:hint="eastAsia"/>
+              </w:rPr>
+              <w:t>返回值：</w:t>
+            </w:r>
+            <w:r>
+              <w:t>GetObjectRequest</w:t>
+            </w:r>
+          </w:p>
+        </w:tc>
+        <w:tc>
+          <w:tcPr>
+            <w:tcW w:w="3774" w:type="dxa"/>
+          </w:tcPr>
+          <w:p>
+            <w:pPr>
+              <w:ind w:left="0"/>
+            </w:pPr>
+            <w:r>
+              <w:rPr>
+                <w:rFonts w:hint="eastAsia"/>
+              </w:rPr>
+              <w:t>请求中携带</w:t>
+            </w:r>
+            <w:r>
+              <w:t>NonmatchingETag</w:t>
+            </w:r>
+            <w:r>
+              <w:rPr>
+                <w:rFonts w:hint="eastAsia"/>
+              </w:rPr>
+              <w:t>判断条件</w:t>
+            </w:r>
+          </w:p>
+        </w:tc>
+      </w:tr>
+      <w:tr>
+        <w:tc>
+          <w:tcPr>
+            <w:tcW w:w="3774" w:type="dxa"/>
+          </w:tcPr>
+          <w:p>
+            <w:pPr>
+              <w:ind w:left="0"/>
+            </w:pPr>
+            <w:r>
+              <w:t>withModifiedSinceConstraint</w:t>
+            </w:r>
+          </w:p>
+          <w:p>
+            <w:pPr>
+              <w:ind w:left="0"/>
+            </w:pPr>
+            <w:r>
+              <w:rPr>
+                <w:rFonts w:hint="eastAsia"/>
+              </w:rPr>
+              <w:t>参数：</w:t>
+            </w:r>
+            <w:r>
+              <w:rPr>
+                <w:rFonts w:hint="eastAsia"/>
+              </w:rPr>
+              <w:t>String</w:t>
+            </w:r>
+          </w:p>
+          <w:p>
+            <w:pPr>
+              <w:ind w:left="0"/>
+            </w:pPr>
+            <w:r>
+              <w:rPr>
+                <w:rFonts w:hint="eastAsia"/>
+              </w:rPr>
+              <w:t>返回值：</w:t>
+            </w:r>
+            <w:r>
+              <w:t>GetObjectRequest</w:t>
+            </w:r>
+          </w:p>
+        </w:tc>
+        <w:tc>
+          <w:tcPr>
+            <w:tcW w:w="3774" w:type="dxa"/>
+          </w:tcPr>
+          <w:p>
+            <w:pPr>
+              <w:ind w:left="0"/>
+            </w:pPr>
+            <w:r>
+              <w:rPr>
+                <w:rFonts w:hint="eastAsia"/>
+              </w:rPr>
+              <w:t>请求中携带</w:t>
+            </w:r>
+            <w:r>
+              <w:t>ModifiedSince</w:t>
+            </w:r>
+            <w:r>
+              <w:rPr>
+                <w:rFonts w:hint="eastAsia"/>
+              </w:rPr>
+              <w:t>判断条件</w:t>
+            </w:r>
+          </w:p>
+        </w:tc>
+      </w:tr>
+      <w:tr>
+        <w:tc>
+          <w:tcPr>
+            <w:tcW w:w="3774" w:type="dxa"/>
+          </w:tcPr>
+          <w:p>
+            <w:pPr>
+              <w:ind w:left="0"/>
+            </w:pPr>
+            <w:r>
+              <w:t>withUnmodifiedSinceConstraint</w:t>
+            </w:r>
+          </w:p>
+          <w:p>
+            <w:pPr>
+              <w:ind w:left="0"/>
+            </w:pPr>
+            <w:r>
+              <w:rPr>
+                <w:rFonts w:hint="eastAsia"/>
+              </w:rPr>
+              <w:t>参数：</w:t>
+            </w:r>
+            <w:r>
+              <w:rPr>
+                <w:rFonts w:hint="eastAsia"/>
+              </w:rPr>
+              <w:t>String</w:t>
+            </w:r>
+          </w:p>
+          <w:p>
+            <w:pPr>
+              <w:ind w:left="0"/>
+            </w:pPr>
+            <w:r>
+              <w:rPr>
+                <w:rFonts w:hint="eastAsia"/>
+              </w:rPr>
+              <w:t>返回值：</w:t>
+            </w:r>
+            <w:r>
+              <w:t>GetObjectRequest</w:t>
+            </w:r>
+          </w:p>
+        </w:tc>
+        <w:tc>
+          <w:tcPr>
+            <w:tcW w:w="3774" w:type="dxa"/>
+          </w:tcPr>
+          <w:p>
+            <w:pPr>
+              <w:ind w:left="0"/>
+            </w:pPr>
+            <w:r>
+              <w:rPr>
+                <w:rFonts w:hint="eastAsia"/>
+              </w:rPr>
+              <w:t>请求中携带</w:t>
+            </w:r>
+            <w:r>
+              <w:t>UnmodifiedSince</w:t>
+            </w:r>
+            <w:r>
+              <w:rPr>
+                <w:rFonts w:hint="eastAsia"/>
+              </w:rPr>
+              <w:t>判断条件</w:t>
+            </w:r>
+          </w:p>
+        </w:tc>
+      </w:tr>
+      <w:tr>
+        <w:tc>
+          <w:tcPr>
+            <w:tcW w:w="3774" w:type="dxa"/>
+          </w:tcPr>
+          <w:p>
+            <w:pPr>
+              <w:ind w:left="0"/>
+            </w:pPr>
+            <w:r>
+              <w:t>withRange</w:t>
+            </w:r>
+          </w:p>
+          <w:p>
+            <w:pPr>
+              <w:ind w:left="0"/>
+            </w:pPr>
+            <w:r>
+              <w:rPr>
+                <w:rFonts w:hint="eastAsia"/>
+              </w:rPr>
+              <w:t>参数：</w:t>
+            </w:r>
+            <w:r>
+              <w:rPr>
+                <w:rFonts w:hint="eastAsia"/>
+              </w:rPr>
+              <w:t>int-int</w:t>
+            </w:r>
+          </w:p>
+          <w:p>
+            <w:pPr>
+              <w:ind w:left="0"/>
+            </w:pPr>
+            <w:r>
+              <w:rPr>
+                <w:rFonts w:hint="eastAsia"/>
+              </w:rPr>
+              <w:t>返回值：</w:t>
+            </w:r>
+            <w:r>
+              <w:t>GetObjectRequest</w:t>
+            </w:r>
+          </w:p>
+        </w:tc>
+        <w:tc>
+          <w:tcPr>
+            <w:tcW w:w="3774" w:type="dxa"/>
+          </w:tcPr>
+          <w:p>
+            <w:pPr>
+              <w:ind w:left="0"/>
+            </w:pPr>
+            <w:r>
+              <w:rPr>
+                <w:rFonts w:hint="eastAsia"/>
+              </w:rPr>
+              <w:t>请求中携带</w:t>
+            </w:r>
+            <w:r>
+              <w:rPr>
+                <w:rFonts w:hint="eastAsia"/>
+              </w:rPr>
+              <w:t>range</w:t>
+            </w:r>
+          </w:p>
+        </w:tc>
+      </w:tr>
+      <w:tr>
+        <w:tc>
+          <w:tcPr>
+            <w:tcW w:w="3774" w:type="dxa"/>
+          </w:tcPr>
+          <w:p>
+            <w:pPr>
+              <w:ind w:left="0"/>
+            </w:pPr>
+            <w:r>
+              <w:t>withResponseHeaders</w:t>
+            </w:r>
+          </w:p>
+          <w:p>
+            <w:pPr>
+              <w:ind w:left="0"/>
+            </w:pPr>
+            <w:r>
+              <w:rPr>
+                <w:rFonts w:hint="eastAsia"/>
+              </w:rPr>
+              <w:t>参数：</w:t>
+            </w:r>
+            <w:r>
+              <w:t>ResponseHeaderOverrides</w:t>
+            </w:r>
+          </w:p>
+          <w:p>
+            <w:pPr>
+              <w:ind w:left="0"/>
+            </w:pPr>
+            <w:r>
+              <w:rPr>
+                <w:rFonts w:hint="eastAsia"/>
+              </w:rPr>
+              <w:t>返回值：</w:t>
+            </w:r>
+            <w:r>
+              <w:t>GetObjectRequest</w:t>
+            </w:r>
+          </w:p>
+        </w:tc>
+        <w:tc>
+          <w:tcPr>
+            <w:tcW w:w="3774" w:type="dxa"/>
+          </w:tcPr>
+          <w:p>
+            <w:pPr>
+              <w:ind w:left="0"/>
+            </w:pPr>
+          </w:p>
+        </w:tc>
+      </w:tr>
+    </w:tbl>
+    <w:p/>
+    <w:tbl>
+      <w:tblPr>
+        <w:tblStyle w:val="a9"/>
+        <w:tblW w:w="0" w:type="auto"/>
+        <w:tblInd w:w="748" w:type="dxa"/>
+        <w:tblLook w:val="04A0" w:firstRow="1" w:lastRow="0" w:firstColumn="1" w:lastColumn="0" w:noHBand="0" w:noVBand="1"/>
+      </w:tblPr>
+      <w:tblGrid>
+        <w:gridCol w:w="3925"/>
+        <w:gridCol w:w="3623"/>
+      </w:tblGrid>
+      <w:tr>
+        <w:tc>
+          <w:tcPr>
+            <w:tcW w:w="3925" w:type="dxa"/>
+          </w:tcPr>
+          <w:p>
+            <w:pPr>
+              <w:ind w:left="0"/>
+            </w:pPr>
+            <w:r>
+              <w:rPr>
+                <w:rFonts w:hint="eastAsia"/>
+              </w:rPr>
+              <w:t>接口</w:t>
+            </w:r>
+          </w:p>
+        </w:tc>
+        <w:tc>
+          <w:tcPr>
+            <w:tcW w:w="3623" w:type="dxa"/>
+          </w:tcPr>
+          <w:p>
+            <w:pPr>
+              <w:ind w:left="0"/>
+            </w:pPr>
+            <w:r>
+              <w:rPr>
+                <w:rFonts w:hint="eastAsia"/>
+              </w:rPr>
+              <w:t>作用</w:t>
+            </w:r>
+          </w:p>
+        </w:tc>
+      </w:tr>
+      <w:tr>
+        <w:tc>
+          <w:tcPr>
+            <w:tcW w:w="3925" w:type="dxa"/>
+          </w:tcPr>
+          <w:p>
+            <w:pPr>
+              <w:ind w:left="0"/>
+            </w:pPr>
+            <w:r>
+              <w:t>ResponseHeaderOverrides</w:t>
+            </w:r>
+          </w:p>
+          <w:p>
+            <w:pPr>
+              <w:ind w:left="0"/>
+            </w:pPr>
+            <w:r>
+              <w:rPr>
+                <w:rFonts w:hint="eastAsia"/>
+              </w:rPr>
+              <w:t>参数：无</w:t>
+            </w:r>
+          </w:p>
+          <w:p>
+            <w:pPr>
+              <w:ind w:left="0"/>
+            </w:pPr>
+            <w:r>
+              <w:rPr>
+                <w:rFonts w:hint="eastAsia"/>
+              </w:rPr>
+              <w:t>返回值：</w:t>
+            </w:r>
+          </w:p>
+        </w:tc>
+        <w:tc>
+          <w:tcPr>
+            <w:tcW w:w="3623" w:type="dxa"/>
+          </w:tcPr>
+          <w:p>
+            <w:pPr>
+              <w:ind w:left="0"/>
+            </w:pPr>
+            <w:r>
+              <w:rPr>
+                <w:rFonts w:hint="eastAsia"/>
+              </w:rPr>
+              <w:t>构造指定响应头部请求</w:t>
+            </w:r>
+          </w:p>
+        </w:tc>
+      </w:tr>
+      <w:tr>
+        <w:tc>
+          <w:tcPr>
+            <w:tcW w:w="3925" w:type="dxa"/>
+          </w:tcPr>
+          <w:p>
+            <w:pPr>
+              <w:ind w:left="0"/>
+            </w:pPr>
+            <w:r>
+              <w:t>setCacheControl</w:t>
+            </w:r>
+          </w:p>
+          <w:p>
+            <w:pPr>
+              <w:ind w:left="0"/>
+            </w:pPr>
+            <w:r>
+              <w:rPr>
+                <w:rFonts w:hint="eastAsia"/>
+              </w:rPr>
+              <w:t>参数：</w:t>
+            </w:r>
+            <w:r>
+              <w:rPr>
+                <w:rFonts w:hint="eastAsia"/>
+              </w:rPr>
+              <w:t>String</w:t>
+            </w:r>
+          </w:p>
+          <w:p>
+            <w:pPr>
+              <w:ind w:left="0"/>
+            </w:pPr>
+            <w:r>
+              <w:rPr>
+                <w:rFonts w:hint="eastAsia"/>
+              </w:rPr>
+              <w:t>返回值：无</w:t>
+            </w:r>
+          </w:p>
+        </w:tc>
+        <w:tc>
+          <w:tcPr>
+            <w:tcW w:w="3623" w:type="dxa"/>
+          </w:tcPr>
+          <w:p>
+            <w:pPr>
+              <w:ind w:left="0"/>
+            </w:pPr>
+            <w:r>
+              <w:rPr>
+                <w:rFonts w:hint="eastAsia"/>
+              </w:rPr>
+              <w:t>设置响应</w:t>
+            </w:r>
+            <w:r>
+              <w:rPr>
+                <w:rFonts w:hint="eastAsia"/>
+              </w:rPr>
+              <w:t>cache</w:t>
+            </w:r>
+            <w:r>
+              <w:t xml:space="preserve"> </w:t>
+            </w:r>
+            <w:r>
+              <w:rPr>
+                <w:rFonts w:hint="eastAsia"/>
+              </w:rPr>
+              <w:t>control</w:t>
+            </w:r>
+          </w:p>
+        </w:tc>
+      </w:tr>
+      <w:tr>
+        <w:tc>
+          <w:tcPr>
+            <w:tcW w:w="3925" w:type="dxa"/>
+          </w:tcPr>
+          <w:p>
+            <w:pPr>
+              <w:ind w:left="0"/>
+            </w:pPr>
+            <w:r>
+              <w:t>setContentDisposition</w:t>
+            </w:r>
+          </w:p>
+          <w:p>
+            <w:pPr>
+              <w:ind w:left="0"/>
+            </w:pPr>
+            <w:r>
+              <w:rPr>
+                <w:rFonts w:hint="eastAsia"/>
+              </w:rPr>
+              <w:t>参数：</w:t>
+            </w:r>
+            <w:r>
+              <w:rPr>
+                <w:rFonts w:hint="eastAsia"/>
+              </w:rPr>
+              <w:t>String</w:t>
+            </w:r>
+          </w:p>
+          <w:p>
+            <w:pPr>
+              <w:ind w:left="0"/>
+            </w:pPr>
+            <w:r>
+              <w:rPr>
+                <w:rFonts w:hint="eastAsia"/>
+              </w:rPr>
+              <w:t>返回值：无</w:t>
+            </w:r>
+          </w:p>
+        </w:tc>
+        <w:tc>
+          <w:tcPr>
+            <w:tcW w:w="3623" w:type="dxa"/>
+          </w:tcPr>
+          <w:p>
+            <w:pPr>
+              <w:ind w:left="0"/>
+            </w:pPr>
+            <w:r>
+              <w:rPr>
+                <w:rFonts w:hint="eastAsia"/>
+              </w:rPr>
+              <w:t>设置</w:t>
+            </w:r>
+            <w:r>
+              <w:rPr>
+                <w:rFonts w:hint="eastAsia"/>
+              </w:rPr>
+              <w:t>content</w:t>
+            </w:r>
+            <w:r>
+              <w:t xml:space="preserve"> </w:t>
+            </w:r>
+            <w:r>
+              <w:rPr>
+                <w:rFonts w:hint="eastAsia"/>
+              </w:rPr>
+              <w:t>disposition</w:t>
+            </w:r>
+          </w:p>
+        </w:tc>
+      </w:tr>
+      <w:tr>
+        <w:tc>
+          <w:tcPr>
+            <w:tcW w:w="3925" w:type="dxa"/>
+          </w:tcPr>
+          <w:p>
+            <w:pPr>
+              <w:ind w:left="0"/>
+            </w:pPr>
+            <w:r>
+              <w:t>setContentEncoding</w:t>
+            </w:r>
+          </w:p>
+          <w:p>
+            <w:pPr>
+              <w:ind w:left="0"/>
+            </w:pPr>
+            <w:r>
+              <w:rPr>
+                <w:rFonts w:hint="eastAsia"/>
+              </w:rPr>
+              <w:t>参数：</w:t>
+            </w:r>
+            <w:r>
+              <w:rPr>
+                <w:rFonts w:hint="eastAsia"/>
+              </w:rPr>
+              <w:t>String</w:t>
+            </w:r>
+          </w:p>
+          <w:p>
+            <w:pPr>
+              <w:ind w:left="0"/>
+            </w:pPr>
+            <w:r>
+              <w:rPr>
+                <w:rFonts w:hint="eastAsia"/>
+              </w:rPr>
+              <w:t>返回值：无</w:t>
+            </w:r>
+          </w:p>
+        </w:tc>
+        <w:tc>
+          <w:tcPr>
+            <w:tcW w:w="3623" w:type="dxa"/>
+          </w:tcPr>
+          <w:p>
+            <w:pPr>
+              <w:ind w:left="0"/>
+            </w:pPr>
+            <w:r>
+              <w:rPr>
+                <w:rFonts w:hint="eastAsia"/>
+              </w:rPr>
+              <w:t>设置</w:t>
+            </w:r>
+            <w:r>
+              <w:rPr>
+                <w:rFonts w:hint="eastAsia"/>
+              </w:rPr>
+              <w:t>content</w:t>
+            </w:r>
+            <w:r>
+              <w:t xml:space="preserve"> </w:t>
+            </w:r>
+            <w:r>
+              <w:rPr>
+                <w:rFonts w:hint="eastAsia"/>
+              </w:rPr>
+              <w:t>encoding</w:t>
+            </w:r>
+          </w:p>
+        </w:tc>
+      </w:tr>
+      <w:tr>
+        <w:tc>
+          <w:tcPr>
+            <w:tcW w:w="3925" w:type="dxa"/>
+          </w:tcPr>
+          <w:p>
+            <w:pPr>
+              <w:ind w:left="0"/>
+            </w:pPr>
+            <w:r>
+              <w:t>setContentLanguage</w:t>
+            </w:r>
+          </w:p>
+          <w:p>
+            <w:pPr>
+              <w:ind w:left="0"/>
+            </w:pPr>
+            <w:r>
+              <w:rPr>
+                <w:rFonts w:hint="eastAsia"/>
+              </w:rPr>
+              <w:lastRenderedPageBreak/>
+              <w:t>参数：</w:t>
+            </w:r>
+            <w:r>
+              <w:rPr>
+                <w:rFonts w:hint="eastAsia"/>
+              </w:rPr>
+              <w:t>String</w:t>
+            </w:r>
+          </w:p>
+          <w:p>
+            <w:pPr>
+              <w:ind w:left="0"/>
+            </w:pPr>
+            <w:r>
+              <w:rPr>
+                <w:rFonts w:hint="eastAsia"/>
+              </w:rPr>
+              <w:t>返回值：无</w:t>
+            </w:r>
+          </w:p>
+        </w:tc>
+        <w:tc>
+          <w:tcPr>
+            <w:tcW w:w="3623" w:type="dxa"/>
+          </w:tcPr>
+          <w:p>
+            <w:pPr>
+              <w:ind w:left="0"/>
+            </w:pPr>
+            <w:r>
+              <w:rPr>
+                <w:rFonts w:hint="eastAsia"/>
+              </w:rPr>
+              <w:lastRenderedPageBreak/>
+              <w:t>设置</w:t>
+            </w:r>
+            <w:r>
+              <w:rPr>
+                <w:rFonts w:hint="eastAsia"/>
+              </w:rPr>
+              <w:t xml:space="preserve"> content</w:t>
+            </w:r>
+            <w:r>
+              <w:t xml:space="preserve"> </w:t>
+            </w:r>
+            <w:r>
+              <w:rPr>
+                <w:rFonts w:hint="eastAsia"/>
+              </w:rPr>
+              <w:t>language</w:t>
+            </w:r>
+          </w:p>
+        </w:tc>
+      </w:tr>
+      <w:tr>
+        <w:tc>
+          <w:tcPr>
+            <w:tcW w:w="3925" w:type="dxa"/>
+          </w:tcPr>
+          <w:p>
+            <w:pPr>
+              <w:ind w:left="0"/>
+            </w:pPr>
+            <w:r>
+              <w:lastRenderedPageBreak/>
+              <w:t>setExpires</w:t>
+            </w:r>
+          </w:p>
+          <w:p>
+            <w:pPr>
+              <w:ind w:left="0"/>
+            </w:pPr>
+            <w:r>
+              <w:rPr>
+                <w:rFonts w:hint="eastAsia"/>
+              </w:rPr>
+              <w:t>参数：</w:t>
+            </w:r>
+            <w:r>
+              <w:rPr>
+                <w:rFonts w:hint="eastAsia"/>
+              </w:rPr>
+              <w:t>String</w:t>
+            </w:r>
+          </w:p>
+          <w:p>
+            <w:pPr>
+              <w:ind w:left="0"/>
+            </w:pPr>
+            <w:r>
+              <w:rPr>
+                <w:rFonts w:hint="eastAsia"/>
+              </w:rPr>
+              <w:t>返回值：无</w:t>
+            </w:r>
+          </w:p>
+        </w:tc>
+        <w:tc>
+          <w:tcPr>
+            <w:tcW w:w="3623" w:type="dxa"/>
+          </w:tcPr>
+          <w:p>
+            <w:pPr>
+              <w:ind w:left="0"/>
+            </w:pPr>
+            <w:r>
+              <w:rPr>
+                <w:rFonts w:hint="eastAsia"/>
+              </w:rPr>
+              <w:t>设置</w:t>
+            </w:r>
+            <w:r>
+              <w:rPr>
+                <w:rFonts w:hint="eastAsia"/>
+              </w:rPr>
+              <w:t>expires</w:t>
+            </w:r>
+          </w:p>
+        </w:tc>
+      </w:tr>
+      <w:tr>
+        <w:tc>
+          <w:tcPr>
+            <w:tcW w:w="3925" w:type="dxa"/>
+          </w:tcPr>
+          <w:p>
+            <w:pPr>
+              <w:ind w:left="0"/>
+            </w:pPr>
+            <w:r>
+              <w:t>setContentType</w:t>
+            </w:r>
+          </w:p>
+          <w:p>
+            <w:pPr>
+              <w:ind w:left="0"/>
+            </w:pPr>
+            <w:r>
+              <w:rPr>
+                <w:rFonts w:hint="eastAsia"/>
+              </w:rPr>
+              <w:t>参数：</w:t>
+            </w:r>
+            <w:r>
+              <w:rPr>
+                <w:rFonts w:hint="eastAsia"/>
+              </w:rPr>
+              <w:t>String</w:t>
+            </w:r>
+          </w:p>
+          <w:p>
+            <w:pPr>
+              <w:ind w:left="0"/>
+            </w:pPr>
+            <w:r>
+              <w:rPr>
+                <w:rFonts w:hint="eastAsia"/>
+              </w:rPr>
+              <w:t>返回值：无</w:t>
+            </w:r>
+          </w:p>
+        </w:tc>
+        <w:tc>
+          <w:tcPr>
+            <w:tcW w:w="3623" w:type="dxa"/>
+          </w:tcPr>
+          <w:p>
+            <w:pPr>
+              <w:ind w:left="0"/>
+            </w:pPr>
+            <w:r>
+              <w:rPr>
+                <w:rFonts w:hint="eastAsia"/>
+              </w:rPr>
+              <w:t>设置</w:t>
+            </w:r>
+            <w:r>
+              <w:rPr>
+                <w:rFonts w:hint="eastAsia"/>
+              </w:rPr>
+              <w:t>content</w:t>
+            </w:r>
+            <w:r>
+              <w:t xml:space="preserve"> </w:t>
+            </w:r>
+            <w:r>
+              <w:rPr>
+                <w:rFonts w:hint="eastAsia"/>
+              </w:rPr>
+              <w:t>type</w:t>
+            </w:r>
+          </w:p>
+        </w:tc>
+      </w:tr>
+    </w:tbl>
+    <w:p/>
+    <w:p>
+      <w:r>
+        <w:rPr>
+          <w:rFonts w:hint="eastAsia"/>
+        </w:rPr>
+        <w:t>样例：</w:t>
+      </w:r>
+    </w:p>
+    <w:tbl>
+      <w:tblPr>
+        <w:tblStyle w:val="a9"/>
+        <w:tblW w:w="0" w:type="auto"/>
+        <w:tblInd w:w="748" w:type="dxa"/>
+        <w:tblLook w:val="04A0" w:firstRow="1" w:lastRow="0" w:firstColumn="1" w:lastColumn="0" w:noHBand="0" w:noVBand="1"/>
+      </w:tblPr>
+      <w:tblGrid>
+        <w:gridCol w:w="7548"/>
+      </w:tblGrid>
+      <w:tr>
+        <w:tc>
+          <w:tcPr>
+            <w:tcW w:w="8296" w:type="dxa"/>
+          </w:tcPr>
+          <w:p>
+            <w:pPr>
+              <w:ind w:left="0"/>
+            </w:pPr>
+            <w:r>
+              <w:t>GetObjectRequest request = new GetObjectRequest(bucketName, keyName);</w:t>
+            </w:r>
+          </w:p>
+          <w:p>
+            <w:pPr>
+              <w:ind w:left="0"/>
+            </w:pPr>
+            <w:r>
+              <w:t>request.withMatchingETagConstraint("cd6539df5298799314cd096b819bfcc8");</w:t>
+            </w:r>
+          </w:p>
+          <w:p>
+            <w:pPr>
+              <w:ind w:left="0"/>
+            </w:pPr>
+            <w:r>
+              <w:t>request.withModifiedSinceConstraint(new Date("Wed, 19 Sep 2018 01:30:01 GMT"));</w:t>
+            </w:r>
+          </w:p>
+          <w:p>
+            <w:pPr>
+              <w:ind w:left="0"/>
+            </w:pPr>
+            <w:r>
+              <w:t>request.withRange(-7938);</w:t>
+            </w:r>
+          </w:p>
+          <w:p>
+            <w:pPr>
+              <w:ind w:left="0"/>
+            </w:pPr>
+            <w:r>
+              <w:t>ResponseHeaderOverrides overrideHeaders = new ResponseHeaderOverrides();</w:t>
+            </w:r>
+          </w:p>
+          <w:p>
+            <w:pPr>
+              <w:ind w:left="0"/>
+            </w:pPr>
+            <w:r>
+              <w:t>overrideHeaders.setCacheControl("CacheControl");</w:t>
+            </w:r>
+          </w:p>
+          <w:p>
+            <w:pPr>
+              <w:ind w:left="0"/>
+            </w:pPr>
+            <w:r>
+              <w:t>overrideHeaders.setContentDisposition("disposition");</w:t>
+            </w:r>
+          </w:p>
+          <w:p>
+            <w:pPr>
+              <w:ind w:left="0"/>
+            </w:pPr>
+            <w:r>
+              <w:t>request.withResponseHeaders(overrideHeaders);</w:t>
+            </w:r>
+          </w:p>
+          <w:p>
+            <w:pPr>
+              <w:ind w:left="0"/>
+            </w:pPr>
+            <w:r>
+              <w:t>S3Object object = amazonS3.getObject(request);</w:t>
+            </w:r>
+          </w:p>
+        </w:tc>
+      </w:tr>
+    </w:tbl>
+    <w:p/>
+    <w:p>
+      <w:pPr>
+        <w:pStyle w:val="3"/>
+        <w:ind w:left="630"/>
+      </w:pPr>
+      <w:r>
+        <w:t>DELETE Object</w:t>
+      </w:r>
+    </w:p>
+    <w:tbl>
+      <w:tblPr>
+        <w:tblStyle w:val="a9"/>
+        <w:tblW w:w="0" w:type="auto"/>
+        <w:tblInd w:w="748" w:type="dxa"/>
+        <w:tblLook w:val="04A0" w:firstRow="1" w:lastRow="0" w:firstColumn="1" w:lastColumn="0" w:noHBand="0" w:noVBand="1"/>
+      </w:tblPr>
+      <w:tblGrid>
+        <w:gridCol w:w="3774"/>
+        <w:gridCol w:w="3774"/>
+      </w:tblGrid>
+      <w:tr>
+        <w:tc>
+          <w:tcPr>
+            <w:tcW w:w="3774" w:type="dxa"/>
+          </w:tcPr>
+          <w:p>
+            <w:pPr>
+              <w:ind w:left="0"/>
+            </w:pPr>
+            <w:r>
+              <w:rPr>
+                <w:rFonts w:hint="eastAsia"/>
+              </w:rPr>
+              <w:t>接口</w:t>
+            </w:r>
+          </w:p>
+        </w:tc>
+        <w:tc>
+          <w:tcPr>
+            <w:tcW w:w="3774" w:type="dxa"/>
+          </w:tcPr>
+          <w:p>
+            <w:pPr>
+              <w:ind w:left="0"/>
+            </w:pPr>
+            <w:r>
+              <w:rPr>
+                <w:rFonts w:hint="eastAsia"/>
+              </w:rPr>
+              <w:t>作用</w:t>
+            </w:r>
+          </w:p>
+        </w:tc>
+      </w:tr>
+      <w:tr>
+        <w:tc>
+          <w:tcPr>
+            <w:tcW w:w="3774" w:type="dxa"/>
+          </w:tcPr>
+          <w:p>
+            <w:pPr>
+              <w:ind w:left="0"/>
+            </w:pPr>
+            <w:r>
+              <w:t>deleteObject</w:t>
+            </w:r>
+          </w:p>
+          <w:p>
+            <w:pPr>
+              <w:ind w:left="0"/>
+            </w:pPr>
+            <w:r>
+              <w:rPr>
+                <w:rFonts w:hint="eastAsia"/>
+              </w:rPr>
+              <w:t>参数：</w:t>
+            </w:r>
+          </w:p>
+          <w:p>
+            <w:pPr>
+              <w:ind w:left="0"/>
+            </w:pPr>
+            <w:r>
+              <w:t xml:space="preserve">String bucketName, </w:t>
+            </w:r>
+          </w:p>
+          <w:p>
+            <w:pPr>
+              <w:ind w:left="0"/>
+            </w:pPr>
+            <w:r>
+              <w:t>String key</w:t>
+            </w:r>
+          </w:p>
+          <w:p>
+            <w:pPr>
+              <w:ind w:left="0"/>
+            </w:pPr>
+            <w:r>
+              <w:rPr>
+                <w:rFonts w:hint="eastAsia"/>
+              </w:rPr>
+              <w:t>返回值：无</w:t>
+            </w:r>
+          </w:p>
+        </w:tc>
+        <w:tc>
+          <w:tcPr>
+            <w:tcW w:w="3774" w:type="dxa"/>
+          </w:tcPr>
+          <w:p>
+            <w:pPr>
+              <w:ind w:left="0"/>
+            </w:pPr>
+            <w:r>
+              <w:rPr>
+                <w:rFonts w:hint="eastAsia"/>
+              </w:rPr>
+              <w:t>删除对象</w:t>
+            </w:r>
+          </w:p>
         </w:tc>
       </w:tr>
     </w:tbl>
@@ -14050,18 +15459,17 @@
               <w:ind w:left="0"/>
             </w:pPr>
             <w:r>
-              <w:t>GetObjectRequest</w:t>
-            </w:r>
-          </w:p>
-          <w:p>
-            <w:pPr>
-              <w:ind w:left="0"/>
-            </w:pPr>
-            <w:r>
-              <w:rPr>
-                <w:rFonts w:hint="eastAsia"/>
-              </w:rPr>
-              <w:lastRenderedPageBreak/>
+              <w:t>deleteVersion</w:t>
+            </w:r>
+          </w:p>
+          <w:p>
+            <w:pPr>
+              <w:ind w:left="0"/>
+            </w:pPr>
+            <w:r>
+              <w:rPr>
+                <w:rFonts w:hint="eastAsia"/>
+              </w:rPr>
               <w:t>参数：</w:t>
             </w:r>
           </w:p>
@@ -14078,21 +15486,26 @@
               <w:ind w:left="0"/>
             </w:pPr>
             <w:r>
-              <w:t>String key</w:t>
-            </w:r>
-          </w:p>
-          <w:p>
-            <w:pPr>
-              <w:ind w:left="0"/>
-            </w:pPr>
-            <w:r>
-              <w:rPr>
-                <w:rFonts w:hint="eastAsia"/>
-              </w:rPr>
-              <w:t>返回值：</w:t>
-            </w:r>
-            <w:r>
-              <w:t>GetObjectRequest</w:t>
+              <w:t xml:space="preserve">String key, </w:t>
+            </w:r>
+          </w:p>
+          <w:p>
+            <w:pPr>
+              <w:ind w:left="0"/>
+            </w:pPr>
+            <w:r>
+              <w:t>String versionId</w:t>
+            </w:r>
+          </w:p>
+          <w:p>
+            <w:pPr>
+              <w:ind w:left="0"/>
+            </w:pPr>
+            <w:r>
+              <w:rPr>
+                <w:rFonts w:hint="eastAsia"/>
+              </w:rPr>
+              <w:t>返回值：无</w:t>
             </w:r>
           </w:p>
         </w:tc>
@@ -14108,1035 +15521,7 @@
               <w:rPr>
                 <w:rFonts w:hint="eastAsia"/>
               </w:rPr>
-              <w:lastRenderedPageBreak/>
-              <w:t>构造</w:t>
-            </w:r>
-            <w:r>
-              <w:rPr>
-                <w:rFonts w:hint="eastAsia"/>
-              </w:rPr>
-              <w:t>get</w:t>
-            </w:r>
-            <w:r>
-              <w:t xml:space="preserve"> </w:t>
-            </w:r>
-            <w:r>
-              <w:rPr>
-                <w:rFonts w:hint="eastAsia"/>
-              </w:rPr>
-              <w:t>object</w:t>
-            </w:r>
-            <w:r>
-              <w:rPr>
-                <w:rFonts w:hint="eastAsia"/>
-              </w:rPr>
-              <w:t>请求</w:t>
-            </w:r>
-          </w:p>
-        </w:tc>
-      </w:tr>
-      <w:tr>
-        <w:tc>
-          <w:tcPr>
-            <w:tcW w:w="3774" w:type="dxa"/>
-          </w:tcPr>
-          <w:p>
-            <w:pPr>
-              <w:ind w:left="0"/>
-            </w:pPr>
-            <w:r>
-              <w:lastRenderedPageBreak/>
-              <w:t>withVersionId</w:t>
-            </w:r>
-          </w:p>
-          <w:p>
-            <w:pPr>
-              <w:ind w:left="0"/>
-            </w:pPr>
-            <w:r>
-              <w:rPr>
-                <w:rFonts w:hint="eastAsia"/>
-              </w:rPr>
-              <w:t>参数：</w:t>
-            </w:r>
-            <w:r>
-              <w:rPr>
-                <w:rFonts w:hint="eastAsia"/>
-              </w:rPr>
-              <w:t>String</w:t>
-            </w:r>
-          </w:p>
-          <w:p>
-            <w:pPr>
-              <w:ind w:left="0"/>
-            </w:pPr>
-            <w:r>
-              <w:rPr>
-                <w:rFonts w:hint="eastAsia"/>
-              </w:rPr>
-              <w:t>返回值：</w:t>
-            </w:r>
-            <w:r>
-              <w:t>GetObjectRequest</w:t>
-            </w:r>
-          </w:p>
-        </w:tc>
-        <w:tc>
-          <w:tcPr>
-            <w:tcW w:w="3774" w:type="dxa"/>
-          </w:tcPr>
-          <w:p>
-            <w:pPr>
-              <w:ind w:left="0"/>
-            </w:pPr>
-            <w:r>
-              <w:rPr>
-                <w:rFonts w:hint="eastAsia"/>
-              </w:rPr>
-              <w:t>指定版本获取对象</w:t>
-            </w:r>
-          </w:p>
-        </w:tc>
-      </w:tr>
-      <w:tr>
-        <w:tc>
-          <w:tcPr>
-            <w:tcW w:w="3774" w:type="dxa"/>
-          </w:tcPr>
-          <w:p>
-            <w:pPr>
-              <w:ind w:left="0"/>
-            </w:pPr>
-            <w:r>
-              <w:t>withMatchingETagConstraint</w:t>
-            </w:r>
-          </w:p>
-          <w:p>
-            <w:pPr>
-              <w:ind w:left="0"/>
-            </w:pPr>
-            <w:r>
-              <w:rPr>
-                <w:rFonts w:hint="eastAsia"/>
-              </w:rPr>
-              <w:t>参数：</w:t>
-            </w:r>
-            <w:r>
-              <w:rPr>
-                <w:rFonts w:hint="eastAsia"/>
-              </w:rPr>
-              <w:t>String</w:t>
-            </w:r>
-          </w:p>
-          <w:p>
-            <w:pPr>
-              <w:ind w:left="0"/>
-            </w:pPr>
-            <w:r>
-              <w:rPr>
-                <w:rFonts w:hint="eastAsia"/>
-              </w:rPr>
-              <w:t>返回值：</w:t>
-            </w:r>
-            <w:r>
-              <w:t>GetObjectRequest</w:t>
-            </w:r>
-          </w:p>
-        </w:tc>
-        <w:tc>
-          <w:tcPr>
-            <w:tcW w:w="3774" w:type="dxa"/>
-          </w:tcPr>
-          <w:p>
-            <w:pPr>
-              <w:ind w:left="0"/>
-            </w:pPr>
-            <w:r>
-              <w:rPr>
-                <w:rFonts w:hint="eastAsia"/>
-              </w:rPr>
-              <w:t>请求中携带</w:t>
-            </w:r>
-            <w:r>
-              <w:t>MatchingETag</w:t>
-            </w:r>
-            <w:r>
-              <w:rPr>
-                <w:rFonts w:hint="eastAsia"/>
-              </w:rPr>
-              <w:t>判断条件</w:t>
-            </w:r>
-          </w:p>
-        </w:tc>
-      </w:tr>
-      <w:tr>
-        <w:tc>
-          <w:tcPr>
-            <w:tcW w:w="3774" w:type="dxa"/>
-          </w:tcPr>
-          <w:p>
-            <w:pPr>
-              <w:ind w:left="0"/>
-            </w:pPr>
-            <w:r>
-              <w:t>withNonmatchingETagConstraint</w:t>
-            </w:r>
-          </w:p>
-          <w:p>
-            <w:pPr>
-              <w:ind w:left="0"/>
-            </w:pPr>
-            <w:r>
-              <w:rPr>
-                <w:rFonts w:hint="eastAsia"/>
-              </w:rPr>
-              <w:t>参数：</w:t>
-            </w:r>
-            <w:r>
-              <w:rPr>
-                <w:rFonts w:hint="eastAsia"/>
-              </w:rPr>
-              <w:t>String</w:t>
-            </w:r>
-          </w:p>
-          <w:p>
-            <w:pPr>
-              <w:ind w:left="0"/>
-            </w:pPr>
-            <w:r>
-              <w:rPr>
-                <w:rFonts w:hint="eastAsia"/>
-              </w:rPr>
-              <w:t>返回值：</w:t>
-            </w:r>
-            <w:r>
-              <w:t>GetObjectRequest</w:t>
-            </w:r>
-          </w:p>
-        </w:tc>
-        <w:tc>
-          <w:tcPr>
-            <w:tcW w:w="3774" w:type="dxa"/>
-          </w:tcPr>
-          <w:p>
-            <w:pPr>
-              <w:ind w:left="0"/>
-            </w:pPr>
-            <w:r>
-              <w:rPr>
-                <w:rFonts w:hint="eastAsia"/>
-              </w:rPr>
-              <w:t>请求中携带</w:t>
-            </w:r>
-            <w:r>
-              <w:t>NonmatchingETag</w:t>
-            </w:r>
-            <w:r>
-              <w:rPr>
-                <w:rFonts w:hint="eastAsia"/>
-              </w:rPr>
-              <w:t>判断条件</w:t>
-            </w:r>
-          </w:p>
-        </w:tc>
-      </w:tr>
-      <w:tr>
-        <w:tc>
-          <w:tcPr>
-            <w:tcW w:w="3774" w:type="dxa"/>
-          </w:tcPr>
-          <w:p>
-            <w:pPr>
-              <w:ind w:left="0"/>
-            </w:pPr>
-            <w:r>
-              <w:t>withModifiedSinceConstraint</w:t>
-            </w:r>
-          </w:p>
-          <w:p>
-            <w:pPr>
-              <w:ind w:left="0"/>
-            </w:pPr>
-            <w:r>
-              <w:rPr>
-                <w:rFonts w:hint="eastAsia"/>
-              </w:rPr>
-              <w:t>参数：</w:t>
-            </w:r>
-            <w:r>
-              <w:rPr>
-                <w:rFonts w:hint="eastAsia"/>
-              </w:rPr>
-              <w:t>String</w:t>
-            </w:r>
-          </w:p>
-          <w:p>
-            <w:pPr>
-              <w:ind w:left="0"/>
-            </w:pPr>
-            <w:r>
-              <w:rPr>
-                <w:rFonts w:hint="eastAsia"/>
-              </w:rPr>
-              <w:t>返回值：</w:t>
-            </w:r>
-            <w:r>
-              <w:t>GetObjectRequest</w:t>
-            </w:r>
-          </w:p>
-        </w:tc>
-        <w:tc>
-          <w:tcPr>
-            <w:tcW w:w="3774" w:type="dxa"/>
-          </w:tcPr>
-          <w:p>
-            <w:pPr>
-              <w:ind w:left="0"/>
-            </w:pPr>
-            <w:r>
-              <w:rPr>
-                <w:rFonts w:hint="eastAsia"/>
-              </w:rPr>
-              <w:t>请求中携带</w:t>
-            </w:r>
-            <w:r>
-              <w:t>ModifiedSince</w:t>
-            </w:r>
-            <w:r>
-              <w:rPr>
-                <w:rFonts w:hint="eastAsia"/>
-              </w:rPr>
-              <w:t>判断条件</w:t>
-            </w:r>
-          </w:p>
-        </w:tc>
-      </w:tr>
-      <w:tr>
-        <w:tc>
-          <w:tcPr>
-            <w:tcW w:w="3774" w:type="dxa"/>
-          </w:tcPr>
-          <w:p>
-            <w:pPr>
-              <w:ind w:left="0"/>
-            </w:pPr>
-            <w:r>
-              <w:t>withUnmodifiedSinceConstraint</w:t>
-            </w:r>
-          </w:p>
-          <w:p>
-            <w:pPr>
-              <w:ind w:left="0"/>
-            </w:pPr>
-            <w:r>
-              <w:rPr>
-                <w:rFonts w:hint="eastAsia"/>
-              </w:rPr>
-              <w:t>参数：</w:t>
-            </w:r>
-            <w:r>
-              <w:rPr>
-                <w:rFonts w:hint="eastAsia"/>
-              </w:rPr>
-              <w:t>String</w:t>
-            </w:r>
-          </w:p>
-          <w:p>
-            <w:pPr>
-              <w:ind w:left="0"/>
-            </w:pPr>
-            <w:r>
-              <w:rPr>
-                <w:rFonts w:hint="eastAsia"/>
-              </w:rPr>
-              <w:t>返回值：</w:t>
-            </w:r>
-            <w:r>
-              <w:t>GetObjectRequest</w:t>
-            </w:r>
-          </w:p>
-        </w:tc>
-        <w:tc>
-          <w:tcPr>
-            <w:tcW w:w="3774" w:type="dxa"/>
-          </w:tcPr>
-          <w:p>
-            <w:pPr>
-              <w:ind w:left="0"/>
-            </w:pPr>
-            <w:r>
-              <w:rPr>
-                <w:rFonts w:hint="eastAsia"/>
-              </w:rPr>
-              <w:t>请求中携带</w:t>
-            </w:r>
-            <w:r>
-              <w:t>UnmodifiedSince</w:t>
-            </w:r>
-            <w:r>
-              <w:rPr>
-                <w:rFonts w:hint="eastAsia"/>
-              </w:rPr>
-              <w:t>判断条件</w:t>
-            </w:r>
-          </w:p>
-        </w:tc>
-      </w:tr>
-      <w:tr>
-        <w:tc>
-          <w:tcPr>
-            <w:tcW w:w="3774" w:type="dxa"/>
-          </w:tcPr>
-          <w:p>
-            <w:pPr>
-              <w:ind w:left="0"/>
-            </w:pPr>
-            <w:r>
-              <w:t>withRange</w:t>
-            </w:r>
-          </w:p>
-          <w:p>
-            <w:pPr>
-              <w:ind w:left="0"/>
-            </w:pPr>
-            <w:r>
-              <w:rPr>
-                <w:rFonts w:hint="eastAsia"/>
-              </w:rPr>
-              <w:t>参数：</w:t>
-            </w:r>
-            <w:r>
-              <w:rPr>
-                <w:rFonts w:hint="eastAsia"/>
-              </w:rPr>
-              <w:t>int-int</w:t>
-            </w:r>
-          </w:p>
-          <w:p>
-            <w:pPr>
-              <w:ind w:left="0"/>
-            </w:pPr>
-            <w:r>
-              <w:rPr>
-                <w:rFonts w:hint="eastAsia"/>
-              </w:rPr>
-              <w:t>返回值：</w:t>
-            </w:r>
-            <w:r>
-              <w:t>GetObjectRequest</w:t>
-            </w:r>
-          </w:p>
-        </w:tc>
-        <w:tc>
-          <w:tcPr>
-            <w:tcW w:w="3774" w:type="dxa"/>
-          </w:tcPr>
-          <w:p>
-            <w:pPr>
-              <w:ind w:left="0"/>
-            </w:pPr>
-            <w:r>
-              <w:rPr>
-                <w:rFonts w:hint="eastAsia"/>
-              </w:rPr>
-              <w:t>请求中携带</w:t>
-            </w:r>
-            <w:r>
-              <w:rPr>
-                <w:rFonts w:hint="eastAsia"/>
-              </w:rPr>
-              <w:t>range</w:t>
-            </w:r>
-          </w:p>
-        </w:tc>
-      </w:tr>
-      <w:tr>
-        <w:tc>
-          <w:tcPr>
-            <w:tcW w:w="3774" w:type="dxa"/>
-          </w:tcPr>
-          <w:p>
-            <w:pPr>
-              <w:ind w:left="0"/>
-            </w:pPr>
-            <w:r>
-              <w:t>withResponseHeaders</w:t>
-            </w:r>
-          </w:p>
-          <w:p>
-            <w:pPr>
-              <w:ind w:left="0"/>
-            </w:pPr>
-            <w:r>
-              <w:rPr>
-                <w:rFonts w:hint="eastAsia"/>
-              </w:rPr>
-              <w:t>参数：</w:t>
-            </w:r>
-            <w:r>
-              <w:t>ResponseHeaderOverrides</w:t>
-            </w:r>
-          </w:p>
-          <w:p>
-            <w:pPr>
-              <w:ind w:left="0"/>
-            </w:pPr>
-            <w:r>
-              <w:rPr>
-                <w:rFonts w:hint="eastAsia"/>
-              </w:rPr>
-              <w:t>返回值：</w:t>
-            </w:r>
-            <w:r>
-              <w:t>GetObjectRequest</w:t>
-            </w:r>
-          </w:p>
-        </w:tc>
-        <w:tc>
-          <w:tcPr>
-            <w:tcW w:w="3774" w:type="dxa"/>
-          </w:tcPr>
-          <w:p>
-            <w:pPr>
-              <w:ind w:left="0"/>
-            </w:pPr>
-          </w:p>
-        </w:tc>
-      </w:tr>
-    </w:tbl>
-    <w:p/>
-    <w:tbl>
-      <w:tblPr>
-        <w:tblStyle w:val="a9"/>
-        <w:tblW w:w="0" w:type="auto"/>
-        <w:tblInd w:w="748" w:type="dxa"/>
-        <w:tblLook w:val="04A0" w:firstRow="1" w:lastRow="0" w:firstColumn="1" w:lastColumn="0" w:noHBand="0" w:noVBand="1"/>
-      </w:tblPr>
-      <w:tblGrid>
-        <w:gridCol w:w="3925"/>
-        <w:gridCol w:w="3623"/>
-      </w:tblGrid>
-      <w:tr>
-        <w:tc>
-          <w:tcPr>
-            <w:tcW w:w="3925" w:type="dxa"/>
-          </w:tcPr>
-          <w:p>
-            <w:pPr>
-              <w:ind w:left="0"/>
-            </w:pPr>
-            <w:r>
-              <w:rPr>
-                <w:rFonts w:hint="eastAsia"/>
-              </w:rPr>
-              <w:t>接口</w:t>
-            </w:r>
-          </w:p>
-        </w:tc>
-        <w:tc>
-          <w:tcPr>
-            <w:tcW w:w="3623" w:type="dxa"/>
-          </w:tcPr>
-          <w:p>
-            <w:pPr>
-              <w:ind w:left="0"/>
-            </w:pPr>
-            <w:r>
-              <w:rPr>
-                <w:rFonts w:hint="eastAsia"/>
-              </w:rPr>
-              <w:t>作用</w:t>
-            </w:r>
-          </w:p>
-        </w:tc>
-      </w:tr>
-      <w:tr>
-        <w:tc>
-          <w:tcPr>
-            <w:tcW w:w="3925" w:type="dxa"/>
-          </w:tcPr>
-          <w:p>
-            <w:pPr>
-              <w:ind w:left="0"/>
-            </w:pPr>
-            <w:r>
-              <w:t>ResponseHeaderOverrides</w:t>
-            </w:r>
-          </w:p>
-          <w:p>
-            <w:pPr>
-              <w:ind w:left="0"/>
-            </w:pPr>
-            <w:r>
-              <w:rPr>
-                <w:rFonts w:hint="eastAsia"/>
-              </w:rPr>
-              <w:t>参数：无</w:t>
-            </w:r>
-          </w:p>
-          <w:p>
-            <w:pPr>
-              <w:ind w:left="0"/>
-            </w:pPr>
-            <w:r>
-              <w:rPr>
-                <w:rFonts w:hint="eastAsia"/>
-              </w:rPr>
-              <w:t>返回值：</w:t>
-            </w:r>
-          </w:p>
-        </w:tc>
-        <w:tc>
-          <w:tcPr>
-            <w:tcW w:w="3623" w:type="dxa"/>
-          </w:tcPr>
-          <w:p>
-            <w:pPr>
-              <w:ind w:left="0"/>
-            </w:pPr>
-            <w:r>
-              <w:rPr>
-                <w:rFonts w:hint="eastAsia"/>
-              </w:rPr>
-              <w:t>构造指定响应头部请求</w:t>
-            </w:r>
-          </w:p>
-        </w:tc>
-      </w:tr>
-      <w:tr>
-        <w:tc>
-          <w:tcPr>
-            <w:tcW w:w="3925" w:type="dxa"/>
-          </w:tcPr>
-          <w:p>
-            <w:pPr>
-              <w:ind w:left="0"/>
-            </w:pPr>
-            <w:r>
-              <w:t>setCacheControl</w:t>
-            </w:r>
-          </w:p>
-          <w:p>
-            <w:pPr>
-              <w:ind w:left="0"/>
-            </w:pPr>
-            <w:r>
-              <w:rPr>
-                <w:rFonts w:hint="eastAsia"/>
-              </w:rPr>
-              <w:t>参数：</w:t>
-            </w:r>
-            <w:r>
-              <w:rPr>
-                <w:rFonts w:hint="eastAsia"/>
-              </w:rPr>
-              <w:t>String</w:t>
-            </w:r>
-          </w:p>
-          <w:p>
-            <w:pPr>
-              <w:ind w:left="0"/>
-            </w:pPr>
-            <w:r>
-              <w:rPr>
-                <w:rFonts w:hint="eastAsia"/>
-              </w:rPr>
-              <w:t>返回值：无</w:t>
-            </w:r>
-          </w:p>
-        </w:tc>
-        <w:tc>
-          <w:tcPr>
-            <w:tcW w:w="3623" w:type="dxa"/>
-          </w:tcPr>
-          <w:p>
-            <w:pPr>
-              <w:ind w:left="0"/>
-            </w:pPr>
-            <w:r>
-              <w:rPr>
-                <w:rFonts w:hint="eastAsia"/>
-              </w:rPr>
-              <w:t>设置响应</w:t>
-            </w:r>
-            <w:r>
-              <w:rPr>
-                <w:rFonts w:hint="eastAsia"/>
-              </w:rPr>
-              <w:t>cache</w:t>
-            </w:r>
-            <w:r>
-              <w:t xml:space="preserve"> </w:t>
-            </w:r>
-            <w:r>
-              <w:rPr>
-                <w:rFonts w:hint="eastAsia"/>
-              </w:rPr>
-              <w:t>control</w:t>
-            </w:r>
-          </w:p>
-        </w:tc>
-      </w:tr>
-      <w:tr>
-        <w:tc>
-          <w:tcPr>
-            <w:tcW w:w="3925" w:type="dxa"/>
-          </w:tcPr>
-          <w:p>
-            <w:pPr>
-              <w:ind w:left="0"/>
-            </w:pPr>
-            <w:r>
-              <w:t>setContentDisposition</w:t>
-            </w:r>
-          </w:p>
-          <w:p>
-            <w:pPr>
-              <w:ind w:left="0"/>
-            </w:pPr>
-            <w:r>
-              <w:rPr>
-                <w:rFonts w:hint="eastAsia"/>
-              </w:rPr>
-              <w:t>参数：</w:t>
-            </w:r>
-            <w:r>
-              <w:rPr>
-                <w:rFonts w:hint="eastAsia"/>
-              </w:rPr>
-              <w:t>String</w:t>
-            </w:r>
-          </w:p>
-          <w:p>
-            <w:pPr>
-              <w:ind w:left="0"/>
-            </w:pPr>
-            <w:r>
-              <w:rPr>
-                <w:rFonts w:hint="eastAsia"/>
-              </w:rPr>
-              <w:t>返回值：无</w:t>
-            </w:r>
-          </w:p>
-        </w:tc>
-        <w:tc>
-          <w:tcPr>
-            <w:tcW w:w="3623" w:type="dxa"/>
-          </w:tcPr>
-          <w:p>
-            <w:pPr>
-              <w:ind w:left="0"/>
-            </w:pPr>
-            <w:r>
-              <w:rPr>
-                <w:rFonts w:hint="eastAsia"/>
-              </w:rPr>
-              <w:t>设置</w:t>
-            </w:r>
-            <w:r>
-              <w:rPr>
-                <w:rFonts w:hint="eastAsia"/>
-              </w:rPr>
-              <w:t>content</w:t>
-            </w:r>
-            <w:r>
-              <w:t xml:space="preserve"> </w:t>
-            </w:r>
-            <w:r>
-              <w:rPr>
-                <w:rFonts w:hint="eastAsia"/>
-              </w:rPr>
-              <w:t>disposition</w:t>
-            </w:r>
-          </w:p>
-        </w:tc>
-      </w:tr>
-      <w:tr>
-        <w:tc>
-          <w:tcPr>
-            <w:tcW w:w="3925" w:type="dxa"/>
-          </w:tcPr>
-          <w:p>
-            <w:pPr>
-              <w:ind w:left="0"/>
-            </w:pPr>
-            <w:r>
-              <w:t>setContentEncoding</w:t>
-            </w:r>
-          </w:p>
-          <w:p>
-            <w:pPr>
-              <w:ind w:left="0"/>
-            </w:pPr>
-            <w:r>
-              <w:rPr>
-                <w:rFonts w:hint="eastAsia"/>
-              </w:rPr>
-              <w:t>参数：</w:t>
-            </w:r>
-            <w:r>
-              <w:rPr>
-                <w:rFonts w:hint="eastAsia"/>
-              </w:rPr>
-              <w:t>String</w:t>
-            </w:r>
-          </w:p>
-          <w:p>
-            <w:pPr>
-              <w:ind w:left="0"/>
-            </w:pPr>
-            <w:r>
-              <w:rPr>
-                <w:rFonts w:hint="eastAsia"/>
-              </w:rPr>
-              <w:t>返回值：无</w:t>
-            </w:r>
-          </w:p>
-        </w:tc>
-        <w:tc>
-          <w:tcPr>
-            <w:tcW w:w="3623" w:type="dxa"/>
-          </w:tcPr>
-          <w:p>
-            <w:pPr>
-              <w:ind w:left="0"/>
-            </w:pPr>
-            <w:r>
-              <w:rPr>
-                <w:rFonts w:hint="eastAsia"/>
-              </w:rPr>
-              <w:t>设置</w:t>
-            </w:r>
-            <w:r>
-              <w:rPr>
-                <w:rFonts w:hint="eastAsia"/>
-              </w:rPr>
-              <w:t>content</w:t>
-            </w:r>
-            <w:r>
-              <w:t xml:space="preserve"> </w:t>
-            </w:r>
-            <w:r>
-              <w:rPr>
-                <w:rFonts w:hint="eastAsia"/>
-              </w:rPr>
-              <w:t>encoding</w:t>
-            </w:r>
-          </w:p>
-        </w:tc>
-      </w:tr>
-      <w:tr>
-        <w:tc>
-          <w:tcPr>
-            <w:tcW w:w="3925" w:type="dxa"/>
-          </w:tcPr>
-          <w:p>
-            <w:pPr>
-              <w:ind w:left="0"/>
-            </w:pPr>
-            <w:r>
-              <w:t>setContentLanguage</w:t>
-            </w:r>
-          </w:p>
-          <w:p>
-            <w:pPr>
-              <w:ind w:left="0"/>
-            </w:pPr>
-            <w:r>
-              <w:rPr>
-                <w:rFonts w:hint="eastAsia"/>
-              </w:rPr>
-              <w:t>参数：</w:t>
-            </w:r>
-            <w:r>
-              <w:rPr>
-                <w:rFonts w:hint="eastAsia"/>
-              </w:rPr>
-              <w:t>String</w:t>
-            </w:r>
-          </w:p>
-          <w:p>
-            <w:pPr>
-              <w:ind w:left="0"/>
-            </w:pPr>
-            <w:r>
-              <w:rPr>
-                <w:rFonts w:hint="eastAsia"/>
-              </w:rPr>
-              <w:t>返回值：无</w:t>
-            </w:r>
-          </w:p>
-        </w:tc>
-        <w:tc>
-          <w:tcPr>
-            <w:tcW w:w="3623" w:type="dxa"/>
-          </w:tcPr>
-          <w:p>
-            <w:pPr>
-              <w:ind w:left="0"/>
-            </w:pPr>
-            <w:r>
-              <w:rPr>
-                <w:rFonts w:hint="eastAsia"/>
-              </w:rPr>
-              <w:t>设置</w:t>
-            </w:r>
-            <w:r>
-              <w:rPr>
-                <w:rFonts w:hint="eastAsia"/>
-              </w:rPr>
-              <w:t xml:space="preserve"> content</w:t>
-            </w:r>
-            <w:r>
-              <w:t xml:space="preserve"> </w:t>
-            </w:r>
-            <w:r>
-              <w:rPr>
-                <w:rFonts w:hint="eastAsia"/>
-              </w:rPr>
-              <w:t>language</w:t>
-            </w:r>
-          </w:p>
-        </w:tc>
-      </w:tr>
-      <w:tr>
-        <w:tc>
-          <w:tcPr>
-            <w:tcW w:w="3925" w:type="dxa"/>
-          </w:tcPr>
-          <w:p>
-            <w:pPr>
-              <w:ind w:left="0"/>
-            </w:pPr>
-            <w:r>
-              <w:t>setExpires</w:t>
-            </w:r>
-          </w:p>
-          <w:p>
-            <w:pPr>
-              <w:ind w:left="0"/>
-            </w:pPr>
-            <w:r>
-              <w:rPr>
-                <w:rFonts w:hint="eastAsia"/>
-              </w:rPr>
-              <w:t>参数：</w:t>
-            </w:r>
-            <w:r>
-              <w:rPr>
-                <w:rFonts w:hint="eastAsia"/>
-              </w:rPr>
-              <w:t>String</w:t>
-            </w:r>
-          </w:p>
-          <w:p>
-            <w:pPr>
-              <w:ind w:left="0"/>
-            </w:pPr>
-            <w:r>
-              <w:rPr>
-                <w:rFonts w:hint="eastAsia"/>
-              </w:rPr>
-              <w:lastRenderedPageBreak/>
-              <w:t>返回值：无</w:t>
-            </w:r>
-          </w:p>
-        </w:tc>
-        <w:tc>
-          <w:tcPr>
-            <w:tcW w:w="3623" w:type="dxa"/>
-          </w:tcPr>
-          <w:p>
-            <w:pPr>
-              <w:ind w:left="0"/>
-            </w:pPr>
-            <w:r>
-              <w:rPr>
-                <w:rFonts w:hint="eastAsia"/>
-              </w:rPr>
-              <w:lastRenderedPageBreak/>
-              <w:t>设置</w:t>
-            </w:r>
-            <w:r>
-              <w:rPr>
-                <w:rFonts w:hint="eastAsia"/>
-              </w:rPr>
-              <w:t>expires</w:t>
-            </w:r>
-          </w:p>
-        </w:tc>
-      </w:tr>
-      <w:tr>
-        <w:tc>
-          <w:tcPr>
-            <w:tcW w:w="3925" w:type="dxa"/>
-          </w:tcPr>
-          <w:p>
-            <w:pPr>
-              <w:ind w:left="0"/>
-            </w:pPr>
-            <w:r>
-              <w:lastRenderedPageBreak/>
-              <w:t>setContentType</w:t>
-            </w:r>
-          </w:p>
-          <w:p>
-            <w:pPr>
-              <w:ind w:left="0"/>
-            </w:pPr>
-            <w:r>
-              <w:rPr>
-                <w:rFonts w:hint="eastAsia"/>
-              </w:rPr>
-              <w:t>参数：</w:t>
-            </w:r>
-            <w:r>
-              <w:rPr>
-                <w:rFonts w:hint="eastAsia"/>
-              </w:rPr>
-              <w:t>String</w:t>
-            </w:r>
-          </w:p>
-          <w:p>
-            <w:pPr>
-              <w:ind w:left="0"/>
-            </w:pPr>
-            <w:r>
-              <w:rPr>
-                <w:rFonts w:hint="eastAsia"/>
-              </w:rPr>
-              <w:t>返回值：无</w:t>
-            </w:r>
-          </w:p>
-        </w:tc>
-        <w:tc>
-          <w:tcPr>
-            <w:tcW w:w="3623" w:type="dxa"/>
-          </w:tcPr>
-          <w:p>
-            <w:pPr>
-              <w:ind w:left="0"/>
-            </w:pPr>
-            <w:r>
-              <w:rPr>
-                <w:rFonts w:hint="eastAsia"/>
-              </w:rPr>
-              <w:t>设置</w:t>
-            </w:r>
-            <w:r>
-              <w:rPr>
-                <w:rFonts w:hint="eastAsia"/>
-              </w:rPr>
-              <w:t>content</w:t>
-            </w:r>
-            <w:r>
-              <w:t xml:space="preserve"> </w:t>
-            </w:r>
-            <w:r>
-              <w:rPr>
-                <w:rFonts w:hint="eastAsia"/>
-              </w:rPr>
-              <w:t>type</w:t>
+              <w:t>指定版本删除对象</w:t>
             </w:r>
           </w:p>
         </w:tc>
@@ -15171,71 +15556,15 @@
               <w:ind w:left="0"/>
             </w:pPr>
             <w:r>
-              <w:t>GetObjectRequest request = new GetObjectRequest(bucketName, keyName);</w:t>
-            </w:r>
-          </w:p>
-          <w:p>
-            <w:pPr>
-              <w:ind w:left="0"/>
-            </w:pPr>
-            <w:r>
-              <w:t>request.withMatchingETagConstraint("cd6539df5298799314cd096b819bfcc8");</w:t>
-            </w:r>
-          </w:p>
-          <w:p>
-            <w:pPr>
-              <w:ind w:left="0"/>
-            </w:pPr>
-            <w:r>
-              <w:t>request.withModifiedSinceConstraint(new Date("Wed, 19 Sep 2018 01:30:01 GMT"));</w:t>
-            </w:r>
-          </w:p>
-          <w:p>
-            <w:pPr>
-              <w:ind w:left="0"/>
-            </w:pPr>
-            <w:r>
-              <w:t>request.withRange(-7938);</w:t>
-            </w:r>
-          </w:p>
-          <w:p>
-            <w:pPr>
-              <w:ind w:left="0"/>
-            </w:pPr>
-            <w:r>
-              <w:t>ResponseHeaderOverrides overrideHeaders = new ResponseHeaderOverrides();</w:t>
-            </w:r>
-          </w:p>
-          <w:p>
-            <w:pPr>
-              <w:ind w:left="0"/>
-            </w:pPr>
-            <w:r>
-              <w:t>overrideHeaders.setCacheControl("CacheControl");</w:t>
-            </w:r>
-          </w:p>
-          <w:p>
-            <w:pPr>
-              <w:ind w:left="0"/>
-            </w:pPr>
-            <w:r>
-              <w:t>overrideHeaders.setContentDisposition("disposition");</w:t>
-            </w:r>
-          </w:p>
-          <w:p>
-            <w:pPr>
-              <w:ind w:left="0"/>
-            </w:pPr>
-            <w:r>
-              <w:t>request.withResponseHeaders(overrideHeaders);</w:t>
-            </w:r>
-          </w:p>
-          <w:p>
-            <w:pPr>
-              <w:ind w:left="0"/>
-            </w:pPr>
-            <w:r>
-              <w:t>S3Object object = amazonS3.getObject(request);</w:t>
+              <w:t>amazonS3.deleteObject(bucket,key);</w:t>
+            </w:r>
+          </w:p>
+          <w:p>
+            <w:pPr>
+              <w:ind w:left="0"/>
+            </w:pPr>
+            <w:r>
+              <w:t>amazonS3.deleteVersion(bucket,key, "null");</w:t>
             </w:r>
           </w:p>
         </w:tc>
@@ -15244,306 +15573,15 @@
     <w:p/>
     <w:p>
       <w:pPr>
-        <w:pStyle w:val="3"/>
-        <w:ind w:left="630"/>
-      </w:pPr>
-      <w:r>
-        <w:t>DELETE Object</w:t>
-      </w:r>
-    </w:p>
-    <w:tbl>
-      <w:tblPr>
-        <w:tblStyle w:val="a9"/>
-        <w:tblW w:w="0" w:type="auto"/>
-        <w:tblInd w:w="748" w:type="dxa"/>
-        <w:tblLook w:val="04A0" w:firstRow="1" w:lastRow="0" w:firstColumn="1" w:lastColumn="0" w:noHBand="0" w:noVBand="1"/>
-      </w:tblPr>
-      <w:tblGrid>
-        <w:gridCol w:w="3774"/>
-        <w:gridCol w:w="3774"/>
-      </w:tblGrid>
-      <w:tr>
-        <w:tc>
-          <w:tcPr>
-            <w:tcW w:w="3774" w:type="dxa"/>
-          </w:tcPr>
-          <w:p>
-            <w:pPr>
-              <w:ind w:left="0"/>
-            </w:pPr>
-            <w:r>
-              <w:rPr>
-                <w:rFonts w:hint="eastAsia"/>
-              </w:rPr>
-              <w:t>接口</w:t>
-            </w:r>
-          </w:p>
-        </w:tc>
-        <w:tc>
-          <w:tcPr>
-            <w:tcW w:w="3774" w:type="dxa"/>
-          </w:tcPr>
-          <w:p>
-            <w:pPr>
-              <w:ind w:left="0"/>
-            </w:pPr>
-            <w:r>
-              <w:rPr>
-                <w:rFonts w:hint="eastAsia"/>
-              </w:rPr>
-              <w:t>作用</w:t>
-            </w:r>
-          </w:p>
-        </w:tc>
-      </w:tr>
-      <w:tr>
-        <w:tc>
-          <w:tcPr>
-            <w:tcW w:w="3774" w:type="dxa"/>
-          </w:tcPr>
-          <w:p>
-            <w:pPr>
-              <w:ind w:left="0"/>
-            </w:pPr>
-            <w:r>
-              <w:t>deleteObject</w:t>
-            </w:r>
-          </w:p>
-          <w:p>
-            <w:pPr>
-              <w:ind w:left="0"/>
-            </w:pPr>
-            <w:r>
-              <w:rPr>
-                <w:rFonts w:hint="eastAsia"/>
-              </w:rPr>
-              <w:t>参数：</w:t>
-            </w:r>
-          </w:p>
-          <w:p>
-            <w:pPr>
-              <w:ind w:left="0"/>
-            </w:pPr>
-            <w:r>
-              <w:t xml:space="preserve">String bucketName, </w:t>
-            </w:r>
-          </w:p>
-          <w:p>
-            <w:pPr>
-              <w:ind w:left="0"/>
-            </w:pPr>
-            <w:r>
-              <w:t>String key</w:t>
-            </w:r>
-          </w:p>
-          <w:p>
-            <w:pPr>
-              <w:ind w:left="0"/>
-            </w:pPr>
-            <w:r>
-              <w:rPr>
-                <w:rFonts w:hint="eastAsia"/>
-              </w:rPr>
-              <w:t>返回值：无</w:t>
-            </w:r>
-          </w:p>
-        </w:tc>
-        <w:tc>
-          <w:tcPr>
-            <w:tcW w:w="3774" w:type="dxa"/>
-          </w:tcPr>
-          <w:p>
-            <w:pPr>
-              <w:ind w:left="0"/>
-            </w:pPr>
-            <w:r>
-              <w:rPr>
-                <w:rFonts w:hint="eastAsia"/>
-              </w:rPr>
-              <w:t>删除对象</w:t>
-            </w:r>
-          </w:p>
-        </w:tc>
-      </w:tr>
-    </w:tbl>
-    <w:p/>
-    <w:tbl>
-      <w:tblPr>
-        <w:tblStyle w:val="a9"/>
-        <w:tblW w:w="0" w:type="auto"/>
-        <w:tblInd w:w="748" w:type="dxa"/>
-        <w:tblLook w:val="04A0" w:firstRow="1" w:lastRow="0" w:firstColumn="1" w:lastColumn="0" w:noHBand="0" w:noVBand="1"/>
-      </w:tblPr>
-      <w:tblGrid>
-        <w:gridCol w:w="3774"/>
-        <w:gridCol w:w="3774"/>
-      </w:tblGrid>
-      <w:tr>
-        <w:tc>
-          <w:tcPr>
-            <w:tcW w:w="3774" w:type="dxa"/>
-          </w:tcPr>
-          <w:p>
-            <w:pPr>
-              <w:ind w:left="0"/>
-            </w:pPr>
-            <w:r>
-              <w:rPr>
-                <w:rFonts w:hint="eastAsia"/>
-              </w:rPr>
-              <w:t>接口</w:t>
-            </w:r>
-          </w:p>
-        </w:tc>
-        <w:tc>
-          <w:tcPr>
-            <w:tcW w:w="3774" w:type="dxa"/>
-          </w:tcPr>
-          <w:p>
-            <w:pPr>
-              <w:ind w:left="0"/>
-            </w:pPr>
-            <w:r>
-              <w:rPr>
-                <w:rFonts w:hint="eastAsia"/>
-              </w:rPr>
-              <w:t>作用</w:t>
-            </w:r>
-          </w:p>
-        </w:tc>
-      </w:tr>
-      <w:tr>
-        <w:tc>
-          <w:tcPr>
-            <w:tcW w:w="3774" w:type="dxa"/>
-          </w:tcPr>
-          <w:p>
-            <w:pPr>
-              <w:ind w:left="0"/>
-            </w:pPr>
-            <w:r>
-              <w:t>deleteVersion</w:t>
-            </w:r>
-          </w:p>
-          <w:p>
-            <w:pPr>
-              <w:ind w:left="0"/>
-            </w:pPr>
-            <w:r>
-              <w:rPr>
-                <w:rFonts w:hint="eastAsia"/>
-              </w:rPr>
-              <w:t>参数：</w:t>
-            </w:r>
-          </w:p>
-          <w:p>
-            <w:pPr>
-              <w:ind w:left="0"/>
-            </w:pPr>
-            <w:r>
-              <w:t xml:space="preserve">String bucketName, </w:t>
-            </w:r>
-          </w:p>
-          <w:p>
-            <w:pPr>
-              <w:ind w:left="0"/>
-            </w:pPr>
-            <w:r>
-              <w:t xml:space="preserve">String key, </w:t>
-            </w:r>
-          </w:p>
-          <w:p>
-            <w:pPr>
-              <w:ind w:left="0"/>
-            </w:pPr>
-            <w:r>
-              <w:t>String versionId</w:t>
-            </w:r>
-          </w:p>
-          <w:p>
-            <w:pPr>
-              <w:ind w:left="0"/>
-            </w:pPr>
-            <w:r>
-              <w:rPr>
-                <w:rFonts w:hint="eastAsia"/>
-              </w:rPr>
-              <w:t>返回值：无</w:t>
-            </w:r>
-          </w:p>
-        </w:tc>
-        <w:tc>
-          <w:tcPr>
-            <w:tcW w:w="3774" w:type="dxa"/>
-          </w:tcPr>
-          <w:p>
-            <w:pPr>
-              <w:ind w:left="0"/>
-            </w:pPr>
-            <w:r>
-              <w:rPr>
-                <w:rFonts w:hint="eastAsia"/>
-              </w:rPr>
-              <w:t>指定版本删除对象</w:t>
-            </w:r>
-          </w:p>
-        </w:tc>
-      </w:tr>
-    </w:tbl>
-    <w:p/>
-    <w:p>
-      <w:r>
-        <w:rPr>
-          <w:rFonts w:hint="eastAsia"/>
-        </w:rPr>
-        <w:t>样例：</w:t>
-      </w:r>
-    </w:p>
-    <w:tbl>
-      <w:tblPr>
-        <w:tblStyle w:val="a9"/>
-        <w:tblW w:w="0" w:type="auto"/>
-        <w:tblInd w:w="748" w:type="dxa"/>
-        <w:tblLook w:val="04A0" w:firstRow="1" w:lastRow="0" w:firstColumn="1" w:lastColumn="0" w:noHBand="0" w:noVBand="1"/>
-      </w:tblPr>
-      <w:tblGrid>
-        <w:gridCol w:w="7548"/>
-      </w:tblGrid>
-      <w:tr>
-        <w:tc>
-          <w:tcPr>
-            <w:tcW w:w="8296" w:type="dxa"/>
-          </w:tcPr>
-          <w:p>
-            <w:pPr>
-              <w:ind w:left="0"/>
-            </w:pPr>
-            <w:r>
-              <w:t>amazonS3.deleteObject(bucket,key);</w:t>
-            </w:r>
-          </w:p>
-          <w:p>
-            <w:pPr>
-              <w:ind w:left="0"/>
-            </w:pPr>
-            <w:r>
-              <w:t>amazonS3.deleteVersion(bucket,key, "null");</w:t>
-            </w:r>
-          </w:p>
-        </w:tc>
-      </w:tr>
-    </w:tbl>
-    <w:p/>
-    <w:p>
-      <w:pPr>
         <w:pStyle w:val="10"/>
       </w:pPr>
-      <w:bookmarkStart w:id="4" w:name="_公共头部"/>
-      <w:bookmarkEnd w:id="4"/>
-      <w:r>
-        <w:rPr>
-          <w:rFonts w:hint="eastAsia"/>
-        </w:rPr>
+      <w:bookmarkStart w:id="2" w:name="_公共头部"/>
+      <w:bookmarkEnd w:id="2"/>
+      <w:r>
+        <w:rPr>
+          <w:rFonts w:hint="eastAsia"/>
+        </w:rPr>
+        <w:lastRenderedPageBreak/>
         <w:t>Story</w:t>
       </w:r>
       <w:r>
@@ -15706,6 +15744,7 @@
         <w:t>数据库表设计结构</w:t>
       </w:r>
     </w:p>
+    <w:p/>
     <w:p>
       <w:pPr>
         <w:pStyle w:val="2"/>
@@ -16571,6 +16610,7 @@
         <w:rPr>
           <w:rFonts w:hint="eastAsia"/>
         </w:rPr>
+        <w:lastRenderedPageBreak/>
         <w:t>增加对象（</w:t>
       </w:r>
       <w:r>
@@ -16769,7 +16809,6 @@
         <w:rPr>
           <w:rFonts w:hint="eastAsia"/>
         </w:rPr>
-        <w:lastRenderedPageBreak/>
         <w:t>系统需要获取</w:t>
       </w:r>
       <w:r>
@@ -17460,6 +17499,12 @@
               </w:rPr>
               <w:t>ersionId</w:t>
             </w:r>
+            <w:r>
+              <w:rPr>
+                <w:rFonts w:hint="eastAsia"/>
+              </w:rPr>
+              <w:t>（对外呈现）</w:t>
+            </w:r>
           </w:p>
         </w:tc>
         <w:tc>
@@ -17481,6 +17526,45 @@
               <w:t>ull</w:t>
             </w:r>
           </w:p>
+          <w:p>
+            <w:pPr>
+              <w:spacing w:beforeLines="50" w:before="156" w:afterLines="50" w:after="156"/>
+              <w:ind w:left="0"/>
+            </w:pPr>
+            <w:r>
+              <w:rPr>
+                <w:rFonts w:hint="eastAsia"/>
+              </w:rPr>
+              <w:t>内部处理为：</w:t>
+            </w:r>
+            <w:r>
+              <w:rPr>
+                <w:rFonts w:hint="eastAsia"/>
+              </w:rPr>
+              <w:t>versionId</w:t>
+            </w:r>
+            <w:r>
+              <w:rPr>
+                <w:rFonts w:hint="eastAsia"/>
+              </w:rPr>
+              <w:t>正常存储，另外记录</w:t>
+            </w:r>
+            <w:r>
+              <w:t>NoVersionFlag</w:t>
+            </w:r>
+            <w:r>
+              <w:rPr>
+                <w:rFonts w:hint="eastAsia"/>
+              </w:rPr>
+              <w:t>为</w:t>
+            </w:r>
+            <w:r>
+              <w:rPr>
+                <w:rFonts w:hint="eastAsia"/>
+              </w:rPr>
+              <w:t>true</w:t>
+            </w:r>
+          </w:p>
         </w:tc>
         <w:tc>
           <w:tcPr>
@@ -17501,6 +17585,45 @@
               <w:t>ersionId</w:t>
             </w:r>
           </w:p>
+          <w:p>
+            <w:pPr>
+              <w:spacing w:beforeLines="50" w:before="156" w:afterLines="50" w:after="156"/>
+              <w:ind w:left="0"/>
+            </w:pPr>
+            <w:r>
+              <w:rPr>
+                <w:rFonts w:hint="eastAsia"/>
+              </w:rPr>
+              <w:t>内部处理为：</w:t>
+            </w:r>
+            <w:r>
+              <w:rPr>
+                <w:rFonts w:hint="eastAsia"/>
+              </w:rPr>
+              <w:t>versionId</w:t>
+            </w:r>
+            <w:r>
+              <w:rPr>
+                <w:rFonts w:hint="eastAsia"/>
+              </w:rPr>
+              <w:t>正常存储，另外记录</w:t>
+            </w:r>
+            <w:r>
+              <w:t>NoVersionFlag</w:t>
+            </w:r>
+            <w:r>
+              <w:rPr>
+                <w:rFonts w:hint="eastAsia"/>
+              </w:rPr>
+              <w:t>为</w:t>
+            </w:r>
+            <w:r>
+              <w:rPr>
+                <w:rFonts w:hint="eastAsia"/>
+              </w:rPr>
+              <w:t>false</w:t>
+            </w:r>
+          </w:p>
         </w:tc>
         <w:tc>
           <w:tcPr>
@@ -17519,6 +17642,45 @@
                 <w:rFonts w:hint="eastAsia"/>
               </w:rPr>
               <w:t>ull</w:t>
+            </w:r>
+          </w:p>
+          <w:p>
+            <w:pPr>
+              <w:spacing w:beforeLines="50" w:before="156" w:afterLines="50" w:after="156"/>
+              <w:ind w:left="0"/>
+            </w:pPr>
+            <w:r>
+              <w:rPr>
+                <w:rFonts w:hint="eastAsia"/>
+              </w:rPr>
+              <w:t>内部处理为：</w:t>
+            </w:r>
+            <w:r>
+              <w:rPr>
+                <w:rFonts w:hint="eastAsia"/>
+              </w:rPr>
+              <w:t>versionId</w:t>
+            </w:r>
+            <w:r>
+              <w:rPr>
+                <w:rFonts w:hint="eastAsia"/>
+              </w:rPr>
+              <w:t>正常存储，另外记录</w:t>
+            </w:r>
+            <w:r>
+              <w:t>NoVersionFlag</w:t>
+            </w:r>
+            <w:r>
+              <w:rPr>
+                <w:rFonts w:hint="eastAsia"/>
+              </w:rPr>
+              <w:t>为</w:t>
+            </w:r>
+            <w:r>
+              <w:rPr>
+                <w:rFonts w:hint="eastAsia"/>
+              </w:rPr>
+              <w:t>true</w:t>
             </w:r>
           </w:p>
         </w:tc>
@@ -17603,10 +17765,13 @@
               <w:t>更新最新对象元数据表中的元数据，旧元数据的</w:t>
             </w:r>
             <w:r>
-              <w:rPr>
-                <w:rFonts w:hint="eastAsia"/>
-              </w:rPr>
-              <w:t>VersionId</w:t>
+              <w:t>NoVersionFl</w:t>
+            </w:r>
+            <w:r>
+              <w:rPr>
+                <w:rFonts w:hint="eastAsia"/>
+              </w:rPr>
+              <w:t>ag</w:t>
             </w:r>
             <w:r>
               <w:rPr>
@@ -17618,7 +17783,7 @@
               <w:rPr>
                 <w:rFonts w:hint="eastAsia"/>
               </w:rPr>
-              <w:t>null</w:t>
+              <w:t>true</w:t>
             </w:r>
             <w:r>
               <w:rPr>
@@ -17667,6 +17832,7 @@
               <w:rPr>
                 <w:rFonts w:hint="eastAsia"/>
               </w:rPr>
+              <w:lastRenderedPageBreak/>
               <w:t>元数据</w:t>
             </w:r>
             <w:r>
@@ -17763,13 +17929,55 @@
     <w:p>
       <w:pPr>
         <w:spacing w:beforeLines="50" w:before="156" w:afterLines="50" w:after="156"/>
-        <w:ind w:left="0" w:firstLineChars="200" w:firstLine="420"/>
-      </w:pPr>
-      <w:r>
-        <w:rPr>
-          <w:rFonts w:hint="eastAsia"/>
-        </w:rPr>
-        <w:t>版本控制打开的情况下，</w:t>
+        <w:ind w:left="0"/>
+      </w:pPr>
+      <w:r>
+        <w:rPr>
+          <w:rFonts w:hint="eastAsia"/>
+        </w:rPr>
+        <w:t xml:space="preserve">    versionId</w:t>
+      </w:r>
+      <w:r>
+        <w:rPr>
+          <w:rFonts w:hint="eastAsia"/>
+        </w:rPr>
+        <w:t>为一个</w:t>
+      </w:r>
+      <w:r>
+        <w:rPr>
+          <w:rFonts w:hint="eastAsia"/>
+        </w:rPr>
+        <w:t>key</w:t>
+      </w:r>
+      <w:r>
+        <w:rPr>
+          <w:rFonts w:hint="eastAsia"/>
+        </w:rPr>
+        <w:t>内自增字段（从</w:t>
+      </w:r>
+      <w:r>
+        <w:rPr>
+          <w:rFonts w:hint="eastAsia"/>
+        </w:rPr>
+        <w:t>0</w:t>
+      </w:r>
+      <w:r>
+        <w:rPr>
+          <w:rFonts w:hint="eastAsia"/>
+        </w:rPr>
+        <w:t>开始），即对桶内的某个</w:t>
+      </w:r>
+      <w:r>
+        <w:rPr>
+          <w:rFonts w:hint="eastAsia"/>
+        </w:rPr>
+        <w:t>key</w:t>
+      </w:r>
+      <w:r>
+        <w:rPr>
+          <w:rFonts w:hint="eastAsia"/>
+        </w:rPr>
+        <w:t>，</w:t>
       </w:r>
       <w:r>
         <w:rPr>
@@ -17781,25 +17989,7 @@
         <w:rPr>
           <w:rFonts w:hint="eastAsia"/>
         </w:rPr>
-        <w:t>为当前毫秒</w:t>
-      </w:r>
-      <w:r>
-        <w:rPr>
-          <w:rFonts w:hint="eastAsia"/>
-        </w:rPr>
-        <w:t>，转成</w:t>
-      </w:r>
-      <w:r>
-        <w:rPr>
-          <w:rFonts w:hint="eastAsia"/>
-        </w:rPr>
-        <w:t>16</w:t>
-      </w:r>
-      <w:r>
-        <w:rPr>
-          <w:rFonts w:hint="eastAsia"/>
-        </w:rPr>
-        <w:t>进制字符串存储。</w:t>
+        <w:t>唯一。</w:t>
       </w:r>
     </w:p>
     <w:p>
@@ -17811,7 +18001,25 @@
         <w:rPr>
           <w:rFonts w:hint="eastAsia"/>
         </w:rPr>
-        <w:t>版本控制未打开或版本控制已禁用，</w:t>
+        <w:t>版本控制打开的情况下</w:t>
+      </w:r>
+      <w:r>
+        <w:rPr>
+          <w:rFonts w:hint="eastAsia"/>
+        </w:rPr>
+        <w:t>增加的对象</w:t>
+      </w:r>
+      <w:r>
+        <w:rPr>
+          <w:rFonts w:hint="eastAsia"/>
+        </w:rPr>
+        <w:t>，</w:t>
+      </w:r>
+      <w:r>
+        <w:rPr>
+          <w:rFonts w:hint="eastAsia"/>
+        </w:rPr>
+        <w:t>元数据记录</w:t>
       </w:r>
       <w:r>
         <w:rPr>
@@ -17823,13 +18031,22 @@
         <w:rPr>
           <w:rFonts w:hint="eastAsia"/>
         </w:rPr>
-        <w:t>为</w:t>
-      </w:r>
-      <w:r>
-        <w:rPr>
-          <w:rFonts w:hint="eastAsia"/>
-        </w:rPr>
-        <w:t>null</w:t>
+        <w:t>并将</w:t>
+      </w:r>
+      <w:r>
+        <w:t>NoVersionFlag</w:t>
+      </w:r>
+      <w:r>
+        <w:rPr>
+          <w:rFonts w:hint="eastAsia"/>
+        </w:rPr>
+        <w:t>置为</w:t>
+      </w:r>
+      <w:r>
+        <w:rPr>
+          <w:rFonts w:hint="eastAsia"/>
+        </w:rPr>
+        <w:t>false</w:t>
       </w:r>
       <w:r>
         <w:rPr>
@@ -17841,25 +18058,64 @@
     <w:p>
       <w:pPr>
         <w:spacing w:beforeLines="50" w:before="156" w:afterLines="50" w:after="156"/>
-        <w:ind w:left="0"/>
-      </w:pPr>
-      <w:r>
-        <w:rPr>
-          <w:rFonts w:hint="eastAsia"/>
-        </w:rPr>
-        <w:t>定位：</w:t>
+        <w:ind w:left="0" w:firstLineChars="200" w:firstLine="420"/>
+      </w:pPr>
+      <w:r>
+        <w:rPr>
+          <w:rFonts w:hint="eastAsia"/>
+        </w:rPr>
+        <w:t>版本控制未打开或版本控制已禁用，</w:t>
+      </w:r>
+      <w:r>
+        <w:rPr>
+          <w:rFonts w:hint="eastAsia"/>
+        </w:rPr>
+        <w:t>存储</w:t>
+      </w:r>
+      <w:r>
+        <w:rPr>
+          <w:rFonts w:hint="eastAsia"/>
+        </w:rPr>
+        <w:t>versionId</w:t>
+      </w:r>
+      <w:r>
+        <w:rPr>
+          <w:rFonts w:hint="eastAsia"/>
+        </w:rPr>
+        <w:t>的同时将</w:t>
+      </w:r>
+      <w:r>
+        <w:t>NoVersionFlag</w:t>
+      </w:r>
+      <w:r>
+        <w:rPr>
+          <w:rFonts w:hint="eastAsia"/>
+        </w:rPr>
+        <w:t>置为</w:t>
+      </w:r>
+      <w:r>
+        <w:rPr>
+          <w:rFonts w:hint="eastAsia"/>
+        </w:rPr>
+        <w:t>true</w:t>
+      </w:r>
+      <w:r>
+        <w:rPr>
+          <w:rFonts w:hint="eastAsia"/>
+        </w:rPr>
+        <w:t>。</w:t>
       </w:r>
     </w:p>
     <w:p>
       <w:pPr>
         <w:spacing w:beforeLines="50" w:before="156" w:afterLines="50" w:after="156"/>
-        <w:ind w:left="0" w:firstLineChars="200" w:firstLine="420"/>
-      </w:pPr>
-      <w:r>
-        <w:rPr>
-          <w:rFonts w:hint="eastAsia"/>
-        </w:rPr>
-        <w:t>系统通过两种方式定位一个对象存储的集合空间及集合：用户指定方式和系统指定方式。</w:t>
+        <w:ind w:left="0"/>
+      </w:pPr>
+      <w:r>
+        <w:rPr>
+          <w:rFonts w:hint="eastAsia"/>
+        </w:rPr>
+        <w:t>定位：</w:t>
       </w:r>
     </w:p>
     <w:p>
@@ -17871,38 +18127,7 @@
         <w:rPr>
           <w:rFonts w:hint="eastAsia"/>
         </w:rPr>
-        <w:lastRenderedPageBreak/>
-        <w:t>当用户创建桶时携带了区域</w:t>
-      </w:r>
-      <w:r>
-        <w:rPr>
-          <w:rFonts w:hint="eastAsia"/>
-        </w:rPr>
-        <w:t>信息，则按照指定区域创建集合空间及集合，该桶内的对象数据及对象元</w:t>
-      </w:r>
-      <w:r>
-        <w:rPr>
-          <w:rFonts w:hint="eastAsia"/>
-        </w:rPr>
-        <w:t>数据都存储在该</w:t>
-      </w:r>
-      <w:r>
-        <w:rPr>
-          <w:rFonts w:hint="eastAsia"/>
-        </w:rPr>
-        <w:t>区域内的集合空间</w:t>
-      </w:r>
-      <w:r>
-        <w:rPr>
-          <w:rFonts w:hint="eastAsia"/>
-        </w:rPr>
-        <w:t>。</w:t>
-      </w:r>
-      <w:r>
-        <w:rPr>
-          <w:rFonts w:hint="eastAsia"/>
-        </w:rPr>
-        <w:t>当用户创建桶时不指定区域信息，则该桶的对象数据和元数据都存储在系统配置的集合空间中。</w:t>
+        <w:t>系统通过两种方式定位一个对象存储的集合空间及集合：用户指定方式和系统指定方式。</w:t>
       </w:r>
     </w:p>
     <w:p>
@@ -17914,79 +18139,25 @@
         <w:rPr>
           <w:rFonts w:hint="eastAsia"/>
         </w:rPr>
-        <w:t>写入对象数据时</w:t>
-      </w:r>
-      <w:r>
-        <w:rPr>
-          <w:rFonts w:hint="eastAsia"/>
-        </w:rPr>
-        <w:t>会生成元数据的集合空间名称和集合名称，还会生成对象数据的集合空间和集合名称，将对象数据写入生成的</w:t>
-      </w:r>
-      <w:r>
-        <w:rPr>
-          <w:rFonts w:hint="eastAsia"/>
-        </w:rPr>
-        <w:t>对象数据集合</w:t>
-      </w:r>
-      <w:r>
-        <w:rPr>
-          <w:rFonts w:hint="eastAsia"/>
-        </w:rPr>
-        <w:t>，获取</w:t>
-      </w:r>
-      <w:r>
-        <w:rPr>
-          <w:rFonts w:hint="eastAsia"/>
-        </w:rPr>
-        <w:t>LobId</w:t>
-      </w:r>
-      <w:r>
-        <w:rPr>
-          <w:rFonts w:hint="eastAsia"/>
-        </w:rPr>
-        <w:t>，将对象数据</w:t>
-      </w:r>
-      <w:r>
-        <w:rPr>
-          <w:rFonts w:hint="eastAsia"/>
-        </w:rPr>
-        <w:t>集合空间，</w:t>
-      </w:r>
-      <w:r>
-        <w:rPr>
-          <w:rFonts w:hint="eastAsia"/>
-        </w:rPr>
-        <w:t>集合名称和</w:t>
-      </w:r>
-      <w:r>
-        <w:rPr>
-          <w:rFonts w:hint="eastAsia"/>
-        </w:rPr>
-        <w:t>LobId</w:t>
-      </w:r>
-      <w:r>
-        <w:rPr>
-          <w:rFonts w:hint="eastAsia"/>
-        </w:rPr>
-        <w:t>记录写入</w:t>
-      </w:r>
-      <w:r>
-        <w:rPr>
-          <w:rFonts w:hint="eastAsia"/>
-        </w:rPr>
-        <w:t>生成的</w:t>
-      </w:r>
-      <w:r>
-        <w:rPr>
-          <w:rFonts w:hint="eastAsia"/>
-        </w:rPr>
-        <w:t>元数据</w:t>
-      </w:r>
-      <w:r>
-        <w:rPr>
-          <w:rFonts w:hint="eastAsia"/>
-        </w:rPr>
-        <w:t>集合</w:t>
+        <w:t>当用户创建桶时携带了区域</w:t>
+      </w:r>
+      <w:r>
+        <w:rPr>
+          <w:rFonts w:hint="eastAsia"/>
+        </w:rPr>
+        <w:t>信息，则按照指定区域创建集合空间及集合，该桶内的对象数据及对象元</w:t>
+      </w:r>
+      <w:r>
+        <w:rPr>
+          <w:rFonts w:hint="eastAsia"/>
+        </w:rPr>
+        <w:t>数据都存储在该</w:t>
+      </w:r>
+      <w:r>
+        <w:rPr>
+          <w:rFonts w:hint="eastAsia"/>
+        </w:rPr>
+        <w:t>区域内的集合空间</w:t>
       </w:r>
       <w:r>
         <w:rPr>
@@ -17998,71 +18169,386 @@
         <w:rPr>
           <w:rFonts w:hint="eastAsia"/>
         </w:rPr>
-        <w:t>当写入时报</w:t>
-      </w:r>
-      <w:r>
-        <w:rPr>
-          <w:rFonts w:hint="eastAsia"/>
-        </w:rPr>
-        <w:t>CS</w:t>
-      </w:r>
-      <w:r>
-        <w:rPr>
-          <w:rFonts w:hint="eastAsia"/>
-        </w:rPr>
-        <w:t>或</w:t>
-      </w:r>
-      <w:r>
-        <w:rPr>
-          <w:rFonts w:hint="eastAsia"/>
-        </w:rPr>
-        <w:t>CL</w:t>
-      </w:r>
-      <w:r>
-        <w:rPr>
-          <w:rFonts w:hint="eastAsia"/>
-        </w:rPr>
-        <w:t>不存在则创建相应的</w:t>
-      </w:r>
-      <w:r>
-        <w:rPr>
-          <w:rFonts w:hint="eastAsia"/>
-        </w:rPr>
-        <w:t>CS</w:t>
-      </w:r>
-      <w:r>
-        <w:rPr>
-          <w:rFonts w:hint="eastAsia"/>
-        </w:rPr>
-        <w:t>和</w:t>
-      </w:r>
-      <w:r>
-        <w:rPr>
-          <w:rFonts w:hint="eastAsia"/>
-        </w:rPr>
-        <w:t>CL</w:t>
-      </w:r>
-      <w:r>
-        <w:rPr>
-          <w:rFonts w:hint="eastAsia"/>
-        </w:rPr>
-        <w:t>。</w:t>
+        <w:t>当用户创建桶时不指定区域信息，则该桶的对象数据和元数据都存储在系统配置的集合空间中。</w:t>
       </w:r>
     </w:p>
     <w:p>
       <w:pPr>
         <w:spacing w:beforeLines="50" w:before="156" w:afterLines="50" w:after="156"/>
-        <w:ind w:left="0"/>
-      </w:pPr>
-      <w:r>
-        <w:rPr>
-          <w:rFonts w:hint="eastAsia"/>
-        </w:rPr>
-        <w:t>返回结果：</w:t>
+        <w:ind w:left="0" w:firstLineChars="200" w:firstLine="420"/>
+      </w:pPr>
+      <w:r>
+        <w:rPr>
+          <w:rFonts w:hint="eastAsia"/>
+        </w:rPr>
+        <w:t>如果配置文件中记录的元数据集合空间如下，如果创建桶时不指定区域信息，则对象元数据存储在该集合空间下。</w:t>
       </w:r>
     </w:p>
     <w:p>
       <w:pPr>
+        <w:pStyle w:val="HTML"/>
+        <w:shd w:val="clear" w:color="auto" w:fill="2B2B2B"/>
+        <w:rPr>
+          <w:color w:val="A9B7C6"/>
+          <w:sz w:val="30"/>
+          <w:szCs w:val="30"/>
+        </w:rPr>
+      </w:pPr>
+      <w:r>
+        <w:rPr>
+          <w:rFonts w:hint="eastAsia"/>
+          <w:color w:val="CC7832"/>
+          <w:sz w:val="30"/>
+          <w:szCs w:val="30"/>
+        </w:rPr>
+        <w:t>sdbs3.sequoiadb.meta.csName</w:t>
+      </w:r>
+      <w:r>
+        <w:rPr>
+          <w:rFonts w:hint="eastAsia"/>
+          <w:color w:val="808080"/>
+          <w:sz w:val="30"/>
+          <w:szCs w:val="30"/>
+        </w:rPr>
+        <w:t>=</w:t>
+      </w:r>
+      <w:r>
+        <w:rPr>
+          <w:rFonts w:hint="eastAsia"/>
+          <w:color w:val="6A8759"/>
+          <w:sz w:val="30"/>
+          <w:szCs w:val="30"/>
+        </w:rPr>
+        <w:t>MetaCollectionSpace</w:t>
+      </w:r>
+    </w:p>
+    <w:p>
+      <w:pPr>
+        <w:spacing w:beforeLines="50" w:before="156" w:afterLines="50" w:after="156"/>
+        <w:ind w:left="0" w:firstLineChars="200" w:firstLine="420"/>
+      </w:pPr>
+      <w:r>
+        <w:rPr>
+          <w:rFonts w:hint="eastAsia"/>
+        </w:rPr>
+        <w:t>如果创建桶时指定了区域信息，则创建元数据集合空间为</w:t>
+      </w:r>
+      <w:r>
+        <w:rPr>
+          <w:rFonts w:hint="eastAsia"/>
+        </w:rPr>
+        <w:t>region</w:t>
+      </w:r>
+      <w:r>
+        <w:t>+”</w:t>
+      </w:r>
+      <w:r>
+        <w:t xml:space="preserve"> _MetaCS</w:t>
+      </w:r>
+      <w:r>
+        <w:t>”</w:t>
+      </w:r>
+    </w:p>
+    <w:p>
+      <w:pPr>
+        <w:spacing w:beforeLines="50" w:before="156" w:afterLines="50" w:after="156"/>
+        <w:ind w:left="0" w:firstLineChars="200" w:firstLine="420"/>
+      </w:pPr>
+      <w:r>
+        <w:rPr>
+          <w:rFonts w:hint="eastAsia"/>
+        </w:rPr>
+        <w:t>元数据集合空间下的最新元数据集合名为</w:t>
+      </w:r>
+      <w:commentRangeStart w:id="3"/>
+      <w:r>
+        <w:t>ObjectMetaList</w:t>
+      </w:r>
+      <w:commentRangeEnd w:id="3"/>
+      <w:r>
+        <w:rPr>
+          <w:rStyle w:val="af"/>
+        </w:rPr>
+        <w:commentReference w:id="3"/>
+      </w:r>
+      <w:r>
+        <w:rPr>
+          <w:rFonts w:hint="eastAsia"/>
+        </w:rPr>
+        <w:t>，历史元数据集合为</w:t>
+      </w:r>
+      <w:r>
+        <w:t>ObjectMetaListHistory</w:t>
+      </w:r>
+    </w:p>
+    <w:p>
+      <w:pPr>
+        <w:spacing w:beforeLines="50" w:before="156" w:afterLines="50" w:after="156"/>
+        <w:ind w:left="0" w:firstLineChars="200" w:firstLine="420"/>
+      </w:pPr>
+      <w:r>
+        <w:rPr>
+          <w:rFonts w:hint="eastAsia"/>
+        </w:rPr>
+        <w:t>写入对象数据时</w:t>
+      </w:r>
+      <w:r>
+        <w:rPr>
+          <w:rFonts w:hint="eastAsia"/>
+        </w:rPr>
+        <w:t>会生成元数据的集合空间名称和集合名称，还会生成对象数据的集合空间和集合名称，将对象数据写入生成的</w:t>
+      </w:r>
+      <w:r>
+        <w:rPr>
+          <w:rFonts w:hint="eastAsia"/>
+        </w:rPr>
+        <w:t>对象数据集合</w:t>
+      </w:r>
+      <w:r>
+        <w:rPr>
+          <w:rFonts w:hint="eastAsia"/>
+        </w:rPr>
+        <w:t>，获取</w:t>
+      </w:r>
+      <w:r>
+        <w:rPr>
+          <w:rFonts w:hint="eastAsia"/>
+        </w:rPr>
+        <w:t>LobId</w:t>
+      </w:r>
+      <w:r>
+        <w:rPr>
+          <w:rFonts w:hint="eastAsia"/>
+        </w:rPr>
+        <w:t>，将对象数据</w:t>
+      </w:r>
+      <w:r>
+        <w:rPr>
+          <w:rFonts w:hint="eastAsia"/>
+        </w:rPr>
+        <w:t>集合空间，</w:t>
+      </w:r>
+      <w:r>
+        <w:rPr>
+          <w:rFonts w:hint="eastAsia"/>
+        </w:rPr>
+        <w:t>集合名称和</w:t>
+      </w:r>
+      <w:r>
+        <w:rPr>
+          <w:rFonts w:hint="eastAsia"/>
+        </w:rPr>
+        <w:t>LobId</w:t>
+      </w:r>
+      <w:r>
+        <w:rPr>
+          <w:rFonts w:hint="eastAsia"/>
+        </w:rPr>
+        <w:t>记录写入</w:t>
+      </w:r>
+      <w:r>
+        <w:rPr>
+          <w:rFonts w:hint="eastAsia"/>
+        </w:rPr>
+        <w:t>生成的</w:t>
+      </w:r>
+      <w:r>
+        <w:rPr>
+          <w:rFonts w:hint="eastAsia"/>
+        </w:rPr>
+        <w:t>元数据</w:t>
+      </w:r>
+      <w:r>
+        <w:rPr>
+          <w:rFonts w:hint="eastAsia"/>
+        </w:rPr>
+        <w:t>集合</w:t>
+      </w:r>
+      <w:r>
+        <w:rPr>
+          <w:rFonts w:hint="eastAsia"/>
+        </w:rPr>
+        <w:t>。</w:t>
+      </w:r>
+      <w:r>
+        <w:rPr>
+          <w:rFonts w:hint="eastAsia"/>
+        </w:rPr>
+        <w:t>当写入时报</w:t>
+      </w:r>
+      <w:r>
+        <w:rPr>
+          <w:rFonts w:hint="eastAsia"/>
+        </w:rPr>
+        <w:t>CS</w:t>
+      </w:r>
+      <w:r>
+        <w:rPr>
+          <w:rFonts w:hint="eastAsia"/>
+        </w:rPr>
+        <w:t>或</w:t>
+      </w:r>
+      <w:r>
+        <w:rPr>
+          <w:rFonts w:hint="eastAsia"/>
+        </w:rPr>
+        <w:t>CL</w:t>
+      </w:r>
+      <w:r>
+        <w:rPr>
+          <w:rFonts w:hint="eastAsia"/>
+        </w:rPr>
+        <w:t>不存在则创建相应的</w:t>
+      </w:r>
+      <w:r>
+        <w:rPr>
+          <w:rFonts w:hint="eastAsia"/>
+        </w:rPr>
+        <w:t>CS</w:t>
+      </w:r>
+      <w:r>
+        <w:rPr>
+          <w:rFonts w:hint="eastAsia"/>
+        </w:rPr>
+        <w:t>和</w:t>
+      </w:r>
+      <w:r>
+        <w:rPr>
+          <w:rFonts w:hint="eastAsia"/>
+        </w:rPr>
+        <w:t>CL</w:t>
+      </w:r>
+      <w:r>
+        <w:rPr>
+          <w:rFonts w:hint="eastAsia"/>
+        </w:rPr>
+        <w:t>。</w:t>
+      </w:r>
+      <w:r>
+        <w:rPr>
+          <w:rFonts w:hint="eastAsia"/>
+        </w:rPr>
+        <w:t xml:space="preserve">    </w:t>
+      </w:r>
+    </w:p>
+    <w:p>
+      <w:pPr>
+        <w:spacing w:beforeLines="50" w:before="156" w:afterLines="50" w:after="156"/>
+        <w:ind w:left="0" w:firstLineChars="200" w:firstLine="420"/>
+      </w:pPr>
+      <w:r>
+        <w:rPr>
+          <w:rFonts w:hint="eastAsia"/>
+        </w:rPr>
+        <w:t>如果配置文件中记录的对象数据集合空间如下，如果创建桶时不指定区域信息，则对象数据存储在该集合空间下。</w:t>
+      </w:r>
+    </w:p>
+    <w:p>
+      <w:pPr>
+        <w:pStyle w:val="HTML"/>
+        <w:shd w:val="clear" w:color="auto" w:fill="2B2B2B"/>
+        <w:rPr>
+          <w:color w:val="A9B7C6"/>
+          <w:sz w:val="30"/>
+          <w:szCs w:val="30"/>
+        </w:rPr>
+      </w:pPr>
+      <w:r>
+        <w:rPr>
+          <w:rFonts w:hint="eastAsia"/>
+          <w:color w:val="CC7832"/>
+          <w:sz w:val="30"/>
+          <w:szCs w:val="30"/>
+        </w:rPr>
+        <w:t>sdbs3.sequoiadb.data.csName</w:t>
+      </w:r>
+      <w:r>
+        <w:rPr>
+          <w:rFonts w:hint="eastAsia"/>
+          <w:color w:val="808080"/>
+          <w:sz w:val="30"/>
+          <w:szCs w:val="30"/>
+        </w:rPr>
+        <w:t>=</w:t>
+      </w:r>
+      <w:r>
+        <w:rPr>
+          <w:rFonts w:hint="eastAsia"/>
+          <w:color w:val="6A8759"/>
+          <w:sz w:val="30"/>
+          <w:szCs w:val="30"/>
+        </w:rPr>
+        <w:t>DataCollectionSpace</w:t>
+      </w:r>
+    </w:p>
+    <w:p>
+      <w:pPr>
+        <w:spacing w:beforeLines="50" w:before="156" w:afterLines="50" w:after="156"/>
+        <w:ind w:left="0" w:firstLineChars="200" w:firstLine="420"/>
+      </w:pPr>
+      <w:r>
+        <w:rPr>
+          <w:rFonts w:hint="eastAsia"/>
+        </w:rPr>
+        <w:t>如果创建桶时指定了区域信息，则创建元数据集合空间为</w:t>
+      </w:r>
+      <w:r>
+        <w:rPr>
+          <w:rFonts w:hint="eastAsia"/>
+        </w:rPr>
+        <w:t>region</w:t>
+      </w:r>
+      <w:r>
+        <w:t>+”</w:t>
+      </w:r>
+      <w:r>
+        <w:t xml:space="preserve"> </w:t>
+      </w:r>
+      <w:r>
+        <w:t>_</w:t>
+      </w:r>
+      <w:r>
+        <w:rPr>
+          <w:rFonts w:hint="eastAsia"/>
+        </w:rPr>
+        <w:t>Da</w:t>
+      </w:r>
+      <w:r>
+        <w:t>taCS</w:t>
+      </w:r>
+      <w:r>
+        <w:t>”</w:t>
+      </w:r>
+      <w:r>
+        <w:rPr>
+          <w:rFonts w:hint="eastAsia"/>
+        </w:rPr>
+        <w:t>。</w:t>
+      </w:r>
+    </w:p>
+    <w:p>
+      <w:pPr>
+        <w:spacing w:beforeLines="50" w:before="156" w:afterLines="50" w:after="156"/>
+        <w:ind w:left="0" w:firstLineChars="200" w:firstLine="420"/>
+      </w:pPr>
+      <w:r>
+        <w:rPr>
+          <w:rFonts w:hint="eastAsia"/>
+        </w:rPr>
+        <w:t>数据集合空间下的集合名称为</w:t>
+      </w:r>
+      <w:r>
+        <w:t>ObjectDataList</w:t>
+      </w:r>
+      <w:r>
+        <w:rPr>
+          <w:rFonts w:hint="eastAsia"/>
+        </w:rPr>
+        <w:t>。</w:t>
+      </w:r>
+    </w:p>
+    <w:p>
+      <w:pPr>
         <w:spacing w:beforeLines="50" w:before="156" w:afterLines="50" w:after="156"/>
         <w:ind w:left="0"/>
       </w:pPr>
@@ -18070,40 +18556,7 @@
         <w:rPr>
           <w:rFonts w:hint="eastAsia"/>
         </w:rPr>
-        <w:t>Etag</w:t>
-      </w:r>
-      <w:r>
-        <w:rPr>
-          <w:rFonts w:hint="eastAsia"/>
-        </w:rPr>
-        <w:t>：返回新增对象的</w:t>
-      </w:r>
-      <w:r>
-        <w:rPr>
-          <w:rFonts w:hint="eastAsia"/>
-        </w:rPr>
-        <w:t>ETag</w:t>
-      </w:r>
-      <w:r>
-        <w:rPr>
-          <w:rFonts w:hint="eastAsia"/>
-        </w:rPr>
-        <w:t>（对象内容的</w:t>
-      </w:r>
-      <w:r>
-        <w:rPr>
-          <w:rFonts w:hint="eastAsia"/>
-        </w:rPr>
-        <w:t>MD</w:t>
-      </w:r>
-      <w:r>
-        <w:t>5</w:t>
-      </w:r>
-      <w:r>
-        <w:rPr>
-          <w:rFonts w:hint="eastAsia"/>
-        </w:rPr>
-        <w:t>值）。</w:t>
+        <w:t>返回结果：</w:t>
       </w:r>
     </w:p>
     <w:p>
@@ -18112,49 +18565,43 @@
         <w:ind w:left="0"/>
       </w:pPr>
       <w:r>
-        <w:t>Version</w:t>
-      </w:r>
-      <w:r>
-        <w:rPr>
-          <w:rFonts w:hint="eastAsia"/>
-        </w:rPr>
-        <w:t>id</w:t>
-      </w:r>
-      <w:r>
-        <w:t>:</w:t>
-      </w:r>
-      <w:r>
-        <w:rPr>
-          <w:rFonts w:hint="eastAsia"/>
-        </w:rPr>
-        <w:t>新增对象的</w:t>
-      </w:r>
-      <w:r>
-        <w:rPr>
-          <w:rFonts w:hint="eastAsia"/>
-        </w:rPr>
-        <w:t>version</w:t>
-      </w:r>
-      <w:r>
-        <w:t>id</w:t>
-      </w:r>
-      <w:r>
-        <w:rPr>
-          <w:rFonts w:hint="eastAsia"/>
-        </w:rPr>
-        <w:t>，只有当版本控制状态为</w:t>
-      </w:r>
-      <w:r>
-        <w:rPr>
-          <w:rFonts w:hint="eastAsia"/>
-        </w:rPr>
-        <w:t>Enabled</w:t>
-      </w:r>
-      <w:r>
-        <w:rPr>
-          <w:rFonts w:hint="eastAsia"/>
-        </w:rPr>
-        <w:t>时才返回。</w:t>
+        <w:rPr>
+          <w:rFonts w:hint="eastAsia"/>
+        </w:rPr>
+        <w:t>Etag</w:t>
+      </w:r>
+      <w:r>
+        <w:rPr>
+          <w:rFonts w:hint="eastAsia"/>
+        </w:rPr>
+        <w:t>：返回新增对象的</w:t>
+      </w:r>
+      <w:r>
+        <w:rPr>
+          <w:rFonts w:hint="eastAsia"/>
+        </w:rPr>
+        <w:t>ETag</w:t>
+      </w:r>
+      <w:r>
+        <w:rPr>
+          <w:rFonts w:hint="eastAsia"/>
+        </w:rPr>
+        <w:t>（对象内容的</w:t>
+      </w:r>
+      <w:r>
+        <w:rPr>
+          <w:rFonts w:hint="eastAsia"/>
+        </w:rPr>
+        <w:t>MD</w:t>
+      </w:r>
+      <w:r>
+        <w:t>5</w:t>
+      </w:r>
+      <w:r>
+        <w:rPr>
+          <w:rFonts w:hint="eastAsia"/>
+        </w:rPr>
+        <w:t>值）。</w:t>
       </w:r>
     </w:p>
     <w:p>
@@ -18162,36 +18609,87 @@
         <w:spacing w:beforeLines="50" w:before="156" w:afterLines="50" w:after="156"/>
         <w:ind w:left="0"/>
       </w:pPr>
+      <w:r>
+        <w:t>Version</w:t>
+      </w:r>
+      <w:r>
+        <w:rPr>
+          <w:rFonts w:hint="eastAsia"/>
+        </w:rPr>
+        <w:t>id</w:t>
+      </w:r>
+      <w:r>
+        <w:t>:</w:t>
+      </w:r>
+      <w:r>
+        <w:rPr>
+          <w:rFonts w:hint="eastAsia"/>
+        </w:rPr>
+        <w:t>新增对象的</w:t>
+      </w:r>
+      <w:r>
+        <w:rPr>
+          <w:rFonts w:hint="eastAsia"/>
+        </w:rPr>
+        <w:t>version</w:t>
+      </w:r>
+      <w:r>
+        <w:t>id</w:t>
+      </w:r>
+      <w:r>
+        <w:rPr>
+          <w:rFonts w:hint="eastAsia"/>
+        </w:rPr>
+        <w:t>，只有当版本控制状态为</w:t>
+      </w:r>
+      <w:r>
+        <w:rPr>
+          <w:rFonts w:hint="eastAsia"/>
+        </w:rPr>
+        <w:t>Enabled</w:t>
+      </w:r>
+      <w:r>
+        <w:rPr>
+          <w:rFonts w:hint="eastAsia"/>
+        </w:rPr>
+        <w:t>时才返回。</w:t>
+      </w:r>
     </w:p>
     <w:p>
       <w:pPr>
         <w:spacing w:beforeLines="50" w:before="156" w:afterLines="50" w:after="156"/>
         <w:ind w:left="0"/>
       </w:pPr>
-      <w:r>
-        <w:rPr>
-          <w:rFonts w:hint="eastAsia"/>
-        </w:rPr>
-        <w:t xml:space="preserve">   PUT</w:t>
-      </w:r>
-      <w:r>
-        <w:t xml:space="preserve"> Object</w:t>
-      </w:r>
-      <w:r>
-        <w:rPr>
-          <w:rFonts w:hint="eastAsia"/>
-        </w:rPr>
-        <w:t>业务流程</w:t>
-      </w:r>
-      <w:r>
-        <w:rPr>
-          <w:rFonts w:hint="eastAsia"/>
-        </w:rPr>
-        <w:t>:</w:t>
-      </w:r>
     </w:p>
     <w:p>
       <w:pPr>
+        <w:spacing w:beforeLines="50" w:before="156" w:afterLines="50" w:after="156"/>
+        <w:ind w:left="0"/>
+      </w:pPr>
+      <w:r>
+        <w:rPr>
+          <w:rFonts w:hint="eastAsia"/>
+        </w:rPr>
+        <w:t xml:space="preserve">   PUT</w:t>
+      </w:r>
+      <w:r>
+        <w:t xml:space="preserve"> Object</w:t>
+      </w:r>
+      <w:r>
+        <w:rPr>
+          <w:rFonts w:hint="eastAsia"/>
+        </w:rPr>
+        <w:t>业务流程</w:t>
+      </w:r>
+      <w:r>
+        <w:rPr>
+          <w:rFonts w:hint="eastAsia"/>
+        </w:rPr>
+        <w:t>:</w:t>
+      </w:r>
+    </w:p>
+    <w:p>
+      <w:pPr>
         <w:ind w:left="0"/>
         <w:rPr>
           <w:b/>
@@ -18206,10 +18704,10 @@
           <w:noProof/>
         </w:rPr>
         <w:drawing>
-          <wp:inline distT="0" distB="0" distL="0" distR="0" wp14:anchorId="649BD106" wp14:editId="20FA94C0">
-            <wp:extent cx="5274310" cy="7158638"/>
-            <wp:effectExtent l="0" t="0" r="2540" b="4445"/>
-            <wp:docPr id="13" name="图片 13"/>
+          <wp:inline distT="0" distB="0" distL="0" distR="0" wp14:anchorId="79A608B6" wp14:editId="67BF2510">
+            <wp:extent cx="5274310" cy="7157553"/>
+            <wp:effectExtent l="0" t="0" r="2540" b="5715"/>
+            <wp:docPr id="2" name="图片 2"/>
             <wp:cNvGraphicFramePr>
               <a:graphicFrameLocks xmlns:a="http://schemas.openxmlformats.org/drawingml/2006/main" noChangeAspect="1"/>
             </wp:cNvGraphicFramePr>
@@ -18217,7 +18715,7 @@
               <a:graphicData uri="http://schemas.openxmlformats.org/drawingml/2006/picture">
                 <pic:pic xmlns:pic="http://schemas.openxmlformats.org/drawingml/2006/picture">
                   <pic:nvPicPr>
-                    <pic:cNvPr id="0" name="Picture 10"/>
+                    <pic:cNvPr id="0" name="Picture 2"/>
                     <pic:cNvPicPr>
                       <a:picLocks noChangeAspect="1" noChangeArrowheads="1"/>
                     </pic:cNvPicPr>
@@ -18238,7 +18736,7 @@
                   <pic:spPr bwMode="auto">
                     <a:xfrm>
                       <a:off x="0" y="0"/>
-                      <a:ext cx="5274310" cy="7158638"/>
+                      <a:ext cx="5274310" cy="7157553"/>
                     </a:xfrm>
                     <a:prstGeom prst="rect">
                       <a:avLst/>
@@ -18418,7 +18916,7 @@
         </w:rPr>
         <w:t>增加对象的并发场景：</w:t>
       </w:r>
-      <w:commentRangeStart w:id="5"/>
+      <w:commentRangeStart w:id="4"/>
     </w:p>
     <w:p>
       <w:pPr>
@@ -18454,12 +18952,12 @@
         </w:rPr>
         <w:t>查询元数据时发现</w:t>
       </w:r>
-      <w:commentRangeEnd w:id="5"/>
+      <w:commentRangeEnd w:id="4"/>
       <w:r>
         <w:rPr>
           <w:rStyle w:val="af"/>
         </w:rPr>
-        <w:commentReference w:id="5"/>
+        <w:commentReference w:id="4"/>
       </w:r>
       <w:r>
         <w:rPr>
@@ -18799,7 +19297,13 @@
         <w:rPr>
           <w:rFonts w:hint="eastAsia"/>
         </w:rPr>
-        <w:t>最新元数据更新成功，历史元数据写失败。</w:t>
+        <w:t>元数据更新失败</w:t>
+      </w:r>
+      <w:r>
+        <w:rPr>
+          <w:rFonts w:hint="eastAsia"/>
+        </w:rPr>
+        <w:t>。</w:t>
       </w:r>
       <w:r>
         <w:rPr>
@@ -18810,22 +19314,23 @@
       <w:r>
         <w:t xml:space="preserve"> </w:t>
       </w:r>
-    </w:p>
-    <w:p>
-      <w:pPr>
-        <w:pStyle w:val="aa"/>
-        <w:numPr>
-          <w:ilvl w:val="0"/>
-          <w:numId w:val="51"/>
-        </w:numPr>
-        <w:spacing w:beforeLines="50" w:before="156" w:afterLines="50" w:after="156"/>
-        <w:ind w:firstLineChars="0"/>
-      </w:pPr>
-      <w:r>
-        <w:rPr>
-          <w:rFonts w:hint="eastAsia"/>
-        </w:rPr>
-        <w:t>其他异常场景</w:t>
+      <w:r>
+        <w:rPr>
+          <w:rFonts w:hint="eastAsia"/>
+        </w:rPr>
+        <w:t>回滚，并删除已插入的</w:t>
+      </w:r>
+      <w:r>
+        <w:rPr>
+          <w:rFonts w:hint="eastAsia"/>
+        </w:rPr>
+        <w:t>Lob</w:t>
+      </w:r>
+      <w:r>
+        <w:rPr>
+          <w:rFonts w:hint="eastAsia"/>
+        </w:rPr>
+        <w:t>。</w:t>
       </w:r>
     </w:p>
     <w:p>
@@ -19002,10 +19507,10 @@
         <w:pStyle w:val="3"/>
         <w:ind w:left="630"/>
       </w:pPr>
-      <w:bookmarkStart w:id="6" w:name="_查询对象（List_Objects_v2）"/>
-      <w:bookmarkStart w:id="7" w:name="_查询对象（GET_Bucket_(List"/>
+      <w:bookmarkStart w:id="5" w:name="_查询对象（List_Objects_v2）"/>
+      <w:bookmarkStart w:id="6" w:name="_查询对象（GET_Bucket_(List"/>
+      <w:bookmarkEnd w:id="5"/>
       <w:bookmarkEnd w:id="6"/>
-      <w:bookmarkEnd w:id="7"/>
       <w:r>
         <w:rPr>
           <w:rFonts w:hint="eastAsia"/>
@@ -19091,7 +19596,6 @@
         <w:rPr>
           <w:rStyle w:val="afd"/>
         </w:rPr>
-        <w:lastRenderedPageBreak/>
         <w:t>筛选条件</w:t>
       </w:r>
     </w:p>
@@ -19103,6 +19607,7 @@
         <w:rPr>
           <w:rFonts w:hint="eastAsia"/>
         </w:rPr>
+        <w:lastRenderedPageBreak/>
         <w:t>请求中可携带</w:t>
       </w:r>
       <w:r>
@@ -20090,7 +20595,6 @@
         <w:rPr>
           <w:rFonts w:hint="eastAsia"/>
         </w:rPr>
-        <w:lastRenderedPageBreak/>
         <w:t>{</w:t>
       </w:r>
     </w:p>
@@ -20102,6 +20606,7 @@
         <w:rPr>
           <w:rFonts w:hint="eastAsia"/>
         </w:rPr>
+        <w:lastRenderedPageBreak/>
         <w:t>String</w:t>
       </w:r>
       <w:r>
@@ -21494,16 +21999,16 @@
         </w:rPr>
         <w:t>。</w:t>
       </w:r>
-      <w:bookmarkStart w:id="8" w:name="_查询版本（GET_Bucket_Object"/>
-      <w:bookmarkEnd w:id="8"/>
+      <w:bookmarkStart w:id="7" w:name="_查询版本（GET_Bucket_Object"/>
+      <w:bookmarkEnd w:id="7"/>
     </w:p>
     <w:p>
       <w:pPr>
         <w:pStyle w:val="3"/>
         <w:ind w:left="630"/>
       </w:pPr>
-      <w:bookmarkStart w:id="9" w:name="_获取对象（GET_Object）"/>
-      <w:bookmarkEnd w:id="9"/>
+      <w:bookmarkStart w:id="8" w:name="_获取对象（GET_Object）"/>
+      <w:bookmarkEnd w:id="8"/>
       <w:r>
         <w:rPr>
           <w:rFonts w:hint="eastAsia"/>
@@ -21644,6 +22149,12 @@
           <w:rFonts w:hint="eastAsia"/>
         </w:rPr>
         <w:t>分隔符，</w:t>
+      </w:r>
+      <w:r>
+        <w:rPr>
+          <w:rFonts w:hint="eastAsia"/>
+        </w:rPr>
+        <w:t>可以是一个或多个字符</w:t>
       </w:r>
     </w:p>
     <w:p>
@@ -24422,8 +24933,8 @@
         <w:pStyle w:val="3"/>
         <w:ind w:left="630"/>
       </w:pPr>
-      <w:bookmarkStart w:id="10" w:name="_删除对象（DELETE_Object）"/>
-      <w:bookmarkEnd w:id="10"/>
+      <w:bookmarkStart w:id="9" w:name="_删除对象（DELETE_Object）"/>
+      <w:bookmarkEnd w:id="9"/>
       <w:r>
         <w:rPr>
           <w:rFonts w:hint="eastAsia"/>
@@ -24706,13 +25217,10 @@
               <w:ind w:left="0"/>
             </w:pPr>
             <w:r>
-              <w:t>V</w:t>
-            </w:r>
-            <w:r>
-              <w:rPr>
-                <w:rFonts w:hint="eastAsia"/>
-              </w:rPr>
-              <w:t>ersionId</w:t>
+              <w:rPr>
+                <w:rFonts w:hint="eastAsia"/>
+              </w:rPr>
+              <w:t>NoVersionFlag</w:t>
             </w:r>
             <w:r>
               <w:rPr>
@@ -24724,39 +25232,36 @@
               <w:rPr>
                 <w:rFonts w:hint="eastAsia"/>
               </w:rPr>
-              <w:t>null</w:t>
-            </w:r>
-            <w:r>
-              <w:rPr>
-                <w:rFonts w:hint="eastAsia"/>
-              </w:rPr>
-              <w:t>大的元数据删除</w:t>
-            </w:r>
-          </w:p>
-          <w:p>
-            <w:pPr>
-              <w:ind w:left="0"/>
-            </w:pPr>
-            <w:r>
-              <w:t>V</w:t>
-            </w:r>
-            <w:r>
-              <w:rPr>
-                <w:rFonts w:hint="eastAsia"/>
-              </w:rPr>
-              <w:t>eersionId</w:t>
-            </w:r>
-            <w:r>
-              <w:rPr>
-                <w:rFonts w:hint="eastAsia"/>
-              </w:rPr>
-              <w:t>不为</w:t>
-            </w:r>
-            <w:r>
-              <w:rPr>
-                <w:rFonts w:hint="eastAsia"/>
-              </w:rPr>
-              <w:t>null</w:t>
+              <w:t>true</w:t>
+            </w:r>
+            <w:r>
+              <w:rPr>
+                <w:rFonts w:hint="eastAsia"/>
+              </w:rPr>
+              <w:t>的元数据删除</w:t>
+            </w:r>
+          </w:p>
+          <w:p>
+            <w:pPr>
+              <w:ind w:left="0"/>
+            </w:pPr>
+            <w:r>
+              <w:rPr>
+                <w:rFonts w:hint="eastAsia"/>
+              </w:rPr>
+              <w:t>NoVersionFlag</w:t>
+            </w:r>
+            <w:r>
+              <w:rPr>
+                <w:rFonts w:hint="eastAsia"/>
+              </w:rPr>
+              <w:t>为</w:t>
+            </w:r>
+            <w:r>
+              <w:rPr>
+                <w:rFonts w:hint="eastAsia"/>
+              </w:rPr>
+              <w:t>false</w:t>
             </w:r>
             <w:r>
               <w:rPr>
@@ -25198,7 +25703,7 @@
               <w:rPr>
                 <w:rFonts w:hint="eastAsia"/>
               </w:rPr>
-              <w:t>--</w:t>
+              <w:t>NA</w:t>
             </w:r>
           </w:p>
         </w:tc>
@@ -25438,31 +25943,61 @@
         <w:rPr>
           <w:rFonts w:hint="eastAsia"/>
         </w:rPr>
-        <w:t>版本控制打开的情况下，</w:t>
-      </w:r>
-      <w:r>
-        <w:rPr>
-          <w:rFonts w:hint="eastAsia"/>
-        </w:rPr>
         <w:t>versionId</w:t>
       </w:r>
       <w:r>
         <w:rPr>
           <w:rFonts w:hint="eastAsia"/>
         </w:rPr>
-        <w:t>为当前毫秒时间戳，转成</w:t>
-      </w:r>
-      <w:r>
-        <w:rPr>
-          <w:rFonts w:hint="eastAsia"/>
-        </w:rPr>
-        <w:t>16</w:t>
-      </w:r>
-      <w:r>
-        <w:rPr>
-          <w:rFonts w:hint="eastAsia"/>
-        </w:rPr>
-        <w:t>进制字符串存储。</w:t>
+        <w:t>为一个</w:t>
+      </w:r>
+      <w:r>
+        <w:rPr>
+          <w:rFonts w:hint="eastAsia"/>
+        </w:rPr>
+        <w:t>key</w:t>
+      </w:r>
+      <w:r>
+        <w:rPr>
+          <w:rFonts w:hint="eastAsia"/>
+        </w:rPr>
+        <w:t>内自增字段（从</w:t>
+      </w:r>
+      <w:r>
+        <w:rPr>
+          <w:rFonts w:hint="eastAsia"/>
+        </w:rPr>
+        <w:t>0</w:t>
+      </w:r>
+      <w:r>
+        <w:rPr>
+          <w:rFonts w:hint="eastAsia"/>
+        </w:rPr>
+        <w:t>开始），即对桶内的某个</w:t>
+      </w:r>
+      <w:r>
+        <w:rPr>
+          <w:rFonts w:hint="eastAsia"/>
+        </w:rPr>
+        <w:t>key</w:t>
+      </w:r>
+      <w:r>
+        <w:rPr>
+          <w:rFonts w:hint="eastAsia"/>
+        </w:rPr>
+        <w:t>，</w:t>
+      </w:r>
+      <w:r>
+        <w:rPr>
+          <w:rFonts w:hint="eastAsia"/>
+        </w:rPr>
+        <w:t>versionId</w:t>
+      </w:r>
+      <w:r>
+        <w:rPr>
+          <w:rFonts w:hint="eastAsia"/>
+        </w:rPr>
+        <w:t>唯一。</w:t>
       </w:r>
     </w:p>
     <w:p>
@@ -25474,7 +26009,7 @@
         <w:rPr>
           <w:rFonts w:hint="eastAsia"/>
         </w:rPr>
-        <w:t>版本控制未打开或版本控制已禁用，</w:t>
+        <w:t>版本控制打开的情况下增加的对象，元数据记录</w:t>
       </w:r>
       <w:r>
         <w:rPr>
@@ -25486,13 +26021,67 @@
         <w:rPr>
           <w:rFonts w:hint="eastAsia"/>
         </w:rPr>
-        <w:t>为</w:t>
-      </w:r>
-      <w:r>
-        <w:rPr>
-          <w:rFonts w:hint="eastAsia"/>
-        </w:rPr>
-        <w:t>null</w:t>
+        <w:t>并将</w:t>
+      </w:r>
+      <w:r>
+        <w:t>NoVersionFlag</w:t>
+      </w:r>
+      <w:r>
+        <w:rPr>
+          <w:rFonts w:hint="eastAsia"/>
+        </w:rPr>
+        <w:t>置为</w:t>
+      </w:r>
+      <w:r>
+        <w:rPr>
+          <w:rFonts w:hint="eastAsia"/>
+        </w:rPr>
+        <w:t>false</w:t>
+      </w:r>
+      <w:r>
+        <w:rPr>
+          <w:rFonts w:hint="eastAsia"/>
+        </w:rPr>
+        <w:t>。</w:t>
+      </w:r>
+    </w:p>
+    <w:p>
+      <w:pPr>
+        <w:spacing w:beforeLines="50" w:before="156" w:afterLines="50" w:after="156"/>
+        <w:ind w:left="0" w:firstLineChars="200" w:firstLine="420"/>
+      </w:pPr>
+      <w:r>
+        <w:rPr>
+          <w:rFonts w:hint="eastAsia"/>
+        </w:rPr>
+        <w:t>版本控制未打开或版本控制已禁用，存储</w:t>
+      </w:r>
+      <w:r>
+        <w:rPr>
+          <w:rFonts w:hint="eastAsia"/>
+        </w:rPr>
+        <w:t>versionId</w:t>
+      </w:r>
+      <w:r>
+        <w:rPr>
+          <w:rFonts w:hint="eastAsia"/>
+        </w:rPr>
+        <w:t>的同时将</w:t>
+      </w:r>
+      <w:r>
+        <w:t>NoVersionFlag</w:t>
+      </w:r>
+      <w:r>
+        <w:rPr>
+          <w:rFonts w:hint="eastAsia"/>
+        </w:rPr>
+        <w:t>置为</w:t>
+      </w:r>
+      <w:r>
+        <w:rPr>
+          <w:rFonts w:hint="eastAsia"/>
+        </w:rPr>
+        <w:t>true</w:t>
       </w:r>
       <w:r>
         <w:rPr>
@@ -25655,10 +26244,10 @@
         </w:rPr>
         <w:lastRenderedPageBreak/>
         <w:drawing>
-          <wp:inline distT="0" distB="0" distL="0" distR="0" wp14:anchorId="6B99F3ED" wp14:editId="1C966CA0">
-            <wp:extent cx="5274310" cy="6179605"/>
-            <wp:effectExtent l="0" t="0" r="2540" b="0"/>
-            <wp:docPr id="8" name="图片 8"/>
+          <wp:inline distT="0" distB="0" distL="0" distR="0" wp14:anchorId="640F54D3" wp14:editId="2C4CFD01">
+            <wp:extent cx="5274310" cy="6433989"/>
+            <wp:effectExtent l="0" t="0" r="2540" b="5080"/>
+            <wp:docPr id="3" name="图片 3"/>
             <wp:cNvGraphicFramePr>
               <a:graphicFrameLocks xmlns:a="http://schemas.openxmlformats.org/drawingml/2006/main" noChangeAspect="1"/>
             </wp:cNvGraphicFramePr>
@@ -25666,7 +26255,7 @@
               <a:graphicData uri="http://schemas.openxmlformats.org/drawingml/2006/picture">
                 <pic:pic xmlns:pic="http://schemas.openxmlformats.org/drawingml/2006/picture">
                   <pic:nvPicPr>
-                    <pic:cNvPr id="0" name="Picture 6"/>
+                    <pic:cNvPr id="0" name="Picture 1"/>
                     <pic:cNvPicPr>
                       <a:picLocks noChangeAspect="1" noChangeArrowheads="1"/>
                     </pic:cNvPicPr>
@@ -25687,7 +26276,7 @@
                   <pic:spPr bwMode="auto">
                     <a:xfrm>
                       <a:off x="0" y="0"/>
-                      <a:ext cx="5274310" cy="6179605"/>
+                      <a:ext cx="5274310" cy="6433989"/>
                     </a:xfrm>
                     <a:prstGeom prst="rect">
                       <a:avLst/>
@@ -25891,6 +26480,7 @@
         <w:rPr>
           <w:rFonts w:hint="eastAsia"/>
         </w:rPr>
+        <w:lastRenderedPageBreak/>
         <w:t>桶属于别人，返回</w:t>
       </w:r>
       <w:r>
@@ -25910,17 +26500,16 @@
       <w:pPr>
         <w:pStyle w:val="10"/>
       </w:pPr>
-      <w:bookmarkStart w:id="11" w:name="_获取桶列表（GET_Service）"/>
-      <w:bookmarkStart w:id="12" w:name="_权限校验流程"/>
-      <w:bookmarkStart w:id="13" w:name="_创建用户（PUT_User）"/>
+      <w:bookmarkStart w:id="10" w:name="_获取桶列表（GET_Service）"/>
+      <w:bookmarkStart w:id="11" w:name="_权限校验流程"/>
+      <w:bookmarkStart w:id="12" w:name="_创建用户（PUT_User）"/>
+      <w:bookmarkEnd w:id="10"/>
       <w:bookmarkEnd w:id="11"/>
       <w:bookmarkEnd w:id="12"/>
-      <w:bookmarkEnd w:id="13"/>
-      <w:r>
-        <w:rPr>
-          <w:rFonts w:hint="eastAsia"/>
-        </w:rPr>
-        <w:lastRenderedPageBreak/>
+      <w:r>
+        <w:rPr>
+          <w:rFonts w:hint="eastAsia"/>
+        </w:rPr>
         <w:t>进度评估</w:t>
       </w:r>
       <w:r>
@@ -27332,6 +27921,7 @@
               <w:rPr>
                 <w:rFonts w:hint="eastAsia"/>
               </w:rPr>
+              <w:lastRenderedPageBreak/>
               <w:t>Story.</w:t>
             </w:r>
             <w:r>
@@ -27423,7 +28013,6 @@
               <w:rPr>
                 <w:rFonts w:hint="eastAsia"/>
               </w:rPr>
-              <w:lastRenderedPageBreak/>
               <w:t>1.</w:t>
             </w:r>
             <w:r>
@@ -27517,7 +28106,6 @@
               <w:rPr>
                 <w:rFonts w:hint="eastAsia"/>
               </w:rPr>
-              <w:lastRenderedPageBreak/>
               <w:t>PUT</w:t>
             </w:r>
             <w:r>
@@ -27548,7 +28136,6 @@
               <w:rPr>
                 <w:rFonts w:hint="eastAsia"/>
               </w:rPr>
-              <w:lastRenderedPageBreak/>
               <w:t>Story.SequoiaS</w:t>
             </w:r>
             <w:r>
@@ -28306,6 +28893,7 @@
               <w:rPr>
                 <w:rFonts w:hint="eastAsia"/>
               </w:rPr>
+              <w:lastRenderedPageBreak/>
               <w:t>Story.SequoiaS</w:t>
             </w:r>
             <w:r>
@@ -28399,7 +28987,6 @@
               <w:rPr>
                 <w:rFonts w:hint="eastAsia"/>
               </w:rPr>
-              <w:lastRenderedPageBreak/>
               <w:t>执行</w:t>
             </w:r>
             <w:r>
@@ -28597,7 +29184,6 @@
               <w:rPr>
                 <w:rFonts w:hint="eastAsia"/>
               </w:rPr>
-              <w:lastRenderedPageBreak/>
               <w:t>PUT</w:t>
             </w:r>
             <w:r>
@@ -28628,7 +29214,6 @@
               <w:rPr>
                 <w:rFonts w:hint="eastAsia"/>
               </w:rPr>
-              <w:lastRenderedPageBreak/>
               <w:t>Story.SequoiaS</w:t>
             </w:r>
             <w:r>
@@ -29271,6 +29856,7 @@
               <w:rPr>
                 <w:rFonts w:hint="eastAsia"/>
               </w:rPr>
+              <w:lastRenderedPageBreak/>
               <w:t>名称为</w:t>
             </w:r>
             <w:r>
@@ -30391,6 +30977,7 @@
               <w:t>，</w:t>
             </w:r>
             <w:r>
+              <w:lastRenderedPageBreak/>
               <w:t>response-cache-control</w:t>
             </w:r>
             <w:r>
@@ -30409,7 +30996,6 @@
               <w:t>，</w:t>
             </w:r>
             <w:r>
-              <w:lastRenderedPageBreak/>
               <w:t>response-contentencoding</w:t>
             </w:r>
           </w:p>
@@ -31477,6 +32063,7 @@
               <w:rPr>
                 <w:rFonts w:hint="eastAsia"/>
               </w:rPr>
+              <w:lastRenderedPageBreak/>
               <w:t>执行</w:t>
             </w:r>
             <w:r>
@@ -31526,7 +32113,6 @@
               <w:rPr>
                 <w:rFonts w:hint="eastAsia"/>
               </w:rPr>
-              <w:lastRenderedPageBreak/>
               <w:t>执行</w:t>
             </w:r>
             <w:r>
@@ -32778,6 +33364,7 @@
               <w:rPr>
                 <w:rFonts w:hint="eastAsia"/>
               </w:rPr>
+              <w:lastRenderedPageBreak/>
               <w:t>Story.SequoiaS</w:t>
             </w:r>
             <w:r>
@@ -32871,7 +33458,6 @@
               <w:rPr>
                 <w:rFonts w:hint="eastAsia"/>
               </w:rPr>
-              <w:lastRenderedPageBreak/>
               <w:t>执行</w:t>
             </w:r>
             <w:r>
@@ -32951,7 +33537,6 @@
               <w:rPr>
                 <w:rFonts w:hint="eastAsia"/>
               </w:rPr>
-              <w:lastRenderedPageBreak/>
               <w:t>PUT</w:t>
             </w:r>
             <w:r>
@@ -33010,7 +33595,6 @@
               <w:rPr>
                 <w:rFonts w:hint="eastAsia"/>
               </w:rPr>
-              <w:lastRenderedPageBreak/>
               <w:t>Story.SequoiaS</w:t>
             </w:r>
             <w:r>
@@ -33956,6 +34540,7 @@
               <w:rPr>
                 <w:rFonts w:hint="eastAsia"/>
               </w:rPr>
+              <w:lastRenderedPageBreak/>
               <w:t>执行</w:t>
             </w:r>
             <w:r>
@@ -34035,7 +34620,6 @@
               <w:rPr>
                 <w:rFonts w:hint="eastAsia"/>
               </w:rPr>
-              <w:lastRenderedPageBreak/>
               <w:t>获取</w:t>
             </w:r>
             <w:r>
@@ -34635,7 +35219,7 @@
 
 <file path=word/comments.xml><?xml version="1.0" encoding="utf-8"?>
 <w:comments xmlns:wpc="http://schemas.microsoft.com/office/word/2010/wordprocessingCanvas" xmlns:cx="http://schemas.microsoft.com/office/drawing/2014/chartex" xmlns:mc="http://schemas.openxmlformats.org/markup-compatibility/2006" xmlns:o="urn:schemas-microsoft-com:office:office" xmlns:r="http://schemas.openxmlformats.org/officeDocument/2006/relationships" xmlns:m="http://schemas.openxmlformats.org/officeDocument/2006/math" xmlns:v="urn:schemas-microsoft-com:vml" xmlns:wp14="http://schemas.microsoft.com/office/word/2010/wordprocessingDrawing" xmlns:wp="http://schemas.openxmlformats.org/drawingml/2006/wordprocessingDrawing" xmlns:w10="urn:schemas-microsoft-com:office:word" xmlns:w="http://schemas.openxmlformats.org/wordprocessingml/2006/main" xmlns:w14="http://schemas.microsoft.com/office/word/2010/wordml" xmlns:w15="http://schemas.microsoft.com/office/word/2012/wordml" xmlns:w16se="http://schemas.microsoft.com/office/word/2015/wordml/symex" xmlns:wpg="http://schemas.microsoft.com/office/word/2010/wordprocessingGroup" xmlns:wpi="http://schemas.microsoft.com/office/word/2010/wordprocessingInk" xmlns:wne="http://schemas.microsoft.com/office/word/2006/wordml" xmlns:wps="http://schemas.microsoft.com/office/word/2010/wordprocessingShape" mc:Ignorable="w14 w15 w16se wp14">
-  <w:comment w:id="0" w:author="zhaoyujing" w:date="2018-10-12T10:30:00Z" w:initials="z">
+  <w:comment w:id="0" w:author="zhaoyujing" w:date="2018-10-12T10:43:00Z" w:initials="z">
     <w:p>
       <w:pPr>
         <w:pStyle w:val="af0"/>
@@ -34650,29 +35234,55 @@
         <w:rPr>
           <w:rFonts w:hint="eastAsia"/>
         </w:rPr>
-        <w:t>增加</w:t>
-      </w:r>
-      <w:r>
-        <w:rPr>
-          <w:rFonts w:hint="eastAsia"/>
-        </w:rPr>
-        <w:t>Java</w:t>
-      </w:r>
-      <w:r>
-        <w:rPr>
-          <w:rFonts w:hint="eastAsia"/>
-        </w:rPr>
-        <w:t>接口参考</w:t>
+        <w:t>查看</w:t>
+      </w:r>
+      <w:r>
+        <w:rPr>
+          <w:rFonts w:hint="eastAsia"/>
+        </w:rPr>
+        <w:t>S3</w:t>
+      </w:r>
+      <w:r>
+        <w:t xml:space="preserve"> </w:t>
+      </w:r>
+      <w:r>
+        <w:rPr>
+          <w:rFonts w:hint="eastAsia"/>
+        </w:rPr>
+        <w:t>的</w:t>
+      </w:r>
+      <w:r>
+        <w:rPr>
+          <w:rFonts w:hint="eastAsia"/>
+        </w:rPr>
+        <w:t>versionId</w:t>
+      </w:r>
+      <w:r>
+        <w:rPr>
+          <w:rFonts w:hint="eastAsia"/>
+        </w:rPr>
+        <w:t>生成规则，与</w:t>
+      </w:r>
+      <w:r>
+        <w:rPr>
+          <w:rFonts w:hint="eastAsia"/>
+        </w:rPr>
+        <w:t>S3</w:t>
+      </w:r>
+      <w:r>
+        <w:rPr>
+          <w:rFonts w:hint="eastAsia"/>
+        </w:rPr>
+        <w:t>保持一致</w:t>
       </w:r>
     </w:p>
     <w:p>
       <w:pPr>
         <w:pStyle w:val="af0"/>
-        <w:ind w:left="0"/>
       </w:pPr>
     </w:p>
   </w:comment>
-  <w:comment w:id="1" w:author="zhaoyujing" w:date="2018-10-12T10:23:00Z" w:initials="z">
+  <w:comment w:id="3" w:author="zhaoyujing" w:date="2018-10-23T10:12:00Z" w:initials="z">
     <w:p>
       <w:pPr>
         <w:pStyle w:val="af0"/>
@@ -34684,98 +35294,20 @@
         <w:annotationRef/>
       </w:r>
       <w:r>
-        <w:t>P</w:t>
-      </w:r>
-      <w:r>
-        <w:rPr>
-          <w:rFonts w:hint="eastAsia"/>
-        </w:rPr>
-        <w:t>refix</w:t>
-      </w:r>
-      <w:r>
-        <w:rPr>
-          <w:rFonts w:hint="eastAsia"/>
-        </w:rPr>
-        <w:t>和</w:t>
-      </w:r>
-      <w:r>
-        <w:rPr>
-          <w:rFonts w:hint="eastAsia"/>
-        </w:rPr>
-        <w:t>keymarker</w:t>
-      </w:r>
-      <w:r>
-        <w:rPr>
-          <w:rFonts w:hint="eastAsia"/>
-        </w:rPr>
-        <w:t>不匹配如何处理</w:t>
+        <w:rPr>
+          <w:rFonts w:hint="eastAsia"/>
+        </w:rPr>
+        <w:t>表属性添加</w:t>
+      </w:r>
+      <w:r>
+        <w:rPr>
+          <w:rFonts w:hint="eastAsia"/>
+        </w:rPr>
+        <w:t xml:space="preserve"> </w:t>
       </w:r>
     </w:p>
   </w:comment>
-  <w:comment w:id="2" w:author="zhaoyujing" w:date="2018-10-12T10:43:00Z" w:initials="z">
-    <w:p>
-      <w:pPr>
-        <w:pStyle w:val="af0"/>
-      </w:pPr>
-      <w:r>
-        <w:rPr>
-          <w:rStyle w:val="af"/>
-        </w:rPr>
-        <w:annotationRef/>
-      </w:r>
-      <w:r>
-        <w:rPr>
-          <w:rFonts w:hint="eastAsia"/>
-        </w:rPr>
-        <w:t>查看</w:t>
-      </w:r>
-      <w:r>
-        <w:rPr>
-          <w:rFonts w:hint="eastAsia"/>
-        </w:rPr>
-        <w:t>S3</w:t>
-      </w:r>
-      <w:r>
-        <w:t xml:space="preserve"> </w:t>
-      </w:r>
-      <w:r>
-        <w:rPr>
-          <w:rFonts w:hint="eastAsia"/>
-        </w:rPr>
-        <w:t>的</w:t>
-      </w:r>
-      <w:r>
-        <w:rPr>
-          <w:rFonts w:hint="eastAsia"/>
-        </w:rPr>
-        <w:t>versionId</w:t>
-      </w:r>
-      <w:r>
-        <w:rPr>
-          <w:rFonts w:hint="eastAsia"/>
-        </w:rPr>
-        <w:t>生成规则，与</w:t>
-      </w:r>
-      <w:r>
-        <w:rPr>
-          <w:rFonts w:hint="eastAsia"/>
-        </w:rPr>
-        <w:t>S3</w:t>
-      </w:r>
-      <w:r>
-        <w:rPr>
-          <w:rFonts w:hint="eastAsia"/>
-        </w:rPr>
-        <w:t>保持一致</w:t>
-      </w:r>
-    </w:p>
-    <w:p>
-      <w:pPr>
-        <w:pStyle w:val="af0"/>
-      </w:pPr>
-    </w:p>
-  </w:comment>
-  <w:comment w:id="5" w:author="zhaoyujing" w:date="2018-09-21T10:30:00Z" w:initials="z">
+  <w:comment w:id="4" w:author="zhaoyujing" w:date="2018-09-21T10:30:00Z" w:initials="z">
     <w:p>
       <w:pPr>
         <w:pStyle w:val="af0"/>
@@ -34799,9 +35331,8 @@
 
 <file path=word/commentsExtended.xml><?xml version="1.0" encoding="utf-8"?>
 <w15:commentsEx xmlns:wpc="http://schemas.microsoft.com/office/word/2010/wordprocessingCanvas" xmlns:cx="http://schemas.microsoft.com/office/drawing/2014/chartex" xmlns:mc="http://schemas.openxmlformats.org/markup-compatibility/2006" xmlns:o="urn:schemas-microsoft-com:office:office" xmlns:r="http://schemas.openxmlformats.org/officeDocument/2006/relationships" xmlns:m="http://schemas.openxmlformats.org/officeDocument/2006/math" xmlns:v="urn:schemas-microsoft-com:vml" xmlns:wp14="http://schemas.microsoft.com/office/word/2010/wordprocessingDrawing" xmlns:wp="http://schemas.openxmlformats.org/drawingml/2006/wordprocessingDrawing" xmlns:w10="urn:schemas-microsoft-com:office:word" xmlns:w="http://schemas.openxmlformats.org/wordprocessingml/2006/main" xmlns:w14="http://schemas.microsoft.com/office/word/2010/wordml" xmlns:w15="http://schemas.microsoft.com/office/word/2012/wordml" xmlns:w16se="http://schemas.microsoft.com/office/word/2015/wordml/symex" xmlns:wpg="http://schemas.microsoft.com/office/word/2010/wordprocessingGroup" xmlns:wpi="http://schemas.microsoft.com/office/word/2010/wordprocessingInk" xmlns:wne="http://schemas.microsoft.com/office/word/2006/wordml" xmlns:wps="http://schemas.microsoft.com/office/word/2010/wordprocessingShape" mc:Ignorable="w14 w15 w16se wp14">
-  <w15:commentEx w15:paraId="61A543CB" w15:done="0"/>
-  <w15:commentEx w15:paraId="4F047532" w15:done="0"/>
   <w15:commentEx w15:paraId="3F40B03E" w15:done="0"/>
+  <w15:commentEx w15:paraId="48956939" w15:done="0"/>
   <w15:commentEx w15:paraId="713E8501" w15:done="0"/>
 </w15:commentsEx>
 </file>
@@ -34855,7 +35386,7 @@
             <w:noProof/>
             <w:lang w:val="zh-CN"/>
           </w:rPr>
-          <w:t>22</w:t>
+          <w:t>30</w:t>
         </w:r>
         <w:r>
           <w:fldChar w:fldCharType="end"/>
@@ -41312,7 +41843,7 @@
 </file>
 
 <file path=customXml/itemProps1.xml><?xml version="1.0" encoding="utf-8"?>
-<ds:datastoreItem xmlns:ds="http://schemas.openxmlformats.org/officeDocument/2006/customXml" ds:itemID="{67DF95BE-3E3D-4C14-81FC-313A776278E4}">
+<ds:datastoreItem xmlns:ds="http://schemas.openxmlformats.org/officeDocument/2006/customXml" ds:itemID="{0151BA89-AD31-4368-8723-298E9745B30F}">
   <ds:schemaRefs>
     <ds:schemaRef ds:uri="http://schemas.openxmlformats.org/officeDocument/2006/bibliography"/>
   </ds:schemaRefs>

--- a/internal_doc/03.开发设计/Amazon S3接口兼容/Story--SequoiaDB兼容Amazon S3接口 -对象管理.docx
+++ b/internal_doc/03.开发设计/Amazon S3接口兼容/Story--SequoiaDB兼容Amazon S3接口 -对象管理.docx
@@ -13957,84 +13957,14 @@
               </w:rPr>
               <w:t>请求，返回对象和对象元数据</w:t>
             </w:r>
-          </w:p>
-          <w:p>
-            <w:pPr>
-              <w:ind w:left="0"/>
-            </w:pPr>
             <w:bookmarkStart w:id="1" w:name="_GoBack"/>
             <w:bookmarkEnd w:id="1"/>
-            <w:r>
-              <w:t>G</w:t>
-            </w:r>
-            <w:r>
-              <w:rPr>
-                <w:rFonts w:hint="eastAsia"/>
-              </w:rPr>
-              <w:t>etObject</w:t>
-            </w:r>
-            <w:r>
-              <w:rPr>
-                <w:rFonts w:hint="eastAsia"/>
-              </w:rPr>
-              <w:t>接口一次能够下载的文件大小最大为</w:t>
-            </w:r>
-            <w:r>
-              <w:rPr>
-                <w:rFonts w:hint="eastAsia"/>
-              </w:rPr>
-              <w:t>8191</w:t>
-            </w:r>
-            <w:r>
-              <w:rPr>
-                <w:rFonts w:hint="eastAsia"/>
-              </w:rPr>
-              <w:t>字节，当超过</w:t>
-            </w:r>
-            <w:r>
-              <w:rPr>
-                <w:rFonts w:hint="eastAsia"/>
-              </w:rPr>
-              <w:t>8191</w:t>
-            </w:r>
-            <w:r>
-              <w:rPr>
-                <w:rFonts w:hint="eastAsia"/>
-              </w:rPr>
-              <w:t>字节时，需要使用</w:t>
-            </w:r>
-            <w:r>
-              <w:rPr>
-                <w:rFonts w:hint="eastAsia"/>
-              </w:rPr>
-              <w:t>range</w:t>
-            </w:r>
-            <w:r>
-              <w:rPr>
-                <w:rFonts w:hint="eastAsia"/>
-              </w:rPr>
-              <w:t>分块获取。</w:t>
-            </w:r>
-          </w:p>
-          <w:p>
-            <w:pPr>
-              <w:ind w:left="0"/>
-              <w:rPr>
-                <w:rFonts w:hint="eastAsia"/>
-              </w:rPr>
-            </w:pPr>
           </w:p>
         </w:tc>
       </w:tr>
     </w:tbl>
     <w:p/>
-    <w:p>
-      <w:pPr>
-        <w:rPr>
-          <w:rFonts w:hint="eastAsia"/>
-        </w:rPr>
-      </w:pPr>
-    </w:p>
+    <w:p/>
     <w:tbl>
       <w:tblPr>
         <w:tblStyle w:val="a9"/>
@@ -14090,6 +14020,7 @@
               <w:ind w:left="0"/>
             </w:pPr>
             <w:r>
+              <w:lastRenderedPageBreak/>
               <w:t>GetObjectRequest</w:t>
             </w:r>
           </w:p>
@@ -14983,6 +14914,80 @@
               <w:rPr>
                 <w:rFonts w:hint="eastAsia"/>
               </w:rPr>
+              <w:t>参数：</w:t>
+            </w:r>
+            <w:r>
+              <w:rPr>
+                <w:rFonts w:hint="eastAsia"/>
+              </w:rPr>
+              <w:t>String</w:t>
+            </w:r>
+          </w:p>
+          <w:p>
+            <w:pPr>
+              <w:ind w:left="0"/>
+            </w:pPr>
+            <w:r>
+              <w:rPr>
+                <w:rFonts w:hint="eastAsia"/>
+              </w:rPr>
+              <w:t>返回值：无</w:t>
+            </w:r>
+          </w:p>
+        </w:tc>
+        <w:tc>
+          <w:tcPr>
+            <w:tcW w:w="3623" w:type="dxa"/>
+          </w:tcPr>
+          <w:p>
+            <w:pPr>
+              <w:ind w:left="0"/>
+            </w:pPr>
+            <w:r>
+              <w:rPr>
+                <w:rFonts w:hint="eastAsia"/>
+              </w:rPr>
+              <w:t>设置</w:t>
+            </w:r>
+            <w:r>
+              <w:rPr>
+                <w:rFonts w:hint="eastAsia"/>
+              </w:rPr>
+              <w:t xml:space="preserve"> content</w:t>
+            </w:r>
+            <w:r>
+              <w:t xml:space="preserve"> </w:t>
+            </w:r>
+            <w:r>
+              <w:rPr>
+                <w:rFonts w:hint="eastAsia"/>
+              </w:rPr>
+              <w:t>language</w:t>
+            </w:r>
+          </w:p>
+        </w:tc>
+      </w:tr>
+      <w:tr>
+        <w:tc>
+          <w:tcPr>
+            <w:tcW w:w="3925" w:type="dxa"/>
+          </w:tcPr>
+          <w:p>
+            <w:pPr>
+              <w:ind w:left="0"/>
+            </w:pPr>
+            <w:r>
+              <w:t>setExpires</w:t>
+            </w:r>
+          </w:p>
+          <w:p>
+            <w:pPr>
+              <w:ind w:left="0"/>
+            </w:pPr>
+            <w:r>
+              <w:rPr>
+                <w:rFonts w:hint="eastAsia"/>
+              </w:rPr>
               <w:lastRenderedPageBreak/>
               <w:t>参数：</w:t>
             </w:r>
@@ -15024,16 +15029,7 @@
               <w:rPr>
                 <w:rFonts w:hint="eastAsia"/>
               </w:rPr>
-              <w:t xml:space="preserve"> content</w:t>
-            </w:r>
-            <w:r>
-              <w:t xml:space="preserve"> </w:t>
-            </w:r>
-            <w:r>
-              <w:rPr>
-                <w:rFonts w:hint="eastAsia"/>
-              </w:rPr>
-              <w:t>language</w:t>
+              <w:t>expires</w:t>
             </w:r>
           </w:p>
         </w:tc>
@@ -15049,71 +15045,6 @@
             </w:pPr>
             <w:r>
               <w:lastRenderedPageBreak/>
-              <w:t>setExpires</w:t>
-            </w:r>
-          </w:p>
-          <w:p>
-            <w:pPr>
-              <w:ind w:left="0"/>
-            </w:pPr>
-            <w:r>
-              <w:rPr>
-                <w:rFonts w:hint="eastAsia"/>
-              </w:rPr>
-              <w:t>参数：</w:t>
-            </w:r>
-            <w:r>
-              <w:rPr>
-                <w:rFonts w:hint="eastAsia"/>
-              </w:rPr>
-              <w:t>String</w:t>
-            </w:r>
-          </w:p>
-          <w:p>
-            <w:pPr>
-              <w:ind w:left="0"/>
-            </w:pPr>
-            <w:r>
-              <w:rPr>
-                <w:rFonts w:hint="eastAsia"/>
-              </w:rPr>
-              <w:t>返回值：无</w:t>
-            </w:r>
-          </w:p>
-        </w:tc>
-        <w:tc>
-          <w:tcPr>
-            <w:tcW w:w="3623" w:type="dxa"/>
-          </w:tcPr>
-          <w:p>
-            <w:pPr>
-              <w:ind w:left="0"/>
-            </w:pPr>
-            <w:r>
-              <w:rPr>
-                <w:rFonts w:hint="eastAsia"/>
-              </w:rPr>
-              <w:t>设置</w:t>
-            </w:r>
-            <w:r>
-              <w:rPr>
-                <w:rFonts w:hint="eastAsia"/>
-              </w:rPr>
-              <w:t>expires</w:t>
-            </w:r>
-          </w:p>
-        </w:tc>
-      </w:tr>
-      <w:tr>
-        <w:tc>
-          <w:tcPr>
-            <w:tcW w:w="3925" w:type="dxa"/>
-          </w:tcPr>
-          <w:p>
-            <w:pPr>
-              <w:ind w:left="0"/>
-            </w:pPr>
-            <w:r>
               <w:t>setContentType</w:t>
             </w:r>
           </w:p>
@@ -35366,6 +35297,7 @@
         <w:docPartUnique/>
       </w:docPartObj>
     </w:sdtPr>
+    <w:sdtEndPr/>
     <w:sdtContent>
       <w:p>
         <w:pPr>
@@ -35386,7 +35318,7 @@
             <w:noProof/>
             <w:lang w:val="zh-CN"/>
           </w:rPr>
-          <w:t>30</w:t>
+          <w:t>21</w:t>
         </w:r>
         <w:r>
           <w:fldChar w:fldCharType="end"/>
@@ -41843,7 +41775,7 @@
 </file>
 
 <file path=customXml/itemProps1.xml><?xml version="1.0" encoding="utf-8"?>
-<ds:datastoreItem xmlns:ds="http://schemas.openxmlformats.org/officeDocument/2006/customXml" ds:itemID="{0151BA89-AD31-4368-8723-298E9745B30F}">
+<ds:datastoreItem xmlns:ds="http://schemas.openxmlformats.org/officeDocument/2006/customXml" ds:itemID="{AC52FD19-3B0A-4884-8961-FEDE1DEEC7BB}">
   <ds:schemaRefs>
     <ds:schemaRef ds:uri="http://schemas.openxmlformats.org/officeDocument/2006/bibliography"/>
   </ds:schemaRefs>

--- a/internal_doc/03.开发设计/Amazon S3接口兼容/Story--SequoiaDB兼容Amazon S3接口 -对象管理.docx
+++ b/internal_doc/03.开发设计/Amazon S3接口兼容/Story--SequoiaDB兼容Amazon S3接口 -对象管理.docx
@@ -8597,11 +8597,70 @@
             </w:r>
           </w:p>
           <w:p>
+            <w:r>
+              <w:t xml:space="preserve">&lt;VersionId&gt;QUpfdndhfd8438MNFDN93jdnJFkdmqnh893&lt;/VersionId&gt;        </w:t>
+            </w:r>
+          </w:p>
+          <w:p>
+            <w:r>
+              <w:t xml:space="preserve">&lt;IsLatest&gt;false&lt;/IsLatest&gt; </w:t>
+            </w:r>
+          </w:p>
+          <w:p>
+            <w:pPr>
+              <w:ind w:left="0" w:firstLineChars="200" w:firstLine="420"/>
+            </w:pPr>
+            <w:r>
+              <w:t xml:space="preserve">   </w:t>
+            </w:r>
+            <w:r>
+              <w:t xml:space="preserve">&lt;LastModified&gt;2009-10-10T17:50:30.000Z&lt;/LastModified&gt;    </w:t>
+            </w:r>
+          </w:p>
+          <w:p>
+            <w:pPr>
+              <w:ind w:left="0" w:firstLineChars="200" w:firstLine="420"/>
+            </w:pPr>
+            <w:r>
+              <w:t xml:space="preserve">   </w:t>
+            </w:r>
+            <w:r>
+              <w:t xml:space="preserve">&lt;ETag&gt;&amp;quot;9b2cf535f27731c974343645a3985328&amp;quot;&lt;/ETag&gt;        </w:t>
+            </w:r>
+          </w:p>
+          <w:p>
+            <w:r>
+              <w:t xml:space="preserve">&lt;Size&gt;166434&lt;/Size&gt;    </w:t>
+            </w:r>
+          </w:p>
+          <w:p>
+            <w:pPr>
+              <w:ind w:left="0"/>
+            </w:pPr>
+            <w:r>
+              <w:t xml:space="preserve">    </w:t>
+            </w:r>
+            <w:r>
+              <w:t xml:space="preserve">   </w:t>
+            </w:r>
+            <w:r>
+              <w:t xml:space="preserve">&lt;StorageClass&gt;STANDARD&lt;/StorageClass&gt; </w:t>
+            </w:r>
+          </w:p>
+          <w:p>
+            <w:pPr>
+              <w:ind w:left="0"/>
+            </w:pPr>
+            <w:r>
+              <w:t xml:space="preserve">       &lt;Owner&gt;           </w:t>
+            </w:r>
+          </w:p>
+          <w:p>
             <w:pPr>
               <w:ind w:left="0" w:firstLineChars="400" w:firstLine="840"/>
             </w:pPr>
             <w:r>
-              <w:t xml:space="preserve">&lt;VersionId&gt;QUpfdndhfd8438MNFDN93jdnJFkdmqnh893&lt;/VersionId&gt;        </w:t>
+              <w:t xml:space="preserve">&lt;ID&gt;75aa57f09aa0c8caeab4f8c24e99d10f8e7faeebf76c078efc7c6caea54ba06a&lt;/ID&gt;            </w:t>
             </w:r>
           </w:p>
           <w:p>
@@ -8609,7 +8668,7 @@
               <w:ind w:left="0" w:firstLineChars="400" w:firstLine="840"/>
             </w:pPr>
             <w:r>
-              <w:t xml:space="preserve">&lt;IsLatest&gt;false&lt;/IsLatest&gt; </w:t>
+              <w:t xml:space="preserve">&lt;DisplayName&gt;mtd@amazon.com&lt;/DisplayName&gt;      </w:t>
             </w:r>
           </w:p>
           <w:p>
@@ -8617,10 +8676,7 @@
               <w:ind w:left="0" w:firstLineChars="200" w:firstLine="420"/>
             </w:pPr>
             <w:r>
-              <w:t xml:space="preserve">    </w:t>
-            </w:r>
-            <w:r>
-              <w:t xml:space="preserve">&lt;LastModified&gt;2009-10-10T17:50:30.000Z&lt;/LastModified&gt;    </w:t>
+              <w:t xml:space="preserve">  &lt;/Owner&gt;    </w:t>
             </w:r>
           </w:p>
           <w:p>
@@ -8628,7 +8684,15 @@
               <w:ind w:left="0" w:firstLineChars="200" w:firstLine="420"/>
             </w:pPr>
             <w:r>
-              <w:t xml:space="preserve">    &lt;ETag&gt;&amp;quot;9b2cf535f27731c974343645a3985328&amp;quot;&lt;/ETag&gt;        </w:t>
+              <w:t xml:space="preserve">&lt;/Version&gt;    </w:t>
+            </w:r>
+          </w:p>
+          <w:p>
+            <w:pPr>
+              <w:ind w:left="0" w:firstLineChars="200" w:firstLine="420"/>
+            </w:pPr>
+            <w:r>
+              <w:t xml:space="preserve">&lt;DeleteMarker&gt;        </w:t>
             </w:r>
           </w:p>
           <w:p>
@@ -8636,29 +8700,39 @@
               <w:ind w:left="0" w:firstLineChars="400" w:firstLine="840"/>
             </w:pPr>
             <w:r>
-              <w:t xml:space="preserve">&lt;Size&gt;166434&lt;/Size&gt;    </w:t>
-            </w:r>
-          </w:p>
-          <w:p>
-            <w:pPr>
-              <w:ind w:left="0"/>
-            </w:pPr>
-            <w:r>
-              <w:t xml:space="preserve">    </w:t>
-            </w:r>
-            <w:r>
-              <w:t xml:space="preserve">    </w:t>
-            </w:r>
-            <w:r>
-              <w:t xml:space="preserve">&lt;StorageClass&gt;STANDARD&lt;/StorageClass&gt; </w:t>
-            </w:r>
-          </w:p>
-          <w:p>
-            <w:pPr>
-              <w:ind w:left="0"/>
-            </w:pPr>
-            <w:r>
-              <w:t xml:space="preserve">       &lt;Owner&gt;           </w:t>
+              <w:t xml:space="preserve">&lt;Key&gt;my-third-image.jpg&lt;/Key&gt;        </w:t>
+            </w:r>
+          </w:p>
+          <w:p>
+            <w:pPr>
+              <w:ind w:left="0" w:firstLineChars="400" w:firstLine="840"/>
+            </w:pPr>
+            <w:r>
+              <w:t xml:space="preserve">&lt;VersionId&gt;03jpff543dhffds434rfdsFDN943fdsFkdmqnh892&lt;/VersionId&gt;        </w:t>
+            </w:r>
+          </w:p>
+          <w:p>
+            <w:pPr>
+              <w:ind w:left="0" w:firstLineChars="400" w:firstLine="840"/>
+            </w:pPr>
+            <w:r>
+              <w:t xml:space="preserve">&lt;IsLatest&gt;true&lt;/IsLatest&gt;    </w:t>
+            </w:r>
+          </w:p>
+          <w:p>
+            <w:pPr>
+              <w:ind w:left="0" w:firstLineChars="400" w:firstLine="840"/>
+            </w:pPr>
+            <w:r>
+              <w:t xml:space="preserve">&lt;LastModified&gt;2009-10-15T17:50:30.000Z&lt;/LastModified&gt;       </w:t>
+            </w:r>
+          </w:p>
+          <w:p>
+            <w:pPr>
+              <w:ind w:left="0" w:firstLineChars="400" w:firstLine="840"/>
+            </w:pPr>
+            <w:r>
+              <w:t xml:space="preserve">&lt;Owner&gt;    </w:t>
             </w:r>
           </w:p>
           <w:p>
@@ -8668,89 +8742,14 @@
             <w:r>
               <w:t xml:space="preserve">&lt;ID&gt;75aa57f09aa0c8caeab4f8c24e99d10f8e7faeebf76c078efc7c6caea54ba06a&lt;/ID&gt;            </w:t>
             </w:r>
+            <w:r>
+              <w:t xml:space="preserve">  </w:t>
+            </w:r>
           </w:p>
           <w:p>
             <w:pPr>
               <w:ind w:left="0" w:firstLineChars="500" w:firstLine="1050"/>
             </w:pPr>
-            <w:r>
-              <w:t xml:space="preserve">&lt;DisplayName&gt;mtd@amazon.com&lt;/DisplayName&gt;      </w:t>
-            </w:r>
-          </w:p>
-          <w:p>
-            <w:pPr>
-              <w:ind w:left="0" w:firstLineChars="200" w:firstLine="420"/>
-            </w:pPr>
-            <w:r>
-              <w:t xml:space="preserve">  &lt;/Owner&gt;    </w:t>
-            </w:r>
-          </w:p>
-          <w:p>
-            <w:pPr>
-              <w:ind w:left="0" w:firstLineChars="200" w:firstLine="420"/>
-            </w:pPr>
-            <w:r>
-              <w:t xml:space="preserve">&lt;/Version&gt;    </w:t>
-            </w:r>
-          </w:p>
-          <w:p>
-            <w:pPr>
-              <w:ind w:left="0" w:firstLineChars="200" w:firstLine="420"/>
-            </w:pPr>
-            <w:r>
-              <w:t xml:space="preserve">&lt;DeleteMarker&gt;        </w:t>
-            </w:r>
-          </w:p>
-          <w:p>
-            <w:pPr>
-              <w:ind w:left="0" w:firstLineChars="400" w:firstLine="840"/>
-            </w:pPr>
-            <w:r>
-              <w:t xml:space="preserve">&lt;Key&gt;my-third-image.jpg&lt;/Key&gt;        </w:t>
-            </w:r>
-          </w:p>
-          <w:p>
-            <w:pPr>
-              <w:ind w:left="0" w:firstLineChars="400" w:firstLine="840"/>
-            </w:pPr>
-            <w:r>
-              <w:t xml:space="preserve">&lt;VersionId&gt;03jpff543dhffds434rfdsFDN943fdsFkdmqnh892&lt;/VersionId&gt;        </w:t>
-            </w:r>
-          </w:p>
-          <w:p>
-            <w:pPr>
-              <w:ind w:left="0" w:firstLineChars="400" w:firstLine="840"/>
-            </w:pPr>
-            <w:r>
-              <w:t xml:space="preserve">&lt;IsLatest&gt;true&lt;/IsLatest&gt;    </w:t>
-            </w:r>
-          </w:p>
-          <w:p>
-            <w:pPr>
-              <w:ind w:left="0" w:firstLineChars="400" w:firstLine="840"/>
-            </w:pPr>
-            <w:r>
-              <w:t xml:space="preserve">&lt;LastModified&gt;2009-10-15T17:50:30.000Z&lt;/LastModified&gt;       </w:t>
-            </w:r>
-          </w:p>
-          <w:p>
-            <w:pPr>
-              <w:ind w:left="0" w:firstLineChars="400" w:firstLine="840"/>
-            </w:pPr>
-            <w:r>
-              <w:t xml:space="preserve">&lt;Owner&gt;    </w:t>
-            </w:r>
-          </w:p>
-          <w:p>
-            <w:pPr>
-              <w:ind w:left="1050" w:hangingChars="500" w:hanging="1050"/>
-            </w:pPr>
-            <w:r>
-              <w:t xml:space="preserve">        &lt;ID&gt;75aa57f09aa0c8caeab4f8c24e99d10f8e7faeebf76c078efc7c6caea54ba06a&lt;/ID&gt;            </w:t>
-            </w:r>
-            <w:r>
-              <w:t xml:space="preserve">  </w:t>
-            </w:r>
             <w:r>
               <w:t xml:space="preserve">&lt;DisplayName&gt;mtd@amazon.com&lt;/DisplayName&gt;      </w:t>
             </w:r>
@@ -8805,6 +8804,9 @@
     <w:p>
       <w:pPr>
         <w:ind w:left="0" w:firstLineChars="200" w:firstLine="420"/>
+        <w:rPr>
+          <w:rFonts w:hint="eastAsia"/>
+        </w:rPr>
       </w:pPr>
       <w:r>
         <w:rPr>
@@ -8852,6 +8854,58 @@
           <w:rFonts w:hint="eastAsia"/>
         </w:rPr>
         <w:t>：</w:t>
+      </w:r>
+    </w:p>
+    <w:p>
+      <w:pPr>
+        <w:ind w:left="0" w:firstLineChars="200" w:firstLine="420"/>
+        <w:rPr>
+          <w:rFonts w:hint="eastAsia"/>
+        </w:rPr>
+      </w:pPr>
+      <w:r>
+        <w:rPr>
+          <w:rFonts w:hint="eastAsia"/>
+        </w:rPr>
+        <w:t>可根据</w:t>
+      </w:r>
+      <w:r>
+        <w:rPr>
+          <w:rFonts w:hint="eastAsia"/>
+        </w:rPr>
+        <w:t>versionId</w:t>
+      </w:r>
+      <w:r>
+        <w:rPr>
+          <w:rFonts w:hint="eastAsia"/>
+        </w:rPr>
+        <w:t>指定获取某个版本的对象。</w:t>
+      </w:r>
+    </w:p>
+    <w:p>
+      <w:pPr>
+        <w:ind w:left="0" w:firstLineChars="200" w:firstLine="420"/>
+        <w:rPr>
+          <w:rFonts w:hint="eastAsia"/>
+        </w:rPr>
+      </w:pPr>
+      <w:r>
+        <w:rPr>
+          <w:rFonts w:hint="eastAsia"/>
+        </w:rPr>
+        <w:t>可以设置响应消息中指定的</w:t>
+      </w:r>
+      <w:r>
+        <w:rPr>
+          <w:rFonts w:hint="eastAsia"/>
+        </w:rPr>
+        <w:t>header</w:t>
+      </w:r>
+      <w:r>
+        <w:rPr>
+          <w:rFonts w:hint="eastAsia"/>
+        </w:rPr>
+        <w:t>字段值。</w:t>
       </w:r>
     </w:p>
     <w:tbl>
@@ -9145,6 +9199,7 @@
               <w:ind w:left="0"/>
             </w:pPr>
             <w:r>
+              <w:lastRenderedPageBreak/>
               <w:t>response-expires</w:t>
             </w:r>
           </w:p>
@@ -9166,7 +9221,6 @@
               <w:ind w:left="0"/>
             </w:pPr>
             <w:r>
-              <w:lastRenderedPageBreak/>
               <w:t>Type: String</w:t>
             </w:r>
           </w:p>
@@ -9191,7 +9245,6 @@
               <w:rPr>
                 <w:rFonts w:hint="eastAsia"/>
               </w:rPr>
-              <w:lastRenderedPageBreak/>
               <w:t>No</w:t>
             </w:r>
           </w:p>
@@ -9210,7 +9263,6 @@
               <w:ind w:left="0"/>
             </w:pPr>
             <w:r>
-              <w:lastRenderedPageBreak/>
               <w:t>response-cache-control</w:t>
             </w:r>
           </w:p>
@@ -9266,7 +9318,16 @@
               <w:ind w:left="0"/>
             </w:pPr>
             <w:r>
-              <w:t>response-contentdisposition</w:t>
+              <w:t>response-content</w:t>
+            </w:r>
+            <w:r>
+              <w:rPr>
+                <w:rFonts w:hint="eastAsia"/>
+              </w:rPr>
+              <w:t>-</w:t>
+            </w:r>
+            <w:r>
+              <w:t>disposition</w:t>
             </w:r>
           </w:p>
         </w:tc>
@@ -9321,7 +9382,16 @@
               <w:ind w:left="0"/>
             </w:pPr>
             <w:r>
-              <w:t>response-contentencoding</w:t>
+              <w:t>response-content</w:t>
+            </w:r>
+            <w:r>
+              <w:rPr>
+                <w:rFonts w:hint="eastAsia"/>
+              </w:rPr>
+              <w:t>-</w:t>
+            </w:r>
+            <w:r>
+              <w:t>encoding</w:t>
             </w:r>
           </w:p>
         </w:tc>
@@ -9380,29 +9450,116 @@
         <w:rPr>
           <w:rFonts w:hint="eastAsia"/>
         </w:rPr>
-        <w:t>：无特殊</w:t>
-      </w:r>
-      <w:r>
-        <w:rPr>
-          <w:rFonts w:hint="eastAsia"/>
-        </w:rPr>
-        <w:t>Header</w:t>
-      </w:r>
-      <w:r>
-        <w:rPr>
-          <w:rFonts w:hint="eastAsia"/>
-        </w:rPr>
-        <w:t>，参考</w:t>
-      </w:r>
-      <w:hyperlink w:anchor="_公共头部" w:history="1">
-        <w:r>
-          <w:rPr>
-            <w:rStyle w:val="ad"/>
-            <w:rFonts w:hint="eastAsia"/>
-          </w:rPr>
-          <w:t>公共头部</w:t>
-        </w:r>
-      </w:hyperlink>
+        <w:t>：。</w:t>
+      </w:r>
+    </w:p>
+    <w:p>
+      <w:pPr>
+        <w:ind w:left="0" w:firstLineChars="200" w:firstLine="420"/>
+      </w:pPr>
+      <w:r>
+        <w:rPr>
+          <w:rFonts w:hint="eastAsia"/>
+        </w:rPr>
+        <w:t>可以通过</w:t>
+      </w:r>
+      <w:r>
+        <w:rPr>
+          <w:rFonts w:hint="eastAsia"/>
+        </w:rPr>
+        <w:t>range</w:t>
+      </w:r>
+      <w:r>
+        <w:rPr>
+          <w:rFonts w:hint="eastAsia"/>
+        </w:rPr>
+        <w:t>指定获取对象的部分内容。</w:t>
+      </w:r>
+    </w:p>
+    <w:p>
+      <w:pPr>
+        <w:ind w:left="0" w:firstLineChars="200" w:firstLine="420"/>
+      </w:pPr>
+      <w:r>
+        <w:rPr>
+          <w:rFonts w:hint="eastAsia"/>
+        </w:rPr>
+        <w:t>可以通过</w:t>
+      </w:r>
+      <w:r>
+        <w:t>If-Modified</w:t>
+      </w:r>
+      <w:r>
+        <w:rPr>
+          <w:rFonts w:hint="eastAsia"/>
+        </w:rPr>
+        <w:t>-</w:t>
+      </w:r>
+      <w:r>
+        <w:t>Since</w:t>
+      </w:r>
+      <w:r>
+        <w:rPr>
+          <w:rFonts w:hint="eastAsia"/>
+        </w:rPr>
+        <w:t>，</w:t>
+      </w:r>
+      <w:r>
+        <w:t>If-Unmodified</w:t>
+      </w:r>
+      <w:r>
+        <w:rPr>
+          <w:rFonts w:hint="eastAsia"/>
+        </w:rPr>
+        <w:t>-</w:t>
+      </w:r>
+      <w:r>
+        <w:t>Since</w:t>
+      </w:r>
+      <w:r>
+        <w:rPr>
+          <w:rFonts w:hint="eastAsia"/>
+        </w:rPr>
+        <w:t>匹配对象的修改时间。</w:t>
+      </w:r>
+    </w:p>
+    <w:p>
+      <w:pPr>
+        <w:ind w:left="0" w:firstLineChars="200" w:firstLine="420"/>
+        <w:rPr>
+          <w:rFonts w:hint="eastAsia"/>
+        </w:rPr>
+      </w:pPr>
+      <w:r>
+        <w:rPr>
+          <w:rFonts w:hint="eastAsia"/>
+        </w:rPr>
+        <w:t>可以通过</w:t>
+      </w:r>
+      <w:r>
+        <w:t>If-Match</w:t>
+      </w:r>
+      <w:r>
+        <w:rPr>
+          <w:rFonts w:hint="eastAsia"/>
+        </w:rPr>
+        <w:t>，</w:t>
+      </w:r>
+      <w:r>
+        <w:t>If-None-Match</w:t>
+      </w:r>
+      <w:r>
+        <w:rPr>
+          <w:rFonts w:hint="eastAsia"/>
+        </w:rPr>
+        <w:t>匹配对象的</w:t>
+      </w:r>
+      <w:r>
+        <w:rPr>
+          <w:rFonts w:hint="eastAsia"/>
+        </w:rPr>
+        <w:t>ETag</w:t>
+      </w:r>
       <w:r>
         <w:rPr>
           <w:rFonts w:hint="eastAsia"/>
@@ -9568,7 +9725,16 @@
               <w:ind w:left="0"/>
             </w:pPr>
             <w:r>
-              <w:t>If-ModifiedSince</w:t>
+              <w:t>If-Modified</w:t>
+            </w:r>
+            <w:r>
+              <w:rPr>
+                <w:rFonts w:hint="eastAsia"/>
+              </w:rPr>
+              <w:t>-</w:t>
+            </w:r>
+            <w:r>
+              <w:t>Since</w:t>
             </w:r>
           </w:p>
         </w:tc>
@@ -9623,7 +9789,16 @@
               <w:ind w:left="0"/>
             </w:pPr>
             <w:r>
-              <w:t>If-UnmodifiedSince</w:t>
+              <w:t>If-Unmodified</w:t>
+            </w:r>
+            <w:r>
+              <w:rPr>
+                <w:rFonts w:hint="eastAsia"/>
+              </w:rPr>
+              <w:t>-</w:t>
+            </w:r>
+            <w:r>
+              <w:t>Since</w:t>
             </w:r>
           </w:p>
         </w:tc>
@@ -9754,6 +9929,7 @@
               <w:ind w:left="0"/>
             </w:pPr>
             <w:r>
+              <w:lastRenderedPageBreak/>
               <w:t>Type: String</w:t>
             </w:r>
           </w:p>
@@ -9770,6 +9946,7 @@
               <w:rPr>
                 <w:rFonts w:hint="eastAsia"/>
               </w:rPr>
+              <w:lastRenderedPageBreak/>
               <w:t>No</w:t>
             </w:r>
           </w:p>
@@ -9782,6 +9959,7 @@
         <w:ind w:left="0" w:firstLineChars="200" w:firstLine="420"/>
       </w:pPr>
       <w:r>
+        <w:lastRenderedPageBreak/>
         <w:t>I</w:t>
       </w:r>
       <w:r>
@@ -9848,7 +10026,6 @@
         <w:rPr>
           <w:rFonts w:hint="eastAsia"/>
         </w:rPr>
-        <w:lastRenderedPageBreak/>
         <w:t>当排在前面</w:t>
       </w:r>
       <w:r>
@@ -10559,6 +10736,7 @@
         <w:ind w:left="630"/>
       </w:pPr>
       <w:r>
+        <w:lastRenderedPageBreak/>
         <w:t>DELETE Object</w:t>
       </w:r>
     </w:p>
@@ -10626,7 +10804,6 @@
                 <w:rFonts w:hint="eastAsia"/>
                 <w:b/>
               </w:rPr>
-              <w:lastRenderedPageBreak/>
               <w:t>Name</w:t>
             </w:r>
           </w:p>
@@ -11197,6 +11374,1412 @@
     </w:tbl>
     <w:p>
       <w:pPr>
+        <w:pStyle w:val="3"/>
+        <w:ind w:left="630"/>
+      </w:pPr>
+      <w:r>
+        <w:rPr>
+          <w:rFonts w:hint="eastAsia"/>
+        </w:rPr>
+        <w:t>HEAD</w:t>
+      </w:r>
+      <w:r>
+        <w:t xml:space="preserve"> </w:t>
+      </w:r>
+      <w:r>
+        <w:t>Object</w:t>
+      </w:r>
+    </w:p>
+    <w:p>
+      <w:pPr>
+        <w:ind w:left="0" w:firstLineChars="200" w:firstLine="420"/>
+      </w:pPr>
+      <w:r>
+        <w:rPr>
+          <w:rFonts w:hint="eastAsia"/>
+        </w:rPr>
+        <w:t>根据指定对象名称，获取</w:t>
+      </w:r>
+      <w:r>
+        <w:rPr>
+          <w:rFonts w:hint="eastAsia"/>
+        </w:rPr>
+        <w:t>bucket</w:t>
+      </w:r>
+      <w:r>
+        <w:rPr>
+          <w:rFonts w:hint="eastAsia"/>
+        </w:rPr>
+        <w:t>中的一个对象。</w:t>
+      </w:r>
+    </w:p>
+    <w:p>
+      <w:pPr>
+        <w:ind w:left="0" w:firstLineChars="200" w:firstLine="420"/>
+        <w:rPr>
+          <w:rFonts w:hint="eastAsia"/>
+        </w:rPr>
+      </w:pPr>
+    </w:p>
+    <w:p>
+      <w:pPr>
+        <w:ind w:left="0" w:firstLineChars="200" w:firstLine="420"/>
+      </w:pPr>
+      <w:r>
+        <w:t xml:space="preserve">Request </w:t>
+      </w:r>
+      <w:r>
+        <w:t>parameter</w:t>
+      </w:r>
+      <w:r>
+        <w:rPr>
+          <w:rFonts w:hint="eastAsia"/>
+        </w:rPr>
+        <w:t>：</w:t>
+      </w:r>
+    </w:p>
+    <w:p>
+      <w:pPr>
+        <w:ind w:left="0" w:firstLineChars="200" w:firstLine="420"/>
+        <w:rPr>
+          <w:rFonts w:hint="eastAsia"/>
+        </w:rPr>
+      </w:pPr>
+      <w:r>
+        <w:rPr>
+          <w:rFonts w:hint="eastAsia"/>
+        </w:rPr>
+        <w:t>可根据</w:t>
+      </w:r>
+      <w:r>
+        <w:rPr>
+          <w:rFonts w:hint="eastAsia"/>
+        </w:rPr>
+        <w:t>versionId</w:t>
+      </w:r>
+      <w:r>
+        <w:rPr>
+          <w:rFonts w:hint="eastAsia"/>
+        </w:rPr>
+        <w:t>指定</w:t>
+      </w:r>
+      <w:r>
+        <w:rPr>
+          <w:rFonts w:hint="eastAsia"/>
+        </w:rPr>
+        <w:t>检查是否有</w:t>
+      </w:r>
+      <w:r>
+        <w:rPr>
+          <w:rFonts w:hint="eastAsia"/>
+        </w:rPr>
+        <w:t>某个版本的对象。</w:t>
+      </w:r>
+    </w:p>
+    <w:tbl>
+      <w:tblPr>
+        <w:tblStyle w:val="a9"/>
+        <w:tblW w:w="0" w:type="auto"/>
+        <w:tblInd w:w="357" w:type="dxa"/>
+        <w:tblLook w:val="04A0" w:firstRow="1" w:lastRow="0" w:firstColumn="1" w:lastColumn="0" w:noHBand="0" w:noVBand="1"/>
+      </w:tblPr>
+      <w:tblGrid>
+        <w:gridCol w:w="2124"/>
+        <w:gridCol w:w="3296"/>
+        <w:gridCol w:w="2519"/>
+      </w:tblGrid>
+      <w:tr>
+        <w:trPr>
+          <w:trHeight w:val="554"/>
+        </w:trPr>
+        <w:tc>
+          <w:tcPr>
+            <w:tcW w:w="2124" w:type="dxa"/>
+            <w:shd w:val="clear" w:color="auto" w:fill="DAEEF3" w:themeFill="accent5" w:themeFillTint="33"/>
+          </w:tcPr>
+          <w:p>
+            <w:pPr>
+              <w:ind w:left="0"/>
+            </w:pPr>
+            <w:r>
+              <w:rPr>
+                <w:rFonts w:hint="eastAsia"/>
+                <w:b/>
+              </w:rPr>
+              <w:t>Name</w:t>
+            </w:r>
+          </w:p>
+        </w:tc>
+        <w:tc>
+          <w:tcPr>
+            <w:tcW w:w="3296" w:type="dxa"/>
+            <w:shd w:val="clear" w:color="auto" w:fill="DAEEF3" w:themeFill="accent5" w:themeFillTint="33"/>
+          </w:tcPr>
+          <w:p>
+            <w:pPr>
+              <w:ind w:left="0"/>
+            </w:pPr>
+            <w:r>
+              <w:rPr>
+                <w:rFonts w:hint="eastAsia"/>
+                <w:b/>
+              </w:rPr>
+              <w:t>Description</w:t>
+            </w:r>
+          </w:p>
+        </w:tc>
+        <w:tc>
+          <w:tcPr>
+            <w:tcW w:w="2519" w:type="dxa"/>
+            <w:shd w:val="clear" w:color="auto" w:fill="DAEEF3" w:themeFill="accent5" w:themeFillTint="33"/>
+          </w:tcPr>
+          <w:p>
+            <w:pPr>
+              <w:ind w:left="0"/>
+            </w:pPr>
+            <w:r>
+              <w:rPr>
+                <w:b/>
+              </w:rPr>
+              <w:t>Required</w:t>
+            </w:r>
+          </w:p>
+        </w:tc>
+      </w:tr>
+      <w:tr>
+        <w:trPr>
+          <w:trHeight w:val="514"/>
+        </w:trPr>
+        <w:tc>
+          <w:tcPr>
+            <w:tcW w:w="2124" w:type="dxa"/>
+          </w:tcPr>
+          <w:p>
+            <w:pPr>
+              <w:ind w:left="0"/>
+            </w:pPr>
+            <w:r>
+              <w:t>versionId</w:t>
+            </w:r>
+          </w:p>
+        </w:tc>
+        <w:tc>
+          <w:tcPr>
+            <w:tcW w:w="3296" w:type="dxa"/>
+          </w:tcPr>
+          <w:p>
+            <w:pPr>
+              <w:ind w:left="0"/>
+            </w:pPr>
+            <w:r>
+              <w:t>V</w:t>
+            </w:r>
+            <w:r>
+              <w:rPr>
+                <w:rFonts w:hint="eastAsia"/>
+              </w:rPr>
+              <w:t>ersion</w:t>
+            </w:r>
+            <w:r>
+              <w:t xml:space="preserve"> </w:t>
+            </w:r>
+            <w:r>
+              <w:rPr>
+                <w:rFonts w:hint="eastAsia"/>
+              </w:rPr>
+              <w:t>ID</w:t>
+            </w:r>
+          </w:p>
+          <w:p>
+            <w:pPr>
+              <w:ind w:left="0"/>
+            </w:pPr>
+            <w:r>
+              <w:t>Type: S</w:t>
+            </w:r>
+            <w:r>
+              <w:rPr>
+                <w:rFonts w:hint="eastAsia"/>
+              </w:rPr>
+              <w:t>tring</w:t>
+            </w:r>
+          </w:p>
+        </w:tc>
+        <w:tc>
+          <w:tcPr>
+            <w:tcW w:w="2519" w:type="dxa"/>
+          </w:tcPr>
+          <w:p>
+            <w:pPr>
+              <w:ind w:left="0"/>
+            </w:pPr>
+            <w:r>
+              <w:t>No</w:t>
+            </w:r>
+          </w:p>
+        </w:tc>
+      </w:tr>
+    </w:tbl>
+    <w:p>
+      <w:pPr>
+        <w:ind w:left="0" w:firstLineChars="200" w:firstLine="420"/>
+      </w:pPr>
+    </w:p>
+    <w:p>
+      <w:pPr>
+        <w:ind w:left="0" w:firstLineChars="200" w:firstLine="420"/>
+      </w:pPr>
+      <w:r>
+        <w:t>Request Headers</w:t>
+      </w:r>
+      <w:r>
+        <w:rPr>
+          <w:rFonts w:hint="eastAsia"/>
+        </w:rPr>
+        <w:t>：</w:t>
+      </w:r>
+    </w:p>
+    <w:p>
+      <w:pPr>
+        <w:ind w:left="0" w:firstLineChars="200" w:firstLine="420"/>
+      </w:pPr>
+      <w:r>
+        <w:rPr>
+          <w:rFonts w:hint="eastAsia"/>
+        </w:rPr>
+        <w:t>可以通过</w:t>
+      </w:r>
+      <w:r>
+        <w:rPr>
+          <w:rFonts w:hint="eastAsia"/>
+        </w:rPr>
+        <w:t>range</w:t>
+      </w:r>
+      <w:r>
+        <w:rPr>
+          <w:rFonts w:hint="eastAsia"/>
+        </w:rPr>
+        <w:t>检查</w:t>
+      </w:r>
+      <w:r>
+        <w:rPr>
+          <w:rFonts w:hint="eastAsia"/>
+        </w:rPr>
+        <w:t>对象</w:t>
+      </w:r>
+      <w:r>
+        <w:rPr>
+          <w:rFonts w:hint="eastAsia"/>
+        </w:rPr>
+        <w:t>是否有指定范围</w:t>
+      </w:r>
+      <w:r>
+        <w:rPr>
+          <w:rFonts w:hint="eastAsia"/>
+        </w:rPr>
+        <w:t>内容。</w:t>
+      </w:r>
+    </w:p>
+    <w:p>
+      <w:pPr>
+        <w:ind w:left="0" w:firstLineChars="200" w:firstLine="420"/>
+      </w:pPr>
+      <w:r>
+        <w:rPr>
+          <w:rFonts w:hint="eastAsia"/>
+        </w:rPr>
+        <w:t>可以通过</w:t>
+      </w:r>
+      <w:r>
+        <w:t>If-Modified</w:t>
+      </w:r>
+      <w:r>
+        <w:rPr>
+          <w:rFonts w:hint="eastAsia"/>
+        </w:rPr>
+        <w:t>-</w:t>
+      </w:r>
+      <w:r>
+        <w:t>Since</w:t>
+      </w:r>
+      <w:r>
+        <w:rPr>
+          <w:rFonts w:hint="eastAsia"/>
+        </w:rPr>
+        <w:t>，</w:t>
+      </w:r>
+      <w:r>
+        <w:t>If-Unmodified</w:t>
+      </w:r>
+      <w:r>
+        <w:rPr>
+          <w:rFonts w:hint="eastAsia"/>
+        </w:rPr>
+        <w:t>-</w:t>
+      </w:r>
+      <w:r>
+        <w:t>Since</w:t>
+      </w:r>
+      <w:r>
+        <w:rPr>
+          <w:rFonts w:hint="eastAsia"/>
+        </w:rPr>
+        <w:t>匹配对象的修改时间。</w:t>
+      </w:r>
+    </w:p>
+    <w:p>
+      <w:pPr>
+        <w:ind w:left="0" w:firstLineChars="200" w:firstLine="420"/>
+        <w:rPr>
+          <w:rFonts w:hint="eastAsia"/>
+        </w:rPr>
+      </w:pPr>
+      <w:r>
+        <w:rPr>
+          <w:rFonts w:hint="eastAsia"/>
+        </w:rPr>
+        <w:t>可以通过</w:t>
+      </w:r>
+      <w:r>
+        <w:t>If-Match</w:t>
+      </w:r>
+      <w:r>
+        <w:rPr>
+          <w:rFonts w:hint="eastAsia"/>
+        </w:rPr>
+        <w:t>，</w:t>
+      </w:r>
+      <w:r>
+        <w:t>If-None-Match</w:t>
+      </w:r>
+      <w:r>
+        <w:rPr>
+          <w:rFonts w:hint="eastAsia"/>
+        </w:rPr>
+        <w:t>匹配对象的</w:t>
+      </w:r>
+      <w:r>
+        <w:rPr>
+          <w:rFonts w:hint="eastAsia"/>
+        </w:rPr>
+        <w:t>ETag</w:t>
+      </w:r>
+      <w:r>
+        <w:rPr>
+          <w:rFonts w:hint="eastAsia"/>
+        </w:rPr>
+        <w:t>。</w:t>
+      </w:r>
+    </w:p>
+    <w:tbl>
+      <w:tblPr>
+        <w:tblStyle w:val="a9"/>
+        <w:tblW w:w="0" w:type="auto"/>
+        <w:tblInd w:w="357" w:type="dxa"/>
+        <w:tblLook w:val="04A0" w:firstRow="1" w:lastRow="0" w:firstColumn="1" w:lastColumn="0" w:noHBand="0" w:noVBand="1"/>
+      </w:tblPr>
+      <w:tblGrid>
+        <w:gridCol w:w="2124"/>
+        <w:gridCol w:w="3296"/>
+        <w:gridCol w:w="2519"/>
+      </w:tblGrid>
+      <w:tr>
+        <w:trPr>
+          <w:trHeight w:val="554"/>
+        </w:trPr>
+        <w:tc>
+          <w:tcPr>
+            <w:tcW w:w="2124" w:type="dxa"/>
+            <w:shd w:val="clear" w:color="auto" w:fill="DAEEF3" w:themeFill="accent5" w:themeFillTint="33"/>
+          </w:tcPr>
+          <w:p>
+            <w:pPr>
+              <w:ind w:left="0"/>
+            </w:pPr>
+            <w:r>
+              <w:rPr>
+                <w:rFonts w:hint="eastAsia"/>
+                <w:b/>
+              </w:rPr>
+              <w:t>Name</w:t>
+            </w:r>
+          </w:p>
+        </w:tc>
+        <w:tc>
+          <w:tcPr>
+            <w:tcW w:w="3296" w:type="dxa"/>
+            <w:shd w:val="clear" w:color="auto" w:fill="DAEEF3" w:themeFill="accent5" w:themeFillTint="33"/>
+          </w:tcPr>
+          <w:p>
+            <w:pPr>
+              <w:ind w:left="0"/>
+            </w:pPr>
+            <w:r>
+              <w:rPr>
+                <w:rFonts w:hint="eastAsia"/>
+                <w:b/>
+              </w:rPr>
+              <w:t>Description</w:t>
+            </w:r>
+          </w:p>
+        </w:tc>
+        <w:tc>
+          <w:tcPr>
+            <w:tcW w:w="2519" w:type="dxa"/>
+            <w:shd w:val="clear" w:color="auto" w:fill="DAEEF3" w:themeFill="accent5" w:themeFillTint="33"/>
+          </w:tcPr>
+          <w:p>
+            <w:pPr>
+              <w:ind w:left="0"/>
+            </w:pPr>
+            <w:r>
+              <w:rPr>
+                <w:b/>
+              </w:rPr>
+              <w:t>Required</w:t>
+            </w:r>
+          </w:p>
+        </w:tc>
+      </w:tr>
+      <w:tr>
+        <w:trPr>
+          <w:trHeight w:val="410"/>
+        </w:trPr>
+        <w:tc>
+          <w:tcPr>
+            <w:tcW w:w="2124" w:type="dxa"/>
+          </w:tcPr>
+          <w:p>
+            <w:pPr>
+              <w:ind w:left="0"/>
+            </w:pPr>
+            <w:r>
+              <w:t>Range</w:t>
+            </w:r>
+          </w:p>
+        </w:tc>
+        <w:tc>
+          <w:tcPr>
+            <w:tcW w:w="3296" w:type="dxa"/>
+          </w:tcPr>
+          <w:p>
+            <w:pPr>
+              <w:ind w:left="0"/>
+            </w:pPr>
+            <w:r>
+              <w:t xml:space="preserve">Downloads the speciﬁed range bytes of an object. </w:t>
+            </w:r>
+          </w:p>
+          <w:p>
+            <w:pPr>
+              <w:ind w:left="0"/>
+            </w:pPr>
+            <w:r>
+              <w:t>E</w:t>
+            </w:r>
+            <w:r>
+              <w:rPr>
+                <w:rFonts w:hint="eastAsia"/>
+              </w:rPr>
+              <w:t>xample</w:t>
+            </w:r>
+            <w:r>
+              <w:rPr>
+                <w:rFonts w:hint="eastAsia"/>
+              </w:rPr>
+              <w:t>：</w:t>
+            </w:r>
+            <w:r>
+              <w:t>Range:bytes=beginbyte-endbyte</w:t>
+            </w:r>
+          </w:p>
+          <w:p>
+            <w:pPr>
+              <w:ind w:left="0"/>
+            </w:pPr>
+            <w:r>
+              <w:t>Type: String</w:t>
+            </w:r>
+          </w:p>
+        </w:tc>
+        <w:tc>
+          <w:tcPr>
+            <w:tcW w:w="2519" w:type="dxa"/>
+          </w:tcPr>
+          <w:p>
+            <w:pPr>
+              <w:ind w:left="0"/>
+            </w:pPr>
+            <w:r>
+              <w:t>No</w:t>
+            </w:r>
+          </w:p>
+        </w:tc>
+      </w:tr>
+      <w:tr>
+        <w:trPr>
+          <w:trHeight w:val="514"/>
+        </w:trPr>
+        <w:tc>
+          <w:tcPr>
+            <w:tcW w:w="2124" w:type="dxa"/>
+          </w:tcPr>
+          <w:p>
+            <w:pPr>
+              <w:ind w:left="0"/>
+            </w:pPr>
+            <w:r>
+              <w:t>If-ModifiedSince</w:t>
+            </w:r>
+          </w:p>
+        </w:tc>
+        <w:tc>
+          <w:tcPr>
+            <w:tcW w:w="3296" w:type="dxa"/>
+          </w:tcPr>
+          <w:p>
+            <w:pPr>
+              <w:ind w:left="0"/>
+            </w:pPr>
+            <w:r>
+              <w:t>Return the object only if it has been modiﬁed since the speciﬁed time, otherwise return a 304 (not modiﬁed).</w:t>
+            </w:r>
+          </w:p>
+          <w:p>
+            <w:pPr>
+              <w:ind w:left="0"/>
+            </w:pPr>
+            <w:r>
+              <w:t>Type: String</w:t>
+            </w:r>
+          </w:p>
+        </w:tc>
+        <w:tc>
+          <w:tcPr>
+            <w:tcW w:w="2519" w:type="dxa"/>
+          </w:tcPr>
+          <w:p>
+            <w:pPr>
+              <w:ind w:left="0"/>
+            </w:pPr>
+            <w:r>
+              <w:rPr>
+                <w:rFonts w:hint="eastAsia"/>
+              </w:rPr>
+              <w:t>No</w:t>
+            </w:r>
+          </w:p>
+        </w:tc>
+      </w:tr>
+      <w:tr>
+        <w:trPr>
+          <w:trHeight w:val="514"/>
+        </w:trPr>
+        <w:tc>
+          <w:tcPr>
+            <w:tcW w:w="2124" w:type="dxa"/>
+          </w:tcPr>
+          <w:p>
+            <w:pPr>
+              <w:ind w:left="0"/>
+            </w:pPr>
+            <w:r>
+              <w:t>If-UnmodifiedSince</w:t>
+            </w:r>
+          </w:p>
+        </w:tc>
+        <w:tc>
+          <w:tcPr>
+            <w:tcW w:w="3296" w:type="dxa"/>
+          </w:tcPr>
+          <w:p>
+            <w:pPr>
+              <w:ind w:left="0"/>
+            </w:pPr>
+            <w:r>
+              <w:t>Return the object only if it has not been modiﬁed since the speciﬁed time, otherwise return a 412 (precondition failed).</w:t>
+            </w:r>
+          </w:p>
+          <w:p>
+            <w:pPr>
+              <w:ind w:left="0"/>
+            </w:pPr>
+            <w:r>
+              <w:t>Type: String</w:t>
+            </w:r>
+          </w:p>
+        </w:tc>
+        <w:tc>
+          <w:tcPr>
+            <w:tcW w:w="2519" w:type="dxa"/>
+          </w:tcPr>
+          <w:p>
+            <w:pPr>
+              <w:ind w:left="0"/>
+            </w:pPr>
+            <w:r>
+              <w:rPr>
+                <w:rFonts w:hint="eastAsia"/>
+              </w:rPr>
+              <w:t>No</w:t>
+            </w:r>
+          </w:p>
+        </w:tc>
+      </w:tr>
+      <w:tr>
+        <w:trPr>
+          <w:trHeight w:val="514"/>
+        </w:trPr>
+        <w:tc>
+          <w:tcPr>
+            <w:tcW w:w="2124" w:type="dxa"/>
+          </w:tcPr>
+          <w:p>
+            <w:pPr>
+              <w:ind w:left="0"/>
+            </w:pPr>
+            <w:r>
+              <w:t>If-Match</w:t>
+            </w:r>
+          </w:p>
+        </w:tc>
+        <w:tc>
+          <w:tcPr>
+            <w:tcW w:w="3296" w:type="dxa"/>
+          </w:tcPr>
+          <w:p>
+            <w:pPr>
+              <w:ind w:left="0"/>
+            </w:pPr>
+            <w:r>
+              <w:t>Return the object only if its entity tag (ETag) is the same as the one speciﬁed; otherwise, return a 412 (precondition failed).</w:t>
+            </w:r>
+          </w:p>
+          <w:p>
+            <w:pPr>
+              <w:ind w:left="0"/>
+            </w:pPr>
+            <w:r>
+              <w:t>Type: String</w:t>
+            </w:r>
+          </w:p>
+        </w:tc>
+        <w:tc>
+          <w:tcPr>
+            <w:tcW w:w="2519" w:type="dxa"/>
+          </w:tcPr>
+          <w:p>
+            <w:pPr>
+              <w:ind w:left="0"/>
+            </w:pPr>
+            <w:r>
+              <w:rPr>
+                <w:rFonts w:hint="eastAsia"/>
+              </w:rPr>
+              <w:t>No</w:t>
+            </w:r>
+          </w:p>
+        </w:tc>
+      </w:tr>
+      <w:tr>
+        <w:trPr>
+          <w:trHeight w:val="514"/>
+        </w:trPr>
+        <w:tc>
+          <w:tcPr>
+            <w:tcW w:w="2124" w:type="dxa"/>
+          </w:tcPr>
+          <w:p>
+            <w:pPr>
+              <w:ind w:left="0"/>
+            </w:pPr>
+            <w:r>
+              <w:t>If-None-Match</w:t>
+            </w:r>
+          </w:p>
+        </w:tc>
+        <w:tc>
+          <w:tcPr>
+            <w:tcW w:w="3296" w:type="dxa"/>
+          </w:tcPr>
+          <w:p>
+            <w:pPr>
+              <w:ind w:left="0"/>
+            </w:pPr>
+            <w:r>
+              <w:t>Return the object only if its entity tag (ETag) is diﬀerent from the one speciﬁed; otherwise, return a 304 (not modiﬁed).</w:t>
+            </w:r>
+          </w:p>
+          <w:p>
+            <w:pPr>
+              <w:ind w:left="0"/>
+            </w:pPr>
+            <w:r>
+              <w:t>Type: String</w:t>
+            </w:r>
+          </w:p>
+        </w:tc>
+        <w:tc>
+          <w:tcPr>
+            <w:tcW w:w="2519" w:type="dxa"/>
+          </w:tcPr>
+          <w:p>
+            <w:pPr>
+              <w:ind w:left="0"/>
+            </w:pPr>
+            <w:r>
+              <w:rPr>
+                <w:rFonts w:hint="eastAsia"/>
+              </w:rPr>
+              <w:t>No</w:t>
+            </w:r>
+          </w:p>
+        </w:tc>
+      </w:tr>
+    </w:tbl>
+    <w:p>
+      <w:pPr>
+        <w:spacing w:beforeLines="50" w:before="156" w:afterLines="50" w:after="156"/>
+        <w:ind w:left="0" w:firstLineChars="200" w:firstLine="420"/>
+      </w:pPr>
+      <w:r>
+        <w:t>I</w:t>
+      </w:r>
+      <w:r>
+        <w:rPr>
+          <w:rFonts w:hint="eastAsia"/>
+        </w:rPr>
+        <w:t>f</w:t>
+      </w:r>
+      <w:r>
+        <w:t>-Match, If-None-Match, If-Modified-Since, If-</w:t>
+      </w:r>
+      <w:r>
+        <w:rPr>
+          <w:rFonts w:hint="eastAsia"/>
+        </w:rPr>
+        <w:t>Unm</w:t>
+      </w:r>
+      <w:r>
+        <w:t>odified-</w:t>
+      </w:r>
+      <w:r>
+        <w:rPr>
+          <w:rFonts w:hint="eastAsia"/>
+        </w:rPr>
+        <w:t>Since</w:t>
+      </w:r>
+      <w:r>
+        <w:rPr>
+          <w:rFonts w:hint="eastAsia"/>
+        </w:rPr>
+        <w:t>条件匹配顺序为：</w:t>
+      </w:r>
+    </w:p>
+    <w:p>
+      <w:pPr>
+        <w:spacing w:beforeLines="50" w:before="156" w:afterLines="50" w:after="156"/>
+        <w:ind w:left="0" w:firstLineChars="200" w:firstLine="420"/>
+      </w:pPr>
+      <w:r>
+        <w:rPr>
+          <w:rFonts w:hint="eastAsia"/>
+        </w:rPr>
+        <w:t>If-Match&gt;If-None-Match&gt;If-Unmoified-Since&gt;If-Modified-Since</w:t>
+      </w:r>
+      <w:r>
+        <w:rPr>
+          <w:rFonts w:hint="eastAsia"/>
+        </w:rPr>
+        <w:t>。</w:t>
+      </w:r>
+    </w:p>
+    <w:p>
+      <w:pPr>
+        <w:spacing w:beforeLines="50" w:before="156" w:afterLines="50" w:after="156"/>
+        <w:ind w:left="0" w:firstLineChars="200" w:firstLine="420"/>
+      </w:pPr>
+      <w:r>
+        <w:rPr>
+          <w:rFonts w:hint="eastAsia"/>
+        </w:rPr>
+        <w:lastRenderedPageBreak/>
+        <w:t>当排在前面</w:t>
+      </w:r>
+      <w:r>
+        <w:rPr>
+          <w:rFonts w:hint="eastAsia"/>
+        </w:rPr>
+        <w:t>Header</w:t>
+      </w:r>
+      <w:r>
+        <w:rPr>
+          <w:rFonts w:hint="eastAsia"/>
+        </w:rPr>
+        <w:t>存在且匹配不合适，则按照当前匹配的错误返回，无需再匹配后续的</w:t>
+      </w:r>
+      <w:r>
+        <w:rPr>
+          <w:rFonts w:hint="eastAsia"/>
+        </w:rPr>
+        <w:t>Header</w:t>
+      </w:r>
+      <w:r>
+        <w:rPr>
+          <w:rFonts w:hint="eastAsia"/>
+        </w:rPr>
+        <w:t>，如果排在前面的</w:t>
+      </w:r>
+      <w:r>
+        <w:rPr>
+          <w:rFonts w:hint="eastAsia"/>
+        </w:rPr>
+        <w:t>Header</w:t>
+      </w:r>
+      <w:r>
+        <w:rPr>
+          <w:rFonts w:hint="eastAsia"/>
+        </w:rPr>
+        <w:t>存在且匹配合适，再查找排在后面的</w:t>
+      </w:r>
+      <w:r>
+        <w:rPr>
+          <w:rFonts w:hint="eastAsia"/>
+        </w:rPr>
+        <w:t>Header</w:t>
+      </w:r>
+      <w:r>
+        <w:rPr>
+          <w:rFonts w:hint="eastAsia"/>
+        </w:rPr>
+        <w:t>进行匹配。有两种场景有例外处理：</w:t>
+      </w:r>
+    </w:p>
+    <w:p>
+      <w:pPr>
+        <w:pStyle w:val="aa"/>
+        <w:numPr>
+          <w:ilvl w:val="0"/>
+          <w:numId w:val="31"/>
+        </w:numPr>
+        <w:spacing w:beforeLines="50" w:before="156" w:afterLines="50" w:after="156"/>
+        <w:ind w:firstLineChars="0"/>
+      </w:pPr>
+      <w:r>
+        <w:rPr>
+          <w:rFonts w:hint="eastAsia"/>
+        </w:rPr>
+        <w:t>当</w:t>
+      </w:r>
+      <w:r>
+        <w:rPr>
+          <w:rFonts w:hint="eastAsia"/>
+        </w:rPr>
+        <w:t>If-Match</w:t>
+      </w:r>
+      <w:r>
+        <w:rPr>
+          <w:rFonts w:hint="eastAsia"/>
+        </w:rPr>
+        <w:t>匹配结果为</w:t>
+      </w:r>
+      <w:r>
+        <w:rPr>
+          <w:rFonts w:hint="eastAsia"/>
+        </w:rPr>
+        <w:t>true</w:t>
+      </w:r>
+      <w:r>
+        <w:rPr>
+          <w:rFonts w:hint="eastAsia"/>
+        </w:rPr>
+        <w:t>，</w:t>
+      </w:r>
+      <w:r>
+        <w:rPr>
+          <w:rFonts w:hint="eastAsia"/>
+        </w:rPr>
+        <w:t>If-U</w:t>
+      </w:r>
+      <w:r>
+        <w:t>n</w:t>
+      </w:r>
+      <w:r>
+        <w:rPr>
+          <w:rFonts w:hint="eastAsia"/>
+        </w:rPr>
+        <w:t>modified-Since</w:t>
+      </w:r>
+      <w:r>
+        <w:rPr>
+          <w:rFonts w:hint="eastAsia"/>
+        </w:rPr>
+        <w:t>匹配为</w:t>
+      </w:r>
+      <w:r>
+        <w:rPr>
+          <w:rFonts w:hint="eastAsia"/>
+        </w:rPr>
+        <w:t>false</w:t>
+      </w:r>
+      <w:r>
+        <w:rPr>
+          <w:rFonts w:hint="eastAsia"/>
+        </w:rPr>
+        <w:t>时，仍返回成功</w:t>
+      </w:r>
+      <w:r>
+        <w:rPr>
+          <w:rFonts w:hint="eastAsia"/>
+        </w:rPr>
+        <w:t>200</w:t>
+      </w:r>
+    </w:p>
+    <w:p>
+      <w:pPr>
+        <w:pStyle w:val="aa"/>
+        <w:numPr>
+          <w:ilvl w:val="0"/>
+          <w:numId w:val="31"/>
+        </w:numPr>
+        <w:spacing w:beforeLines="50" w:before="156" w:afterLines="50" w:after="156"/>
+        <w:ind w:firstLineChars="0"/>
+      </w:pPr>
+      <w:r>
+        <w:rPr>
+          <w:rFonts w:hint="eastAsia"/>
+        </w:rPr>
+        <w:t>当</w:t>
+      </w:r>
+      <w:r>
+        <w:rPr>
+          <w:rFonts w:hint="eastAsia"/>
+        </w:rPr>
+        <w:t>If-None-Match</w:t>
+      </w:r>
+      <w:r>
+        <w:rPr>
+          <w:rFonts w:hint="eastAsia"/>
+        </w:rPr>
+        <w:t>匹配结果为</w:t>
+      </w:r>
+      <w:r>
+        <w:rPr>
+          <w:rFonts w:hint="eastAsia"/>
+        </w:rPr>
+        <w:t>true</w:t>
+      </w:r>
+      <w:r>
+        <w:rPr>
+          <w:rFonts w:hint="eastAsia"/>
+        </w:rPr>
+        <w:t>，</w:t>
+      </w:r>
+      <w:r>
+        <w:rPr>
+          <w:rFonts w:hint="eastAsia"/>
+        </w:rPr>
+        <w:t>If-Modified-Since</w:t>
+      </w:r>
+      <w:r>
+        <w:rPr>
+          <w:rFonts w:hint="eastAsia"/>
+        </w:rPr>
+        <w:t>匹配为</w:t>
+      </w:r>
+      <w:r>
+        <w:rPr>
+          <w:rFonts w:hint="eastAsia"/>
+        </w:rPr>
+        <w:t>false</w:t>
+      </w:r>
+      <w:r>
+        <w:rPr>
+          <w:rFonts w:hint="eastAsia"/>
+        </w:rPr>
+        <w:t>时，仍返回成功</w:t>
+      </w:r>
+      <w:r>
+        <w:rPr>
+          <w:rFonts w:hint="eastAsia"/>
+        </w:rPr>
+        <w:t>200.</w:t>
+      </w:r>
+    </w:p>
+    <w:p>
+      <w:pPr>
+        <w:spacing w:beforeLines="50" w:before="156" w:afterLines="50" w:after="156"/>
+        <w:ind w:left="0" w:firstLineChars="200" w:firstLine="420"/>
+      </w:pPr>
+    </w:p>
+    <w:p>
+      <w:pPr>
+        <w:spacing w:beforeLines="50" w:before="156" w:afterLines="50" w:after="156"/>
+        <w:ind w:left="0" w:firstLineChars="200" w:firstLine="420"/>
+      </w:pPr>
+      <w:r>
+        <w:rPr>
+          <w:rFonts w:hint="eastAsia"/>
+        </w:rPr>
+        <w:t>请求样例：</w:t>
+      </w:r>
+    </w:p>
+    <w:tbl>
+      <w:tblPr>
+        <w:tblStyle w:val="a9"/>
+        <w:tblW w:w="0" w:type="auto"/>
+        <w:tblInd w:w="279" w:type="dxa"/>
+        <w:tblLook w:val="04A0" w:firstRow="1" w:lastRow="0" w:firstColumn="1" w:lastColumn="0" w:noHBand="0" w:noVBand="1"/>
+      </w:tblPr>
+      <w:tblGrid>
+        <w:gridCol w:w="8017"/>
+      </w:tblGrid>
+      <w:tr>
+        <w:tc>
+          <w:tcPr>
+            <w:tcW w:w="8017" w:type="dxa"/>
+          </w:tcPr>
+          <w:p>
+            <w:pPr>
+              <w:ind w:left="0"/>
+              <w:rPr>
+                <w:i/>
+              </w:rPr>
+            </w:pPr>
+            <w:r>
+              <w:rPr>
+                <w:rFonts w:hint="eastAsia"/>
+                <w:i/>
+              </w:rPr>
+              <w:t>HEAD</w:t>
+            </w:r>
+            <w:r>
+              <w:rPr>
+                <w:i/>
+              </w:rPr>
+              <w:t xml:space="preserve"> bucket/my-image.jpg HTTP/1.1 </w:t>
+            </w:r>
+          </w:p>
+          <w:p>
+            <w:pPr>
+              <w:ind w:left="0"/>
+              <w:rPr>
+                <w:i/>
+              </w:rPr>
+            </w:pPr>
+            <w:r>
+              <w:rPr>
+                <w:i/>
+              </w:rPr>
+              <w:t>Host:</w:t>
+            </w:r>
+            <w:r>
+              <w:rPr>
+                <w:rFonts w:hint="eastAsia"/>
+                <w:i/>
+              </w:rPr>
+              <w:t>sequoia.s3</w:t>
+            </w:r>
+            <w:r>
+              <w:rPr>
+                <w:i/>
+              </w:rPr>
+              <w:t xml:space="preserve">.com </w:t>
+            </w:r>
+          </w:p>
+          <w:p>
+            <w:pPr>
+              <w:ind w:left="0"/>
+              <w:rPr>
+                <w:i/>
+              </w:rPr>
+            </w:pPr>
+            <w:r>
+              <w:rPr>
+                <w:i/>
+              </w:rPr>
+              <w:t xml:space="preserve">Date: Mon, 3 Oct 2016 22:32:00 GMT </w:t>
+            </w:r>
+          </w:p>
+          <w:p>
+            <w:pPr>
+              <w:ind w:left="0"/>
+            </w:pPr>
+            <w:r>
+              <w:rPr>
+                <w:i/>
+              </w:rPr>
+              <w:t>Authorization: authorization string</w:t>
+            </w:r>
+          </w:p>
+        </w:tc>
+      </w:tr>
+    </w:tbl>
+    <w:p>
+      <w:pPr>
+        <w:spacing w:beforeLines="50" w:before="156" w:afterLines="50" w:after="156"/>
+        <w:ind w:left="0" w:firstLineChars="200" w:firstLine="420"/>
+      </w:pPr>
+    </w:p>
+    <w:p>
+      <w:pPr>
+        <w:ind w:left="0" w:firstLineChars="200" w:firstLine="420"/>
+      </w:pPr>
+      <w:r>
+        <w:t xml:space="preserve">Response </w:t>
+      </w:r>
+      <w:r>
+        <w:rPr>
+          <w:rFonts w:hint="eastAsia"/>
+        </w:rPr>
+        <w:t>Header:</w:t>
+      </w:r>
+    </w:p>
+    <w:tbl>
+      <w:tblPr>
+        <w:tblStyle w:val="a9"/>
+        <w:tblW w:w="7938" w:type="dxa"/>
+        <w:tblInd w:w="340" w:type="dxa"/>
+        <w:tblLook w:val="04A0" w:firstRow="1" w:lastRow="0" w:firstColumn="1" w:lastColumn="0" w:noHBand="0" w:noVBand="1"/>
+      </w:tblPr>
+      <w:tblGrid>
+        <w:gridCol w:w="1791"/>
+        <w:gridCol w:w="6147"/>
+      </w:tblGrid>
+      <w:tr>
+        <w:trPr>
+          <w:trHeight w:val="400"/>
+        </w:trPr>
+        <w:tc>
+          <w:tcPr>
+            <w:tcW w:w="1791" w:type="dxa"/>
+            <w:shd w:val="clear" w:color="auto" w:fill="DAEEF3" w:themeFill="accent5" w:themeFillTint="33"/>
+          </w:tcPr>
+          <w:p>
+            <w:pPr>
+              <w:ind w:left="0"/>
+              <w:rPr>
+                <w:b/>
+              </w:rPr>
+            </w:pPr>
+            <w:r>
+              <w:rPr>
+                <w:rFonts w:hint="eastAsia"/>
+                <w:b/>
+              </w:rPr>
+              <w:t>Name</w:t>
+            </w:r>
+          </w:p>
+        </w:tc>
+        <w:tc>
+          <w:tcPr>
+            <w:tcW w:w="6147" w:type="dxa"/>
+            <w:shd w:val="clear" w:color="auto" w:fill="DAEEF3" w:themeFill="accent5" w:themeFillTint="33"/>
+          </w:tcPr>
+          <w:p>
+            <w:pPr>
+              <w:ind w:left="0"/>
+              <w:rPr>
+                <w:b/>
+              </w:rPr>
+            </w:pPr>
+            <w:r>
+              <w:rPr>
+                <w:rFonts w:hint="eastAsia"/>
+                <w:b/>
+              </w:rPr>
+              <w:t>Description</w:t>
+            </w:r>
+          </w:p>
+        </w:tc>
+      </w:tr>
+      <w:tr>
+        <w:tc>
+          <w:tcPr>
+            <w:tcW w:w="1791" w:type="dxa"/>
+          </w:tcPr>
+          <w:p>
+            <w:pPr>
+              <w:ind w:left="0"/>
+            </w:pPr>
+            <w:r>
+              <w:t>x-amz-meta-*</w:t>
+            </w:r>
+          </w:p>
+        </w:tc>
+        <w:tc>
+          <w:tcPr>
+            <w:tcW w:w="6147" w:type="dxa"/>
+          </w:tcPr>
+          <w:p>
+            <w:pPr>
+              <w:ind w:left="0"/>
+            </w:pPr>
+            <w:r>
+              <w:t>Headers starting with this preﬁx are user-deﬁned metadata. Each one is stored and returned as a set of key-value pairs.</w:t>
+            </w:r>
+          </w:p>
+        </w:tc>
+      </w:tr>
+      <w:tr>
+        <w:tc>
+          <w:tcPr>
+            <w:tcW w:w="1791" w:type="dxa"/>
+          </w:tcPr>
+          <w:p>
+            <w:pPr>
+              <w:ind w:left="0"/>
+            </w:pPr>
+            <w:r>
+              <w:t>Last-Modified</w:t>
+            </w:r>
+          </w:p>
+        </w:tc>
+        <w:tc>
+          <w:tcPr>
+            <w:tcW w:w="6147" w:type="dxa"/>
+          </w:tcPr>
+          <w:p>
+            <w:pPr>
+              <w:ind w:left="0"/>
+            </w:pPr>
+            <w:r>
+              <w:t>Date and time the object was last modiﬁed.</w:t>
+            </w:r>
+          </w:p>
+          <w:p>
+            <w:pPr>
+              <w:ind w:left="0"/>
+            </w:pPr>
+            <w:r>
+              <w:t>Type: Date</w:t>
+            </w:r>
+          </w:p>
+        </w:tc>
+      </w:tr>
+    </w:tbl>
+    <w:p>
+      <w:pPr>
+        <w:ind w:left="0"/>
+      </w:pPr>
+    </w:p>
+    <w:p>
+      <w:pPr>
+        <w:ind w:left="0"/>
+      </w:pPr>
+      <w:r>
+        <w:rPr>
+          <w:rFonts w:hint="eastAsia"/>
+        </w:rPr>
+        <w:t xml:space="preserve">   </w:t>
+      </w:r>
+      <w:r>
+        <w:rPr>
+          <w:rFonts w:hint="eastAsia"/>
+        </w:rPr>
+        <w:t>响应样例：</w:t>
+      </w:r>
+    </w:p>
+    <w:tbl>
+      <w:tblPr>
+        <w:tblStyle w:val="a9"/>
+        <w:tblW w:w="0" w:type="auto"/>
+        <w:tblInd w:w="279" w:type="dxa"/>
+        <w:tblLook w:val="04A0" w:firstRow="1" w:lastRow="0" w:firstColumn="1" w:lastColumn="0" w:noHBand="0" w:noVBand="1"/>
+      </w:tblPr>
+      <w:tblGrid>
+        <w:gridCol w:w="8017"/>
+      </w:tblGrid>
+      <w:tr>
+        <w:tc>
+          <w:tcPr>
+            <w:tcW w:w="8017" w:type="dxa"/>
+          </w:tcPr>
+          <w:p>
+            <w:pPr>
+              <w:ind w:left="0"/>
+              <w:rPr>
+                <w:i/>
+              </w:rPr>
+            </w:pPr>
+            <w:r>
+              <w:rPr>
+                <w:i/>
+              </w:rPr>
+              <w:t xml:space="preserve">HTTP/1.1 200 OK </w:t>
+            </w:r>
+          </w:p>
+          <w:p>
+            <w:pPr>
+              <w:ind w:left="0"/>
+              <w:rPr>
+                <w:i/>
+              </w:rPr>
+            </w:pPr>
+            <w:r>
+              <w:rPr>
+                <w:i/>
+              </w:rPr>
+              <w:t xml:space="preserve">Date: Mon, 3 Oct 2016 22:32:00 GMT </w:t>
+            </w:r>
+          </w:p>
+          <w:p>
+            <w:pPr>
+              <w:ind w:left="0"/>
+              <w:rPr>
+                <w:i/>
+              </w:rPr>
+            </w:pPr>
+            <w:r>
+              <w:rPr>
+                <w:i/>
+              </w:rPr>
+              <w:t xml:space="preserve">Last-Modified: Wed, 12 Oct 2009 17:50:00 GMT </w:t>
+            </w:r>
+          </w:p>
+          <w:p>
+            <w:pPr>
+              <w:ind w:left="0"/>
+              <w:rPr>
+                <w:i/>
+              </w:rPr>
+            </w:pPr>
+            <w:r>
+              <w:rPr>
+                <w:i/>
+              </w:rPr>
+              <w:t xml:space="preserve">ETag: "fba9dede5f27731c9771645a39863328" </w:t>
+            </w:r>
+          </w:p>
+          <w:p>
+            <w:pPr>
+              <w:ind w:left="0"/>
+              <w:rPr>
+                <w:i/>
+              </w:rPr>
+            </w:pPr>
+            <w:r>
+              <w:rPr>
+                <w:i/>
+              </w:rPr>
+              <w:t>Content-Length: 434234</w:t>
+            </w:r>
+          </w:p>
+          <w:p>
+            <w:pPr>
+              <w:ind w:left="0"/>
+            </w:pPr>
+          </w:p>
+        </w:tc>
+      </w:tr>
+    </w:tbl>
+    <w:p>
+      <w:pPr>
+        <w:ind w:left="0"/>
+      </w:pPr>
+    </w:p>
+    <w:p>
+      <w:pPr>
         <w:pStyle w:val="2"/>
       </w:pPr>
       <w:r>
@@ -11222,7 +12805,6 @@
           <w:ilvl w:val="0"/>
           <w:numId w:val="55"/>
         </w:numPr>
-        <w:ind w:leftChars="0"/>
       </w:pPr>
       <w:r>
         <w:rPr>
@@ -11334,7 +12916,6 @@
               <w:rPr>
                 <w:rFonts w:hint="eastAsia"/>
               </w:rPr>
-              <w:lastRenderedPageBreak/>
               <w:t>standard</w:t>
             </w:r>
           </w:p>
@@ -11409,6 +12990,7 @@
               <w:ind w:left="0"/>
             </w:pPr>
             <w:r>
+              <w:lastRenderedPageBreak/>
               <w:t>withEndpointConfiguration</w:t>
             </w:r>
           </w:p>
@@ -11776,7 +13358,6 @@
           <w:ilvl w:val="0"/>
           <w:numId w:val="55"/>
         </w:numPr>
-        <w:ind w:leftChars="0"/>
       </w:pPr>
       <w:r>
         <w:rPr>
@@ -12023,61 +13604,61 @@
               <w:rPr>
                 <w:rFonts w:hint="eastAsia"/>
               </w:rPr>
+              <w:t>String</w:t>
+            </w:r>
+            <w:r>
+              <w:t xml:space="preserve"> </w:t>
+            </w:r>
+            <w:r>
+              <w:rPr>
+                <w:rFonts w:hint="eastAsia"/>
+              </w:rPr>
+              <w:t>key</w:t>
+            </w:r>
+          </w:p>
+          <w:p>
+            <w:pPr>
+              <w:ind w:left="0"/>
+            </w:pPr>
+            <w:r>
+              <w:rPr>
+                <w:rFonts w:hint="eastAsia"/>
+              </w:rPr>
+              <w:t>File</w:t>
+            </w:r>
+            <w:r>
+              <w:t xml:space="preserve"> </w:t>
+            </w:r>
+            <w:r>
+              <w:rPr>
+                <w:rFonts w:hint="eastAsia"/>
+              </w:rPr>
+              <w:t>file</w:t>
+            </w:r>
+          </w:p>
+          <w:p>
+            <w:pPr>
+              <w:ind w:left="0"/>
+            </w:pPr>
+            <w:r>
+              <w:rPr>
+                <w:rFonts w:hint="eastAsia"/>
+              </w:rPr>
+              <w:t>方法：</w:t>
+            </w:r>
+            <w:r>
+              <w:t>withMetadata</w:t>
+            </w:r>
+          </w:p>
+          <w:p>
+            <w:pPr>
+              <w:ind w:left="0"/>
+            </w:pPr>
+            <w:r>
+              <w:rPr>
+                <w:rFonts w:hint="eastAsia"/>
+              </w:rPr>
               <w:lastRenderedPageBreak/>
-              <w:t>String</w:t>
-            </w:r>
-            <w:r>
-              <w:t xml:space="preserve"> </w:t>
-            </w:r>
-            <w:r>
-              <w:rPr>
-                <w:rFonts w:hint="eastAsia"/>
-              </w:rPr>
-              <w:t>key</w:t>
-            </w:r>
-          </w:p>
-          <w:p>
-            <w:pPr>
-              <w:ind w:left="0"/>
-            </w:pPr>
-            <w:r>
-              <w:rPr>
-                <w:rFonts w:hint="eastAsia"/>
-              </w:rPr>
-              <w:t>File</w:t>
-            </w:r>
-            <w:r>
-              <w:t xml:space="preserve"> </w:t>
-            </w:r>
-            <w:r>
-              <w:rPr>
-                <w:rFonts w:hint="eastAsia"/>
-              </w:rPr>
-              <w:t>file</w:t>
-            </w:r>
-          </w:p>
-          <w:p>
-            <w:pPr>
-              <w:ind w:left="0"/>
-            </w:pPr>
-            <w:r>
-              <w:rPr>
-                <w:rFonts w:hint="eastAsia"/>
-              </w:rPr>
-              <w:t>方法：</w:t>
-            </w:r>
-            <w:r>
-              <w:t>withMetadata</w:t>
-            </w:r>
-          </w:p>
-          <w:p>
-            <w:pPr>
-              <w:ind w:left="0"/>
-            </w:pPr>
-            <w:r>
-              <w:rPr>
-                <w:rFonts w:hint="eastAsia"/>
-              </w:rPr>
               <w:t>返回值：无</w:t>
             </w:r>
           </w:p>
@@ -12618,7 +14199,6 @@
               <w:rPr>
                 <w:rFonts w:hint="eastAsia"/>
               </w:rPr>
-              <w:lastRenderedPageBreak/>
               <w:t>接口</w:t>
             </w:r>
           </w:p>
@@ -12672,6 +14252,7 @@
               <w:rPr>
                 <w:rFonts w:hint="eastAsia"/>
               </w:rPr>
+              <w:lastRenderedPageBreak/>
               <w:t>返回值：无</w:t>
             </w:r>
           </w:p>
@@ -12688,6 +14269,7 @@
               <w:rPr>
                 <w:rFonts w:hint="eastAsia"/>
               </w:rPr>
+              <w:lastRenderedPageBreak/>
               <w:t>创建一个</w:t>
             </w:r>
             <w:r>
@@ -12724,6 +14306,7 @@
               <w:ind w:left="0"/>
             </w:pPr>
             <w:r>
+              <w:lastRenderedPageBreak/>
               <w:t>withBucketName</w:t>
             </w:r>
           </w:p>
@@ -13335,7 +14918,6 @@
         <w:ind w:left="630"/>
       </w:pPr>
       <w:r>
-        <w:lastRenderedPageBreak/>
         <w:t xml:space="preserve">GET Bucket Object </w:t>
       </w:r>
       <w:r>
@@ -13428,6 +15010,7 @@
               <w:rPr>
                 <w:rFonts w:hint="eastAsia"/>
               </w:rPr>
+              <w:lastRenderedPageBreak/>
               <w:t>返回值：</w:t>
             </w:r>
             <w:r>
@@ -13447,6 +15030,7 @@
               <w:rPr>
                 <w:rFonts w:hint="eastAsia"/>
               </w:rPr>
+              <w:lastRenderedPageBreak/>
               <w:t>发送</w:t>
             </w:r>
             <w:r>
@@ -13957,8 +15541,6 @@
               </w:rPr>
               <w:t>请求，返回对象和对象元数据</w:t>
             </w:r>
-            <w:bookmarkStart w:id="1" w:name="_GoBack"/>
-            <w:bookmarkEnd w:id="1"/>
           </w:p>
         </w:tc>
       </w:tr>
@@ -14020,7 +15602,6 @@
               <w:ind w:left="0"/>
             </w:pPr>
             <w:r>
-              <w:lastRenderedPageBreak/>
               <w:t>GetObjectRequest</w:t>
             </w:r>
           </w:p>
@@ -14125,6 +15706,7 @@
               <w:rPr>
                 <w:rFonts w:hint="eastAsia"/>
               </w:rPr>
+              <w:lastRenderedPageBreak/>
               <w:t>参数：</w:t>
             </w:r>
             <w:r>
@@ -14161,6 +15743,7 @@
               <w:rPr>
                 <w:rFonts w:hint="eastAsia"/>
               </w:rPr>
+              <w:lastRenderedPageBreak/>
               <w:t>指定版本获取对象</w:t>
             </w:r>
           </w:p>
@@ -14176,6 +15759,7 @@
               <w:ind w:left="0"/>
             </w:pPr>
             <w:r>
+              <w:lastRenderedPageBreak/>
               <w:t>withMatchingETagConstraint</w:t>
             </w:r>
           </w:p>
@@ -14988,7 +16572,6 @@
               <w:rPr>
                 <w:rFonts w:hint="eastAsia"/>
               </w:rPr>
-              <w:lastRenderedPageBreak/>
               <w:t>参数：</w:t>
             </w:r>
             <w:r>
@@ -15022,7 +16605,6 @@
               <w:rPr>
                 <w:rFonts w:hint="eastAsia"/>
               </w:rPr>
-              <w:lastRenderedPageBreak/>
               <w:t>设置</w:t>
             </w:r>
             <w:r>
@@ -15044,7 +16626,6 @@
               <w:ind w:left="0"/>
             </w:pPr>
             <w:r>
-              <w:lastRenderedPageBreak/>
               <w:t>setContentType</w:t>
             </w:r>
           </w:p>
@@ -15116,6 +16697,7 @@
         <w:rPr>
           <w:rFonts w:hint="eastAsia"/>
         </w:rPr>
+        <w:lastRenderedPageBreak/>
         <w:t>样例：</w:t>
       </w:r>
     </w:p>
@@ -15504,15 +17086,298 @@
     <w:p/>
     <w:p>
       <w:pPr>
+        <w:pStyle w:val="3"/>
+        <w:ind w:left="630"/>
+      </w:pPr>
+      <w:r>
+        <w:rPr>
+          <w:rFonts w:hint="eastAsia"/>
+        </w:rPr>
+        <w:t>HEAD</w:t>
+      </w:r>
+      <w:r>
+        <w:t xml:space="preserve"> </w:t>
+      </w:r>
+      <w:r>
+        <w:rPr>
+          <w:rFonts w:hint="eastAsia"/>
+        </w:rPr>
+        <w:t>Object</w:t>
+      </w:r>
+    </w:p>
+    <w:tbl>
+      <w:tblPr>
+        <w:tblStyle w:val="a9"/>
+        <w:tblW w:w="0" w:type="auto"/>
+        <w:tblInd w:w="748" w:type="dxa"/>
+        <w:tblLook w:val="04A0" w:firstRow="1" w:lastRow="0" w:firstColumn="1" w:lastColumn="0" w:noHBand="0" w:noVBand="1"/>
+      </w:tblPr>
+      <w:tblGrid>
+        <w:gridCol w:w="3774"/>
+        <w:gridCol w:w="3774"/>
+      </w:tblGrid>
+      <w:tr>
+        <w:tc>
+          <w:tcPr>
+            <w:tcW w:w="3774" w:type="dxa"/>
+          </w:tcPr>
+          <w:p>
+            <w:pPr>
+              <w:ind w:left="0"/>
+              <w:rPr>
+                <w:rFonts w:hint="eastAsia"/>
+              </w:rPr>
+            </w:pPr>
+            <w:r>
+              <w:rPr>
+                <w:rFonts w:hint="eastAsia"/>
+              </w:rPr>
+              <w:t>接口</w:t>
+            </w:r>
+          </w:p>
+        </w:tc>
+        <w:tc>
+          <w:tcPr>
+            <w:tcW w:w="3774" w:type="dxa"/>
+          </w:tcPr>
+          <w:p>
+            <w:pPr>
+              <w:ind w:left="0"/>
+              <w:rPr>
+                <w:rFonts w:hint="eastAsia"/>
+              </w:rPr>
+            </w:pPr>
+            <w:r>
+              <w:rPr>
+                <w:rFonts w:hint="eastAsia"/>
+              </w:rPr>
+              <w:t>作用</w:t>
+            </w:r>
+          </w:p>
+        </w:tc>
+      </w:tr>
+      <w:tr>
+        <w:tc>
+          <w:tcPr>
+            <w:tcW w:w="3774" w:type="dxa"/>
+          </w:tcPr>
+          <w:p>
+            <w:pPr>
+              <w:ind w:left="0"/>
+            </w:pPr>
+            <w:r>
+              <w:t>doesObjectExist</w:t>
+            </w:r>
+          </w:p>
+          <w:p>
+            <w:pPr>
+              <w:ind w:left="0"/>
+            </w:pPr>
+            <w:r>
+              <w:rPr>
+                <w:rFonts w:hint="eastAsia"/>
+              </w:rPr>
+              <w:t>参数：</w:t>
+            </w:r>
+          </w:p>
+          <w:p>
+            <w:pPr>
+              <w:ind w:left="0"/>
+            </w:pPr>
+            <w:r>
+              <w:rPr>
+                <w:rFonts w:hint="eastAsia"/>
+              </w:rPr>
+              <w:t>String</w:t>
+            </w:r>
+            <w:r>
+              <w:t xml:space="preserve"> bucketname</w:t>
+            </w:r>
+          </w:p>
+          <w:p>
+            <w:pPr>
+              <w:ind w:left="0"/>
+            </w:pPr>
+            <w:r>
+              <w:rPr>
+                <w:rFonts w:hint="eastAsia"/>
+              </w:rPr>
+              <w:t>String</w:t>
+            </w:r>
+            <w:r>
+              <w:t xml:space="preserve"> </w:t>
+            </w:r>
+            <w:r>
+              <w:rPr>
+                <w:rFonts w:hint="eastAsia"/>
+              </w:rPr>
+              <w:t>key</w:t>
+            </w:r>
+          </w:p>
+          <w:p>
+            <w:pPr>
+              <w:ind w:left="0"/>
+              <w:rPr>
+                <w:rFonts w:hint="eastAsia"/>
+              </w:rPr>
+            </w:pPr>
+            <w:r>
+              <w:rPr>
+                <w:rFonts w:hint="eastAsia"/>
+              </w:rPr>
+              <w:t>返回值：</w:t>
+            </w:r>
+            <w:r>
+              <w:rPr>
+                <w:rFonts w:hint="eastAsia"/>
+              </w:rPr>
+              <w:t>true</w:t>
+            </w:r>
+            <w:r>
+              <w:t>/false</w:t>
+            </w:r>
+          </w:p>
+        </w:tc>
+        <w:tc>
+          <w:tcPr>
+            <w:tcW w:w="3774" w:type="dxa"/>
+          </w:tcPr>
+          <w:p>
+            <w:pPr>
+              <w:ind w:left="0"/>
+              <w:rPr>
+                <w:rFonts w:hint="eastAsia"/>
+              </w:rPr>
+            </w:pPr>
+            <w:r>
+              <w:rPr>
+                <w:rFonts w:hint="eastAsia"/>
+              </w:rPr>
+              <w:t>发送</w:t>
+            </w:r>
+            <w:r>
+              <w:rPr>
+                <w:rFonts w:hint="eastAsia"/>
+              </w:rPr>
+              <w:t xml:space="preserve">HEAD </w:t>
+            </w:r>
+            <w:r>
+              <w:t>Object</w:t>
+            </w:r>
+            <w:r>
+              <w:rPr>
+                <w:rFonts w:hint="eastAsia"/>
+              </w:rPr>
+              <w:t>请求并处理响应，如果收到</w:t>
+            </w:r>
+            <w:r>
+              <w:rPr>
+                <w:rFonts w:hint="eastAsia"/>
+              </w:rPr>
+              <w:t>200</w:t>
+            </w:r>
+            <w:r>
+              <w:rPr>
+                <w:rFonts w:hint="eastAsia"/>
+              </w:rPr>
+              <w:t>返回</w:t>
+            </w:r>
+            <w:r>
+              <w:rPr>
+                <w:rFonts w:hint="eastAsia"/>
+              </w:rPr>
+              <w:t>true</w:t>
+            </w:r>
+            <w:r>
+              <w:rPr>
+                <w:rFonts w:hint="eastAsia"/>
+              </w:rPr>
+              <w:t>，如果收到</w:t>
+            </w:r>
+            <w:r>
+              <w:rPr>
+                <w:rFonts w:hint="eastAsia"/>
+              </w:rPr>
+              <w:t>404</w:t>
+            </w:r>
+            <w:r>
+              <w:rPr>
+                <w:rFonts w:hint="eastAsia"/>
+              </w:rPr>
+              <w:t>返回</w:t>
+            </w:r>
+            <w:r>
+              <w:rPr>
+                <w:rFonts w:hint="eastAsia"/>
+              </w:rPr>
+              <w:t>false</w:t>
+            </w:r>
+            <w:r>
+              <w:rPr>
+                <w:rFonts w:hint="eastAsia"/>
+              </w:rPr>
+              <w:t>，其他状态码抛出异常</w:t>
+            </w:r>
+          </w:p>
+        </w:tc>
+      </w:tr>
+    </w:tbl>
+    <w:p/>
+    <w:p>
+      <w:r>
+        <w:rPr>
+          <w:rFonts w:hint="eastAsia"/>
+        </w:rPr>
+        <w:lastRenderedPageBreak/>
+        <w:t>样例：</w:t>
+      </w:r>
+    </w:p>
+    <w:tbl>
+      <w:tblPr>
+        <w:tblStyle w:val="a9"/>
+        <w:tblW w:w="0" w:type="auto"/>
+        <w:tblInd w:w="748" w:type="dxa"/>
+        <w:tblLook w:val="04A0" w:firstRow="1" w:lastRow="0" w:firstColumn="1" w:lastColumn="0" w:noHBand="0" w:noVBand="1"/>
+      </w:tblPr>
+      <w:tblGrid>
+        <w:gridCol w:w="7548"/>
+      </w:tblGrid>
+      <w:tr>
+        <w:tc>
+          <w:tcPr>
+            <w:tcW w:w="8296" w:type="dxa"/>
+          </w:tcPr>
+          <w:p>
+            <w:pPr>
+              <w:ind w:left="0"/>
+              <w:rPr>
+                <w:rFonts w:hint="eastAsia"/>
+              </w:rPr>
+            </w:pPr>
+            <w:r>
+              <w:t>amazonS3.doesObjectExist(bucket, object);</w:t>
+            </w:r>
+          </w:p>
+        </w:tc>
+      </w:tr>
+    </w:tbl>
+    <w:p>
+      <w:pPr>
+        <w:rPr>
+          <w:rFonts w:hint="eastAsia"/>
+        </w:rPr>
+      </w:pPr>
+    </w:p>
+    <w:p>
+      <w:pPr>
         <w:pStyle w:val="10"/>
       </w:pPr>
-      <w:bookmarkStart w:id="2" w:name="_公共头部"/>
-      <w:bookmarkEnd w:id="2"/>
-      <w:r>
-        <w:rPr>
-          <w:rFonts w:hint="eastAsia"/>
-        </w:rPr>
-        <w:lastRenderedPageBreak/>
+      <w:bookmarkStart w:id="1" w:name="_公共头部"/>
+      <w:bookmarkEnd w:id="1"/>
+      <w:r>
+        <w:rPr>
+          <w:rFonts w:hint="eastAsia"/>
+        </w:rPr>
         <w:t>Story</w:t>
       </w:r>
       <w:r>
@@ -16360,6 +18225,7 @@
               <w:rPr>
                 <w:rFonts w:hint="eastAsia"/>
               </w:rPr>
+              <w:lastRenderedPageBreak/>
               <w:t>DELETE</w:t>
             </w:r>
           </w:p>
@@ -16535,13 +18401,11 @@
           <w:ilvl w:val="0"/>
           <w:numId w:val="56"/>
         </w:numPr>
-        <w:ind w:leftChars="0"/>
-      </w:pPr>
-      <w:r>
-        <w:rPr>
-          <w:rFonts w:hint="eastAsia"/>
-        </w:rPr>
-        <w:lastRenderedPageBreak/>
+      </w:pPr>
+      <w:r>
+        <w:rPr>
+          <w:rFonts w:hint="eastAsia"/>
+        </w:rPr>
         <w:t>增加对象（</w:t>
       </w:r>
       <w:r>
@@ -17676,7 +19540,14 @@
               <w:rPr>
                 <w:rFonts w:hint="eastAsia"/>
               </w:rPr>
-              <w:t>更新最新对象元数据表中的元数据，旧元数据写入历史对象元数据表，旧的对象数据不删除。</w:t>
+              <w:t>更新最新对象元数据表中的元数据，旧元数据写入历史对象元数据</w:t>
+            </w:r>
+            <w:r>
+              <w:rPr>
+                <w:rFonts w:hint="eastAsia"/>
+              </w:rPr>
+              <w:lastRenderedPageBreak/>
+              <w:t>表，旧的对象数据不删除。</w:t>
             </w:r>
           </w:p>
         </w:tc>
@@ -17693,6 +19564,7 @@
               <w:rPr>
                 <w:rFonts w:hint="eastAsia"/>
               </w:rPr>
+              <w:lastRenderedPageBreak/>
               <w:t>更新最新对象元数据表中的元数据，旧元数据的</w:t>
             </w:r>
             <w:r>
@@ -17732,7 +19604,14 @@
               <w:rPr>
                 <w:rFonts w:hint="eastAsia"/>
               </w:rPr>
-              <w:t>如果不为</w:t>
+              <w:t>如果不</w:t>
+            </w:r>
+            <w:r>
+              <w:rPr>
+                <w:rFonts w:hint="eastAsia"/>
+              </w:rPr>
+              <w:lastRenderedPageBreak/>
+              <w:t>为</w:t>
             </w:r>
             <w:r>
               <w:rPr>
@@ -18191,16 +20070,8 @@
         </w:rPr>
         <w:t>元数据集合空间下的最新元数据集合名为</w:t>
       </w:r>
-      <w:commentRangeStart w:id="3"/>
       <w:r>
         <w:t>ObjectMetaList</w:t>
-      </w:r>
-      <w:commentRangeEnd w:id="3"/>
-      <w:r>
-        <w:rPr>
-          <w:rStyle w:val="af"/>
-        </w:rPr>
-        <w:commentReference w:id="3"/>
       </w:r>
       <w:r>
         <w:rPr>
@@ -18541,6 +20412,7 @@
         <w:ind w:left="0"/>
       </w:pPr>
       <w:r>
+        <w:lastRenderedPageBreak/>
         <w:t>Version</w:t>
       </w:r>
       <w:r>
@@ -18627,7 +20499,6 @@
         </w:rPr>
       </w:pPr>
       <w:r>
-        <w:lastRenderedPageBreak/>
         <w:t xml:space="preserve"> </w:t>
       </w:r>
       <w:r>
@@ -18726,6 +20597,7 @@
         <w:rPr>
           <w:rFonts w:hint="eastAsia"/>
         </w:rPr>
+        <w:lastRenderedPageBreak/>
         <w:t>QueryForUpdate</w:t>
       </w:r>
       <w:r>
@@ -18826,7 +20698,6 @@
         <w:rPr>
           <w:rFonts w:hint="eastAsia"/>
         </w:rPr>
-        <w:lastRenderedPageBreak/>
         <w:t>先将原最新元数据写入历史元数据表，再更新最新元数据，避免原最新元数据在一部分时刻在最新元数据表和历史元数据表都查询不到任何关于此版本的记录。</w:t>
       </w:r>
     </w:p>
@@ -18847,7 +20718,7 @@
         </w:rPr>
         <w:t>增加对象的并发场景：</w:t>
       </w:r>
-      <w:commentRangeStart w:id="4"/>
+      <w:commentRangeStart w:id="2"/>
     </w:p>
     <w:p>
       <w:pPr>
@@ -18883,12 +20754,12 @@
         </w:rPr>
         <w:t>查询元数据时发现</w:t>
       </w:r>
-      <w:commentRangeEnd w:id="4"/>
+      <w:commentRangeEnd w:id="2"/>
       <w:r>
         <w:rPr>
           <w:rStyle w:val="af"/>
         </w:rPr>
-        <w:commentReference w:id="4"/>
+        <w:commentReference w:id="2"/>
       </w:r>
       <w:r>
         <w:rPr>
@@ -19322,10 +21193,13 @@
         <w:rPr>
           <w:rFonts w:hint="eastAsia"/>
         </w:rPr>
-        <w:t>对象名称超长，返回</w:t>
-      </w:r>
-      <w:r>
-        <w:t>KeyTooLongError</w:t>
+        <w:t>无权访问桶，返回</w:t>
+      </w:r>
+      <w:r>
+        <w:rPr>
+          <w:rFonts w:hint="eastAsia"/>
+        </w:rPr>
+        <w:t>AccessDenied</w:t>
       </w:r>
       <w:r>
         <w:rPr>
@@ -19345,16 +21219,13 @@
         <w:ind w:firstLineChars="0"/>
       </w:pPr>
       <w:r>
-        <w:t>Meta</w:t>
-      </w:r>
-      <w:r>
-        <w:rPr>
-          <w:rFonts w:hint="eastAsia"/>
-        </w:rPr>
-        <w:t>数据超长，返回</w:t>
-      </w:r>
-      <w:r>
-        <w:t>MetadataTooLarge</w:t>
+        <w:rPr>
+          <w:rFonts w:hint="eastAsia"/>
+        </w:rPr>
+        <w:t>对象名称超长，返回</w:t>
+      </w:r>
+      <w:r>
+        <w:t>KeyTooLongError</w:t>
       </w:r>
       <w:r>
         <w:rPr>
@@ -19374,22 +21245,16 @@
         <w:ind w:firstLineChars="0"/>
       </w:pPr>
       <w:r>
-        <w:rPr>
-          <w:rFonts w:hint="eastAsia"/>
-        </w:rPr>
-        <w:t>MD</w:t>
-      </w:r>
-      <w:r>
-        <w:t>5</w:t>
-      </w:r>
-      <w:r>
-        <w:rPr>
-          <w:rFonts w:hint="eastAsia"/>
-        </w:rPr>
-        <w:t>值无效，返回</w:t>
-      </w:r>
-      <w:r>
-        <w:t>InvalidDigest</w:t>
+        <w:t>Meta</w:t>
+      </w:r>
+      <w:r>
+        <w:rPr>
+          <w:rFonts w:hint="eastAsia"/>
+        </w:rPr>
+        <w:t>数据超长，返回</w:t>
+      </w:r>
+      <w:r>
+        <w:t>MetadataTooLarge</w:t>
       </w:r>
       <w:r>
         <w:rPr>
@@ -19421,10 +21286,10 @@
         <w:rPr>
           <w:rFonts w:hint="eastAsia"/>
         </w:rPr>
-        <w:t>值不匹配，返回</w:t>
-      </w:r>
-      <w:r>
-        <w:t>BadDigest</w:t>
+        <w:t>值无效，返回</w:t>
+      </w:r>
+      <w:r>
+        <w:t>InvalidDigest</w:t>
       </w:r>
       <w:r>
         <w:rPr>
@@ -19435,17 +21300,53 @@
     </w:p>
     <w:p>
       <w:pPr>
+        <w:pStyle w:val="aa"/>
+        <w:numPr>
+          <w:ilvl w:val="0"/>
+          <w:numId w:val="14"/>
+        </w:numPr>
+        <w:spacing w:beforeLines="50" w:before="156" w:afterLines="50" w:after="156"/>
+        <w:ind w:firstLineChars="0"/>
+      </w:pPr>
+      <w:r>
+        <w:rPr>
+          <w:rFonts w:hint="eastAsia"/>
+        </w:rPr>
+        <w:t>MD</w:t>
+      </w:r>
+      <w:r>
+        <w:t>5</w:t>
+      </w:r>
+      <w:r>
+        <w:rPr>
+          <w:rFonts w:hint="eastAsia"/>
+        </w:rPr>
+        <w:t>值不匹配，返回</w:t>
+      </w:r>
+      <w:r>
+        <w:t>BadDigest</w:t>
+      </w:r>
+      <w:r>
+        <w:rPr>
+          <w:rFonts w:hint="eastAsia"/>
+        </w:rPr>
+        <w:t>。</w:t>
+      </w:r>
+    </w:p>
+    <w:p>
+      <w:pPr>
         <w:pStyle w:val="3"/>
         <w:ind w:left="630"/>
       </w:pPr>
-      <w:bookmarkStart w:id="5" w:name="_查询对象（List_Objects_v2）"/>
-      <w:bookmarkStart w:id="6" w:name="_查询对象（GET_Bucket_(List"/>
-      <w:bookmarkEnd w:id="5"/>
-      <w:bookmarkEnd w:id="6"/>
-      <w:r>
-        <w:rPr>
-          <w:rFonts w:hint="eastAsia"/>
-        </w:rPr>
+      <w:bookmarkStart w:id="3" w:name="_查询对象（List_Objects_v2）"/>
+      <w:bookmarkStart w:id="4" w:name="_查询对象（GET_Bucket_(List"/>
+      <w:bookmarkEnd w:id="3"/>
+      <w:bookmarkEnd w:id="4"/>
+      <w:r>
+        <w:rPr>
+          <w:rFonts w:hint="eastAsia"/>
+        </w:rPr>
+        <w:lastRenderedPageBreak/>
         <w:t>查询对象（</w:t>
       </w:r>
       <w:r>
@@ -19538,7 +21439,6 @@
         <w:rPr>
           <w:rFonts w:hint="eastAsia"/>
         </w:rPr>
-        <w:lastRenderedPageBreak/>
         <w:t>请求中可携带</w:t>
       </w:r>
       <w:r>
@@ -20537,7 +22437,6 @@
         <w:rPr>
           <w:rFonts w:hint="eastAsia"/>
         </w:rPr>
-        <w:lastRenderedPageBreak/>
         <w:t>String</w:t>
       </w:r>
       <w:r>
@@ -21855,7 +23754,13 @@
         <w:rPr>
           <w:rFonts w:hint="eastAsia"/>
         </w:rPr>
-        <w:t>桶属于别人，返回</w:t>
+        <w:t>无权访问桶</w:t>
+      </w:r>
+      <w:r>
+        <w:rPr>
+          <w:rFonts w:hint="eastAsia"/>
+        </w:rPr>
+        <w:t>，返回</w:t>
       </w:r>
       <w:r>
         <w:rPr>
@@ -21930,16 +23835,16 @@
         </w:rPr>
         <w:t>。</w:t>
       </w:r>
-      <w:bookmarkStart w:id="7" w:name="_查询版本（GET_Bucket_Object"/>
-      <w:bookmarkEnd w:id="7"/>
+      <w:bookmarkStart w:id="5" w:name="_查询版本（GET_Bucket_Object"/>
+      <w:bookmarkEnd w:id="5"/>
     </w:p>
     <w:p>
       <w:pPr>
         <w:pStyle w:val="3"/>
         <w:ind w:left="630"/>
       </w:pPr>
-      <w:bookmarkStart w:id="8" w:name="_获取对象（GET_Object）"/>
-      <w:bookmarkEnd w:id="8"/>
+      <w:bookmarkStart w:id="6" w:name="_获取对象（GET_Object）"/>
+      <w:bookmarkEnd w:id="6"/>
       <w:r>
         <w:rPr>
           <w:rFonts w:hint="eastAsia"/>
@@ -23653,7 +25558,13 @@
         <w:rPr>
           <w:rFonts w:hint="eastAsia"/>
         </w:rPr>
-        <w:t>桶属于别人，返回</w:t>
+        <w:t>无权访问桶</w:t>
+      </w:r>
+      <w:r>
+        <w:rPr>
+          <w:rFonts w:hint="eastAsia"/>
+        </w:rPr>
+        <w:t>，返回</w:t>
       </w:r>
       <w:r>
         <w:rPr>
@@ -23865,7 +25776,85 @@
         <w:rPr>
           <w:rFonts w:hint="eastAsia"/>
         </w:rPr>
-        <w:t>和</w:t>
+        <w:t>中</w:t>
+      </w:r>
+      <w:r>
+        <w:rPr>
+          <w:rFonts w:hint="eastAsia"/>
+        </w:rPr>
+        <w:t>是否有</w:t>
+      </w:r>
+      <w:r>
+        <w:rPr>
+          <w:rFonts w:hint="eastAsia"/>
+        </w:rPr>
+        <w:t>Key</w:t>
+      </w:r>
+      <w:r>
+        <w:rPr>
+          <w:rFonts w:hint="eastAsia"/>
+        </w:rPr>
+        <w:t>值对应的记录，如果</w:t>
+      </w:r>
+      <w:r>
+        <w:rPr>
+          <w:rFonts w:hint="eastAsia"/>
+        </w:rPr>
+        <w:t>无</w:t>
+      </w:r>
+      <w:r>
+        <w:rPr>
+          <w:rFonts w:hint="eastAsia"/>
+        </w:rPr>
+        <w:t>key</w:t>
+      </w:r>
+      <w:r>
+        <w:rPr>
+          <w:rFonts w:hint="eastAsia"/>
+        </w:rPr>
+        <w:t>值对应的记录，返回</w:t>
+      </w:r>
+      <w:r>
+        <w:rPr>
+          <w:rFonts w:hint="eastAsia"/>
+        </w:rPr>
+        <w:t>NoSuchVersion</w:t>
+      </w:r>
+      <w:r>
+        <w:rPr>
+          <w:rFonts w:hint="eastAsia"/>
+        </w:rPr>
+        <w:t>，如果有</w:t>
+      </w:r>
+      <w:r>
+        <w:rPr>
+          <w:rFonts w:hint="eastAsia"/>
+        </w:rPr>
+        <w:t>Key</w:t>
+      </w:r>
+      <w:r>
+        <w:rPr>
+          <w:rFonts w:hint="eastAsia"/>
+        </w:rPr>
+        <w:t>但是无对应的</w:t>
+      </w:r>
+      <w:r>
+        <w:rPr>
+          <w:rFonts w:hint="eastAsia"/>
+        </w:rPr>
+        <w:t>VersionId</w:t>
+      </w:r>
+      <w:r>
+        <w:rPr>
+          <w:rFonts w:hint="eastAsia"/>
+        </w:rPr>
+        <w:t>，</w:t>
+      </w:r>
+      <w:r>
+        <w:rPr>
+          <w:rFonts w:hint="eastAsia"/>
+        </w:rPr>
+        <w:t>再在</w:t>
       </w:r>
       <w:r>
         <w:rPr>
@@ -23877,97 +25866,25 @@
         <w:rPr>
           <w:rFonts w:hint="eastAsia"/>
         </w:rPr>
-        <w:t>中</w:t>
-      </w:r>
-      <w:r>
-        <w:rPr>
-          <w:rFonts w:hint="eastAsia"/>
-        </w:rPr>
-        <w:t>是否有</w:t>
-      </w:r>
-      <w:r>
-        <w:rPr>
-          <w:rFonts w:hint="eastAsia"/>
-        </w:rPr>
-        <w:t>Key</w:t>
-      </w:r>
-      <w:r>
-        <w:rPr>
-          <w:rFonts w:hint="eastAsia"/>
-        </w:rPr>
-        <w:t>值</w:t>
-      </w:r>
-      <w:r>
-        <w:rPr>
-          <w:rFonts w:hint="eastAsia"/>
-        </w:rPr>
-        <w:t>+Version</w:t>
-      </w:r>
-      <w:r>
-        <w:t>Id</w:t>
-      </w:r>
-      <w:r>
-        <w:rPr>
-          <w:rFonts w:hint="eastAsia"/>
-        </w:rPr>
-        <w:t>对应的记录，如果</w:t>
-      </w:r>
-      <w:r>
-        <w:rPr>
-          <w:rFonts w:hint="eastAsia"/>
-        </w:rPr>
-        <w:t>无</w:t>
-      </w:r>
-      <w:r>
-        <w:rPr>
-          <w:rFonts w:hint="eastAsia"/>
-        </w:rPr>
-        <w:t>key</w:t>
-      </w:r>
-      <w:r>
-        <w:rPr>
-          <w:rFonts w:hint="eastAsia"/>
-        </w:rPr>
-        <w:t>值对应的记录，返回</w:t>
-      </w:r>
-      <w:r>
-        <w:rPr>
-          <w:rFonts w:hint="eastAsia"/>
-        </w:rPr>
-        <w:t>NoSuch</w:t>
-      </w:r>
-      <w:r>
-        <w:t>Key</w:t>
-      </w:r>
-      <w:r>
-        <w:rPr>
-          <w:rFonts w:hint="eastAsia"/>
-        </w:rPr>
-        <w:t>，如果有</w:t>
-      </w:r>
-      <w:r>
-        <w:rPr>
-          <w:rFonts w:hint="eastAsia"/>
-        </w:rPr>
-        <w:t>Key</w:t>
-      </w:r>
-      <w:r>
-        <w:rPr>
-          <w:rFonts w:hint="eastAsia"/>
-        </w:rPr>
-        <w:t>但是无对应的</w:t>
-      </w:r>
-      <w:r>
-        <w:rPr>
-          <w:rFonts w:hint="eastAsia"/>
-        </w:rPr>
-        <w:t>VersionId</w:t>
-      </w:r>
-      <w:r>
-        <w:rPr>
-          <w:rFonts w:hint="eastAsia"/>
-        </w:rPr>
-        <w:t>，返回</w:t>
+        <w:t>查询可以</w:t>
+      </w:r>
+      <w:r>
+        <w:rPr>
+          <w:rFonts w:hint="eastAsia"/>
+        </w:rPr>
+        <w:t>+versionId</w:t>
+      </w:r>
+      <w:r>
+        <w:rPr>
+          <w:rFonts w:hint="eastAsia"/>
+        </w:rPr>
+        <w:t>对应的记录，如果查不到</w:t>
+      </w:r>
+      <w:r>
+        <w:rPr>
+          <w:rFonts w:hint="eastAsia"/>
+        </w:rPr>
+        <w:t>返回</w:t>
       </w:r>
       <w:r>
         <w:rPr>
@@ -23998,12 +25915,6 @@
           <w:rFonts w:hint="eastAsia"/>
         </w:rPr>
         <w:t>MethodNotAllowed</w:t>
-      </w:r>
-      <w:r>
-        <w:rPr>
-          <w:rFonts w:hint="eastAsia"/>
-        </w:rPr>
-        <w:t>。</w:t>
       </w:r>
       <w:r>
         <w:rPr>
@@ -24015,7 +25926,19 @@
     <w:p>
       <w:pPr>
         <w:ind w:left="0" w:firstLine="420"/>
-      </w:pPr>
+        <w:rPr>
+          <w:rFonts w:hint="eastAsia"/>
+        </w:rPr>
+      </w:pPr>
+      <w:r>
+        <w:rPr>
+          <w:rFonts w:hint="eastAsia"/>
+        </w:rPr>
+        <w:t>根据请求携带的</w:t>
+      </w:r>
+      <w:r>
+        <w:t>If-ModifiedSince</w:t>
+      </w:r>
       <w:r>
         <w:rPr>
           <w:rFonts w:hint="eastAsia"/>
@@ -24023,13 +25946,7 @@
         <w:t>，</w:t>
       </w:r>
       <w:r>
-        <w:rPr>
-          <w:rFonts w:hint="eastAsia"/>
-        </w:rPr>
-        <w:t>并根据请求携带的</w:t>
-      </w:r>
-      <w:r>
-        <w:t>If-ModifiedSince</w:t>
+        <w:t>If-UnmodifiedSince</w:t>
       </w:r>
       <w:r>
         <w:rPr>
@@ -24038,7 +25955,7 @@
         <w:t>，</w:t>
       </w:r>
       <w:r>
-        <w:t>If-UnmodifiedSince</w:t>
+        <w:t>If-Match</w:t>
       </w:r>
       <w:r>
         <w:rPr>
@@ -24047,7 +25964,49 @@
         <w:t>，</w:t>
       </w:r>
       <w:r>
-        <w:t>If-Match</w:t>
+        <w:t>If-None-Match</w:t>
+      </w:r>
+      <w:r>
+        <w:rPr>
+          <w:rFonts w:hint="eastAsia"/>
+        </w:rPr>
+        <w:t>进行匹配，</w:t>
+      </w:r>
+      <w:r>
+        <w:rPr>
+          <w:rFonts w:hint="eastAsia"/>
+        </w:rPr>
+        <w:t>如果有该</w:t>
+      </w:r>
+      <w:r>
+        <w:rPr>
+          <w:rFonts w:hint="eastAsia"/>
+        </w:rPr>
+        <w:t>Key</w:t>
+      </w:r>
+      <w:r>
+        <w:rPr>
+          <w:rFonts w:hint="eastAsia"/>
+        </w:rPr>
+        <w:t>且匹配成功，</w:t>
+      </w:r>
+      <w:r>
+        <w:rPr>
+          <w:rFonts w:hint="eastAsia"/>
+        </w:rPr>
+        <w:t>则获取该记录对应</w:t>
+      </w:r>
+      <w:r>
+        <w:rPr>
+          <w:rFonts w:hint="eastAsia"/>
+        </w:rPr>
+        <w:t>的</w:t>
+      </w:r>
+      <w:r>
+        <w:rPr>
+          <w:rFonts w:hint="eastAsia"/>
+        </w:rPr>
+        <w:t>Cs</w:t>
       </w:r>
       <w:r>
         <w:rPr>
@@ -24056,43 +26015,28 @@
         <w:t>，</w:t>
       </w:r>
       <w:r>
-        <w:t>If-None-Match</w:t>
-      </w:r>
-      <w:r>
-        <w:rPr>
-          <w:rFonts w:hint="eastAsia"/>
-        </w:rPr>
-        <w:t>进行匹配，</w:t>
-      </w:r>
-      <w:r>
-        <w:rPr>
-          <w:rFonts w:hint="eastAsia"/>
-        </w:rPr>
-        <w:t>如果有该</w:t>
-      </w:r>
-      <w:r>
-        <w:rPr>
-          <w:rFonts w:hint="eastAsia"/>
-        </w:rPr>
-        <w:t>Key</w:t>
-      </w:r>
-      <w:r>
-        <w:rPr>
-          <w:rFonts w:hint="eastAsia"/>
-        </w:rPr>
-        <w:t>且匹配成功，</w:t>
-      </w:r>
-      <w:r>
-        <w:rPr>
-          <w:rFonts w:hint="eastAsia"/>
-        </w:rPr>
-        <w:t>则获取该记录对应</w:t>
-      </w:r>
-      <w:r>
-        <w:rPr>
-          <w:rFonts w:hint="eastAsia"/>
-        </w:rPr>
-        <w:t>的</w:t>
+        <w:rPr>
+          <w:rFonts w:hint="eastAsia"/>
+        </w:rPr>
+        <w:t>Cl</w:t>
+      </w:r>
+      <w:r>
+        <w:rPr>
+          <w:rFonts w:hint="eastAsia"/>
+        </w:rPr>
+        <w:t>和</w:t>
+      </w:r>
+      <w:r>
+        <w:rPr>
+          <w:rFonts w:hint="eastAsia"/>
+        </w:rPr>
+        <w:t>LobId</w:t>
+      </w:r>
+      <w:r>
+        <w:rPr>
+          <w:rFonts w:hint="eastAsia"/>
+        </w:rPr>
+        <w:t>。根据</w:t>
       </w:r>
       <w:r>
         <w:rPr>
@@ -24128,42 +26072,6 @@
         <w:rPr>
           <w:rFonts w:hint="eastAsia"/>
         </w:rPr>
-        <w:t>。根据</w:t>
-      </w:r>
-      <w:r>
-        <w:rPr>
-          <w:rFonts w:hint="eastAsia"/>
-        </w:rPr>
-        <w:t>Cs</w:t>
-      </w:r>
-      <w:r>
-        <w:rPr>
-          <w:rFonts w:hint="eastAsia"/>
-        </w:rPr>
-        <w:t>，</w:t>
-      </w:r>
-      <w:r>
-        <w:rPr>
-          <w:rFonts w:hint="eastAsia"/>
-        </w:rPr>
-        <w:t>Cl</w:t>
-      </w:r>
-      <w:r>
-        <w:rPr>
-          <w:rFonts w:hint="eastAsia"/>
-        </w:rPr>
-        <w:t>和</w:t>
-      </w:r>
-      <w:r>
-        <w:rPr>
-          <w:rFonts w:hint="eastAsia"/>
-        </w:rPr>
-        <w:t>LobId</w:t>
-      </w:r>
-      <w:r>
-        <w:rPr>
-          <w:rFonts w:hint="eastAsia"/>
-        </w:rPr>
         <w:t>获取</w:t>
       </w:r>
       <w:r>
@@ -24176,52 +26084,78 @@
         <w:rPr>
           <w:rFonts w:hint="eastAsia"/>
         </w:rPr>
-        <w:t>对象，</w:t>
-      </w:r>
-      <w:r>
-        <w:rPr>
-          <w:rFonts w:hint="eastAsia"/>
-        </w:rPr>
-        <w:t>如果请求中携带了</w:t>
-      </w:r>
-      <w:r>
-        <w:rPr>
-          <w:rFonts w:hint="eastAsia"/>
-        </w:rPr>
-        <w:t>range</w:t>
-      </w:r>
-      <w:r>
-        <w:rPr>
-          <w:rFonts w:hint="eastAsia"/>
-        </w:rPr>
-        <w:t>参数，则只获取</w:t>
-      </w:r>
-      <w:r>
-        <w:rPr>
-          <w:rFonts w:hint="eastAsia"/>
-        </w:rPr>
-        <w:t>range</w:t>
-      </w:r>
-      <w:r>
-        <w:rPr>
-          <w:rFonts w:hint="eastAsia"/>
-        </w:rPr>
-        <w:t>指定的字节数</w:t>
-      </w:r>
-      <w:r>
-        <w:rPr>
-          <w:rFonts w:hint="eastAsia"/>
-        </w:rPr>
-        <w:t>。</w:t>
+        <w:t>对象</w:t>
       </w:r>
     </w:p>
     <w:p>
       <w:pPr>
         <w:ind w:left="0" w:firstLine="420"/>
       </w:pPr>
+      <w:r>
+        <w:rPr>
+          <w:rFonts w:hint="eastAsia"/>
+        </w:rPr>
+        <w:t>如果请求中携带了</w:t>
+      </w:r>
+      <w:r>
+        <w:rPr>
+          <w:rFonts w:hint="eastAsia"/>
+        </w:rPr>
+        <w:t>range</w:t>
+      </w:r>
+      <w:r>
+        <w:rPr>
+          <w:rFonts w:hint="eastAsia"/>
+        </w:rPr>
+        <w:t>参数，则只获取</w:t>
+      </w:r>
+      <w:r>
+        <w:rPr>
+          <w:rFonts w:hint="eastAsia"/>
+        </w:rPr>
+        <w:t>range</w:t>
+      </w:r>
+      <w:r>
+        <w:rPr>
+          <w:rFonts w:hint="eastAsia"/>
+        </w:rPr>
+        <w:t>指定的字节数</w:t>
+      </w:r>
+      <w:r>
+        <w:rPr>
+          <w:rFonts w:hint="eastAsia"/>
+        </w:rPr>
+        <w:t>，如果</w:t>
+      </w:r>
+      <w:r>
+        <w:rPr>
+          <w:rFonts w:hint="eastAsia"/>
+        </w:rPr>
+        <w:t>range</w:t>
+      </w:r>
+      <w:r>
+        <w:rPr>
+          <w:rFonts w:hint="eastAsia"/>
+        </w:rPr>
+        <w:t>指定的范围无法获取，返回</w:t>
+      </w:r>
+      <w:r>
+        <w:t>RangeNotSatisfiable</w:t>
+      </w:r>
+      <w:r>
+        <w:rPr>
+          <w:rFonts w:hint="eastAsia"/>
+        </w:rPr>
+        <w:t>。</w:t>
+      </w:r>
     </w:p>
     <w:p>
       <w:pPr>
+        <w:ind w:left="0" w:firstLine="420"/>
+      </w:pPr>
+    </w:p>
+    <w:p>
+      <w:pPr>
         <w:spacing w:beforeLines="50" w:before="156" w:afterLines="50" w:after="156"/>
         <w:ind w:left="0" w:firstLineChars="200" w:firstLine="420"/>
       </w:pPr>
@@ -24249,10 +26183,10 @@
         </w:rPr>
         <w:lastRenderedPageBreak/>
         <w:drawing>
-          <wp:inline distT="0" distB="0" distL="0" distR="0" wp14:anchorId="61DCE8B5" wp14:editId="2CD4C22C">
-            <wp:extent cx="5274310" cy="6411385"/>
-            <wp:effectExtent l="0" t="0" r="2540" b="8890"/>
-            <wp:docPr id="28" name="图片 28"/>
+          <wp:inline distT="0" distB="0" distL="0" distR="0" wp14:anchorId="029DC748" wp14:editId="4EC38029">
+            <wp:extent cx="5274310" cy="6165322"/>
+            <wp:effectExtent l="0" t="0" r="2540" b="6985"/>
+            <wp:docPr id="11" name="图片 11"/>
             <wp:cNvGraphicFramePr>
               <a:graphicFrameLocks xmlns:a="http://schemas.openxmlformats.org/drawingml/2006/main" noChangeAspect="1"/>
             </wp:cNvGraphicFramePr>
@@ -24260,7 +26194,7 @@
               <a:graphicData uri="http://schemas.openxmlformats.org/drawingml/2006/picture">
                 <pic:pic xmlns:pic="http://schemas.openxmlformats.org/drawingml/2006/picture">
                   <pic:nvPicPr>
-                    <pic:cNvPr id="0" name="Picture 23"/>
+                    <pic:cNvPr id="0" name="Picture 5"/>
                     <pic:cNvPicPr>
                       <a:picLocks noChangeAspect="1" noChangeArrowheads="1"/>
                     </pic:cNvPicPr>
@@ -24281,7 +26215,7 @@
                   <pic:spPr bwMode="auto">
                     <a:xfrm>
                       <a:off x="0" y="0"/>
-                      <a:ext cx="5274310" cy="6411385"/>
+                      <a:ext cx="5274310" cy="6165322"/>
                     </a:xfrm>
                     <a:prstGeom prst="rect">
                       <a:avLst/>
@@ -24628,7 +26562,6 @@
         <w:t>操作会返回</w:t>
       </w:r>
       <w:r>
-        <w:lastRenderedPageBreak/>
         <w:t>SDB_LOB_IS_IN_USE</w:t>
       </w:r>
       <w:r>
@@ -24701,6 +26634,7 @@
         <w:rPr>
           <w:rFonts w:hint="eastAsia"/>
         </w:rPr>
+        <w:lastRenderedPageBreak/>
         <w:t>异常场景：</w:t>
       </w:r>
     </w:p>
@@ -24747,7 +26681,13 @@
         <w:rPr>
           <w:rFonts w:hint="eastAsia"/>
         </w:rPr>
-        <w:t>桶不属于自己，返回</w:t>
+        <w:t>无权访问桶</w:t>
+      </w:r>
+      <w:r>
+        <w:rPr>
+          <w:rFonts w:hint="eastAsia"/>
+        </w:rPr>
+        <w:t>，返回</w:t>
       </w:r>
       <w:r>
         <w:rPr>
@@ -24764,108 +26704,11 @@
     </w:p>
     <w:p>
       <w:pPr>
-        <w:pStyle w:val="aa"/>
-        <w:numPr>
-          <w:ilvl w:val="0"/>
-          <w:numId w:val="15"/>
-        </w:numPr>
-        <w:spacing w:beforeLines="50" w:before="156" w:afterLines="50" w:after="156"/>
-        <w:ind w:firstLineChars="0"/>
-      </w:pPr>
-      <w:r>
-        <w:rPr>
-          <w:rFonts w:hint="eastAsia"/>
-        </w:rPr>
-        <w:t>查不到指定的</w:t>
-      </w:r>
-      <w:r>
-        <w:rPr>
-          <w:rFonts w:hint="eastAsia"/>
-        </w:rPr>
-        <w:t>key</w:t>
-      </w:r>
-      <w:r>
-        <w:rPr>
-          <w:rFonts w:hint="eastAsia"/>
-        </w:rPr>
-        <w:t>的有效记录，返回</w:t>
-      </w:r>
-      <w:r>
-        <w:rPr>
-          <w:rFonts w:hint="eastAsia"/>
-        </w:rPr>
-        <w:t>NoSuchKey</w:t>
-      </w:r>
-      <w:r>
-        <w:rPr>
-          <w:rFonts w:hint="eastAsia"/>
-        </w:rPr>
-        <w:t>。</w:t>
-      </w:r>
-    </w:p>
-    <w:p>
-      <w:pPr>
-        <w:pStyle w:val="aa"/>
-        <w:numPr>
-          <w:ilvl w:val="0"/>
-          <w:numId w:val="15"/>
-        </w:numPr>
-        <w:spacing w:beforeLines="50" w:before="156" w:afterLines="50" w:after="156"/>
-        <w:ind w:firstLineChars="0"/>
-      </w:pPr>
-      <w:r>
-        <w:rPr>
-          <w:rFonts w:hint="eastAsia"/>
-        </w:rPr>
-        <w:t>查不到</w:t>
-      </w:r>
-      <w:r>
-        <w:rPr>
-          <w:rFonts w:hint="eastAsia"/>
-        </w:rPr>
-        <w:t>Key</w:t>
-      </w:r>
-      <w:r>
-        <w:rPr>
-          <w:rFonts w:hint="eastAsia"/>
-        </w:rPr>
-        <w:t>对应的</w:t>
-      </w:r>
-      <w:r>
-        <w:rPr>
-          <w:rFonts w:hint="eastAsia"/>
-        </w:rPr>
-        <w:t>Version</w:t>
-      </w:r>
-      <w:r>
-        <w:rPr>
-          <w:rFonts w:hint="eastAsia"/>
-        </w:rPr>
-        <w:t>，返回</w:t>
-      </w:r>
-      <w:r>
-        <w:rPr>
-          <w:rFonts w:hint="eastAsia"/>
-        </w:rPr>
-        <w:t>NoSuch</w:t>
-      </w:r>
-      <w:r>
-        <w:t>Version</w:t>
-      </w:r>
-      <w:r>
-        <w:rPr>
-          <w:rFonts w:hint="eastAsia"/>
-        </w:rPr>
-        <w:t>。</w:t>
-      </w:r>
-    </w:p>
-    <w:p>
-      <w:pPr>
         <w:pStyle w:val="3"/>
         <w:ind w:left="630"/>
       </w:pPr>
-      <w:bookmarkStart w:id="9" w:name="_删除对象（DELETE_Object）"/>
-      <w:bookmarkEnd w:id="9"/>
+      <w:bookmarkStart w:id="7" w:name="_删除对象（DELETE_Object）"/>
+      <w:bookmarkEnd w:id="7"/>
       <w:r>
         <w:rPr>
           <w:rFonts w:hint="eastAsia"/>
@@ -25855,7 +27698,6 @@
         <w:rPr>
           <w:rFonts w:hint="eastAsia"/>
         </w:rPr>
-        <w:lastRenderedPageBreak/>
         <w:t>versionId</w:t>
       </w:r>
       <w:r>
@@ -26412,7 +28254,13 @@
           <w:rFonts w:hint="eastAsia"/>
         </w:rPr>
         <w:lastRenderedPageBreak/>
-        <w:t>桶属于别人，返回</w:t>
+        <w:t>无权访问桶</w:t>
+      </w:r>
+      <w:r>
+        <w:rPr>
+          <w:rFonts w:hint="eastAsia"/>
+        </w:rPr>
+        <w:t>，返回</w:t>
       </w:r>
       <w:r>
         <w:rPr>
@@ -26429,18 +28277,642 @@
     </w:p>
     <w:p>
       <w:pPr>
+        <w:pStyle w:val="3"/>
+      </w:pPr>
+      <w:r>
+        <w:rPr>
+          <w:rFonts w:hint="eastAsia"/>
+        </w:rPr>
+        <w:t>HEAD</w:t>
+      </w:r>
+      <w:r>
+        <w:t xml:space="preserve"> </w:t>
+      </w:r>
+      <w:r>
+        <w:rPr>
+          <w:rFonts w:hint="eastAsia"/>
+        </w:rPr>
+        <w:t>Object</w:t>
+      </w:r>
+      <w:r>
+        <w:rPr>
+          <w:rFonts w:hint="eastAsia"/>
+        </w:rPr>
+        <w:t>（</w:t>
+      </w:r>
+      <w:r>
+        <w:rPr>
+          <w:rFonts w:hint="eastAsia"/>
+        </w:rPr>
+        <w:t>HEAD</w:t>
+      </w:r>
+      <w:r>
+        <w:t xml:space="preserve"> </w:t>
+      </w:r>
+      <w:r>
+        <w:rPr>
+          <w:rFonts w:hint="eastAsia"/>
+        </w:rPr>
+        <w:t>Object</w:t>
+      </w:r>
+      <w:r>
+        <w:rPr>
+          <w:rFonts w:hint="eastAsia"/>
+        </w:rPr>
+        <w:t>）</w:t>
+      </w:r>
+    </w:p>
+    <w:p>
+      <w:pPr>
+        <w:ind w:left="0" w:firstLine="420"/>
+      </w:pPr>
+      <w:r>
+        <w:rPr>
+          <w:rFonts w:hint="eastAsia"/>
+        </w:rPr>
+        <w:t>HEAD</w:t>
+      </w:r>
+      <w:r>
+        <w:rPr>
+          <w:rFonts w:hint="eastAsia"/>
+        </w:rPr>
+        <w:t>对象默认只查询</w:t>
+      </w:r>
+      <w:r>
+        <w:rPr>
+          <w:rFonts w:hint="eastAsia"/>
+        </w:rPr>
+        <w:t>当前最新的对象，如果请求中指定了</w:t>
+      </w:r>
+      <w:r>
+        <w:rPr>
+          <w:rFonts w:hint="eastAsia"/>
+        </w:rPr>
+        <w:t>versionId</w:t>
+      </w:r>
+      <w:r>
+        <w:rPr>
+          <w:rFonts w:hint="eastAsia"/>
+        </w:rPr>
+        <w:t>，则按照</w:t>
+      </w:r>
+      <w:r>
+        <w:rPr>
+          <w:rFonts w:hint="eastAsia"/>
+        </w:rPr>
+        <w:t>versionId</w:t>
+      </w:r>
+      <w:r>
+        <w:rPr>
+          <w:rFonts w:hint="eastAsia"/>
+        </w:rPr>
+        <w:t>获取相应对象。</w:t>
+      </w:r>
+      <w:r>
+        <w:rPr>
+          <w:rFonts w:hint="eastAsia"/>
+        </w:rPr>
+        <w:t>HEAD</w:t>
+      </w:r>
+      <w:r>
+        <w:rPr>
+          <w:rFonts w:hint="eastAsia"/>
+        </w:rPr>
+        <w:t>的响应消息中不包含</w:t>
+      </w:r>
+      <w:r>
+        <w:rPr>
+          <w:rFonts w:hint="eastAsia"/>
+        </w:rPr>
+        <w:t>body</w:t>
+      </w:r>
+      <w:r>
+        <w:rPr>
+          <w:rFonts w:hint="eastAsia"/>
+        </w:rPr>
+        <w:t>，因此不体现</w:t>
+      </w:r>
+      <w:r>
+        <w:rPr>
+          <w:rFonts w:hint="eastAsia"/>
+        </w:rPr>
+        <w:t>error.code</w:t>
+      </w:r>
+      <w:r>
+        <w:rPr>
+          <w:rFonts w:hint="eastAsia"/>
+        </w:rPr>
+        <w:t>和</w:t>
+      </w:r>
+      <w:r>
+        <w:rPr>
+          <w:rFonts w:hint="eastAsia"/>
+        </w:rPr>
+        <w:t>error.message</w:t>
+      </w:r>
+    </w:p>
+    <w:p>
+      <w:pPr>
+        <w:ind w:left="0" w:firstLine="420"/>
+      </w:pPr>
+      <w:r>
+        <w:rPr>
+          <w:rFonts w:hint="eastAsia"/>
+        </w:rPr>
+        <w:t>如果无权限访问</w:t>
+      </w:r>
+      <w:r>
+        <w:rPr>
+          <w:rFonts w:hint="eastAsia"/>
+        </w:rPr>
+        <w:t>Bucket</w:t>
+      </w:r>
+      <w:r>
+        <w:rPr>
+          <w:rFonts w:hint="eastAsia"/>
+        </w:rPr>
+        <w:t>或者</w:t>
+      </w:r>
+      <w:r>
+        <w:rPr>
+          <w:rFonts w:hint="eastAsia"/>
+        </w:rPr>
+        <w:t>Object</w:t>
+      </w:r>
+      <w:r>
+        <w:rPr>
+          <w:rFonts w:hint="eastAsia"/>
+        </w:rPr>
+        <w:t>，返回</w:t>
+      </w:r>
+      <w:r>
+        <w:rPr>
+          <w:rFonts w:hint="eastAsia"/>
+        </w:rPr>
+        <w:t>4</w:t>
+      </w:r>
+      <w:r>
+        <w:t>03</w:t>
+      </w:r>
+    </w:p>
+    <w:p>
+      <w:pPr>
+        <w:ind w:left="0" w:firstLine="420"/>
+        <w:rPr>
+          <w:rFonts w:hint="eastAsia"/>
+        </w:rPr>
+      </w:pPr>
+      <w:r>
+        <w:rPr>
+          <w:rFonts w:hint="eastAsia"/>
+        </w:rPr>
+        <w:t>桶不存在，返回</w:t>
+      </w:r>
+      <w:r>
+        <w:rPr>
+          <w:rFonts w:hint="eastAsia"/>
+        </w:rPr>
+        <w:t>4</w:t>
+      </w:r>
+      <w:r>
+        <w:t>04.</w:t>
+      </w:r>
+    </w:p>
+    <w:p>
+      <w:pPr>
+        <w:ind w:left="0" w:firstLine="420"/>
+      </w:pPr>
+      <w:r>
+        <w:rPr>
+          <w:rFonts w:hint="eastAsia"/>
+        </w:rPr>
+        <w:t>如果不携带</w:t>
+      </w:r>
+      <w:r>
+        <w:rPr>
+          <w:rFonts w:hint="eastAsia"/>
+        </w:rPr>
+        <w:t>versionId</w:t>
+      </w:r>
+      <w:r>
+        <w:rPr>
+          <w:rFonts w:hint="eastAsia"/>
+        </w:rPr>
+        <w:t>，查询</w:t>
+      </w:r>
+      <w:r>
+        <w:rPr>
+          <w:rFonts w:hint="eastAsia"/>
+        </w:rPr>
+        <w:t>ObjectMetaList</w:t>
+      </w:r>
+      <w:r>
+        <w:rPr>
+          <w:rFonts w:hint="eastAsia"/>
+        </w:rPr>
+        <w:t>中是否有</w:t>
+      </w:r>
+      <w:r>
+        <w:rPr>
+          <w:rFonts w:hint="eastAsia"/>
+        </w:rPr>
+        <w:t>Key</w:t>
+      </w:r>
+      <w:r>
+        <w:rPr>
+          <w:rFonts w:hint="eastAsia"/>
+        </w:rPr>
+        <w:t>值对应的非删除标记记录，如果查不到，则返回</w:t>
+      </w:r>
+      <w:r>
+        <w:t>404</w:t>
+      </w:r>
+      <w:r>
+        <w:rPr>
+          <w:rFonts w:hint="eastAsia"/>
+        </w:rPr>
+        <w:t>。</w:t>
+      </w:r>
+    </w:p>
+    <w:p>
+      <w:pPr>
+        <w:ind w:left="0" w:firstLine="420"/>
+      </w:pPr>
+      <w:r>
+        <w:rPr>
+          <w:rFonts w:hint="eastAsia"/>
+        </w:rPr>
+        <w:t>如果携带</w:t>
+      </w:r>
+      <w:r>
+        <w:rPr>
+          <w:rFonts w:hint="eastAsia"/>
+        </w:rPr>
+        <w:t>versionId</w:t>
+      </w:r>
+      <w:r>
+        <w:rPr>
+          <w:rFonts w:hint="eastAsia"/>
+        </w:rPr>
+        <w:t>，在</w:t>
+      </w:r>
+      <w:r>
+        <w:rPr>
+          <w:rFonts w:hint="eastAsia"/>
+        </w:rPr>
+        <w:t>ObjectMetaList</w:t>
+      </w:r>
+      <w:r>
+        <w:rPr>
+          <w:rFonts w:hint="eastAsia"/>
+        </w:rPr>
+        <w:t>和</w:t>
+      </w:r>
+      <w:r>
+        <w:rPr>
+          <w:rFonts w:hint="eastAsia"/>
+        </w:rPr>
+        <w:t>HisObjectMetaList</w:t>
+      </w:r>
+      <w:r>
+        <w:rPr>
+          <w:rFonts w:hint="eastAsia"/>
+        </w:rPr>
+        <w:t>两个表</w:t>
+      </w:r>
+      <w:r>
+        <w:rPr>
+          <w:rFonts w:hint="eastAsia"/>
+        </w:rPr>
+        <w:t>中</w:t>
+      </w:r>
+      <w:r>
+        <w:rPr>
+          <w:rFonts w:hint="eastAsia"/>
+        </w:rPr>
+        <w:t>查询是否有</w:t>
+      </w:r>
+      <w:r>
+        <w:rPr>
+          <w:rFonts w:hint="eastAsia"/>
+        </w:rPr>
+        <w:t>key+versionId</w:t>
+      </w:r>
+      <w:r>
+        <w:rPr>
+          <w:rFonts w:hint="eastAsia"/>
+        </w:rPr>
+        <w:t>对应的记录，如果无对应的记录，返回</w:t>
+      </w:r>
+      <w:r>
+        <w:t>404</w:t>
+      </w:r>
+      <w:r>
+        <w:rPr>
+          <w:rFonts w:hint="eastAsia"/>
+        </w:rPr>
+        <w:t>，如果有对应的</w:t>
+      </w:r>
+      <w:r>
+        <w:rPr>
+          <w:rFonts w:hint="eastAsia"/>
+        </w:rPr>
+        <w:t>Key+versionId</w:t>
+      </w:r>
+      <w:r>
+        <w:rPr>
+          <w:rFonts w:hint="eastAsia"/>
+        </w:rPr>
+        <w:t>记录，但是该记录为删除标记，则返回</w:t>
+      </w:r>
+      <w:r>
+        <w:t>404</w:t>
+      </w:r>
+      <w:r>
+        <w:rPr>
+          <w:rFonts w:hint="eastAsia"/>
+        </w:rPr>
+        <w:t>。</w:t>
+      </w:r>
+    </w:p>
+    <w:p>
+      <w:pPr>
+        <w:ind w:left="0" w:firstLineChars="200" w:firstLine="420"/>
+        <w:rPr>
+          <w:rFonts w:hint="eastAsia"/>
+        </w:rPr>
+      </w:pPr>
+      <w:r>
+        <w:rPr>
+          <w:rFonts w:hint="eastAsia"/>
+        </w:rPr>
+        <w:t>根据请求携带的</w:t>
+      </w:r>
+      <w:r>
+        <w:t>If-ModifiedSince</w:t>
+      </w:r>
+      <w:r>
+        <w:rPr>
+          <w:rFonts w:hint="eastAsia"/>
+        </w:rPr>
+        <w:t>，</w:t>
+      </w:r>
+      <w:r>
+        <w:t>If-UnmodifiedSince</w:t>
+      </w:r>
+      <w:r>
+        <w:rPr>
+          <w:rFonts w:hint="eastAsia"/>
+        </w:rPr>
+        <w:t>，</w:t>
+      </w:r>
+      <w:r>
+        <w:t>If-Match</w:t>
+      </w:r>
+      <w:r>
+        <w:rPr>
+          <w:rFonts w:hint="eastAsia"/>
+        </w:rPr>
+        <w:t>，</w:t>
+      </w:r>
+      <w:r>
+        <w:t>If-None-Match</w:t>
+      </w:r>
+      <w:r>
+        <w:rPr>
+          <w:rFonts w:hint="eastAsia"/>
+        </w:rPr>
+        <w:t>进行匹配，</w:t>
+      </w:r>
+      <w:r>
+        <w:rPr>
+          <w:rFonts w:hint="eastAsia"/>
+        </w:rPr>
+        <w:t>如果不匹配，则根据匹配结果返回</w:t>
+      </w:r>
+      <w:r>
+        <w:rPr>
+          <w:rFonts w:hint="eastAsia"/>
+        </w:rPr>
+        <w:t>304</w:t>
+      </w:r>
+      <w:r>
+        <w:rPr>
+          <w:rFonts w:hint="eastAsia"/>
+        </w:rPr>
+        <w:t>或</w:t>
+      </w:r>
+      <w:r>
+        <w:rPr>
+          <w:rFonts w:hint="eastAsia"/>
+        </w:rPr>
+        <w:t>412</w:t>
+      </w:r>
+      <w:r>
+        <w:rPr>
+          <w:rFonts w:hint="eastAsia"/>
+        </w:rPr>
+        <w:t>。</w:t>
+      </w:r>
+      <w:r>
+        <w:rPr>
+          <w:rFonts w:hint="eastAsia"/>
+        </w:rPr>
+        <w:t xml:space="preserve"> </w:t>
+      </w:r>
+    </w:p>
+    <w:p>
+      <w:pPr>
+        <w:ind w:left="0" w:firstLineChars="200" w:firstLine="420"/>
+      </w:pPr>
+      <w:r>
+        <w:rPr>
+          <w:rFonts w:hint="eastAsia"/>
+        </w:rPr>
+        <w:t>如果请求中携带了</w:t>
+      </w:r>
+      <w:r>
+        <w:rPr>
+          <w:rFonts w:hint="eastAsia"/>
+        </w:rPr>
+        <w:t>range</w:t>
+      </w:r>
+      <w:r>
+        <w:rPr>
+          <w:rFonts w:hint="eastAsia"/>
+        </w:rPr>
+        <w:t>参数，</w:t>
+      </w:r>
+      <w:r>
+        <w:rPr>
+          <w:rFonts w:hint="eastAsia"/>
+        </w:rPr>
+        <w:t>根据</w:t>
+      </w:r>
+      <w:r>
+        <w:rPr>
+          <w:rFonts w:hint="eastAsia"/>
+        </w:rPr>
+        <w:t>range</w:t>
+      </w:r>
+      <w:r>
+        <w:rPr>
+          <w:rFonts w:hint="eastAsia"/>
+        </w:rPr>
+        <w:t>参数检查对象的长度是否满足</w:t>
+      </w:r>
+      <w:r>
+        <w:rPr>
+          <w:rFonts w:hint="eastAsia"/>
+        </w:rPr>
+        <w:t>range</w:t>
+      </w:r>
+      <w:r>
+        <w:rPr>
+          <w:rFonts w:hint="eastAsia"/>
+        </w:rPr>
+        <w:t>的要求，如果</w:t>
+      </w:r>
+      <w:r>
+        <w:rPr>
+          <w:rFonts w:hint="eastAsia"/>
+        </w:rPr>
+        <w:t>range</w:t>
+      </w:r>
+      <w:r>
+        <w:rPr>
+          <w:rFonts w:hint="eastAsia"/>
+        </w:rPr>
+        <w:t>的</w:t>
+      </w:r>
+      <w:r>
+        <w:rPr>
+          <w:rFonts w:hint="eastAsia"/>
+        </w:rPr>
+        <w:t>起始长度超过了对象的最大长度，返回</w:t>
+      </w:r>
+      <w:r>
+        <w:rPr>
+          <w:rFonts w:hint="eastAsia"/>
+        </w:rPr>
+        <w:t>416</w:t>
+      </w:r>
+      <w:r>
+        <w:rPr>
+          <w:rFonts w:hint="eastAsia"/>
+        </w:rPr>
+        <w:t>。</w:t>
+      </w:r>
+    </w:p>
+    <w:p>
+      <w:pPr>
+        <w:ind w:left="0" w:firstLineChars="200" w:firstLine="420"/>
+      </w:pPr>
+      <w:r>
+        <w:rPr>
+          <w:rFonts w:hint="eastAsia"/>
+        </w:rPr>
+        <w:t>如果查到对应的记录并且各项匹配条件都符合，则返回</w:t>
+      </w:r>
+      <w:r>
+        <w:rPr>
+          <w:rFonts w:hint="eastAsia"/>
+        </w:rPr>
+        <w:t>200.</w:t>
+      </w:r>
+    </w:p>
+    <w:p>
+      <w:pPr>
+        <w:ind w:left="0" w:firstLineChars="200" w:firstLine="420"/>
+      </w:pPr>
+    </w:p>
+    <w:p>
+      <w:pPr>
+        <w:ind w:left="0" w:firstLineChars="200" w:firstLine="420"/>
+      </w:pPr>
+      <w:r>
+        <w:rPr>
+          <w:rFonts w:hint="eastAsia"/>
+        </w:rPr>
+        <w:t>流程图如下：</w:t>
+      </w:r>
+    </w:p>
+    <w:p>
+      <w:pPr>
+        <w:ind w:left="0"/>
+      </w:pPr>
+      <w:r>
+        <w:rPr>
+          <w:noProof/>
+        </w:rPr>
+        <w:lastRenderedPageBreak/>
+        <w:drawing>
+          <wp:inline distT="0" distB="0" distL="0" distR="0" wp14:anchorId="37522B17" wp14:editId="413BD532">
+            <wp:extent cx="5274310" cy="9211471"/>
+            <wp:effectExtent l="0" t="0" r="2540" b="8890"/>
+            <wp:docPr id="8" name="图片 8"/>
+            <wp:cNvGraphicFramePr>
+              <a:graphicFrameLocks xmlns:a="http://schemas.openxmlformats.org/drawingml/2006/main" noChangeAspect="1"/>
+            </wp:cNvGraphicFramePr>
+            <a:graphic xmlns:a="http://schemas.openxmlformats.org/drawingml/2006/main">
+              <a:graphicData uri="http://schemas.openxmlformats.org/drawingml/2006/picture">
+                <pic:pic xmlns:pic="http://schemas.openxmlformats.org/drawingml/2006/picture">
+                  <pic:nvPicPr>
+                    <pic:cNvPr id="0" name="Picture 4"/>
+                    <pic:cNvPicPr>
+                      <a:picLocks noChangeAspect="1" noChangeArrowheads="1"/>
+                    </pic:cNvPicPr>
+                  </pic:nvPicPr>
+                  <pic:blipFill>
+                    <a:blip r:embed="rId18">
+                      <a:extLst>
+                        <a:ext uri="{28A0092B-C50C-407E-A947-70E740481C1C}">
+                          <a14:useLocalDpi xmlns:a14="http://schemas.microsoft.com/office/drawing/2010/main" val="0"/>
+                        </a:ext>
+                      </a:extLst>
+                    </a:blip>
+                    <a:srcRect/>
+                    <a:stretch>
+                      <a:fillRect/>
+                    </a:stretch>
+                  </pic:blipFill>
+                  <pic:spPr bwMode="auto">
+                    <a:xfrm>
+                      <a:off x="0" y="0"/>
+                      <a:ext cx="5274310" cy="9211471"/>
+                    </a:xfrm>
+                    <a:prstGeom prst="rect">
+                      <a:avLst/>
+                    </a:prstGeom>
+                    <a:noFill/>
+                    <a:ln>
+                      <a:noFill/>
+                    </a:ln>
+                  </pic:spPr>
+                </pic:pic>
+              </a:graphicData>
+            </a:graphic>
+          </wp:inline>
+        </w:drawing>
+      </w:r>
+      <w:bookmarkStart w:id="8" w:name="_GoBack"/>
+      <w:bookmarkEnd w:id="8"/>
+    </w:p>
+    <w:p>
+      <w:pPr>
         <w:pStyle w:val="10"/>
       </w:pPr>
-      <w:bookmarkStart w:id="10" w:name="_获取桶列表（GET_Service）"/>
-      <w:bookmarkStart w:id="11" w:name="_权限校验流程"/>
-      <w:bookmarkStart w:id="12" w:name="_创建用户（PUT_User）"/>
+      <w:bookmarkStart w:id="9" w:name="_获取桶列表（GET_Service）"/>
+      <w:bookmarkStart w:id="10" w:name="_权限校验流程"/>
+      <w:bookmarkStart w:id="11" w:name="_创建用户（PUT_User）"/>
+      <w:bookmarkEnd w:id="9"/>
       <w:bookmarkEnd w:id="10"/>
       <w:bookmarkEnd w:id="11"/>
-      <w:bookmarkEnd w:id="12"/>
-      <w:r>
-        <w:rPr>
-          <w:rFonts w:hint="eastAsia"/>
-        </w:rPr>
+      <w:r>
+        <w:rPr>
+          <w:rFonts w:hint="eastAsia"/>
+        </w:rPr>
+        <w:lastRenderedPageBreak/>
         <w:t>进度评估</w:t>
       </w:r>
       <w:r>
@@ -27275,19 +29747,7 @@
               <w:rPr>
                 <w:rFonts w:hint="eastAsia"/>
               </w:rPr>
-              <w:t>按照</w:t>
-            </w:r>
-            <w:r>
-              <w:rPr>
-                <w:rFonts w:hint="eastAsia"/>
-              </w:rPr>
-              <w:t>versionId</w:t>
-            </w:r>
-            <w:r>
-              <w:rPr>
-                <w:rFonts w:hint="eastAsia"/>
-              </w:rPr>
-              <w:t>获取对象</w:t>
+              <w:t>上下文内容提供接口查询</w:t>
             </w:r>
           </w:p>
         </w:tc>
@@ -27299,12 +29759,6 @@
             <w:pPr>
               <w:ind w:left="0"/>
             </w:pPr>
-            <w:r>
-              <w:rPr>
-                <w:rFonts w:hint="eastAsia"/>
-              </w:rPr>
-              <w:t>需等版本控制管理功能开发后才能实现</w:t>
-            </w:r>
           </w:p>
         </w:tc>
       </w:tr>
@@ -27316,6 +29770,9 @@
           <w:p>
             <w:pPr>
               <w:ind w:left="0"/>
+              <w:rPr>
+                <w:rFonts w:hint="eastAsia"/>
+              </w:rPr>
             </w:pPr>
             <w:r>
               <w:rPr>
@@ -27332,24 +29789,27 @@
           <w:p>
             <w:pPr>
               <w:ind w:left="0"/>
-            </w:pPr>
-            <w:r>
-              <w:rPr>
-                <w:rFonts w:hint="eastAsia"/>
-              </w:rPr>
-              <w:t>按照</w:t>
-            </w:r>
-            <w:r>
-              <w:rPr>
-                <w:rFonts w:hint="eastAsia"/>
-              </w:rPr>
-              <w:t>versionId</w:t>
-            </w:r>
-            <w:r>
-              <w:rPr>
-                <w:rFonts w:hint="eastAsia"/>
-              </w:rPr>
-              <w:t>删除对象</w:t>
+              <w:rPr>
+                <w:rFonts w:hint="eastAsia"/>
+              </w:rPr>
+            </w:pPr>
+            <w:r>
+              <w:rPr>
+                <w:rFonts w:hint="eastAsia"/>
+              </w:rPr>
+              <w:t>桶名</w:t>
+            </w:r>
+            <w:r>
+              <w:rPr>
+                <w:rFonts w:hint="eastAsia"/>
+              </w:rPr>
+              <w:t>+</w:t>
+            </w:r>
+            <w:r>
+              <w:rPr>
+                <w:rFonts w:hint="eastAsia"/>
+              </w:rPr>
+              <w:t>对象名含有双斜杠</w:t>
             </w:r>
           </w:p>
         </w:tc>
@@ -27365,7 +29825,109 @@
               <w:rPr>
                 <w:rFonts w:hint="eastAsia"/>
               </w:rPr>
-              <w:t>需等版本控制管理功能开发后才能实现</w:t>
+              <w:t>S</w:t>
+            </w:r>
+            <w:r>
+              <w:t xml:space="preserve">3 </w:t>
+            </w:r>
+            <w:r>
+              <w:rPr>
+                <w:rFonts w:hint="eastAsia"/>
+              </w:rPr>
+              <w:t>java</w:t>
+            </w:r>
+            <w:r>
+              <w:t xml:space="preserve"> </w:t>
+            </w:r>
+            <w:r>
+              <w:rPr>
+                <w:rFonts w:hint="eastAsia"/>
+              </w:rPr>
+              <w:t>SDK</w:t>
+            </w:r>
+            <w:r>
+              <w:rPr>
+                <w:rFonts w:hint="eastAsia"/>
+              </w:rPr>
+              <w:t>会将“</w:t>
+            </w:r>
+            <w:r>
+              <w:rPr>
+                <w:rFonts w:hint="eastAsia"/>
+              </w:rPr>
+              <w:t>//</w:t>
+            </w:r>
+            <w:r>
+              <w:rPr>
+                <w:rFonts w:hint="eastAsia"/>
+              </w:rPr>
+              <w:t>”替换为“</w:t>
+            </w:r>
+            <w:r>
+              <w:rPr>
+                <w:rFonts w:hint="eastAsia"/>
+              </w:rPr>
+              <w:t>/%</w:t>
+            </w:r>
+            <w:r>
+              <w:t>2</w:t>
+            </w:r>
+            <w:r>
+              <w:rPr>
+                <w:rFonts w:hint="eastAsia"/>
+              </w:rPr>
+              <w:t>F</w:t>
+            </w:r>
+            <w:r>
+              <w:rPr>
+                <w:rFonts w:hint="eastAsia"/>
+              </w:rPr>
+              <w:t>”</w:t>
+            </w:r>
+            <w:r>
+              <w:rPr>
+                <w:rFonts w:hint="eastAsia"/>
+              </w:rPr>
+              <w:t>,tomcat</w:t>
+            </w:r>
+            <w:r>
+              <w:rPr>
+                <w:rFonts w:hint="eastAsia"/>
+              </w:rPr>
+              <w:t>不接受</w:t>
+            </w:r>
+            <w:r>
+              <w:rPr>
+                <w:rFonts w:hint="eastAsia"/>
+              </w:rPr>
+              <w:t>%</w:t>
+            </w:r>
+            <w:r>
+              <w:t>2</w:t>
+            </w:r>
+            <w:r>
+              <w:rPr>
+                <w:rFonts w:hint="eastAsia"/>
+              </w:rPr>
+              <w:t>F</w:t>
+            </w:r>
+            <w:r>
+              <w:rPr>
+                <w:rFonts w:hint="eastAsia"/>
+              </w:rPr>
+              <w:t>这样的字符</w:t>
+            </w:r>
+            <w:r>
+              <w:rPr>
+                <w:rFonts w:hint="eastAsia"/>
+              </w:rPr>
+              <w:t>，返回</w:t>
+            </w:r>
+            <w:r>
+              <w:rPr>
+                <w:rFonts w:hint="eastAsia"/>
+              </w:rPr>
+              <w:t>400</w:t>
             </w:r>
           </w:p>
         </w:tc>
@@ -27396,16 +29958,34 @@
               <w:ind w:left="0"/>
             </w:pPr>
             <w:r>
-              <w:t xml:space="preserve">GET Bucket Object </w:t>
-            </w:r>
-            <w:r>
-              <w:rPr>
-                <w:rFonts w:hint="eastAsia"/>
-              </w:rPr>
-              <w:t>V</w:t>
-            </w:r>
-            <w:r>
-              <w:t>ersions</w:t>
+              <w:rPr>
+                <w:rFonts w:hint="eastAsia"/>
+              </w:rPr>
+              <w:t>PUT</w:t>
+            </w:r>
+            <w:r>
+              <w:rPr>
+                <w:rFonts w:hint="eastAsia"/>
+              </w:rPr>
+              <w:t>请求携带</w:t>
+            </w:r>
+            <w:r>
+              <w:rPr>
+                <w:rFonts w:hint="eastAsia"/>
+              </w:rPr>
+              <w:t>expect</w:t>
+            </w:r>
+            <w:r>
+              <w:rPr>
+                <w:rFonts w:hint="eastAsia"/>
+              </w:rPr>
+              <w:t>：</w:t>
+            </w:r>
+            <w:r>
+              <w:rPr>
+                <w:rFonts w:hint="eastAsia"/>
+              </w:rPr>
+              <w:t>100continue</w:t>
             </w:r>
           </w:p>
         </w:tc>
@@ -27416,129 +29996,16 @@
           <w:p>
             <w:pPr>
               <w:ind w:left="0"/>
-            </w:pPr>
-            <w:r>
-              <w:rPr>
-                <w:rFonts w:hint="eastAsia"/>
-              </w:rPr>
-              <w:t>需等版本控制管理功能开发后才能实现</w:t>
-            </w:r>
-          </w:p>
-        </w:tc>
-      </w:tr>
-      <w:tr>
-        <w:tc>
-          <w:tcPr>
-            <w:tcW w:w="869" w:type="dxa"/>
-          </w:tcPr>
-          <w:p>
-            <w:pPr>
-              <w:ind w:left="0"/>
-            </w:pPr>
-            <w:r>
-              <w:rPr>
-                <w:rFonts w:hint="eastAsia"/>
-              </w:rPr>
-              <w:t>4</w:t>
-            </w:r>
-          </w:p>
-        </w:tc>
-        <w:tc>
-          <w:tcPr>
-            <w:tcW w:w="2738" w:type="dxa"/>
-          </w:tcPr>
-          <w:p>
-            <w:pPr>
-              <w:ind w:left="0"/>
-            </w:pPr>
-            <w:r>
-              <w:rPr>
-                <w:rFonts w:hint="eastAsia"/>
-              </w:rPr>
-              <w:t>上下文内容提供接口查询</w:t>
-            </w:r>
-          </w:p>
-        </w:tc>
-        <w:tc>
-          <w:tcPr>
-            <w:tcW w:w="4332" w:type="dxa"/>
-          </w:tcPr>
-          <w:p>
-            <w:pPr>
-              <w:ind w:left="0"/>
-            </w:pPr>
-          </w:p>
-        </w:tc>
-      </w:tr>
-      <w:tr>
-        <w:tc>
-          <w:tcPr>
-            <w:tcW w:w="869" w:type="dxa"/>
-          </w:tcPr>
-          <w:p>
-            <w:pPr>
-              <w:ind w:left="0"/>
-            </w:pPr>
-            <w:r>
-              <w:rPr>
-                <w:rFonts w:hint="eastAsia"/>
-              </w:rPr>
-              <w:t>5</w:t>
-            </w:r>
-          </w:p>
-        </w:tc>
-        <w:tc>
-          <w:tcPr>
-            <w:tcW w:w="2738" w:type="dxa"/>
-          </w:tcPr>
-          <w:p>
-            <w:pPr>
-              <w:ind w:left="0"/>
-            </w:pPr>
-            <w:r>
-              <w:rPr>
-                <w:rFonts w:hint="eastAsia"/>
-              </w:rPr>
-              <w:t>大对象</w:t>
-            </w:r>
-          </w:p>
-        </w:tc>
-        <w:tc>
-          <w:tcPr>
-            <w:tcW w:w="4332" w:type="dxa"/>
-          </w:tcPr>
-          <w:p>
-            <w:pPr>
-              <w:ind w:left="0"/>
-            </w:pPr>
-          </w:p>
-        </w:tc>
-      </w:tr>
-      <w:tr>
-        <w:tc>
-          <w:tcPr>
-            <w:tcW w:w="869" w:type="dxa"/>
-          </w:tcPr>
-          <w:p>
-            <w:pPr>
-              <w:ind w:left="0"/>
-            </w:pPr>
-            <w:r>
-              <w:rPr>
-                <w:rFonts w:hint="eastAsia"/>
-              </w:rPr>
-              <w:t>6</w:t>
-            </w:r>
-          </w:p>
-        </w:tc>
-        <w:tc>
-          <w:tcPr>
-            <w:tcW w:w="2738" w:type="dxa"/>
-          </w:tcPr>
-          <w:p>
-            <w:pPr>
-              <w:ind w:left="0"/>
-            </w:pPr>
+              <w:rPr>
+                <w:rFonts w:hint="eastAsia"/>
+              </w:rPr>
+            </w:pPr>
+            <w:r>
+              <w:rPr>
+                <w:rFonts w:hint="eastAsia"/>
+              </w:rPr>
+              <w:t>当</w:t>
+            </w:r>
             <w:r>
               <w:rPr>
                 <w:rFonts w:hint="eastAsia"/>
@@ -27546,52 +30013,6 @@
               <w:t>PUT</w:t>
             </w:r>
             <w:r>
-              <w:rPr>
-                <w:rFonts w:hint="eastAsia"/>
-              </w:rPr>
-              <w:t>请求携带</w:t>
-            </w:r>
-            <w:r>
-              <w:rPr>
-                <w:rFonts w:hint="eastAsia"/>
-              </w:rPr>
-              <w:t>expect</w:t>
-            </w:r>
-            <w:r>
-              <w:rPr>
-                <w:rFonts w:hint="eastAsia"/>
-              </w:rPr>
-              <w:t>：</w:t>
-            </w:r>
-            <w:r>
-              <w:rPr>
-                <w:rFonts w:hint="eastAsia"/>
-              </w:rPr>
-              <w:t>100continue</w:t>
-            </w:r>
-          </w:p>
-        </w:tc>
-        <w:tc>
-          <w:tcPr>
-            <w:tcW w:w="4332" w:type="dxa"/>
-          </w:tcPr>
-          <w:p>
-            <w:pPr>
-              <w:ind w:left="0"/>
-            </w:pPr>
-            <w:r>
-              <w:rPr>
-                <w:rFonts w:hint="eastAsia"/>
-              </w:rPr>
-              <w:t>当</w:t>
-            </w:r>
-            <w:r>
-              <w:rPr>
-                <w:rFonts w:hint="eastAsia"/>
-              </w:rPr>
-              <w:t>PUT</w:t>
-            </w:r>
-            <w:r>
               <w:t xml:space="preserve"> </w:t>
             </w:r>
             <w:r>
@@ -27611,6 +30032,27 @@
                 <w:rFonts w:hint="eastAsia"/>
               </w:rPr>
               <w:t>Expect</w:t>
+            </w:r>
+            <w:r>
+              <w:t>:100 continue</w:t>
+            </w:r>
+            <w:r>
+              <w:rPr>
+                <w:rFonts w:hint="eastAsia"/>
+              </w:rPr>
+              <w:t>，刚收到的请求会没有</w:t>
+            </w:r>
+            <w:r>
+              <w:rPr>
+                <w:rFonts w:hint="eastAsia"/>
+              </w:rPr>
+              <w:t>body</w:t>
+            </w:r>
+            <w:r>
+              <w:rPr>
+                <w:rFonts w:hint="eastAsia"/>
+              </w:rPr>
+              <w:t>，导致读取对象内容失败</w:t>
             </w:r>
           </w:p>
         </w:tc>
@@ -27852,98 +30294,98 @@
               <w:rPr>
                 <w:rFonts w:hint="eastAsia"/>
               </w:rPr>
+              <w:t>Story.</w:t>
+            </w:r>
+            <w:r>
+              <w:rPr>
+                <w:rFonts w:hint="eastAsia"/>
+              </w:rPr>
+              <w:t>SequoiaS</w:t>
+            </w:r>
+            <w:r>
+              <w:t>3</w:t>
+            </w:r>
+            <w:r>
+              <w:rPr>
+                <w:rFonts w:hint="eastAsia"/>
+              </w:rPr>
+              <w:t>.Object</w:t>
+            </w:r>
+            <w:r>
+              <w:rPr>
+                <w:rFonts w:hint="eastAsia"/>
+              </w:rPr>
+              <w:t>.001.001</w:t>
+            </w:r>
+          </w:p>
+        </w:tc>
+        <w:tc>
+          <w:tcPr>
+            <w:tcW w:w="1559" w:type="dxa"/>
+          </w:tcPr>
+          <w:p>
+            <w:pPr>
+              <w:ind w:left="0"/>
+            </w:pPr>
+            <w:r>
+              <w:rPr>
+                <w:rFonts w:hint="eastAsia"/>
+              </w:rPr>
+              <w:t>PUT</w:t>
+            </w:r>
+            <w:r>
+              <w:t xml:space="preserve"> </w:t>
+            </w:r>
+            <w:r>
+              <w:rPr>
+                <w:rFonts w:hint="eastAsia"/>
+              </w:rPr>
+              <w:t>Object</w:t>
+            </w:r>
+            <w:r>
+              <w:rPr>
+                <w:rFonts w:hint="eastAsia"/>
+              </w:rPr>
+              <w:t>执行一次上传对象</w:t>
+            </w:r>
+          </w:p>
+        </w:tc>
+        <w:tc>
+          <w:tcPr>
+            <w:tcW w:w="2630" w:type="dxa"/>
+          </w:tcPr>
+          <w:p>
+            <w:pPr>
+              <w:ind w:left="0"/>
+            </w:pPr>
+            <w:r>
+              <w:rPr>
+                <w:rFonts w:hint="eastAsia"/>
+              </w:rPr>
+              <w:t>前置条件：系统正常启动，已经创建一个名为</w:t>
+            </w:r>
+            <w:r>
+              <w:rPr>
+                <w:rFonts w:hint="eastAsia"/>
+              </w:rPr>
+              <w:t>mybucket</w:t>
+            </w:r>
+            <w:r>
+              <w:rPr>
+                <w:rFonts w:hint="eastAsia"/>
+              </w:rPr>
+              <w:t>的桶</w:t>
+            </w:r>
+          </w:p>
+          <w:p>
+            <w:pPr>
+              <w:ind w:left="0"/>
+            </w:pPr>
+            <w:r>
+              <w:rPr>
+                <w:rFonts w:hint="eastAsia"/>
+              </w:rPr>
               <w:lastRenderedPageBreak/>
-              <w:t>Story.</w:t>
-            </w:r>
-            <w:r>
-              <w:rPr>
-                <w:rFonts w:hint="eastAsia"/>
-              </w:rPr>
-              <w:t>SequoiaS</w:t>
-            </w:r>
-            <w:r>
-              <w:t>3</w:t>
-            </w:r>
-            <w:r>
-              <w:rPr>
-                <w:rFonts w:hint="eastAsia"/>
-              </w:rPr>
-              <w:t>.Object</w:t>
-            </w:r>
-            <w:r>
-              <w:rPr>
-                <w:rFonts w:hint="eastAsia"/>
-              </w:rPr>
-              <w:t>.001.001</w:t>
-            </w:r>
-          </w:p>
-        </w:tc>
-        <w:tc>
-          <w:tcPr>
-            <w:tcW w:w="1559" w:type="dxa"/>
-          </w:tcPr>
-          <w:p>
-            <w:pPr>
-              <w:ind w:left="0"/>
-            </w:pPr>
-            <w:r>
-              <w:rPr>
-                <w:rFonts w:hint="eastAsia"/>
-              </w:rPr>
-              <w:t>PUT</w:t>
-            </w:r>
-            <w:r>
-              <w:t xml:space="preserve"> </w:t>
-            </w:r>
-            <w:r>
-              <w:rPr>
-                <w:rFonts w:hint="eastAsia"/>
-              </w:rPr>
-              <w:t>Object</w:t>
-            </w:r>
-            <w:r>
-              <w:rPr>
-                <w:rFonts w:hint="eastAsia"/>
-              </w:rPr>
-              <w:t>执行一次上传对象</w:t>
-            </w:r>
-          </w:p>
-        </w:tc>
-        <w:tc>
-          <w:tcPr>
-            <w:tcW w:w="2630" w:type="dxa"/>
-          </w:tcPr>
-          <w:p>
-            <w:pPr>
-              <w:ind w:left="0"/>
-            </w:pPr>
-            <w:r>
-              <w:rPr>
-                <w:rFonts w:hint="eastAsia"/>
-              </w:rPr>
-              <w:t>前置条件：系统正常启动，已经创建一个名为</w:t>
-            </w:r>
-            <w:r>
-              <w:rPr>
-                <w:rFonts w:hint="eastAsia"/>
-              </w:rPr>
-              <w:t>mybucket</w:t>
-            </w:r>
-            <w:r>
-              <w:rPr>
-                <w:rFonts w:hint="eastAsia"/>
-              </w:rPr>
-              <w:t>的桶</w:t>
-            </w:r>
-          </w:p>
-          <w:p>
-            <w:pPr>
-              <w:ind w:left="0"/>
-            </w:pPr>
-            <w:r>
-              <w:rPr>
-                <w:rFonts w:hint="eastAsia"/>
-              </w:rPr>
               <w:t>1.</w:t>
             </w:r>
             <w:r>
@@ -28037,6 +30479,7 @@
               <w:rPr>
                 <w:rFonts w:hint="eastAsia"/>
               </w:rPr>
+              <w:lastRenderedPageBreak/>
               <w:t>PUT</w:t>
             </w:r>
             <w:r>
@@ -28067,6 +30510,7 @@
               <w:rPr>
                 <w:rFonts w:hint="eastAsia"/>
               </w:rPr>
+              <w:lastRenderedPageBreak/>
               <w:t>Story.SequoiaS</w:t>
             </w:r>
             <w:r>
@@ -28824,7 +31268,6 @@
               <w:rPr>
                 <w:rFonts w:hint="eastAsia"/>
               </w:rPr>
-              <w:lastRenderedPageBreak/>
               <w:t>Story.SequoiaS</w:t>
             </w:r>
             <w:r>
@@ -28918,6 +31361,7 @@
               <w:rPr>
                 <w:rFonts w:hint="eastAsia"/>
               </w:rPr>
+              <w:lastRenderedPageBreak/>
               <w:t>执行</w:t>
             </w:r>
             <w:r>
@@ -29115,6 +31559,7 @@
               <w:rPr>
                 <w:rFonts w:hint="eastAsia"/>
               </w:rPr>
+              <w:lastRenderedPageBreak/>
               <w:t>PUT</w:t>
             </w:r>
             <w:r>
@@ -29145,6 +31590,7 @@
               <w:rPr>
                 <w:rFonts w:hint="eastAsia"/>
               </w:rPr>
+              <w:lastRenderedPageBreak/>
               <w:t>Story.SequoiaS</w:t>
             </w:r>
             <w:r>
@@ -29787,7 +32233,6 @@
               <w:rPr>
                 <w:rFonts w:hint="eastAsia"/>
               </w:rPr>
-              <w:lastRenderedPageBreak/>
               <w:t>名称为</w:t>
             </w:r>
             <w:r>
@@ -30908,25 +33353,25 @@
               <w:t>，</w:t>
             </w:r>
             <w:r>
+              <w:t>response-cache-control</w:t>
+            </w:r>
+            <w:r>
+              <w:rPr>
+                <w:rFonts w:hint="eastAsia"/>
+              </w:rPr>
+              <w:t>，</w:t>
+            </w:r>
+            <w:r>
+              <w:t>response-contentdisposition</w:t>
+            </w:r>
+            <w:r>
+              <w:rPr>
+                <w:rFonts w:hint="eastAsia"/>
+              </w:rPr>
+              <w:t>，</w:t>
+            </w:r>
+            <w:r>
               <w:lastRenderedPageBreak/>
-              <w:t>response-cache-control</w:t>
-            </w:r>
-            <w:r>
-              <w:rPr>
-                <w:rFonts w:hint="eastAsia"/>
-              </w:rPr>
-              <w:t>，</w:t>
-            </w:r>
-            <w:r>
-              <w:t>response-contentdisposition</w:t>
-            </w:r>
-            <w:r>
-              <w:rPr>
-                <w:rFonts w:hint="eastAsia"/>
-              </w:rPr>
-              <w:t>，</w:t>
-            </w:r>
-            <w:r>
               <w:t>response-contentencoding</w:t>
             </w:r>
           </w:p>
@@ -31994,7 +34439,6 @@
               <w:rPr>
                 <w:rFonts w:hint="eastAsia"/>
               </w:rPr>
-              <w:lastRenderedPageBreak/>
               <w:t>执行</w:t>
             </w:r>
             <w:r>
@@ -32044,6 +34488,7 @@
               <w:rPr>
                 <w:rFonts w:hint="eastAsia"/>
               </w:rPr>
+              <w:lastRenderedPageBreak/>
               <w:t>执行</w:t>
             </w:r>
             <w:r>
@@ -33295,7 +35740,6 @@
               <w:rPr>
                 <w:rFonts w:hint="eastAsia"/>
               </w:rPr>
-              <w:lastRenderedPageBreak/>
               <w:t>Story.SequoiaS</w:t>
             </w:r>
             <w:r>
@@ -33389,6 +35833,7 @@
               <w:rPr>
                 <w:rFonts w:hint="eastAsia"/>
               </w:rPr>
+              <w:lastRenderedPageBreak/>
               <w:t>执行</w:t>
             </w:r>
             <w:r>
@@ -33468,6 +35913,7 @@
               <w:rPr>
                 <w:rFonts w:hint="eastAsia"/>
               </w:rPr>
+              <w:lastRenderedPageBreak/>
               <w:t>PUT</w:t>
             </w:r>
             <w:r>
@@ -33526,6 +35972,7 @@
               <w:rPr>
                 <w:rFonts w:hint="eastAsia"/>
               </w:rPr>
+              <w:lastRenderedPageBreak/>
               <w:t>Story.SequoiaS</w:t>
             </w:r>
             <w:r>
@@ -34471,7 +36918,6 @@
               <w:rPr>
                 <w:rFonts w:hint="eastAsia"/>
               </w:rPr>
-              <w:lastRenderedPageBreak/>
               <w:t>执行</w:t>
             </w:r>
             <w:r>
@@ -34551,6 +36997,7 @@
               <w:rPr>
                 <w:rFonts w:hint="eastAsia"/>
               </w:rPr>
+              <w:lastRenderedPageBreak/>
               <w:t>获取</w:t>
             </w:r>
             <w:r>
@@ -35138,7 +37585,7 @@
     </w:tbl>
     <w:p/>
     <w:sectPr>
-      <w:footerReference w:type="default" r:id="rId18"/>
+      <w:footerReference w:type="default" r:id="rId19"/>
       <w:pgSz w:w="11906" w:h="16838"/>
       <w:pgMar w:top="1440" w:right="1800" w:bottom="1440" w:left="1800" w:header="851" w:footer="992" w:gutter="0"/>
       <w:cols w:space="425"/>
@@ -35213,32 +37660,7 @@
       </w:pPr>
     </w:p>
   </w:comment>
-  <w:comment w:id="3" w:author="zhaoyujing" w:date="2018-10-23T10:12:00Z" w:initials="z">
-    <w:p>
-      <w:pPr>
-        <w:pStyle w:val="af0"/>
-      </w:pPr>
-      <w:r>
-        <w:rPr>
-          <w:rStyle w:val="af"/>
-        </w:rPr>
-        <w:annotationRef/>
-      </w:r>
-      <w:r>
-        <w:rPr>
-          <w:rFonts w:hint="eastAsia"/>
-        </w:rPr>
-        <w:t>表属性添加</w:t>
-      </w:r>
-      <w:r>
-        <w:rPr>
-          <w:rFonts w:hint="eastAsia"/>
-        </w:rPr>
-        <w:t xml:space="preserve"> </w:t>
-      </w:r>
-    </w:p>
-  </w:comment>
-  <w:comment w:id="4" w:author="zhaoyujing" w:date="2018-09-21T10:30:00Z" w:initials="z">
+  <w:comment w:id="2" w:author="zhaoyujing" w:date="2018-09-21T10:30:00Z" w:initials="z">
     <w:p>
       <w:pPr>
         <w:pStyle w:val="af0"/>
@@ -35263,7 +37685,6 @@
 <file path=word/commentsExtended.xml><?xml version="1.0" encoding="utf-8"?>
 <w15:commentsEx xmlns:wpc="http://schemas.microsoft.com/office/word/2010/wordprocessingCanvas" xmlns:cx="http://schemas.microsoft.com/office/drawing/2014/chartex" xmlns:mc="http://schemas.openxmlformats.org/markup-compatibility/2006" xmlns:o="urn:schemas-microsoft-com:office:office" xmlns:r="http://schemas.openxmlformats.org/officeDocument/2006/relationships" xmlns:m="http://schemas.openxmlformats.org/officeDocument/2006/math" xmlns:v="urn:schemas-microsoft-com:vml" xmlns:wp14="http://schemas.microsoft.com/office/word/2010/wordprocessingDrawing" xmlns:wp="http://schemas.openxmlformats.org/drawingml/2006/wordprocessingDrawing" xmlns:w10="urn:schemas-microsoft-com:office:word" xmlns:w="http://schemas.openxmlformats.org/wordprocessingml/2006/main" xmlns:w14="http://schemas.microsoft.com/office/word/2010/wordml" xmlns:w15="http://schemas.microsoft.com/office/word/2012/wordml" xmlns:w16se="http://schemas.microsoft.com/office/word/2015/wordml/symex" xmlns:wpg="http://schemas.microsoft.com/office/word/2010/wordprocessingGroup" xmlns:wpi="http://schemas.microsoft.com/office/word/2010/wordprocessingInk" xmlns:wne="http://schemas.microsoft.com/office/word/2006/wordml" xmlns:wps="http://schemas.microsoft.com/office/word/2010/wordprocessingShape" mc:Ignorable="w14 w15 w16se wp14">
   <w15:commentEx w15:paraId="3F40B03E" w15:done="0"/>
-  <w15:commentEx w15:paraId="48956939" w15:done="0"/>
   <w15:commentEx w15:paraId="713E8501" w15:done="0"/>
 </w15:commentsEx>
 </file>
@@ -35297,7 +37718,6 @@
         <w:docPartUnique/>
       </w:docPartObj>
     </w:sdtPr>
-    <w:sdtEndPr/>
     <w:sdtContent>
       <w:p>
         <w:pPr>
@@ -35318,7 +37738,7 @@
             <w:noProof/>
             <w:lang w:val="zh-CN"/>
           </w:rPr>
-          <w:t>21</w:t>
+          <w:t>45</w:t>
         </w:r>
         <w:r>
           <w:fldChar w:fldCharType="end"/>
@@ -38917,6 +41337,95 @@
     </w:lvl>
   </w:abstractNum>
   <w:abstractNum w:abstractNumId="40" w15:restartNumberingAfterBreak="0">
+    <w:nsid w:val="643E7C22"/>
+    <w:multiLevelType w:val="hybridMultilevel"/>
+    <w:tmpl w:val="F2F09F38"/>
+    <w:lvl w:ilvl="0" w:tplc="7AA48864">
+      <w:start w:val="1"/>
+      <w:numFmt w:val="decimal"/>
+      <w:lvlText w:val="%1."/>
+      <w:lvlJc w:val="left"/>
+      <w:pPr>
+        <w:ind w:left="780" w:hanging="360"/>
+      </w:pPr>
+      <w:rPr>
+        <w:rFonts w:hint="default"/>
+      </w:rPr>
+    </w:lvl>
+    <w:lvl w:ilvl="1" w:tplc="04090019" w:tentative="1">
+      <w:start w:val="1"/>
+      <w:numFmt w:val="lowerLetter"/>
+      <w:lvlText w:val="%2)"/>
+      <w:lvlJc w:val="left"/>
+      <w:pPr>
+        <w:ind w:left="1260" w:hanging="420"/>
+      </w:pPr>
+    </w:lvl>
+    <w:lvl w:ilvl="2" w:tplc="0409001B" w:tentative="1">
+      <w:start w:val="1"/>
+      <w:numFmt w:val="lowerRoman"/>
+      <w:lvlText w:val="%3."/>
+      <w:lvlJc w:val="right"/>
+      <w:pPr>
+        <w:ind w:left="1680" w:hanging="420"/>
+      </w:pPr>
+    </w:lvl>
+    <w:lvl w:ilvl="3" w:tplc="0409000F" w:tentative="1">
+      <w:start w:val="1"/>
+      <w:numFmt w:val="decimal"/>
+      <w:lvlText w:val="%4."/>
+      <w:lvlJc w:val="left"/>
+      <w:pPr>
+        <w:ind w:left="2100" w:hanging="420"/>
+      </w:pPr>
+    </w:lvl>
+    <w:lvl w:ilvl="4" w:tplc="04090019" w:tentative="1">
+      <w:start w:val="1"/>
+      <w:numFmt w:val="lowerLetter"/>
+      <w:lvlText w:val="%5)"/>
+      <w:lvlJc w:val="left"/>
+      <w:pPr>
+        <w:ind w:left="2520" w:hanging="420"/>
+      </w:pPr>
+    </w:lvl>
+    <w:lvl w:ilvl="5" w:tplc="0409001B" w:tentative="1">
+      <w:start w:val="1"/>
+      <w:numFmt w:val="lowerRoman"/>
+      <w:lvlText w:val="%6."/>
+      <w:lvlJc w:val="right"/>
+      <w:pPr>
+        <w:ind w:left="2940" w:hanging="420"/>
+      </w:pPr>
+    </w:lvl>
+    <w:lvl w:ilvl="6" w:tplc="0409000F" w:tentative="1">
+      <w:start w:val="1"/>
+      <w:numFmt w:val="decimal"/>
+      <w:lvlText w:val="%7."/>
+      <w:lvlJc w:val="left"/>
+      <w:pPr>
+        <w:ind w:left="3360" w:hanging="420"/>
+      </w:pPr>
+    </w:lvl>
+    <w:lvl w:ilvl="7" w:tplc="04090019" w:tentative="1">
+      <w:start w:val="1"/>
+      <w:numFmt w:val="lowerLetter"/>
+      <w:lvlText w:val="%8)"/>
+      <w:lvlJc w:val="left"/>
+      <w:pPr>
+        <w:ind w:left="3780" w:hanging="420"/>
+      </w:pPr>
+    </w:lvl>
+    <w:lvl w:ilvl="8" w:tplc="0409001B" w:tentative="1">
+      <w:start w:val="1"/>
+      <w:numFmt w:val="lowerRoman"/>
+      <w:lvlText w:val="%9."/>
+      <w:lvlJc w:val="right"/>
+      <w:pPr>
+        <w:ind w:left="4200" w:hanging="420"/>
+      </w:pPr>
+    </w:lvl>
+  </w:abstractNum>
+  <w:abstractNum w:abstractNumId="41" w15:restartNumberingAfterBreak="0">
     <w:nsid w:val="64D91826"/>
     <w:multiLevelType w:val="hybridMultilevel"/>
     <w:tmpl w:val="5746A49C"/>
@@ -39005,7 +41514,7 @@
       </w:pPr>
     </w:lvl>
   </w:abstractNum>
-  <w:abstractNum w:abstractNumId="41" w15:restartNumberingAfterBreak="0">
+  <w:abstractNum w:abstractNumId="42" w15:restartNumberingAfterBreak="0">
     <w:nsid w:val="66BF695E"/>
     <w:multiLevelType w:val="hybridMultilevel"/>
     <w:tmpl w:val="F862688C"/>
@@ -39094,7 +41603,7 @@
       </w:pPr>
     </w:lvl>
   </w:abstractNum>
-  <w:abstractNum w:abstractNumId="42" w15:restartNumberingAfterBreak="0">
+  <w:abstractNum w:abstractNumId="43" w15:restartNumberingAfterBreak="0">
     <w:nsid w:val="67A8785E"/>
     <w:multiLevelType w:val="hybridMultilevel"/>
     <w:tmpl w:val="9414369E"/>
@@ -39183,7 +41692,7 @@
       </w:pPr>
     </w:lvl>
   </w:abstractNum>
-  <w:abstractNum w:abstractNumId="43" w15:restartNumberingAfterBreak="0">
+  <w:abstractNum w:abstractNumId="44" w15:restartNumberingAfterBreak="0">
     <w:nsid w:val="680A1874"/>
     <w:multiLevelType w:val="hybridMultilevel"/>
     <w:tmpl w:val="76E013A6"/>
@@ -39272,7 +41781,7 @@
       </w:pPr>
     </w:lvl>
   </w:abstractNum>
-  <w:abstractNum w:abstractNumId="44" w15:restartNumberingAfterBreak="0">
+  <w:abstractNum w:abstractNumId="45" w15:restartNumberingAfterBreak="0">
     <w:nsid w:val="6B08578D"/>
     <w:multiLevelType w:val="hybridMultilevel"/>
     <w:tmpl w:val="9414369E"/>
@@ -39361,7 +41870,7 @@
       </w:pPr>
     </w:lvl>
   </w:abstractNum>
-  <w:abstractNum w:abstractNumId="45" w15:restartNumberingAfterBreak="0">
+  <w:abstractNum w:abstractNumId="46" w15:restartNumberingAfterBreak="0">
     <w:nsid w:val="6B0B51D2"/>
     <w:multiLevelType w:val="hybridMultilevel"/>
     <w:tmpl w:val="F2F09F38"/>
@@ -39450,7 +41959,7 @@
       </w:pPr>
     </w:lvl>
   </w:abstractNum>
-  <w:abstractNum w:abstractNumId="46" w15:restartNumberingAfterBreak="0">
+  <w:abstractNum w:abstractNumId="47" w15:restartNumberingAfterBreak="0">
     <w:nsid w:val="6C1C2ADF"/>
     <w:multiLevelType w:val="hybridMultilevel"/>
     <w:tmpl w:val="C7FEF076"/>
@@ -39539,7 +42048,7 @@
       </w:pPr>
     </w:lvl>
   </w:abstractNum>
-  <w:abstractNum w:abstractNumId="47" w15:restartNumberingAfterBreak="0">
+  <w:abstractNum w:abstractNumId="48" w15:restartNumberingAfterBreak="0">
     <w:nsid w:val="6CD32455"/>
     <w:multiLevelType w:val="hybridMultilevel"/>
     <w:tmpl w:val="E5ACAC88"/>
@@ -39628,7 +42137,7 @@
       </w:pPr>
     </w:lvl>
   </w:abstractNum>
-  <w:abstractNum w:abstractNumId="48" w15:restartNumberingAfterBreak="0">
+  <w:abstractNum w:abstractNumId="49" w15:restartNumberingAfterBreak="0">
     <w:nsid w:val="75EA651F"/>
     <w:multiLevelType w:val="multilevel"/>
     <w:tmpl w:val="425AF4B6"/>
@@ -39719,7 +42228,7 @@
       </w:pPr>
     </w:lvl>
   </w:abstractNum>
-  <w:abstractNum w:abstractNumId="49" w15:restartNumberingAfterBreak="0">
+  <w:abstractNum w:abstractNumId="50" w15:restartNumberingAfterBreak="0">
     <w:nsid w:val="765B580D"/>
     <w:multiLevelType w:val="hybridMultilevel"/>
     <w:tmpl w:val="66ECC998"/>
@@ -39808,7 +42317,7 @@
       </w:pPr>
     </w:lvl>
   </w:abstractNum>
-  <w:abstractNum w:abstractNumId="50" w15:restartNumberingAfterBreak="0">
+  <w:abstractNum w:abstractNumId="51" w15:restartNumberingAfterBreak="0">
     <w:nsid w:val="785F21D8"/>
     <w:multiLevelType w:val="hybridMultilevel"/>
     <w:tmpl w:val="8A22C16C"/>
@@ -39897,7 +42406,7 @@
       </w:pPr>
     </w:lvl>
   </w:abstractNum>
-  <w:abstractNum w:abstractNumId="51" w15:restartNumberingAfterBreak="0">
+  <w:abstractNum w:abstractNumId="52" w15:restartNumberingAfterBreak="0">
     <w:nsid w:val="797D01D9"/>
     <w:multiLevelType w:val="hybridMultilevel"/>
     <w:tmpl w:val="9414369E"/>
@@ -39986,7 +42495,7 @@
       </w:pPr>
     </w:lvl>
   </w:abstractNum>
-  <w:abstractNum w:abstractNumId="52" w15:restartNumberingAfterBreak="0">
+  <w:abstractNum w:abstractNumId="53" w15:restartNumberingAfterBreak="0">
     <w:nsid w:val="7A195257"/>
     <w:multiLevelType w:val="multilevel"/>
     <w:tmpl w:val="AB30E2CA"/>
@@ -40101,7 +42610,7 @@
     </w:lvl>
   </w:abstractNum>
   <w:num w:numId="1">
-    <w:abstractNumId w:val="48"/>
+    <w:abstractNumId w:val="49"/>
   </w:num>
   <w:num w:numId="2">
     <w:abstractNumId w:val="23"/>
@@ -40110,7 +42619,7 @@
     <w:abstractNumId w:val="34"/>
   </w:num>
   <w:num w:numId="4">
-    <w:abstractNumId w:val="52"/>
+    <w:abstractNumId w:val="53"/>
   </w:num>
   <w:num w:numId="5">
     <w:abstractNumId w:val="1"/>
@@ -40119,13 +42628,13 @@
     <w:abstractNumId w:val="11"/>
   </w:num>
   <w:num w:numId="7">
-    <w:abstractNumId w:val="43"/>
+    <w:abstractNumId w:val="44"/>
   </w:num>
   <w:num w:numId="8">
     <w:abstractNumId w:val="27"/>
   </w:num>
   <w:num w:numId="9">
-    <w:abstractNumId w:val="40"/>
+    <w:abstractNumId w:val="41"/>
   </w:num>
   <w:num w:numId="10">
     <w:abstractNumId w:val="21"/>
@@ -40137,13 +42646,13 @@
     <w:abstractNumId w:val="10"/>
   </w:num>
   <w:num w:numId="13">
-    <w:abstractNumId w:val="46"/>
+    <w:abstractNumId w:val="47"/>
   </w:num>
   <w:num w:numId="14">
     <w:abstractNumId w:val="15"/>
   </w:num>
   <w:num w:numId="15">
-    <w:abstractNumId w:val="45"/>
+    <w:abstractNumId w:val="46"/>
   </w:num>
   <w:num w:numId="16">
     <w:abstractNumId w:val="38"/>
@@ -40155,7 +42664,7 @@
     </w:lvlOverride>
   </w:num>
   <w:num w:numId="18">
-    <w:abstractNumId w:val="49"/>
+    <w:abstractNumId w:val="50"/>
   </w:num>
   <w:num w:numId="19">
     <w:abstractNumId w:val="12"/>
@@ -40179,7 +42688,7 @@
     <w:abstractNumId w:val="8"/>
   </w:num>
   <w:num w:numId="26">
-    <w:abstractNumId w:val="44"/>
+    <w:abstractNumId w:val="45"/>
   </w:num>
   <w:num w:numId="27">
     <w:abstractNumId w:val="22"/>
@@ -40194,10 +42703,10 @@
     <w:abstractNumId w:val="3"/>
   </w:num>
   <w:num w:numId="31">
-    <w:abstractNumId w:val="50"/>
+    <w:abstractNumId w:val="51"/>
   </w:num>
   <w:num w:numId="32">
-    <w:abstractNumId w:val="51"/>
+    <w:abstractNumId w:val="52"/>
   </w:num>
   <w:num w:numId="33">
     <w:abstractNumId w:val="17"/>
@@ -40206,10 +42715,10 @@
     <w:abstractNumId w:val="20"/>
   </w:num>
   <w:num w:numId="35">
-    <w:abstractNumId w:val="41"/>
+    <w:abstractNumId w:val="42"/>
   </w:num>
   <w:num w:numId="36">
-    <w:abstractNumId w:val="42"/>
+    <w:abstractNumId w:val="43"/>
   </w:num>
   <w:num w:numId="37">
     <w:abstractNumId w:val="26"/>
@@ -40254,7 +42763,7 @@
     <w:abstractNumId w:val="28"/>
   </w:num>
   <w:num w:numId="51">
-    <w:abstractNumId w:val="47"/>
+    <w:abstractNumId w:val="48"/>
   </w:num>
   <w:num w:numId="52">
     <w:abstractNumId w:val="33"/>
@@ -40276,6 +42785,15 @@
     <w:lvlOverride w:ilvl="0">
       <w:startOverride w:val="1"/>
     </w:lvlOverride>
+  </w:num>
+  <w:num w:numId="57">
+    <w:abstractNumId w:val="4"/>
+  </w:num>
+  <w:num w:numId="58">
+    <w:abstractNumId w:val="4"/>
+  </w:num>
+  <w:num w:numId="59">
+    <w:abstractNumId w:val="40"/>
   </w:num>
   <w:numIdMacAtCleanup w:val="50"/>
 </w:numbering>
@@ -40751,7 +43269,6 @@
         <w:numId w:val="54"/>
       </w:numPr>
       <w:spacing w:before="260" w:after="260" w:line="415" w:lineRule="auto"/>
-      <w:ind w:leftChars="100" w:left="100"/>
       <w:outlineLvl w:val="2"/>
     </w:pPr>
     <w:rPr>
@@ -41775,7 +44292,7 @@
 </file>
 
 <file path=customXml/itemProps1.xml><?xml version="1.0" encoding="utf-8"?>
-<ds:datastoreItem xmlns:ds="http://schemas.openxmlformats.org/officeDocument/2006/customXml" ds:itemID="{AC52FD19-3B0A-4884-8961-FEDE1DEEC7BB}">
+<ds:datastoreItem xmlns:ds="http://schemas.openxmlformats.org/officeDocument/2006/customXml" ds:itemID="{D8F3FC26-FF5E-4209-8FB5-BAA48BBBA6AA}">
   <ds:schemaRefs>
     <ds:schemaRef ds:uri="http://schemas.openxmlformats.org/officeDocument/2006/bibliography"/>
   </ds:schemaRefs>

--- a/internal_doc/03.开发设计/Amazon S3接口兼容/Story--SequoiaDB兼容Amazon S3接口 -对象管理.docx
+++ b/internal_doc/03.开发设计/Amazon S3接口兼容/Story--SequoiaDB兼容Amazon S3接口 -对象管理.docx
@@ -3711,7 +3711,21 @@
         <w:ind w:left="630"/>
       </w:pPr>
       <w:r>
-        <w:t>GET Bucket (List Objects) Version 2</w:t>
+        <w:t>GE</w:t>
+      </w:r>
+      <w:commentRangeStart w:id="0"/>
+      <w:r>
+        <w:t>T Bucket (List Objects) Version 2</w:t>
+      </w:r>
+      <w:commentRangeEnd w:id="0"/>
+      <w:r>
+        <w:rPr>
+          <w:rStyle w:val="af"/>
+          <w:rFonts w:eastAsiaTheme="minorEastAsia"/>
+          <w:b w:val="0"/>
+          <w:bCs w:val="0"/>
+        </w:rPr>
+        <w:commentReference w:id="0"/>
       </w:r>
     </w:p>
     <w:p>
@@ -7651,16 +7665,8 @@
             <w:pPr>
               <w:ind w:left="0"/>
             </w:pPr>
-            <w:commentRangeStart w:id="0"/>
             <w:r>
               <w:t>Container for version information.</w:t>
-            </w:r>
-            <w:commentRangeEnd w:id="0"/>
-            <w:r>
-              <w:rPr>
-                <w:rStyle w:val="af"/>
-              </w:rPr>
-              <w:commentReference w:id="0"/>
             </w:r>
           </w:p>
           <w:p>
@@ -8804,9 +8810,6 @@
     <w:p>
       <w:pPr>
         <w:ind w:left="0" w:firstLineChars="200" w:firstLine="420"/>
-        <w:rPr>
-          <w:rFonts w:hint="eastAsia"/>
-        </w:rPr>
       </w:pPr>
       <w:r>
         <w:rPr>
@@ -8859,9 +8862,6 @@
     <w:p>
       <w:pPr>
         <w:ind w:left="0" w:firstLineChars="200" w:firstLine="420"/>
-        <w:rPr>
-          <w:rFonts w:hint="eastAsia"/>
-        </w:rPr>
       </w:pPr>
       <w:r>
         <w:rPr>
@@ -8885,9 +8885,6 @@
     <w:p>
       <w:pPr>
         <w:ind w:left="0" w:firstLineChars="200" w:firstLine="420"/>
-        <w:rPr>
-          <w:rFonts w:hint="eastAsia"/>
-        </w:rPr>
       </w:pPr>
       <w:r>
         <w:rPr>
@@ -9526,9 +9523,6 @@
     <w:p>
       <w:pPr>
         <w:ind w:left="0" w:firstLineChars="200" w:firstLine="420"/>
-        <w:rPr>
-          <w:rFonts w:hint="eastAsia"/>
-        </w:rPr>
       </w:pPr>
       <w:r>
         <w:rPr>
@@ -11416,9 +11410,6 @@
     <w:p>
       <w:pPr>
         <w:ind w:left="0" w:firstLineChars="200" w:firstLine="420"/>
-        <w:rPr>
-          <w:rFonts w:hint="eastAsia"/>
-        </w:rPr>
       </w:pPr>
     </w:p>
     <w:p>
@@ -11441,9 +11432,6 @@
     <w:p>
       <w:pPr>
         <w:ind w:left="0" w:firstLineChars="200" w:firstLine="420"/>
-        <w:rPr>
-          <w:rFonts w:hint="eastAsia"/>
-        </w:rPr>
       </w:pPr>
       <w:r>
         <w:rPr>
@@ -11461,19 +11449,7 @@
         <w:rPr>
           <w:rFonts w:hint="eastAsia"/>
         </w:rPr>
-        <w:t>指定</w:t>
-      </w:r>
-      <w:r>
-        <w:rPr>
-          <w:rFonts w:hint="eastAsia"/>
-        </w:rPr>
-        <w:t>检查是否有</w:t>
-      </w:r>
-      <w:r>
-        <w:rPr>
-          <w:rFonts w:hint="eastAsia"/>
-        </w:rPr>
-        <w:t>某个版本的对象。</w:t>
+        <w:t>指定检查是否有某个版本的对象。</w:t>
       </w:r>
     </w:p>
     <w:tbl>
@@ -11659,25 +11635,7 @@
         <w:rPr>
           <w:rFonts w:hint="eastAsia"/>
         </w:rPr>
-        <w:t>检查</w:t>
-      </w:r>
-      <w:r>
-        <w:rPr>
-          <w:rFonts w:hint="eastAsia"/>
-        </w:rPr>
-        <w:t>对象</w:t>
-      </w:r>
-      <w:r>
-        <w:rPr>
-          <w:rFonts w:hint="eastAsia"/>
-        </w:rPr>
-        <w:t>是否有指定范围</w:t>
-      </w:r>
-      <w:r>
-        <w:rPr>
-          <w:rFonts w:hint="eastAsia"/>
-        </w:rPr>
-        <w:t>内容。</w:t>
+        <w:t>检查对象是否有指定范围内容。</w:t>
       </w:r>
     </w:p>
     <w:p>
@@ -11730,9 +11688,6 @@
     <w:p>
       <w:pPr>
         <w:ind w:left="0" w:firstLineChars="200" w:firstLine="420"/>
-        <w:rPr>
-          <w:rFonts w:hint="eastAsia"/>
-        </w:rPr>
       </w:pPr>
       <w:r>
         <w:rPr>
@@ -14924,7 +14879,7 @@
         <w:rPr>
           <w:rFonts w:hint="eastAsia"/>
         </w:rPr>
-        <w:t>V</w:t>
+        <w:t>v</w:t>
       </w:r>
       <w:r>
         <w:t>ersions</w:t>
@@ -17089,6 +17044,8 @@
         <w:pStyle w:val="3"/>
         <w:ind w:left="630"/>
       </w:pPr>
+      <w:bookmarkStart w:id="1" w:name="_GoBack"/>
+      <w:bookmarkEnd w:id="1"/>
       <w:r>
         <w:rPr>
           <w:rFonts w:hint="eastAsia"/>
@@ -17124,9 +17081,6 @@
           <w:p>
             <w:pPr>
               <w:ind w:left="0"/>
-              <w:rPr>
-                <w:rFonts w:hint="eastAsia"/>
-              </w:rPr>
             </w:pPr>
             <w:r>
               <w:rPr>
@@ -17143,9 +17097,6 @@
           <w:p>
             <w:pPr>
               <w:ind w:left="0"/>
-              <w:rPr>
-                <w:rFonts w:hint="eastAsia"/>
-              </w:rPr>
             </w:pPr>
             <w:r>
               <w:rPr>
@@ -17217,9 +17168,6 @@
           <w:p>
             <w:pPr>
               <w:ind w:left="0"/>
-              <w:rPr>
-                <w:rFonts w:hint="eastAsia"/>
-              </w:rPr>
             </w:pPr>
             <w:r>
               <w:rPr>
@@ -17245,9 +17193,6 @@
           <w:p>
             <w:pPr>
               <w:ind w:left="0"/>
-              <w:rPr>
-                <w:rFonts w:hint="eastAsia"/>
-              </w:rPr>
             </w:pPr>
             <w:r>
               <w:rPr>
@@ -17350,12 +17295,290 @@
           <w:p>
             <w:pPr>
               <w:ind w:left="0"/>
-              <w:rPr>
-                <w:rFonts w:hint="eastAsia"/>
-              </w:rPr>
             </w:pPr>
             <w:r>
               <w:t>amazonS3.doesObjectExist(bucket, object);</w:t>
+            </w:r>
+          </w:p>
+        </w:tc>
+      </w:tr>
+    </w:tbl>
+    <w:p/>
+    <w:tbl>
+      <w:tblPr>
+        <w:tblStyle w:val="a9"/>
+        <w:tblW w:w="0" w:type="auto"/>
+        <w:tblInd w:w="748" w:type="dxa"/>
+        <w:tblLook w:val="04A0" w:firstRow="1" w:lastRow="0" w:firstColumn="1" w:lastColumn="0" w:noHBand="0" w:noVBand="1"/>
+      </w:tblPr>
+      <w:tblGrid>
+        <w:gridCol w:w="3774"/>
+        <w:gridCol w:w="3774"/>
+      </w:tblGrid>
+      <w:tr>
+        <w:tc>
+          <w:tcPr>
+            <w:tcW w:w="3774" w:type="dxa"/>
+          </w:tcPr>
+          <w:p>
+            <w:pPr>
+              <w:ind w:left="0"/>
+            </w:pPr>
+            <w:r>
+              <w:rPr>
+                <w:rFonts w:hint="eastAsia"/>
+              </w:rPr>
+              <w:t>接口</w:t>
+            </w:r>
+          </w:p>
+        </w:tc>
+        <w:tc>
+          <w:tcPr>
+            <w:tcW w:w="3774" w:type="dxa"/>
+          </w:tcPr>
+          <w:p>
+            <w:pPr>
+              <w:ind w:left="0"/>
+            </w:pPr>
+            <w:r>
+              <w:rPr>
+                <w:rFonts w:hint="eastAsia"/>
+              </w:rPr>
+              <w:t>作用</w:t>
+            </w:r>
+          </w:p>
+        </w:tc>
+      </w:tr>
+      <w:tr>
+        <w:tc>
+          <w:tcPr>
+            <w:tcW w:w="3774" w:type="dxa"/>
+          </w:tcPr>
+          <w:p>
+            <w:pPr>
+              <w:ind w:left="0"/>
+            </w:pPr>
+            <w:r>
+              <w:t>getObjectMetadata</w:t>
+            </w:r>
+          </w:p>
+          <w:p>
+            <w:pPr>
+              <w:ind w:left="0"/>
+            </w:pPr>
+            <w:r>
+              <w:rPr>
+                <w:rFonts w:hint="eastAsia"/>
+              </w:rPr>
+              <w:t>参数：</w:t>
+            </w:r>
+          </w:p>
+          <w:p>
+            <w:pPr>
+              <w:ind w:left="0"/>
+            </w:pPr>
+            <w:r>
+              <w:t>GetObjectMetadataRequest</w:t>
+            </w:r>
+          </w:p>
+          <w:p>
+            <w:pPr>
+              <w:ind w:left="0"/>
+            </w:pPr>
+            <w:r>
+              <w:rPr>
+                <w:rFonts w:hint="eastAsia"/>
+              </w:rPr>
+              <w:t>返回值：</w:t>
+            </w:r>
+            <w:r>
+              <w:t>ObjectMetadata</w:t>
+            </w:r>
+          </w:p>
+        </w:tc>
+        <w:tc>
+          <w:tcPr>
+            <w:tcW w:w="3774" w:type="dxa"/>
+          </w:tcPr>
+          <w:p>
+            <w:pPr>
+              <w:ind w:left="0"/>
+            </w:pPr>
+            <w:r>
+              <w:rPr>
+                <w:rFonts w:hint="eastAsia"/>
+              </w:rPr>
+              <w:t>发送</w:t>
+            </w:r>
+            <w:r>
+              <w:rPr>
+                <w:rFonts w:hint="eastAsia"/>
+              </w:rPr>
+              <w:t xml:space="preserve">HEAD </w:t>
+            </w:r>
+            <w:r>
+              <w:t>Object</w:t>
+            </w:r>
+            <w:r>
+              <w:rPr>
+                <w:rFonts w:hint="eastAsia"/>
+              </w:rPr>
+              <w:t>请求并处理响应</w:t>
+            </w:r>
+            <w:r>
+              <w:rPr>
+                <w:rFonts w:hint="eastAsia"/>
+              </w:rPr>
+              <w:t>，返回对象的元数据</w:t>
+            </w:r>
+          </w:p>
+        </w:tc>
+      </w:tr>
+      <w:tr>
+        <w:tc>
+          <w:tcPr>
+            <w:tcW w:w="3774" w:type="dxa"/>
+          </w:tcPr>
+          <w:p>
+            <w:pPr>
+              <w:ind w:left="0"/>
+            </w:pPr>
+            <w:r>
+              <w:t>GetObjectMetadataRequest</w:t>
+            </w:r>
+          </w:p>
+          <w:p>
+            <w:pPr>
+              <w:ind w:left="0"/>
+            </w:pPr>
+            <w:r>
+              <w:rPr>
+                <w:rFonts w:hint="eastAsia"/>
+              </w:rPr>
+              <w:t>参数：</w:t>
+            </w:r>
+          </w:p>
+          <w:p>
+            <w:pPr>
+              <w:ind w:left="0"/>
+            </w:pPr>
+            <w:r>
+              <w:t>String bucketName</w:t>
+            </w:r>
+          </w:p>
+          <w:p>
+            <w:pPr>
+              <w:ind w:left="0"/>
+            </w:pPr>
+            <w:r>
+              <w:t>String key</w:t>
+            </w:r>
+          </w:p>
+          <w:p>
+            <w:pPr>
+              <w:ind w:left="0"/>
+            </w:pPr>
+            <w:r>
+              <w:t>String versionId</w:t>
+            </w:r>
+          </w:p>
+          <w:p>
+            <w:pPr>
+              <w:ind w:left="0"/>
+              <w:rPr>
+                <w:rFonts w:hint="eastAsia"/>
+              </w:rPr>
+            </w:pPr>
+            <w:r>
+              <w:rPr>
+                <w:rFonts w:hint="eastAsia"/>
+              </w:rPr>
+              <w:t>返回值：</w:t>
+            </w:r>
+            <w:r>
+              <w:t>GetObjectMetadataRequest</w:t>
+            </w:r>
+          </w:p>
+        </w:tc>
+        <w:tc>
+          <w:tcPr>
+            <w:tcW w:w="3774" w:type="dxa"/>
+          </w:tcPr>
+          <w:p>
+            <w:pPr>
+              <w:ind w:left="0"/>
+              <w:rPr>
+                <w:rFonts w:hint="eastAsia"/>
+              </w:rPr>
+            </w:pPr>
+            <w:r>
+              <w:rPr>
+                <w:rFonts w:hint="eastAsia"/>
+              </w:rPr>
+              <w:t>构造</w:t>
+            </w:r>
+            <w:r>
+              <w:t>getObjectMetadata</w:t>
+            </w:r>
+            <w:r>
+              <w:rPr>
+                <w:rFonts w:hint="eastAsia"/>
+              </w:rPr>
+              <w:t>的请求</w:t>
+            </w:r>
+          </w:p>
+        </w:tc>
+      </w:tr>
+    </w:tbl>
+    <w:p/>
+    <w:p>
+      <w:r>
+        <w:rPr>
+          <w:rFonts w:hint="eastAsia"/>
+        </w:rPr>
+        <w:t>样例：</w:t>
+      </w:r>
+    </w:p>
+    <w:tbl>
+      <w:tblPr>
+        <w:tblStyle w:val="a9"/>
+        <w:tblW w:w="0" w:type="auto"/>
+        <w:tblInd w:w="748" w:type="dxa"/>
+        <w:tblLook w:val="04A0" w:firstRow="1" w:lastRow="0" w:firstColumn="1" w:lastColumn="0" w:noHBand="0" w:noVBand="1"/>
+      </w:tblPr>
+      <w:tblGrid>
+        <w:gridCol w:w="7548"/>
+      </w:tblGrid>
+      <w:tr>
+        <w:tc>
+          <w:tcPr>
+            <w:tcW w:w="8296" w:type="dxa"/>
+          </w:tcPr>
+          <w:p>
+            <w:pPr>
+              <w:ind w:left="0"/>
+            </w:pPr>
+            <w:r>
+              <w:t xml:space="preserve">GetObjectMetadataRequest request = </w:t>
+            </w:r>
+          </w:p>
+          <w:p>
+            <w:pPr>
+              <w:ind w:left="0" w:firstLineChars="1000" w:firstLine="2100"/>
+            </w:pPr>
+            <w:r>
+              <w:t>new GetObjectMetadataRequest(bucket, object, versionId);</w:t>
+            </w:r>
+          </w:p>
+          <w:p>
+            <w:pPr>
+              <w:ind w:left="0"/>
+              <w:rPr>
+                <w:rFonts w:hint="eastAsia"/>
+              </w:rPr>
+            </w:pPr>
+            <w:r>
+              <w:t>ObjectMetadata result = amazonS3.getObjectMetadata(request);</w:t>
             </w:r>
           </w:p>
         </w:tc>
@@ -17372,8 +17595,8 @@
       <w:pPr>
         <w:pStyle w:val="10"/>
       </w:pPr>
-      <w:bookmarkStart w:id="1" w:name="_公共头部"/>
-      <w:bookmarkEnd w:id="1"/>
+      <w:bookmarkStart w:id="2" w:name="_公共头部"/>
+      <w:bookmarkEnd w:id="2"/>
       <w:r>
         <w:rPr>
           <w:rFonts w:hint="eastAsia"/>
@@ -17549,6 +17772,7 @@
         <w:rPr>
           <w:rFonts w:hint="eastAsia"/>
         </w:rPr>
+        <w:lastRenderedPageBreak/>
         <w:t>S</w:t>
       </w:r>
       <w:r>
@@ -18225,7 +18449,6 @@
               <w:rPr>
                 <w:rFonts w:hint="eastAsia"/>
               </w:rPr>
-              <w:lastRenderedPageBreak/>
               <w:t>DELETE</w:t>
             </w:r>
           </w:p>
@@ -19116,6 +19339,7 @@
               <w:rPr>
                 <w:rFonts w:hint="eastAsia"/>
               </w:rPr>
+              <w:lastRenderedPageBreak/>
               <w:t>版本控制状态</w:t>
             </w:r>
           </w:p>
@@ -19540,14 +19764,7 @@
               <w:rPr>
                 <w:rFonts w:hint="eastAsia"/>
               </w:rPr>
-              <w:t>更新最新对象元数据表中的元数据，旧元数据写入历史对象元数据</w:t>
-            </w:r>
-            <w:r>
-              <w:rPr>
-                <w:rFonts w:hint="eastAsia"/>
-              </w:rPr>
-              <w:lastRenderedPageBreak/>
-              <w:t>表，旧的对象数据不删除。</w:t>
+              <w:t>更新最新对象元数据表中的元数据，旧元数据写入历史对象元数据表，旧的对象数据不删除。</w:t>
             </w:r>
           </w:p>
         </w:tc>
@@ -19564,7 +19781,6 @@
               <w:rPr>
                 <w:rFonts w:hint="eastAsia"/>
               </w:rPr>
-              <w:lastRenderedPageBreak/>
               <w:t>更新最新对象元数据表中的元数据，旧元数据的</w:t>
             </w:r>
             <w:r>
@@ -19604,14 +19820,7 @@
               <w:rPr>
                 <w:rFonts w:hint="eastAsia"/>
               </w:rPr>
-              <w:t>如果不</w:t>
-            </w:r>
-            <w:r>
-              <w:rPr>
-                <w:rFonts w:hint="eastAsia"/>
-              </w:rPr>
-              <w:lastRenderedPageBreak/>
-              <w:t>为</w:t>
+              <w:t>如果不为</w:t>
             </w:r>
             <w:r>
               <w:rPr>
@@ -19642,7 +19851,6 @@
               <w:rPr>
                 <w:rFonts w:hint="eastAsia"/>
               </w:rPr>
-              <w:lastRenderedPageBreak/>
               <w:t>元数据</w:t>
             </w:r>
             <w:r>
@@ -20068,6 +20276,7 @@
         <w:rPr>
           <w:rFonts w:hint="eastAsia"/>
         </w:rPr>
+        <w:lastRenderedPageBreak/>
         <w:t>元数据集合空间下的最新元数据集合名为</w:t>
       </w:r>
       <w:r>
@@ -20412,7 +20621,6 @@
         <w:ind w:left="0"/>
       </w:pPr>
       <w:r>
-        <w:lastRenderedPageBreak/>
         <w:t>Version</w:t>
       </w:r>
       <w:r>
@@ -20499,6 +20707,7 @@
         </w:rPr>
       </w:pPr>
       <w:r>
+        <w:lastRenderedPageBreak/>
         <w:t xml:space="preserve"> </w:t>
       </w:r>
       <w:r>
@@ -20597,7 +20806,6 @@
         <w:rPr>
           <w:rFonts w:hint="eastAsia"/>
         </w:rPr>
-        <w:lastRenderedPageBreak/>
         <w:t>QueryForUpdate</w:t>
       </w:r>
       <w:r>
@@ -20698,6 +20906,7 @@
         <w:rPr>
           <w:rFonts w:hint="eastAsia"/>
         </w:rPr>
+        <w:lastRenderedPageBreak/>
         <w:t>先将原最新元数据写入历史元数据表，再更新最新元数据，避免原最新元数据在一部分时刻在最新元数据表和历史元数据表都查询不到任何关于此版本的记录。</w:t>
       </w:r>
     </w:p>
@@ -20718,7 +20927,7 @@
         </w:rPr>
         <w:t>增加对象的并发场景：</w:t>
       </w:r>
-      <w:commentRangeStart w:id="2"/>
+      <w:commentRangeStart w:id="3"/>
     </w:p>
     <w:p>
       <w:pPr>
@@ -20754,12 +20963,12 @@
         </w:rPr>
         <w:t>查询元数据时发现</w:t>
       </w:r>
-      <w:commentRangeEnd w:id="2"/>
+      <w:commentRangeEnd w:id="3"/>
       <w:r>
         <w:rPr>
           <w:rStyle w:val="af"/>
         </w:rPr>
-        <w:commentReference w:id="2"/>
+        <w:commentReference w:id="3"/>
       </w:r>
       <w:r>
         <w:rPr>
@@ -21338,15 +21547,14 @@
         <w:pStyle w:val="3"/>
         <w:ind w:left="630"/>
       </w:pPr>
-      <w:bookmarkStart w:id="3" w:name="_查询对象（List_Objects_v2）"/>
-      <w:bookmarkStart w:id="4" w:name="_查询对象（GET_Bucket_(List"/>
-      <w:bookmarkEnd w:id="3"/>
+      <w:bookmarkStart w:id="4" w:name="_查询对象（List_Objects_v2）"/>
+      <w:bookmarkStart w:id="5" w:name="_查询对象（GET_Bucket_(List"/>
       <w:bookmarkEnd w:id="4"/>
-      <w:r>
-        <w:rPr>
-          <w:rFonts w:hint="eastAsia"/>
-        </w:rPr>
-        <w:lastRenderedPageBreak/>
+      <w:bookmarkEnd w:id="5"/>
+      <w:r>
+        <w:rPr>
+          <w:rFonts w:hint="eastAsia"/>
+        </w:rPr>
         <w:t>查询对象（</w:t>
       </w:r>
       <w:r>
@@ -21428,6 +21636,7 @@
         <w:rPr>
           <w:rStyle w:val="afd"/>
         </w:rPr>
+        <w:lastRenderedPageBreak/>
         <w:t>筛选条件</w:t>
       </w:r>
     </w:p>
@@ -22426,6 +22635,7 @@
         <w:rPr>
           <w:rFonts w:hint="eastAsia"/>
         </w:rPr>
+        <w:lastRenderedPageBreak/>
         <w:t>{</w:t>
       </w:r>
     </w:p>
@@ -23835,16 +24045,16 @@
         </w:rPr>
         <w:t>。</w:t>
       </w:r>
-      <w:bookmarkStart w:id="5" w:name="_查询版本（GET_Bucket_Object"/>
-      <w:bookmarkEnd w:id="5"/>
+      <w:bookmarkStart w:id="6" w:name="_查询版本（GET_Bucket_Object"/>
+      <w:bookmarkEnd w:id="6"/>
     </w:p>
     <w:p>
       <w:pPr>
         <w:pStyle w:val="3"/>
         <w:ind w:left="630"/>
       </w:pPr>
-      <w:bookmarkStart w:id="6" w:name="_获取对象（GET_Object）"/>
-      <w:bookmarkEnd w:id="6"/>
+      <w:bookmarkStart w:id="7" w:name="_获取对象（GET_Object）"/>
+      <w:bookmarkEnd w:id="7"/>
       <w:r>
         <w:rPr>
           <w:rFonts w:hint="eastAsia"/>
@@ -25926,9 +26136,6 @@
     <w:p>
       <w:pPr>
         <w:ind w:left="0" w:firstLine="420"/>
-        <w:rPr>
-          <w:rFonts w:hint="eastAsia"/>
-        </w:rPr>
       </w:pPr>
       <w:r>
         <w:rPr>
@@ -26707,8 +26914,8 @@
         <w:pStyle w:val="3"/>
         <w:ind w:left="630"/>
       </w:pPr>
-      <w:bookmarkStart w:id="7" w:name="_删除对象（DELETE_Object）"/>
-      <w:bookmarkEnd w:id="7"/>
+      <w:bookmarkStart w:id="8" w:name="_删除对象（DELETE_Object）"/>
+      <w:bookmarkEnd w:id="8"/>
       <w:r>
         <w:rPr>
           <w:rFonts w:hint="eastAsia"/>
@@ -28336,13 +28543,7 @@
         <w:rPr>
           <w:rFonts w:hint="eastAsia"/>
         </w:rPr>
-        <w:t>对象默认只查询</w:t>
-      </w:r>
-      <w:r>
-        <w:rPr>
-          <w:rFonts w:hint="eastAsia"/>
-        </w:rPr>
-        <w:t>当前最新的对象，如果请求中指定了</w:t>
+        <w:t>对象默认只查询当前最新的对象，如果请求中指定了</w:t>
       </w:r>
       <w:r>
         <w:rPr>
@@ -28458,9 +28659,6 @@
     <w:p>
       <w:pPr>
         <w:ind w:left="0" w:firstLine="420"/>
-        <w:rPr>
-          <w:rFonts w:hint="eastAsia"/>
-        </w:rPr>
       </w:pPr>
       <w:r>
         <w:rPr>
@@ -28578,19 +28776,7 @@
         <w:rPr>
           <w:rFonts w:hint="eastAsia"/>
         </w:rPr>
-        <w:t>两个表</w:t>
-      </w:r>
-      <w:r>
-        <w:rPr>
-          <w:rFonts w:hint="eastAsia"/>
-        </w:rPr>
-        <w:t>中</w:t>
-      </w:r>
-      <w:r>
-        <w:rPr>
-          <w:rFonts w:hint="eastAsia"/>
-        </w:rPr>
-        <w:t>查询是否有</w:t>
+        <w:t>两个表中查询是否有</w:t>
       </w:r>
       <w:r>
         <w:rPr>
@@ -28638,9 +28824,6 @@
     <w:p>
       <w:pPr>
         <w:ind w:left="0" w:firstLineChars="200" w:firstLine="420"/>
-        <w:rPr>
-          <w:rFonts w:hint="eastAsia"/>
-        </w:rPr>
       </w:pPr>
       <w:r>
         <w:rPr>
@@ -28741,13 +28924,7 @@
         <w:rPr>
           <w:rFonts w:hint="eastAsia"/>
         </w:rPr>
-        <w:t>参数，</w:t>
-      </w:r>
-      <w:r>
-        <w:rPr>
-          <w:rFonts w:hint="eastAsia"/>
-        </w:rPr>
-        <w:t>根据</w:t>
+        <w:t>参数，根据</w:t>
       </w:r>
       <w:r>
         <w:rPr>
@@ -28847,10 +29024,10 @@
         </w:rPr>
         <w:lastRenderedPageBreak/>
         <w:drawing>
-          <wp:inline distT="0" distB="0" distL="0" distR="0" wp14:anchorId="37522B17" wp14:editId="413BD532">
-            <wp:extent cx="5274310" cy="9211471"/>
-            <wp:effectExtent l="0" t="0" r="2540" b="8890"/>
-            <wp:docPr id="8" name="图片 8"/>
+          <wp:inline distT="0" distB="0" distL="0" distR="0" wp14:anchorId="718D2898" wp14:editId="53234C56">
+            <wp:extent cx="4981575" cy="9448800"/>
+            <wp:effectExtent l="0" t="0" r="9525" b="0"/>
+            <wp:docPr id="4" name="图片 4"/>
             <wp:cNvGraphicFramePr>
               <a:graphicFrameLocks xmlns:a="http://schemas.openxmlformats.org/drawingml/2006/main" noChangeAspect="1"/>
             </wp:cNvGraphicFramePr>
@@ -28858,7 +29035,7 @@
               <a:graphicData uri="http://schemas.openxmlformats.org/drawingml/2006/picture">
                 <pic:pic xmlns:pic="http://schemas.openxmlformats.org/drawingml/2006/picture">
                   <pic:nvPicPr>
-                    <pic:cNvPr id="0" name="Picture 4"/>
+                    <pic:cNvPr id="0" name="Picture 2"/>
                     <pic:cNvPicPr>
                       <a:picLocks noChangeAspect="1" noChangeArrowheads="1"/>
                     </pic:cNvPicPr>
@@ -28879,7 +29056,7 @@
                   <pic:spPr bwMode="auto">
                     <a:xfrm>
                       <a:off x="0" y="0"/>
-                      <a:ext cx="5274310" cy="9211471"/>
+                      <a:ext cx="4981575" cy="9448800"/>
                     </a:xfrm>
                     <a:prstGeom prst="rect">
                       <a:avLst/>
@@ -28895,8 +29072,6 @@
           </wp:inline>
         </w:drawing>
       </w:r>
-      <w:bookmarkStart w:id="8" w:name="_GoBack"/>
-      <w:bookmarkEnd w:id="8"/>
     </w:p>
     <w:p>
       <w:pPr>
@@ -29770,9 +29945,6 @@
           <w:p>
             <w:pPr>
               <w:ind w:left="0"/>
-              <w:rPr>
-                <w:rFonts w:hint="eastAsia"/>
-              </w:rPr>
             </w:pPr>
             <w:r>
               <w:rPr>
@@ -29789,9 +29961,6 @@
           <w:p>
             <w:pPr>
               <w:ind w:left="0"/>
-              <w:rPr>
-                <w:rFonts w:hint="eastAsia"/>
-              </w:rPr>
             </w:pPr>
             <w:r>
               <w:rPr>
@@ -29915,13 +30084,7 @@
               <w:rPr>
                 <w:rFonts w:hint="eastAsia"/>
               </w:rPr>
-              <w:t>这样的字符</w:t>
-            </w:r>
-            <w:r>
-              <w:rPr>
-                <w:rFonts w:hint="eastAsia"/>
-              </w:rPr>
-              <w:t>，返回</w:t>
+              <w:t>这样的字符，返回</w:t>
             </w:r>
             <w:r>
               <w:rPr>
@@ -29996,9 +30159,6 @@
           <w:p>
             <w:pPr>
               <w:ind w:left="0"/>
-              <w:rPr>
-                <w:rFonts w:hint="eastAsia"/>
-              </w:rPr>
             </w:pPr>
             <w:r>
               <w:rPr>
@@ -37597,10 +37757,13 @@
 
 <file path=word/comments.xml><?xml version="1.0" encoding="utf-8"?>
 <w:comments xmlns:wpc="http://schemas.microsoft.com/office/word/2010/wordprocessingCanvas" xmlns:cx="http://schemas.microsoft.com/office/drawing/2014/chartex" xmlns:mc="http://schemas.openxmlformats.org/markup-compatibility/2006" xmlns:o="urn:schemas-microsoft-com:office:office" xmlns:r="http://schemas.openxmlformats.org/officeDocument/2006/relationships" xmlns:m="http://schemas.openxmlformats.org/officeDocument/2006/math" xmlns:v="urn:schemas-microsoft-com:vml" xmlns:wp14="http://schemas.microsoft.com/office/word/2010/wordprocessingDrawing" xmlns:wp="http://schemas.openxmlformats.org/drawingml/2006/wordprocessingDrawing" xmlns:w10="urn:schemas-microsoft-com:office:word" xmlns:w="http://schemas.openxmlformats.org/wordprocessingml/2006/main" xmlns:w14="http://schemas.microsoft.com/office/word/2010/wordml" xmlns:w15="http://schemas.microsoft.com/office/word/2012/wordml" xmlns:w16se="http://schemas.microsoft.com/office/word/2015/wordml/symex" xmlns:wpg="http://schemas.microsoft.com/office/word/2010/wordprocessingGroup" xmlns:wpi="http://schemas.microsoft.com/office/word/2010/wordprocessingInk" xmlns:wne="http://schemas.microsoft.com/office/word/2006/wordml" xmlns:wps="http://schemas.microsoft.com/office/word/2010/wordprocessingShape" mc:Ignorable="w14 w15 w16se wp14">
-  <w:comment w:id="0" w:author="zhaoyujing" w:date="2018-10-12T10:43:00Z" w:initials="z">
+  <w:comment w:id="0" w:author="zhaoyujing" w:date="2018-11-14T10:12:00Z" w:initials="z">
     <w:p>
       <w:pPr>
         <w:pStyle w:val="af0"/>
+        <w:rPr>
+          <w:rFonts w:hint="eastAsia"/>
+        </w:rPr>
       </w:pPr>
       <w:r>
         <w:rPr>
@@ -37609,16 +37772,13 @@
         <w:annotationRef/>
       </w:r>
       <w:r>
-        <w:rPr>
-          <w:rFonts w:hint="eastAsia"/>
-        </w:rPr>
-        <w:t>查看</w:t>
-      </w:r>
-      <w:r>
-        <w:rPr>
-          <w:rFonts w:hint="eastAsia"/>
-        </w:rPr>
-        <w:t>S3</w:t>
+        <w:t>L</w:t>
+      </w:r>
+      <w:r>
+        <w:rPr>
+          <w:rFonts w:hint="eastAsia"/>
+        </w:rPr>
+        <w:t>ist</w:t>
       </w:r>
       <w:r>
         <w:t xml:space="preserve"> </w:t>
@@ -37627,40 +37787,26 @@
         <w:rPr>
           <w:rFonts w:hint="eastAsia"/>
         </w:rPr>
-        <w:t>的</w:t>
-      </w:r>
-      <w:r>
-        <w:rPr>
-          <w:rFonts w:hint="eastAsia"/>
-        </w:rPr>
-        <w:t>versionId</w:t>
-      </w:r>
-      <w:r>
-        <w:rPr>
-          <w:rFonts w:hint="eastAsia"/>
-        </w:rPr>
-        <w:t>生成规则，与</w:t>
-      </w:r>
-      <w:r>
-        <w:rPr>
-          <w:rFonts w:hint="eastAsia"/>
-        </w:rPr>
-        <w:t>S3</w:t>
-      </w:r>
-      <w:r>
-        <w:rPr>
-          <w:rFonts w:hint="eastAsia"/>
-        </w:rPr>
-        <w:t>保持一致</w:t>
-      </w:r>
-    </w:p>
-    <w:p>
-      <w:pPr>
-        <w:pStyle w:val="af0"/>
-      </w:pPr>
+        <w:t>objects</w:t>
+      </w:r>
+      <w:r>
+        <w:t xml:space="preserve"> </w:t>
+      </w:r>
+      <w:r>
+        <w:rPr>
+          <w:rFonts w:hint="eastAsia"/>
+        </w:rPr>
+        <w:t>v1</w:t>
+      </w:r>
+      <w:r>
+        <w:rPr>
+          <w:rFonts w:hint="eastAsia"/>
+        </w:rPr>
+        <w:t>是否有用户还在使用，是否需要实现</w:t>
+      </w:r>
     </w:p>
   </w:comment>
-  <w:comment w:id="2" w:author="zhaoyujing" w:date="2018-09-21T10:30:00Z" w:initials="z">
+  <w:comment w:id="3" w:author="zhaoyujing" w:date="2018-09-21T10:30:00Z" w:initials="z">
     <w:p>
       <w:pPr>
         <w:pStyle w:val="af0"/>
@@ -37684,7 +37830,7 @@
 
 <file path=word/commentsExtended.xml><?xml version="1.0" encoding="utf-8"?>
 <w15:commentsEx xmlns:wpc="http://schemas.microsoft.com/office/word/2010/wordprocessingCanvas" xmlns:cx="http://schemas.microsoft.com/office/drawing/2014/chartex" xmlns:mc="http://schemas.openxmlformats.org/markup-compatibility/2006" xmlns:o="urn:schemas-microsoft-com:office:office" xmlns:r="http://schemas.openxmlformats.org/officeDocument/2006/relationships" xmlns:m="http://schemas.openxmlformats.org/officeDocument/2006/math" xmlns:v="urn:schemas-microsoft-com:vml" xmlns:wp14="http://schemas.microsoft.com/office/word/2010/wordprocessingDrawing" xmlns:wp="http://schemas.openxmlformats.org/drawingml/2006/wordprocessingDrawing" xmlns:w10="urn:schemas-microsoft-com:office:word" xmlns:w="http://schemas.openxmlformats.org/wordprocessingml/2006/main" xmlns:w14="http://schemas.microsoft.com/office/word/2010/wordml" xmlns:w15="http://schemas.microsoft.com/office/word/2012/wordml" xmlns:w16se="http://schemas.microsoft.com/office/word/2015/wordml/symex" xmlns:wpg="http://schemas.microsoft.com/office/word/2010/wordprocessingGroup" xmlns:wpi="http://schemas.microsoft.com/office/word/2010/wordprocessingInk" xmlns:wne="http://schemas.microsoft.com/office/word/2006/wordml" xmlns:wps="http://schemas.microsoft.com/office/word/2010/wordprocessingShape" mc:Ignorable="w14 w15 w16se wp14">
-  <w15:commentEx w15:paraId="3F40B03E" w15:done="0"/>
+  <w15:commentEx w15:paraId="3D8E43AB" w15:done="0"/>
   <w15:commentEx w15:paraId="713E8501" w15:done="0"/>
 </w15:commentsEx>
 </file>
@@ -37738,7 +37884,7 @@
             <w:noProof/>
             <w:lang w:val="zh-CN"/>
           </w:rPr>
-          <w:t>45</w:t>
+          <w:t>26</w:t>
         </w:r>
         <w:r>
           <w:fldChar w:fldCharType="end"/>
@@ -44292,7 +44438,7 @@
 </file>
 
 <file path=customXml/itemProps1.xml><?xml version="1.0" encoding="utf-8"?>
-<ds:datastoreItem xmlns:ds="http://schemas.openxmlformats.org/officeDocument/2006/customXml" ds:itemID="{D8F3FC26-FF5E-4209-8FB5-BAA48BBBA6AA}">
+<ds:datastoreItem xmlns:ds="http://schemas.openxmlformats.org/officeDocument/2006/customXml" ds:itemID="{F97B8001-BCC8-4F0E-934E-DB71C2BCBC3E}">
   <ds:schemaRefs>
     <ds:schemaRef ds:uri="http://schemas.openxmlformats.org/officeDocument/2006/bibliography"/>
   </ds:schemaRefs>

--- a/internal_doc/03.开发设计/Amazon S3接口兼容/Story--SequoiaDB兼容Amazon S3接口 -对象管理.docx
+++ b/internal_doc/03.开发设计/Amazon S3接口兼容/Story--SequoiaDB兼容Amazon S3接口 -对象管理.docx
@@ -113,12 +113,14 @@
               </w:rPr>
               <w:t xml:space="preserve">  </w:t>
             </w:r>
+            <w:proofErr w:type="gramStart"/>
             <w:r>
               <w:rPr>
                 <w:rFonts w:hint="eastAsia"/>
               </w:rPr>
               <w:t>赵玉静</w:t>
             </w:r>
+            <w:proofErr w:type="gramEnd"/>
           </w:p>
         </w:tc>
         <w:tc>
@@ -1247,18 +1249,22 @@
               </w:rPr>
               <w:t>，</w:t>
             </w:r>
+            <w:proofErr w:type="gramStart"/>
             <w:r>
               <w:t>”</w:t>
             </w:r>
+            <w:proofErr w:type="gramEnd"/>
             <w:r>
               <w:rPr>
                 <w:rFonts w:hint="eastAsia"/>
               </w:rPr>
               <w:t>127</w:t>
             </w:r>
+            <w:proofErr w:type="gramStart"/>
             <w:r>
               <w:t>”</w:t>
             </w:r>
+            <w:proofErr w:type="gramEnd"/>
           </w:p>
         </w:tc>
         <w:tc>
@@ -1605,12 +1611,14 @@
               </w:rPr>
               <w:t>/</w:t>
             </w:r>
+            <w:proofErr w:type="gramStart"/>
             <w:r>
               <w:rPr>
                 <w:rFonts w:hint="eastAsia"/>
               </w:rPr>
               <w:t>反勾号</w:t>
             </w:r>
+            <w:proofErr w:type="gramEnd"/>
           </w:p>
         </w:tc>
       </w:tr>
@@ -3247,6 +3255,12 @@
             </w:r>
             <w:r>
               <w:rPr>
+                <w:i/>
+              </w:rPr>
+              <w:t>s3/</w:t>
+            </w:r>
+            <w:r>
+              <w:rPr>
                 <w:rFonts w:cstheme="minorHAnsi" w:hint="eastAsia"/>
                 <w:i/>
               </w:rPr>
@@ -5399,13 +5413,33 @@
               <w:rPr>
                 <w:i/>
               </w:rPr>
+              <w:t>/s3/{</w:t>
+            </w:r>
+            <w:r>
+              <w:rPr>
+                <w:i/>
+              </w:rPr>
               <w:t>bucket</w:t>
             </w:r>
             <w:r>
               <w:rPr>
                 <w:i/>
               </w:rPr>
-              <w:t xml:space="preserve">/?list-type=2 HTTP/1.1 </w:t>
+              <w:t>}</w:t>
+            </w:r>
+            <w:proofErr w:type="gramStart"/>
+            <w:r>
+              <w:rPr>
+                <w:i/>
+              </w:rPr>
+              <w:t>/?list</w:t>
+            </w:r>
+            <w:proofErr w:type="gramEnd"/>
+            <w:r>
+              <w:rPr>
+                <w:i/>
+              </w:rPr>
+              <w:t xml:space="preserve">-type=2 HTTP/1.1 </w:t>
             </w:r>
           </w:p>
           <w:p>
@@ -5669,7 +5703,21 @@
               <w:rPr>
                 <w:i/>
               </w:rPr>
-              <w:t xml:space="preserve">    &lt;ETag&gt;&amp;quot;fba9dede5f27731c9771645a39863328&amp;quot;&lt;/ETag&gt;    </w:t>
+              <w:t xml:space="preserve">    &lt;ETag&gt;&amp;</w:t>
+            </w:r>
+            <w:proofErr w:type="gramStart"/>
+            <w:r>
+              <w:rPr>
+                <w:i/>
+              </w:rPr>
+              <w:t>quot;fba</w:t>
+            </w:r>
+            <w:proofErr w:type="gramEnd"/>
+            <w:r>
+              <w:rPr>
+                <w:i/>
+              </w:rPr>
+              <w:t xml:space="preserve">9dede5f27731c9771645a39863328&amp;quot;&lt;/ETag&gt;    </w:t>
             </w:r>
           </w:p>
           <w:p>
@@ -5826,13 +5874,33 @@
               <w:rPr>
                 <w:i/>
               </w:rPr>
+              <w:t>/s3/{</w:t>
+            </w:r>
+            <w:r>
+              <w:rPr>
+                <w:i/>
+              </w:rPr>
               <w:t>bucket</w:t>
             </w:r>
             <w:r>
               <w:rPr>
                 <w:i/>
               </w:rPr>
-              <w:t xml:space="preserve">/?list-type=2&amp;prefix=photos/2006/&amp;delimiter=/ HTTP/1.1 </w:t>
+              <w:t>}</w:t>
+            </w:r>
+            <w:proofErr w:type="gramStart"/>
+            <w:r>
+              <w:rPr>
+                <w:i/>
+              </w:rPr>
+              <w:t>/?list</w:t>
+            </w:r>
+            <w:proofErr w:type="gramEnd"/>
+            <w:r>
+              <w:rPr>
+                <w:i/>
+              </w:rPr>
+              <w:t xml:space="preserve">-type=2&amp;prefix=photos/2006/&amp;delimiter=/ HTTP/1.1 </w:t>
             </w:r>
           </w:p>
           <w:p>
@@ -6084,7 +6152,21 @@
               <w:rPr>
                 <w:i/>
               </w:rPr>
-              <w:t>&lt;ETag&gt;&amp;quot;d41d8cd98f00b204e9800998ecf8427e&amp;quot;&lt;/ETag&gt;</w:t>
+              <w:t>&lt;ETag&gt;&amp;</w:t>
+            </w:r>
+            <w:proofErr w:type="gramStart"/>
+            <w:r>
+              <w:rPr>
+                <w:i/>
+              </w:rPr>
+              <w:t>quot;d</w:t>
+            </w:r>
+            <w:proofErr w:type="gramEnd"/>
+            <w:r>
+              <w:rPr>
+                <w:i/>
+              </w:rPr>
+              <w:t>41d8cd98f00b204e9800998ecf8427e&amp;quot;&lt;/ETag&gt;</w:t>
             </w:r>
           </w:p>
           <w:p>
@@ -8280,13 +8362,24 @@
               <w:t>GET /</w:t>
             </w:r>
             <w:r>
+              <w:t>s3/{</w:t>
+            </w:r>
+            <w:r>
               <w:rPr>
                 <w:rFonts w:hint="eastAsia"/>
               </w:rPr>
               <w:t>bucketname</w:t>
             </w:r>
-            <w:r>
-              <w:t xml:space="preserve">?versions HTTP/1.1 </w:t>
+            <w:proofErr w:type="gramStart"/>
+            <w:r>
+              <w:t>}</w:t>
+            </w:r>
+            <w:r>
+              <w:t>?versions</w:t>
+            </w:r>
+            <w:proofErr w:type="gramEnd"/>
+            <w:r>
+              <w:t xml:space="preserve"> HTTP/1.1 </w:t>
             </w:r>
           </w:p>
           <w:p>
@@ -8452,7 +8545,15 @@
               <w:ind w:leftChars="400" w:left="840"/>
             </w:pPr>
             <w:r>
-              <w:t>&lt;LastModified&gt;2009-10-12T17:50:30.000Z&lt;/LastModified&gt;        &lt;ETag&gt;&amp;quot;fba9dede5f27731c9771645a39863328&amp;quot;&lt;/ETag&gt;        &lt;Size&gt;434234&lt;/Size&gt;</w:t>
+              <w:t>&lt;LastModified&gt;2009-10-12T17:50:30.000Z&lt;/LastModified&gt;        &lt;ETag&gt;&amp;</w:t>
+            </w:r>
+            <w:proofErr w:type="gramStart"/>
+            <w:r>
+              <w:t>quot;fba</w:t>
+            </w:r>
+            <w:proofErr w:type="gramEnd"/>
+            <w:r>
+              <w:t>9dede5f27731c9771645a39863328&amp;quot;&lt;/ETag&gt;        &lt;Size&gt;434234&lt;/Size&gt;</w:t>
             </w:r>
           </w:p>
           <w:p>
@@ -9679,8 +9780,13 @@
               </w:rPr>
               <w:t>：</w:t>
             </w:r>
-            <w:r>
-              <w:t>Range:bytes=beginbyte-endbyte</w:t>
+            <w:proofErr w:type="gramStart"/>
+            <w:r>
+              <w:t>Range:bytes</w:t>
+            </w:r>
+            <w:proofErr w:type="gramEnd"/>
+            <w:r>
+              <w:t>=beginbyte-endbyte</w:t>
             </w:r>
           </w:p>
           <w:p>
@@ -9860,7 +9966,15 @@
               <w:ind w:left="0"/>
             </w:pPr>
             <w:r>
-              <w:t>Return the object only if its entity tag (ETag) is the same as the one speciﬁed; otherwise, return a 412 (precondition failed).</w:t>
+              <w:t xml:space="preserve">Return the object only if its entity </w:t>
+            </w:r>
+            <w:proofErr w:type="gramStart"/>
+            <w:r>
+              <w:t>tag</w:t>
+            </w:r>
+            <w:proofErr w:type="gramEnd"/>
+            <w:r>
+              <w:t xml:space="preserve"> (ETag) is the same as the one speciﬁed; otherwise, return a 412 (precondition failed).</w:t>
             </w:r>
           </w:p>
           <w:p>
@@ -9915,7 +10029,15 @@
               <w:ind w:left="0"/>
             </w:pPr>
             <w:r>
-              <w:t>Return the object only if its entity tag (ETag) is diﬀerent from the one speciﬁed; otherwise, return a 304 (not modiﬁed).</w:t>
+              <w:t xml:space="preserve">Return the object only if its entity </w:t>
+            </w:r>
+            <w:proofErr w:type="gramStart"/>
+            <w:r>
+              <w:t>tag</w:t>
+            </w:r>
+            <w:proofErr w:type="gramEnd"/>
+            <w:r>
+              <w:t xml:space="preserve"> (ETag) is diﬀerent from the one speciﬁed; otherwise, return a 304 (not modiﬁed).</w:t>
             </w:r>
           </w:p>
           <w:p>
@@ -10308,7 +10430,31 @@
               <w:rPr>
                 <w:i/>
               </w:rPr>
-              <w:t xml:space="preserve">GET bucket/my-image.jpg HTTP/1.1 </w:t>
+              <w:t xml:space="preserve">GET </w:t>
+            </w:r>
+            <w:r>
+              <w:rPr>
+                <w:i/>
+              </w:rPr>
+              <w:t>/s3/{</w:t>
+            </w:r>
+            <w:r>
+              <w:rPr>
+                <w:i/>
+              </w:rPr>
+              <w:t>bucket</w:t>
+            </w:r>
+            <w:r>
+              <w:rPr>
+                <w:i/>
+              </w:rPr>
+              <w:t>}</w:t>
+            </w:r>
+            <w:r>
+              <w:rPr>
+                <w:i/>
+              </w:rPr>
+              <w:t xml:space="preserve">/my-image.jpg HTTP/1.1 </w:t>
             </w:r>
           </w:p>
           <w:p>
@@ -11189,7 +11335,19 @@
               <w:rPr>
                 <w:i/>
               </w:rPr>
+              <w:t>/s3/{</w:t>
+            </w:r>
+            <w:r>
+              <w:rPr>
+                <w:i/>
+              </w:rPr>
               <w:t>bucket</w:t>
+            </w:r>
+            <w:r>
+              <w:rPr>
+                <w:i/>
+              </w:rPr>
+              <w:t>}</w:t>
             </w:r>
             <w:r>
               <w:rPr>
@@ -11844,8 +12002,13 @@
               </w:rPr>
               <w:t>：</w:t>
             </w:r>
-            <w:r>
-              <w:t>Range:bytes=beginbyte-endbyte</w:t>
+            <w:proofErr w:type="gramStart"/>
+            <w:r>
+              <w:t>Range:bytes</w:t>
+            </w:r>
+            <w:proofErr w:type="gramEnd"/>
+            <w:r>
+              <w:t>=beginbyte-endbyte</w:t>
             </w:r>
           </w:p>
           <w:p>
@@ -12007,7 +12170,15 @@
               <w:ind w:left="0"/>
             </w:pPr>
             <w:r>
-              <w:t>Return the object only if its entity tag (ETag) is the same as the one speciﬁed; otherwise, return a 412 (precondition failed).</w:t>
+              <w:t xml:space="preserve">Return the object only if its entity </w:t>
+            </w:r>
+            <w:proofErr w:type="gramStart"/>
+            <w:r>
+              <w:t>tag</w:t>
+            </w:r>
+            <w:proofErr w:type="gramEnd"/>
+            <w:r>
+              <w:t xml:space="preserve"> (ETag) is the same as the one speciﬁed; otherwise, return a 412 (precondition failed).</w:t>
             </w:r>
           </w:p>
           <w:p>
@@ -12062,7 +12233,15 @@
               <w:ind w:left="0"/>
             </w:pPr>
             <w:r>
-              <w:t>Return the object only if its entity tag (ETag) is diﬀerent from the one speciﬁed; otherwise, return a 304 (not modiﬁed).</w:t>
+              <w:t xml:space="preserve">Return the object only if its entity </w:t>
+            </w:r>
+            <w:proofErr w:type="gramStart"/>
+            <w:r>
+              <w:t>tag</w:t>
+            </w:r>
+            <w:proofErr w:type="gramEnd"/>
+            <w:r>
+              <w:t xml:space="preserve"> (ETag) is diﬀerent from the one speciﬁed; otherwise, return a 304 (not modiﬁed).</w:t>
             </w:r>
           </w:p>
           <w:p>
@@ -12412,7 +12591,31 @@
               <w:rPr>
                 <w:i/>
               </w:rPr>
-              <w:t xml:space="preserve"> bucket/my-image.jpg HTTP/1.1 </w:t>
+              <w:t xml:space="preserve"> </w:t>
+            </w:r>
+            <w:r>
+              <w:rPr>
+                <w:i/>
+              </w:rPr>
+              <w:t>/s3/{</w:t>
+            </w:r>
+            <w:r>
+              <w:rPr>
+                <w:i/>
+              </w:rPr>
+              <w:t>bucket</w:t>
+            </w:r>
+            <w:r>
+              <w:rPr>
+                <w:i/>
+              </w:rPr>
+              <w:t>}</w:t>
+            </w:r>
+            <w:r>
+              <w:rPr>
+                <w:i/>
+              </w:rPr>
+              <w:t xml:space="preserve">/my-image.jpg HTTP/1.1 </w:t>
             </w:r>
           </w:p>
           <w:p>
@@ -13078,8 +13281,16 @@
               <w:rPr>
                 <w:rFonts w:hint="eastAsia"/>
               </w:rPr>
-              <w:t>携带鉴权信息</w:t>
-            </w:r>
+              <w:t>携带鉴</w:t>
+            </w:r>
+            <w:proofErr w:type="gramStart"/>
+            <w:r>
+              <w:rPr>
+                <w:rFonts w:hint="eastAsia"/>
+              </w:rPr>
+              <w:t>权信息</w:t>
+            </w:r>
+            <w:proofErr w:type="gramEnd"/>
           </w:p>
         </w:tc>
       </w:tr>
@@ -13212,23 +13423,42 @@
               <w:ind w:left="0"/>
             </w:pPr>
             <w:r>
-              <w:t>ClientConfiguration config = new ClientConfiguration();</w:t>
-            </w:r>
-          </w:p>
-          <w:p>
-            <w:pPr>
-              <w:ind w:left="0"/>
-            </w:pPr>
-            <w:r>
-              <w:t>config.setUseExpectContinue(false);</w:t>
-            </w:r>
-          </w:p>
-          <w:p>
-            <w:pPr>
-              <w:ind w:left="0"/>
-            </w:pPr>
-            <w:r>
-              <w:t>String endPoint = "http://192.168.10.71:8002";</w:t>
+              <w:t xml:space="preserve">ClientConfiguration config = new </w:t>
+            </w:r>
+            <w:proofErr w:type="gramStart"/>
+            <w:r>
+              <w:t>ClientConfiguration(</w:t>
+            </w:r>
+            <w:proofErr w:type="gramEnd"/>
+            <w:r>
+              <w:t>);</w:t>
+            </w:r>
+          </w:p>
+          <w:p>
+            <w:pPr>
+              <w:ind w:left="0"/>
+            </w:pPr>
+            <w:proofErr w:type="gramStart"/>
+            <w:r>
+              <w:t>config.setUseExpectContinue</w:t>
+            </w:r>
+            <w:proofErr w:type="gramEnd"/>
+            <w:r>
+              <w:t>(false);</w:t>
+            </w:r>
+          </w:p>
+          <w:p>
+            <w:pPr>
+              <w:ind w:left="0"/>
+            </w:pPr>
+            <w:r>
+              <w:t>String endPoint = "http://192.168.10.71:8002</w:t>
+            </w:r>
+            <w:r>
+              <w:t>/s3</w:t>
+            </w:r>
+            <w:r>
+              <w:t>";</w:t>
             </w:r>
           </w:p>
           <w:p>
@@ -13274,28 +13504,70 @@
           </w:p>
           <w:p>
             <w:r>
-              <w:t xml:space="preserve">        .withEndpointConfiguration(endpointConfiguration)</w:t>
-            </w:r>
-          </w:p>
-          <w:p>
-            <w:r>
-              <w:t xml:space="preserve">        .withClientConfiguration(config)                </w:t>
-            </w:r>
-          </w:p>
-          <w:p>
-            <w:r>
-              <w:t xml:space="preserve">        .withCredentials(new AWSStaticCredentialsProvider(credentials)) </w:t>
-            </w:r>
-          </w:p>
-          <w:p>
-            <w:r>
-              <w:t xml:space="preserve">        .withChunkedEncodingDisabled(true)    </w:t>
-            </w:r>
-          </w:p>
-          <w:p>
-            <w:r>
-              <w:t xml:space="preserve">        .build()</w:t>
-            </w:r>
+              <w:t xml:space="preserve">        </w:t>
+            </w:r>
+            <w:proofErr w:type="gramStart"/>
+            <w:r>
+              <w:t>.withEndpointConfiguration</w:t>
+            </w:r>
+            <w:proofErr w:type="gramEnd"/>
+            <w:r>
+              <w:t>(endpointConfiguration)</w:t>
+            </w:r>
+          </w:p>
+          <w:p>
+            <w:r>
+              <w:t xml:space="preserve">        </w:t>
+            </w:r>
+            <w:proofErr w:type="gramStart"/>
+            <w:r>
+              <w:t>.withClientConfiguration</w:t>
+            </w:r>
+            <w:proofErr w:type="gramEnd"/>
+            <w:r>
+              <w:t xml:space="preserve">(config)                </w:t>
+            </w:r>
+          </w:p>
+          <w:p>
+            <w:r>
+              <w:t xml:space="preserve">        </w:t>
+            </w:r>
+            <w:proofErr w:type="gramStart"/>
+            <w:r>
+              <w:t>.withCredentials</w:t>
+            </w:r>
+            <w:proofErr w:type="gramEnd"/>
+            <w:r>
+              <w:t xml:space="preserve">(new AWSStaticCredentialsProvider(credentials)) </w:t>
+            </w:r>
+          </w:p>
+          <w:p>
+            <w:r>
+              <w:t xml:space="preserve">        </w:t>
+            </w:r>
+            <w:proofErr w:type="gramStart"/>
+            <w:r>
+              <w:t>.withChunkedEncodingDisabled</w:t>
+            </w:r>
+            <w:proofErr w:type="gramEnd"/>
+            <w:r>
+              <w:t xml:space="preserve">(true)    </w:t>
+            </w:r>
+          </w:p>
+          <w:p>
+            <w:r>
+              <w:t xml:space="preserve">        </w:t>
+            </w:r>
+            <w:proofErr w:type="gramStart"/>
+            <w:r>
+              <w:t>.build</w:t>
+            </w:r>
+            <w:proofErr w:type="gramEnd"/>
+            <w:r>
+              <w:t>()</w:t>
+            </w:r>
+            <w:bookmarkStart w:id="1" w:name="_GoBack"/>
+            <w:bookmarkEnd w:id="1"/>
           </w:p>
           <w:p>
             <w:pPr>
@@ -13854,7 +14126,15 @@
               <w:ind w:left="0"/>
             </w:pPr>
             <w:r>
-              <w:t>PutObjectRequest request = new PutObjectRequest(bucketname, keyName, new File("C:\\</w:t>
+              <w:t xml:space="preserve">PutObjectRequest request = new </w:t>
+            </w:r>
+            <w:proofErr w:type="gramStart"/>
+            <w:r>
+              <w:t>PutObjectRequest(</w:t>
+            </w:r>
+            <w:proofErr w:type="gramEnd"/>
+            <w:r>
+              <w:t>bucketname, keyName, new File("C:\\</w:t>
             </w:r>
             <w:r>
               <w:rPr>
@@ -13880,31 +14160,57 @@
               <w:ind w:left="0"/>
             </w:pPr>
             <w:r>
-              <w:t>ObjectMetadata metaData = new ObjectMetadata();</w:t>
-            </w:r>
-          </w:p>
-          <w:p>
-            <w:pPr>
-              <w:ind w:left="0"/>
-            </w:pPr>
-            <w:r>
-              <w:t>Map&lt;String,String&gt; xMeta = new HashMap&lt;String, String&gt;();</w:t>
-            </w:r>
-          </w:p>
-          <w:p>
-            <w:pPr>
-              <w:ind w:left="0"/>
-            </w:pPr>
-            <w:r>
-              <w:t>xMeta.put("test1", "1234");</w:t>
-            </w:r>
-          </w:p>
-          <w:p>
-            <w:pPr>
-              <w:ind w:left="0"/>
-            </w:pPr>
-            <w:r>
-              <w:t>xMeta.put("test2", "123343");</w:t>
+              <w:t xml:space="preserve">ObjectMetadata metaData = new </w:t>
+            </w:r>
+            <w:proofErr w:type="gramStart"/>
+            <w:r>
+              <w:t>ObjectMetadata(</w:t>
+            </w:r>
+            <w:proofErr w:type="gramEnd"/>
+            <w:r>
+              <w:t>);</w:t>
+            </w:r>
+          </w:p>
+          <w:p>
+            <w:pPr>
+              <w:ind w:left="0"/>
+            </w:pPr>
+            <w:r>
+              <w:t>Map&lt;</w:t>
+            </w:r>
+            <w:proofErr w:type="gramStart"/>
+            <w:r>
+              <w:t>String,String</w:t>
+            </w:r>
+            <w:proofErr w:type="gramEnd"/>
+            <w:r>
+              <w:t>&gt; xMeta = new HashMap&lt;String, String&gt;();</w:t>
+            </w:r>
+          </w:p>
+          <w:p>
+            <w:pPr>
+              <w:ind w:left="0"/>
+            </w:pPr>
+            <w:proofErr w:type="gramStart"/>
+            <w:r>
+              <w:t>xMeta.put(</w:t>
+            </w:r>
+            <w:proofErr w:type="gramEnd"/>
+            <w:r>
+              <w:t>"test1", "1234");</w:t>
+            </w:r>
+          </w:p>
+          <w:p>
+            <w:pPr>
+              <w:ind w:left="0"/>
+            </w:pPr>
+            <w:proofErr w:type="gramStart"/>
+            <w:r>
+              <w:t>xMeta.put(</w:t>
+            </w:r>
+            <w:proofErr w:type="gramEnd"/>
+            <w:r>
+              <w:t>"test2", "123343");</w:t>
             </w:r>
           </w:p>
           <w:p>
@@ -13952,7 +14258,15 @@
               <w:ind w:left="0"/>
             </w:pPr>
             <w:r>
-              <w:t>metaData.setExpirationTime(new Date());</w:t>
+              <w:t xml:space="preserve">metaData.setExpirationTime(new </w:t>
+            </w:r>
+            <w:proofErr w:type="gramStart"/>
+            <w:r>
+              <w:t>Date(</w:t>
+            </w:r>
+            <w:proofErr w:type="gramEnd"/>
+            <w:r>
+              <w:t>));</w:t>
             </w:r>
           </w:p>
           <w:p>
@@ -13967,8 +14281,13 @@
             <w:pPr>
               <w:ind w:left="0"/>
             </w:pPr>
-            <w:r>
-              <w:t>request.withMetadata(metaData);</w:t>
+            <w:proofErr w:type="gramStart"/>
+            <w:r>
+              <w:t>request.withMetadata</w:t>
+            </w:r>
+            <w:proofErr w:type="gramEnd"/>
+            <w:r>
+              <w:t>(metaData);</w:t>
             </w:r>
           </w:p>
           <w:p>
@@ -14309,8 +14628,16 @@
               <w:rPr>
                 <w:rFonts w:hint="eastAsia"/>
               </w:rPr>
-              <w:t>请求中添加桶名</w:t>
-            </w:r>
+              <w:t>请求中</w:t>
+            </w:r>
+            <w:proofErr w:type="gramStart"/>
+            <w:r>
+              <w:rPr>
+                <w:rFonts w:hint="eastAsia"/>
+              </w:rPr>
+              <w:t>添加桶名</w:t>
+            </w:r>
+            <w:proofErr w:type="gramEnd"/>
           </w:p>
         </w:tc>
       </w:tr>
@@ -14804,55 +15131,93 @@
               <w:ind w:left="0" w:firstLineChars="300" w:firstLine="630"/>
             </w:pPr>
             <w:r>
-              <w:t xml:space="preserve"> new ListObjectsV2Request().withBucketName(bucket).withEncodingType("url");</w:t>
-            </w:r>
-          </w:p>
-          <w:p>
-            <w:pPr>
-              <w:ind w:left="0"/>
-            </w:pPr>
-            <w:r>
-              <w:t>request.withMaxKeys(1);</w:t>
-            </w:r>
-          </w:p>
-          <w:p>
-            <w:pPr>
-              <w:ind w:left="0"/>
-            </w:pPr>
-            <w:r>
-              <w:t>request.withPrefix("aa/bb/");</w:t>
-            </w:r>
-          </w:p>
-          <w:p>
-            <w:pPr>
-              <w:ind w:left="0"/>
-            </w:pPr>
-            <w:r>
-              <w:t>request.withDelimiter("/");</w:t>
-            </w:r>
-          </w:p>
-          <w:p>
-            <w:pPr>
-              <w:ind w:left="0"/>
-            </w:pPr>
-            <w:r>
-              <w:t>request.withFetchOwner(true);</w:t>
-            </w:r>
-          </w:p>
-          <w:p>
-            <w:pPr>
-              <w:ind w:left="0"/>
-            </w:pPr>
-            <w:r>
-              <w:t>request.withStartAfter("aa");</w:t>
-            </w:r>
-          </w:p>
-          <w:p>
-            <w:pPr>
-              <w:ind w:left="0"/>
-            </w:pPr>
-            <w:r>
-              <w:t>request.withContinuationToken("B1AND1I");</w:t>
+              <w:t xml:space="preserve"> new ListObjectsV2Request(</w:t>
+            </w:r>
+            <w:proofErr w:type="gramStart"/>
+            <w:r>
+              <w:t>).withBucketName</w:t>
+            </w:r>
+            <w:proofErr w:type="gramEnd"/>
+            <w:r>
+              <w:t>(bucket).withEncodingType("url");</w:t>
+            </w:r>
+          </w:p>
+          <w:p>
+            <w:pPr>
+              <w:ind w:left="0"/>
+            </w:pPr>
+            <w:proofErr w:type="gramStart"/>
+            <w:r>
+              <w:t>request.withMaxKeys</w:t>
+            </w:r>
+            <w:proofErr w:type="gramEnd"/>
+            <w:r>
+              <w:t>(1);</w:t>
+            </w:r>
+          </w:p>
+          <w:p>
+            <w:pPr>
+              <w:ind w:left="0"/>
+            </w:pPr>
+            <w:proofErr w:type="gramStart"/>
+            <w:r>
+              <w:t>request.withPrefix</w:t>
+            </w:r>
+            <w:proofErr w:type="gramEnd"/>
+            <w:r>
+              <w:t>("aa/bb/");</w:t>
+            </w:r>
+          </w:p>
+          <w:p>
+            <w:pPr>
+              <w:ind w:left="0"/>
+            </w:pPr>
+            <w:proofErr w:type="gramStart"/>
+            <w:r>
+              <w:t>request.withDelimiter</w:t>
+            </w:r>
+            <w:proofErr w:type="gramEnd"/>
+            <w:r>
+              <w:t>("/");</w:t>
+            </w:r>
+          </w:p>
+          <w:p>
+            <w:pPr>
+              <w:ind w:left="0"/>
+            </w:pPr>
+            <w:proofErr w:type="gramStart"/>
+            <w:r>
+              <w:t>request.withFetchOwner</w:t>
+            </w:r>
+            <w:proofErr w:type="gramEnd"/>
+            <w:r>
+              <w:t>(true);</w:t>
+            </w:r>
+          </w:p>
+          <w:p>
+            <w:pPr>
+              <w:ind w:left="0"/>
+            </w:pPr>
+            <w:proofErr w:type="gramStart"/>
+            <w:r>
+              <w:t>request.withStartAfter</w:t>
+            </w:r>
+            <w:proofErr w:type="gramEnd"/>
+            <w:r>
+              <w:t>("aa");</w:t>
+            </w:r>
+          </w:p>
+          <w:p>
+            <w:pPr>
+              <w:ind w:left="0"/>
+            </w:pPr>
+            <w:proofErr w:type="gramStart"/>
+            <w:r>
+              <w:t>request.withContinuationToken</w:t>
+            </w:r>
+            <w:proofErr w:type="gramEnd"/>
+            <w:r>
+              <w:t>("B1AND1I");</w:t>
             </w:r>
           </w:p>
           <w:p>
@@ -15282,45 +15647,74 @@
               <w:ind w:left="0"/>
             </w:pPr>
             <w:r>
-              <w:t>ListVersionsRequest request = new ListVersionsRequest();</w:t>
-            </w:r>
-          </w:p>
-          <w:p>
-            <w:pPr>
-              <w:ind w:left="0"/>
-            </w:pPr>
-            <w:r>
-              <w:t>request.setBucketName(bucket);</w:t>
-            </w:r>
-          </w:p>
-          <w:p>
-            <w:pPr>
-              <w:ind w:left="0"/>
-            </w:pPr>
-            <w:r>
-              <w:t>request.setDelimiter("/");</w:t>
-            </w:r>
-          </w:p>
-          <w:p>
-            <w:pPr>
-              <w:ind w:left="0"/>
-            </w:pPr>
-            <w:r>
-              <w:t>request.setEncodingType("url");</w:t>
-            </w:r>
-          </w:p>
-          <w:p>
-            <w:pPr>
-              <w:ind w:left="0"/>
-            </w:pPr>
-            <w:r>
-              <w:t>equest.setKeyMarker("aa");</w:t>
-            </w:r>
-          </w:p>
-          <w:p>
-            <w:pPr>
-              <w:ind w:left="0"/>
-            </w:pPr>
+              <w:t xml:space="preserve">ListVersionsRequest request = new </w:t>
+            </w:r>
+            <w:proofErr w:type="gramStart"/>
+            <w:r>
+              <w:t>ListVersionsRequest(</w:t>
+            </w:r>
+            <w:proofErr w:type="gramEnd"/>
+            <w:r>
+              <w:t>);</w:t>
+            </w:r>
+          </w:p>
+          <w:p>
+            <w:pPr>
+              <w:ind w:left="0"/>
+            </w:pPr>
+            <w:proofErr w:type="gramStart"/>
+            <w:r>
+              <w:t>request.setBucketName</w:t>
+            </w:r>
+            <w:proofErr w:type="gramEnd"/>
+            <w:r>
+              <w:t>(bucket);</w:t>
+            </w:r>
+          </w:p>
+          <w:p>
+            <w:pPr>
+              <w:ind w:left="0"/>
+            </w:pPr>
+            <w:proofErr w:type="gramStart"/>
+            <w:r>
+              <w:t>request.setDelimiter</w:t>
+            </w:r>
+            <w:proofErr w:type="gramEnd"/>
+            <w:r>
+              <w:t>("/");</w:t>
+            </w:r>
+          </w:p>
+          <w:p>
+            <w:pPr>
+              <w:ind w:left="0"/>
+            </w:pPr>
+            <w:proofErr w:type="gramStart"/>
+            <w:r>
+              <w:t>request.setEncodingType</w:t>
+            </w:r>
+            <w:proofErr w:type="gramEnd"/>
+            <w:r>
+              <w:t>("url");</w:t>
+            </w:r>
+          </w:p>
+          <w:p>
+            <w:pPr>
+              <w:ind w:left="0"/>
+            </w:pPr>
+            <w:proofErr w:type="gramStart"/>
+            <w:r>
+              <w:t>equest.setKeyMarker</w:t>
+            </w:r>
+            <w:proofErr w:type="gramEnd"/>
+            <w:r>
+              <w:t>("aa");</w:t>
+            </w:r>
+          </w:p>
+          <w:p>
+            <w:pPr>
+              <w:ind w:left="0"/>
+            </w:pPr>
+            <w:proofErr w:type="gramStart"/>
             <w:r>
               <w:rPr>
                 <w:rFonts w:hint="eastAsia"/>
@@ -15328,13 +15722,18 @@
               <w:t>r</w:t>
             </w:r>
             <w:r>
-              <w:t>equest.setMaxResults(1000);</w:t>
-            </w:r>
-          </w:p>
-          <w:p>
-            <w:pPr>
-              <w:ind w:left="0"/>
-            </w:pPr>
+              <w:t>equest.setMaxResults</w:t>
+            </w:r>
+            <w:proofErr w:type="gramEnd"/>
+            <w:r>
+              <w:t>(1000);</w:t>
+            </w:r>
+          </w:p>
+          <w:p>
+            <w:pPr>
+              <w:ind w:left="0"/>
+            </w:pPr>
+            <w:proofErr w:type="gramStart"/>
             <w:r>
               <w:rPr>
                 <w:rFonts w:hint="eastAsia"/>
@@ -15342,15 +15741,24 @@
               <w:t>r</w:t>
             </w:r>
             <w:r>
-              <w:t>equest.setPrefix("aa");</w:t>
-            </w:r>
-          </w:p>
-          <w:p>
-            <w:pPr>
-              <w:ind w:left="0"/>
-            </w:pPr>
-            <w:r>
-              <w:t>request.setVersionIdMarker("null");</w:t>
+              <w:t>equest.setPrefix</w:t>
+            </w:r>
+            <w:proofErr w:type="gramEnd"/>
+            <w:r>
+              <w:t>("aa");</w:t>
+            </w:r>
+          </w:p>
+          <w:p>
+            <w:pPr>
+              <w:ind w:left="0"/>
+            </w:pPr>
+            <w:proofErr w:type="gramStart"/>
+            <w:r>
+              <w:t>request.setVersionIdMarker</w:t>
+            </w:r>
+            <w:proofErr w:type="gramEnd"/>
+            <w:r>
+              <w:t>("null");</w:t>
             </w:r>
           </w:p>
           <w:p>
@@ -16676,39 +17084,70 @@
               <w:ind w:left="0"/>
             </w:pPr>
             <w:r>
-              <w:t>GetObjectRequest request = new GetObjectRequest(bucketName, keyName);</w:t>
-            </w:r>
-          </w:p>
-          <w:p>
-            <w:pPr>
-              <w:ind w:left="0"/>
-            </w:pPr>
-            <w:r>
-              <w:t>request.withMatchingETagConstraint("cd6539df5298799314cd096b819bfcc8");</w:t>
-            </w:r>
-          </w:p>
-          <w:p>
-            <w:pPr>
-              <w:ind w:left="0"/>
-            </w:pPr>
-            <w:r>
-              <w:t>request.withModifiedSinceConstraint(new Date("Wed, 19 Sep 2018 01:30:01 GMT"));</w:t>
-            </w:r>
-          </w:p>
-          <w:p>
-            <w:pPr>
-              <w:ind w:left="0"/>
-            </w:pPr>
-            <w:r>
-              <w:t>request.withRange(-7938);</w:t>
-            </w:r>
-          </w:p>
-          <w:p>
-            <w:pPr>
-              <w:ind w:left="0"/>
-            </w:pPr>
-            <w:r>
-              <w:t>ResponseHeaderOverrides overrideHeaders = new ResponseHeaderOverrides();</w:t>
+              <w:t xml:space="preserve">GetObjectRequest request = new </w:t>
+            </w:r>
+            <w:proofErr w:type="gramStart"/>
+            <w:r>
+              <w:t>GetObjectRequest(</w:t>
+            </w:r>
+            <w:proofErr w:type="gramEnd"/>
+            <w:r>
+              <w:t>bucketName, keyName);</w:t>
+            </w:r>
+          </w:p>
+          <w:p>
+            <w:pPr>
+              <w:ind w:left="0"/>
+            </w:pPr>
+            <w:proofErr w:type="gramStart"/>
+            <w:r>
+              <w:t>request.withMatchingETagConstraint</w:t>
+            </w:r>
+            <w:proofErr w:type="gramEnd"/>
+            <w:r>
+              <w:t>("cd6539df5298799314cd096b819bfcc8");</w:t>
+            </w:r>
+          </w:p>
+          <w:p>
+            <w:pPr>
+              <w:ind w:left="0"/>
+            </w:pPr>
+            <w:proofErr w:type="gramStart"/>
+            <w:r>
+              <w:t>request.withModifiedSinceConstraint</w:t>
+            </w:r>
+            <w:proofErr w:type="gramEnd"/>
+            <w:r>
+              <w:t>(new Date("Wed, 19 Sep 2018 01:30:01 GMT"));</w:t>
+            </w:r>
+          </w:p>
+          <w:p>
+            <w:pPr>
+              <w:ind w:left="0"/>
+            </w:pPr>
+            <w:proofErr w:type="gramStart"/>
+            <w:r>
+              <w:t>request.withRange</w:t>
+            </w:r>
+            <w:proofErr w:type="gramEnd"/>
+            <w:r>
+              <w:t>(-7938);</w:t>
+            </w:r>
+          </w:p>
+          <w:p>
+            <w:pPr>
+              <w:ind w:left="0"/>
+            </w:pPr>
+            <w:r>
+              <w:t xml:space="preserve">ResponseHeaderOverrides overrideHeaders = new </w:t>
+            </w:r>
+            <w:proofErr w:type="gramStart"/>
+            <w:r>
+              <w:t>ResponseHeaderOverrides(</w:t>
+            </w:r>
+            <w:proofErr w:type="gramEnd"/>
+            <w:r>
+              <w:t>);</w:t>
             </w:r>
           </w:p>
           <w:p>
@@ -16731,8 +17170,13 @@
             <w:pPr>
               <w:ind w:left="0"/>
             </w:pPr>
-            <w:r>
-              <w:t>request.withResponseHeaders(overrideHeaders);</w:t>
+            <w:proofErr w:type="gramStart"/>
+            <w:r>
+              <w:t>request.withResponseHeaders</w:t>
+            </w:r>
+            <w:proofErr w:type="gramEnd"/>
+            <w:r>
+              <w:t>(overrideHeaders);</w:t>
             </w:r>
           </w:p>
           <w:p>
@@ -17024,7 +17468,15 @@
               <w:ind w:left="0"/>
             </w:pPr>
             <w:r>
-              <w:t>amazonS3.deleteObject(bucket,key);</w:t>
+              <w:t>amazonS3.deleteObject(</w:t>
+            </w:r>
+            <w:proofErr w:type="gramStart"/>
+            <w:r>
+              <w:t>bucket,key</w:t>
+            </w:r>
+            <w:proofErr w:type="gramEnd"/>
+            <w:r>
+              <w:t>);</w:t>
             </w:r>
           </w:p>
           <w:p>
@@ -17044,8 +17496,6 @@
         <w:pStyle w:val="3"/>
         <w:ind w:left="630"/>
       </w:pPr>
-      <w:bookmarkStart w:id="1" w:name="_GoBack"/>
-      <w:bookmarkEnd w:id="1"/>
       <w:r>
         <w:rPr>
           <w:rFonts w:hint="eastAsia"/>
@@ -17485,9 +17935,6 @@
           <w:p>
             <w:pPr>
               <w:ind w:left="0"/>
-              <w:rPr>
-                <w:rFonts w:hint="eastAsia"/>
-              </w:rPr>
             </w:pPr>
             <w:r>
               <w:rPr>
@@ -17507,9 +17954,6 @@
           <w:p>
             <w:pPr>
               <w:ind w:left="0"/>
-              <w:rPr>
-                <w:rFonts w:hint="eastAsia"/>
-              </w:rPr>
             </w:pPr>
             <w:r>
               <w:rPr>
@@ -17567,15 +18011,20 @@
               <w:ind w:left="0" w:firstLineChars="1000" w:firstLine="2100"/>
             </w:pPr>
             <w:r>
-              <w:t>new GetObjectMetadataRequest(bucket, object, versionId);</w:t>
-            </w:r>
-          </w:p>
-          <w:p>
-            <w:pPr>
-              <w:ind w:left="0"/>
-              <w:rPr>
-                <w:rFonts w:hint="eastAsia"/>
-              </w:rPr>
+              <w:t xml:space="preserve">new </w:t>
+            </w:r>
+            <w:proofErr w:type="gramStart"/>
+            <w:r>
+              <w:t>GetObjectMetadataRequest(</w:t>
+            </w:r>
+            <w:proofErr w:type="gramEnd"/>
+            <w:r>
+              <w:t>bucket, object, versionId);</w:t>
+            </w:r>
+          </w:p>
+          <w:p>
+            <w:pPr>
+              <w:ind w:left="0"/>
             </w:pPr>
             <w:r>
               <w:t>ObjectMetadata result = amazonS3.getObjectMetadata(request);</w:t>
@@ -17584,13 +18033,7 @@
         </w:tc>
       </w:tr>
     </w:tbl>
-    <w:p>
-      <w:pPr>
-        <w:rPr>
-          <w:rFonts w:hint="eastAsia"/>
-        </w:rPr>
-      </w:pPr>
-    </w:p>
+    <w:p/>
     <w:p>
       <w:pPr>
         <w:pStyle w:val="10"/>
@@ -17832,7 +18275,23 @@
           <w:rFonts w:hint="eastAsia"/>
           <w:color w:val="00B0F0"/>
         </w:rPr>
-        <w:t>使用时序图或者活动图</w:t>
+        <w:t>使用时序</w:t>
+      </w:r>
+      <w:proofErr w:type="gramStart"/>
+      <w:r>
+        <w:rPr>
+          <w:rFonts w:hint="eastAsia"/>
+          <w:color w:val="00B0F0"/>
+        </w:rPr>
+        <w:t>图或者</w:t>
+      </w:r>
+      <w:proofErr w:type="gramEnd"/>
+      <w:r>
+        <w:rPr>
+          <w:rFonts w:hint="eastAsia"/>
+          <w:color w:val="00B0F0"/>
+        </w:rPr>
+        <w:t>活动图</w:t>
       </w:r>
       <w:r>
         <w:rPr>
@@ -18902,7 +19361,21 @@
         <w:rPr>
           <w:rFonts w:hint="eastAsia"/>
         </w:rPr>
-        <w:t>补充鉴权功能时时再补充此段检查。</w:t>
+        <w:t>补充鉴</w:t>
+      </w:r>
+      <w:proofErr w:type="gramStart"/>
+      <w:r>
+        <w:rPr>
+          <w:rFonts w:hint="eastAsia"/>
+        </w:rPr>
+        <w:t>权功能时时再</w:t>
+      </w:r>
+      <w:proofErr w:type="gramEnd"/>
+      <w:r>
+        <w:rPr>
+          <w:rFonts w:hint="eastAsia"/>
+        </w:rPr>
+        <w:t>补充此段检查。</w:t>
       </w:r>
     </w:p>
     <w:p>
@@ -20212,6 +20685,7 @@
           <w:szCs w:val="30"/>
         </w:rPr>
       </w:pPr>
+      <w:proofErr w:type="gramStart"/>
       <w:r>
         <w:rPr>
           <w:rFonts w:hint="eastAsia"/>
@@ -20219,7 +20693,17 @@
           <w:sz w:val="30"/>
           <w:szCs w:val="30"/>
         </w:rPr>
-        <w:t>sdbs3.sequoiadb.meta.csName</w:t>
+        <w:t>sdbs3.sequoiadb.meta</w:t>
+      </w:r>
+      <w:proofErr w:type="gramEnd"/>
+      <w:r>
+        <w:rPr>
+          <w:rFonts w:hint="eastAsia"/>
+          <w:color w:val="CC7832"/>
+          <w:sz w:val="30"/>
+          <w:szCs w:val="30"/>
+        </w:rPr>
+        <w:t>.csName</w:t>
       </w:r>
       <w:r>
         <w:rPr>
@@ -20258,8 +20742,13 @@
         <w:t>region</w:t>
       </w:r>
       <w:r>
-        <w:t>+”</w:t>
-      </w:r>
+        <w:t>+</w:t>
+      </w:r>
+      <w:proofErr w:type="gramStart"/>
+      <w:r>
+        <w:t>”</w:t>
+      </w:r>
+      <w:proofErr w:type="gramEnd"/>
       <w:r>
         <w:t xml:space="preserve"> _MetaCS</w:t>
       </w:r>
@@ -20451,7 +20940,21 @@
         <w:rPr>
           <w:rFonts w:hint="eastAsia"/>
         </w:rPr>
-        <w:t>如果配置文件中记录的对象数据集合空间如下，如果创建桶时不指定区域信息，则对象数据存储在该集合空间下。</w:t>
+        <w:t>如果配置文件中记录的对象数据集合空间如下，如果创建桶时不指定区域信息，</w:t>
+      </w:r>
+      <w:proofErr w:type="gramStart"/>
+      <w:r>
+        <w:rPr>
+          <w:rFonts w:hint="eastAsia"/>
+        </w:rPr>
+        <w:t>则对象</w:t>
+      </w:r>
+      <w:proofErr w:type="gramEnd"/>
+      <w:r>
+        <w:rPr>
+          <w:rFonts w:hint="eastAsia"/>
+        </w:rPr>
+        <w:t>数据存储在该集合空间下。</w:t>
       </w:r>
     </w:p>
     <w:p>
@@ -20471,8 +20974,19 @@
           <w:sz w:val="30"/>
           <w:szCs w:val="30"/>
         </w:rPr>
-        <w:t>sdbs3.sequoiadb.data.csName</w:t>
-      </w:r>
+        <w:t>sdbs3.sequoiadb.</w:t>
+      </w:r>
+      <w:proofErr w:type="gramStart"/>
+      <w:r>
+        <w:rPr>
+          <w:rFonts w:hint="eastAsia"/>
+          <w:color w:val="CC7832"/>
+          <w:sz w:val="30"/>
+          <w:szCs w:val="30"/>
+        </w:rPr>
+        <w:t>data.csName</w:t>
+      </w:r>
+      <w:proofErr w:type="gramEnd"/>
       <w:r>
         <w:rPr>
           <w:rFonts w:hint="eastAsia"/>
@@ -20510,8 +21024,13 @@
         <w:t>region</w:t>
       </w:r>
       <w:r>
-        <w:t>+”</w:t>
-      </w:r>
+        <w:t>+</w:t>
+      </w:r>
+      <w:proofErr w:type="gramStart"/>
+      <w:r>
+        <w:t>”</w:t>
+      </w:r>
+      <w:proofErr w:type="gramEnd"/>
       <w:r>
         <w:t xml:space="preserve"> </w:t>
       </w:r>
@@ -20527,9 +21046,11 @@
       <w:r>
         <w:t>taCS</w:t>
       </w:r>
+      <w:proofErr w:type="gramStart"/>
       <w:r>
         <w:t>”</w:t>
       </w:r>
+      <w:proofErr w:type="gramEnd"/>
       <w:r>
         <w:rPr>
           <w:rFonts w:hint="eastAsia"/>
@@ -20872,7 +21393,21 @@
         <w:rPr>
           <w:rFonts w:hint="eastAsia"/>
         </w:rPr>
-        <w:t>结果时就会锁定记录，只有当事务提交或者回滚才会解锁</w:t>
+        <w:t>结果时就会锁定记录，只有当事务提交或者</w:t>
+      </w:r>
+      <w:proofErr w:type="gramStart"/>
+      <w:r>
+        <w:rPr>
+          <w:rFonts w:hint="eastAsia"/>
+        </w:rPr>
+        <w:t>回滚才</w:t>
+      </w:r>
+      <w:proofErr w:type="gramEnd"/>
+      <w:r>
+        <w:rPr>
+          <w:rFonts w:hint="eastAsia"/>
+        </w:rPr>
+        <w:t>会解锁</w:t>
       </w:r>
       <w:r>
         <w:rPr>
@@ -20907,7 +21442,35 @@
           <w:rFonts w:hint="eastAsia"/>
         </w:rPr>
         <w:lastRenderedPageBreak/>
-        <w:t>先将原最新元数据写入历史元数据表，再更新最新元数据，避免原最新元数据在一部分时刻在最新元数据表和历史元数据表都查询不到任何关于此版本的记录。</w:t>
+        <w:t>先将</w:t>
+      </w:r>
+      <w:proofErr w:type="gramStart"/>
+      <w:r>
+        <w:rPr>
+          <w:rFonts w:hint="eastAsia"/>
+        </w:rPr>
+        <w:t>原最新</w:t>
+      </w:r>
+      <w:proofErr w:type="gramEnd"/>
+      <w:r>
+        <w:rPr>
+          <w:rFonts w:hint="eastAsia"/>
+        </w:rPr>
+        <w:t>元数据写入历史元数据表，再更新最新元数据，避免</w:t>
+      </w:r>
+      <w:proofErr w:type="gramStart"/>
+      <w:r>
+        <w:rPr>
+          <w:rFonts w:hint="eastAsia"/>
+        </w:rPr>
+        <w:t>原最新</w:t>
+      </w:r>
+      <w:proofErr w:type="gramEnd"/>
+      <w:r>
+        <w:rPr>
+          <w:rFonts w:hint="eastAsia"/>
+        </w:rPr>
+        <w:t>元数据在一部分时刻在最新元数据表和历史元数据表都查询不到任何关于此版本的记录。</w:t>
       </w:r>
     </w:p>
     <w:p>
@@ -21083,11 +21646,19 @@
         </w:rPr>
         <w:t>PUT</w:t>
       </w:r>
-      <w:r>
-        <w:rPr>
-          <w:rFonts w:hint="eastAsia"/>
-        </w:rPr>
-        <w:t>操作再执行</w:t>
+      <w:proofErr w:type="gramStart"/>
+      <w:r>
+        <w:rPr>
+          <w:rFonts w:hint="eastAsia"/>
+        </w:rPr>
+        <w:t>操作再</w:t>
+      </w:r>
+      <w:proofErr w:type="gramEnd"/>
+      <w:r>
+        <w:rPr>
+          <w:rFonts w:hint="eastAsia"/>
+        </w:rPr>
+        <w:t>执行</w:t>
       </w:r>
       <w:r>
         <w:rPr>
@@ -21140,7 +21711,21 @@
         <w:rPr>
           <w:rFonts w:hint="eastAsia"/>
         </w:rPr>
-        <w:t>操作在处理同一个对象，查询元数据时发现已经有该对象的记录，则上传对象后使用</w:t>
+        <w:t>操作在处理同一个对象，查询元数据时发现已经有该对象的记录，则上</w:t>
+      </w:r>
+      <w:proofErr w:type="gramStart"/>
+      <w:r>
+        <w:rPr>
+          <w:rFonts w:hint="eastAsia"/>
+        </w:rPr>
+        <w:t>传对象</w:t>
+      </w:r>
+      <w:proofErr w:type="gramEnd"/>
+      <w:r>
+        <w:rPr>
+          <w:rFonts w:hint="eastAsia"/>
+        </w:rPr>
+        <w:t>后使用</w:t>
       </w:r>
       <w:r>
         <w:rPr>
@@ -22853,6 +23438,7 @@
       <w:pPr>
         <w:ind w:left="0" w:firstLine="420"/>
       </w:pPr>
+      <w:proofErr w:type="gramStart"/>
       <w:r>
         <w:t>QueryDbCursor</w:t>
       </w:r>
@@ -22862,6 +23448,7 @@
         </w:rPr>
         <w:t>{</w:t>
       </w:r>
+      <w:proofErr w:type="gramEnd"/>
     </w:p>
     <w:p>
       <w:pPr>
@@ -23064,7 +23651,21 @@
         <w:rPr>
           <w:rFonts w:hint="eastAsia"/>
         </w:rPr>
-        <w:t>引，每分配一个上下文，</w:t>
+        <w:t>引，</w:t>
+      </w:r>
+      <w:proofErr w:type="gramStart"/>
+      <w:r>
+        <w:rPr>
+          <w:rFonts w:hint="eastAsia"/>
+        </w:rPr>
+        <w:t>每分配</w:t>
+      </w:r>
+      <w:proofErr w:type="gramEnd"/>
+      <w:r>
+        <w:rPr>
+          <w:rFonts w:hint="eastAsia"/>
+        </w:rPr>
+        <w:t>一个上下文，</w:t>
       </w:r>
       <w:r>
         <w:rPr>
@@ -24744,11 +25345,19 @@
         </w:rPr>
         <w:t>key</w:t>
       </w:r>
-      <w:r>
-        <w:rPr>
-          <w:rFonts w:hint="eastAsia"/>
-        </w:rPr>
-        <w:t>值记录排序）。</w:t>
+      <w:proofErr w:type="gramStart"/>
+      <w:r>
+        <w:rPr>
+          <w:rFonts w:hint="eastAsia"/>
+        </w:rPr>
+        <w:t>值记录</w:t>
+      </w:r>
+      <w:proofErr w:type="gramEnd"/>
+      <w:r>
+        <w:rPr>
+          <w:rFonts w:hint="eastAsia"/>
+        </w:rPr>
+        <w:t>排序）。</w:t>
       </w:r>
     </w:p>
     <w:p>
@@ -29962,12 +30571,14 @@
             <w:pPr>
               <w:ind w:left="0"/>
             </w:pPr>
+            <w:proofErr w:type="gramStart"/>
             <w:r>
               <w:rPr>
                 <w:rFonts w:hint="eastAsia"/>
               </w:rPr>
               <w:t>桶名</w:t>
             </w:r>
+            <w:proofErr w:type="gramEnd"/>
             <w:r>
               <w:rPr>
                 <w:rFonts w:hint="eastAsia"/>
@@ -30506,8 +31117,16 @@
               <w:rPr>
                 <w:rFonts w:hint="eastAsia"/>
               </w:rPr>
-              <w:t>执行一次上传对象</w:t>
-            </w:r>
+              <w:t>执行一次上</w:t>
+            </w:r>
+            <w:proofErr w:type="gramStart"/>
+            <w:r>
+              <w:rPr>
+                <w:rFonts w:hint="eastAsia"/>
+              </w:rPr>
+              <w:t>传对象</w:t>
+            </w:r>
+            <w:proofErr w:type="gramEnd"/>
           </w:p>
         </w:tc>
         <w:tc>
@@ -30714,8 +31333,16 @@
               <w:rPr>
                 <w:rFonts w:hint="eastAsia"/>
               </w:rPr>
-              <w:t>多次上传不同</w:t>
-            </w:r>
+              <w:t>多次上</w:t>
+            </w:r>
+            <w:proofErr w:type="gramStart"/>
+            <w:r>
+              <w:rPr>
+                <w:rFonts w:hint="eastAsia"/>
+              </w:rPr>
+              <w:t>传不同</w:t>
+            </w:r>
+            <w:proofErr w:type="gramEnd"/>
             <w:r>
               <w:rPr>
                 <w:rFonts w:hint="eastAsia"/>
@@ -37761,9 +38388,6 @@
     <w:p>
       <w:pPr>
         <w:pStyle w:val="af0"/>
-        <w:rPr>
-          <w:rFonts w:hint="eastAsia"/>
-        </w:rPr>
       </w:pPr>
       <w:r>
         <w:rPr>
@@ -37864,6 +38488,7 @@
         <w:docPartUnique/>
       </w:docPartObj>
     </w:sdtPr>
+    <w:sdtEndPr/>
     <w:sdtContent>
       <w:p>
         <w:pPr>
@@ -37884,7 +38509,7 @@
             <w:noProof/>
             <w:lang w:val="zh-CN"/>
           </w:rPr>
-          <w:t>26</w:t>
+          <w:t>21</w:t>
         </w:r>
         <w:r>
           <w:fldChar w:fldCharType="end"/>
@@ -44438,7 +45063,7 @@
 </file>
 
 <file path=customXml/itemProps1.xml><?xml version="1.0" encoding="utf-8"?>
-<ds:datastoreItem xmlns:ds="http://schemas.openxmlformats.org/officeDocument/2006/customXml" ds:itemID="{F97B8001-BCC8-4F0E-934E-DB71C2BCBC3E}">
+<ds:datastoreItem xmlns:ds="http://schemas.openxmlformats.org/officeDocument/2006/customXml" ds:itemID="{A04E2B4C-E16C-4BC3-A848-4E5A777471C2}">
   <ds:schemaRefs>
     <ds:schemaRef ds:uri="http://schemas.openxmlformats.org/officeDocument/2006/bibliography"/>
   </ds:schemaRefs>

--- a/internal_doc/03.开发设计/Amazon S3接口兼容/Story--SequoiaDB兼容Amazon S3接口 -对象管理.docx
+++ b/internal_doc/03.开发设计/Amazon S3接口兼容/Story--SequoiaDB兼容Amazon S3接口 -对象管理.docx
@@ -13566,8 +13566,6 @@
             <w:r>
               <w:t>()</w:t>
             </w:r>
-            <w:bookmarkStart w:id="1" w:name="_GoBack"/>
-            <w:bookmarkEnd w:id="1"/>
           </w:p>
           <w:p>
             <w:pPr>
@@ -18038,8 +18036,8 @@
       <w:pPr>
         <w:pStyle w:val="10"/>
       </w:pPr>
-      <w:bookmarkStart w:id="2" w:name="_公共头部"/>
-      <w:bookmarkEnd w:id="2"/>
+      <w:bookmarkStart w:id="1" w:name="_公共头部"/>
+      <w:bookmarkEnd w:id="1"/>
       <w:r>
         <w:rPr>
           <w:rFonts w:hint="eastAsia"/>
@@ -21490,7 +21488,7 @@
         </w:rPr>
         <w:t>增加对象的并发场景：</w:t>
       </w:r>
-      <w:commentRangeStart w:id="3"/>
+      <w:commentRangeStart w:id="2"/>
     </w:p>
     <w:p>
       <w:pPr>
@@ -21526,12 +21524,12 @@
         </w:rPr>
         <w:t>查询元数据时发现</w:t>
       </w:r>
-      <w:commentRangeEnd w:id="3"/>
+      <w:commentRangeEnd w:id="2"/>
       <w:r>
         <w:rPr>
           <w:rStyle w:val="af"/>
         </w:rPr>
-        <w:commentReference w:id="3"/>
+        <w:commentReference w:id="2"/>
       </w:r>
       <w:r>
         <w:rPr>
@@ -22132,10 +22130,10 @@
         <w:pStyle w:val="3"/>
         <w:ind w:left="630"/>
       </w:pPr>
-      <w:bookmarkStart w:id="4" w:name="_查询对象（List_Objects_v2）"/>
-      <w:bookmarkStart w:id="5" w:name="_查询对象（GET_Bucket_(List"/>
+      <w:bookmarkStart w:id="3" w:name="_查询对象（List_Objects_v2）"/>
+      <w:bookmarkStart w:id="4" w:name="_查询对象（GET_Bucket_(List"/>
+      <w:bookmarkEnd w:id="3"/>
       <w:bookmarkEnd w:id="4"/>
-      <w:bookmarkEnd w:id="5"/>
       <w:r>
         <w:rPr>
           <w:rFonts w:hint="eastAsia"/>
@@ -23192,7 +23190,19 @@
         <w:rPr>
           <w:rFonts w:hint="eastAsia"/>
         </w:rPr>
-        <w:t>及数据库连接信息和查询游标。</w:t>
+        <w:t>及</w:t>
+      </w:r>
+      <w:r>
+        <w:rPr>
+          <w:rFonts w:hint="eastAsia"/>
+        </w:rPr>
+        <w:t>本次查询的最后一条记录</w:t>
+      </w:r>
+      <w:r>
+        <w:rPr>
+          <w:rFonts w:hint="eastAsia"/>
+        </w:rPr>
+        <w:t>。</w:t>
       </w:r>
     </w:p>
     <w:p>
@@ -23379,16 +23389,40 @@
         <w:ind w:left="0" w:firstLine="420"/>
       </w:pPr>
       <w:r>
-        <w:t>QueryDbCursor dbCursor;</w:t>
-      </w:r>
-      <w:r>
-        <w:t xml:space="preserve">  //</w:t>
-      </w:r>
-      <w:r>
-        <w:rPr>
-          <w:rFonts w:hint="eastAsia"/>
-        </w:rPr>
-        <w:t>游标和数据库连接句柄</w:t>
+        <w:rPr>
+          <w:rFonts w:hint="eastAsia"/>
+        </w:rPr>
+        <w:t>String</w:t>
+      </w:r>
+      <w:r>
+        <w:t xml:space="preserve"> </w:t>
+      </w:r>
+      <w:r>
+        <w:rPr>
+          <w:rFonts w:hint="eastAsia"/>
+        </w:rPr>
+        <w:t>lastKey</w:t>
+      </w:r>
+      <w:r>
+        <w:t>;</w:t>
+      </w:r>
+      <w:r>
+        <w:t xml:space="preserve">  </w:t>
+      </w:r>
+      <w:r>
+        <w:t xml:space="preserve">        </w:t>
+      </w:r>
+      <w:r>
+        <w:t>//</w:t>
+      </w:r>
+      <w:r>
+        <w:rPr>
+          <w:rFonts w:hint="eastAsia"/>
+        </w:rPr>
+        <w:t>记录本次查询返回的最后一条记录</w:t>
+      </w:r>
+      <w:r>
+        <w:t xml:space="preserve"> </w:t>
       </w:r>
     </w:p>
     <w:p/>
@@ -23438,36 +23472,186 @@
       <w:pPr>
         <w:ind w:left="0" w:firstLine="420"/>
       </w:pPr>
-      <w:proofErr w:type="gramStart"/>
-      <w:r>
-        <w:t>QueryDbCursor</w:t>
-      </w:r>
-      <w:r>
-        <w:rPr>
-          <w:rFonts w:hint="eastAsia"/>
-        </w:rPr>
-        <w:t>{</w:t>
-      </w:r>
-      <w:proofErr w:type="gramEnd"/>
+      <w:r>
+        <w:rPr>
+          <w:rFonts w:hint="eastAsia"/>
+        </w:rPr>
+        <w:t>系统维护一个上下文存储区，按照</w:t>
+      </w:r>
+      <w:r>
+        <w:rPr>
+          <w:rFonts w:hint="eastAsia"/>
+        </w:rPr>
+        <w:t>Map</w:t>
+      </w:r>
+      <w:r>
+        <w:rPr>
+          <w:rFonts w:hint="eastAsia"/>
+        </w:rPr>
+        <w:t>方式管理，每新增一条上下文，分配一个唯一的</w:t>
+      </w:r>
+      <w:r>
+        <w:rPr>
+          <w:rFonts w:hint="eastAsia"/>
+        </w:rPr>
+        <w:t>ID</w:t>
+      </w:r>
+      <w:r>
+        <w:rPr>
+          <w:rFonts w:hint="eastAsia"/>
+        </w:rPr>
+        <w:t>。</w:t>
+      </w:r>
     </w:p>
     <w:p>
       <w:pPr>
         <w:ind w:left="0" w:firstLine="420"/>
       </w:pPr>
       <w:r>
-        <w:t xml:space="preserve">DBCursor cursor;       </w:t>
-      </w:r>
-      <w:r>
-        <w:rPr>
-          <w:rFonts w:hint="eastAsia"/>
-        </w:rPr>
-        <w:t>//</w:t>
-      </w:r>
-      <w:r>
-        <w:rPr>
-          <w:rFonts w:hint="eastAsia"/>
-        </w:rPr>
-        <w:t>游标位置</w:t>
+        <w:rPr>
+          <w:rFonts w:hint="eastAsia"/>
+        </w:rPr>
+        <w:t>上下文</w:t>
+      </w:r>
+      <w:r>
+        <w:rPr>
+          <w:rFonts w:hint="eastAsia"/>
+        </w:rPr>
+        <w:t>ID</w:t>
+      </w:r>
+      <w:r>
+        <w:rPr>
+          <w:rFonts w:hint="eastAsia"/>
+        </w:rPr>
+        <w:t>生成方式：</w:t>
+      </w:r>
+      <w:r>
+        <w:t>"B"+bucketId+"P"+Port+"H"+Host+"I"+</w:t>
+      </w:r>
+      <w:r>
+        <w:t>Index+"E"</w:t>
+      </w:r>
+      <w:r>
+        <w:rPr>
+          <w:rFonts w:hint="eastAsia"/>
+        </w:rPr>
+        <w:t>，其中</w:t>
+      </w:r>
+      <w:r>
+        <w:rPr>
+          <w:rFonts w:hint="eastAsia"/>
+        </w:rPr>
+        <w:t>BucketId</w:t>
+      </w:r>
+      <w:r>
+        <w:rPr>
+          <w:rFonts w:hint="eastAsia"/>
+        </w:rPr>
+        <w:t>为本次查询的桶的</w:t>
+      </w:r>
+      <w:r>
+        <w:rPr>
+          <w:rFonts w:hint="eastAsia"/>
+        </w:rPr>
+        <w:t>Id</w:t>
+      </w:r>
+      <w:r>
+        <w:rPr>
+          <w:rFonts w:hint="eastAsia"/>
+        </w:rPr>
+        <w:t>，</w:t>
+      </w:r>
+      <w:r>
+        <w:rPr>
+          <w:rFonts w:hint="eastAsia"/>
+        </w:rPr>
+        <w:t>port</w:t>
+      </w:r>
+      <w:r>
+        <w:rPr>
+          <w:rFonts w:hint="eastAsia"/>
+        </w:rPr>
+        <w:t>为本进程的端口，</w:t>
+      </w:r>
+      <w:r>
+        <w:rPr>
+          <w:rFonts w:hint="eastAsia"/>
+        </w:rPr>
+        <w:t>Host</w:t>
+      </w:r>
+      <w:r>
+        <w:rPr>
+          <w:rFonts w:hint="eastAsia"/>
+        </w:rPr>
+        <w:t>为本进程的</w:t>
+      </w:r>
+      <w:r>
+        <w:rPr>
+          <w:rFonts w:hint="eastAsia"/>
+        </w:rPr>
+        <w:t>IP</w:t>
+      </w:r>
+      <w:r>
+        <w:rPr>
+          <w:rFonts w:hint="eastAsia"/>
+        </w:rPr>
+        <w:t>，</w:t>
+      </w:r>
+      <w:r>
+        <w:rPr>
+          <w:rFonts w:hint="eastAsia"/>
+        </w:rPr>
+        <w:t>Index</w:t>
+      </w:r>
+      <w:r>
+        <w:rPr>
+          <w:rFonts w:hint="eastAsia"/>
+        </w:rPr>
+        <w:t>为上下文管理单元管理的一个自增索</w:t>
+      </w:r>
+      <w:r>
+        <w:rPr>
+          <w:rFonts w:hint="eastAsia"/>
+        </w:rPr>
+        <w:t>引，</w:t>
+      </w:r>
+      <w:proofErr w:type="gramStart"/>
+      <w:r>
+        <w:rPr>
+          <w:rFonts w:hint="eastAsia"/>
+        </w:rPr>
+        <w:t>每分配</w:t>
+      </w:r>
+      <w:proofErr w:type="gramEnd"/>
+      <w:r>
+        <w:rPr>
+          <w:rFonts w:hint="eastAsia"/>
+        </w:rPr>
+        <w:t>一个上下文，</w:t>
+      </w:r>
+      <w:r>
+        <w:rPr>
+          <w:rFonts w:hint="eastAsia"/>
+        </w:rPr>
+        <w:t>Index</w:t>
+      </w:r>
+      <w:r>
+        <w:rPr>
+          <w:rFonts w:hint="eastAsia"/>
+        </w:rPr>
+        <w:t>加一，组合完成后转成</w:t>
+      </w:r>
+      <w:r>
+        <w:rPr>
+          <w:rFonts w:hint="eastAsia"/>
+        </w:rPr>
+        <w:t>16</w:t>
+      </w:r>
+      <w:r>
+        <w:rPr>
+          <w:rFonts w:hint="eastAsia"/>
+        </w:rPr>
+        <w:t>进制字符串。</w:t>
       </w:r>
     </w:p>
     <w:p>
@@ -23475,19 +23659,127 @@
         <w:ind w:left="0" w:firstLine="420"/>
       </w:pPr>
       <w:r>
-        <w:t xml:space="preserve">Sequoiadb sdb;        </w:t>
-      </w:r>
-      <w:r>
-        <w:rPr>
-          <w:rFonts w:hint="eastAsia"/>
-        </w:rPr>
-        <w:t xml:space="preserve"> //</w:t>
-      </w:r>
-      <w:r>
-        <w:rPr>
-          <w:rFonts w:hint="eastAsia"/>
-        </w:rPr>
-        <w:t>数据库连接句柄</w:t>
+        <w:rPr>
+          <w:rFonts w:hint="eastAsia"/>
+        </w:rPr>
+        <w:t>当一次未查询完所有符合条件的记录时，就会将上下文</w:t>
+      </w:r>
+      <w:r>
+        <w:rPr>
+          <w:rFonts w:hint="eastAsia"/>
+        </w:rPr>
+        <w:t>ID</w:t>
+      </w:r>
+      <w:r>
+        <w:rPr>
+          <w:rFonts w:hint="eastAsia"/>
+        </w:rPr>
+        <w:t>放在响应消息中的</w:t>
+      </w:r>
+      <w:r>
+        <w:t>NextContinuationToken</w:t>
+      </w:r>
+      <w:r>
+        <w:rPr>
+          <w:rFonts w:hint="eastAsia"/>
+        </w:rPr>
+        <w:t>中</w:t>
+      </w:r>
+      <w:r>
+        <w:rPr>
+          <w:rFonts w:hint="eastAsia"/>
+        </w:rPr>
+        <w:t>。当收到查询请求携带</w:t>
+      </w:r>
+      <w:r>
+        <w:t>ContinuationToken</w:t>
+      </w:r>
+      <w:r>
+        <w:rPr>
+          <w:rFonts w:hint="eastAsia"/>
+        </w:rPr>
+        <w:t>，则根据</w:t>
+      </w:r>
+      <w:r>
+        <w:t>ContinuationToken</w:t>
+      </w:r>
+      <w:r>
+        <w:rPr>
+          <w:rFonts w:hint="eastAsia"/>
+        </w:rPr>
+        <w:t>中记录的</w:t>
+      </w:r>
+      <w:r>
+        <w:rPr>
+          <w:rFonts w:hint="eastAsia"/>
+        </w:rPr>
+        <w:t>ID</w:t>
+      </w:r>
+      <w:r>
+        <w:rPr>
+          <w:rFonts w:hint="eastAsia"/>
+        </w:rPr>
+        <w:t>访问上下文</w:t>
+      </w:r>
+      <w:r>
+        <w:rPr>
+          <w:rFonts w:hint="eastAsia"/>
+        </w:rPr>
+        <w:t>，匹配</w:t>
+      </w:r>
+      <w:r>
+        <w:rPr>
+          <w:rFonts w:hint="eastAsia"/>
+        </w:rPr>
+        <w:t>查询条件</w:t>
+      </w:r>
+      <w:r>
+        <w:rPr>
+          <w:rFonts w:hint="eastAsia"/>
+        </w:rPr>
+        <w:t>成功则获取上次最后访问的</w:t>
+      </w:r>
+      <w:r>
+        <w:rPr>
+          <w:rFonts w:hint="eastAsia"/>
+        </w:rPr>
+        <w:t>key</w:t>
+      </w:r>
+      <w:r>
+        <w:rPr>
+          <w:rFonts w:hint="eastAsia"/>
+        </w:rPr>
+        <w:t>作为</w:t>
+      </w:r>
+      <w:r>
+        <w:rPr>
+          <w:rFonts w:hint="eastAsia"/>
+        </w:rPr>
+        <w:t>startafter</w:t>
+      </w:r>
+      <w:r>
+        <w:rPr>
+          <w:rFonts w:hint="eastAsia"/>
+        </w:rPr>
+        <w:t>重新查询数据库，</w:t>
+      </w:r>
+      <w:r>
+        <w:rPr>
+          <w:rFonts w:hint="eastAsia"/>
+        </w:rPr>
+        <w:t>继续</w:t>
+      </w:r>
+      <w:r>
+        <w:rPr>
+          <w:rFonts w:hint="eastAsia"/>
+        </w:rPr>
+        <w:t>读取查询内容</w:t>
+      </w:r>
+      <w:r>
+        <w:rPr>
+          <w:rFonts w:hint="eastAsia"/>
+        </w:rPr>
+        <w:t>，如果匹配查询条件不成功，则释放此上下文，按照请求中的查询条件进行查询。</w:t>
       </w:r>
     </w:p>
     <w:p>
@@ -23498,13 +23790,82 @@
         <w:rPr>
           <w:rFonts w:hint="eastAsia"/>
         </w:rPr>
-        <w:t>}</w:t>
+        <w:t>当读完游标中所有内容时，释放该条上下文记录</w:t>
+      </w:r>
+      <w:r>
+        <w:rPr>
+          <w:rFonts w:hint="eastAsia"/>
+        </w:rPr>
+        <w:t>。</w:t>
       </w:r>
     </w:p>
     <w:p>
       <w:pPr>
         <w:ind w:left="0" w:firstLine="420"/>
       </w:pPr>
+      <w:r>
+        <w:rPr>
+          <w:rFonts w:hint="eastAsia"/>
+        </w:rPr>
+        <w:t>如果再</w:t>
+      </w:r>
+      <w:r>
+        <w:rPr>
+          <w:rFonts w:hint="eastAsia"/>
+        </w:rPr>
+        <w:t>次读取仍然没有读取完所有记录，需要更新访问时间和最有一个访问的</w:t>
+      </w:r>
+      <w:r>
+        <w:rPr>
+          <w:rFonts w:hint="eastAsia"/>
+        </w:rPr>
+        <w:t>key</w:t>
+      </w:r>
+      <w:r>
+        <w:rPr>
+          <w:rFonts w:hint="eastAsia"/>
+        </w:rPr>
+        <w:t>，</w:t>
+      </w:r>
+      <w:r>
+        <w:rPr>
+          <w:rFonts w:hint="eastAsia"/>
+        </w:rPr>
+        <w:t>并在响应中</w:t>
+      </w:r>
+      <w:r>
+        <w:rPr>
+          <w:rFonts w:hint="eastAsia"/>
+        </w:rPr>
+        <w:t>继续</w:t>
+      </w:r>
+      <w:r>
+        <w:rPr>
+          <w:rFonts w:hint="eastAsia"/>
+        </w:rPr>
+        <w:t>携带</w:t>
+      </w:r>
+      <w:r>
+        <w:t>NextContinuationToken</w:t>
+      </w:r>
+      <w:r>
+        <w:rPr>
+          <w:rFonts w:hint="eastAsia"/>
+        </w:rPr>
+        <w:t>记录</w:t>
+      </w:r>
+      <w:r>
+        <w:rPr>
+          <w:rFonts w:hint="eastAsia"/>
+        </w:rPr>
+        <w:t>ID</w:t>
+      </w:r>
+      <w:r>
+        <w:rPr>
+          <w:rFonts w:hint="eastAsia"/>
+        </w:rPr>
+        <w:t>。</w:t>
+      </w:r>
     </w:p>
     <w:p>
       <w:pPr>
@@ -23514,31 +23875,121 @@
         <w:rPr>
           <w:rFonts w:hint="eastAsia"/>
         </w:rPr>
-        <w:t>系统维护一个上下文存储区，按照</w:t>
-      </w:r>
-      <w:r>
-        <w:rPr>
-          <w:rFonts w:hint="eastAsia"/>
-        </w:rPr>
-        <w:t>Map</w:t>
-      </w:r>
-      <w:r>
-        <w:rPr>
-          <w:rFonts w:hint="eastAsia"/>
-        </w:rPr>
-        <w:t>方式管理，每新增一条上下文，分配一个唯一的</w:t>
-      </w:r>
-      <w:r>
-        <w:rPr>
-          <w:rFonts w:hint="eastAsia"/>
-        </w:rPr>
-        <w:t>ID</w:t>
-      </w:r>
-      <w:r>
-        <w:rPr>
-          <w:rFonts w:hint="eastAsia"/>
-        </w:rPr>
-        <w:t>。</w:t>
+        <w:t>系统</w:t>
+      </w:r>
+      <w:r>
+        <w:rPr>
+          <w:rFonts w:hint="eastAsia"/>
+        </w:rPr>
+        <w:t>启动一个</w:t>
+      </w:r>
+      <w:r>
+        <w:rPr>
+          <w:rFonts w:hint="eastAsia"/>
+        </w:rPr>
+        <w:t>定时任务（周期可配置，</w:t>
+      </w:r>
+      <w:r>
+        <w:rPr>
+          <w:rFonts w:hint="eastAsia"/>
+        </w:rPr>
+        <w:t>格式为</w:t>
+      </w:r>
+      <w:r>
+        <w:rPr>
+          <w:rFonts w:hint="eastAsia"/>
+        </w:rPr>
+        <w:t>cron</w:t>
+      </w:r>
+      <w:r>
+        <w:rPr>
+          <w:rFonts w:hint="eastAsia"/>
+        </w:rPr>
+        <w:t>表达式</w:t>
+      </w:r>
+      <w:r>
+        <w:rPr>
+          <w:rFonts w:hint="eastAsia"/>
+        </w:rPr>
+        <w:t>）</w:t>
+      </w:r>
+      <w:r>
+        <w:rPr>
+          <w:rFonts w:hint="eastAsia"/>
+        </w:rPr>
+        <w:t>，</w:t>
+      </w:r>
+      <w:r>
+        <w:rPr>
+          <w:rFonts w:hint="eastAsia"/>
+        </w:rPr>
+        <w:t>定时扫描</w:t>
+      </w:r>
+      <w:r>
+        <w:rPr>
+          <w:rFonts w:hint="eastAsia"/>
+        </w:rPr>
+        <w:t>上下文存储区中的</w:t>
+      </w:r>
+      <w:r>
+        <w:rPr>
+          <w:rFonts w:hint="eastAsia"/>
+        </w:rPr>
+        <w:t>每条上下文记录，当</w:t>
+      </w:r>
+      <w:r>
+        <w:rPr>
+          <w:rFonts w:hint="eastAsia"/>
+        </w:rPr>
+        <w:t>检查到某条上下文</w:t>
+      </w:r>
+      <w:r>
+        <w:rPr>
+          <w:rFonts w:hint="eastAsia"/>
+        </w:rPr>
+        <w:t>距</w:t>
+      </w:r>
+      <w:r>
+        <w:rPr>
+          <w:rFonts w:hint="eastAsia"/>
+        </w:rPr>
+        <w:t>上次</w:t>
+      </w:r>
+      <w:r>
+        <w:rPr>
+          <w:rFonts w:hint="eastAsia"/>
+        </w:rPr>
+        <w:t>访问时间</w:t>
+      </w:r>
+      <w:r>
+        <w:rPr>
+          <w:rFonts w:hint="eastAsia"/>
+        </w:rPr>
+        <w:t>已超</w:t>
+      </w:r>
+      <w:r>
+        <w:rPr>
+          <w:rFonts w:hint="eastAsia"/>
+        </w:rPr>
+        <w:t>过上下文生命周期的时间</w:t>
+      </w:r>
+      <w:r>
+        <w:rPr>
+          <w:rFonts w:hint="eastAsia"/>
+        </w:rPr>
+        <w:t>（生命周期可配置，最小单位为分钟）</w:t>
+      </w:r>
+      <w:r>
+        <w:rPr>
+          <w:rFonts w:hint="eastAsia"/>
+        </w:rPr>
+        <w:t>，</w:t>
+      </w:r>
+      <w:r>
+        <w:rPr>
+          <w:rFonts w:hint="eastAsia"/>
+        </w:rPr>
+        <w:t>清理这条上下文记录。</w:t>
       </w:r>
     </w:p>
     <w:p>
@@ -23549,147 +24000,7 @@
         <w:rPr>
           <w:rFonts w:hint="eastAsia"/>
         </w:rPr>
-        <w:t>上下文</w:t>
-      </w:r>
-      <w:r>
-        <w:rPr>
-          <w:rFonts w:hint="eastAsia"/>
-        </w:rPr>
-        <w:t>ID</w:t>
-      </w:r>
-      <w:r>
-        <w:rPr>
-          <w:rFonts w:hint="eastAsia"/>
-        </w:rPr>
-        <w:t>生成方式：</w:t>
-      </w:r>
-      <w:r>
-        <w:t>"B"+bucketId+"P"+Port+"H"+Host+"I"+</w:t>
-      </w:r>
-      <w:r>
-        <w:t>Index+"E"</w:t>
-      </w:r>
-      <w:r>
-        <w:rPr>
-          <w:rFonts w:hint="eastAsia"/>
-        </w:rPr>
-        <w:t>，其中</w:t>
-      </w:r>
-      <w:r>
-        <w:rPr>
-          <w:rFonts w:hint="eastAsia"/>
-        </w:rPr>
-        <w:t>BucketId</w:t>
-      </w:r>
-      <w:r>
-        <w:rPr>
-          <w:rFonts w:hint="eastAsia"/>
-        </w:rPr>
-        <w:t>为本次查询的桶的</w:t>
-      </w:r>
-      <w:r>
-        <w:rPr>
-          <w:rFonts w:hint="eastAsia"/>
-        </w:rPr>
-        <w:t>Id</w:t>
-      </w:r>
-      <w:r>
-        <w:rPr>
-          <w:rFonts w:hint="eastAsia"/>
-        </w:rPr>
-        <w:t>，</w:t>
-      </w:r>
-      <w:r>
-        <w:rPr>
-          <w:rFonts w:hint="eastAsia"/>
-        </w:rPr>
-        <w:t>port</w:t>
-      </w:r>
-      <w:r>
-        <w:rPr>
-          <w:rFonts w:hint="eastAsia"/>
-        </w:rPr>
-        <w:t>为本进程的端口，</w:t>
-      </w:r>
-      <w:r>
-        <w:rPr>
-          <w:rFonts w:hint="eastAsia"/>
-        </w:rPr>
-        <w:t>Host</w:t>
-      </w:r>
-      <w:r>
-        <w:rPr>
-          <w:rFonts w:hint="eastAsia"/>
-        </w:rPr>
-        <w:t>为本进程的</w:t>
-      </w:r>
-      <w:r>
-        <w:rPr>
-          <w:rFonts w:hint="eastAsia"/>
-        </w:rPr>
-        <w:t>IP</w:t>
-      </w:r>
-      <w:r>
-        <w:rPr>
-          <w:rFonts w:hint="eastAsia"/>
-        </w:rPr>
-        <w:t>，</w:t>
-      </w:r>
-      <w:r>
-        <w:rPr>
-          <w:rFonts w:hint="eastAsia"/>
-        </w:rPr>
-        <w:t>Index</w:t>
-      </w:r>
-      <w:r>
-        <w:rPr>
-          <w:rFonts w:hint="eastAsia"/>
-        </w:rPr>
-        <w:t>为上下文管理单元管理的一个自增索</w:t>
-      </w:r>
-      <w:r>
-        <w:rPr>
-          <w:rFonts w:hint="eastAsia"/>
-        </w:rPr>
-        <w:t>引，</w:t>
-      </w:r>
-      <w:proofErr w:type="gramStart"/>
-      <w:r>
-        <w:rPr>
-          <w:rFonts w:hint="eastAsia"/>
-        </w:rPr>
-        <w:t>每分配</w:t>
-      </w:r>
-      <w:proofErr w:type="gramEnd"/>
-      <w:r>
-        <w:rPr>
-          <w:rFonts w:hint="eastAsia"/>
-        </w:rPr>
-        <w:t>一个上下文，</w:t>
-      </w:r>
-      <w:r>
-        <w:rPr>
-          <w:rFonts w:hint="eastAsia"/>
-        </w:rPr>
-        <w:t>Index</w:t>
-      </w:r>
-      <w:r>
-        <w:rPr>
-          <w:rFonts w:hint="eastAsia"/>
-        </w:rPr>
-        <w:t>加一，组合完成后转成</w:t>
-      </w:r>
-      <w:r>
-        <w:rPr>
-          <w:rFonts w:hint="eastAsia"/>
-        </w:rPr>
-        <w:t>16</w:t>
-      </w:r>
-      <w:r>
-        <w:rPr>
-          <w:rFonts w:hint="eastAsia"/>
-        </w:rPr>
-        <w:t>进制字符串。</w:t>
+        <w:t>上下文类与上下文管理类及定时清理任务的关系图如下：</w:t>
       </w:r>
     </w:p>
     <w:p>
@@ -23698,340 +24009,8 @@
       </w:pPr>
       <w:r>
         <w:rPr>
-          <w:rFonts w:hint="eastAsia"/>
-        </w:rPr>
-        <w:t>当一次未查询完所有符合条件的记录时，就会将上下文</w:t>
-      </w:r>
-      <w:r>
-        <w:rPr>
-          <w:rFonts w:hint="eastAsia"/>
-        </w:rPr>
-        <w:t>ID</w:t>
-      </w:r>
-      <w:r>
-        <w:rPr>
-          <w:rFonts w:hint="eastAsia"/>
-        </w:rPr>
-        <w:t>放在响应消息中的</w:t>
-      </w:r>
-      <w:r>
-        <w:t>NextContinuationToken</w:t>
-      </w:r>
-      <w:r>
-        <w:rPr>
-          <w:rFonts w:hint="eastAsia"/>
-        </w:rPr>
-        <w:t>中</w:t>
-      </w:r>
-      <w:r>
-        <w:rPr>
-          <w:rFonts w:hint="eastAsia"/>
-        </w:rPr>
-        <w:t>。当收到查询请求携带</w:t>
-      </w:r>
-      <w:r>
-        <w:t>ContinuationToken</w:t>
-      </w:r>
-      <w:r>
-        <w:rPr>
-          <w:rFonts w:hint="eastAsia"/>
-        </w:rPr>
-        <w:t>，则根据</w:t>
-      </w:r>
-      <w:r>
-        <w:t>ContinuationToken</w:t>
-      </w:r>
-      <w:r>
-        <w:rPr>
-          <w:rFonts w:hint="eastAsia"/>
-        </w:rPr>
-        <w:t>中记录的</w:t>
-      </w:r>
-      <w:r>
-        <w:rPr>
-          <w:rFonts w:hint="eastAsia"/>
-        </w:rPr>
-        <w:t>ID</w:t>
-      </w:r>
-      <w:r>
-        <w:rPr>
-          <w:rFonts w:hint="eastAsia"/>
-        </w:rPr>
-        <w:t>访问上下文</w:t>
-      </w:r>
-      <w:r>
-        <w:rPr>
-          <w:rFonts w:hint="eastAsia"/>
-        </w:rPr>
-        <w:t>，匹配</w:t>
-      </w:r>
-      <w:r>
-        <w:rPr>
-          <w:rFonts w:hint="eastAsia"/>
-        </w:rPr>
-        <w:t>查询条件</w:t>
-      </w:r>
-      <w:r>
-        <w:rPr>
-          <w:rFonts w:hint="eastAsia"/>
-        </w:rPr>
-        <w:t>成功则可以</w:t>
-      </w:r>
-      <w:r>
-        <w:rPr>
-          <w:rFonts w:hint="eastAsia"/>
-        </w:rPr>
-        <w:t>获取游标记录</w:t>
-      </w:r>
-      <w:r>
-        <w:rPr>
-          <w:rFonts w:hint="eastAsia"/>
-        </w:rPr>
-        <w:t>继续</w:t>
-      </w:r>
-      <w:r>
-        <w:rPr>
-          <w:rFonts w:hint="eastAsia"/>
-        </w:rPr>
-        <w:t>读取查询内容</w:t>
-      </w:r>
-      <w:r>
-        <w:rPr>
-          <w:rFonts w:hint="eastAsia"/>
-        </w:rPr>
-        <w:t>，如果匹配查询条件不成功，则释放此上下文，按照请求中的查询条件进行查询。</w:t>
-      </w:r>
-    </w:p>
-    <w:p>
-      <w:pPr>
-        <w:ind w:left="0" w:firstLine="420"/>
-      </w:pPr>
-      <w:r>
-        <w:rPr>
-          <w:rFonts w:hint="eastAsia"/>
-        </w:rPr>
-        <w:t>当读完游标中所有内容时，释放该条上下文记录</w:t>
-      </w:r>
-      <w:r>
-        <w:rPr>
-          <w:rFonts w:hint="eastAsia"/>
-        </w:rPr>
-        <w:t>，并释放</w:t>
-      </w:r>
-      <w:r>
-        <w:rPr>
-          <w:rFonts w:hint="eastAsia"/>
-        </w:rPr>
-        <w:t>上下文中记录的</w:t>
-      </w:r>
-      <w:r>
-        <w:rPr>
-          <w:rFonts w:hint="eastAsia"/>
-        </w:rPr>
-        <w:t>游标和数据库连接</w:t>
-      </w:r>
-      <w:r>
-        <w:rPr>
-          <w:rFonts w:hint="eastAsia"/>
-        </w:rPr>
-        <w:t>。</w:t>
-      </w:r>
-    </w:p>
-    <w:p>
-      <w:pPr>
-        <w:ind w:left="0" w:firstLine="420"/>
-      </w:pPr>
-      <w:r>
-        <w:rPr>
-          <w:rFonts w:hint="eastAsia"/>
-        </w:rPr>
-        <w:t>如果再</w:t>
-      </w:r>
-      <w:r>
-        <w:rPr>
-          <w:rFonts w:hint="eastAsia"/>
-        </w:rPr>
-        <w:t>次读取仍然没有读取完所有记录，需要更新访问时间，并在响应中</w:t>
-      </w:r>
-      <w:r>
-        <w:rPr>
-          <w:rFonts w:hint="eastAsia"/>
-        </w:rPr>
-        <w:t>继续</w:t>
-      </w:r>
-      <w:r>
-        <w:rPr>
-          <w:rFonts w:hint="eastAsia"/>
-        </w:rPr>
-        <w:t>携带</w:t>
-      </w:r>
-      <w:r>
-        <w:t>NextContinuationToken</w:t>
-      </w:r>
-      <w:r>
-        <w:rPr>
-          <w:rFonts w:hint="eastAsia"/>
-        </w:rPr>
-        <w:t>记录</w:t>
-      </w:r>
-      <w:r>
-        <w:rPr>
-          <w:rFonts w:hint="eastAsia"/>
-        </w:rPr>
-        <w:t>ID</w:t>
-      </w:r>
-      <w:r>
-        <w:rPr>
-          <w:rFonts w:hint="eastAsia"/>
-        </w:rPr>
-        <w:t>。</w:t>
-      </w:r>
-    </w:p>
-    <w:p>
-      <w:pPr>
-        <w:ind w:left="0" w:firstLine="420"/>
-      </w:pPr>
-      <w:r>
-        <w:rPr>
-          <w:rFonts w:hint="eastAsia"/>
-        </w:rPr>
-        <w:t>系统</w:t>
-      </w:r>
-      <w:r>
-        <w:rPr>
-          <w:rFonts w:hint="eastAsia"/>
-        </w:rPr>
-        <w:t>启动一个</w:t>
-      </w:r>
-      <w:r>
-        <w:rPr>
-          <w:rFonts w:hint="eastAsia"/>
-        </w:rPr>
-        <w:t>定时任务（周期可配置，</w:t>
-      </w:r>
-      <w:r>
-        <w:rPr>
-          <w:rFonts w:hint="eastAsia"/>
-        </w:rPr>
-        <w:t>格式为</w:t>
-      </w:r>
-      <w:r>
-        <w:rPr>
-          <w:rFonts w:hint="eastAsia"/>
-        </w:rPr>
-        <w:t>cron</w:t>
-      </w:r>
-      <w:r>
-        <w:rPr>
-          <w:rFonts w:hint="eastAsia"/>
-        </w:rPr>
-        <w:t>表达式</w:t>
-      </w:r>
-      <w:r>
-        <w:rPr>
-          <w:rFonts w:hint="eastAsia"/>
-        </w:rPr>
-        <w:t>）</w:t>
-      </w:r>
-      <w:r>
-        <w:rPr>
-          <w:rFonts w:hint="eastAsia"/>
-        </w:rPr>
-        <w:t>，</w:t>
-      </w:r>
-      <w:r>
-        <w:rPr>
-          <w:rFonts w:hint="eastAsia"/>
-        </w:rPr>
-        <w:t>定时扫描</w:t>
-      </w:r>
-      <w:r>
-        <w:rPr>
-          <w:rFonts w:hint="eastAsia"/>
-        </w:rPr>
-        <w:t>上下文存储区中的</w:t>
-      </w:r>
-      <w:r>
-        <w:rPr>
-          <w:rFonts w:hint="eastAsia"/>
-        </w:rPr>
-        <w:t>每条上下文记录，当</w:t>
-      </w:r>
-      <w:r>
-        <w:rPr>
-          <w:rFonts w:hint="eastAsia"/>
-        </w:rPr>
-        <w:t>检查到某条上下文</w:t>
-      </w:r>
-      <w:r>
-        <w:rPr>
-          <w:rFonts w:hint="eastAsia"/>
-        </w:rPr>
-        <w:t>距</w:t>
-      </w:r>
-      <w:r>
-        <w:rPr>
-          <w:rFonts w:hint="eastAsia"/>
-        </w:rPr>
-        <w:t>上次</w:t>
-      </w:r>
-      <w:r>
-        <w:rPr>
-          <w:rFonts w:hint="eastAsia"/>
-        </w:rPr>
-        <w:t>访问时间</w:t>
-      </w:r>
-      <w:r>
-        <w:rPr>
-          <w:rFonts w:hint="eastAsia"/>
-        </w:rPr>
-        <w:t>已超</w:t>
-      </w:r>
-      <w:r>
-        <w:rPr>
-          <w:rFonts w:hint="eastAsia"/>
-        </w:rPr>
-        <w:t>过上下文生命周期的时间</w:t>
-      </w:r>
-      <w:r>
-        <w:rPr>
-          <w:rFonts w:hint="eastAsia"/>
-        </w:rPr>
-        <w:t>（生命周期可配置，最小单位为分钟）</w:t>
-      </w:r>
-      <w:r>
-        <w:rPr>
-          <w:rFonts w:hint="eastAsia"/>
-        </w:rPr>
-        <w:t>，</w:t>
-      </w:r>
-      <w:r>
-        <w:rPr>
-          <w:rFonts w:hint="eastAsia"/>
-        </w:rPr>
-        <w:t>清理这条上下文记录。</w:t>
-      </w:r>
-    </w:p>
-    <w:p>
-      <w:pPr>
-        <w:ind w:left="0" w:firstLine="420"/>
-      </w:pPr>
-      <w:r>
-        <w:rPr>
-          <w:rFonts w:hint="eastAsia"/>
-        </w:rPr>
-        <w:t>上下文类与上下文管理类及定时清理任务的关系图如下：</w:t>
-      </w:r>
-    </w:p>
-    <w:p>
-      <w:pPr>
-        <w:ind w:left="0" w:firstLine="420"/>
-      </w:pPr>
-      <w:r>
-        <w:rPr>
           <w:noProof/>
         </w:rPr>
-        <w:lastRenderedPageBreak/>
         <w:drawing>
           <wp:inline distT="0" distB="0" distL="0" distR="0" wp14:anchorId="76E0C0A4" wp14:editId="0A975EDF">
             <wp:extent cx="5274310" cy="2479262"/>
@@ -24108,10 +24087,10 @@
         </w:rPr>
         <w:lastRenderedPageBreak/>
         <w:drawing>
-          <wp:inline distT="0" distB="0" distL="0" distR="0" wp14:anchorId="075E8815" wp14:editId="731534A5">
-            <wp:extent cx="5274310" cy="9296488"/>
+          <wp:inline distT="0" distB="0" distL="0" distR="0" wp14:anchorId="6C3BB5D8" wp14:editId="61E5950F">
+            <wp:extent cx="5274310" cy="9297589"/>
             <wp:effectExtent l="0" t="0" r="2540" b="0"/>
-            <wp:docPr id="10" name="图片 10"/>
+            <wp:docPr id="1" name="图片 1"/>
             <wp:cNvGraphicFramePr>
               <a:graphicFrameLocks xmlns:a="http://schemas.openxmlformats.org/drawingml/2006/main" noChangeAspect="1"/>
             </wp:cNvGraphicFramePr>
@@ -24119,7 +24098,7 @@
               <a:graphicData uri="http://schemas.openxmlformats.org/drawingml/2006/picture">
                 <pic:pic xmlns:pic="http://schemas.openxmlformats.org/drawingml/2006/picture">
                   <pic:nvPicPr>
-                    <pic:cNvPr id="0" name="Picture 8"/>
+                    <pic:cNvPr id="0" name="Picture 1"/>
                     <pic:cNvPicPr>
                       <a:picLocks noChangeAspect="1" noChangeArrowheads="1"/>
                     </pic:cNvPicPr>
@@ -24140,7 +24119,7 @@
                   <pic:spPr bwMode="auto">
                     <a:xfrm>
                       <a:off x="0" y="0"/>
-                      <a:ext cx="5274310" cy="9296488"/>
+                      <a:ext cx="5274310" cy="9297589"/>
                     </a:xfrm>
                     <a:prstGeom prst="rect">
                       <a:avLst/>
@@ -24298,7 +24277,13 @@
         <w:rPr>
           <w:rFonts w:hint="eastAsia"/>
         </w:rPr>
-        <w:t>中记录下一条位置，返回在响应消息中。</w:t>
+        <w:t>中记录当前</w:t>
+      </w:r>
+      <w:r>
+        <w:rPr>
+          <w:rFonts w:hint="eastAsia"/>
+        </w:rPr>
+        <w:t>位置，返回在响应消息中。</w:t>
       </w:r>
     </w:p>
     <w:p>
@@ -24646,16 +24631,16 @@
         </w:rPr>
         <w:t>。</w:t>
       </w:r>
-      <w:bookmarkStart w:id="6" w:name="_查询版本（GET_Bucket_Object"/>
-      <w:bookmarkEnd w:id="6"/>
+      <w:bookmarkStart w:id="5" w:name="_查询版本（GET_Bucket_Object"/>
+      <w:bookmarkEnd w:id="5"/>
     </w:p>
     <w:p>
       <w:pPr>
         <w:pStyle w:val="3"/>
         <w:ind w:left="630"/>
       </w:pPr>
-      <w:bookmarkStart w:id="7" w:name="_获取对象（GET_Object）"/>
-      <w:bookmarkEnd w:id="7"/>
+      <w:bookmarkStart w:id="6" w:name="_获取对象（GET_Object）"/>
+      <w:bookmarkEnd w:id="6"/>
       <w:r>
         <w:rPr>
           <w:rFonts w:hint="eastAsia"/>
@@ -25244,6 +25229,8 @@
         </w:rPr>
         <w:t>或者</w:t>
       </w:r>
+      <w:bookmarkStart w:id="7" w:name="_GoBack"/>
+      <w:bookmarkEnd w:id="7"/>
       <w:r>
         <w:rPr>
           <w:rFonts w:hint="eastAsia"/>
@@ -25274,174 +25261,37 @@
         <w:ind w:left="0" w:firstLineChars="200" w:firstLine="420"/>
       </w:pPr>
       <w:r>
-        <w:rPr>
-          <w:rFonts w:hint="eastAsia"/>
-        </w:rPr>
-        <w:t>当</w:t>
-      </w:r>
-      <w:r>
-        <w:rPr>
-          <w:rFonts w:hint="eastAsia"/>
-        </w:rPr>
-        <w:t>key-marker+</w:t>
-      </w:r>
-      <w:r>
-        <w:rPr>
-          <w:rFonts w:hint="eastAsia"/>
-        </w:rPr>
-        <w:t xml:space="preserve"> </w:t>
-      </w:r>
-      <w:r>
-        <w:rPr>
-          <w:rFonts w:hint="eastAsia"/>
-        </w:rPr>
-        <w:t>version-Id-marker</w:t>
-      </w:r>
-      <w:r>
-        <w:rPr>
-          <w:rFonts w:hint="eastAsia"/>
-        </w:rPr>
-        <w:t>的组合</w:t>
-      </w:r>
-      <w:r>
-        <w:rPr>
-          <w:rFonts w:hint="eastAsia"/>
-        </w:rPr>
-        <w:t>查询</w:t>
-      </w:r>
-      <w:r>
-        <w:rPr>
-          <w:rFonts w:hint="eastAsia"/>
-        </w:rPr>
-        <w:t>只有</w:t>
-      </w:r>
-      <w:r>
-        <w:rPr>
-          <w:rFonts w:hint="eastAsia"/>
-        </w:rPr>
-        <w:t>key-marker</w:t>
-      </w:r>
-      <w:r>
-        <w:rPr>
-          <w:rFonts w:hint="eastAsia"/>
-        </w:rPr>
-        <w:t>时，从该</w:t>
-      </w:r>
-      <w:r>
-        <w:rPr>
-          <w:rFonts w:hint="eastAsia"/>
-        </w:rPr>
-        <w:t>key</w:t>
-      </w:r>
-      <w:r>
-        <w:rPr>
-          <w:rFonts w:hint="eastAsia"/>
-        </w:rPr>
-        <w:t>值的下一个对象开始查询（按</w:t>
-      </w:r>
-      <w:r>
-        <w:rPr>
-          <w:rFonts w:hint="eastAsia"/>
-        </w:rPr>
-        <w:t>key</w:t>
-      </w:r>
-      <w:proofErr w:type="gramStart"/>
-      <w:r>
-        <w:rPr>
-          <w:rFonts w:hint="eastAsia"/>
-        </w:rPr>
-        <w:t>值记录</w:t>
-      </w:r>
-      <w:proofErr w:type="gramEnd"/>
-      <w:r>
-        <w:rPr>
-          <w:rFonts w:hint="eastAsia"/>
-        </w:rPr>
-        <w:t>排序）。</w:t>
+        <w:t>K</w:t>
+      </w:r>
+      <w:r>
+        <w:rPr>
+          <w:rFonts w:hint="eastAsia"/>
+        </w:rPr>
+        <w:t>ey</w:t>
+      </w:r>
+      <w:r>
+        <w:t>M</w:t>
+      </w:r>
+      <w:r>
+        <w:rPr>
+          <w:rFonts w:hint="eastAsia"/>
+        </w:rPr>
+        <w:t>arker+version-Id-marker</w:t>
+      </w:r>
+      <w:r>
+        <w:rPr>
+          <w:rFonts w:hint="eastAsia"/>
+        </w:rPr>
+        <w:t>的组合查询。</w:t>
       </w:r>
     </w:p>
     <w:p>
       <w:pPr>
         <w:ind w:left="0" w:firstLineChars="200" w:firstLine="420"/>
-      </w:pPr>
-      <w:r>
-        <w:rPr>
-          <w:rFonts w:hint="eastAsia"/>
-        </w:rPr>
-        <w:t>当</w:t>
-      </w:r>
-      <w:r>
-        <w:rPr>
-          <w:rFonts w:hint="eastAsia"/>
-        </w:rPr>
-        <w:t>key-marker+version-Id-marker</w:t>
-      </w:r>
-      <w:r>
-        <w:rPr>
-          <w:rFonts w:hint="eastAsia"/>
-        </w:rPr>
-        <w:t>的组合有</w:t>
-      </w:r>
-      <w:r>
-        <w:rPr>
-          <w:rFonts w:hint="eastAsia"/>
-        </w:rPr>
-        <w:t>key-marker</w:t>
-      </w:r>
-      <w:r>
-        <w:rPr>
-          <w:rFonts w:hint="eastAsia"/>
-        </w:rPr>
-        <w:t>和</w:t>
-      </w:r>
-      <w:r>
-        <w:rPr>
-          <w:rFonts w:hint="eastAsia"/>
-        </w:rPr>
-        <w:t>version-Id-marker</w:t>
-      </w:r>
-      <w:r>
-        <w:rPr>
-          <w:rFonts w:hint="eastAsia"/>
-        </w:rPr>
-        <w:t>，但是该</w:t>
-      </w:r>
-      <w:r>
-        <w:rPr>
-          <w:rFonts w:hint="eastAsia"/>
-        </w:rPr>
-        <w:t>key</w:t>
-      </w:r>
-      <w:r>
-        <w:rPr>
-          <w:rFonts w:hint="eastAsia"/>
-        </w:rPr>
-        <w:t>却查不到对应的</w:t>
-      </w:r>
-      <w:r>
-        <w:rPr>
-          <w:rFonts w:hint="eastAsia"/>
-        </w:rPr>
-        <w:t>versionId</w:t>
-      </w:r>
-      <w:r>
-        <w:rPr>
-          <w:rFonts w:hint="eastAsia"/>
-        </w:rPr>
-        <w:t>时，显示该</w:t>
-      </w:r>
-      <w:r>
-        <w:rPr>
-          <w:rFonts w:hint="eastAsia"/>
-        </w:rPr>
-        <w:t>key</w:t>
-      </w:r>
-      <w:r>
-        <w:rPr>
-          <w:rFonts w:hint="eastAsia"/>
-        </w:rPr>
-        <w:t>的所有版本。</w:t>
-      </w:r>
+        <w:rPr>
+          <w:rFonts w:hint="eastAsia"/>
+        </w:rPr>
+      </w:pPr>
     </w:p>
     <w:p>
       <w:pPr>
@@ -25457,13 +25307,37 @@
         <w:rPr>
           <w:rFonts w:hint="eastAsia"/>
         </w:rPr>
-        <w:t>key-marker+version-Id-marker</w:t>
-      </w:r>
-      <w:r>
-        <w:rPr>
-          <w:rFonts w:hint="eastAsia"/>
-        </w:rPr>
-        <w:t>的组合有</w:t>
+        <w:t>key-marker+</w:t>
+      </w:r>
+      <w:r>
+        <w:rPr>
+          <w:rFonts w:hint="eastAsia"/>
+        </w:rPr>
+        <w:t xml:space="preserve"> </w:t>
+      </w:r>
+      <w:r>
+        <w:rPr>
+          <w:rFonts w:hint="eastAsia"/>
+        </w:rPr>
+        <w:t>version-Id-marker</w:t>
+      </w:r>
+      <w:r>
+        <w:rPr>
+          <w:rFonts w:hint="eastAsia"/>
+        </w:rPr>
+        <w:t>的组合</w:t>
+      </w:r>
+      <w:r>
+        <w:rPr>
+          <w:rFonts w:hint="eastAsia"/>
+        </w:rPr>
+        <w:t>查询</w:t>
+      </w:r>
+      <w:r>
+        <w:rPr>
+          <w:rFonts w:hint="eastAsia"/>
+        </w:rPr>
+        <w:t>只有</w:t>
       </w:r>
       <w:r>
         <w:rPr>
@@ -25475,60 +25349,485 @@
         <w:rPr>
           <w:rFonts w:hint="eastAsia"/>
         </w:rPr>
-        <w:t>和</w:t>
-      </w:r>
-      <w:r>
-        <w:rPr>
-          <w:rFonts w:hint="eastAsia"/>
-        </w:rPr>
-        <w:t>version-Id-marker</w:t>
-      </w:r>
-      <w:r>
-        <w:rPr>
-          <w:rFonts w:hint="eastAsia"/>
-        </w:rPr>
-        <w:t>，并查找到对应的</w:t>
-      </w:r>
-      <w:r>
-        <w:rPr>
-          <w:rFonts w:hint="eastAsia"/>
-        </w:rPr>
-        <w:t>versionId</w:t>
-      </w:r>
-      <w:r>
-        <w:rPr>
-          <w:rFonts w:hint="eastAsia"/>
-        </w:rPr>
-        <w:t>记录，显示该</w:t>
-      </w:r>
-      <w:r>
-        <w:rPr>
-          <w:rFonts w:hint="eastAsia"/>
-        </w:rPr>
-        <w:t>key+versionId</w:t>
-      </w:r>
-      <w:r>
-        <w:rPr>
-          <w:rFonts w:hint="eastAsia"/>
-        </w:rPr>
-        <w:t>之后的记录（不包括该</w:t>
-      </w:r>
-      <w:r>
-        <w:rPr>
-          <w:rFonts w:hint="eastAsia"/>
-        </w:rPr>
-        <w:t>key+versionId</w:t>
-      </w:r>
-      <w:r>
-        <w:rPr>
-          <w:rFonts w:hint="eastAsia"/>
-        </w:rPr>
-        <w:t>指定的记录）</w:t>
+        <w:t>时，从该</w:t>
+      </w:r>
+      <w:r>
+        <w:rPr>
+          <w:rFonts w:hint="eastAsia"/>
+        </w:rPr>
+        <w:t>key</w:t>
+      </w:r>
+      <w:r>
+        <w:rPr>
+          <w:rFonts w:hint="eastAsia"/>
+        </w:rPr>
+        <w:t>值的下一个对象开始查询（按</w:t>
+      </w:r>
+      <w:r>
+        <w:rPr>
+          <w:rFonts w:hint="eastAsia"/>
+        </w:rPr>
+        <w:t>key</w:t>
+      </w:r>
+      <w:proofErr w:type="gramStart"/>
+      <w:r>
+        <w:rPr>
+          <w:rFonts w:hint="eastAsia"/>
+        </w:rPr>
+        <w:t>值记录</w:t>
+      </w:r>
+      <w:proofErr w:type="gramEnd"/>
+      <w:r>
+        <w:rPr>
+          <w:rFonts w:hint="eastAsia"/>
+        </w:rPr>
+        <w:t>排序）。</w:t>
       </w:r>
     </w:p>
     <w:p>
       <w:pPr>
         <w:ind w:left="0" w:firstLineChars="200" w:firstLine="420"/>
+        <w:rPr>
+          <w:rFonts w:hint="eastAsia"/>
+        </w:rPr>
+      </w:pPr>
+      <w:r>
+        <w:rPr>
+          <w:rFonts w:hint="eastAsia"/>
+        </w:rPr>
+        <w:t>当</w:t>
+      </w:r>
+      <w:r>
+        <w:rPr>
+          <w:rFonts w:hint="eastAsia"/>
+        </w:rPr>
+        <w:t>key-marker+version-Id-marker</w:t>
+      </w:r>
+      <w:r>
+        <w:rPr>
+          <w:rFonts w:hint="eastAsia"/>
+        </w:rPr>
+        <w:t>的组合有</w:t>
+      </w:r>
+      <w:r>
+        <w:rPr>
+          <w:rFonts w:hint="eastAsia"/>
+        </w:rPr>
+        <w:t>key-marker</w:t>
+      </w:r>
+      <w:r>
+        <w:rPr>
+          <w:rFonts w:hint="eastAsia"/>
+        </w:rPr>
+        <w:t>和</w:t>
+      </w:r>
+      <w:r>
+        <w:rPr>
+          <w:rFonts w:hint="eastAsia"/>
+        </w:rPr>
+        <w:t>version-Id-marker</w:t>
+      </w:r>
+      <w:r>
+        <w:rPr>
+          <w:rFonts w:hint="eastAsia"/>
+        </w:rPr>
+        <w:t>，</w:t>
+      </w:r>
+      <w:r>
+        <w:rPr>
+          <w:rFonts w:hint="eastAsia"/>
+        </w:rPr>
+        <w:t>且</w:t>
+      </w:r>
+      <w:r>
+        <w:rPr>
+          <w:rFonts w:hint="eastAsia"/>
+        </w:rPr>
+        <w:t>version-Id-marker</w:t>
+      </w:r>
+      <w:r>
+        <w:rPr>
+          <w:rFonts w:hint="eastAsia"/>
+        </w:rPr>
+        <w:t>不为</w:t>
+      </w:r>
+      <w:r>
+        <w:rPr>
+          <w:rFonts w:hint="eastAsia"/>
+        </w:rPr>
+        <w:t>null</w:t>
+      </w:r>
+      <w:r>
+        <w:rPr>
+          <w:rFonts w:hint="eastAsia"/>
+        </w:rPr>
+        <w:t>，</w:t>
+      </w:r>
+      <w:r>
+        <w:rPr>
+          <w:rFonts w:hint="eastAsia"/>
+        </w:rPr>
+        <w:t>查找</w:t>
+      </w:r>
+      <w:r>
+        <w:rPr>
+          <w:rFonts w:hint="eastAsia"/>
+        </w:rPr>
+        <w:t>该</w:t>
+      </w:r>
+      <w:r>
+        <w:rPr>
+          <w:rFonts w:hint="eastAsia"/>
+        </w:rPr>
+        <w:t>key</w:t>
+      </w:r>
+      <w:r>
+        <w:rPr>
+          <w:rFonts w:hint="eastAsia"/>
+        </w:rPr>
+        <w:t>的内部</w:t>
+      </w:r>
+      <w:r>
+        <w:rPr>
+          <w:rFonts w:hint="eastAsia"/>
+        </w:rPr>
+        <w:t>versionId</w:t>
+      </w:r>
+      <w:r>
+        <w:rPr>
+          <w:rFonts w:hint="eastAsia"/>
+        </w:rPr>
+        <w:t>所有</w:t>
+      </w:r>
+      <w:r>
+        <w:rPr>
+          <w:rFonts w:hint="eastAsia"/>
+        </w:rPr>
+        <w:t>小于</w:t>
+      </w:r>
+      <w:r>
+        <w:rPr>
+          <w:rFonts w:hint="eastAsia"/>
+        </w:rPr>
+        <w:t>version-Id-marker</w:t>
+      </w:r>
+      <w:r>
+        <w:rPr>
+          <w:rFonts w:hint="eastAsia"/>
+        </w:rPr>
+        <w:t>的</w:t>
+      </w:r>
+      <w:r>
+        <w:rPr>
+          <w:rFonts w:hint="eastAsia"/>
+        </w:rPr>
+        <w:t>版本。</w:t>
+      </w:r>
+    </w:p>
+    <w:p>
+      <w:pPr>
+        <w:ind w:left="0" w:firstLineChars="200" w:firstLine="420"/>
+      </w:pPr>
+      <w:r>
+        <w:rPr>
+          <w:rFonts w:hint="eastAsia"/>
+        </w:rPr>
+        <w:t>当</w:t>
+      </w:r>
+      <w:r>
+        <w:rPr>
+          <w:rFonts w:hint="eastAsia"/>
+        </w:rPr>
+        <w:t>key-marker+version-Id-marker</w:t>
+      </w:r>
+      <w:r>
+        <w:rPr>
+          <w:rFonts w:hint="eastAsia"/>
+        </w:rPr>
+        <w:t>的组合</w:t>
+      </w:r>
+      <w:r>
+        <w:rPr>
+          <w:rFonts w:hint="eastAsia"/>
+        </w:rPr>
+        <w:t>有</w:t>
+      </w:r>
+      <w:r>
+        <w:rPr>
+          <w:rFonts w:hint="eastAsia"/>
+        </w:rPr>
+        <w:t>key-marker</w:t>
+      </w:r>
+      <w:r>
+        <w:rPr>
+          <w:rFonts w:hint="eastAsia"/>
+        </w:rPr>
+        <w:t>和</w:t>
+      </w:r>
+      <w:r>
+        <w:rPr>
+          <w:rFonts w:hint="eastAsia"/>
+        </w:rPr>
+        <w:t>version-Id-marker</w:t>
+      </w:r>
+      <w:r>
+        <w:rPr>
+          <w:rFonts w:hint="eastAsia"/>
+        </w:rPr>
+        <w:t>，且</w:t>
+      </w:r>
+      <w:r>
+        <w:rPr>
+          <w:rFonts w:hint="eastAsia"/>
+        </w:rPr>
+        <w:t>version-Id-marker</w:t>
+      </w:r>
+      <w:r>
+        <w:rPr>
+          <w:rFonts w:hint="eastAsia"/>
+        </w:rPr>
+        <w:t>为</w:t>
+      </w:r>
+      <w:r>
+        <w:rPr>
+          <w:rFonts w:hint="eastAsia"/>
+        </w:rPr>
+        <w:t>null</w:t>
+      </w:r>
+      <w:r>
+        <w:rPr>
+          <w:rFonts w:hint="eastAsia"/>
+        </w:rPr>
+        <w:t>，且该</w:t>
+      </w:r>
+      <w:r>
+        <w:rPr>
+          <w:rFonts w:hint="eastAsia"/>
+        </w:rPr>
+        <w:t>key</w:t>
+      </w:r>
+      <w:r>
+        <w:rPr>
+          <w:rFonts w:hint="eastAsia"/>
+        </w:rPr>
+        <w:t>确实有一条</w:t>
+      </w:r>
+      <w:r>
+        <w:rPr>
+          <w:rFonts w:hint="eastAsia"/>
+        </w:rPr>
+        <w:t>versionId</w:t>
+      </w:r>
+      <w:r>
+        <w:rPr>
+          <w:rFonts w:hint="eastAsia"/>
+        </w:rPr>
+        <w:t>为</w:t>
+      </w:r>
+      <w:r>
+        <w:rPr>
+          <w:rFonts w:hint="eastAsia"/>
+        </w:rPr>
+        <w:t>null</w:t>
+      </w:r>
+      <w:r>
+        <w:rPr>
+          <w:rFonts w:hint="eastAsia"/>
+        </w:rPr>
+        <w:t>的记录时，则查找该</w:t>
+      </w:r>
+      <w:r>
+        <w:rPr>
+          <w:rFonts w:hint="eastAsia"/>
+        </w:rPr>
+        <w:t>key</w:t>
+      </w:r>
+      <w:r>
+        <w:rPr>
+          <w:rFonts w:hint="eastAsia"/>
+        </w:rPr>
+        <w:t>内部</w:t>
+      </w:r>
+      <w:r>
+        <w:rPr>
+          <w:rFonts w:hint="eastAsia"/>
+        </w:rPr>
+        <w:t>versionId</w:t>
+      </w:r>
+      <w:r>
+        <w:rPr>
+          <w:rFonts w:hint="eastAsia"/>
+        </w:rPr>
+        <w:t>小于</w:t>
+      </w:r>
+      <w:r>
+        <w:rPr>
+          <w:rFonts w:hint="eastAsia"/>
+        </w:rPr>
+        <w:t>null</w:t>
+      </w:r>
+      <w:r>
+        <w:rPr>
+          <w:rFonts w:hint="eastAsia"/>
+        </w:rPr>
+        <w:t>记录对应的内部</w:t>
+      </w:r>
+      <w:r>
+        <w:rPr>
+          <w:rFonts w:hint="eastAsia"/>
+        </w:rPr>
+        <w:t>versionId</w:t>
+      </w:r>
+      <w:r>
+        <w:rPr>
+          <w:rFonts w:hint="eastAsia"/>
+        </w:rPr>
+        <w:t>的记录。</w:t>
+      </w:r>
+    </w:p>
+    <w:p>
+      <w:pPr>
+        <w:ind w:left="0" w:firstLineChars="200" w:firstLine="420"/>
+      </w:pPr>
+      <w:r>
+        <w:rPr>
+          <w:rFonts w:hint="eastAsia"/>
+        </w:rPr>
+        <w:t>当</w:t>
+      </w:r>
+      <w:r>
+        <w:rPr>
+          <w:rFonts w:hint="eastAsia"/>
+        </w:rPr>
+        <w:t>key-marker+version-Id-marker</w:t>
+      </w:r>
+      <w:r>
+        <w:rPr>
+          <w:rFonts w:hint="eastAsia"/>
+        </w:rPr>
+        <w:t>的组合</w:t>
+      </w:r>
+      <w:r>
+        <w:rPr>
+          <w:rFonts w:hint="eastAsia"/>
+        </w:rPr>
+        <w:t>有</w:t>
+      </w:r>
+      <w:r>
+        <w:rPr>
+          <w:rFonts w:hint="eastAsia"/>
+        </w:rPr>
+        <w:t>key-marker</w:t>
+      </w:r>
+      <w:r>
+        <w:rPr>
+          <w:rFonts w:hint="eastAsia"/>
+        </w:rPr>
+        <w:t>和</w:t>
+      </w:r>
+      <w:r>
+        <w:rPr>
+          <w:rFonts w:hint="eastAsia"/>
+        </w:rPr>
+        <w:t>version-Id-marker</w:t>
+      </w:r>
+      <w:r>
+        <w:rPr>
+          <w:rFonts w:hint="eastAsia"/>
+        </w:rPr>
+        <w:t>，且</w:t>
+      </w:r>
+      <w:r>
+        <w:rPr>
+          <w:rFonts w:hint="eastAsia"/>
+        </w:rPr>
+        <w:t>version-Id-marker</w:t>
+      </w:r>
+      <w:r>
+        <w:rPr>
+          <w:rFonts w:hint="eastAsia"/>
+        </w:rPr>
+        <w:t>为</w:t>
+      </w:r>
+      <w:r>
+        <w:rPr>
+          <w:rFonts w:hint="eastAsia"/>
+        </w:rPr>
+        <w:t>null</w:t>
+      </w:r>
+      <w:r>
+        <w:rPr>
+          <w:rFonts w:hint="eastAsia"/>
+        </w:rPr>
+        <w:t>，但是该</w:t>
+      </w:r>
+      <w:r>
+        <w:rPr>
+          <w:rFonts w:hint="eastAsia"/>
+        </w:rPr>
+        <w:t>key</w:t>
+      </w:r>
+      <w:r>
+        <w:rPr>
+          <w:rFonts w:hint="eastAsia"/>
+        </w:rPr>
+        <w:t>不存在</w:t>
+      </w:r>
+      <w:r>
+        <w:rPr>
+          <w:rFonts w:hint="eastAsia"/>
+        </w:rPr>
+        <w:t>versionId</w:t>
+      </w:r>
+      <w:r>
+        <w:rPr>
+          <w:rFonts w:hint="eastAsia"/>
+        </w:rPr>
+        <w:t>为</w:t>
+      </w:r>
+      <w:r>
+        <w:rPr>
+          <w:rFonts w:hint="eastAsia"/>
+        </w:rPr>
+        <w:t>null</w:t>
+      </w:r>
+      <w:r>
+        <w:rPr>
+          <w:rFonts w:hint="eastAsia"/>
+        </w:rPr>
+        <w:t>的记录时，则从该</w:t>
+      </w:r>
+      <w:r>
+        <w:rPr>
+          <w:rFonts w:hint="eastAsia"/>
+        </w:rPr>
+        <w:t>key</w:t>
+      </w:r>
+      <w:r>
+        <w:rPr>
+          <w:rFonts w:hint="eastAsia"/>
+        </w:rPr>
+        <w:t>值的下一个</w:t>
+      </w:r>
+      <w:r>
+        <w:rPr>
+          <w:rFonts w:hint="eastAsia"/>
+        </w:rPr>
+        <w:t>key</w:t>
+      </w:r>
+      <w:r>
+        <w:rPr>
+          <w:rFonts w:hint="eastAsia"/>
+        </w:rPr>
+        <w:t>开始查询。</w:t>
+      </w:r>
+    </w:p>
+    <w:p>
+      <w:pPr>
+        <w:ind w:left="0" w:firstLineChars="200" w:firstLine="420"/>
+        <w:rPr>
+          <w:rFonts w:hint="eastAsia"/>
+        </w:rPr>
       </w:pPr>
       <w:r>
         <w:rPr>
@@ -38430,7 +38729,7 @@
       </w:r>
     </w:p>
   </w:comment>
-  <w:comment w:id="3" w:author="zhaoyujing" w:date="2018-09-21T10:30:00Z" w:initials="z">
+  <w:comment w:id="2" w:author="zhaoyujing" w:date="2018-09-21T10:30:00Z" w:initials="z">
     <w:p>
       <w:pPr>
         <w:pStyle w:val="af0"/>
@@ -38488,7 +38787,6 @@
         <w:docPartUnique/>
       </w:docPartObj>
     </w:sdtPr>
-    <w:sdtEndPr/>
     <w:sdtContent>
       <w:p>
         <w:pPr>
@@ -38509,7 +38807,7 @@
             <w:noProof/>
             <w:lang w:val="zh-CN"/>
           </w:rPr>
-          <w:t>21</w:t>
+          <w:t>36</w:t>
         </w:r>
         <w:r>
           <w:fldChar w:fldCharType="end"/>
@@ -45063,7 +45361,7 @@
 </file>
 
 <file path=customXml/itemProps1.xml><?xml version="1.0" encoding="utf-8"?>
-<ds:datastoreItem xmlns:ds="http://schemas.openxmlformats.org/officeDocument/2006/customXml" ds:itemID="{A04E2B4C-E16C-4BC3-A848-4E5A777471C2}">
+<ds:datastoreItem xmlns:ds="http://schemas.openxmlformats.org/officeDocument/2006/customXml" ds:itemID="{7425E4B9-EF46-4CB6-8E38-AD17AE1FDEFA}">
   <ds:schemaRefs>
     <ds:schemaRef ds:uri="http://schemas.openxmlformats.org/officeDocument/2006/bibliography"/>
   </ds:schemaRefs>

--- a/internal_doc/03.开发设计/Amazon S3接口兼容/Story--SequoiaDB兼容Amazon S3接口 -对象管理.docx
+++ b/internal_doc/03.开发设计/Amazon S3接口兼容/Story--SequoiaDB兼容Amazon S3接口 -对象管理.docx
@@ -25229,73 +25229,574 @@
         </w:rPr>
         <w:t>或者</w:t>
       </w:r>
+      <w:r>
+        <w:rPr>
+          <w:rFonts w:hint="eastAsia"/>
+        </w:rPr>
+        <w:t>Version</w:t>
+      </w:r>
+      <w:r>
+        <w:rPr>
+          <w:rFonts w:hint="eastAsia"/>
+        </w:rPr>
+        <w:t>中，并显示完整的</w:t>
+      </w:r>
+      <w:r>
+        <w:rPr>
+          <w:rFonts w:hint="eastAsia"/>
+        </w:rPr>
+        <w:t>key</w:t>
+      </w:r>
+      <w:r>
+        <w:rPr>
+          <w:rFonts w:hint="eastAsia"/>
+        </w:rPr>
+        <w:t>名称。</w:t>
+      </w:r>
+    </w:p>
+    <w:p>
+      <w:pPr>
+        <w:ind w:left="0" w:firstLineChars="200" w:firstLine="420"/>
+        <w:rPr>
+          <w:rFonts w:hint="eastAsia"/>
+        </w:rPr>
+      </w:pPr>
+      <w:r>
+        <w:t>K</w:t>
+      </w:r>
+      <w:r>
+        <w:rPr>
+          <w:rFonts w:hint="eastAsia"/>
+        </w:rPr>
+        <w:t>ey</w:t>
+      </w:r>
+      <w:r>
+        <w:t>M</w:t>
+      </w:r>
+      <w:r>
+        <w:rPr>
+          <w:rFonts w:hint="eastAsia"/>
+        </w:rPr>
+        <w:t>arker+version-Id-marker</w:t>
+      </w:r>
+      <w:r>
+        <w:rPr>
+          <w:rFonts w:hint="eastAsia"/>
+        </w:rPr>
+        <w:t>的组合查询。</w:t>
+      </w:r>
+    </w:p>
+    <w:p>
+      <w:pPr>
+        <w:ind w:left="0" w:firstLineChars="200" w:firstLine="420"/>
+      </w:pPr>
+      <w:r>
+        <w:rPr>
+          <w:rFonts w:hint="eastAsia"/>
+        </w:rPr>
+        <w:t>当</w:t>
+      </w:r>
+      <w:r>
+        <w:rPr>
+          <w:rFonts w:hint="eastAsia"/>
+        </w:rPr>
+        <w:t>key-marker+</w:t>
+      </w:r>
+      <w:r>
+        <w:rPr>
+          <w:rFonts w:hint="eastAsia"/>
+        </w:rPr>
+        <w:t xml:space="preserve"> </w:t>
+      </w:r>
+      <w:r>
+        <w:rPr>
+          <w:rFonts w:hint="eastAsia"/>
+        </w:rPr>
+        <w:t>version-Id-marker</w:t>
+      </w:r>
+      <w:r>
+        <w:rPr>
+          <w:rFonts w:hint="eastAsia"/>
+        </w:rPr>
+        <w:t>的组合</w:t>
+      </w:r>
+      <w:r>
+        <w:rPr>
+          <w:rFonts w:hint="eastAsia"/>
+        </w:rPr>
+        <w:t>查询</w:t>
+      </w:r>
+      <w:r>
+        <w:rPr>
+          <w:rFonts w:hint="eastAsia"/>
+        </w:rPr>
+        <w:t>只有</w:t>
+      </w:r>
+      <w:r>
+        <w:rPr>
+          <w:rFonts w:hint="eastAsia"/>
+        </w:rPr>
+        <w:t>key-marker</w:t>
+      </w:r>
+      <w:r>
+        <w:rPr>
+          <w:rFonts w:hint="eastAsia"/>
+        </w:rPr>
+        <w:t>时，从该</w:t>
+      </w:r>
+      <w:r>
+        <w:rPr>
+          <w:rFonts w:hint="eastAsia"/>
+        </w:rPr>
+        <w:t>key</w:t>
+      </w:r>
+      <w:r>
+        <w:rPr>
+          <w:rFonts w:hint="eastAsia"/>
+        </w:rPr>
+        <w:t>-marker</w:t>
+      </w:r>
+      <w:r>
+        <w:rPr>
+          <w:rFonts w:hint="eastAsia"/>
+        </w:rPr>
+        <w:t>的下一个</w:t>
+      </w:r>
+      <w:r>
+        <w:rPr>
+          <w:rFonts w:hint="eastAsia"/>
+        </w:rPr>
+        <w:t>key</w:t>
+      </w:r>
+      <w:r>
+        <w:rPr>
+          <w:rFonts w:hint="eastAsia"/>
+        </w:rPr>
+        <w:t>开始查询（按</w:t>
+      </w:r>
+      <w:r>
+        <w:rPr>
+          <w:rFonts w:hint="eastAsia"/>
+        </w:rPr>
+        <w:t>key</w:t>
+      </w:r>
+      <w:proofErr w:type="gramStart"/>
+      <w:r>
+        <w:rPr>
+          <w:rFonts w:hint="eastAsia"/>
+        </w:rPr>
+        <w:t>值记录</w:t>
+      </w:r>
+      <w:proofErr w:type="gramEnd"/>
+      <w:r>
+        <w:rPr>
+          <w:rFonts w:hint="eastAsia"/>
+        </w:rPr>
+        <w:t>排序）。</w:t>
+      </w:r>
+    </w:p>
+    <w:p>
+      <w:pPr>
+        <w:ind w:left="0" w:firstLineChars="200" w:firstLine="420"/>
+        <w:rPr>
+          <w:rFonts w:hint="eastAsia"/>
+        </w:rPr>
+      </w:pPr>
+      <w:r>
+        <w:rPr>
+          <w:rFonts w:hint="eastAsia"/>
+        </w:rPr>
+        <w:t>当</w:t>
+      </w:r>
+      <w:r>
+        <w:rPr>
+          <w:rFonts w:hint="eastAsia"/>
+        </w:rPr>
+        <w:t>key-marker+version-Id-marker</w:t>
+      </w:r>
+      <w:r>
+        <w:rPr>
+          <w:rFonts w:hint="eastAsia"/>
+        </w:rPr>
+        <w:t>的组合有</w:t>
+      </w:r>
+      <w:r>
+        <w:rPr>
+          <w:rFonts w:hint="eastAsia"/>
+        </w:rPr>
+        <w:t>key-marker</w:t>
+      </w:r>
+      <w:r>
+        <w:rPr>
+          <w:rFonts w:hint="eastAsia"/>
+        </w:rPr>
+        <w:t>和</w:t>
+      </w:r>
+      <w:r>
+        <w:rPr>
+          <w:rFonts w:hint="eastAsia"/>
+        </w:rPr>
+        <w:t>version-Id-marker</w:t>
+      </w:r>
+      <w:r>
+        <w:rPr>
+          <w:rFonts w:hint="eastAsia"/>
+        </w:rPr>
+        <w:t>，</w:t>
+      </w:r>
+      <w:r>
+        <w:rPr>
+          <w:rFonts w:hint="eastAsia"/>
+        </w:rPr>
+        <w:t>且</w:t>
+      </w:r>
+      <w:r>
+        <w:rPr>
+          <w:rFonts w:hint="eastAsia"/>
+        </w:rPr>
+        <w:t>version-Id-marker</w:t>
+      </w:r>
+      <w:r>
+        <w:rPr>
+          <w:rFonts w:hint="eastAsia"/>
+        </w:rPr>
+        <w:t>不为</w:t>
+      </w:r>
+      <w:r>
+        <w:rPr>
+          <w:rFonts w:hint="eastAsia"/>
+        </w:rPr>
+        <w:t>null</w:t>
+      </w:r>
+      <w:r>
+        <w:rPr>
+          <w:rFonts w:hint="eastAsia"/>
+        </w:rPr>
+        <w:t>，</w:t>
+      </w:r>
+      <w:r>
+        <w:rPr>
+          <w:rFonts w:hint="eastAsia"/>
+        </w:rPr>
+        <w:t>记录</w:t>
+      </w:r>
+      <w:r>
+        <w:rPr>
+          <w:rFonts w:hint="eastAsia"/>
+        </w:rPr>
+        <w:t>该</w:t>
+      </w:r>
+      <w:r>
+        <w:rPr>
+          <w:rFonts w:hint="eastAsia"/>
+        </w:rPr>
+        <w:t>key</w:t>
+      </w:r>
+      <w:r>
+        <w:rPr>
+          <w:rFonts w:hint="eastAsia"/>
+        </w:rPr>
+        <w:t>-marekr</w:t>
+      </w:r>
+      <w:r>
+        <w:rPr>
+          <w:rFonts w:hint="eastAsia"/>
+        </w:rPr>
+        <w:t>的内部</w:t>
+      </w:r>
+      <w:r>
+        <w:rPr>
+          <w:rFonts w:hint="eastAsia"/>
+        </w:rPr>
+        <w:t>versionId</w:t>
+      </w:r>
+      <w:r>
+        <w:rPr>
+          <w:rFonts w:hint="eastAsia"/>
+        </w:rPr>
+        <w:t>小于</w:t>
+      </w:r>
+      <w:r>
+        <w:rPr>
+          <w:rFonts w:hint="eastAsia"/>
+        </w:rPr>
+        <w:t>version-Id-marker</w:t>
+      </w:r>
+      <w:r>
+        <w:rPr>
+          <w:rFonts w:hint="eastAsia"/>
+        </w:rPr>
+        <w:t>的</w:t>
+      </w:r>
+      <w:r>
+        <w:rPr>
+          <w:rFonts w:hint="eastAsia"/>
+        </w:rPr>
+        <w:t>所有</w:t>
+      </w:r>
+      <w:r>
+        <w:rPr>
+          <w:rFonts w:hint="eastAsia"/>
+        </w:rPr>
+        <w:t>版本</w:t>
+      </w:r>
+      <w:r>
+        <w:rPr>
+          <w:rFonts w:hint="eastAsia"/>
+        </w:rPr>
+        <w:t>，然后</w:t>
+      </w:r>
+      <w:r>
+        <w:rPr>
+          <w:rFonts w:hint="eastAsia"/>
+        </w:rPr>
+        <w:t>记录</w:t>
+      </w:r>
+      <w:r>
+        <w:rPr>
+          <w:rFonts w:hint="eastAsia"/>
+        </w:rPr>
+        <w:t>下一个</w:t>
+      </w:r>
+      <w:r>
+        <w:rPr>
+          <w:rFonts w:hint="eastAsia"/>
+        </w:rPr>
+        <w:t>key</w:t>
+      </w:r>
+      <w:r>
+        <w:rPr>
+          <w:rFonts w:hint="eastAsia"/>
+        </w:rPr>
+        <w:t>。</w:t>
+      </w:r>
       <w:bookmarkStart w:id="7" w:name="_GoBack"/>
       <w:bookmarkEnd w:id="7"/>
-      <w:r>
-        <w:rPr>
-          <w:rFonts w:hint="eastAsia"/>
-        </w:rPr>
-        <w:t>Version</w:t>
-      </w:r>
-      <w:r>
-        <w:rPr>
-          <w:rFonts w:hint="eastAsia"/>
-        </w:rPr>
-        <w:t>中，并显示完整的</w:t>
-      </w:r>
-      <w:r>
-        <w:rPr>
-          <w:rFonts w:hint="eastAsia"/>
-        </w:rPr>
-        <w:t>key</w:t>
-      </w:r>
-      <w:r>
-        <w:rPr>
-          <w:rFonts w:hint="eastAsia"/>
-        </w:rPr>
-        <w:t>名称。</w:t>
-      </w:r>
     </w:p>
     <w:p>
       <w:pPr>
         <w:ind w:left="0" w:firstLineChars="200" w:firstLine="420"/>
       </w:pPr>
       <w:r>
-        <w:t>K</w:t>
-      </w:r>
-      <w:r>
-        <w:rPr>
-          <w:rFonts w:hint="eastAsia"/>
-        </w:rPr>
-        <w:t>ey</w:t>
-      </w:r>
-      <w:r>
-        <w:t>M</w:t>
-      </w:r>
-      <w:r>
-        <w:rPr>
-          <w:rFonts w:hint="eastAsia"/>
-        </w:rPr>
-        <w:t>arker+version-Id-marker</w:t>
-      </w:r>
-      <w:r>
-        <w:rPr>
-          <w:rFonts w:hint="eastAsia"/>
-        </w:rPr>
-        <w:t>的组合查询。</w:t>
+        <w:rPr>
+          <w:rFonts w:hint="eastAsia"/>
+        </w:rPr>
+        <w:t>当</w:t>
+      </w:r>
+      <w:r>
+        <w:rPr>
+          <w:rFonts w:hint="eastAsia"/>
+        </w:rPr>
+        <w:t>key-marker+version-Id-marker</w:t>
+      </w:r>
+      <w:r>
+        <w:rPr>
+          <w:rFonts w:hint="eastAsia"/>
+        </w:rPr>
+        <w:t>的组合</w:t>
+      </w:r>
+      <w:r>
+        <w:rPr>
+          <w:rFonts w:hint="eastAsia"/>
+        </w:rPr>
+        <w:t>有</w:t>
+      </w:r>
+      <w:r>
+        <w:rPr>
+          <w:rFonts w:hint="eastAsia"/>
+        </w:rPr>
+        <w:t>key-marker</w:t>
+      </w:r>
+      <w:r>
+        <w:rPr>
+          <w:rFonts w:hint="eastAsia"/>
+        </w:rPr>
+        <w:t>和</w:t>
+      </w:r>
+      <w:r>
+        <w:rPr>
+          <w:rFonts w:hint="eastAsia"/>
+        </w:rPr>
+        <w:t>version-Id-marker</w:t>
+      </w:r>
+      <w:r>
+        <w:rPr>
+          <w:rFonts w:hint="eastAsia"/>
+        </w:rPr>
+        <w:t>，且</w:t>
+      </w:r>
+      <w:r>
+        <w:rPr>
+          <w:rFonts w:hint="eastAsia"/>
+        </w:rPr>
+        <w:t>version-Id-marker</w:t>
+      </w:r>
+      <w:r>
+        <w:rPr>
+          <w:rFonts w:hint="eastAsia"/>
+        </w:rPr>
+        <w:t>为</w:t>
+      </w:r>
+      <w:r>
+        <w:rPr>
+          <w:rFonts w:hint="eastAsia"/>
+        </w:rPr>
+        <w:t>null</w:t>
+      </w:r>
+      <w:r>
+        <w:rPr>
+          <w:rFonts w:hint="eastAsia"/>
+        </w:rPr>
+        <w:t>，且该</w:t>
+      </w:r>
+      <w:r>
+        <w:rPr>
+          <w:rFonts w:hint="eastAsia"/>
+        </w:rPr>
+        <w:t>key</w:t>
+      </w:r>
+      <w:r>
+        <w:rPr>
+          <w:rFonts w:hint="eastAsia"/>
+        </w:rPr>
+        <w:t>确实有一条</w:t>
+      </w:r>
+      <w:r>
+        <w:rPr>
+          <w:rFonts w:hint="eastAsia"/>
+        </w:rPr>
+        <w:t>versionId</w:t>
+      </w:r>
+      <w:r>
+        <w:rPr>
+          <w:rFonts w:hint="eastAsia"/>
+        </w:rPr>
+        <w:t>为</w:t>
+      </w:r>
+      <w:r>
+        <w:rPr>
+          <w:rFonts w:hint="eastAsia"/>
+        </w:rPr>
+        <w:t>null</w:t>
+      </w:r>
+      <w:r>
+        <w:rPr>
+          <w:rFonts w:hint="eastAsia"/>
+        </w:rPr>
+        <w:t>的记录时，则记录</w:t>
+      </w:r>
+      <w:r>
+        <w:rPr>
+          <w:rFonts w:hint="eastAsia"/>
+        </w:rPr>
+        <w:t>该</w:t>
+      </w:r>
+      <w:r>
+        <w:rPr>
+          <w:rFonts w:hint="eastAsia"/>
+        </w:rPr>
+        <w:t>key</w:t>
+      </w:r>
+      <w:r>
+        <w:rPr>
+          <w:rFonts w:hint="eastAsia"/>
+        </w:rPr>
+        <w:t>-marker</w:t>
+      </w:r>
+      <w:r>
+        <w:rPr>
+          <w:rFonts w:hint="eastAsia"/>
+        </w:rPr>
+        <w:t>的</w:t>
+      </w:r>
+      <w:r>
+        <w:rPr>
+          <w:rFonts w:hint="eastAsia"/>
+        </w:rPr>
+        <w:t>内部</w:t>
+      </w:r>
+      <w:r>
+        <w:rPr>
+          <w:rFonts w:hint="eastAsia"/>
+        </w:rPr>
+        <w:t>versionId</w:t>
+      </w:r>
+      <w:r>
+        <w:rPr>
+          <w:rFonts w:hint="eastAsia"/>
+        </w:rPr>
+        <w:t>小于</w:t>
+      </w:r>
+      <w:r>
+        <w:rPr>
+          <w:rFonts w:hint="eastAsia"/>
+        </w:rPr>
+        <w:t>null</w:t>
+      </w:r>
+      <w:r>
+        <w:rPr>
+          <w:rFonts w:hint="eastAsia"/>
+        </w:rPr>
+        <w:t>记录对应的内部</w:t>
+      </w:r>
+      <w:r>
+        <w:rPr>
+          <w:rFonts w:hint="eastAsia"/>
+        </w:rPr>
+        <w:t>versionId</w:t>
+      </w:r>
+      <w:r>
+        <w:rPr>
+          <w:rFonts w:hint="eastAsia"/>
+        </w:rPr>
+        <w:t>的</w:t>
+      </w:r>
+      <w:r>
+        <w:rPr>
+          <w:rFonts w:hint="eastAsia"/>
+        </w:rPr>
+        <w:t>所有</w:t>
+      </w:r>
+      <w:r>
+        <w:rPr>
+          <w:rFonts w:hint="eastAsia"/>
+        </w:rPr>
+        <w:t>记录</w:t>
+      </w:r>
+      <w:r>
+        <w:rPr>
+          <w:rFonts w:hint="eastAsia"/>
+        </w:rPr>
+        <w:t>，然后</w:t>
+      </w:r>
+      <w:r>
+        <w:rPr>
+          <w:rFonts w:hint="eastAsia"/>
+        </w:rPr>
+        <w:t>记录</w:t>
+      </w:r>
+      <w:r>
+        <w:rPr>
+          <w:rFonts w:hint="eastAsia"/>
+        </w:rPr>
+        <w:t>下一个</w:t>
+      </w:r>
+      <w:r>
+        <w:rPr>
+          <w:rFonts w:hint="eastAsia"/>
+        </w:rPr>
+        <w:t>key</w:t>
+      </w:r>
+      <w:r>
+        <w:rPr>
+          <w:rFonts w:hint="eastAsia"/>
+        </w:rPr>
+        <w:t>。</w:t>
       </w:r>
     </w:p>
     <w:p>
       <w:pPr>
         <w:ind w:left="0" w:firstLineChars="200" w:firstLine="420"/>
-        <w:rPr>
-          <w:rFonts w:hint="eastAsia"/>
-        </w:rPr>
-      </w:pPr>
-    </w:p>
-    <w:p>
-      <w:pPr>
-        <w:ind w:left="0" w:firstLineChars="200" w:firstLine="420"/>
       </w:pPr>
       <w:r>
         <w:rPr>
@@ -25307,13 +25808,31 @@
         <w:rPr>
           <w:rFonts w:hint="eastAsia"/>
         </w:rPr>
-        <w:t>key-marker+</w:t>
-      </w:r>
-      <w:r>
-        <w:rPr>
-          <w:rFonts w:hint="eastAsia"/>
-        </w:rPr>
-        <w:t xml:space="preserve"> </w:t>
+        <w:t>key-marker+version-Id-marker</w:t>
+      </w:r>
+      <w:r>
+        <w:rPr>
+          <w:rFonts w:hint="eastAsia"/>
+        </w:rPr>
+        <w:t>的组合</w:t>
+      </w:r>
+      <w:r>
+        <w:rPr>
+          <w:rFonts w:hint="eastAsia"/>
+        </w:rPr>
+        <w:t>有</w:t>
+      </w:r>
+      <w:r>
+        <w:rPr>
+          <w:rFonts w:hint="eastAsia"/>
+        </w:rPr>
+        <w:t>key-marker</w:t>
+      </w:r>
+      <w:r>
+        <w:rPr>
+          <w:rFonts w:hint="eastAsia"/>
+        </w:rPr>
+        <w:t>和</w:t>
       </w:r>
       <w:r>
         <w:rPr>
@@ -25325,31 +25844,31 @@
         <w:rPr>
           <w:rFonts w:hint="eastAsia"/>
         </w:rPr>
-        <w:t>的组合</w:t>
-      </w:r>
-      <w:r>
-        <w:rPr>
-          <w:rFonts w:hint="eastAsia"/>
-        </w:rPr>
-        <w:t>查询</w:t>
-      </w:r>
-      <w:r>
-        <w:rPr>
-          <w:rFonts w:hint="eastAsia"/>
-        </w:rPr>
-        <w:t>只有</w:t>
-      </w:r>
-      <w:r>
-        <w:rPr>
-          <w:rFonts w:hint="eastAsia"/>
-        </w:rPr>
-        <w:t>key-marker</w:t>
-      </w:r>
-      <w:r>
-        <w:rPr>
-          <w:rFonts w:hint="eastAsia"/>
-        </w:rPr>
-        <w:t>时，从该</w:t>
+        <w:t>，且</w:t>
+      </w:r>
+      <w:r>
+        <w:rPr>
+          <w:rFonts w:hint="eastAsia"/>
+        </w:rPr>
+        <w:t>version-Id-marker</w:t>
+      </w:r>
+      <w:r>
+        <w:rPr>
+          <w:rFonts w:hint="eastAsia"/>
+        </w:rPr>
+        <w:t>为</w:t>
+      </w:r>
+      <w:r>
+        <w:rPr>
+          <w:rFonts w:hint="eastAsia"/>
+        </w:rPr>
+        <w:t>null</w:t>
+      </w:r>
+      <w:r>
+        <w:rPr>
+          <w:rFonts w:hint="eastAsia"/>
+        </w:rPr>
+        <w:t>，但是该</w:t>
       </w:r>
       <w:r>
         <w:rPr>
@@ -25361,7 +25880,31 @@
         <w:rPr>
           <w:rFonts w:hint="eastAsia"/>
         </w:rPr>
-        <w:t>值的下一个对象开始查询（按</w:t>
+        <w:t>不存在</w:t>
+      </w:r>
+      <w:r>
+        <w:rPr>
+          <w:rFonts w:hint="eastAsia"/>
+        </w:rPr>
+        <w:t>versionId</w:t>
+      </w:r>
+      <w:r>
+        <w:rPr>
+          <w:rFonts w:hint="eastAsia"/>
+        </w:rPr>
+        <w:t>为</w:t>
+      </w:r>
+      <w:r>
+        <w:rPr>
+          <w:rFonts w:hint="eastAsia"/>
+        </w:rPr>
+        <w:t>null</w:t>
+      </w:r>
+      <w:r>
+        <w:rPr>
+          <w:rFonts w:hint="eastAsia"/>
+        </w:rPr>
+        <w:t>的记录时，则从该</w:t>
       </w:r>
       <w:r>
         <w:rPr>
@@ -25369,111 +25912,17 @@
         </w:rPr>
         <w:t>key</w:t>
       </w:r>
-      <w:proofErr w:type="gramStart"/>
-      <w:r>
-        <w:rPr>
-          <w:rFonts w:hint="eastAsia"/>
-        </w:rPr>
-        <w:t>值记录</w:t>
-      </w:r>
-      <w:proofErr w:type="gramEnd"/>
-      <w:r>
-        <w:rPr>
-          <w:rFonts w:hint="eastAsia"/>
-        </w:rPr>
-        <w:t>排序）。</w:t>
-      </w:r>
-    </w:p>
-    <w:p>
-      <w:pPr>
-        <w:ind w:left="0" w:firstLineChars="200" w:firstLine="420"/>
-        <w:rPr>
-          <w:rFonts w:hint="eastAsia"/>
-        </w:rPr>
-      </w:pPr>
-      <w:r>
-        <w:rPr>
-          <w:rFonts w:hint="eastAsia"/>
-        </w:rPr>
-        <w:t>当</w:t>
-      </w:r>
-      <w:r>
-        <w:rPr>
-          <w:rFonts w:hint="eastAsia"/>
-        </w:rPr>
-        <w:t>key-marker+version-Id-marker</w:t>
-      </w:r>
-      <w:r>
-        <w:rPr>
-          <w:rFonts w:hint="eastAsia"/>
-        </w:rPr>
-        <w:t>的组合有</w:t>
-      </w:r>
-      <w:r>
-        <w:rPr>
-          <w:rFonts w:hint="eastAsia"/>
-        </w:rPr>
-        <w:t>key-marker</w:t>
-      </w:r>
-      <w:r>
-        <w:rPr>
-          <w:rFonts w:hint="eastAsia"/>
-        </w:rPr>
-        <w:t>和</w:t>
-      </w:r>
-      <w:r>
-        <w:rPr>
-          <w:rFonts w:hint="eastAsia"/>
-        </w:rPr>
-        <w:t>version-Id-marker</w:t>
-      </w:r>
-      <w:r>
-        <w:rPr>
-          <w:rFonts w:hint="eastAsia"/>
-        </w:rPr>
-        <w:t>，</w:t>
-      </w:r>
-      <w:r>
-        <w:rPr>
-          <w:rFonts w:hint="eastAsia"/>
-        </w:rPr>
-        <w:t>且</w:t>
-      </w:r>
-      <w:r>
-        <w:rPr>
-          <w:rFonts w:hint="eastAsia"/>
-        </w:rPr>
-        <w:t>version-Id-marker</w:t>
-      </w:r>
-      <w:r>
-        <w:rPr>
-          <w:rFonts w:hint="eastAsia"/>
-        </w:rPr>
-        <w:t>不为</w:t>
-      </w:r>
-      <w:r>
-        <w:rPr>
-          <w:rFonts w:hint="eastAsia"/>
-        </w:rPr>
-        <w:t>null</w:t>
-      </w:r>
-      <w:r>
-        <w:rPr>
-          <w:rFonts w:hint="eastAsia"/>
-        </w:rPr>
-        <w:t>，</w:t>
-      </w:r>
-      <w:r>
-        <w:rPr>
-          <w:rFonts w:hint="eastAsia"/>
-        </w:rPr>
-        <w:t>查找</w:t>
-      </w:r>
-      <w:r>
-        <w:rPr>
-          <w:rFonts w:hint="eastAsia"/>
-        </w:rPr>
-        <w:t>该</w:t>
+      <w:r>
+        <w:rPr>
+          <w:rFonts w:hint="eastAsia"/>
+        </w:rPr>
+        <w:t>-marker</w:t>
+      </w:r>
+      <w:r>
+        <w:rPr>
+          <w:rFonts w:hint="eastAsia"/>
+        </w:rPr>
+        <w:t>的下一个</w:t>
       </w:r>
       <w:r>
         <w:rPr>
@@ -25485,341 +25934,13 @@
         <w:rPr>
           <w:rFonts w:hint="eastAsia"/>
         </w:rPr>
-        <w:t>的内部</w:t>
-      </w:r>
-      <w:r>
-        <w:rPr>
-          <w:rFonts w:hint="eastAsia"/>
-        </w:rPr>
-        <w:t>versionId</w:t>
-      </w:r>
-      <w:r>
-        <w:rPr>
-          <w:rFonts w:hint="eastAsia"/>
-        </w:rPr>
-        <w:t>所有</w:t>
-      </w:r>
-      <w:r>
-        <w:rPr>
-          <w:rFonts w:hint="eastAsia"/>
-        </w:rPr>
-        <w:t>小于</w:t>
-      </w:r>
-      <w:r>
-        <w:rPr>
-          <w:rFonts w:hint="eastAsia"/>
-        </w:rPr>
-        <w:t>version-Id-marker</w:t>
-      </w:r>
-      <w:r>
-        <w:rPr>
-          <w:rFonts w:hint="eastAsia"/>
-        </w:rPr>
-        <w:t>的</w:t>
-      </w:r>
-      <w:r>
-        <w:rPr>
-          <w:rFonts w:hint="eastAsia"/>
-        </w:rPr>
-        <w:t>版本。</w:t>
-      </w:r>
-    </w:p>
-    <w:p>
-      <w:pPr>
-        <w:ind w:left="0" w:firstLineChars="200" w:firstLine="420"/>
-      </w:pPr>
-      <w:r>
-        <w:rPr>
-          <w:rFonts w:hint="eastAsia"/>
-        </w:rPr>
-        <w:t>当</w:t>
-      </w:r>
-      <w:r>
-        <w:rPr>
-          <w:rFonts w:hint="eastAsia"/>
-        </w:rPr>
-        <w:t>key-marker+version-Id-marker</w:t>
-      </w:r>
-      <w:r>
-        <w:rPr>
-          <w:rFonts w:hint="eastAsia"/>
-        </w:rPr>
-        <w:t>的组合</w:t>
-      </w:r>
-      <w:r>
-        <w:rPr>
-          <w:rFonts w:hint="eastAsia"/>
-        </w:rPr>
-        <w:t>有</w:t>
-      </w:r>
-      <w:r>
-        <w:rPr>
-          <w:rFonts w:hint="eastAsia"/>
-        </w:rPr>
-        <w:t>key-marker</w:t>
-      </w:r>
-      <w:r>
-        <w:rPr>
-          <w:rFonts w:hint="eastAsia"/>
-        </w:rPr>
-        <w:t>和</w:t>
-      </w:r>
-      <w:r>
-        <w:rPr>
-          <w:rFonts w:hint="eastAsia"/>
-        </w:rPr>
-        <w:t>version-Id-marker</w:t>
-      </w:r>
-      <w:r>
-        <w:rPr>
-          <w:rFonts w:hint="eastAsia"/>
-        </w:rPr>
-        <w:t>，且</w:t>
-      </w:r>
-      <w:r>
-        <w:rPr>
-          <w:rFonts w:hint="eastAsia"/>
-        </w:rPr>
-        <w:t>version-Id-marker</w:t>
-      </w:r>
-      <w:r>
-        <w:rPr>
-          <w:rFonts w:hint="eastAsia"/>
-        </w:rPr>
-        <w:t>为</w:t>
-      </w:r>
-      <w:r>
-        <w:rPr>
-          <w:rFonts w:hint="eastAsia"/>
-        </w:rPr>
-        <w:t>null</w:t>
-      </w:r>
-      <w:r>
-        <w:rPr>
-          <w:rFonts w:hint="eastAsia"/>
-        </w:rPr>
-        <w:t>，且该</w:t>
-      </w:r>
-      <w:r>
-        <w:rPr>
-          <w:rFonts w:hint="eastAsia"/>
-        </w:rPr>
-        <w:t>key</w:t>
-      </w:r>
-      <w:r>
-        <w:rPr>
-          <w:rFonts w:hint="eastAsia"/>
-        </w:rPr>
-        <w:t>确实有一条</w:t>
-      </w:r>
-      <w:r>
-        <w:rPr>
-          <w:rFonts w:hint="eastAsia"/>
-        </w:rPr>
-        <w:t>versionId</w:t>
-      </w:r>
-      <w:r>
-        <w:rPr>
-          <w:rFonts w:hint="eastAsia"/>
-        </w:rPr>
-        <w:t>为</w:t>
-      </w:r>
-      <w:r>
-        <w:rPr>
-          <w:rFonts w:hint="eastAsia"/>
-        </w:rPr>
-        <w:t>null</w:t>
-      </w:r>
-      <w:r>
-        <w:rPr>
-          <w:rFonts w:hint="eastAsia"/>
-        </w:rPr>
-        <w:t>的记录时，则查找该</w:t>
-      </w:r>
-      <w:r>
-        <w:rPr>
-          <w:rFonts w:hint="eastAsia"/>
-        </w:rPr>
-        <w:t>key</w:t>
-      </w:r>
-      <w:r>
-        <w:rPr>
-          <w:rFonts w:hint="eastAsia"/>
-        </w:rPr>
-        <w:t>内部</w:t>
-      </w:r>
-      <w:r>
-        <w:rPr>
-          <w:rFonts w:hint="eastAsia"/>
-        </w:rPr>
-        <w:t>versionId</w:t>
-      </w:r>
-      <w:r>
-        <w:rPr>
-          <w:rFonts w:hint="eastAsia"/>
-        </w:rPr>
-        <w:t>小于</w:t>
-      </w:r>
-      <w:r>
-        <w:rPr>
-          <w:rFonts w:hint="eastAsia"/>
-        </w:rPr>
-        <w:t>null</w:t>
-      </w:r>
-      <w:r>
-        <w:rPr>
-          <w:rFonts w:hint="eastAsia"/>
-        </w:rPr>
-        <w:t>记录对应的内部</w:t>
-      </w:r>
-      <w:r>
-        <w:rPr>
-          <w:rFonts w:hint="eastAsia"/>
-        </w:rPr>
-        <w:t>versionId</w:t>
-      </w:r>
-      <w:r>
-        <w:rPr>
-          <w:rFonts w:hint="eastAsia"/>
-        </w:rPr>
-        <w:t>的记录。</w:t>
-      </w:r>
-    </w:p>
-    <w:p>
-      <w:pPr>
-        <w:ind w:left="0" w:firstLineChars="200" w:firstLine="420"/>
-      </w:pPr>
-      <w:r>
-        <w:rPr>
-          <w:rFonts w:hint="eastAsia"/>
-        </w:rPr>
-        <w:t>当</w:t>
-      </w:r>
-      <w:r>
-        <w:rPr>
-          <w:rFonts w:hint="eastAsia"/>
-        </w:rPr>
-        <w:t>key-marker+version-Id-marker</w:t>
-      </w:r>
-      <w:r>
-        <w:rPr>
-          <w:rFonts w:hint="eastAsia"/>
-        </w:rPr>
-        <w:t>的组合</w:t>
-      </w:r>
-      <w:r>
-        <w:rPr>
-          <w:rFonts w:hint="eastAsia"/>
-        </w:rPr>
-        <w:t>有</w:t>
-      </w:r>
-      <w:r>
-        <w:rPr>
-          <w:rFonts w:hint="eastAsia"/>
-        </w:rPr>
-        <w:t>key-marker</w:t>
-      </w:r>
-      <w:r>
-        <w:rPr>
-          <w:rFonts w:hint="eastAsia"/>
-        </w:rPr>
-        <w:t>和</w:t>
-      </w:r>
-      <w:r>
-        <w:rPr>
-          <w:rFonts w:hint="eastAsia"/>
-        </w:rPr>
-        <w:t>version-Id-marker</w:t>
-      </w:r>
-      <w:r>
-        <w:rPr>
-          <w:rFonts w:hint="eastAsia"/>
-        </w:rPr>
-        <w:t>，且</w:t>
-      </w:r>
-      <w:r>
-        <w:rPr>
-          <w:rFonts w:hint="eastAsia"/>
-        </w:rPr>
-        <w:t>version-Id-marker</w:t>
-      </w:r>
-      <w:r>
-        <w:rPr>
-          <w:rFonts w:hint="eastAsia"/>
-        </w:rPr>
-        <w:t>为</w:t>
-      </w:r>
-      <w:r>
-        <w:rPr>
-          <w:rFonts w:hint="eastAsia"/>
-        </w:rPr>
-        <w:t>null</w:t>
-      </w:r>
-      <w:r>
-        <w:rPr>
-          <w:rFonts w:hint="eastAsia"/>
-        </w:rPr>
-        <w:t>，但是该</w:t>
-      </w:r>
-      <w:r>
-        <w:rPr>
-          <w:rFonts w:hint="eastAsia"/>
-        </w:rPr>
-        <w:t>key</w:t>
-      </w:r>
-      <w:r>
-        <w:rPr>
-          <w:rFonts w:hint="eastAsia"/>
-        </w:rPr>
-        <w:t>不存在</w:t>
-      </w:r>
-      <w:r>
-        <w:rPr>
-          <w:rFonts w:hint="eastAsia"/>
-        </w:rPr>
-        <w:t>versionId</w:t>
-      </w:r>
-      <w:r>
-        <w:rPr>
-          <w:rFonts w:hint="eastAsia"/>
-        </w:rPr>
-        <w:t>为</w:t>
-      </w:r>
-      <w:r>
-        <w:rPr>
-          <w:rFonts w:hint="eastAsia"/>
-        </w:rPr>
-        <w:t>null</w:t>
-      </w:r>
-      <w:r>
-        <w:rPr>
-          <w:rFonts w:hint="eastAsia"/>
-        </w:rPr>
-        <w:t>的记录时，则从该</w:t>
-      </w:r>
-      <w:r>
-        <w:rPr>
-          <w:rFonts w:hint="eastAsia"/>
-        </w:rPr>
-        <w:t>key</w:t>
-      </w:r>
-      <w:r>
-        <w:rPr>
-          <w:rFonts w:hint="eastAsia"/>
-        </w:rPr>
-        <w:t>值的下一个</w:t>
-      </w:r>
-      <w:r>
-        <w:rPr>
-          <w:rFonts w:hint="eastAsia"/>
-        </w:rPr>
-        <w:t>key</w:t>
-      </w:r>
-      <w:r>
-        <w:rPr>
-          <w:rFonts w:hint="eastAsia"/>
-        </w:rPr>
-        <w:t>开始查询。</w:t>
+        <w:t>开始记录</w:t>
+      </w:r>
+      <w:r>
+        <w:rPr>
+          <w:rFonts w:hint="eastAsia"/>
+        </w:rPr>
+        <w:t>。</w:t>
       </w:r>
     </w:p>
     <w:p>
@@ -38807,7 +38928,7 @@
             <w:noProof/>
             <w:lang w:val="zh-CN"/>
           </w:rPr>
-          <w:t>36</w:t>
+          <w:t>44</w:t>
         </w:r>
         <w:r>
           <w:fldChar w:fldCharType="end"/>
@@ -45361,7 +45482,7 @@
 </file>
 
 <file path=customXml/itemProps1.xml><?xml version="1.0" encoding="utf-8"?>
-<ds:datastoreItem xmlns:ds="http://schemas.openxmlformats.org/officeDocument/2006/customXml" ds:itemID="{7425E4B9-EF46-4CB6-8E38-AD17AE1FDEFA}">
+<ds:datastoreItem xmlns:ds="http://schemas.openxmlformats.org/officeDocument/2006/customXml" ds:itemID="{615777BA-2883-48C0-94A5-1C21624B3B13}">
   <ds:schemaRefs>
     <ds:schemaRef ds:uri="http://schemas.openxmlformats.org/officeDocument/2006/bibliography"/>
   </ds:schemaRefs>

--- a/internal_doc/03.开发设计/Amazon S3接口兼容/Story--SequoiaDB兼容Amazon S3接口 -对象管理.docx
+++ b/internal_doc/03.开发设计/Amazon S3接口兼容/Story--SequoiaDB兼容Amazon S3接口 -对象管理.docx
@@ -20758,6 +20758,9 @@
       <w:pPr>
         <w:spacing w:beforeLines="50" w:before="156" w:afterLines="50" w:after="156"/>
         <w:ind w:left="0" w:firstLineChars="200" w:firstLine="420"/>
+        <w:rPr>
+          <w:rFonts w:hint="eastAsia"/>
+        </w:rPr>
       </w:pPr>
       <w:r>
         <w:rPr>
@@ -20773,10 +20776,63 @@
         <w:rPr>
           <w:rFonts w:hint="eastAsia"/>
         </w:rPr>
+        <w:t>+</w:t>
+      </w:r>
+      <w:proofErr w:type="gramStart"/>
+      <w:r>
+        <w:t>”</w:t>
+      </w:r>
+      <w:proofErr w:type="gramEnd"/>
+      <w:r>
+        <w:t>Rate</w:t>
+      </w:r>
+      <w:proofErr w:type="gramStart"/>
+      <w:r>
+        <w:t>”</w:t>
+      </w:r>
+      <w:proofErr w:type="gramEnd"/>
+      <w:r>
+        <w:rPr>
+          <w:rFonts w:hint="eastAsia"/>
+        </w:rPr>
         <w:t>，历史元数据集合为</w:t>
       </w:r>
       <w:r>
         <w:t>ObjectMetaListHistory</w:t>
+      </w:r>
+      <w:r>
+        <w:t>+</w:t>
+      </w:r>
+      <w:proofErr w:type="gramStart"/>
+      <w:r>
+        <w:t>”</w:t>
+      </w:r>
+      <w:proofErr w:type="gramEnd"/>
+      <w:r>
+        <w:t>Rate</w:t>
+      </w:r>
+      <w:proofErr w:type="gramStart"/>
+      <w:r>
+        <w:t>”</w:t>
+      </w:r>
+      <w:proofErr w:type="gramEnd"/>
+      <w:r>
+        <w:rPr>
+          <w:rFonts w:hint="eastAsia"/>
+        </w:rPr>
+        <w:t>，该</w:t>
+      </w:r>
+      <w:r>
+        <w:rPr>
+          <w:rFonts w:hint="eastAsia"/>
+        </w:rPr>
+        <w:t>Rate</w:t>
+      </w:r>
+      <w:r>
+        <w:rPr>
+          <w:rFonts w:hint="eastAsia"/>
+        </w:rPr>
+        <w:t>根据创建区域时指定的元数据集合空间创建周期及当前时间计算出来，如果当前集合空间下不存在该集合，则创建集合。</w:t>
       </w:r>
     </w:p>
     <w:p>
@@ -21013,7 +21069,13 @@
         <w:rPr>
           <w:rFonts w:hint="eastAsia"/>
         </w:rPr>
-        <w:t>如果创建桶时指定了区域信息，则创建元数据集合空间为</w:t>
+        <w:t>如果创建桶时指定了区域信息，则创建</w:t>
+      </w:r>
+      <w:r>
+        <w:rPr>
+          <w:rFonts w:hint="eastAsia"/>
+        </w:rPr>
+        <w:t>数据集合空间为</w:t>
       </w:r>
       <w:r>
         <w:rPr>
@@ -21053,7 +21115,77 @@
         <w:rPr>
           <w:rFonts w:hint="eastAsia"/>
         </w:rPr>
-        <w:t>。</w:t>
+        <w:t>+</w:t>
+      </w:r>
+      <w:proofErr w:type="gramStart"/>
+      <w:r>
+        <w:t>”</w:t>
+      </w:r>
+      <w:proofErr w:type="gramEnd"/>
+      <w:r>
+        <w:rPr>
+          <w:rFonts w:hint="eastAsia"/>
+        </w:rPr>
+        <w:t>Rate</w:t>
+      </w:r>
+      <w:proofErr w:type="gramStart"/>
+      <w:r>
+        <w:t>”</w:t>
+      </w:r>
+      <w:proofErr w:type="gramEnd"/>
+      <w:r>
+        <w:rPr>
+          <w:rFonts w:hint="eastAsia"/>
+        </w:rPr>
+        <w:t>，该</w:t>
+      </w:r>
+      <w:r>
+        <w:rPr>
+          <w:rFonts w:hint="eastAsia"/>
+        </w:rPr>
+        <w:t>Rate</w:t>
+      </w:r>
+      <w:r>
+        <w:rPr>
+          <w:rFonts w:hint="eastAsia"/>
+        </w:rPr>
+        <w:t>根据创建区</w:t>
+      </w:r>
+      <w:r>
+        <w:rPr>
+          <w:rFonts w:hint="eastAsia"/>
+        </w:rPr>
+        <w:t>域时指定的数据</w:t>
+      </w:r>
+      <w:r>
+        <w:rPr>
+          <w:rFonts w:hint="eastAsia"/>
+        </w:rPr>
+        <w:t>集合空间创建周期及当前时间计算出来。如果系统当前不存在该集合空间，则创建集合空间，并将该集合空间名称记录到</w:t>
+      </w:r>
+      <w:r>
+        <w:rPr>
+          <w:rFonts w:hint="eastAsia"/>
+        </w:rPr>
+        <w:t>RegionSpace</w:t>
+      </w:r>
+      <w:r>
+        <w:rPr>
+          <w:rFonts w:hint="eastAsia"/>
+        </w:rPr>
+        <w:t>List</w:t>
+      </w:r>
+      <w:r>
+        <w:rPr>
+          <w:rFonts w:hint="eastAsia"/>
+        </w:rPr>
+        <w:t>中</w:t>
+      </w:r>
+      <w:r>
+        <w:rPr>
+          <w:rFonts w:hint="eastAsia"/>
+        </w:rPr>
+        <w:t>（有冲突记录不报错，打印日志）。</w:t>
       </w:r>
     </w:p>
     <w:p>
@@ -21074,6 +21206,55 @@
         <w:rPr>
           <w:rFonts w:hint="eastAsia"/>
         </w:rPr>
+        <w:t>+</w:t>
+      </w:r>
+      <w:proofErr w:type="gramStart"/>
+      <w:r>
+        <w:t>”</w:t>
+      </w:r>
+      <w:proofErr w:type="gramEnd"/>
+      <w:r>
+        <w:t>Rate</w:t>
+      </w:r>
+      <w:proofErr w:type="gramStart"/>
+      <w:r>
+        <w:t>”</w:t>
+      </w:r>
+      <w:proofErr w:type="gramEnd"/>
+      <w:r>
+        <w:rPr>
+          <w:rFonts w:hint="eastAsia"/>
+        </w:rPr>
+        <w:t>，该</w:t>
+      </w:r>
+      <w:r>
+        <w:rPr>
+          <w:rFonts w:hint="eastAsia"/>
+        </w:rPr>
+        <w:t>Rate</w:t>
+      </w:r>
+      <w:r>
+        <w:rPr>
+          <w:rFonts w:hint="eastAsia"/>
+        </w:rPr>
+        <w:t>根据创建区域时指定的对象集合创建周期及当前时间计算得来，如果系统当前</w:t>
+      </w:r>
+      <w:r>
+        <w:rPr>
+          <w:rFonts w:hint="eastAsia"/>
+        </w:rPr>
+        <w:t>集合空间下</w:t>
+      </w:r>
+      <w:r>
+        <w:rPr>
+          <w:rFonts w:hint="eastAsia"/>
+        </w:rPr>
+        <w:t>不存在该集合，则创建集合</w:t>
+      </w:r>
+      <w:r>
+        <w:rPr>
+          <w:rFonts w:hint="eastAsia"/>
+        </w:rPr>
         <w:t>。</w:t>
       </w:r>
     </w:p>
@@ -21217,6 +21398,8 @@
         </w:rPr>
         <w:t>:</w:t>
       </w:r>
+      <w:bookmarkStart w:id="2" w:name="_GoBack"/>
+      <w:bookmarkEnd w:id="2"/>
     </w:p>
     <w:p>
       <w:pPr>
@@ -21488,7 +21671,7 @@
         </w:rPr>
         <w:t>增加对象的并发场景：</w:t>
       </w:r>
-      <w:commentRangeStart w:id="2"/>
+      <w:commentRangeStart w:id="3"/>
     </w:p>
     <w:p>
       <w:pPr>
@@ -21524,12 +21707,12 @@
         </w:rPr>
         <w:t>查询元数据时发现</w:t>
       </w:r>
-      <w:commentRangeEnd w:id="2"/>
+      <w:commentRangeEnd w:id="3"/>
       <w:r>
         <w:rPr>
           <w:rStyle w:val="af"/>
         </w:rPr>
-        <w:commentReference w:id="2"/>
+        <w:commentReference w:id="3"/>
       </w:r>
       <w:r>
         <w:rPr>
@@ -22130,10 +22313,10 @@
         <w:pStyle w:val="3"/>
         <w:ind w:left="630"/>
       </w:pPr>
-      <w:bookmarkStart w:id="3" w:name="_查询对象（List_Objects_v2）"/>
-      <w:bookmarkStart w:id="4" w:name="_查询对象（GET_Bucket_(List"/>
-      <w:bookmarkEnd w:id="3"/>
+      <w:bookmarkStart w:id="4" w:name="_查询对象（List_Objects_v2）"/>
+      <w:bookmarkStart w:id="5" w:name="_查询对象（GET_Bucket_(List"/>
       <w:bookmarkEnd w:id="4"/>
+      <w:bookmarkEnd w:id="5"/>
       <w:r>
         <w:rPr>
           <w:rFonts w:hint="eastAsia"/>
@@ -24631,16 +24814,16 @@
         </w:rPr>
         <w:t>。</w:t>
       </w:r>
-      <w:bookmarkStart w:id="5" w:name="_查询版本（GET_Bucket_Object"/>
-      <w:bookmarkEnd w:id="5"/>
+      <w:bookmarkStart w:id="6" w:name="_查询版本（GET_Bucket_Object"/>
+      <w:bookmarkEnd w:id="6"/>
     </w:p>
     <w:p>
       <w:pPr>
         <w:pStyle w:val="3"/>
         <w:ind w:left="630"/>
       </w:pPr>
-      <w:bookmarkStart w:id="6" w:name="_获取对象（GET_Object）"/>
-      <w:bookmarkEnd w:id="6"/>
+      <w:bookmarkStart w:id="7" w:name="_获取对象（GET_Object）"/>
+      <w:bookmarkEnd w:id="7"/>
       <w:r>
         <w:rPr>
           <w:rFonts w:hint="eastAsia"/>
@@ -25257,9 +25440,6 @@
     <w:p>
       <w:pPr>
         <w:ind w:left="0" w:firstLineChars="200" w:firstLine="420"/>
-        <w:rPr>
-          <w:rFonts w:hint="eastAsia"/>
-        </w:rPr>
       </w:pPr>
       <w:r>
         <w:t>K</w:t>
@@ -25398,9 +25578,6 @@
     <w:p>
       <w:pPr>
         <w:ind w:left="0" w:firstLineChars="200" w:firstLine="420"/>
-        <w:rPr>
-          <w:rFonts w:hint="eastAsia"/>
-        </w:rPr>
       </w:pPr>
       <w:r>
         <w:rPr>
@@ -25570,8 +25747,6 @@
         </w:rPr>
         <w:t>。</w:t>
       </w:r>
-      <w:bookmarkStart w:id="7" w:name="_GoBack"/>
-      <w:bookmarkEnd w:id="7"/>
     </w:p>
     <w:p>
       <w:pPr>
@@ -25946,9 +26121,6 @@
     <w:p>
       <w:pPr>
         <w:ind w:left="0" w:firstLineChars="200" w:firstLine="420"/>
-        <w:rPr>
-          <w:rFonts w:hint="eastAsia"/>
-        </w:rPr>
       </w:pPr>
       <w:r>
         <w:rPr>
@@ -38850,7 +39022,7 @@
       </w:r>
     </w:p>
   </w:comment>
-  <w:comment w:id="2" w:author="zhaoyujing" w:date="2018-09-21T10:30:00Z" w:initials="z">
+  <w:comment w:id="3" w:author="zhaoyujing" w:date="2018-09-21T10:30:00Z" w:initials="z">
     <w:p>
       <w:pPr>
         <w:pStyle w:val="af0"/>
@@ -38928,7 +39100,7 @@
             <w:noProof/>
             <w:lang w:val="zh-CN"/>
           </w:rPr>
-          <w:t>44</w:t>
+          <w:t>29</w:t>
         </w:r>
         <w:r>
           <w:fldChar w:fldCharType="end"/>
@@ -45482,7 +45654,7 @@
 </file>
 
 <file path=customXml/itemProps1.xml><?xml version="1.0" encoding="utf-8"?>
-<ds:datastoreItem xmlns:ds="http://schemas.openxmlformats.org/officeDocument/2006/customXml" ds:itemID="{615777BA-2883-48C0-94A5-1C21624B3B13}">
+<ds:datastoreItem xmlns:ds="http://schemas.openxmlformats.org/officeDocument/2006/customXml" ds:itemID="{E99CD0DD-812B-45CC-9A8A-352C8459A00C}">
   <ds:schemaRefs>
     <ds:schemaRef ds:uri="http://schemas.openxmlformats.org/officeDocument/2006/bibliography"/>
   </ds:schemaRefs>

--- a/internal_doc/03.开发设计/Amazon S3接口兼容/Story--SequoiaDB兼容Amazon S3接口 -对象管理.docx
+++ b/internal_doc/03.开发设计/Amazon S3接口兼容/Story--SequoiaDB兼容Amazon S3接口 -对象管理.docx
@@ -113,14 +113,12 @@
               </w:rPr>
               <w:t xml:space="preserve">  </w:t>
             </w:r>
-            <w:proofErr w:type="gramStart"/>
             <w:r>
               <w:rPr>
                 <w:rFonts w:hint="eastAsia"/>
               </w:rPr>
               <w:t>赵玉静</w:t>
             </w:r>
-            <w:proofErr w:type="gramEnd"/>
           </w:p>
         </w:tc>
         <w:tc>
@@ -1249,22 +1247,18 @@
               </w:rPr>
               <w:t>，</w:t>
             </w:r>
-            <w:proofErr w:type="gramStart"/>
             <w:r>
               <w:t>”</w:t>
             </w:r>
-            <w:proofErr w:type="gramEnd"/>
             <w:r>
               <w:rPr>
                 <w:rFonts w:hint="eastAsia"/>
               </w:rPr>
               <w:t>127</w:t>
             </w:r>
-            <w:proofErr w:type="gramStart"/>
             <w:r>
               <w:t>”</w:t>
             </w:r>
-            <w:proofErr w:type="gramEnd"/>
           </w:p>
         </w:tc>
         <w:tc>
@@ -1611,14 +1605,12 @@
               </w:rPr>
               <w:t>/</w:t>
             </w:r>
-            <w:proofErr w:type="gramStart"/>
             <w:r>
               <w:rPr>
                 <w:rFonts w:hint="eastAsia"/>
               </w:rPr>
               <w:t>反勾号</w:t>
             </w:r>
-            <w:proofErr w:type="gramEnd"/>
           </w:p>
         </w:tc>
       </w:tr>
@@ -5427,19 +5419,11 @@
               </w:rPr>
               <w:t>}</w:t>
             </w:r>
-            <w:proofErr w:type="gramStart"/>
             <w:r>
               <w:rPr>
                 <w:i/>
               </w:rPr>
-              <w:t>/?list</w:t>
-            </w:r>
-            <w:proofErr w:type="gramEnd"/>
-            <w:r>
-              <w:rPr>
-                <w:i/>
-              </w:rPr>
-              <w:t xml:space="preserve">-type=2 HTTP/1.1 </w:t>
+              <w:t xml:space="preserve">/?list-type=2 HTTP/1.1 </w:t>
             </w:r>
           </w:p>
           <w:p>
@@ -5703,21 +5687,7 @@
               <w:rPr>
                 <w:i/>
               </w:rPr>
-              <w:t xml:space="preserve">    &lt;ETag&gt;&amp;</w:t>
-            </w:r>
-            <w:proofErr w:type="gramStart"/>
-            <w:r>
-              <w:rPr>
-                <w:i/>
-              </w:rPr>
-              <w:t>quot;fba</w:t>
-            </w:r>
-            <w:proofErr w:type="gramEnd"/>
-            <w:r>
-              <w:rPr>
-                <w:i/>
-              </w:rPr>
-              <w:t xml:space="preserve">9dede5f27731c9771645a39863328&amp;quot;&lt;/ETag&gt;    </w:t>
+              <w:t xml:space="preserve">    &lt;ETag&gt;&amp;quot;fba9dede5f27731c9771645a39863328&amp;quot;&lt;/ETag&gt;    </w:t>
             </w:r>
           </w:p>
           <w:p>
@@ -5888,19 +5858,11 @@
               </w:rPr>
               <w:t>}</w:t>
             </w:r>
-            <w:proofErr w:type="gramStart"/>
             <w:r>
               <w:rPr>
                 <w:i/>
               </w:rPr>
-              <w:t>/?list</w:t>
-            </w:r>
-            <w:proofErr w:type="gramEnd"/>
-            <w:r>
-              <w:rPr>
-                <w:i/>
-              </w:rPr>
-              <w:t xml:space="preserve">-type=2&amp;prefix=photos/2006/&amp;delimiter=/ HTTP/1.1 </w:t>
+              <w:t xml:space="preserve">/?list-type=2&amp;prefix=photos/2006/&amp;delimiter=/ HTTP/1.1 </w:t>
             </w:r>
           </w:p>
           <w:p>
@@ -6152,21 +6114,7 @@
               <w:rPr>
                 <w:i/>
               </w:rPr>
-              <w:t>&lt;ETag&gt;&amp;</w:t>
-            </w:r>
-            <w:proofErr w:type="gramStart"/>
-            <w:r>
-              <w:rPr>
-                <w:i/>
-              </w:rPr>
-              <w:t>quot;d</w:t>
-            </w:r>
-            <w:proofErr w:type="gramEnd"/>
-            <w:r>
-              <w:rPr>
-                <w:i/>
-              </w:rPr>
-              <w:t>41d8cd98f00b204e9800998ecf8427e&amp;quot;&lt;/ETag&gt;</w:t>
+              <w:t>&lt;ETag&gt;&amp;quot;d41d8cd98f00b204e9800998ecf8427e&amp;quot;&lt;/ETag&gt;</w:t>
             </w:r>
           </w:p>
           <w:p>
@@ -8370,16 +8318,11 @@
               </w:rPr>
               <w:t>bucketname</w:t>
             </w:r>
-            <w:proofErr w:type="gramStart"/>
             <w:r>
               <w:t>}</w:t>
             </w:r>
             <w:r>
-              <w:t>?versions</w:t>
-            </w:r>
-            <w:proofErr w:type="gramEnd"/>
-            <w:r>
-              <w:t xml:space="preserve"> HTTP/1.1 </w:t>
+              <w:t xml:space="preserve">?versions HTTP/1.1 </w:t>
             </w:r>
           </w:p>
           <w:p>
@@ -8545,15 +8488,7 @@
               <w:ind w:leftChars="400" w:left="840"/>
             </w:pPr>
             <w:r>
-              <w:t>&lt;LastModified&gt;2009-10-12T17:50:30.000Z&lt;/LastModified&gt;        &lt;ETag&gt;&amp;</w:t>
-            </w:r>
-            <w:proofErr w:type="gramStart"/>
-            <w:r>
-              <w:t>quot;fba</w:t>
-            </w:r>
-            <w:proofErr w:type="gramEnd"/>
-            <w:r>
-              <w:t>9dede5f27731c9771645a39863328&amp;quot;&lt;/ETag&gt;        &lt;Size&gt;434234&lt;/Size&gt;</w:t>
+              <w:t>&lt;LastModified&gt;2009-10-12T17:50:30.000Z&lt;/LastModified&gt;        &lt;ETag&gt;&amp;quot;fba9dede5f27731c9771645a39863328&amp;quot;&lt;/ETag&gt;        &lt;Size&gt;434234&lt;/Size&gt;</w:t>
             </w:r>
           </w:p>
           <w:p>
@@ -9780,13 +9715,8 @@
               </w:rPr>
               <w:t>：</w:t>
             </w:r>
-            <w:proofErr w:type="gramStart"/>
-            <w:r>
-              <w:t>Range:bytes</w:t>
-            </w:r>
-            <w:proofErr w:type="gramEnd"/>
-            <w:r>
-              <w:t>=beginbyte-endbyte</w:t>
+            <w:r>
+              <w:t>Range:bytes=beginbyte-endbyte</w:t>
             </w:r>
           </w:p>
           <w:p>
@@ -9966,15 +9896,7 @@
               <w:ind w:left="0"/>
             </w:pPr>
             <w:r>
-              <w:t xml:space="preserve">Return the object only if its entity </w:t>
-            </w:r>
-            <w:proofErr w:type="gramStart"/>
-            <w:r>
-              <w:t>tag</w:t>
-            </w:r>
-            <w:proofErr w:type="gramEnd"/>
-            <w:r>
-              <w:t xml:space="preserve"> (ETag) is the same as the one speciﬁed; otherwise, return a 412 (precondition failed).</w:t>
+              <w:t>Return the object only if its entity tag (ETag) is the same as the one speciﬁed; otherwise, return a 412 (precondition failed).</w:t>
             </w:r>
           </w:p>
           <w:p>
@@ -10029,15 +9951,7 @@
               <w:ind w:left="0"/>
             </w:pPr>
             <w:r>
-              <w:t xml:space="preserve">Return the object only if its entity </w:t>
-            </w:r>
-            <w:proofErr w:type="gramStart"/>
-            <w:r>
-              <w:t>tag</w:t>
-            </w:r>
-            <w:proofErr w:type="gramEnd"/>
-            <w:r>
-              <w:t xml:space="preserve"> (ETag) is diﬀerent from the one speciﬁed; otherwise, return a 304 (not modiﬁed).</w:t>
+              <w:t>Return the object only if its entity tag (ETag) is diﬀerent from the one speciﬁed; otherwise, return a 304 (not modiﬁed).</w:t>
             </w:r>
           </w:p>
           <w:p>
@@ -12002,13 +11916,8 @@
               </w:rPr>
               <w:t>：</w:t>
             </w:r>
-            <w:proofErr w:type="gramStart"/>
-            <w:r>
-              <w:t>Range:bytes</w:t>
-            </w:r>
-            <w:proofErr w:type="gramEnd"/>
-            <w:r>
-              <w:t>=beginbyte-endbyte</w:t>
+            <w:r>
+              <w:t>Range:bytes=beginbyte-endbyte</w:t>
             </w:r>
           </w:p>
           <w:p>
@@ -12170,15 +12079,7 @@
               <w:ind w:left="0"/>
             </w:pPr>
             <w:r>
-              <w:t xml:space="preserve">Return the object only if its entity </w:t>
-            </w:r>
-            <w:proofErr w:type="gramStart"/>
-            <w:r>
-              <w:t>tag</w:t>
-            </w:r>
-            <w:proofErr w:type="gramEnd"/>
-            <w:r>
-              <w:t xml:space="preserve"> (ETag) is the same as the one speciﬁed; otherwise, return a 412 (precondition failed).</w:t>
+              <w:t>Return the object only if its entity tag (ETag) is the same as the one speciﬁed; otherwise, return a 412 (precondition failed).</w:t>
             </w:r>
           </w:p>
           <w:p>
@@ -12233,15 +12134,7 @@
               <w:ind w:left="0"/>
             </w:pPr>
             <w:r>
-              <w:t xml:space="preserve">Return the object only if its entity </w:t>
-            </w:r>
-            <w:proofErr w:type="gramStart"/>
-            <w:r>
-              <w:t>tag</w:t>
-            </w:r>
-            <w:proofErr w:type="gramEnd"/>
-            <w:r>
-              <w:t xml:space="preserve"> (ETag) is diﬀerent from the one speciﬁed; otherwise, return a 304 (not modiﬁed).</w:t>
+              <w:t>Return the object only if its entity tag (ETag) is diﬀerent from the one speciﬁed; otherwise, return a 304 (not modiﬁed).</w:t>
             </w:r>
           </w:p>
           <w:p>
@@ -13281,16 +13174,8 @@
               <w:rPr>
                 <w:rFonts w:hint="eastAsia"/>
               </w:rPr>
-              <w:t>携带鉴</w:t>
-            </w:r>
-            <w:proofErr w:type="gramStart"/>
-            <w:r>
-              <w:rPr>
-                <w:rFonts w:hint="eastAsia"/>
-              </w:rPr>
-              <w:t>权信息</w:t>
-            </w:r>
-            <w:proofErr w:type="gramEnd"/>
+              <w:t>携带鉴权信息</w:t>
+            </w:r>
           </w:p>
         </w:tc>
       </w:tr>
@@ -13423,28 +13308,15 @@
               <w:ind w:left="0"/>
             </w:pPr>
             <w:r>
-              <w:t xml:space="preserve">ClientConfiguration config = new </w:t>
-            </w:r>
-            <w:proofErr w:type="gramStart"/>
-            <w:r>
-              <w:t>ClientConfiguration(</w:t>
-            </w:r>
-            <w:proofErr w:type="gramEnd"/>
-            <w:r>
-              <w:t>);</w:t>
-            </w:r>
-          </w:p>
-          <w:p>
-            <w:pPr>
-              <w:ind w:left="0"/>
-            </w:pPr>
-            <w:proofErr w:type="gramStart"/>
-            <w:r>
-              <w:t>config.setUseExpectContinue</w:t>
-            </w:r>
-            <w:proofErr w:type="gramEnd"/>
-            <w:r>
-              <w:t>(false);</w:t>
+              <w:t>ClientConfiguration config = new ClientConfiguration();</w:t>
+            </w:r>
+          </w:p>
+          <w:p>
+            <w:pPr>
+              <w:ind w:left="0"/>
+            </w:pPr>
+            <w:r>
+              <w:t>config.setUseExpectContinue(false);</w:t>
             </w:r>
           </w:p>
           <w:p>
@@ -13504,67 +13376,27 @@
           </w:p>
           <w:p>
             <w:r>
-              <w:t xml:space="preserve">        </w:t>
-            </w:r>
-            <w:proofErr w:type="gramStart"/>
-            <w:r>
-              <w:t>.withEndpointConfiguration</w:t>
-            </w:r>
-            <w:proofErr w:type="gramEnd"/>
-            <w:r>
-              <w:t>(endpointConfiguration)</w:t>
-            </w:r>
-          </w:p>
-          <w:p>
-            <w:r>
-              <w:t xml:space="preserve">        </w:t>
-            </w:r>
-            <w:proofErr w:type="gramStart"/>
-            <w:r>
-              <w:t>.withClientConfiguration</w:t>
-            </w:r>
-            <w:proofErr w:type="gramEnd"/>
-            <w:r>
-              <w:t xml:space="preserve">(config)                </w:t>
-            </w:r>
-          </w:p>
-          <w:p>
-            <w:r>
-              <w:t xml:space="preserve">        </w:t>
-            </w:r>
-            <w:proofErr w:type="gramStart"/>
-            <w:r>
-              <w:t>.withCredentials</w:t>
-            </w:r>
-            <w:proofErr w:type="gramEnd"/>
-            <w:r>
-              <w:t xml:space="preserve">(new AWSStaticCredentialsProvider(credentials)) </w:t>
-            </w:r>
-          </w:p>
-          <w:p>
-            <w:r>
-              <w:t xml:space="preserve">        </w:t>
-            </w:r>
-            <w:proofErr w:type="gramStart"/>
-            <w:r>
-              <w:t>.withChunkedEncodingDisabled</w:t>
-            </w:r>
-            <w:proofErr w:type="gramEnd"/>
-            <w:r>
-              <w:t xml:space="preserve">(true)    </w:t>
-            </w:r>
-          </w:p>
-          <w:p>
-            <w:r>
-              <w:t xml:space="preserve">        </w:t>
-            </w:r>
-            <w:proofErr w:type="gramStart"/>
-            <w:r>
-              <w:t>.build</w:t>
-            </w:r>
-            <w:proofErr w:type="gramEnd"/>
-            <w:r>
-              <w:t>()</w:t>
+              <w:t xml:space="preserve">        .withEndpointConfiguration(endpointConfiguration)</w:t>
+            </w:r>
+          </w:p>
+          <w:p>
+            <w:r>
+              <w:t xml:space="preserve">        .withClientConfiguration(config)                </w:t>
+            </w:r>
+          </w:p>
+          <w:p>
+            <w:r>
+              <w:t xml:space="preserve">        .withCredentials(new AWSStaticCredentialsProvider(credentials)) </w:t>
+            </w:r>
+          </w:p>
+          <w:p>
+            <w:r>
+              <w:t xml:space="preserve">        .withChunkedEncodingDisabled(true)    </w:t>
+            </w:r>
+          </w:p>
+          <w:p>
+            <w:r>
+              <w:t xml:space="preserve">        .build()</w:t>
             </w:r>
           </w:p>
           <w:p>
@@ -14124,15 +13956,7 @@
               <w:ind w:left="0"/>
             </w:pPr>
             <w:r>
-              <w:t xml:space="preserve">PutObjectRequest request = new </w:t>
-            </w:r>
-            <w:proofErr w:type="gramStart"/>
-            <w:r>
-              <w:t>PutObjectRequest(</w:t>
-            </w:r>
-            <w:proofErr w:type="gramEnd"/>
-            <w:r>
-              <w:t>bucketname, keyName, new File("C:\\</w:t>
+              <w:t>PutObjectRequest request = new PutObjectRequest(bucketname, keyName, new File("C:\\</w:t>
             </w:r>
             <w:r>
               <w:rPr>
@@ -14158,57 +13982,31 @@
               <w:ind w:left="0"/>
             </w:pPr>
             <w:r>
-              <w:t xml:space="preserve">ObjectMetadata metaData = new </w:t>
-            </w:r>
-            <w:proofErr w:type="gramStart"/>
-            <w:r>
-              <w:t>ObjectMetadata(</w:t>
-            </w:r>
-            <w:proofErr w:type="gramEnd"/>
-            <w:r>
-              <w:t>);</w:t>
-            </w:r>
-          </w:p>
-          <w:p>
-            <w:pPr>
-              <w:ind w:left="0"/>
-            </w:pPr>
-            <w:r>
-              <w:t>Map&lt;</w:t>
-            </w:r>
-            <w:proofErr w:type="gramStart"/>
-            <w:r>
-              <w:t>String,String</w:t>
-            </w:r>
-            <w:proofErr w:type="gramEnd"/>
-            <w:r>
-              <w:t>&gt; xMeta = new HashMap&lt;String, String&gt;();</w:t>
-            </w:r>
-          </w:p>
-          <w:p>
-            <w:pPr>
-              <w:ind w:left="0"/>
-            </w:pPr>
-            <w:proofErr w:type="gramStart"/>
-            <w:r>
-              <w:t>xMeta.put(</w:t>
-            </w:r>
-            <w:proofErr w:type="gramEnd"/>
-            <w:r>
-              <w:t>"test1", "1234");</w:t>
-            </w:r>
-          </w:p>
-          <w:p>
-            <w:pPr>
-              <w:ind w:left="0"/>
-            </w:pPr>
-            <w:proofErr w:type="gramStart"/>
-            <w:r>
-              <w:t>xMeta.put(</w:t>
-            </w:r>
-            <w:proofErr w:type="gramEnd"/>
-            <w:r>
-              <w:t>"test2", "123343");</w:t>
+              <w:t>ObjectMetadata metaData = new ObjectMetadata();</w:t>
+            </w:r>
+          </w:p>
+          <w:p>
+            <w:pPr>
+              <w:ind w:left="0"/>
+            </w:pPr>
+            <w:r>
+              <w:t>Map&lt;String,String&gt; xMeta = new HashMap&lt;String, String&gt;();</w:t>
+            </w:r>
+          </w:p>
+          <w:p>
+            <w:pPr>
+              <w:ind w:left="0"/>
+            </w:pPr>
+            <w:r>
+              <w:t>xMeta.put("test1", "1234");</w:t>
+            </w:r>
+          </w:p>
+          <w:p>
+            <w:pPr>
+              <w:ind w:left="0"/>
+            </w:pPr>
+            <w:r>
+              <w:t>xMeta.put("test2", "123343");</w:t>
             </w:r>
           </w:p>
           <w:p>
@@ -14256,15 +14054,7 @@
               <w:ind w:left="0"/>
             </w:pPr>
             <w:r>
-              <w:t xml:space="preserve">metaData.setExpirationTime(new </w:t>
-            </w:r>
-            <w:proofErr w:type="gramStart"/>
-            <w:r>
-              <w:t>Date(</w:t>
-            </w:r>
-            <w:proofErr w:type="gramEnd"/>
-            <w:r>
-              <w:t>));</w:t>
+              <w:t>metaData.setExpirationTime(new Date());</w:t>
             </w:r>
           </w:p>
           <w:p>
@@ -14279,13 +14069,8 @@
             <w:pPr>
               <w:ind w:left="0"/>
             </w:pPr>
-            <w:proofErr w:type="gramStart"/>
-            <w:r>
-              <w:t>request.withMetadata</w:t>
-            </w:r>
-            <w:proofErr w:type="gramEnd"/>
-            <w:r>
-              <w:t>(metaData);</w:t>
+            <w:r>
+              <w:t>request.withMetadata(metaData);</w:t>
             </w:r>
           </w:p>
           <w:p>
@@ -14626,16 +14411,8 @@
               <w:rPr>
                 <w:rFonts w:hint="eastAsia"/>
               </w:rPr>
-              <w:t>请求中</w:t>
-            </w:r>
-            <w:proofErr w:type="gramStart"/>
-            <w:r>
-              <w:rPr>
-                <w:rFonts w:hint="eastAsia"/>
-              </w:rPr>
-              <w:t>添加桶名</w:t>
-            </w:r>
-            <w:proofErr w:type="gramEnd"/>
+              <w:t>请求中添加桶名</w:t>
+            </w:r>
           </w:p>
         </w:tc>
       </w:tr>
@@ -15129,93 +14906,55 @@
               <w:ind w:left="0" w:firstLineChars="300" w:firstLine="630"/>
             </w:pPr>
             <w:r>
-              <w:t xml:space="preserve"> new ListObjectsV2Request(</w:t>
-            </w:r>
-            <w:proofErr w:type="gramStart"/>
-            <w:r>
-              <w:t>).withBucketName</w:t>
-            </w:r>
-            <w:proofErr w:type="gramEnd"/>
-            <w:r>
-              <w:t>(bucket).withEncodingType("url");</w:t>
-            </w:r>
-          </w:p>
-          <w:p>
-            <w:pPr>
-              <w:ind w:left="0"/>
-            </w:pPr>
-            <w:proofErr w:type="gramStart"/>
-            <w:r>
-              <w:t>request.withMaxKeys</w:t>
-            </w:r>
-            <w:proofErr w:type="gramEnd"/>
-            <w:r>
-              <w:t>(1);</w:t>
-            </w:r>
-          </w:p>
-          <w:p>
-            <w:pPr>
-              <w:ind w:left="0"/>
-            </w:pPr>
-            <w:proofErr w:type="gramStart"/>
-            <w:r>
-              <w:t>request.withPrefix</w:t>
-            </w:r>
-            <w:proofErr w:type="gramEnd"/>
-            <w:r>
-              <w:t>("aa/bb/");</w:t>
-            </w:r>
-          </w:p>
-          <w:p>
-            <w:pPr>
-              <w:ind w:left="0"/>
-            </w:pPr>
-            <w:proofErr w:type="gramStart"/>
-            <w:r>
-              <w:t>request.withDelimiter</w:t>
-            </w:r>
-            <w:proofErr w:type="gramEnd"/>
-            <w:r>
-              <w:t>("/");</w:t>
-            </w:r>
-          </w:p>
-          <w:p>
-            <w:pPr>
-              <w:ind w:left="0"/>
-            </w:pPr>
-            <w:proofErr w:type="gramStart"/>
-            <w:r>
-              <w:t>request.withFetchOwner</w:t>
-            </w:r>
-            <w:proofErr w:type="gramEnd"/>
-            <w:r>
-              <w:t>(true);</w:t>
-            </w:r>
-          </w:p>
-          <w:p>
-            <w:pPr>
-              <w:ind w:left="0"/>
-            </w:pPr>
-            <w:proofErr w:type="gramStart"/>
-            <w:r>
-              <w:t>request.withStartAfter</w:t>
-            </w:r>
-            <w:proofErr w:type="gramEnd"/>
-            <w:r>
-              <w:t>("aa");</w:t>
-            </w:r>
-          </w:p>
-          <w:p>
-            <w:pPr>
-              <w:ind w:left="0"/>
-            </w:pPr>
-            <w:proofErr w:type="gramStart"/>
-            <w:r>
-              <w:t>request.withContinuationToken</w:t>
-            </w:r>
-            <w:proofErr w:type="gramEnd"/>
-            <w:r>
-              <w:t>("B1AND1I");</w:t>
+              <w:t xml:space="preserve"> new ListObjectsV2Request().withBucketName(bucket).withEncodingType("url");</w:t>
+            </w:r>
+          </w:p>
+          <w:p>
+            <w:pPr>
+              <w:ind w:left="0"/>
+            </w:pPr>
+            <w:r>
+              <w:t>request.withMaxKeys(1);</w:t>
+            </w:r>
+          </w:p>
+          <w:p>
+            <w:pPr>
+              <w:ind w:left="0"/>
+            </w:pPr>
+            <w:r>
+              <w:t>request.withPrefix("aa/bb/");</w:t>
+            </w:r>
+          </w:p>
+          <w:p>
+            <w:pPr>
+              <w:ind w:left="0"/>
+            </w:pPr>
+            <w:r>
+              <w:t>request.withDelimiter("/");</w:t>
+            </w:r>
+          </w:p>
+          <w:p>
+            <w:pPr>
+              <w:ind w:left="0"/>
+            </w:pPr>
+            <w:r>
+              <w:t>request.withFetchOwner(true);</w:t>
+            </w:r>
+          </w:p>
+          <w:p>
+            <w:pPr>
+              <w:ind w:left="0"/>
+            </w:pPr>
+            <w:r>
+              <w:t>request.withStartAfter("aa");</w:t>
+            </w:r>
+          </w:p>
+          <w:p>
+            <w:pPr>
+              <w:ind w:left="0"/>
+            </w:pPr>
+            <w:r>
+              <w:t>request.withContinuationToken("B1AND1I");</w:t>
             </w:r>
           </w:p>
           <w:p>
@@ -15645,74 +15384,45 @@
               <w:ind w:left="0"/>
             </w:pPr>
             <w:r>
-              <w:t xml:space="preserve">ListVersionsRequest request = new </w:t>
-            </w:r>
-            <w:proofErr w:type="gramStart"/>
-            <w:r>
-              <w:t>ListVersionsRequest(</w:t>
-            </w:r>
-            <w:proofErr w:type="gramEnd"/>
-            <w:r>
-              <w:t>);</w:t>
-            </w:r>
-          </w:p>
-          <w:p>
-            <w:pPr>
-              <w:ind w:left="0"/>
-            </w:pPr>
-            <w:proofErr w:type="gramStart"/>
-            <w:r>
-              <w:t>request.setBucketName</w:t>
-            </w:r>
-            <w:proofErr w:type="gramEnd"/>
-            <w:r>
-              <w:t>(bucket);</w:t>
-            </w:r>
-          </w:p>
-          <w:p>
-            <w:pPr>
-              <w:ind w:left="0"/>
-            </w:pPr>
-            <w:proofErr w:type="gramStart"/>
-            <w:r>
-              <w:t>request.setDelimiter</w:t>
-            </w:r>
-            <w:proofErr w:type="gramEnd"/>
-            <w:r>
-              <w:t>("/");</w:t>
-            </w:r>
-          </w:p>
-          <w:p>
-            <w:pPr>
-              <w:ind w:left="0"/>
-            </w:pPr>
-            <w:proofErr w:type="gramStart"/>
-            <w:r>
-              <w:t>request.setEncodingType</w:t>
-            </w:r>
-            <w:proofErr w:type="gramEnd"/>
-            <w:r>
-              <w:t>("url");</w:t>
-            </w:r>
-          </w:p>
-          <w:p>
-            <w:pPr>
-              <w:ind w:left="0"/>
-            </w:pPr>
-            <w:proofErr w:type="gramStart"/>
-            <w:r>
-              <w:t>equest.setKeyMarker</w:t>
-            </w:r>
-            <w:proofErr w:type="gramEnd"/>
-            <w:r>
-              <w:t>("aa");</w:t>
-            </w:r>
-          </w:p>
-          <w:p>
-            <w:pPr>
-              <w:ind w:left="0"/>
-            </w:pPr>
-            <w:proofErr w:type="gramStart"/>
+              <w:t>ListVersionsRequest request = new ListVersionsRequest();</w:t>
+            </w:r>
+          </w:p>
+          <w:p>
+            <w:pPr>
+              <w:ind w:left="0"/>
+            </w:pPr>
+            <w:r>
+              <w:t>request.setBucketName(bucket);</w:t>
+            </w:r>
+          </w:p>
+          <w:p>
+            <w:pPr>
+              <w:ind w:left="0"/>
+            </w:pPr>
+            <w:r>
+              <w:t>request.setDelimiter("/");</w:t>
+            </w:r>
+          </w:p>
+          <w:p>
+            <w:pPr>
+              <w:ind w:left="0"/>
+            </w:pPr>
+            <w:r>
+              <w:t>request.setEncodingType("url");</w:t>
+            </w:r>
+          </w:p>
+          <w:p>
+            <w:pPr>
+              <w:ind w:left="0"/>
+            </w:pPr>
+            <w:r>
+              <w:t>equest.setKeyMarker("aa");</w:t>
+            </w:r>
+          </w:p>
+          <w:p>
+            <w:pPr>
+              <w:ind w:left="0"/>
+            </w:pPr>
             <w:r>
               <w:rPr>
                 <w:rFonts w:hint="eastAsia"/>
@@ -15720,18 +15430,13 @@
               <w:t>r</w:t>
             </w:r>
             <w:r>
-              <w:t>equest.setMaxResults</w:t>
-            </w:r>
-            <w:proofErr w:type="gramEnd"/>
-            <w:r>
-              <w:t>(1000);</w:t>
-            </w:r>
-          </w:p>
-          <w:p>
-            <w:pPr>
-              <w:ind w:left="0"/>
-            </w:pPr>
-            <w:proofErr w:type="gramStart"/>
+              <w:t>equest.setMaxResults(1000);</w:t>
+            </w:r>
+          </w:p>
+          <w:p>
+            <w:pPr>
+              <w:ind w:left="0"/>
+            </w:pPr>
             <w:r>
               <w:rPr>
                 <w:rFonts w:hint="eastAsia"/>
@@ -15739,24 +15444,15 @@
               <w:t>r</w:t>
             </w:r>
             <w:r>
-              <w:t>equest.setPrefix</w:t>
-            </w:r>
-            <w:proofErr w:type="gramEnd"/>
-            <w:r>
-              <w:t>("aa");</w:t>
-            </w:r>
-          </w:p>
-          <w:p>
-            <w:pPr>
-              <w:ind w:left="0"/>
-            </w:pPr>
-            <w:proofErr w:type="gramStart"/>
-            <w:r>
-              <w:t>request.setVersionIdMarker</w:t>
-            </w:r>
-            <w:proofErr w:type="gramEnd"/>
-            <w:r>
-              <w:t>("null");</w:t>
+              <w:t>equest.setPrefix("aa");</w:t>
+            </w:r>
+          </w:p>
+          <w:p>
+            <w:pPr>
+              <w:ind w:left="0"/>
+            </w:pPr>
+            <w:r>
+              <w:t>request.setVersionIdMarker("null");</w:t>
             </w:r>
           </w:p>
           <w:p>
@@ -17082,70 +16778,39 @@
               <w:ind w:left="0"/>
             </w:pPr>
             <w:r>
-              <w:t xml:space="preserve">GetObjectRequest request = new </w:t>
-            </w:r>
-            <w:proofErr w:type="gramStart"/>
-            <w:r>
-              <w:t>GetObjectRequest(</w:t>
-            </w:r>
-            <w:proofErr w:type="gramEnd"/>
-            <w:r>
-              <w:t>bucketName, keyName);</w:t>
-            </w:r>
-          </w:p>
-          <w:p>
-            <w:pPr>
-              <w:ind w:left="0"/>
-            </w:pPr>
-            <w:proofErr w:type="gramStart"/>
-            <w:r>
-              <w:t>request.withMatchingETagConstraint</w:t>
-            </w:r>
-            <w:proofErr w:type="gramEnd"/>
-            <w:r>
-              <w:t>("cd6539df5298799314cd096b819bfcc8");</w:t>
-            </w:r>
-          </w:p>
-          <w:p>
-            <w:pPr>
-              <w:ind w:left="0"/>
-            </w:pPr>
-            <w:proofErr w:type="gramStart"/>
-            <w:r>
-              <w:t>request.withModifiedSinceConstraint</w:t>
-            </w:r>
-            <w:proofErr w:type="gramEnd"/>
-            <w:r>
-              <w:t>(new Date("Wed, 19 Sep 2018 01:30:01 GMT"));</w:t>
-            </w:r>
-          </w:p>
-          <w:p>
-            <w:pPr>
-              <w:ind w:left="0"/>
-            </w:pPr>
-            <w:proofErr w:type="gramStart"/>
-            <w:r>
-              <w:t>request.withRange</w:t>
-            </w:r>
-            <w:proofErr w:type="gramEnd"/>
-            <w:r>
-              <w:t>(-7938);</w:t>
-            </w:r>
-          </w:p>
-          <w:p>
-            <w:pPr>
-              <w:ind w:left="0"/>
-            </w:pPr>
-            <w:r>
-              <w:t xml:space="preserve">ResponseHeaderOverrides overrideHeaders = new </w:t>
-            </w:r>
-            <w:proofErr w:type="gramStart"/>
-            <w:r>
-              <w:t>ResponseHeaderOverrides(</w:t>
-            </w:r>
-            <w:proofErr w:type="gramEnd"/>
-            <w:r>
-              <w:t>);</w:t>
+              <w:t>GetObjectRequest request = new GetObjectRequest(bucketName, keyName);</w:t>
+            </w:r>
+          </w:p>
+          <w:p>
+            <w:pPr>
+              <w:ind w:left="0"/>
+            </w:pPr>
+            <w:r>
+              <w:t>request.withMatchingETagConstraint("cd6539df5298799314cd096b819bfcc8");</w:t>
+            </w:r>
+          </w:p>
+          <w:p>
+            <w:pPr>
+              <w:ind w:left="0"/>
+            </w:pPr>
+            <w:r>
+              <w:t>request.withModifiedSinceConstraint(new Date("Wed, 19 Sep 2018 01:30:01 GMT"));</w:t>
+            </w:r>
+          </w:p>
+          <w:p>
+            <w:pPr>
+              <w:ind w:left="0"/>
+            </w:pPr>
+            <w:r>
+              <w:t>request.withRange(-7938);</w:t>
+            </w:r>
+          </w:p>
+          <w:p>
+            <w:pPr>
+              <w:ind w:left="0"/>
+            </w:pPr>
+            <w:r>
+              <w:t>ResponseHeaderOverrides overrideHeaders = new ResponseHeaderOverrides();</w:t>
             </w:r>
           </w:p>
           <w:p>
@@ -17168,13 +16833,8 @@
             <w:pPr>
               <w:ind w:left="0"/>
             </w:pPr>
-            <w:proofErr w:type="gramStart"/>
-            <w:r>
-              <w:t>request.withResponseHeaders</w:t>
-            </w:r>
-            <w:proofErr w:type="gramEnd"/>
-            <w:r>
-              <w:t>(overrideHeaders);</w:t>
+            <w:r>
+              <w:t>request.withResponseHeaders(overrideHeaders);</w:t>
             </w:r>
           </w:p>
           <w:p>
@@ -17466,15 +17126,7 @@
               <w:ind w:left="0"/>
             </w:pPr>
             <w:r>
-              <w:t>amazonS3.deleteObject(</w:t>
-            </w:r>
-            <w:proofErr w:type="gramStart"/>
-            <w:r>
-              <w:t>bucket,key</w:t>
-            </w:r>
-            <w:proofErr w:type="gramEnd"/>
-            <w:r>
-              <w:t>);</w:t>
+              <w:t>amazonS3.deleteObject(bucket,key);</w:t>
             </w:r>
           </w:p>
           <w:p>
@@ -18009,15 +17661,7 @@
               <w:ind w:left="0" w:firstLineChars="1000" w:firstLine="2100"/>
             </w:pPr>
             <w:r>
-              <w:t xml:space="preserve">new </w:t>
-            </w:r>
-            <w:proofErr w:type="gramStart"/>
-            <w:r>
-              <w:t>GetObjectMetadataRequest(</w:t>
-            </w:r>
-            <w:proofErr w:type="gramEnd"/>
-            <w:r>
-              <w:t>bucket, object, versionId);</w:t>
+              <w:t>new GetObjectMetadataRequest(bucket, object, versionId);</w:t>
             </w:r>
           </w:p>
           <w:p>
@@ -18273,23 +17917,7 @@
           <w:rFonts w:hint="eastAsia"/>
           <w:color w:val="00B0F0"/>
         </w:rPr>
-        <w:t>使用时序</w:t>
-      </w:r>
-      <w:proofErr w:type="gramStart"/>
-      <w:r>
-        <w:rPr>
-          <w:rFonts w:hint="eastAsia"/>
-          <w:color w:val="00B0F0"/>
-        </w:rPr>
-        <w:t>图或者</w:t>
-      </w:r>
-      <w:proofErr w:type="gramEnd"/>
-      <w:r>
-        <w:rPr>
-          <w:rFonts w:hint="eastAsia"/>
-          <w:color w:val="00B0F0"/>
-        </w:rPr>
-        <w:t>活动图</w:t>
+        <w:t>使用时序图或者活动图</w:t>
       </w:r>
       <w:r>
         <w:rPr>
@@ -19359,21 +18987,7 @@
         <w:rPr>
           <w:rFonts w:hint="eastAsia"/>
         </w:rPr>
-        <w:t>补充鉴</w:t>
-      </w:r>
-      <w:proofErr w:type="gramStart"/>
-      <w:r>
-        <w:rPr>
-          <w:rFonts w:hint="eastAsia"/>
-        </w:rPr>
-        <w:t>权功能时时再</w:t>
-      </w:r>
-      <w:proofErr w:type="gramEnd"/>
-      <w:r>
-        <w:rPr>
-          <w:rFonts w:hint="eastAsia"/>
-        </w:rPr>
-        <w:t>补充此段检查。</w:t>
+        <w:t>补充鉴权功能时时再补充此段检查。</w:t>
       </w:r>
     </w:p>
     <w:p>
@@ -20683,7 +20297,6 @@
           <w:szCs w:val="30"/>
         </w:rPr>
       </w:pPr>
-      <w:proofErr w:type="gramStart"/>
       <w:r>
         <w:rPr>
           <w:rFonts w:hint="eastAsia"/>
@@ -20691,9 +20304,290 @@
           <w:sz w:val="30"/>
           <w:szCs w:val="30"/>
         </w:rPr>
-        <w:t>sdbs3.sequoiadb.meta</w:t>
-      </w:r>
-      <w:proofErr w:type="gramEnd"/>
+        <w:t>sdbs3.sequoiadb.meta.csName</w:t>
+      </w:r>
+      <w:r>
+        <w:rPr>
+          <w:rFonts w:hint="eastAsia"/>
+          <w:color w:val="808080"/>
+          <w:sz w:val="30"/>
+          <w:szCs w:val="30"/>
+        </w:rPr>
+        <w:t>=</w:t>
+      </w:r>
+      <w:r>
+        <w:rPr>
+          <w:rFonts w:hint="eastAsia"/>
+          <w:color w:val="6A8759"/>
+          <w:sz w:val="30"/>
+          <w:szCs w:val="30"/>
+        </w:rPr>
+        <w:t>MetaCollectionSpace</w:t>
+      </w:r>
+    </w:p>
+    <w:p>
+      <w:pPr>
+        <w:spacing w:beforeLines="50" w:before="156" w:afterLines="50" w:after="156"/>
+        <w:ind w:left="0" w:firstLineChars="200" w:firstLine="420"/>
+        <w:rPr>
+          <w:rFonts w:hint="eastAsia"/>
+        </w:rPr>
+      </w:pPr>
+      <w:r>
+        <w:rPr>
+          <w:rFonts w:hint="eastAsia"/>
+        </w:rPr>
+        <w:t>如果创建桶时指定了区域信息，则创建元数据集合空间为</w:t>
+      </w:r>
+      <w:r>
+        <w:rPr>
+          <w:rFonts w:hint="eastAsia"/>
+        </w:rPr>
+        <w:t>region</w:t>
+      </w:r>
+      <w:r>
+        <w:t>+”</w:t>
+      </w:r>
+      <w:r>
+        <w:t xml:space="preserve"> _MetaCS</w:t>
+      </w:r>
+      <w:r>
+        <w:t>”</w:t>
+      </w:r>
+      <w:r>
+        <w:rPr>
+          <w:rFonts w:hint="eastAsia"/>
+        </w:rPr>
+        <w:t>，如果区域配置中指定了</w:t>
+      </w:r>
+      <w:r>
+        <w:rPr>
+          <w:rFonts w:hint="eastAsia"/>
+        </w:rPr>
+        <w:t>MetaDomain</w:t>
+      </w:r>
+      <w:r>
+        <w:rPr>
+          <w:rFonts w:hint="eastAsia"/>
+        </w:rPr>
+        <w:t>，则该集合空间建立在</w:t>
+      </w:r>
+      <w:r>
+        <w:rPr>
+          <w:rFonts w:hint="eastAsia"/>
+        </w:rPr>
+        <w:t>MetaDomain</w:t>
+      </w:r>
+      <w:r>
+        <w:rPr>
+          <w:rFonts w:hint="eastAsia"/>
+        </w:rPr>
+        <w:t>指定的域上。</w:t>
+      </w:r>
+    </w:p>
+    <w:p>
+      <w:pPr>
+        <w:spacing w:beforeLines="50" w:before="156" w:afterLines="50" w:after="156"/>
+        <w:ind w:left="0" w:firstLineChars="200" w:firstLine="420"/>
+      </w:pPr>
+      <w:r>
+        <w:rPr>
+          <w:rFonts w:hint="eastAsia"/>
+        </w:rPr>
+        <w:lastRenderedPageBreak/>
+        <w:t>元数据集合空间下的最新元数据集合名为</w:t>
+      </w:r>
+      <w:r>
+        <w:t>ObjectMetaList</w:t>
+      </w:r>
+      <w:r>
+        <w:rPr>
+          <w:rFonts w:hint="eastAsia"/>
+        </w:rPr>
+        <w:t>，历史元数据集合为</w:t>
+      </w:r>
+      <w:r>
+        <w:t>ObjectMetaListHistory</w:t>
+      </w:r>
+      <w:r>
+        <w:rPr>
+          <w:rFonts w:hint="eastAsia"/>
+        </w:rPr>
+        <w:t>，如果当前集合空间下不存在该集合，则创建集合。</w:t>
+      </w:r>
+    </w:p>
+    <w:p>
+      <w:pPr>
+        <w:spacing w:beforeLines="50" w:before="156" w:afterLines="50" w:after="156"/>
+        <w:ind w:left="0" w:firstLineChars="200" w:firstLine="420"/>
+      </w:pPr>
+      <w:r>
+        <w:rPr>
+          <w:rFonts w:hint="eastAsia"/>
+        </w:rPr>
+        <w:t>写入对象数据时</w:t>
+      </w:r>
+      <w:r>
+        <w:rPr>
+          <w:rFonts w:hint="eastAsia"/>
+        </w:rPr>
+        <w:t>会生成元数据的集合空间名称和集合名称，还会生成对象数据的集合空间和集合名称，将对象数据写入生成的</w:t>
+      </w:r>
+      <w:r>
+        <w:rPr>
+          <w:rFonts w:hint="eastAsia"/>
+        </w:rPr>
+        <w:t>对象数据集合</w:t>
+      </w:r>
+      <w:r>
+        <w:rPr>
+          <w:rFonts w:hint="eastAsia"/>
+        </w:rPr>
+        <w:t>，获取</w:t>
+      </w:r>
+      <w:r>
+        <w:rPr>
+          <w:rFonts w:hint="eastAsia"/>
+        </w:rPr>
+        <w:t>LobId</w:t>
+      </w:r>
+      <w:r>
+        <w:rPr>
+          <w:rFonts w:hint="eastAsia"/>
+        </w:rPr>
+        <w:t>，将对象数据</w:t>
+      </w:r>
+      <w:r>
+        <w:rPr>
+          <w:rFonts w:hint="eastAsia"/>
+        </w:rPr>
+        <w:t>集合空间，</w:t>
+      </w:r>
+      <w:r>
+        <w:rPr>
+          <w:rFonts w:hint="eastAsia"/>
+        </w:rPr>
+        <w:t>集合名称和</w:t>
+      </w:r>
+      <w:r>
+        <w:rPr>
+          <w:rFonts w:hint="eastAsia"/>
+        </w:rPr>
+        <w:t>LobId</w:t>
+      </w:r>
+      <w:r>
+        <w:rPr>
+          <w:rFonts w:hint="eastAsia"/>
+        </w:rPr>
+        <w:t>记录写入</w:t>
+      </w:r>
+      <w:r>
+        <w:rPr>
+          <w:rFonts w:hint="eastAsia"/>
+        </w:rPr>
+        <w:t>生成的</w:t>
+      </w:r>
+      <w:r>
+        <w:rPr>
+          <w:rFonts w:hint="eastAsia"/>
+        </w:rPr>
+        <w:t>元数据</w:t>
+      </w:r>
+      <w:r>
+        <w:rPr>
+          <w:rFonts w:hint="eastAsia"/>
+        </w:rPr>
+        <w:t>集合</w:t>
+      </w:r>
+      <w:r>
+        <w:rPr>
+          <w:rFonts w:hint="eastAsia"/>
+        </w:rPr>
+        <w:t>。</w:t>
+      </w:r>
+      <w:r>
+        <w:rPr>
+          <w:rFonts w:hint="eastAsia"/>
+        </w:rPr>
+        <w:t>当写入时报</w:t>
+      </w:r>
+      <w:r>
+        <w:rPr>
+          <w:rFonts w:hint="eastAsia"/>
+        </w:rPr>
+        <w:t>CS</w:t>
+      </w:r>
+      <w:r>
+        <w:rPr>
+          <w:rFonts w:hint="eastAsia"/>
+        </w:rPr>
+        <w:t>或</w:t>
+      </w:r>
+      <w:r>
+        <w:rPr>
+          <w:rFonts w:hint="eastAsia"/>
+        </w:rPr>
+        <w:t>CL</w:t>
+      </w:r>
+      <w:r>
+        <w:rPr>
+          <w:rFonts w:hint="eastAsia"/>
+        </w:rPr>
+        <w:t>不存在则创建相应的</w:t>
+      </w:r>
+      <w:r>
+        <w:rPr>
+          <w:rFonts w:hint="eastAsia"/>
+        </w:rPr>
+        <w:t>CS</w:t>
+      </w:r>
+      <w:r>
+        <w:rPr>
+          <w:rFonts w:hint="eastAsia"/>
+        </w:rPr>
+        <w:t>和</w:t>
+      </w:r>
+      <w:r>
+        <w:rPr>
+          <w:rFonts w:hint="eastAsia"/>
+        </w:rPr>
+        <w:t>CL</w:t>
+      </w:r>
+      <w:r>
+        <w:rPr>
+          <w:rFonts w:hint="eastAsia"/>
+        </w:rPr>
+        <w:t>。</w:t>
+      </w:r>
+      <w:r>
+        <w:rPr>
+          <w:rFonts w:hint="eastAsia"/>
+        </w:rPr>
+        <w:t xml:space="preserve">    </w:t>
+      </w:r>
+    </w:p>
+    <w:p>
+      <w:pPr>
+        <w:spacing w:beforeLines="50" w:before="156" w:afterLines="50" w:after="156"/>
+        <w:ind w:left="0" w:firstLineChars="200" w:firstLine="420"/>
+      </w:pPr>
+      <w:r>
+        <w:rPr>
+          <w:rFonts w:hint="eastAsia"/>
+        </w:rPr>
+        <w:t>如果配置文件中记录的对象数据集合空间如下，如果创建桶时不指定区域信息，则对象数据存储在该集合空间下。</w:t>
+      </w:r>
+    </w:p>
+    <w:p>
+      <w:pPr>
+        <w:pStyle w:val="HTML"/>
+        <w:shd w:val="clear" w:color="auto" w:fill="2B2B2B"/>
+        <w:rPr>
+          <w:color w:val="A9B7C6"/>
+          <w:sz w:val="30"/>
+          <w:szCs w:val="30"/>
+        </w:rPr>
+      </w:pPr>
       <w:r>
         <w:rPr>
           <w:rFonts w:hint="eastAsia"/>
@@ -20701,7 +20595,7 @@
           <w:sz w:val="30"/>
           <w:szCs w:val="30"/>
         </w:rPr>
-        <w:t>.csName</w:t>
+        <w:t>sdbs3.sequoiadb.data.csName</w:t>
       </w:r>
       <w:r>
         <w:rPr>
@@ -20719,7 +20613,7 @@
           <w:sz w:val="30"/>
           <w:szCs w:val="30"/>
         </w:rPr>
-        <w:t>MetaCollectionSpace</w:t>
+        <w:t>DataCollectionSpace</w:t>
       </w:r>
     </w:p>
     <w:p>
@@ -20731,7 +20625,37 @@
         <w:rPr>
           <w:rFonts w:hint="eastAsia"/>
         </w:rPr>
-        <w:t>如果创建桶时指定了区域信息，则创建元数据集合空间为</w:t>
+        <w:t>如果创建桶时指定了区域信息，</w:t>
+      </w:r>
+      <w:r>
+        <w:rPr>
+          <w:rFonts w:hint="eastAsia"/>
+        </w:rPr>
+        <w:t>并且区域值为</w:t>
+      </w:r>
+      <w:r>
+        <w:rPr>
+          <w:rFonts w:hint="eastAsia"/>
+        </w:rPr>
+        <w:t>ShardingType</w:t>
+      </w:r>
+      <w:r>
+        <w:rPr>
+          <w:rFonts w:hint="eastAsia"/>
+        </w:rPr>
+        <w:t>模式，</w:t>
+      </w:r>
+      <w:r>
+        <w:rPr>
+          <w:rFonts w:hint="eastAsia"/>
+        </w:rPr>
+        <w:t>则创建</w:t>
+      </w:r>
+      <w:r>
+        <w:rPr>
+          <w:rFonts w:hint="eastAsia"/>
+        </w:rPr>
+        <w:t>数据集合空间为</w:t>
       </w:r>
       <w:r>
         <w:rPr>
@@ -20740,18 +20664,157 @@
         <w:t>region</w:t>
       </w:r>
       <w:r>
+        <w:t>+”</w:t>
+      </w:r>
+      <w:r>
+        <w:t xml:space="preserve"> </w:t>
+      </w:r>
+      <w:r>
+        <w:t>_</w:t>
+      </w:r>
+      <w:r>
+        <w:rPr>
+          <w:rFonts w:hint="eastAsia"/>
+        </w:rPr>
+        <w:t>Da</w:t>
+      </w:r>
+      <w:r>
+        <w:t>taCS</w:t>
+      </w:r>
+      <w:r>
+        <w:t>”</w:t>
+      </w:r>
+      <w:r>
+        <w:rPr>
+          <w:rFonts w:hint="eastAsia"/>
+        </w:rPr>
         <w:t>+</w:t>
       </w:r>
-      <w:proofErr w:type="gramStart"/>
       <w:r>
         <w:t>”</w:t>
       </w:r>
-      <w:proofErr w:type="gramEnd"/>
-      <w:r>
-        <w:t xml:space="preserve"> _MetaCS</w:t>
+      <w:r>
+        <w:t>_</w:t>
+      </w:r>
+      <w:r>
+        <w:rPr>
+          <w:rFonts w:hint="eastAsia"/>
+        </w:rPr>
+        <w:t>Time</w:t>
       </w:r>
       <w:r>
         <w:t>”</w:t>
+      </w:r>
+      <w:r>
+        <w:rPr>
+          <w:rFonts w:hint="eastAsia"/>
+        </w:rPr>
+        <w:t>，该</w:t>
+      </w:r>
+      <w:r>
+        <w:t>Time</w:t>
+      </w:r>
+      <w:r>
+        <w:rPr>
+          <w:rFonts w:hint="eastAsia"/>
+        </w:rPr>
+        <w:t>根据创建区</w:t>
+      </w:r>
+      <w:r>
+        <w:rPr>
+          <w:rFonts w:hint="eastAsia"/>
+        </w:rPr>
+        <w:t>域时指定的数据</w:t>
+      </w:r>
+      <w:r>
+        <w:rPr>
+          <w:rFonts w:hint="eastAsia"/>
+        </w:rPr>
+        <w:t>集合空间创建周期及当前时间计算出来。如果系统当前不存在该集合空间，则创建集合空间，并将该集合空间名称记录到</w:t>
+      </w:r>
+      <w:r>
+        <w:rPr>
+          <w:rFonts w:hint="eastAsia"/>
+        </w:rPr>
+        <w:t>RegionSpace</w:t>
+      </w:r>
+      <w:r>
+        <w:rPr>
+          <w:rFonts w:hint="eastAsia"/>
+        </w:rPr>
+        <w:t>List</w:t>
+      </w:r>
+      <w:r>
+        <w:rPr>
+          <w:rFonts w:hint="eastAsia"/>
+        </w:rPr>
+        <w:t>中</w:t>
+      </w:r>
+      <w:r>
+        <w:rPr>
+          <w:rFonts w:hint="eastAsia"/>
+        </w:rPr>
+        <w:t>（有冲突记录不报错，打印日志）。</w:t>
+      </w:r>
+      <w:r>
+        <w:rPr>
+          <w:rFonts w:hint="eastAsia"/>
+        </w:rPr>
+        <w:t>数据集合空间下的集合名称为</w:t>
+      </w:r>
+      <w:r>
+        <w:t>ObjectDataList</w:t>
+      </w:r>
+      <w:r>
+        <w:rPr>
+          <w:rFonts w:hint="eastAsia"/>
+        </w:rPr>
+        <w:t>+</w:t>
+      </w:r>
+      <w:r>
+        <w:t>”</w:t>
+      </w:r>
+      <w:r>
+        <w:t>_Time</w:t>
+      </w:r>
+      <w:r>
+        <w:t>”</w:t>
+      </w:r>
+      <w:r>
+        <w:rPr>
+          <w:rFonts w:hint="eastAsia"/>
+        </w:rPr>
+        <w:t>，该</w:t>
+      </w:r>
+      <w:r>
+        <w:rPr>
+          <w:rFonts w:hint="eastAsia"/>
+        </w:rPr>
+        <w:t>Rate</w:t>
+      </w:r>
+      <w:r>
+        <w:rPr>
+          <w:rFonts w:hint="eastAsia"/>
+        </w:rPr>
+        <w:t>根据创建区域时指定的对象集合创建周期及当前时间计算得来，如果系统当前</w:t>
+      </w:r>
+      <w:r>
+        <w:rPr>
+          <w:rFonts w:hint="eastAsia"/>
+        </w:rPr>
+        <w:t>集合空间下</w:t>
+      </w:r>
+      <w:r>
+        <w:rPr>
+          <w:rFonts w:hint="eastAsia"/>
+        </w:rPr>
+        <w:t>不存在该集合，则创建集合</w:t>
+      </w:r>
+      <w:r>
+        <w:rPr>
+          <w:rFonts w:hint="eastAsia"/>
+        </w:rPr>
+        <w:t>。</w:t>
       </w:r>
     </w:p>
     <w:p>
@@ -20766,640 +20829,175 @@
         <w:rPr>
           <w:rFonts w:hint="eastAsia"/>
         </w:rPr>
-        <w:lastRenderedPageBreak/>
-        <w:t>元数据集合空间下的最新元数据集合名为</w:t>
-      </w:r>
-      <w:r>
-        <w:t>ObjectMetaList</w:t>
-      </w:r>
-      <w:r>
-        <w:rPr>
-          <w:rFonts w:hint="eastAsia"/>
-        </w:rPr>
-        <w:t>+</w:t>
-      </w:r>
-      <w:proofErr w:type="gramStart"/>
-      <w:r>
-        <w:t>”</w:t>
-      </w:r>
-      <w:proofErr w:type="gramEnd"/>
-      <w:r>
-        <w:t>Rate</w:t>
-      </w:r>
-      <w:proofErr w:type="gramStart"/>
-      <w:r>
-        <w:t>”</w:t>
-      </w:r>
-      <w:proofErr w:type="gramEnd"/>
-      <w:r>
-        <w:rPr>
-          <w:rFonts w:hint="eastAsia"/>
-        </w:rPr>
-        <w:t>，历史元数据集合为</w:t>
-      </w:r>
-      <w:r>
-        <w:t>ObjectMetaListHistory</w:t>
-      </w:r>
-      <w:r>
-        <w:t>+</w:t>
-      </w:r>
-      <w:proofErr w:type="gramStart"/>
-      <w:r>
-        <w:t>”</w:t>
-      </w:r>
-      <w:proofErr w:type="gramEnd"/>
-      <w:r>
-        <w:t>Rate</w:t>
-      </w:r>
-      <w:proofErr w:type="gramStart"/>
-      <w:r>
-        <w:t>”</w:t>
-      </w:r>
-      <w:proofErr w:type="gramEnd"/>
-      <w:r>
-        <w:rPr>
-          <w:rFonts w:hint="eastAsia"/>
-        </w:rPr>
-        <w:t>，该</w:t>
-      </w:r>
-      <w:r>
-        <w:rPr>
-          <w:rFonts w:hint="eastAsia"/>
-        </w:rPr>
-        <w:t>Rate</w:t>
-      </w:r>
-      <w:r>
-        <w:rPr>
-          <w:rFonts w:hint="eastAsia"/>
-        </w:rPr>
-        <w:t>根据创建区域时指定的元数据集合空间创建周期及当前时间计算出来，如果当前集合空间下不存在该集合，则创建集合。</w:t>
+        <w:t>如果创建桶时指定了区域信息，且区域配置为指定模式，则数据集合空间和元数据集合空间</w:t>
+      </w:r>
+      <w:r>
+        <w:rPr>
+          <w:rFonts w:hint="eastAsia"/>
+        </w:rPr>
+        <w:t>及集合</w:t>
+      </w:r>
+      <w:r>
+        <w:rPr>
+          <w:rFonts w:hint="eastAsia"/>
+        </w:rPr>
+        <w:t>均从区域配置中获取，如果找不到指定集合</w:t>
+      </w:r>
+      <w:r>
+        <w:rPr>
+          <w:rFonts w:hint="eastAsia"/>
+        </w:rPr>
+        <w:t>空间和集合</w:t>
+      </w:r>
+      <w:bookmarkStart w:id="2" w:name="_GoBack"/>
+      <w:bookmarkEnd w:id="2"/>
+      <w:r>
+        <w:rPr>
+          <w:rFonts w:hint="eastAsia"/>
+        </w:rPr>
+        <w:t>，则报错。</w:t>
       </w:r>
     </w:p>
     <w:p>
       <w:pPr>
         <w:spacing w:beforeLines="50" w:before="156" w:afterLines="50" w:after="156"/>
-        <w:ind w:left="0" w:firstLineChars="200" w:firstLine="420"/>
-      </w:pPr>
-      <w:r>
-        <w:rPr>
-          <w:rFonts w:hint="eastAsia"/>
-        </w:rPr>
-        <w:t>写入对象数据时</w:t>
-      </w:r>
-      <w:r>
-        <w:rPr>
-          <w:rFonts w:hint="eastAsia"/>
-        </w:rPr>
-        <w:t>会生成元数据的集合空间名称和集合名称，还会生成对象数据的集合空间和集合名称，将对象数据写入生成的</w:t>
-      </w:r>
-      <w:r>
-        <w:rPr>
-          <w:rFonts w:hint="eastAsia"/>
-        </w:rPr>
-        <w:t>对象数据集合</w:t>
-      </w:r>
-      <w:r>
-        <w:rPr>
-          <w:rFonts w:hint="eastAsia"/>
-        </w:rPr>
-        <w:t>，获取</w:t>
-      </w:r>
-      <w:r>
-        <w:rPr>
-          <w:rFonts w:hint="eastAsia"/>
-        </w:rPr>
-        <w:t>LobId</w:t>
-      </w:r>
-      <w:r>
-        <w:rPr>
-          <w:rFonts w:hint="eastAsia"/>
-        </w:rPr>
-        <w:t>，将对象数据</w:t>
-      </w:r>
-      <w:r>
-        <w:rPr>
-          <w:rFonts w:hint="eastAsia"/>
-        </w:rPr>
-        <w:t>集合空间，</w:t>
-      </w:r>
-      <w:r>
-        <w:rPr>
-          <w:rFonts w:hint="eastAsia"/>
-        </w:rPr>
-        <w:t>集合名称和</w:t>
-      </w:r>
-      <w:r>
-        <w:rPr>
-          <w:rFonts w:hint="eastAsia"/>
-        </w:rPr>
-        <w:t>LobId</w:t>
-      </w:r>
-      <w:r>
-        <w:rPr>
-          <w:rFonts w:hint="eastAsia"/>
-        </w:rPr>
-        <w:t>记录写入</w:t>
-      </w:r>
-      <w:r>
-        <w:rPr>
-          <w:rFonts w:hint="eastAsia"/>
-        </w:rPr>
-        <w:t>生成的</w:t>
-      </w:r>
-      <w:r>
-        <w:rPr>
-          <w:rFonts w:hint="eastAsia"/>
-        </w:rPr>
-        <w:t>元数据</w:t>
-      </w:r>
-      <w:r>
-        <w:rPr>
-          <w:rFonts w:hint="eastAsia"/>
-        </w:rPr>
-        <w:t>集合</w:t>
-      </w:r>
-      <w:r>
-        <w:rPr>
-          <w:rFonts w:hint="eastAsia"/>
-        </w:rPr>
-        <w:t>。</w:t>
-      </w:r>
-      <w:r>
-        <w:rPr>
-          <w:rFonts w:hint="eastAsia"/>
-        </w:rPr>
-        <w:t>当写入时报</w:t>
-      </w:r>
-      <w:r>
-        <w:rPr>
-          <w:rFonts w:hint="eastAsia"/>
-        </w:rPr>
-        <w:t>CS</w:t>
-      </w:r>
-      <w:r>
-        <w:rPr>
-          <w:rFonts w:hint="eastAsia"/>
-        </w:rPr>
-        <w:t>或</w:t>
-      </w:r>
-      <w:r>
-        <w:rPr>
-          <w:rFonts w:hint="eastAsia"/>
-        </w:rPr>
-        <w:t>CL</w:t>
-      </w:r>
-      <w:r>
-        <w:rPr>
-          <w:rFonts w:hint="eastAsia"/>
-        </w:rPr>
-        <w:t>不存在则创建相应的</w:t>
-      </w:r>
-      <w:r>
-        <w:rPr>
-          <w:rFonts w:hint="eastAsia"/>
-        </w:rPr>
-        <w:t>CS</w:t>
-      </w:r>
-      <w:r>
-        <w:rPr>
-          <w:rFonts w:hint="eastAsia"/>
-        </w:rPr>
-        <w:t>和</w:t>
-      </w:r>
-      <w:r>
-        <w:rPr>
-          <w:rFonts w:hint="eastAsia"/>
-        </w:rPr>
-        <w:t>CL</w:t>
-      </w:r>
-      <w:r>
-        <w:rPr>
-          <w:rFonts w:hint="eastAsia"/>
-        </w:rPr>
-        <w:t>。</w:t>
-      </w:r>
-      <w:r>
-        <w:rPr>
-          <w:rFonts w:hint="eastAsia"/>
-        </w:rPr>
-        <w:t xml:space="preserve">    </w:t>
+        <w:ind w:left="0"/>
+      </w:pPr>
+      <w:r>
+        <w:rPr>
+          <w:rFonts w:hint="eastAsia"/>
+        </w:rPr>
+        <w:t>返回结果：</w:t>
       </w:r>
     </w:p>
     <w:p>
       <w:pPr>
         <w:spacing w:beforeLines="50" w:before="156" w:afterLines="50" w:after="156"/>
-        <w:ind w:left="0" w:firstLineChars="200" w:firstLine="420"/>
-      </w:pPr>
-      <w:r>
-        <w:rPr>
-          <w:rFonts w:hint="eastAsia"/>
-        </w:rPr>
-        <w:t>如果配置文件中记录的对象数据集合空间如下，如果创建桶时不指定区域信息，</w:t>
-      </w:r>
-      <w:proofErr w:type="gramStart"/>
-      <w:r>
-        <w:rPr>
-          <w:rFonts w:hint="eastAsia"/>
-        </w:rPr>
-        <w:t>则对象</w:t>
-      </w:r>
-      <w:proofErr w:type="gramEnd"/>
-      <w:r>
-        <w:rPr>
-          <w:rFonts w:hint="eastAsia"/>
-        </w:rPr>
-        <w:t>数据存储在该集合空间下。</w:t>
+        <w:ind w:left="0"/>
+      </w:pPr>
+      <w:r>
+        <w:rPr>
+          <w:rFonts w:hint="eastAsia"/>
+        </w:rPr>
+        <w:t>Etag</w:t>
+      </w:r>
+      <w:r>
+        <w:rPr>
+          <w:rFonts w:hint="eastAsia"/>
+        </w:rPr>
+        <w:t>：返回新增对象的</w:t>
+      </w:r>
+      <w:r>
+        <w:rPr>
+          <w:rFonts w:hint="eastAsia"/>
+        </w:rPr>
+        <w:t>ETag</w:t>
+      </w:r>
+      <w:r>
+        <w:rPr>
+          <w:rFonts w:hint="eastAsia"/>
+        </w:rPr>
+        <w:t>（对象内容的</w:t>
+      </w:r>
+      <w:r>
+        <w:rPr>
+          <w:rFonts w:hint="eastAsia"/>
+        </w:rPr>
+        <w:t>MD</w:t>
+      </w:r>
+      <w:r>
+        <w:t>5</w:t>
+      </w:r>
+      <w:r>
+        <w:rPr>
+          <w:rFonts w:hint="eastAsia"/>
+        </w:rPr>
+        <w:t>值）。</w:t>
       </w:r>
     </w:p>
     <w:p>
       <w:pPr>
-        <w:pStyle w:val="HTML"/>
-        <w:shd w:val="clear" w:color="auto" w:fill="2B2B2B"/>
-        <w:rPr>
-          <w:color w:val="A9B7C6"/>
-          <w:sz w:val="30"/>
-          <w:szCs w:val="30"/>
-        </w:rPr>
-      </w:pPr>
-      <w:r>
-        <w:rPr>
-          <w:rFonts w:hint="eastAsia"/>
-          <w:color w:val="CC7832"/>
-          <w:sz w:val="30"/>
-          <w:szCs w:val="30"/>
-        </w:rPr>
-        <w:t>sdbs3.sequoiadb.</w:t>
-      </w:r>
-      <w:proofErr w:type="gramStart"/>
-      <w:r>
-        <w:rPr>
-          <w:rFonts w:hint="eastAsia"/>
-          <w:color w:val="CC7832"/>
-          <w:sz w:val="30"/>
-          <w:szCs w:val="30"/>
-        </w:rPr>
-        <w:t>data.csName</w:t>
-      </w:r>
-      <w:proofErr w:type="gramEnd"/>
-      <w:r>
-        <w:rPr>
-          <w:rFonts w:hint="eastAsia"/>
-          <w:color w:val="808080"/>
-          <w:sz w:val="30"/>
-          <w:szCs w:val="30"/>
-        </w:rPr>
-        <w:t>=</w:t>
-      </w:r>
-      <w:r>
-        <w:rPr>
-          <w:rFonts w:hint="eastAsia"/>
-          <w:color w:val="6A8759"/>
-          <w:sz w:val="30"/>
-          <w:szCs w:val="30"/>
-        </w:rPr>
-        <w:t>DataCollectionSpace</w:t>
+        <w:spacing w:beforeLines="50" w:before="156" w:afterLines="50" w:after="156"/>
+        <w:ind w:left="0"/>
+      </w:pPr>
+      <w:r>
+        <w:t>Version</w:t>
+      </w:r>
+      <w:r>
+        <w:rPr>
+          <w:rFonts w:hint="eastAsia"/>
+        </w:rPr>
+        <w:t>id</w:t>
+      </w:r>
+      <w:r>
+        <w:t>:</w:t>
+      </w:r>
+      <w:r>
+        <w:rPr>
+          <w:rFonts w:hint="eastAsia"/>
+        </w:rPr>
+        <w:t>新增对象的</w:t>
+      </w:r>
+      <w:r>
+        <w:rPr>
+          <w:rFonts w:hint="eastAsia"/>
+        </w:rPr>
+        <w:t>version</w:t>
+      </w:r>
+      <w:r>
+        <w:t>id</w:t>
+      </w:r>
+      <w:r>
+        <w:rPr>
+          <w:rFonts w:hint="eastAsia"/>
+        </w:rPr>
+        <w:t>，只有当版本控制状态为</w:t>
+      </w:r>
+      <w:r>
+        <w:rPr>
+          <w:rFonts w:hint="eastAsia"/>
+        </w:rPr>
+        <w:t>Enabled</w:t>
+      </w:r>
+      <w:r>
+        <w:rPr>
+          <w:rFonts w:hint="eastAsia"/>
+        </w:rPr>
+        <w:t>时才返回。</w:t>
       </w:r>
     </w:p>
     <w:p>
       <w:pPr>
         <w:spacing w:beforeLines="50" w:before="156" w:afterLines="50" w:after="156"/>
-        <w:ind w:left="0" w:firstLineChars="200" w:firstLine="420"/>
-      </w:pPr>
-      <w:r>
-        <w:rPr>
-          <w:rFonts w:hint="eastAsia"/>
-        </w:rPr>
-        <w:t>如果创建桶时指定了区域信息，则创建</w:t>
-      </w:r>
-      <w:r>
-        <w:rPr>
-          <w:rFonts w:hint="eastAsia"/>
-        </w:rPr>
-        <w:t>数据集合空间为</w:t>
-      </w:r>
-      <w:r>
-        <w:rPr>
-          <w:rFonts w:hint="eastAsia"/>
-        </w:rPr>
-        <w:t>region</w:t>
-      </w:r>
-      <w:r>
-        <w:t>+</w:t>
-      </w:r>
-      <w:proofErr w:type="gramStart"/>
-      <w:r>
-        <w:t>”</w:t>
-      </w:r>
-      <w:proofErr w:type="gramEnd"/>
-      <w:r>
-        <w:t xml:space="preserve"> </w:t>
-      </w:r>
-      <w:r>
-        <w:t>_</w:t>
-      </w:r>
-      <w:r>
-        <w:rPr>
-          <w:rFonts w:hint="eastAsia"/>
-        </w:rPr>
-        <w:t>Da</w:t>
-      </w:r>
-      <w:r>
-        <w:t>taCS</w:t>
-      </w:r>
-      <w:proofErr w:type="gramStart"/>
-      <w:r>
-        <w:t>”</w:t>
-      </w:r>
-      <w:proofErr w:type="gramEnd"/>
-      <w:r>
-        <w:rPr>
-          <w:rFonts w:hint="eastAsia"/>
-        </w:rPr>
-        <w:t>+</w:t>
-      </w:r>
-      <w:proofErr w:type="gramStart"/>
-      <w:r>
-        <w:t>”</w:t>
-      </w:r>
-      <w:proofErr w:type="gramEnd"/>
-      <w:r>
-        <w:rPr>
-          <w:rFonts w:hint="eastAsia"/>
-        </w:rPr>
-        <w:t>Rate</w:t>
-      </w:r>
-      <w:proofErr w:type="gramStart"/>
-      <w:r>
-        <w:t>”</w:t>
-      </w:r>
-      <w:proofErr w:type="gramEnd"/>
-      <w:r>
-        <w:rPr>
-          <w:rFonts w:hint="eastAsia"/>
-        </w:rPr>
-        <w:t>，该</w:t>
-      </w:r>
-      <w:r>
-        <w:rPr>
-          <w:rFonts w:hint="eastAsia"/>
-        </w:rPr>
-        <w:t>Rate</w:t>
-      </w:r>
-      <w:r>
-        <w:rPr>
-          <w:rFonts w:hint="eastAsia"/>
-        </w:rPr>
-        <w:t>根据创建区</w:t>
-      </w:r>
-      <w:r>
-        <w:rPr>
-          <w:rFonts w:hint="eastAsia"/>
-        </w:rPr>
-        <w:t>域时指定的数据</w:t>
-      </w:r>
-      <w:r>
-        <w:rPr>
-          <w:rFonts w:hint="eastAsia"/>
-        </w:rPr>
-        <w:t>集合空间创建周期及当前时间计算出来。如果系统当前不存在该集合空间，则创建集合空间，并将该集合空间名称记录到</w:t>
-      </w:r>
-      <w:r>
-        <w:rPr>
-          <w:rFonts w:hint="eastAsia"/>
-        </w:rPr>
-        <w:t>RegionSpace</w:t>
-      </w:r>
-      <w:r>
-        <w:rPr>
-          <w:rFonts w:hint="eastAsia"/>
-        </w:rPr>
-        <w:t>List</w:t>
-      </w:r>
-      <w:r>
-        <w:rPr>
-          <w:rFonts w:hint="eastAsia"/>
-        </w:rPr>
-        <w:t>中</w:t>
-      </w:r>
-      <w:r>
-        <w:rPr>
-          <w:rFonts w:hint="eastAsia"/>
-        </w:rPr>
-        <w:t>（有冲突记录不报错，打印日志）。</w:t>
-      </w:r>
+        <w:ind w:left="0"/>
+      </w:pPr>
     </w:p>
     <w:p>
       <w:pPr>
         <w:spacing w:beforeLines="50" w:before="156" w:afterLines="50" w:after="156"/>
-        <w:ind w:left="0" w:firstLineChars="200" w:firstLine="420"/>
-      </w:pPr>
-      <w:r>
-        <w:rPr>
-          <w:rFonts w:hint="eastAsia"/>
-        </w:rPr>
-        <w:t>数据集合空间下的集合名称为</w:t>
-      </w:r>
-      <w:r>
-        <w:t>ObjectDataList</w:t>
-      </w:r>
-      <w:r>
-        <w:rPr>
-          <w:rFonts w:hint="eastAsia"/>
-        </w:rPr>
-        <w:t>+</w:t>
-      </w:r>
-      <w:proofErr w:type="gramStart"/>
-      <w:r>
-        <w:t>”</w:t>
-      </w:r>
-      <w:proofErr w:type="gramEnd"/>
-      <w:r>
-        <w:t>Rate</w:t>
-      </w:r>
-      <w:proofErr w:type="gramStart"/>
-      <w:r>
-        <w:t>”</w:t>
-      </w:r>
-      <w:proofErr w:type="gramEnd"/>
-      <w:r>
-        <w:rPr>
-          <w:rFonts w:hint="eastAsia"/>
-        </w:rPr>
-        <w:t>，该</w:t>
-      </w:r>
-      <w:r>
-        <w:rPr>
-          <w:rFonts w:hint="eastAsia"/>
-        </w:rPr>
-        <w:t>Rate</w:t>
-      </w:r>
-      <w:r>
-        <w:rPr>
-          <w:rFonts w:hint="eastAsia"/>
-        </w:rPr>
-        <w:t>根据创建区域时指定的对象集合创建周期及当前时间计算得来，如果系统当前</w:t>
-      </w:r>
-      <w:r>
-        <w:rPr>
-          <w:rFonts w:hint="eastAsia"/>
-        </w:rPr>
-        <w:t>集合空间下</w:t>
-      </w:r>
-      <w:r>
-        <w:rPr>
-          <w:rFonts w:hint="eastAsia"/>
-        </w:rPr>
-        <w:t>不存在该集合，则创建集合</w:t>
-      </w:r>
-      <w:r>
-        <w:rPr>
-          <w:rFonts w:hint="eastAsia"/>
-        </w:rPr>
-        <w:t>。</w:t>
-      </w:r>
-    </w:p>
-    <w:p>
-      <w:pPr>
-        <w:spacing w:beforeLines="50" w:before="156" w:afterLines="50" w:after="156"/>
         <w:ind w:left="0"/>
       </w:pPr>
       <w:r>
         <w:rPr>
           <w:rFonts w:hint="eastAsia"/>
         </w:rPr>
-        <w:t>返回结果：</w:t>
-      </w:r>
-    </w:p>
-    <w:p>
-      <w:pPr>
-        <w:spacing w:beforeLines="50" w:before="156" w:afterLines="50" w:after="156"/>
-        <w:ind w:left="0"/>
-      </w:pPr>
-      <w:r>
-        <w:rPr>
-          <w:rFonts w:hint="eastAsia"/>
-        </w:rPr>
-        <w:t>Etag</w:t>
-      </w:r>
-      <w:r>
-        <w:rPr>
-          <w:rFonts w:hint="eastAsia"/>
-        </w:rPr>
-        <w:t>：返回新增对象的</w:t>
-      </w:r>
-      <w:r>
-        <w:rPr>
-          <w:rFonts w:hint="eastAsia"/>
-        </w:rPr>
-        <w:t>ETag</w:t>
-      </w:r>
-      <w:r>
-        <w:rPr>
-          <w:rFonts w:hint="eastAsia"/>
-        </w:rPr>
-        <w:t>（对象内容的</w:t>
-      </w:r>
-      <w:r>
-        <w:rPr>
-          <w:rFonts w:hint="eastAsia"/>
-        </w:rPr>
-        <w:t>MD</w:t>
-      </w:r>
-      <w:r>
-        <w:t>5</w:t>
-      </w:r>
-      <w:r>
-        <w:rPr>
-          <w:rFonts w:hint="eastAsia"/>
-        </w:rPr>
-        <w:t>值）。</w:t>
-      </w:r>
-    </w:p>
-    <w:p>
-      <w:pPr>
-        <w:spacing w:beforeLines="50" w:before="156" w:afterLines="50" w:after="156"/>
-        <w:ind w:left="0"/>
-      </w:pPr>
-      <w:r>
-        <w:t>Version</w:t>
-      </w:r>
-      <w:r>
-        <w:rPr>
-          <w:rFonts w:hint="eastAsia"/>
-        </w:rPr>
-        <w:t>id</w:t>
-      </w:r>
-      <w:r>
+        <w:t xml:space="preserve">   PUT</w:t>
+      </w:r>
+      <w:r>
+        <w:t xml:space="preserve"> Object</w:t>
+      </w:r>
+      <w:r>
+        <w:rPr>
+          <w:rFonts w:hint="eastAsia"/>
+        </w:rPr>
+        <w:t>业务流程</w:t>
+      </w:r>
+      <w:r>
+        <w:rPr>
+          <w:rFonts w:hint="eastAsia"/>
+        </w:rPr>
         <w:t>:</w:t>
       </w:r>
-      <w:r>
-        <w:rPr>
-          <w:rFonts w:hint="eastAsia"/>
-        </w:rPr>
-        <w:t>新增对象的</w:t>
-      </w:r>
-      <w:r>
-        <w:rPr>
-          <w:rFonts w:hint="eastAsia"/>
-        </w:rPr>
-        <w:t>version</w:t>
-      </w:r>
-      <w:r>
-        <w:t>id</w:t>
-      </w:r>
-      <w:r>
-        <w:rPr>
-          <w:rFonts w:hint="eastAsia"/>
-        </w:rPr>
-        <w:t>，只有当版本控制状态为</w:t>
-      </w:r>
-      <w:r>
-        <w:rPr>
-          <w:rFonts w:hint="eastAsia"/>
-        </w:rPr>
-        <w:t>Enabled</w:t>
-      </w:r>
-      <w:r>
-        <w:rPr>
-          <w:rFonts w:hint="eastAsia"/>
-        </w:rPr>
-        <w:t>时才返回。</w:t>
-      </w:r>
-    </w:p>
-    <w:p>
-      <w:pPr>
-        <w:spacing w:beforeLines="50" w:before="156" w:afterLines="50" w:after="156"/>
-        <w:ind w:left="0"/>
-      </w:pPr>
-    </w:p>
-    <w:p>
-      <w:pPr>
-        <w:spacing w:beforeLines="50" w:before="156" w:afterLines="50" w:after="156"/>
-        <w:ind w:left="0"/>
-      </w:pPr>
-      <w:r>
-        <w:rPr>
-          <w:rFonts w:hint="eastAsia"/>
-        </w:rPr>
-        <w:t xml:space="preserve">   PUT</w:t>
-      </w:r>
-      <w:r>
-        <w:t xml:space="preserve"> Object</w:t>
-      </w:r>
-      <w:r>
-        <w:rPr>
-          <w:rFonts w:hint="eastAsia"/>
-        </w:rPr>
-        <w:t>业务流程</w:t>
-      </w:r>
-      <w:r>
-        <w:rPr>
-          <w:rFonts w:hint="eastAsia"/>
-        </w:rPr>
-        <w:t>:</w:t>
-      </w:r>
-      <w:bookmarkStart w:id="2" w:name="_GoBack"/>
-      <w:bookmarkEnd w:id="2"/>
     </w:p>
     <w:p>
       <w:pPr>
@@ -21574,21 +21172,7 @@
         <w:rPr>
           <w:rFonts w:hint="eastAsia"/>
         </w:rPr>
-        <w:t>结果时就会锁定记录，只有当事务提交或者</w:t>
-      </w:r>
-      <w:proofErr w:type="gramStart"/>
-      <w:r>
-        <w:rPr>
-          <w:rFonts w:hint="eastAsia"/>
-        </w:rPr>
-        <w:t>回滚才</w:t>
-      </w:r>
-      <w:proofErr w:type="gramEnd"/>
-      <w:r>
-        <w:rPr>
-          <w:rFonts w:hint="eastAsia"/>
-        </w:rPr>
-        <w:t>会解锁</w:t>
+        <w:t>结果时就会锁定记录，只有当事务提交或者回滚才会解锁</w:t>
       </w:r>
       <w:r>
         <w:rPr>
@@ -21623,35 +21207,7 @@
           <w:rFonts w:hint="eastAsia"/>
         </w:rPr>
         <w:lastRenderedPageBreak/>
-        <w:t>先将</w:t>
-      </w:r>
-      <w:proofErr w:type="gramStart"/>
-      <w:r>
-        <w:rPr>
-          <w:rFonts w:hint="eastAsia"/>
-        </w:rPr>
-        <w:t>原最新</w:t>
-      </w:r>
-      <w:proofErr w:type="gramEnd"/>
-      <w:r>
-        <w:rPr>
-          <w:rFonts w:hint="eastAsia"/>
-        </w:rPr>
-        <w:t>元数据写入历史元数据表，再更新最新元数据，避免</w:t>
-      </w:r>
-      <w:proofErr w:type="gramStart"/>
-      <w:r>
-        <w:rPr>
-          <w:rFonts w:hint="eastAsia"/>
-        </w:rPr>
-        <w:t>原最新</w:t>
-      </w:r>
-      <w:proofErr w:type="gramEnd"/>
-      <w:r>
-        <w:rPr>
-          <w:rFonts w:hint="eastAsia"/>
-        </w:rPr>
-        <w:t>元数据在一部分时刻在最新元数据表和历史元数据表都查询不到任何关于此版本的记录。</w:t>
+        <w:t>先将原最新元数据写入历史元数据表，再更新最新元数据，避免原最新元数据在一部分时刻在最新元数据表和历史元数据表都查询不到任何关于此版本的记录。</w:t>
       </w:r>
     </w:p>
     <w:p>
@@ -21827,19 +21383,11 @@
         </w:rPr>
         <w:t>PUT</w:t>
       </w:r>
-      <w:proofErr w:type="gramStart"/>
-      <w:r>
-        <w:rPr>
-          <w:rFonts w:hint="eastAsia"/>
-        </w:rPr>
-        <w:t>操作再</w:t>
-      </w:r>
-      <w:proofErr w:type="gramEnd"/>
-      <w:r>
-        <w:rPr>
-          <w:rFonts w:hint="eastAsia"/>
-        </w:rPr>
-        <w:t>执行</w:t>
+      <w:r>
+        <w:rPr>
+          <w:rFonts w:hint="eastAsia"/>
+        </w:rPr>
+        <w:t>操作再执行</w:t>
       </w:r>
       <w:r>
         <w:rPr>
@@ -21892,21 +21440,7 @@
         <w:rPr>
           <w:rFonts w:hint="eastAsia"/>
         </w:rPr>
-        <w:t>操作在处理同一个对象，查询元数据时发现已经有该对象的记录，则上</w:t>
-      </w:r>
-      <w:proofErr w:type="gramStart"/>
-      <w:r>
-        <w:rPr>
-          <w:rFonts w:hint="eastAsia"/>
-        </w:rPr>
-        <w:t>传对象</w:t>
-      </w:r>
-      <w:proofErr w:type="gramEnd"/>
-      <w:r>
-        <w:rPr>
-          <w:rFonts w:hint="eastAsia"/>
-        </w:rPr>
-        <w:t>后使用</w:t>
+        <w:t>操作在处理同一个对象，查询元数据时发现已经有该对象的记录，则上传对象后使用</w:t>
       </w:r>
       <w:r>
         <w:rPr>
@@ -23796,21 +23330,7 @@
         <w:rPr>
           <w:rFonts w:hint="eastAsia"/>
         </w:rPr>
-        <w:t>引，</w:t>
-      </w:r>
-      <w:proofErr w:type="gramStart"/>
-      <w:r>
-        <w:rPr>
-          <w:rFonts w:hint="eastAsia"/>
-        </w:rPr>
-        <w:t>每分配</w:t>
-      </w:r>
-      <w:proofErr w:type="gramEnd"/>
-      <w:r>
-        <w:rPr>
-          <w:rFonts w:hint="eastAsia"/>
-        </w:rPr>
-        <w:t>一个上下文，</w:t>
+        <w:t>引，每分配一个上下文，</w:t>
       </w:r>
       <w:r>
         <w:rPr>
@@ -25560,19 +25080,11 @@
         </w:rPr>
         <w:t>key</w:t>
       </w:r>
-      <w:proofErr w:type="gramStart"/>
-      <w:r>
-        <w:rPr>
-          <w:rFonts w:hint="eastAsia"/>
-        </w:rPr>
-        <w:t>值记录</w:t>
-      </w:r>
-      <w:proofErr w:type="gramEnd"/>
-      <w:r>
-        <w:rPr>
-          <w:rFonts w:hint="eastAsia"/>
-        </w:rPr>
-        <w:t>排序）。</w:t>
+      <w:r>
+        <w:rPr>
+          <w:rFonts w:hint="eastAsia"/>
+        </w:rPr>
+        <w:t>值记录排序）。</w:t>
       </w:r>
     </w:p>
     <w:p>
@@ -31163,14 +30675,12 @@
             <w:pPr>
               <w:ind w:left="0"/>
             </w:pPr>
-            <w:proofErr w:type="gramStart"/>
             <w:r>
               <w:rPr>
                 <w:rFonts w:hint="eastAsia"/>
               </w:rPr>
               <w:t>桶名</w:t>
             </w:r>
-            <w:proofErr w:type="gramEnd"/>
             <w:r>
               <w:rPr>
                 <w:rFonts w:hint="eastAsia"/>
@@ -31709,16 +31219,8 @@
               <w:rPr>
                 <w:rFonts w:hint="eastAsia"/>
               </w:rPr>
-              <w:t>执行一次上</w:t>
-            </w:r>
-            <w:proofErr w:type="gramStart"/>
-            <w:r>
-              <w:rPr>
-                <w:rFonts w:hint="eastAsia"/>
-              </w:rPr>
-              <w:t>传对象</w:t>
-            </w:r>
-            <w:proofErr w:type="gramEnd"/>
+              <w:t>执行一次上传对象</w:t>
+            </w:r>
           </w:p>
         </w:tc>
         <w:tc>
@@ -31925,16 +31427,8 @@
               <w:rPr>
                 <w:rFonts w:hint="eastAsia"/>
               </w:rPr>
-              <w:t>多次上</w:t>
-            </w:r>
-            <w:proofErr w:type="gramStart"/>
-            <w:r>
-              <w:rPr>
-                <w:rFonts w:hint="eastAsia"/>
-              </w:rPr>
-              <w:t>传不同</w:t>
-            </w:r>
-            <w:proofErr w:type="gramEnd"/>
+              <w:t>多次上传不同</w:t>
+            </w:r>
             <w:r>
               <w:rPr>
                 <w:rFonts w:hint="eastAsia"/>
@@ -39080,6 +38574,7 @@
         <w:docPartUnique/>
       </w:docPartObj>
     </w:sdtPr>
+    <w:sdtEndPr/>
     <w:sdtContent>
       <w:p>
         <w:pPr>
@@ -39100,7 +38595,7 @@
             <w:noProof/>
             <w:lang w:val="zh-CN"/>
           </w:rPr>
-          <w:t>29</w:t>
+          <w:t>39</w:t>
         </w:r>
         <w:r>
           <w:fldChar w:fldCharType="end"/>
@@ -45654,7 +45149,7 @@
 </file>
 
 <file path=customXml/itemProps1.xml><?xml version="1.0" encoding="utf-8"?>
-<ds:datastoreItem xmlns:ds="http://schemas.openxmlformats.org/officeDocument/2006/customXml" ds:itemID="{E99CD0DD-812B-45CC-9A8A-352C8459A00C}">
+<ds:datastoreItem xmlns:ds="http://schemas.openxmlformats.org/officeDocument/2006/customXml" ds:itemID="{D32C6944-8ACB-40E5-9B22-BB51F556057E}">
   <ds:schemaRefs>
     <ds:schemaRef ds:uri="http://schemas.openxmlformats.org/officeDocument/2006/bibliography"/>
   </ds:schemaRefs>

--- a/internal_doc/03.开发设计/Amazon S3接口兼容/Story--SequoiaDB兼容Amazon S3接口 -对象管理.docx
+++ b/internal_doc/03.开发设计/Amazon S3接口兼容/Story--SequoiaDB兼容Amazon S3接口 -对象管理.docx
@@ -113,12 +113,14 @@
               </w:rPr>
               <w:t xml:space="preserve">  </w:t>
             </w:r>
+            <w:proofErr w:type="gramStart"/>
             <w:r>
               <w:rPr>
                 <w:rFonts w:hint="eastAsia"/>
               </w:rPr>
               <w:t>赵玉静</w:t>
             </w:r>
+            <w:proofErr w:type="gramEnd"/>
           </w:p>
         </w:tc>
         <w:tc>
@@ -1247,18 +1249,22 @@
               </w:rPr>
               <w:t>，</w:t>
             </w:r>
+            <w:proofErr w:type="gramStart"/>
             <w:r>
               <w:t>”</w:t>
             </w:r>
+            <w:proofErr w:type="gramEnd"/>
             <w:r>
               <w:rPr>
                 <w:rFonts w:hint="eastAsia"/>
               </w:rPr>
               <w:t>127</w:t>
             </w:r>
+            <w:proofErr w:type="gramStart"/>
             <w:r>
               <w:t>”</w:t>
             </w:r>
+            <w:proofErr w:type="gramEnd"/>
           </w:p>
         </w:tc>
         <w:tc>
@@ -1605,12 +1611,14 @@
               </w:rPr>
               <w:t>/</w:t>
             </w:r>
+            <w:proofErr w:type="gramStart"/>
             <w:r>
               <w:rPr>
                 <w:rFonts w:hint="eastAsia"/>
               </w:rPr>
               <w:t>反勾号</w:t>
             </w:r>
+            <w:proofErr w:type="gramEnd"/>
           </w:p>
         </w:tc>
       </w:tr>
@@ -5419,11 +5427,19 @@
               </w:rPr>
               <w:t>}</w:t>
             </w:r>
+            <w:proofErr w:type="gramStart"/>
             <w:r>
               <w:rPr>
                 <w:i/>
               </w:rPr>
-              <w:t xml:space="preserve">/?list-type=2 HTTP/1.1 </w:t>
+              <w:t>/?list</w:t>
+            </w:r>
+            <w:proofErr w:type="gramEnd"/>
+            <w:r>
+              <w:rPr>
+                <w:i/>
+              </w:rPr>
+              <w:t xml:space="preserve">-type=2 HTTP/1.1 </w:t>
             </w:r>
           </w:p>
           <w:p>
@@ -5687,7 +5703,21 @@
               <w:rPr>
                 <w:i/>
               </w:rPr>
-              <w:t xml:space="preserve">    &lt;ETag&gt;&amp;quot;fba9dede5f27731c9771645a39863328&amp;quot;&lt;/ETag&gt;    </w:t>
+              <w:t xml:space="preserve">    &lt;ETag&gt;&amp;</w:t>
+            </w:r>
+            <w:proofErr w:type="gramStart"/>
+            <w:r>
+              <w:rPr>
+                <w:i/>
+              </w:rPr>
+              <w:t>quot;fba</w:t>
+            </w:r>
+            <w:proofErr w:type="gramEnd"/>
+            <w:r>
+              <w:rPr>
+                <w:i/>
+              </w:rPr>
+              <w:t xml:space="preserve">9dede5f27731c9771645a39863328&amp;quot;&lt;/ETag&gt;    </w:t>
             </w:r>
           </w:p>
           <w:p>
@@ -5858,11 +5888,19 @@
               </w:rPr>
               <w:t>}</w:t>
             </w:r>
+            <w:proofErr w:type="gramStart"/>
             <w:r>
               <w:rPr>
                 <w:i/>
               </w:rPr>
-              <w:t xml:space="preserve">/?list-type=2&amp;prefix=photos/2006/&amp;delimiter=/ HTTP/1.1 </w:t>
+              <w:t>/?list</w:t>
+            </w:r>
+            <w:proofErr w:type="gramEnd"/>
+            <w:r>
+              <w:rPr>
+                <w:i/>
+              </w:rPr>
+              <w:t xml:space="preserve">-type=2&amp;prefix=photos/2006/&amp;delimiter=/ HTTP/1.1 </w:t>
             </w:r>
           </w:p>
           <w:p>
@@ -6114,7 +6152,21 @@
               <w:rPr>
                 <w:i/>
               </w:rPr>
-              <w:t>&lt;ETag&gt;&amp;quot;d41d8cd98f00b204e9800998ecf8427e&amp;quot;&lt;/ETag&gt;</w:t>
+              <w:t>&lt;ETag&gt;&amp;</w:t>
+            </w:r>
+            <w:proofErr w:type="gramStart"/>
+            <w:r>
+              <w:rPr>
+                <w:i/>
+              </w:rPr>
+              <w:t>quot;d</w:t>
+            </w:r>
+            <w:proofErr w:type="gramEnd"/>
+            <w:r>
+              <w:rPr>
+                <w:i/>
+              </w:rPr>
+              <w:t>41d8cd98f00b204e9800998ecf8427e&amp;quot;&lt;/ETag&gt;</w:t>
             </w:r>
           </w:p>
           <w:p>
@@ -8318,11 +8370,16 @@
               </w:rPr>
               <w:t>bucketname</w:t>
             </w:r>
+            <w:proofErr w:type="gramStart"/>
             <w:r>
               <w:t>}</w:t>
             </w:r>
             <w:r>
-              <w:t xml:space="preserve">?versions HTTP/1.1 </w:t>
+              <w:t>?versions</w:t>
+            </w:r>
+            <w:proofErr w:type="gramEnd"/>
+            <w:r>
+              <w:t xml:space="preserve"> HTTP/1.1 </w:t>
             </w:r>
           </w:p>
           <w:p>
@@ -8488,7 +8545,15 @@
               <w:ind w:leftChars="400" w:left="840"/>
             </w:pPr>
             <w:r>
-              <w:t>&lt;LastModified&gt;2009-10-12T17:50:30.000Z&lt;/LastModified&gt;        &lt;ETag&gt;&amp;quot;fba9dede5f27731c9771645a39863328&amp;quot;&lt;/ETag&gt;        &lt;Size&gt;434234&lt;/Size&gt;</w:t>
+              <w:t>&lt;LastModified&gt;2009-10-12T17:50:30.000Z&lt;/LastModified&gt;        &lt;ETag&gt;&amp;</w:t>
+            </w:r>
+            <w:proofErr w:type="gramStart"/>
+            <w:r>
+              <w:t>quot;fba</w:t>
+            </w:r>
+            <w:proofErr w:type="gramEnd"/>
+            <w:r>
+              <w:t>9dede5f27731c9771645a39863328&amp;quot;&lt;/ETag&gt;        &lt;Size&gt;434234&lt;/Size&gt;</w:t>
             </w:r>
           </w:p>
           <w:p>
@@ -9715,8 +9780,13 @@
               </w:rPr>
               <w:t>：</w:t>
             </w:r>
-            <w:r>
-              <w:t>Range:bytes=beginbyte-endbyte</w:t>
+            <w:proofErr w:type="gramStart"/>
+            <w:r>
+              <w:t>Range:bytes</w:t>
+            </w:r>
+            <w:proofErr w:type="gramEnd"/>
+            <w:r>
+              <w:t>=beginbyte-endbyte</w:t>
             </w:r>
           </w:p>
           <w:p>
@@ -9896,7 +9966,15 @@
               <w:ind w:left="0"/>
             </w:pPr>
             <w:r>
-              <w:t>Return the object only if its entity tag (ETag) is the same as the one speciﬁed; otherwise, return a 412 (precondition failed).</w:t>
+              <w:t xml:space="preserve">Return the object only if its entity </w:t>
+            </w:r>
+            <w:proofErr w:type="gramStart"/>
+            <w:r>
+              <w:t>tag</w:t>
+            </w:r>
+            <w:proofErr w:type="gramEnd"/>
+            <w:r>
+              <w:t xml:space="preserve"> (ETag) is the same as the one speciﬁed; otherwise, return a 412 (precondition failed).</w:t>
             </w:r>
           </w:p>
           <w:p>
@@ -9951,7 +10029,15 @@
               <w:ind w:left="0"/>
             </w:pPr>
             <w:r>
-              <w:t>Return the object only if its entity tag (ETag) is diﬀerent from the one speciﬁed; otherwise, return a 304 (not modiﬁed).</w:t>
+              <w:t xml:space="preserve">Return the object only if its entity </w:t>
+            </w:r>
+            <w:proofErr w:type="gramStart"/>
+            <w:r>
+              <w:t>tag</w:t>
+            </w:r>
+            <w:proofErr w:type="gramEnd"/>
+            <w:r>
+              <w:t xml:space="preserve"> (ETag) is diﬀerent from the one speciﬁed; otherwise, return a 304 (not modiﬁed).</w:t>
             </w:r>
           </w:p>
           <w:p>
@@ -11916,8 +12002,13 @@
               </w:rPr>
               <w:t>：</w:t>
             </w:r>
-            <w:r>
-              <w:t>Range:bytes=beginbyte-endbyte</w:t>
+            <w:proofErr w:type="gramStart"/>
+            <w:r>
+              <w:t>Range:bytes</w:t>
+            </w:r>
+            <w:proofErr w:type="gramEnd"/>
+            <w:r>
+              <w:t>=beginbyte-endbyte</w:t>
             </w:r>
           </w:p>
           <w:p>
@@ -12079,7 +12170,15 @@
               <w:ind w:left="0"/>
             </w:pPr>
             <w:r>
-              <w:t>Return the object only if its entity tag (ETag) is the same as the one speciﬁed; otherwise, return a 412 (precondition failed).</w:t>
+              <w:t xml:space="preserve">Return the object only if its entity </w:t>
+            </w:r>
+            <w:proofErr w:type="gramStart"/>
+            <w:r>
+              <w:t>tag</w:t>
+            </w:r>
+            <w:proofErr w:type="gramEnd"/>
+            <w:r>
+              <w:t xml:space="preserve"> (ETag) is the same as the one speciﬁed; otherwise, return a 412 (precondition failed).</w:t>
             </w:r>
           </w:p>
           <w:p>
@@ -12134,7 +12233,15 @@
               <w:ind w:left="0"/>
             </w:pPr>
             <w:r>
-              <w:t>Return the object only if its entity tag (ETag) is diﬀerent from the one speciﬁed; otherwise, return a 304 (not modiﬁed).</w:t>
+              <w:t xml:space="preserve">Return the object only if its entity </w:t>
+            </w:r>
+            <w:proofErr w:type="gramStart"/>
+            <w:r>
+              <w:t>tag</w:t>
+            </w:r>
+            <w:proofErr w:type="gramEnd"/>
+            <w:r>
+              <w:t xml:space="preserve"> (ETag) is diﬀerent from the one speciﬁed; otherwise, return a 304 (not modiﬁed).</w:t>
             </w:r>
           </w:p>
           <w:p>
@@ -13174,8 +13281,16 @@
               <w:rPr>
                 <w:rFonts w:hint="eastAsia"/>
               </w:rPr>
-              <w:t>携带鉴权信息</w:t>
-            </w:r>
+              <w:t>携带鉴</w:t>
+            </w:r>
+            <w:proofErr w:type="gramStart"/>
+            <w:r>
+              <w:rPr>
+                <w:rFonts w:hint="eastAsia"/>
+              </w:rPr>
+              <w:t>权信息</w:t>
+            </w:r>
+            <w:proofErr w:type="gramEnd"/>
           </w:p>
         </w:tc>
       </w:tr>
@@ -13308,15 +13423,28 @@
               <w:ind w:left="0"/>
             </w:pPr>
             <w:r>
-              <w:t>ClientConfiguration config = new ClientConfiguration();</w:t>
-            </w:r>
-          </w:p>
-          <w:p>
-            <w:pPr>
-              <w:ind w:left="0"/>
-            </w:pPr>
-            <w:r>
-              <w:t>config.setUseExpectContinue(false);</w:t>
+              <w:t xml:space="preserve">ClientConfiguration config = new </w:t>
+            </w:r>
+            <w:proofErr w:type="gramStart"/>
+            <w:r>
+              <w:t>ClientConfiguration(</w:t>
+            </w:r>
+            <w:proofErr w:type="gramEnd"/>
+            <w:r>
+              <w:t>);</w:t>
+            </w:r>
+          </w:p>
+          <w:p>
+            <w:pPr>
+              <w:ind w:left="0"/>
+            </w:pPr>
+            <w:proofErr w:type="gramStart"/>
+            <w:r>
+              <w:t>config.setUseExpectContinue</w:t>
+            </w:r>
+            <w:proofErr w:type="gramEnd"/>
+            <w:r>
+              <w:t>(false);</w:t>
             </w:r>
           </w:p>
           <w:p>
@@ -13376,27 +13504,67 @@
           </w:p>
           <w:p>
             <w:r>
-              <w:t xml:space="preserve">        .withEndpointConfiguration(endpointConfiguration)</w:t>
-            </w:r>
-          </w:p>
-          <w:p>
-            <w:r>
-              <w:t xml:space="preserve">        .withClientConfiguration(config)                </w:t>
-            </w:r>
-          </w:p>
-          <w:p>
-            <w:r>
-              <w:t xml:space="preserve">        .withCredentials(new AWSStaticCredentialsProvider(credentials)) </w:t>
-            </w:r>
-          </w:p>
-          <w:p>
-            <w:r>
-              <w:t xml:space="preserve">        .withChunkedEncodingDisabled(true)    </w:t>
-            </w:r>
-          </w:p>
-          <w:p>
-            <w:r>
-              <w:t xml:space="preserve">        .build()</w:t>
+              <w:t xml:space="preserve">        </w:t>
+            </w:r>
+            <w:proofErr w:type="gramStart"/>
+            <w:r>
+              <w:t>.withEndpointConfiguration</w:t>
+            </w:r>
+            <w:proofErr w:type="gramEnd"/>
+            <w:r>
+              <w:t>(endpointConfiguration)</w:t>
+            </w:r>
+          </w:p>
+          <w:p>
+            <w:r>
+              <w:t xml:space="preserve">        </w:t>
+            </w:r>
+            <w:proofErr w:type="gramStart"/>
+            <w:r>
+              <w:t>.withClientConfiguration</w:t>
+            </w:r>
+            <w:proofErr w:type="gramEnd"/>
+            <w:r>
+              <w:t xml:space="preserve">(config)                </w:t>
+            </w:r>
+          </w:p>
+          <w:p>
+            <w:r>
+              <w:t xml:space="preserve">        </w:t>
+            </w:r>
+            <w:proofErr w:type="gramStart"/>
+            <w:r>
+              <w:t>.withCredentials</w:t>
+            </w:r>
+            <w:proofErr w:type="gramEnd"/>
+            <w:r>
+              <w:t xml:space="preserve">(new AWSStaticCredentialsProvider(credentials)) </w:t>
+            </w:r>
+          </w:p>
+          <w:p>
+            <w:r>
+              <w:t xml:space="preserve">        </w:t>
+            </w:r>
+            <w:proofErr w:type="gramStart"/>
+            <w:r>
+              <w:t>.withChunkedEncodingDisabled</w:t>
+            </w:r>
+            <w:proofErr w:type="gramEnd"/>
+            <w:r>
+              <w:t xml:space="preserve">(true)    </w:t>
+            </w:r>
+          </w:p>
+          <w:p>
+            <w:r>
+              <w:t xml:space="preserve">        </w:t>
+            </w:r>
+            <w:proofErr w:type="gramStart"/>
+            <w:r>
+              <w:t>.build</w:t>
+            </w:r>
+            <w:proofErr w:type="gramEnd"/>
+            <w:r>
+              <w:t>()</w:t>
             </w:r>
           </w:p>
           <w:p>
@@ -13956,7 +14124,15 @@
               <w:ind w:left="0"/>
             </w:pPr>
             <w:r>
-              <w:t>PutObjectRequest request = new PutObjectRequest(bucketname, keyName, new File("C:\\</w:t>
+              <w:t xml:space="preserve">PutObjectRequest request = new </w:t>
+            </w:r>
+            <w:proofErr w:type="gramStart"/>
+            <w:r>
+              <w:t>PutObjectRequest(</w:t>
+            </w:r>
+            <w:proofErr w:type="gramEnd"/>
+            <w:r>
+              <w:t>bucketname, keyName, new File("C:\\</w:t>
             </w:r>
             <w:r>
               <w:rPr>
@@ -13982,31 +14158,57 @@
               <w:ind w:left="0"/>
             </w:pPr>
             <w:r>
-              <w:t>ObjectMetadata metaData = new ObjectMetadata();</w:t>
-            </w:r>
-          </w:p>
-          <w:p>
-            <w:pPr>
-              <w:ind w:left="0"/>
-            </w:pPr>
-            <w:r>
-              <w:t>Map&lt;String,String&gt; xMeta = new HashMap&lt;String, String&gt;();</w:t>
-            </w:r>
-          </w:p>
-          <w:p>
-            <w:pPr>
-              <w:ind w:left="0"/>
-            </w:pPr>
-            <w:r>
-              <w:t>xMeta.put("test1", "1234");</w:t>
-            </w:r>
-          </w:p>
-          <w:p>
-            <w:pPr>
-              <w:ind w:left="0"/>
-            </w:pPr>
-            <w:r>
-              <w:t>xMeta.put("test2", "123343");</w:t>
+              <w:t xml:space="preserve">ObjectMetadata metaData = new </w:t>
+            </w:r>
+            <w:proofErr w:type="gramStart"/>
+            <w:r>
+              <w:t>ObjectMetadata(</w:t>
+            </w:r>
+            <w:proofErr w:type="gramEnd"/>
+            <w:r>
+              <w:t>);</w:t>
+            </w:r>
+          </w:p>
+          <w:p>
+            <w:pPr>
+              <w:ind w:left="0"/>
+            </w:pPr>
+            <w:r>
+              <w:t>Map&lt;</w:t>
+            </w:r>
+            <w:proofErr w:type="gramStart"/>
+            <w:r>
+              <w:t>String,String</w:t>
+            </w:r>
+            <w:proofErr w:type="gramEnd"/>
+            <w:r>
+              <w:t>&gt; xMeta = new HashMap&lt;String, String&gt;();</w:t>
+            </w:r>
+          </w:p>
+          <w:p>
+            <w:pPr>
+              <w:ind w:left="0"/>
+            </w:pPr>
+            <w:proofErr w:type="gramStart"/>
+            <w:r>
+              <w:t>xMeta.put(</w:t>
+            </w:r>
+            <w:proofErr w:type="gramEnd"/>
+            <w:r>
+              <w:t>"test1", "1234");</w:t>
+            </w:r>
+          </w:p>
+          <w:p>
+            <w:pPr>
+              <w:ind w:left="0"/>
+            </w:pPr>
+            <w:proofErr w:type="gramStart"/>
+            <w:r>
+              <w:t>xMeta.put(</w:t>
+            </w:r>
+            <w:proofErr w:type="gramEnd"/>
+            <w:r>
+              <w:t>"test2", "123343");</w:t>
             </w:r>
           </w:p>
           <w:p>
@@ -14054,7 +14256,15 @@
               <w:ind w:left="0"/>
             </w:pPr>
             <w:r>
-              <w:t>metaData.setExpirationTime(new Date());</w:t>
+              <w:t xml:space="preserve">metaData.setExpirationTime(new </w:t>
+            </w:r>
+            <w:proofErr w:type="gramStart"/>
+            <w:r>
+              <w:t>Date(</w:t>
+            </w:r>
+            <w:proofErr w:type="gramEnd"/>
+            <w:r>
+              <w:t>));</w:t>
             </w:r>
           </w:p>
           <w:p>
@@ -14069,8 +14279,13 @@
             <w:pPr>
               <w:ind w:left="0"/>
             </w:pPr>
-            <w:r>
-              <w:t>request.withMetadata(metaData);</w:t>
+            <w:proofErr w:type="gramStart"/>
+            <w:r>
+              <w:t>request.withMetadata</w:t>
+            </w:r>
+            <w:proofErr w:type="gramEnd"/>
+            <w:r>
+              <w:t>(metaData);</w:t>
             </w:r>
           </w:p>
           <w:p>
@@ -14411,8 +14626,16 @@
               <w:rPr>
                 <w:rFonts w:hint="eastAsia"/>
               </w:rPr>
-              <w:t>请求中添加桶名</w:t>
-            </w:r>
+              <w:t>请求中</w:t>
+            </w:r>
+            <w:proofErr w:type="gramStart"/>
+            <w:r>
+              <w:rPr>
+                <w:rFonts w:hint="eastAsia"/>
+              </w:rPr>
+              <w:t>添加桶名</w:t>
+            </w:r>
+            <w:proofErr w:type="gramEnd"/>
           </w:p>
         </w:tc>
       </w:tr>
@@ -14906,55 +15129,93 @@
               <w:ind w:left="0" w:firstLineChars="300" w:firstLine="630"/>
             </w:pPr>
             <w:r>
-              <w:t xml:space="preserve"> new ListObjectsV2Request().withBucketName(bucket).withEncodingType("url");</w:t>
-            </w:r>
-          </w:p>
-          <w:p>
-            <w:pPr>
-              <w:ind w:left="0"/>
-            </w:pPr>
-            <w:r>
-              <w:t>request.withMaxKeys(1);</w:t>
-            </w:r>
-          </w:p>
-          <w:p>
-            <w:pPr>
-              <w:ind w:left="0"/>
-            </w:pPr>
-            <w:r>
-              <w:t>request.withPrefix("aa/bb/");</w:t>
-            </w:r>
-          </w:p>
-          <w:p>
-            <w:pPr>
-              <w:ind w:left="0"/>
-            </w:pPr>
-            <w:r>
-              <w:t>request.withDelimiter("/");</w:t>
-            </w:r>
-          </w:p>
-          <w:p>
-            <w:pPr>
-              <w:ind w:left="0"/>
-            </w:pPr>
-            <w:r>
-              <w:t>request.withFetchOwner(true);</w:t>
-            </w:r>
-          </w:p>
-          <w:p>
-            <w:pPr>
-              <w:ind w:left="0"/>
-            </w:pPr>
-            <w:r>
-              <w:t>request.withStartAfter("aa");</w:t>
-            </w:r>
-          </w:p>
-          <w:p>
-            <w:pPr>
-              <w:ind w:left="0"/>
-            </w:pPr>
-            <w:r>
-              <w:t>request.withContinuationToken("B1AND1I");</w:t>
+              <w:t xml:space="preserve"> new ListObjectsV2Request(</w:t>
+            </w:r>
+            <w:proofErr w:type="gramStart"/>
+            <w:r>
+              <w:t>).withBucketName</w:t>
+            </w:r>
+            <w:proofErr w:type="gramEnd"/>
+            <w:r>
+              <w:t>(bucket).withEncodingType("url");</w:t>
+            </w:r>
+          </w:p>
+          <w:p>
+            <w:pPr>
+              <w:ind w:left="0"/>
+            </w:pPr>
+            <w:proofErr w:type="gramStart"/>
+            <w:r>
+              <w:t>request.withMaxKeys</w:t>
+            </w:r>
+            <w:proofErr w:type="gramEnd"/>
+            <w:r>
+              <w:t>(1);</w:t>
+            </w:r>
+          </w:p>
+          <w:p>
+            <w:pPr>
+              <w:ind w:left="0"/>
+            </w:pPr>
+            <w:proofErr w:type="gramStart"/>
+            <w:r>
+              <w:t>request.withPrefix</w:t>
+            </w:r>
+            <w:proofErr w:type="gramEnd"/>
+            <w:r>
+              <w:t>("aa/bb/");</w:t>
+            </w:r>
+          </w:p>
+          <w:p>
+            <w:pPr>
+              <w:ind w:left="0"/>
+            </w:pPr>
+            <w:proofErr w:type="gramStart"/>
+            <w:r>
+              <w:t>request.withDelimiter</w:t>
+            </w:r>
+            <w:proofErr w:type="gramEnd"/>
+            <w:r>
+              <w:t>("/");</w:t>
+            </w:r>
+          </w:p>
+          <w:p>
+            <w:pPr>
+              <w:ind w:left="0"/>
+            </w:pPr>
+            <w:proofErr w:type="gramStart"/>
+            <w:r>
+              <w:t>request.withFetchOwner</w:t>
+            </w:r>
+            <w:proofErr w:type="gramEnd"/>
+            <w:r>
+              <w:t>(true);</w:t>
+            </w:r>
+          </w:p>
+          <w:p>
+            <w:pPr>
+              <w:ind w:left="0"/>
+            </w:pPr>
+            <w:proofErr w:type="gramStart"/>
+            <w:r>
+              <w:t>request.withStartAfter</w:t>
+            </w:r>
+            <w:proofErr w:type="gramEnd"/>
+            <w:r>
+              <w:t>("aa");</w:t>
+            </w:r>
+          </w:p>
+          <w:p>
+            <w:pPr>
+              <w:ind w:left="0"/>
+            </w:pPr>
+            <w:proofErr w:type="gramStart"/>
+            <w:r>
+              <w:t>request.withContinuationToken</w:t>
+            </w:r>
+            <w:proofErr w:type="gramEnd"/>
+            <w:r>
+              <w:t>("B1AND1I");</w:t>
             </w:r>
           </w:p>
           <w:p>
@@ -15384,45 +15645,74 @@
               <w:ind w:left="0"/>
             </w:pPr>
             <w:r>
-              <w:t>ListVersionsRequest request = new ListVersionsRequest();</w:t>
-            </w:r>
-          </w:p>
-          <w:p>
-            <w:pPr>
-              <w:ind w:left="0"/>
-            </w:pPr>
-            <w:r>
-              <w:t>request.setBucketName(bucket);</w:t>
-            </w:r>
-          </w:p>
-          <w:p>
-            <w:pPr>
-              <w:ind w:left="0"/>
-            </w:pPr>
-            <w:r>
-              <w:t>request.setDelimiter("/");</w:t>
-            </w:r>
-          </w:p>
-          <w:p>
-            <w:pPr>
-              <w:ind w:left="0"/>
-            </w:pPr>
-            <w:r>
-              <w:t>request.setEncodingType("url");</w:t>
-            </w:r>
-          </w:p>
-          <w:p>
-            <w:pPr>
-              <w:ind w:left="0"/>
-            </w:pPr>
-            <w:r>
-              <w:t>equest.setKeyMarker("aa");</w:t>
-            </w:r>
-          </w:p>
-          <w:p>
-            <w:pPr>
-              <w:ind w:left="0"/>
-            </w:pPr>
+              <w:t xml:space="preserve">ListVersionsRequest request = new </w:t>
+            </w:r>
+            <w:proofErr w:type="gramStart"/>
+            <w:r>
+              <w:t>ListVersionsRequest(</w:t>
+            </w:r>
+            <w:proofErr w:type="gramEnd"/>
+            <w:r>
+              <w:t>);</w:t>
+            </w:r>
+          </w:p>
+          <w:p>
+            <w:pPr>
+              <w:ind w:left="0"/>
+            </w:pPr>
+            <w:proofErr w:type="gramStart"/>
+            <w:r>
+              <w:t>request.setBucketName</w:t>
+            </w:r>
+            <w:proofErr w:type="gramEnd"/>
+            <w:r>
+              <w:t>(bucket);</w:t>
+            </w:r>
+          </w:p>
+          <w:p>
+            <w:pPr>
+              <w:ind w:left="0"/>
+            </w:pPr>
+            <w:proofErr w:type="gramStart"/>
+            <w:r>
+              <w:t>request.setDelimiter</w:t>
+            </w:r>
+            <w:proofErr w:type="gramEnd"/>
+            <w:r>
+              <w:t>("/");</w:t>
+            </w:r>
+          </w:p>
+          <w:p>
+            <w:pPr>
+              <w:ind w:left="0"/>
+            </w:pPr>
+            <w:proofErr w:type="gramStart"/>
+            <w:r>
+              <w:t>request.setEncodingType</w:t>
+            </w:r>
+            <w:proofErr w:type="gramEnd"/>
+            <w:r>
+              <w:t>("url");</w:t>
+            </w:r>
+          </w:p>
+          <w:p>
+            <w:pPr>
+              <w:ind w:left="0"/>
+            </w:pPr>
+            <w:proofErr w:type="gramStart"/>
+            <w:r>
+              <w:t>equest.setKeyMarker</w:t>
+            </w:r>
+            <w:proofErr w:type="gramEnd"/>
+            <w:r>
+              <w:t>("aa");</w:t>
+            </w:r>
+          </w:p>
+          <w:p>
+            <w:pPr>
+              <w:ind w:left="0"/>
+            </w:pPr>
+            <w:proofErr w:type="gramStart"/>
             <w:r>
               <w:rPr>
                 <w:rFonts w:hint="eastAsia"/>
@@ -15430,13 +15720,18 @@
               <w:t>r</w:t>
             </w:r>
             <w:r>
-              <w:t>equest.setMaxResults(1000);</w:t>
-            </w:r>
-          </w:p>
-          <w:p>
-            <w:pPr>
-              <w:ind w:left="0"/>
-            </w:pPr>
+              <w:t>equest.setMaxResults</w:t>
+            </w:r>
+            <w:proofErr w:type="gramEnd"/>
+            <w:r>
+              <w:t>(1000);</w:t>
+            </w:r>
+          </w:p>
+          <w:p>
+            <w:pPr>
+              <w:ind w:left="0"/>
+            </w:pPr>
+            <w:proofErr w:type="gramStart"/>
             <w:r>
               <w:rPr>
                 <w:rFonts w:hint="eastAsia"/>
@@ -15444,15 +15739,24 @@
               <w:t>r</w:t>
             </w:r>
             <w:r>
-              <w:t>equest.setPrefix("aa");</w:t>
-            </w:r>
-          </w:p>
-          <w:p>
-            <w:pPr>
-              <w:ind w:left="0"/>
-            </w:pPr>
-            <w:r>
-              <w:t>request.setVersionIdMarker("null");</w:t>
+              <w:t>equest.setPrefix</w:t>
+            </w:r>
+            <w:proofErr w:type="gramEnd"/>
+            <w:r>
+              <w:t>("aa");</w:t>
+            </w:r>
+          </w:p>
+          <w:p>
+            <w:pPr>
+              <w:ind w:left="0"/>
+            </w:pPr>
+            <w:proofErr w:type="gramStart"/>
+            <w:r>
+              <w:t>request.setVersionIdMarker</w:t>
+            </w:r>
+            <w:proofErr w:type="gramEnd"/>
+            <w:r>
+              <w:t>("null");</w:t>
             </w:r>
           </w:p>
           <w:p>
@@ -16778,39 +17082,70 @@
               <w:ind w:left="0"/>
             </w:pPr>
             <w:r>
-              <w:t>GetObjectRequest request = new GetObjectRequest(bucketName, keyName);</w:t>
-            </w:r>
-          </w:p>
-          <w:p>
-            <w:pPr>
-              <w:ind w:left="0"/>
-            </w:pPr>
-            <w:r>
-              <w:t>request.withMatchingETagConstraint("cd6539df5298799314cd096b819bfcc8");</w:t>
-            </w:r>
-          </w:p>
-          <w:p>
-            <w:pPr>
-              <w:ind w:left="0"/>
-            </w:pPr>
-            <w:r>
-              <w:t>request.withModifiedSinceConstraint(new Date("Wed, 19 Sep 2018 01:30:01 GMT"));</w:t>
-            </w:r>
-          </w:p>
-          <w:p>
-            <w:pPr>
-              <w:ind w:left="0"/>
-            </w:pPr>
-            <w:r>
-              <w:t>request.withRange(-7938);</w:t>
-            </w:r>
-          </w:p>
-          <w:p>
-            <w:pPr>
-              <w:ind w:left="0"/>
-            </w:pPr>
-            <w:r>
-              <w:t>ResponseHeaderOverrides overrideHeaders = new ResponseHeaderOverrides();</w:t>
+              <w:t xml:space="preserve">GetObjectRequest request = new </w:t>
+            </w:r>
+            <w:proofErr w:type="gramStart"/>
+            <w:r>
+              <w:t>GetObjectRequest(</w:t>
+            </w:r>
+            <w:proofErr w:type="gramEnd"/>
+            <w:r>
+              <w:t>bucketName, keyName);</w:t>
+            </w:r>
+          </w:p>
+          <w:p>
+            <w:pPr>
+              <w:ind w:left="0"/>
+            </w:pPr>
+            <w:proofErr w:type="gramStart"/>
+            <w:r>
+              <w:t>request.withMatchingETagConstraint</w:t>
+            </w:r>
+            <w:proofErr w:type="gramEnd"/>
+            <w:r>
+              <w:t>("cd6539df5298799314cd096b819bfcc8");</w:t>
+            </w:r>
+          </w:p>
+          <w:p>
+            <w:pPr>
+              <w:ind w:left="0"/>
+            </w:pPr>
+            <w:proofErr w:type="gramStart"/>
+            <w:r>
+              <w:t>request.withModifiedSinceConstraint</w:t>
+            </w:r>
+            <w:proofErr w:type="gramEnd"/>
+            <w:r>
+              <w:t>(new Date("Wed, 19 Sep 2018 01:30:01 GMT"));</w:t>
+            </w:r>
+          </w:p>
+          <w:p>
+            <w:pPr>
+              <w:ind w:left="0"/>
+            </w:pPr>
+            <w:proofErr w:type="gramStart"/>
+            <w:r>
+              <w:t>request.withRange</w:t>
+            </w:r>
+            <w:proofErr w:type="gramEnd"/>
+            <w:r>
+              <w:t>(-7938);</w:t>
+            </w:r>
+          </w:p>
+          <w:p>
+            <w:pPr>
+              <w:ind w:left="0"/>
+            </w:pPr>
+            <w:r>
+              <w:t xml:space="preserve">ResponseHeaderOverrides overrideHeaders = new </w:t>
+            </w:r>
+            <w:proofErr w:type="gramStart"/>
+            <w:r>
+              <w:t>ResponseHeaderOverrides(</w:t>
+            </w:r>
+            <w:proofErr w:type="gramEnd"/>
+            <w:r>
+              <w:t>);</w:t>
             </w:r>
           </w:p>
           <w:p>
@@ -16833,8 +17168,13 @@
             <w:pPr>
               <w:ind w:left="0"/>
             </w:pPr>
-            <w:r>
-              <w:t>request.withResponseHeaders(overrideHeaders);</w:t>
+            <w:proofErr w:type="gramStart"/>
+            <w:r>
+              <w:t>request.withResponseHeaders</w:t>
+            </w:r>
+            <w:proofErr w:type="gramEnd"/>
+            <w:r>
+              <w:t>(overrideHeaders);</w:t>
             </w:r>
           </w:p>
           <w:p>
@@ -17126,7 +17466,15 @@
               <w:ind w:left="0"/>
             </w:pPr>
             <w:r>
-              <w:t>amazonS3.deleteObject(bucket,key);</w:t>
+              <w:t>amazonS3.deleteObject(</w:t>
+            </w:r>
+            <w:proofErr w:type="gramStart"/>
+            <w:r>
+              <w:t>bucket,key</w:t>
+            </w:r>
+            <w:proofErr w:type="gramEnd"/>
+            <w:r>
+              <w:t>);</w:t>
             </w:r>
           </w:p>
           <w:p>
@@ -17661,7 +18009,15 @@
               <w:ind w:left="0" w:firstLineChars="1000" w:firstLine="2100"/>
             </w:pPr>
             <w:r>
-              <w:t>new GetObjectMetadataRequest(bucket, object, versionId);</w:t>
+              <w:t xml:space="preserve">new </w:t>
+            </w:r>
+            <w:proofErr w:type="gramStart"/>
+            <w:r>
+              <w:t>GetObjectMetadataRequest(</w:t>
+            </w:r>
+            <w:proofErr w:type="gramEnd"/>
+            <w:r>
+              <w:t>bucket, object, versionId);</w:t>
             </w:r>
           </w:p>
           <w:p>
@@ -17917,7 +18273,23 @@
           <w:rFonts w:hint="eastAsia"/>
           <w:color w:val="00B0F0"/>
         </w:rPr>
-        <w:t>使用时序图或者活动图</w:t>
+        <w:t>使用时序</w:t>
+      </w:r>
+      <w:proofErr w:type="gramStart"/>
+      <w:r>
+        <w:rPr>
+          <w:rFonts w:hint="eastAsia"/>
+          <w:color w:val="00B0F0"/>
+        </w:rPr>
+        <w:t>图或者</w:t>
+      </w:r>
+      <w:proofErr w:type="gramEnd"/>
+      <w:r>
+        <w:rPr>
+          <w:rFonts w:hint="eastAsia"/>
+          <w:color w:val="00B0F0"/>
+        </w:rPr>
+        <w:t>活动图</w:t>
       </w:r>
       <w:r>
         <w:rPr>
@@ -18987,7 +19359,21 @@
         <w:rPr>
           <w:rFonts w:hint="eastAsia"/>
         </w:rPr>
-        <w:t>补充鉴权功能时时再补充此段检查。</w:t>
+        <w:t>补充鉴</w:t>
+      </w:r>
+      <w:proofErr w:type="gramStart"/>
+      <w:r>
+        <w:rPr>
+          <w:rFonts w:hint="eastAsia"/>
+        </w:rPr>
+        <w:t>权功能时时再</w:t>
+      </w:r>
+      <w:proofErr w:type="gramEnd"/>
+      <w:r>
+        <w:rPr>
+          <w:rFonts w:hint="eastAsia"/>
+        </w:rPr>
+        <w:t>补充此段检查。</w:t>
       </w:r>
     </w:p>
     <w:p>
@@ -20248,7 +20634,37 @@
         <w:rPr>
           <w:rFonts w:hint="eastAsia"/>
         </w:rPr>
-        <w:t>信息，则按照指定区域创建集合空间及集合，该桶内的对象数据及对象元</w:t>
+        <w:t>信息，则按照指定区域获取</w:t>
+      </w:r>
+      <w:r>
+        <w:rPr>
+          <w:rFonts w:hint="eastAsia"/>
+        </w:rPr>
+        <w:t>集合空间及集合</w:t>
+      </w:r>
+      <w:r>
+        <w:rPr>
+          <w:rFonts w:hint="eastAsia"/>
+        </w:rPr>
+        <w:t>，如果区域配置为</w:t>
+      </w:r>
+      <w:r>
+        <w:rPr>
+          <w:rFonts w:hint="eastAsia"/>
+        </w:rPr>
+        <w:t>Shard ingType</w:t>
+      </w:r>
+      <w:r>
+        <w:rPr>
+          <w:rFonts w:hint="eastAsia"/>
+        </w:rPr>
+        <w:t>模式，遇到集合空间和集合不存在则按照区域配置创建</w:t>
+      </w:r>
+      <w:r>
+        <w:rPr>
+          <w:rFonts w:hint="eastAsia"/>
+        </w:rPr>
+        <w:t>，该桶内的对象数据及对象元</w:t>
       </w:r>
       <w:r>
         <w:rPr>
@@ -20292,11 +20708,13 @@
         <w:pStyle w:val="HTML"/>
         <w:shd w:val="clear" w:color="auto" w:fill="2B2B2B"/>
         <w:rPr>
+          <w:rFonts w:hint="eastAsia"/>
           <w:color w:val="A9B7C6"/>
           <w:sz w:val="30"/>
           <w:szCs w:val="30"/>
         </w:rPr>
       </w:pPr>
+      <w:proofErr w:type="gramStart"/>
       <w:r>
         <w:rPr>
           <w:rFonts w:hint="eastAsia"/>
@@ -20304,7 +20722,17 @@
           <w:sz w:val="30"/>
           <w:szCs w:val="30"/>
         </w:rPr>
-        <w:t>sdbs3.sequoiadb.meta.csName</w:t>
+        <w:t>sdbs3.sequoiadb.meta</w:t>
+      </w:r>
+      <w:proofErr w:type="gramEnd"/>
+      <w:r>
+        <w:rPr>
+          <w:rFonts w:hint="eastAsia"/>
+          <w:color w:val="CC7832"/>
+          <w:sz w:val="30"/>
+          <w:szCs w:val="30"/>
+        </w:rPr>
+        <w:t>.csName</w:t>
       </w:r>
       <w:r>
         <w:rPr>
@@ -20322,16 +20750,13 @@
           <w:sz w:val="30"/>
           <w:szCs w:val="30"/>
         </w:rPr>
-        <w:t>MetaCollectionSpace</w:t>
+        <w:t>S3_SYS_Meta</w:t>
       </w:r>
     </w:p>
     <w:p>
       <w:pPr>
         <w:spacing w:beforeLines="50" w:before="156" w:afterLines="50" w:after="156"/>
         <w:ind w:left="0" w:firstLineChars="200" w:firstLine="420"/>
-        <w:rPr>
-          <w:rFonts w:hint="eastAsia"/>
-        </w:rPr>
       </w:pPr>
       <w:r>
         <w:rPr>
@@ -20339,6 +20764,25 @@
         </w:rPr>
         <w:t>如果创建桶时指定了区域信息，则创建元数据集合空间为</w:t>
       </w:r>
+      <w:proofErr w:type="gramStart"/>
+      <w:r>
+        <w:t>”</w:t>
+      </w:r>
+      <w:proofErr w:type="gramEnd"/>
+      <w:r>
+        <w:rPr>
+          <w:rFonts w:hint="eastAsia"/>
+        </w:rPr>
+        <w:t>S3_</w:t>
+      </w:r>
+      <w:proofErr w:type="gramStart"/>
+      <w:r>
+        <w:t>”</w:t>
+      </w:r>
+      <w:proofErr w:type="gramEnd"/>
+      <w:r>
+        <w:t>+</w:t>
+      </w:r>
       <w:r>
         <w:rPr>
           <w:rFonts w:hint="eastAsia"/>
@@ -20346,14 +20790,21 @@
         <w:t>region</w:t>
       </w:r>
       <w:r>
-        <w:t>+”</w:t>
-      </w:r>
+        <w:t>+</w:t>
+      </w:r>
+      <w:proofErr w:type="gramStart"/>
+      <w:r>
+        <w:t>”</w:t>
+      </w:r>
+      <w:proofErr w:type="gramEnd"/>
       <w:r>
         <w:t xml:space="preserve"> _MetaCS</w:t>
       </w:r>
+      <w:proofErr w:type="gramStart"/>
       <w:r>
         <w:t>”</w:t>
       </w:r>
+      <w:proofErr w:type="gramEnd"/>
       <w:r>
         <w:rPr>
           <w:rFonts w:hint="eastAsia"/>
@@ -20398,7 +20849,7 @@
         <w:t>元数据集合空间下的最新元数据集合名为</w:t>
       </w:r>
       <w:r>
-        <w:t>ObjectMetaList</w:t>
+        <w:t>S3_ObjectMeta</w:t>
       </w:r>
       <w:r>
         <w:rPr>
@@ -20407,7 +20858,7 @@
         <w:t>，历史元数据集合为</w:t>
       </w:r>
       <w:r>
-        <w:t>ObjectMetaListHistory</w:t>
+        <w:t>S3_ObjectMetaHistory</w:t>
       </w:r>
       <w:r>
         <w:rPr>
@@ -20575,7 +21026,21 @@
         <w:rPr>
           <w:rFonts w:hint="eastAsia"/>
         </w:rPr>
-        <w:t>如果配置文件中记录的对象数据集合空间如下，如果创建桶时不指定区域信息，则对象数据存储在该集合空间下。</w:t>
+        <w:t>如果配置文件中记录的对象数据集合空间如下，如果创建桶时不指定区域信息，</w:t>
+      </w:r>
+      <w:proofErr w:type="gramStart"/>
+      <w:r>
+        <w:rPr>
+          <w:rFonts w:hint="eastAsia"/>
+        </w:rPr>
+        <w:t>则对象</w:t>
+      </w:r>
+      <w:proofErr w:type="gramEnd"/>
+      <w:r>
+        <w:rPr>
+          <w:rFonts w:hint="eastAsia"/>
+        </w:rPr>
+        <w:t>数据存储在该集合空间下。</w:t>
       </w:r>
     </w:p>
     <w:p>
@@ -20595,8 +21060,19 @@
           <w:sz w:val="30"/>
           <w:szCs w:val="30"/>
         </w:rPr>
-        <w:t>sdbs3.sequoiadb.data.csName</w:t>
-      </w:r>
+        <w:t>sdbs3.sequoiadb.</w:t>
+      </w:r>
+      <w:proofErr w:type="gramStart"/>
+      <w:r>
+        <w:rPr>
+          <w:rFonts w:hint="eastAsia"/>
+          <w:color w:val="CC7832"/>
+          <w:sz w:val="30"/>
+          <w:szCs w:val="30"/>
+        </w:rPr>
+        <w:t>data.csName</w:t>
+      </w:r>
+      <w:proofErr w:type="gramEnd"/>
       <w:r>
         <w:rPr>
           <w:rFonts w:hint="eastAsia"/>
@@ -20608,12 +21084,11 @@
       </w:r>
       <w:r>
         <w:rPr>
-          <w:rFonts w:hint="eastAsia"/>
           <w:color w:val="6A8759"/>
           <w:sz w:val="30"/>
           <w:szCs w:val="30"/>
         </w:rPr>
-        <w:t>DataCollectionSpace</w:t>
+        <w:t>S3_SYS_Data</w:t>
       </w:r>
     </w:p>
     <w:p>
@@ -20657,6 +21132,28 @@
         </w:rPr>
         <w:t>数据集合空间为</w:t>
       </w:r>
+      <w:proofErr w:type="gramStart"/>
+      <w:r>
+        <w:t>”</w:t>
+      </w:r>
+      <w:proofErr w:type="gramEnd"/>
+      <w:r>
+        <w:t>S3</w:t>
+      </w:r>
+      <w:r>
+        <w:rPr>
+          <w:rFonts w:hint="eastAsia"/>
+        </w:rPr>
+        <w:t>_</w:t>
+      </w:r>
+      <w:proofErr w:type="gramStart"/>
+      <w:r>
+        <w:t>”</w:t>
+      </w:r>
+      <w:proofErr w:type="gramEnd"/>
+      <w:r>
+        <w:t>+</w:t>
+      </w:r>
       <w:r>
         <w:rPr>
           <w:rFonts w:hint="eastAsia"/>
@@ -20664,8 +21161,13 @@
         <w:t>region</w:t>
       </w:r>
       <w:r>
-        <w:t>+”</w:t>
-      </w:r>
+        <w:t>+</w:t>
+      </w:r>
+      <w:proofErr w:type="gramStart"/>
+      <w:r>
+        <w:t>”</w:t>
+      </w:r>
+      <w:proofErr w:type="gramEnd"/>
       <w:r>
         <w:t xml:space="preserve"> </w:t>
       </w:r>
@@ -20681,18 +21183,22 @@
       <w:r>
         <w:t>taCS</w:t>
       </w:r>
+      <w:proofErr w:type="gramStart"/>
       <w:r>
         <w:t>”</w:t>
       </w:r>
+      <w:proofErr w:type="gramEnd"/>
       <w:r>
         <w:rPr>
           <w:rFonts w:hint="eastAsia"/>
         </w:rPr>
         <w:t>+</w:t>
       </w:r>
+      <w:proofErr w:type="gramStart"/>
       <w:r>
         <w:t>”</w:t>
       </w:r>
+      <w:proofErr w:type="gramEnd"/>
       <w:r>
         <w:t>_</w:t>
       </w:r>
@@ -20702,9 +21208,11 @@
         </w:rPr>
         <w:t>Time</w:t>
       </w:r>
+      <w:proofErr w:type="gramStart"/>
       <w:r>
         <w:t>”</w:t>
       </w:r>
+      <w:proofErr w:type="gramEnd"/>
       <w:r>
         <w:rPr>
           <w:rFonts w:hint="eastAsia"/>
@@ -20733,16 +21241,7 @@
         <w:t>集合空间创建周期及当前时间计算出来。如果系统当前不存在该集合空间，则创建集合空间，并将该集合空间名称记录到</w:t>
       </w:r>
       <w:r>
-        <w:rPr>
-          <w:rFonts w:hint="eastAsia"/>
-        </w:rPr>
-        <w:t>RegionSpace</w:t>
-      </w:r>
-      <w:r>
-        <w:rPr>
-          <w:rFonts w:hint="eastAsia"/>
-        </w:rPr>
-        <w:t>List</w:t>
+        <w:t>S3_RegionSpace</w:t>
       </w:r>
       <w:r>
         <w:rPr>
@@ -20763,7 +21262,7 @@
         <w:t>数据集合空间下的集合名称为</w:t>
       </w:r>
       <w:r>
-        <w:t>ObjectDataList</w:t>
+        <w:t>S3_ObjectData</w:t>
       </w:r>
       <w:r>
         <w:rPr>
@@ -20771,26 +21270,24 @@
         </w:rPr>
         <w:t>+</w:t>
       </w:r>
+      <w:proofErr w:type="gramStart"/>
       <w:r>
         <w:t>”</w:t>
       </w:r>
+      <w:proofErr w:type="gramEnd"/>
       <w:r>
         <w:t>_Time</w:t>
       </w:r>
+      <w:proofErr w:type="gramStart"/>
       <w:r>
         <w:t>”</w:t>
       </w:r>
-      <w:r>
-        <w:rPr>
-          <w:rFonts w:hint="eastAsia"/>
-        </w:rPr>
-        <w:t>，该</w:t>
-      </w:r>
-      <w:r>
-        <w:rPr>
-          <w:rFonts w:hint="eastAsia"/>
-        </w:rPr>
-        <w:t>Rate</w:t>
+      <w:proofErr w:type="gramEnd"/>
+      <w:r>
+        <w:rPr>
+          <w:rFonts w:hint="eastAsia"/>
+        </w:rPr>
+        <w:t>，</w:t>
       </w:r>
       <w:r>
         <w:rPr>
@@ -20821,15 +21318,40 @@
       <w:pPr>
         <w:spacing w:beforeLines="50" w:before="156" w:afterLines="50" w:after="156"/>
         <w:ind w:left="0" w:firstLineChars="200" w:firstLine="420"/>
-        <w:rPr>
-          <w:rFonts w:hint="eastAsia"/>
-        </w:rPr>
-      </w:pPr>
-      <w:r>
-        <w:rPr>
-          <w:rFonts w:hint="eastAsia"/>
-        </w:rPr>
-        <w:t>如果创建桶时指定了区域信息，且区域配置为指定模式，则数据集合空间和元数据集合空间</w:t>
+      </w:pPr>
+      <w:r>
+        <w:rPr>
+          <w:rFonts w:hint="eastAsia"/>
+        </w:rPr>
+        <w:t>如果创建桶时指定了区域信息，</w:t>
+      </w:r>
+      <w:proofErr w:type="gramStart"/>
+      <w:r>
+        <w:rPr>
+          <w:rFonts w:hint="eastAsia"/>
+        </w:rPr>
+        <w:t>且区域</w:t>
+      </w:r>
+      <w:proofErr w:type="gramEnd"/>
+      <w:r>
+        <w:rPr>
+          <w:rFonts w:hint="eastAsia"/>
+        </w:rPr>
+        <w:t>配置为指定模式，</w:t>
+      </w:r>
+      <w:proofErr w:type="gramStart"/>
+      <w:r>
+        <w:rPr>
+          <w:rFonts w:hint="eastAsia"/>
+        </w:rPr>
+        <w:t>则数据</w:t>
+      </w:r>
+      <w:proofErr w:type="gramEnd"/>
+      <w:r>
+        <w:rPr>
+          <w:rFonts w:hint="eastAsia"/>
+        </w:rPr>
+        <w:t>集合空间和元数据集合空间</w:t>
       </w:r>
       <w:r>
         <w:rPr>
@@ -20849,8 +21371,6 @@
         </w:rPr>
         <w:t>空间和集合</w:t>
       </w:r>
-      <w:bookmarkStart w:id="2" w:name="_GoBack"/>
-      <w:bookmarkEnd w:id="2"/>
       <w:r>
         <w:rPr>
           <w:rFonts w:hint="eastAsia"/>
@@ -21172,7 +21692,21 @@
         <w:rPr>
           <w:rFonts w:hint="eastAsia"/>
         </w:rPr>
-        <w:t>结果时就会锁定记录，只有当事务提交或者回滚才会解锁</w:t>
+        <w:t>结果时就会锁定记录，只有当事务提交或者</w:t>
+      </w:r>
+      <w:proofErr w:type="gramStart"/>
+      <w:r>
+        <w:rPr>
+          <w:rFonts w:hint="eastAsia"/>
+        </w:rPr>
+        <w:t>回滚才</w:t>
+      </w:r>
+      <w:proofErr w:type="gramEnd"/>
+      <w:r>
+        <w:rPr>
+          <w:rFonts w:hint="eastAsia"/>
+        </w:rPr>
+        <w:t>会解锁</w:t>
       </w:r>
       <w:r>
         <w:rPr>
@@ -21207,7 +21741,35 @@
           <w:rFonts w:hint="eastAsia"/>
         </w:rPr>
         <w:lastRenderedPageBreak/>
-        <w:t>先将原最新元数据写入历史元数据表，再更新最新元数据，避免原最新元数据在一部分时刻在最新元数据表和历史元数据表都查询不到任何关于此版本的记录。</w:t>
+        <w:t>先将</w:t>
+      </w:r>
+      <w:proofErr w:type="gramStart"/>
+      <w:r>
+        <w:rPr>
+          <w:rFonts w:hint="eastAsia"/>
+        </w:rPr>
+        <w:t>原最新</w:t>
+      </w:r>
+      <w:proofErr w:type="gramEnd"/>
+      <w:r>
+        <w:rPr>
+          <w:rFonts w:hint="eastAsia"/>
+        </w:rPr>
+        <w:t>元数据写入历史元数据表，再更新最新元数据，避免</w:t>
+      </w:r>
+      <w:proofErr w:type="gramStart"/>
+      <w:r>
+        <w:rPr>
+          <w:rFonts w:hint="eastAsia"/>
+        </w:rPr>
+        <w:t>原最新</w:t>
+      </w:r>
+      <w:proofErr w:type="gramEnd"/>
+      <w:r>
+        <w:rPr>
+          <w:rFonts w:hint="eastAsia"/>
+        </w:rPr>
+        <w:t>元数据在一部分时刻在最新元数据表和历史元数据表都查询不到任何关于此版本的记录。</w:t>
       </w:r>
     </w:p>
     <w:p>
@@ -21227,7 +21789,6 @@
         </w:rPr>
         <w:t>增加对象的并发场景：</w:t>
       </w:r>
-      <w:commentRangeStart w:id="3"/>
     </w:p>
     <w:p>
       <w:pPr>
@@ -21261,20 +21822,7 @@
         <w:rPr>
           <w:rFonts w:hint="eastAsia"/>
         </w:rPr>
-        <w:t>查询元数据时发现</w:t>
-      </w:r>
-      <w:commentRangeEnd w:id="3"/>
-      <w:r>
-        <w:rPr>
-          <w:rStyle w:val="af"/>
-        </w:rPr>
-        <w:commentReference w:id="3"/>
-      </w:r>
-      <w:r>
-        <w:rPr>
-          <w:rFonts w:hint="eastAsia"/>
-        </w:rPr>
-        <w:t>没有该对象的记录，写入元数据，写入元数据时发现数据冲突（有</w:t>
+        <w:t>查询元数据时发现没有该对象的记录，写入元数据，写入元数据时发现数据冲突（有</w:t>
       </w:r>
       <w:r>
         <w:rPr>
@@ -21383,11 +21931,19 @@
         </w:rPr>
         <w:t>PUT</w:t>
       </w:r>
-      <w:r>
-        <w:rPr>
-          <w:rFonts w:hint="eastAsia"/>
-        </w:rPr>
-        <w:t>操作再执行</w:t>
+      <w:proofErr w:type="gramStart"/>
+      <w:r>
+        <w:rPr>
+          <w:rFonts w:hint="eastAsia"/>
+        </w:rPr>
+        <w:t>操作再</w:t>
+      </w:r>
+      <w:proofErr w:type="gramEnd"/>
+      <w:r>
+        <w:rPr>
+          <w:rFonts w:hint="eastAsia"/>
+        </w:rPr>
+        <w:t>执行</w:t>
       </w:r>
       <w:r>
         <w:rPr>
@@ -21440,7 +21996,21 @@
         <w:rPr>
           <w:rFonts w:hint="eastAsia"/>
         </w:rPr>
-        <w:t>操作在处理同一个对象，查询元数据时发现已经有该对象的记录，则上传对象后使用</w:t>
+        <w:t>操作在处理同一个对象，查询元数据时发现已经有该对象的记录，则上</w:t>
+      </w:r>
+      <w:proofErr w:type="gramStart"/>
+      <w:r>
+        <w:rPr>
+          <w:rFonts w:hint="eastAsia"/>
+        </w:rPr>
+        <w:t>传对象</w:t>
+      </w:r>
+      <w:proofErr w:type="gramEnd"/>
+      <w:r>
+        <w:rPr>
+          <w:rFonts w:hint="eastAsia"/>
+        </w:rPr>
+        <w:t>后使用</w:t>
       </w:r>
       <w:r>
         <w:rPr>
@@ -21841,16 +22411,18 @@
         </w:rPr>
         <w:t>。</w:t>
       </w:r>
+      <w:bookmarkStart w:id="2" w:name="_GoBack"/>
+      <w:bookmarkEnd w:id="2"/>
     </w:p>
     <w:p>
       <w:pPr>
         <w:pStyle w:val="3"/>
         <w:ind w:left="630"/>
       </w:pPr>
-      <w:bookmarkStart w:id="4" w:name="_查询对象（List_Objects_v2）"/>
-      <w:bookmarkStart w:id="5" w:name="_查询对象（GET_Bucket_(List"/>
+      <w:bookmarkStart w:id="3" w:name="_查询对象（List_Objects_v2）"/>
+      <w:bookmarkStart w:id="4" w:name="_查询对象（GET_Bucket_(List"/>
+      <w:bookmarkEnd w:id="3"/>
       <w:bookmarkEnd w:id="4"/>
-      <w:bookmarkEnd w:id="5"/>
       <w:r>
         <w:rPr>
           <w:rFonts w:hint="eastAsia"/>
@@ -23330,7 +23902,21 @@
         <w:rPr>
           <w:rFonts w:hint="eastAsia"/>
         </w:rPr>
-        <w:t>引，每分配一个上下文，</w:t>
+        <w:t>引，</w:t>
+      </w:r>
+      <w:proofErr w:type="gramStart"/>
+      <w:r>
+        <w:rPr>
+          <w:rFonts w:hint="eastAsia"/>
+        </w:rPr>
+        <w:t>每分配</w:t>
+      </w:r>
+      <w:proofErr w:type="gramEnd"/>
+      <w:r>
+        <w:rPr>
+          <w:rFonts w:hint="eastAsia"/>
+        </w:rPr>
+        <w:t>一个上下文，</w:t>
       </w:r>
       <w:r>
         <w:rPr>
@@ -24334,16 +24920,16 @@
         </w:rPr>
         <w:t>。</w:t>
       </w:r>
-      <w:bookmarkStart w:id="6" w:name="_查询版本（GET_Bucket_Object"/>
-      <w:bookmarkEnd w:id="6"/>
+      <w:bookmarkStart w:id="5" w:name="_查询版本（GET_Bucket_Object"/>
+      <w:bookmarkEnd w:id="5"/>
     </w:p>
     <w:p>
       <w:pPr>
         <w:pStyle w:val="3"/>
         <w:ind w:left="630"/>
       </w:pPr>
-      <w:bookmarkStart w:id="7" w:name="_获取对象（GET_Object）"/>
-      <w:bookmarkEnd w:id="7"/>
+      <w:bookmarkStart w:id="6" w:name="_获取对象（GET_Object）"/>
+      <w:bookmarkEnd w:id="6"/>
       <w:r>
         <w:rPr>
           <w:rFonts w:hint="eastAsia"/>
@@ -25080,11 +25666,19 @@
         </w:rPr>
         <w:t>key</w:t>
       </w:r>
-      <w:r>
-        <w:rPr>
-          <w:rFonts w:hint="eastAsia"/>
-        </w:rPr>
-        <w:t>值记录排序）。</w:t>
+      <w:proofErr w:type="gramStart"/>
+      <w:r>
+        <w:rPr>
+          <w:rFonts w:hint="eastAsia"/>
+        </w:rPr>
+        <w:t>值记录</w:t>
+      </w:r>
+      <w:proofErr w:type="gramEnd"/>
+      <w:r>
+        <w:rPr>
+          <w:rFonts w:hint="eastAsia"/>
+        </w:rPr>
+        <w:t>排序）。</w:t>
       </w:r>
     </w:p>
     <w:p>
@@ -27627,8 +28221,8 @@
         <w:pStyle w:val="3"/>
         <w:ind w:left="630"/>
       </w:pPr>
-      <w:bookmarkStart w:id="8" w:name="_删除对象（DELETE_Object）"/>
-      <w:bookmarkEnd w:id="8"/>
+      <w:bookmarkStart w:id="7" w:name="_删除对象（DELETE_Object）"/>
+      <w:bookmarkEnd w:id="7"/>
       <w:r>
         <w:rPr>
           <w:rFonts w:hint="eastAsia"/>
@@ -29790,12 +30384,12 @@
       <w:pPr>
         <w:pStyle w:val="10"/>
       </w:pPr>
-      <w:bookmarkStart w:id="9" w:name="_获取桶列表（GET_Service）"/>
-      <w:bookmarkStart w:id="10" w:name="_权限校验流程"/>
-      <w:bookmarkStart w:id="11" w:name="_创建用户（PUT_User）"/>
+      <w:bookmarkStart w:id="8" w:name="_获取桶列表（GET_Service）"/>
+      <w:bookmarkStart w:id="9" w:name="_权限校验流程"/>
+      <w:bookmarkStart w:id="10" w:name="_创建用户（PUT_User）"/>
+      <w:bookmarkEnd w:id="8"/>
       <w:bookmarkEnd w:id="9"/>
       <w:bookmarkEnd w:id="10"/>
-      <w:bookmarkEnd w:id="11"/>
       <w:r>
         <w:rPr>
           <w:rFonts w:hint="eastAsia"/>
@@ -30675,12 +31269,14 @@
             <w:pPr>
               <w:ind w:left="0"/>
             </w:pPr>
+            <w:proofErr w:type="gramStart"/>
             <w:r>
               <w:rPr>
                 <w:rFonts w:hint="eastAsia"/>
               </w:rPr>
               <w:t>桶名</w:t>
             </w:r>
+            <w:proofErr w:type="gramEnd"/>
             <w:r>
               <w:rPr>
                 <w:rFonts w:hint="eastAsia"/>
@@ -31219,8 +31815,16 @@
               <w:rPr>
                 <w:rFonts w:hint="eastAsia"/>
               </w:rPr>
-              <w:t>执行一次上传对象</w:t>
-            </w:r>
+              <w:t>执行一次上</w:t>
+            </w:r>
+            <w:proofErr w:type="gramStart"/>
+            <w:r>
+              <w:rPr>
+                <w:rFonts w:hint="eastAsia"/>
+              </w:rPr>
+              <w:t>传对象</w:t>
+            </w:r>
+            <w:proofErr w:type="gramEnd"/>
           </w:p>
         </w:tc>
         <w:tc>
@@ -31427,8 +32031,16 @@
               <w:rPr>
                 <w:rFonts w:hint="eastAsia"/>
               </w:rPr>
-              <w:t>多次上传不同</w:t>
-            </w:r>
+              <w:t>多次上</w:t>
+            </w:r>
+            <w:proofErr w:type="gramStart"/>
+            <w:r>
+              <w:rPr>
+                <w:rFonts w:hint="eastAsia"/>
+              </w:rPr>
+              <w:t>传不同</w:t>
+            </w:r>
+            <w:proofErr w:type="gramEnd"/>
             <w:r>
               <w:rPr>
                 <w:rFonts w:hint="eastAsia"/>
@@ -38516,32 +39128,12 @@
       </w:r>
     </w:p>
   </w:comment>
-  <w:comment w:id="3" w:author="zhaoyujing" w:date="2018-09-21T10:30:00Z" w:initials="z">
-    <w:p>
-      <w:pPr>
-        <w:pStyle w:val="af0"/>
-      </w:pPr>
-      <w:r>
-        <w:rPr>
-          <w:rStyle w:val="af"/>
-        </w:rPr>
-        <w:annotationRef/>
-      </w:r>
-      <w:r>
-        <w:rPr>
-          <w:rFonts w:hint="eastAsia"/>
-        </w:rPr>
-        <w:t>如果做主子表，增加分区键，分区间也要在索引中。</w:t>
-      </w:r>
-    </w:p>
-  </w:comment>
 </w:comments>
 </file>
 
 <file path=word/commentsExtended.xml><?xml version="1.0" encoding="utf-8"?>
 <w15:commentsEx xmlns:wpc="http://schemas.microsoft.com/office/word/2010/wordprocessingCanvas" xmlns:cx="http://schemas.microsoft.com/office/drawing/2014/chartex" xmlns:mc="http://schemas.openxmlformats.org/markup-compatibility/2006" xmlns:o="urn:schemas-microsoft-com:office:office" xmlns:r="http://schemas.openxmlformats.org/officeDocument/2006/relationships" xmlns:m="http://schemas.openxmlformats.org/officeDocument/2006/math" xmlns:v="urn:schemas-microsoft-com:vml" xmlns:wp14="http://schemas.microsoft.com/office/word/2010/wordprocessingDrawing" xmlns:wp="http://schemas.openxmlformats.org/drawingml/2006/wordprocessingDrawing" xmlns:w10="urn:schemas-microsoft-com:office:word" xmlns:w="http://schemas.openxmlformats.org/wordprocessingml/2006/main" xmlns:w14="http://schemas.microsoft.com/office/word/2010/wordml" xmlns:w15="http://schemas.microsoft.com/office/word/2012/wordml" xmlns:w16se="http://schemas.microsoft.com/office/word/2015/wordml/symex" xmlns:wpg="http://schemas.microsoft.com/office/word/2010/wordprocessingGroup" xmlns:wpi="http://schemas.microsoft.com/office/word/2010/wordprocessingInk" xmlns:wne="http://schemas.microsoft.com/office/word/2006/wordml" xmlns:wps="http://schemas.microsoft.com/office/word/2010/wordprocessingShape" mc:Ignorable="w14 w15 w16se wp14">
   <w15:commentEx w15:paraId="3D8E43AB" w15:done="0"/>
-  <w15:commentEx w15:paraId="713E8501" w15:done="0"/>
 </w15:commentsEx>
 </file>
 
@@ -38574,7 +39166,6 @@
         <w:docPartUnique/>
       </w:docPartObj>
     </w:sdtPr>
-    <w:sdtEndPr/>
     <w:sdtContent>
       <w:p>
         <w:pPr>
@@ -38595,7 +39186,7 @@
             <w:noProof/>
             <w:lang w:val="zh-CN"/>
           </w:rPr>
-          <w:t>39</w:t>
+          <w:t>22</w:t>
         </w:r>
         <w:r>
           <w:fldChar w:fldCharType="end"/>
@@ -45149,7 +45740,7 @@
 </file>
 
 <file path=customXml/itemProps1.xml><?xml version="1.0" encoding="utf-8"?>
-<ds:datastoreItem xmlns:ds="http://schemas.openxmlformats.org/officeDocument/2006/customXml" ds:itemID="{D32C6944-8ACB-40E5-9B22-BB51F556057E}">
+<ds:datastoreItem xmlns:ds="http://schemas.openxmlformats.org/officeDocument/2006/customXml" ds:itemID="{385683D3-F5CB-494E-B4CE-AAD3E64EFB29}">
   <ds:schemaRefs>
     <ds:schemaRef ds:uri="http://schemas.openxmlformats.org/officeDocument/2006/bibliography"/>
   </ds:schemaRefs>

--- a/internal_doc/03.开发设计/Amazon S3接口兼容/Story--SequoiaDB兼容Amazon S3接口 -对象管理.docx
+++ b/internal_doc/03.开发设计/Amazon S3接口兼容/Story--SequoiaDB兼容Amazon S3接口 -对象管理.docx
@@ -113,14 +113,12 @@
               </w:rPr>
               <w:t xml:space="preserve">  </w:t>
             </w:r>
-            <w:proofErr w:type="gramStart"/>
             <w:r>
               <w:rPr>
                 <w:rFonts w:hint="eastAsia"/>
               </w:rPr>
               <w:t>赵玉静</w:t>
             </w:r>
-            <w:proofErr w:type="gramEnd"/>
           </w:p>
         </w:tc>
         <w:tc>
@@ -3040,6 +3038,9 @@
                 <w:rFonts w:hint="eastAsia"/>
               </w:rPr>
               <w:t>No</w:t>
+            </w:r>
+            <w:r>
+              <w:t xml:space="preserve"> </w:t>
             </w:r>
           </w:p>
         </w:tc>
@@ -20708,7 +20709,6 @@
         <w:pStyle w:val="HTML"/>
         <w:shd w:val="clear" w:color="auto" w:fill="2B2B2B"/>
         <w:rPr>
-          <w:rFonts w:hint="eastAsia"/>
           <w:color w:val="A9B7C6"/>
           <w:sz w:val="30"/>
           <w:szCs w:val="30"/>
@@ -21522,9 +21522,6 @@
     <w:p>
       <w:pPr>
         <w:ind w:left="0"/>
-        <w:rPr>
-          <w:b/>
-        </w:rPr>
       </w:pPr>
       <w:r>
         <w:lastRenderedPageBreak/>
@@ -21535,10 +21532,10 @@
           <w:noProof/>
         </w:rPr>
         <w:drawing>
-          <wp:inline distT="0" distB="0" distL="0" distR="0" wp14:anchorId="79A608B6" wp14:editId="67BF2510">
-            <wp:extent cx="5274310" cy="7157553"/>
-            <wp:effectExtent l="0" t="0" r="2540" b="5715"/>
-            <wp:docPr id="2" name="图片 2"/>
+          <wp:inline distT="0" distB="0" distL="0" distR="0" wp14:anchorId="11EE27B0" wp14:editId="56F1BA41">
+            <wp:extent cx="5274310" cy="6953605"/>
+            <wp:effectExtent l="0" t="0" r="2540" b="0"/>
+            <wp:docPr id="13" name="图片 13"/>
             <wp:cNvGraphicFramePr>
               <a:graphicFrameLocks xmlns:a="http://schemas.openxmlformats.org/drawingml/2006/main" noChangeAspect="1"/>
             </wp:cNvGraphicFramePr>
@@ -21546,7 +21543,7 @@
               <a:graphicData uri="http://schemas.openxmlformats.org/drawingml/2006/picture">
                 <pic:pic xmlns:pic="http://schemas.openxmlformats.org/drawingml/2006/picture">
                   <pic:nvPicPr>
-                    <pic:cNvPr id="0" name="Picture 2"/>
+                    <pic:cNvPr id="0" name="Picture 6"/>
                     <pic:cNvPicPr>
                       <a:picLocks noChangeAspect="1" noChangeArrowheads="1"/>
                     </pic:cNvPicPr>
@@ -21567,7 +21564,7 @@
                   <pic:spPr bwMode="auto">
                     <a:xfrm>
                       <a:off x="0" y="0"/>
-                      <a:ext cx="5274310" cy="7157553"/>
+                      <a:ext cx="5274310" cy="6953605"/>
                     </a:xfrm>
                     <a:prstGeom prst="rect">
                       <a:avLst/>
@@ -21592,6 +21589,88 @@
         <w:rPr>
           <w:rFonts w:hint="eastAsia"/>
         </w:rPr>
+        <w:t>建目录流程图：</w:t>
+      </w:r>
+    </w:p>
+    <w:p>
+      <w:pPr>
+        <w:ind w:left="0"/>
+        <w:rPr>
+          <w:rFonts w:hint="eastAsia"/>
+        </w:rPr>
+      </w:pPr>
+      <w:r>
+        <w:rPr>
+          <w:rFonts w:hint="eastAsia"/>
+          <w:noProof/>
+        </w:rPr>
+        <w:lastRenderedPageBreak/>
+        <w:drawing>
+          <wp:inline distT="0" distB="0" distL="0" distR="0" wp14:anchorId="68D0A52D" wp14:editId="08C64ABE">
+            <wp:extent cx="5274310" cy="4165511"/>
+            <wp:effectExtent l="0" t="0" r="2540" b="6985"/>
+            <wp:docPr id="16" name="图片 16"/>
+            <wp:cNvGraphicFramePr>
+              <a:graphicFrameLocks xmlns:a="http://schemas.openxmlformats.org/drawingml/2006/main" noChangeAspect="1"/>
+            </wp:cNvGraphicFramePr>
+            <a:graphic xmlns:a="http://schemas.openxmlformats.org/drawingml/2006/main">
+              <a:graphicData uri="http://schemas.openxmlformats.org/drawingml/2006/picture">
+                <pic:pic xmlns:pic="http://schemas.openxmlformats.org/drawingml/2006/picture">
+                  <pic:nvPicPr>
+                    <pic:cNvPr id="0" name="Picture 8"/>
+                    <pic:cNvPicPr>
+                      <a:picLocks noChangeAspect="1" noChangeArrowheads="1"/>
+                    </pic:cNvPicPr>
+                  </pic:nvPicPr>
+                  <pic:blipFill>
+                    <a:blip r:embed="rId12">
+                      <a:extLst>
+                        <a:ext uri="{28A0092B-C50C-407E-A947-70E740481C1C}">
+                          <a14:useLocalDpi xmlns:a14="http://schemas.microsoft.com/office/drawing/2010/main" val="0"/>
+                        </a:ext>
+                      </a:extLst>
+                    </a:blip>
+                    <a:srcRect/>
+                    <a:stretch>
+                      <a:fillRect/>
+                    </a:stretch>
+                  </pic:blipFill>
+                  <pic:spPr bwMode="auto">
+                    <a:xfrm>
+                      <a:off x="0" y="0"/>
+                      <a:ext cx="5274310" cy="4165511"/>
+                    </a:xfrm>
+                    <a:prstGeom prst="rect">
+                      <a:avLst/>
+                    </a:prstGeom>
+                    <a:noFill/>
+                    <a:ln>
+                      <a:noFill/>
+                    </a:ln>
+                  </pic:spPr>
+                </pic:pic>
+              </a:graphicData>
+            </a:graphic>
+          </wp:inline>
+        </w:drawing>
+      </w:r>
+    </w:p>
+    <w:p>
+      <w:pPr>
+        <w:ind w:left="0"/>
+        <w:rPr>
+          <w:b/>
+        </w:rPr>
+      </w:pPr>
+    </w:p>
+    <w:p>
+      <w:pPr>
+        <w:ind w:left="0"/>
+      </w:pPr>
+      <w:r>
+        <w:rPr>
+          <w:rFonts w:hint="eastAsia"/>
+        </w:rPr>
         <w:t>场景分析：</w:t>
       </w:r>
     </w:p>
@@ -21740,7 +21819,6 @@
         <w:rPr>
           <w:rFonts w:hint="eastAsia"/>
         </w:rPr>
-        <w:lastRenderedPageBreak/>
         <w:t>先将</w:t>
       </w:r>
       <w:proofErr w:type="gramStart"/>
@@ -21770,6 +21848,39 @@
           <w:rFonts w:hint="eastAsia"/>
         </w:rPr>
         <w:t>元数据在一部分时刻在最新元数据表和历史元数据表都查询不到任何关于此版本的记录。</w:t>
+      </w:r>
+    </w:p>
+    <w:p>
+      <w:pPr>
+        <w:pStyle w:val="aa"/>
+        <w:numPr>
+          <w:ilvl w:val="0"/>
+          <w:numId w:val="53"/>
+        </w:numPr>
+        <w:ind w:firstLineChars="0"/>
+        <w:rPr>
+          <w:rFonts w:hint="eastAsia"/>
+        </w:rPr>
+      </w:pPr>
+      <w:r>
+        <w:rPr>
+          <w:rFonts w:hint="eastAsia"/>
+        </w:rPr>
+        <w:t>当对象所属</w:t>
+      </w:r>
+      <w:proofErr w:type="gramStart"/>
+      <w:r>
+        <w:rPr>
+          <w:rFonts w:hint="eastAsia"/>
+        </w:rPr>
+        <w:t>桶同时</w:t>
+      </w:r>
+      <w:proofErr w:type="gramEnd"/>
+      <w:r>
+        <w:rPr>
+          <w:rFonts w:hint="eastAsia"/>
+        </w:rPr>
+        <w:t>存在两个非删除状态的分隔符时，增加新对象时要根据两个分隔符分别建目录。</w:t>
       </w:r>
     </w:p>
     <w:p>
@@ -21972,6 +22083,7 @@
         <w:rPr>
           <w:rFonts w:hint="eastAsia"/>
         </w:rPr>
+        <w:lastRenderedPageBreak/>
         <w:t>系统中有该对象的记录，同时有</w:t>
       </w:r>
       <w:r>
@@ -22411,18 +22523,16 @@
         </w:rPr>
         <w:t>。</w:t>
       </w:r>
-      <w:bookmarkStart w:id="2" w:name="_GoBack"/>
-      <w:bookmarkEnd w:id="2"/>
     </w:p>
     <w:p>
       <w:pPr>
         <w:pStyle w:val="3"/>
         <w:ind w:left="630"/>
       </w:pPr>
-      <w:bookmarkStart w:id="3" w:name="_查询对象（List_Objects_v2）"/>
-      <w:bookmarkStart w:id="4" w:name="_查询对象（GET_Bucket_(List"/>
+      <w:bookmarkStart w:id="2" w:name="_查询对象（List_Objects_v2）"/>
+      <w:bookmarkStart w:id="3" w:name="_查询对象（GET_Bucket_(List"/>
+      <w:bookmarkEnd w:id="2"/>
       <w:bookmarkEnd w:id="3"/>
-      <w:bookmarkEnd w:id="4"/>
       <w:r>
         <w:rPr>
           <w:rFonts w:hint="eastAsia"/>
@@ -22458,58 +22568,71 @@
         <w:rPr>
           <w:rFonts w:hint="eastAsia"/>
         </w:rPr>
-        <w:t>查询一个</w:t>
-      </w:r>
-      <w:r>
-        <w:rPr>
-          <w:rFonts w:hint="eastAsia"/>
-        </w:rPr>
-        <w:t>Bucket</w:t>
-      </w:r>
-      <w:r>
-        <w:rPr>
-          <w:rFonts w:hint="eastAsia"/>
-        </w:rPr>
-        <w:t>中的对象</w:t>
-      </w:r>
-      <w:r>
-        <w:rPr>
-          <w:rFonts w:hint="eastAsia"/>
-        </w:rPr>
-        <w:t>列表</w:t>
-      </w:r>
-      <w:r>
-        <w:rPr>
-          <w:rFonts w:hint="eastAsia"/>
-        </w:rPr>
-        <w:t>，</w:t>
-      </w:r>
-      <w:r>
-        <w:rPr>
-          <w:rFonts w:hint="eastAsia"/>
-        </w:rPr>
-        <w:t>可以根据某些条件筛选查询结果</w:t>
-      </w:r>
-      <w:r>
-        <w:rPr>
-          <w:rFonts w:hint="eastAsia"/>
-        </w:rPr>
-        <w:t>。</w:t>
+        <w:t>查询对象列表有两种方式查询，一种是目录表扫描查询，一种是元数据表扫描查询。当请求中携带分隔符，并且与当前桶的分隔符匹配，</w:t>
+      </w:r>
+      <w:proofErr w:type="gramStart"/>
+      <w:r>
+        <w:rPr>
+          <w:rFonts w:hint="eastAsia"/>
+        </w:rPr>
+        <w:t>且桶的</w:t>
+      </w:r>
+      <w:proofErr w:type="gramEnd"/>
+      <w:r>
+        <w:rPr>
+          <w:rFonts w:hint="eastAsia"/>
+        </w:rPr>
+        <w:t>分隔符状态为可用时，</w:t>
+      </w:r>
+      <w:proofErr w:type="gramStart"/>
+      <w:r>
+        <w:rPr>
+          <w:rFonts w:hint="eastAsia"/>
+        </w:rPr>
+        <w:t>旧可以</w:t>
+      </w:r>
+      <w:proofErr w:type="gramEnd"/>
+      <w:r>
+        <w:rPr>
+          <w:rFonts w:hint="eastAsia"/>
+        </w:rPr>
+        <w:t>通过目录表扫描查询。如果没有携带分隔符或者分隔符不匹配或者匹配的分隔符状态</w:t>
+      </w:r>
+      <w:proofErr w:type="gramStart"/>
+      <w:r>
+        <w:rPr>
+          <w:rFonts w:hint="eastAsia"/>
+        </w:rPr>
+        <w:t>不</w:t>
+      </w:r>
+      <w:proofErr w:type="gramEnd"/>
+      <w:r>
+        <w:rPr>
+          <w:rFonts w:hint="eastAsia"/>
+        </w:rPr>
+        <w:t>可用，则通过扫描元数据表的方式查询。</w:t>
       </w:r>
     </w:p>
     <w:p>
       <w:pPr>
-        <w:ind w:left="0" w:firstLine="420"/>
-        <w:rPr>
-          <w:rStyle w:val="afd"/>
-        </w:rPr>
-      </w:pPr>
-      <w:r>
-        <w:rPr>
-          <w:rStyle w:val="afd"/>
-        </w:rPr>
-        <w:lastRenderedPageBreak/>
-        <w:t>筛选条件</w:t>
+        <w:ind w:left="0"/>
+        <w:rPr>
+          <w:rFonts w:hint="eastAsia"/>
+        </w:rPr>
+      </w:pPr>
+      <w:proofErr w:type="gramStart"/>
+      <w:r>
+        <w:rPr>
+          <w:rFonts w:hint="eastAsia"/>
+        </w:rPr>
+        <w:t>一</w:t>
+      </w:r>
+      <w:proofErr w:type="gramEnd"/>
+      <w:r>
+        <w:rPr>
+          <w:rFonts w:hint="eastAsia"/>
+        </w:rPr>
+        <w:t>：扫描元数据表方式</w:t>
       </w:r>
     </w:p>
     <w:p>
@@ -22520,86 +22643,86 @@
         <w:rPr>
           <w:rFonts w:hint="eastAsia"/>
         </w:rPr>
-        <w:t>请求中可携带</w:t>
-      </w:r>
-      <w:r>
-        <w:rPr>
-          <w:rFonts w:hint="eastAsia"/>
-        </w:rPr>
-        <w:t>的筛选参数如下</w:t>
-      </w:r>
-      <w:r>
-        <w:rPr>
-          <w:rFonts w:hint="eastAsia"/>
-        </w:rPr>
-        <w:t xml:space="preserve"> </w:t>
-      </w:r>
-      <w:r>
-        <w:rPr>
-          <w:rFonts w:hint="eastAsia"/>
-        </w:rPr>
-        <w:t>：</w:t>
+        <w:t>查询一个</w:t>
+      </w:r>
+      <w:r>
+        <w:rPr>
+          <w:rFonts w:hint="eastAsia"/>
+        </w:rPr>
+        <w:t>Bucket</w:t>
+      </w:r>
+      <w:r>
+        <w:rPr>
+          <w:rFonts w:hint="eastAsia"/>
+        </w:rPr>
+        <w:t>中的对象</w:t>
+      </w:r>
+      <w:r>
+        <w:rPr>
+          <w:rFonts w:hint="eastAsia"/>
+        </w:rPr>
+        <w:t>列表</w:t>
+      </w:r>
+      <w:r>
+        <w:rPr>
+          <w:rFonts w:hint="eastAsia"/>
+        </w:rPr>
+        <w:t>，</w:t>
+      </w:r>
+      <w:r>
+        <w:rPr>
+          <w:rFonts w:hint="eastAsia"/>
+        </w:rPr>
+        <w:t>可以根据某些条件筛选查询结果</w:t>
+      </w:r>
+      <w:r>
+        <w:rPr>
+          <w:rFonts w:hint="eastAsia"/>
+        </w:rPr>
+        <w:t>。</w:t>
       </w:r>
     </w:p>
     <w:p>
       <w:pPr>
-        <w:ind w:left="0" w:firstLineChars="400" w:firstLine="840"/>
-      </w:pPr>
-      <w:r>
-        <w:t>P</w:t>
-      </w:r>
-      <w:r>
-        <w:rPr>
-          <w:rFonts w:hint="eastAsia"/>
-        </w:rPr>
-        <w:t>refix</w:t>
-      </w:r>
-      <w:r>
-        <w:t xml:space="preserve"> </w:t>
-      </w:r>
-      <w:r>
-        <w:rPr>
-          <w:rFonts w:hint="eastAsia"/>
-        </w:rPr>
-        <w:t>前缀</w:t>
-      </w:r>
-      <w:r>
-        <w:rPr>
-          <w:rFonts w:hint="eastAsia"/>
-        </w:rPr>
-        <w:t>，</w:t>
+        <w:ind w:left="0" w:firstLine="420"/>
+        <w:rPr>
+          <w:rStyle w:val="afd"/>
+        </w:rPr>
+      </w:pPr>
+      <w:r>
+        <w:rPr>
+          <w:rStyle w:val="afd"/>
+        </w:rPr>
+        <w:t>筛选条件</w:t>
       </w:r>
     </w:p>
     <w:p>
       <w:pPr>
-        <w:ind w:left="0" w:firstLineChars="400" w:firstLine="840"/>
-      </w:pPr>
-      <w:r>
-        <w:t>D</w:t>
-      </w:r>
-      <w:r>
-        <w:t>e</w:t>
-      </w:r>
-      <w:r>
-        <w:rPr>
-          <w:rFonts w:hint="eastAsia"/>
-        </w:rPr>
-        <w:t>limiter</w:t>
-      </w:r>
-      <w:r>
+        <w:ind w:left="0" w:firstLine="420"/>
+      </w:pPr>
+      <w:r>
+        <w:rPr>
+          <w:rFonts w:hint="eastAsia"/>
+        </w:rPr>
+        <w:t>请求中可携带</w:t>
+      </w:r>
+      <w:r>
+        <w:rPr>
+          <w:rFonts w:hint="eastAsia"/>
+        </w:rPr>
+        <w:t>的筛选参数如下</w:t>
+      </w:r>
+      <w:r>
+        <w:rPr>
+          <w:rFonts w:hint="eastAsia"/>
+        </w:rPr>
         <w:t xml:space="preserve"> </w:t>
       </w:r>
       <w:r>
         <w:rPr>
           <w:rFonts w:hint="eastAsia"/>
         </w:rPr>
-        <w:t>分隔符</w:t>
-      </w:r>
-      <w:r>
-        <w:rPr>
-          <w:rFonts w:hint="eastAsia"/>
-        </w:rPr>
-        <w:t>，</w:t>
+        <w:t>：</w:t>
       </w:r>
     </w:p>
     <w:p>
@@ -22607,10 +22730,13 @@
         <w:ind w:left="0" w:firstLineChars="400" w:firstLine="840"/>
       </w:pPr>
       <w:r>
-        <w:rPr>
-          <w:rFonts w:hint="eastAsia"/>
-        </w:rPr>
-        <w:t>start-after</w:t>
+        <w:t>P</w:t>
+      </w:r>
+      <w:r>
+        <w:rPr>
+          <w:rFonts w:hint="eastAsia"/>
+        </w:rPr>
+        <w:t>refix</w:t>
       </w:r>
       <w:r>
         <w:t xml:space="preserve"> </w:t>
@@ -22619,7 +22745,7 @@
         <w:rPr>
           <w:rFonts w:hint="eastAsia"/>
         </w:rPr>
-        <w:t>从此之后开始获取</w:t>
+        <w:t>前缀</w:t>
       </w:r>
       <w:r>
         <w:rPr>
@@ -22633,10 +22759,16 @@
         <w:ind w:left="0" w:firstLineChars="400" w:firstLine="840"/>
       </w:pPr>
       <w:r>
-        <w:rPr>
-          <w:rFonts w:hint="eastAsia"/>
-        </w:rPr>
-        <w:t>continueation-token</w:t>
+        <w:t>D</w:t>
+      </w:r>
+      <w:r>
+        <w:t>e</w:t>
+      </w:r>
+      <w:r>
+        <w:rPr>
+          <w:rFonts w:hint="eastAsia"/>
+        </w:rPr>
+        <w:t>limiter</w:t>
       </w:r>
       <w:r>
         <w:t xml:space="preserve"> </w:t>
@@ -22645,7 +22777,7 @@
         <w:rPr>
           <w:rFonts w:hint="eastAsia"/>
         </w:rPr>
-        <w:t>再次获取的位置</w:t>
+        <w:t>分隔符</w:t>
       </w:r>
       <w:r>
         <w:rPr>
@@ -22662,7 +22794,7 @@
         <w:rPr>
           <w:rFonts w:hint="eastAsia"/>
         </w:rPr>
-        <w:t>max-keys</w:t>
+        <w:t>start-after</w:t>
       </w:r>
       <w:r>
         <w:t xml:space="preserve"> </w:t>
@@ -22671,24 +22803,24 @@
         <w:rPr>
           <w:rFonts w:hint="eastAsia"/>
         </w:rPr>
-        <w:t>本次最多获取的条数。</w:t>
+        <w:t>从此之后开始获取</w:t>
+      </w:r>
+      <w:r>
+        <w:rPr>
+          <w:rFonts w:hint="eastAsia"/>
+        </w:rPr>
+        <w:t>，</w:t>
       </w:r>
     </w:p>
     <w:p>
       <w:pPr>
-        <w:ind w:left="0" w:firstLineChars="200" w:firstLine="420"/>
-      </w:pPr>
-      <w:r>
-        <w:rPr>
-          <w:rFonts w:hint="eastAsia"/>
-        </w:rPr>
-        <w:t>筛选优先级为</w:t>
-      </w:r>
-      <w:r>
-        <w:rPr>
-          <w:rFonts w:hint="eastAsia"/>
-        </w:rPr>
-        <w:t>prefix</w:t>
+        <w:ind w:left="0" w:firstLineChars="400" w:firstLine="840"/>
+      </w:pPr>
+      <w:r>
+        <w:rPr>
+          <w:rFonts w:hint="eastAsia"/>
+        </w:rPr>
+        <w:t>continueation-token</w:t>
       </w:r>
       <w:r>
         <w:t xml:space="preserve"> </w:t>
@@ -22697,267 +22829,91 @@
         <w:rPr>
           <w:rFonts w:hint="eastAsia"/>
         </w:rPr>
-        <w:t>+</w:t>
-      </w:r>
-      <w:r>
-        <w:t xml:space="preserve"> start-after &gt; delimiter &gt; continueation-token &gt;max-keys</w:t>
-      </w:r>
-      <w:r>
-        <w:t xml:space="preserve"> </w:t>
-      </w:r>
-      <w:r>
-        <w:rPr>
-          <w:rFonts w:hint="eastAsia"/>
-        </w:rPr>
-        <w:t>。</w:t>
+        <w:t>再次获取的位置</w:t>
+      </w:r>
+      <w:r>
+        <w:rPr>
+          <w:rFonts w:hint="eastAsia"/>
+        </w:rPr>
+        <w:t>，</w:t>
       </w:r>
     </w:p>
     <w:p>
       <w:pPr>
-        <w:ind w:left="0" w:firstLineChars="200" w:firstLine="420"/>
-      </w:pPr>
+        <w:ind w:left="0" w:firstLineChars="400" w:firstLine="840"/>
+      </w:pPr>
+      <w:r>
+        <w:rPr>
+          <w:rFonts w:hint="eastAsia"/>
+        </w:rPr>
+        <w:t>max-keys</w:t>
+      </w:r>
+      <w:r>
+        <w:t xml:space="preserve"> </w:t>
+      </w:r>
+      <w:r>
+        <w:rPr>
+          <w:rFonts w:hint="eastAsia"/>
+        </w:rPr>
+        <w:t>本次最多获取的条数。</w:t>
+      </w:r>
     </w:p>
     <w:p>
       <w:pPr>
-        <w:ind w:left="0" w:firstLineChars="200" w:firstLine="422"/>
-        <w:rPr>
-          <w:rStyle w:val="afd"/>
-        </w:rPr>
-      </w:pPr>
-      <w:r>
-        <w:rPr>
-          <w:rStyle w:val="afd"/>
-        </w:rPr>
-        <w:t>匹配方式</w:t>
+        <w:ind w:left="0" w:firstLineChars="200" w:firstLine="420"/>
+      </w:pPr>
+      <w:r>
+        <w:rPr>
+          <w:rFonts w:hint="eastAsia"/>
+        </w:rPr>
+        <w:t>筛选优先级为</w:t>
+      </w:r>
+      <w:r>
+        <w:rPr>
+          <w:rFonts w:hint="eastAsia"/>
+        </w:rPr>
+        <w:t>prefix</w:t>
+      </w:r>
+      <w:r>
+        <w:t xml:space="preserve"> </w:t>
+      </w:r>
+      <w:r>
+        <w:rPr>
+          <w:rFonts w:hint="eastAsia"/>
+        </w:rPr>
+        <w:t>+</w:t>
+      </w:r>
+      <w:r>
+        <w:t xml:space="preserve"> start-after &gt; delimiter &gt; continueation-token &gt;max-keys</w:t>
+      </w:r>
+      <w:r>
+        <w:t xml:space="preserve"> </w:t>
+      </w:r>
+      <w:r>
+        <w:rPr>
+          <w:rFonts w:hint="eastAsia"/>
+        </w:rPr>
+        <w:t>。</w:t>
       </w:r>
     </w:p>
     <w:p>
       <w:pPr>
         <w:ind w:left="0" w:firstLineChars="200" w:firstLine="420"/>
       </w:pPr>
-      <w:r>
-        <w:rPr>
-          <w:rFonts w:hint="eastAsia"/>
-        </w:rPr>
-        <w:t>当查询请求中有</w:t>
-      </w:r>
-      <w:r>
-        <w:rPr>
-          <w:rFonts w:hint="eastAsia"/>
-        </w:rPr>
-        <w:t>prefix</w:t>
-      </w:r>
-      <w:r>
-        <w:t xml:space="preserve"> </w:t>
-      </w:r>
-      <w:r>
-        <w:rPr>
-          <w:rFonts w:hint="eastAsia"/>
-        </w:rPr>
-        <w:t>+</w:t>
-      </w:r>
-      <w:r>
-        <w:t xml:space="preserve"> start-after </w:t>
-      </w:r>
-      <w:r>
-        <w:rPr>
-          <w:rFonts w:hint="eastAsia"/>
-        </w:rPr>
-        <w:t>+</w:t>
-      </w:r>
-      <w:r>
-        <w:t xml:space="preserve"> delimiter </w:t>
-      </w:r>
-      <w:r>
-        <w:rPr>
-          <w:rFonts w:hint="eastAsia"/>
-        </w:rPr>
-        <w:t>+</w:t>
-      </w:r>
-      <w:r>
-        <w:t xml:space="preserve"> </w:t>
-      </w:r>
-      <w:r>
-        <w:t>max-keys</w:t>
-      </w:r>
-      <w:r>
-        <w:rPr>
-          <w:rFonts w:hint="eastAsia"/>
-        </w:rPr>
-        <w:t>条件时，首先会在</w:t>
-      </w:r>
-      <w:r>
-        <w:rPr>
-          <w:rFonts w:hint="eastAsia"/>
-        </w:rPr>
-        <w:t>ObjectMetaList</w:t>
-      </w:r>
-      <w:r>
-        <w:rPr>
-          <w:rFonts w:hint="eastAsia"/>
-        </w:rPr>
-        <w:t>中进行</w:t>
-      </w:r>
-      <w:r>
-        <w:rPr>
-          <w:rFonts w:hint="eastAsia"/>
-        </w:rPr>
-        <w:t>bucketid+prefix+start-after</w:t>
-      </w:r>
-      <w:r>
-        <w:rPr>
-          <w:rFonts w:hint="eastAsia"/>
-        </w:rPr>
-        <w:t>的组合查询，然后在查询结果中匹配</w:t>
-      </w:r>
-      <w:r>
-        <w:rPr>
-          <w:rFonts w:hint="eastAsia"/>
-        </w:rPr>
-        <w:t>prefix+</w:t>
-      </w:r>
-      <w:r>
-        <w:t>delimiter</w:t>
-      </w:r>
-      <w:r>
-        <w:rPr>
-          <w:rFonts w:hint="eastAsia"/>
-        </w:rPr>
-        <w:t>的记录，如果匹配到</w:t>
-      </w:r>
-      <w:r>
-        <w:rPr>
-          <w:rFonts w:hint="eastAsia"/>
-        </w:rPr>
-        <w:t>prefix+delimiter</w:t>
-      </w:r>
-      <w:r>
-        <w:rPr>
-          <w:rFonts w:hint="eastAsia"/>
-        </w:rPr>
-        <w:t>，则这条记录保存在</w:t>
-      </w:r>
-      <w:r>
-        <w:t>CommonPrefixes</w:t>
-      </w:r>
-      <w:r>
-        <w:rPr>
-          <w:rFonts w:hint="eastAsia"/>
-        </w:rPr>
-        <w:t>中，相同的</w:t>
-      </w:r>
-      <w:r>
-        <w:rPr>
-          <w:rFonts w:hint="eastAsia"/>
-        </w:rPr>
-        <w:t>prefix+delimiter</w:t>
-      </w:r>
-      <w:r>
-        <w:rPr>
-          <w:rFonts w:hint="eastAsia"/>
-        </w:rPr>
-        <w:t>记录</w:t>
-      </w:r>
-      <w:r>
-        <w:rPr>
-          <w:rFonts w:hint="eastAsia"/>
-        </w:rPr>
-        <w:t>计数只计一次。</w:t>
-      </w:r>
-      <w:r>
-        <w:rPr>
-          <w:rFonts w:hint="eastAsia"/>
-        </w:rPr>
-        <w:t>如果匹配不到则将这条记录</w:t>
-      </w:r>
-      <w:r>
-        <w:rPr>
-          <w:rFonts w:hint="eastAsia"/>
-        </w:rPr>
-        <w:t>的完整的</w:t>
-      </w:r>
-      <w:r>
-        <w:rPr>
-          <w:rFonts w:hint="eastAsia"/>
-        </w:rPr>
-        <w:t>key</w:t>
-      </w:r>
-      <w:r>
-        <w:rPr>
-          <w:rFonts w:hint="eastAsia"/>
-        </w:rPr>
-        <w:t>保存在</w:t>
-      </w:r>
-      <w:r>
-        <w:rPr>
-          <w:rFonts w:hint="eastAsia"/>
-        </w:rPr>
-        <w:t>contents</w:t>
-      </w:r>
-      <w:r>
-        <w:rPr>
-          <w:rFonts w:hint="eastAsia"/>
-        </w:rPr>
-        <w:t>中</w:t>
-      </w:r>
-      <w:r>
-        <w:rPr>
-          <w:rFonts w:hint="eastAsia"/>
-        </w:rPr>
-        <w:t>，每条记录计数一次</w:t>
-      </w:r>
-      <w:r>
-        <w:rPr>
-          <w:rFonts w:hint="eastAsia"/>
-        </w:rPr>
-        <w:t>。</w:t>
-      </w:r>
     </w:p>
     <w:p>
       <w:pPr>
-        <w:ind w:left="0" w:firstLineChars="200" w:firstLine="420"/>
-      </w:pPr>
-      <w:r>
-        <w:rPr>
-          <w:rFonts w:hint="eastAsia"/>
-        </w:rPr>
-        <w:t>当请求参数中没有</w:t>
-      </w:r>
-      <w:r>
-        <w:rPr>
-          <w:rFonts w:hint="eastAsia"/>
-        </w:rPr>
-        <w:t>delimiter</w:t>
-      </w:r>
-      <w:r>
-        <w:rPr>
-          <w:rFonts w:hint="eastAsia"/>
-        </w:rPr>
-        <w:t>时，所有查询到符合条件的记录都会在</w:t>
-      </w:r>
-      <w:r>
-        <w:rPr>
-          <w:rFonts w:hint="eastAsia"/>
-        </w:rPr>
-        <w:t>contents</w:t>
-      </w:r>
-      <w:r>
-        <w:rPr>
-          <w:rFonts w:hint="eastAsia"/>
-        </w:rPr>
-        <w:t>中显示，并显示完整的</w:t>
-      </w:r>
-      <w:r>
-        <w:rPr>
-          <w:rFonts w:hint="eastAsia"/>
-        </w:rPr>
-        <w:t>key</w:t>
-      </w:r>
-      <w:r>
-        <w:rPr>
-          <w:rFonts w:hint="eastAsia"/>
-        </w:rPr>
-        <w:t>名称。</w:t>
+        <w:ind w:left="0" w:firstLineChars="200" w:firstLine="422"/>
+        <w:rPr>
+          <w:rStyle w:val="afd"/>
+        </w:rPr>
+      </w:pPr>
+      <w:r>
+        <w:rPr>
+          <w:rStyle w:val="afd"/>
+        </w:rPr>
+        <w:lastRenderedPageBreak/>
+        <w:t>匹配方式</w:t>
       </w:r>
     </w:p>
     <w:p>
@@ -22968,47 +22924,236 @@
         <w:rPr>
           <w:rFonts w:hint="eastAsia"/>
         </w:rPr>
-        <w:t>假设当前桶内有如下对象列表：</w:t>
+        <w:t>当查询请求中有</w:t>
+      </w:r>
+      <w:r>
+        <w:rPr>
+          <w:rFonts w:hint="eastAsia"/>
+        </w:rPr>
+        <w:t>prefix</w:t>
+      </w:r>
+      <w:r>
+        <w:t xml:space="preserve"> </w:t>
+      </w:r>
+      <w:r>
+        <w:rPr>
+          <w:rFonts w:hint="eastAsia"/>
+        </w:rPr>
+        <w:t>+</w:t>
+      </w:r>
+      <w:r>
+        <w:t xml:space="preserve"> start-after </w:t>
+      </w:r>
+      <w:r>
+        <w:rPr>
+          <w:rFonts w:hint="eastAsia"/>
+        </w:rPr>
+        <w:t>+</w:t>
+      </w:r>
+      <w:r>
+        <w:t xml:space="preserve"> delimiter </w:t>
+      </w:r>
+      <w:r>
+        <w:rPr>
+          <w:rFonts w:hint="eastAsia"/>
+        </w:rPr>
+        <w:t>+</w:t>
+      </w:r>
+      <w:r>
+        <w:t xml:space="preserve"> </w:t>
+      </w:r>
+      <w:r>
+        <w:t>max-keys</w:t>
+      </w:r>
+      <w:r>
+        <w:rPr>
+          <w:rFonts w:hint="eastAsia"/>
+        </w:rPr>
+        <w:t>条件时，首先会在</w:t>
+      </w:r>
+      <w:r>
+        <w:rPr>
+          <w:rFonts w:hint="eastAsia"/>
+        </w:rPr>
+        <w:t>ObjectMetaList</w:t>
+      </w:r>
+      <w:r>
+        <w:rPr>
+          <w:rFonts w:hint="eastAsia"/>
+        </w:rPr>
+        <w:t>中进行</w:t>
+      </w:r>
+      <w:r>
+        <w:rPr>
+          <w:rFonts w:hint="eastAsia"/>
+        </w:rPr>
+        <w:t>bucketid+prefix+start-after</w:t>
+      </w:r>
+      <w:r>
+        <w:rPr>
+          <w:rFonts w:hint="eastAsia"/>
+        </w:rPr>
+        <w:t>的组合查询，然后在查询结果中匹配</w:t>
+      </w:r>
+      <w:r>
+        <w:rPr>
+          <w:rFonts w:hint="eastAsia"/>
+        </w:rPr>
+        <w:t>prefix+</w:t>
+      </w:r>
+      <w:r>
+        <w:t>delimiter</w:t>
+      </w:r>
+      <w:r>
+        <w:rPr>
+          <w:rFonts w:hint="eastAsia"/>
+        </w:rPr>
+        <w:t>的记录，如果匹配到</w:t>
+      </w:r>
+      <w:r>
+        <w:rPr>
+          <w:rFonts w:hint="eastAsia"/>
+        </w:rPr>
+        <w:t>prefix+delimiter</w:t>
+      </w:r>
+      <w:r>
+        <w:rPr>
+          <w:rFonts w:hint="eastAsia"/>
+        </w:rPr>
+        <w:t>，则这条记录保存在</w:t>
+      </w:r>
+      <w:r>
+        <w:t>CommonPrefixes</w:t>
+      </w:r>
+      <w:r>
+        <w:rPr>
+          <w:rFonts w:hint="eastAsia"/>
+        </w:rPr>
+        <w:t>中，相同的</w:t>
+      </w:r>
+      <w:r>
+        <w:rPr>
+          <w:rFonts w:hint="eastAsia"/>
+        </w:rPr>
+        <w:t>prefix+delimiter</w:t>
+      </w:r>
+      <w:r>
+        <w:rPr>
+          <w:rFonts w:hint="eastAsia"/>
+        </w:rPr>
+        <w:t>记录</w:t>
+      </w:r>
+      <w:r>
+        <w:rPr>
+          <w:rFonts w:hint="eastAsia"/>
+        </w:rPr>
+        <w:t>计数只计一次。</w:t>
+      </w:r>
+      <w:r>
+        <w:rPr>
+          <w:rFonts w:hint="eastAsia"/>
+        </w:rPr>
+        <w:t>如果匹配不到则将这条记录</w:t>
+      </w:r>
+      <w:r>
+        <w:rPr>
+          <w:rFonts w:hint="eastAsia"/>
+        </w:rPr>
+        <w:t>的完整的</w:t>
+      </w:r>
+      <w:r>
+        <w:rPr>
+          <w:rFonts w:hint="eastAsia"/>
+        </w:rPr>
+        <w:t>key</w:t>
+      </w:r>
+      <w:r>
+        <w:rPr>
+          <w:rFonts w:hint="eastAsia"/>
+        </w:rPr>
+        <w:t>保存在</w:t>
+      </w:r>
+      <w:r>
+        <w:rPr>
+          <w:rFonts w:hint="eastAsia"/>
+        </w:rPr>
+        <w:t>contents</w:t>
+      </w:r>
+      <w:r>
+        <w:rPr>
+          <w:rFonts w:hint="eastAsia"/>
+        </w:rPr>
+        <w:t>中</w:t>
+      </w:r>
+      <w:r>
+        <w:rPr>
+          <w:rFonts w:hint="eastAsia"/>
+        </w:rPr>
+        <w:t>，每条记录计数一次</w:t>
+      </w:r>
+      <w:r>
+        <w:rPr>
+          <w:rFonts w:hint="eastAsia"/>
+        </w:rPr>
+        <w:t>。</w:t>
       </w:r>
     </w:p>
     <w:p>
       <w:pPr>
-        <w:ind w:left="0" w:firstLineChars="300" w:firstLine="630"/>
-        <w:rPr>
-          <w:rFonts w:asciiTheme="minorEastAsia" w:hAnsiTheme="minorEastAsia"/>
-        </w:rPr>
-      </w:pPr>
-      <w:r>
-        <w:rPr>
-          <w:rFonts w:asciiTheme="minorEastAsia" w:hAnsiTheme="minorEastAsia" w:hint="eastAsia"/>
-        </w:rPr>
-        <w:t>/aa/bb/</w:t>
-      </w:r>
-      <w:r>
-        <w:rPr>
-          <w:rFonts w:asciiTheme="minorEastAsia" w:hAnsiTheme="minorEastAsia" w:hint="eastAsia"/>
-        </w:rPr>
-        <w:t>cc/dd/1234.txt</w:t>
+        <w:ind w:left="0" w:firstLineChars="200" w:firstLine="420"/>
+      </w:pPr>
+      <w:r>
+        <w:rPr>
+          <w:rFonts w:hint="eastAsia"/>
+        </w:rPr>
+        <w:t>当请求参数中没有</w:t>
+      </w:r>
+      <w:r>
+        <w:rPr>
+          <w:rFonts w:hint="eastAsia"/>
+        </w:rPr>
+        <w:t>delimiter</w:t>
+      </w:r>
+      <w:r>
+        <w:rPr>
+          <w:rFonts w:hint="eastAsia"/>
+        </w:rPr>
+        <w:t>时，所有查询到符合条件的记录都会在</w:t>
+      </w:r>
+      <w:r>
+        <w:rPr>
+          <w:rFonts w:hint="eastAsia"/>
+        </w:rPr>
+        <w:t>contents</w:t>
+      </w:r>
+      <w:r>
+        <w:rPr>
+          <w:rFonts w:hint="eastAsia"/>
+        </w:rPr>
+        <w:t>中显示，并显示完整的</w:t>
+      </w:r>
+      <w:r>
+        <w:rPr>
+          <w:rFonts w:hint="eastAsia"/>
+        </w:rPr>
+        <w:t>key</w:t>
+      </w:r>
+      <w:r>
+        <w:rPr>
+          <w:rFonts w:hint="eastAsia"/>
+        </w:rPr>
+        <w:t>名称。</w:t>
       </w:r>
     </w:p>
     <w:p>
       <w:pPr>
-        <w:ind w:left="0" w:firstLineChars="300" w:firstLine="630"/>
-        <w:rPr>
-          <w:rFonts w:asciiTheme="minorEastAsia" w:hAnsiTheme="minorEastAsia"/>
-        </w:rPr>
-      </w:pPr>
-      <w:r>
-        <w:rPr>
-          <w:rFonts w:asciiTheme="minorEastAsia" w:hAnsiTheme="minorEastAsia" w:hint="eastAsia"/>
-        </w:rPr>
-        <w:t>/aa/bb/cc/ee</w:t>
-      </w:r>
-      <w:r>
-        <w:rPr>
-          <w:rFonts w:asciiTheme="minorEastAsia" w:hAnsiTheme="minorEastAsia" w:hint="eastAsia"/>
-        </w:rPr>
-        <w:t>/1234.txt</w:t>
+        <w:ind w:left="0" w:firstLineChars="200" w:firstLine="420"/>
+      </w:pPr>
+      <w:r>
+        <w:rPr>
+          <w:rFonts w:hint="eastAsia"/>
+        </w:rPr>
+        <w:t>假设当前桶内有如下对象列表：</w:t>
       </w:r>
     </w:p>
     <w:p>
@@ -23022,13 +23167,13 @@
         <w:rPr>
           <w:rFonts w:asciiTheme="minorEastAsia" w:hAnsiTheme="minorEastAsia" w:hint="eastAsia"/>
         </w:rPr>
-        <w:t>/aa/cc/cc/ee</w:t>
+        <w:t>/aa/bb/</w:t>
       </w:r>
       <w:r>
         <w:rPr>
           <w:rFonts w:asciiTheme="minorEastAsia" w:hAnsiTheme="minorEastAsia" w:hint="eastAsia"/>
         </w:rPr>
-        <w:t>/1234.txt</w:t>
+        <w:t>cc/dd/1234.txt</w:t>
       </w:r>
     </w:p>
     <w:p>
@@ -23040,9 +23185,15 @@
       </w:pPr>
       <w:r>
         <w:rPr>
-          <w:rFonts w:asciiTheme="minorEastAsia" w:hAnsiTheme="minorEastAsia"/>
-        </w:rPr>
-        <w:t>/aa/bb/dd/2345.txt</w:t>
+          <w:rFonts w:asciiTheme="minorEastAsia" w:hAnsiTheme="minorEastAsia" w:hint="eastAsia"/>
+        </w:rPr>
+        <w:t>/aa/bb/cc/ee</w:t>
+      </w:r>
+      <w:r>
+        <w:rPr>
+          <w:rFonts w:asciiTheme="minorEastAsia" w:hAnsiTheme="minorEastAsia" w:hint="eastAsia"/>
+        </w:rPr>
+        <w:t>/1234.txt</w:t>
       </w:r>
     </w:p>
     <w:p>
@@ -23054,9 +23205,15 @@
       </w:pPr>
       <w:r>
         <w:rPr>
-          <w:rFonts w:asciiTheme="minorEastAsia" w:hAnsiTheme="minorEastAsia"/>
-        </w:rPr>
-        <w:t>/aa/bb/ee/3456.txt</w:t>
+          <w:rFonts w:asciiTheme="minorEastAsia" w:hAnsiTheme="minorEastAsia" w:hint="eastAsia"/>
+        </w:rPr>
+        <w:t>/aa/cc/cc/ee</w:t>
+      </w:r>
+      <w:r>
+        <w:rPr>
+          <w:rFonts w:asciiTheme="minorEastAsia" w:hAnsiTheme="minorEastAsia" w:hint="eastAsia"/>
+        </w:rPr>
+        <w:t>/1234.txt</w:t>
       </w:r>
     </w:p>
     <w:p>
@@ -23070,7 +23227,7 @@
         <w:rPr>
           <w:rFonts w:asciiTheme="minorEastAsia" w:hAnsiTheme="minorEastAsia"/>
         </w:rPr>
-        <w:t>/aa/bb/4567.txt</w:t>
+        <w:t>/aa/bb/dd/2345.txt</w:t>
       </w:r>
     </w:p>
     <w:p>
@@ -23084,135 +23241,21 @@
         <w:rPr>
           <w:rFonts w:asciiTheme="minorEastAsia" w:hAnsiTheme="minorEastAsia"/>
         </w:rPr>
-        <w:t>7890</w:t>
-      </w:r>
-      <w:r>
-        <w:rPr>
-          <w:rFonts w:asciiTheme="minorEastAsia" w:hAnsiTheme="minorEastAsia" w:hint="eastAsia"/>
-        </w:rPr>
-        <w:t>.txt</w:t>
+        <w:t>/aa/bb/ee/3456.txt</w:t>
       </w:r>
     </w:p>
     <w:p>
       <w:pPr>
-        <w:ind w:left="0" w:firstLineChars="200" w:firstLine="420"/>
-      </w:pPr>
-      <w:r>
-        <w:rPr>
-          <w:rFonts w:hint="eastAsia"/>
-        </w:rPr>
-        <w:t>当</w:t>
-      </w:r>
-      <w:r>
-        <w:rPr>
-          <w:rFonts w:hint="eastAsia"/>
-        </w:rPr>
-        <w:t>prefix</w:t>
-      </w:r>
-      <w:r>
-        <w:rPr>
-          <w:rFonts w:hint="eastAsia"/>
-        </w:rPr>
-        <w:t>为</w:t>
-      </w:r>
-      <w:r>
-        <w:rPr>
-          <w:rFonts w:hint="eastAsia"/>
-        </w:rPr>
-        <w:t>“</w:t>
-      </w:r>
-      <w:r>
-        <w:rPr>
-          <w:rFonts w:hint="eastAsia"/>
-        </w:rPr>
-        <w:t>aa</w:t>
-      </w:r>
-      <w:r>
-        <w:t>/bb</w:t>
-      </w:r>
-      <w:r>
-        <w:rPr>
-          <w:rFonts w:hint="eastAsia"/>
-        </w:rPr>
-        <w:t>/</w:t>
-      </w:r>
-      <w:r>
-        <w:rPr>
-          <w:rFonts w:hint="eastAsia"/>
-        </w:rPr>
-        <w:t>”，</w:t>
-      </w:r>
-      <w:r>
-        <w:rPr>
-          <w:rFonts w:hint="eastAsia"/>
-        </w:rPr>
-        <w:t>de</w:t>
-      </w:r>
-      <w:r>
-        <w:t>limiter</w:t>
-      </w:r>
-      <w:r>
-        <w:rPr>
-          <w:rFonts w:hint="eastAsia"/>
-        </w:rPr>
-        <w:t>为“</w:t>
-      </w:r>
-      <w:r>
-        <w:rPr>
-          <w:rFonts w:hint="eastAsia"/>
-        </w:rPr>
-        <w:t>/</w:t>
-      </w:r>
-      <w:r>
-        <w:rPr>
-          <w:rFonts w:hint="eastAsia"/>
-        </w:rPr>
-        <w:t>”</w:t>
-      </w:r>
-      <w:r>
-        <w:rPr>
-          <w:rFonts w:hint="eastAsia"/>
-        </w:rPr>
-        <w:t>，</w:t>
-      </w:r>
-      <w:r>
-        <w:rPr>
-          <w:rFonts w:hint="eastAsia"/>
-        </w:rPr>
-        <w:t>start-after</w:t>
-      </w:r>
-      <w:r>
-        <w:rPr>
-          <w:rFonts w:hint="eastAsia"/>
-        </w:rPr>
-        <w:t>为</w:t>
-      </w:r>
-      <w:r>
-        <w:rPr>
-          <w:rFonts w:hint="eastAsia"/>
-        </w:rPr>
-        <w:t>/aa/bb/11</w:t>
-      </w:r>
-      <w:r>
-        <w:rPr>
-          <w:rFonts w:hint="eastAsia"/>
-        </w:rPr>
-        <w:t>，</w:t>
-      </w:r>
-      <w:r>
-        <w:t>P</w:t>
-      </w:r>
-      <w:r>
-        <w:rPr>
-          <w:rFonts w:hint="eastAsia"/>
-        </w:rPr>
-        <w:t>refix+start-after</w:t>
-      </w:r>
-      <w:r>
-        <w:rPr>
-          <w:rFonts w:hint="eastAsia"/>
-        </w:rPr>
-        <w:t>的匹配结果为</w:t>
+        <w:ind w:left="0" w:firstLineChars="300" w:firstLine="630"/>
+        <w:rPr>
+          <w:rFonts w:asciiTheme="minorEastAsia" w:hAnsiTheme="minorEastAsia"/>
+        </w:rPr>
+      </w:pPr>
+      <w:r>
+        <w:rPr>
+          <w:rFonts w:asciiTheme="minorEastAsia" w:hAnsiTheme="minorEastAsia"/>
+        </w:rPr>
+        <w:t>/aa/bb/4567.txt</w:t>
       </w:r>
     </w:p>
     <w:p>
@@ -23224,35 +23267,137 @@
       </w:pPr>
       <w:r>
         <w:rPr>
+          <w:rFonts w:asciiTheme="minorEastAsia" w:hAnsiTheme="minorEastAsia"/>
+        </w:rPr>
+        <w:t>7890</w:t>
+      </w:r>
+      <w:r>
+        <w:rPr>
           <w:rFonts w:asciiTheme="minorEastAsia" w:hAnsiTheme="minorEastAsia" w:hint="eastAsia"/>
         </w:rPr>
-        <w:t>/aa/bb/</w:t>
-      </w:r>
-      <w:r>
-        <w:rPr>
-          <w:rFonts w:asciiTheme="minorEastAsia" w:hAnsiTheme="minorEastAsia" w:hint="eastAsia"/>
-        </w:rPr>
-        <w:t>cc/dd/1234.txt</w:t>
+        <w:t>.txt</w:t>
       </w:r>
     </w:p>
     <w:p>
       <w:pPr>
-        <w:ind w:left="0" w:firstLineChars="300" w:firstLine="630"/>
-        <w:rPr>
-          <w:rFonts w:asciiTheme="minorEastAsia" w:hAnsiTheme="minorEastAsia"/>
-        </w:rPr>
-      </w:pPr>
-      <w:r>
-        <w:rPr>
-          <w:rFonts w:asciiTheme="minorEastAsia" w:hAnsiTheme="minorEastAsia" w:hint="eastAsia"/>
-        </w:rPr>
-        <w:t>/aa/bb/cc/ee</w:t>
-      </w:r>
-      <w:r>
-        <w:rPr>
-          <w:rFonts w:asciiTheme="minorEastAsia" w:hAnsiTheme="minorEastAsia" w:hint="eastAsia"/>
-        </w:rPr>
-        <w:t>/1234.txt</w:t>
+        <w:ind w:left="0" w:firstLineChars="200" w:firstLine="420"/>
+      </w:pPr>
+      <w:r>
+        <w:rPr>
+          <w:rFonts w:hint="eastAsia"/>
+        </w:rPr>
+        <w:t>当</w:t>
+      </w:r>
+      <w:r>
+        <w:rPr>
+          <w:rFonts w:hint="eastAsia"/>
+        </w:rPr>
+        <w:t>prefix</w:t>
+      </w:r>
+      <w:r>
+        <w:rPr>
+          <w:rFonts w:hint="eastAsia"/>
+        </w:rPr>
+        <w:t>为</w:t>
+      </w:r>
+      <w:r>
+        <w:rPr>
+          <w:rFonts w:hint="eastAsia"/>
+        </w:rPr>
+        <w:t>“</w:t>
+      </w:r>
+      <w:r>
+        <w:rPr>
+          <w:rFonts w:hint="eastAsia"/>
+        </w:rPr>
+        <w:t>aa</w:t>
+      </w:r>
+      <w:r>
+        <w:t>/bb</w:t>
+      </w:r>
+      <w:r>
+        <w:rPr>
+          <w:rFonts w:hint="eastAsia"/>
+        </w:rPr>
+        <w:t>/</w:t>
+      </w:r>
+      <w:r>
+        <w:rPr>
+          <w:rFonts w:hint="eastAsia"/>
+        </w:rPr>
+        <w:t>”，</w:t>
+      </w:r>
+      <w:r>
+        <w:rPr>
+          <w:rFonts w:hint="eastAsia"/>
+        </w:rPr>
+        <w:t>de</w:t>
+      </w:r>
+      <w:r>
+        <w:t>limiter</w:t>
+      </w:r>
+      <w:r>
+        <w:rPr>
+          <w:rFonts w:hint="eastAsia"/>
+        </w:rPr>
+        <w:t>为“</w:t>
+      </w:r>
+      <w:r>
+        <w:rPr>
+          <w:rFonts w:hint="eastAsia"/>
+        </w:rPr>
+        <w:t>/</w:t>
+      </w:r>
+      <w:r>
+        <w:rPr>
+          <w:rFonts w:hint="eastAsia"/>
+        </w:rPr>
+        <w:t>”</w:t>
+      </w:r>
+      <w:r>
+        <w:rPr>
+          <w:rFonts w:hint="eastAsia"/>
+        </w:rPr>
+        <w:t>，</w:t>
+      </w:r>
+      <w:r>
+        <w:rPr>
+          <w:rFonts w:hint="eastAsia"/>
+        </w:rPr>
+        <w:t>start-after</w:t>
+      </w:r>
+      <w:r>
+        <w:rPr>
+          <w:rFonts w:hint="eastAsia"/>
+        </w:rPr>
+        <w:t>为</w:t>
+      </w:r>
+      <w:r>
+        <w:rPr>
+          <w:rFonts w:hint="eastAsia"/>
+        </w:rPr>
+        <w:t>/aa/bb/11</w:t>
+      </w:r>
+      <w:r>
+        <w:rPr>
+          <w:rFonts w:hint="eastAsia"/>
+        </w:rPr>
+        <w:t>，</w:t>
+      </w:r>
+      <w:r>
+        <w:t>P</w:t>
+      </w:r>
+      <w:r>
+        <w:rPr>
+          <w:rFonts w:hint="eastAsia"/>
+        </w:rPr>
+        <w:t>refix+start-after</w:t>
+      </w:r>
+      <w:r>
+        <w:rPr>
+          <w:rFonts w:hint="eastAsia"/>
+        </w:rPr>
+        <w:t>的匹配结果为</w:t>
       </w:r>
     </w:p>
     <w:p>
@@ -23264,9 +23409,15 @@
       </w:pPr>
       <w:r>
         <w:rPr>
-          <w:rFonts w:asciiTheme="minorEastAsia" w:hAnsiTheme="minorEastAsia"/>
-        </w:rPr>
-        <w:t>/aa/bb/dd/2345.txt</w:t>
+          <w:rFonts w:asciiTheme="minorEastAsia" w:hAnsiTheme="minorEastAsia" w:hint="eastAsia"/>
+        </w:rPr>
+        <w:t>/aa/bb/</w:t>
+      </w:r>
+      <w:r>
+        <w:rPr>
+          <w:rFonts w:asciiTheme="minorEastAsia" w:hAnsiTheme="minorEastAsia" w:hint="eastAsia"/>
+        </w:rPr>
+        <w:t>cc/dd/1234.txt</w:t>
       </w:r>
     </w:p>
     <w:p>
@@ -23278,9 +23429,15 @@
       </w:pPr>
       <w:r>
         <w:rPr>
-          <w:rFonts w:asciiTheme="minorEastAsia" w:hAnsiTheme="minorEastAsia"/>
-        </w:rPr>
-        <w:t>/aa/bb/ee/3456.txt</w:t>
+          <w:rFonts w:asciiTheme="minorEastAsia" w:hAnsiTheme="minorEastAsia" w:hint="eastAsia"/>
+        </w:rPr>
+        <w:t>/aa/bb/cc/ee</w:t>
+      </w:r>
+      <w:r>
+        <w:rPr>
+          <w:rFonts w:asciiTheme="minorEastAsia" w:hAnsiTheme="minorEastAsia" w:hint="eastAsia"/>
+        </w:rPr>
+        <w:t>/1234.txt</w:t>
       </w:r>
     </w:p>
     <w:p>
@@ -23294,92 +23451,92 @@
         <w:rPr>
           <w:rFonts w:asciiTheme="minorEastAsia" w:hAnsiTheme="minorEastAsia"/>
         </w:rPr>
-        <w:t>/aa/bb/4567.txt</w:t>
+        <w:t>/aa/bb/dd/2345.txt</w:t>
       </w:r>
     </w:p>
     <w:p>
       <w:pPr>
-        <w:ind w:left="0" w:firstLineChars="200" w:firstLine="420"/>
-      </w:pPr>
-      <w:r>
-        <w:rPr>
-          <w:rFonts w:hint="eastAsia"/>
-        </w:rPr>
-        <w:t>在此基础上</w:t>
-      </w:r>
-      <w:r>
-        <w:rPr>
-          <w:rFonts w:hint="eastAsia"/>
-        </w:rPr>
-        <w:t>匹配</w:t>
-      </w:r>
-      <w:r>
-        <w:rPr>
-          <w:rFonts w:hint="eastAsia"/>
-        </w:rPr>
-        <w:t>delimiter</w:t>
-      </w:r>
-      <w:r>
-        <w:rPr>
-          <w:rFonts w:hint="eastAsia"/>
-        </w:rPr>
-        <w:t>的结果为</w:t>
+        <w:ind w:left="0" w:firstLineChars="300" w:firstLine="630"/>
+        <w:rPr>
+          <w:rFonts w:asciiTheme="minorEastAsia" w:hAnsiTheme="minorEastAsia"/>
+        </w:rPr>
+      </w:pPr>
+      <w:r>
+        <w:rPr>
+          <w:rFonts w:asciiTheme="minorEastAsia" w:hAnsiTheme="minorEastAsia"/>
+        </w:rPr>
+        <w:t>/aa/bb/ee/3456.txt</w:t>
       </w:r>
     </w:p>
     <w:p>
       <w:pPr>
         <w:ind w:left="0" w:firstLineChars="300" w:firstLine="630"/>
-      </w:pPr>
-      <w:r>
-        <w:rPr>
-          <w:rFonts w:asciiTheme="minorEastAsia" w:hAnsiTheme="minorEastAsia" w:hint="eastAsia"/>
-        </w:rPr>
-        <w:t>/aa/bb/</w:t>
-      </w:r>
-      <w:r>
-        <w:rPr>
-          <w:rFonts w:asciiTheme="minorEastAsia" w:hAnsiTheme="minorEastAsia" w:hint="eastAsia"/>
-        </w:rPr>
-        <w:t>cc/</w:t>
+        <w:rPr>
+          <w:rFonts w:asciiTheme="minorEastAsia" w:hAnsiTheme="minorEastAsia"/>
+        </w:rPr>
+      </w:pPr>
+      <w:r>
+        <w:rPr>
+          <w:rFonts w:asciiTheme="minorEastAsia" w:hAnsiTheme="minorEastAsia"/>
+        </w:rPr>
+        <w:t>/aa/bb/4567.txt</w:t>
       </w:r>
     </w:p>
     <w:p>
       <w:pPr>
-        <w:ind w:left="0" w:firstLineChars="300" w:firstLine="630"/>
-      </w:pPr>
-      <w:r>
-        <w:rPr>
-          <w:rFonts w:asciiTheme="minorEastAsia" w:hAnsiTheme="minorEastAsia"/>
-        </w:rPr>
-        <w:t>/aa/bb/dd/</w:t>
+        <w:ind w:left="0" w:firstLineChars="200" w:firstLine="420"/>
+      </w:pPr>
+      <w:r>
+        <w:rPr>
+          <w:rFonts w:hint="eastAsia"/>
+        </w:rPr>
+        <w:t>在此基础上</w:t>
+      </w:r>
+      <w:r>
+        <w:rPr>
+          <w:rFonts w:hint="eastAsia"/>
+        </w:rPr>
+        <w:t>匹配</w:t>
+      </w:r>
+      <w:r>
+        <w:rPr>
+          <w:rFonts w:hint="eastAsia"/>
+        </w:rPr>
+        <w:t>delimiter</w:t>
+      </w:r>
+      <w:r>
+        <w:rPr>
+          <w:rFonts w:hint="eastAsia"/>
+        </w:rPr>
+        <w:t>的结果为</w:t>
       </w:r>
     </w:p>
     <w:p>
       <w:pPr>
         <w:ind w:left="0" w:firstLineChars="300" w:firstLine="630"/>
-        <w:rPr>
-          <w:rFonts w:asciiTheme="minorEastAsia" w:hAnsiTheme="minorEastAsia"/>
-        </w:rPr>
-      </w:pPr>
-      <w:r>
-        <w:rPr>
-          <w:rFonts w:asciiTheme="minorEastAsia" w:hAnsiTheme="minorEastAsia"/>
-        </w:rPr>
-        <w:t>/aa/bb/ee/</w:t>
+      </w:pPr>
+      <w:r>
+        <w:rPr>
+          <w:rFonts w:asciiTheme="minorEastAsia" w:hAnsiTheme="minorEastAsia" w:hint="eastAsia"/>
+        </w:rPr>
+        <w:t>/aa/bb/</w:t>
+      </w:r>
+      <w:r>
+        <w:rPr>
+          <w:rFonts w:asciiTheme="minorEastAsia" w:hAnsiTheme="minorEastAsia" w:hint="eastAsia"/>
+        </w:rPr>
+        <w:t>cc/</w:t>
       </w:r>
     </w:p>
     <w:p>
       <w:pPr>
-        <w:ind w:left="0" w:firstLineChars="200" w:firstLine="420"/>
+        <w:ind w:left="0" w:firstLineChars="300" w:firstLine="630"/>
+      </w:pPr>
+      <w:r>
         <w:rPr>
           <w:rFonts w:asciiTheme="minorEastAsia" w:hAnsiTheme="minorEastAsia"/>
         </w:rPr>
-      </w:pPr>
-      <w:r>
-        <w:rPr>
-          <w:rFonts w:asciiTheme="minorEastAsia" w:hAnsiTheme="minorEastAsia" w:hint="eastAsia"/>
-        </w:rPr>
-        <w:t>未匹配到delimiter的结果为</w:t>
+        <w:t>/aa/bb/dd/</w:t>
       </w:r>
     </w:p>
     <w:p>
@@ -23393,7 +23550,7 @@
         <w:rPr>
           <w:rFonts w:asciiTheme="minorEastAsia" w:hAnsiTheme="minorEastAsia"/>
         </w:rPr>
-        <w:t>/aa/bb/4567.txt</w:t>
+        <w:t>/aa/bb/ee/</w:t>
       </w:r>
     </w:p>
     <w:p>
@@ -23407,108 +23564,60 @@
         <w:rPr>
           <w:rFonts w:asciiTheme="minorEastAsia" w:hAnsiTheme="minorEastAsia" w:hint="eastAsia"/>
         </w:rPr>
-        <w:t>最终总统计数量为4</w:t>
-      </w:r>
-      <w:r>
-        <w:rPr>
-          <w:rFonts w:asciiTheme="minorEastAsia" w:hAnsiTheme="minorEastAsia" w:hint="eastAsia"/>
-        </w:rPr>
-        <w:t>。</w:t>
+        <w:t>未匹配到delimiter的结果为</w:t>
       </w:r>
     </w:p>
     <w:p>
       <w:pPr>
-        <w:ind w:left="0"/>
-      </w:pPr>
+        <w:ind w:left="0" w:firstLineChars="300" w:firstLine="630"/>
+        <w:rPr>
+          <w:rFonts w:asciiTheme="minorEastAsia" w:hAnsiTheme="minorEastAsia"/>
+        </w:rPr>
+      </w:pPr>
+      <w:r>
+        <w:rPr>
+          <w:rFonts w:asciiTheme="minorEastAsia" w:hAnsiTheme="minorEastAsia"/>
+        </w:rPr>
+        <w:t>/aa/bb/4567.txt</w:t>
+      </w:r>
     </w:p>
     <w:p>
       <w:pPr>
-        <w:ind w:left="0" w:firstLine="420"/>
-        <w:rPr>
-          <w:rStyle w:val="afd"/>
-        </w:rPr>
-      </w:pPr>
-      <w:r>
-        <w:rPr>
-          <w:rStyle w:val="afd"/>
-        </w:rPr>
-        <w:t>上下文管理</w:t>
+        <w:ind w:left="0" w:firstLineChars="200" w:firstLine="420"/>
+        <w:rPr>
+          <w:rFonts w:asciiTheme="minorEastAsia" w:hAnsiTheme="minorEastAsia"/>
+        </w:rPr>
+      </w:pPr>
+      <w:r>
+        <w:rPr>
+          <w:rFonts w:asciiTheme="minorEastAsia" w:hAnsiTheme="minorEastAsia" w:hint="eastAsia"/>
+        </w:rPr>
+        <w:t>最终总统计数量为4</w:t>
+      </w:r>
+      <w:r>
+        <w:rPr>
+          <w:rFonts w:asciiTheme="minorEastAsia" w:hAnsiTheme="minorEastAsia" w:hint="eastAsia"/>
+        </w:rPr>
+        <w:t>。</w:t>
       </w:r>
     </w:p>
     <w:p>
       <w:pPr>
-        <w:ind w:left="0" w:firstLine="420"/>
-      </w:pPr>
-      <w:r>
-        <w:rPr>
-          <w:rFonts w:hint="eastAsia"/>
-        </w:rPr>
-        <w:t>每一次</w:t>
-      </w:r>
-      <w:r>
-        <w:rPr>
-          <w:rFonts w:hint="eastAsia"/>
-        </w:rPr>
-        <w:t>有</w:t>
-      </w:r>
-      <w:r>
-        <w:rPr>
-          <w:rFonts w:hint="eastAsia"/>
-        </w:rPr>
-        <w:t>未完成的</w:t>
-      </w:r>
-      <w:r>
-        <w:rPr>
-          <w:rFonts w:hint="eastAsia"/>
-        </w:rPr>
-        <w:t>查询请求</w:t>
-      </w:r>
-      <w:r>
-        <w:rPr>
-          <w:rFonts w:hint="eastAsia"/>
-        </w:rPr>
-        <w:t>，都会</w:t>
-      </w:r>
-      <w:r>
-        <w:rPr>
-          <w:rFonts w:hint="eastAsia"/>
-        </w:rPr>
-        <w:t>分配一个上下文，记录本次查询的条件信息</w:t>
-      </w:r>
-      <w:r>
-        <w:rPr>
-          <w:rFonts w:hint="eastAsia"/>
-        </w:rPr>
-        <w:t>及</w:t>
-      </w:r>
-      <w:r>
-        <w:rPr>
-          <w:rFonts w:hint="eastAsia"/>
-        </w:rPr>
-        <w:t>本次查询的最后一条记录</w:t>
-      </w:r>
-      <w:r>
-        <w:rPr>
-          <w:rFonts w:hint="eastAsia"/>
-        </w:rPr>
-        <w:t>。</w:t>
-      </w:r>
+        <w:ind w:left="0"/>
+      </w:pPr>
     </w:p>
     <w:p>
       <w:pPr>
         <w:ind w:left="0" w:firstLine="420"/>
-      </w:pPr>
-      <w:r>
-        <w:rPr>
-          <w:rFonts w:hint="eastAsia"/>
-        </w:rPr>
-        <w:t>上下文结构</w:t>
-      </w:r>
-      <w:r>
-        <w:rPr>
-          <w:rFonts w:hint="eastAsia"/>
-        </w:rPr>
-        <w:t>如下：</w:t>
+        <w:rPr>
+          <w:rStyle w:val="afd"/>
+        </w:rPr>
+      </w:pPr>
+      <w:r>
+        <w:rPr>
+          <w:rStyle w:val="afd"/>
+        </w:rPr>
+        <w:t>上下文管理</w:t>
       </w:r>
     </w:p>
     <w:p>
@@ -23519,7 +23628,82 @@
         <w:rPr>
           <w:rFonts w:hint="eastAsia"/>
         </w:rPr>
-        <w:lastRenderedPageBreak/>
+        <w:t>每一次</w:t>
+      </w:r>
+      <w:r>
+        <w:rPr>
+          <w:rFonts w:hint="eastAsia"/>
+        </w:rPr>
+        <w:t>有</w:t>
+      </w:r>
+      <w:r>
+        <w:rPr>
+          <w:rFonts w:hint="eastAsia"/>
+        </w:rPr>
+        <w:t>未完成的</w:t>
+      </w:r>
+      <w:r>
+        <w:rPr>
+          <w:rFonts w:hint="eastAsia"/>
+        </w:rPr>
+        <w:t>查询请求</w:t>
+      </w:r>
+      <w:r>
+        <w:rPr>
+          <w:rFonts w:hint="eastAsia"/>
+        </w:rPr>
+        <w:t>，都会</w:t>
+      </w:r>
+      <w:r>
+        <w:rPr>
+          <w:rFonts w:hint="eastAsia"/>
+        </w:rPr>
+        <w:t>分配一个上下文，记录本次查询的条件信息</w:t>
+      </w:r>
+      <w:r>
+        <w:rPr>
+          <w:rFonts w:hint="eastAsia"/>
+        </w:rPr>
+        <w:t>及</w:t>
+      </w:r>
+      <w:r>
+        <w:rPr>
+          <w:rFonts w:hint="eastAsia"/>
+        </w:rPr>
+        <w:t>本次查询的最后一条记录</w:t>
+      </w:r>
+      <w:r>
+        <w:rPr>
+          <w:rFonts w:hint="eastAsia"/>
+        </w:rPr>
+        <w:t>。</w:t>
+      </w:r>
+    </w:p>
+    <w:p>
+      <w:pPr>
+        <w:ind w:left="0" w:firstLine="420"/>
+      </w:pPr>
+      <w:r>
+        <w:rPr>
+          <w:rFonts w:hint="eastAsia"/>
+        </w:rPr>
+        <w:t>上下文结构</w:t>
+      </w:r>
+      <w:r>
+        <w:rPr>
+          <w:rFonts w:hint="eastAsia"/>
+        </w:rPr>
+        <w:t>如下：</w:t>
+      </w:r>
+    </w:p>
+    <w:p>
+      <w:pPr>
+        <w:ind w:left="0" w:firstLine="420"/>
+      </w:pPr>
+      <w:r>
+        <w:rPr>
+          <w:rFonts w:hint="eastAsia"/>
+        </w:rPr>
         <w:t>{</w:t>
       </w:r>
     </w:p>
@@ -23720,6 +23904,7 @@
         <w:ind w:left="0" w:firstLine="420"/>
       </w:pPr>
       <w:r>
+        <w:lastRenderedPageBreak/>
         <w:t xml:space="preserve">String lastCommonPrefix; </w:t>
       </w:r>
       <w:r>
@@ -24318,7 +24503,7 @@
                     </pic:cNvPicPr>
                   </pic:nvPicPr>
                   <pic:blipFill>
-                    <a:blip r:embed="rId12">
+                    <a:blip r:embed="rId13">
                       <a:extLst>
                         <a:ext uri="{28A0092B-C50C-407E-A947-70E740481C1C}">
                           <a14:useLocalDpi xmlns:a14="http://schemas.microsoft.com/office/drawing/2010/main" val="0"/>
@@ -24376,10 +24561,10 @@
         </w:rPr>
         <w:lastRenderedPageBreak/>
         <w:drawing>
-          <wp:inline distT="0" distB="0" distL="0" distR="0" wp14:anchorId="6C3BB5D8" wp14:editId="61E5950F">
-            <wp:extent cx="5274310" cy="9297589"/>
-            <wp:effectExtent l="0" t="0" r="2540" b="0"/>
-            <wp:docPr id="1" name="图片 1"/>
+          <wp:inline distT="0" distB="0" distL="0" distR="0" wp14:anchorId="3A5A721F" wp14:editId="0A9E3E57">
+            <wp:extent cx="5274310" cy="4829620"/>
+            <wp:effectExtent l="0" t="0" r="2540" b="9525"/>
+            <wp:docPr id="5" name="图片 5"/>
             <wp:cNvGraphicFramePr>
               <a:graphicFrameLocks xmlns:a="http://schemas.openxmlformats.org/drawingml/2006/main" noChangeAspect="1"/>
             </wp:cNvGraphicFramePr>
@@ -24388,2162 +24573,6 @@
                 <pic:pic xmlns:pic="http://schemas.openxmlformats.org/drawingml/2006/picture">
                   <pic:nvPicPr>
                     <pic:cNvPr id="0" name="Picture 1"/>
-                    <pic:cNvPicPr>
-                      <a:picLocks noChangeAspect="1" noChangeArrowheads="1"/>
-                    </pic:cNvPicPr>
-                  </pic:nvPicPr>
-                  <pic:blipFill>
-                    <a:blip r:embed="rId13">
-                      <a:extLst>
-                        <a:ext uri="{28A0092B-C50C-407E-A947-70E740481C1C}">
-                          <a14:useLocalDpi xmlns:a14="http://schemas.microsoft.com/office/drawing/2010/main" val="0"/>
-                        </a:ext>
-                      </a:extLst>
-                    </a:blip>
-                    <a:srcRect/>
-                    <a:stretch>
-                      <a:fillRect/>
-                    </a:stretch>
-                  </pic:blipFill>
-                  <pic:spPr bwMode="auto">
-                    <a:xfrm>
-                      <a:off x="0" y="0"/>
-                      <a:ext cx="5274310" cy="9297589"/>
-                    </a:xfrm>
-                    <a:prstGeom prst="rect">
-                      <a:avLst/>
-                    </a:prstGeom>
-                    <a:noFill/>
-                    <a:ln>
-                      <a:noFill/>
-                    </a:ln>
-                  </pic:spPr>
-                </pic:pic>
-              </a:graphicData>
-            </a:graphic>
-          </wp:inline>
-        </w:drawing>
-      </w:r>
-    </w:p>
-    <w:p>
-      <w:pPr>
-        <w:ind w:left="0"/>
-      </w:pPr>
-      <w:r>
-        <w:rPr>
-          <w:rFonts w:hint="eastAsia"/>
-        </w:rPr>
-        <w:lastRenderedPageBreak/>
-        <w:t>Encoding</w:t>
-      </w:r>
-      <w:r>
-        <w:t>-type:</w:t>
-      </w:r>
-    </w:p>
-    <w:p>
-      <w:pPr>
-        <w:ind w:left="0"/>
-      </w:pPr>
-      <w:r>
-        <w:rPr>
-          <w:rFonts w:hint="eastAsia"/>
-        </w:rPr>
-        <w:t>请求中指定了此参数，就需要根据</w:t>
-      </w:r>
-      <w:r>
-        <w:rPr>
-          <w:rFonts w:hint="eastAsia"/>
-        </w:rPr>
-        <w:t>Encoding</w:t>
-      </w:r>
-      <w:r>
-        <w:t>-</w:t>
-      </w:r>
-      <w:r>
-        <w:rPr>
-          <w:rFonts w:hint="eastAsia"/>
-        </w:rPr>
-        <w:t>type</w:t>
-      </w:r>
-      <w:r>
-        <w:rPr>
-          <w:rFonts w:hint="eastAsia"/>
-        </w:rPr>
-        <w:t>指定的编码方式对</w:t>
-      </w:r>
-      <w:r>
-        <w:t>Delimiter, Prefix, ContinuationToken, Key, and StartAfter</w:t>
-      </w:r>
-      <w:r>
-        <w:rPr>
-          <w:rFonts w:hint="eastAsia"/>
-        </w:rPr>
-        <w:t>进行编码。</w:t>
-      </w:r>
-    </w:p>
-    <w:p>
-      <w:pPr>
-        <w:ind w:left="0" w:firstLineChars="200" w:firstLine="420"/>
-      </w:pPr>
-      <w:r>
-        <w:rPr>
-          <w:rFonts w:hint="eastAsia"/>
-        </w:rPr>
-        <w:t>正常场景：</w:t>
-      </w:r>
-    </w:p>
-    <w:p>
-      <w:pPr>
-        <w:pStyle w:val="aa"/>
-        <w:numPr>
-          <w:ilvl w:val="0"/>
-          <w:numId w:val="49"/>
-        </w:numPr>
-        <w:ind w:firstLineChars="0"/>
-      </w:pPr>
-      <w:r>
-        <w:rPr>
-          <w:rFonts w:hint="eastAsia"/>
-        </w:rPr>
-        <w:t>当查询结果条数不大于</w:t>
-      </w:r>
-      <w:r>
-        <w:rPr>
-          <w:rFonts w:hint="eastAsia"/>
-        </w:rPr>
-        <w:t>max-keys</w:t>
-      </w:r>
-      <w:r>
-        <w:rPr>
-          <w:rFonts w:hint="eastAsia"/>
-        </w:rPr>
-        <w:t>参数时，在一条响应中返回所有查询结果。</w:t>
-      </w:r>
-    </w:p>
-    <w:p>
-      <w:pPr>
-        <w:pStyle w:val="aa"/>
-        <w:numPr>
-          <w:ilvl w:val="0"/>
-          <w:numId w:val="49"/>
-        </w:numPr>
-        <w:ind w:firstLineChars="0"/>
-      </w:pPr>
-      <w:r>
-        <w:rPr>
-          <w:rFonts w:hint="eastAsia"/>
-        </w:rPr>
-        <w:t>当查询结果条数大于</w:t>
-      </w:r>
-      <w:r>
-        <w:rPr>
-          <w:rFonts w:hint="eastAsia"/>
-        </w:rPr>
-        <w:t>max-keys</w:t>
-      </w:r>
-      <w:r>
-        <w:rPr>
-          <w:rFonts w:hint="eastAsia"/>
-        </w:rPr>
-        <w:t>参数时，在第一条响应中返回</w:t>
-      </w:r>
-      <w:r>
-        <w:rPr>
-          <w:rFonts w:hint="eastAsia"/>
-        </w:rPr>
-        <w:t>max-keys</w:t>
-      </w:r>
-      <w:r>
-        <w:rPr>
-          <w:rFonts w:hint="eastAsia"/>
-        </w:rPr>
-        <w:t>条查询结果，并在</w:t>
-      </w:r>
-      <w:r>
-        <w:t>NextContinuationToken</w:t>
-      </w:r>
-      <w:r>
-        <w:rPr>
-          <w:rFonts w:hint="eastAsia"/>
-        </w:rPr>
-        <w:t>中记录当前</w:t>
-      </w:r>
-      <w:r>
-        <w:rPr>
-          <w:rFonts w:hint="eastAsia"/>
-        </w:rPr>
-        <w:t>位置，返回在响应消息中。</w:t>
-      </w:r>
-    </w:p>
-    <w:p>
-      <w:pPr>
-        <w:pStyle w:val="aa"/>
-        <w:ind w:left="360" w:firstLineChars="0" w:firstLine="0"/>
-      </w:pPr>
-      <w:r>
-        <w:rPr>
-          <w:rFonts w:hint="eastAsia"/>
-        </w:rPr>
-        <w:t>下次请求中携带位置记录参数</w:t>
-      </w:r>
-      <w:r>
-        <w:t>NextContinuationToken</w:t>
-      </w:r>
-      <w:r>
-        <w:rPr>
-          <w:rFonts w:hint="eastAsia"/>
-        </w:rPr>
-        <w:t>，则从该记录的位置开始继续向下查询最多</w:t>
-      </w:r>
-      <w:r>
-        <w:rPr>
-          <w:rFonts w:hint="eastAsia"/>
-        </w:rPr>
-        <w:t>max-keys</w:t>
-      </w:r>
-      <w:r>
-        <w:rPr>
-          <w:rFonts w:hint="eastAsia"/>
-        </w:rPr>
-        <w:t>条记录，返回在响应消息中，并记录最新取数据的位置，返回在响应消息中。</w:t>
-      </w:r>
-    </w:p>
-    <w:p>
-      <w:pPr>
-        <w:spacing w:beforeLines="50" w:before="156" w:afterLines="50" w:after="156"/>
-        <w:ind w:left="0" w:firstLineChars="200" w:firstLine="420"/>
-      </w:pPr>
-      <w:r>
-        <w:rPr>
-          <w:rFonts w:hint="eastAsia"/>
-        </w:rPr>
-        <w:t>以此类推，直到符合条件的记录全部返回给查询请求。</w:t>
-      </w:r>
-    </w:p>
-    <w:p>
-      <w:pPr>
-        <w:pStyle w:val="aa"/>
-        <w:numPr>
-          <w:ilvl w:val="0"/>
-          <w:numId w:val="49"/>
-        </w:numPr>
-        <w:ind w:firstLineChars="0"/>
-      </w:pPr>
-      <w:r>
-        <w:rPr>
-          <w:rFonts w:hint="eastAsia"/>
-        </w:rPr>
-        <w:t>当指定</w:t>
-      </w:r>
-      <w:r>
-        <w:t>prefix</w:t>
-      </w:r>
-      <w:r>
-        <w:rPr>
-          <w:rFonts w:hint="eastAsia"/>
-        </w:rPr>
-        <w:t>，查询所有符合该前缀的记录。</w:t>
-      </w:r>
-    </w:p>
-    <w:p>
-      <w:pPr>
-        <w:pStyle w:val="aa"/>
-        <w:numPr>
-          <w:ilvl w:val="0"/>
-          <w:numId w:val="49"/>
-        </w:numPr>
-        <w:ind w:firstLineChars="0"/>
-      </w:pPr>
-      <w:r>
-        <w:rPr>
-          <w:rFonts w:hint="eastAsia"/>
-        </w:rPr>
-        <w:t>当指定</w:t>
-      </w:r>
-      <w:r>
-        <w:rPr>
-          <w:rFonts w:hint="eastAsia"/>
-        </w:rPr>
-        <w:t>prefix</w:t>
-      </w:r>
-      <w:r>
-        <w:rPr>
-          <w:rFonts w:hint="eastAsia"/>
-        </w:rPr>
-        <w:t>和</w:t>
-      </w:r>
-      <w:r>
-        <w:rPr>
-          <w:rFonts w:hint="eastAsia"/>
-        </w:rPr>
-        <w:t>delimiter</w:t>
-      </w:r>
-      <w:r>
-        <w:rPr>
-          <w:rFonts w:hint="eastAsia"/>
-        </w:rPr>
-        <w:t>时，则</w:t>
-      </w:r>
-      <w:r>
-        <w:rPr>
-          <w:rFonts w:hint="eastAsia"/>
-        </w:rPr>
-        <w:t>prefix</w:t>
-      </w:r>
-      <w:r>
-        <w:rPr>
-          <w:rFonts w:hint="eastAsia"/>
-        </w:rPr>
-        <w:t>和</w:t>
-      </w:r>
-      <w:r>
-        <w:rPr>
-          <w:rFonts w:hint="eastAsia"/>
-        </w:rPr>
-        <w:t>delimiter</w:t>
-      </w:r>
-      <w:r>
-        <w:rPr>
-          <w:rFonts w:hint="eastAsia"/>
-        </w:rPr>
-        <w:t>之间的匹配的所有记录</w:t>
-      </w:r>
-      <w:r>
-        <w:rPr>
-          <w:rFonts w:hint="eastAsia"/>
-        </w:rPr>
-        <w:t>（不重复）</w:t>
-      </w:r>
-      <w:r>
-        <w:rPr>
-          <w:rFonts w:hint="eastAsia"/>
-        </w:rPr>
-        <w:t>作为</w:t>
-      </w:r>
-      <w:r>
-        <w:t>CommonPrefixes</w:t>
-      </w:r>
-      <w:r>
-        <w:rPr>
-          <w:rFonts w:hint="eastAsia"/>
-        </w:rPr>
-        <w:t>中的</w:t>
-      </w:r>
-      <w:r>
-        <w:rPr>
-          <w:rFonts w:hint="eastAsia"/>
-        </w:rPr>
-        <w:t>prefix</w:t>
-      </w:r>
-      <w:r>
-        <w:rPr>
-          <w:rFonts w:hint="eastAsia"/>
-        </w:rPr>
-        <w:t>记录</w:t>
-      </w:r>
-      <w:r>
-        <w:rPr>
-          <w:rFonts w:hint="eastAsia"/>
-        </w:rPr>
-        <w:t>，匹配不到</w:t>
-      </w:r>
-      <w:r>
-        <w:rPr>
-          <w:rFonts w:hint="eastAsia"/>
-        </w:rPr>
-        <w:t>delimiter</w:t>
-      </w:r>
-      <w:r>
-        <w:rPr>
-          <w:rFonts w:hint="eastAsia"/>
-        </w:rPr>
-        <w:t>的记录作为单独的</w:t>
-      </w:r>
-      <w:r>
-        <w:rPr>
-          <w:rFonts w:hint="eastAsia"/>
-        </w:rPr>
-        <w:t>content</w:t>
-      </w:r>
-      <w:r>
-        <w:rPr>
-          <w:rFonts w:hint="eastAsia"/>
-        </w:rPr>
-        <w:t>放在</w:t>
-      </w:r>
-      <w:r>
-        <w:rPr>
-          <w:rFonts w:hint="eastAsia"/>
-        </w:rPr>
-        <w:t>contents</w:t>
-      </w:r>
-      <w:r>
-        <w:rPr>
-          <w:rFonts w:hint="eastAsia"/>
-        </w:rPr>
-        <w:t>中</w:t>
-      </w:r>
-      <w:r>
-        <w:rPr>
-          <w:rFonts w:hint="eastAsia"/>
-        </w:rPr>
-        <w:t>。</w:t>
-      </w:r>
-    </w:p>
-    <w:p>
-      <w:pPr>
-        <w:spacing w:beforeLines="50" w:before="156" w:afterLines="50" w:after="156"/>
-        <w:ind w:left="0" w:firstLineChars="200" w:firstLine="420"/>
-      </w:pPr>
-      <w:r>
-        <w:rPr>
-          <w:rFonts w:hint="eastAsia"/>
-        </w:rPr>
-        <w:t>异常场景：</w:t>
-      </w:r>
-    </w:p>
-    <w:p>
-      <w:pPr>
-        <w:pStyle w:val="aa"/>
-        <w:numPr>
-          <w:ilvl w:val="0"/>
-          <w:numId w:val="50"/>
-        </w:numPr>
-        <w:spacing w:beforeLines="50" w:before="156" w:afterLines="50" w:after="156"/>
-        <w:ind w:firstLineChars="0"/>
-      </w:pPr>
-      <w:r>
-        <w:rPr>
-          <w:rFonts w:hint="eastAsia"/>
-        </w:rPr>
-        <w:t>桶不存在，返回</w:t>
-      </w:r>
-      <w:r>
-        <w:rPr>
-          <w:rFonts w:hint="eastAsia"/>
-        </w:rPr>
-        <w:t>NoSuchBucket</w:t>
-      </w:r>
-    </w:p>
-    <w:p>
-      <w:pPr>
-        <w:pStyle w:val="aa"/>
-        <w:numPr>
-          <w:ilvl w:val="0"/>
-          <w:numId w:val="50"/>
-        </w:numPr>
-        <w:spacing w:beforeLines="50" w:before="156" w:afterLines="50" w:after="156"/>
-        <w:ind w:firstLineChars="0"/>
-      </w:pPr>
-      <w:r>
-        <w:rPr>
-          <w:rFonts w:hint="eastAsia"/>
-        </w:rPr>
-        <w:t>无权访问桶</w:t>
-      </w:r>
-      <w:r>
-        <w:rPr>
-          <w:rFonts w:hint="eastAsia"/>
-        </w:rPr>
-        <w:t>，返回</w:t>
-      </w:r>
-      <w:r>
-        <w:rPr>
-          <w:rFonts w:hint="eastAsia"/>
-        </w:rPr>
-        <w:t>AccessDenied</w:t>
-      </w:r>
-    </w:p>
-    <w:p>
-      <w:pPr>
-        <w:pStyle w:val="aa"/>
-        <w:numPr>
-          <w:ilvl w:val="0"/>
-          <w:numId w:val="50"/>
-        </w:numPr>
-        <w:spacing w:beforeLines="50" w:before="156" w:afterLines="50" w:after="156"/>
-        <w:ind w:firstLineChars="0"/>
-      </w:pPr>
-      <w:r>
-        <w:rPr>
-          <w:rFonts w:hint="eastAsia"/>
-        </w:rPr>
-        <w:t>没有查询到匹配记录，返回</w:t>
-      </w:r>
-      <w:r>
-        <w:t>200</w:t>
-      </w:r>
-      <w:r>
-        <w:rPr>
-          <w:rFonts w:hint="eastAsia"/>
-        </w:rPr>
-        <w:t>，无查询结果。</w:t>
-      </w:r>
-    </w:p>
-    <w:p>
-      <w:pPr>
-        <w:pStyle w:val="aa"/>
-        <w:numPr>
-          <w:ilvl w:val="0"/>
-          <w:numId w:val="50"/>
-        </w:numPr>
-        <w:spacing w:beforeLines="50" w:before="156" w:afterLines="50" w:after="156"/>
-        <w:ind w:firstLineChars="0"/>
-      </w:pPr>
-      <w:r>
-        <w:rPr>
-          <w:rFonts w:hint="eastAsia"/>
-        </w:rPr>
-        <w:t>指定的</w:t>
-      </w:r>
-      <w:r>
-        <w:t>ContinuationToken</w:t>
-      </w:r>
-      <w:r>
-        <w:rPr>
-          <w:rFonts w:hint="eastAsia"/>
-        </w:rPr>
-        <w:t>无法指定位置，返回</w:t>
-      </w:r>
-      <w:r>
-        <w:rPr>
-          <w:rFonts w:hint="eastAsia"/>
-        </w:rPr>
-        <w:t>Invalid</w:t>
-      </w:r>
-      <w:r>
-        <w:t>Argument</w:t>
-      </w:r>
-      <w:r>
-        <w:rPr>
-          <w:rFonts w:hint="eastAsia"/>
-        </w:rPr>
-        <w:t>。</w:t>
-      </w:r>
-      <w:bookmarkStart w:id="5" w:name="_查询版本（GET_Bucket_Object"/>
-      <w:bookmarkEnd w:id="5"/>
-    </w:p>
-    <w:p>
-      <w:pPr>
-        <w:pStyle w:val="3"/>
-        <w:ind w:left="630"/>
-      </w:pPr>
-      <w:bookmarkStart w:id="6" w:name="_获取对象（GET_Object）"/>
-      <w:bookmarkEnd w:id="6"/>
-      <w:r>
-        <w:rPr>
-          <w:rFonts w:hint="eastAsia"/>
-        </w:rPr>
-        <w:t>查询版本（</w:t>
-      </w:r>
-      <w:r>
-        <w:t xml:space="preserve">GET Bucket Object </w:t>
-      </w:r>
-      <w:r>
-        <w:rPr>
-          <w:rFonts w:hint="eastAsia"/>
-        </w:rPr>
-        <w:t>V</w:t>
-      </w:r>
-      <w:r>
-        <w:t>ersions</w:t>
-      </w:r>
-      <w:r>
-        <w:rPr>
-          <w:rFonts w:hint="eastAsia"/>
-        </w:rPr>
-        <w:t>）</w:t>
-      </w:r>
-    </w:p>
-    <w:p>
-      <w:pPr>
-        <w:ind w:left="0" w:firstLine="420"/>
-      </w:pPr>
-      <w:r>
-        <w:rPr>
-          <w:rFonts w:hint="eastAsia"/>
-        </w:rPr>
-        <w:t>查询版本同时在最新元数据表和历史元数据表进行。</w:t>
-      </w:r>
-    </w:p>
-    <w:p>
-      <w:pPr>
-        <w:ind w:left="0" w:firstLine="420"/>
-      </w:pPr>
-      <w:r>
-        <w:rPr>
-          <w:rFonts w:hint="eastAsia"/>
-        </w:rPr>
-        <w:t>查询一个</w:t>
-      </w:r>
-      <w:r>
-        <w:rPr>
-          <w:rFonts w:hint="eastAsia"/>
-        </w:rPr>
-        <w:t>Bucket</w:t>
-      </w:r>
-      <w:r>
-        <w:rPr>
-          <w:rFonts w:hint="eastAsia"/>
-        </w:rPr>
-        <w:t>中的对象版本列表，可以根据某些条件筛选查询结果。</w:t>
-      </w:r>
-    </w:p>
-    <w:p>
-      <w:pPr>
-        <w:ind w:left="0" w:firstLine="420"/>
-        <w:rPr>
-          <w:rStyle w:val="afd"/>
-        </w:rPr>
-      </w:pPr>
-      <w:r>
-        <w:rPr>
-          <w:rStyle w:val="afd"/>
-        </w:rPr>
-        <w:t>筛选条件</w:t>
-      </w:r>
-    </w:p>
-    <w:p>
-      <w:pPr>
-        <w:ind w:left="0" w:firstLine="420"/>
-      </w:pPr>
-      <w:r>
-        <w:rPr>
-          <w:rFonts w:hint="eastAsia"/>
-        </w:rPr>
-        <w:t>请求中可携带的筛选参数如下</w:t>
-      </w:r>
-      <w:r>
-        <w:rPr>
-          <w:rFonts w:hint="eastAsia"/>
-        </w:rPr>
-        <w:t xml:space="preserve"> </w:t>
-      </w:r>
-      <w:r>
-        <w:rPr>
-          <w:rFonts w:hint="eastAsia"/>
-        </w:rPr>
-        <w:t>：</w:t>
-      </w:r>
-    </w:p>
-    <w:p>
-      <w:pPr>
-        <w:ind w:left="0" w:firstLineChars="400" w:firstLine="840"/>
-      </w:pPr>
-      <w:r>
-        <w:t>P</w:t>
-      </w:r>
-      <w:r>
-        <w:rPr>
-          <w:rFonts w:hint="eastAsia"/>
-        </w:rPr>
-        <w:t>refix</w:t>
-      </w:r>
-      <w:r>
-        <w:t xml:space="preserve"> </w:t>
-      </w:r>
-      <w:r>
-        <w:rPr>
-          <w:rFonts w:hint="eastAsia"/>
-        </w:rPr>
-        <w:t>前缀，</w:t>
-      </w:r>
-    </w:p>
-    <w:p>
-      <w:pPr>
-        <w:ind w:left="0" w:firstLineChars="400" w:firstLine="840"/>
-      </w:pPr>
-      <w:r>
-        <w:t>De</w:t>
-      </w:r>
-      <w:r>
-        <w:rPr>
-          <w:rFonts w:hint="eastAsia"/>
-        </w:rPr>
-        <w:t>limiter</w:t>
-      </w:r>
-      <w:r>
-        <w:t xml:space="preserve"> </w:t>
-      </w:r>
-      <w:r>
-        <w:rPr>
-          <w:rFonts w:hint="eastAsia"/>
-        </w:rPr>
-        <w:t>分隔符，</w:t>
-      </w:r>
-      <w:r>
-        <w:rPr>
-          <w:rFonts w:hint="eastAsia"/>
-        </w:rPr>
-        <w:t>可以是一个或多个字符</w:t>
-      </w:r>
-    </w:p>
-    <w:p>
-      <w:pPr>
-        <w:ind w:left="0" w:firstLineChars="400" w:firstLine="840"/>
-      </w:pPr>
-      <w:r>
-        <w:t>key-marker</w:t>
-      </w:r>
-      <w:r>
-        <w:rPr>
-          <w:rFonts w:hint="eastAsia"/>
-        </w:rPr>
-        <w:t xml:space="preserve"> </w:t>
-      </w:r>
-      <w:r>
-        <w:rPr>
-          <w:rFonts w:hint="eastAsia"/>
-        </w:rPr>
-        <w:t>从此</w:t>
-      </w:r>
-      <w:r>
-        <w:rPr>
-          <w:rFonts w:hint="eastAsia"/>
-        </w:rPr>
-        <w:t>key</w:t>
-      </w:r>
-      <w:r>
-        <w:rPr>
-          <w:rFonts w:hint="eastAsia"/>
-        </w:rPr>
-        <w:t>位置开始，</w:t>
-      </w:r>
-    </w:p>
-    <w:p>
-      <w:pPr>
-        <w:ind w:left="0" w:firstLineChars="400" w:firstLine="840"/>
-      </w:pPr>
-      <w:r>
-        <w:t>version-id</w:t>
-      </w:r>
-      <w:r>
-        <w:rPr>
-          <w:rFonts w:hint="eastAsia"/>
-        </w:rPr>
-        <w:t>-</w:t>
-      </w:r>
-      <w:r>
-        <w:t>marker</w:t>
-      </w:r>
-      <w:r>
-        <w:rPr>
-          <w:rFonts w:hint="eastAsia"/>
-        </w:rPr>
-        <w:t>从此</w:t>
-      </w:r>
-      <w:r>
-        <w:rPr>
-          <w:rFonts w:hint="eastAsia"/>
-        </w:rPr>
-        <w:t>versionId</w:t>
-      </w:r>
-      <w:r>
-        <w:rPr>
-          <w:rFonts w:hint="eastAsia"/>
-        </w:rPr>
-        <w:t>位置开始，</w:t>
-      </w:r>
-      <w:r>
-        <w:rPr>
-          <w:rFonts w:hint="eastAsia"/>
-        </w:rPr>
-        <w:t>依赖</w:t>
-      </w:r>
-      <w:r>
-        <w:rPr>
-          <w:rFonts w:hint="eastAsia"/>
-        </w:rPr>
-        <w:t>Key-marker</w:t>
-      </w:r>
-    </w:p>
-    <w:p>
-      <w:pPr>
-        <w:ind w:left="0" w:firstLineChars="400" w:firstLine="840"/>
-      </w:pPr>
-      <w:r>
-        <w:rPr>
-          <w:rFonts w:hint="eastAsia"/>
-        </w:rPr>
-        <w:t>max-keys</w:t>
-      </w:r>
-      <w:r>
-        <w:t xml:space="preserve"> </w:t>
-      </w:r>
-      <w:r>
-        <w:rPr>
-          <w:rFonts w:hint="eastAsia"/>
-        </w:rPr>
-        <w:t>本次最多获取的条数。</w:t>
-      </w:r>
-    </w:p>
-    <w:p>
-      <w:pPr>
-        <w:ind w:left="0" w:firstLineChars="200" w:firstLine="420"/>
-      </w:pPr>
-      <w:r>
-        <w:rPr>
-          <w:rFonts w:hint="eastAsia"/>
-        </w:rPr>
-        <w:t>筛选优先级为</w:t>
-      </w:r>
-      <w:r>
-        <w:rPr>
-          <w:rFonts w:hint="eastAsia"/>
-        </w:rPr>
-        <w:t>prefix</w:t>
-      </w:r>
-      <w:r>
-        <w:t xml:space="preserve"> </w:t>
-      </w:r>
-      <w:r>
-        <w:rPr>
-          <w:rFonts w:hint="eastAsia"/>
-        </w:rPr>
-        <w:t>+</w:t>
-      </w:r>
-      <w:r>
-        <w:t xml:space="preserve"> </w:t>
-      </w:r>
-      <w:r>
-        <w:t>key-marker</w:t>
-      </w:r>
-      <w:r>
-        <w:t xml:space="preserve"> </w:t>
-      </w:r>
-      <w:r>
-        <w:rPr>
-          <w:rFonts w:hint="eastAsia"/>
-        </w:rPr>
-        <w:t>+</w:t>
-      </w:r>
-      <w:r>
-        <w:t xml:space="preserve"> </w:t>
-      </w:r>
-      <w:r>
-        <w:t>version-idmarker</w:t>
-      </w:r>
-      <w:r>
-        <w:t xml:space="preserve"> &gt; delimiter &gt;max-keys </w:t>
-      </w:r>
-      <w:r>
-        <w:rPr>
-          <w:rFonts w:hint="eastAsia"/>
-        </w:rPr>
-        <w:t>。</w:t>
-      </w:r>
-    </w:p>
-    <w:p>
-      <w:pPr>
-        <w:ind w:left="0" w:firstLineChars="200" w:firstLine="422"/>
-        <w:rPr>
-          <w:rStyle w:val="afd"/>
-        </w:rPr>
-      </w:pPr>
-      <w:r>
-        <w:rPr>
-          <w:rStyle w:val="afd"/>
-        </w:rPr>
-        <w:t>匹配方式</w:t>
-      </w:r>
-    </w:p>
-    <w:p>
-      <w:pPr>
-        <w:ind w:left="0" w:firstLineChars="200" w:firstLine="420"/>
-      </w:pPr>
-      <w:r>
-        <w:rPr>
-          <w:rFonts w:hint="eastAsia"/>
-        </w:rPr>
-        <w:t>当查询请求中有</w:t>
-      </w:r>
-      <w:r>
-        <w:rPr>
-          <w:rFonts w:hint="eastAsia"/>
-        </w:rPr>
-        <w:t>prefix</w:t>
-      </w:r>
-      <w:r>
-        <w:t xml:space="preserve"> </w:t>
-      </w:r>
-      <w:r>
-        <w:rPr>
-          <w:rFonts w:hint="eastAsia"/>
-        </w:rPr>
-        <w:t>+</w:t>
-      </w:r>
-      <w:r>
-        <w:t xml:space="preserve"> </w:t>
-      </w:r>
-      <w:r>
-        <w:t>key-marker</w:t>
-      </w:r>
-      <w:r>
-        <w:t xml:space="preserve"> </w:t>
-      </w:r>
-      <w:r>
-        <w:rPr>
-          <w:rFonts w:hint="eastAsia"/>
-        </w:rPr>
-        <w:t>+</w:t>
-      </w:r>
-      <w:r>
-        <w:t xml:space="preserve"> </w:t>
-      </w:r>
-      <w:r>
-        <w:t>version-id</w:t>
-      </w:r>
-      <w:r>
-        <w:rPr>
-          <w:rFonts w:hint="eastAsia"/>
-        </w:rPr>
-        <w:t>-</w:t>
-      </w:r>
-      <w:r>
-        <w:t>marker</w:t>
-      </w:r>
-      <w:r>
-        <w:t xml:space="preserve"> </w:t>
-      </w:r>
-      <w:r>
-        <w:rPr>
-          <w:rFonts w:hint="eastAsia"/>
-        </w:rPr>
-        <w:t>+</w:t>
-      </w:r>
-      <w:r>
-        <w:t xml:space="preserve"> delimiter </w:t>
-      </w:r>
-      <w:r>
-        <w:rPr>
-          <w:rFonts w:hint="eastAsia"/>
-        </w:rPr>
-        <w:t>+</w:t>
-      </w:r>
-      <w:r>
-        <w:t xml:space="preserve"> </w:t>
-      </w:r>
-      <w:r>
-        <w:t>max-keys</w:t>
-      </w:r>
-      <w:r>
-        <w:rPr>
-          <w:rFonts w:hint="eastAsia"/>
-        </w:rPr>
-        <w:t>条件时，首先会在</w:t>
-      </w:r>
-      <w:r>
-        <w:rPr>
-          <w:rFonts w:hint="eastAsia"/>
-        </w:rPr>
-        <w:t>ObjectMetaList</w:t>
-      </w:r>
-      <w:r>
-        <w:rPr>
-          <w:rFonts w:hint="eastAsia"/>
-        </w:rPr>
-        <w:t>和</w:t>
-      </w:r>
-      <w:r>
-        <w:rPr>
-          <w:rFonts w:hint="eastAsia"/>
-        </w:rPr>
-        <w:t>HisObjectMetaList</w:t>
-      </w:r>
-      <w:r>
-        <w:rPr>
-          <w:rFonts w:hint="eastAsia"/>
-        </w:rPr>
-        <w:t>中进行</w:t>
-      </w:r>
-      <w:r>
-        <w:rPr>
-          <w:rFonts w:hint="eastAsia"/>
-        </w:rPr>
-        <w:t>bucketid+prefix+</w:t>
-      </w:r>
-      <w:r>
-        <w:t xml:space="preserve"> </w:t>
-      </w:r>
-      <w:r>
-        <w:t>key-marker</w:t>
-      </w:r>
-      <w:r>
-        <w:rPr>
-          <w:rFonts w:hint="eastAsia"/>
-        </w:rPr>
-        <w:t>的组合查询，然后在查询结果中匹配</w:t>
-      </w:r>
-      <w:r>
-        <w:rPr>
-          <w:rFonts w:hint="eastAsia"/>
-        </w:rPr>
-        <w:t>prefix+</w:t>
-      </w:r>
-      <w:r>
-        <w:t>delimiter</w:t>
-      </w:r>
-      <w:r>
-        <w:rPr>
-          <w:rFonts w:hint="eastAsia"/>
-        </w:rPr>
-        <w:t>的记录，如果匹配到</w:t>
-      </w:r>
-      <w:r>
-        <w:rPr>
-          <w:rFonts w:hint="eastAsia"/>
-        </w:rPr>
-        <w:t>prefix+delimiter</w:t>
-      </w:r>
-      <w:r>
-        <w:rPr>
-          <w:rFonts w:hint="eastAsia"/>
-        </w:rPr>
-        <w:t>，则这条记录保存在</w:t>
-      </w:r>
-      <w:r>
-        <w:t>CommonPrefixes</w:t>
-      </w:r>
-      <w:r>
-        <w:rPr>
-          <w:rFonts w:hint="eastAsia"/>
-        </w:rPr>
-        <w:t>中，相同的</w:t>
-      </w:r>
-      <w:r>
-        <w:rPr>
-          <w:rFonts w:hint="eastAsia"/>
-        </w:rPr>
-        <w:t>prefix+delimiter</w:t>
-      </w:r>
-      <w:r>
-        <w:rPr>
-          <w:rFonts w:hint="eastAsia"/>
-        </w:rPr>
-        <w:t>记录计数只计一次。如果匹配不到则将这条记录的完整的</w:t>
-      </w:r>
-      <w:r>
-        <w:rPr>
-          <w:rFonts w:hint="eastAsia"/>
-        </w:rPr>
-        <w:t>key</w:t>
-      </w:r>
-      <w:r>
-        <w:rPr>
-          <w:rFonts w:hint="eastAsia"/>
-        </w:rPr>
-        <w:t>保存，如果该记录是</w:t>
-      </w:r>
-      <w:r>
-        <w:rPr>
-          <w:rFonts w:hint="eastAsia"/>
-        </w:rPr>
-        <w:t>DeleteMarker</w:t>
-      </w:r>
-      <w:r>
-        <w:rPr>
-          <w:rFonts w:hint="eastAsia"/>
-        </w:rPr>
-        <w:t>则记录在</w:t>
-      </w:r>
-      <w:r>
-        <w:rPr>
-          <w:rFonts w:hint="eastAsia"/>
-        </w:rPr>
-        <w:t>DeleteMarker</w:t>
-      </w:r>
-      <w:r>
-        <w:rPr>
-          <w:rFonts w:hint="eastAsia"/>
-        </w:rPr>
-        <w:t>中，如果该记录不是</w:t>
-      </w:r>
-      <w:r>
-        <w:rPr>
-          <w:rFonts w:hint="eastAsia"/>
-        </w:rPr>
-        <w:t>DeleteMarker</w:t>
-      </w:r>
-      <w:r>
-        <w:rPr>
-          <w:rFonts w:hint="eastAsia"/>
-        </w:rPr>
-        <w:t>则记录在</w:t>
-      </w:r>
-      <w:r>
-        <w:rPr>
-          <w:rFonts w:hint="eastAsia"/>
-        </w:rPr>
-        <w:t>Version</w:t>
-      </w:r>
-      <w:r>
-        <w:rPr>
-          <w:rFonts w:hint="eastAsia"/>
-        </w:rPr>
-        <w:t>中，每条记录计数一次。</w:t>
-      </w:r>
-    </w:p>
-    <w:p>
-      <w:pPr>
-        <w:ind w:left="0" w:firstLineChars="200" w:firstLine="420"/>
-      </w:pPr>
-      <w:r>
-        <w:rPr>
-          <w:rFonts w:hint="eastAsia"/>
-        </w:rPr>
-        <w:lastRenderedPageBreak/>
-        <w:t>当请求参数中没有</w:t>
-      </w:r>
-      <w:r>
-        <w:rPr>
-          <w:rFonts w:hint="eastAsia"/>
-        </w:rPr>
-        <w:t>delimiter</w:t>
-      </w:r>
-      <w:r>
-        <w:rPr>
-          <w:rFonts w:hint="eastAsia"/>
-        </w:rPr>
-        <w:t>时，所有查询到符合条件的记录都会在</w:t>
-      </w:r>
-      <w:r>
-        <w:rPr>
-          <w:rFonts w:hint="eastAsia"/>
-        </w:rPr>
-        <w:t>DeleteMarker</w:t>
-      </w:r>
-      <w:r>
-        <w:rPr>
-          <w:rFonts w:hint="eastAsia"/>
-        </w:rPr>
-        <w:t>或者</w:t>
-      </w:r>
-      <w:r>
-        <w:rPr>
-          <w:rFonts w:hint="eastAsia"/>
-        </w:rPr>
-        <w:t>Version</w:t>
-      </w:r>
-      <w:r>
-        <w:rPr>
-          <w:rFonts w:hint="eastAsia"/>
-        </w:rPr>
-        <w:t>中，并显示完整的</w:t>
-      </w:r>
-      <w:r>
-        <w:rPr>
-          <w:rFonts w:hint="eastAsia"/>
-        </w:rPr>
-        <w:t>key</w:t>
-      </w:r>
-      <w:r>
-        <w:rPr>
-          <w:rFonts w:hint="eastAsia"/>
-        </w:rPr>
-        <w:t>名称。</w:t>
-      </w:r>
-    </w:p>
-    <w:p>
-      <w:pPr>
-        <w:ind w:left="0" w:firstLineChars="200" w:firstLine="420"/>
-      </w:pPr>
-      <w:r>
-        <w:t>K</w:t>
-      </w:r>
-      <w:r>
-        <w:rPr>
-          <w:rFonts w:hint="eastAsia"/>
-        </w:rPr>
-        <w:t>ey</w:t>
-      </w:r>
-      <w:r>
-        <w:t>M</w:t>
-      </w:r>
-      <w:r>
-        <w:rPr>
-          <w:rFonts w:hint="eastAsia"/>
-        </w:rPr>
-        <w:t>arker+version-Id-marker</w:t>
-      </w:r>
-      <w:r>
-        <w:rPr>
-          <w:rFonts w:hint="eastAsia"/>
-        </w:rPr>
-        <w:t>的组合查询。</w:t>
-      </w:r>
-    </w:p>
-    <w:p>
-      <w:pPr>
-        <w:ind w:left="0" w:firstLineChars="200" w:firstLine="420"/>
-      </w:pPr>
-      <w:r>
-        <w:rPr>
-          <w:rFonts w:hint="eastAsia"/>
-        </w:rPr>
-        <w:t>当</w:t>
-      </w:r>
-      <w:r>
-        <w:rPr>
-          <w:rFonts w:hint="eastAsia"/>
-        </w:rPr>
-        <w:t>key-marker+</w:t>
-      </w:r>
-      <w:r>
-        <w:rPr>
-          <w:rFonts w:hint="eastAsia"/>
-        </w:rPr>
-        <w:t xml:space="preserve"> </w:t>
-      </w:r>
-      <w:r>
-        <w:rPr>
-          <w:rFonts w:hint="eastAsia"/>
-        </w:rPr>
-        <w:t>version-Id-marker</w:t>
-      </w:r>
-      <w:r>
-        <w:rPr>
-          <w:rFonts w:hint="eastAsia"/>
-        </w:rPr>
-        <w:t>的组合</w:t>
-      </w:r>
-      <w:r>
-        <w:rPr>
-          <w:rFonts w:hint="eastAsia"/>
-        </w:rPr>
-        <w:t>查询</w:t>
-      </w:r>
-      <w:r>
-        <w:rPr>
-          <w:rFonts w:hint="eastAsia"/>
-        </w:rPr>
-        <w:t>只有</w:t>
-      </w:r>
-      <w:r>
-        <w:rPr>
-          <w:rFonts w:hint="eastAsia"/>
-        </w:rPr>
-        <w:t>key-marker</w:t>
-      </w:r>
-      <w:r>
-        <w:rPr>
-          <w:rFonts w:hint="eastAsia"/>
-        </w:rPr>
-        <w:t>时，从该</w:t>
-      </w:r>
-      <w:r>
-        <w:rPr>
-          <w:rFonts w:hint="eastAsia"/>
-        </w:rPr>
-        <w:t>key</w:t>
-      </w:r>
-      <w:r>
-        <w:rPr>
-          <w:rFonts w:hint="eastAsia"/>
-        </w:rPr>
-        <w:t>-marker</w:t>
-      </w:r>
-      <w:r>
-        <w:rPr>
-          <w:rFonts w:hint="eastAsia"/>
-        </w:rPr>
-        <w:t>的下一个</w:t>
-      </w:r>
-      <w:r>
-        <w:rPr>
-          <w:rFonts w:hint="eastAsia"/>
-        </w:rPr>
-        <w:t>key</w:t>
-      </w:r>
-      <w:r>
-        <w:rPr>
-          <w:rFonts w:hint="eastAsia"/>
-        </w:rPr>
-        <w:t>开始查询（按</w:t>
-      </w:r>
-      <w:r>
-        <w:rPr>
-          <w:rFonts w:hint="eastAsia"/>
-        </w:rPr>
-        <w:t>key</w:t>
-      </w:r>
-      <w:proofErr w:type="gramStart"/>
-      <w:r>
-        <w:rPr>
-          <w:rFonts w:hint="eastAsia"/>
-        </w:rPr>
-        <w:t>值记录</w:t>
-      </w:r>
-      <w:proofErr w:type="gramEnd"/>
-      <w:r>
-        <w:rPr>
-          <w:rFonts w:hint="eastAsia"/>
-        </w:rPr>
-        <w:t>排序）。</w:t>
-      </w:r>
-    </w:p>
-    <w:p>
-      <w:pPr>
-        <w:ind w:left="0" w:firstLineChars="200" w:firstLine="420"/>
-      </w:pPr>
-      <w:r>
-        <w:rPr>
-          <w:rFonts w:hint="eastAsia"/>
-        </w:rPr>
-        <w:t>当</w:t>
-      </w:r>
-      <w:r>
-        <w:rPr>
-          <w:rFonts w:hint="eastAsia"/>
-        </w:rPr>
-        <w:t>key-marker+version-Id-marker</w:t>
-      </w:r>
-      <w:r>
-        <w:rPr>
-          <w:rFonts w:hint="eastAsia"/>
-        </w:rPr>
-        <w:t>的组合有</w:t>
-      </w:r>
-      <w:r>
-        <w:rPr>
-          <w:rFonts w:hint="eastAsia"/>
-        </w:rPr>
-        <w:t>key-marker</w:t>
-      </w:r>
-      <w:r>
-        <w:rPr>
-          <w:rFonts w:hint="eastAsia"/>
-        </w:rPr>
-        <w:t>和</w:t>
-      </w:r>
-      <w:r>
-        <w:rPr>
-          <w:rFonts w:hint="eastAsia"/>
-        </w:rPr>
-        <w:t>version-Id-marker</w:t>
-      </w:r>
-      <w:r>
-        <w:rPr>
-          <w:rFonts w:hint="eastAsia"/>
-        </w:rPr>
-        <w:t>，</w:t>
-      </w:r>
-      <w:r>
-        <w:rPr>
-          <w:rFonts w:hint="eastAsia"/>
-        </w:rPr>
-        <w:t>且</w:t>
-      </w:r>
-      <w:r>
-        <w:rPr>
-          <w:rFonts w:hint="eastAsia"/>
-        </w:rPr>
-        <w:t>version-Id-marker</w:t>
-      </w:r>
-      <w:r>
-        <w:rPr>
-          <w:rFonts w:hint="eastAsia"/>
-        </w:rPr>
-        <w:t>不为</w:t>
-      </w:r>
-      <w:r>
-        <w:rPr>
-          <w:rFonts w:hint="eastAsia"/>
-        </w:rPr>
-        <w:t>null</w:t>
-      </w:r>
-      <w:r>
-        <w:rPr>
-          <w:rFonts w:hint="eastAsia"/>
-        </w:rPr>
-        <w:t>，</w:t>
-      </w:r>
-      <w:r>
-        <w:rPr>
-          <w:rFonts w:hint="eastAsia"/>
-        </w:rPr>
-        <w:t>记录</w:t>
-      </w:r>
-      <w:r>
-        <w:rPr>
-          <w:rFonts w:hint="eastAsia"/>
-        </w:rPr>
-        <w:t>该</w:t>
-      </w:r>
-      <w:r>
-        <w:rPr>
-          <w:rFonts w:hint="eastAsia"/>
-        </w:rPr>
-        <w:t>key</w:t>
-      </w:r>
-      <w:r>
-        <w:rPr>
-          <w:rFonts w:hint="eastAsia"/>
-        </w:rPr>
-        <w:t>-marekr</w:t>
-      </w:r>
-      <w:r>
-        <w:rPr>
-          <w:rFonts w:hint="eastAsia"/>
-        </w:rPr>
-        <w:t>的内部</w:t>
-      </w:r>
-      <w:r>
-        <w:rPr>
-          <w:rFonts w:hint="eastAsia"/>
-        </w:rPr>
-        <w:t>versionId</w:t>
-      </w:r>
-      <w:r>
-        <w:rPr>
-          <w:rFonts w:hint="eastAsia"/>
-        </w:rPr>
-        <w:t>小于</w:t>
-      </w:r>
-      <w:r>
-        <w:rPr>
-          <w:rFonts w:hint="eastAsia"/>
-        </w:rPr>
-        <w:t>version-Id-marker</w:t>
-      </w:r>
-      <w:r>
-        <w:rPr>
-          <w:rFonts w:hint="eastAsia"/>
-        </w:rPr>
-        <w:t>的</w:t>
-      </w:r>
-      <w:r>
-        <w:rPr>
-          <w:rFonts w:hint="eastAsia"/>
-        </w:rPr>
-        <w:t>所有</w:t>
-      </w:r>
-      <w:r>
-        <w:rPr>
-          <w:rFonts w:hint="eastAsia"/>
-        </w:rPr>
-        <w:t>版本</w:t>
-      </w:r>
-      <w:r>
-        <w:rPr>
-          <w:rFonts w:hint="eastAsia"/>
-        </w:rPr>
-        <w:t>，然后</w:t>
-      </w:r>
-      <w:r>
-        <w:rPr>
-          <w:rFonts w:hint="eastAsia"/>
-        </w:rPr>
-        <w:t>记录</w:t>
-      </w:r>
-      <w:r>
-        <w:rPr>
-          <w:rFonts w:hint="eastAsia"/>
-        </w:rPr>
-        <w:t>下一个</w:t>
-      </w:r>
-      <w:r>
-        <w:rPr>
-          <w:rFonts w:hint="eastAsia"/>
-        </w:rPr>
-        <w:t>key</w:t>
-      </w:r>
-      <w:r>
-        <w:rPr>
-          <w:rFonts w:hint="eastAsia"/>
-        </w:rPr>
-        <w:t>。</w:t>
-      </w:r>
-    </w:p>
-    <w:p>
-      <w:pPr>
-        <w:ind w:left="0" w:firstLineChars="200" w:firstLine="420"/>
-      </w:pPr>
-      <w:r>
-        <w:rPr>
-          <w:rFonts w:hint="eastAsia"/>
-        </w:rPr>
-        <w:t>当</w:t>
-      </w:r>
-      <w:r>
-        <w:rPr>
-          <w:rFonts w:hint="eastAsia"/>
-        </w:rPr>
-        <w:t>key-marker+version-Id-marker</w:t>
-      </w:r>
-      <w:r>
-        <w:rPr>
-          <w:rFonts w:hint="eastAsia"/>
-        </w:rPr>
-        <w:t>的组合</w:t>
-      </w:r>
-      <w:r>
-        <w:rPr>
-          <w:rFonts w:hint="eastAsia"/>
-        </w:rPr>
-        <w:t>有</w:t>
-      </w:r>
-      <w:r>
-        <w:rPr>
-          <w:rFonts w:hint="eastAsia"/>
-        </w:rPr>
-        <w:t>key-marker</w:t>
-      </w:r>
-      <w:r>
-        <w:rPr>
-          <w:rFonts w:hint="eastAsia"/>
-        </w:rPr>
-        <w:t>和</w:t>
-      </w:r>
-      <w:r>
-        <w:rPr>
-          <w:rFonts w:hint="eastAsia"/>
-        </w:rPr>
-        <w:t>version-Id-marker</w:t>
-      </w:r>
-      <w:r>
-        <w:rPr>
-          <w:rFonts w:hint="eastAsia"/>
-        </w:rPr>
-        <w:t>，且</w:t>
-      </w:r>
-      <w:r>
-        <w:rPr>
-          <w:rFonts w:hint="eastAsia"/>
-        </w:rPr>
-        <w:t>version-Id-marker</w:t>
-      </w:r>
-      <w:r>
-        <w:rPr>
-          <w:rFonts w:hint="eastAsia"/>
-        </w:rPr>
-        <w:t>为</w:t>
-      </w:r>
-      <w:r>
-        <w:rPr>
-          <w:rFonts w:hint="eastAsia"/>
-        </w:rPr>
-        <w:t>null</w:t>
-      </w:r>
-      <w:r>
-        <w:rPr>
-          <w:rFonts w:hint="eastAsia"/>
-        </w:rPr>
-        <w:t>，且该</w:t>
-      </w:r>
-      <w:r>
-        <w:rPr>
-          <w:rFonts w:hint="eastAsia"/>
-        </w:rPr>
-        <w:t>key</w:t>
-      </w:r>
-      <w:r>
-        <w:rPr>
-          <w:rFonts w:hint="eastAsia"/>
-        </w:rPr>
-        <w:t>确实有一条</w:t>
-      </w:r>
-      <w:r>
-        <w:rPr>
-          <w:rFonts w:hint="eastAsia"/>
-        </w:rPr>
-        <w:t>versionId</w:t>
-      </w:r>
-      <w:r>
-        <w:rPr>
-          <w:rFonts w:hint="eastAsia"/>
-        </w:rPr>
-        <w:t>为</w:t>
-      </w:r>
-      <w:r>
-        <w:rPr>
-          <w:rFonts w:hint="eastAsia"/>
-        </w:rPr>
-        <w:t>null</w:t>
-      </w:r>
-      <w:r>
-        <w:rPr>
-          <w:rFonts w:hint="eastAsia"/>
-        </w:rPr>
-        <w:t>的记录时，则记录</w:t>
-      </w:r>
-      <w:r>
-        <w:rPr>
-          <w:rFonts w:hint="eastAsia"/>
-        </w:rPr>
-        <w:t>该</w:t>
-      </w:r>
-      <w:r>
-        <w:rPr>
-          <w:rFonts w:hint="eastAsia"/>
-        </w:rPr>
-        <w:t>key</w:t>
-      </w:r>
-      <w:r>
-        <w:rPr>
-          <w:rFonts w:hint="eastAsia"/>
-        </w:rPr>
-        <w:t>-marker</w:t>
-      </w:r>
-      <w:r>
-        <w:rPr>
-          <w:rFonts w:hint="eastAsia"/>
-        </w:rPr>
-        <w:t>的</w:t>
-      </w:r>
-      <w:r>
-        <w:rPr>
-          <w:rFonts w:hint="eastAsia"/>
-        </w:rPr>
-        <w:t>内部</w:t>
-      </w:r>
-      <w:r>
-        <w:rPr>
-          <w:rFonts w:hint="eastAsia"/>
-        </w:rPr>
-        <w:t>versionId</w:t>
-      </w:r>
-      <w:r>
-        <w:rPr>
-          <w:rFonts w:hint="eastAsia"/>
-        </w:rPr>
-        <w:t>小于</w:t>
-      </w:r>
-      <w:r>
-        <w:rPr>
-          <w:rFonts w:hint="eastAsia"/>
-        </w:rPr>
-        <w:t>null</w:t>
-      </w:r>
-      <w:r>
-        <w:rPr>
-          <w:rFonts w:hint="eastAsia"/>
-        </w:rPr>
-        <w:t>记录对应的内部</w:t>
-      </w:r>
-      <w:r>
-        <w:rPr>
-          <w:rFonts w:hint="eastAsia"/>
-        </w:rPr>
-        <w:t>versionId</w:t>
-      </w:r>
-      <w:r>
-        <w:rPr>
-          <w:rFonts w:hint="eastAsia"/>
-        </w:rPr>
-        <w:t>的</w:t>
-      </w:r>
-      <w:r>
-        <w:rPr>
-          <w:rFonts w:hint="eastAsia"/>
-        </w:rPr>
-        <w:t>所有</w:t>
-      </w:r>
-      <w:r>
-        <w:rPr>
-          <w:rFonts w:hint="eastAsia"/>
-        </w:rPr>
-        <w:t>记录</w:t>
-      </w:r>
-      <w:r>
-        <w:rPr>
-          <w:rFonts w:hint="eastAsia"/>
-        </w:rPr>
-        <w:t>，然后</w:t>
-      </w:r>
-      <w:r>
-        <w:rPr>
-          <w:rFonts w:hint="eastAsia"/>
-        </w:rPr>
-        <w:t>记录</w:t>
-      </w:r>
-      <w:r>
-        <w:rPr>
-          <w:rFonts w:hint="eastAsia"/>
-        </w:rPr>
-        <w:t>下一个</w:t>
-      </w:r>
-      <w:r>
-        <w:rPr>
-          <w:rFonts w:hint="eastAsia"/>
-        </w:rPr>
-        <w:t>key</w:t>
-      </w:r>
-      <w:r>
-        <w:rPr>
-          <w:rFonts w:hint="eastAsia"/>
-        </w:rPr>
-        <w:t>。</w:t>
-      </w:r>
-    </w:p>
-    <w:p>
-      <w:pPr>
-        <w:ind w:left="0" w:firstLineChars="200" w:firstLine="420"/>
-      </w:pPr>
-      <w:r>
-        <w:rPr>
-          <w:rFonts w:hint="eastAsia"/>
-        </w:rPr>
-        <w:t>当</w:t>
-      </w:r>
-      <w:r>
-        <w:rPr>
-          <w:rFonts w:hint="eastAsia"/>
-        </w:rPr>
-        <w:t>key-marker+version-Id-marker</w:t>
-      </w:r>
-      <w:r>
-        <w:rPr>
-          <w:rFonts w:hint="eastAsia"/>
-        </w:rPr>
-        <w:t>的组合</w:t>
-      </w:r>
-      <w:r>
-        <w:rPr>
-          <w:rFonts w:hint="eastAsia"/>
-        </w:rPr>
-        <w:t>有</w:t>
-      </w:r>
-      <w:r>
-        <w:rPr>
-          <w:rFonts w:hint="eastAsia"/>
-        </w:rPr>
-        <w:t>key-marker</w:t>
-      </w:r>
-      <w:r>
-        <w:rPr>
-          <w:rFonts w:hint="eastAsia"/>
-        </w:rPr>
-        <w:t>和</w:t>
-      </w:r>
-      <w:r>
-        <w:rPr>
-          <w:rFonts w:hint="eastAsia"/>
-        </w:rPr>
-        <w:t>version-Id-marker</w:t>
-      </w:r>
-      <w:r>
-        <w:rPr>
-          <w:rFonts w:hint="eastAsia"/>
-        </w:rPr>
-        <w:t>，且</w:t>
-      </w:r>
-      <w:r>
-        <w:rPr>
-          <w:rFonts w:hint="eastAsia"/>
-        </w:rPr>
-        <w:t>version-Id-marker</w:t>
-      </w:r>
-      <w:r>
-        <w:rPr>
-          <w:rFonts w:hint="eastAsia"/>
-        </w:rPr>
-        <w:t>为</w:t>
-      </w:r>
-      <w:r>
-        <w:rPr>
-          <w:rFonts w:hint="eastAsia"/>
-        </w:rPr>
-        <w:t>null</w:t>
-      </w:r>
-      <w:r>
-        <w:rPr>
-          <w:rFonts w:hint="eastAsia"/>
-        </w:rPr>
-        <w:t>，但是该</w:t>
-      </w:r>
-      <w:r>
-        <w:rPr>
-          <w:rFonts w:hint="eastAsia"/>
-        </w:rPr>
-        <w:t>key</w:t>
-      </w:r>
-      <w:r>
-        <w:rPr>
-          <w:rFonts w:hint="eastAsia"/>
-        </w:rPr>
-        <w:t>不存在</w:t>
-      </w:r>
-      <w:r>
-        <w:rPr>
-          <w:rFonts w:hint="eastAsia"/>
-        </w:rPr>
-        <w:t>versionId</w:t>
-      </w:r>
-      <w:r>
-        <w:rPr>
-          <w:rFonts w:hint="eastAsia"/>
-        </w:rPr>
-        <w:t>为</w:t>
-      </w:r>
-      <w:r>
-        <w:rPr>
-          <w:rFonts w:hint="eastAsia"/>
-        </w:rPr>
-        <w:t>null</w:t>
-      </w:r>
-      <w:r>
-        <w:rPr>
-          <w:rFonts w:hint="eastAsia"/>
-        </w:rPr>
-        <w:t>的记录时，则从该</w:t>
-      </w:r>
-      <w:r>
-        <w:rPr>
-          <w:rFonts w:hint="eastAsia"/>
-        </w:rPr>
-        <w:t>key</w:t>
-      </w:r>
-      <w:r>
-        <w:rPr>
-          <w:rFonts w:hint="eastAsia"/>
-        </w:rPr>
-        <w:t>-marker</w:t>
-      </w:r>
-      <w:r>
-        <w:rPr>
-          <w:rFonts w:hint="eastAsia"/>
-        </w:rPr>
-        <w:t>的下一个</w:t>
-      </w:r>
-      <w:r>
-        <w:rPr>
-          <w:rFonts w:hint="eastAsia"/>
-        </w:rPr>
-        <w:t>key</w:t>
-      </w:r>
-      <w:r>
-        <w:rPr>
-          <w:rFonts w:hint="eastAsia"/>
-        </w:rPr>
-        <w:t>开始记录</w:t>
-      </w:r>
-      <w:r>
-        <w:rPr>
-          <w:rFonts w:hint="eastAsia"/>
-        </w:rPr>
-        <w:t>。</w:t>
-      </w:r>
-    </w:p>
-    <w:p>
-      <w:pPr>
-        <w:ind w:left="0" w:firstLineChars="200" w:firstLine="420"/>
-      </w:pPr>
-      <w:r>
-        <w:rPr>
-          <w:rFonts w:hint="eastAsia"/>
-        </w:rPr>
-        <w:t>当</w:t>
-      </w:r>
-      <w:r>
-        <w:rPr>
-          <w:rFonts w:hint="eastAsia"/>
-        </w:rPr>
-        <w:t>key-marker+</w:t>
-      </w:r>
-      <w:r>
-        <w:rPr>
-          <w:rFonts w:hint="eastAsia"/>
-        </w:rPr>
-        <w:t xml:space="preserve"> </w:t>
-      </w:r>
-      <w:r>
-        <w:rPr>
-          <w:rFonts w:hint="eastAsia"/>
-        </w:rPr>
-        <w:t>version-Id-marker</w:t>
-      </w:r>
-      <w:r>
-        <w:rPr>
-          <w:rFonts w:hint="eastAsia"/>
-        </w:rPr>
-        <w:t>的组合查询只有</w:t>
-      </w:r>
-      <w:r>
-        <w:rPr>
-          <w:rFonts w:hint="eastAsia"/>
-        </w:rPr>
-        <w:t>version-Id-marker</w:t>
-      </w:r>
-      <w:r>
-        <w:rPr>
-          <w:rFonts w:hint="eastAsia"/>
-        </w:rPr>
-        <w:t>时，</w:t>
-      </w:r>
-      <w:r>
-        <w:rPr>
-          <w:rFonts w:hint="eastAsia"/>
-        </w:rPr>
-        <w:t xml:space="preserve"> </w:t>
-      </w:r>
-      <w:r>
-        <w:rPr>
-          <w:rFonts w:hint="eastAsia"/>
-        </w:rPr>
-        <w:t>version-Id-marker</w:t>
-      </w:r>
-      <w:r>
-        <w:rPr>
-          <w:rFonts w:hint="eastAsia"/>
-        </w:rPr>
-        <w:t>无效，不对</w:t>
-      </w:r>
-      <w:r>
-        <w:rPr>
-          <w:rFonts w:hint="eastAsia"/>
-        </w:rPr>
-        <w:t>version-Id-marker</w:t>
-      </w:r>
-      <w:r>
-        <w:rPr>
-          <w:rFonts w:hint="eastAsia"/>
-        </w:rPr>
-        <w:t>做任何匹配和过滤。</w:t>
-      </w:r>
-    </w:p>
-    <w:p>
-      <w:pPr>
-        <w:ind w:left="0" w:firstLineChars="200" w:firstLine="420"/>
-      </w:pPr>
-    </w:p>
-    <w:p>
-      <w:pPr>
-        <w:ind w:left="0" w:firstLine="420"/>
-      </w:pPr>
-      <w:r>
-        <w:rPr>
-          <w:rFonts w:hint="eastAsia"/>
-        </w:rPr>
-        <w:t>当一次未查询完所有符合条件的记录时，就会将</w:t>
-      </w:r>
-      <w:r>
-        <w:rPr>
-          <w:rFonts w:hint="eastAsia"/>
-        </w:rPr>
-        <w:t>当查询返回结果的最后一条对象记录的</w:t>
-      </w:r>
-      <w:r>
-        <w:rPr>
-          <w:rFonts w:hint="eastAsia"/>
-        </w:rPr>
-        <w:t>Key</w:t>
-      </w:r>
-      <w:r>
-        <w:rPr>
-          <w:rFonts w:hint="eastAsia"/>
-        </w:rPr>
-        <w:t>和</w:t>
-      </w:r>
-      <w:r>
-        <w:rPr>
-          <w:rFonts w:hint="eastAsia"/>
-        </w:rPr>
-        <w:t>VersionId</w:t>
-      </w:r>
-      <w:r>
-        <w:rPr>
-          <w:rFonts w:hint="eastAsia"/>
-        </w:rPr>
-        <w:t>放在响应消息中的</w:t>
-      </w:r>
-      <w:r>
-        <w:t>NextKeyMarke</w:t>
-      </w:r>
-      <w:r>
-        <w:rPr>
-          <w:rFonts w:hint="eastAsia"/>
-        </w:rPr>
-        <w:t>r</w:t>
-      </w:r>
-      <w:r>
-        <w:rPr>
-          <w:rFonts w:hint="eastAsia"/>
-        </w:rPr>
-        <w:t>和</w:t>
-      </w:r>
-      <w:r>
-        <w:t>NextVersionIdMarker</w:t>
-      </w:r>
-      <w:r>
-        <w:rPr>
-          <w:rFonts w:hint="eastAsia"/>
-        </w:rPr>
-        <w:t>中。</w:t>
-      </w:r>
-      <w:r>
-        <w:rPr>
-          <w:rFonts w:hint="eastAsia"/>
-        </w:rPr>
-        <w:t>如果最后一条查询的结果是</w:t>
-      </w:r>
-      <w:r>
-        <w:rPr>
-          <w:rFonts w:hint="eastAsia"/>
-        </w:rPr>
-        <w:t>commonprefix</w:t>
-      </w:r>
-      <w:r>
-        <w:rPr>
-          <w:rFonts w:hint="eastAsia"/>
-        </w:rPr>
-        <w:t>，</w:t>
-      </w:r>
-      <w:r>
-        <w:t>NextKeyMarke</w:t>
-      </w:r>
-      <w:r>
-        <w:rPr>
-          <w:rFonts w:hint="eastAsia"/>
-        </w:rPr>
-        <w:t>r</w:t>
-      </w:r>
-      <w:r>
-        <w:rPr>
-          <w:rFonts w:hint="eastAsia"/>
-        </w:rPr>
-        <w:t>携带</w:t>
-      </w:r>
-      <w:r>
-        <w:rPr>
-          <w:rFonts w:hint="eastAsia"/>
-        </w:rPr>
-        <w:t>commonprefix</w:t>
-      </w:r>
-      <w:r>
-        <w:rPr>
-          <w:rFonts w:hint="eastAsia"/>
-        </w:rPr>
-        <w:t>的内容，</w:t>
-      </w:r>
-      <w:r>
-        <w:t>NextVersionIdMarker</w:t>
-      </w:r>
-      <w:r>
-        <w:rPr>
-          <w:rFonts w:hint="eastAsia"/>
-        </w:rPr>
-        <w:t>为</w:t>
-      </w:r>
-      <w:r>
-        <w:rPr>
-          <w:rFonts w:hint="eastAsia"/>
-        </w:rPr>
-        <w:t>null</w:t>
-      </w:r>
-      <w:r>
-        <w:rPr>
-          <w:rFonts w:hint="eastAsia"/>
-        </w:rPr>
-        <w:t>。</w:t>
-      </w:r>
-    </w:p>
-    <w:p>
-      <w:pPr>
-        <w:ind w:left="0" w:firstLine="420"/>
-      </w:pPr>
-    </w:p>
-    <w:p>
-      <w:pPr>
-        <w:ind w:left="0"/>
-      </w:pPr>
-      <w:r>
-        <w:rPr>
-          <w:rFonts w:hint="eastAsia"/>
-        </w:rPr>
-        <w:t>Encoding</w:t>
-      </w:r>
-      <w:r>
-        <w:t>-type:</w:t>
-      </w:r>
-    </w:p>
-    <w:p>
-      <w:pPr>
-        <w:ind w:left="0"/>
-      </w:pPr>
-      <w:r>
-        <w:rPr>
-          <w:rFonts w:hint="eastAsia"/>
-        </w:rPr>
-        <w:t>请求中指定了此参数，就需要根据</w:t>
-      </w:r>
-      <w:r>
-        <w:rPr>
-          <w:rFonts w:hint="eastAsia"/>
-        </w:rPr>
-        <w:t>Encoding</w:t>
-      </w:r>
-      <w:r>
-        <w:t>-</w:t>
-      </w:r>
-      <w:r>
-        <w:rPr>
-          <w:rFonts w:hint="eastAsia"/>
-        </w:rPr>
-        <w:t>type</w:t>
-      </w:r>
-      <w:r>
-        <w:rPr>
-          <w:rFonts w:hint="eastAsia"/>
-        </w:rPr>
-        <w:t>指定的编码方式对</w:t>
-      </w:r>
-      <w:r>
-        <w:t xml:space="preserve">Delimiter, Prefix, </w:t>
-      </w:r>
-      <w:r>
-        <w:t xml:space="preserve">, Key, </w:t>
-      </w:r>
-      <w:r>
-        <w:t>KeyMarker</w:t>
-      </w:r>
-      <w:r>
-        <w:rPr>
-          <w:rFonts w:hint="eastAsia"/>
-        </w:rPr>
-        <w:t>进行编码</w:t>
-      </w:r>
-    </w:p>
-    <w:p>
-      <w:pPr>
-        <w:ind w:left="0"/>
-      </w:pPr>
-    </w:p>
-    <w:p>
-      <w:pPr>
-        <w:ind w:left="0"/>
-      </w:pPr>
-      <w:r>
-        <w:rPr>
-          <w:rFonts w:hint="eastAsia"/>
-        </w:rPr>
-        <w:t>查询请求带有前缀和分隔符的处理流程如下：</w:t>
-      </w:r>
-    </w:p>
-    <w:p>
-      <w:pPr>
-        <w:ind w:left="0"/>
-        <w:rPr>
-          <w:noProof/>
-        </w:rPr>
-      </w:pPr>
-      <w:r>
-        <w:rPr>
-          <w:noProof/>
-        </w:rPr>
-        <w:lastRenderedPageBreak/>
-        <w:drawing>
-          <wp:inline distT="0" distB="0" distL="0" distR="0" wp14:anchorId="0510F4A6" wp14:editId="413F938D">
-            <wp:extent cx="5274310" cy="7672058"/>
-            <wp:effectExtent l="0" t="0" r="2540" b="5715"/>
-            <wp:docPr id="9" name="图片 9"/>
-            <wp:cNvGraphicFramePr>
-              <a:graphicFrameLocks xmlns:a="http://schemas.openxmlformats.org/drawingml/2006/main" noChangeAspect="1"/>
-            </wp:cNvGraphicFramePr>
-            <a:graphic xmlns:a="http://schemas.openxmlformats.org/drawingml/2006/main">
-              <a:graphicData uri="http://schemas.openxmlformats.org/drawingml/2006/picture">
-                <pic:pic xmlns:pic="http://schemas.openxmlformats.org/drawingml/2006/picture">
-                  <pic:nvPicPr>
-                    <pic:cNvPr id="0" name="Picture 7"/>
                     <pic:cNvPicPr>
                       <a:picLocks noChangeAspect="1" noChangeArrowheads="1"/>
                     </pic:cNvPicPr>
@@ -26564,7 +24593,7 @@
                   <pic:spPr bwMode="auto">
                     <a:xfrm>
                       <a:off x="0" y="0"/>
-                      <a:ext cx="5274310" cy="7672058"/>
+                      <a:ext cx="5274310" cy="4829620"/>
                     </a:xfrm>
                     <a:prstGeom prst="rect">
                       <a:avLst/>
@@ -26584,6 +24613,3047 @@
     <w:p>
       <w:pPr>
         <w:ind w:left="0"/>
+      </w:pPr>
+      <w:r>
+        <w:rPr>
+          <w:rFonts w:hint="eastAsia"/>
+        </w:rPr>
+        <w:t>Encoding</w:t>
+      </w:r>
+      <w:r>
+        <w:t>-type:</w:t>
+      </w:r>
+    </w:p>
+    <w:p>
+      <w:pPr>
+        <w:ind w:left="0"/>
+      </w:pPr>
+      <w:r>
+        <w:rPr>
+          <w:rFonts w:hint="eastAsia"/>
+        </w:rPr>
+        <w:t>请求中指定了此参数，就需要根据</w:t>
+      </w:r>
+      <w:r>
+        <w:rPr>
+          <w:rFonts w:hint="eastAsia"/>
+        </w:rPr>
+        <w:t>Encoding</w:t>
+      </w:r>
+      <w:r>
+        <w:t>-</w:t>
+      </w:r>
+      <w:r>
+        <w:rPr>
+          <w:rFonts w:hint="eastAsia"/>
+        </w:rPr>
+        <w:t>type</w:t>
+      </w:r>
+      <w:r>
+        <w:rPr>
+          <w:rFonts w:hint="eastAsia"/>
+        </w:rPr>
+        <w:t>指定的编码方式对</w:t>
+      </w:r>
+      <w:r>
+        <w:t>Delimiter, Prefix, ContinuationToken, Key, and StartAfter</w:t>
+      </w:r>
+      <w:r>
+        <w:rPr>
+          <w:rFonts w:hint="eastAsia"/>
+        </w:rPr>
+        <w:t>进行编码。</w:t>
+      </w:r>
+    </w:p>
+    <w:p>
+      <w:pPr>
+        <w:ind w:left="0" w:firstLineChars="200" w:firstLine="420"/>
+      </w:pPr>
+      <w:r>
+        <w:rPr>
+          <w:rFonts w:hint="eastAsia"/>
+        </w:rPr>
+        <w:t>正常场景：</w:t>
+      </w:r>
+    </w:p>
+    <w:p>
+      <w:pPr>
+        <w:pStyle w:val="aa"/>
+        <w:numPr>
+          <w:ilvl w:val="0"/>
+          <w:numId w:val="49"/>
+        </w:numPr>
+        <w:ind w:firstLineChars="0"/>
+      </w:pPr>
+      <w:r>
+        <w:rPr>
+          <w:rFonts w:hint="eastAsia"/>
+        </w:rPr>
+        <w:t>当查询结果条数不大于</w:t>
+      </w:r>
+      <w:r>
+        <w:rPr>
+          <w:rFonts w:hint="eastAsia"/>
+        </w:rPr>
+        <w:t>max-keys</w:t>
+      </w:r>
+      <w:r>
+        <w:rPr>
+          <w:rFonts w:hint="eastAsia"/>
+        </w:rPr>
+        <w:t>参数时，在一条响应中返回所有查询结果。</w:t>
+      </w:r>
+    </w:p>
+    <w:p>
+      <w:pPr>
+        <w:pStyle w:val="aa"/>
+        <w:numPr>
+          <w:ilvl w:val="0"/>
+          <w:numId w:val="49"/>
+        </w:numPr>
+        <w:ind w:firstLineChars="0"/>
+      </w:pPr>
+      <w:r>
+        <w:rPr>
+          <w:rFonts w:hint="eastAsia"/>
+        </w:rPr>
+        <w:t>当查询结果条数大于</w:t>
+      </w:r>
+      <w:r>
+        <w:rPr>
+          <w:rFonts w:hint="eastAsia"/>
+        </w:rPr>
+        <w:t>max-keys</w:t>
+      </w:r>
+      <w:r>
+        <w:rPr>
+          <w:rFonts w:hint="eastAsia"/>
+        </w:rPr>
+        <w:t>参数时，在第一条响应中返回</w:t>
+      </w:r>
+      <w:r>
+        <w:rPr>
+          <w:rFonts w:hint="eastAsia"/>
+        </w:rPr>
+        <w:t>max-keys</w:t>
+      </w:r>
+      <w:r>
+        <w:rPr>
+          <w:rFonts w:hint="eastAsia"/>
+        </w:rPr>
+        <w:t>条查询结果，并在</w:t>
+      </w:r>
+      <w:r>
+        <w:t>NextContinuationToken</w:t>
+      </w:r>
+      <w:r>
+        <w:rPr>
+          <w:rFonts w:hint="eastAsia"/>
+        </w:rPr>
+        <w:t>中记录当前</w:t>
+      </w:r>
+      <w:r>
+        <w:rPr>
+          <w:rFonts w:hint="eastAsia"/>
+        </w:rPr>
+        <w:t>位置，返回在响应消息中。</w:t>
+      </w:r>
+    </w:p>
+    <w:p>
+      <w:pPr>
+        <w:pStyle w:val="aa"/>
+        <w:ind w:left="360" w:firstLineChars="0" w:firstLine="0"/>
+      </w:pPr>
+      <w:r>
+        <w:rPr>
+          <w:rFonts w:hint="eastAsia"/>
+        </w:rPr>
+        <w:t>下次请求中携带位置记录参数</w:t>
+      </w:r>
+      <w:r>
+        <w:t>NextContinuationToken</w:t>
+      </w:r>
+      <w:r>
+        <w:rPr>
+          <w:rFonts w:hint="eastAsia"/>
+        </w:rPr>
+        <w:t>，则从该记录的位置开始继续向下查询最多</w:t>
+      </w:r>
+      <w:r>
+        <w:rPr>
+          <w:rFonts w:hint="eastAsia"/>
+        </w:rPr>
+        <w:t>max-keys</w:t>
+      </w:r>
+      <w:r>
+        <w:rPr>
+          <w:rFonts w:hint="eastAsia"/>
+        </w:rPr>
+        <w:t>条记录，返回在响应消息中，并记录最新取数据的位置，返回在响应消息中。</w:t>
+      </w:r>
+    </w:p>
+    <w:p>
+      <w:pPr>
+        <w:spacing w:beforeLines="50" w:before="156" w:afterLines="50" w:after="156"/>
+        <w:ind w:left="0" w:firstLineChars="200" w:firstLine="420"/>
+      </w:pPr>
+      <w:r>
+        <w:rPr>
+          <w:rFonts w:hint="eastAsia"/>
+        </w:rPr>
+        <w:t>以此类推，直到符合条件的记录全部返回给查询请求。</w:t>
+      </w:r>
+    </w:p>
+    <w:p>
+      <w:pPr>
+        <w:pStyle w:val="aa"/>
+        <w:numPr>
+          <w:ilvl w:val="0"/>
+          <w:numId w:val="49"/>
+        </w:numPr>
+        <w:ind w:firstLineChars="0"/>
+      </w:pPr>
+      <w:r>
+        <w:rPr>
+          <w:rFonts w:hint="eastAsia"/>
+        </w:rPr>
+        <w:t>当指定</w:t>
+      </w:r>
+      <w:r>
+        <w:t>prefix</w:t>
+      </w:r>
+      <w:r>
+        <w:rPr>
+          <w:rFonts w:hint="eastAsia"/>
+        </w:rPr>
+        <w:t>，查询所有符合该前缀的记录。</w:t>
+      </w:r>
+    </w:p>
+    <w:p>
+      <w:pPr>
+        <w:pStyle w:val="aa"/>
+        <w:numPr>
+          <w:ilvl w:val="0"/>
+          <w:numId w:val="49"/>
+        </w:numPr>
+        <w:ind w:firstLineChars="0"/>
+      </w:pPr>
+      <w:r>
+        <w:rPr>
+          <w:rFonts w:hint="eastAsia"/>
+        </w:rPr>
+        <w:t>当指定</w:t>
+      </w:r>
+      <w:r>
+        <w:rPr>
+          <w:rFonts w:hint="eastAsia"/>
+        </w:rPr>
+        <w:t>prefix</w:t>
+      </w:r>
+      <w:r>
+        <w:rPr>
+          <w:rFonts w:hint="eastAsia"/>
+        </w:rPr>
+        <w:t>和</w:t>
+      </w:r>
+      <w:r>
+        <w:rPr>
+          <w:rFonts w:hint="eastAsia"/>
+        </w:rPr>
+        <w:t>delimiter</w:t>
+      </w:r>
+      <w:r>
+        <w:rPr>
+          <w:rFonts w:hint="eastAsia"/>
+        </w:rPr>
+        <w:t>时，则</w:t>
+      </w:r>
+      <w:r>
+        <w:rPr>
+          <w:rFonts w:hint="eastAsia"/>
+        </w:rPr>
+        <w:t>prefix</w:t>
+      </w:r>
+      <w:r>
+        <w:rPr>
+          <w:rFonts w:hint="eastAsia"/>
+        </w:rPr>
+        <w:t>和</w:t>
+      </w:r>
+      <w:r>
+        <w:rPr>
+          <w:rFonts w:hint="eastAsia"/>
+        </w:rPr>
+        <w:t>delimiter</w:t>
+      </w:r>
+      <w:r>
+        <w:rPr>
+          <w:rFonts w:hint="eastAsia"/>
+        </w:rPr>
+        <w:t>之间的匹配的所有记录</w:t>
+      </w:r>
+      <w:r>
+        <w:rPr>
+          <w:rFonts w:hint="eastAsia"/>
+        </w:rPr>
+        <w:t>（不重复）</w:t>
+      </w:r>
+      <w:r>
+        <w:rPr>
+          <w:rFonts w:hint="eastAsia"/>
+        </w:rPr>
+        <w:t>作为</w:t>
+      </w:r>
+      <w:r>
+        <w:t>CommonPrefixes</w:t>
+      </w:r>
+      <w:r>
+        <w:rPr>
+          <w:rFonts w:hint="eastAsia"/>
+        </w:rPr>
+        <w:t>中的</w:t>
+      </w:r>
+      <w:r>
+        <w:rPr>
+          <w:rFonts w:hint="eastAsia"/>
+        </w:rPr>
+        <w:t>prefix</w:t>
+      </w:r>
+      <w:r>
+        <w:rPr>
+          <w:rFonts w:hint="eastAsia"/>
+        </w:rPr>
+        <w:t>记录</w:t>
+      </w:r>
+      <w:r>
+        <w:rPr>
+          <w:rFonts w:hint="eastAsia"/>
+        </w:rPr>
+        <w:t>，匹配不到</w:t>
+      </w:r>
+      <w:r>
+        <w:rPr>
+          <w:rFonts w:hint="eastAsia"/>
+        </w:rPr>
+        <w:t>delimiter</w:t>
+      </w:r>
+      <w:r>
+        <w:rPr>
+          <w:rFonts w:hint="eastAsia"/>
+        </w:rPr>
+        <w:t>的记录作为单独的</w:t>
+      </w:r>
+      <w:r>
+        <w:rPr>
+          <w:rFonts w:hint="eastAsia"/>
+        </w:rPr>
+        <w:t>content</w:t>
+      </w:r>
+      <w:r>
+        <w:rPr>
+          <w:rFonts w:hint="eastAsia"/>
+        </w:rPr>
+        <w:t>放在</w:t>
+      </w:r>
+      <w:r>
+        <w:rPr>
+          <w:rFonts w:hint="eastAsia"/>
+        </w:rPr>
+        <w:t>contents</w:t>
+      </w:r>
+      <w:r>
+        <w:rPr>
+          <w:rFonts w:hint="eastAsia"/>
+        </w:rPr>
+        <w:t>中</w:t>
+      </w:r>
+      <w:r>
+        <w:rPr>
+          <w:rFonts w:hint="eastAsia"/>
+        </w:rPr>
+        <w:t>。</w:t>
+      </w:r>
+    </w:p>
+    <w:p>
+      <w:pPr>
+        <w:spacing w:beforeLines="50" w:before="156" w:afterLines="50" w:after="156"/>
+        <w:ind w:left="0" w:firstLineChars="200" w:firstLine="420"/>
+      </w:pPr>
+      <w:r>
+        <w:rPr>
+          <w:rFonts w:hint="eastAsia"/>
+        </w:rPr>
+        <w:t>异常场景：</w:t>
+      </w:r>
+    </w:p>
+    <w:p>
+      <w:pPr>
+        <w:pStyle w:val="aa"/>
+        <w:numPr>
+          <w:ilvl w:val="0"/>
+          <w:numId w:val="50"/>
+        </w:numPr>
+        <w:spacing w:beforeLines="50" w:before="156" w:afterLines="50" w:after="156"/>
+        <w:ind w:firstLineChars="0"/>
+      </w:pPr>
+      <w:r>
+        <w:rPr>
+          <w:rFonts w:hint="eastAsia"/>
+        </w:rPr>
+        <w:t>桶不存在，返回</w:t>
+      </w:r>
+      <w:r>
+        <w:rPr>
+          <w:rFonts w:hint="eastAsia"/>
+        </w:rPr>
+        <w:t>NoSuchBucket</w:t>
+      </w:r>
+    </w:p>
+    <w:p>
+      <w:pPr>
+        <w:pStyle w:val="aa"/>
+        <w:numPr>
+          <w:ilvl w:val="0"/>
+          <w:numId w:val="50"/>
+        </w:numPr>
+        <w:spacing w:beforeLines="50" w:before="156" w:afterLines="50" w:after="156"/>
+        <w:ind w:firstLineChars="0"/>
+      </w:pPr>
+      <w:r>
+        <w:rPr>
+          <w:rFonts w:hint="eastAsia"/>
+        </w:rPr>
+        <w:lastRenderedPageBreak/>
+        <w:t>无权访问桶</w:t>
+      </w:r>
+      <w:r>
+        <w:rPr>
+          <w:rFonts w:hint="eastAsia"/>
+        </w:rPr>
+        <w:t>，返回</w:t>
+      </w:r>
+      <w:r>
+        <w:rPr>
+          <w:rFonts w:hint="eastAsia"/>
+        </w:rPr>
+        <w:t>AccessDenied</w:t>
+      </w:r>
+    </w:p>
+    <w:p>
+      <w:pPr>
+        <w:pStyle w:val="aa"/>
+        <w:numPr>
+          <w:ilvl w:val="0"/>
+          <w:numId w:val="50"/>
+        </w:numPr>
+        <w:spacing w:beforeLines="50" w:before="156" w:afterLines="50" w:after="156"/>
+        <w:ind w:firstLineChars="0"/>
+      </w:pPr>
+      <w:r>
+        <w:rPr>
+          <w:rFonts w:hint="eastAsia"/>
+        </w:rPr>
+        <w:t>没有查询到匹配记录，返回</w:t>
+      </w:r>
+      <w:r>
+        <w:t>200</w:t>
+      </w:r>
+      <w:r>
+        <w:rPr>
+          <w:rFonts w:hint="eastAsia"/>
+        </w:rPr>
+        <w:t>，无查询结果。</w:t>
+      </w:r>
+    </w:p>
+    <w:p>
+      <w:pPr>
+        <w:pStyle w:val="aa"/>
+        <w:numPr>
+          <w:ilvl w:val="0"/>
+          <w:numId w:val="50"/>
+        </w:numPr>
+        <w:spacing w:beforeLines="50" w:before="156" w:afterLines="50" w:after="156"/>
+        <w:ind w:firstLineChars="0"/>
+      </w:pPr>
+      <w:r>
+        <w:rPr>
+          <w:rFonts w:hint="eastAsia"/>
+        </w:rPr>
+        <w:t>指定的</w:t>
+      </w:r>
+      <w:r>
+        <w:t>ContinuationToken</w:t>
+      </w:r>
+      <w:r>
+        <w:rPr>
+          <w:rFonts w:hint="eastAsia"/>
+        </w:rPr>
+        <w:t>无法指定位置，返回</w:t>
+      </w:r>
+      <w:r>
+        <w:rPr>
+          <w:rFonts w:hint="eastAsia"/>
+        </w:rPr>
+        <w:t>Invalid</w:t>
+      </w:r>
+      <w:r>
+        <w:t>Argument</w:t>
+      </w:r>
+      <w:r>
+        <w:rPr>
+          <w:rFonts w:hint="eastAsia"/>
+        </w:rPr>
+        <w:t>。</w:t>
+      </w:r>
+      <w:bookmarkStart w:id="4" w:name="_查询版本（GET_Bucket_Object"/>
+      <w:bookmarkEnd w:id="4"/>
+    </w:p>
+    <w:p>
+      <w:pPr>
+        <w:pStyle w:val="3"/>
+        <w:ind w:left="630"/>
+      </w:pPr>
+      <w:bookmarkStart w:id="5" w:name="_获取对象（GET_Object）"/>
+      <w:bookmarkEnd w:id="5"/>
+      <w:r>
+        <w:rPr>
+          <w:rFonts w:hint="eastAsia"/>
+        </w:rPr>
+        <w:t>查询版本（</w:t>
+      </w:r>
+      <w:r>
+        <w:t xml:space="preserve">GET Bucket Object </w:t>
+      </w:r>
+      <w:r>
+        <w:rPr>
+          <w:rFonts w:hint="eastAsia"/>
+        </w:rPr>
+        <w:t>V</w:t>
+      </w:r>
+      <w:r>
+        <w:t>ersions</w:t>
+      </w:r>
+      <w:r>
+        <w:rPr>
+          <w:rFonts w:hint="eastAsia"/>
+        </w:rPr>
+        <w:t>）</w:t>
+      </w:r>
+    </w:p>
+    <w:p>
+      <w:pPr>
+        <w:ind w:left="0" w:firstLine="420"/>
+      </w:pPr>
+      <w:r>
+        <w:rPr>
+          <w:rFonts w:hint="eastAsia"/>
+        </w:rPr>
+        <w:t>查询版本同时在最新元数据表和历史元数据表进行。</w:t>
+      </w:r>
+    </w:p>
+    <w:p>
+      <w:pPr>
+        <w:ind w:left="0" w:firstLine="420"/>
+      </w:pPr>
+      <w:r>
+        <w:rPr>
+          <w:rFonts w:hint="eastAsia"/>
+        </w:rPr>
+        <w:t>查询一个</w:t>
+      </w:r>
+      <w:r>
+        <w:rPr>
+          <w:rFonts w:hint="eastAsia"/>
+        </w:rPr>
+        <w:t>Bucket</w:t>
+      </w:r>
+      <w:r>
+        <w:rPr>
+          <w:rFonts w:hint="eastAsia"/>
+        </w:rPr>
+        <w:t>中的对象版本列表，可以根据某些条件筛选查询结果。</w:t>
+      </w:r>
+    </w:p>
+    <w:p>
+      <w:pPr>
+        <w:ind w:left="0" w:firstLine="420"/>
+        <w:rPr>
+          <w:rStyle w:val="afd"/>
+        </w:rPr>
+      </w:pPr>
+      <w:r>
+        <w:rPr>
+          <w:rStyle w:val="afd"/>
+        </w:rPr>
+        <w:t>筛选条件</w:t>
+      </w:r>
+    </w:p>
+    <w:p>
+      <w:pPr>
+        <w:ind w:left="0" w:firstLine="420"/>
+      </w:pPr>
+      <w:r>
+        <w:rPr>
+          <w:rFonts w:hint="eastAsia"/>
+        </w:rPr>
+        <w:t>请求中可携带的筛选参数如下</w:t>
+      </w:r>
+      <w:r>
+        <w:rPr>
+          <w:rFonts w:hint="eastAsia"/>
+        </w:rPr>
+        <w:t xml:space="preserve"> </w:t>
+      </w:r>
+      <w:r>
+        <w:rPr>
+          <w:rFonts w:hint="eastAsia"/>
+        </w:rPr>
+        <w:t>：</w:t>
+      </w:r>
+    </w:p>
+    <w:p>
+      <w:pPr>
+        <w:ind w:left="0" w:firstLineChars="400" w:firstLine="840"/>
+      </w:pPr>
+      <w:r>
+        <w:t>P</w:t>
+      </w:r>
+      <w:r>
+        <w:rPr>
+          <w:rFonts w:hint="eastAsia"/>
+        </w:rPr>
+        <w:t>refix</w:t>
+      </w:r>
+      <w:r>
+        <w:t xml:space="preserve"> </w:t>
+      </w:r>
+      <w:r>
+        <w:rPr>
+          <w:rFonts w:hint="eastAsia"/>
+        </w:rPr>
+        <w:t>前缀，</w:t>
+      </w:r>
+    </w:p>
+    <w:p>
+      <w:pPr>
+        <w:ind w:left="0" w:firstLineChars="400" w:firstLine="840"/>
+      </w:pPr>
+      <w:r>
+        <w:t>De</w:t>
+      </w:r>
+      <w:r>
+        <w:rPr>
+          <w:rFonts w:hint="eastAsia"/>
+        </w:rPr>
+        <w:t>limiter</w:t>
+      </w:r>
+      <w:r>
+        <w:t xml:space="preserve"> </w:t>
+      </w:r>
+      <w:r>
+        <w:rPr>
+          <w:rFonts w:hint="eastAsia"/>
+        </w:rPr>
+        <w:t>分隔符，</w:t>
+      </w:r>
+      <w:r>
+        <w:rPr>
+          <w:rFonts w:hint="eastAsia"/>
+        </w:rPr>
+        <w:t>可以是一个或多个字符</w:t>
+      </w:r>
+    </w:p>
+    <w:p>
+      <w:pPr>
+        <w:ind w:left="0" w:firstLineChars="400" w:firstLine="840"/>
+      </w:pPr>
+      <w:r>
+        <w:t>key-marker</w:t>
+      </w:r>
+      <w:r>
+        <w:rPr>
+          <w:rFonts w:hint="eastAsia"/>
+        </w:rPr>
+        <w:t xml:space="preserve"> </w:t>
+      </w:r>
+      <w:r>
+        <w:rPr>
+          <w:rFonts w:hint="eastAsia"/>
+        </w:rPr>
+        <w:t>从此</w:t>
+      </w:r>
+      <w:r>
+        <w:rPr>
+          <w:rFonts w:hint="eastAsia"/>
+        </w:rPr>
+        <w:t>key</w:t>
+      </w:r>
+      <w:r>
+        <w:rPr>
+          <w:rFonts w:hint="eastAsia"/>
+        </w:rPr>
+        <w:t>位置开始，</w:t>
+      </w:r>
+    </w:p>
+    <w:p>
+      <w:pPr>
+        <w:ind w:left="0" w:firstLineChars="400" w:firstLine="840"/>
+      </w:pPr>
+      <w:r>
+        <w:t>version-id</w:t>
+      </w:r>
+      <w:r>
+        <w:rPr>
+          <w:rFonts w:hint="eastAsia"/>
+        </w:rPr>
+        <w:t>-</w:t>
+      </w:r>
+      <w:r>
+        <w:t>marker</w:t>
+      </w:r>
+      <w:r>
+        <w:rPr>
+          <w:rFonts w:hint="eastAsia"/>
+        </w:rPr>
+        <w:t>从此</w:t>
+      </w:r>
+      <w:r>
+        <w:rPr>
+          <w:rFonts w:hint="eastAsia"/>
+        </w:rPr>
+        <w:t>versionId</w:t>
+      </w:r>
+      <w:r>
+        <w:rPr>
+          <w:rFonts w:hint="eastAsia"/>
+        </w:rPr>
+        <w:t>位置开始，</w:t>
+      </w:r>
+      <w:r>
+        <w:rPr>
+          <w:rFonts w:hint="eastAsia"/>
+        </w:rPr>
+        <w:t>依赖</w:t>
+      </w:r>
+      <w:r>
+        <w:rPr>
+          <w:rFonts w:hint="eastAsia"/>
+        </w:rPr>
+        <w:t>Key-marker</w:t>
+      </w:r>
+    </w:p>
+    <w:p>
+      <w:pPr>
+        <w:ind w:left="0" w:firstLineChars="400" w:firstLine="840"/>
+      </w:pPr>
+      <w:r>
+        <w:rPr>
+          <w:rFonts w:hint="eastAsia"/>
+        </w:rPr>
+        <w:t>max-keys</w:t>
+      </w:r>
+      <w:r>
+        <w:t xml:space="preserve"> </w:t>
+      </w:r>
+      <w:r>
+        <w:rPr>
+          <w:rFonts w:hint="eastAsia"/>
+        </w:rPr>
+        <w:t>本次最多获取的条数。</w:t>
+      </w:r>
+    </w:p>
+    <w:p>
+      <w:pPr>
+        <w:ind w:left="0" w:firstLineChars="200" w:firstLine="420"/>
+      </w:pPr>
+      <w:r>
+        <w:rPr>
+          <w:rFonts w:hint="eastAsia"/>
+        </w:rPr>
+        <w:t>筛选优先级为</w:t>
+      </w:r>
+      <w:r>
+        <w:rPr>
+          <w:rFonts w:hint="eastAsia"/>
+        </w:rPr>
+        <w:t>prefix</w:t>
+      </w:r>
+      <w:r>
+        <w:t xml:space="preserve"> </w:t>
+      </w:r>
+      <w:r>
+        <w:rPr>
+          <w:rFonts w:hint="eastAsia"/>
+        </w:rPr>
+        <w:t>+</w:t>
+      </w:r>
+      <w:r>
+        <w:t xml:space="preserve"> </w:t>
+      </w:r>
+      <w:r>
+        <w:t>key-marker</w:t>
+      </w:r>
+      <w:r>
+        <w:t xml:space="preserve"> </w:t>
+      </w:r>
+      <w:r>
+        <w:rPr>
+          <w:rFonts w:hint="eastAsia"/>
+        </w:rPr>
+        <w:t>+</w:t>
+      </w:r>
+      <w:r>
+        <w:t xml:space="preserve"> </w:t>
+      </w:r>
+      <w:r>
+        <w:t>version-idmarker</w:t>
+      </w:r>
+      <w:r>
+        <w:t xml:space="preserve"> &gt; delimiter &gt;max-keys </w:t>
+      </w:r>
+      <w:r>
+        <w:rPr>
+          <w:rFonts w:hint="eastAsia"/>
+        </w:rPr>
+        <w:t>。</w:t>
+      </w:r>
+    </w:p>
+    <w:p>
+      <w:pPr>
+        <w:ind w:left="0" w:firstLineChars="200" w:firstLine="422"/>
+        <w:rPr>
+          <w:rStyle w:val="afd"/>
+        </w:rPr>
+      </w:pPr>
+      <w:r>
+        <w:rPr>
+          <w:rStyle w:val="afd"/>
+        </w:rPr>
+        <w:t>匹配方式</w:t>
+      </w:r>
+    </w:p>
+    <w:p>
+      <w:pPr>
+        <w:ind w:left="0" w:firstLineChars="200" w:firstLine="420"/>
+        <w:rPr>
+          <w:bCs/>
+        </w:rPr>
+      </w:pPr>
+      <w:r>
+        <w:rPr>
+          <w:bCs/>
+        </w:rPr>
+        <w:t>当查询请求携带有</w:t>
+      </w:r>
+      <w:r>
+        <w:rPr>
+          <w:bCs/>
+        </w:rPr>
+        <w:t>delimiter</w:t>
+      </w:r>
+      <w:r>
+        <w:rPr>
+          <w:bCs/>
+        </w:rPr>
+        <w:t>时，</w:t>
+      </w:r>
+      <w:r>
+        <w:rPr>
+          <w:rFonts w:hint="eastAsia"/>
+          <w:bCs/>
+        </w:rPr>
+        <w:t>首先将</w:t>
+      </w:r>
+      <w:r>
+        <w:rPr>
+          <w:rFonts w:hint="eastAsia"/>
+          <w:bCs/>
+        </w:rPr>
+        <w:t>delimiter</w:t>
+      </w:r>
+      <w:r>
+        <w:rPr>
+          <w:rFonts w:hint="eastAsia"/>
+          <w:bCs/>
+        </w:rPr>
+        <w:t>与当前桶内的分隔符配置进行匹配，当该</w:t>
+      </w:r>
+      <w:r>
+        <w:rPr>
+          <w:rFonts w:hint="eastAsia"/>
+          <w:bCs/>
+        </w:rPr>
+        <w:t>delimiter</w:t>
+      </w:r>
+      <w:r>
+        <w:rPr>
+          <w:rFonts w:hint="eastAsia"/>
+          <w:bCs/>
+        </w:rPr>
+        <w:t>在桶内有配置且当前状态可用时，则使用目录匹配法。如果该</w:t>
+      </w:r>
+      <w:r>
+        <w:rPr>
+          <w:rFonts w:hint="eastAsia"/>
+          <w:bCs/>
+        </w:rPr>
+        <w:t>delimiter</w:t>
+      </w:r>
+      <w:r>
+        <w:rPr>
+          <w:rFonts w:hint="eastAsia"/>
+          <w:bCs/>
+        </w:rPr>
+        <w:t>在桶内未配置或已配置但当前状态</w:t>
+      </w:r>
+      <w:proofErr w:type="gramStart"/>
+      <w:r>
+        <w:rPr>
+          <w:rFonts w:hint="eastAsia"/>
+          <w:bCs/>
+        </w:rPr>
+        <w:t>不</w:t>
+      </w:r>
+      <w:proofErr w:type="gramEnd"/>
+      <w:r>
+        <w:rPr>
+          <w:rFonts w:hint="eastAsia"/>
+          <w:bCs/>
+        </w:rPr>
+        <w:t>可用，则使用原始匹配法。</w:t>
+      </w:r>
+    </w:p>
+    <w:p>
+      <w:pPr>
+        <w:ind w:left="0" w:firstLineChars="200" w:firstLine="420"/>
+        <w:rPr>
+          <w:bCs/>
+        </w:rPr>
+      </w:pPr>
+      <w:r>
+        <w:rPr>
+          <w:rFonts w:hint="eastAsia"/>
+          <w:bCs/>
+        </w:rPr>
+        <w:t>当查询请求不携带</w:t>
+      </w:r>
+      <w:r>
+        <w:rPr>
+          <w:rFonts w:hint="eastAsia"/>
+          <w:bCs/>
+        </w:rPr>
+        <w:t>delimiter</w:t>
+      </w:r>
+      <w:r>
+        <w:rPr>
+          <w:rFonts w:hint="eastAsia"/>
+          <w:bCs/>
+        </w:rPr>
+        <w:t>时，使用原始匹配法。</w:t>
+      </w:r>
+    </w:p>
+    <w:p>
+      <w:pPr>
+        <w:ind w:left="0" w:firstLineChars="200" w:firstLine="420"/>
+        <w:rPr>
+          <w:rFonts w:hint="eastAsia"/>
+          <w:bCs/>
+        </w:rPr>
+      </w:pPr>
+      <w:r>
+        <w:rPr>
+          <w:rFonts w:hint="eastAsia"/>
+          <w:bCs/>
+        </w:rPr>
+        <w:t>目录匹配法：</w:t>
+      </w:r>
+      <w:r>
+        <w:rPr>
+          <w:rFonts w:hint="eastAsia"/>
+        </w:rPr>
+        <w:t>当查询请求中有</w:t>
+      </w:r>
+      <w:r>
+        <w:rPr>
+          <w:rFonts w:hint="eastAsia"/>
+        </w:rPr>
+        <w:t>prefix</w:t>
+      </w:r>
+      <w:r>
+        <w:t xml:space="preserve"> </w:t>
+      </w:r>
+      <w:r>
+        <w:rPr>
+          <w:rFonts w:hint="eastAsia"/>
+        </w:rPr>
+        <w:t>+</w:t>
+      </w:r>
+      <w:r>
+        <w:t xml:space="preserve"> </w:t>
+      </w:r>
+      <w:r>
+        <w:t>key-marker</w:t>
+      </w:r>
+      <w:r>
+        <w:t xml:space="preserve"> </w:t>
+      </w:r>
+      <w:r>
+        <w:rPr>
+          <w:rFonts w:hint="eastAsia"/>
+        </w:rPr>
+        <w:t>+</w:t>
+      </w:r>
+      <w:r>
+        <w:t xml:space="preserve"> </w:t>
+      </w:r>
+      <w:r>
+        <w:t>version-id</w:t>
+      </w:r>
+      <w:r>
+        <w:rPr>
+          <w:rFonts w:hint="eastAsia"/>
+        </w:rPr>
+        <w:t>-</w:t>
+      </w:r>
+      <w:r>
+        <w:t>marker</w:t>
+      </w:r>
+      <w:r>
+        <w:t xml:space="preserve"> </w:t>
+      </w:r>
+      <w:r>
+        <w:rPr>
+          <w:rFonts w:hint="eastAsia"/>
+        </w:rPr>
+        <w:t>+</w:t>
+      </w:r>
+      <w:r>
+        <w:t xml:space="preserve"> delimiter </w:t>
+      </w:r>
+      <w:r>
+        <w:rPr>
+          <w:rFonts w:hint="eastAsia"/>
+        </w:rPr>
+        <w:t>+</w:t>
+      </w:r>
+      <w:r>
+        <w:t xml:space="preserve"> </w:t>
+      </w:r>
+      <w:r>
+        <w:t>max-keys</w:t>
+      </w:r>
+      <w:r>
+        <w:rPr>
+          <w:rFonts w:hint="eastAsia"/>
+        </w:rPr>
+        <w:t>条件时</w:t>
+      </w:r>
+      <w:r>
+        <w:rPr>
+          <w:rFonts w:hint="eastAsia"/>
+        </w:rPr>
+        <w:t>，首先将</w:t>
+      </w:r>
+      <w:r>
+        <w:rPr>
+          <w:rFonts w:hint="eastAsia"/>
+        </w:rPr>
+        <w:t>prefix</w:t>
+      </w:r>
+      <w:r>
+        <w:rPr>
+          <w:rFonts w:hint="eastAsia"/>
+        </w:rPr>
+        <w:t>按照</w:t>
+      </w:r>
+      <w:r>
+        <w:rPr>
+          <w:rFonts w:hint="eastAsia"/>
+        </w:rPr>
+        <w:t>delimiter</w:t>
+      </w:r>
+      <w:r>
+        <w:rPr>
+          <w:rFonts w:hint="eastAsia"/>
+        </w:rPr>
+        <w:t>分割为多段，在目录表中找到</w:t>
+      </w:r>
+      <w:r>
+        <w:rPr>
+          <w:rFonts w:hint="eastAsia"/>
+        </w:rPr>
+        <w:t>prefix</w:t>
+      </w:r>
+      <w:r>
+        <w:rPr>
+          <w:rFonts w:hint="eastAsia"/>
+        </w:rPr>
+        <w:t>的</w:t>
+      </w:r>
+      <w:proofErr w:type="gramStart"/>
+      <w:r>
+        <w:rPr>
+          <w:rFonts w:hint="eastAsia"/>
+        </w:rPr>
+        <w:t>最</w:t>
+      </w:r>
+      <w:proofErr w:type="gramEnd"/>
+      <w:r>
+        <w:rPr>
+          <w:rFonts w:hint="eastAsia"/>
+        </w:rPr>
+        <w:t>底层目录及所有子目录</w:t>
+      </w:r>
+      <w:r>
+        <w:rPr>
+          <w:rFonts w:hint="eastAsia"/>
+        </w:rPr>
+        <w:t>，所有子目录中比</w:t>
+      </w:r>
+      <w:r>
+        <w:rPr>
+          <w:rFonts w:hint="eastAsia"/>
+        </w:rPr>
+        <w:t>key-marker</w:t>
+      </w:r>
+      <w:r>
+        <w:rPr>
+          <w:rFonts w:hint="eastAsia"/>
+        </w:rPr>
+        <w:t>大的记录作为</w:t>
+      </w:r>
+      <w:r>
+        <w:rPr>
+          <w:rFonts w:hint="eastAsia"/>
+        </w:rPr>
+        <w:t>CommonPrefix</w:t>
+      </w:r>
+      <w:r>
+        <w:rPr>
+          <w:rFonts w:hint="eastAsia"/>
+        </w:rPr>
+        <w:t>，当没有</w:t>
+      </w:r>
+      <w:r>
+        <w:rPr>
+          <w:rFonts w:hint="eastAsia"/>
+        </w:rPr>
+        <w:t>prefix</w:t>
+      </w:r>
+      <w:r>
+        <w:rPr>
+          <w:rFonts w:hint="eastAsia"/>
+        </w:rPr>
+        <w:t>时，</w:t>
+      </w:r>
+      <w:proofErr w:type="gramStart"/>
+      <w:r>
+        <w:rPr>
+          <w:rFonts w:hint="eastAsia"/>
+        </w:rPr>
+        <w:t>最</w:t>
+      </w:r>
+      <w:proofErr w:type="gramEnd"/>
+      <w:r>
+        <w:rPr>
+          <w:rFonts w:hint="eastAsia"/>
+        </w:rPr>
+        <w:t>底层目录为</w:t>
+      </w:r>
+      <w:r>
+        <w:rPr>
+          <w:rFonts w:hint="eastAsia"/>
+        </w:rPr>
+        <w:t>0</w:t>
+      </w:r>
+      <w:r>
+        <w:rPr>
+          <w:rFonts w:hint="eastAsia"/>
+        </w:rPr>
+        <w:t>。然后</w:t>
+      </w:r>
+      <w:r>
+        <w:rPr>
+          <w:rFonts w:hint="eastAsia"/>
+        </w:rPr>
+        <w:t>在</w:t>
+      </w:r>
+      <w:r>
+        <w:rPr>
+          <w:rFonts w:hint="eastAsia"/>
+        </w:rPr>
+        <w:t>最新元数据表和历史元数据表中按照</w:t>
+      </w:r>
+      <w:r>
+        <w:rPr>
+          <w:rFonts w:hint="eastAsia"/>
+        </w:rPr>
+        <w:t>bucketId+</w:t>
+      </w:r>
+      <w:r>
+        <w:rPr>
+          <w:rFonts w:hint="eastAsia"/>
+        </w:rPr>
+        <w:t>prefix</w:t>
+      </w:r>
+      <w:r>
+        <w:rPr>
+          <w:rFonts w:hint="eastAsia"/>
+        </w:rPr>
+        <w:t>+key-marker+parentId</w:t>
+      </w:r>
+      <w:r>
+        <w:rPr>
+          <w:rFonts w:hint="eastAsia"/>
+        </w:rPr>
+        <w:t>的组合查询。最后在三个查询结果中排序按照</w:t>
+      </w:r>
+      <w:r>
+        <w:rPr>
+          <w:rFonts w:hint="eastAsia"/>
+        </w:rPr>
+        <w:t>Key</w:t>
+      </w:r>
+      <w:r>
+        <w:rPr>
+          <w:rFonts w:hint="eastAsia"/>
+        </w:rPr>
+        <w:t>从小到大，</w:t>
+      </w:r>
+      <w:r>
+        <w:rPr>
+          <w:rFonts w:hint="eastAsia"/>
+        </w:rPr>
+        <w:t>VersionId</w:t>
+      </w:r>
+      <w:r>
+        <w:rPr>
+          <w:rFonts w:hint="eastAsia"/>
+        </w:rPr>
+        <w:t>从大到小的顺序获得记录，分别记录</w:t>
+      </w:r>
+      <w:r>
+        <w:rPr>
+          <w:rFonts w:hint="eastAsia"/>
+        </w:rPr>
+        <w:t>CommonPrefix</w:t>
+      </w:r>
+      <w:r>
+        <w:rPr>
+          <w:rFonts w:hint="eastAsia"/>
+        </w:rPr>
+        <w:t>，</w:t>
+      </w:r>
+      <w:r>
+        <w:rPr>
+          <w:rFonts w:hint="eastAsia"/>
+        </w:rPr>
+        <w:t>Version</w:t>
+      </w:r>
+      <w:r>
+        <w:rPr>
+          <w:rFonts w:hint="eastAsia"/>
+        </w:rPr>
+        <w:t>，</w:t>
+      </w:r>
+      <w:r>
+        <w:rPr>
+          <w:rFonts w:hint="eastAsia"/>
+        </w:rPr>
+        <w:t>DeleteMarker</w:t>
+      </w:r>
+      <w:r>
+        <w:rPr>
+          <w:rFonts w:hint="eastAsia"/>
+        </w:rPr>
+        <w:t>。</w:t>
+      </w:r>
+    </w:p>
+    <w:p>
+      <w:pPr>
+        <w:ind w:left="0" w:firstLineChars="200" w:firstLine="420"/>
+      </w:pPr>
+      <w:r>
+        <w:rPr>
+          <w:rFonts w:hint="eastAsia"/>
+          <w:bCs/>
+        </w:rPr>
+        <w:t>原始匹配法：</w:t>
+      </w:r>
+      <w:r>
+        <w:rPr>
+          <w:rFonts w:hint="eastAsia"/>
+        </w:rPr>
+        <w:t>当查询请求中有</w:t>
+      </w:r>
+      <w:r>
+        <w:rPr>
+          <w:rFonts w:hint="eastAsia"/>
+        </w:rPr>
+        <w:t>prefix</w:t>
+      </w:r>
+      <w:r>
+        <w:t xml:space="preserve"> </w:t>
+      </w:r>
+      <w:r>
+        <w:rPr>
+          <w:rFonts w:hint="eastAsia"/>
+        </w:rPr>
+        <w:t>+</w:t>
+      </w:r>
+      <w:r>
+        <w:t xml:space="preserve"> </w:t>
+      </w:r>
+      <w:r>
+        <w:t>key-marker</w:t>
+      </w:r>
+      <w:r>
+        <w:t xml:space="preserve"> </w:t>
+      </w:r>
+      <w:r>
+        <w:rPr>
+          <w:rFonts w:hint="eastAsia"/>
+        </w:rPr>
+        <w:t>+</w:t>
+      </w:r>
+      <w:r>
+        <w:t xml:space="preserve"> </w:t>
+      </w:r>
+      <w:r>
+        <w:t>version-id</w:t>
+      </w:r>
+      <w:r>
+        <w:rPr>
+          <w:rFonts w:hint="eastAsia"/>
+        </w:rPr>
+        <w:t>-</w:t>
+      </w:r>
+      <w:r>
+        <w:t>marker</w:t>
+      </w:r>
+      <w:r>
+        <w:t xml:space="preserve"> </w:t>
+      </w:r>
+      <w:r>
+        <w:rPr>
+          <w:rFonts w:hint="eastAsia"/>
+        </w:rPr>
+        <w:t>+</w:t>
+      </w:r>
+      <w:r>
+        <w:t xml:space="preserve"> delimiter </w:t>
+      </w:r>
+      <w:r>
+        <w:rPr>
+          <w:rFonts w:hint="eastAsia"/>
+        </w:rPr>
+        <w:t>+</w:t>
+      </w:r>
+      <w:r>
+        <w:t xml:space="preserve"> </w:t>
+      </w:r>
+      <w:r>
+        <w:t>max-keys</w:t>
+      </w:r>
+      <w:r>
+        <w:rPr>
+          <w:rFonts w:hint="eastAsia"/>
+        </w:rPr>
+        <w:t>条件时，首先会在</w:t>
+      </w:r>
+      <w:r>
+        <w:t>S3_ObjectMeta</w:t>
+      </w:r>
+      <w:r>
+        <w:rPr>
+          <w:rFonts w:hint="eastAsia"/>
+        </w:rPr>
+        <w:t>和</w:t>
+      </w:r>
+      <w:r>
+        <w:t>S3_ObjectMetaHistory</w:t>
+      </w:r>
+      <w:r>
+        <w:rPr>
+          <w:rFonts w:hint="eastAsia"/>
+        </w:rPr>
+        <w:t>中进行</w:t>
+      </w:r>
+      <w:r>
+        <w:rPr>
+          <w:rFonts w:hint="eastAsia"/>
+        </w:rPr>
+        <w:t>bucketid+prefix+</w:t>
+      </w:r>
+      <w:r>
+        <w:t xml:space="preserve"> </w:t>
+      </w:r>
+      <w:r>
+        <w:t>key-marker</w:t>
+      </w:r>
+      <w:r>
+        <w:rPr>
+          <w:rFonts w:hint="eastAsia"/>
+        </w:rPr>
+        <w:t>的组合查询，然后在查询结果中匹配</w:t>
+      </w:r>
+      <w:r>
+        <w:rPr>
+          <w:rFonts w:hint="eastAsia"/>
+        </w:rPr>
+        <w:t>prefix+</w:t>
+      </w:r>
+      <w:r>
+        <w:t>delimiter</w:t>
+      </w:r>
+      <w:r>
+        <w:rPr>
+          <w:rFonts w:hint="eastAsia"/>
+        </w:rPr>
+        <w:t>的记录，如果匹配到</w:t>
+      </w:r>
+      <w:r>
+        <w:rPr>
+          <w:rFonts w:hint="eastAsia"/>
+        </w:rPr>
+        <w:t>prefix+delimiter</w:t>
+      </w:r>
+      <w:r>
+        <w:rPr>
+          <w:rFonts w:hint="eastAsia"/>
+        </w:rPr>
+        <w:t>，则这条记录保存在</w:t>
+      </w:r>
+      <w:r>
+        <w:t>CommonPrefixes</w:t>
+      </w:r>
+      <w:r>
+        <w:rPr>
+          <w:rFonts w:hint="eastAsia"/>
+        </w:rPr>
+        <w:t>中，相同的</w:t>
+      </w:r>
+      <w:r>
+        <w:rPr>
+          <w:rFonts w:hint="eastAsia"/>
+        </w:rPr>
+        <w:t>prefix+delimiter</w:t>
+      </w:r>
+      <w:r>
+        <w:rPr>
+          <w:rFonts w:hint="eastAsia"/>
+        </w:rPr>
+        <w:t>记录计数只计一次。如果匹配不到则将这条记录的完整的</w:t>
+      </w:r>
+      <w:r>
+        <w:rPr>
+          <w:rFonts w:hint="eastAsia"/>
+        </w:rPr>
+        <w:t>key</w:t>
+      </w:r>
+      <w:r>
+        <w:rPr>
+          <w:rFonts w:hint="eastAsia"/>
+        </w:rPr>
+        <w:t>保存，如果该记录是</w:t>
+      </w:r>
+      <w:r>
+        <w:rPr>
+          <w:rFonts w:hint="eastAsia"/>
+        </w:rPr>
+        <w:t>DeleteMarker</w:t>
+      </w:r>
+      <w:r>
+        <w:rPr>
+          <w:rFonts w:hint="eastAsia"/>
+        </w:rPr>
+        <w:t>则记录在</w:t>
+      </w:r>
+      <w:r>
+        <w:rPr>
+          <w:rFonts w:hint="eastAsia"/>
+        </w:rPr>
+        <w:t>DeleteMarker</w:t>
+      </w:r>
+      <w:r>
+        <w:rPr>
+          <w:rFonts w:hint="eastAsia"/>
+        </w:rPr>
+        <w:t>中，如果该记录不是</w:t>
+      </w:r>
+      <w:r>
+        <w:rPr>
+          <w:rFonts w:hint="eastAsia"/>
+        </w:rPr>
+        <w:t>DeleteMarker</w:t>
+      </w:r>
+      <w:r>
+        <w:rPr>
+          <w:rFonts w:hint="eastAsia"/>
+        </w:rPr>
+        <w:t>则记录在</w:t>
+      </w:r>
+      <w:r>
+        <w:rPr>
+          <w:rFonts w:hint="eastAsia"/>
+        </w:rPr>
+        <w:t>Version</w:t>
+      </w:r>
+      <w:r>
+        <w:rPr>
+          <w:rFonts w:hint="eastAsia"/>
+        </w:rPr>
+        <w:t>中，每条记录计数一次。</w:t>
+      </w:r>
+    </w:p>
+    <w:p>
+      <w:pPr>
+        <w:ind w:left="0" w:firstLineChars="200" w:firstLine="420"/>
+      </w:pPr>
+      <w:r>
+        <w:rPr>
+          <w:rFonts w:hint="eastAsia"/>
+        </w:rPr>
+        <w:t>当请求参数中没有</w:t>
+      </w:r>
+      <w:r>
+        <w:rPr>
+          <w:rFonts w:hint="eastAsia"/>
+        </w:rPr>
+        <w:t>delimiter</w:t>
+      </w:r>
+      <w:r>
+        <w:rPr>
+          <w:rFonts w:hint="eastAsia"/>
+        </w:rPr>
+        <w:t>时，所有查询到符合条件的记录都会在</w:t>
+      </w:r>
+      <w:r>
+        <w:rPr>
+          <w:rFonts w:hint="eastAsia"/>
+        </w:rPr>
+        <w:t>DeleteMarker</w:t>
+      </w:r>
+      <w:r>
+        <w:rPr>
+          <w:rFonts w:hint="eastAsia"/>
+        </w:rPr>
+        <w:t>或者</w:t>
+      </w:r>
+      <w:r>
+        <w:rPr>
+          <w:rFonts w:hint="eastAsia"/>
+        </w:rPr>
+        <w:t>Version</w:t>
+      </w:r>
+      <w:r>
+        <w:rPr>
+          <w:rFonts w:hint="eastAsia"/>
+        </w:rPr>
+        <w:t>中，并显示完整的</w:t>
+      </w:r>
+      <w:r>
+        <w:rPr>
+          <w:rFonts w:hint="eastAsia"/>
+        </w:rPr>
+        <w:t>key</w:t>
+      </w:r>
+      <w:r>
+        <w:rPr>
+          <w:rFonts w:hint="eastAsia"/>
+        </w:rPr>
+        <w:t>名称。</w:t>
+      </w:r>
+    </w:p>
+    <w:p>
+      <w:pPr>
+        <w:ind w:left="0" w:firstLineChars="200" w:firstLine="420"/>
+      </w:pPr>
+      <w:r>
+        <w:t>K</w:t>
+      </w:r>
+      <w:r>
+        <w:rPr>
+          <w:rFonts w:hint="eastAsia"/>
+        </w:rPr>
+        <w:t>ey</w:t>
+      </w:r>
+      <w:r>
+        <w:t>M</w:t>
+      </w:r>
+      <w:r>
+        <w:rPr>
+          <w:rFonts w:hint="eastAsia"/>
+        </w:rPr>
+        <w:t>arker+version-Id-marker</w:t>
+      </w:r>
+      <w:r>
+        <w:rPr>
+          <w:rFonts w:hint="eastAsia"/>
+        </w:rPr>
+        <w:t>的组合查询。</w:t>
+      </w:r>
+    </w:p>
+    <w:p>
+      <w:pPr>
+        <w:ind w:left="0" w:firstLineChars="200" w:firstLine="420"/>
+      </w:pPr>
+      <w:r>
+        <w:rPr>
+          <w:rFonts w:hint="eastAsia"/>
+        </w:rPr>
+        <w:t>当</w:t>
+      </w:r>
+      <w:r>
+        <w:rPr>
+          <w:rFonts w:hint="eastAsia"/>
+        </w:rPr>
+        <w:t>key-marker+</w:t>
+      </w:r>
+      <w:r>
+        <w:rPr>
+          <w:rFonts w:hint="eastAsia"/>
+        </w:rPr>
+        <w:t xml:space="preserve"> </w:t>
+      </w:r>
+      <w:r>
+        <w:rPr>
+          <w:rFonts w:hint="eastAsia"/>
+        </w:rPr>
+        <w:t>version-Id-marker</w:t>
+      </w:r>
+      <w:r>
+        <w:rPr>
+          <w:rFonts w:hint="eastAsia"/>
+        </w:rPr>
+        <w:t>的组合</w:t>
+      </w:r>
+      <w:r>
+        <w:rPr>
+          <w:rFonts w:hint="eastAsia"/>
+        </w:rPr>
+        <w:t>查询</w:t>
+      </w:r>
+      <w:r>
+        <w:rPr>
+          <w:rFonts w:hint="eastAsia"/>
+        </w:rPr>
+        <w:t>只有</w:t>
+      </w:r>
+      <w:r>
+        <w:rPr>
+          <w:rFonts w:hint="eastAsia"/>
+        </w:rPr>
+        <w:t>key-marker</w:t>
+      </w:r>
+      <w:r>
+        <w:rPr>
+          <w:rFonts w:hint="eastAsia"/>
+        </w:rPr>
+        <w:t>时，从该</w:t>
+      </w:r>
+      <w:r>
+        <w:rPr>
+          <w:rFonts w:hint="eastAsia"/>
+        </w:rPr>
+        <w:t>key</w:t>
+      </w:r>
+      <w:r>
+        <w:rPr>
+          <w:rFonts w:hint="eastAsia"/>
+        </w:rPr>
+        <w:t>-marker</w:t>
+      </w:r>
+      <w:r>
+        <w:rPr>
+          <w:rFonts w:hint="eastAsia"/>
+        </w:rPr>
+        <w:t>的下一个</w:t>
+      </w:r>
+      <w:r>
+        <w:rPr>
+          <w:rFonts w:hint="eastAsia"/>
+        </w:rPr>
+        <w:t>key</w:t>
+      </w:r>
+      <w:r>
+        <w:rPr>
+          <w:rFonts w:hint="eastAsia"/>
+        </w:rPr>
+        <w:t>开始查询（按</w:t>
+      </w:r>
+      <w:r>
+        <w:rPr>
+          <w:rFonts w:hint="eastAsia"/>
+        </w:rPr>
+        <w:t>key</w:t>
+      </w:r>
+      <w:proofErr w:type="gramStart"/>
+      <w:r>
+        <w:rPr>
+          <w:rFonts w:hint="eastAsia"/>
+        </w:rPr>
+        <w:t>值记录</w:t>
+      </w:r>
+      <w:proofErr w:type="gramEnd"/>
+      <w:r>
+        <w:rPr>
+          <w:rFonts w:hint="eastAsia"/>
+        </w:rPr>
+        <w:t>排序）。</w:t>
+      </w:r>
+    </w:p>
+    <w:p>
+      <w:pPr>
+        <w:ind w:left="0" w:firstLineChars="200" w:firstLine="420"/>
+      </w:pPr>
+      <w:r>
+        <w:rPr>
+          <w:rFonts w:hint="eastAsia"/>
+        </w:rPr>
+        <w:t>当</w:t>
+      </w:r>
+      <w:r>
+        <w:rPr>
+          <w:rFonts w:hint="eastAsia"/>
+        </w:rPr>
+        <w:t>key-marker+version-Id-marker</w:t>
+      </w:r>
+      <w:r>
+        <w:rPr>
+          <w:rFonts w:hint="eastAsia"/>
+        </w:rPr>
+        <w:t>的组合有</w:t>
+      </w:r>
+      <w:r>
+        <w:rPr>
+          <w:rFonts w:hint="eastAsia"/>
+        </w:rPr>
+        <w:t>key-marker</w:t>
+      </w:r>
+      <w:r>
+        <w:rPr>
+          <w:rFonts w:hint="eastAsia"/>
+        </w:rPr>
+        <w:t>和</w:t>
+      </w:r>
+      <w:r>
+        <w:rPr>
+          <w:rFonts w:hint="eastAsia"/>
+        </w:rPr>
+        <w:t>version-Id-marker</w:t>
+      </w:r>
+      <w:r>
+        <w:rPr>
+          <w:rFonts w:hint="eastAsia"/>
+        </w:rPr>
+        <w:t>，</w:t>
+      </w:r>
+      <w:r>
+        <w:rPr>
+          <w:rFonts w:hint="eastAsia"/>
+        </w:rPr>
+        <w:t>且</w:t>
+      </w:r>
+      <w:r>
+        <w:rPr>
+          <w:rFonts w:hint="eastAsia"/>
+        </w:rPr>
+        <w:t>version-Id-marker</w:t>
+      </w:r>
+      <w:r>
+        <w:rPr>
+          <w:rFonts w:hint="eastAsia"/>
+        </w:rPr>
+        <w:t>不为</w:t>
+      </w:r>
+      <w:r>
+        <w:rPr>
+          <w:rFonts w:hint="eastAsia"/>
+        </w:rPr>
+        <w:t>null</w:t>
+      </w:r>
+      <w:r>
+        <w:rPr>
+          <w:rFonts w:hint="eastAsia"/>
+        </w:rPr>
+        <w:t>，</w:t>
+      </w:r>
+      <w:r>
+        <w:rPr>
+          <w:rFonts w:hint="eastAsia"/>
+        </w:rPr>
+        <w:t>记录</w:t>
+      </w:r>
+      <w:r>
+        <w:rPr>
+          <w:rFonts w:hint="eastAsia"/>
+        </w:rPr>
+        <w:t>该</w:t>
+      </w:r>
+      <w:r>
+        <w:rPr>
+          <w:rFonts w:hint="eastAsia"/>
+        </w:rPr>
+        <w:t>key</w:t>
+      </w:r>
+      <w:r>
+        <w:rPr>
+          <w:rFonts w:hint="eastAsia"/>
+        </w:rPr>
+        <w:t>-marekr</w:t>
+      </w:r>
+      <w:r>
+        <w:rPr>
+          <w:rFonts w:hint="eastAsia"/>
+        </w:rPr>
+        <w:t>的内部</w:t>
+      </w:r>
+      <w:r>
+        <w:rPr>
+          <w:rFonts w:hint="eastAsia"/>
+        </w:rPr>
+        <w:t>versionId</w:t>
+      </w:r>
+      <w:r>
+        <w:rPr>
+          <w:rFonts w:hint="eastAsia"/>
+        </w:rPr>
+        <w:t>小于</w:t>
+      </w:r>
+      <w:r>
+        <w:rPr>
+          <w:rFonts w:hint="eastAsia"/>
+        </w:rPr>
+        <w:t>version-Id-marker</w:t>
+      </w:r>
+      <w:r>
+        <w:rPr>
+          <w:rFonts w:hint="eastAsia"/>
+        </w:rPr>
+        <w:t>的</w:t>
+      </w:r>
+      <w:r>
+        <w:rPr>
+          <w:rFonts w:hint="eastAsia"/>
+        </w:rPr>
+        <w:t>所有</w:t>
+      </w:r>
+      <w:r>
+        <w:rPr>
+          <w:rFonts w:hint="eastAsia"/>
+        </w:rPr>
+        <w:t>版本</w:t>
+      </w:r>
+      <w:r>
+        <w:rPr>
+          <w:rFonts w:hint="eastAsia"/>
+        </w:rPr>
+        <w:t>，然后</w:t>
+      </w:r>
+      <w:r>
+        <w:rPr>
+          <w:rFonts w:hint="eastAsia"/>
+        </w:rPr>
+        <w:t>记录</w:t>
+      </w:r>
+      <w:r>
+        <w:rPr>
+          <w:rFonts w:hint="eastAsia"/>
+        </w:rPr>
+        <w:t>下一个</w:t>
+      </w:r>
+      <w:r>
+        <w:rPr>
+          <w:rFonts w:hint="eastAsia"/>
+        </w:rPr>
+        <w:t>key</w:t>
+      </w:r>
+      <w:r>
+        <w:rPr>
+          <w:rFonts w:hint="eastAsia"/>
+        </w:rPr>
+        <w:t>。</w:t>
+      </w:r>
+    </w:p>
+    <w:p>
+      <w:pPr>
+        <w:ind w:left="0" w:firstLineChars="200" w:firstLine="420"/>
+      </w:pPr>
+      <w:r>
+        <w:rPr>
+          <w:rFonts w:hint="eastAsia"/>
+        </w:rPr>
+        <w:lastRenderedPageBreak/>
+        <w:t>当</w:t>
+      </w:r>
+      <w:r>
+        <w:rPr>
+          <w:rFonts w:hint="eastAsia"/>
+        </w:rPr>
+        <w:t>key-marker+version-Id-marker</w:t>
+      </w:r>
+      <w:r>
+        <w:rPr>
+          <w:rFonts w:hint="eastAsia"/>
+        </w:rPr>
+        <w:t>的组合</w:t>
+      </w:r>
+      <w:r>
+        <w:rPr>
+          <w:rFonts w:hint="eastAsia"/>
+        </w:rPr>
+        <w:t>有</w:t>
+      </w:r>
+      <w:r>
+        <w:rPr>
+          <w:rFonts w:hint="eastAsia"/>
+        </w:rPr>
+        <w:t>key-marker</w:t>
+      </w:r>
+      <w:r>
+        <w:rPr>
+          <w:rFonts w:hint="eastAsia"/>
+        </w:rPr>
+        <w:t>和</w:t>
+      </w:r>
+      <w:r>
+        <w:rPr>
+          <w:rFonts w:hint="eastAsia"/>
+        </w:rPr>
+        <w:t>version-Id-marker</w:t>
+      </w:r>
+      <w:r>
+        <w:rPr>
+          <w:rFonts w:hint="eastAsia"/>
+        </w:rPr>
+        <w:t>，且</w:t>
+      </w:r>
+      <w:r>
+        <w:rPr>
+          <w:rFonts w:hint="eastAsia"/>
+        </w:rPr>
+        <w:t>version-Id-marker</w:t>
+      </w:r>
+      <w:r>
+        <w:rPr>
+          <w:rFonts w:hint="eastAsia"/>
+        </w:rPr>
+        <w:t>为</w:t>
+      </w:r>
+      <w:r>
+        <w:rPr>
+          <w:rFonts w:hint="eastAsia"/>
+        </w:rPr>
+        <w:t>null</w:t>
+      </w:r>
+      <w:r>
+        <w:rPr>
+          <w:rFonts w:hint="eastAsia"/>
+        </w:rPr>
+        <w:t>，且该</w:t>
+      </w:r>
+      <w:r>
+        <w:rPr>
+          <w:rFonts w:hint="eastAsia"/>
+        </w:rPr>
+        <w:t>key</w:t>
+      </w:r>
+      <w:r>
+        <w:rPr>
+          <w:rFonts w:hint="eastAsia"/>
+        </w:rPr>
+        <w:t>确实有一条</w:t>
+      </w:r>
+      <w:r>
+        <w:rPr>
+          <w:rFonts w:hint="eastAsia"/>
+        </w:rPr>
+        <w:t>versionId</w:t>
+      </w:r>
+      <w:r>
+        <w:rPr>
+          <w:rFonts w:hint="eastAsia"/>
+        </w:rPr>
+        <w:t>为</w:t>
+      </w:r>
+      <w:r>
+        <w:rPr>
+          <w:rFonts w:hint="eastAsia"/>
+        </w:rPr>
+        <w:t>null</w:t>
+      </w:r>
+      <w:r>
+        <w:rPr>
+          <w:rFonts w:hint="eastAsia"/>
+        </w:rPr>
+        <w:t>的记录时，则记录</w:t>
+      </w:r>
+      <w:r>
+        <w:rPr>
+          <w:rFonts w:hint="eastAsia"/>
+        </w:rPr>
+        <w:t>该</w:t>
+      </w:r>
+      <w:r>
+        <w:rPr>
+          <w:rFonts w:hint="eastAsia"/>
+        </w:rPr>
+        <w:t>key</w:t>
+      </w:r>
+      <w:r>
+        <w:rPr>
+          <w:rFonts w:hint="eastAsia"/>
+        </w:rPr>
+        <w:t>-marker</w:t>
+      </w:r>
+      <w:r>
+        <w:rPr>
+          <w:rFonts w:hint="eastAsia"/>
+        </w:rPr>
+        <w:t>的</w:t>
+      </w:r>
+      <w:r>
+        <w:rPr>
+          <w:rFonts w:hint="eastAsia"/>
+        </w:rPr>
+        <w:t>内部</w:t>
+      </w:r>
+      <w:r>
+        <w:rPr>
+          <w:rFonts w:hint="eastAsia"/>
+        </w:rPr>
+        <w:t>versionId</w:t>
+      </w:r>
+      <w:r>
+        <w:rPr>
+          <w:rFonts w:hint="eastAsia"/>
+        </w:rPr>
+        <w:t>小于</w:t>
+      </w:r>
+      <w:r>
+        <w:rPr>
+          <w:rFonts w:hint="eastAsia"/>
+        </w:rPr>
+        <w:t>null</w:t>
+      </w:r>
+      <w:r>
+        <w:rPr>
+          <w:rFonts w:hint="eastAsia"/>
+        </w:rPr>
+        <w:t>记录对应的内部</w:t>
+      </w:r>
+      <w:r>
+        <w:rPr>
+          <w:rFonts w:hint="eastAsia"/>
+        </w:rPr>
+        <w:t>versionId</w:t>
+      </w:r>
+      <w:r>
+        <w:rPr>
+          <w:rFonts w:hint="eastAsia"/>
+        </w:rPr>
+        <w:t>的</w:t>
+      </w:r>
+      <w:r>
+        <w:rPr>
+          <w:rFonts w:hint="eastAsia"/>
+        </w:rPr>
+        <w:t>所有</w:t>
+      </w:r>
+      <w:r>
+        <w:rPr>
+          <w:rFonts w:hint="eastAsia"/>
+        </w:rPr>
+        <w:t>记录</w:t>
+      </w:r>
+      <w:r>
+        <w:rPr>
+          <w:rFonts w:hint="eastAsia"/>
+        </w:rPr>
+        <w:t>，然后</w:t>
+      </w:r>
+      <w:r>
+        <w:rPr>
+          <w:rFonts w:hint="eastAsia"/>
+        </w:rPr>
+        <w:t>记录</w:t>
+      </w:r>
+      <w:r>
+        <w:rPr>
+          <w:rFonts w:hint="eastAsia"/>
+        </w:rPr>
+        <w:t>下一个</w:t>
+      </w:r>
+      <w:r>
+        <w:rPr>
+          <w:rFonts w:hint="eastAsia"/>
+        </w:rPr>
+        <w:t>key</w:t>
+      </w:r>
+      <w:r>
+        <w:rPr>
+          <w:rFonts w:hint="eastAsia"/>
+        </w:rPr>
+        <w:t>。</w:t>
+      </w:r>
+    </w:p>
+    <w:p>
+      <w:pPr>
+        <w:ind w:left="0" w:firstLineChars="200" w:firstLine="420"/>
+      </w:pPr>
+      <w:r>
+        <w:rPr>
+          <w:rFonts w:hint="eastAsia"/>
+        </w:rPr>
+        <w:t>当</w:t>
+      </w:r>
+      <w:r>
+        <w:rPr>
+          <w:rFonts w:hint="eastAsia"/>
+        </w:rPr>
+        <w:t>key-marker+version-Id-marker</w:t>
+      </w:r>
+      <w:r>
+        <w:rPr>
+          <w:rFonts w:hint="eastAsia"/>
+        </w:rPr>
+        <w:t>的组合</w:t>
+      </w:r>
+      <w:r>
+        <w:rPr>
+          <w:rFonts w:hint="eastAsia"/>
+        </w:rPr>
+        <w:t>有</w:t>
+      </w:r>
+      <w:r>
+        <w:rPr>
+          <w:rFonts w:hint="eastAsia"/>
+        </w:rPr>
+        <w:t>key-marker</w:t>
+      </w:r>
+      <w:r>
+        <w:rPr>
+          <w:rFonts w:hint="eastAsia"/>
+        </w:rPr>
+        <w:t>和</w:t>
+      </w:r>
+      <w:r>
+        <w:rPr>
+          <w:rFonts w:hint="eastAsia"/>
+        </w:rPr>
+        <w:t>version-Id-marker</w:t>
+      </w:r>
+      <w:r>
+        <w:rPr>
+          <w:rFonts w:hint="eastAsia"/>
+        </w:rPr>
+        <w:t>，且</w:t>
+      </w:r>
+      <w:r>
+        <w:rPr>
+          <w:rFonts w:hint="eastAsia"/>
+        </w:rPr>
+        <w:t>version-Id-marker</w:t>
+      </w:r>
+      <w:r>
+        <w:rPr>
+          <w:rFonts w:hint="eastAsia"/>
+        </w:rPr>
+        <w:t>为</w:t>
+      </w:r>
+      <w:r>
+        <w:rPr>
+          <w:rFonts w:hint="eastAsia"/>
+        </w:rPr>
+        <w:t>null</w:t>
+      </w:r>
+      <w:r>
+        <w:rPr>
+          <w:rFonts w:hint="eastAsia"/>
+        </w:rPr>
+        <w:t>，但是该</w:t>
+      </w:r>
+      <w:r>
+        <w:rPr>
+          <w:rFonts w:hint="eastAsia"/>
+        </w:rPr>
+        <w:t>key</w:t>
+      </w:r>
+      <w:r>
+        <w:rPr>
+          <w:rFonts w:hint="eastAsia"/>
+        </w:rPr>
+        <w:t>不存在</w:t>
+      </w:r>
+      <w:r>
+        <w:rPr>
+          <w:rFonts w:hint="eastAsia"/>
+        </w:rPr>
+        <w:t>versionId</w:t>
+      </w:r>
+      <w:r>
+        <w:rPr>
+          <w:rFonts w:hint="eastAsia"/>
+        </w:rPr>
+        <w:t>为</w:t>
+      </w:r>
+      <w:r>
+        <w:rPr>
+          <w:rFonts w:hint="eastAsia"/>
+        </w:rPr>
+        <w:t>null</w:t>
+      </w:r>
+      <w:r>
+        <w:rPr>
+          <w:rFonts w:hint="eastAsia"/>
+        </w:rPr>
+        <w:t>的记录时，则从该</w:t>
+      </w:r>
+      <w:r>
+        <w:rPr>
+          <w:rFonts w:hint="eastAsia"/>
+        </w:rPr>
+        <w:t>key</w:t>
+      </w:r>
+      <w:r>
+        <w:rPr>
+          <w:rFonts w:hint="eastAsia"/>
+        </w:rPr>
+        <w:t>-marker</w:t>
+      </w:r>
+      <w:r>
+        <w:rPr>
+          <w:rFonts w:hint="eastAsia"/>
+        </w:rPr>
+        <w:t>的下一个</w:t>
+      </w:r>
+      <w:r>
+        <w:rPr>
+          <w:rFonts w:hint="eastAsia"/>
+        </w:rPr>
+        <w:t>key</w:t>
+      </w:r>
+      <w:r>
+        <w:rPr>
+          <w:rFonts w:hint="eastAsia"/>
+        </w:rPr>
+        <w:t>开始记录</w:t>
+      </w:r>
+      <w:r>
+        <w:rPr>
+          <w:rFonts w:hint="eastAsia"/>
+        </w:rPr>
+        <w:t>。</w:t>
+      </w:r>
+    </w:p>
+    <w:p>
+      <w:pPr>
+        <w:ind w:left="0" w:firstLineChars="200" w:firstLine="420"/>
+      </w:pPr>
+      <w:r>
+        <w:rPr>
+          <w:rFonts w:hint="eastAsia"/>
+        </w:rPr>
+        <w:t>当</w:t>
+      </w:r>
+      <w:r>
+        <w:rPr>
+          <w:rFonts w:hint="eastAsia"/>
+        </w:rPr>
+        <w:t>key-marker+</w:t>
+      </w:r>
+      <w:r>
+        <w:rPr>
+          <w:rFonts w:hint="eastAsia"/>
+        </w:rPr>
+        <w:t xml:space="preserve"> </w:t>
+      </w:r>
+      <w:r>
+        <w:rPr>
+          <w:rFonts w:hint="eastAsia"/>
+        </w:rPr>
+        <w:t>version-Id-marker</w:t>
+      </w:r>
+      <w:r>
+        <w:rPr>
+          <w:rFonts w:hint="eastAsia"/>
+        </w:rPr>
+        <w:t>的组合查询只有</w:t>
+      </w:r>
+      <w:r>
+        <w:rPr>
+          <w:rFonts w:hint="eastAsia"/>
+        </w:rPr>
+        <w:t>version-Id-marker</w:t>
+      </w:r>
+      <w:r>
+        <w:rPr>
+          <w:rFonts w:hint="eastAsia"/>
+        </w:rPr>
+        <w:t>时，</w:t>
+      </w:r>
+      <w:r>
+        <w:rPr>
+          <w:rFonts w:hint="eastAsia"/>
+        </w:rPr>
+        <w:t xml:space="preserve"> </w:t>
+      </w:r>
+      <w:r>
+        <w:rPr>
+          <w:rFonts w:hint="eastAsia"/>
+        </w:rPr>
+        <w:t>version-Id-marker</w:t>
+      </w:r>
+      <w:r>
+        <w:rPr>
+          <w:rFonts w:hint="eastAsia"/>
+        </w:rPr>
+        <w:t>无效，不对</w:t>
+      </w:r>
+      <w:r>
+        <w:rPr>
+          <w:rFonts w:hint="eastAsia"/>
+        </w:rPr>
+        <w:t>version-Id-marker</w:t>
+      </w:r>
+      <w:r>
+        <w:rPr>
+          <w:rFonts w:hint="eastAsia"/>
+        </w:rPr>
+        <w:t>做任何匹配和过滤。</w:t>
+      </w:r>
+    </w:p>
+    <w:p>
+      <w:pPr>
+        <w:ind w:left="0" w:firstLineChars="200" w:firstLine="420"/>
+      </w:pPr>
+    </w:p>
+    <w:p>
+      <w:pPr>
+        <w:ind w:left="0" w:firstLine="420"/>
+      </w:pPr>
+      <w:r>
+        <w:rPr>
+          <w:rFonts w:hint="eastAsia"/>
+        </w:rPr>
+        <w:t>当一次未查询完所有符合条件的记录时，就会将</w:t>
+      </w:r>
+      <w:r>
+        <w:rPr>
+          <w:rFonts w:hint="eastAsia"/>
+        </w:rPr>
+        <w:t>当查询返回结果的最后一条对象记录的</w:t>
+      </w:r>
+      <w:r>
+        <w:rPr>
+          <w:rFonts w:hint="eastAsia"/>
+        </w:rPr>
+        <w:t>Key</w:t>
+      </w:r>
+      <w:r>
+        <w:rPr>
+          <w:rFonts w:hint="eastAsia"/>
+        </w:rPr>
+        <w:t>和</w:t>
+      </w:r>
+      <w:r>
+        <w:rPr>
+          <w:rFonts w:hint="eastAsia"/>
+        </w:rPr>
+        <w:t>VersionId</w:t>
+      </w:r>
+      <w:r>
+        <w:rPr>
+          <w:rFonts w:hint="eastAsia"/>
+        </w:rPr>
+        <w:t>放在响应消息中的</w:t>
+      </w:r>
+      <w:r>
+        <w:t>NextKeyMarke</w:t>
+      </w:r>
+      <w:r>
+        <w:rPr>
+          <w:rFonts w:hint="eastAsia"/>
+        </w:rPr>
+        <w:t>r</w:t>
+      </w:r>
+      <w:r>
+        <w:rPr>
+          <w:rFonts w:hint="eastAsia"/>
+        </w:rPr>
+        <w:t>和</w:t>
+      </w:r>
+      <w:r>
+        <w:t>NextVersionIdMarker</w:t>
+      </w:r>
+      <w:r>
+        <w:rPr>
+          <w:rFonts w:hint="eastAsia"/>
+        </w:rPr>
+        <w:t>中。</w:t>
+      </w:r>
+      <w:r>
+        <w:rPr>
+          <w:rFonts w:hint="eastAsia"/>
+        </w:rPr>
+        <w:t>如果最后一条查询的结果是</w:t>
+      </w:r>
+      <w:r>
+        <w:rPr>
+          <w:rFonts w:hint="eastAsia"/>
+        </w:rPr>
+        <w:t>commonprefix</w:t>
+      </w:r>
+      <w:r>
+        <w:rPr>
+          <w:rFonts w:hint="eastAsia"/>
+        </w:rPr>
+        <w:t>，</w:t>
+      </w:r>
+      <w:r>
+        <w:t>NextKeyMarke</w:t>
+      </w:r>
+      <w:r>
+        <w:rPr>
+          <w:rFonts w:hint="eastAsia"/>
+        </w:rPr>
+        <w:t>r</w:t>
+      </w:r>
+      <w:r>
+        <w:rPr>
+          <w:rFonts w:hint="eastAsia"/>
+        </w:rPr>
+        <w:t>携带</w:t>
+      </w:r>
+      <w:r>
+        <w:rPr>
+          <w:rFonts w:hint="eastAsia"/>
+        </w:rPr>
+        <w:t>commonprefix</w:t>
+      </w:r>
+      <w:r>
+        <w:rPr>
+          <w:rFonts w:hint="eastAsia"/>
+        </w:rPr>
+        <w:t>的内容，</w:t>
+      </w:r>
+      <w:r>
+        <w:t>NextVersionIdMarker</w:t>
+      </w:r>
+      <w:r>
+        <w:rPr>
+          <w:rFonts w:hint="eastAsia"/>
+        </w:rPr>
+        <w:t>为</w:t>
+      </w:r>
+      <w:r>
+        <w:rPr>
+          <w:rFonts w:hint="eastAsia"/>
+        </w:rPr>
+        <w:t>null</w:t>
+      </w:r>
+      <w:r>
+        <w:rPr>
+          <w:rFonts w:hint="eastAsia"/>
+        </w:rPr>
+        <w:t>。</w:t>
+      </w:r>
+    </w:p>
+    <w:p>
+      <w:pPr>
+        <w:ind w:left="0" w:firstLine="420"/>
+      </w:pPr>
+    </w:p>
+    <w:p>
+      <w:pPr>
+        <w:ind w:left="0"/>
+      </w:pPr>
+      <w:r>
+        <w:rPr>
+          <w:rFonts w:hint="eastAsia"/>
+        </w:rPr>
+        <w:t>Encoding</w:t>
+      </w:r>
+      <w:r>
+        <w:t>-type:</w:t>
+      </w:r>
+    </w:p>
+    <w:p>
+      <w:pPr>
+        <w:ind w:left="0"/>
+      </w:pPr>
+      <w:r>
+        <w:rPr>
+          <w:rFonts w:hint="eastAsia"/>
+        </w:rPr>
+        <w:t>请求中指定了此参数，就需要根据</w:t>
+      </w:r>
+      <w:r>
+        <w:rPr>
+          <w:rFonts w:hint="eastAsia"/>
+        </w:rPr>
+        <w:t>Encoding</w:t>
+      </w:r>
+      <w:r>
+        <w:t>-</w:t>
+      </w:r>
+      <w:r>
+        <w:rPr>
+          <w:rFonts w:hint="eastAsia"/>
+        </w:rPr>
+        <w:t>type</w:t>
+      </w:r>
+      <w:r>
+        <w:rPr>
+          <w:rFonts w:hint="eastAsia"/>
+        </w:rPr>
+        <w:t>指定的编码方式对</w:t>
+      </w:r>
+      <w:r>
+        <w:t xml:space="preserve">Delimiter, Prefix, </w:t>
+      </w:r>
+      <w:r>
+        <w:t xml:space="preserve">, Key, </w:t>
+      </w:r>
+      <w:r>
+        <w:t>KeyMarker</w:t>
+      </w:r>
+      <w:r>
+        <w:rPr>
+          <w:rFonts w:hint="eastAsia"/>
+        </w:rPr>
+        <w:t>进行编码</w:t>
+      </w:r>
+    </w:p>
+    <w:p>
+      <w:pPr>
+        <w:ind w:left="0"/>
+      </w:pPr>
+    </w:p>
+    <w:p>
+      <w:pPr>
+        <w:ind w:left="0"/>
+      </w:pPr>
+      <w:r>
+        <w:rPr>
+          <w:rFonts w:hint="eastAsia"/>
+        </w:rPr>
+        <w:t>查询请求带有前缀和分隔符的处理流程如下：</w:t>
+      </w:r>
+    </w:p>
+    <w:p>
+      <w:pPr>
+        <w:ind w:left="0"/>
+        <w:rPr>
+          <w:noProof/>
+        </w:rPr>
+      </w:pPr>
+      <w:r>
+        <w:rPr>
+          <w:noProof/>
+        </w:rPr>
+        <w:lastRenderedPageBreak/>
+        <w:drawing>
+          <wp:inline distT="0" distB="0" distL="0" distR="0" wp14:anchorId="52F2EF7A" wp14:editId="22BF8CB3">
+            <wp:extent cx="5274310" cy="8545050"/>
+            <wp:effectExtent l="0" t="0" r="2540" b="8890"/>
+            <wp:docPr id="17" name="图片 17"/>
+            <wp:cNvGraphicFramePr>
+              <a:graphicFrameLocks xmlns:a="http://schemas.openxmlformats.org/drawingml/2006/main" noChangeAspect="1"/>
+            </wp:cNvGraphicFramePr>
+            <a:graphic xmlns:a="http://schemas.openxmlformats.org/drawingml/2006/main">
+              <a:graphicData uri="http://schemas.openxmlformats.org/drawingml/2006/picture">
+                <pic:pic xmlns:pic="http://schemas.openxmlformats.org/drawingml/2006/picture">
+                  <pic:nvPicPr>
+                    <pic:cNvPr id="0" name="Picture 9"/>
+                    <pic:cNvPicPr>
+                      <a:picLocks noChangeAspect="1" noChangeArrowheads="1"/>
+                    </pic:cNvPicPr>
+                  </pic:nvPicPr>
+                  <pic:blipFill>
+                    <a:blip r:embed="rId15">
+                      <a:extLst>
+                        <a:ext uri="{28A0092B-C50C-407E-A947-70E740481C1C}">
+                          <a14:useLocalDpi xmlns:a14="http://schemas.microsoft.com/office/drawing/2010/main" val="0"/>
+                        </a:ext>
+                      </a:extLst>
+                    </a:blip>
+                    <a:srcRect/>
+                    <a:stretch>
+                      <a:fillRect/>
+                    </a:stretch>
+                  </pic:blipFill>
+                  <pic:spPr bwMode="auto">
+                    <a:xfrm>
+                      <a:off x="0" y="0"/>
+                      <a:ext cx="5274310" cy="8545050"/>
+                    </a:xfrm>
+                    <a:prstGeom prst="rect">
+                      <a:avLst/>
+                    </a:prstGeom>
+                    <a:noFill/>
+                    <a:ln>
+                      <a:noFill/>
+                    </a:ln>
+                  </pic:spPr>
+                </pic:pic>
+              </a:graphicData>
+            </a:graphic>
+          </wp:inline>
+        </w:drawing>
+      </w:r>
+    </w:p>
+    <w:p>
+      <w:pPr>
+        <w:ind w:left="0"/>
+        <w:rPr>
+          <w:noProof/>
+        </w:rPr>
+      </w:pPr>
+      <w:r>
+        <w:rPr>
+          <w:rFonts w:hint="eastAsia"/>
+          <w:noProof/>
+        </w:rPr>
+        <w:lastRenderedPageBreak/>
+        <w:t>带</w:t>
+      </w:r>
+      <w:r>
+        <w:rPr>
+          <w:rFonts w:hint="eastAsia"/>
+          <w:noProof/>
+        </w:rPr>
+        <w:t>delimiter</w:t>
+      </w:r>
+      <w:r>
+        <w:rPr>
+          <w:rFonts w:hint="eastAsia"/>
+          <w:noProof/>
+        </w:rPr>
+        <w:t>使用目录法查询或者不带</w:t>
+      </w:r>
+      <w:r>
+        <w:rPr>
+          <w:rFonts w:hint="eastAsia"/>
+          <w:noProof/>
+        </w:rPr>
+        <w:t>delimiter</w:t>
+      </w:r>
+      <w:r>
+        <w:rPr>
+          <w:rFonts w:hint="eastAsia"/>
+          <w:noProof/>
+        </w:rPr>
+        <w:t>查询的查询第一条数据流程：</w:t>
+      </w:r>
+    </w:p>
+    <w:p>
+      <w:pPr>
+        <w:ind w:left="0"/>
+        <w:rPr>
+          <w:noProof/>
+        </w:rPr>
+      </w:pPr>
+      <w:r>
+        <w:rPr>
+          <w:rFonts w:hint="eastAsia"/>
+          <w:noProof/>
+        </w:rPr>
+        <w:drawing>
+          <wp:inline distT="0" distB="0" distL="0" distR="0" wp14:anchorId="5E6791D7" wp14:editId="3F342A3F">
+            <wp:extent cx="5274310" cy="5296022"/>
+            <wp:effectExtent l="0" t="0" r="2540" b="0"/>
+            <wp:docPr id="18" name="图片 18"/>
+            <wp:cNvGraphicFramePr>
+              <a:graphicFrameLocks xmlns:a="http://schemas.openxmlformats.org/drawingml/2006/main" noChangeAspect="1"/>
+            </wp:cNvGraphicFramePr>
+            <a:graphic xmlns:a="http://schemas.openxmlformats.org/drawingml/2006/main">
+              <a:graphicData uri="http://schemas.openxmlformats.org/drawingml/2006/picture">
+                <pic:pic xmlns:pic="http://schemas.openxmlformats.org/drawingml/2006/picture">
+                  <pic:nvPicPr>
+                    <pic:cNvPr id="0" name="Picture 10"/>
+                    <pic:cNvPicPr>
+                      <a:picLocks noChangeAspect="1" noChangeArrowheads="1"/>
+                    </pic:cNvPicPr>
+                  </pic:nvPicPr>
+                  <pic:blipFill>
+                    <a:blip r:embed="rId16">
+                      <a:extLst>
+                        <a:ext uri="{28A0092B-C50C-407E-A947-70E740481C1C}">
+                          <a14:useLocalDpi xmlns:a14="http://schemas.microsoft.com/office/drawing/2010/main" val="0"/>
+                        </a:ext>
+                      </a:extLst>
+                    </a:blip>
+                    <a:srcRect/>
+                    <a:stretch>
+                      <a:fillRect/>
+                    </a:stretch>
+                  </pic:blipFill>
+                  <pic:spPr bwMode="auto">
+                    <a:xfrm>
+                      <a:off x="0" y="0"/>
+                      <a:ext cx="5274310" cy="5296022"/>
+                    </a:xfrm>
+                    <a:prstGeom prst="rect">
+                      <a:avLst/>
+                    </a:prstGeom>
+                    <a:noFill/>
+                    <a:ln>
+                      <a:noFill/>
+                    </a:ln>
+                  </pic:spPr>
+                </pic:pic>
+              </a:graphicData>
+            </a:graphic>
+          </wp:inline>
+        </w:drawing>
+      </w:r>
+    </w:p>
+    <w:p>
+      <w:pPr>
+        <w:ind w:left="0"/>
+        <w:rPr>
+          <w:noProof/>
+        </w:rPr>
+      </w:pPr>
+      <w:r>
+        <w:rPr>
+          <w:rFonts w:hint="eastAsia"/>
+          <w:noProof/>
+        </w:rPr>
+        <w:t>带</w:t>
+      </w:r>
+      <w:r>
+        <w:rPr>
+          <w:rFonts w:hint="eastAsia"/>
+          <w:noProof/>
+        </w:rPr>
+        <w:t>delimiter</w:t>
+      </w:r>
+      <w:r>
+        <w:rPr>
+          <w:rFonts w:hint="eastAsia"/>
+          <w:noProof/>
+        </w:rPr>
+        <w:t>使用目录法查询或者不带</w:t>
+      </w:r>
+      <w:r>
+        <w:rPr>
+          <w:rFonts w:hint="eastAsia"/>
+          <w:noProof/>
+        </w:rPr>
+        <w:t>delimiter</w:t>
+      </w:r>
+      <w:r>
+        <w:rPr>
+          <w:rFonts w:hint="eastAsia"/>
+          <w:noProof/>
+        </w:rPr>
+        <w:t>查询的查询第一条</w:t>
+      </w:r>
+      <w:r>
+        <w:rPr>
+          <w:rFonts w:hint="eastAsia"/>
+          <w:noProof/>
+        </w:rPr>
+        <w:t>之后</w:t>
+      </w:r>
+      <w:r>
+        <w:rPr>
+          <w:rFonts w:hint="eastAsia"/>
+          <w:noProof/>
+        </w:rPr>
+        <w:t>数据流程：</w:t>
+      </w:r>
+    </w:p>
+    <w:p>
+      <w:pPr>
+        <w:ind w:left="0"/>
+        <w:rPr>
+          <w:noProof/>
+        </w:rPr>
+      </w:pPr>
+      <w:r>
+        <w:rPr>
+          <w:noProof/>
+        </w:rPr>
+        <w:lastRenderedPageBreak/>
+        <w:drawing>
+          <wp:inline distT="0" distB="0" distL="0" distR="0" wp14:anchorId="6525BBD0" wp14:editId="2005CC91">
+            <wp:extent cx="5274310" cy="4411027"/>
+            <wp:effectExtent l="0" t="0" r="2540" b="8890"/>
+            <wp:docPr id="19" name="图片 19"/>
+            <wp:cNvGraphicFramePr>
+              <a:graphicFrameLocks xmlns:a="http://schemas.openxmlformats.org/drawingml/2006/main" noChangeAspect="1"/>
+            </wp:cNvGraphicFramePr>
+            <a:graphic xmlns:a="http://schemas.openxmlformats.org/drawingml/2006/main">
+              <a:graphicData uri="http://schemas.openxmlformats.org/drawingml/2006/picture">
+                <pic:pic xmlns:pic="http://schemas.openxmlformats.org/drawingml/2006/picture">
+                  <pic:nvPicPr>
+                    <pic:cNvPr id="0" name="Picture 11"/>
+                    <pic:cNvPicPr>
+                      <a:picLocks noChangeAspect="1" noChangeArrowheads="1"/>
+                    </pic:cNvPicPr>
+                  </pic:nvPicPr>
+                  <pic:blipFill>
+                    <a:blip r:embed="rId17">
+                      <a:extLst>
+                        <a:ext uri="{28A0092B-C50C-407E-A947-70E740481C1C}">
+                          <a14:useLocalDpi xmlns:a14="http://schemas.microsoft.com/office/drawing/2010/main" val="0"/>
+                        </a:ext>
+                      </a:extLst>
+                    </a:blip>
+                    <a:srcRect/>
+                    <a:stretch>
+                      <a:fillRect/>
+                    </a:stretch>
+                  </pic:blipFill>
+                  <pic:spPr bwMode="auto">
+                    <a:xfrm>
+                      <a:off x="0" y="0"/>
+                      <a:ext cx="5274310" cy="4411027"/>
+                    </a:xfrm>
+                    <a:prstGeom prst="rect">
+                      <a:avLst/>
+                    </a:prstGeom>
+                    <a:noFill/>
+                    <a:ln>
+                      <a:noFill/>
+                    </a:ln>
+                  </pic:spPr>
+                </pic:pic>
+              </a:graphicData>
+            </a:graphic>
+          </wp:inline>
+        </w:drawing>
+      </w:r>
+    </w:p>
+    <w:p>
+      <w:pPr>
+        <w:ind w:left="0"/>
+        <w:rPr>
+          <w:noProof/>
+        </w:rPr>
+      </w:pPr>
+      <w:r>
+        <w:rPr>
+          <w:rFonts w:hint="eastAsia"/>
+          <w:noProof/>
+        </w:rPr>
+        <w:t>带</w:t>
+      </w:r>
+      <w:r>
+        <w:rPr>
+          <w:rFonts w:hint="eastAsia"/>
+          <w:noProof/>
+        </w:rPr>
+        <w:t>delimiter</w:t>
+      </w:r>
+      <w:r>
+        <w:rPr>
+          <w:rFonts w:hint="eastAsia"/>
+          <w:noProof/>
+        </w:rPr>
+        <w:t>的原始匹配法获取第一条数据：</w:t>
+      </w:r>
+    </w:p>
+    <w:p>
+      <w:pPr>
+        <w:ind w:left="0"/>
+        <w:rPr>
+          <w:noProof/>
+        </w:rPr>
+      </w:pPr>
+      <w:r>
+        <w:rPr>
+          <w:rFonts w:hint="eastAsia"/>
+          <w:noProof/>
+        </w:rPr>
+        <w:lastRenderedPageBreak/>
+        <w:drawing>
+          <wp:inline distT="0" distB="0" distL="0" distR="0" wp14:anchorId="2DCFCAD0" wp14:editId="7C0DBD9A">
+            <wp:extent cx="5274310" cy="6371134"/>
+            <wp:effectExtent l="0" t="0" r="2540" b="0"/>
+            <wp:docPr id="20" name="图片 20"/>
+            <wp:cNvGraphicFramePr>
+              <a:graphicFrameLocks xmlns:a="http://schemas.openxmlformats.org/drawingml/2006/main" noChangeAspect="1"/>
+            </wp:cNvGraphicFramePr>
+            <a:graphic xmlns:a="http://schemas.openxmlformats.org/drawingml/2006/main">
+              <a:graphicData uri="http://schemas.openxmlformats.org/drawingml/2006/picture">
+                <pic:pic xmlns:pic="http://schemas.openxmlformats.org/drawingml/2006/picture">
+                  <pic:nvPicPr>
+                    <pic:cNvPr id="0" name="Picture 12"/>
+                    <pic:cNvPicPr>
+                      <a:picLocks noChangeAspect="1" noChangeArrowheads="1"/>
+                    </pic:cNvPicPr>
+                  </pic:nvPicPr>
+                  <pic:blipFill>
+                    <a:blip r:embed="rId18">
+                      <a:extLst>
+                        <a:ext uri="{28A0092B-C50C-407E-A947-70E740481C1C}">
+                          <a14:useLocalDpi xmlns:a14="http://schemas.microsoft.com/office/drawing/2010/main" val="0"/>
+                        </a:ext>
+                      </a:extLst>
+                    </a:blip>
+                    <a:srcRect/>
+                    <a:stretch>
+                      <a:fillRect/>
+                    </a:stretch>
+                  </pic:blipFill>
+                  <pic:spPr bwMode="auto">
+                    <a:xfrm>
+                      <a:off x="0" y="0"/>
+                      <a:ext cx="5274310" cy="6371134"/>
+                    </a:xfrm>
+                    <a:prstGeom prst="rect">
+                      <a:avLst/>
+                    </a:prstGeom>
+                    <a:noFill/>
+                    <a:ln>
+                      <a:noFill/>
+                    </a:ln>
+                  </pic:spPr>
+                </pic:pic>
+              </a:graphicData>
+            </a:graphic>
+          </wp:inline>
+        </w:drawing>
+      </w:r>
+    </w:p>
+    <w:p>
+      <w:pPr>
+        <w:ind w:left="0"/>
+        <w:rPr>
+          <w:noProof/>
+        </w:rPr>
+      </w:pPr>
+      <w:r>
+        <w:rPr>
+          <w:rFonts w:hint="eastAsia"/>
+          <w:noProof/>
+        </w:rPr>
+        <w:t>带</w:t>
+      </w:r>
+      <w:r>
+        <w:rPr>
+          <w:rFonts w:hint="eastAsia"/>
+          <w:noProof/>
+        </w:rPr>
+        <w:t>delimiter</w:t>
+      </w:r>
+      <w:r>
+        <w:rPr>
+          <w:rFonts w:hint="eastAsia"/>
+          <w:noProof/>
+        </w:rPr>
+        <w:t>的原始匹配法获取</w:t>
+      </w:r>
+      <w:r>
+        <w:rPr>
+          <w:rFonts w:hint="eastAsia"/>
+          <w:noProof/>
+        </w:rPr>
+        <w:t>第</w:t>
+      </w:r>
+      <w:r>
+        <w:rPr>
+          <w:rFonts w:hint="eastAsia"/>
+          <w:noProof/>
+        </w:rPr>
+        <w:t>一条</w:t>
+      </w:r>
+      <w:r>
+        <w:rPr>
+          <w:rFonts w:hint="eastAsia"/>
+          <w:noProof/>
+        </w:rPr>
+        <w:t>之后的</w:t>
+      </w:r>
+      <w:r>
+        <w:rPr>
+          <w:rFonts w:hint="eastAsia"/>
+          <w:noProof/>
+        </w:rPr>
+        <w:t>数据：</w:t>
+      </w:r>
+    </w:p>
+    <w:p>
+      <w:pPr>
+        <w:ind w:left="0"/>
+        <w:rPr>
+          <w:rFonts w:hint="eastAsia"/>
+          <w:noProof/>
+        </w:rPr>
+      </w:pPr>
+    </w:p>
+    <w:p>
+      <w:pPr>
+        <w:ind w:left="0"/>
+        <w:rPr>
+          <w:rFonts w:hint="eastAsia"/>
+          <w:noProof/>
+        </w:rPr>
+      </w:pPr>
+      <w:r>
+        <w:rPr>
+          <w:rFonts w:hint="eastAsia"/>
+          <w:noProof/>
+        </w:rPr>
+        <w:lastRenderedPageBreak/>
+        <w:drawing>
+          <wp:inline distT="0" distB="0" distL="0" distR="0" wp14:anchorId="722F4934" wp14:editId="6AD1D9DD">
+            <wp:extent cx="5274310" cy="6695684"/>
+            <wp:effectExtent l="0" t="0" r="2540" b="0"/>
+            <wp:docPr id="21" name="图片 21"/>
+            <wp:cNvGraphicFramePr>
+              <a:graphicFrameLocks xmlns:a="http://schemas.openxmlformats.org/drawingml/2006/main" noChangeAspect="1"/>
+            </wp:cNvGraphicFramePr>
+            <a:graphic xmlns:a="http://schemas.openxmlformats.org/drawingml/2006/main">
+              <a:graphicData uri="http://schemas.openxmlformats.org/drawingml/2006/picture">
+                <pic:pic xmlns:pic="http://schemas.openxmlformats.org/drawingml/2006/picture">
+                  <pic:nvPicPr>
+                    <pic:cNvPr id="0" name="Picture 13"/>
+                    <pic:cNvPicPr>
+                      <a:picLocks noChangeAspect="1" noChangeArrowheads="1"/>
+                    </pic:cNvPicPr>
+                  </pic:nvPicPr>
+                  <pic:blipFill>
+                    <a:blip r:embed="rId19">
+                      <a:extLst>
+                        <a:ext uri="{28A0092B-C50C-407E-A947-70E740481C1C}">
+                          <a14:useLocalDpi xmlns:a14="http://schemas.microsoft.com/office/drawing/2010/main" val="0"/>
+                        </a:ext>
+                      </a:extLst>
+                    </a:blip>
+                    <a:srcRect/>
+                    <a:stretch>
+                      <a:fillRect/>
+                    </a:stretch>
+                  </pic:blipFill>
+                  <pic:spPr bwMode="auto">
+                    <a:xfrm>
+                      <a:off x="0" y="0"/>
+                      <a:ext cx="5274310" cy="6695684"/>
+                    </a:xfrm>
+                    <a:prstGeom prst="rect">
+                      <a:avLst/>
+                    </a:prstGeom>
+                    <a:noFill/>
+                    <a:ln>
+                      <a:noFill/>
+                    </a:ln>
+                  </pic:spPr>
+                </pic:pic>
+              </a:graphicData>
+            </a:graphic>
+          </wp:inline>
+        </w:drawing>
+      </w:r>
+    </w:p>
+    <w:p>
+      <w:pPr>
+        <w:ind w:left="0"/>
         <w:rPr>
           <w:noProof/>
         </w:rPr>
@@ -26664,7 +27734,6 @@
           <w:rFonts w:hint="eastAsia"/>
           <w:noProof/>
         </w:rPr>
-        <w:lastRenderedPageBreak/>
         <w:t>在</w:t>
       </w:r>
       <w:r>
@@ -26814,14 +27883,20 @@
           <w:rFonts w:hint="eastAsia"/>
           <w:noProof/>
         </w:rPr>
-        <w:t>LastModified</w:t>
-      </w:r>
-      <w:r>
-        <w:rPr>
-          <w:rFonts w:hint="eastAsia"/>
+        <w:t>Version</w:t>
+      </w:r>
+      <w:r>
+        <w:rPr>
           <w:noProof/>
         </w:rPr>
-        <w:t>时间降序查询</w:t>
+        <w:t>id</w:t>
+      </w:r>
+      <w:r>
+        <w:rPr>
+          <w:rFonts w:hint="eastAsia"/>
+          <w:noProof/>
+        </w:rPr>
+        <w:t>降序查询</w:t>
       </w:r>
     </w:p>
     <w:p>
@@ -26876,13 +27951,20 @@
           <w:rFonts w:hint="eastAsia"/>
           <w:noProof/>
         </w:rPr>
-        <w:t>的为值开始查询，查找</w:t>
+        <w:t>的位置</w:t>
       </w:r>
       <w:r>
         <w:rPr>
           <w:rFonts w:hint="eastAsia"/>
           <w:noProof/>
         </w:rPr>
+        <w:t>开始查询，查找</w:t>
+      </w:r>
+      <w:r>
+        <w:rPr>
+          <w:rFonts w:hint="eastAsia"/>
+          <w:noProof/>
+        </w:rPr>
         <w:t>versionId</w:t>
       </w:r>
       <w:r>
@@ -26918,27 +28000,48 @@
           <w:rFonts w:hint="eastAsia"/>
           <w:noProof/>
         </w:rPr>
-        <w:t>，则将该</w:t>
+        <w:t>，则从</w:t>
       </w:r>
       <w:r>
         <w:rPr>
           <w:rFonts w:hint="eastAsia"/>
           <w:noProof/>
         </w:rPr>
-        <w:t>key</w:t>
+        <w:t>versionId</w:t>
       </w:r>
       <w:r>
         <w:rPr>
           <w:rFonts w:hint="eastAsia"/>
           <w:noProof/>
         </w:rPr>
-        <w:t>的所有记录都记录下来，如果开始位置是一个</w:t>
+        <w:t>大于</w:t>
       </w:r>
       <w:r>
         <w:rPr>
           <w:rFonts w:hint="eastAsia"/>
           <w:noProof/>
         </w:rPr>
+        <w:t>versionId-marker</w:t>
+      </w:r>
+      <w:r>
+        <w:rPr>
+          <w:rFonts w:hint="eastAsia"/>
+          <w:noProof/>
+        </w:rPr>
+        <w:t>的记录开始记录</w:t>
+      </w:r>
+      <w:r>
+        <w:rPr>
+          <w:rFonts w:hint="eastAsia"/>
+          <w:noProof/>
+        </w:rPr>
+        <w:t>，如果开始位置是一个</w:t>
+      </w:r>
+      <w:r>
+        <w:rPr>
+          <w:rFonts w:hint="eastAsia"/>
+          <w:noProof/>
+        </w:rPr>
         <w:t>commonprefix</w:t>
       </w:r>
       <w:r>
@@ -26960,13 +28063,21 @@
           <w:rFonts w:hint="eastAsia"/>
           <w:noProof/>
         </w:rPr>
-        <w:t>的记录一样，则不记录该</w:t>
+        <w:t>的记录一样，</w:t>
       </w:r>
       <w:r>
         <w:rPr>
           <w:rFonts w:hint="eastAsia"/>
           <w:noProof/>
         </w:rPr>
+        <w:lastRenderedPageBreak/>
+        <w:t>则不记录该</w:t>
+      </w:r>
+      <w:r>
+        <w:rPr>
+          <w:rFonts w:hint="eastAsia"/>
+          <w:noProof/>
+        </w:rPr>
         <w:t>commonprefix</w:t>
       </w:r>
       <w:r>
@@ -26974,7 +28085,7 @@
           <w:rFonts w:hint="eastAsia"/>
           <w:noProof/>
         </w:rPr>
-        <w:t>，如果与</w:t>
+        <w:t>，如果大于</w:t>
       </w:r>
       <w:r>
         <w:rPr>
@@ -26988,7 +28099,7 @@
           <w:rFonts w:hint="eastAsia"/>
           <w:noProof/>
         </w:rPr>
-        <w:t>不同，则记录该</w:t>
+        <w:t>，则记录该</w:t>
       </w:r>
       <w:r>
         <w:rPr>
@@ -27714,7 +28825,7 @@
                     </pic:cNvPicPr>
                   </pic:nvPicPr>
                   <pic:blipFill>
-                    <a:blip r:embed="rId15">
+                    <a:blip r:embed="rId20">
                       <a:extLst>
                         <a:ext uri="{28A0092B-C50C-407E-A947-70E740481C1C}">
                           <a14:useLocalDpi xmlns:a14="http://schemas.microsoft.com/office/drawing/2010/main" val="0"/>
@@ -28221,7 +29332,9 @@
         <w:pStyle w:val="3"/>
         <w:ind w:left="630"/>
       </w:pPr>
-      <w:bookmarkStart w:id="7" w:name="_删除对象（DELETE_Object）"/>
+      <w:bookmarkStart w:id="6" w:name="_删除对象（DELETE_Object）"/>
+      <w:bookmarkStart w:id="7" w:name="_GoBack"/>
+      <w:bookmarkEnd w:id="6"/>
       <w:bookmarkEnd w:id="7"/>
       <w:r>
         <w:rPr>
@@ -29381,6 +30494,55 @@
       <w:pPr>
         <w:ind w:left="0"/>
       </w:pPr>
+      <w:r>
+        <w:rPr>
+          <w:rFonts w:hint="eastAsia"/>
+        </w:rPr>
+        <w:lastRenderedPageBreak/>
+        <w:t>删除对象</w:t>
+      </w:r>
+      <w:r>
+        <w:rPr>
+          <w:rFonts w:hint="eastAsia"/>
+        </w:rPr>
+        <w:t>流程图</w:t>
+      </w:r>
+      <w:r>
+        <w:rPr>
+          <w:rFonts w:hint="eastAsia"/>
+        </w:rPr>
+        <w:t>如</w:t>
+      </w:r>
+      <w:r>
+        <w:rPr>
+          <w:rFonts w:hint="eastAsia"/>
+        </w:rPr>
+        <w:t>下</w:t>
+      </w:r>
+      <w:r>
+        <w:rPr>
+          <w:rFonts w:hint="eastAsia"/>
+        </w:rPr>
+        <w:t>（不指定</w:t>
+      </w:r>
+      <w:r>
+        <w:rPr>
+          <w:rFonts w:hint="eastAsia"/>
+        </w:rPr>
+        <w:t>versionId</w:t>
+      </w:r>
+      <w:r>
+        <w:rPr>
+          <w:rFonts w:hint="eastAsia"/>
+        </w:rPr>
+        <w:t>）</w:t>
+      </w:r>
+      <w:r>
+        <w:rPr>
+          <w:rFonts w:hint="eastAsia"/>
+        </w:rPr>
+        <w:t>：</w:t>
+      </w:r>
     </w:p>
     <w:p>
       <w:pPr>
@@ -29388,66 +30550,13 @@
       </w:pPr>
       <w:r>
         <w:rPr>
-          <w:rFonts w:hint="eastAsia"/>
-        </w:rPr>
-        <w:t>删除对象</w:t>
-      </w:r>
-      <w:r>
-        <w:rPr>
-          <w:rFonts w:hint="eastAsia"/>
-        </w:rPr>
-        <w:t>流程图</w:t>
-      </w:r>
-      <w:r>
-        <w:rPr>
-          <w:rFonts w:hint="eastAsia"/>
-        </w:rPr>
-        <w:t>如</w:t>
-      </w:r>
-      <w:r>
-        <w:rPr>
-          <w:rFonts w:hint="eastAsia"/>
-        </w:rPr>
-        <w:t>下</w:t>
-      </w:r>
-      <w:r>
-        <w:rPr>
-          <w:rFonts w:hint="eastAsia"/>
-        </w:rPr>
-        <w:t>（不指定</w:t>
-      </w:r>
-      <w:r>
-        <w:rPr>
-          <w:rFonts w:hint="eastAsia"/>
-        </w:rPr>
-        <w:t>versionId</w:t>
-      </w:r>
-      <w:r>
-        <w:rPr>
-          <w:rFonts w:hint="eastAsia"/>
-        </w:rPr>
-        <w:t>）</w:t>
-      </w:r>
-      <w:r>
-        <w:rPr>
-          <w:rFonts w:hint="eastAsia"/>
-        </w:rPr>
-        <w:t>：</w:t>
-      </w:r>
-    </w:p>
-    <w:p>
-      <w:pPr>
-        <w:ind w:left="0"/>
-      </w:pPr>
-      <w:r>
-        <w:rPr>
           <w:noProof/>
         </w:rPr>
         <w:drawing>
-          <wp:inline distT="0" distB="0" distL="0" distR="0" wp14:anchorId="79A9C69E" wp14:editId="40F14B2F">
-            <wp:extent cx="5274310" cy="5671978"/>
-            <wp:effectExtent l="0" t="0" r="2540" b="5080"/>
-            <wp:docPr id="14" name="图片 14"/>
+          <wp:inline distT="0" distB="0" distL="0" distR="0" wp14:anchorId="6DA93092" wp14:editId="2F63E467">
+            <wp:extent cx="5274310" cy="5676656"/>
+            <wp:effectExtent l="0" t="0" r="2540" b="635"/>
+            <wp:docPr id="12" name="图片 12"/>
             <wp:cNvGraphicFramePr>
               <a:graphicFrameLocks xmlns:a="http://schemas.openxmlformats.org/drawingml/2006/main" noChangeAspect="1"/>
             </wp:cNvGraphicFramePr>
@@ -29455,13 +30564,13 @@
               <a:graphicData uri="http://schemas.openxmlformats.org/drawingml/2006/picture">
                 <pic:pic xmlns:pic="http://schemas.openxmlformats.org/drawingml/2006/picture">
                   <pic:nvPicPr>
-                    <pic:cNvPr id="0" name="Picture 11"/>
+                    <pic:cNvPr id="0" name="Picture 5"/>
                     <pic:cNvPicPr>
                       <a:picLocks noChangeAspect="1" noChangeArrowheads="1"/>
                     </pic:cNvPicPr>
                   </pic:nvPicPr>
                   <pic:blipFill>
-                    <a:blip r:embed="rId16">
+                    <a:blip r:embed="rId21">
                       <a:extLst>
                         <a:ext uri="{28A0092B-C50C-407E-A947-70E740481C1C}">
                           <a14:useLocalDpi xmlns:a14="http://schemas.microsoft.com/office/drawing/2010/main" val="0"/>
@@ -29476,7 +30585,7 @@
                   <pic:spPr bwMode="auto">
                     <a:xfrm>
                       <a:off x="0" y="0"/>
-                      <a:ext cx="5274310" cy="5671978"/>
+                      <a:ext cx="5274310" cy="5676656"/>
                     </a:xfrm>
                     <a:prstGeom prst="rect">
                       <a:avLst/>
@@ -29531,10 +30640,10 @@
         </w:rPr>
         <w:lastRenderedPageBreak/>
         <w:drawing>
-          <wp:inline distT="0" distB="0" distL="0" distR="0" wp14:anchorId="640F54D3" wp14:editId="2C4CFD01">
-            <wp:extent cx="5274310" cy="6433989"/>
-            <wp:effectExtent l="0" t="0" r="2540" b="5080"/>
-            <wp:docPr id="3" name="图片 3"/>
+          <wp:inline distT="0" distB="0" distL="0" distR="0" wp14:anchorId="69E5CB40" wp14:editId="49224C56">
+            <wp:extent cx="5274310" cy="6341070"/>
+            <wp:effectExtent l="0" t="0" r="2540" b="3175"/>
+            <wp:docPr id="10" name="图片 10"/>
             <wp:cNvGraphicFramePr>
               <a:graphicFrameLocks xmlns:a="http://schemas.openxmlformats.org/drawingml/2006/main" noChangeAspect="1"/>
             </wp:cNvGraphicFramePr>
@@ -29542,13 +30651,13 @@
               <a:graphicData uri="http://schemas.openxmlformats.org/drawingml/2006/picture">
                 <pic:pic xmlns:pic="http://schemas.openxmlformats.org/drawingml/2006/picture">
                   <pic:nvPicPr>
-                    <pic:cNvPr id="0" name="Picture 1"/>
+                    <pic:cNvPr id="0" name="Picture 4"/>
                     <pic:cNvPicPr>
                       <a:picLocks noChangeAspect="1" noChangeArrowheads="1"/>
                     </pic:cNvPicPr>
                   </pic:nvPicPr>
                   <pic:blipFill>
-                    <a:blip r:embed="rId17">
+                    <a:blip r:embed="rId22">
                       <a:extLst>
                         <a:ext uri="{28A0092B-C50C-407E-A947-70E740481C1C}">
                           <a14:useLocalDpi xmlns:a14="http://schemas.microsoft.com/office/drawing/2010/main" val="0"/>
@@ -29563,7 +30672,7 @@
                   <pic:spPr bwMode="auto">
                     <a:xfrm>
                       <a:off x="0" y="0"/>
-                      <a:ext cx="5274310" cy="6433989"/>
+                      <a:ext cx="5274310" cy="6341070"/>
                     </a:xfrm>
                     <a:prstGeom prst="rect">
                       <a:avLst/>
@@ -29595,6 +30704,82 @@
         <w:rPr>
           <w:rFonts w:hint="eastAsia"/>
         </w:rPr>
+        <w:t>删除目录的流程：</w:t>
+      </w:r>
+    </w:p>
+    <w:p>
+      <w:pPr>
+        <w:spacing w:beforeLines="50" w:before="156" w:afterLines="50" w:after="156"/>
+        <w:ind w:left="0"/>
+        <w:rPr>
+          <w:rFonts w:hint="eastAsia"/>
+        </w:rPr>
+      </w:pPr>
+      <w:r>
+        <w:rPr>
+          <w:rFonts w:hint="eastAsia"/>
+          <w:noProof/>
+        </w:rPr>
+        <w:lastRenderedPageBreak/>
+        <w:drawing>
+          <wp:inline distT="0" distB="0" distL="0" distR="0" wp14:anchorId="66040A45" wp14:editId="4C6D421C">
+            <wp:extent cx="5274310" cy="3407053"/>
+            <wp:effectExtent l="0" t="0" r="2540" b="3175"/>
+            <wp:docPr id="7" name="图片 7"/>
+            <wp:cNvGraphicFramePr>
+              <a:graphicFrameLocks xmlns:a="http://schemas.openxmlformats.org/drawingml/2006/main" noChangeAspect="1"/>
+            </wp:cNvGraphicFramePr>
+            <a:graphic xmlns:a="http://schemas.openxmlformats.org/drawingml/2006/main">
+              <a:graphicData uri="http://schemas.openxmlformats.org/drawingml/2006/picture">
+                <pic:pic xmlns:pic="http://schemas.openxmlformats.org/drawingml/2006/picture">
+                  <pic:nvPicPr>
+                    <pic:cNvPr id="0" name="Picture 2"/>
+                    <pic:cNvPicPr>
+                      <a:picLocks noChangeAspect="1" noChangeArrowheads="1"/>
+                    </pic:cNvPicPr>
+                  </pic:nvPicPr>
+                  <pic:blipFill>
+                    <a:blip r:embed="rId23">
+                      <a:extLst>
+                        <a:ext uri="{28A0092B-C50C-407E-A947-70E740481C1C}">
+                          <a14:useLocalDpi xmlns:a14="http://schemas.microsoft.com/office/drawing/2010/main" val="0"/>
+                        </a:ext>
+                      </a:extLst>
+                    </a:blip>
+                    <a:srcRect/>
+                    <a:stretch>
+                      <a:fillRect/>
+                    </a:stretch>
+                  </pic:blipFill>
+                  <pic:spPr bwMode="auto">
+                    <a:xfrm>
+                      <a:off x="0" y="0"/>
+                      <a:ext cx="5274310" cy="3407053"/>
+                    </a:xfrm>
+                    <a:prstGeom prst="rect">
+                      <a:avLst/>
+                    </a:prstGeom>
+                    <a:noFill/>
+                    <a:ln>
+                      <a:noFill/>
+                    </a:ln>
+                  </pic:spPr>
+                </pic:pic>
+              </a:graphicData>
+            </a:graphic>
+          </wp:inline>
+        </w:drawing>
+      </w:r>
+    </w:p>
+    <w:p>
+      <w:pPr>
+        <w:spacing w:beforeLines="50" w:before="156" w:afterLines="50" w:after="156"/>
+        <w:ind w:left="0"/>
+      </w:pPr>
+      <w:r>
+        <w:rPr>
+          <w:rFonts w:hint="eastAsia"/>
+        </w:rPr>
         <w:t>删除对象的并发场景：</w:t>
       </w:r>
     </w:p>
@@ -29767,7 +30952,6 @@
         <w:rPr>
           <w:rFonts w:hint="eastAsia"/>
         </w:rPr>
-        <w:lastRenderedPageBreak/>
         <w:t>无权访问桶</w:t>
       </w:r>
       <w:r>
@@ -30219,6 +31403,7 @@
         <w:rPr>
           <w:rFonts w:hint="eastAsia"/>
         </w:rPr>
+        <w:lastRenderedPageBreak/>
         <w:t>如果请求中携带了</w:t>
       </w:r>
       <w:r>
@@ -30348,7 +31533,7 @@
                     </pic:cNvPicPr>
                   </pic:nvPicPr>
                   <pic:blipFill>
-                    <a:blip r:embed="rId18">
+                    <a:blip r:embed="rId24">
                       <a:extLst>
                         <a:ext uri="{28A0092B-C50C-407E-A947-70E740481C1C}">
                           <a14:useLocalDpi xmlns:a14="http://schemas.microsoft.com/office/drawing/2010/main" val="0"/>
@@ -39070,7 +40255,7 @@
     </w:tbl>
     <w:p/>
     <w:sectPr>
-      <w:footerReference w:type="default" r:id="rId19"/>
+      <w:footerReference w:type="default" r:id="rId25"/>
       <w:pgSz w:w="11906" w:h="16838"/>
       <w:pgMar w:top="1440" w:right="1800" w:bottom="1440" w:left="1800" w:header="851" w:footer="992" w:gutter="0"/>
       <w:cols w:space="425"/>
@@ -39186,7 +40371,7 @@
             <w:noProof/>
             <w:lang w:val="zh-CN"/>
           </w:rPr>
-          <w:t>22</w:t>
+          <w:t>49</w:t>
         </w:r>
         <w:r>
           <w:fldChar w:fldCharType="end"/>
@@ -45740,7 +46925,7 @@
 </file>
 
 <file path=customXml/itemProps1.xml><?xml version="1.0" encoding="utf-8"?>
-<ds:datastoreItem xmlns:ds="http://schemas.openxmlformats.org/officeDocument/2006/customXml" ds:itemID="{385683D3-F5CB-494E-B4CE-AAD3E64EFB29}">
+<ds:datastoreItem xmlns:ds="http://schemas.openxmlformats.org/officeDocument/2006/customXml" ds:itemID="{34A6445A-0CC2-4048-8CCE-FE8F90957E0A}">
   <ds:schemaRefs>
     <ds:schemaRef ds:uri="http://schemas.openxmlformats.org/officeDocument/2006/bibliography"/>
   </ds:schemaRefs>

--- a/internal_doc/03.开发设计/Amazon S3接口兼容/Story--SequoiaDB兼容Amazon S3接口 -对象管理.docx
+++ b/internal_doc/03.开发设计/Amazon S3接口兼容/Story--SequoiaDB兼容Amazon S3接口 -对象管理.docx
@@ -1247,22 +1247,18 @@
               </w:rPr>
               <w:t>，</w:t>
             </w:r>
-            <w:proofErr w:type="gramStart"/>
             <w:r>
               <w:t>”</w:t>
             </w:r>
-            <w:proofErr w:type="gramEnd"/>
             <w:r>
               <w:rPr>
                 <w:rFonts w:hint="eastAsia"/>
               </w:rPr>
               <w:t>127</w:t>
             </w:r>
-            <w:proofErr w:type="gramStart"/>
             <w:r>
               <w:t>”</w:t>
             </w:r>
-            <w:proofErr w:type="gramEnd"/>
           </w:p>
         </w:tc>
         <w:tc>
@@ -1609,14 +1605,12 @@
               </w:rPr>
               <w:t>/</w:t>
             </w:r>
-            <w:proofErr w:type="gramStart"/>
             <w:r>
               <w:rPr>
                 <w:rFonts w:hint="eastAsia"/>
               </w:rPr>
               <w:t>反勾号</w:t>
             </w:r>
-            <w:proofErr w:type="gramEnd"/>
           </w:p>
         </w:tc>
       </w:tr>
@@ -5428,19 +5422,11 @@
               </w:rPr>
               <w:t>}</w:t>
             </w:r>
-            <w:proofErr w:type="gramStart"/>
             <w:r>
               <w:rPr>
                 <w:i/>
               </w:rPr>
-              <w:t>/?list</w:t>
-            </w:r>
-            <w:proofErr w:type="gramEnd"/>
-            <w:r>
-              <w:rPr>
-                <w:i/>
-              </w:rPr>
-              <w:t xml:space="preserve">-type=2 HTTP/1.1 </w:t>
+              <w:t xml:space="preserve">/?list-type=2 HTTP/1.1 </w:t>
             </w:r>
           </w:p>
           <w:p>
@@ -5704,21 +5690,7 @@
               <w:rPr>
                 <w:i/>
               </w:rPr>
-              <w:t xml:space="preserve">    &lt;ETag&gt;&amp;</w:t>
-            </w:r>
-            <w:proofErr w:type="gramStart"/>
-            <w:r>
-              <w:rPr>
-                <w:i/>
-              </w:rPr>
-              <w:t>quot;fba</w:t>
-            </w:r>
-            <w:proofErr w:type="gramEnd"/>
-            <w:r>
-              <w:rPr>
-                <w:i/>
-              </w:rPr>
-              <w:t xml:space="preserve">9dede5f27731c9771645a39863328&amp;quot;&lt;/ETag&gt;    </w:t>
+              <w:t xml:space="preserve">    &lt;ETag&gt;&amp;quot;fba9dede5f27731c9771645a39863328&amp;quot;&lt;/ETag&gt;    </w:t>
             </w:r>
           </w:p>
           <w:p>
@@ -5889,19 +5861,11 @@
               </w:rPr>
               <w:t>}</w:t>
             </w:r>
-            <w:proofErr w:type="gramStart"/>
             <w:r>
               <w:rPr>
                 <w:i/>
               </w:rPr>
-              <w:t>/?list</w:t>
-            </w:r>
-            <w:proofErr w:type="gramEnd"/>
-            <w:r>
-              <w:rPr>
-                <w:i/>
-              </w:rPr>
-              <w:t xml:space="preserve">-type=2&amp;prefix=photos/2006/&amp;delimiter=/ HTTP/1.1 </w:t>
+              <w:t xml:space="preserve">/?list-type=2&amp;prefix=photos/2006/&amp;delimiter=/ HTTP/1.1 </w:t>
             </w:r>
           </w:p>
           <w:p>
@@ -6153,21 +6117,7 @@
               <w:rPr>
                 <w:i/>
               </w:rPr>
-              <w:t>&lt;ETag&gt;&amp;</w:t>
-            </w:r>
-            <w:proofErr w:type="gramStart"/>
-            <w:r>
-              <w:rPr>
-                <w:i/>
-              </w:rPr>
-              <w:t>quot;d</w:t>
-            </w:r>
-            <w:proofErr w:type="gramEnd"/>
-            <w:r>
-              <w:rPr>
-                <w:i/>
-              </w:rPr>
-              <w:t>41d8cd98f00b204e9800998ecf8427e&amp;quot;&lt;/ETag&gt;</w:t>
+              <w:t>&lt;ETag&gt;&amp;quot;d41d8cd98f00b204e9800998ecf8427e&amp;quot;&lt;/ETag&gt;</w:t>
             </w:r>
           </w:p>
           <w:p>
@@ -8371,16 +8321,11 @@
               </w:rPr>
               <w:t>bucketname</w:t>
             </w:r>
-            <w:proofErr w:type="gramStart"/>
             <w:r>
               <w:t>}</w:t>
             </w:r>
             <w:r>
-              <w:t>?versions</w:t>
-            </w:r>
-            <w:proofErr w:type="gramEnd"/>
-            <w:r>
-              <w:t xml:space="preserve"> HTTP/1.1 </w:t>
+              <w:t xml:space="preserve">?versions HTTP/1.1 </w:t>
             </w:r>
           </w:p>
           <w:p>
@@ -8546,15 +8491,7 @@
               <w:ind w:leftChars="400" w:left="840"/>
             </w:pPr>
             <w:r>
-              <w:t>&lt;LastModified&gt;2009-10-12T17:50:30.000Z&lt;/LastModified&gt;        &lt;ETag&gt;&amp;</w:t>
-            </w:r>
-            <w:proofErr w:type="gramStart"/>
-            <w:r>
-              <w:t>quot;fba</w:t>
-            </w:r>
-            <w:proofErr w:type="gramEnd"/>
-            <w:r>
-              <w:t>9dede5f27731c9771645a39863328&amp;quot;&lt;/ETag&gt;        &lt;Size&gt;434234&lt;/Size&gt;</w:t>
+              <w:t>&lt;LastModified&gt;2009-10-12T17:50:30.000Z&lt;/LastModified&gt;        &lt;ETag&gt;&amp;quot;fba9dede5f27731c9771645a39863328&amp;quot;&lt;/ETag&gt;        &lt;Size&gt;434234&lt;/Size&gt;</w:t>
             </w:r>
           </w:p>
           <w:p>
@@ -9781,13 +9718,8 @@
               </w:rPr>
               <w:t>：</w:t>
             </w:r>
-            <w:proofErr w:type="gramStart"/>
-            <w:r>
-              <w:t>Range:bytes</w:t>
-            </w:r>
-            <w:proofErr w:type="gramEnd"/>
-            <w:r>
-              <w:t>=beginbyte-endbyte</w:t>
+            <w:r>
+              <w:t>Range:bytes=beginbyte-endbyte</w:t>
             </w:r>
           </w:p>
           <w:p>
@@ -9967,15 +9899,7 @@
               <w:ind w:left="0"/>
             </w:pPr>
             <w:r>
-              <w:t xml:space="preserve">Return the object only if its entity </w:t>
-            </w:r>
-            <w:proofErr w:type="gramStart"/>
-            <w:r>
-              <w:t>tag</w:t>
-            </w:r>
-            <w:proofErr w:type="gramEnd"/>
-            <w:r>
-              <w:t xml:space="preserve"> (ETag) is the same as the one speciﬁed; otherwise, return a 412 (precondition failed).</w:t>
+              <w:t>Return the object only if its entity tag (ETag) is the same as the one speciﬁed; otherwise, return a 412 (precondition failed).</w:t>
             </w:r>
           </w:p>
           <w:p>
@@ -10030,15 +9954,7 @@
               <w:ind w:left="0"/>
             </w:pPr>
             <w:r>
-              <w:t xml:space="preserve">Return the object only if its entity </w:t>
-            </w:r>
-            <w:proofErr w:type="gramStart"/>
-            <w:r>
-              <w:t>tag</w:t>
-            </w:r>
-            <w:proofErr w:type="gramEnd"/>
-            <w:r>
-              <w:t xml:space="preserve"> (ETag) is diﬀerent from the one speciﬁed; otherwise, return a 304 (not modiﬁed).</w:t>
+              <w:t>Return the object only if its entity tag (ETag) is diﬀerent from the one speciﬁed; otherwise, return a 304 (not modiﬁed).</w:t>
             </w:r>
           </w:p>
           <w:p>
@@ -12003,13 +11919,8 @@
               </w:rPr>
               <w:t>：</w:t>
             </w:r>
-            <w:proofErr w:type="gramStart"/>
-            <w:r>
-              <w:t>Range:bytes</w:t>
-            </w:r>
-            <w:proofErr w:type="gramEnd"/>
-            <w:r>
-              <w:t>=beginbyte-endbyte</w:t>
+            <w:r>
+              <w:t>Range:bytes=beginbyte-endbyte</w:t>
             </w:r>
           </w:p>
           <w:p>
@@ -12171,15 +12082,7 @@
               <w:ind w:left="0"/>
             </w:pPr>
             <w:r>
-              <w:t xml:space="preserve">Return the object only if its entity </w:t>
-            </w:r>
-            <w:proofErr w:type="gramStart"/>
-            <w:r>
-              <w:t>tag</w:t>
-            </w:r>
-            <w:proofErr w:type="gramEnd"/>
-            <w:r>
-              <w:t xml:space="preserve"> (ETag) is the same as the one speciﬁed; otherwise, return a 412 (precondition failed).</w:t>
+              <w:t>Return the object only if its entity tag (ETag) is the same as the one speciﬁed; otherwise, return a 412 (precondition failed).</w:t>
             </w:r>
           </w:p>
           <w:p>
@@ -12234,15 +12137,7 @@
               <w:ind w:left="0"/>
             </w:pPr>
             <w:r>
-              <w:t xml:space="preserve">Return the object only if its entity </w:t>
-            </w:r>
-            <w:proofErr w:type="gramStart"/>
-            <w:r>
-              <w:t>tag</w:t>
-            </w:r>
-            <w:proofErr w:type="gramEnd"/>
-            <w:r>
-              <w:t xml:space="preserve"> (ETag) is diﬀerent from the one speciﬁed; otherwise, return a 304 (not modiﬁed).</w:t>
+              <w:t>Return the object only if its entity tag (ETag) is diﬀerent from the one speciﬁed; otherwise, return a 304 (not modiﬁed).</w:t>
             </w:r>
           </w:p>
           <w:p>
@@ -13282,16 +13177,8 @@
               <w:rPr>
                 <w:rFonts w:hint="eastAsia"/>
               </w:rPr>
-              <w:t>携带鉴</w:t>
-            </w:r>
-            <w:proofErr w:type="gramStart"/>
-            <w:r>
-              <w:rPr>
-                <w:rFonts w:hint="eastAsia"/>
-              </w:rPr>
-              <w:t>权信息</w:t>
-            </w:r>
-            <w:proofErr w:type="gramEnd"/>
+              <w:t>携带鉴权信息</w:t>
+            </w:r>
           </w:p>
         </w:tc>
       </w:tr>
@@ -13424,28 +13311,15 @@
               <w:ind w:left="0"/>
             </w:pPr>
             <w:r>
-              <w:t xml:space="preserve">ClientConfiguration config = new </w:t>
-            </w:r>
-            <w:proofErr w:type="gramStart"/>
-            <w:r>
-              <w:t>ClientConfiguration(</w:t>
-            </w:r>
-            <w:proofErr w:type="gramEnd"/>
-            <w:r>
-              <w:t>);</w:t>
-            </w:r>
-          </w:p>
-          <w:p>
-            <w:pPr>
-              <w:ind w:left="0"/>
-            </w:pPr>
-            <w:proofErr w:type="gramStart"/>
-            <w:r>
-              <w:t>config.setUseExpectContinue</w:t>
-            </w:r>
-            <w:proofErr w:type="gramEnd"/>
-            <w:r>
-              <w:t>(false);</w:t>
+              <w:t>ClientConfiguration config = new ClientConfiguration();</w:t>
+            </w:r>
+          </w:p>
+          <w:p>
+            <w:pPr>
+              <w:ind w:left="0"/>
+            </w:pPr>
+            <w:r>
+              <w:t>config.setUseExpectContinue(false);</w:t>
             </w:r>
           </w:p>
           <w:p>
@@ -13505,67 +13379,27 @@
           </w:p>
           <w:p>
             <w:r>
-              <w:t xml:space="preserve">        </w:t>
-            </w:r>
-            <w:proofErr w:type="gramStart"/>
-            <w:r>
-              <w:t>.withEndpointConfiguration</w:t>
-            </w:r>
-            <w:proofErr w:type="gramEnd"/>
-            <w:r>
-              <w:t>(endpointConfiguration)</w:t>
-            </w:r>
-          </w:p>
-          <w:p>
-            <w:r>
-              <w:t xml:space="preserve">        </w:t>
-            </w:r>
-            <w:proofErr w:type="gramStart"/>
-            <w:r>
-              <w:t>.withClientConfiguration</w:t>
-            </w:r>
-            <w:proofErr w:type="gramEnd"/>
-            <w:r>
-              <w:t xml:space="preserve">(config)                </w:t>
-            </w:r>
-          </w:p>
-          <w:p>
-            <w:r>
-              <w:t xml:space="preserve">        </w:t>
-            </w:r>
-            <w:proofErr w:type="gramStart"/>
-            <w:r>
-              <w:t>.withCredentials</w:t>
-            </w:r>
-            <w:proofErr w:type="gramEnd"/>
-            <w:r>
-              <w:t xml:space="preserve">(new AWSStaticCredentialsProvider(credentials)) </w:t>
-            </w:r>
-          </w:p>
-          <w:p>
-            <w:r>
-              <w:t xml:space="preserve">        </w:t>
-            </w:r>
-            <w:proofErr w:type="gramStart"/>
-            <w:r>
-              <w:t>.withChunkedEncodingDisabled</w:t>
-            </w:r>
-            <w:proofErr w:type="gramEnd"/>
-            <w:r>
-              <w:t xml:space="preserve">(true)    </w:t>
-            </w:r>
-          </w:p>
-          <w:p>
-            <w:r>
-              <w:t xml:space="preserve">        </w:t>
-            </w:r>
-            <w:proofErr w:type="gramStart"/>
-            <w:r>
-              <w:t>.build</w:t>
-            </w:r>
-            <w:proofErr w:type="gramEnd"/>
-            <w:r>
-              <w:t>()</w:t>
+              <w:t xml:space="preserve">        .withEndpointConfiguration(endpointConfiguration)</w:t>
+            </w:r>
+          </w:p>
+          <w:p>
+            <w:r>
+              <w:t xml:space="preserve">        .withClientConfiguration(config)                </w:t>
+            </w:r>
+          </w:p>
+          <w:p>
+            <w:r>
+              <w:t xml:space="preserve">        .withCredentials(new AWSStaticCredentialsProvider(credentials)) </w:t>
+            </w:r>
+          </w:p>
+          <w:p>
+            <w:r>
+              <w:t xml:space="preserve">        .withChunkedEncodingDisabled(true)    </w:t>
+            </w:r>
+          </w:p>
+          <w:p>
+            <w:r>
+              <w:t xml:space="preserve">        .build()</w:t>
             </w:r>
           </w:p>
           <w:p>
@@ -14125,15 +13959,7 @@
               <w:ind w:left="0"/>
             </w:pPr>
             <w:r>
-              <w:t xml:space="preserve">PutObjectRequest request = new </w:t>
-            </w:r>
-            <w:proofErr w:type="gramStart"/>
-            <w:r>
-              <w:t>PutObjectRequest(</w:t>
-            </w:r>
-            <w:proofErr w:type="gramEnd"/>
-            <w:r>
-              <w:t>bucketname, keyName, new File("C:\\</w:t>
+              <w:t>PutObjectRequest request = new PutObjectRequest(bucketname, keyName, new File("C:\\</w:t>
             </w:r>
             <w:r>
               <w:rPr>
@@ -14159,57 +13985,31 @@
               <w:ind w:left="0"/>
             </w:pPr>
             <w:r>
-              <w:t xml:space="preserve">ObjectMetadata metaData = new </w:t>
-            </w:r>
-            <w:proofErr w:type="gramStart"/>
-            <w:r>
-              <w:t>ObjectMetadata(</w:t>
-            </w:r>
-            <w:proofErr w:type="gramEnd"/>
-            <w:r>
-              <w:t>);</w:t>
-            </w:r>
-          </w:p>
-          <w:p>
-            <w:pPr>
-              <w:ind w:left="0"/>
-            </w:pPr>
-            <w:r>
-              <w:t>Map&lt;</w:t>
-            </w:r>
-            <w:proofErr w:type="gramStart"/>
-            <w:r>
-              <w:t>String,String</w:t>
-            </w:r>
-            <w:proofErr w:type="gramEnd"/>
-            <w:r>
-              <w:t>&gt; xMeta = new HashMap&lt;String, String&gt;();</w:t>
-            </w:r>
-          </w:p>
-          <w:p>
-            <w:pPr>
-              <w:ind w:left="0"/>
-            </w:pPr>
-            <w:proofErr w:type="gramStart"/>
-            <w:r>
-              <w:t>xMeta.put(</w:t>
-            </w:r>
-            <w:proofErr w:type="gramEnd"/>
-            <w:r>
-              <w:t>"test1", "1234");</w:t>
-            </w:r>
-          </w:p>
-          <w:p>
-            <w:pPr>
-              <w:ind w:left="0"/>
-            </w:pPr>
-            <w:proofErr w:type="gramStart"/>
-            <w:r>
-              <w:t>xMeta.put(</w:t>
-            </w:r>
-            <w:proofErr w:type="gramEnd"/>
-            <w:r>
-              <w:t>"test2", "123343");</w:t>
+              <w:t>ObjectMetadata metaData = new ObjectMetadata();</w:t>
+            </w:r>
+          </w:p>
+          <w:p>
+            <w:pPr>
+              <w:ind w:left="0"/>
+            </w:pPr>
+            <w:r>
+              <w:t>Map&lt;String,String&gt; xMeta = new HashMap&lt;String, String&gt;();</w:t>
+            </w:r>
+          </w:p>
+          <w:p>
+            <w:pPr>
+              <w:ind w:left="0"/>
+            </w:pPr>
+            <w:r>
+              <w:t>xMeta.put("test1", "1234");</w:t>
+            </w:r>
+          </w:p>
+          <w:p>
+            <w:pPr>
+              <w:ind w:left="0"/>
+            </w:pPr>
+            <w:r>
+              <w:t>xMeta.put("test2", "123343");</w:t>
             </w:r>
           </w:p>
           <w:p>
@@ -14257,15 +14057,7 @@
               <w:ind w:left="0"/>
             </w:pPr>
             <w:r>
-              <w:t xml:space="preserve">metaData.setExpirationTime(new </w:t>
-            </w:r>
-            <w:proofErr w:type="gramStart"/>
-            <w:r>
-              <w:t>Date(</w:t>
-            </w:r>
-            <w:proofErr w:type="gramEnd"/>
-            <w:r>
-              <w:t>));</w:t>
+              <w:t>metaData.setExpirationTime(new Date());</w:t>
             </w:r>
           </w:p>
           <w:p>
@@ -14280,13 +14072,8 @@
             <w:pPr>
               <w:ind w:left="0"/>
             </w:pPr>
-            <w:proofErr w:type="gramStart"/>
-            <w:r>
-              <w:t>request.withMetadata</w:t>
-            </w:r>
-            <w:proofErr w:type="gramEnd"/>
-            <w:r>
-              <w:t>(metaData);</w:t>
+            <w:r>
+              <w:t>request.withMetadata(metaData);</w:t>
             </w:r>
           </w:p>
           <w:p>
@@ -14627,16 +14414,8 @@
               <w:rPr>
                 <w:rFonts w:hint="eastAsia"/>
               </w:rPr>
-              <w:t>请求中</w:t>
-            </w:r>
-            <w:proofErr w:type="gramStart"/>
-            <w:r>
-              <w:rPr>
-                <w:rFonts w:hint="eastAsia"/>
-              </w:rPr>
-              <w:t>添加桶名</w:t>
-            </w:r>
-            <w:proofErr w:type="gramEnd"/>
+              <w:t>请求中添加桶名</w:t>
+            </w:r>
           </w:p>
         </w:tc>
       </w:tr>
@@ -15130,93 +14909,55 @@
               <w:ind w:left="0" w:firstLineChars="300" w:firstLine="630"/>
             </w:pPr>
             <w:r>
-              <w:t xml:space="preserve"> new ListObjectsV2Request(</w:t>
-            </w:r>
-            <w:proofErr w:type="gramStart"/>
-            <w:r>
-              <w:t>).withBucketName</w:t>
-            </w:r>
-            <w:proofErr w:type="gramEnd"/>
-            <w:r>
-              <w:t>(bucket).withEncodingType("url");</w:t>
-            </w:r>
-          </w:p>
-          <w:p>
-            <w:pPr>
-              <w:ind w:left="0"/>
-            </w:pPr>
-            <w:proofErr w:type="gramStart"/>
-            <w:r>
-              <w:t>request.withMaxKeys</w:t>
-            </w:r>
-            <w:proofErr w:type="gramEnd"/>
-            <w:r>
-              <w:t>(1);</w:t>
-            </w:r>
-          </w:p>
-          <w:p>
-            <w:pPr>
-              <w:ind w:left="0"/>
-            </w:pPr>
-            <w:proofErr w:type="gramStart"/>
-            <w:r>
-              <w:t>request.withPrefix</w:t>
-            </w:r>
-            <w:proofErr w:type="gramEnd"/>
-            <w:r>
-              <w:t>("aa/bb/");</w:t>
-            </w:r>
-          </w:p>
-          <w:p>
-            <w:pPr>
-              <w:ind w:left="0"/>
-            </w:pPr>
-            <w:proofErr w:type="gramStart"/>
-            <w:r>
-              <w:t>request.withDelimiter</w:t>
-            </w:r>
-            <w:proofErr w:type="gramEnd"/>
-            <w:r>
-              <w:t>("/");</w:t>
-            </w:r>
-          </w:p>
-          <w:p>
-            <w:pPr>
-              <w:ind w:left="0"/>
-            </w:pPr>
-            <w:proofErr w:type="gramStart"/>
-            <w:r>
-              <w:t>request.withFetchOwner</w:t>
-            </w:r>
-            <w:proofErr w:type="gramEnd"/>
-            <w:r>
-              <w:t>(true);</w:t>
-            </w:r>
-          </w:p>
-          <w:p>
-            <w:pPr>
-              <w:ind w:left="0"/>
-            </w:pPr>
-            <w:proofErr w:type="gramStart"/>
-            <w:r>
-              <w:t>request.withStartAfter</w:t>
-            </w:r>
-            <w:proofErr w:type="gramEnd"/>
-            <w:r>
-              <w:t>("aa");</w:t>
-            </w:r>
-          </w:p>
-          <w:p>
-            <w:pPr>
-              <w:ind w:left="0"/>
-            </w:pPr>
-            <w:proofErr w:type="gramStart"/>
-            <w:r>
-              <w:t>request.withContinuationToken</w:t>
-            </w:r>
-            <w:proofErr w:type="gramEnd"/>
-            <w:r>
-              <w:t>("B1AND1I");</w:t>
+              <w:t xml:space="preserve"> new ListObjectsV2Request().withBucketName(bucket).withEncodingType("url");</w:t>
+            </w:r>
+          </w:p>
+          <w:p>
+            <w:pPr>
+              <w:ind w:left="0"/>
+            </w:pPr>
+            <w:r>
+              <w:t>request.withMaxKeys(1);</w:t>
+            </w:r>
+          </w:p>
+          <w:p>
+            <w:pPr>
+              <w:ind w:left="0"/>
+            </w:pPr>
+            <w:r>
+              <w:t>request.withPrefix("aa/bb/");</w:t>
+            </w:r>
+          </w:p>
+          <w:p>
+            <w:pPr>
+              <w:ind w:left="0"/>
+            </w:pPr>
+            <w:r>
+              <w:t>request.withDelimiter("/");</w:t>
+            </w:r>
+          </w:p>
+          <w:p>
+            <w:pPr>
+              <w:ind w:left="0"/>
+            </w:pPr>
+            <w:r>
+              <w:t>request.withFetchOwner(true);</w:t>
+            </w:r>
+          </w:p>
+          <w:p>
+            <w:pPr>
+              <w:ind w:left="0"/>
+            </w:pPr>
+            <w:r>
+              <w:t>request.withStartAfter("aa");</w:t>
+            </w:r>
+          </w:p>
+          <w:p>
+            <w:pPr>
+              <w:ind w:left="0"/>
+            </w:pPr>
+            <w:r>
+              <w:t>request.withContinuationToken("B1AND1I");</w:t>
             </w:r>
           </w:p>
           <w:p>
@@ -15646,74 +15387,45 @@
               <w:ind w:left="0"/>
             </w:pPr>
             <w:r>
-              <w:t xml:space="preserve">ListVersionsRequest request = new </w:t>
-            </w:r>
-            <w:proofErr w:type="gramStart"/>
-            <w:r>
-              <w:t>ListVersionsRequest(</w:t>
-            </w:r>
-            <w:proofErr w:type="gramEnd"/>
-            <w:r>
-              <w:t>);</w:t>
-            </w:r>
-          </w:p>
-          <w:p>
-            <w:pPr>
-              <w:ind w:left="0"/>
-            </w:pPr>
-            <w:proofErr w:type="gramStart"/>
-            <w:r>
-              <w:t>request.setBucketName</w:t>
-            </w:r>
-            <w:proofErr w:type="gramEnd"/>
-            <w:r>
-              <w:t>(bucket);</w:t>
-            </w:r>
-          </w:p>
-          <w:p>
-            <w:pPr>
-              <w:ind w:left="0"/>
-            </w:pPr>
-            <w:proofErr w:type="gramStart"/>
-            <w:r>
-              <w:t>request.setDelimiter</w:t>
-            </w:r>
-            <w:proofErr w:type="gramEnd"/>
-            <w:r>
-              <w:t>("/");</w:t>
-            </w:r>
-          </w:p>
-          <w:p>
-            <w:pPr>
-              <w:ind w:left="0"/>
-            </w:pPr>
-            <w:proofErr w:type="gramStart"/>
-            <w:r>
-              <w:t>request.setEncodingType</w:t>
-            </w:r>
-            <w:proofErr w:type="gramEnd"/>
-            <w:r>
-              <w:t>("url");</w:t>
-            </w:r>
-          </w:p>
-          <w:p>
-            <w:pPr>
-              <w:ind w:left="0"/>
-            </w:pPr>
-            <w:proofErr w:type="gramStart"/>
-            <w:r>
-              <w:t>equest.setKeyMarker</w:t>
-            </w:r>
-            <w:proofErr w:type="gramEnd"/>
-            <w:r>
-              <w:t>("aa");</w:t>
-            </w:r>
-          </w:p>
-          <w:p>
-            <w:pPr>
-              <w:ind w:left="0"/>
-            </w:pPr>
-            <w:proofErr w:type="gramStart"/>
+              <w:t>ListVersionsRequest request = new ListVersionsRequest();</w:t>
+            </w:r>
+          </w:p>
+          <w:p>
+            <w:pPr>
+              <w:ind w:left="0"/>
+            </w:pPr>
+            <w:r>
+              <w:t>request.setBucketName(bucket);</w:t>
+            </w:r>
+          </w:p>
+          <w:p>
+            <w:pPr>
+              <w:ind w:left="0"/>
+            </w:pPr>
+            <w:r>
+              <w:t>request.setDelimiter("/");</w:t>
+            </w:r>
+          </w:p>
+          <w:p>
+            <w:pPr>
+              <w:ind w:left="0"/>
+            </w:pPr>
+            <w:r>
+              <w:t>request.setEncodingType("url");</w:t>
+            </w:r>
+          </w:p>
+          <w:p>
+            <w:pPr>
+              <w:ind w:left="0"/>
+            </w:pPr>
+            <w:r>
+              <w:t>equest.setKeyMarker("aa");</w:t>
+            </w:r>
+          </w:p>
+          <w:p>
+            <w:pPr>
+              <w:ind w:left="0"/>
+            </w:pPr>
             <w:r>
               <w:rPr>
                 <w:rFonts w:hint="eastAsia"/>
@@ -15721,18 +15433,13 @@
               <w:t>r</w:t>
             </w:r>
             <w:r>
-              <w:t>equest.setMaxResults</w:t>
-            </w:r>
-            <w:proofErr w:type="gramEnd"/>
-            <w:r>
-              <w:t>(1000);</w:t>
-            </w:r>
-          </w:p>
-          <w:p>
-            <w:pPr>
-              <w:ind w:left="0"/>
-            </w:pPr>
-            <w:proofErr w:type="gramStart"/>
+              <w:t>equest.setMaxResults(1000);</w:t>
+            </w:r>
+          </w:p>
+          <w:p>
+            <w:pPr>
+              <w:ind w:left="0"/>
+            </w:pPr>
             <w:r>
               <w:rPr>
                 <w:rFonts w:hint="eastAsia"/>
@@ -15740,24 +15447,15 @@
               <w:t>r</w:t>
             </w:r>
             <w:r>
-              <w:t>equest.setPrefix</w:t>
-            </w:r>
-            <w:proofErr w:type="gramEnd"/>
-            <w:r>
-              <w:t>("aa");</w:t>
-            </w:r>
-          </w:p>
-          <w:p>
-            <w:pPr>
-              <w:ind w:left="0"/>
-            </w:pPr>
-            <w:proofErr w:type="gramStart"/>
-            <w:r>
-              <w:t>request.setVersionIdMarker</w:t>
-            </w:r>
-            <w:proofErr w:type="gramEnd"/>
-            <w:r>
-              <w:t>("null");</w:t>
+              <w:t>equest.setPrefix("aa");</w:t>
+            </w:r>
+          </w:p>
+          <w:p>
+            <w:pPr>
+              <w:ind w:left="0"/>
+            </w:pPr>
+            <w:r>
+              <w:t>request.setVersionIdMarker("null");</w:t>
             </w:r>
           </w:p>
           <w:p>
@@ -17083,70 +16781,39 @@
               <w:ind w:left="0"/>
             </w:pPr>
             <w:r>
-              <w:t xml:space="preserve">GetObjectRequest request = new </w:t>
-            </w:r>
-            <w:proofErr w:type="gramStart"/>
-            <w:r>
-              <w:t>GetObjectRequest(</w:t>
-            </w:r>
-            <w:proofErr w:type="gramEnd"/>
-            <w:r>
-              <w:t>bucketName, keyName);</w:t>
-            </w:r>
-          </w:p>
-          <w:p>
-            <w:pPr>
-              <w:ind w:left="0"/>
-            </w:pPr>
-            <w:proofErr w:type="gramStart"/>
-            <w:r>
-              <w:t>request.withMatchingETagConstraint</w:t>
-            </w:r>
-            <w:proofErr w:type="gramEnd"/>
-            <w:r>
-              <w:t>("cd6539df5298799314cd096b819bfcc8");</w:t>
-            </w:r>
-          </w:p>
-          <w:p>
-            <w:pPr>
-              <w:ind w:left="0"/>
-            </w:pPr>
-            <w:proofErr w:type="gramStart"/>
-            <w:r>
-              <w:t>request.withModifiedSinceConstraint</w:t>
-            </w:r>
-            <w:proofErr w:type="gramEnd"/>
-            <w:r>
-              <w:t>(new Date("Wed, 19 Sep 2018 01:30:01 GMT"));</w:t>
-            </w:r>
-          </w:p>
-          <w:p>
-            <w:pPr>
-              <w:ind w:left="0"/>
-            </w:pPr>
-            <w:proofErr w:type="gramStart"/>
-            <w:r>
-              <w:t>request.withRange</w:t>
-            </w:r>
-            <w:proofErr w:type="gramEnd"/>
-            <w:r>
-              <w:t>(-7938);</w:t>
-            </w:r>
-          </w:p>
-          <w:p>
-            <w:pPr>
-              <w:ind w:left="0"/>
-            </w:pPr>
-            <w:r>
-              <w:t xml:space="preserve">ResponseHeaderOverrides overrideHeaders = new </w:t>
-            </w:r>
-            <w:proofErr w:type="gramStart"/>
-            <w:r>
-              <w:t>ResponseHeaderOverrides(</w:t>
-            </w:r>
-            <w:proofErr w:type="gramEnd"/>
-            <w:r>
-              <w:t>);</w:t>
+              <w:t>GetObjectRequest request = new GetObjectRequest(bucketName, keyName);</w:t>
+            </w:r>
+          </w:p>
+          <w:p>
+            <w:pPr>
+              <w:ind w:left="0"/>
+            </w:pPr>
+            <w:r>
+              <w:t>request.withMatchingETagConstraint("cd6539df5298799314cd096b819bfcc8");</w:t>
+            </w:r>
+          </w:p>
+          <w:p>
+            <w:pPr>
+              <w:ind w:left="0"/>
+            </w:pPr>
+            <w:r>
+              <w:t>request.withModifiedSinceConstraint(new Date("Wed, 19 Sep 2018 01:30:01 GMT"));</w:t>
+            </w:r>
+          </w:p>
+          <w:p>
+            <w:pPr>
+              <w:ind w:left="0"/>
+            </w:pPr>
+            <w:r>
+              <w:t>request.withRange(-7938);</w:t>
+            </w:r>
+          </w:p>
+          <w:p>
+            <w:pPr>
+              <w:ind w:left="0"/>
+            </w:pPr>
+            <w:r>
+              <w:t>ResponseHeaderOverrides overrideHeaders = new ResponseHeaderOverrides();</w:t>
             </w:r>
           </w:p>
           <w:p>
@@ -17169,13 +16836,8 @@
             <w:pPr>
               <w:ind w:left="0"/>
             </w:pPr>
-            <w:proofErr w:type="gramStart"/>
-            <w:r>
-              <w:t>request.withResponseHeaders</w:t>
-            </w:r>
-            <w:proofErr w:type="gramEnd"/>
-            <w:r>
-              <w:t>(overrideHeaders);</w:t>
+            <w:r>
+              <w:t>request.withResponseHeaders(overrideHeaders);</w:t>
             </w:r>
           </w:p>
           <w:p>
@@ -17467,15 +17129,7 @@
               <w:ind w:left="0"/>
             </w:pPr>
             <w:r>
-              <w:t>amazonS3.deleteObject(</w:t>
-            </w:r>
-            <w:proofErr w:type="gramStart"/>
-            <w:r>
-              <w:t>bucket,key</w:t>
-            </w:r>
-            <w:proofErr w:type="gramEnd"/>
-            <w:r>
-              <w:t>);</w:t>
+              <w:t>amazonS3.deleteObject(bucket,key);</w:t>
             </w:r>
           </w:p>
           <w:p>
@@ -18010,15 +17664,7 @@
               <w:ind w:left="0" w:firstLineChars="1000" w:firstLine="2100"/>
             </w:pPr>
             <w:r>
-              <w:t xml:space="preserve">new </w:t>
-            </w:r>
-            <w:proofErr w:type="gramStart"/>
-            <w:r>
-              <w:t>GetObjectMetadataRequest(</w:t>
-            </w:r>
-            <w:proofErr w:type="gramEnd"/>
-            <w:r>
-              <w:t>bucket, object, versionId);</w:t>
+              <w:t>new GetObjectMetadataRequest(bucket, object, versionId);</w:t>
             </w:r>
           </w:p>
           <w:p>
@@ -18274,23 +17920,7 @@
           <w:rFonts w:hint="eastAsia"/>
           <w:color w:val="00B0F0"/>
         </w:rPr>
-        <w:t>使用时序</w:t>
-      </w:r>
-      <w:proofErr w:type="gramStart"/>
-      <w:r>
-        <w:rPr>
-          <w:rFonts w:hint="eastAsia"/>
-          <w:color w:val="00B0F0"/>
-        </w:rPr>
-        <w:t>图或者</w:t>
-      </w:r>
-      <w:proofErr w:type="gramEnd"/>
-      <w:r>
-        <w:rPr>
-          <w:rFonts w:hint="eastAsia"/>
-          <w:color w:val="00B0F0"/>
-        </w:rPr>
-        <w:t>活动图</w:t>
+        <w:t>使用时序图或者活动图</w:t>
       </w:r>
       <w:r>
         <w:rPr>
@@ -19360,21 +18990,7 @@
         <w:rPr>
           <w:rFonts w:hint="eastAsia"/>
         </w:rPr>
-        <w:t>补充鉴</w:t>
-      </w:r>
-      <w:proofErr w:type="gramStart"/>
-      <w:r>
-        <w:rPr>
-          <w:rFonts w:hint="eastAsia"/>
-        </w:rPr>
-        <w:t>权功能时时再</w:t>
-      </w:r>
-      <w:proofErr w:type="gramEnd"/>
-      <w:r>
-        <w:rPr>
-          <w:rFonts w:hint="eastAsia"/>
-        </w:rPr>
-        <w:t>补充此段检查。</w:t>
+        <w:t>补充鉴权功能时时再补充此段检查。</w:t>
       </w:r>
     </w:p>
     <w:p>
@@ -20714,7 +20330,6 @@
           <w:szCs w:val="30"/>
         </w:rPr>
       </w:pPr>
-      <w:proofErr w:type="gramStart"/>
       <w:r>
         <w:rPr>
           <w:rFonts w:hint="eastAsia"/>
@@ -20722,9 +20337,299 @@
           <w:sz w:val="30"/>
           <w:szCs w:val="30"/>
         </w:rPr>
-        <w:t>sdbs3.sequoiadb.meta</w:t>
-      </w:r>
-      <w:proofErr w:type="gramEnd"/>
+        <w:t>sdbs3.sequoiadb.meta.csName</w:t>
+      </w:r>
+      <w:r>
+        <w:rPr>
+          <w:rFonts w:hint="eastAsia"/>
+          <w:color w:val="808080"/>
+          <w:sz w:val="30"/>
+          <w:szCs w:val="30"/>
+        </w:rPr>
+        <w:t>=</w:t>
+      </w:r>
+      <w:r>
+        <w:rPr>
+          <w:rFonts w:hint="eastAsia"/>
+          <w:color w:val="6A8759"/>
+          <w:sz w:val="30"/>
+          <w:szCs w:val="30"/>
+        </w:rPr>
+        <w:t>S3_SYS_Meta</w:t>
+      </w:r>
+    </w:p>
+    <w:p>
+      <w:pPr>
+        <w:spacing w:beforeLines="50" w:before="156" w:afterLines="50" w:after="156"/>
+        <w:ind w:left="0" w:firstLineChars="200" w:firstLine="420"/>
+      </w:pPr>
+      <w:r>
+        <w:rPr>
+          <w:rFonts w:hint="eastAsia"/>
+        </w:rPr>
+        <w:t>如果创建桶时指定了区域信息，则创建元数据集合空间为</w:t>
+      </w:r>
+      <w:r>
+        <w:t>”</w:t>
+      </w:r>
+      <w:r>
+        <w:rPr>
+          <w:rFonts w:hint="eastAsia"/>
+        </w:rPr>
+        <w:t>S3_</w:t>
+      </w:r>
+      <w:r>
+        <w:t>”+</w:t>
+      </w:r>
+      <w:r>
+        <w:rPr>
+          <w:rFonts w:hint="eastAsia"/>
+        </w:rPr>
+        <w:t>region</w:t>
+      </w:r>
+      <w:r>
+        <w:t>+”</w:t>
+      </w:r>
+      <w:r>
+        <w:t xml:space="preserve"> _MetaCS</w:t>
+      </w:r>
+      <w:r>
+        <w:t>”</w:t>
+      </w:r>
+      <w:r>
+        <w:rPr>
+          <w:rFonts w:hint="eastAsia"/>
+        </w:rPr>
+        <w:t>，如果区域配置中指定了</w:t>
+      </w:r>
+      <w:r>
+        <w:rPr>
+          <w:rFonts w:hint="eastAsia"/>
+        </w:rPr>
+        <w:t>MetaDomain</w:t>
+      </w:r>
+      <w:r>
+        <w:rPr>
+          <w:rFonts w:hint="eastAsia"/>
+        </w:rPr>
+        <w:t>，则该集合空间建立在</w:t>
+      </w:r>
+      <w:r>
+        <w:rPr>
+          <w:rFonts w:hint="eastAsia"/>
+        </w:rPr>
+        <w:t>MetaDomain</w:t>
+      </w:r>
+      <w:r>
+        <w:rPr>
+          <w:rFonts w:hint="eastAsia"/>
+        </w:rPr>
+        <w:t>指定的域上。</w:t>
+      </w:r>
+    </w:p>
+    <w:p>
+      <w:pPr>
+        <w:spacing w:beforeLines="50" w:before="156" w:afterLines="50" w:after="156"/>
+        <w:ind w:left="0" w:firstLineChars="200" w:firstLine="420"/>
+      </w:pPr>
+      <w:r>
+        <w:rPr>
+          <w:rFonts w:hint="eastAsia"/>
+        </w:rPr>
+        <w:lastRenderedPageBreak/>
+        <w:t>元数据集合空间下的最新元数据集合名为</w:t>
+      </w:r>
+      <w:r>
+        <w:t>S3_ObjectMeta</w:t>
+      </w:r>
+      <w:r>
+        <w:rPr>
+          <w:rFonts w:hint="eastAsia"/>
+        </w:rPr>
+        <w:t>，历史元数据集合为</w:t>
+      </w:r>
+      <w:r>
+        <w:t>S3_ObjectMetaHistory</w:t>
+      </w:r>
+      <w:r>
+        <w:rPr>
+          <w:rFonts w:hint="eastAsia"/>
+        </w:rPr>
+        <w:t>，如果当前集合空间下不存在该集合，则创建集合。</w:t>
+      </w:r>
+    </w:p>
+    <w:p>
+      <w:pPr>
+        <w:spacing w:beforeLines="50" w:before="156" w:afterLines="50" w:after="156"/>
+        <w:ind w:left="0" w:firstLineChars="200" w:firstLine="420"/>
+      </w:pPr>
+      <w:r>
+        <w:rPr>
+          <w:rFonts w:hint="eastAsia"/>
+        </w:rPr>
+        <w:t>写入对象数据时</w:t>
+      </w:r>
+      <w:r>
+        <w:rPr>
+          <w:rFonts w:hint="eastAsia"/>
+        </w:rPr>
+        <w:t>会生成元数据的集合空间名称和集合名称，还会生成对象数据的集合空间和集合名称，将对象数据写入生成的</w:t>
+      </w:r>
+      <w:r>
+        <w:rPr>
+          <w:rFonts w:hint="eastAsia"/>
+        </w:rPr>
+        <w:t>对象数据集合</w:t>
+      </w:r>
+      <w:r>
+        <w:rPr>
+          <w:rFonts w:hint="eastAsia"/>
+        </w:rPr>
+        <w:t>，获取</w:t>
+      </w:r>
+      <w:r>
+        <w:rPr>
+          <w:rFonts w:hint="eastAsia"/>
+        </w:rPr>
+        <w:t>LobId</w:t>
+      </w:r>
+      <w:r>
+        <w:rPr>
+          <w:rFonts w:hint="eastAsia"/>
+        </w:rPr>
+        <w:t>，将对象数据</w:t>
+      </w:r>
+      <w:r>
+        <w:rPr>
+          <w:rFonts w:hint="eastAsia"/>
+        </w:rPr>
+        <w:t>集合空间，</w:t>
+      </w:r>
+      <w:r>
+        <w:rPr>
+          <w:rFonts w:hint="eastAsia"/>
+        </w:rPr>
+        <w:t>集合名称和</w:t>
+      </w:r>
+      <w:r>
+        <w:rPr>
+          <w:rFonts w:hint="eastAsia"/>
+        </w:rPr>
+        <w:t>LobId</w:t>
+      </w:r>
+      <w:r>
+        <w:rPr>
+          <w:rFonts w:hint="eastAsia"/>
+        </w:rPr>
+        <w:t>记录写入</w:t>
+      </w:r>
+      <w:r>
+        <w:rPr>
+          <w:rFonts w:hint="eastAsia"/>
+        </w:rPr>
+        <w:t>生成的</w:t>
+      </w:r>
+      <w:r>
+        <w:rPr>
+          <w:rFonts w:hint="eastAsia"/>
+        </w:rPr>
+        <w:t>元数据</w:t>
+      </w:r>
+      <w:r>
+        <w:rPr>
+          <w:rFonts w:hint="eastAsia"/>
+        </w:rPr>
+        <w:t>集合</w:t>
+      </w:r>
+      <w:r>
+        <w:rPr>
+          <w:rFonts w:hint="eastAsia"/>
+        </w:rPr>
+        <w:t>。</w:t>
+      </w:r>
+      <w:r>
+        <w:rPr>
+          <w:rFonts w:hint="eastAsia"/>
+        </w:rPr>
+        <w:t>当写入时报</w:t>
+      </w:r>
+      <w:r>
+        <w:rPr>
+          <w:rFonts w:hint="eastAsia"/>
+        </w:rPr>
+        <w:t>CS</w:t>
+      </w:r>
+      <w:r>
+        <w:rPr>
+          <w:rFonts w:hint="eastAsia"/>
+        </w:rPr>
+        <w:t>或</w:t>
+      </w:r>
+      <w:r>
+        <w:rPr>
+          <w:rFonts w:hint="eastAsia"/>
+        </w:rPr>
+        <w:t>CL</w:t>
+      </w:r>
+      <w:r>
+        <w:rPr>
+          <w:rFonts w:hint="eastAsia"/>
+        </w:rPr>
+        <w:t>不存在则创建相应的</w:t>
+      </w:r>
+      <w:r>
+        <w:rPr>
+          <w:rFonts w:hint="eastAsia"/>
+        </w:rPr>
+        <w:t>CS</w:t>
+      </w:r>
+      <w:r>
+        <w:rPr>
+          <w:rFonts w:hint="eastAsia"/>
+        </w:rPr>
+        <w:t>和</w:t>
+      </w:r>
+      <w:r>
+        <w:rPr>
+          <w:rFonts w:hint="eastAsia"/>
+        </w:rPr>
+        <w:t>CL</w:t>
+      </w:r>
+      <w:r>
+        <w:rPr>
+          <w:rFonts w:hint="eastAsia"/>
+        </w:rPr>
+        <w:t>。</w:t>
+      </w:r>
+      <w:r>
+        <w:rPr>
+          <w:rFonts w:hint="eastAsia"/>
+        </w:rPr>
+        <w:t xml:space="preserve">    </w:t>
+      </w:r>
+    </w:p>
+    <w:p>
+      <w:pPr>
+        <w:spacing w:beforeLines="50" w:before="156" w:afterLines="50" w:after="156"/>
+        <w:ind w:left="0" w:firstLineChars="200" w:firstLine="420"/>
+      </w:pPr>
+      <w:r>
+        <w:rPr>
+          <w:rFonts w:hint="eastAsia"/>
+        </w:rPr>
+        <w:t>如果配置文件中记录的对象数据集合空间如下，如果创建桶时不指定区域信息，则对象数据存储在该集合空间下。</w:t>
+      </w:r>
+    </w:p>
+    <w:p>
+      <w:pPr>
+        <w:pStyle w:val="HTML"/>
+        <w:shd w:val="clear" w:color="auto" w:fill="2B2B2B"/>
+        <w:rPr>
+          <w:color w:val="A9B7C6"/>
+          <w:sz w:val="30"/>
+          <w:szCs w:val="30"/>
+        </w:rPr>
+      </w:pPr>
       <w:r>
         <w:rPr>
           <w:rFonts w:hint="eastAsia"/>
@@ -20732,7 +20637,7 @@
           <w:sz w:val="30"/>
           <w:szCs w:val="30"/>
         </w:rPr>
-        <w:t>.csName</w:t>
+        <w:t>sdbs3.sequoiadb.data.csName</w:t>
       </w:r>
       <w:r>
         <w:rPr>
@@ -20745,12 +20650,11 @@
       </w:r>
       <w:r>
         <w:rPr>
-          <w:rFonts w:hint="eastAsia"/>
           <w:color w:val="6A8759"/>
           <w:sz w:val="30"/>
           <w:szCs w:val="30"/>
         </w:rPr>
-        <w:t>S3_SYS_Meta</w:t>
+        <w:t>S3_SYS_Data</w:t>
       </w:r>
     </w:p>
     <w:p>
@@ -20762,78 +20666,193 @@
         <w:rPr>
           <w:rFonts w:hint="eastAsia"/>
         </w:rPr>
-        <w:t>如果创建桶时指定了区域信息，则创建元数据集合空间为</w:t>
-      </w:r>
-      <w:proofErr w:type="gramStart"/>
+        <w:t>如果创建桶时指定了区域信息，</w:t>
+      </w:r>
+      <w:r>
+        <w:rPr>
+          <w:rFonts w:hint="eastAsia"/>
+        </w:rPr>
+        <w:t>并且区域值为</w:t>
+      </w:r>
+      <w:r>
+        <w:rPr>
+          <w:rFonts w:hint="eastAsia"/>
+        </w:rPr>
+        <w:t>ShardingType</w:t>
+      </w:r>
+      <w:r>
+        <w:rPr>
+          <w:rFonts w:hint="eastAsia"/>
+        </w:rPr>
+        <w:t>模式，</w:t>
+      </w:r>
+      <w:r>
+        <w:rPr>
+          <w:rFonts w:hint="eastAsia"/>
+        </w:rPr>
+        <w:t>则创建</w:t>
+      </w:r>
+      <w:r>
+        <w:rPr>
+          <w:rFonts w:hint="eastAsia"/>
+        </w:rPr>
+        <w:t>数据集合空间为</w:t>
+      </w:r>
+      <w:r>
+        <w:t>”S3</w:t>
+      </w:r>
+      <w:r>
+        <w:rPr>
+          <w:rFonts w:hint="eastAsia"/>
+        </w:rPr>
+        <w:t>_</w:t>
+      </w:r>
+      <w:r>
+        <w:t>”+</w:t>
+      </w:r>
+      <w:r>
+        <w:rPr>
+          <w:rFonts w:hint="eastAsia"/>
+        </w:rPr>
+        <w:t>region</w:t>
+      </w:r>
+      <w:r>
+        <w:t>+”</w:t>
+      </w:r>
+      <w:r>
+        <w:t xml:space="preserve"> </w:t>
+      </w:r>
+      <w:r>
+        <w:t>_</w:t>
+      </w:r>
+      <w:r>
+        <w:rPr>
+          <w:rFonts w:hint="eastAsia"/>
+        </w:rPr>
+        <w:t>Da</w:t>
+      </w:r>
+      <w:r>
+        <w:t>taCS</w:t>
+      </w:r>
       <w:r>
         <w:t>”</w:t>
       </w:r>
-      <w:proofErr w:type="gramEnd"/>
-      <w:r>
-        <w:rPr>
-          <w:rFonts w:hint="eastAsia"/>
-        </w:rPr>
-        <w:t>S3_</w:t>
-      </w:r>
-      <w:proofErr w:type="gramStart"/>
+      <w:r>
+        <w:rPr>
+          <w:rFonts w:hint="eastAsia"/>
+        </w:rPr>
+        <w:t>+</w:t>
+      </w:r>
       <w:r>
         <w:t>”</w:t>
       </w:r>
-      <w:proofErr w:type="gramEnd"/>
-      <w:r>
+      <w:r>
+        <w:t>_</w:t>
+      </w:r>
+      <w:r>
+        <w:rPr>
+          <w:rFonts w:hint="eastAsia"/>
+        </w:rPr>
+        <w:t>Time</w:t>
+      </w:r>
+      <w:r>
+        <w:t>”</w:t>
+      </w:r>
+      <w:r>
+        <w:rPr>
+          <w:rFonts w:hint="eastAsia"/>
+        </w:rPr>
+        <w:t>，该</w:t>
+      </w:r>
+      <w:r>
+        <w:t>Time</w:t>
+      </w:r>
+      <w:r>
+        <w:rPr>
+          <w:rFonts w:hint="eastAsia"/>
+        </w:rPr>
+        <w:t>根据创建区</w:t>
+      </w:r>
+      <w:r>
+        <w:rPr>
+          <w:rFonts w:hint="eastAsia"/>
+        </w:rPr>
+        <w:t>域时指定的数据</w:t>
+      </w:r>
+      <w:r>
+        <w:rPr>
+          <w:rFonts w:hint="eastAsia"/>
+        </w:rPr>
+        <w:t>集合空间创建周期及当前时间计算出来。如果系统当前不存在该集合空间，则创建集合空间，并将该集合空间名称记录到</w:t>
+      </w:r>
+      <w:r>
+        <w:t>S3_RegionSpace</w:t>
+      </w:r>
+      <w:r>
+        <w:rPr>
+          <w:rFonts w:hint="eastAsia"/>
+        </w:rPr>
+        <w:t>中</w:t>
+      </w:r>
+      <w:r>
+        <w:rPr>
+          <w:rFonts w:hint="eastAsia"/>
+        </w:rPr>
+        <w:t>（有冲突记录不报错，打印日志）。</w:t>
+      </w:r>
+      <w:r>
+        <w:rPr>
+          <w:rFonts w:hint="eastAsia"/>
+        </w:rPr>
+        <w:t>数据集合空间下的集合名称为</w:t>
+      </w:r>
+      <w:r>
+        <w:t>S3_ObjectData</w:t>
+      </w:r>
+      <w:r>
+        <w:rPr>
+          <w:rFonts w:hint="eastAsia"/>
+        </w:rPr>
         <w:t>+</w:t>
       </w:r>
       <w:r>
-        <w:rPr>
-          <w:rFonts w:hint="eastAsia"/>
-        </w:rPr>
-        <w:t>region</w:t>
-      </w:r>
-      <w:r>
-        <w:t>+</w:t>
-      </w:r>
-      <w:proofErr w:type="gramStart"/>
-      <w:r>
         <w:t>”</w:t>
       </w:r>
-      <w:proofErr w:type="gramEnd"/>
-      <w:r>
-        <w:t xml:space="preserve"> _MetaCS</w:t>
-      </w:r>
-      <w:proofErr w:type="gramStart"/>
+      <w:r>
+        <w:t>_Time</w:t>
+      </w:r>
       <w:r>
         <w:t>”</w:t>
       </w:r>
-      <w:proofErr w:type="gramEnd"/>
-      <w:r>
-        <w:rPr>
-          <w:rFonts w:hint="eastAsia"/>
-        </w:rPr>
-        <w:t>，如果区域配置中指定了</w:t>
-      </w:r>
-      <w:r>
-        <w:rPr>
-          <w:rFonts w:hint="eastAsia"/>
-        </w:rPr>
-        <w:t>MetaDomain</w:t>
-      </w:r>
-      <w:r>
-        <w:rPr>
-          <w:rFonts w:hint="eastAsia"/>
-        </w:rPr>
-        <w:t>，则该集合空间建立在</w:t>
-      </w:r>
-      <w:r>
-        <w:rPr>
-          <w:rFonts w:hint="eastAsia"/>
-        </w:rPr>
-        <w:t>MetaDomain</w:t>
-      </w:r>
-      <w:r>
-        <w:rPr>
-          <w:rFonts w:hint="eastAsia"/>
-        </w:rPr>
-        <w:t>指定的域上。</w:t>
+      <w:r>
+        <w:rPr>
+          <w:rFonts w:hint="eastAsia"/>
+        </w:rPr>
+        <w:t>，</w:t>
+      </w:r>
+      <w:r>
+        <w:rPr>
+          <w:rFonts w:hint="eastAsia"/>
+        </w:rPr>
+        <w:t>根据创建区域时指定的对象集合创建周期及当前时间计算得来，如果系统当前</w:t>
+      </w:r>
+      <w:r>
+        <w:rPr>
+          <w:rFonts w:hint="eastAsia"/>
+        </w:rPr>
+        <w:t>集合空间下</w:t>
+      </w:r>
+      <w:r>
+        <w:rPr>
+          <w:rFonts w:hint="eastAsia"/>
+        </w:rPr>
+        <w:t>不存在该集合，则创建集合</w:t>
+      </w:r>
+      <w:r>
+        <w:rPr>
+          <w:rFonts w:hint="eastAsia"/>
+        </w:rPr>
+        <w:t>。</w:t>
       </w:r>
     </w:p>
     <w:p>
@@ -20845,513 +20864,7 @@
         <w:rPr>
           <w:rFonts w:hint="eastAsia"/>
         </w:rPr>
-        <w:lastRenderedPageBreak/>
-        <w:t>元数据集合空间下的最新元数据集合名为</w:t>
-      </w:r>
-      <w:r>
-        <w:t>S3_ObjectMeta</w:t>
-      </w:r>
-      <w:r>
-        <w:rPr>
-          <w:rFonts w:hint="eastAsia"/>
-        </w:rPr>
-        <w:t>，历史元数据集合为</w:t>
-      </w:r>
-      <w:r>
-        <w:t>S3_ObjectMetaHistory</w:t>
-      </w:r>
-      <w:r>
-        <w:rPr>
-          <w:rFonts w:hint="eastAsia"/>
-        </w:rPr>
-        <w:t>，如果当前集合空间下不存在该集合，则创建集合。</w:t>
-      </w:r>
-    </w:p>
-    <w:p>
-      <w:pPr>
-        <w:spacing w:beforeLines="50" w:before="156" w:afterLines="50" w:after="156"/>
-        <w:ind w:left="0" w:firstLineChars="200" w:firstLine="420"/>
-      </w:pPr>
-      <w:r>
-        <w:rPr>
-          <w:rFonts w:hint="eastAsia"/>
-        </w:rPr>
-        <w:t>写入对象数据时</w:t>
-      </w:r>
-      <w:r>
-        <w:rPr>
-          <w:rFonts w:hint="eastAsia"/>
-        </w:rPr>
-        <w:t>会生成元数据的集合空间名称和集合名称，还会生成对象数据的集合空间和集合名称，将对象数据写入生成的</w:t>
-      </w:r>
-      <w:r>
-        <w:rPr>
-          <w:rFonts w:hint="eastAsia"/>
-        </w:rPr>
-        <w:t>对象数据集合</w:t>
-      </w:r>
-      <w:r>
-        <w:rPr>
-          <w:rFonts w:hint="eastAsia"/>
-        </w:rPr>
-        <w:t>，获取</w:t>
-      </w:r>
-      <w:r>
-        <w:rPr>
-          <w:rFonts w:hint="eastAsia"/>
-        </w:rPr>
-        <w:t>LobId</w:t>
-      </w:r>
-      <w:r>
-        <w:rPr>
-          <w:rFonts w:hint="eastAsia"/>
-        </w:rPr>
-        <w:t>，将对象数据</w:t>
-      </w:r>
-      <w:r>
-        <w:rPr>
-          <w:rFonts w:hint="eastAsia"/>
-        </w:rPr>
-        <w:t>集合空间，</w:t>
-      </w:r>
-      <w:r>
-        <w:rPr>
-          <w:rFonts w:hint="eastAsia"/>
-        </w:rPr>
-        <w:t>集合名称和</w:t>
-      </w:r>
-      <w:r>
-        <w:rPr>
-          <w:rFonts w:hint="eastAsia"/>
-        </w:rPr>
-        <w:t>LobId</w:t>
-      </w:r>
-      <w:r>
-        <w:rPr>
-          <w:rFonts w:hint="eastAsia"/>
-        </w:rPr>
-        <w:t>记录写入</w:t>
-      </w:r>
-      <w:r>
-        <w:rPr>
-          <w:rFonts w:hint="eastAsia"/>
-        </w:rPr>
-        <w:t>生成的</w:t>
-      </w:r>
-      <w:r>
-        <w:rPr>
-          <w:rFonts w:hint="eastAsia"/>
-        </w:rPr>
-        <w:t>元数据</w:t>
-      </w:r>
-      <w:r>
-        <w:rPr>
-          <w:rFonts w:hint="eastAsia"/>
-        </w:rPr>
-        <w:t>集合</w:t>
-      </w:r>
-      <w:r>
-        <w:rPr>
-          <w:rFonts w:hint="eastAsia"/>
-        </w:rPr>
-        <w:t>。</w:t>
-      </w:r>
-      <w:r>
-        <w:rPr>
-          <w:rFonts w:hint="eastAsia"/>
-        </w:rPr>
-        <w:t>当写入时报</w:t>
-      </w:r>
-      <w:r>
-        <w:rPr>
-          <w:rFonts w:hint="eastAsia"/>
-        </w:rPr>
-        <w:t>CS</w:t>
-      </w:r>
-      <w:r>
-        <w:rPr>
-          <w:rFonts w:hint="eastAsia"/>
-        </w:rPr>
-        <w:t>或</w:t>
-      </w:r>
-      <w:r>
-        <w:rPr>
-          <w:rFonts w:hint="eastAsia"/>
-        </w:rPr>
-        <w:t>CL</w:t>
-      </w:r>
-      <w:r>
-        <w:rPr>
-          <w:rFonts w:hint="eastAsia"/>
-        </w:rPr>
-        <w:t>不存在则创建相应的</w:t>
-      </w:r>
-      <w:r>
-        <w:rPr>
-          <w:rFonts w:hint="eastAsia"/>
-        </w:rPr>
-        <w:t>CS</w:t>
-      </w:r>
-      <w:r>
-        <w:rPr>
-          <w:rFonts w:hint="eastAsia"/>
-        </w:rPr>
-        <w:t>和</w:t>
-      </w:r>
-      <w:r>
-        <w:rPr>
-          <w:rFonts w:hint="eastAsia"/>
-        </w:rPr>
-        <w:t>CL</w:t>
-      </w:r>
-      <w:r>
-        <w:rPr>
-          <w:rFonts w:hint="eastAsia"/>
-        </w:rPr>
-        <w:t>。</w:t>
-      </w:r>
-      <w:r>
-        <w:rPr>
-          <w:rFonts w:hint="eastAsia"/>
-        </w:rPr>
-        <w:t xml:space="preserve">    </w:t>
-      </w:r>
-    </w:p>
-    <w:p>
-      <w:pPr>
-        <w:spacing w:beforeLines="50" w:before="156" w:afterLines="50" w:after="156"/>
-        <w:ind w:left="0" w:firstLineChars="200" w:firstLine="420"/>
-      </w:pPr>
-      <w:r>
-        <w:rPr>
-          <w:rFonts w:hint="eastAsia"/>
-        </w:rPr>
-        <w:t>如果配置文件中记录的对象数据集合空间如下，如果创建桶时不指定区域信息，</w:t>
-      </w:r>
-      <w:proofErr w:type="gramStart"/>
-      <w:r>
-        <w:rPr>
-          <w:rFonts w:hint="eastAsia"/>
-        </w:rPr>
-        <w:t>则对象</w:t>
-      </w:r>
-      <w:proofErr w:type="gramEnd"/>
-      <w:r>
-        <w:rPr>
-          <w:rFonts w:hint="eastAsia"/>
-        </w:rPr>
-        <w:t>数据存储在该集合空间下。</w:t>
-      </w:r>
-    </w:p>
-    <w:p>
-      <w:pPr>
-        <w:pStyle w:val="HTML"/>
-        <w:shd w:val="clear" w:color="auto" w:fill="2B2B2B"/>
-        <w:rPr>
-          <w:color w:val="A9B7C6"/>
-          <w:sz w:val="30"/>
-          <w:szCs w:val="30"/>
-        </w:rPr>
-      </w:pPr>
-      <w:r>
-        <w:rPr>
-          <w:rFonts w:hint="eastAsia"/>
-          <w:color w:val="CC7832"/>
-          <w:sz w:val="30"/>
-          <w:szCs w:val="30"/>
-        </w:rPr>
-        <w:t>sdbs3.sequoiadb.</w:t>
-      </w:r>
-      <w:proofErr w:type="gramStart"/>
-      <w:r>
-        <w:rPr>
-          <w:rFonts w:hint="eastAsia"/>
-          <w:color w:val="CC7832"/>
-          <w:sz w:val="30"/>
-          <w:szCs w:val="30"/>
-        </w:rPr>
-        <w:t>data.csName</w:t>
-      </w:r>
-      <w:proofErr w:type="gramEnd"/>
-      <w:r>
-        <w:rPr>
-          <w:rFonts w:hint="eastAsia"/>
-          <w:color w:val="808080"/>
-          <w:sz w:val="30"/>
-          <w:szCs w:val="30"/>
-        </w:rPr>
-        <w:t>=</w:t>
-      </w:r>
-      <w:r>
-        <w:rPr>
-          <w:color w:val="6A8759"/>
-          <w:sz w:val="30"/>
-          <w:szCs w:val="30"/>
-        </w:rPr>
-        <w:t>S3_SYS_Data</w:t>
-      </w:r>
-    </w:p>
-    <w:p>
-      <w:pPr>
-        <w:spacing w:beforeLines="50" w:before="156" w:afterLines="50" w:after="156"/>
-        <w:ind w:left="0" w:firstLineChars="200" w:firstLine="420"/>
-      </w:pPr>
-      <w:r>
-        <w:rPr>
-          <w:rFonts w:hint="eastAsia"/>
-        </w:rPr>
-        <w:t>如果创建桶时指定了区域信息，</w:t>
-      </w:r>
-      <w:r>
-        <w:rPr>
-          <w:rFonts w:hint="eastAsia"/>
-        </w:rPr>
-        <w:t>并且区域值为</w:t>
-      </w:r>
-      <w:r>
-        <w:rPr>
-          <w:rFonts w:hint="eastAsia"/>
-        </w:rPr>
-        <w:t>ShardingType</w:t>
-      </w:r>
-      <w:r>
-        <w:rPr>
-          <w:rFonts w:hint="eastAsia"/>
-        </w:rPr>
-        <w:t>模式，</w:t>
-      </w:r>
-      <w:r>
-        <w:rPr>
-          <w:rFonts w:hint="eastAsia"/>
-        </w:rPr>
-        <w:t>则创建</w:t>
-      </w:r>
-      <w:r>
-        <w:rPr>
-          <w:rFonts w:hint="eastAsia"/>
-        </w:rPr>
-        <w:t>数据集合空间为</w:t>
-      </w:r>
-      <w:proofErr w:type="gramStart"/>
-      <w:r>
-        <w:t>”</w:t>
-      </w:r>
-      <w:proofErr w:type="gramEnd"/>
-      <w:r>
-        <w:t>S3</w:t>
-      </w:r>
-      <w:r>
-        <w:rPr>
-          <w:rFonts w:hint="eastAsia"/>
-        </w:rPr>
-        <w:t>_</w:t>
-      </w:r>
-      <w:proofErr w:type="gramStart"/>
-      <w:r>
-        <w:t>”</w:t>
-      </w:r>
-      <w:proofErr w:type="gramEnd"/>
-      <w:r>
-        <w:t>+</w:t>
-      </w:r>
-      <w:r>
-        <w:rPr>
-          <w:rFonts w:hint="eastAsia"/>
-        </w:rPr>
-        <w:t>region</w:t>
-      </w:r>
-      <w:r>
-        <w:t>+</w:t>
-      </w:r>
-      <w:proofErr w:type="gramStart"/>
-      <w:r>
-        <w:t>”</w:t>
-      </w:r>
-      <w:proofErr w:type="gramEnd"/>
-      <w:r>
-        <w:t xml:space="preserve"> </w:t>
-      </w:r>
-      <w:r>
-        <w:t>_</w:t>
-      </w:r>
-      <w:r>
-        <w:rPr>
-          <w:rFonts w:hint="eastAsia"/>
-        </w:rPr>
-        <w:t>Da</w:t>
-      </w:r>
-      <w:r>
-        <w:t>taCS</w:t>
-      </w:r>
-      <w:proofErr w:type="gramStart"/>
-      <w:r>
-        <w:t>”</w:t>
-      </w:r>
-      <w:proofErr w:type="gramEnd"/>
-      <w:r>
-        <w:rPr>
-          <w:rFonts w:hint="eastAsia"/>
-        </w:rPr>
-        <w:t>+</w:t>
-      </w:r>
-      <w:proofErr w:type="gramStart"/>
-      <w:r>
-        <w:t>”</w:t>
-      </w:r>
-      <w:proofErr w:type="gramEnd"/>
-      <w:r>
-        <w:t>_</w:t>
-      </w:r>
-      <w:r>
-        <w:rPr>
-          <w:rFonts w:hint="eastAsia"/>
-        </w:rPr>
-        <w:t>Time</w:t>
-      </w:r>
-      <w:proofErr w:type="gramStart"/>
-      <w:r>
-        <w:t>”</w:t>
-      </w:r>
-      <w:proofErr w:type="gramEnd"/>
-      <w:r>
-        <w:rPr>
-          <w:rFonts w:hint="eastAsia"/>
-        </w:rPr>
-        <w:t>，该</w:t>
-      </w:r>
-      <w:r>
-        <w:t>Time</w:t>
-      </w:r>
-      <w:r>
-        <w:rPr>
-          <w:rFonts w:hint="eastAsia"/>
-        </w:rPr>
-        <w:t>根据创建区</w:t>
-      </w:r>
-      <w:r>
-        <w:rPr>
-          <w:rFonts w:hint="eastAsia"/>
-        </w:rPr>
-        <w:t>域时指定的数据</w:t>
-      </w:r>
-      <w:r>
-        <w:rPr>
-          <w:rFonts w:hint="eastAsia"/>
-        </w:rPr>
-        <w:t>集合空间创建周期及当前时间计算出来。如果系统当前不存在该集合空间，则创建集合空间，并将该集合空间名称记录到</w:t>
-      </w:r>
-      <w:r>
-        <w:t>S3_RegionSpace</w:t>
-      </w:r>
-      <w:r>
-        <w:rPr>
-          <w:rFonts w:hint="eastAsia"/>
-        </w:rPr>
-        <w:t>中</w:t>
-      </w:r>
-      <w:r>
-        <w:rPr>
-          <w:rFonts w:hint="eastAsia"/>
-        </w:rPr>
-        <w:t>（有冲突记录不报错，打印日志）。</w:t>
-      </w:r>
-      <w:r>
-        <w:rPr>
-          <w:rFonts w:hint="eastAsia"/>
-        </w:rPr>
-        <w:t>数据集合空间下的集合名称为</w:t>
-      </w:r>
-      <w:r>
-        <w:t>S3_ObjectData</w:t>
-      </w:r>
-      <w:r>
-        <w:rPr>
-          <w:rFonts w:hint="eastAsia"/>
-        </w:rPr>
-        <w:t>+</w:t>
-      </w:r>
-      <w:proofErr w:type="gramStart"/>
-      <w:r>
-        <w:t>”</w:t>
-      </w:r>
-      <w:proofErr w:type="gramEnd"/>
-      <w:r>
-        <w:t>_Time</w:t>
-      </w:r>
-      <w:proofErr w:type="gramStart"/>
-      <w:r>
-        <w:t>”</w:t>
-      </w:r>
-      <w:proofErr w:type="gramEnd"/>
-      <w:r>
-        <w:rPr>
-          <w:rFonts w:hint="eastAsia"/>
-        </w:rPr>
-        <w:t>，</w:t>
-      </w:r>
-      <w:r>
-        <w:rPr>
-          <w:rFonts w:hint="eastAsia"/>
-        </w:rPr>
-        <w:t>根据创建区域时指定的对象集合创建周期及当前时间计算得来，如果系统当前</w:t>
-      </w:r>
-      <w:r>
-        <w:rPr>
-          <w:rFonts w:hint="eastAsia"/>
-        </w:rPr>
-        <w:t>集合空间下</w:t>
-      </w:r>
-      <w:r>
-        <w:rPr>
-          <w:rFonts w:hint="eastAsia"/>
-        </w:rPr>
-        <w:t>不存在该集合，则创建集合</w:t>
-      </w:r>
-      <w:r>
-        <w:rPr>
-          <w:rFonts w:hint="eastAsia"/>
-        </w:rPr>
-        <w:t>。</w:t>
-      </w:r>
-    </w:p>
-    <w:p>
-      <w:pPr>
-        <w:spacing w:beforeLines="50" w:before="156" w:afterLines="50" w:after="156"/>
-        <w:ind w:left="0" w:firstLineChars="200" w:firstLine="420"/>
-      </w:pPr>
-      <w:r>
-        <w:rPr>
-          <w:rFonts w:hint="eastAsia"/>
-        </w:rPr>
-        <w:t>如果创建桶时指定了区域信息，</w:t>
-      </w:r>
-      <w:proofErr w:type="gramStart"/>
-      <w:r>
-        <w:rPr>
-          <w:rFonts w:hint="eastAsia"/>
-        </w:rPr>
-        <w:t>且区域</w:t>
-      </w:r>
-      <w:proofErr w:type="gramEnd"/>
-      <w:r>
-        <w:rPr>
-          <w:rFonts w:hint="eastAsia"/>
-        </w:rPr>
-        <w:t>配置为指定模式，</w:t>
-      </w:r>
-      <w:proofErr w:type="gramStart"/>
-      <w:r>
-        <w:rPr>
-          <w:rFonts w:hint="eastAsia"/>
-        </w:rPr>
-        <w:t>则数据</w:t>
-      </w:r>
-      <w:proofErr w:type="gramEnd"/>
-      <w:r>
-        <w:rPr>
-          <w:rFonts w:hint="eastAsia"/>
-        </w:rPr>
-        <w:t>集合空间和元数据集合空间</w:t>
+        <w:t>如果创建桶时指定了区域信息，且区域配置为指定模式，则数据集合空间和元数据集合空间</w:t>
       </w:r>
       <w:r>
         <w:rPr>
@@ -21595,9 +21108,6 @@
     <w:p>
       <w:pPr>
         <w:ind w:left="0"/>
-        <w:rPr>
-          <w:rFonts w:hint="eastAsia"/>
-        </w:rPr>
       </w:pPr>
       <w:r>
         <w:rPr>
@@ -21771,21 +21281,7 @@
         <w:rPr>
           <w:rFonts w:hint="eastAsia"/>
         </w:rPr>
-        <w:t>结果时就会锁定记录，只有当事务提交或者</w:t>
-      </w:r>
-      <w:proofErr w:type="gramStart"/>
-      <w:r>
-        <w:rPr>
-          <w:rFonts w:hint="eastAsia"/>
-        </w:rPr>
-        <w:t>回滚才</w:t>
-      </w:r>
-      <w:proofErr w:type="gramEnd"/>
-      <w:r>
-        <w:rPr>
-          <w:rFonts w:hint="eastAsia"/>
-        </w:rPr>
-        <w:t>会解锁</w:t>
+        <w:t>结果时就会锁定记录，只有当事务提交或者回滚才会解锁</w:t>
       </w:r>
       <w:r>
         <w:rPr>
@@ -21819,35 +21315,7 @@
         <w:rPr>
           <w:rFonts w:hint="eastAsia"/>
         </w:rPr>
-        <w:t>先将</w:t>
-      </w:r>
-      <w:proofErr w:type="gramStart"/>
-      <w:r>
-        <w:rPr>
-          <w:rFonts w:hint="eastAsia"/>
-        </w:rPr>
-        <w:t>原最新</w:t>
-      </w:r>
-      <w:proofErr w:type="gramEnd"/>
-      <w:r>
-        <w:rPr>
-          <w:rFonts w:hint="eastAsia"/>
-        </w:rPr>
-        <w:t>元数据写入历史元数据表，再更新最新元数据，避免</w:t>
-      </w:r>
-      <w:proofErr w:type="gramStart"/>
-      <w:r>
-        <w:rPr>
-          <w:rFonts w:hint="eastAsia"/>
-        </w:rPr>
-        <w:t>原最新</w:t>
-      </w:r>
-      <w:proofErr w:type="gramEnd"/>
-      <w:r>
-        <w:rPr>
-          <w:rFonts w:hint="eastAsia"/>
-        </w:rPr>
-        <w:t>元数据在一部分时刻在最新元数据表和历史元数据表都查询不到任何关于此版本的记录。</w:t>
+        <w:t>先将原最新元数据写入历史元数据表，再更新最新元数据，避免原最新元数据在一部分时刻在最新元数据表和历史元数据表都查询不到任何关于此版本的记录。</w:t>
       </w:r>
     </w:p>
     <w:p>
@@ -21858,29 +21326,12 @@
           <w:numId w:val="53"/>
         </w:numPr>
         <w:ind w:firstLineChars="0"/>
-        <w:rPr>
-          <w:rFonts w:hint="eastAsia"/>
-        </w:rPr>
-      </w:pPr>
-      <w:r>
-        <w:rPr>
-          <w:rFonts w:hint="eastAsia"/>
-        </w:rPr>
-        <w:t>当对象所属</w:t>
-      </w:r>
-      <w:proofErr w:type="gramStart"/>
-      <w:r>
-        <w:rPr>
-          <w:rFonts w:hint="eastAsia"/>
-        </w:rPr>
-        <w:t>桶同时</w:t>
-      </w:r>
-      <w:proofErr w:type="gramEnd"/>
-      <w:r>
-        <w:rPr>
-          <w:rFonts w:hint="eastAsia"/>
-        </w:rPr>
-        <w:t>存在两个非删除状态的分隔符时，增加新对象时要根据两个分隔符分别建目录。</w:t>
+      </w:pPr>
+      <w:r>
+        <w:rPr>
+          <w:rFonts w:hint="eastAsia"/>
+        </w:rPr>
+        <w:t>当对象所属桶同时存在两个非删除状态的分隔符时，增加新对象时要根据两个分隔符分别建目录。</w:t>
       </w:r>
     </w:p>
     <w:p>
@@ -22042,19 +21493,11 @@
         </w:rPr>
         <w:t>PUT</w:t>
       </w:r>
-      <w:proofErr w:type="gramStart"/>
-      <w:r>
-        <w:rPr>
-          <w:rFonts w:hint="eastAsia"/>
-        </w:rPr>
-        <w:t>操作再</w:t>
-      </w:r>
-      <w:proofErr w:type="gramEnd"/>
-      <w:r>
-        <w:rPr>
-          <w:rFonts w:hint="eastAsia"/>
-        </w:rPr>
-        <w:t>执行</w:t>
+      <w:r>
+        <w:rPr>
+          <w:rFonts w:hint="eastAsia"/>
+        </w:rPr>
+        <w:t>操作再执行</w:t>
       </w:r>
       <w:r>
         <w:rPr>
@@ -22108,21 +21551,7 @@
         <w:rPr>
           <w:rFonts w:hint="eastAsia"/>
         </w:rPr>
-        <w:t>操作在处理同一个对象，查询元数据时发现已经有该对象的记录，则上</w:t>
-      </w:r>
-      <w:proofErr w:type="gramStart"/>
-      <w:r>
-        <w:rPr>
-          <w:rFonts w:hint="eastAsia"/>
-        </w:rPr>
-        <w:t>传对象</w:t>
-      </w:r>
-      <w:proofErr w:type="gramEnd"/>
-      <w:r>
-        <w:rPr>
-          <w:rFonts w:hint="eastAsia"/>
-        </w:rPr>
-        <w:t>后使用</w:t>
+        <w:t>操作在处理同一个对象，查询元数据时发现已经有该对象的记录，则上传对象后使用</w:t>
       </w:r>
       <w:r>
         <w:rPr>
@@ -22568,71 +21997,18 @@
         <w:rPr>
           <w:rFonts w:hint="eastAsia"/>
         </w:rPr>
-        <w:t>查询对象列表有两种方式查询，一种是目录表扫描查询，一种是元数据表扫描查询。当请求中携带分隔符，并且与当前桶的分隔符匹配，</w:t>
-      </w:r>
-      <w:proofErr w:type="gramStart"/>
-      <w:r>
-        <w:rPr>
-          <w:rFonts w:hint="eastAsia"/>
-        </w:rPr>
-        <w:t>且桶的</w:t>
-      </w:r>
-      <w:proofErr w:type="gramEnd"/>
-      <w:r>
-        <w:rPr>
-          <w:rFonts w:hint="eastAsia"/>
-        </w:rPr>
-        <w:t>分隔符状态为可用时，</w:t>
-      </w:r>
-      <w:proofErr w:type="gramStart"/>
-      <w:r>
-        <w:rPr>
-          <w:rFonts w:hint="eastAsia"/>
-        </w:rPr>
-        <w:t>旧可以</w:t>
-      </w:r>
-      <w:proofErr w:type="gramEnd"/>
-      <w:r>
-        <w:rPr>
-          <w:rFonts w:hint="eastAsia"/>
-        </w:rPr>
-        <w:t>通过目录表扫描查询。如果没有携带分隔符或者分隔符不匹配或者匹配的分隔符状态</w:t>
-      </w:r>
-      <w:proofErr w:type="gramStart"/>
-      <w:r>
-        <w:rPr>
-          <w:rFonts w:hint="eastAsia"/>
-        </w:rPr>
-        <w:t>不</w:t>
-      </w:r>
-      <w:proofErr w:type="gramEnd"/>
-      <w:r>
-        <w:rPr>
-          <w:rFonts w:hint="eastAsia"/>
-        </w:rPr>
-        <w:t>可用，则通过扫描元数据表的方式查询。</w:t>
+        <w:t>查询对象列表有两种方式查询，一种是目录表扫描查询，一种是元数据表扫描查询。当请求中携带分隔符，并且与当前桶的分隔符匹配，且桶的分隔符状态为可用时，旧可以通过目录表扫描查询。如果没有携带分隔符或者分隔符不匹配或者匹配的分隔符状态不可用，则通过扫描元数据表的方式查询。</w:t>
       </w:r>
     </w:p>
     <w:p>
       <w:pPr>
         <w:ind w:left="0"/>
-        <w:rPr>
-          <w:rFonts w:hint="eastAsia"/>
-        </w:rPr>
-      </w:pPr>
-      <w:proofErr w:type="gramStart"/>
-      <w:r>
-        <w:rPr>
-          <w:rFonts w:hint="eastAsia"/>
-        </w:rPr>
-        <w:t>一</w:t>
-      </w:r>
-      <w:proofErr w:type="gramEnd"/>
-      <w:r>
-        <w:rPr>
-          <w:rFonts w:hint="eastAsia"/>
-        </w:rPr>
-        <w:t>：扫描元数据表方式</w:t>
+      </w:pPr>
+      <w:r>
+        <w:rPr>
+          <w:rFonts w:hint="eastAsia"/>
+        </w:rPr>
+        <w:t>一：扫描元数据表方式</w:t>
       </w:r>
     </w:p>
     <w:p>
@@ -24087,21 +23463,7 @@
         <w:rPr>
           <w:rFonts w:hint="eastAsia"/>
         </w:rPr>
-        <w:t>引，</w:t>
-      </w:r>
-      <w:proofErr w:type="gramStart"/>
-      <w:r>
-        <w:rPr>
-          <w:rFonts w:hint="eastAsia"/>
-        </w:rPr>
-        <w:t>每分配</w:t>
-      </w:r>
-      <w:proofErr w:type="gramEnd"/>
-      <w:r>
-        <w:rPr>
-          <w:rFonts w:hint="eastAsia"/>
-        </w:rPr>
-        <w:t>一个上下文，</w:t>
+        <w:t>引，每分配一个上下文，</w:t>
       </w:r>
       <w:r>
         <w:rPr>
@@ -25504,23 +24866,7 @@
           <w:rFonts w:hint="eastAsia"/>
           <w:bCs/>
         </w:rPr>
-        <w:t>在桶内未配置或已配置但当前状态</w:t>
-      </w:r>
-      <w:proofErr w:type="gramStart"/>
-      <w:r>
-        <w:rPr>
-          <w:rFonts w:hint="eastAsia"/>
-          <w:bCs/>
-        </w:rPr>
-        <w:t>不</w:t>
-      </w:r>
-      <w:proofErr w:type="gramEnd"/>
-      <w:r>
-        <w:rPr>
-          <w:rFonts w:hint="eastAsia"/>
-          <w:bCs/>
-        </w:rPr>
-        <w:t>可用，则使用原始匹配法。</w:t>
+        <w:t>在桶内未配置或已配置但当前状态不可用，则使用原始匹配法。</w:t>
       </w:r>
     </w:p>
     <w:p>
@@ -25556,7 +24902,6 @@
       <w:pPr>
         <w:ind w:left="0" w:firstLineChars="200" w:firstLine="420"/>
         <w:rPr>
-          <w:rFonts w:hint="eastAsia"/>
           <w:bCs/>
         </w:rPr>
       </w:pPr>
@@ -25646,13 +24991,7 @@
         <w:rPr>
           <w:rFonts w:hint="eastAsia"/>
         </w:rPr>
-        <w:t>条件时</w:t>
-      </w:r>
-      <w:r>
-        <w:rPr>
-          <w:rFonts w:hint="eastAsia"/>
-        </w:rPr>
-        <w:t>，首先将</w:t>
+        <w:t>条件时，首先将</w:t>
       </w:r>
       <w:r>
         <w:rPr>
@@ -25688,21 +25027,7 @@
         <w:rPr>
           <w:rFonts w:hint="eastAsia"/>
         </w:rPr>
-        <w:t>的</w:t>
-      </w:r>
-      <w:proofErr w:type="gramStart"/>
-      <w:r>
-        <w:rPr>
-          <w:rFonts w:hint="eastAsia"/>
-        </w:rPr>
-        <w:t>最</w:t>
-      </w:r>
-      <w:proofErr w:type="gramEnd"/>
-      <w:r>
-        <w:rPr>
-          <w:rFonts w:hint="eastAsia"/>
-        </w:rPr>
-        <w:t>底层目录及所有子目录</w:t>
+        <w:t>的最底层目录及所有子目录</w:t>
       </w:r>
       <w:r>
         <w:rPr>
@@ -25744,21 +25069,7 @@
         <w:rPr>
           <w:rFonts w:hint="eastAsia"/>
         </w:rPr>
-        <w:t>时，</w:t>
-      </w:r>
-      <w:proofErr w:type="gramStart"/>
-      <w:r>
-        <w:rPr>
-          <w:rFonts w:hint="eastAsia"/>
-        </w:rPr>
-        <w:t>最</w:t>
-      </w:r>
-      <w:proofErr w:type="gramEnd"/>
-      <w:r>
-        <w:rPr>
-          <w:rFonts w:hint="eastAsia"/>
-        </w:rPr>
-        <w:t>底层目录为</w:t>
+        <w:t>时，最底层目录为</w:t>
       </w:r>
       <w:r>
         <w:rPr>
@@ -26288,19 +25599,11 @@
         </w:rPr>
         <w:t>key</w:t>
       </w:r>
-      <w:proofErr w:type="gramStart"/>
-      <w:r>
-        <w:rPr>
-          <w:rFonts w:hint="eastAsia"/>
-        </w:rPr>
-        <w:t>值记录</w:t>
-      </w:r>
-      <w:proofErr w:type="gramEnd"/>
-      <w:r>
-        <w:rPr>
-          <w:rFonts w:hint="eastAsia"/>
-        </w:rPr>
-        <w:t>排序）。</w:t>
+      <w:r>
+        <w:rPr>
+          <w:rFonts w:hint="eastAsia"/>
+        </w:rPr>
+        <w:t>值记录排序）。</w:t>
       </w:r>
     </w:p>
     <w:p>
@@ -27217,6 +26520,13 @@
           <w:noProof/>
         </w:rPr>
         <w:lastRenderedPageBreak/>
+        <w:t>过滤器中</w:t>
+      </w:r>
+      <w:r>
+        <w:rPr>
+          <w:rFonts w:hint="eastAsia"/>
+          <w:noProof/>
+        </w:rPr>
         <w:t>带</w:t>
       </w:r>
       <w:r>
@@ -27257,14 +26567,13 @@
       </w:pPr>
       <w:r>
         <w:rPr>
-          <w:rFonts w:hint="eastAsia"/>
           <w:noProof/>
         </w:rPr>
         <w:drawing>
-          <wp:inline distT="0" distB="0" distL="0" distR="0" wp14:anchorId="5E6791D7" wp14:editId="3F342A3F">
-            <wp:extent cx="5274310" cy="5296022"/>
+          <wp:inline distT="0" distB="0" distL="0" distR="0" wp14:anchorId="3A82FDF9" wp14:editId="6C7DB3BC">
+            <wp:extent cx="5274310" cy="5894408"/>
             <wp:effectExtent l="0" t="0" r="2540" b="0"/>
-            <wp:docPr id="18" name="图片 18"/>
+            <wp:docPr id="3" name="图片 3"/>
             <wp:cNvGraphicFramePr>
               <a:graphicFrameLocks xmlns:a="http://schemas.openxmlformats.org/drawingml/2006/main" noChangeAspect="1"/>
             </wp:cNvGraphicFramePr>
@@ -27272,7 +26581,7 @@
               <a:graphicData uri="http://schemas.openxmlformats.org/drawingml/2006/picture">
                 <pic:pic xmlns:pic="http://schemas.openxmlformats.org/drawingml/2006/picture">
                   <pic:nvPicPr>
-                    <pic:cNvPr id="0" name="Picture 10"/>
+                    <pic:cNvPr id="0" name="Picture 3"/>
                     <pic:cNvPicPr>
                       <a:picLocks noChangeAspect="1" noChangeArrowheads="1"/>
                     </pic:cNvPicPr>
@@ -27293,7 +26602,7 @@
                   <pic:spPr bwMode="auto">
                     <a:xfrm>
                       <a:off x="0" y="0"/>
-                      <a:ext cx="5274310" cy="5296022"/>
+                      <a:ext cx="5274310" cy="5894408"/>
                     </a:xfrm>
                     <a:prstGeom prst="rect">
                       <a:avLst/>
@@ -27322,6 +26631,13 @@
           <w:rFonts w:hint="eastAsia"/>
           <w:noProof/>
         </w:rPr>
+        <w:t>过滤器中</w:t>
+      </w:r>
+      <w:r>
+        <w:rPr>
+          <w:rFonts w:hint="eastAsia"/>
+          <w:noProof/>
+        </w:rPr>
         <w:t>带</w:t>
       </w:r>
       <w:r>
@@ -27350,21 +26666,7 @@
           <w:rFonts w:hint="eastAsia"/>
           <w:noProof/>
         </w:rPr>
-        <w:t>查询的查询第一条</w:t>
-      </w:r>
-      <w:r>
-        <w:rPr>
-          <w:rFonts w:hint="eastAsia"/>
-          <w:noProof/>
-        </w:rPr>
-        <w:t>之后</w:t>
-      </w:r>
-      <w:r>
-        <w:rPr>
-          <w:rFonts w:hint="eastAsia"/>
-          <w:noProof/>
-        </w:rPr>
-        <w:t>数据流程：</w:t>
+        <w:t>查询的查询第一条之后数据流程：</w:t>
       </w:r>
     </w:p>
     <w:p>
@@ -27380,10 +26682,10 @@
         </w:rPr>
         <w:lastRenderedPageBreak/>
         <w:drawing>
-          <wp:inline distT="0" distB="0" distL="0" distR="0" wp14:anchorId="6525BBD0" wp14:editId="2005CC91">
-            <wp:extent cx="5274310" cy="4411027"/>
-            <wp:effectExtent l="0" t="0" r="2540" b="8890"/>
-            <wp:docPr id="19" name="图片 19"/>
+          <wp:inline distT="0" distB="0" distL="0" distR="0" wp14:anchorId="273A21C6" wp14:editId="1572A3DE">
+            <wp:extent cx="5274310" cy="4451841"/>
+            <wp:effectExtent l="0" t="0" r="2540" b="6350"/>
+            <wp:docPr id="8" name="图片 8"/>
             <wp:cNvGraphicFramePr>
               <a:graphicFrameLocks xmlns:a="http://schemas.openxmlformats.org/drawingml/2006/main" noChangeAspect="1"/>
             </wp:cNvGraphicFramePr>
@@ -27391,7 +26693,7 @@
               <a:graphicData uri="http://schemas.openxmlformats.org/drawingml/2006/picture">
                 <pic:pic xmlns:pic="http://schemas.openxmlformats.org/drawingml/2006/picture">
                   <pic:nvPicPr>
-                    <pic:cNvPr id="0" name="Picture 11"/>
+                    <pic:cNvPr id="0" name="Picture 4"/>
                     <pic:cNvPicPr>
                       <a:picLocks noChangeAspect="1" noChangeArrowheads="1"/>
                     </pic:cNvPicPr>
@@ -27412,7 +26714,7 @@
                   <pic:spPr bwMode="auto">
                     <a:xfrm>
                       <a:off x="0" y="0"/>
-                      <a:ext cx="5274310" cy="4411027"/>
+                      <a:ext cx="5274310" cy="4451841"/>
                     </a:xfrm>
                     <a:prstGeom prst="rect">
                       <a:avLst/>
@@ -27428,6 +26730,8 @@
           </wp:inline>
         </w:drawing>
       </w:r>
+      <w:bookmarkStart w:id="6" w:name="_GoBack"/>
+      <w:bookmarkEnd w:id="6"/>
     </w:p>
     <w:p>
       <w:pPr>
@@ -27547,42 +26851,13 @@
           <w:rFonts w:hint="eastAsia"/>
           <w:noProof/>
         </w:rPr>
-        <w:t>的原始匹配法获取</w:t>
-      </w:r>
-      <w:r>
-        <w:rPr>
-          <w:rFonts w:hint="eastAsia"/>
-          <w:noProof/>
-        </w:rPr>
-        <w:t>第</w:t>
-      </w:r>
-      <w:r>
-        <w:rPr>
-          <w:rFonts w:hint="eastAsia"/>
-          <w:noProof/>
-        </w:rPr>
-        <w:t>一条</w:t>
-      </w:r>
-      <w:r>
-        <w:rPr>
-          <w:rFonts w:hint="eastAsia"/>
-          <w:noProof/>
-        </w:rPr>
-        <w:t>之后的</w:t>
-      </w:r>
-      <w:r>
-        <w:rPr>
-          <w:rFonts w:hint="eastAsia"/>
-          <w:noProof/>
-        </w:rPr>
-        <w:t>数据：</w:t>
+        <w:t>的原始匹配法获取第一条之后的数据：</w:t>
       </w:r>
     </w:p>
     <w:p>
       <w:pPr>
         <w:ind w:left="0"/>
         <w:rPr>
-          <w:rFonts w:hint="eastAsia"/>
           <w:noProof/>
         </w:rPr>
       </w:pPr>
@@ -27591,7 +26866,6 @@
       <w:pPr>
         <w:ind w:left="0"/>
         <w:rPr>
-          <w:rFonts w:hint="eastAsia"/>
           <w:noProof/>
         </w:rPr>
       </w:pPr>
@@ -29332,9 +28606,7 @@
         <w:pStyle w:val="3"/>
         <w:ind w:left="630"/>
       </w:pPr>
-      <w:bookmarkStart w:id="6" w:name="_删除对象（DELETE_Object）"/>
-      <w:bookmarkStart w:id="7" w:name="_GoBack"/>
-      <w:bookmarkEnd w:id="6"/>
+      <w:bookmarkStart w:id="7" w:name="_删除对象（DELETE_Object）"/>
       <w:bookmarkEnd w:id="7"/>
       <w:r>
         <w:rPr>
@@ -30711,9 +29983,6 @@
       <w:pPr>
         <w:spacing w:beforeLines="50" w:before="156" w:afterLines="50" w:after="156"/>
         <w:ind w:left="0"/>
-        <w:rPr>
-          <w:rFonts w:hint="eastAsia"/>
-        </w:rPr>
       </w:pPr>
       <w:r>
         <w:rPr>
@@ -32454,14 +31723,12 @@
             <w:pPr>
               <w:ind w:left="0"/>
             </w:pPr>
-            <w:proofErr w:type="gramStart"/>
             <w:r>
               <w:rPr>
                 <w:rFonts w:hint="eastAsia"/>
               </w:rPr>
               <w:t>桶名</w:t>
             </w:r>
-            <w:proofErr w:type="gramEnd"/>
             <w:r>
               <w:rPr>
                 <w:rFonts w:hint="eastAsia"/>
@@ -33000,16 +32267,8 @@
               <w:rPr>
                 <w:rFonts w:hint="eastAsia"/>
               </w:rPr>
-              <w:t>执行一次上</w:t>
-            </w:r>
-            <w:proofErr w:type="gramStart"/>
-            <w:r>
-              <w:rPr>
-                <w:rFonts w:hint="eastAsia"/>
-              </w:rPr>
-              <w:t>传对象</w:t>
-            </w:r>
-            <w:proofErr w:type="gramEnd"/>
+              <w:t>执行一次上传对象</w:t>
+            </w:r>
           </w:p>
         </w:tc>
         <w:tc>
@@ -33216,16 +32475,8 @@
               <w:rPr>
                 <w:rFonts w:hint="eastAsia"/>
               </w:rPr>
-              <w:t>多次上</w:t>
-            </w:r>
-            <w:proofErr w:type="gramStart"/>
-            <w:r>
-              <w:rPr>
-                <w:rFonts w:hint="eastAsia"/>
-              </w:rPr>
-              <w:t>传不同</w:t>
-            </w:r>
-            <w:proofErr w:type="gramEnd"/>
+              <w:t>多次上传不同</w:t>
+            </w:r>
             <w:r>
               <w:rPr>
                 <w:rFonts w:hint="eastAsia"/>
@@ -40351,6 +39602,7 @@
         <w:docPartUnique/>
       </w:docPartObj>
     </w:sdtPr>
+    <w:sdtEndPr/>
     <w:sdtContent>
       <w:p>
         <w:pPr>
@@ -40371,7 +39623,7 @@
             <w:noProof/>
             <w:lang w:val="zh-CN"/>
           </w:rPr>
-          <w:t>49</w:t>
+          <w:t>43</w:t>
         </w:r>
         <w:r>
           <w:fldChar w:fldCharType="end"/>
@@ -46925,7 +46177,7 @@
 </file>
 
 <file path=customXml/itemProps1.xml><?xml version="1.0" encoding="utf-8"?>
-<ds:datastoreItem xmlns:ds="http://schemas.openxmlformats.org/officeDocument/2006/customXml" ds:itemID="{34A6445A-0CC2-4048-8CCE-FE8F90957E0A}">
+<ds:datastoreItem xmlns:ds="http://schemas.openxmlformats.org/officeDocument/2006/customXml" ds:itemID="{10FB7D85-72A0-429C-9744-0738F33B5283}">
   <ds:schemaRefs>
     <ds:schemaRef ds:uri="http://schemas.openxmlformats.org/officeDocument/2006/bibliography"/>
   </ds:schemaRefs>

--- a/internal_doc/03.开发设计/Amazon S3接口兼容/Story--SequoiaDB兼容Amazon S3接口 -对象管理.docx
+++ b/internal_doc/03.开发设计/Amazon S3接口兼容/Story--SequoiaDB兼容Amazon S3接口 -对象管理.docx
@@ -21409,7 +21409,43 @@
         <w:rPr>
           <w:rFonts w:hint="eastAsia"/>
         </w:rPr>
-        <w:t>对新增加的对象，根据桶内配置的分隔符对对象名称进行分解，如果对象名称中含有分隔符，则</w:t>
+        <w:t>对新增加的对象</w:t>
+      </w:r>
+      <w:r>
+        <w:rPr>
+          <w:rFonts w:hint="eastAsia"/>
+        </w:rPr>
+        <w:t>（内部为</w:t>
+      </w:r>
+      <w:r>
+        <w:rPr>
+          <w:rFonts w:hint="eastAsia"/>
+        </w:rPr>
+        <w:t>insert</w:t>
+      </w:r>
+      <w:r>
+        <w:rPr>
+          <w:rFonts w:hint="eastAsia"/>
+        </w:rPr>
+        <w:t>操作，并非</w:t>
+      </w:r>
+      <w:r>
+        <w:rPr>
+          <w:rFonts w:hint="eastAsia"/>
+        </w:rPr>
+        <w:t>update</w:t>
+      </w:r>
+      <w:r>
+        <w:rPr>
+          <w:rFonts w:hint="eastAsia"/>
+        </w:rPr>
+        <w:t>操作）</w:t>
+      </w:r>
+      <w:r>
+        <w:rPr>
+          <w:rFonts w:hint="eastAsia"/>
+        </w:rPr>
+        <w:t>，根据桶内配置的分隔符对对象名称进行分解，如果对象名称中含有分隔符，则</w:t>
       </w:r>
       <w:r>
         <w:rPr>
@@ -21523,12 +21559,6 @@
         <w:rPr>
           <w:rFonts w:hint="eastAsia"/>
         </w:rPr>
-        <w:t>增加对象的</w:t>
-      </w:r>
-      <w:r>
-        <w:rPr>
-          <w:rFonts w:hint="eastAsia"/>
-        </w:rPr>
         <w:t>新增加的</w:t>
       </w:r>
       <w:r>
@@ -21578,9 +21608,6 @@
       <w:pPr>
         <w:spacing w:beforeLines="50" w:before="156" w:afterLines="50" w:after="156"/>
         <w:ind w:left="0" w:firstLine="420"/>
-        <w:rPr>
-          <w:rFonts w:hint="eastAsia"/>
-        </w:rPr>
       </w:pPr>
       <w:r>
         <w:rPr>
@@ -21592,6 +21619,12 @@
         <w:rPr>
           <w:rFonts w:hint="eastAsia"/>
         </w:rPr>
+        <w:t>目录的</w:t>
+      </w:r>
+      <w:r>
+        <w:rPr>
+          <w:rFonts w:hint="eastAsia"/>
+        </w:rPr>
         <w:t>DeleteMarker</w:t>
       </w:r>
       <w:r>
@@ -21610,7 +21643,19 @@
         <w:rPr>
           <w:rFonts w:hint="eastAsia"/>
         </w:rPr>
-        <w:t>，则更新为</w:t>
+        <w:t>，则</w:t>
+      </w:r>
+      <w:r>
+        <w:rPr>
+          <w:rFonts w:hint="eastAsia"/>
+        </w:rPr>
+        <w:t>将</w:t>
+      </w:r>
+      <w:r>
+        <w:rPr>
+          <w:rFonts w:hint="eastAsia"/>
+        </w:rPr>
+        <w:t>更新为</w:t>
       </w:r>
       <w:r>
         <w:rPr>
@@ -21628,22 +21673,218 @@
     <w:p>
       <w:pPr>
         <w:spacing w:beforeLines="50" w:before="156" w:afterLines="50" w:after="156"/>
-        <w:ind w:left="0"/>
-        <w:rPr>
-          <w:rFonts w:hint="eastAsia"/>
-        </w:rPr>
-      </w:pPr>
+        <w:ind w:left="0" w:firstLine="420"/>
+        <w:rPr>
+          <w:rFonts w:hint="eastAsia"/>
+        </w:rPr>
+      </w:pPr>
+      <w:r>
+        <w:rPr>
+          <w:rFonts w:hint="eastAsia"/>
+        </w:rPr>
+        <w:t>当此次增加的对象此前已经存在同名记录</w:t>
+      </w:r>
+      <w:r>
+        <w:rPr>
+          <w:rFonts w:hint="eastAsia"/>
+        </w:rPr>
+        <w:t>（内部为</w:t>
+      </w:r>
+      <w:r>
+        <w:rPr>
+          <w:rFonts w:hint="eastAsia"/>
+        </w:rPr>
+        <w:t>update</w:t>
+      </w:r>
+      <w:r>
+        <w:rPr>
+          <w:rFonts w:hint="eastAsia"/>
+        </w:rPr>
+        <w:t>操作）</w:t>
+      </w:r>
+      <w:r>
+        <w:rPr>
+          <w:rFonts w:hint="eastAsia"/>
+        </w:rPr>
+        <w:t>，将</w:t>
+      </w:r>
+      <w:proofErr w:type="gramStart"/>
+      <w:r>
+        <w:rPr>
+          <w:rFonts w:hint="eastAsia"/>
+        </w:rPr>
+        <w:t>原最新</w:t>
+      </w:r>
+      <w:proofErr w:type="gramEnd"/>
+      <w:r>
+        <w:rPr>
+          <w:rFonts w:hint="eastAsia"/>
+        </w:rPr>
+        <w:t>元数据表中的数据移入历史元数据表（或直接删除，取决于当前桶的版本控制状态），当实际操作的时</w:t>
+      </w:r>
+      <w:r>
+        <w:rPr>
+          <w:rFonts w:hint="eastAsia"/>
+        </w:rPr>
+        <w:t>update</w:t>
+      </w:r>
+      <w:r>
+        <w:rPr>
+          <w:rFonts w:hint="eastAsia"/>
+        </w:rPr>
+        <w:t>操作时，</w:t>
+      </w:r>
+      <w:proofErr w:type="gramStart"/>
+      <w:r>
+        <w:rPr>
+          <w:rFonts w:hint="eastAsia"/>
+        </w:rPr>
+        <w:t>需判断</w:t>
+      </w:r>
+      <w:proofErr w:type="gramEnd"/>
+      <w:r>
+        <w:rPr>
+          <w:rFonts w:hint="eastAsia"/>
+        </w:rPr>
+        <w:t>原对象数据的状态，如果原对象数据是一个删除标记，则需要查询目录信息，判断目录状态的</w:t>
+      </w:r>
+      <w:r>
+        <w:rPr>
+          <w:rFonts w:hint="eastAsia"/>
+        </w:rPr>
+        <w:t>DeleteMarker</w:t>
+      </w:r>
+      <w:r>
+        <w:rPr>
+          <w:rFonts w:hint="eastAsia"/>
+        </w:rPr>
+        <w:t>是否为</w:t>
+      </w:r>
+      <w:r>
+        <w:rPr>
+          <w:rFonts w:hint="eastAsia"/>
+        </w:rPr>
+        <w:t>true</w:t>
+      </w:r>
+      <w:r>
+        <w:rPr>
+          <w:rFonts w:hint="eastAsia"/>
+        </w:rPr>
+        <w:t>，如果确实为</w:t>
+      </w:r>
+      <w:r>
+        <w:rPr>
+          <w:rFonts w:hint="eastAsia"/>
+        </w:rPr>
+        <w:t>true</w:t>
+      </w:r>
+      <w:r>
+        <w:rPr>
+          <w:rFonts w:hint="eastAsia"/>
+        </w:rPr>
+        <w:t>，更新目录</w:t>
+      </w:r>
+      <w:r>
+        <w:rPr>
+          <w:rFonts w:hint="eastAsia"/>
+        </w:rPr>
+        <w:t>DeleteMarker</w:t>
+      </w:r>
+      <w:r>
+        <w:rPr>
+          <w:rFonts w:hint="eastAsia"/>
+        </w:rPr>
+        <w:t>状态为</w:t>
+      </w:r>
+      <w:r>
+        <w:rPr>
+          <w:rFonts w:hint="eastAsia"/>
+        </w:rPr>
+        <w:t>false</w:t>
+      </w:r>
+      <w:r>
+        <w:rPr>
+          <w:rFonts w:hint="eastAsia"/>
+        </w:rPr>
+        <w:t>。如果原来对象数据不是删除标记，则不需要刷新目录状态。</w:t>
+      </w:r>
     </w:p>
     <w:p>
       <w:pPr>
         <w:spacing w:beforeLines="50" w:before="156" w:afterLines="50" w:after="156"/>
-        <w:ind w:left="0"/>
-      </w:pPr>
-      <w:r>
-        <w:rPr>
-          <w:rFonts w:hint="eastAsia"/>
-        </w:rPr>
-        <w:t>返回结果：</w:t>
+        <w:ind w:left="0" w:firstLine="420"/>
+        <w:rPr>
+          <w:rFonts w:hint="eastAsia"/>
+        </w:rPr>
+      </w:pPr>
+      <w:r>
+        <w:rPr>
+          <w:rFonts w:hint="eastAsia"/>
+        </w:rPr>
+        <w:t>当增加对象时，桶内有两个非删除状态的分隔符，需要对两个分隔符分别根据分隔符进行分解，查询目录，将两个目录</w:t>
+      </w:r>
+      <w:r>
+        <w:rPr>
+          <w:rFonts w:hint="eastAsia"/>
+        </w:rPr>
+        <w:t>ID</w:t>
+      </w:r>
+      <w:r>
+        <w:rPr>
+          <w:rFonts w:hint="eastAsia"/>
+        </w:rPr>
+        <w:t>分别写入</w:t>
+      </w:r>
+      <w:r>
+        <w:rPr>
+          <w:rFonts w:hint="eastAsia"/>
+        </w:rPr>
+        <w:t>ParentId1</w:t>
+      </w:r>
+      <w:r>
+        <w:rPr>
+          <w:rFonts w:hint="eastAsia"/>
+        </w:rPr>
+        <w:t>，和</w:t>
+      </w:r>
+      <w:r>
+        <w:rPr>
+          <w:rFonts w:hint="eastAsia"/>
+        </w:rPr>
+        <w:t>ParentId</w:t>
+      </w:r>
+      <w:r>
+        <w:t>2</w:t>
+      </w:r>
+      <w:r>
+        <w:rPr>
+          <w:rFonts w:hint="eastAsia"/>
+        </w:rPr>
+        <w:t>，或者分别更新两个目录</w:t>
+      </w:r>
+      <w:r>
+        <w:rPr>
+          <w:rFonts w:hint="eastAsia"/>
+        </w:rPr>
+        <w:t>ID</w:t>
+      </w:r>
+      <w:r>
+        <w:rPr>
+          <w:rFonts w:hint="eastAsia"/>
+        </w:rPr>
+        <w:t>的</w:t>
+      </w:r>
+      <w:r>
+        <w:rPr>
+          <w:rFonts w:hint="eastAsia"/>
+        </w:rPr>
+        <w:t>DeleteMarker</w:t>
+      </w:r>
+      <w:r>
+        <w:rPr>
+          <w:rFonts w:hint="eastAsia"/>
+        </w:rPr>
+        <w:t>状态。</w:t>
       </w:r>
     </w:p>
     <w:p>
@@ -21651,45 +21892,6 @@
         <w:spacing w:beforeLines="50" w:before="156" w:afterLines="50" w:after="156"/>
         <w:ind w:left="0"/>
       </w:pPr>
-      <w:r>
-        <w:rPr>
-          <w:rFonts w:hint="eastAsia"/>
-        </w:rPr>
-        <w:t>Etag</w:t>
-      </w:r>
-      <w:r>
-        <w:rPr>
-          <w:rFonts w:hint="eastAsia"/>
-        </w:rPr>
-        <w:t>：返回新增对象的</w:t>
-      </w:r>
-      <w:r>
-        <w:rPr>
-          <w:rFonts w:hint="eastAsia"/>
-        </w:rPr>
-        <w:t>ETag</w:t>
-      </w:r>
-      <w:r>
-        <w:rPr>
-          <w:rFonts w:hint="eastAsia"/>
-        </w:rPr>
-        <w:t>（对象内容的</w:t>
-      </w:r>
-      <w:r>
-        <w:rPr>
-          <w:rFonts w:hint="eastAsia"/>
-        </w:rPr>
-        <w:t>MD</w:t>
-      </w:r>
-      <w:r>
-        <w:t>5</w:t>
-      </w:r>
-      <w:r>
-        <w:rPr>
-          <w:rFonts w:hint="eastAsia"/>
-        </w:rPr>
-        <w:t>值）。</w:t>
-      </w:r>
     </w:p>
     <w:p>
       <w:pPr>
@@ -21697,49 +21899,10 @@
         <w:ind w:left="0"/>
       </w:pPr>
       <w:r>
-        <w:t>Version</w:t>
-      </w:r>
-      <w:r>
-        <w:rPr>
-          <w:rFonts w:hint="eastAsia"/>
-        </w:rPr>
-        <w:t>id</w:t>
-      </w:r>
-      <w:r>
-        <w:t>:</w:t>
-      </w:r>
-      <w:r>
-        <w:rPr>
-          <w:rFonts w:hint="eastAsia"/>
-        </w:rPr>
-        <w:t>新增对象的</w:t>
-      </w:r>
-      <w:r>
-        <w:rPr>
-          <w:rFonts w:hint="eastAsia"/>
-        </w:rPr>
-        <w:t>version</w:t>
-      </w:r>
-      <w:r>
-        <w:t>id</w:t>
-      </w:r>
-      <w:r>
-        <w:rPr>
-          <w:rFonts w:hint="eastAsia"/>
-        </w:rPr>
-        <w:t>，只有当版本控制状态为</w:t>
-      </w:r>
-      <w:r>
-        <w:rPr>
-          <w:rFonts w:hint="eastAsia"/>
-        </w:rPr>
-        <w:t>Enabled</w:t>
-      </w:r>
-      <w:r>
-        <w:rPr>
-          <w:rFonts w:hint="eastAsia"/>
-        </w:rPr>
-        <w:t>时才返回。</w:t>
+        <w:rPr>
+          <w:rFonts w:hint="eastAsia"/>
+        </w:rPr>
+        <w:t>返回结果：</w:t>
       </w:r>
     </w:p>
     <w:p>
@@ -21747,6 +21910,45 @@
         <w:spacing w:beforeLines="50" w:before="156" w:afterLines="50" w:after="156"/>
         <w:ind w:left="0"/>
       </w:pPr>
+      <w:r>
+        <w:rPr>
+          <w:rFonts w:hint="eastAsia"/>
+        </w:rPr>
+        <w:t>Etag</w:t>
+      </w:r>
+      <w:r>
+        <w:rPr>
+          <w:rFonts w:hint="eastAsia"/>
+        </w:rPr>
+        <w:t>：返回新增对象的</w:t>
+      </w:r>
+      <w:r>
+        <w:rPr>
+          <w:rFonts w:hint="eastAsia"/>
+        </w:rPr>
+        <w:t>ETag</w:t>
+      </w:r>
+      <w:r>
+        <w:rPr>
+          <w:rFonts w:hint="eastAsia"/>
+        </w:rPr>
+        <w:t>（对象内容的</w:t>
+      </w:r>
+      <w:r>
+        <w:rPr>
+          <w:rFonts w:hint="eastAsia"/>
+        </w:rPr>
+        <w:t>MD</w:t>
+      </w:r>
+      <w:r>
+        <w:t>5</w:t>
+      </w:r>
+      <w:r>
+        <w:rPr>
+          <w:rFonts w:hint="eastAsia"/>
+        </w:rPr>
+        <w:t>值）。</w:t>
+      </w:r>
     </w:p>
     <w:p>
       <w:pPr>
@@ -21754,33 +21956,90 @@
         <w:ind w:left="0"/>
       </w:pPr>
       <w:r>
-        <w:rPr>
-          <w:rFonts w:hint="eastAsia"/>
-        </w:rPr>
-        <w:t xml:space="preserve">   PUT</w:t>
-      </w:r>
-      <w:r>
-        <w:t xml:space="preserve"> Object</w:t>
-      </w:r>
-      <w:r>
-        <w:rPr>
-          <w:rFonts w:hint="eastAsia"/>
-        </w:rPr>
-        <w:t>业务流程</w:t>
-      </w:r>
-      <w:r>
-        <w:rPr>
-          <w:rFonts w:hint="eastAsia"/>
-        </w:rPr>
+        <w:lastRenderedPageBreak/>
+        <w:t>Version</w:t>
+      </w:r>
+      <w:r>
+        <w:rPr>
+          <w:rFonts w:hint="eastAsia"/>
+        </w:rPr>
+        <w:t>id</w:t>
+      </w:r>
+      <w:r>
         <w:t>:</w:t>
+      </w:r>
+      <w:r>
+        <w:rPr>
+          <w:rFonts w:hint="eastAsia"/>
+        </w:rPr>
+        <w:t>新增对象的</w:t>
+      </w:r>
+      <w:r>
+        <w:rPr>
+          <w:rFonts w:hint="eastAsia"/>
+        </w:rPr>
+        <w:t>version</w:t>
+      </w:r>
+      <w:r>
+        <w:t>id</w:t>
+      </w:r>
+      <w:r>
+        <w:rPr>
+          <w:rFonts w:hint="eastAsia"/>
+        </w:rPr>
+        <w:t>，只有当版本控制状态为</w:t>
+      </w:r>
+      <w:r>
+        <w:rPr>
+          <w:rFonts w:hint="eastAsia"/>
+        </w:rPr>
+        <w:t>Enabled</w:t>
+      </w:r>
+      <w:r>
+        <w:rPr>
+          <w:rFonts w:hint="eastAsia"/>
+        </w:rPr>
+        <w:t>时才返回。</w:t>
       </w:r>
     </w:p>
     <w:p>
       <w:pPr>
+        <w:spacing w:beforeLines="50" w:before="156" w:afterLines="50" w:after="156"/>
         <w:ind w:left="0"/>
       </w:pPr>
-      <w:r>
-        <w:lastRenderedPageBreak/>
+    </w:p>
+    <w:p>
+      <w:pPr>
+        <w:spacing w:beforeLines="50" w:before="156" w:afterLines="50" w:after="156"/>
+        <w:ind w:left="0"/>
+      </w:pPr>
+      <w:r>
+        <w:rPr>
+          <w:rFonts w:hint="eastAsia"/>
+        </w:rPr>
+        <w:t xml:space="preserve">   PUT</w:t>
+      </w:r>
+      <w:r>
+        <w:t xml:space="preserve"> Object</w:t>
+      </w:r>
+      <w:r>
+        <w:rPr>
+          <w:rFonts w:hint="eastAsia"/>
+        </w:rPr>
+        <w:t>业务流程</w:t>
+      </w:r>
+      <w:r>
+        <w:rPr>
+          <w:rFonts w:hint="eastAsia"/>
+        </w:rPr>
+        <w:t>:</w:t>
+      </w:r>
+    </w:p>
+    <w:p>
+      <w:pPr>
+        <w:ind w:left="0"/>
+      </w:pPr>
+      <w:r>
         <w:t xml:space="preserve"> </w:t>
       </w:r>
       <w:r>
@@ -23998,7 +24257,14 @@
         <w:rPr>
           <w:rFonts w:hint="eastAsia"/>
         </w:rPr>
-        <w:t>commonPrefix</w:t>
+        <w:t>commonP</w:t>
+      </w:r>
+      <w:commentRangeStart w:id="5"/>
+      <w:r>
+        <w:rPr>
+          <w:rFonts w:hint="eastAsia"/>
+        </w:rPr>
+        <w:t>refix</w:t>
       </w:r>
       <w:r>
         <w:rPr>
@@ -24011,14 +24277,18 @@
           <w:rFonts w:hint="eastAsia"/>
         </w:rPr>
         <w:t>。</w:t>
+      </w:r>
+      <w:commentRangeEnd w:id="5"/>
+      <w:r>
+        <w:rPr>
+          <w:rStyle w:val="af"/>
+        </w:rPr>
+        <w:commentReference w:id="5"/>
       </w:r>
     </w:p>
     <w:p>
       <w:pPr>
         <w:ind w:left="0" w:firstLine="420"/>
-        <w:rPr>
-          <w:rFonts w:hint="eastAsia"/>
-        </w:rPr>
       </w:pPr>
       <w:r>
         <w:rPr>
@@ -24367,7 +24637,7 @@
             <w:pPr>
               <w:ind w:left="0"/>
               <w:rPr>
-                <w:rFonts w:asciiTheme="minorEastAsia" w:hAnsiTheme="minorEastAsia" w:hint="eastAsia"/>
+                <w:rFonts w:asciiTheme="minorEastAsia" w:hAnsiTheme="minorEastAsia"/>
               </w:rPr>
             </w:pPr>
             <w:r>
@@ -24387,7 +24657,7 @@
             <w:pPr>
               <w:ind w:left="0"/>
               <w:rPr>
-                <w:rFonts w:asciiTheme="minorEastAsia" w:hAnsiTheme="minorEastAsia" w:hint="eastAsia"/>
+                <w:rFonts w:asciiTheme="minorEastAsia" w:hAnsiTheme="minorEastAsia"/>
               </w:rPr>
             </w:pPr>
             <w:r>
@@ -24407,7 +24677,7 @@
             <w:pPr>
               <w:ind w:left="0"/>
               <w:rPr>
-                <w:rFonts w:asciiTheme="minorEastAsia" w:hAnsiTheme="minorEastAsia" w:hint="eastAsia"/>
+                <w:rFonts w:asciiTheme="minorEastAsia" w:hAnsiTheme="minorEastAsia"/>
               </w:rPr>
             </w:pPr>
             <w:r>
@@ -24427,7 +24697,7 @@
             <w:pPr>
               <w:ind w:left="0"/>
               <w:rPr>
-                <w:rFonts w:asciiTheme="minorEastAsia" w:hAnsiTheme="minorEastAsia" w:hint="eastAsia"/>
+                <w:rFonts w:asciiTheme="minorEastAsia" w:hAnsiTheme="minorEastAsia"/>
               </w:rPr>
             </w:pPr>
             <w:r>
@@ -24447,7 +24717,7 @@
             <w:pPr>
               <w:ind w:left="0"/>
               <w:rPr>
-                <w:rFonts w:asciiTheme="minorEastAsia" w:hAnsiTheme="minorEastAsia" w:hint="eastAsia"/>
+                <w:rFonts w:asciiTheme="minorEastAsia" w:hAnsiTheme="minorEastAsia"/>
               </w:rPr>
             </w:pPr>
             <w:r>
@@ -24469,89 +24739,89 @@
             <w:pPr>
               <w:ind w:left="0"/>
               <w:rPr>
+                <w:rFonts w:asciiTheme="minorEastAsia" w:hAnsiTheme="minorEastAsia"/>
+              </w:rPr>
+            </w:pPr>
+            <w:r>
+              <w:rPr>
                 <w:rFonts w:asciiTheme="minorEastAsia" w:hAnsiTheme="minorEastAsia" w:hint="eastAsia"/>
               </w:rPr>
+              <w:t>1</w:t>
+            </w:r>
+          </w:p>
+        </w:tc>
+        <w:tc>
+          <w:tcPr>
+            <w:tcW w:w="1659" w:type="dxa"/>
+          </w:tcPr>
+          <w:p>
+            <w:pPr>
+              <w:ind w:left="0"/>
+              <w:rPr>
+                <w:rFonts w:asciiTheme="minorEastAsia" w:hAnsiTheme="minorEastAsia"/>
+              </w:rPr>
             </w:pPr>
             <w:r>
               <w:rPr>
                 <w:rFonts w:asciiTheme="minorEastAsia" w:hAnsiTheme="minorEastAsia" w:hint="eastAsia"/>
               </w:rPr>
+              <w:t>/</w:t>
+            </w:r>
+          </w:p>
+        </w:tc>
+        <w:tc>
+          <w:tcPr>
+            <w:tcW w:w="1659" w:type="dxa"/>
+          </w:tcPr>
+          <w:p>
+            <w:pPr>
+              <w:ind w:left="0"/>
+              <w:rPr>
+                <w:rFonts w:asciiTheme="minorEastAsia" w:hAnsiTheme="minorEastAsia"/>
+              </w:rPr>
+            </w:pPr>
+            <w:r>
+              <w:rPr>
+                <w:rFonts w:asciiTheme="minorEastAsia" w:hAnsiTheme="minorEastAsia" w:hint="eastAsia"/>
+              </w:rPr>
+              <w:t>/aa/bb/</w:t>
+            </w:r>
+            <w:r>
+              <w:rPr>
+                <w:rFonts w:asciiTheme="minorEastAsia" w:hAnsiTheme="minorEastAsia" w:hint="eastAsia"/>
+              </w:rPr>
+              <w:t>cc/dd/</w:t>
+            </w:r>
+          </w:p>
+        </w:tc>
+        <w:tc>
+          <w:tcPr>
+            <w:tcW w:w="1659" w:type="dxa"/>
+          </w:tcPr>
+          <w:p>
+            <w:pPr>
+              <w:ind w:left="0"/>
+              <w:rPr>
+                <w:rFonts w:asciiTheme="minorEastAsia" w:hAnsiTheme="minorEastAsia"/>
+              </w:rPr>
+            </w:pPr>
+            <w:r>
+              <w:rPr>
+                <w:rFonts w:asciiTheme="minorEastAsia" w:hAnsiTheme="minorEastAsia" w:hint="eastAsia"/>
+              </w:rPr>
               <w:t>1</w:t>
             </w:r>
           </w:p>
         </w:tc>
         <w:tc>
           <w:tcPr>
-            <w:tcW w:w="1659" w:type="dxa"/>
-          </w:tcPr>
-          <w:p>
-            <w:pPr>
-              <w:ind w:left="0"/>
-              <w:rPr>
-                <w:rFonts w:asciiTheme="minorEastAsia" w:hAnsiTheme="minorEastAsia" w:hint="eastAsia"/>
-              </w:rPr>
-            </w:pPr>
-            <w:r>
-              <w:rPr>
-                <w:rFonts w:asciiTheme="minorEastAsia" w:hAnsiTheme="minorEastAsia" w:hint="eastAsia"/>
-              </w:rPr>
-              <w:t>/</w:t>
-            </w:r>
-          </w:p>
-        </w:tc>
-        <w:tc>
-          <w:tcPr>
-            <w:tcW w:w="1659" w:type="dxa"/>
-          </w:tcPr>
-          <w:p>
-            <w:pPr>
-              <w:ind w:left="0"/>
-              <w:rPr>
-                <w:rFonts w:asciiTheme="minorEastAsia" w:hAnsiTheme="minorEastAsia" w:hint="eastAsia"/>
-              </w:rPr>
-            </w:pPr>
-            <w:r>
-              <w:rPr>
-                <w:rFonts w:asciiTheme="minorEastAsia" w:hAnsiTheme="minorEastAsia" w:hint="eastAsia"/>
-              </w:rPr>
-              <w:t>/aa/bb/</w:t>
-            </w:r>
-            <w:r>
-              <w:rPr>
-                <w:rFonts w:asciiTheme="minorEastAsia" w:hAnsiTheme="minorEastAsia" w:hint="eastAsia"/>
-              </w:rPr>
-              <w:t>cc/dd/</w:t>
-            </w:r>
-          </w:p>
-        </w:tc>
-        <w:tc>
-          <w:tcPr>
-            <w:tcW w:w="1659" w:type="dxa"/>
-          </w:tcPr>
-          <w:p>
-            <w:pPr>
-              <w:ind w:left="0"/>
-              <w:rPr>
-                <w:rFonts w:asciiTheme="minorEastAsia" w:hAnsiTheme="minorEastAsia" w:hint="eastAsia"/>
-              </w:rPr>
-            </w:pPr>
-            <w:r>
-              <w:rPr>
-                <w:rFonts w:asciiTheme="minorEastAsia" w:hAnsiTheme="minorEastAsia" w:hint="eastAsia"/>
-              </w:rPr>
-              <w:t>1</w:t>
-            </w:r>
-          </w:p>
-        </w:tc>
-        <w:tc>
-          <w:tcPr>
             <w:tcW w:w="1660" w:type="dxa"/>
           </w:tcPr>
           <w:p>
             <w:pPr>
               <w:ind w:left="0"/>
               <w:rPr>
-                <w:rFonts w:asciiTheme="minorEastAsia" w:hAnsiTheme="minorEastAsia" w:hint="eastAsia"/>
+                <w:rFonts w:asciiTheme="minorEastAsia" w:hAnsiTheme="minorEastAsia"/>
               </w:rPr>
             </w:pPr>
             <w:r>
@@ -24572,14 +24842,33 @@
             <w:pPr>
               <w:ind w:left="0"/>
               <w:rPr>
+                <w:rFonts w:asciiTheme="minorEastAsia" w:hAnsiTheme="minorEastAsia"/>
+              </w:rPr>
+            </w:pPr>
+            <w:r>
+              <w:rPr>
                 <w:rFonts w:asciiTheme="minorEastAsia" w:hAnsiTheme="minorEastAsia" w:hint="eastAsia"/>
               </w:rPr>
+              <w:t>1</w:t>
+            </w:r>
+          </w:p>
+        </w:tc>
+        <w:tc>
+          <w:tcPr>
+            <w:tcW w:w="1659" w:type="dxa"/>
+          </w:tcPr>
+          <w:p>
+            <w:pPr>
+              <w:ind w:left="0"/>
+              <w:rPr>
+                <w:rFonts w:asciiTheme="minorEastAsia" w:hAnsiTheme="minorEastAsia"/>
+              </w:rPr>
             </w:pPr>
             <w:r>
               <w:rPr>
                 <w:rFonts w:asciiTheme="minorEastAsia" w:hAnsiTheme="minorEastAsia" w:hint="eastAsia"/>
               </w:rPr>
-              <w:t>1</w:t>
+              <w:t>/</w:t>
             </w:r>
           </w:p>
         </w:tc>
@@ -24591,9 +24880,15 @@
             <w:pPr>
               <w:ind w:left="0"/>
               <w:rPr>
+                <w:rFonts w:asciiTheme="minorEastAsia" w:hAnsiTheme="minorEastAsia"/>
+              </w:rPr>
+            </w:pPr>
+            <w:r>
+              <w:rPr>
                 <w:rFonts w:asciiTheme="minorEastAsia" w:hAnsiTheme="minorEastAsia" w:hint="eastAsia"/>
               </w:rPr>
-            </w:pPr>
+              <w:t>/aa/bb/cc/ee</w:t>
+            </w:r>
             <w:r>
               <w:rPr>
                 <w:rFonts w:asciiTheme="minorEastAsia" w:hAnsiTheme="minorEastAsia" w:hint="eastAsia"/>
@@ -24610,38 +24905,13 @@
             <w:pPr>
               <w:ind w:left="0"/>
               <w:rPr>
+                <w:rFonts w:asciiTheme="minorEastAsia" w:hAnsiTheme="minorEastAsia"/>
+              </w:rPr>
+            </w:pPr>
+            <w:r>
+              <w:rPr>
                 <w:rFonts w:asciiTheme="minorEastAsia" w:hAnsiTheme="minorEastAsia" w:hint="eastAsia"/>
               </w:rPr>
-            </w:pPr>
-            <w:r>
-              <w:rPr>
-                <w:rFonts w:asciiTheme="minorEastAsia" w:hAnsiTheme="minorEastAsia" w:hint="eastAsia"/>
-              </w:rPr>
-              <w:t>/aa/bb/cc/ee</w:t>
-            </w:r>
-            <w:r>
-              <w:rPr>
-                <w:rFonts w:asciiTheme="minorEastAsia" w:hAnsiTheme="minorEastAsia" w:hint="eastAsia"/>
-              </w:rPr>
-              <w:t>/</w:t>
-            </w:r>
-          </w:p>
-        </w:tc>
-        <w:tc>
-          <w:tcPr>
-            <w:tcW w:w="1659" w:type="dxa"/>
-          </w:tcPr>
-          <w:p>
-            <w:pPr>
-              <w:ind w:left="0"/>
-              <w:rPr>
-                <w:rFonts w:asciiTheme="minorEastAsia" w:hAnsiTheme="minorEastAsia" w:hint="eastAsia"/>
-              </w:rPr>
-            </w:pPr>
-            <w:r>
-              <w:rPr>
-                <w:rFonts w:asciiTheme="minorEastAsia" w:hAnsiTheme="minorEastAsia" w:hint="eastAsia"/>
-              </w:rPr>
               <w:t>2</w:t>
             </w:r>
           </w:p>
@@ -24654,7 +24924,7 @@
             <w:pPr>
               <w:ind w:left="0"/>
               <w:rPr>
-                <w:rFonts w:asciiTheme="minorEastAsia" w:hAnsiTheme="minorEastAsia" w:hint="eastAsia"/>
+                <w:rFonts w:asciiTheme="minorEastAsia" w:hAnsiTheme="minorEastAsia"/>
               </w:rPr>
             </w:pPr>
             <w:r>
@@ -24675,14 +24945,33 @@
             <w:pPr>
               <w:ind w:left="0"/>
               <w:rPr>
+                <w:rFonts w:asciiTheme="minorEastAsia" w:hAnsiTheme="minorEastAsia"/>
+              </w:rPr>
+            </w:pPr>
+            <w:r>
+              <w:rPr>
                 <w:rFonts w:asciiTheme="minorEastAsia" w:hAnsiTheme="minorEastAsia" w:hint="eastAsia"/>
               </w:rPr>
+              <w:t>1</w:t>
+            </w:r>
+          </w:p>
+        </w:tc>
+        <w:tc>
+          <w:tcPr>
+            <w:tcW w:w="1659" w:type="dxa"/>
+          </w:tcPr>
+          <w:p>
+            <w:pPr>
+              <w:ind w:left="0"/>
+              <w:rPr>
+                <w:rFonts w:asciiTheme="minorEastAsia" w:hAnsiTheme="minorEastAsia"/>
+              </w:rPr>
             </w:pPr>
             <w:r>
               <w:rPr>
                 <w:rFonts w:asciiTheme="minorEastAsia" w:hAnsiTheme="minorEastAsia" w:hint="eastAsia"/>
               </w:rPr>
-              <w:t>1</w:t>
+              <w:t>/</w:t>
             </w:r>
           </w:p>
         </w:tc>
@@ -24694,9 +24983,15 @@
             <w:pPr>
               <w:ind w:left="0"/>
               <w:rPr>
+                <w:rFonts w:asciiTheme="minorEastAsia" w:hAnsiTheme="minorEastAsia"/>
+              </w:rPr>
+            </w:pPr>
+            <w:r>
+              <w:rPr>
                 <w:rFonts w:asciiTheme="minorEastAsia" w:hAnsiTheme="minorEastAsia" w:hint="eastAsia"/>
               </w:rPr>
-            </w:pPr>
+              <w:t>/aa/cc/cc/ee</w:t>
+            </w:r>
             <w:r>
               <w:rPr>
                 <w:rFonts w:asciiTheme="minorEastAsia" w:hAnsiTheme="minorEastAsia" w:hint="eastAsia"/>
@@ -24713,38 +25008,13 @@
             <w:pPr>
               <w:ind w:left="0"/>
               <w:rPr>
+                <w:rFonts w:asciiTheme="minorEastAsia" w:hAnsiTheme="minorEastAsia"/>
+              </w:rPr>
+            </w:pPr>
+            <w:r>
+              <w:rPr>
                 <w:rFonts w:asciiTheme="minorEastAsia" w:hAnsiTheme="minorEastAsia" w:hint="eastAsia"/>
               </w:rPr>
-            </w:pPr>
-            <w:r>
-              <w:rPr>
-                <w:rFonts w:asciiTheme="minorEastAsia" w:hAnsiTheme="minorEastAsia" w:hint="eastAsia"/>
-              </w:rPr>
-              <w:t>/aa/cc/cc/ee</w:t>
-            </w:r>
-            <w:r>
-              <w:rPr>
-                <w:rFonts w:asciiTheme="minorEastAsia" w:hAnsiTheme="minorEastAsia" w:hint="eastAsia"/>
-              </w:rPr>
-              <w:t>/</w:t>
-            </w:r>
-          </w:p>
-        </w:tc>
-        <w:tc>
-          <w:tcPr>
-            <w:tcW w:w="1659" w:type="dxa"/>
-          </w:tcPr>
-          <w:p>
-            <w:pPr>
-              <w:ind w:left="0"/>
-              <w:rPr>
-                <w:rFonts w:asciiTheme="minorEastAsia" w:hAnsiTheme="minorEastAsia" w:hint="eastAsia"/>
-              </w:rPr>
-            </w:pPr>
-            <w:r>
-              <w:rPr>
-                <w:rFonts w:asciiTheme="minorEastAsia" w:hAnsiTheme="minorEastAsia" w:hint="eastAsia"/>
-              </w:rPr>
               <w:t>3</w:t>
             </w:r>
           </w:p>
@@ -24757,7 +25027,7 @@
             <w:pPr>
               <w:ind w:left="0"/>
               <w:rPr>
-                <w:rFonts w:asciiTheme="minorEastAsia" w:hAnsiTheme="minorEastAsia" w:hint="eastAsia"/>
+                <w:rFonts w:asciiTheme="minorEastAsia" w:hAnsiTheme="minorEastAsia"/>
               </w:rPr>
             </w:pPr>
             <w:r>
@@ -24778,14 +25048,33 @@
             <w:pPr>
               <w:ind w:left="0"/>
               <w:rPr>
+                <w:rFonts w:asciiTheme="minorEastAsia" w:hAnsiTheme="minorEastAsia"/>
+              </w:rPr>
+            </w:pPr>
+            <w:r>
+              <w:rPr>
                 <w:rFonts w:asciiTheme="minorEastAsia" w:hAnsiTheme="minorEastAsia" w:hint="eastAsia"/>
               </w:rPr>
+              <w:t>1</w:t>
+            </w:r>
+          </w:p>
+        </w:tc>
+        <w:tc>
+          <w:tcPr>
+            <w:tcW w:w="1659" w:type="dxa"/>
+          </w:tcPr>
+          <w:p>
+            <w:pPr>
+              <w:ind w:left="0"/>
+              <w:rPr>
+                <w:rFonts w:asciiTheme="minorEastAsia" w:hAnsiTheme="minorEastAsia"/>
+              </w:rPr>
             </w:pPr>
             <w:r>
               <w:rPr>
                 <w:rFonts w:asciiTheme="minorEastAsia" w:hAnsiTheme="minorEastAsia" w:hint="eastAsia"/>
               </w:rPr>
-              <w:t>1</w:t>
+              <w:t>/</w:t>
             </w:r>
           </w:p>
         </w:tc>
@@ -24797,64 +25086,45 @@
             <w:pPr>
               <w:ind w:left="0"/>
               <w:rPr>
+                <w:rFonts w:asciiTheme="minorEastAsia" w:hAnsiTheme="minorEastAsia"/>
+              </w:rPr>
+            </w:pPr>
+            <w:r>
+              <w:rPr>
+                <w:rFonts w:asciiTheme="minorEastAsia" w:hAnsiTheme="minorEastAsia"/>
+              </w:rPr>
+              <w:t>/aa/bb/dd/</w:t>
+            </w:r>
+          </w:p>
+        </w:tc>
+        <w:tc>
+          <w:tcPr>
+            <w:tcW w:w="1659" w:type="dxa"/>
+          </w:tcPr>
+          <w:p>
+            <w:pPr>
+              <w:ind w:left="0"/>
+              <w:rPr>
+                <w:rFonts w:asciiTheme="minorEastAsia" w:hAnsiTheme="minorEastAsia"/>
+              </w:rPr>
+            </w:pPr>
+            <w:r>
+              <w:rPr>
                 <w:rFonts w:asciiTheme="minorEastAsia" w:hAnsiTheme="minorEastAsia" w:hint="eastAsia"/>
               </w:rPr>
-            </w:pPr>
-            <w:r>
-              <w:rPr>
-                <w:rFonts w:asciiTheme="minorEastAsia" w:hAnsiTheme="minorEastAsia" w:hint="eastAsia"/>
-              </w:rPr>
-              <w:t>/</w:t>
-            </w:r>
-          </w:p>
-        </w:tc>
-        <w:tc>
-          <w:tcPr>
-            <w:tcW w:w="1659" w:type="dxa"/>
-          </w:tcPr>
-          <w:p>
-            <w:pPr>
-              <w:ind w:left="0"/>
-              <w:rPr>
-                <w:rFonts w:asciiTheme="minorEastAsia" w:hAnsiTheme="minorEastAsia" w:hint="eastAsia"/>
-              </w:rPr>
-            </w:pPr>
-            <w:r>
+              <w:t>4</w:t>
+            </w:r>
+          </w:p>
+        </w:tc>
+        <w:tc>
+          <w:tcPr>
+            <w:tcW w:w="1660" w:type="dxa"/>
+          </w:tcPr>
+          <w:p>
+            <w:pPr>
+              <w:ind w:left="0"/>
               <w:rPr>
                 <w:rFonts w:asciiTheme="minorEastAsia" w:hAnsiTheme="minorEastAsia"/>
-              </w:rPr>
-              <w:t>/aa/bb/dd/</w:t>
-            </w:r>
-          </w:p>
-        </w:tc>
-        <w:tc>
-          <w:tcPr>
-            <w:tcW w:w="1659" w:type="dxa"/>
-          </w:tcPr>
-          <w:p>
-            <w:pPr>
-              <w:ind w:left="0"/>
-              <w:rPr>
-                <w:rFonts w:asciiTheme="minorEastAsia" w:hAnsiTheme="minorEastAsia" w:hint="eastAsia"/>
-              </w:rPr>
-            </w:pPr>
-            <w:r>
-              <w:rPr>
-                <w:rFonts w:asciiTheme="minorEastAsia" w:hAnsiTheme="minorEastAsia" w:hint="eastAsia"/>
-              </w:rPr>
-              <w:t>4</w:t>
-            </w:r>
-          </w:p>
-        </w:tc>
-        <w:tc>
-          <w:tcPr>
-            <w:tcW w:w="1660" w:type="dxa"/>
-          </w:tcPr>
-          <w:p>
-            <w:pPr>
-              <w:ind w:left="0"/>
-              <w:rPr>
-                <w:rFonts w:asciiTheme="minorEastAsia" w:hAnsiTheme="minorEastAsia" w:hint="eastAsia"/>
               </w:rPr>
             </w:pPr>
             <w:r>
@@ -24875,14 +25145,33 @@
             <w:pPr>
               <w:ind w:left="0"/>
               <w:rPr>
+                <w:rFonts w:asciiTheme="minorEastAsia" w:hAnsiTheme="minorEastAsia"/>
+              </w:rPr>
+            </w:pPr>
+            <w:r>
+              <w:rPr>
                 <w:rFonts w:asciiTheme="minorEastAsia" w:hAnsiTheme="minorEastAsia" w:hint="eastAsia"/>
               </w:rPr>
+              <w:t>1</w:t>
+            </w:r>
+          </w:p>
+        </w:tc>
+        <w:tc>
+          <w:tcPr>
+            <w:tcW w:w="1659" w:type="dxa"/>
+          </w:tcPr>
+          <w:p>
+            <w:pPr>
+              <w:ind w:left="0"/>
+              <w:rPr>
+                <w:rFonts w:asciiTheme="minorEastAsia" w:hAnsiTheme="minorEastAsia"/>
+              </w:rPr>
             </w:pPr>
             <w:r>
               <w:rPr>
                 <w:rFonts w:asciiTheme="minorEastAsia" w:hAnsiTheme="minorEastAsia" w:hint="eastAsia"/>
               </w:rPr>
-              <w:t>1</w:t>
+              <w:t>/</w:t>
             </w:r>
           </w:p>
         </w:tc>
@@ -24894,64 +25183,45 @@
             <w:pPr>
               <w:ind w:left="0"/>
               <w:rPr>
+                <w:rFonts w:asciiTheme="minorEastAsia" w:hAnsiTheme="minorEastAsia"/>
+              </w:rPr>
+            </w:pPr>
+            <w:r>
+              <w:rPr>
+                <w:rFonts w:asciiTheme="minorEastAsia" w:hAnsiTheme="minorEastAsia"/>
+              </w:rPr>
+              <w:t>/aa/bb/ee/</w:t>
+            </w:r>
+          </w:p>
+        </w:tc>
+        <w:tc>
+          <w:tcPr>
+            <w:tcW w:w="1659" w:type="dxa"/>
+          </w:tcPr>
+          <w:p>
+            <w:pPr>
+              <w:ind w:left="0"/>
+              <w:rPr>
+                <w:rFonts w:asciiTheme="minorEastAsia" w:hAnsiTheme="minorEastAsia"/>
+              </w:rPr>
+            </w:pPr>
+            <w:r>
+              <w:rPr>
                 <w:rFonts w:asciiTheme="minorEastAsia" w:hAnsiTheme="minorEastAsia" w:hint="eastAsia"/>
               </w:rPr>
-            </w:pPr>
-            <w:r>
-              <w:rPr>
-                <w:rFonts w:asciiTheme="minorEastAsia" w:hAnsiTheme="minorEastAsia" w:hint="eastAsia"/>
-              </w:rPr>
-              <w:t>/</w:t>
-            </w:r>
-          </w:p>
-        </w:tc>
-        <w:tc>
-          <w:tcPr>
-            <w:tcW w:w="1659" w:type="dxa"/>
-          </w:tcPr>
-          <w:p>
-            <w:pPr>
-              <w:ind w:left="0"/>
-              <w:rPr>
-                <w:rFonts w:asciiTheme="minorEastAsia" w:hAnsiTheme="minorEastAsia" w:hint="eastAsia"/>
-              </w:rPr>
-            </w:pPr>
-            <w:r>
+              <w:t>5</w:t>
+            </w:r>
+          </w:p>
+        </w:tc>
+        <w:tc>
+          <w:tcPr>
+            <w:tcW w:w="1660" w:type="dxa"/>
+          </w:tcPr>
+          <w:p>
+            <w:pPr>
+              <w:ind w:left="0"/>
               <w:rPr>
                 <w:rFonts w:asciiTheme="minorEastAsia" w:hAnsiTheme="minorEastAsia"/>
-              </w:rPr>
-              <w:t>/aa/bb/ee/</w:t>
-            </w:r>
-          </w:p>
-        </w:tc>
-        <w:tc>
-          <w:tcPr>
-            <w:tcW w:w="1659" w:type="dxa"/>
-          </w:tcPr>
-          <w:p>
-            <w:pPr>
-              <w:ind w:left="0"/>
-              <w:rPr>
-                <w:rFonts w:asciiTheme="minorEastAsia" w:hAnsiTheme="minorEastAsia" w:hint="eastAsia"/>
-              </w:rPr>
-            </w:pPr>
-            <w:r>
-              <w:rPr>
-                <w:rFonts w:asciiTheme="minorEastAsia" w:hAnsiTheme="minorEastAsia" w:hint="eastAsia"/>
-              </w:rPr>
-              <w:t>5</w:t>
-            </w:r>
-          </w:p>
-        </w:tc>
-        <w:tc>
-          <w:tcPr>
-            <w:tcW w:w="1660" w:type="dxa"/>
-          </w:tcPr>
-          <w:p>
-            <w:pPr>
-              <w:ind w:left="0"/>
-              <w:rPr>
-                <w:rFonts w:asciiTheme="minorEastAsia" w:hAnsiTheme="minorEastAsia" w:hint="eastAsia"/>
               </w:rPr>
             </w:pPr>
             <w:r>
@@ -24972,14 +25242,33 @@
             <w:pPr>
               <w:ind w:left="0"/>
               <w:rPr>
+                <w:rFonts w:asciiTheme="minorEastAsia" w:hAnsiTheme="minorEastAsia"/>
+              </w:rPr>
+            </w:pPr>
+            <w:r>
+              <w:rPr>
                 <w:rFonts w:asciiTheme="minorEastAsia" w:hAnsiTheme="minorEastAsia" w:hint="eastAsia"/>
               </w:rPr>
+              <w:t>1</w:t>
+            </w:r>
+          </w:p>
+        </w:tc>
+        <w:tc>
+          <w:tcPr>
+            <w:tcW w:w="1659" w:type="dxa"/>
+          </w:tcPr>
+          <w:p>
+            <w:pPr>
+              <w:ind w:left="0"/>
+              <w:rPr>
+                <w:rFonts w:asciiTheme="minorEastAsia" w:hAnsiTheme="minorEastAsia"/>
+              </w:rPr>
             </w:pPr>
             <w:r>
               <w:rPr>
                 <w:rFonts w:asciiTheme="minorEastAsia" w:hAnsiTheme="minorEastAsia" w:hint="eastAsia"/>
               </w:rPr>
-              <w:t>1</w:t>
+              <w:t>/</w:t>
             </w:r>
           </w:p>
         </w:tc>
@@ -24991,64 +25280,45 @@
             <w:pPr>
               <w:ind w:left="0"/>
               <w:rPr>
+                <w:rFonts w:asciiTheme="minorEastAsia" w:hAnsiTheme="minorEastAsia"/>
+              </w:rPr>
+            </w:pPr>
+            <w:r>
+              <w:rPr>
+                <w:rFonts w:asciiTheme="minorEastAsia" w:hAnsiTheme="minorEastAsia"/>
+              </w:rPr>
+              <w:t>/aa/bb/</w:t>
+            </w:r>
+          </w:p>
+        </w:tc>
+        <w:tc>
+          <w:tcPr>
+            <w:tcW w:w="1659" w:type="dxa"/>
+          </w:tcPr>
+          <w:p>
+            <w:pPr>
+              <w:ind w:left="0"/>
+              <w:rPr>
+                <w:rFonts w:asciiTheme="minorEastAsia" w:hAnsiTheme="minorEastAsia"/>
+              </w:rPr>
+            </w:pPr>
+            <w:r>
+              <w:rPr>
                 <w:rFonts w:asciiTheme="minorEastAsia" w:hAnsiTheme="minorEastAsia" w:hint="eastAsia"/>
               </w:rPr>
-            </w:pPr>
-            <w:r>
-              <w:rPr>
-                <w:rFonts w:asciiTheme="minorEastAsia" w:hAnsiTheme="minorEastAsia" w:hint="eastAsia"/>
-              </w:rPr>
-              <w:t>/</w:t>
-            </w:r>
-          </w:p>
-        </w:tc>
-        <w:tc>
-          <w:tcPr>
-            <w:tcW w:w="1659" w:type="dxa"/>
-          </w:tcPr>
-          <w:p>
-            <w:pPr>
-              <w:ind w:left="0"/>
-              <w:rPr>
-                <w:rFonts w:asciiTheme="minorEastAsia" w:hAnsiTheme="minorEastAsia" w:hint="eastAsia"/>
-              </w:rPr>
-            </w:pPr>
-            <w:r>
+              <w:t>6</w:t>
+            </w:r>
+          </w:p>
+        </w:tc>
+        <w:tc>
+          <w:tcPr>
+            <w:tcW w:w="1660" w:type="dxa"/>
+          </w:tcPr>
+          <w:p>
+            <w:pPr>
+              <w:ind w:left="0"/>
               <w:rPr>
                 <w:rFonts w:asciiTheme="minorEastAsia" w:hAnsiTheme="minorEastAsia"/>
-              </w:rPr>
-              <w:t>/aa/bb/</w:t>
-            </w:r>
-          </w:p>
-        </w:tc>
-        <w:tc>
-          <w:tcPr>
-            <w:tcW w:w="1659" w:type="dxa"/>
-          </w:tcPr>
-          <w:p>
-            <w:pPr>
-              <w:ind w:left="0"/>
-              <w:rPr>
-                <w:rFonts w:asciiTheme="minorEastAsia" w:hAnsiTheme="minorEastAsia" w:hint="eastAsia"/>
-              </w:rPr>
-            </w:pPr>
-            <w:r>
-              <w:rPr>
-                <w:rFonts w:asciiTheme="minorEastAsia" w:hAnsiTheme="minorEastAsia" w:hint="eastAsia"/>
-              </w:rPr>
-              <w:t>6</w:t>
-            </w:r>
-          </w:p>
-        </w:tc>
-        <w:tc>
-          <w:tcPr>
-            <w:tcW w:w="1660" w:type="dxa"/>
-          </w:tcPr>
-          <w:p>
-            <w:pPr>
-              <w:ind w:left="0"/>
-              <w:rPr>
-                <w:rFonts w:asciiTheme="minorEastAsia" w:hAnsiTheme="minorEastAsia" w:hint="eastAsia"/>
               </w:rPr>
             </w:pPr>
             <w:r>
@@ -25065,7 +25335,7 @@
       <w:pPr>
         <w:ind w:left="0" w:firstLineChars="300" w:firstLine="630"/>
         <w:rPr>
-          <w:rFonts w:asciiTheme="minorEastAsia" w:hAnsiTheme="minorEastAsia" w:hint="eastAsia"/>
+          <w:rFonts w:asciiTheme="minorEastAsia" w:hAnsiTheme="minorEastAsia"/>
         </w:rPr>
       </w:pPr>
     </w:p>
@@ -25228,7 +25498,7 @@
       <w:pPr>
         <w:ind w:left="0" w:firstLineChars="300" w:firstLine="630"/>
         <w:rPr>
-          <w:rFonts w:asciiTheme="minorEastAsia" w:hAnsiTheme="minorEastAsia" w:hint="eastAsia"/>
+          <w:rFonts w:asciiTheme="minorEastAsia" w:hAnsiTheme="minorEastAsia"/>
         </w:rPr>
       </w:pPr>
       <w:r>
@@ -25313,7 +25583,7 @@
       <w:pPr>
         <w:ind w:left="0" w:firstLineChars="200" w:firstLine="420"/>
         <w:rPr>
-          <w:rFonts w:asciiTheme="minorEastAsia" w:hAnsiTheme="minorEastAsia" w:hint="eastAsia"/>
+          <w:rFonts w:asciiTheme="minorEastAsia" w:hAnsiTheme="minorEastAsia"/>
         </w:rPr>
       </w:pPr>
       <w:r>
@@ -26373,8 +26643,6 @@
           </wp:inline>
         </w:drawing>
       </w:r>
-      <w:bookmarkStart w:id="5" w:name="_GoBack"/>
-      <w:bookmarkEnd w:id="5"/>
     </w:p>
     <w:p>
       <w:pPr>
@@ -27406,9 +27674,6 @@
     <w:p>
       <w:pPr>
         <w:ind w:left="0" w:firstLineChars="200" w:firstLine="420"/>
-        <w:rPr>
-          <w:rFonts w:hint="eastAsia"/>
-        </w:rPr>
       </w:pPr>
       <w:r>
         <w:rPr>
@@ -27781,9 +28046,6 @@
     <w:p>
       <w:pPr>
         <w:ind w:left="0" w:firstLineChars="200" w:firstLine="420"/>
-        <w:rPr>
-          <w:rFonts w:hint="eastAsia"/>
-        </w:rPr>
       </w:pPr>
       <w:r>
         <w:rPr>
@@ -27914,9 +28176,6 @@
     <w:p>
       <w:pPr>
         <w:ind w:left="0" w:firstLineChars="200" w:firstLine="420"/>
-        <w:rPr>
-          <w:rFonts w:hint="eastAsia"/>
-        </w:rPr>
       </w:pPr>
       <w:r>
         <w:rPr>
@@ -29350,9 +29609,6 @@
     <w:p>
       <w:pPr>
         <w:ind w:left="0"/>
-        <w:rPr>
-          <w:rFonts w:hint="eastAsia"/>
-        </w:rPr>
       </w:pPr>
       <w:r>
         <w:rPr>
@@ -30700,7 +30956,16 @@
           <w:szCs w:val="30"/>
         </w:rPr>
         <w:br/>
-        <w:t xml:space="preserve">    private </w:t>
+        <w:t xml:space="preserve">    </w:t>
+      </w:r>
+      <w:r>
+        <w:rPr>
+          <w:rFonts w:hint="eastAsia"/>
+          <w:color w:val="CC7832"/>
+          <w:sz w:val="30"/>
+          <w:szCs w:val="30"/>
+        </w:rPr>
+        <w:t xml:space="preserve">private </w:t>
       </w:r>
       <w:r>
         <w:rPr>
@@ -30709,7 +30974,7 @@
           <w:sz w:val="30"/>
           <w:szCs w:val="30"/>
         </w:rPr>
-        <w:t xml:space="preserve">String[] </w:t>
+        <w:t xml:space="preserve">BSONObject[] </w:t>
       </w:r>
       <w:r>
         <w:rPr>
@@ -30718,7 +30983,7 @@
           <w:sz w:val="30"/>
           <w:szCs w:val="30"/>
         </w:rPr>
-        <w:t>curKeys</w:t>
+        <w:t>curRecords</w:t>
       </w:r>
       <w:r>
         <w:rPr>
@@ -30829,7 +31094,7 @@
           <w:sz w:val="30"/>
           <w:szCs w:val="30"/>
         </w:rPr>
-        <w:t>(){</w:t>
+        <w:t>(){}</w:t>
       </w:r>
       <w:r>
         <w:rPr>
@@ -30838,7 +31103,17 @@
           <w:sz w:val="30"/>
           <w:szCs w:val="30"/>
         </w:rPr>
-        <w:t>}</w:t>
+        <w:br/>
+        <w:t xml:space="preserve">    </w:t>
+      </w:r>
+      <w:r>
+        <w:rPr>
+          <w:rFonts w:hint="eastAsia"/>
+          <w:color w:val="CC7832"/>
+          <w:sz w:val="30"/>
+          <w:szCs w:val="30"/>
+        </w:rPr>
+        <w:t xml:space="preserve">public </w:t>
       </w:r>
       <w:r>
         <w:rPr>
@@ -30847,6 +31122,33 @@
           <w:sz w:val="30"/>
           <w:szCs w:val="30"/>
         </w:rPr>
+        <w:t xml:space="preserve">FilterRecord </w:t>
+      </w:r>
+      <w:r>
+        <w:rPr>
+          <w:rFonts w:hint="eastAsia"/>
+          <w:color w:val="FFC66D"/>
+          <w:sz w:val="30"/>
+          <w:szCs w:val="30"/>
+        </w:rPr>
+        <w:t>getNextRecord</w:t>
+      </w:r>
+      <w:r>
+        <w:rPr>
+          <w:rFonts w:hint="eastAsia"/>
+          <w:color w:val="A9B7C6"/>
+          <w:sz w:val="30"/>
+          <w:szCs w:val="30"/>
+        </w:rPr>
+        <w:t>(){}</w:t>
+      </w:r>
+      <w:r>
+        <w:rPr>
+          <w:rFonts w:hint="eastAsia"/>
+          <w:color w:val="A9B7C6"/>
+          <w:sz w:val="30"/>
+          <w:szCs w:val="30"/>
+        </w:rPr>
         <w:br/>
         <w:t xml:space="preserve">    </w:t>
       </w:r>
@@ -30875,7 +31177,7 @@
           <w:sz w:val="30"/>
           <w:szCs w:val="30"/>
         </w:rPr>
-        <w:t>getNextRecord</w:t>
+        <w:t>getLastKey</w:t>
       </w:r>
       <w:r>
         <w:rPr>
@@ -30884,7 +31186,7 @@
           <w:sz w:val="30"/>
           <w:szCs w:val="30"/>
         </w:rPr>
-        <w:t>(){</w:t>
+        <w:t>(){}</w:t>
       </w:r>
       <w:r>
         <w:rPr>
@@ -30893,7 +31195,17 @@
           <w:sz w:val="30"/>
           <w:szCs w:val="30"/>
         </w:rPr>
-        <w:t>}</w:t>
+        <w:br/>
+        <w:t xml:space="preserve">    </w:t>
+      </w:r>
+      <w:r>
+        <w:rPr>
+          <w:rFonts w:hint="eastAsia"/>
+          <w:color w:val="CC7832"/>
+          <w:sz w:val="30"/>
+          <w:szCs w:val="30"/>
+        </w:rPr>
+        <w:t xml:space="preserve">public </w:t>
       </w:r>
       <w:r>
         <w:rPr>
@@ -30902,17 +31214,16 @@
           <w:sz w:val="30"/>
           <w:szCs w:val="30"/>
         </w:rPr>
-        <w:br/>
-        <w:t xml:space="preserve">    </w:t>
-      </w:r>
-      <w:r>
-        <w:rPr>
-          <w:rFonts w:hint="eastAsia"/>
-          <w:color w:val="CC7832"/>
+        <w:t xml:space="preserve">Boolean </w:t>
+      </w:r>
+      <w:r>
+        <w:rPr>
+          <w:rFonts w:hint="eastAsia"/>
+          <w:color w:val="FFC66D"/>
           <w:sz w:val="30"/>
           <w:szCs w:val="30"/>
         </w:rPr>
-        <w:t xml:space="preserve">public </w:t>
+        <w:t>hasNext</w:t>
       </w:r>
       <w:r>
         <w:rPr>
@@ -30921,79 +31232,6 @@
           <w:sz w:val="30"/>
           <w:szCs w:val="30"/>
         </w:rPr>
-        <w:t xml:space="preserve">FilterRecord </w:t>
-      </w:r>
-      <w:r>
-        <w:rPr>
-          <w:rFonts w:hint="eastAsia"/>
-          <w:color w:val="FFC66D"/>
-          <w:sz w:val="30"/>
-          <w:szCs w:val="30"/>
-        </w:rPr>
-        <w:t>getLastKey</w:t>
-      </w:r>
-      <w:r>
-        <w:rPr>
-          <w:rFonts w:hint="eastAsia"/>
-          <w:color w:val="A9B7C6"/>
-          <w:sz w:val="30"/>
-          <w:szCs w:val="30"/>
-        </w:rPr>
-        <w:t>(){</w:t>
-      </w:r>
-      <w:r>
-        <w:rPr>
-          <w:rFonts w:hint="eastAsia"/>
-          <w:color w:val="A9B7C6"/>
-          <w:sz w:val="30"/>
-          <w:szCs w:val="30"/>
-        </w:rPr>
-        <w:t>}</w:t>
-      </w:r>
-      <w:r>
-        <w:rPr>
-          <w:rFonts w:hint="eastAsia"/>
-          <w:color w:val="A9B7C6"/>
-          <w:sz w:val="30"/>
-          <w:szCs w:val="30"/>
-        </w:rPr>
-        <w:br/>
-        <w:t xml:space="preserve">    </w:t>
-      </w:r>
-      <w:r>
-        <w:rPr>
-          <w:rFonts w:hint="eastAsia"/>
-          <w:color w:val="CC7832"/>
-          <w:sz w:val="30"/>
-          <w:szCs w:val="30"/>
-        </w:rPr>
-        <w:t xml:space="preserve">public </w:t>
-      </w:r>
-      <w:r>
-        <w:rPr>
-          <w:rFonts w:hint="eastAsia"/>
-          <w:color w:val="A9B7C6"/>
-          <w:sz w:val="30"/>
-          <w:szCs w:val="30"/>
-        </w:rPr>
-        <w:t xml:space="preserve">Boolean </w:t>
-      </w:r>
-      <w:r>
-        <w:rPr>
-          <w:rFonts w:hint="eastAsia"/>
-          <w:color w:val="FFC66D"/>
-          <w:sz w:val="30"/>
-          <w:szCs w:val="30"/>
-        </w:rPr>
-        <w:t>hasNext</w:t>
-      </w:r>
-      <w:r>
-        <w:rPr>
-          <w:rFonts w:hint="eastAsia"/>
-          <w:color w:val="A9B7C6"/>
-          <w:sz w:val="30"/>
-          <w:szCs w:val="30"/>
-        </w:rPr>
         <w:t>(){}</w:t>
       </w:r>
     </w:p>
@@ -31001,7 +31239,6 @@
       <w:pPr>
         <w:ind w:left="0"/>
         <w:rPr>
-          <w:rFonts w:hint="eastAsia"/>
           <w:noProof/>
         </w:rPr>
       </w:pPr>
@@ -34268,7 +34505,15 @@
         <w:rPr>
           <w:rFonts w:hint="eastAsia"/>
         </w:rPr>
-        <w:t>版本控制未打开或版本控制已禁用，存储</w:t>
+        <w:t>版本控制未打开或版本控制</w:t>
+      </w:r>
+      <w:bookmarkStart w:id="9" w:name="_GoBack"/>
+      <w:bookmarkEnd w:id="9"/>
+      <w:r>
+        <w:rPr>
+          <w:rFonts w:hint="eastAsia"/>
+        </w:rPr>
+        <w:t>已禁用，存储</w:t>
       </w:r>
       <w:r>
         <w:rPr>
@@ -34309,7 +34554,7 @@
         <w:spacing w:beforeLines="50" w:before="156" w:afterLines="50" w:after="156"/>
         <w:ind w:left="0"/>
       </w:pPr>
-      <w:commentRangeStart w:id="9"/>
+      <w:commentRangeStart w:id="10"/>
       <w:r>
         <w:rPr>
           <w:rFonts w:hint="eastAsia"/>
@@ -34317,12 +34562,12 @@
         <w:lastRenderedPageBreak/>
         <w:t>目录管理：</w:t>
       </w:r>
-      <w:commentRangeEnd w:id="9"/>
+      <w:commentRangeEnd w:id="10"/>
       <w:r>
         <w:rPr>
           <w:rStyle w:val="af"/>
         </w:rPr>
-        <w:commentReference w:id="9"/>
+        <w:commentReference w:id="10"/>
       </w:r>
     </w:p>
     <w:p>
@@ -34385,6 +34630,15 @@
         </w:rPr>
         <w:t>删除最新元数据表中的元数据，历史元数据表中无对象元数据可恢复。</w:t>
       </w:r>
+      <w:r>
+        <w:rPr>
+          <w:rFonts w:hint="eastAsia"/>
+        </w:rPr>
+        <w:t xml:space="preserve"> d</w:t>
+      </w:r>
+      <w:r>
+        <w:t>elete</w:t>
+      </w:r>
     </w:p>
     <w:p>
       <w:pPr>
@@ -34402,6 +34656,15 @@
         </w:rPr>
         <w:t>删除最新元数据表中的元数据（删除的这条有可能是普通对象元数据也有可能是对象删除标记），历史元数据表中有对象元数据，将历史元数据表中的元数据恢复一条到最新元数据标中（恢复的这条有可能是普通对象元数据也有可能是对象删除标记）。</w:t>
       </w:r>
+      <w:r>
+        <w:rPr>
+          <w:rFonts w:hint="eastAsia"/>
+        </w:rPr>
+        <w:t xml:space="preserve"> u</w:t>
+      </w:r>
+      <w:r>
+        <w:t>pdate</w:t>
+      </w:r>
     </w:p>
     <w:p>
       <w:pPr>
@@ -34412,15 +34675,18 @@
         </w:numPr>
         <w:spacing w:beforeLines="50" w:before="156" w:afterLines="50" w:after="156"/>
         <w:ind w:firstLineChars="0"/>
-        <w:rPr>
-          <w:rFonts w:hint="eastAsia"/>
-        </w:rPr>
       </w:pPr>
       <w:r>
         <w:rPr>
           <w:rFonts w:hint="eastAsia"/>
         </w:rPr>
         <w:t>增加删除标记到最新元数据表中，最新元数据标中原来也没有该对象的元数据</w:t>
+      </w:r>
+      <w:r>
+        <w:rPr>
+          <w:rFonts w:hint="eastAsia"/>
+        </w:rPr>
+        <w:t xml:space="preserve"> insert</w:t>
       </w:r>
     </w:p>
     <w:p>
@@ -34439,6 +34705,12 @@
         </w:rPr>
         <w:t>增加删除标记到最新元数据表中，最新元数据表中原来有元数据，原来的元数据移入历史元数据表</w:t>
       </w:r>
+      <w:r>
+        <w:rPr>
+          <w:rFonts w:hint="eastAsia"/>
+        </w:rPr>
+        <w:t xml:space="preserve"> update</w:t>
+      </w:r>
     </w:p>
     <w:p>
       <w:pPr>
@@ -34478,9 +34750,6 @@
         </w:numPr>
         <w:spacing w:beforeLines="50" w:before="156" w:afterLines="50" w:after="156"/>
         <w:ind w:firstLineChars="0"/>
-        <w:rPr>
-          <w:rFonts w:hint="eastAsia"/>
-        </w:rPr>
       </w:pPr>
       <w:r>
         <w:rPr>
@@ -34578,9 +34847,176 @@
         <w:spacing w:beforeLines="50" w:before="156" w:afterLines="50" w:after="156"/>
         <w:ind w:left="0"/>
       </w:pPr>
+      <w:r>
+        <w:rPr>
+          <w:rFonts w:hint="eastAsia"/>
+        </w:rPr>
+        <w:t>删除对象时，对目录处理方式：</w:t>
+      </w:r>
     </w:p>
     <w:p>
       <w:pPr>
+        <w:pStyle w:val="aa"/>
+        <w:numPr>
+          <w:ilvl w:val="0"/>
+          <w:numId w:val="59"/>
+        </w:numPr>
+        <w:spacing w:beforeLines="50" w:before="156" w:afterLines="50" w:after="156"/>
+        <w:ind w:firstLineChars="0"/>
+      </w:pPr>
+      <w:r>
+        <w:rPr>
+          <w:rFonts w:hint="eastAsia"/>
+        </w:rPr>
+        <w:t>元数据被删除，需要检查对象所属目录是否仍有其他对象在使用，若无，则该目录可删除，若有，且当前删除的元数据为非删除标记，需检查对象所属目录是否仍有其他普通对象在使用，若无，则需要改变目录的删除标记状态为</w:t>
+      </w:r>
+      <w:r>
+        <w:rPr>
+          <w:rFonts w:hint="eastAsia"/>
+        </w:rPr>
+        <w:t>true</w:t>
+      </w:r>
+      <w:r>
+        <w:rPr>
+          <w:rFonts w:hint="eastAsia"/>
+        </w:rPr>
+        <w:t>。</w:t>
+      </w:r>
+    </w:p>
+    <w:p>
+      <w:pPr>
+        <w:pStyle w:val="aa"/>
+        <w:numPr>
+          <w:ilvl w:val="0"/>
+          <w:numId w:val="59"/>
+        </w:numPr>
+        <w:spacing w:beforeLines="50" w:before="156" w:afterLines="50" w:after="156"/>
+        <w:ind w:firstLineChars="0"/>
+      </w:pPr>
+      <w:r>
+        <w:rPr>
+          <w:rFonts w:hint="eastAsia"/>
+        </w:rPr>
+        <w:t>增加删除标记，则需要检查对象所属目录是否已经创建，如果已创建，记录该目录</w:t>
+      </w:r>
+      <w:r>
+        <w:rPr>
+          <w:rFonts w:hint="eastAsia"/>
+        </w:rPr>
+        <w:t>ID</w:t>
+      </w:r>
+      <w:r>
+        <w:rPr>
+          <w:rFonts w:hint="eastAsia"/>
+        </w:rPr>
+        <w:t>记录在元数据即可，如果尚未创建，则需要创建目录，并且置目录的删除标记状态为</w:t>
+      </w:r>
+      <w:r>
+        <w:rPr>
+          <w:rFonts w:hint="eastAsia"/>
+        </w:rPr>
+        <w:t>true</w:t>
+      </w:r>
+      <w:r>
+        <w:rPr>
+          <w:rFonts w:hint="eastAsia"/>
+        </w:rPr>
+        <w:t>。</w:t>
+      </w:r>
+    </w:p>
+    <w:p>
+      <w:pPr>
+        <w:pStyle w:val="aa"/>
+        <w:numPr>
+          <w:ilvl w:val="0"/>
+          <w:numId w:val="59"/>
+        </w:numPr>
+        <w:spacing w:beforeLines="50" w:before="156" w:afterLines="50" w:after="156"/>
+        <w:ind w:firstLineChars="0"/>
+      </w:pPr>
+      <w:r>
+        <w:rPr>
+          <w:rFonts w:hint="eastAsia"/>
+        </w:rPr>
+        <w:t>更新元数据，从删除标记</w:t>
+      </w:r>
+      <w:r>
+        <w:rPr>
+          <w:rFonts w:hint="eastAsia"/>
+        </w:rPr>
+        <w:t>-</w:t>
+      </w:r>
+      <w:r>
+        <w:t>&gt;</w:t>
+      </w:r>
+      <w:r>
+        <w:rPr>
+          <w:rFonts w:hint="eastAsia"/>
+        </w:rPr>
+        <w:t>普通对象，检查目录的删除标记状态，如果目录的删除标记状态为</w:t>
+      </w:r>
+      <w:r>
+        <w:rPr>
+          <w:rFonts w:hint="eastAsia"/>
+        </w:rPr>
+        <w:t>true</w:t>
+      </w:r>
+      <w:r>
+        <w:rPr>
+          <w:rFonts w:hint="eastAsia"/>
+        </w:rPr>
+        <w:t>，则需要改为</w:t>
+      </w:r>
+      <w:r>
+        <w:rPr>
+          <w:rFonts w:hint="eastAsia"/>
+        </w:rPr>
+        <w:t>false</w:t>
+      </w:r>
+    </w:p>
+    <w:p>
+      <w:pPr>
+        <w:pStyle w:val="aa"/>
+        <w:numPr>
+          <w:ilvl w:val="0"/>
+          <w:numId w:val="59"/>
+        </w:numPr>
+        <w:spacing w:beforeLines="50" w:before="156" w:afterLines="50" w:after="156"/>
+        <w:ind w:firstLineChars="0"/>
+      </w:pPr>
+      <w:r>
+        <w:rPr>
+          <w:rFonts w:hint="eastAsia"/>
+        </w:rPr>
+        <w:t>更新元数据，从普通对象</w:t>
+      </w:r>
+      <w:r>
+        <w:rPr>
+          <w:rFonts w:hint="eastAsia"/>
+        </w:rPr>
+        <w:t>-&gt;</w:t>
+      </w:r>
+      <w:r>
+        <w:rPr>
+          <w:rFonts w:hint="eastAsia"/>
+        </w:rPr>
+        <w:t>删除标记，检查目录下是否还有其他的普通对象，若无，则需要将目录状态改为</w:t>
+      </w:r>
+      <w:r>
+        <w:rPr>
+          <w:rFonts w:hint="eastAsia"/>
+        </w:rPr>
+        <w:t>true</w:t>
+      </w:r>
+      <w:r>
+        <w:rPr>
+          <w:rFonts w:hint="eastAsia"/>
+        </w:rPr>
+        <w:t>。</w:t>
+      </w:r>
+    </w:p>
+    <w:p>
+      <w:pPr>
         <w:spacing w:beforeLines="50" w:before="156" w:afterLines="50" w:after="156"/>
         <w:ind w:left="0"/>
       </w:pPr>
@@ -34588,7 +35024,31 @@
         <w:rPr>
           <w:rFonts w:hint="eastAsia"/>
         </w:rPr>
-        <w:t>删除对象时，对目录处理方式：</w:t>
+        <w:t>当删除对象时，当前桶内有两个非删除状态的分隔符，需要分别对对象名称使用分隔符进行分解，分别获得目录</w:t>
+      </w:r>
+      <w:r>
+        <w:rPr>
+          <w:rFonts w:hint="eastAsia"/>
+        </w:rPr>
+        <w:t>ID</w:t>
+      </w:r>
+      <w:r>
+        <w:rPr>
+          <w:rFonts w:hint="eastAsia"/>
+        </w:rPr>
+        <w:t>，分别对目录</w:t>
+      </w:r>
+      <w:r>
+        <w:rPr>
+          <w:rFonts w:hint="eastAsia"/>
+        </w:rPr>
+        <w:t>ID</w:t>
+      </w:r>
+      <w:r>
+        <w:rPr>
+          <w:rFonts w:hint="eastAsia"/>
+        </w:rPr>
+        <w:t>进行上述清理。</w:t>
       </w:r>
     </w:p>
     <w:p>
@@ -34603,13 +35063,37 @@
         <w:rPr>
           <w:rFonts w:hint="eastAsia"/>
         </w:rPr>
-        <w:t>元数据被删除，需要检查对象所属目录是否仍有其他对象在使用，若无，则该目录可删除，若有，且当前删除的元数据为非删除标记，需检查对象所属目录是否仍有其他普通对象在使用，若无，则需要改变目录的删除标记状态为</w:t>
-      </w:r>
-      <w:r>
-        <w:rPr>
-          <w:rFonts w:hint="eastAsia"/>
-        </w:rPr>
-        <w:t>true</w:t>
+        <w:t>目录修改完成后</w:t>
+      </w:r>
+      <w:r>
+        <w:rPr>
+          <w:rFonts w:hint="eastAsia"/>
+        </w:rPr>
+        <w:t>，</w:t>
+      </w:r>
+      <w:r>
+        <w:rPr>
+          <w:rFonts w:hint="eastAsia"/>
+        </w:rPr>
+        <w:t>再次查询桶内分隔符的状态，</w:t>
+      </w:r>
+      <w:r>
+        <w:rPr>
+          <w:rFonts w:hint="eastAsia"/>
+        </w:rPr>
+        <w:t>如果桶内出现了新增的非删除状态分隔符，需要对新的分隔符做上述清理动作</w:t>
+      </w:r>
+      <w:r>
+        <w:rPr>
+          <w:rFonts w:hint="eastAsia"/>
+        </w:rPr>
+        <w:t>，</w:t>
+      </w:r>
+      <w:r>
+        <w:rPr>
+          <w:rFonts w:hint="eastAsia"/>
+        </w:rPr>
+        <w:t>如果分隔符状态与初次查询无变化，则不需要再次刷新目录</w:t>
       </w:r>
       <w:r>
         <w:rPr>
@@ -34623,192 +35107,68 @@
         <w:spacing w:beforeLines="50" w:before="156" w:afterLines="50" w:after="156"/>
         <w:ind w:left="0"/>
       </w:pPr>
-      <w:r>
-        <w:rPr>
-          <w:rFonts w:hint="eastAsia"/>
-        </w:rPr>
-        <w:t>增加删除标记，则需要检查对象所属目录是否已经创建，如果已创建，记录该目录</w:t>
-      </w:r>
-      <w:r>
-        <w:rPr>
-          <w:rFonts w:hint="eastAsia"/>
-        </w:rPr>
-        <w:t>ID</w:t>
-      </w:r>
-      <w:r>
-        <w:rPr>
-          <w:rFonts w:hint="eastAsia"/>
-        </w:rPr>
-        <w:t>记录在元数据即可，如果尚未创建，则需要创建目录，并且置目录的删除标记状态为</w:t>
-      </w:r>
-      <w:r>
-        <w:rPr>
-          <w:rFonts w:hint="eastAsia"/>
-        </w:rPr>
-        <w:t>true</w:t>
-      </w:r>
-      <w:r>
-        <w:rPr>
-          <w:rFonts w:hint="eastAsia"/>
-        </w:rPr>
-        <w:t>。</w:t>
-      </w:r>
     </w:p>
     <w:p>
       <w:pPr>
-        <w:spacing w:beforeLines="50" w:before="156" w:afterLines="50" w:after="156"/>
         <w:ind w:left="0"/>
       </w:pPr>
       <w:r>
         <w:rPr>
           <w:rFonts w:hint="eastAsia"/>
         </w:rPr>
-        <w:t>更新元数据，从删除标记</w:t>
-      </w:r>
-      <w:r>
-        <w:rPr>
-          <w:rFonts w:hint="eastAsia"/>
-        </w:rPr>
-        <w:t>-</w:t>
-      </w:r>
-      <w:r>
-        <w:t>&gt;</w:t>
-      </w:r>
-      <w:r>
-        <w:rPr>
-          <w:rFonts w:hint="eastAsia"/>
-        </w:rPr>
-        <w:t>普通对象，检查目录的删除标记状态，如果目录的删除标记状态为</w:t>
-      </w:r>
-      <w:r>
-        <w:rPr>
-          <w:rFonts w:hint="eastAsia"/>
-        </w:rPr>
-        <w:t>true</w:t>
-      </w:r>
-      <w:r>
-        <w:rPr>
-          <w:rFonts w:hint="eastAsia"/>
-        </w:rPr>
-        <w:t>，则需要改为</w:t>
-      </w:r>
-      <w:r>
-        <w:rPr>
-          <w:rFonts w:hint="eastAsia"/>
-        </w:rPr>
-        <w:t>false</w:t>
+        <w:t>删除对象</w:t>
+      </w:r>
+      <w:r>
+        <w:rPr>
+          <w:rFonts w:hint="eastAsia"/>
+        </w:rPr>
+        <w:t>流程图</w:t>
+      </w:r>
+      <w:r>
+        <w:rPr>
+          <w:rFonts w:hint="eastAsia"/>
+        </w:rPr>
+        <w:t>如</w:t>
+      </w:r>
+      <w:r>
+        <w:rPr>
+          <w:rFonts w:hint="eastAsia"/>
+        </w:rPr>
+        <w:t>下</w:t>
+      </w:r>
+      <w:r>
+        <w:rPr>
+          <w:rFonts w:hint="eastAsia"/>
+        </w:rPr>
+        <w:t>（不指定</w:t>
+      </w:r>
+      <w:r>
+        <w:rPr>
+          <w:rFonts w:hint="eastAsia"/>
+        </w:rPr>
+        <w:t>versionId</w:t>
+      </w:r>
+      <w:r>
+        <w:rPr>
+          <w:rFonts w:hint="eastAsia"/>
+        </w:rPr>
+        <w:t>）</w:t>
+      </w:r>
+      <w:r>
+        <w:rPr>
+          <w:rFonts w:hint="eastAsia"/>
+        </w:rPr>
+        <w:t>：</w:t>
       </w:r>
     </w:p>
     <w:p>
       <w:pPr>
-        <w:spacing w:beforeLines="50" w:before="156" w:afterLines="50" w:after="156"/>
         <w:ind w:left="0"/>
-        <w:rPr>
-          <w:rFonts w:hint="eastAsia"/>
-        </w:rPr>
-      </w:pPr>
-      <w:r>
-        <w:rPr>
-          <w:rFonts w:hint="eastAsia"/>
-        </w:rPr>
-        <w:t>更新元数据，从普通对象</w:t>
-      </w:r>
-      <w:r>
-        <w:rPr>
-          <w:rFonts w:hint="eastAsia"/>
-        </w:rPr>
-        <w:t>-&gt;</w:t>
-      </w:r>
-      <w:r>
-        <w:rPr>
-          <w:rFonts w:hint="eastAsia"/>
-        </w:rPr>
-        <w:t>删除标记，检查目录下是否还有其他的普通对象，若无，则需要将目录状态改为</w:t>
-      </w:r>
-      <w:r>
-        <w:rPr>
-          <w:rFonts w:hint="eastAsia"/>
-        </w:rPr>
-        <w:t>true</w:t>
-      </w:r>
-      <w:r>
-        <w:rPr>
-          <w:rFonts w:hint="eastAsia"/>
-        </w:rPr>
-        <w:t>。</w:t>
-      </w:r>
-    </w:p>
-    <w:p>
-      <w:pPr>
-        <w:spacing w:beforeLines="50" w:before="156" w:afterLines="50" w:after="156"/>
-        <w:ind w:left="0"/>
-        <w:rPr>
-          <w:rFonts w:hint="eastAsia"/>
-        </w:rPr>
-      </w:pPr>
-    </w:p>
-    <w:p>
-      <w:pPr>
-        <w:ind w:left="0"/>
-      </w:pPr>
-      <w:r>
-        <w:rPr>
-          <w:rFonts w:hint="eastAsia"/>
-        </w:rPr>
-        <w:t>删除对象</w:t>
-      </w:r>
-      <w:r>
-        <w:rPr>
-          <w:rFonts w:hint="eastAsia"/>
-        </w:rPr>
-        <w:t>流程图</w:t>
-      </w:r>
-      <w:r>
-        <w:rPr>
-          <w:rFonts w:hint="eastAsia"/>
-        </w:rPr>
-        <w:t>如</w:t>
-      </w:r>
-      <w:r>
-        <w:rPr>
-          <w:rFonts w:hint="eastAsia"/>
-        </w:rPr>
-        <w:t>下</w:t>
-      </w:r>
-      <w:r>
-        <w:rPr>
-          <w:rFonts w:hint="eastAsia"/>
-        </w:rPr>
-        <w:t>（不指定</w:t>
-      </w:r>
-      <w:r>
-        <w:rPr>
-          <w:rFonts w:hint="eastAsia"/>
-        </w:rPr>
-        <w:t>versionId</w:t>
-      </w:r>
-      <w:r>
-        <w:rPr>
-          <w:rFonts w:hint="eastAsia"/>
-        </w:rPr>
-        <w:t>）</w:t>
-      </w:r>
-      <w:r>
-        <w:rPr>
-          <w:rFonts w:hint="eastAsia"/>
-        </w:rPr>
-        <w:t>：</w:t>
-      </w:r>
-    </w:p>
-    <w:p>
-      <w:pPr>
-        <w:ind w:left="0"/>
       </w:pPr>
       <w:r>
         <w:rPr>
           <w:noProof/>
         </w:rPr>
-        <w:lastRenderedPageBreak/>
         <w:drawing>
           <wp:inline distT="0" distB="0" distL="0" distR="0" wp14:anchorId="7CAC5BA6" wp14:editId="71B511C0">
             <wp:extent cx="5274310" cy="5308827"/>
@@ -35756,12 +36116,12 @@
       <w:pPr>
         <w:pStyle w:val="10"/>
       </w:pPr>
-      <w:bookmarkStart w:id="10" w:name="_获取桶列表（GET_Service）"/>
-      <w:bookmarkStart w:id="11" w:name="_权限校验流程"/>
-      <w:bookmarkStart w:id="12" w:name="_创建用户（PUT_User）"/>
-      <w:bookmarkEnd w:id="10"/>
+      <w:bookmarkStart w:id="11" w:name="_获取桶列表（GET_Service）"/>
+      <w:bookmarkStart w:id="12" w:name="_权限校验流程"/>
+      <w:bookmarkStart w:id="13" w:name="_创建用户（PUT_User）"/>
       <w:bookmarkEnd w:id="11"/>
       <w:bookmarkEnd w:id="12"/>
+      <w:bookmarkEnd w:id="13"/>
       <w:r>
         <w:rPr>
           <w:rFonts w:hint="eastAsia"/>
@@ -44504,9 +44864,6 @@
     <w:p>
       <w:pPr>
         <w:pStyle w:val="af0"/>
-        <w:rPr>
-          <w:rFonts w:hint="eastAsia"/>
-        </w:rPr>
       </w:pPr>
       <w:r>
         <w:rPr>
@@ -44522,13 +44879,44 @@
       </w:r>
     </w:p>
   </w:comment>
-  <w:comment w:id="9" w:author="zhaoyujing" w:date="2019-02-20T17:47:00Z" w:initials="z">
+  <w:comment w:id="5" w:author="zhaoyujing" w:date="2019-02-27T16:37:00Z" w:initials="z">
     <w:p>
       <w:pPr>
         <w:pStyle w:val="af0"/>
-        <w:rPr>
-          <w:rFonts w:hint="eastAsia"/>
-        </w:rPr>
+      </w:pPr>
+      <w:r>
+        <w:rPr>
+          <w:rStyle w:val="af"/>
+        </w:rPr>
+        <w:annotationRef/>
+      </w:r>
+      <w:r>
+        <w:rPr>
+          <w:rFonts w:hint="eastAsia"/>
+        </w:rPr>
+        <w:t>不检查目录是否含有非</w:t>
+      </w:r>
+      <w:r>
+        <w:rPr>
+          <w:rFonts w:hint="eastAsia"/>
+        </w:rPr>
+        <w:t>delete</w:t>
+      </w:r>
+      <w:r>
+        <w:t>marker</w:t>
+      </w:r>
+      <w:r>
+        <w:rPr>
+          <w:rFonts w:hint="eastAsia"/>
+        </w:rPr>
+        <w:t>的记录</w:t>
+      </w:r>
+    </w:p>
+  </w:comment>
+  <w:comment w:id="10" w:author="zhaoyujing" w:date="2019-02-20T17:47:00Z" w:initials="z">
+    <w:p>
+      <w:pPr>
+        <w:pStyle w:val="af0"/>
       </w:pPr>
       <w:r>
         <w:rPr>
@@ -44551,6 +44939,7 @@
 <w15:commentsEx xmlns:wpc="http://schemas.microsoft.com/office/word/2010/wordprocessingCanvas" xmlns:cx="http://schemas.microsoft.com/office/drawing/2014/chartex" xmlns:mc="http://schemas.openxmlformats.org/markup-compatibility/2006" xmlns:o="urn:schemas-microsoft-com:office:office" xmlns:r="http://schemas.openxmlformats.org/officeDocument/2006/relationships" xmlns:m="http://schemas.openxmlformats.org/officeDocument/2006/math" xmlns:v="urn:schemas-microsoft-com:vml" xmlns:wp14="http://schemas.microsoft.com/office/word/2010/wordprocessingDrawing" xmlns:wp="http://schemas.openxmlformats.org/drawingml/2006/wordprocessingDrawing" xmlns:w10="urn:schemas-microsoft-com:office:word" xmlns:w="http://schemas.openxmlformats.org/wordprocessingml/2006/main" xmlns:w14="http://schemas.microsoft.com/office/word/2010/wordml" xmlns:w15="http://schemas.microsoft.com/office/word/2012/wordml" xmlns:w16se="http://schemas.microsoft.com/office/word/2015/wordml/symex" xmlns:wpg="http://schemas.microsoft.com/office/word/2010/wordprocessingGroup" xmlns:wpi="http://schemas.microsoft.com/office/word/2010/wordprocessingInk" xmlns:wne="http://schemas.microsoft.com/office/word/2006/wordml" xmlns:wps="http://schemas.microsoft.com/office/word/2010/wordprocessingShape" mc:Ignorable="w14 w15 w16se wp14">
   <w15:commentEx w15:paraId="3D8E43AB" w15:done="0"/>
   <w15:commentEx w15:paraId="418DAE53" w15:done="0"/>
+  <w15:commentEx w15:paraId="383881C1" w15:done="0"/>
   <w15:commentEx w15:paraId="3B2A1B47" w15:done="0"/>
 </w15:commentsEx>
 </file>
@@ -44604,7 +44993,7 @@
             <w:noProof/>
             <w:lang w:val="zh-CN"/>
           </w:rPr>
-          <w:t>37</w:t>
+          <w:t>57</w:t>
         </w:r>
         <w:r>
           <w:fldChar w:fldCharType="end"/>
@@ -48203,6 +48592,95 @@
     </w:lvl>
   </w:abstractNum>
   <w:abstractNum w:abstractNumId="40" w15:restartNumberingAfterBreak="0">
+    <w:nsid w:val="6319733F"/>
+    <w:multiLevelType w:val="hybridMultilevel"/>
+    <w:tmpl w:val="C2B8A54E"/>
+    <w:lvl w:ilvl="0" w:tplc="07FE18E8">
+      <w:start w:val="1"/>
+      <w:numFmt w:val="decimal"/>
+      <w:lvlText w:val="%1."/>
+      <w:lvlJc w:val="left"/>
+      <w:pPr>
+        <w:ind w:left="360" w:hanging="360"/>
+      </w:pPr>
+      <w:rPr>
+        <w:rFonts w:hint="default"/>
+      </w:rPr>
+    </w:lvl>
+    <w:lvl w:ilvl="1" w:tplc="04090019" w:tentative="1">
+      <w:start w:val="1"/>
+      <w:numFmt w:val="lowerLetter"/>
+      <w:lvlText w:val="%2)"/>
+      <w:lvlJc w:val="left"/>
+      <w:pPr>
+        <w:ind w:left="840" w:hanging="420"/>
+      </w:pPr>
+    </w:lvl>
+    <w:lvl w:ilvl="2" w:tplc="0409001B" w:tentative="1">
+      <w:start w:val="1"/>
+      <w:numFmt w:val="lowerRoman"/>
+      <w:lvlText w:val="%3."/>
+      <w:lvlJc w:val="right"/>
+      <w:pPr>
+        <w:ind w:left="1260" w:hanging="420"/>
+      </w:pPr>
+    </w:lvl>
+    <w:lvl w:ilvl="3" w:tplc="0409000F" w:tentative="1">
+      <w:start w:val="1"/>
+      <w:numFmt w:val="decimal"/>
+      <w:lvlText w:val="%4."/>
+      <w:lvlJc w:val="left"/>
+      <w:pPr>
+        <w:ind w:left="1680" w:hanging="420"/>
+      </w:pPr>
+    </w:lvl>
+    <w:lvl w:ilvl="4" w:tplc="04090019" w:tentative="1">
+      <w:start w:val="1"/>
+      <w:numFmt w:val="lowerLetter"/>
+      <w:lvlText w:val="%5)"/>
+      <w:lvlJc w:val="left"/>
+      <w:pPr>
+        <w:ind w:left="2100" w:hanging="420"/>
+      </w:pPr>
+    </w:lvl>
+    <w:lvl w:ilvl="5" w:tplc="0409001B" w:tentative="1">
+      <w:start w:val="1"/>
+      <w:numFmt w:val="lowerRoman"/>
+      <w:lvlText w:val="%6."/>
+      <w:lvlJc w:val="right"/>
+      <w:pPr>
+        <w:ind w:left="2520" w:hanging="420"/>
+      </w:pPr>
+    </w:lvl>
+    <w:lvl w:ilvl="6" w:tplc="0409000F" w:tentative="1">
+      <w:start w:val="1"/>
+      <w:numFmt w:val="decimal"/>
+      <w:lvlText w:val="%7."/>
+      <w:lvlJc w:val="left"/>
+      <w:pPr>
+        <w:ind w:left="2940" w:hanging="420"/>
+      </w:pPr>
+    </w:lvl>
+    <w:lvl w:ilvl="7" w:tplc="04090019" w:tentative="1">
+      <w:start w:val="1"/>
+      <w:numFmt w:val="lowerLetter"/>
+      <w:lvlText w:val="%8)"/>
+      <w:lvlJc w:val="left"/>
+      <w:pPr>
+        <w:ind w:left="3360" w:hanging="420"/>
+      </w:pPr>
+    </w:lvl>
+    <w:lvl w:ilvl="8" w:tplc="0409001B" w:tentative="1">
+      <w:start w:val="1"/>
+      <w:numFmt w:val="lowerRoman"/>
+      <w:lvlText w:val="%9."/>
+      <w:lvlJc w:val="right"/>
+      <w:pPr>
+        <w:ind w:left="3780" w:hanging="420"/>
+      </w:pPr>
+    </w:lvl>
+  </w:abstractNum>
+  <w:abstractNum w:abstractNumId="41" w15:restartNumberingAfterBreak="0">
     <w:nsid w:val="63DB1E4A"/>
     <w:multiLevelType w:val="hybridMultilevel"/>
     <w:tmpl w:val="1FA09A6A"/>
@@ -48292,7 +48770,7 @@
       </w:pPr>
     </w:lvl>
   </w:abstractNum>
-  <w:abstractNum w:abstractNumId="41" w15:restartNumberingAfterBreak="0">
+  <w:abstractNum w:abstractNumId="42" w15:restartNumberingAfterBreak="0">
     <w:nsid w:val="64001CB5"/>
     <w:multiLevelType w:val="hybridMultilevel"/>
     <w:tmpl w:val="F862688C"/>
@@ -48381,7 +48859,7 @@
       </w:pPr>
     </w:lvl>
   </w:abstractNum>
-  <w:abstractNum w:abstractNumId="42" w15:restartNumberingAfterBreak="0">
+  <w:abstractNum w:abstractNumId="43" w15:restartNumberingAfterBreak="0">
     <w:nsid w:val="64D91826"/>
     <w:multiLevelType w:val="hybridMultilevel"/>
     <w:tmpl w:val="5746A49C"/>
@@ -48470,7 +48948,7 @@
       </w:pPr>
     </w:lvl>
   </w:abstractNum>
-  <w:abstractNum w:abstractNumId="43" w15:restartNumberingAfterBreak="0">
+  <w:abstractNum w:abstractNumId="44" w15:restartNumberingAfterBreak="0">
     <w:nsid w:val="66BF695E"/>
     <w:multiLevelType w:val="hybridMultilevel"/>
     <w:tmpl w:val="F862688C"/>
@@ -48559,7 +49037,7 @@
       </w:pPr>
     </w:lvl>
   </w:abstractNum>
-  <w:abstractNum w:abstractNumId="44" w15:restartNumberingAfterBreak="0">
+  <w:abstractNum w:abstractNumId="45" w15:restartNumberingAfterBreak="0">
     <w:nsid w:val="67A8785E"/>
     <w:multiLevelType w:val="hybridMultilevel"/>
     <w:tmpl w:val="9414369E"/>
@@ -48648,7 +49126,7 @@
       </w:pPr>
     </w:lvl>
   </w:abstractNum>
-  <w:abstractNum w:abstractNumId="45" w15:restartNumberingAfterBreak="0">
+  <w:abstractNum w:abstractNumId="46" w15:restartNumberingAfterBreak="0">
     <w:nsid w:val="680A1874"/>
     <w:multiLevelType w:val="hybridMultilevel"/>
     <w:tmpl w:val="76E013A6"/>
@@ -48737,7 +49215,7 @@
       </w:pPr>
     </w:lvl>
   </w:abstractNum>
-  <w:abstractNum w:abstractNumId="46" w15:restartNumberingAfterBreak="0">
+  <w:abstractNum w:abstractNumId="47" w15:restartNumberingAfterBreak="0">
     <w:nsid w:val="6B08578D"/>
     <w:multiLevelType w:val="hybridMultilevel"/>
     <w:tmpl w:val="9414369E"/>
@@ -48826,7 +49304,7 @@
       </w:pPr>
     </w:lvl>
   </w:abstractNum>
-  <w:abstractNum w:abstractNumId="47" w15:restartNumberingAfterBreak="0">
+  <w:abstractNum w:abstractNumId="48" w15:restartNumberingAfterBreak="0">
     <w:nsid w:val="6B0B51D2"/>
     <w:multiLevelType w:val="hybridMultilevel"/>
     <w:tmpl w:val="F2F09F38"/>
@@ -48915,7 +49393,7 @@
       </w:pPr>
     </w:lvl>
   </w:abstractNum>
-  <w:abstractNum w:abstractNumId="48" w15:restartNumberingAfterBreak="0">
+  <w:abstractNum w:abstractNumId="49" w15:restartNumberingAfterBreak="0">
     <w:nsid w:val="6CD32455"/>
     <w:multiLevelType w:val="hybridMultilevel"/>
     <w:tmpl w:val="E5ACAC88"/>
@@ -49004,7 +49482,7 @@
       </w:pPr>
     </w:lvl>
   </w:abstractNum>
-  <w:abstractNum w:abstractNumId="49" w15:restartNumberingAfterBreak="0">
+  <w:abstractNum w:abstractNumId="50" w15:restartNumberingAfterBreak="0">
     <w:nsid w:val="75EA651F"/>
     <w:multiLevelType w:val="multilevel"/>
     <w:tmpl w:val="425AF4B6"/>
@@ -49095,7 +49573,7 @@
       </w:pPr>
     </w:lvl>
   </w:abstractNum>
-  <w:abstractNum w:abstractNumId="50" w15:restartNumberingAfterBreak="0">
+  <w:abstractNum w:abstractNumId="51" w15:restartNumberingAfterBreak="0">
     <w:nsid w:val="765B580D"/>
     <w:multiLevelType w:val="hybridMultilevel"/>
     <w:tmpl w:val="66ECC998"/>
@@ -49184,7 +49662,7 @@
       </w:pPr>
     </w:lvl>
   </w:abstractNum>
-  <w:abstractNum w:abstractNumId="51" w15:restartNumberingAfterBreak="0">
+  <w:abstractNum w:abstractNumId="52" w15:restartNumberingAfterBreak="0">
     <w:nsid w:val="77E67933"/>
     <w:multiLevelType w:val="hybridMultilevel"/>
     <w:tmpl w:val="3CB20D18"/>
@@ -49273,7 +49751,7 @@
       </w:pPr>
     </w:lvl>
   </w:abstractNum>
-  <w:abstractNum w:abstractNumId="52" w15:restartNumberingAfterBreak="0">
+  <w:abstractNum w:abstractNumId="53" w15:restartNumberingAfterBreak="0">
     <w:nsid w:val="785F21D8"/>
     <w:multiLevelType w:val="hybridMultilevel"/>
     <w:tmpl w:val="8A22C16C"/>
@@ -49362,7 +49840,7 @@
       </w:pPr>
     </w:lvl>
   </w:abstractNum>
-  <w:abstractNum w:abstractNumId="53" w15:restartNumberingAfterBreak="0">
+  <w:abstractNum w:abstractNumId="54" w15:restartNumberingAfterBreak="0">
     <w:nsid w:val="797D01D9"/>
     <w:multiLevelType w:val="hybridMultilevel"/>
     <w:tmpl w:val="9414369E"/>
@@ -49451,7 +49929,7 @@
       </w:pPr>
     </w:lvl>
   </w:abstractNum>
-  <w:abstractNum w:abstractNumId="54" w15:restartNumberingAfterBreak="0">
+  <w:abstractNum w:abstractNumId="55" w15:restartNumberingAfterBreak="0">
     <w:nsid w:val="7A195257"/>
     <w:multiLevelType w:val="multilevel"/>
     <w:tmpl w:val="AB30E2CA"/>
@@ -49566,7 +50044,7 @@
     </w:lvl>
   </w:abstractNum>
   <w:num w:numId="1">
-    <w:abstractNumId w:val="49"/>
+    <w:abstractNumId w:val="50"/>
   </w:num>
   <w:num w:numId="2">
     <w:abstractNumId w:val="24"/>
@@ -49575,7 +50053,7 @@
     <w:abstractNumId w:val="36"/>
   </w:num>
   <w:num w:numId="4">
-    <w:abstractNumId w:val="54"/>
+    <w:abstractNumId w:val="55"/>
   </w:num>
   <w:num w:numId="5">
     <w:abstractNumId w:val="2"/>
@@ -49584,13 +50062,13 @@
     <w:abstractNumId w:val="12"/>
   </w:num>
   <w:num w:numId="7">
-    <w:abstractNumId w:val="45"/>
+    <w:abstractNumId w:val="46"/>
   </w:num>
   <w:num w:numId="8">
     <w:abstractNumId w:val="28"/>
   </w:num>
   <w:num w:numId="9">
-    <w:abstractNumId w:val="42"/>
+    <w:abstractNumId w:val="43"/>
   </w:num>
   <w:num w:numId="10">
     <w:abstractNumId w:val="22"/>
@@ -49605,19 +50083,19 @@
     <w:abstractNumId w:val="16"/>
   </w:num>
   <w:num w:numId="14">
-    <w:abstractNumId w:val="47"/>
+    <w:abstractNumId w:val="48"/>
   </w:num>
   <w:num w:numId="15">
-    <w:abstractNumId w:val="40"/>
+    <w:abstractNumId w:val="41"/>
   </w:num>
   <w:num w:numId="16">
-    <w:abstractNumId w:val="40"/>
+    <w:abstractNumId w:val="41"/>
     <w:lvlOverride w:ilvl="0">
       <w:startOverride w:val="1"/>
     </w:lvlOverride>
   </w:num>
   <w:num w:numId="17">
-    <w:abstractNumId w:val="50"/>
+    <w:abstractNumId w:val="51"/>
   </w:num>
   <w:num w:numId="18">
     <w:abstractNumId w:val="13"/>
@@ -49641,7 +50119,7 @@
     <w:abstractNumId w:val="9"/>
   </w:num>
   <w:num w:numId="25">
-    <w:abstractNumId w:val="46"/>
+    <w:abstractNumId w:val="47"/>
   </w:num>
   <w:num w:numId="26">
     <w:abstractNumId w:val="23"/>
@@ -49656,10 +50134,10 @@
     <w:abstractNumId w:val="4"/>
   </w:num>
   <w:num w:numId="30">
-    <w:abstractNumId w:val="52"/>
+    <w:abstractNumId w:val="53"/>
   </w:num>
   <w:num w:numId="31">
-    <w:abstractNumId w:val="53"/>
+    <w:abstractNumId w:val="54"/>
   </w:num>
   <w:num w:numId="32">
     <w:abstractNumId w:val="18"/>
@@ -49668,10 +50146,10 @@
     <w:abstractNumId w:val="21"/>
   </w:num>
   <w:num w:numId="34">
-    <w:abstractNumId w:val="43"/>
+    <w:abstractNumId w:val="44"/>
   </w:num>
   <w:num w:numId="35">
-    <w:abstractNumId w:val="44"/>
+    <w:abstractNumId w:val="45"/>
   </w:num>
   <w:num w:numId="36">
     <w:abstractNumId w:val="27"/>
@@ -49698,7 +50176,7 @@
     <w:abstractNumId w:val="20"/>
   </w:num>
   <w:num w:numId="44">
-    <w:abstractNumId w:val="41"/>
+    <w:abstractNumId w:val="42"/>
   </w:num>
   <w:num w:numId="45">
     <w:abstractNumId w:val="33"/>
@@ -49716,7 +50194,7 @@
     <w:abstractNumId w:val="30"/>
   </w:num>
   <w:num w:numId="50">
-    <w:abstractNumId w:val="48"/>
+    <w:abstractNumId w:val="49"/>
   </w:num>
   <w:num w:numId="51">
     <w:abstractNumId w:val="35"/>
@@ -49740,13 +50218,16 @@
     </w:lvlOverride>
   </w:num>
   <w:num w:numId="56">
-    <w:abstractNumId w:val="51"/>
+    <w:abstractNumId w:val="52"/>
   </w:num>
   <w:num w:numId="57">
     <w:abstractNumId w:val="29"/>
   </w:num>
   <w:num w:numId="58">
     <w:abstractNumId w:val="0"/>
+  </w:num>
+  <w:num w:numId="59">
+    <w:abstractNumId w:val="40"/>
   </w:num>
   <w:numIdMacAtCleanup w:val="58"/>
 </w:numbering>
@@ -51245,7 +51726,7 @@
 </file>
 
 <file path=customXml/itemProps1.xml><?xml version="1.0" encoding="utf-8"?>
-<ds:datastoreItem xmlns:ds="http://schemas.openxmlformats.org/officeDocument/2006/customXml" ds:itemID="{A2837E05-C4DD-4F03-ACE9-2A5360B85BFE}">
+<ds:datastoreItem xmlns:ds="http://schemas.openxmlformats.org/officeDocument/2006/customXml" ds:itemID="{A95531E3-E17E-4871-940C-1C8876011126}">
   <ds:schemaRefs>
     <ds:schemaRef ds:uri="http://schemas.openxmlformats.org/officeDocument/2006/bibliography"/>
   </ds:schemaRefs>

--- a/internal_doc/03.开发设计/Amazon S3接口兼容/Story--SequoiaDB兼容Amazon S3接口 -对象管理.docx
+++ b/internal_doc/03.开发设计/Amazon S3接口兼容/Story--SequoiaDB兼容Amazon S3接口 -对象管理.docx
@@ -113,14 +113,12 @@
               </w:rPr>
               <w:t xml:space="preserve">  </w:t>
             </w:r>
-            <w:proofErr w:type="gramStart"/>
             <w:r>
               <w:rPr>
                 <w:rFonts w:hint="eastAsia"/>
               </w:rPr>
               <w:t>赵玉静</w:t>
             </w:r>
-            <w:proofErr w:type="gramEnd"/>
           </w:p>
         </w:tc>
         <w:tc>
@@ -1249,22 +1247,18 @@
               </w:rPr>
               <w:t>，</w:t>
             </w:r>
-            <w:proofErr w:type="gramStart"/>
             <w:r>
               <w:t>”</w:t>
             </w:r>
-            <w:proofErr w:type="gramEnd"/>
             <w:r>
               <w:rPr>
                 <w:rFonts w:hint="eastAsia"/>
               </w:rPr>
               <w:t>127</w:t>
             </w:r>
-            <w:proofErr w:type="gramStart"/>
             <w:r>
               <w:t>”</w:t>
             </w:r>
-            <w:proofErr w:type="gramEnd"/>
           </w:p>
         </w:tc>
         <w:tc>
@@ -1611,14 +1605,12 @@
               </w:rPr>
               <w:t>/</w:t>
             </w:r>
-            <w:proofErr w:type="gramStart"/>
             <w:r>
               <w:rPr>
                 <w:rFonts w:hint="eastAsia"/>
               </w:rPr>
               <w:t>反勾号</w:t>
             </w:r>
-            <w:proofErr w:type="gramEnd"/>
           </w:p>
         </w:tc>
       </w:tr>
@@ -3728,21 +3720,7 @@
         <w:ind w:left="630"/>
       </w:pPr>
       <w:r>
-        <w:t>GE</w:t>
-      </w:r>
-      <w:commentRangeStart w:id="0"/>
-      <w:r>
-        <w:t>T Bucket (List Objects) Version 2</w:t>
-      </w:r>
-      <w:commentRangeEnd w:id="0"/>
-      <w:r>
-        <w:rPr>
-          <w:rStyle w:val="af"/>
-          <w:rFonts w:eastAsiaTheme="minorEastAsia"/>
-          <w:b w:val="0"/>
-          <w:bCs w:val="0"/>
-        </w:rPr>
-        <w:commentReference w:id="0"/>
+        <w:t>GET Bucket (List Objects) Version 2</w:t>
       </w:r>
     </w:p>
     <w:p>
@@ -5430,19 +5408,11 @@
               </w:rPr>
               <w:t>}</w:t>
             </w:r>
-            <w:proofErr w:type="gramStart"/>
             <w:r>
               <w:rPr>
                 <w:i/>
               </w:rPr>
-              <w:t>/?list</w:t>
-            </w:r>
-            <w:proofErr w:type="gramEnd"/>
-            <w:r>
-              <w:rPr>
-                <w:i/>
-              </w:rPr>
-              <w:t xml:space="preserve">-type=2 HTTP/1.1 </w:t>
+              <w:t xml:space="preserve">/?list-type=2 HTTP/1.1 </w:t>
             </w:r>
           </w:p>
           <w:p>
@@ -5706,21 +5676,7 @@
               <w:rPr>
                 <w:i/>
               </w:rPr>
-              <w:t xml:space="preserve">    &lt;ETag&gt;&amp;</w:t>
-            </w:r>
-            <w:proofErr w:type="gramStart"/>
-            <w:r>
-              <w:rPr>
-                <w:i/>
-              </w:rPr>
-              <w:t>quot;fba</w:t>
-            </w:r>
-            <w:proofErr w:type="gramEnd"/>
-            <w:r>
-              <w:rPr>
-                <w:i/>
-              </w:rPr>
-              <w:t xml:space="preserve">9dede5f27731c9771645a39863328&amp;quot;&lt;/ETag&gt;    </w:t>
+              <w:t xml:space="preserve">    &lt;ETag&gt;&amp;quot;fba9dede5f27731c9771645a39863328&amp;quot;&lt;/ETag&gt;    </w:t>
             </w:r>
           </w:p>
           <w:p>
@@ -5891,19 +5847,11 @@
               </w:rPr>
               <w:t>}</w:t>
             </w:r>
-            <w:proofErr w:type="gramStart"/>
             <w:r>
               <w:rPr>
                 <w:i/>
               </w:rPr>
-              <w:t>/?list</w:t>
-            </w:r>
-            <w:proofErr w:type="gramEnd"/>
-            <w:r>
-              <w:rPr>
-                <w:i/>
-              </w:rPr>
-              <w:t xml:space="preserve">-type=2&amp;prefix=photos/2006/&amp;delimiter=/ HTTP/1.1 </w:t>
+              <w:t xml:space="preserve">/?list-type=2&amp;prefix=photos/2006/&amp;delimiter=/ HTTP/1.1 </w:t>
             </w:r>
           </w:p>
           <w:p>
@@ -6155,21 +6103,7 @@
               <w:rPr>
                 <w:i/>
               </w:rPr>
-              <w:t>&lt;ETag&gt;&amp;</w:t>
-            </w:r>
-            <w:proofErr w:type="gramStart"/>
-            <w:r>
-              <w:rPr>
-                <w:i/>
-              </w:rPr>
-              <w:t>quot;d</w:t>
-            </w:r>
-            <w:proofErr w:type="gramEnd"/>
-            <w:r>
-              <w:rPr>
-                <w:i/>
-              </w:rPr>
-              <w:t>41d8cd98f00b204e9800998ecf8427e&amp;quot;&lt;/ETag&gt;</w:t>
+              <w:t>&lt;ETag&gt;&amp;quot;d41d8cd98f00b204e9800998ecf8427e&amp;quot;&lt;/ETag&gt;</w:t>
             </w:r>
           </w:p>
           <w:p>
@@ -8373,16 +8307,11 @@
               </w:rPr>
               <w:t>bucketname</w:t>
             </w:r>
-            <w:proofErr w:type="gramStart"/>
             <w:r>
               <w:t>}</w:t>
             </w:r>
             <w:r>
-              <w:t>?versions</w:t>
-            </w:r>
-            <w:proofErr w:type="gramEnd"/>
-            <w:r>
-              <w:t xml:space="preserve"> HTTP/1.1 </w:t>
+              <w:t xml:space="preserve">?versions HTTP/1.1 </w:t>
             </w:r>
           </w:p>
           <w:p>
@@ -8548,15 +8477,7 @@
               <w:ind w:leftChars="400" w:left="840"/>
             </w:pPr>
             <w:r>
-              <w:t>&lt;LastModified&gt;2009-10-12T17:50:30.000Z&lt;/LastModified&gt;        &lt;ETag&gt;&amp;</w:t>
-            </w:r>
-            <w:proofErr w:type="gramStart"/>
-            <w:r>
-              <w:t>quot;fba</w:t>
-            </w:r>
-            <w:proofErr w:type="gramEnd"/>
-            <w:r>
-              <w:t>9dede5f27731c9771645a39863328&amp;quot;&lt;/ETag&gt;        &lt;Size&gt;434234&lt;/Size&gt;</w:t>
+              <w:t>&lt;LastModified&gt;2009-10-12T17:50:30.000Z&lt;/LastModified&gt;        &lt;ETag&gt;&amp;quot;fba9dede5f27731c9771645a39863328&amp;quot;&lt;/ETag&gt;        &lt;Size&gt;434234&lt;/Size&gt;</w:t>
             </w:r>
           </w:p>
           <w:p>
@@ -8655,7 +8576,7 @@
             <w:r>
               <w:t>&lt;DisplayName&gt;</w:t>
             </w:r>
-            <w:hyperlink r:id="rId10" w:history="1">
+            <w:hyperlink r:id="rId8" w:history="1">
               <w:r>
                 <w:rPr>
                   <w:rStyle w:val="ad"/>
@@ -9783,13 +9704,8 @@
               </w:rPr>
               <w:t>：</w:t>
             </w:r>
-            <w:proofErr w:type="gramStart"/>
-            <w:r>
-              <w:t>Range:bytes</w:t>
-            </w:r>
-            <w:proofErr w:type="gramEnd"/>
-            <w:r>
-              <w:t>=beginbyte-endbyte</w:t>
+            <w:r>
+              <w:t>Range:bytes=beginbyte-endbyte</w:t>
             </w:r>
           </w:p>
           <w:p>
@@ -9969,15 +9885,7 @@
               <w:ind w:left="0"/>
             </w:pPr>
             <w:r>
-              <w:t xml:space="preserve">Return the object only if its entity </w:t>
-            </w:r>
-            <w:proofErr w:type="gramStart"/>
-            <w:r>
-              <w:t>tag</w:t>
-            </w:r>
-            <w:proofErr w:type="gramEnd"/>
-            <w:r>
-              <w:t xml:space="preserve"> (ETag) is the same as the one speciﬁed; otherwise, return a 412 (precondition failed).</w:t>
+              <w:t>Return the object only if its entity tag (ETag) is the same as the one speciﬁed; otherwise, return a 412 (precondition failed).</w:t>
             </w:r>
           </w:p>
           <w:p>
@@ -10032,15 +9940,7 @@
               <w:ind w:left="0"/>
             </w:pPr>
             <w:r>
-              <w:t xml:space="preserve">Return the object only if its entity </w:t>
-            </w:r>
-            <w:proofErr w:type="gramStart"/>
-            <w:r>
-              <w:t>tag</w:t>
-            </w:r>
-            <w:proofErr w:type="gramEnd"/>
-            <w:r>
-              <w:t xml:space="preserve"> (ETag) is diﬀerent from the one speciﬁed; otherwise, return a 304 (not modiﬁed).</w:t>
+              <w:t>Return the object only if its entity tag (ETag) is diﬀerent from the one speciﬁed; otherwise, return a 304 (not modiﬁed).</w:t>
             </w:r>
           </w:p>
           <w:p>
@@ -12005,13 +11905,8 @@
               </w:rPr>
               <w:t>：</w:t>
             </w:r>
-            <w:proofErr w:type="gramStart"/>
-            <w:r>
-              <w:t>Range:bytes</w:t>
-            </w:r>
-            <w:proofErr w:type="gramEnd"/>
-            <w:r>
-              <w:t>=beginbyte-endbyte</w:t>
+            <w:r>
+              <w:t>Range:bytes=beginbyte-endbyte</w:t>
             </w:r>
           </w:p>
           <w:p>
@@ -12173,15 +12068,7 @@
               <w:ind w:left="0"/>
             </w:pPr>
             <w:r>
-              <w:t xml:space="preserve">Return the object only if its entity </w:t>
-            </w:r>
-            <w:proofErr w:type="gramStart"/>
-            <w:r>
-              <w:t>tag</w:t>
-            </w:r>
-            <w:proofErr w:type="gramEnd"/>
-            <w:r>
-              <w:t xml:space="preserve"> (ETag) is the same as the one speciﬁed; otherwise, return a 412 (precondition failed).</w:t>
+              <w:t>Return the object only if its entity tag (ETag) is the same as the one speciﬁed; otherwise, return a 412 (precondition failed).</w:t>
             </w:r>
           </w:p>
           <w:p>
@@ -12236,15 +12123,7 @@
               <w:ind w:left="0"/>
             </w:pPr>
             <w:r>
-              <w:t xml:space="preserve">Return the object only if its entity </w:t>
-            </w:r>
-            <w:proofErr w:type="gramStart"/>
-            <w:r>
-              <w:t>tag</w:t>
-            </w:r>
-            <w:proofErr w:type="gramEnd"/>
-            <w:r>
-              <w:t xml:space="preserve"> (ETag) is diﬀerent from the one speciﬁed; otherwise, return a 304 (not modiﬁed).</w:t>
+              <w:t>Return the object only if its entity tag (ETag) is diﬀerent from the one speciﬁed; otherwise, return a 304 (not modiﬁed).</w:t>
             </w:r>
           </w:p>
           <w:p>
@@ -13284,16 +13163,8 @@
               <w:rPr>
                 <w:rFonts w:hint="eastAsia"/>
               </w:rPr>
-              <w:t>携带鉴</w:t>
-            </w:r>
-            <w:proofErr w:type="gramStart"/>
-            <w:r>
-              <w:rPr>
-                <w:rFonts w:hint="eastAsia"/>
-              </w:rPr>
-              <w:t>权信息</w:t>
-            </w:r>
-            <w:proofErr w:type="gramEnd"/>
+              <w:t>携带鉴权信息</w:t>
+            </w:r>
           </w:p>
         </w:tc>
       </w:tr>
@@ -13426,28 +13297,15 @@
               <w:ind w:left="0"/>
             </w:pPr>
             <w:r>
-              <w:t xml:space="preserve">ClientConfiguration config = new </w:t>
-            </w:r>
-            <w:proofErr w:type="gramStart"/>
-            <w:r>
-              <w:t>ClientConfiguration(</w:t>
-            </w:r>
-            <w:proofErr w:type="gramEnd"/>
-            <w:r>
-              <w:t>);</w:t>
-            </w:r>
-          </w:p>
-          <w:p>
-            <w:pPr>
-              <w:ind w:left="0"/>
-            </w:pPr>
-            <w:proofErr w:type="gramStart"/>
-            <w:r>
-              <w:t>config.setUseExpectContinue</w:t>
-            </w:r>
-            <w:proofErr w:type="gramEnd"/>
-            <w:r>
-              <w:t>(false);</w:t>
+              <w:t>ClientConfiguration config = new ClientConfiguration();</w:t>
+            </w:r>
+          </w:p>
+          <w:p>
+            <w:pPr>
+              <w:ind w:left="0"/>
+            </w:pPr>
+            <w:r>
+              <w:t>config.setUseExpectContinue(false);</w:t>
             </w:r>
           </w:p>
           <w:p>
@@ -13507,67 +13365,27 @@
           </w:p>
           <w:p>
             <w:r>
-              <w:t xml:space="preserve">        </w:t>
-            </w:r>
-            <w:proofErr w:type="gramStart"/>
-            <w:r>
-              <w:t>.withEndpointConfiguration</w:t>
-            </w:r>
-            <w:proofErr w:type="gramEnd"/>
-            <w:r>
-              <w:t>(endpointConfiguration)</w:t>
-            </w:r>
-          </w:p>
-          <w:p>
-            <w:r>
-              <w:t xml:space="preserve">        </w:t>
-            </w:r>
-            <w:proofErr w:type="gramStart"/>
-            <w:r>
-              <w:t>.withClientConfiguration</w:t>
-            </w:r>
-            <w:proofErr w:type="gramEnd"/>
-            <w:r>
-              <w:t xml:space="preserve">(config)                </w:t>
-            </w:r>
-          </w:p>
-          <w:p>
-            <w:r>
-              <w:t xml:space="preserve">        </w:t>
-            </w:r>
-            <w:proofErr w:type="gramStart"/>
-            <w:r>
-              <w:t>.withCredentials</w:t>
-            </w:r>
-            <w:proofErr w:type="gramEnd"/>
-            <w:r>
-              <w:t xml:space="preserve">(new AWSStaticCredentialsProvider(credentials)) </w:t>
-            </w:r>
-          </w:p>
-          <w:p>
-            <w:r>
-              <w:t xml:space="preserve">        </w:t>
-            </w:r>
-            <w:proofErr w:type="gramStart"/>
-            <w:r>
-              <w:t>.withChunkedEncodingDisabled</w:t>
-            </w:r>
-            <w:proofErr w:type="gramEnd"/>
-            <w:r>
-              <w:t xml:space="preserve">(true)    </w:t>
-            </w:r>
-          </w:p>
-          <w:p>
-            <w:r>
-              <w:t xml:space="preserve">        </w:t>
-            </w:r>
-            <w:proofErr w:type="gramStart"/>
-            <w:r>
-              <w:t>.build</w:t>
-            </w:r>
-            <w:proofErr w:type="gramEnd"/>
-            <w:r>
-              <w:t>()</w:t>
+              <w:t xml:space="preserve">        .withEndpointConfiguration(endpointConfiguration)</w:t>
+            </w:r>
+          </w:p>
+          <w:p>
+            <w:r>
+              <w:t xml:space="preserve">        .withClientConfiguration(config)                </w:t>
+            </w:r>
+          </w:p>
+          <w:p>
+            <w:r>
+              <w:t xml:space="preserve">        .withCredentials(new AWSStaticCredentialsProvider(credentials)) </w:t>
+            </w:r>
+          </w:p>
+          <w:p>
+            <w:r>
+              <w:t xml:space="preserve">        .withChunkedEncodingDisabled(true)    </w:t>
+            </w:r>
+          </w:p>
+          <w:p>
+            <w:r>
+              <w:t xml:space="preserve">        .build()</w:t>
             </w:r>
           </w:p>
           <w:p>
@@ -14127,15 +13945,7 @@
               <w:ind w:left="0"/>
             </w:pPr>
             <w:r>
-              <w:t xml:space="preserve">PutObjectRequest request = new </w:t>
-            </w:r>
-            <w:proofErr w:type="gramStart"/>
-            <w:r>
-              <w:t>PutObjectRequest(</w:t>
-            </w:r>
-            <w:proofErr w:type="gramEnd"/>
-            <w:r>
-              <w:t>bucketname, keyName, new File("C:\\</w:t>
+              <w:t>PutObjectRequest request = new PutObjectRequest(bucketname, keyName, new File("C:\\</w:t>
             </w:r>
             <w:r>
               <w:rPr>
@@ -14161,57 +13971,31 @@
               <w:ind w:left="0"/>
             </w:pPr>
             <w:r>
-              <w:t xml:space="preserve">ObjectMetadata metaData = new </w:t>
-            </w:r>
-            <w:proofErr w:type="gramStart"/>
-            <w:r>
-              <w:t>ObjectMetadata(</w:t>
-            </w:r>
-            <w:proofErr w:type="gramEnd"/>
-            <w:r>
-              <w:t>);</w:t>
-            </w:r>
-          </w:p>
-          <w:p>
-            <w:pPr>
-              <w:ind w:left="0"/>
-            </w:pPr>
-            <w:r>
-              <w:t>Map&lt;</w:t>
-            </w:r>
-            <w:proofErr w:type="gramStart"/>
-            <w:r>
-              <w:t>String,String</w:t>
-            </w:r>
-            <w:proofErr w:type="gramEnd"/>
-            <w:r>
-              <w:t>&gt; xMeta = new HashMap&lt;String, String&gt;();</w:t>
-            </w:r>
-          </w:p>
-          <w:p>
-            <w:pPr>
-              <w:ind w:left="0"/>
-            </w:pPr>
-            <w:proofErr w:type="gramStart"/>
-            <w:r>
-              <w:t>xMeta.put(</w:t>
-            </w:r>
-            <w:proofErr w:type="gramEnd"/>
-            <w:r>
-              <w:t>"test1", "1234");</w:t>
-            </w:r>
-          </w:p>
-          <w:p>
-            <w:pPr>
-              <w:ind w:left="0"/>
-            </w:pPr>
-            <w:proofErr w:type="gramStart"/>
-            <w:r>
-              <w:t>xMeta.put(</w:t>
-            </w:r>
-            <w:proofErr w:type="gramEnd"/>
-            <w:r>
-              <w:t>"test2", "123343");</w:t>
+              <w:t>ObjectMetadata metaData = new ObjectMetadata();</w:t>
+            </w:r>
+          </w:p>
+          <w:p>
+            <w:pPr>
+              <w:ind w:left="0"/>
+            </w:pPr>
+            <w:r>
+              <w:t>Map&lt;String,String&gt; xMeta = new HashMap&lt;String, String&gt;();</w:t>
+            </w:r>
+          </w:p>
+          <w:p>
+            <w:pPr>
+              <w:ind w:left="0"/>
+            </w:pPr>
+            <w:r>
+              <w:t>xMeta.put("test1", "1234");</w:t>
+            </w:r>
+          </w:p>
+          <w:p>
+            <w:pPr>
+              <w:ind w:left="0"/>
+            </w:pPr>
+            <w:r>
+              <w:t>xMeta.put("test2", "123343");</w:t>
             </w:r>
           </w:p>
           <w:p>
@@ -14259,15 +14043,7 @@
               <w:ind w:left="0"/>
             </w:pPr>
             <w:r>
-              <w:t xml:space="preserve">metaData.setExpirationTime(new </w:t>
-            </w:r>
-            <w:proofErr w:type="gramStart"/>
-            <w:r>
-              <w:t>Date(</w:t>
-            </w:r>
-            <w:proofErr w:type="gramEnd"/>
-            <w:r>
-              <w:t>));</w:t>
+              <w:t>metaData.setExpirationTime(new Date());</w:t>
             </w:r>
           </w:p>
           <w:p>
@@ -14282,13 +14058,8 @@
             <w:pPr>
               <w:ind w:left="0"/>
             </w:pPr>
-            <w:proofErr w:type="gramStart"/>
-            <w:r>
-              <w:t>request.withMetadata</w:t>
-            </w:r>
-            <w:proofErr w:type="gramEnd"/>
-            <w:r>
-              <w:t>(metaData);</w:t>
+            <w:r>
+              <w:t>request.withMetadata(metaData);</w:t>
             </w:r>
           </w:p>
           <w:p>
@@ -14629,16 +14400,8 @@
               <w:rPr>
                 <w:rFonts w:hint="eastAsia"/>
               </w:rPr>
-              <w:t>请求中</w:t>
-            </w:r>
-            <w:proofErr w:type="gramStart"/>
-            <w:r>
-              <w:rPr>
-                <w:rFonts w:hint="eastAsia"/>
-              </w:rPr>
-              <w:t>添加桶名</w:t>
-            </w:r>
-            <w:proofErr w:type="gramEnd"/>
+              <w:t>请求中添加桶名</w:t>
+            </w:r>
           </w:p>
         </w:tc>
       </w:tr>
@@ -15132,93 +14895,55 @@
               <w:ind w:left="0" w:firstLineChars="300" w:firstLine="630"/>
             </w:pPr>
             <w:r>
-              <w:t xml:space="preserve"> new ListObjectsV2Request(</w:t>
-            </w:r>
-            <w:proofErr w:type="gramStart"/>
-            <w:r>
-              <w:t>).withBucketName</w:t>
-            </w:r>
-            <w:proofErr w:type="gramEnd"/>
-            <w:r>
-              <w:t>(bucket).withEncodingType("url");</w:t>
-            </w:r>
-          </w:p>
-          <w:p>
-            <w:pPr>
-              <w:ind w:left="0"/>
-            </w:pPr>
-            <w:proofErr w:type="gramStart"/>
-            <w:r>
-              <w:t>request.withMaxKeys</w:t>
-            </w:r>
-            <w:proofErr w:type="gramEnd"/>
-            <w:r>
-              <w:t>(1);</w:t>
-            </w:r>
-          </w:p>
-          <w:p>
-            <w:pPr>
-              <w:ind w:left="0"/>
-            </w:pPr>
-            <w:proofErr w:type="gramStart"/>
-            <w:r>
-              <w:t>request.withPrefix</w:t>
-            </w:r>
-            <w:proofErr w:type="gramEnd"/>
-            <w:r>
-              <w:t>("aa/bb/");</w:t>
-            </w:r>
-          </w:p>
-          <w:p>
-            <w:pPr>
-              <w:ind w:left="0"/>
-            </w:pPr>
-            <w:proofErr w:type="gramStart"/>
-            <w:r>
-              <w:t>request.withDelimiter</w:t>
-            </w:r>
-            <w:proofErr w:type="gramEnd"/>
-            <w:r>
-              <w:t>("/");</w:t>
-            </w:r>
-          </w:p>
-          <w:p>
-            <w:pPr>
-              <w:ind w:left="0"/>
-            </w:pPr>
-            <w:proofErr w:type="gramStart"/>
-            <w:r>
-              <w:t>request.withFetchOwner</w:t>
-            </w:r>
-            <w:proofErr w:type="gramEnd"/>
-            <w:r>
-              <w:t>(true);</w:t>
-            </w:r>
-          </w:p>
-          <w:p>
-            <w:pPr>
-              <w:ind w:left="0"/>
-            </w:pPr>
-            <w:proofErr w:type="gramStart"/>
-            <w:r>
-              <w:t>request.withStartAfter</w:t>
-            </w:r>
-            <w:proofErr w:type="gramEnd"/>
-            <w:r>
-              <w:t>("aa");</w:t>
-            </w:r>
-          </w:p>
-          <w:p>
-            <w:pPr>
-              <w:ind w:left="0"/>
-            </w:pPr>
-            <w:proofErr w:type="gramStart"/>
-            <w:r>
-              <w:t>request.withContinuationToken</w:t>
-            </w:r>
-            <w:proofErr w:type="gramEnd"/>
-            <w:r>
-              <w:t>("B1AND1I");</w:t>
+              <w:t xml:space="preserve"> new ListObjectsV2Request().withBucketName(bucket).withEncodingType("url");</w:t>
+            </w:r>
+          </w:p>
+          <w:p>
+            <w:pPr>
+              <w:ind w:left="0"/>
+            </w:pPr>
+            <w:r>
+              <w:t>request.withMaxKeys(1);</w:t>
+            </w:r>
+          </w:p>
+          <w:p>
+            <w:pPr>
+              <w:ind w:left="0"/>
+            </w:pPr>
+            <w:r>
+              <w:t>request.withPrefix("aa/bb/");</w:t>
+            </w:r>
+          </w:p>
+          <w:p>
+            <w:pPr>
+              <w:ind w:left="0"/>
+            </w:pPr>
+            <w:r>
+              <w:t>request.withDelimiter("/");</w:t>
+            </w:r>
+          </w:p>
+          <w:p>
+            <w:pPr>
+              <w:ind w:left="0"/>
+            </w:pPr>
+            <w:r>
+              <w:t>request.withFetchOwner(true);</w:t>
+            </w:r>
+          </w:p>
+          <w:p>
+            <w:pPr>
+              <w:ind w:left="0"/>
+            </w:pPr>
+            <w:r>
+              <w:t>request.withStartAfter("aa");</w:t>
+            </w:r>
+          </w:p>
+          <w:p>
+            <w:pPr>
+              <w:ind w:left="0"/>
+            </w:pPr>
+            <w:r>
+              <w:t>request.withContinuationToken("B1AND1I");</w:t>
             </w:r>
           </w:p>
           <w:p>
@@ -15648,74 +15373,45 @@
               <w:ind w:left="0"/>
             </w:pPr>
             <w:r>
-              <w:t xml:space="preserve">ListVersionsRequest request = new </w:t>
-            </w:r>
-            <w:proofErr w:type="gramStart"/>
-            <w:r>
-              <w:t>ListVersionsRequest(</w:t>
-            </w:r>
-            <w:proofErr w:type="gramEnd"/>
-            <w:r>
-              <w:t>);</w:t>
-            </w:r>
-          </w:p>
-          <w:p>
-            <w:pPr>
-              <w:ind w:left="0"/>
-            </w:pPr>
-            <w:proofErr w:type="gramStart"/>
-            <w:r>
-              <w:t>request.setBucketName</w:t>
-            </w:r>
-            <w:proofErr w:type="gramEnd"/>
-            <w:r>
-              <w:t>(bucket);</w:t>
-            </w:r>
-          </w:p>
-          <w:p>
-            <w:pPr>
-              <w:ind w:left="0"/>
-            </w:pPr>
-            <w:proofErr w:type="gramStart"/>
-            <w:r>
-              <w:t>request.setDelimiter</w:t>
-            </w:r>
-            <w:proofErr w:type="gramEnd"/>
-            <w:r>
-              <w:t>("/");</w:t>
-            </w:r>
-          </w:p>
-          <w:p>
-            <w:pPr>
-              <w:ind w:left="0"/>
-            </w:pPr>
-            <w:proofErr w:type="gramStart"/>
-            <w:r>
-              <w:t>request.setEncodingType</w:t>
-            </w:r>
-            <w:proofErr w:type="gramEnd"/>
-            <w:r>
-              <w:t>("url");</w:t>
-            </w:r>
-          </w:p>
-          <w:p>
-            <w:pPr>
-              <w:ind w:left="0"/>
-            </w:pPr>
-            <w:proofErr w:type="gramStart"/>
-            <w:r>
-              <w:t>equest.setKeyMarker</w:t>
-            </w:r>
-            <w:proofErr w:type="gramEnd"/>
-            <w:r>
-              <w:t>("aa");</w:t>
-            </w:r>
-          </w:p>
-          <w:p>
-            <w:pPr>
-              <w:ind w:left="0"/>
-            </w:pPr>
-            <w:proofErr w:type="gramStart"/>
+              <w:t>ListVersionsRequest request = new ListVersionsRequest();</w:t>
+            </w:r>
+          </w:p>
+          <w:p>
+            <w:pPr>
+              <w:ind w:left="0"/>
+            </w:pPr>
+            <w:r>
+              <w:t>request.setBucketName(bucket);</w:t>
+            </w:r>
+          </w:p>
+          <w:p>
+            <w:pPr>
+              <w:ind w:left="0"/>
+            </w:pPr>
+            <w:r>
+              <w:t>request.setDelimiter("/");</w:t>
+            </w:r>
+          </w:p>
+          <w:p>
+            <w:pPr>
+              <w:ind w:left="0"/>
+            </w:pPr>
+            <w:r>
+              <w:t>request.setEncodingType("url");</w:t>
+            </w:r>
+          </w:p>
+          <w:p>
+            <w:pPr>
+              <w:ind w:left="0"/>
+            </w:pPr>
+            <w:r>
+              <w:t>equest.setKeyMarker("aa");</w:t>
+            </w:r>
+          </w:p>
+          <w:p>
+            <w:pPr>
+              <w:ind w:left="0"/>
+            </w:pPr>
             <w:r>
               <w:rPr>
                 <w:rFonts w:hint="eastAsia"/>
@@ -15723,18 +15419,13 @@
               <w:t>r</w:t>
             </w:r>
             <w:r>
-              <w:t>equest.setMaxResults</w:t>
-            </w:r>
-            <w:proofErr w:type="gramEnd"/>
-            <w:r>
-              <w:t>(1000);</w:t>
-            </w:r>
-          </w:p>
-          <w:p>
-            <w:pPr>
-              <w:ind w:left="0"/>
-            </w:pPr>
-            <w:proofErr w:type="gramStart"/>
+              <w:t>equest.setMaxResults(1000);</w:t>
+            </w:r>
+          </w:p>
+          <w:p>
+            <w:pPr>
+              <w:ind w:left="0"/>
+            </w:pPr>
             <w:r>
               <w:rPr>
                 <w:rFonts w:hint="eastAsia"/>
@@ -15742,24 +15433,15 @@
               <w:t>r</w:t>
             </w:r>
             <w:r>
-              <w:t>equest.setPrefix</w:t>
-            </w:r>
-            <w:proofErr w:type="gramEnd"/>
-            <w:r>
-              <w:t>("aa");</w:t>
-            </w:r>
-          </w:p>
-          <w:p>
-            <w:pPr>
-              <w:ind w:left="0"/>
-            </w:pPr>
-            <w:proofErr w:type="gramStart"/>
-            <w:r>
-              <w:t>request.setVersionIdMarker</w:t>
-            </w:r>
-            <w:proofErr w:type="gramEnd"/>
-            <w:r>
-              <w:t>("null");</w:t>
+              <w:t>equest.setPrefix("aa");</w:t>
+            </w:r>
+          </w:p>
+          <w:p>
+            <w:pPr>
+              <w:ind w:left="0"/>
+            </w:pPr>
+            <w:r>
+              <w:t>request.setVersionIdMarker("null");</w:t>
             </w:r>
           </w:p>
           <w:p>
@@ -17085,70 +16767,39 @@
               <w:ind w:left="0"/>
             </w:pPr>
             <w:r>
-              <w:t xml:space="preserve">GetObjectRequest request = new </w:t>
-            </w:r>
-            <w:proofErr w:type="gramStart"/>
-            <w:r>
-              <w:t>GetObjectRequest(</w:t>
-            </w:r>
-            <w:proofErr w:type="gramEnd"/>
-            <w:r>
-              <w:t>bucketName, keyName);</w:t>
-            </w:r>
-          </w:p>
-          <w:p>
-            <w:pPr>
-              <w:ind w:left="0"/>
-            </w:pPr>
-            <w:proofErr w:type="gramStart"/>
-            <w:r>
-              <w:t>request.withMatchingETagConstraint</w:t>
-            </w:r>
-            <w:proofErr w:type="gramEnd"/>
-            <w:r>
-              <w:t>("cd6539df5298799314cd096b819bfcc8");</w:t>
-            </w:r>
-          </w:p>
-          <w:p>
-            <w:pPr>
-              <w:ind w:left="0"/>
-            </w:pPr>
-            <w:proofErr w:type="gramStart"/>
-            <w:r>
-              <w:t>request.withModifiedSinceConstraint</w:t>
-            </w:r>
-            <w:proofErr w:type="gramEnd"/>
-            <w:r>
-              <w:t>(new Date("Wed, 19 Sep 2018 01:30:01 GMT"));</w:t>
-            </w:r>
-          </w:p>
-          <w:p>
-            <w:pPr>
-              <w:ind w:left="0"/>
-            </w:pPr>
-            <w:proofErr w:type="gramStart"/>
-            <w:r>
-              <w:t>request.withRange</w:t>
-            </w:r>
-            <w:proofErr w:type="gramEnd"/>
-            <w:r>
-              <w:t>(-7938);</w:t>
-            </w:r>
-          </w:p>
-          <w:p>
-            <w:pPr>
-              <w:ind w:left="0"/>
-            </w:pPr>
-            <w:r>
-              <w:t xml:space="preserve">ResponseHeaderOverrides overrideHeaders = new </w:t>
-            </w:r>
-            <w:proofErr w:type="gramStart"/>
-            <w:r>
-              <w:t>ResponseHeaderOverrides(</w:t>
-            </w:r>
-            <w:proofErr w:type="gramEnd"/>
-            <w:r>
-              <w:t>);</w:t>
+              <w:t>GetObjectRequest request = new GetObjectRequest(bucketName, keyName);</w:t>
+            </w:r>
+          </w:p>
+          <w:p>
+            <w:pPr>
+              <w:ind w:left="0"/>
+            </w:pPr>
+            <w:r>
+              <w:t>request.withMatchingETagConstraint("cd6539df5298799314cd096b819bfcc8");</w:t>
+            </w:r>
+          </w:p>
+          <w:p>
+            <w:pPr>
+              <w:ind w:left="0"/>
+            </w:pPr>
+            <w:r>
+              <w:t>request.withModifiedSinceConstraint(new Date("Wed, 19 Sep 2018 01:30:01 GMT"));</w:t>
+            </w:r>
+          </w:p>
+          <w:p>
+            <w:pPr>
+              <w:ind w:left="0"/>
+            </w:pPr>
+            <w:r>
+              <w:t>request.withRange(-7938);</w:t>
+            </w:r>
+          </w:p>
+          <w:p>
+            <w:pPr>
+              <w:ind w:left="0"/>
+            </w:pPr>
+            <w:r>
+              <w:t>ResponseHeaderOverrides overrideHeaders = new ResponseHeaderOverrides();</w:t>
             </w:r>
           </w:p>
           <w:p>
@@ -17171,13 +16822,8 @@
             <w:pPr>
               <w:ind w:left="0"/>
             </w:pPr>
-            <w:proofErr w:type="gramStart"/>
-            <w:r>
-              <w:t>request.withResponseHeaders</w:t>
-            </w:r>
-            <w:proofErr w:type="gramEnd"/>
-            <w:r>
-              <w:t>(overrideHeaders);</w:t>
+            <w:r>
+              <w:t>request.withResponseHeaders(overrideHeaders);</w:t>
             </w:r>
           </w:p>
           <w:p>
@@ -17469,15 +17115,7 @@
               <w:ind w:left="0"/>
             </w:pPr>
             <w:r>
-              <w:t>amazonS3.deleteObject(</w:t>
-            </w:r>
-            <w:proofErr w:type="gramStart"/>
-            <w:r>
-              <w:t>bucket,key</w:t>
-            </w:r>
-            <w:proofErr w:type="gramEnd"/>
-            <w:r>
-              <w:t>);</w:t>
+              <w:t>amazonS3.deleteObject(bucket,key);</w:t>
             </w:r>
           </w:p>
           <w:p>
@@ -18012,15 +17650,7 @@
               <w:ind w:left="0" w:firstLineChars="1000" w:firstLine="2100"/>
             </w:pPr>
             <w:r>
-              <w:t xml:space="preserve">new </w:t>
-            </w:r>
-            <w:proofErr w:type="gramStart"/>
-            <w:r>
-              <w:t>GetObjectMetadataRequest(</w:t>
-            </w:r>
-            <w:proofErr w:type="gramEnd"/>
-            <w:r>
-              <w:t>bucket, object, versionId);</w:t>
+              <w:t>new GetObjectMetadataRequest(bucket, object, versionId);</w:t>
             </w:r>
           </w:p>
           <w:p>
@@ -18039,8 +17669,8 @@
       <w:pPr>
         <w:pStyle w:val="10"/>
       </w:pPr>
-      <w:bookmarkStart w:id="1" w:name="_公共头部"/>
-      <w:bookmarkEnd w:id="1"/>
+      <w:bookmarkStart w:id="0" w:name="_公共头部"/>
+      <w:bookmarkEnd w:id="0"/>
       <w:r>
         <w:rPr>
           <w:rFonts w:hint="eastAsia"/>
@@ -18276,23 +17906,7 @@
           <w:rFonts w:hint="eastAsia"/>
           <w:color w:val="00B0F0"/>
         </w:rPr>
-        <w:t>使用时序</w:t>
-      </w:r>
-      <w:proofErr w:type="gramStart"/>
-      <w:r>
-        <w:rPr>
-          <w:rFonts w:hint="eastAsia"/>
-          <w:color w:val="00B0F0"/>
-        </w:rPr>
-        <w:t>图或者</w:t>
-      </w:r>
-      <w:proofErr w:type="gramEnd"/>
-      <w:r>
-        <w:rPr>
-          <w:rFonts w:hint="eastAsia"/>
-          <w:color w:val="00B0F0"/>
-        </w:rPr>
-        <w:t>活动图</w:t>
+        <w:t>使用时序图或者活动图</w:t>
       </w:r>
       <w:r>
         <w:rPr>
@@ -19362,21 +18976,7 @@
         <w:rPr>
           <w:rFonts w:hint="eastAsia"/>
         </w:rPr>
-        <w:t>补充鉴</w:t>
-      </w:r>
-      <w:proofErr w:type="gramStart"/>
-      <w:r>
-        <w:rPr>
-          <w:rFonts w:hint="eastAsia"/>
-        </w:rPr>
-        <w:t>权功能时时再</w:t>
-      </w:r>
-      <w:proofErr w:type="gramEnd"/>
-      <w:r>
-        <w:rPr>
-          <w:rFonts w:hint="eastAsia"/>
-        </w:rPr>
-        <w:t>补充此段检查。</w:t>
+        <w:t>补充鉴权功能时时再补充此段检查。</w:t>
       </w:r>
     </w:p>
     <w:p>
@@ -20716,7 +20316,6 @@
           <w:szCs w:val="30"/>
         </w:rPr>
       </w:pPr>
-      <w:proofErr w:type="gramStart"/>
       <w:r>
         <w:rPr>
           <w:rFonts w:hint="eastAsia"/>
@@ -20724,9 +20323,299 @@
           <w:sz w:val="30"/>
           <w:szCs w:val="30"/>
         </w:rPr>
-        <w:t>sdbs3.sequoiadb.meta</w:t>
-      </w:r>
-      <w:proofErr w:type="gramEnd"/>
+        <w:t>sdbs3.sequoiadb.meta.csName</w:t>
+      </w:r>
+      <w:r>
+        <w:rPr>
+          <w:rFonts w:hint="eastAsia"/>
+          <w:color w:val="808080"/>
+          <w:sz w:val="30"/>
+          <w:szCs w:val="30"/>
+        </w:rPr>
+        <w:t>=</w:t>
+      </w:r>
+      <w:r>
+        <w:rPr>
+          <w:rFonts w:hint="eastAsia"/>
+          <w:color w:val="6A8759"/>
+          <w:sz w:val="30"/>
+          <w:szCs w:val="30"/>
+        </w:rPr>
+        <w:t>S3_SYS_Meta</w:t>
+      </w:r>
+    </w:p>
+    <w:p>
+      <w:pPr>
+        <w:spacing w:beforeLines="50" w:before="156" w:afterLines="50" w:after="156"/>
+        <w:ind w:left="0" w:firstLineChars="200" w:firstLine="420"/>
+      </w:pPr>
+      <w:r>
+        <w:rPr>
+          <w:rFonts w:hint="eastAsia"/>
+        </w:rPr>
+        <w:t>如果创建桶时指定了区域信息，则创建元数据集合空间为</w:t>
+      </w:r>
+      <w:r>
+        <w:t>”</w:t>
+      </w:r>
+      <w:r>
+        <w:rPr>
+          <w:rFonts w:hint="eastAsia"/>
+        </w:rPr>
+        <w:t>S3_</w:t>
+      </w:r>
+      <w:r>
+        <w:t>”+</w:t>
+      </w:r>
+      <w:r>
+        <w:rPr>
+          <w:rFonts w:hint="eastAsia"/>
+        </w:rPr>
+        <w:t>region</w:t>
+      </w:r>
+      <w:r>
+        <w:t>+”</w:t>
+      </w:r>
+      <w:r>
+        <w:t xml:space="preserve"> _MetaCS</w:t>
+      </w:r>
+      <w:r>
+        <w:t>”</w:t>
+      </w:r>
+      <w:r>
+        <w:rPr>
+          <w:rFonts w:hint="eastAsia"/>
+        </w:rPr>
+        <w:t>，如果区域配置中指定了</w:t>
+      </w:r>
+      <w:r>
+        <w:rPr>
+          <w:rFonts w:hint="eastAsia"/>
+        </w:rPr>
+        <w:t>MetaDomain</w:t>
+      </w:r>
+      <w:r>
+        <w:rPr>
+          <w:rFonts w:hint="eastAsia"/>
+        </w:rPr>
+        <w:t>，则该集合空间建立在</w:t>
+      </w:r>
+      <w:r>
+        <w:rPr>
+          <w:rFonts w:hint="eastAsia"/>
+        </w:rPr>
+        <w:t>MetaDomain</w:t>
+      </w:r>
+      <w:r>
+        <w:rPr>
+          <w:rFonts w:hint="eastAsia"/>
+        </w:rPr>
+        <w:t>指定的域上。</w:t>
+      </w:r>
+    </w:p>
+    <w:p>
+      <w:pPr>
+        <w:spacing w:beforeLines="50" w:before="156" w:afterLines="50" w:after="156"/>
+        <w:ind w:left="0" w:firstLineChars="200" w:firstLine="420"/>
+      </w:pPr>
+      <w:r>
+        <w:rPr>
+          <w:rFonts w:hint="eastAsia"/>
+        </w:rPr>
+        <w:lastRenderedPageBreak/>
+        <w:t>元数据集合空间下的最新元数据集合名为</w:t>
+      </w:r>
+      <w:r>
+        <w:t>S3_ObjectMeta</w:t>
+      </w:r>
+      <w:r>
+        <w:rPr>
+          <w:rFonts w:hint="eastAsia"/>
+        </w:rPr>
+        <w:t>，历史元数据集合为</w:t>
+      </w:r>
+      <w:r>
+        <w:t>S3_ObjectMetaHistory</w:t>
+      </w:r>
+      <w:r>
+        <w:rPr>
+          <w:rFonts w:hint="eastAsia"/>
+        </w:rPr>
+        <w:t>，如果当前集合空间下不存在该集合，则创建集合。</w:t>
+      </w:r>
+    </w:p>
+    <w:p>
+      <w:pPr>
+        <w:spacing w:beforeLines="50" w:before="156" w:afterLines="50" w:after="156"/>
+        <w:ind w:left="0" w:firstLineChars="200" w:firstLine="420"/>
+      </w:pPr>
+      <w:r>
+        <w:rPr>
+          <w:rFonts w:hint="eastAsia"/>
+        </w:rPr>
+        <w:t>写入对象数据时</w:t>
+      </w:r>
+      <w:r>
+        <w:rPr>
+          <w:rFonts w:hint="eastAsia"/>
+        </w:rPr>
+        <w:t>会生成元数据的集合空间名称和集合名称，还会生成对象数据的集合空间和集合名称，将对象数据写入生成的</w:t>
+      </w:r>
+      <w:r>
+        <w:rPr>
+          <w:rFonts w:hint="eastAsia"/>
+        </w:rPr>
+        <w:t>对象数据集合</w:t>
+      </w:r>
+      <w:r>
+        <w:rPr>
+          <w:rFonts w:hint="eastAsia"/>
+        </w:rPr>
+        <w:t>，获取</w:t>
+      </w:r>
+      <w:r>
+        <w:rPr>
+          <w:rFonts w:hint="eastAsia"/>
+        </w:rPr>
+        <w:t>LobId</w:t>
+      </w:r>
+      <w:r>
+        <w:rPr>
+          <w:rFonts w:hint="eastAsia"/>
+        </w:rPr>
+        <w:t>，将对象数据</w:t>
+      </w:r>
+      <w:r>
+        <w:rPr>
+          <w:rFonts w:hint="eastAsia"/>
+        </w:rPr>
+        <w:t>集合空间，</w:t>
+      </w:r>
+      <w:r>
+        <w:rPr>
+          <w:rFonts w:hint="eastAsia"/>
+        </w:rPr>
+        <w:t>集合名称和</w:t>
+      </w:r>
+      <w:r>
+        <w:rPr>
+          <w:rFonts w:hint="eastAsia"/>
+        </w:rPr>
+        <w:t>LobId</w:t>
+      </w:r>
+      <w:r>
+        <w:rPr>
+          <w:rFonts w:hint="eastAsia"/>
+        </w:rPr>
+        <w:t>记录写入</w:t>
+      </w:r>
+      <w:r>
+        <w:rPr>
+          <w:rFonts w:hint="eastAsia"/>
+        </w:rPr>
+        <w:t>生成的</w:t>
+      </w:r>
+      <w:r>
+        <w:rPr>
+          <w:rFonts w:hint="eastAsia"/>
+        </w:rPr>
+        <w:t>元数据</w:t>
+      </w:r>
+      <w:r>
+        <w:rPr>
+          <w:rFonts w:hint="eastAsia"/>
+        </w:rPr>
+        <w:t>集合</w:t>
+      </w:r>
+      <w:r>
+        <w:rPr>
+          <w:rFonts w:hint="eastAsia"/>
+        </w:rPr>
+        <w:t>。</w:t>
+      </w:r>
+      <w:r>
+        <w:rPr>
+          <w:rFonts w:hint="eastAsia"/>
+        </w:rPr>
+        <w:t>当写入时报</w:t>
+      </w:r>
+      <w:r>
+        <w:rPr>
+          <w:rFonts w:hint="eastAsia"/>
+        </w:rPr>
+        <w:t>CS</w:t>
+      </w:r>
+      <w:r>
+        <w:rPr>
+          <w:rFonts w:hint="eastAsia"/>
+        </w:rPr>
+        <w:t>或</w:t>
+      </w:r>
+      <w:r>
+        <w:rPr>
+          <w:rFonts w:hint="eastAsia"/>
+        </w:rPr>
+        <w:t>CL</w:t>
+      </w:r>
+      <w:r>
+        <w:rPr>
+          <w:rFonts w:hint="eastAsia"/>
+        </w:rPr>
+        <w:t>不存在则创建相应的</w:t>
+      </w:r>
+      <w:r>
+        <w:rPr>
+          <w:rFonts w:hint="eastAsia"/>
+        </w:rPr>
+        <w:t>CS</w:t>
+      </w:r>
+      <w:r>
+        <w:rPr>
+          <w:rFonts w:hint="eastAsia"/>
+        </w:rPr>
+        <w:t>和</w:t>
+      </w:r>
+      <w:r>
+        <w:rPr>
+          <w:rFonts w:hint="eastAsia"/>
+        </w:rPr>
+        <w:t>CL</w:t>
+      </w:r>
+      <w:r>
+        <w:rPr>
+          <w:rFonts w:hint="eastAsia"/>
+        </w:rPr>
+        <w:t>。</w:t>
+      </w:r>
+      <w:r>
+        <w:rPr>
+          <w:rFonts w:hint="eastAsia"/>
+        </w:rPr>
+        <w:t xml:space="preserve">    </w:t>
+      </w:r>
+    </w:p>
+    <w:p>
+      <w:pPr>
+        <w:spacing w:beforeLines="50" w:before="156" w:afterLines="50" w:after="156"/>
+        <w:ind w:left="0" w:firstLineChars="200" w:firstLine="420"/>
+      </w:pPr>
+      <w:r>
+        <w:rPr>
+          <w:rFonts w:hint="eastAsia"/>
+        </w:rPr>
+        <w:t>如果配置文件中记录的对象数据集合空间如下，如果创建桶时不指定区域信息，则对象数据存储在该集合空间下。</w:t>
+      </w:r>
+    </w:p>
+    <w:p>
+      <w:pPr>
+        <w:pStyle w:val="HTML"/>
+        <w:shd w:val="clear" w:color="auto" w:fill="2B2B2B"/>
+        <w:rPr>
+          <w:color w:val="A9B7C6"/>
+          <w:sz w:val="30"/>
+          <w:szCs w:val="30"/>
+        </w:rPr>
+      </w:pPr>
       <w:r>
         <w:rPr>
           <w:rFonts w:hint="eastAsia"/>
@@ -20734,7 +20623,7 @@
           <w:sz w:val="30"/>
           <w:szCs w:val="30"/>
         </w:rPr>
-        <w:t>.csName</w:t>
+        <w:t>sdbs3.sequoiadb.data.csName</w:t>
       </w:r>
       <w:r>
         <w:rPr>
@@ -20747,12 +20636,11 @@
       </w:r>
       <w:r>
         <w:rPr>
-          <w:rFonts w:hint="eastAsia"/>
           <w:color w:val="6A8759"/>
           <w:sz w:val="30"/>
           <w:szCs w:val="30"/>
         </w:rPr>
-        <w:t>S3_SYS_Meta</w:t>
+        <w:t>S3_SYS_Data</w:t>
       </w:r>
     </w:p>
     <w:p>
@@ -20764,78 +20652,193 @@
         <w:rPr>
           <w:rFonts w:hint="eastAsia"/>
         </w:rPr>
-        <w:t>如果创建桶时指定了区域信息，则创建元数据集合空间为</w:t>
-      </w:r>
-      <w:proofErr w:type="gramStart"/>
+        <w:t>如果创建桶时指定了区域信息，</w:t>
+      </w:r>
+      <w:r>
+        <w:rPr>
+          <w:rFonts w:hint="eastAsia"/>
+        </w:rPr>
+        <w:t>并且区域值为</w:t>
+      </w:r>
+      <w:r>
+        <w:rPr>
+          <w:rFonts w:hint="eastAsia"/>
+        </w:rPr>
+        <w:t>ShardingType</w:t>
+      </w:r>
+      <w:r>
+        <w:rPr>
+          <w:rFonts w:hint="eastAsia"/>
+        </w:rPr>
+        <w:t>模式，</w:t>
+      </w:r>
+      <w:r>
+        <w:rPr>
+          <w:rFonts w:hint="eastAsia"/>
+        </w:rPr>
+        <w:t>则创建</w:t>
+      </w:r>
+      <w:r>
+        <w:rPr>
+          <w:rFonts w:hint="eastAsia"/>
+        </w:rPr>
+        <w:t>数据集合空间为</w:t>
+      </w:r>
+      <w:r>
+        <w:t>”S3</w:t>
+      </w:r>
+      <w:r>
+        <w:rPr>
+          <w:rFonts w:hint="eastAsia"/>
+        </w:rPr>
+        <w:t>_</w:t>
+      </w:r>
+      <w:r>
+        <w:t>”+</w:t>
+      </w:r>
+      <w:r>
+        <w:rPr>
+          <w:rFonts w:hint="eastAsia"/>
+        </w:rPr>
+        <w:t>region</w:t>
+      </w:r>
+      <w:r>
+        <w:t>+”</w:t>
+      </w:r>
+      <w:r>
+        <w:t xml:space="preserve"> </w:t>
+      </w:r>
+      <w:r>
+        <w:t>_</w:t>
+      </w:r>
+      <w:r>
+        <w:rPr>
+          <w:rFonts w:hint="eastAsia"/>
+        </w:rPr>
+        <w:t>Da</w:t>
+      </w:r>
+      <w:r>
+        <w:t>taCS</w:t>
+      </w:r>
       <w:r>
         <w:t>”</w:t>
       </w:r>
-      <w:proofErr w:type="gramEnd"/>
-      <w:r>
-        <w:rPr>
-          <w:rFonts w:hint="eastAsia"/>
-        </w:rPr>
-        <w:t>S3_</w:t>
-      </w:r>
-      <w:proofErr w:type="gramStart"/>
+      <w:r>
+        <w:rPr>
+          <w:rFonts w:hint="eastAsia"/>
+        </w:rPr>
+        <w:t>+</w:t>
+      </w:r>
       <w:r>
         <w:t>”</w:t>
       </w:r>
-      <w:proofErr w:type="gramEnd"/>
-      <w:r>
+      <w:r>
+        <w:t>_</w:t>
+      </w:r>
+      <w:r>
+        <w:rPr>
+          <w:rFonts w:hint="eastAsia"/>
+        </w:rPr>
+        <w:t>Time</w:t>
+      </w:r>
+      <w:r>
+        <w:t>”</w:t>
+      </w:r>
+      <w:r>
+        <w:rPr>
+          <w:rFonts w:hint="eastAsia"/>
+        </w:rPr>
+        <w:t>，该</w:t>
+      </w:r>
+      <w:r>
+        <w:t>Time</w:t>
+      </w:r>
+      <w:r>
+        <w:rPr>
+          <w:rFonts w:hint="eastAsia"/>
+        </w:rPr>
+        <w:t>根据创建区</w:t>
+      </w:r>
+      <w:r>
+        <w:rPr>
+          <w:rFonts w:hint="eastAsia"/>
+        </w:rPr>
+        <w:t>域时指定的数据</w:t>
+      </w:r>
+      <w:r>
+        <w:rPr>
+          <w:rFonts w:hint="eastAsia"/>
+        </w:rPr>
+        <w:t>集合空间创建周期及当前时间计算出来。如果系统当前不存在该集合空间，则创建集合空间，并将该集合空间名称记录到</w:t>
+      </w:r>
+      <w:r>
+        <w:t>S3_RegionSpace</w:t>
+      </w:r>
+      <w:r>
+        <w:rPr>
+          <w:rFonts w:hint="eastAsia"/>
+        </w:rPr>
+        <w:t>中</w:t>
+      </w:r>
+      <w:r>
+        <w:rPr>
+          <w:rFonts w:hint="eastAsia"/>
+        </w:rPr>
+        <w:t>（有冲突记录不报错，打印日志）。</w:t>
+      </w:r>
+      <w:r>
+        <w:rPr>
+          <w:rFonts w:hint="eastAsia"/>
+        </w:rPr>
+        <w:t>数据集合空间下的集合名称为</w:t>
+      </w:r>
+      <w:r>
+        <w:t>S3_ObjectData</w:t>
+      </w:r>
+      <w:r>
+        <w:rPr>
+          <w:rFonts w:hint="eastAsia"/>
+        </w:rPr>
         <w:t>+</w:t>
       </w:r>
       <w:r>
-        <w:rPr>
-          <w:rFonts w:hint="eastAsia"/>
-        </w:rPr>
-        <w:t>region</w:t>
-      </w:r>
-      <w:r>
-        <w:t>+</w:t>
-      </w:r>
-      <w:proofErr w:type="gramStart"/>
-      <w:r>
         <w:t>”</w:t>
       </w:r>
-      <w:proofErr w:type="gramEnd"/>
-      <w:r>
-        <w:t xml:space="preserve"> _MetaCS</w:t>
-      </w:r>
-      <w:proofErr w:type="gramStart"/>
+      <w:r>
+        <w:t>_Time</w:t>
+      </w:r>
       <w:r>
         <w:t>”</w:t>
       </w:r>
-      <w:proofErr w:type="gramEnd"/>
-      <w:r>
-        <w:rPr>
-          <w:rFonts w:hint="eastAsia"/>
-        </w:rPr>
-        <w:t>，如果区域配置中指定了</w:t>
-      </w:r>
-      <w:r>
-        <w:rPr>
-          <w:rFonts w:hint="eastAsia"/>
-        </w:rPr>
-        <w:t>MetaDomain</w:t>
-      </w:r>
-      <w:r>
-        <w:rPr>
-          <w:rFonts w:hint="eastAsia"/>
-        </w:rPr>
-        <w:t>，则该集合空间建立在</w:t>
-      </w:r>
-      <w:r>
-        <w:rPr>
-          <w:rFonts w:hint="eastAsia"/>
-        </w:rPr>
-        <w:t>MetaDomain</w:t>
-      </w:r>
-      <w:r>
-        <w:rPr>
-          <w:rFonts w:hint="eastAsia"/>
-        </w:rPr>
-        <w:t>指定的域上。</w:t>
+      <w:r>
+        <w:rPr>
+          <w:rFonts w:hint="eastAsia"/>
+        </w:rPr>
+        <w:t>，</w:t>
+      </w:r>
+      <w:r>
+        <w:rPr>
+          <w:rFonts w:hint="eastAsia"/>
+        </w:rPr>
+        <w:t>根据创建区域时指定的对象集合创建周期及当前时间计算得来，如果系统当前</w:t>
+      </w:r>
+      <w:r>
+        <w:rPr>
+          <w:rFonts w:hint="eastAsia"/>
+        </w:rPr>
+        <w:t>集合空间下</w:t>
+      </w:r>
+      <w:r>
+        <w:rPr>
+          <w:rFonts w:hint="eastAsia"/>
+        </w:rPr>
+        <w:t>不存在该集合，则创建集合</w:t>
+      </w:r>
+      <w:r>
+        <w:rPr>
+          <w:rFonts w:hint="eastAsia"/>
+        </w:rPr>
+        <w:t>。</w:t>
       </w:r>
     </w:p>
     <w:p>
@@ -20847,467 +20850,241 @@
         <w:rPr>
           <w:rFonts w:hint="eastAsia"/>
         </w:rPr>
-        <w:lastRenderedPageBreak/>
-        <w:t>元数据集合空间下的最新元数据集合名为</w:t>
-      </w:r>
-      <w:r>
-        <w:t>S3_ObjectMeta</w:t>
-      </w:r>
-      <w:r>
-        <w:rPr>
-          <w:rFonts w:hint="eastAsia"/>
-        </w:rPr>
-        <w:t>，历史元数据集合为</w:t>
-      </w:r>
-      <w:r>
-        <w:t>S3_ObjectMetaHistory</w:t>
-      </w:r>
-      <w:r>
-        <w:rPr>
-          <w:rFonts w:hint="eastAsia"/>
-        </w:rPr>
-        <w:t>，如果当前集合空间下不存在该集合，则创建集合。</w:t>
+        <w:t>如果创建桶时指定了区域信息，且区域配置为指定模式，则数据集合空间和元数据集合空间</w:t>
+      </w:r>
+      <w:r>
+        <w:rPr>
+          <w:rFonts w:hint="eastAsia"/>
+        </w:rPr>
+        <w:t>及集合</w:t>
+      </w:r>
+      <w:r>
+        <w:rPr>
+          <w:rFonts w:hint="eastAsia"/>
+        </w:rPr>
+        <w:t>均从区域配置中获取，如果找不到指定集合</w:t>
+      </w:r>
+      <w:r>
+        <w:rPr>
+          <w:rFonts w:hint="eastAsia"/>
+        </w:rPr>
+        <w:t>空间和集合</w:t>
+      </w:r>
+      <w:r>
+        <w:rPr>
+          <w:rFonts w:hint="eastAsia"/>
+        </w:rPr>
+        <w:t>，则报错。</w:t>
       </w:r>
     </w:p>
     <w:p>
       <w:pPr>
         <w:spacing w:beforeLines="50" w:before="156" w:afterLines="50" w:after="156"/>
-        <w:ind w:left="0" w:firstLineChars="200" w:firstLine="420"/>
-      </w:pPr>
-      <w:r>
-        <w:rPr>
-          <w:rFonts w:hint="eastAsia"/>
-        </w:rPr>
-        <w:t>写入对象数据时</w:t>
-      </w:r>
-      <w:r>
-        <w:rPr>
-          <w:rFonts w:hint="eastAsia"/>
-        </w:rPr>
-        <w:t>会生成元数据的集合空间名称和集合名称，还会生成对象数据的集合空间和集合名称，将对象数据写入生成的</w:t>
-      </w:r>
-      <w:r>
-        <w:rPr>
-          <w:rFonts w:hint="eastAsia"/>
-        </w:rPr>
-        <w:t>对象数据集合</w:t>
-      </w:r>
-      <w:r>
-        <w:rPr>
-          <w:rFonts w:hint="eastAsia"/>
-        </w:rPr>
-        <w:t>，获取</w:t>
-      </w:r>
-      <w:r>
-        <w:rPr>
-          <w:rFonts w:hint="eastAsia"/>
-        </w:rPr>
-        <w:t>LobId</w:t>
-      </w:r>
-      <w:r>
-        <w:rPr>
-          <w:rFonts w:hint="eastAsia"/>
-        </w:rPr>
-        <w:t>，将对象数据</w:t>
-      </w:r>
-      <w:r>
-        <w:rPr>
-          <w:rFonts w:hint="eastAsia"/>
-        </w:rPr>
-        <w:t>集合空间，</w:t>
-      </w:r>
-      <w:r>
-        <w:rPr>
-          <w:rFonts w:hint="eastAsia"/>
-        </w:rPr>
-        <w:t>集合名称和</w:t>
-      </w:r>
-      <w:r>
-        <w:rPr>
-          <w:rFonts w:hint="eastAsia"/>
-        </w:rPr>
-        <w:t>LobId</w:t>
-      </w:r>
-      <w:r>
-        <w:rPr>
-          <w:rFonts w:hint="eastAsia"/>
-        </w:rPr>
-        <w:t>记录写入</w:t>
-      </w:r>
-      <w:r>
-        <w:rPr>
-          <w:rFonts w:hint="eastAsia"/>
-        </w:rPr>
-        <w:t>生成的</w:t>
-      </w:r>
-      <w:r>
-        <w:rPr>
-          <w:rFonts w:hint="eastAsia"/>
-        </w:rPr>
-        <w:t>元数据</w:t>
-      </w:r>
-      <w:r>
-        <w:rPr>
-          <w:rFonts w:hint="eastAsia"/>
-        </w:rPr>
-        <w:t>集合</w:t>
-      </w:r>
-      <w:r>
-        <w:rPr>
-          <w:rFonts w:hint="eastAsia"/>
-        </w:rPr>
-        <w:t>。</w:t>
-      </w:r>
-      <w:r>
-        <w:rPr>
-          <w:rFonts w:hint="eastAsia"/>
-        </w:rPr>
-        <w:t>当写入时报</w:t>
-      </w:r>
-      <w:r>
-        <w:rPr>
-          <w:rFonts w:hint="eastAsia"/>
-        </w:rPr>
-        <w:t>CS</w:t>
-      </w:r>
-      <w:r>
-        <w:rPr>
-          <w:rFonts w:hint="eastAsia"/>
-        </w:rPr>
-        <w:t>或</w:t>
-      </w:r>
-      <w:r>
-        <w:rPr>
-          <w:rFonts w:hint="eastAsia"/>
-        </w:rPr>
-        <w:t>CL</w:t>
-      </w:r>
-      <w:r>
-        <w:rPr>
-          <w:rFonts w:hint="eastAsia"/>
-        </w:rPr>
-        <w:t>不存在则创建相应的</w:t>
-      </w:r>
-      <w:r>
-        <w:rPr>
-          <w:rFonts w:hint="eastAsia"/>
-        </w:rPr>
-        <w:t>CS</w:t>
-      </w:r>
-      <w:r>
-        <w:rPr>
-          <w:rFonts w:hint="eastAsia"/>
-        </w:rPr>
-        <w:t>和</w:t>
-      </w:r>
-      <w:r>
-        <w:rPr>
-          <w:rFonts w:hint="eastAsia"/>
-        </w:rPr>
-        <w:t>CL</w:t>
-      </w:r>
-      <w:r>
-        <w:rPr>
-          <w:rFonts w:hint="eastAsia"/>
-        </w:rPr>
-        <w:t>。</w:t>
-      </w:r>
-      <w:r>
-        <w:rPr>
-          <w:rFonts w:hint="eastAsia"/>
-        </w:rPr>
-        <w:t xml:space="preserve">    </w:t>
+        <w:ind w:left="0"/>
+      </w:pPr>
+      <w:r>
+        <w:rPr>
+          <w:rFonts w:hint="eastAsia"/>
+        </w:rPr>
+        <w:t>目录管理：</w:t>
       </w:r>
     </w:p>
     <w:p>
       <w:pPr>
         <w:spacing w:beforeLines="50" w:before="156" w:afterLines="50" w:after="156"/>
-        <w:ind w:left="0" w:firstLineChars="200" w:firstLine="420"/>
-      </w:pPr>
-      <w:r>
-        <w:rPr>
-          <w:rFonts w:hint="eastAsia"/>
-        </w:rPr>
-        <w:t>如果配置文件中记录的对象数据集合空间如下，如果创建桶时不指定区域信息，</w:t>
-      </w:r>
-      <w:proofErr w:type="gramStart"/>
-      <w:r>
-        <w:rPr>
-          <w:rFonts w:hint="eastAsia"/>
-        </w:rPr>
-        <w:t>则对象</w:t>
-      </w:r>
-      <w:proofErr w:type="gramEnd"/>
-      <w:r>
-        <w:rPr>
-          <w:rFonts w:hint="eastAsia"/>
-        </w:rPr>
-        <w:t>数据存储在该集合空间下。</w:t>
+        <w:ind w:left="0" w:firstLine="420"/>
+      </w:pPr>
+      <w:r>
+        <w:rPr>
+          <w:rFonts w:hint="eastAsia"/>
+        </w:rPr>
+        <w:t>对新增加的对象</w:t>
+      </w:r>
+      <w:r>
+        <w:rPr>
+          <w:rFonts w:hint="eastAsia"/>
+        </w:rPr>
+        <w:t>（内部为</w:t>
+      </w:r>
+      <w:r>
+        <w:rPr>
+          <w:rFonts w:hint="eastAsia"/>
+        </w:rPr>
+        <w:t>insert</w:t>
+      </w:r>
+      <w:r>
+        <w:rPr>
+          <w:rFonts w:hint="eastAsia"/>
+        </w:rPr>
+        <w:t>操作，并非</w:t>
+      </w:r>
+      <w:r>
+        <w:rPr>
+          <w:rFonts w:hint="eastAsia"/>
+        </w:rPr>
+        <w:t>update</w:t>
+      </w:r>
+      <w:r>
+        <w:rPr>
+          <w:rFonts w:hint="eastAsia"/>
+        </w:rPr>
+        <w:t>操作）</w:t>
+      </w:r>
+      <w:r>
+        <w:rPr>
+          <w:rFonts w:hint="eastAsia"/>
+        </w:rPr>
+        <w:t>，根据桶内配置的分隔符对对象名称进行分解，如果对象名称中含有分隔符，则</w:t>
+      </w:r>
+      <w:r>
+        <w:rPr>
+          <w:rFonts w:hint="eastAsia"/>
+        </w:rPr>
+        <w:t>最后一个出现分隔符的地方作为分界，</w:t>
+      </w:r>
+      <w:r>
+        <w:rPr>
+          <w:rFonts w:hint="eastAsia"/>
+        </w:rPr>
+        <w:t>分界</w:t>
+      </w:r>
+      <w:r>
+        <w:rPr>
+          <w:rFonts w:hint="eastAsia"/>
+        </w:rPr>
+        <w:t>及</w:t>
+      </w:r>
+      <w:r>
+        <w:rPr>
+          <w:rFonts w:hint="eastAsia"/>
+        </w:rPr>
+        <w:t>分界之前的部分为目录。</w:t>
       </w:r>
     </w:p>
     <w:p>
       <w:pPr>
-        <w:pStyle w:val="HTML"/>
-        <w:shd w:val="clear" w:color="auto" w:fill="2B2B2B"/>
-        <w:rPr>
-          <w:color w:val="A9B7C6"/>
-          <w:sz w:val="30"/>
-          <w:szCs w:val="30"/>
-        </w:rPr>
-      </w:pPr>
-      <w:r>
-        <w:rPr>
-          <w:rFonts w:hint="eastAsia"/>
-          <w:color w:val="CC7832"/>
-          <w:sz w:val="30"/>
-          <w:szCs w:val="30"/>
-        </w:rPr>
-        <w:t>sdbs3.sequoiadb.</w:t>
-      </w:r>
-      <w:proofErr w:type="gramStart"/>
-      <w:r>
-        <w:rPr>
-          <w:rFonts w:hint="eastAsia"/>
-          <w:color w:val="CC7832"/>
-          <w:sz w:val="30"/>
-          <w:szCs w:val="30"/>
-        </w:rPr>
-        <w:t>data.csName</w:t>
-      </w:r>
-      <w:proofErr w:type="gramEnd"/>
-      <w:r>
-        <w:rPr>
-          <w:rFonts w:hint="eastAsia"/>
-          <w:color w:val="808080"/>
-          <w:sz w:val="30"/>
-          <w:szCs w:val="30"/>
-        </w:rPr>
-        <w:t>=</w:t>
-      </w:r>
-      <w:r>
-        <w:rPr>
-          <w:color w:val="6A8759"/>
-          <w:sz w:val="30"/>
-          <w:szCs w:val="30"/>
-        </w:rPr>
-        <w:t>S3_SYS_Data</w:t>
+        <w:spacing w:beforeLines="50" w:before="156" w:afterLines="50" w:after="156"/>
+        <w:ind w:left="0" w:firstLine="420"/>
+      </w:pPr>
+      <w:r>
+        <w:rPr>
+          <w:rFonts w:hint="eastAsia"/>
+        </w:rPr>
+        <w:t>如果目录表中已有相同目录，则获取原目录的</w:t>
+      </w:r>
+      <w:r>
+        <w:rPr>
+          <w:rFonts w:hint="eastAsia"/>
+        </w:rPr>
+        <w:t>ID</w:t>
+      </w:r>
+      <w:r>
+        <w:rPr>
+          <w:rFonts w:hint="eastAsia"/>
+        </w:rPr>
+        <w:t>，如果目录表中尚没有该目录，则</w:t>
+      </w:r>
+      <w:r>
+        <w:rPr>
+          <w:rFonts w:hint="eastAsia"/>
+        </w:rPr>
+        <w:t>申请一个新的目录</w:t>
+      </w:r>
+      <w:r>
+        <w:rPr>
+          <w:rFonts w:hint="eastAsia"/>
+        </w:rPr>
+        <w:t>ID</w:t>
+      </w:r>
+      <w:r>
+        <w:rPr>
+          <w:rFonts w:hint="eastAsia"/>
+        </w:rPr>
+        <w:t>，将目录</w:t>
+      </w:r>
+      <w:r>
+        <w:rPr>
+          <w:rFonts w:hint="eastAsia"/>
+        </w:rPr>
+        <w:t>ID</w:t>
+      </w:r>
+      <w:r>
+        <w:rPr>
+          <w:rFonts w:hint="eastAsia"/>
+        </w:rPr>
+        <w:t>和目录存储到目录表中</w:t>
+      </w:r>
+      <w:r>
+        <w:rPr>
+          <w:rFonts w:hint="eastAsia"/>
+        </w:rPr>
+        <w:t>，将目录</w:t>
+      </w:r>
+      <w:r>
+        <w:rPr>
+          <w:rFonts w:hint="eastAsia"/>
+        </w:rPr>
+        <w:t>ID</w:t>
+      </w:r>
+      <w:r>
+        <w:rPr>
+          <w:rFonts w:hint="eastAsia"/>
+        </w:rPr>
+        <w:t>存放在对象元数据中</w:t>
+      </w:r>
+      <w:r>
+        <w:rPr>
+          <w:rFonts w:hint="eastAsia"/>
+        </w:rPr>
+        <w:t>。</w:t>
       </w:r>
     </w:p>
     <w:p>
       <w:pPr>
         <w:spacing w:beforeLines="50" w:before="156" w:afterLines="50" w:after="156"/>
-        <w:ind w:left="0" w:firstLineChars="200" w:firstLine="420"/>
-      </w:pPr>
-      <w:r>
-        <w:rPr>
-          <w:rFonts w:hint="eastAsia"/>
-        </w:rPr>
-        <w:t>如果创建桶时指定了区域信息，</w:t>
-      </w:r>
-      <w:r>
-        <w:rPr>
-          <w:rFonts w:hint="eastAsia"/>
-        </w:rPr>
-        <w:t>并且区域值为</w:t>
-      </w:r>
-      <w:r>
-        <w:rPr>
-          <w:rFonts w:hint="eastAsia"/>
-        </w:rPr>
-        <w:t>ShardingType</w:t>
-      </w:r>
-      <w:r>
-        <w:rPr>
-          <w:rFonts w:hint="eastAsia"/>
-        </w:rPr>
-        <w:t>模式，</w:t>
-      </w:r>
-      <w:r>
-        <w:rPr>
-          <w:rFonts w:hint="eastAsia"/>
-        </w:rPr>
-        <w:t>则创建</w:t>
-      </w:r>
-      <w:r>
-        <w:rPr>
-          <w:rFonts w:hint="eastAsia"/>
-        </w:rPr>
-        <w:t>数据集合空间为</w:t>
-      </w:r>
-      <w:proofErr w:type="gramStart"/>
-      <w:r>
-        <w:t>”</w:t>
-      </w:r>
-      <w:proofErr w:type="gramEnd"/>
-      <w:r>
-        <w:t>S3</w:t>
-      </w:r>
-      <w:r>
-        <w:rPr>
-          <w:rFonts w:hint="eastAsia"/>
-        </w:rPr>
-        <w:t>_</w:t>
-      </w:r>
-      <w:proofErr w:type="gramStart"/>
-      <w:r>
-        <w:t>”</w:t>
-      </w:r>
-      <w:proofErr w:type="gramEnd"/>
-      <w:r>
-        <w:t>+</w:t>
-      </w:r>
-      <w:r>
-        <w:rPr>
-          <w:rFonts w:hint="eastAsia"/>
-        </w:rPr>
-        <w:t>region</w:t>
-      </w:r>
-      <w:r>
-        <w:t>+</w:t>
-      </w:r>
-      <w:proofErr w:type="gramStart"/>
-      <w:r>
-        <w:t>”</w:t>
-      </w:r>
-      <w:proofErr w:type="gramEnd"/>
-      <w:r>
-        <w:t xml:space="preserve"> </w:t>
-      </w:r>
-      <w:r>
-        <w:t>_</w:t>
-      </w:r>
-      <w:r>
-        <w:rPr>
-          <w:rFonts w:hint="eastAsia"/>
-        </w:rPr>
-        <w:t>Da</w:t>
-      </w:r>
-      <w:r>
-        <w:t>taCS</w:t>
-      </w:r>
-      <w:proofErr w:type="gramStart"/>
-      <w:r>
-        <w:t>”</w:t>
-      </w:r>
-      <w:proofErr w:type="gramEnd"/>
-      <w:r>
-        <w:rPr>
-          <w:rFonts w:hint="eastAsia"/>
-        </w:rPr>
-        <w:t>+</w:t>
-      </w:r>
-      <w:proofErr w:type="gramStart"/>
-      <w:r>
-        <w:t>”</w:t>
-      </w:r>
-      <w:proofErr w:type="gramEnd"/>
-      <w:r>
-        <w:t>_</w:t>
-      </w:r>
-      <w:r>
-        <w:rPr>
-          <w:rFonts w:hint="eastAsia"/>
-        </w:rPr>
-        <w:t>Time</w:t>
-      </w:r>
-      <w:proofErr w:type="gramStart"/>
-      <w:r>
-        <w:t>”</w:t>
-      </w:r>
-      <w:proofErr w:type="gramEnd"/>
-      <w:r>
-        <w:rPr>
-          <w:rFonts w:hint="eastAsia"/>
-        </w:rPr>
-        <w:t>，该</w:t>
-      </w:r>
-      <w:r>
-        <w:t>Time</w:t>
-      </w:r>
-      <w:r>
-        <w:rPr>
-          <w:rFonts w:hint="eastAsia"/>
-        </w:rPr>
-        <w:t>根据创建区</w:t>
-      </w:r>
-      <w:r>
-        <w:rPr>
-          <w:rFonts w:hint="eastAsia"/>
-        </w:rPr>
-        <w:t>域时指定的数据</w:t>
-      </w:r>
-      <w:r>
-        <w:rPr>
-          <w:rFonts w:hint="eastAsia"/>
-        </w:rPr>
-        <w:t>集合空间创建周期及当前时间计算出来。如果系统当前不存在该集合空间，则创建集合空间，并将该集合空间名称记录到</w:t>
-      </w:r>
-      <w:r>
-        <w:t>S3_RegionSpace</w:t>
-      </w:r>
-      <w:r>
-        <w:rPr>
-          <w:rFonts w:hint="eastAsia"/>
-        </w:rPr>
-        <w:t>中</w:t>
-      </w:r>
-      <w:r>
-        <w:rPr>
-          <w:rFonts w:hint="eastAsia"/>
-        </w:rPr>
-        <w:t>（有冲突记录不报错，打印日志）。</w:t>
-      </w:r>
-      <w:r>
-        <w:rPr>
-          <w:rFonts w:hint="eastAsia"/>
-        </w:rPr>
-        <w:t>数据集合空间下的集合名称为</w:t>
-      </w:r>
-      <w:r>
-        <w:t>S3_ObjectData</w:t>
-      </w:r>
-      <w:r>
-        <w:rPr>
-          <w:rFonts w:hint="eastAsia"/>
-        </w:rPr>
-        <w:t>+</w:t>
-      </w:r>
-      <w:proofErr w:type="gramStart"/>
-      <w:r>
-        <w:t>”</w:t>
-      </w:r>
-      <w:proofErr w:type="gramEnd"/>
-      <w:r>
-        <w:t>_Time</w:t>
-      </w:r>
-      <w:proofErr w:type="gramStart"/>
-      <w:r>
-        <w:t>”</w:t>
-      </w:r>
-      <w:proofErr w:type="gramEnd"/>
-      <w:r>
-        <w:rPr>
-          <w:rFonts w:hint="eastAsia"/>
-        </w:rPr>
-        <w:t>，</w:t>
-      </w:r>
-      <w:r>
-        <w:rPr>
-          <w:rFonts w:hint="eastAsia"/>
-        </w:rPr>
-        <w:t>根据创建区域时指定的对象集合创建周期及当前时间计算得来，如果系统当前</w:t>
-      </w:r>
-      <w:r>
-        <w:rPr>
-          <w:rFonts w:hint="eastAsia"/>
-        </w:rPr>
-        <w:t>集合空间下</w:t>
-      </w:r>
-      <w:r>
-        <w:rPr>
-          <w:rFonts w:hint="eastAsia"/>
-        </w:rPr>
-        <w:t>不存在该集合，则创建集合</w:t>
+        <w:ind w:left="0" w:firstLine="420"/>
+        <w:rPr>
+          <w:rFonts w:hint="eastAsia"/>
+        </w:rPr>
+      </w:pPr>
+      <w:r>
+        <w:rPr>
+          <w:rFonts w:hint="eastAsia"/>
+        </w:rPr>
+        <w:t>当增加对象时，桶内有两个非删除状态的分隔符，需要对两个分隔符分别根据分隔符进行分解，查询目录，将两个目录</w:t>
+      </w:r>
+      <w:r>
+        <w:rPr>
+          <w:rFonts w:hint="eastAsia"/>
+        </w:rPr>
+        <w:t>ID</w:t>
+      </w:r>
+      <w:r>
+        <w:rPr>
+          <w:rFonts w:hint="eastAsia"/>
+        </w:rPr>
+        <w:t>分别写入</w:t>
+      </w:r>
+      <w:r>
+        <w:rPr>
+          <w:rFonts w:hint="eastAsia"/>
+        </w:rPr>
+        <w:t>ParentId1</w:t>
+      </w:r>
+      <w:r>
+        <w:rPr>
+          <w:rFonts w:hint="eastAsia"/>
+        </w:rPr>
+        <w:t>，和</w:t>
+      </w:r>
+      <w:r>
+        <w:rPr>
+          <w:rFonts w:hint="eastAsia"/>
+        </w:rPr>
+        <w:t>ParentId</w:t>
+      </w:r>
+      <w:r>
+        <w:t>2</w:t>
       </w:r>
       <w:r>
         <w:rPr>
@@ -21319,65 +21096,13 @@
     <w:p>
       <w:pPr>
         <w:spacing w:beforeLines="50" w:before="156" w:afterLines="50" w:after="156"/>
-        <w:ind w:left="0" w:firstLineChars="200" w:firstLine="420"/>
-      </w:pPr>
-      <w:r>
-        <w:rPr>
-          <w:rFonts w:hint="eastAsia"/>
-        </w:rPr>
-        <w:t>如果创建桶时指定了区域信息，</w:t>
-      </w:r>
-      <w:proofErr w:type="gramStart"/>
-      <w:r>
-        <w:rPr>
-          <w:rFonts w:hint="eastAsia"/>
-        </w:rPr>
-        <w:t>且区域</w:t>
-      </w:r>
-      <w:proofErr w:type="gramEnd"/>
-      <w:r>
-        <w:rPr>
-          <w:rFonts w:hint="eastAsia"/>
-        </w:rPr>
-        <w:t>配置为指定模式，</w:t>
-      </w:r>
-      <w:proofErr w:type="gramStart"/>
-      <w:r>
-        <w:rPr>
-          <w:rFonts w:hint="eastAsia"/>
-        </w:rPr>
-        <w:t>则数据</w:t>
-      </w:r>
-      <w:proofErr w:type="gramEnd"/>
-      <w:r>
-        <w:rPr>
-          <w:rFonts w:hint="eastAsia"/>
-        </w:rPr>
-        <w:t>集合空间和元数据集合空间</w:t>
-      </w:r>
-      <w:r>
-        <w:rPr>
-          <w:rFonts w:hint="eastAsia"/>
-        </w:rPr>
-        <w:t>及集合</w:t>
-      </w:r>
-      <w:r>
-        <w:rPr>
-          <w:rFonts w:hint="eastAsia"/>
-        </w:rPr>
-        <w:t>均从区域配置中获取，如果找不到指定集合</w:t>
-      </w:r>
-      <w:r>
-        <w:rPr>
-          <w:rFonts w:hint="eastAsia"/>
-        </w:rPr>
-        <w:t>空间和集合</w:t>
-      </w:r>
-      <w:r>
-        <w:rPr>
-          <w:rFonts w:hint="eastAsia"/>
-        </w:rPr>
-        <w:t>，则报错。</w:t>
+        <w:ind w:left="0"/>
+      </w:pPr>
+      <w:r>
+        <w:rPr>
+          <w:rFonts w:hint="eastAsia"/>
+        </w:rPr>
+        <w:t>返回结果：</w:t>
       </w:r>
     </w:p>
     <w:p>
@@ -21385,661 +21110,136 @@
         <w:spacing w:beforeLines="50" w:before="156" w:afterLines="50" w:after="156"/>
         <w:ind w:left="0"/>
       </w:pPr>
-      <w:commentRangeStart w:id="2"/>
-      <w:r>
-        <w:rPr>
-          <w:rFonts w:hint="eastAsia"/>
-        </w:rPr>
-        <w:t>目录管理：</w:t>
-      </w:r>
-      <w:commentRangeEnd w:id="2"/>
-      <w:r>
-        <w:rPr>
-          <w:rStyle w:val="af"/>
-        </w:rPr>
-        <w:commentReference w:id="2"/>
+      <w:r>
+        <w:rPr>
+          <w:rFonts w:hint="eastAsia"/>
+        </w:rPr>
+        <w:t>Etag</w:t>
+      </w:r>
+      <w:r>
+        <w:rPr>
+          <w:rFonts w:hint="eastAsia"/>
+        </w:rPr>
+        <w:t>：返回新增对象的</w:t>
+      </w:r>
+      <w:r>
+        <w:rPr>
+          <w:rFonts w:hint="eastAsia"/>
+        </w:rPr>
+        <w:t>ETag</w:t>
+      </w:r>
+      <w:r>
+        <w:rPr>
+          <w:rFonts w:hint="eastAsia"/>
+        </w:rPr>
+        <w:t>（对象内容的</w:t>
+      </w:r>
+      <w:r>
+        <w:rPr>
+          <w:rFonts w:hint="eastAsia"/>
+        </w:rPr>
+        <w:t>MD</w:t>
+      </w:r>
+      <w:r>
+        <w:t>5</w:t>
+      </w:r>
+      <w:r>
+        <w:rPr>
+          <w:rFonts w:hint="eastAsia"/>
+        </w:rPr>
+        <w:t>值）。</w:t>
       </w:r>
     </w:p>
     <w:p>
       <w:pPr>
         <w:spacing w:beforeLines="50" w:before="156" w:afterLines="50" w:after="156"/>
-        <w:ind w:left="0" w:firstLine="420"/>
-      </w:pPr>
-      <w:r>
-        <w:rPr>
-          <w:rFonts w:hint="eastAsia"/>
-        </w:rPr>
-        <w:t>对新增加的对象</w:t>
-      </w:r>
-      <w:r>
-        <w:rPr>
-          <w:rFonts w:hint="eastAsia"/>
-        </w:rPr>
-        <w:t>（内部为</w:t>
-      </w:r>
-      <w:r>
-        <w:rPr>
-          <w:rFonts w:hint="eastAsia"/>
-        </w:rPr>
-        <w:t>insert</w:t>
-      </w:r>
-      <w:r>
-        <w:rPr>
-          <w:rFonts w:hint="eastAsia"/>
-        </w:rPr>
-        <w:t>操作，并非</w:t>
-      </w:r>
-      <w:r>
-        <w:rPr>
-          <w:rFonts w:hint="eastAsia"/>
-        </w:rPr>
-        <w:t>update</w:t>
-      </w:r>
-      <w:r>
-        <w:rPr>
-          <w:rFonts w:hint="eastAsia"/>
-        </w:rPr>
-        <w:t>操作）</w:t>
-      </w:r>
-      <w:r>
-        <w:rPr>
-          <w:rFonts w:hint="eastAsia"/>
-        </w:rPr>
-        <w:t>，根据桶内配置的分隔符对对象名称进行分解，如果对象名称中含有分隔符，则</w:t>
-      </w:r>
-      <w:r>
-        <w:rPr>
-          <w:rFonts w:hint="eastAsia"/>
-        </w:rPr>
-        <w:t>最后一个出现分隔符的地方作为分界，</w:t>
-      </w:r>
-      <w:r>
-        <w:rPr>
-          <w:rFonts w:hint="eastAsia"/>
-        </w:rPr>
-        <w:t>分界</w:t>
-      </w:r>
-      <w:r>
-        <w:rPr>
-          <w:rFonts w:hint="eastAsia"/>
-        </w:rPr>
-        <w:t>及</w:t>
-      </w:r>
-      <w:r>
-        <w:rPr>
-          <w:rFonts w:hint="eastAsia"/>
-        </w:rPr>
-        <w:t>分界之前的部分为目录。</w:t>
+        <w:ind w:left="0"/>
+      </w:pPr>
+      <w:r>
+        <w:t>Version</w:t>
+      </w:r>
+      <w:r>
+        <w:rPr>
+          <w:rFonts w:hint="eastAsia"/>
+        </w:rPr>
+        <w:t>id</w:t>
+      </w:r>
+      <w:r>
+        <w:t>:</w:t>
+      </w:r>
+      <w:r>
+        <w:rPr>
+          <w:rFonts w:hint="eastAsia"/>
+        </w:rPr>
+        <w:t>新增对象的</w:t>
+      </w:r>
+      <w:r>
+        <w:rPr>
+          <w:rFonts w:hint="eastAsia"/>
+        </w:rPr>
+        <w:t>version</w:t>
+      </w:r>
+      <w:r>
+        <w:t>id</w:t>
+      </w:r>
+      <w:r>
+        <w:rPr>
+          <w:rFonts w:hint="eastAsia"/>
+        </w:rPr>
+        <w:t>，只有当版本控制状态为</w:t>
+      </w:r>
+      <w:r>
+        <w:rPr>
+          <w:rFonts w:hint="eastAsia"/>
+        </w:rPr>
+        <w:t>Enabled</w:t>
+      </w:r>
+      <w:r>
+        <w:rPr>
+          <w:rFonts w:hint="eastAsia"/>
+        </w:rPr>
+        <w:t>时才返回。</w:t>
       </w:r>
     </w:p>
     <w:p>
       <w:pPr>
         <w:spacing w:beforeLines="50" w:before="156" w:afterLines="50" w:after="156"/>
-        <w:ind w:left="0" w:firstLine="420"/>
-      </w:pPr>
-      <w:r>
-        <w:rPr>
-          <w:rFonts w:hint="eastAsia"/>
-        </w:rPr>
-        <w:t>如果目录表中已有相同目录，则获取原目录的</w:t>
-      </w:r>
-      <w:r>
-        <w:rPr>
-          <w:rFonts w:hint="eastAsia"/>
-        </w:rPr>
-        <w:t>ID</w:t>
-      </w:r>
-      <w:r>
-        <w:rPr>
-          <w:rFonts w:hint="eastAsia"/>
-        </w:rPr>
-        <w:t>，如果目录表中尚没有该目录，则</w:t>
-      </w:r>
-      <w:r>
-        <w:rPr>
-          <w:rFonts w:hint="eastAsia"/>
-        </w:rPr>
-        <w:t>申请一个新的目录</w:t>
-      </w:r>
-      <w:r>
-        <w:rPr>
-          <w:rFonts w:hint="eastAsia"/>
-        </w:rPr>
-        <w:t>ID</w:t>
-      </w:r>
-      <w:r>
-        <w:rPr>
-          <w:rFonts w:hint="eastAsia"/>
-        </w:rPr>
-        <w:t>，将目录</w:t>
-      </w:r>
-      <w:r>
-        <w:rPr>
-          <w:rFonts w:hint="eastAsia"/>
-        </w:rPr>
-        <w:t>ID</w:t>
-      </w:r>
-      <w:r>
-        <w:rPr>
-          <w:rFonts w:hint="eastAsia"/>
-        </w:rPr>
-        <w:t>和目录存储到目录表中</w:t>
-      </w:r>
-      <w:r>
-        <w:rPr>
-          <w:rFonts w:hint="eastAsia"/>
-        </w:rPr>
-        <w:t>，将目录</w:t>
-      </w:r>
-      <w:r>
-        <w:rPr>
-          <w:rFonts w:hint="eastAsia"/>
-        </w:rPr>
-        <w:t>ID</w:t>
-      </w:r>
-      <w:r>
-        <w:rPr>
-          <w:rFonts w:hint="eastAsia"/>
-        </w:rPr>
-        <w:t>存放在对象元数据中</w:t>
-      </w:r>
-      <w:r>
-        <w:rPr>
-          <w:rFonts w:hint="eastAsia"/>
-        </w:rPr>
-        <w:t>。</w:t>
-      </w:r>
+        <w:ind w:left="0"/>
+      </w:pPr>
     </w:p>
     <w:p>
       <w:pPr>
         <w:spacing w:beforeLines="50" w:before="156" w:afterLines="50" w:after="156"/>
-        <w:ind w:left="0" w:firstLine="420"/>
-      </w:pPr>
-      <w:r>
-        <w:rPr>
-          <w:rFonts w:hint="eastAsia"/>
-        </w:rPr>
-        <w:t>新增加的</w:t>
-      </w:r>
-      <w:r>
-        <w:rPr>
-          <w:rFonts w:hint="eastAsia"/>
-        </w:rPr>
-        <w:t>目录状态</w:t>
-      </w:r>
-      <w:r>
-        <w:rPr>
-          <w:rFonts w:hint="eastAsia"/>
-        </w:rPr>
-        <w:t>DeleteMarker</w:t>
-      </w:r>
-      <w:r>
-        <w:rPr>
-          <w:rFonts w:hint="eastAsia"/>
-        </w:rPr>
-        <w:t>为</w:t>
-      </w:r>
-      <w:r>
-        <w:rPr>
-          <w:rFonts w:hint="eastAsia"/>
-        </w:rPr>
-        <w:t>false</w:t>
-      </w:r>
-      <w:r>
-        <w:rPr>
-          <w:rFonts w:hint="eastAsia"/>
-        </w:rPr>
-        <w:t>，</w:t>
-      </w:r>
-      <w:r>
-        <w:rPr>
-          <w:rFonts w:hint="eastAsia"/>
-        </w:rPr>
-        <w:t>标记为该目录并非</w:t>
-      </w:r>
-      <w:r>
-        <w:rPr>
-          <w:rFonts w:hint="eastAsia"/>
-        </w:rPr>
-        <w:t>删除标记。</w:t>
+        <w:ind w:left="0"/>
+      </w:pPr>
+      <w:r>
+        <w:rPr>
+          <w:rFonts w:hint="eastAsia"/>
+        </w:rPr>
+        <w:t xml:space="preserve">   PUT</w:t>
+      </w:r>
+      <w:r>
+        <w:t xml:space="preserve"> Object</w:t>
+      </w:r>
+      <w:r>
+        <w:rPr>
+          <w:rFonts w:hint="eastAsia"/>
+        </w:rPr>
+        <w:t>业务流程</w:t>
+      </w:r>
+      <w:r>
+        <w:rPr>
+          <w:rFonts w:hint="eastAsia"/>
+        </w:rPr>
+        <w:t>:</w:t>
       </w:r>
     </w:p>
     <w:p>
       <w:pPr>
-        <w:spacing w:beforeLines="50" w:before="156" w:afterLines="50" w:after="156"/>
-        <w:ind w:left="0" w:firstLine="420"/>
-      </w:pPr>
-      <w:r>
-        <w:rPr>
-          <w:rFonts w:hint="eastAsia"/>
-        </w:rPr>
-        <w:t>如果增加对象时目录已经存在且</w:t>
-      </w:r>
-      <w:r>
-        <w:rPr>
-          <w:rFonts w:hint="eastAsia"/>
-        </w:rPr>
-        <w:t>目录的</w:t>
-      </w:r>
-      <w:r>
-        <w:rPr>
-          <w:rFonts w:hint="eastAsia"/>
-        </w:rPr>
-        <w:t>DeleteMarker</w:t>
-      </w:r>
-      <w:r>
-        <w:rPr>
-          <w:rFonts w:hint="eastAsia"/>
-        </w:rPr>
-        <w:t>为</w:t>
-      </w:r>
-      <w:r>
-        <w:rPr>
-          <w:rFonts w:hint="eastAsia"/>
-        </w:rPr>
-        <w:t>true</w:t>
-      </w:r>
-      <w:r>
-        <w:rPr>
-          <w:rFonts w:hint="eastAsia"/>
-        </w:rPr>
-        <w:t>，则</w:t>
-      </w:r>
-      <w:r>
-        <w:rPr>
-          <w:rFonts w:hint="eastAsia"/>
-        </w:rPr>
-        <w:t>将</w:t>
-      </w:r>
-      <w:r>
-        <w:rPr>
-          <w:rFonts w:hint="eastAsia"/>
-        </w:rPr>
-        <w:t>更新为</w:t>
-      </w:r>
-      <w:r>
-        <w:rPr>
-          <w:rFonts w:hint="eastAsia"/>
-        </w:rPr>
-        <w:t>false</w:t>
-      </w:r>
-      <w:r>
-        <w:rPr>
-          <w:rFonts w:hint="eastAsia"/>
-        </w:rPr>
-        <w:t>。</w:t>
-      </w:r>
-    </w:p>
-    <w:p>
-      <w:pPr>
-        <w:spacing w:beforeLines="50" w:before="156" w:afterLines="50" w:after="156"/>
-        <w:ind w:left="0" w:firstLine="420"/>
-        <w:rPr>
-          <w:rFonts w:hint="eastAsia"/>
-        </w:rPr>
-      </w:pPr>
-      <w:r>
-        <w:rPr>
-          <w:rFonts w:hint="eastAsia"/>
-        </w:rPr>
-        <w:t>当此次增加的对象此前已经存在同名记录</w:t>
-      </w:r>
-      <w:r>
-        <w:rPr>
-          <w:rFonts w:hint="eastAsia"/>
-        </w:rPr>
-        <w:t>（内部为</w:t>
-      </w:r>
-      <w:r>
-        <w:rPr>
-          <w:rFonts w:hint="eastAsia"/>
-        </w:rPr>
-        <w:t>update</w:t>
-      </w:r>
-      <w:r>
-        <w:rPr>
-          <w:rFonts w:hint="eastAsia"/>
-        </w:rPr>
-        <w:t>操作）</w:t>
-      </w:r>
-      <w:r>
-        <w:rPr>
-          <w:rFonts w:hint="eastAsia"/>
-        </w:rPr>
-        <w:t>，将</w:t>
-      </w:r>
-      <w:proofErr w:type="gramStart"/>
-      <w:r>
-        <w:rPr>
-          <w:rFonts w:hint="eastAsia"/>
-        </w:rPr>
-        <w:t>原最新</w:t>
-      </w:r>
-      <w:proofErr w:type="gramEnd"/>
-      <w:r>
-        <w:rPr>
-          <w:rFonts w:hint="eastAsia"/>
-        </w:rPr>
-        <w:t>元数据表中的数据移入历史元数据表（或直接删除，取决于当前桶的版本控制状态），当实际操作的时</w:t>
-      </w:r>
-      <w:r>
-        <w:rPr>
-          <w:rFonts w:hint="eastAsia"/>
-        </w:rPr>
-        <w:t>update</w:t>
-      </w:r>
-      <w:r>
-        <w:rPr>
-          <w:rFonts w:hint="eastAsia"/>
-        </w:rPr>
-        <w:t>操作时，</w:t>
-      </w:r>
-      <w:proofErr w:type="gramStart"/>
-      <w:r>
-        <w:rPr>
-          <w:rFonts w:hint="eastAsia"/>
-        </w:rPr>
-        <w:t>需判断</w:t>
-      </w:r>
-      <w:proofErr w:type="gramEnd"/>
-      <w:r>
-        <w:rPr>
-          <w:rFonts w:hint="eastAsia"/>
-        </w:rPr>
-        <w:t>原对象数据的状态，如果原对象数据是一个删除标记，则需要查询目录信息，判断目录状态的</w:t>
-      </w:r>
-      <w:r>
-        <w:rPr>
-          <w:rFonts w:hint="eastAsia"/>
-        </w:rPr>
-        <w:t>DeleteMarker</w:t>
-      </w:r>
-      <w:r>
-        <w:rPr>
-          <w:rFonts w:hint="eastAsia"/>
-        </w:rPr>
-        <w:t>是否为</w:t>
-      </w:r>
-      <w:r>
-        <w:rPr>
-          <w:rFonts w:hint="eastAsia"/>
-        </w:rPr>
-        <w:t>true</w:t>
-      </w:r>
-      <w:r>
-        <w:rPr>
-          <w:rFonts w:hint="eastAsia"/>
-        </w:rPr>
-        <w:t>，如果确实为</w:t>
-      </w:r>
-      <w:r>
-        <w:rPr>
-          <w:rFonts w:hint="eastAsia"/>
-        </w:rPr>
-        <w:t>true</w:t>
-      </w:r>
-      <w:r>
-        <w:rPr>
-          <w:rFonts w:hint="eastAsia"/>
-        </w:rPr>
-        <w:t>，更新目录</w:t>
-      </w:r>
-      <w:r>
-        <w:rPr>
-          <w:rFonts w:hint="eastAsia"/>
-        </w:rPr>
-        <w:t>DeleteMarker</w:t>
-      </w:r>
-      <w:r>
-        <w:rPr>
-          <w:rFonts w:hint="eastAsia"/>
-        </w:rPr>
-        <w:t>状态为</w:t>
-      </w:r>
-      <w:r>
-        <w:rPr>
-          <w:rFonts w:hint="eastAsia"/>
-        </w:rPr>
-        <w:t>false</w:t>
-      </w:r>
-      <w:r>
-        <w:rPr>
-          <w:rFonts w:hint="eastAsia"/>
-        </w:rPr>
-        <w:t>。如果原来对象数据不是删除标记，则不需要刷新目录状态。</w:t>
-      </w:r>
-    </w:p>
-    <w:p>
-      <w:pPr>
-        <w:spacing w:beforeLines="50" w:before="156" w:afterLines="50" w:after="156"/>
-        <w:ind w:left="0" w:firstLine="420"/>
-        <w:rPr>
-          <w:rFonts w:hint="eastAsia"/>
-        </w:rPr>
-      </w:pPr>
-      <w:r>
-        <w:rPr>
-          <w:rFonts w:hint="eastAsia"/>
-        </w:rPr>
-        <w:t>当增加对象时，桶内有两个非删除状态的分隔符，需要对两个分隔符分别根据分隔符进行分解，查询目录，将两个目录</w:t>
-      </w:r>
-      <w:r>
-        <w:rPr>
-          <w:rFonts w:hint="eastAsia"/>
-        </w:rPr>
-        <w:t>ID</w:t>
-      </w:r>
-      <w:r>
-        <w:rPr>
-          <w:rFonts w:hint="eastAsia"/>
-        </w:rPr>
-        <w:t>分别写入</w:t>
-      </w:r>
-      <w:r>
-        <w:rPr>
-          <w:rFonts w:hint="eastAsia"/>
-        </w:rPr>
-        <w:t>ParentId1</w:t>
-      </w:r>
-      <w:r>
-        <w:rPr>
-          <w:rFonts w:hint="eastAsia"/>
-        </w:rPr>
-        <w:t>，和</w:t>
-      </w:r>
-      <w:r>
-        <w:rPr>
-          <w:rFonts w:hint="eastAsia"/>
-        </w:rPr>
-        <w:t>ParentId</w:t>
-      </w:r>
-      <w:r>
-        <w:t>2</w:t>
-      </w:r>
-      <w:r>
-        <w:rPr>
-          <w:rFonts w:hint="eastAsia"/>
-        </w:rPr>
-        <w:t>，或者分别更新两个目录</w:t>
-      </w:r>
-      <w:r>
-        <w:rPr>
-          <w:rFonts w:hint="eastAsia"/>
-        </w:rPr>
-        <w:t>ID</w:t>
-      </w:r>
-      <w:r>
-        <w:rPr>
-          <w:rFonts w:hint="eastAsia"/>
-        </w:rPr>
-        <w:t>的</w:t>
-      </w:r>
-      <w:r>
-        <w:rPr>
-          <w:rFonts w:hint="eastAsia"/>
-        </w:rPr>
-        <w:t>DeleteMarker</w:t>
-      </w:r>
-      <w:r>
-        <w:rPr>
-          <w:rFonts w:hint="eastAsia"/>
-        </w:rPr>
-        <w:t>状态。</w:t>
-      </w:r>
-    </w:p>
-    <w:p>
-      <w:pPr>
-        <w:spacing w:beforeLines="50" w:before="156" w:afterLines="50" w:after="156"/>
         <w:ind w:left="0"/>
       </w:pPr>
-    </w:p>
-    <w:p>
-      <w:pPr>
-        <w:spacing w:beforeLines="50" w:before="156" w:afterLines="50" w:after="156"/>
-        <w:ind w:left="0"/>
-      </w:pPr>
-      <w:r>
-        <w:rPr>
-          <w:rFonts w:hint="eastAsia"/>
-        </w:rPr>
-        <w:t>返回结果：</w:t>
-      </w:r>
-    </w:p>
-    <w:p>
-      <w:pPr>
-        <w:spacing w:beforeLines="50" w:before="156" w:afterLines="50" w:after="156"/>
-        <w:ind w:left="0"/>
-      </w:pPr>
-      <w:r>
-        <w:rPr>
-          <w:rFonts w:hint="eastAsia"/>
-        </w:rPr>
-        <w:t>Etag</w:t>
-      </w:r>
-      <w:r>
-        <w:rPr>
-          <w:rFonts w:hint="eastAsia"/>
-        </w:rPr>
-        <w:t>：返回新增对象的</w:t>
-      </w:r>
-      <w:r>
-        <w:rPr>
-          <w:rFonts w:hint="eastAsia"/>
-        </w:rPr>
-        <w:t>ETag</w:t>
-      </w:r>
-      <w:r>
-        <w:rPr>
-          <w:rFonts w:hint="eastAsia"/>
-        </w:rPr>
-        <w:t>（对象内容的</w:t>
-      </w:r>
-      <w:r>
-        <w:rPr>
-          <w:rFonts w:hint="eastAsia"/>
-        </w:rPr>
-        <w:t>MD</w:t>
-      </w:r>
-      <w:r>
-        <w:t>5</w:t>
-      </w:r>
-      <w:r>
-        <w:rPr>
-          <w:rFonts w:hint="eastAsia"/>
-        </w:rPr>
-        <w:t>值）。</w:t>
-      </w:r>
-    </w:p>
-    <w:p>
-      <w:pPr>
-        <w:spacing w:beforeLines="50" w:before="156" w:afterLines="50" w:after="156"/>
-        <w:ind w:left="0"/>
-      </w:pPr>
       <w:r>
         <w:lastRenderedPageBreak/>
-        <w:t>Version</w:t>
-      </w:r>
-      <w:r>
-        <w:rPr>
-          <w:rFonts w:hint="eastAsia"/>
-        </w:rPr>
-        <w:t>id</w:t>
-      </w:r>
-      <w:r>
-        <w:t>:</w:t>
-      </w:r>
-      <w:r>
-        <w:rPr>
-          <w:rFonts w:hint="eastAsia"/>
-        </w:rPr>
-        <w:t>新增对象的</w:t>
-      </w:r>
-      <w:r>
-        <w:rPr>
-          <w:rFonts w:hint="eastAsia"/>
-        </w:rPr>
-        <w:t>version</w:t>
-      </w:r>
-      <w:r>
-        <w:t>id</w:t>
-      </w:r>
-      <w:r>
-        <w:rPr>
-          <w:rFonts w:hint="eastAsia"/>
-        </w:rPr>
-        <w:t>，只有当版本控制状态为</w:t>
-      </w:r>
-      <w:r>
-        <w:rPr>
-          <w:rFonts w:hint="eastAsia"/>
-        </w:rPr>
-        <w:t>Enabled</w:t>
-      </w:r>
-      <w:r>
-        <w:rPr>
-          <w:rFonts w:hint="eastAsia"/>
-        </w:rPr>
-        <w:t>时才返回。</w:t>
-      </w:r>
-    </w:p>
-    <w:p>
-      <w:pPr>
-        <w:spacing w:beforeLines="50" w:before="156" w:afterLines="50" w:after="156"/>
-        <w:ind w:left="0"/>
-      </w:pPr>
-    </w:p>
-    <w:p>
-      <w:pPr>
-        <w:spacing w:beforeLines="50" w:before="156" w:afterLines="50" w:after="156"/>
-        <w:ind w:left="0"/>
-      </w:pPr>
-      <w:r>
-        <w:rPr>
-          <w:rFonts w:hint="eastAsia"/>
-        </w:rPr>
-        <w:t xml:space="preserve">   PUT</w:t>
-      </w:r>
-      <w:r>
-        <w:t xml:space="preserve"> Object</w:t>
-      </w:r>
-      <w:r>
-        <w:rPr>
-          <w:rFonts w:hint="eastAsia"/>
-        </w:rPr>
-        <w:t>业务流程</w:t>
-      </w:r>
-      <w:r>
-        <w:rPr>
-          <w:rFonts w:hint="eastAsia"/>
-        </w:rPr>
-        <w:t>:</w:t>
-      </w:r>
-    </w:p>
-    <w:p>
-      <w:pPr>
-        <w:ind w:left="0"/>
-      </w:pPr>
-      <w:r>
         <w:t xml:space="preserve"> </w:t>
       </w:r>
       <w:r>
@@ -22047,10 +21247,10 @@
           <w:noProof/>
         </w:rPr>
         <w:drawing>
-          <wp:inline distT="0" distB="0" distL="0" distR="0" wp14:anchorId="11EE27B0" wp14:editId="56F1BA41">
-            <wp:extent cx="5274310" cy="6953605"/>
-            <wp:effectExtent l="0" t="0" r="2540" b="0"/>
-            <wp:docPr id="13" name="图片 13"/>
+          <wp:inline distT="0" distB="0" distL="0" distR="0" wp14:anchorId="0AADA79F" wp14:editId="63C38C7C">
+            <wp:extent cx="5274310" cy="6507937"/>
+            <wp:effectExtent l="0" t="0" r="2540" b="7620"/>
+            <wp:docPr id="5" name="图片 5"/>
             <wp:cNvGraphicFramePr>
               <a:graphicFrameLocks xmlns:a="http://schemas.openxmlformats.org/drawingml/2006/main" noChangeAspect="1"/>
             </wp:cNvGraphicFramePr>
@@ -22058,13 +21258,13 @@
               <a:graphicData uri="http://schemas.openxmlformats.org/drawingml/2006/picture">
                 <pic:pic xmlns:pic="http://schemas.openxmlformats.org/drawingml/2006/picture">
                   <pic:nvPicPr>
-                    <pic:cNvPr id="0" name="Picture 6"/>
+                    <pic:cNvPr id="0" name="Picture 2"/>
                     <pic:cNvPicPr>
                       <a:picLocks noChangeAspect="1" noChangeArrowheads="1"/>
                     </pic:cNvPicPr>
                   </pic:nvPicPr>
                   <pic:blipFill>
-                    <a:blip r:embed="rId11">
+                    <a:blip r:embed="rId9">
                       <a:extLst>
                         <a:ext uri="{28A0092B-C50C-407E-A947-70E740481C1C}">
                           <a14:useLocalDpi xmlns:a14="http://schemas.microsoft.com/office/drawing/2010/main" val="0"/>
@@ -22079,7 +21279,7 @@
                   <pic:spPr bwMode="auto">
                     <a:xfrm>
                       <a:off x="0" y="0"/>
-                      <a:ext cx="5274310" cy="6953605"/>
+                      <a:ext cx="5274310" cy="6507937"/>
                     </a:xfrm>
                     <a:prstGeom prst="rect">
                       <a:avLst/>
@@ -22135,7 +21335,7 @@
                     </pic:cNvPicPr>
                   </pic:nvPicPr>
                   <pic:blipFill>
-                    <a:blip r:embed="rId12">
+                    <a:blip r:embed="rId10">
                       <a:extLst>
                         <a:ext uri="{28A0092B-C50C-407E-A947-70E740481C1C}">
                           <a14:useLocalDpi xmlns:a14="http://schemas.microsoft.com/office/drawing/2010/main" val="0"/>
@@ -22283,21 +21483,7 @@
         <w:rPr>
           <w:rFonts w:hint="eastAsia"/>
         </w:rPr>
-        <w:t>结果时就会锁定记录，只有当事务提交或者</w:t>
-      </w:r>
-      <w:proofErr w:type="gramStart"/>
-      <w:r>
-        <w:rPr>
-          <w:rFonts w:hint="eastAsia"/>
-        </w:rPr>
-        <w:t>回滚才</w:t>
-      </w:r>
-      <w:proofErr w:type="gramEnd"/>
-      <w:r>
-        <w:rPr>
-          <w:rFonts w:hint="eastAsia"/>
-        </w:rPr>
-        <w:t>会解锁</w:t>
+        <w:t>结果时就会锁定记录，只有当事务提交或者回滚才会解锁</w:t>
       </w:r>
       <w:r>
         <w:rPr>
@@ -22331,35 +21517,7 @@
         <w:rPr>
           <w:rFonts w:hint="eastAsia"/>
         </w:rPr>
-        <w:t>先将</w:t>
-      </w:r>
-      <w:proofErr w:type="gramStart"/>
-      <w:r>
-        <w:rPr>
-          <w:rFonts w:hint="eastAsia"/>
-        </w:rPr>
-        <w:t>原最新</w:t>
-      </w:r>
-      <w:proofErr w:type="gramEnd"/>
-      <w:r>
-        <w:rPr>
-          <w:rFonts w:hint="eastAsia"/>
-        </w:rPr>
-        <w:t>元数据写入历史元数据表，再更新最新元数据，避免</w:t>
-      </w:r>
-      <w:proofErr w:type="gramStart"/>
-      <w:r>
-        <w:rPr>
-          <w:rFonts w:hint="eastAsia"/>
-        </w:rPr>
-        <w:t>原最新</w:t>
-      </w:r>
-      <w:proofErr w:type="gramEnd"/>
-      <w:r>
-        <w:rPr>
-          <w:rFonts w:hint="eastAsia"/>
-        </w:rPr>
-        <w:t>元数据在一部分时刻在最新元数据表和历史元数据表都查询不到任何关于此版本的记录。</w:t>
+        <w:t>先将原最新元数据写入历史元数据表，再更新最新元数据，避免原最新元数据在一部分时刻在最新元数据表和历史元数据表都查询不到任何关于此版本的记录。</w:t>
       </w:r>
     </w:p>
     <w:p>
@@ -22375,21 +21533,7 @@
         <w:rPr>
           <w:rFonts w:hint="eastAsia"/>
         </w:rPr>
-        <w:t>当对象所属</w:t>
-      </w:r>
-      <w:proofErr w:type="gramStart"/>
-      <w:r>
-        <w:rPr>
-          <w:rFonts w:hint="eastAsia"/>
-        </w:rPr>
-        <w:t>桶同时</w:t>
-      </w:r>
-      <w:proofErr w:type="gramEnd"/>
-      <w:r>
-        <w:rPr>
-          <w:rFonts w:hint="eastAsia"/>
-        </w:rPr>
-        <w:t>存在两个非删除状态的分隔符时，增加新对象时要根据两个分隔符分别建目录。</w:t>
+        <w:t>当对象所属桶同时存在两个非删除状态的分隔符时，增加新对象时要根据两个分隔符分别建目录。</w:t>
       </w:r>
     </w:p>
     <w:p>
@@ -22551,19 +21695,11 @@
         </w:rPr>
         <w:t>PUT</w:t>
       </w:r>
-      <w:proofErr w:type="gramStart"/>
-      <w:r>
-        <w:rPr>
-          <w:rFonts w:hint="eastAsia"/>
-        </w:rPr>
-        <w:t>操作再</w:t>
-      </w:r>
-      <w:proofErr w:type="gramEnd"/>
-      <w:r>
-        <w:rPr>
-          <w:rFonts w:hint="eastAsia"/>
-        </w:rPr>
-        <w:t>执行</w:t>
+      <w:r>
+        <w:rPr>
+          <w:rFonts w:hint="eastAsia"/>
+        </w:rPr>
+        <w:t>操作再执行</w:t>
       </w:r>
       <w:r>
         <w:rPr>
@@ -22617,21 +21753,7 @@
         <w:rPr>
           <w:rFonts w:hint="eastAsia"/>
         </w:rPr>
-        <w:t>操作在处理同一个对象，查询元数据时发现已经有该对象的记录，则上</w:t>
-      </w:r>
-      <w:proofErr w:type="gramStart"/>
-      <w:r>
-        <w:rPr>
-          <w:rFonts w:hint="eastAsia"/>
-        </w:rPr>
-        <w:t>传对象</w:t>
-      </w:r>
-      <w:proofErr w:type="gramEnd"/>
-      <w:r>
-        <w:rPr>
-          <w:rFonts w:hint="eastAsia"/>
-        </w:rPr>
-        <w:t>后使用</w:t>
+        <w:t>操作在处理同一个对象，查询元数据时发现已经有该对象的记录，则上传对象后使用</w:t>
       </w:r>
       <w:r>
         <w:rPr>
@@ -23038,10 +22160,10 @@
         <w:pStyle w:val="3"/>
         <w:ind w:left="630"/>
       </w:pPr>
-      <w:bookmarkStart w:id="3" w:name="_查询对象（List_Objects_v2）"/>
-      <w:bookmarkStart w:id="4" w:name="_查询对象（GET_Bucket_(List"/>
-      <w:bookmarkEnd w:id="3"/>
-      <w:bookmarkEnd w:id="4"/>
+      <w:bookmarkStart w:id="1" w:name="_查询对象（List_Objects_v2）"/>
+      <w:bookmarkStart w:id="2" w:name="_查询对象（GET_Bucket_(List"/>
+      <w:bookmarkEnd w:id="1"/>
+      <w:bookmarkEnd w:id="2"/>
       <w:r>
         <w:rPr>
           <w:rFonts w:hint="eastAsia"/>
@@ -23077,49 +22199,7 @@
         <w:rPr>
           <w:rFonts w:hint="eastAsia"/>
         </w:rPr>
-        <w:t>查询对象列表有两种方式查询，一种是目录表扫描查询，一种是元数据表扫描查询。当请求中携带分隔符，并且与当前桶的分隔符匹配，</w:t>
-      </w:r>
-      <w:proofErr w:type="gramStart"/>
-      <w:r>
-        <w:rPr>
-          <w:rFonts w:hint="eastAsia"/>
-        </w:rPr>
-        <w:t>且桶的</w:t>
-      </w:r>
-      <w:proofErr w:type="gramEnd"/>
-      <w:r>
-        <w:rPr>
-          <w:rFonts w:hint="eastAsia"/>
-        </w:rPr>
-        <w:t>分隔符状态为可用时，</w:t>
-      </w:r>
-      <w:proofErr w:type="gramStart"/>
-      <w:r>
-        <w:rPr>
-          <w:rFonts w:hint="eastAsia"/>
-        </w:rPr>
-        <w:t>旧可以</w:t>
-      </w:r>
-      <w:proofErr w:type="gramEnd"/>
-      <w:r>
-        <w:rPr>
-          <w:rFonts w:hint="eastAsia"/>
-        </w:rPr>
-        <w:t>通过目录表扫描查询。如果没有携带分隔符或者分隔符不匹配或者匹配的分隔符状态</w:t>
-      </w:r>
-      <w:proofErr w:type="gramStart"/>
-      <w:r>
-        <w:rPr>
-          <w:rFonts w:hint="eastAsia"/>
-        </w:rPr>
-        <w:t>不</w:t>
-      </w:r>
-      <w:proofErr w:type="gramEnd"/>
-      <w:r>
-        <w:rPr>
-          <w:rFonts w:hint="eastAsia"/>
-        </w:rPr>
-        <w:t>可用，则通过扫描元数据表的方式查询。</w:t>
+        <w:t>查询对象列表有两种方式查询，一种是目录表扫描查询，一种是元数据表扫描查询。当请求中携带分隔符，并且与当前桶的分隔符匹配，且桶的分隔符状态为可用时，旧可以通过目录表扫描查询。如果没有携带分隔符或者分隔符不匹配或者匹配的分隔符状态不可用，则通过扫描元数据表的方式查询。</w:t>
       </w:r>
     </w:p>
     <w:p>
@@ -23406,20 +22486,12 @@
       <w:pPr>
         <w:ind w:left="0"/>
       </w:pPr>
-      <w:proofErr w:type="gramStart"/>
       <w:r>
         <w:rPr>
           <w:rFonts w:hint="eastAsia"/>
         </w:rPr>
         <w:lastRenderedPageBreak/>
-        <w:t>一</w:t>
-      </w:r>
-      <w:proofErr w:type="gramEnd"/>
-      <w:r>
-        <w:rPr>
-          <w:rFonts w:hint="eastAsia"/>
-        </w:rPr>
-        <w:t>：扫描元数据表方式</w:t>
+        <w:t>一：扫描元数据表方式</w:t>
       </w:r>
     </w:p>
     <w:p>
@@ -24257,14 +23329,7 @@
         <w:rPr>
           <w:rFonts w:hint="eastAsia"/>
         </w:rPr>
-        <w:t>commonP</w:t>
-      </w:r>
-      <w:commentRangeStart w:id="5"/>
-      <w:r>
-        <w:rPr>
-          <w:rFonts w:hint="eastAsia"/>
-        </w:rPr>
-        <w:t>refix</w:t>
+        <w:t>commonPrefix</w:t>
       </w:r>
       <w:r>
         <w:rPr>
@@ -24277,13 +23342,6 @@
           <w:rFonts w:hint="eastAsia"/>
         </w:rPr>
         <w:t>。</w:t>
-      </w:r>
-      <w:commentRangeEnd w:id="5"/>
-      <w:r>
-        <w:rPr>
-          <w:rStyle w:val="af"/>
-        </w:rPr>
-        <w:commentReference w:id="5"/>
       </w:r>
     </w:p>
     <w:p>
@@ -24537,6 +23595,8 @@
         </w:rPr>
         <w:t>/1234.txt</w:t>
       </w:r>
+      <w:bookmarkStart w:id="3" w:name="_GoBack"/>
+      <w:bookmarkEnd w:id="3"/>
     </w:p>
     <w:p>
       <w:pPr>
@@ -26121,21 +25181,7 @@
         <w:rPr>
           <w:rFonts w:hint="eastAsia"/>
         </w:rPr>
-        <w:t>引，</w:t>
-      </w:r>
-      <w:proofErr w:type="gramStart"/>
-      <w:r>
-        <w:rPr>
-          <w:rFonts w:hint="eastAsia"/>
-        </w:rPr>
-        <w:t>每分配</w:t>
-      </w:r>
-      <w:proofErr w:type="gramEnd"/>
-      <w:r>
-        <w:rPr>
-          <w:rFonts w:hint="eastAsia"/>
-        </w:rPr>
-        <w:t>一个上下文，</w:t>
+        <w:t>引，每分配一个上下文，</w:t>
       </w:r>
       <w:r>
         <w:rPr>
@@ -26537,7 +25583,7 @@
                     </pic:cNvPicPr>
                   </pic:nvPicPr>
                   <pic:blipFill>
-                    <a:blip r:embed="rId13">
+                    <a:blip r:embed="rId11">
                       <a:extLst>
                         <a:ext uri="{28A0092B-C50C-407E-A947-70E740481C1C}">
                           <a14:useLocalDpi xmlns:a14="http://schemas.microsoft.com/office/drawing/2010/main" val="0"/>
@@ -26612,7 +25658,7 @@
                     </pic:cNvPicPr>
                   </pic:nvPicPr>
                   <pic:blipFill>
-                    <a:blip r:embed="rId14" cstate="print">
+                    <a:blip r:embed="rId12" cstate="print">
                       <a:extLst>
                         <a:ext uri="{28A0092B-C50C-407E-A947-70E740481C1C}">
                           <a14:useLocalDpi xmlns:a14="http://schemas.microsoft.com/office/drawing/2010/main" val="0"/>
@@ -27139,16 +26185,16 @@
         </w:rPr>
         <w:t>。</w:t>
       </w:r>
-      <w:bookmarkStart w:id="6" w:name="_查询版本（GET_Bucket_Object"/>
-      <w:bookmarkEnd w:id="6"/>
+      <w:bookmarkStart w:id="4" w:name="_查询版本（GET_Bucket_Object"/>
+      <w:bookmarkEnd w:id="4"/>
     </w:p>
     <w:p>
       <w:pPr>
         <w:pStyle w:val="3"/>
         <w:ind w:left="630"/>
       </w:pPr>
-      <w:bookmarkStart w:id="7" w:name="_获取对象（GET_Object）"/>
-      <w:bookmarkEnd w:id="7"/>
+      <w:bookmarkStart w:id="5" w:name="_获取对象（GET_Object）"/>
+      <w:bookmarkEnd w:id="5"/>
       <w:r>
         <w:rPr>
           <w:rFonts w:hint="eastAsia"/>
@@ -27559,23 +26605,7 @@
           <w:rFonts w:hint="eastAsia"/>
           <w:bCs/>
         </w:rPr>
-        <w:t>在桶内未配置或已配置但当前状态</w:t>
-      </w:r>
-      <w:proofErr w:type="gramStart"/>
-      <w:r>
-        <w:rPr>
-          <w:rFonts w:hint="eastAsia"/>
-          <w:bCs/>
-        </w:rPr>
-        <w:t>不</w:t>
-      </w:r>
-      <w:proofErr w:type="gramEnd"/>
-      <w:r>
-        <w:rPr>
-          <w:rFonts w:hint="eastAsia"/>
-          <w:bCs/>
-        </w:rPr>
-        <w:t>可用，则使用</w:t>
+        <w:t>在桶内未配置或已配置但当前状态不可用，则使用</w:t>
       </w:r>
       <w:r>
         <w:rPr>
@@ -28182,16 +27212,8 @@
           <w:rFonts w:hint="eastAsia"/>
         </w:rPr>
         <w:lastRenderedPageBreak/>
-        <w:t>如果读取</w:t>
-      </w:r>
-      <w:proofErr w:type="gramStart"/>
-      <w:r>
-        <w:rPr>
-          <w:rFonts w:hint="eastAsia"/>
-        </w:rPr>
-        <w:t>完当前</w:t>
-      </w:r>
-      <w:proofErr w:type="gramEnd"/>
+        <w:t>如果读取完当前</w:t>
+      </w:r>
       <w:r>
         <w:rPr>
           <w:rFonts w:hint="eastAsia"/>
@@ -28274,21 +27296,7 @@
         <w:rPr>
           <w:rFonts w:hint="eastAsia"/>
         </w:rPr>
-        <w:t>一起到历史元数据表中查询。继续与目录表，最新元数据表中的</w:t>
-      </w:r>
-      <w:proofErr w:type="gramStart"/>
-      <w:r>
-        <w:rPr>
-          <w:rFonts w:hint="eastAsia"/>
-        </w:rPr>
-        <w:t>记录按</w:t>
-      </w:r>
-      <w:proofErr w:type="gramEnd"/>
-      <w:r>
-        <w:rPr>
-          <w:rFonts w:hint="eastAsia"/>
-        </w:rPr>
-        <w:t>顺序记录，直到总数量达到</w:t>
+        <w:t>一起到历史元数据表中查询。继续与目录表，最新元数据表中的记录按顺序记录，直到总数量达到</w:t>
       </w:r>
       <w:r>
         <w:rPr>
@@ -28753,19 +27761,11 @@
         </w:rPr>
         <w:t>key</w:t>
       </w:r>
-      <w:proofErr w:type="gramStart"/>
-      <w:r>
-        <w:rPr>
-          <w:rFonts w:hint="eastAsia"/>
-        </w:rPr>
-        <w:t>值记录</w:t>
-      </w:r>
-      <w:proofErr w:type="gramEnd"/>
-      <w:r>
-        <w:rPr>
-          <w:rFonts w:hint="eastAsia"/>
-        </w:rPr>
-        <w:t>排序）。</w:t>
+      <w:r>
+        <w:rPr>
+          <w:rFonts w:hint="eastAsia"/>
+        </w:rPr>
+        <w:t>值记录排序）。</w:t>
       </w:r>
     </w:p>
     <w:p>
@@ -29634,7 +28634,7 @@
                     </pic:cNvPicPr>
                   </pic:nvPicPr>
                   <pic:blipFill>
-                    <a:blip r:embed="rId15" cstate="print">
+                    <a:blip r:embed="rId13" cstate="print">
                       <a:extLst>
                         <a:ext uri="{28A0092B-C50C-407E-A947-70E740481C1C}">
                           <a14:useLocalDpi xmlns:a14="http://schemas.microsoft.com/office/drawing/2010/main" val="0"/>
@@ -30162,7 +29162,6 @@
         </w:rPr>
         <w:t xml:space="preserve">FilterRecord </w:t>
       </w:r>
-      <w:proofErr w:type="gramStart"/>
       <w:r>
         <w:rPr>
           <w:rFonts w:ascii="宋体" w:eastAsia="宋体" w:hAnsi="宋体" w:cs="宋体" w:hint="eastAsia"/>
@@ -30181,18 +29180,7 @@
           <w:sz w:val="30"/>
           <w:szCs w:val="30"/>
         </w:rPr>
-        <w:t>(</w:t>
-      </w:r>
-      <w:proofErr w:type="gramEnd"/>
-      <w:r>
-        <w:rPr>
-          <w:rFonts w:ascii="宋体" w:eastAsia="宋体" w:hAnsi="宋体" w:cs="宋体" w:hint="eastAsia"/>
-          <w:color w:val="A9B7C6"/>
-          <w:kern w:val="0"/>
-          <w:sz w:val="30"/>
-          <w:szCs w:val="30"/>
-        </w:rPr>
-        <w:t>)</w:t>
+        <w:t>()</w:t>
       </w:r>
     </w:p>
     <w:p>
@@ -30246,7 +29234,6 @@
         </w:rPr>
         <w:t xml:space="preserve">FilterRecord </w:t>
       </w:r>
-      <w:proofErr w:type="gramStart"/>
       <w:r>
         <w:rPr>
           <w:rFonts w:ascii="宋体" w:eastAsia="宋体" w:hAnsi="宋体" w:cs="宋体" w:hint="eastAsia"/>
@@ -30265,18 +29252,7 @@
           <w:sz w:val="30"/>
           <w:szCs w:val="30"/>
         </w:rPr>
-        <w:t>(</w:t>
-      </w:r>
-      <w:proofErr w:type="gramEnd"/>
-      <w:r>
-        <w:rPr>
-          <w:rFonts w:ascii="宋体" w:eastAsia="宋体" w:hAnsi="宋体" w:cs="宋体" w:hint="eastAsia"/>
-          <w:color w:val="A9B7C6"/>
-          <w:kern w:val="0"/>
-          <w:sz w:val="30"/>
-          <w:szCs w:val="30"/>
-        </w:rPr>
-        <w:t>)</w:t>
+        <w:t>()</w:t>
       </w:r>
     </w:p>
     <w:p>
@@ -30330,7 +29306,6 @@
         </w:rPr>
         <w:t xml:space="preserve">FilterRecord </w:t>
       </w:r>
-      <w:proofErr w:type="gramStart"/>
       <w:r>
         <w:rPr>
           <w:rFonts w:ascii="宋体" w:eastAsia="宋体" w:hAnsi="宋体" w:cs="宋体" w:hint="eastAsia"/>
@@ -30349,18 +29324,7 @@
           <w:sz w:val="30"/>
           <w:szCs w:val="30"/>
         </w:rPr>
-        <w:t>(</w:t>
-      </w:r>
-      <w:proofErr w:type="gramEnd"/>
-      <w:r>
-        <w:rPr>
-          <w:rFonts w:ascii="宋体" w:eastAsia="宋体" w:hAnsi="宋体" w:cs="宋体" w:hint="eastAsia"/>
-          <w:color w:val="A9B7C6"/>
-          <w:kern w:val="0"/>
-          <w:sz w:val="30"/>
-          <w:szCs w:val="30"/>
-        </w:rPr>
-        <w:t>)</w:t>
+        <w:t>()</w:t>
       </w:r>
     </w:p>
     <w:p>
@@ -30414,7 +29378,6 @@
         </w:rPr>
         <w:t xml:space="preserve">FilterRecord </w:t>
       </w:r>
-      <w:proofErr w:type="gramStart"/>
       <w:r>
         <w:rPr>
           <w:rFonts w:ascii="宋体" w:eastAsia="宋体" w:hAnsi="宋体" w:cs="宋体" w:hint="eastAsia"/>
@@ -30433,18 +29396,7 @@
           <w:sz w:val="30"/>
           <w:szCs w:val="30"/>
         </w:rPr>
-        <w:t>(</w:t>
-      </w:r>
-      <w:proofErr w:type="gramEnd"/>
-      <w:r>
-        <w:rPr>
-          <w:rFonts w:ascii="宋体" w:eastAsia="宋体" w:hAnsi="宋体" w:cs="宋体" w:hint="eastAsia"/>
-          <w:color w:val="A9B7C6"/>
-          <w:kern w:val="0"/>
-          <w:sz w:val="30"/>
-          <w:szCs w:val="30"/>
-        </w:rPr>
-        <w:t>)</w:t>
+        <w:t>()</w:t>
       </w:r>
     </w:p>
     <w:p>
@@ -30498,7 +29450,6 @@
         </w:rPr>
         <w:t xml:space="preserve">FilterRecord </w:t>
       </w:r>
-      <w:proofErr w:type="gramStart"/>
       <w:r>
         <w:rPr>
           <w:rFonts w:ascii="宋体" w:eastAsia="宋体" w:hAnsi="宋体" w:cs="宋体" w:hint="eastAsia"/>
@@ -30517,18 +29468,7 @@
           <w:sz w:val="30"/>
           <w:szCs w:val="30"/>
         </w:rPr>
-        <w:t>(</w:t>
-      </w:r>
-      <w:proofErr w:type="gramEnd"/>
-      <w:r>
-        <w:rPr>
-          <w:rFonts w:ascii="宋体" w:eastAsia="宋体" w:hAnsi="宋体" w:cs="宋体" w:hint="eastAsia"/>
-          <w:color w:val="A9B7C6"/>
-          <w:kern w:val="0"/>
-          <w:sz w:val="30"/>
-          <w:szCs w:val="30"/>
-        </w:rPr>
-        <w:t>)</w:t>
+        <w:t>()</w:t>
       </w:r>
     </w:p>
     <w:p>
@@ -31317,7 +30257,7 @@
                     </pic:cNvPicPr>
                   </pic:nvPicPr>
                   <pic:blipFill>
-                    <a:blip r:embed="rId16">
+                    <a:blip r:embed="rId14">
                       <a:extLst>
                         <a:ext uri="{28A0092B-C50C-407E-A947-70E740481C1C}">
                           <a14:useLocalDpi xmlns:a14="http://schemas.microsoft.com/office/drawing/2010/main" val="0"/>
@@ -31423,7 +30363,7 @@
                     </pic:cNvPicPr>
                   </pic:nvPicPr>
                   <pic:blipFill>
-                    <a:blip r:embed="rId17">
+                    <a:blip r:embed="rId15">
                       <a:extLst>
                         <a:ext uri="{28A0092B-C50C-407E-A947-70E740481C1C}">
                           <a14:useLocalDpi xmlns:a14="http://schemas.microsoft.com/office/drawing/2010/main" val="0"/>
@@ -31551,7 +30491,7 @@
                     </pic:cNvPicPr>
                   </pic:nvPicPr>
                   <pic:blipFill>
-                    <a:blip r:embed="rId18">
+                    <a:blip r:embed="rId16">
                       <a:extLst>
                         <a:ext uri="{28A0092B-C50C-407E-A947-70E740481C1C}">
                           <a14:useLocalDpi xmlns:a14="http://schemas.microsoft.com/office/drawing/2010/main" val="0"/>
@@ -31672,7 +30612,7 @@
                     </pic:cNvPicPr>
                   </pic:nvPicPr>
                   <pic:blipFill>
-                    <a:blip r:embed="rId19">
+                    <a:blip r:embed="rId17">
                       <a:extLst>
                         <a:ext uri="{28A0092B-C50C-407E-A947-70E740481C1C}">
                           <a14:useLocalDpi xmlns:a14="http://schemas.microsoft.com/office/drawing/2010/main" val="0"/>
@@ -32878,7 +31818,7 @@
                     </pic:cNvPicPr>
                   </pic:nvPicPr>
                   <pic:blipFill>
-                    <a:blip r:embed="rId20">
+                    <a:blip r:embed="rId18">
                       <a:extLst>
                         <a:ext uri="{28A0092B-C50C-407E-A947-70E740481C1C}">
                           <a14:useLocalDpi xmlns:a14="http://schemas.microsoft.com/office/drawing/2010/main" val="0"/>
@@ -33385,8 +32325,8 @@
         <w:pStyle w:val="3"/>
         <w:ind w:left="630"/>
       </w:pPr>
-      <w:bookmarkStart w:id="8" w:name="_删除对象（DELETE_Object）"/>
-      <w:bookmarkEnd w:id="8"/>
+      <w:bookmarkStart w:id="6" w:name="_删除对象（DELETE_Object）"/>
+      <w:bookmarkEnd w:id="6"/>
       <w:r>
         <w:rPr>
           <w:rFonts w:hint="eastAsia"/>
@@ -34505,15 +33445,7 @@
         <w:rPr>
           <w:rFonts w:hint="eastAsia"/>
         </w:rPr>
-        <w:t>版本控制未打开或版本控制</w:t>
-      </w:r>
-      <w:bookmarkStart w:id="9" w:name="_GoBack"/>
-      <w:bookmarkEnd w:id="9"/>
-      <w:r>
-        <w:rPr>
-          <w:rFonts w:hint="eastAsia"/>
-        </w:rPr>
-        <w:t>已禁用，存储</w:t>
+        <w:t>版本控制未打开或版本控制已禁用，存储</w:t>
       </w:r>
       <w:r>
         <w:rPr>
@@ -34554,7 +33486,6 @@
         <w:spacing w:beforeLines="50" w:before="156" w:afterLines="50" w:after="156"/>
         <w:ind w:left="0"/>
       </w:pPr>
-      <w:commentRangeStart w:id="10"/>
       <w:r>
         <w:rPr>
           <w:rFonts w:hint="eastAsia"/>
@@ -34562,13 +33493,6 @@
         <w:lastRenderedPageBreak/>
         <w:t>目录管理：</w:t>
       </w:r>
-      <w:commentRangeEnd w:id="10"/>
-      <w:r>
-        <w:rPr>
-          <w:rStyle w:val="af"/>
-        </w:rPr>
-        <w:commentReference w:id="10"/>
-      </w:r>
     </w:p>
     <w:p>
       <w:pPr>
@@ -34597,21 +33521,7 @@
         <w:rPr>
           <w:rFonts w:hint="eastAsia"/>
         </w:rPr>
-        <w:t>针对删除</w:t>
-      </w:r>
-      <w:proofErr w:type="gramStart"/>
-      <w:r>
-        <w:rPr>
-          <w:rFonts w:hint="eastAsia"/>
-        </w:rPr>
-        <w:t>对象时桶的</w:t>
-      </w:r>
-      <w:proofErr w:type="gramEnd"/>
-      <w:r>
-        <w:rPr>
-          <w:rFonts w:hint="eastAsia"/>
-        </w:rPr>
-        <w:t>版本控制状态不同，以及删除时是否指定了版本号进行删除，系统对对象元数据的处理有所不同，有以下几种场景。</w:t>
+        <w:t>针对删除对象时桶的版本控制状态不同，以及删除时是否指定了版本号进行删除，系统对对象元数据的处理有所不同，有以下几种场景。</w:t>
       </w:r>
     </w:p>
     <w:p>
@@ -34634,10 +33544,7 @@
         <w:rPr>
           <w:rFonts w:hint="eastAsia"/>
         </w:rPr>
-        <w:t xml:space="preserve"> d</w:t>
-      </w:r>
-      <w:r>
-        <w:t>elete</w:t>
+        <w:t xml:space="preserve"> </w:t>
       </w:r>
     </w:p>
     <w:p>
@@ -34656,15 +33563,6 @@
         </w:rPr>
         <w:t>删除最新元数据表中的元数据（删除的这条有可能是普通对象元数据也有可能是对象删除标记），历史元数据表中有对象元数据，将历史元数据表中的元数据恢复一条到最新元数据标中（恢复的这条有可能是普通对象元数据也有可能是对象删除标记）。</w:t>
       </w:r>
-      <w:r>
-        <w:rPr>
-          <w:rFonts w:hint="eastAsia"/>
-        </w:rPr>
-        <w:t xml:space="preserve"> u</w:t>
-      </w:r>
-      <w:r>
-        <w:t>pdate</w:t>
-      </w:r>
     </w:p>
     <w:p>
       <w:pPr>
@@ -34686,7 +33584,7 @@
         <w:rPr>
           <w:rFonts w:hint="eastAsia"/>
         </w:rPr>
-        <w:t xml:space="preserve"> insert</w:t>
+        <w:t>。</w:t>
       </w:r>
     </w:p>
     <w:p>
@@ -34709,7 +33607,7 @@
         <w:rPr>
           <w:rFonts w:hint="eastAsia"/>
         </w:rPr>
-        <w:t xml:space="preserve"> update</w:t>
+        <w:t>。</w:t>
       </w:r>
     </w:p>
     <w:p>
@@ -34807,7 +33705,25 @@
         <w:rPr>
           <w:rFonts w:hint="eastAsia"/>
         </w:rPr>
-        <w:t>普通对象，有可能需要修改目录状态</w:t>
+        <w:t>普通对象</w:t>
+      </w:r>
+      <w:r>
+        <w:rPr>
+          <w:rFonts w:hint="eastAsia"/>
+        </w:rPr>
+        <w:t>，不需要修改目录，更新后的元数据需要继承原来元数据中的目录</w:t>
+      </w:r>
+      <w:r>
+        <w:rPr>
+          <w:rFonts w:hint="eastAsia"/>
+        </w:rPr>
+        <w:t>ID</w:t>
+      </w:r>
+      <w:r>
+        <w:rPr>
+          <w:rFonts w:hint="eastAsia"/>
+        </w:rPr>
+        <w:t>。</w:t>
       </w:r>
     </w:p>
     <w:p>
@@ -34839,7 +33755,37 @@
         <w:rPr>
           <w:rFonts w:hint="eastAsia"/>
         </w:rPr>
-        <w:t>删除标记，有可能需要修改目录状态。</w:t>
+        <w:t>删除标记</w:t>
+      </w:r>
+      <w:r>
+        <w:rPr>
+          <w:rFonts w:hint="eastAsia"/>
+        </w:rPr>
+        <w:t>，</w:t>
+      </w:r>
+      <w:r>
+        <w:rPr>
+          <w:rFonts w:hint="eastAsia"/>
+        </w:rPr>
+        <w:t>不需要修改目录，</w:t>
+      </w:r>
+      <w:r>
+        <w:rPr>
+          <w:rFonts w:hint="eastAsia"/>
+        </w:rPr>
+        <w:t>更新后的元数据需要继承原来元数据中的目录</w:t>
+      </w:r>
+      <w:r>
+        <w:rPr>
+          <w:rFonts w:hint="eastAsia"/>
+        </w:rPr>
+        <w:t>ID</w:t>
+      </w:r>
+      <w:r>
+        <w:rPr>
+          <w:rFonts w:hint="eastAsia"/>
+        </w:rPr>
+        <w:t>。</w:t>
       </w:r>
     </w:p>
     <w:p>
@@ -34851,7 +33797,13 @@
         <w:rPr>
           <w:rFonts w:hint="eastAsia"/>
         </w:rPr>
-        <w:t>删除对象时，对目录处理方式：</w:t>
+        <w:t>可能修改目录的操作只有前两种，删除元数据和增加删除标记</w:t>
+      </w:r>
+      <w:r>
+        <w:rPr>
+          <w:rFonts w:hint="eastAsia"/>
+        </w:rPr>
+        <w:t>：</w:t>
       </w:r>
     </w:p>
     <w:p>
@@ -34868,13 +33820,13 @@
         <w:rPr>
           <w:rFonts w:hint="eastAsia"/>
         </w:rPr>
-        <w:t>元数据被删除，需要检查对象所属目录是否仍有其他对象在使用，若无，则该目录可删除，若有，且当前删除的元数据为非删除标记，需检查对象所属目录是否仍有其他普通对象在使用，若无，则需要改变目录的删除标记状态为</w:t>
-      </w:r>
-      <w:r>
-        <w:rPr>
-          <w:rFonts w:hint="eastAsia"/>
-        </w:rPr>
-        <w:t>true</w:t>
+        <w:t>元数据被删除，需要检查对象所属目录是否仍有其他对象在使用，若无，则该目录可删除，若有，</w:t>
+      </w:r>
+      <w:r>
+        <w:rPr>
+          <w:rFonts w:hint="eastAsia"/>
+        </w:rPr>
+        <w:t>不需要修改目录</w:t>
       </w:r>
       <w:r>
         <w:rPr>
@@ -34926,87 +33878,146 @@
     </w:p>
     <w:p>
       <w:pPr>
-        <w:pStyle w:val="aa"/>
-        <w:numPr>
-          <w:ilvl w:val="0"/>
-          <w:numId w:val="59"/>
-        </w:numPr>
         <w:spacing w:beforeLines="50" w:before="156" w:afterLines="50" w:after="156"/>
-        <w:ind w:firstLineChars="0"/>
-      </w:pPr>
-      <w:r>
-        <w:rPr>
-          <w:rFonts w:hint="eastAsia"/>
-        </w:rPr>
-        <w:t>更新元数据，从删除标记</w:t>
-      </w:r>
-      <w:r>
-        <w:rPr>
-          <w:rFonts w:hint="eastAsia"/>
-        </w:rPr>
-        <w:t>-</w:t>
-      </w:r>
-      <w:r>
-        <w:t>&gt;</w:t>
-      </w:r>
-      <w:r>
-        <w:rPr>
-          <w:rFonts w:hint="eastAsia"/>
-        </w:rPr>
-        <w:t>普通对象，检查目录的删除标记状态，如果目录的删除标记状态为</w:t>
-      </w:r>
-      <w:r>
-        <w:rPr>
-          <w:rFonts w:hint="eastAsia"/>
-        </w:rPr>
-        <w:t>true</w:t>
-      </w:r>
-      <w:r>
-        <w:rPr>
-          <w:rFonts w:hint="eastAsia"/>
-        </w:rPr>
-        <w:t>，则需要改为</w:t>
-      </w:r>
-      <w:r>
-        <w:rPr>
-          <w:rFonts w:hint="eastAsia"/>
-        </w:rPr>
-        <w:t>false</w:t>
+        <w:ind w:left="0"/>
+      </w:pPr>
+      <w:r>
+        <w:rPr>
+          <w:rFonts w:hint="eastAsia"/>
+        </w:rPr>
+        <w:t>当删除对象时，当前桶内有两个</w:t>
+      </w:r>
+      <w:r>
+        <w:rPr>
+          <w:rFonts w:hint="eastAsia"/>
+        </w:rPr>
+        <w:t>处于（</w:t>
+      </w:r>
+      <w:r>
+        <w:rPr>
+          <w:rFonts w:hint="eastAsia"/>
+        </w:rPr>
+        <w:t>Normal</w:t>
+      </w:r>
+      <w:r>
+        <w:t>/Suspended/Creating</w:t>
+      </w:r>
+      <w:r>
+        <w:rPr>
+          <w:rFonts w:hint="eastAsia"/>
+        </w:rPr>
+        <w:t>）</w:t>
+      </w:r>
+      <w:r>
+        <w:rPr>
+          <w:rFonts w:hint="eastAsia"/>
+        </w:rPr>
+        <w:t>的分隔符，需要分别对对象名称使用分隔符进行分解，分别获得目录</w:t>
+      </w:r>
+      <w:r>
+        <w:rPr>
+          <w:rFonts w:hint="eastAsia"/>
+        </w:rPr>
+        <w:t>ID</w:t>
+      </w:r>
+      <w:r>
+        <w:rPr>
+          <w:rFonts w:hint="eastAsia"/>
+        </w:rPr>
+        <w:t>，分别对目录</w:t>
+      </w:r>
+      <w:r>
+        <w:rPr>
+          <w:rFonts w:hint="eastAsia"/>
+        </w:rPr>
+        <w:t>ID</w:t>
+      </w:r>
+      <w:r>
+        <w:rPr>
+          <w:rFonts w:hint="eastAsia"/>
+        </w:rPr>
+        <w:t>进行上述</w:t>
+      </w:r>
+      <w:r>
+        <w:rPr>
+          <w:rFonts w:hint="eastAsia"/>
+        </w:rPr>
+        <w:t>处理</w:t>
+      </w:r>
+      <w:r>
+        <w:rPr>
+          <w:rFonts w:hint="eastAsia"/>
+        </w:rPr>
+        <w:t>。</w:t>
       </w:r>
     </w:p>
     <w:p>
       <w:pPr>
-        <w:pStyle w:val="aa"/>
-        <w:numPr>
-          <w:ilvl w:val="0"/>
-          <w:numId w:val="59"/>
-        </w:numPr>
         <w:spacing w:beforeLines="50" w:before="156" w:afterLines="50" w:after="156"/>
-        <w:ind w:firstLineChars="0"/>
-      </w:pPr>
-      <w:r>
-        <w:rPr>
-          <w:rFonts w:hint="eastAsia"/>
-        </w:rPr>
-        <w:t>更新元数据，从普通对象</w:t>
-      </w:r>
-      <w:r>
-        <w:rPr>
-          <w:rFonts w:hint="eastAsia"/>
-        </w:rPr>
-        <w:t>-&gt;</w:t>
-      </w:r>
-      <w:r>
-        <w:rPr>
-          <w:rFonts w:hint="eastAsia"/>
-        </w:rPr>
-        <w:t>删除标记，检查目录下是否还有其他的普通对象，若无，则需要将目录状态改为</w:t>
-      </w:r>
-      <w:r>
-        <w:rPr>
-          <w:rFonts w:hint="eastAsia"/>
-        </w:rPr>
-        <w:t>true</w:t>
+        <w:ind w:left="0"/>
+        <w:rPr>
+          <w:rFonts w:hint="eastAsia"/>
+        </w:rPr>
+      </w:pPr>
+      <w:r>
+        <w:rPr>
+          <w:rFonts w:hint="eastAsia"/>
+        </w:rPr>
+        <w:t>目录修改完成后</w:t>
+      </w:r>
+      <w:r>
+        <w:rPr>
+          <w:rFonts w:hint="eastAsia"/>
+        </w:rPr>
+        <w:t>，</w:t>
+      </w:r>
+      <w:r>
+        <w:rPr>
+          <w:rFonts w:hint="eastAsia"/>
+        </w:rPr>
+        <w:t>再次查询桶内分隔符的状态，</w:t>
+      </w:r>
+      <w:r>
+        <w:rPr>
+          <w:rFonts w:hint="eastAsia"/>
+        </w:rPr>
+        <w:t>如果分隔符出现变更</w:t>
+      </w:r>
+      <w:r>
+        <w:rPr>
+          <w:rFonts w:hint="eastAsia"/>
+        </w:rPr>
+        <w:t>，需要对新的分隔符做上述</w:t>
+      </w:r>
+      <w:r>
+        <w:rPr>
+          <w:rFonts w:hint="eastAsia"/>
+        </w:rPr>
+        <w:t>处理</w:t>
+      </w:r>
+      <w:r>
+        <w:rPr>
+          <w:rFonts w:hint="eastAsia"/>
+        </w:rPr>
+        <w:t>动作</w:t>
+      </w:r>
+      <w:r>
+        <w:rPr>
+          <w:rFonts w:hint="eastAsia"/>
+        </w:rPr>
+        <w:t>，</w:t>
+      </w:r>
+      <w:r>
+        <w:rPr>
+          <w:rFonts w:hint="eastAsia"/>
+        </w:rPr>
+        <w:t>如果分隔符状态与初次查询无变化，则不需要再次</w:t>
+      </w:r>
+      <w:r>
+        <w:rPr>
+          <w:rFonts w:hint="eastAsia"/>
+        </w:rPr>
+        <w:t>处理</w:t>
       </w:r>
       <w:r>
         <w:rPr>
@@ -35020,160 +34031,74 @@
         <w:spacing w:beforeLines="50" w:before="156" w:afterLines="50" w:after="156"/>
         <w:ind w:left="0"/>
       </w:pPr>
-      <w:r>
-        <w:rPr>
-          <w:rFonts w:hint="eastAsia"/>
-        </w:rPr>
-        <w:t>当删除对象时，当前桶内有两个非删除状态的分隔符，需要分别对对象名称使用分隔符进行分解，分别获得目录</w:t>
-      </w:r>
-      <w:r>
-        <w:rPr>
-          <w:rFonts w:hint="eastAsia"/>
-        </w:rPr>
-        <w:t>ID</w:t>
-      </w:r>
-      <w:r>
-        <w:rPr>
-          <w:rFonts w:hint="eastAsia"/>
-        </w:rPr>
-        <w:t>，分别对目录</w:t>
-      </w:r>
-      <w:r>
-        <w:rPr>
-          <w:rFonts w:hint="eastAsia"/>
-        </w:rPr>
-        <w:t>ID</w:t>
-      </w:r>
-      <w:r>
-        <w:rPr>
-          <w:rFonts w:hint="eastAsia"/>
-        </w:rPr>
-        <w:t>进行上述清理。</w:t>
-      </w:r>
     </w:p>
     <w:p>
       <w:pPr>
-        <w:spacing w:beforeLines="50" w:before="156" w:afterLines="50" w:after="156"/>
         <w:ind w:left="0"/>
-        <w:rPr>
-          <w:rFonts w:hint="eastAsia"/>
-        </w:rPr>
-      </w:pPr>
-      <w:r>
-        <w:rPr>
-          <w:rFonts w:hint="eastAsia"/>
-        </w:rPr>
-        <w:t>目录修改完成后</w:t>
-      </w:r>
-      <w:r>
-        <w:rPr>
-          <w:rFonts w:hint="eastAsia"/>
-        </w:rPr>
-        <w:t>，</w:t>
-      </w:r>
-      <w:r>
-        <w:rPr>
-          <w:rFonts w:hint="eastAsia"/>
-        </w:rPr>
-        <w:t>再次查询桶内分隔符的状态，</w:t>
-      </w:r>
-      <w:r>
-        <w:rPr>
-          <w:rFonts w:hint="eastAsia"/>
-        </w:rPr>
-        <w:t>如果桶内出现了新增的非删除状态分隔符，需要对新的分隔符做上述清理动作</w:t>
-      </w:r>
-      <w:r>
-        <w:rPr>
-          <w:rFonts w:hint="eastAsia"/>
-        </w:rPr>
-        <w:t>，</w:t>
-      </w:r>
-      <w:r>
-        <w:rPr>
-          <w:rFonts w:hint="eastAsia"/>
-        </w:rPr>
-        <w:t>如果分隔符状态与初次查询无变化，则不需要再次刷新目录</w:t>
-      </w:r>
-      <w:r>
-        <w:rPr>
-          <w:rFonts w:hint="eastAsia"/>
-        </w:rPr>
-        <w:t>。</w:t>
+      </w:pPr>
+      <w:r>
+        <w:rPr>
+          <w:rFonts w:hint="eastAsia"/>
+        </w:rPr>
+        <w:t>删除对象</w:t>
+      </w:r>
+      <w:r>
+        <w:rPr>
+          <w:rFonts w:hint="eastAsia"/>
+        </w:rPr>
+        <w:t>流程图</w:t>
+      </w:r>
+      <w:r>
+        <w:rPr>
+          <w:rFonts w:hint="eastAsia"/>
+        </w:rPr>
+        <w:t>如</w:t>
+      </w:r>
+      <w:r>
+        <w:rPr>
+          <w:rFonts w:hint="eastAsia"/>
+        </w:rPr>
+        <w:t>下</w:t>
+      </w:r>
+      <w:r>
+        <w:rPr>
+          <w:rFonts w:hint="eastAsia"/>
+        </w:rPr>
+        <w:t>（不指定</w:t>
+      </w:r>
+      <w:r>
+        <w:rPr>
+          <w:rFonts w:hint="eastAsia"/>
+        </w:rPr>
+        <w:t>versionId</w:t>
+      </w:r>
+      <w:r>
+        <w:rPr>
+          <w:rFonts w:hint="eastAsia"/>
+        </w:rPr>
+        <w:t>）</w:t>
+      </w:r>
+      <w:r>
+        <w:rPr>
+          <w:rFonts w:hint="eastAsia"/>
+        </w:rPr>
+        <w:t>：</w:t>
       </w:r>
     </w:p>
     <w:p>
       <w:pPr>
-        <w:spacing w:beforeLines="50" w:before="156" w:afterLines="50" w:after="156"/>
         <w:ind w:left="0"/>
       </w:pPr>
-    </w:p>
-    <w:p>
-      <w:pPr>
-        <w:ind w:left="0"/>
-      </w:pPr>
-      <w:r>
-        <w:rPr>
-          <w:rFonts w:hint="eastAsia"/>
-        </w:rPr>
-        <w:t>删除对象</w:t>
-      </w:r>
-      <w:r>
-        <w:rPr>
-          <w:rFonts w:hint="eastAsia"/>
-        </w:rPr>
-        <w:t>流程图</w:t>
-      </w:r>
-      <w:r>
-        <w:rPr>
-          <w:rFonts w:hint="eastAsia"/>
-        </w:rPr>
-        <w:t>如</w:t>
-      </w:r>
-      <w:r>
-        <w:rPr>
-          <w:rFonts w:hint="eastAsia"/>
-        </w:rPr>
-        <w:t>下</w:t>
-      </w:r>
-      <w:r>
-        <w:rPr>
-          <w:rFonts w:hint="eastAsia"/>
-        </w:rPr>
-        <w:t>（不指定</w:t>
-      </w:r>
-      <w:r>
-        <w:rPr>
-          <w:rFonts w:hint="eastAsia"/>
-        </w:rPr>
-        <w:t>versionId</w:t>
-      </w:r>
-      <w:r>
-        <w:rPr>
-          <w:rFonts w:hint="eastAsia"/>
-        </w:rPr>
-        <w:t>）</w:t>
-      </w:r>
-      <w:r>
-        <w:rPr>
-          <w:rFonts w:hint="eastAsia"/>
-        </w:rPr>
-        <w:t>：</w:t>
-      </w:r>
-    </w:p>
-    <w:p>
-      <w:pPr>
-        <w:ind w:left="0"/>
-      </w:pPr>
       <w:r>
         <w:rPr>
           <w:noProof/>
         </w:rPr>
+        <w:lastRenderedPageBreak/>
         <w:drawing>
-          <wp:inline distT="0" distB="0" distL="0" distR="0" wp14:anchorId="7CAC5BA6" wp14:editId="71B511C0">
-            <wp:extent cx="5274310" cy="5308827"/>
-            <wp:effectExtent l="0" t="0" r="2540" b="6350"/>
-            <wp:docPr id="1" name="图片 1"/>
+          <wp:inline distT="0" distB="0" distL="0" distR="0" wp14:anchorId="5709E522" wp14:editId="25832015">
+            <wp:extent cx="5274310" cy="4871636"/>
+            <wp:effectExtent l="0" t="0" r="2540" b="5715"/>
+            <wp:docPr id="7" name="图片 7"/>
             <wp:cNvGraphicFramePr>
               <a:graphicFrameLocks xmlns:a="http://schemas.openxmlformats.org/drawingml/2006/main" noChangeAspect="1"/>
             </wp:cNvGraphicFramePr>
@@ -35181,13 +34106,13 @@
               <a:graphicData uri="http://schemas.openxmlformats.org/drawingml/2006/picture">
                 <pic:pic xmlns:pic="http://schemas.openxmlformats.org/drawingml/2006/picture">
                   <pic:nvPicPr>
-                    <pic:cNvPr id="0" name="Picture 1"/>
+                    <pic:cNvPr id="0" name="Picture 3"/>
                     <pic:cNvPicPr>
                       <a:picLocks noChangeAspect="1" noChangeArrowheads="1"/>
                     </pic:cNvPicPr>
                   </pic:nvPicPr>
                   <pic:blipFill>
-                    <a:blip r:embed="rId21">
+                    <a:blip r:embed="rId19">
                       <a:extLst>
                         <a:ext uri="{28A0092B-C50C-407E-A947-70E740481C1C}">
                           <a14:useLocalDpi xmlns:a14="http://schemas.microsoft.com/office/drawing/2010/main" val="0"/>
@@ -35202,7 +34127,7 @@
                   <pic:spPr bwMode="auto">
                     <a:xfrm>
                       <a:off x="0" y="0"/>
-                      <a:ext cx="5274310" cy="5308827"/>
+                      <a:ext cx="5274310" cy="4871636"/>
                     </a:xfrm>
                     <a:prstGeom prst="rect">
                       <a:avLst/>
@@ -35257,10 +34182,10 @@
         </w:rPr>
         <w:lastRenderedPageBreak/>
         <w:drawing>
-          <wp:inline distT="0" distB="0" distL="0" distR="0" wp14:anchorId="2BEB62D3" wp14:editId="6EE3E178">
-            <wp:extent cx="5274310" cy="6341070"/>
-            <wp:effectExtent l="0" t="0" r="2540" b="3175"/>
-            <wp:docPr id="3" name="图片 3"/>
+          <wp:inline distT="0" distB="0" distL="0" distR="0" wp14:anchorId="1E591061" wp14:editId="3488562B">
+            <wp:extent cx="5274310" cy="5962263"/>
+            <wp:effectExtent l="0" t="0" r="2540" b="635"/>
+            <wp:docPr id="10" name="图片 10"/>
             <wp:cNvGraphicFramePr>
               <a:graphicFrameLocks xmlns:a="http://schemas.openxmlformats.org/drawingml/2006/main" noChangeAspect="1"/>
             </wp:cNvGraphicFramePr>
@@ -35268,13 +34193,13 @@
               <a:graphicData uri="http://schemas.openxmlformats.org/drawingml/2006/picture">
                 <pic:pic xmlns:pic="http://schemas.openxmlformats.org/drawingml/2006/picture">
                   <pic:nvPicPr>
-                    <pic:cNvPr id="0" name="Picture 2"/>
+                    <pic:cNvPr id="0" name="Picture 5"/>
                     <pic:cNvPicPr>
                       <a:picLocks noChangeAspect="1" noChangeArrowheads="1"/>
                     </pic:cNvPicPr>
                   </pic:nvPicPr>
                   <pic:blipFill>
-                    <a:blip r:embed="rId22">
+                    <a:blip r:embed="rId20">
                       <a:extLst>
                         <a:ext uri="{28A0092B-C50C-407E-A947-70E740481C1C}">
                           <a14:useLocalDpi xmlns:a14="http://schemas.microsoft.com/office/drawing/2010/main" val="0"/>
@@ -35289,7 +34214,7 @@
                   <pic:spPr bwMode="auto">
                     <a:xfrm>
                       <a:off x="0" y="0"/>
-                      <a:ext cx="5274310" cy="6341070"/>
+                      <a:ext cx="5274310" cy="5962263"/>
                     </a:xfrm>
                     <a:prstGeom prst="rect">
                       <a:avLst/>
@@ -35473,7 +34398,6 @@
         <w:rPr>
           <w:rFonts w:hint="eastAsia"/>
         </w:rPr>
-        <w:lastRenderedPageBreak/>
         <w:t>桶不存在，返回</w:t>
       </w:r>
       <w:r>
@@ -35500,6 +34424,7 @@
         <w:rPr>
           <w:rFonts w:hint="eastAsia"/>
         </w:rPr>
+        <w:lastRenderedPageBreak/>
         <w:t>无权访问桶</w:t>
       </w:r>
       <w:r>
@@ -36080,7 +35005,7 @@
                     </pic:cNvPicPr>
                   </pic:nvPicPr>
                   <pic:blipFill>
-                    <a:blip r:embed="rId23">
+                    <a:blip r:embed="rId21">
                       <a:extLst>
                         <a:ext uri="{28A0092B-C50C-407E-A947-70E740481C1C}">
                           <a14:useLocalDpi xmlns:a14="http://schemas.microsoft.com/office/drawing/2010/main" val="0"/>
@@ -36116,12 +35041,12 @@
       <w:pPr>
         <w:pStyle w:val="10"/>
       </w:pPr>
-      <w:bookmarkStart w:id="11" w:name="_获取桶列表（GET_Service）"/>
-      <w:bookmarkStart w:id="12" w:name="_权限校验流程"/>
-      <w:bookmarkStart w:id="13" w:name="_创建用户（PUT_User）"/>
-      <w:bookmarkEnd w:id="11"/>
-      <w:bookmarkEnd w:id="12"/>
-      <w:bookmarkEnd w:id="13"/>
+      <w:bookmarkStart w:id="7" w:name="_获取桶列表（GET_Service）"/>
+      <w:bookmarkStart w:id="8" w:name="_权限校验流程"/>
+      <w:bookmarkStart w:id="9" w:name="_创建用户（PUT_User）"/>
+      <w:bookmarkEnd w:id="7"/>
+      <w:bookmarkEnd w:id="8"/>
+      <w:bookmarkEnd w:id="9"/>
       <w:r>
         <w:rPr>
           <w:rFonts w:hint="eastAsia"/>
@@ -37001,14 +35926,12 @@
             <w:pPr>
               <w:ind w:left="0"/>
             </w:pPr>
-            <w:proofErr w:type="gramStart"/>
             <w:r>
               <w:rPr>
                 <w:rFonts w:hint="eastAsia"/>
               </w:rPr>
               <w:t>桶名</w:t>
             </w:r>
-            <w:proofErr w:type="gramEnd"/>
             <w:r>
               <w:rPr>
                 <w:rFonts w:hint="eastAsia"/>
@@ -37547,16 +36470,8 @@
               <w:rPr>
                 <w:rFonts w:hint="eastAsia"/>
               </w:rPr>
-              <w:t>执行一次上</w:t>
-            </w:r>
-            <w:proofErr w:type="gramStart"/>
-            <w:r>
-              <w:rPr>
-                <w:rFonts w:hint="eastAsia"/>
-              </w:rPr>
-              <w:t>传对象</w:t>
-            </w:r>
-            <w:proofErr w:type="gramEnd"/>
+              <w:t>执行一次上传对象</w:t>
+            </w:r>
           </w:p>
         </w:tc>
         <w:tc>
@@ -37763,16 +36678,8 @@
               <w:rPr>
                 <w:rFonts w:hint="eastAsia"/>
               </w:rPr>
-              <w:t>多次上</w:t>
-            </w:r>
-            <w:proofErr w:type="gramStart"/>
-            <w:r>
-              <w:rPr>
-                <w:rFonts w:hint="eastAsia"/>
-              </w:rPr>
-              <w:t>传不同</w:t>
-            </w:r>
-            <w:proofErr w:type="gramEnd"/>
+              <w:t>多次上传不同</w:t>
+            </w:r>
             <w:r>
               <w:rPr>
                 <w:rFonts w:hint="eastAsia"/>
@@ -44802,7 +43709,7 @@
     </w:tbl>
     <w:p/>
     <w:sectPr>
-      <w:footerReference w:type="default" r:id="rId24"/>
+      <w:footerReference w:type="default" r:id="rId22"/>
       <w:pgSz w:w="11906" w:h="16838"/>
       <w:pgMar w:top="1440" w:right="1800" w:bottom="1440" w:left="1800" w:header="851" w:footer="992" w:gutter="0"/>
       <w:cols w:space="425"/>
@@ -44810,138 +43717,6 @@
     </w:sectPr>
   </w:body>
 </w:document>
-</file>
-
-<file path=word/comments.xml><?xml version="1.0" encoding="utf-8"?>
-<w:comments xmlns:wpc="http://schemas.microsoft.com/office/word/2010/wordprocessingCanvas" xmlns:cx="http://schemas.microsoft.com/office/drawing/2014/chartex" xmlns:mc="http://schemas.openxmlformats.org/markup-compatibility/2006" xmlns:o="urn:schemas-microsoft-com:office:office" xmlns:r="http://schemas.openxmlformats.org/officeDocument/2006/relationships" xmlns:m="http://schemas.openxmlformats.org/officeDocument/2006/math" xmlns:v="urn:schemas-microsoft-com:vml" xmlns:wp14="http://schemas.microsoft.com/office/word/2010/wordprocessingDrawing" xmlns:wp="http://schemas.openxmlformats.org/drawingml/2006/wordprocessingDrawing" xmlns:w10="urn:schemas-microsoft-com:office:word" xmlns:w="http://schemas.openxmlformats.org/wordprocessingml/2006/main" xmlns:w14="http://schemas.microsoft.com/office/word/2010/wordml" xmlns:w15="http://schemas.microsoft.com/office/word/2012/wordml" xmlns:w16se="http://schemas.microsoft.com/office/word/2015/wordml/symex" xmlns:wpg="http://schemas.microsoft.com/office/word/2010/wordprocessingGroup" xmlns:wpi="http://schemas.microsoft.com/office/word/2010/wordprocessingInk" xmlns:wne="http://schemas.microsoft.com/office/word/2006/wordml" xmlns:wps="http://schemas.microsoft.com/office/word/2010/wordprocessingShape" mc:Ignorable="w14 w15 w16se wp14">
-  <w:comment w:id="0" w:author="zhaoyujing" w:date="2018-11-14T10:12:00Z" w:initials="z">
-    <w:p>
-      <w:pPr>
-        <w:pStyle w:val="af0"/>
-      </w:pPr>
-      <w:r>
-        <w:rPr>
-          <w:rStyle w:val="af"/>
-        </w:rPr>
-        <w:annotationRef/>
-      </w:r>
-      <w:r>
-        <w:t>L</w:t>
-      </w:r>
-      <w:r>
-        <w:rPr>
-          <w:rFonts w:hint="eastAsia"/>
-        </w:rPr>
-        <w:t>ist</w:t>
-      </w:r>
-      <w:r>
-        <w:t xml:space="preserve"> </w:t>
-      </w:r>
-      <w:r>
-        <w:rPr>
-          <w:rFonts w:hint="eastAsia"/>
-        </w:rPr>
-        <w:t>objects</w:t>
-      </w:r>
-      <w:r>
-        <w:t xml:space="preserve"> </w:t>
-      </w:r>
-      <w:r>
-        <w:rPr>
-          <w:rFonts w:hint="eastAsia"/>
-        </w:rPr>
-        <w:t>v1</w:t>
-      </w:r>
-      <w:r>
-        <w:rPr>
-          <w:rFonts w:hint="eastAsia"/>
-        </w:rPr>
-        <w:t>是否有用户还在使用，是否需要实现</w:t>
-      </w:r>
-    </w:p>
-  </w:comment>
-  <w:comment w:id="2" w:author="zhaoyujing" w:date="2019-02-20T17:47:00Z" w:initials="z">
-    <w:p>
-      <w:pPr>
-        <w:pStyle w:val="af0"/>
-      </w:pPr>
-      <w:r>
-        <w:rPr>
-          <w:rStyle w:val="af"/>
-        </w:rPr>
-        <w:annotationRef/>
-      </w:r>
-      <w:r>
-        <w:rPr>
-          <w:rFonts w:hint="eastAsia"/>
-        </w:rPr>
-        <w:t>新增目录管理</w:t>
-      </w:r>
-    </w:p>
-  </w:comment>
-  <w:comment w:id="5" w:author="zhaoyujing" w:date="2019-02-27T16:37:00Z" w:initials="z">
-    <w:p>
-      <w:pPr>
-        <w:pStyle w:val="af0"/>
-      </w:pPr>
-      <w:r>
-        <w:rPr>
-          <w:rStyle w:val="af"/>
-        </w:rPr>
-        <w:annotationRef/>
-      </w:r>
-      <w:r>
-        <w:rPr>
-          <w:rFonts w:hint="eastAsia"/>
-        </w:rPr>
-        <w:t>不检查目录是否含有非</w:t>
-      </w:r>
-      <w:r>
-        <w:rPr>
-          <w:rFonts w:hint="eastAsia"/>
-        </w:rPr>
-        <w:t>delete</w:t>
-      </w:r>
-      <w:r>
-        <w:t>marker</w:t>
-      </w:r>
-      <w:r>
-        <w:rPr>
-          <w:rFonts w:hint="eastAsia"/>
-        </w:rPr>
-        <w:t>的记录</w:t>
-      </w:r>
-    </w:p>
-  </w:comment>
-  <w:comment w:id="10" w:author="zhaoyujing" w:date="2019-02-20T17:47:00Z" w:initials="z">
-    <w:p>
-      <w:pPr>
-        <w:pStyle w:val="af0"/>
-      </w:pPr>
-      <w:r>
-        <w:rPr>
-          <w:rStyle w:val="af"/>
-        </w:rPr>
-        <w:annotationRef/>
-      </w:r>
-      <w:r>
-        <w:rPr>
-          <w:rFonts w:hint="eastAsia"/>
-        </w:rPr>
-        <w:t>新增目录管理</w:t>
-      </w:r>
-    </w:p>
-  </w:comment>
-</w:comments>
-</file>
-
-<file path=word/commentsExtended.xml><?xml version="1.0" encoding="utf-8"?>
-<w15:commentsEx xmlns:wpc="http://schemas.microsoft.com/office/word/2010/wordprocessingCanvas" xmlns:cx="http://schemas.microsoft.com/office/drawing/2014/chartex" xmlns:mc="http://schemas.openxmlformats.org/markup-compatibility/2006" xmlns:o="urn:schemas-microsoft-com:office:office" xmlns:r="http://schemas.openxmlformats.org/officeDocument/2006/relationships" xmlns:m="http://schemas.openxmlformats.org/officeDocument/2006/math" xmlns:v="urn:schemas-microsoft-com:vml" xmlns:wp14="http://schemas.microsoft.com/office/word/2010/wordprocessingDrawing" xmlns:wp="http://schemas.openxmlformats.org/drawingml/2006/wordprocessingDrawing" xmlns:w10="urn:schemas-microsoft-com:office:word" xmlns:w="http://schemas.openxmlformats.org/wordprocessingml/2006/main" xmlns:w14="http://schemas.microsoft.com/office/word/2010/wordml" xmlns:w15="http://schemas.microsoft.com/office/word/2012/wordml" xmlns:w16se="http://schemas.microsoft.com/office/word/2015/wordml/symex" xmlns:wpg="http://schemas.microsoft.com/office/word/2010/wordprocessingGroup" xmlns:wpi="http://schemas.microsoft.com/office/word/2010/wordprocessingInk" xmlns:wne="http://schemas.microsoft.com/office/word/2006/wordml" xmlns:wps="http://schemas.microsoft.com/office/word/2010/wordprocessingShape" mc:Ignorable="w14 w15 w16se wp14">
-  <w15:commentEx w15:paraId="3D8E43AB" w15:done="0"/>
-  <w15:commentEx w15:paraId="418DAE53" w15:done="0"/>
-  <w15:commentEx w15:paraId="383881C1" w15:done="0"/>
-  <w15:commentEx w15:paraId="3B2A1B47" w15:done="0"/>
-</w15:commentsEx>
 </file>
 
 <file path=word/endnotes.xml><?xml version="1.0" encoding="utf-8"?>
@@ -44993,7 +43768,7 @@
             <w:noProof/>
             <w:lang w:val="zh-CN"/>
           </w:rPr>
-          <w:t>57</w:t>
+          <w:t>42</w:t>
         </w:r>
         <w:r>
           <w:fldChar w:fldCharType="end"/>
@@ -50231,14 +49006,6 @@
   </w:num>
   <w:numIdMacAtCleanup w:val="58"/>
 </w:numbering>
-</file>
-
-<file path=word/people.xml><?xml version="1.0" encoding="utf-8"?>
-<w15:people xmlns:wpc="http://schemas.microsoft.com/office/word/2010/wordprocessingCanvas" xmlns:cx="http://schemas.microsoft.com/office/drawing/2014/chartex" xmlns:mc="http://schemas.openxmlformats.org/markup-compatibility/2006" xmlns:o="urn:schemas-microsoft-com:office:office" xmlns:r="http://schemas.openxmlformats.org/officeDocument/2006/relationships" xmlns:m="http://schemas.openxmlformats.org/officeDocument/2006/math" xmlns:v="urn:schemas-microsoft-com:vml" xmlns:wp14="http://schemas.microsoft.com/office/word/2010/wordprocessingDrawing" xmlns:wp="http://schemas.openxmlformats.org/drawingml/2006/wordprocessingDrawing" xmlns:w10="urn:schemas-microsoft-com:office:word" xmlns:w="http://schemas.openxmlformats.org/wordprocessingml/2006/main" xmlns:w14="http://schemas.microsoft.com/office/word/2010/wordml" xmlns:w15="http://schemas.microsoft.com/office/word/2012/wordml" xmlns:w16se="http://schemas.microsoft.com/office/word/2015/wordml/symex" xmlns:wpg="http://schemas.microsoft.com/office/word/2010/wordprocessingGroup" xmlns:wpi="http://schemas.microsoft.com/office/word/2010/wordprocessingInk" xmlns:wne="http://schemas.microsoft.com/office/word/2006/wordml" xmlns:wps="http://schemas.microsoft.com/office/word/2010/wordprocessingShape" mc:Ignorable="w14 w15 w16se wp14">
-  <w15:person w15:author="zhaoyujing">
-    <w15:presenceInfo w15:providerId="None" w15:userId="zhaoyujing"/>
-  </w15:person>
-</w15:people>
 </file>
 
 <file path=word/styles.xml><?xml version="1.0" encoding="utf-8"?>
@@ -51726,7 +50493,7 @@
 </file>
 
 <file path=customXml/itemProps1.xml><?xml version="1.0" encoding="utf-8"?>
-<ds:datastoreItem xmlns:ds="http://schemas.openxmlformats.org/officeDocument/2006/customXml" ds:itemID="{A95531E3-E17E-4871-940C-1C8876011126}">
+<ds:datastoreItem xmlns:ds="http://schemas.openxmlformats.org/officeDocument/2006/customXml" ds:itemID="{E643E539-9492-4AFE-AD57-795AA6F9DCC5}">
   <ds:schemaRefs>
     <ds:schemaRef ds:uri="http://schemas.openxmlformats.org/officeDocument/2006/bibliography"/>
   </ds:schemaRefs>

--- a/internal_doc/03.开发设计/Amazon S3接口兼容/Story--SequoiaDB兼容Amazon S3接口 -对象管理.docx
+++ b/internal_doc/03.开发设计/Amazon S3接口兼容/Story--SequoiaDB兼容Amazon S3接口 -对象管理.docx
@@ -20255,31 +20255,67 @@
         <w:rPr>
           <w:rFonts w:hint="eastAsia"/>
         </w:rPr>
-        <w:t>Shard ingType</w:t>
-      </w:r>
-      <w:r>
-        <w:rPr>
-          <w:rFonts w:hint="eastAsia"/>
-        </w:rPr>
-        <w:t>模式，遇到集合空间和集合不存在则按照区域配置创建</w:t>
-      </w:r>
-      <w:r>
-        <w:rPr>
-          <w:rFonts w:hint="eastAsia"/>
-        </w:rPr>
-        <w:t>，该桶内的对象数据及对象元</w:t>
-      </w:r>
-      <w:r>
-        <w:rPr>
-          <w:rFonts w:hint="eastAsia"/>
-        </w:rPr>
-        <w:t>数据都存储在该</w:t>
-      </w:r>
-      <w:r>
-        <w:rPr>
-          <w:rFonts w:hint="eastAsia"/>
-        </w:rPr>
-        <w:t>区域内的集合空间</w:t>
+        <w:t>ShardingType</w:t>
+      </w:r>
+      <w:r>
+        <w:rPr>
+          <w:rFonts w:hint="eastAsia"/>
+        </w:rPr>
+        <w:t>模式，遇到</w:t>
+      </w:r>
+      <w:r>
+        <w:rPr>
+          <w:rFonts w:hint="eastAsia"/>
+        </w:rPr>
+        <w:t>对象数据</w:t>
+      </w:r>
+      <w:r>
+        <w:rPr>
+          <w:rFonts w:hint="eastAsia"/>
+        </w:rPr>
+        <w:t>集合空间和集合不存在则按照区域配置创建</w:t>
+      </w:r>
+      <w:r>
+        <w:rPr>
+          <w:rFonts w:hint="eastAsia"/>
+        </w:rPr>
+        <w:t>，该桶内的对象数据</w:t>
+      </w:r>
+      <w:r>
+        <w:rPr>
+          <w:rFonts w:hint="eastAsia"/>
+        </w:rPr>
+        <w:t>存储在该</w:t>
+      </w:r>
+      <w:r>
+        <w:rPr>
+          <w:rFonts w:hint="eastAsia"/>
+        </w:rPr>
+        <w:t>区域</w:t>
+      </w:r>
+      <w:r>
+        <w:rPr>
+          <w:rFonts w:hint="eastAsia"/>
+        </w:rPr>
+        <w:t>中按照</w:t>
+      </w:r>
+      <w:r>
+        <w:rPr>
+          <w:rFonts w:hint="eastAsia"/>
+        </w:rPr>
+        <w:t>ShardingType</w:t>
+      </w:r>
+      <w:r>
+        <w:rPr>
+          <w:rFonts w:hint="eastAsia"/>
+        </w:rPr>
+        <w:t>的集合空间</w:t>
+      </w:r>
+      <w:r>
+        <w:rPr>
+          <w:rFonts w:hint="eastAsia"/>
+        </w:rPr>
+        <w:t>，元数据存储在元数据的集合空间中</w:t>
       </w:r>
       <w:r>
         <w:rPr>
@@ -20291,19 +20327,85 @@
         <w:rPr>
           <w:rFonts w:hint="eastAsia"/>
         </w:rPr>
-        <w:t>当用户创建桶时不指定区域信息，则该桶的对象数据和元数据都存储在系统配置的集合空间中。</w:t>
+        <w:t>当用户创建桶时不指定区域信息，则</w:t>
+      </w:r>
+      <w:r>
+        <w:rPr>
+          <w:rFonts w:hint="eastAsia"/>
+        </w:rPr>
+        <w:t>对象数据存储在根据</w:t>
+      </w:r>
+      <w:r>
+        <w:rPr>
+          <w:rFonts w:hint="eastAsia"/>
+        </w:rPr>
+        <w:t>系统</w:t>
+      </w:r>
+      <w:r>
+        <w:rPr>
+          <w:rFonts w:hint="eastAsia"/>
+        </w:rPr>
+        <w:t>配置生成的</w:t>
+      </w:r>
+      <w:r>
+        <w:rPr>
+          <w:rFonts w:hint="eastAsia"/>
+        </w:rPr>
+        <w:t>集合空间</w:t>
+      </w:r>
+      <w:r>
+        <w:rPr>
+          <w:rFonts w:hint="eastAsia"/>
+        </w:rPr>
+        <w:t>+</w:t>
+      </w:r>
+      <w:r>
+        <w:rPr>
+          <w:rFonts w:hint="eastAsia"/>
+        </w:rPr>
+        <w:t>集合</w:t>
+      </w:r>
+      <w:r>
+        <w:rPr>
+          <w:rFonts w:hint="eastAsia"/>
+        </w:rPr>
+        <w:t>中。</w:t>
       </w:r>
     </w:p>
     <w:p>
       <w:pPr>
         <w:spacing w:beforeLines="50" w:before="156" w:afterLines="50" w:after="156"/>
         <w:ind w:left="0" w:firstLineChars="200" w:firstLine="420"/>
-      </w:pPr>
-      <w:r>
-        <w:rPr>
-          <w:rFonts w:hint="eastAsia"/>
-        </w:rPr>
-        <w:t>如果配置文件中记录的元数据集合空间如下，如果创建桶时不指定区域信息，则对象元数据存储在该集合空间下。</w:t>
+        <w:rPr>
+          <w:rFonts w:hint="eastAsia"/>
+        </w:rPr>
+      </w:pPr>
+      <w:r>
+        <w:rPr>
+          <w:rFonts w:hint="eastAsia"/>
+        </w:rPr>
+        <w:t>假设配置文件中记录的元数据集合空间为</w:t>
+      </w:r>
+      <w:r>
+        <w:rPr>
+          <w:rFonts w:hint="eastAsia"/>
+        </w:rPr>
+        <w:t>S</w:t>
+      </w:r>
+      <w:r>
+        <w:t>3</w:t>
+      </w:r>
+      <w:r>
+        <w:rPr>
+          <w:rFonts w:hint="eastAsia"/>
+        </w:rPr>
+        <w:t>_SYS_Meta</w:t>
+      </w:r>
+      <w:r>
+        <w:rPr>
+          <w:rFonts w:hint="eastAsia"/>
+        </w:rPr>
+        <w:t>，如下：</w:t>
       </w:r>
     </w:p>
     <w:p>
@@ -20348,69 +20450,36 @@
       <w:pPr>
         <w:spacing w:beforeLines="50" w:before="156" w:afterLines="50" w:after="156"/>
         <w:ind w:left="0" w:firstLineChars="200" w:firstLine="420"/>
-      </w:pPr>
-      <w:r>
-        <w:rPr>
-          <w:rFonts w:hint="eastAsia"/>
-        </w:rPr>
-        <w:t>如果创建桶时指定了区域信息，则创建元数据集合空间为</w:t>
-      </w:r>
-      <w:r>
-        <w:t>”</w:t>
-      </w:r>
-      <w:r>
-        <w:rPr>
-          <w:rFonts w:hint="eastAsia"/>
-        </w:rPr>
-        <w:t>S3_</w:t>
-      </w:r>
-      <w:r>
-        <w:t>”+</w:t>
-      </w:r>
-      <w:r>
-        <w:rPr>
-          <w:rFonts w:hint="eastAsia"/>
-        </w:rPr>
-        <w:t>region</w:t>
-      </w:r>
-      <w:r>
-        <w:t>+”</w:t>
-      </w:r>
-      <w:r>
-        <w:t xml:space="preserve"> _MetaCS</w:t>
-      </w:r>
-      <w:r>
-        <w:t>”</w:t>
-      </w:r>
-      <w:r>
-        <w:rPr>
-          <w:rFonts w:hint="eastAsia"/>
-        </w:rPr>
-        <w:t>，如果区域配置中指定了</w:t>
-      </w:r>
-      <w:r>
-        <w:rPr>
-          <w:rFonts w:hint="eastAsia"/>
-        </w:rPr>
-        <w:t>MetaDomain</w:t>
-      </w:r>
-      <w:r>
-        <w:rPr>
-          <w:rFonts w:hint="eastAsia"/>
-        </w:rPr>
-        <w:t>，则该集合空间建立在</w:t>
-      </w:r>
-      <w:r>
-        <w:rPr>
-          <w:rFonts w:hint="eastAsia"/>
-        </w:rPr>
-        <w:t>MetaDomain</w:t>
-      </w:r>
-      <w:r>
-        <w:rPr>
-          <w:rFonts w:hint="eastAsia"/>
-        </w:rPr>
-        <w:t>指定的域上。</w:t>
+        <w:rPr>
+          <w:rFonts w:hint="eastAsia"/>
+        </w:rPr>
+      </w:pPr>
+      <w:r>
+        <w:rPr>
+          <w:rFonts w:hint="eastAsia"/>
+        </w:rPr>
+        <w:t>如果创建桶时不指定区域信息，则对象元数据存储在</w:t>
+      </w:r>
+      <w:r>
+        <w:rPr>
+          <w:rFonts w:hint="eastAsia"/>
+        </w:rPr>
+        <w:t>S</w:t>
+      </w:r>
+      <w:r>
+        <w:t>3</w:t>
+      </w:r>
+      <w:r>
+        <w:rPr>
+          <w:rFonts w:hint="eastAsia"/>
+        </w:rPr>
+        <w:t>_SYS_Meta</w:t>
+      </w:r>
+      <w:r>
+        <w:rPr>
+          <w:rFonts w:hint="eastAsia"/>
+        </w:rPr>
+        <w:t>集合空间下。</w:t>
       </w:r>
     </w:p>
     <w:p>
@@ -20423,25 +20492,64 @@
           <w:rFonts w:hint="eastAsia"/>
         </w:rPr>
         <w:lastRenderedPageBreak/>
-        <w:t>元数据集合空间下的最新元数据集合名为</w:t>
-      </w:r>
-      <w:r>
-        <w:t>S3_ObjectMeta</w:t>
-      </w:r>
-      <w:r>
-        <w:rPr>
-          <w:rFonts w:hint="eastAsia"/>
-        </w:rPr>
-        <w:t>，历史元数据集合为</w:t>
-      </w:r>
-      <w:r>
-        <w:t>S3_ObjectMetaHistory</w:t>
-      </w:r>
-      <w:r>
-        <w:rPr>
-          <w:rFonts w:hint="eastAsia"/>
-        </w:rPr>
-        <w:t>，如果当前集合空间下不存在该集合，则创建集合。</w:t>
+        <w:t>如果创建桶时指定了区域信息，则创建元数据集合空间为</w:t>
+      </w:r>
+      <w:r>
+        <w:t>”</w:t>
+      </w:r>
+      <w:r>
+        <w:rPr>
+          <w:rFonts w:hint="eastAsia"/>
+        </w:rPr>
+        <w:t>S3_</w:t>
+      </w:r>
+      <w:r>
+        <w:t>”+</w:t>
+      </w:r>
+      <w:r>
+        <w:rPr>
+          <w:rFonts w:hint="eastAsia"/>
+        </w:rPr>
+        <w:t>region</w:t>
+      </w:r>
+      <w:r>
+        <w:t>+”</w:t>
+      </w:r>
+      <w:r>
+        <w:t xml:space="preserve"> _MetaCS</w:t>
+      </w:r>
+      <w:r>
+        <w:t>”</w:t>
+      </w:r>
+      <w:r>
+        <w:rPr>
+          <w:rFonts w:hint="eastAsia"/>
+        </w:rPr>
+        <w:t>，如果区域配置中指定了</w:t>
+      </w:r>
+      <w:r>
+        <w:rPr>
+          <w:rFonts w:hint="eastAsia"/>
+        </w:rPr>
+        <w:t>MetaDomain</w:t>
+      </w:r>
+      <w:r>
+        <w:rPr>
+          <w:rFonts w:hint="eastAsia"/>
+        </w:rPr>
+        <w:t>，则该集合空间建立在</w:t>
+      </w:r>
+      <w:r>
+        <w:rPr>
+          <w:rFonts w:hint="eastAsia"/>
+        </w:rPr>
+        <w:t>MetaDomain</w:t>
+      </w:r>
+      <w:r>
+        <w:rPr>
+          <w:rFonts w:hint="eastAsia"/>
+        </w:rPr>
+        <w:t>指定的域上。</w:t>
       </w:r>
     </w:p>
     <w:p>
@@ -20453,145 +20561,25 @@
         <w:rPr>
           <w:rFonts w:hint="eastAsia"/>
         </w:rPr>
-        <w:t>写入对象数据时</w:t>
-      </w:r>
-      <w:r>
-        <w:rPr>
-          <w:rFonts w:hint="eastAsia"/>
-        </w:rPr>
-        <w:t>会生成元数据的集合空间名称和集合名称，还会生成对象数据的集合空间和集合名称，将对象数据写入生成的</w:t>
-      </w:r>
-      <w:r>
-        <w:rPr>
-          <w:rFonts w:hint="eastAsia"/>
-        </w:rPr>
-        <w:t>对象数据集合</w:t>
-      </w:r>
-      <w:r>
-        <w:rPr>
-          <w:rFonts w:hint="eastAsia"/>
-        </w:rPr>
-        <w:t>，获取</w:t>
-      </w:r>
-      <w:r>
-        <w:rPr>
-          <w:rFonts w:hint="eastAsia"/>
-        </w:rPr>
-        <w:t>LobId</w:t>
-      </w:r>
-      <w:r>
-        <w:rPr>
-          <w:rFonts w:hint="eastAsia"/>
-        </w:rPr>
-        <w:t>，将对象数据</w:t>
-      </w:r>
-      <w:r>
-        <w:rPr>
-          <w:rFonts w:hint="eastAsia"/>
-        </w:rPr>
-        <w:t>集合空间，</w:t>
-      </w:r>
-      <w:r>
-        <w:rPr>
-          <w:rFonts w:hint="eastAsia"/>
-        </w:rPr>
-        <w:t>集合名称和</w:t>
-      </w:r>
-      <w:r>
-        <w:rPr>
-          <w:rFonts w:hint="eastAsia"/>
-        </w:rPr>
-        <w:t>LobId</w:t>
-      </w:r>
-      <w:r>
-        <w:rPr>
-          <w:rFonts w:hint="eastAsia"/>
-        </w:rPr>
-        <w:t>记录写入</w:t>
-      </w:r>
-      <w:r>
-        <w:rPr>
-          <w:rFonts w:hint="eastAsia"/>
-        </w:rPr>
-        <w:t>生成的</w:t>
-      </w:r>
-      <w:r>
-        <w:rPr>
-          <w:rFonts w:hint="eastAsia"/>
-        </w:rPr>
-        <w:t>元数据</w:t>
-      </w:r>
-      <w:r>
-        <w:rPr>
-          <w:rFonts w:hint="eastAsia"/>
-        </w:rPr>
-        <w:t>集合</w:t>
-      </w:r>
-      <w:r>
-        <w:rPr>
-          <w:rFonts w:hint="eastAsia"/>
-        </w:rPr>
-        <w:t>。</w:t>
-      </w:r>
-      <w:r>
-        <w:rPr>
-          <w:rFonts w:hint="eastAsia"/>
-        </w:rPr>
-        <w:t>当写入时报</w:t>
-      </w:r>
-      <w:r>
-        <w:rPr>
-          <w:rFonts w:hint="eastAsia"/>
-        </w:rPr>
-        <w:t>CS</w:t>
-      </w:r>
-      <w:r>
-        <w:rPr>
-          <w:rFonts w:hint="eastAsia"/>
-        </w:rPr>
-        <w:t>或</w:t>
-      </w:r>
-      <w:r>
-        <w:rPr>
-          <w:rFonts w:hint="eastAsia"/>
-        </w:rPr>
-        <w:t>CL</w:t>
-      </w:r>
-      <w:r>
-        <w:rPr>
-          <w:rFonts w:hint="eastAsia"/>
-        </w:rPr>
-        <w:t>不存在则创建相应的</w:t>
-      </w:r>
-      <w:r>
-        <w:rPr>
-          <w:rFonts w:hint="eastAsia"/>
-        </w:rPr>
-        <w:t>CS</w:t>
-      </w:r>
-      <w:r>
-        <w:rPr>
-          <w:rFonts w:hint="eastAsia"/>
-        </w:rPr>
-        <w:t>和</w:t>
-      </w:r>
-      <w:r>
-        <w:rPr>
-          <w:rFonts w:hint="eastAsia"/>
-        </w:rPr>
-        <w:t>CL</w:t>
-      </w:r>
-      <w:r>
-        <w:rPr>
-          <w:rFonts w:hint="eastAsia"/>
-        </w:rPr>
-        <w:t>。</w:t>
-      </w:r>
-      <w:r>
-        <w:rPr>
-          <w:rFonts w:hint="eastAsia"/>
-        </w:rPr>
-        <w:t xml:space="preserve">    </w:t>
+        <w:t>元数据集合空间下的最新元数据集合名为</w:t>
+      </w:r>
+      <w:r>
+        <w:t>S3_ObjectMeta</w:t>
+      </w:r>
+      <w:r>
+        <w:rPr>
+          <w:rFonts w:hint="eastAsia"/>
+        </w:rPr>
+        <w:t>，历史元数据集合为</w:t>
+      </w:r>
+      <w:r>
+        <w:t>S3_ObjectMetaHistory</w:t>
+      </w:r>
+      <w:r>
+        <w:rPr>
+          <w:rFonts w:hint="eastAsia"/>
+        </w:rPr>
+        <w:t>，如果当前集合空间下不存在该集合，则创建集合。</w:t>
       </w:r>
     </w:p>
     <w:p>
@@ -20603,7 +20591,181 @@
         <w:rPr>
           <w:rFonts w:hint="eastAsia"/>
         </w:rPr>
-        <w:t>如果配置文件中记录的对象数据集合空间如下，如果创建桶时不指定区域信息，则对象数据存储在该集合空间下。</w:t>
+        <w:t>写入对象数据时</w:t>
+      </w:r>
+      <w:r>
+        <w:rPr>
+          <w:rFonts w:hint="eastAsia"/>
+        </w:rPr>
+        <w:t>会生成对象数据的集合空间和集合名称，将对象数据写入生成的</w:t>
+      </w:r>
+      <w:r>
+        <w:rPr>
+          <w:rFonts w:hint="eastAsia"/>
+        </w:rPr>
+        <w:t>对象数据集合</w:t>
+      </w:r>
+      <w:r>
+        <w:rPr>
+          <w:rFonts w:hint="eastAsia"/>
+        </w:rPr>
+        <w:t>，获取</w:t>
+      </w:r>
+      <w:r>
+        <w:rPr>
+          <w:rFonts w:hint="eastAsia"/>
+        </w:rPr>
+        <w:t>LobId</w:t>
+      </w:r>
+      <w:r>
+        <w:rPr>
+          <w:rFonts w:hint="eastAsia"/>
+        </w:rPr>
+        <w:t>，将对象数据</w:t>
+      </w:r>
+      <w:r>
+        <w:rPr>
+          <w:rFonts w:hint="eastAsia"/>
+        </w:rPr>
+        <w:t>集合空间，</w:t>
+      </w:r>
+      <w:r>
+        <w:rPr>
+          <w:rFonts w:hint="eastAsia"/>
+        </w:rPr>
+        <w:t>集合名称和</w:t>
+      </w:r>
+      <w:r>
+        <w:rPr>
+          <w:rFonts w:hint="eastAsia"/>
+        </w:rPr>
+        <w:t>LobId</w:t>
+      </w:r>
+      <w:r>
+        <w:rPr>
+          <w:rFonts w:hint="eastAsia"/>
+        </w:rPr>
+        <w:t>记录写入</w:t>
+      </w:r>
+      <w:r>
+        <w:rPr>
+          <w:rFonts w:hint="eastAsia"/>
+        </w:rPr>
+        <w:t>生成的</w:t>
+      </w:r>
+      <w:r>
+        <w:rPr>
+          <w:rFonts w:hint="eastAsia"/>
+        </w:rPr>
+        <w:t>元数据</w:t>
+      </w:r>
+      <w:r>
+        <w:rPr>
+          <w:rFonts w:hint="eastAsia"/>
+        </w:rPr>
+        <w:t>集合</w:t>
+      </w:r>
+      <w:r>
+        <w:rPr>
+          <w:rFonts w:hint="eastAsia"/>
+        </w:rPr>
+        <w:t>。</w:t>
+      </w:r>
+      <w:r>
+        <w:rPr>
+          <w:rFonts w:hint="eastAsia"/>
+        </w:rPr>
+        <w:t>当写入时报</w:t>
+      </w:r>
+      <w:r>
+        <w:rPr>
+          <w:rFonts w:hint="eastAsia"/>
+        </w:rPr>
+        <w:t>CS</w:t>
+      </w:r>
+      <w:r>
+        <w:rPr>
+          <w:rFonts w:hint="eastAsia"/>
+        </w:rPr>
+        <w:t>或</w:t>
+      </w:r>
+      <w:r>
+        <w:rPr>
+          <w:rFonts w:hint="eastAsia"/>
+        </w:rPr>
+        <w:t>CL</w:t>
+      </w:r>
+      <w:r>
+        <w:rPr>
+          <w:rFonts w:hint="eastAsia"/>
+        </w:rPr>
+        <w:t>不存在则创建相应的</w:t>
+      </w:r>
+      <w:r>
+        <w:rPr>
+          <w:rFonts w:hint="eastAsia"/>
+        </w:rPr>
+        <w:t>CS</w:t>
+      </w:r>
+      <w:r>
+        <w:rPr>
+          <w:rFonts w:hint="eastAsia"/>
+        </w:rPr>
+        <w:t>和</w:t>
+      </w:r>
+      <w:r>
+        <w:rPr>
+          <w:rFonts w:hint="eastAsia"/>
+        </w:rPr>
+        <w:t>CL</w:t>
+      </w:r>
+      <w:r>
+        <w:rPr>
+          <w:rFonts w:hint="eastAsia"/>
+        </w:rPr>
+        <w:t>。</w:t>
+      </w:r>
+      <w:r>
+        <w:rPr>
+          <w:rFonts w:hint="eastAsia"/>
+        </w:rPr>
+        <w:t xml:space="preserve">    </w:t>
+      </w:r>
+    </w:p>
+    <w:p>
+      <w:pPr>
+        <w:spacing w:beforeLines="50" w:before="156" w:afterLines="50" w:after="156"/>
+        <w:ind w:left="0" w:firstLineChars="200" w:firstLine="420"/>
+      </w:pPr>
+      <w:r>
+        <w:rPr>
+          <w:rFonts w:hint="eastAsia"/>
+        </w:rPr>
+        <w:t>假设</w:t>
+      </w:r>
+      <w:r>
+        <w:rPr>
+          <w:rFonts w:hint="eastAsia"/>
+        </w:rPr>
+        <w:t>配置文件中记录的对象数据集合空间</w:t>
+      </w:r>
+      <w:r>
+        <w:rPr>
+          <w:rFonts w:hint="eastAsia"/>
+        </w:rPr>
+        <w:t>为</w:t>
+      </w:r>
+      <w:r>
+        <w:t>S3_SYS_Data</w:t>
+      </w:r>
+      <w:r>
+        <w:rPr>
+          <w:rFonts w:hint="eastAsia"/>
+        </w:rPr>
+        <w:t>，如下：</w:t>
+      </w:r>
+      <w:r>
+        <w:t xml:space="preserve"> </w:t>
       </w:r>
     </w:p>
     <w:p>
@@ -20652,193 +20814,16 @@
         <w:rPr>
           <w:rFonts w:hint="eastAsia"/>
         </w:rPr>
-        <w:t>如果创建桶时指定了区域信息，</w:t>
-      </w:r>
-      <w:r>
-        <w:rPr>
-          <w:rFonts w:hint="eastAsia"/>
-        </w:rPr>
-        <w:t>并且区域值为</w:t>
-      </w:r>
-      <w:r>
-        <w:rPr>
-          <w:rFonts w:hint="eastAsia"/>
-        </w:rPr>
-        <w:t>ShardingType</w:t>
-      </w:r>
-      <w:r>
-        <w:rPr>
-          <w:rFonts w:hint="eastAsia"/>
-        </w:rPr>
-        <w:t>模式，</w:t>
-      </w:r>
-      <w:r>
-        <w:rPr>
-          <w:rFonts w:hint="eastAsia"/>
-        </w:rPr>
-        <w:t>则创建</w:t>
-      </w:r>
-      <w:r>
-        <w:rPr>
-          <w:rFonts w:hint="eastAsia"/>
-        </w:rPr>
-        <w:t>数据集合空间为</w:t>
-      </w:r>
-      <w:r>
-        <w:t>”S3</w:t>
-      </w:r>
-      <w:r>
-        <w:rPr>
-          <w:rFonts w:hint="eastAsia"/>
-        </w:rPr>
-        <w:t>_</w:t>
-      </w:r>
-      <w:r>
-        <w:t>”+</w:t>
-      </w:r>
-      <w:r>
-        <w:rPr>
-          <w:rFonts w:hint="eastAsia"/>
-        </w:rPr>
-        <w:t>region</w:t>
-      </w:r>
-      <w:r>
-        <w:t>+”</w:t>
-      </w:r>
-      <w:r>
-        <w:t xml:space="preserve"> </w:t>
-      </w:r>
-      <w:r>
-        <w:t>_</w:t>
-      </w:r>
-      <w:r>
-        <w:rPr>
-          <w:rFonts w:hint="eastAsia"/>
-        </w:rPr>
-        <w:t>Da</w:t>
-      </w:r>
-      <w:r>
-        <w:t>taCS</w:t>
-      </w:r>
-      <w:r>
-        <w:t>”</w:t>
-      </w:r>
-      <w:r>
-        <w:rPr>
-          <w:rFonts w:hint="eastAsia"/>
-        </w:rPr>
-        <w:t>+</w:t>
-      </w:r>
-      <w:r>
-        <w:t>”</w:t>
-      </w:r>
-      <w:r>
-        <w:t>_</w:t>
-      </w:r>
-      <w:r>
-        <w:rPr>
-          <w:rFonts w:hint="eastAsia"/>
-        </w:rPr>
-        <w:t>Time</w:t>
-      </w:r>
-      <w:r>
-        <w:t>”</w:t>
-      </w:r>
-      <w:r>
-        <w:rPr>
-          <w:rFonts w:hint="eastAsia"/>
-        </w:rPr>
-        <w:t>，该</w:t>
-      </w:r>
-      <w:r>
-        <w:t>Time</w:t>
-      </w:r>
-      <w:r>
-        <w:rPr>
-          <w:rFonts w:hint="eastAsia"/>
-        </w:rPr>
-        <w:t>根据创建区</w:t>
-      </w:r>
-      <w:r>
-        <w:rPr>
-          <w:rFonts w:hint="eastAsia"/>
-        </w:rPr>
-        <w:t>域时指定的数据</w:t>
-      </w:r>
-      <w:r>
-        <w:rPr>
-          <w:rFonts w:hint="eastAsia"/>
-        </w:rPr>
-        <w:t>集合空间创建周期及当前时间计算出来。如果系统当前不存在该集合空间，则创建集合空间，并将该集合空间名称记录到</w:t>
-      </w:r>
-      <w:r>
-        <w:t>S3_RegionSpace</w:t>
-      </w:r>
-      <w:r>
-        <w:rPr>
-          <w:rFonts w:hint="eastAsia"/>
-        </w:rPr>
-        <w:t>中</w:t>
-      </w:r>
-      <w:r>
-        <w:rPr>
-          <w:rFonts w:hint="eastAsia"/>
-        </w:rPr>
-        <w:t>（有冲突记录不报错，打印日志）。</w:t>
-      </w:r>
-      <w:r>
-        <w:rPr>
-          <w:rFonts w:hint="eastAsia"/>
-        </w:rPr>
-        <w:t>数据集合空间下的集合名称为</w:t>
-      </w:r>
-      <w:r>
-        <w:t>S3_ObjectData</w:t>
-      </w:r>
-      <w:r>
-        <w:rPr>
-          <w:rFonts w:hint="eastAsia"/>
-        </w:rPr>
-        <w:t>+</w:t>
-      </w:r>
-      <w:r>
-        <w:t>”</w:t>
-      </w:r>
-      <w:r>
-        <w:t>_Time</w:t>
-      </w:r>
-      <w:r>
-        <w:t>”</w:t>
-      </w:r>
-      <w:r>
-        <w:rPr>
-          <w:rFonts w:hint="eastAsia"/>
-        </w:rPr>
-        <w:t>，</w:t>
-      </w:r>
-      <w:r>
-        <w:rPr>
-          <w:rFonts w:hint="eastAsia"/>
-        </w:rPr>
-        <w:t>根据创建区域时指定的对象集合创建周期及当前时间计算得来，如果系统当前</w:t>
-      </w:r>
-      <w:r>
-        <w:rPr>
-          <w:rFonts w:hint="eastAsia"/>
-        </w:rPr>
-        <w:t>集合空间下</w:t>
-      </w:r>
-      <w:r>
-        <w:rPr>
-          <w:rFonts w:hint="eastAsia"/>
-        </w:rPr>
-        <w:t>不存在该集合，则创建集合</w:t>
-      </w:r>
-      <w:r>
-        <w:rPr>
-          <w:rFonts w:hint="eastAsia"/>
-        </w:rPr>
-        <w:t>。</w:t>
+        <w:t>如果创建桶时不指定区域信息，则对象数据存储在</w:t>
+      </w:r>
+      <w:r>
+        <w:t>S3_SYS_Data</w:t>
+      </w:r>
+      <w:r>
+        <w:rPr>
+          <w:rFonts w:hint="eastAsia"/>
+        </w:rPr>
+        <w:t>集合空间下。</w:t>
       </w:r>
     </w:p>
     <w:p>
@@ -20850,115 +20835,241 @@
         <w:rPr>
           <w:rFonts w:hint="eastAsia"/>
         </w:rPr>
-        <w:t>如果创建桶时指定了区域信息，且区域配置为指定模式，则数据集合空间和元数据集合空间</w:t>
-      </w:r>
-      <w:r>
-        <w:rPr>
-          <w:rFonts w:hint="eastAsia"/>
-        </w:rPr>
-        <w:t>及集合</w:t>
-      </w:r>
-      <w:r>
-        <w:rPr>
-          <w:rFonts w:hint="eastAsia"/>
-        </w:rPr>
-        <w:t>均从区域配置中获取，如果找不到指定集合</w:t>
-      </w:r>
-      <w:r>
-        <w:rPr>
-          <w:rFonts w:hint="eastAsia"/>
-        </w:rPr>
-        <w:t>空间和集合</w:t>
-      </w:r>
-      <w:r>
-        <w:rPr>
-          <w:rFonts w:hint="eastAsia"/>
-        </w:rPr>
-        <w:t>，则报错。</w:t>
+        <w:t>如果创建桶时指定了区域信息，</w:t>
+      </w:r>
+      <w:r>
+        <w:rPr>
+          <w:rFonts w:hint="eastAsia"/>
+        </w:rPr>
+        <w:t>并且区域值为</w:t>
+      </w:r>
+      <w:r>
+        <w:rPr>
+          <w:rFonts w:hint="eastAsia"/>
+        </w:rPr>
+        <w:t>ShardingType</w:t>
+      </w:r>
+      <w:r>
+        <w:rPr>
+          <w:rFonts w:hint="eastAsia"/>
+        </w:rPr>
+        <w:t>模式，</w:t>
+      </w:r>
+      <w:r>
+        <w:rPr>
+          <w:rFonts w:hint="eastAsia"/>
+        </w:rPr>
+        <w:t>则创建</w:t>
+      </w:r>
+      <w:r>
+        <w:rPr>
+          <w:rFonts w:hint="eastAsia"/>
+        </w:rPr>
+        <w:t>数据集合空间为</w:t>
+      </w:r>
+      <w:r>
+        <w:t>”S3</w:t>
+      </w:r>
+      <w:r>
+        <w:rPr>
+          <w:rFonts w:hint="eastAsia"/>
+        </w:rPr>
+        <w:t>_</w:t>
+      </w:r>
+      <w:r>
+        <w:t>”+</w:t>
+      </w:r>
+      <w:r>
+        <w:rPr>
+          <w:rFonts w:hint="eastAsia"/>
+        </w:rPr>
+        <w:t>region</w:t>
+      </w:r>
+      <w:r>
+        <w:t>+”</w:t>
+      </w:r>
+      <w:r>
+        <w:t xml:space="preserve"> </w:t>
+      </w:r>
+      <w:r>
+        <w:t>_</w:t>
+      </w:r>
+      <w:r>
+        <w:rPr>
+          <w:rFonts w:hint="eastAsia"/>
+        </w:rPr>
+        <w:t>Da</w:t>
+      </w:r>
+      <w:r>
+        <w:t>taCS</w:t>
+      </w:r>
+      <w:r>
+        <w:t>”</w:t>
+      </w:r>
+      <w:r>
+        <w:rPr>
+          <w:rFonts w:hint="eastAsia"/>
+        </w:rPr>
+        <w:t>+</w:t>
+      </w:r>
+      <w:r>
+        <w:t>”</w:t>
+      </w:r>
+      <w:r>
+        <w:t>_</w:t>
+      </w:r>
+      <w:r>
+        <w:rPr>
+          <w:rFonts w:hint="eastAsia"/>
+        </w:rPr>
+        <w:t>Time</w:t>
+      </w:r>
+      <w:r>
+        <w:t>”</w:t>
+      </w:r>
+      <w:r>
+        <w:rPr>
+          <w:rFonts w:hint="eastAsia"/>
+        </w:rPr>
+        <w:t>，该</w:t>
+      </w:r>
+      <w:r>
+        <w:t>Time</w:t>
+      </w:r>
+      <w:r>
+        <w:rPr>
+          <w:rFonts w:hint="eastAsia"/>
+        </w:rPr>
+        <w:t>根据创建区</w:t>
+      </w:r>
+      <w:r>
+        <w:rPr>
+          <w:rFonts w:hint="eastAsia"/>
+        </w:rPr>
+        <w:t>域时指定的数据</w:t>
+      </w:r>
+      <w:r>
+        <w:rPr>
+          <w:rFonts w:hint="eastAsia"/>
+        </w:rPr>
+        <w:t>集合空间创建周期及当前时间计算出来。如果系统当前不存在该集合空间，则创建集合空间，并将该集合空间名称记录到</w:t>
+      </w:r>
+      <w:r>
+        <w:t>S3_RegionSpace</w:t>
+      </w:r>
+      <w:r>
+        <w:rPr>
+          <w:rFonts w:hint="eastAsia"/>
+        </w:rPr>
+        <w:t>中</w:t>
+      </w:r>
+      <w:r>
+        <w:rPr>
+          <w:rFonts w:hint="eastAsia"/>
+        </w:rPr>
+        <w:t>（有冲突记录不报错，打印日志）。</w:t>
+      </w:r>
+      <w:r>
+        <w:rPr>
+          <w:rFonts w:hint="eastAsia"/>
+        </w:rPr>
+        <w:t>数据集合空间下的集合名称为</w:t>
+      </w:r>
+      <w:r>
+        <w:t>S3_ObjectData</w:t>
+      </w:r>
+      <w:r>
+        <w:rPr>
+          <w:rFonts w:hint="eastAsia"/>
+        </w:rPr>
+        <w:t>+</w:t>
+      </w:r>
+      <w:r>
+        <w:t>”</w:t>
+      </w:r>
+      <w:r>
+        <w:t>_Time</w:t>
+      </w:r>
+      <w:r>
+        <w:t>”</w:t>
+      </w:r>
+      <w:r>
+        <w:rPr>
+          <w:rFonts w:hint="eastAsia"/>
+        </w:rPr>
+        <w:t>，</w:t>
+      </w:r>
+      <w:r>
+        <w:rPr>
+          <w:rFonts w:hint="eastAsia"/>
+        </w:rPr>
+        <w:t>根据创建区域时指定的对象集合创建周期及当前时间计算得来，如果系统当前</w:t>
+      </w:r>
+      <w:r>
+        <w:rPr>
+          <w:rFonts w:hint="eastAsia"/>
+        </w:rPr>
+        <w:t>集合空间下</w:t>
+      </w:r>
+      <w:r>
+        <w:rPr>
+          <w:rFonts w:hint="eastAsia"/>
+        </w:rPr>
+        <w:t>不存在该集合，则创建集合</w:t>
+      </w:r>
+      <w:r>
+        <w:rPr>
+          <w:rFonts w:hint="eastAsia"/>
+        </w:rPr>
+        <w:t>。</w:t>
       </w:r>
     </w:p>
     <w:p>
       <w:pPr>
         <w:spacing w:beforeLines="50" w:before="156" w:afterLines="50" w:after="156"/>
-        <w:ind w:left="0"/>
-      </w:pPr>
-      <w:r>
-        <w:rPr>
-          <w:rFonts w:hint="eastAsia"/>
-        </w:rPr>
-        <w:t>目录管理：</w:t>
+        <w:ind w:left="0" w:firstLineChars="200" w:firstLine="420"/>
+      </w:pPr>
+      <w:r>
+        <w:rPr>
+          <w:rFonts w:hint="eastAsia"/>
+        </w:rPr>
+        <w:t>如果创建桶时指定了区域信息，且区域配置为指定模式，则数据集合空间和元数据集合空间</w:t>
+      </w:r>
+      <w:r>
+        <w:rPr>
+          <w:rFonts w:hint="eastAsia"/>
+        </w:rPr>
+        <w:t>及集合</w:t>
+      </w:r>
+      <w:r>
+        <w:rPr>
+          <w:rFonts w:hint="eastAsia"/>
+        </w:rPr>
+        <w:t>均从区域配置中获取，如果找不到指定集合</w:t>
+      </w:r>
+      <w:r>
+        <w:rPr>
+          <w:rFonts w:hint="eastAsia"/>
+        </w:rPr>
+        <w:t>空间和集合</w:t>
+      </w:r>
+      <w:r>
+        <w:rPr>
+          <w:rFonts w:hint="eastAsia"/>
+        </w:rPr>
+        <w:t>，则报错。</w:t>
       </w:r>
     </w:p>
     <w:p>
       <w:pPr>
         <w:spacing w:beforeLines="50" w:before="156" w:afterLines="50" w:after="156"/>
-        <w:ind w:left="0" w:firstLine="420"/>
-      </w:pPr>
-      <w:r>
-        <w:rPr>
-          <w:rFonts w:hint="eastAsia"/>
-        </w:rPr>
-        <w:t>对新增加的对象</w:t>
-      </w:r>
-      <w:r>
-        <w:rPr>
-          <w:rFonts w:hint="eastAsia"/>
-        </w:rPr>
-        <w:t>（内部为</w:t>
-      </w:r>
-      <w:r>
-        <w:rPr>
-          <w:rFonts w:hint="eastAsia"/>
-        </w:rPr>
-        <w:t>insert</w:t>
-      </w:r>
-      <w:r>
-        <w:rPr>
-          <w:rFonts w:hint="eastAsia"/>
-        </w:rPr>
-        <w:t>操作，并非</w:t>
-      </w:r>
-      <w:r>
-        <w:rPr>
-          <w:rFonts w:hint="eastAsia"/>
-        </w:rPr>
-        <w:t>update</w:t>
-      </w:r>
-      <w:r>
-        <w:rPr>
-          <w:rFonts w:hint="eastAsia"/>
-        </w:rPr>
-        <w:t>操作）</w:t>
-      </w:r>
-      <w:r>
-        <w:rPr>
-          <w:rFonts w:hint="eastAsia"/>
-        </w:rPr>
-        <w:t>，根据桶内配置的分隔符对对象名称进行分解，如果对象名称中含有分隔符，则</w:t>
-      </w:r>
-      <w:r>
-        <w:rPr>
-          <w:rFonts w:hint="eastAsia"/>
-        </w:rPr>
-        <w:t>最后一个出现分隔符的地方作为分界，</w:t>
-      </w:r>
-      <w:r>
-        <w:rPr>
-          <w:rFonts w:hint="eastAsia"/>
-        </w:rPr>
-        <w:t>分界</w:t>
-      </w:r>
-      <w:r>
-        <w:rPr>
-          <w:rFonts w:hint="eastAsia"/>
-        </w:rPr>
-        <w:t>及</w:t>
-      </w:r>
-      <w:r>
-        <w:rPr>
-          <w:rFonts w:hint="eastAsia"/>
-        </w:rPr>
-        <w:t>分界之前的部分为目录。</w:t>
+        <w:ind w:left="0"/>
+      </w:pPr>
+      <w:r>
+        <w:rPr>
+          <w:rFonts w:hint="eastAsia"/>
+        </w:rPr>
+        <w:t>目录管理：</w:t>
       </w:r>
     </w:p>
     <w:p>
@@ -20970,82 +21081,151 @@
         <w:rPr>
           <w:rFonts w:hint="eastAsia"/>
         </w:rPr>
-        <w:t>如果目录表中已有相同目录，则获取原目录的</w:t>
-      </w:r>
-      <w:r>
-        <w:rPr>
-          <w:rFonts w:hint="eastAsia"/>
-        </w:rPr>
-        <w:t>ID</w:t>
-      </w:r>
-      <w:r>
-        <w:rPr>
-          <w:rFonts w:hint="eastAsia"/>
-        </w:rPr>
-        <w:t>，如果目录表中尚没有该目录，则</w:t>
-      </w:r>
-      <w:r>
-        <w:rPr>
-          <w:rFonts w:hint="eastAsia"/>
-        </w:rPr>
-        <w:t>申请一个新的目录</w:t>
-      </w:r>
-      <w:r>
-        <w:rPr>
-          <w:rFonts w:hint="eastAsia"/>
-        </w:rPr>
-        <w:t>ID</w:t>
-      </w:r>
-      <w:r>
-        <w:rPr>
-          <w:rFonts w:hint="eastAsia"/>
-        </w:rPr>
-        <w:t>，将目录</w:t>
-      </w:r>
-      <w:r>
-        <w:rPr>
-          <w:rFonts w:hint="eastAsia"/>
-        </w:rPr>
-        <w:t>ID</w:t>
-      </w:r>
-      <w:r>
-        <w:rPr>
-          <w:rFonts w:hint="eastAsia"/>
-        </w:rPr>
-        <w:t>和目录存储到目录表中</w:t>
-      </w:r>
-      <w:r>
-        <w:rPr>
-          <w:rFonts w:hint="eastAsia"/>
-        </w:rPr>
-        <w:t>，将目录</w:t>
-      </w:r>
-      <w:r>
-        <w:rPr>
-          <w:rFonts w:hint="eastAsia"/>
-        </w:rPr>
-        <w:t>ID</w:t>
-      </w:r>
-      <w:r>
-        <w:rPr>
-          <w:rFonts w:hint="eastAsia"/>
-        </w:rPr>
-        <w:t>存放在对象元数据中</w:t>
-      </w:r>
-      <w:r>
-        <w:rPr>
-          <w:rFonts w:hint="eastAsia"/>
-        </w:rPr>
-        <w:t>。</w:t>
+        <w:t>对新增加的对象</w:t>
+      </w:r>
+      <w:r>
+        <w:rPr>
+          <w:rFonts w:hint="eastAsia"/>
+        </w:rPr>
+        <w:t>（内部为</w:t>
+      </w:r>
+      <w:r>
+        <w:rPr>
+          <w:rFonts w:hint="eastAsia"/>
+        </w:rPr>
+        <w:t>insert</w:t>
+      </w:r>
+      <w:r>
+        <w:rPr>
+          <w:rFonts w:hint="eastAsia"/>
+        </w:rPr>
+        <w:t>操作，并非</w:t>
+      </w:r>
+      <w:r>
+        <w:rPr>
+          <w:rFonts w:hint="eastAsia"/>
+        </w:rPr>
+        <w:t>update</w:t>
+      </w:r>
+      <w:r>
+        <w:rPr>
+          <w:rFonts w:hint="eastAsia"/>
+        </w:rPr>
+        <w:t>操作）</w:t>
+      </w:r>
+      <w:r>
+        <w:rPr>
+          <w:rFonts w:hint="eastAsia"/>
+        </w:rPr>
+        <w:t>，根据桶内配置的分隔符对对象名称进行分解，如果对象名称中含有分隔符，则</w:t>
+      </w:r>
+      <w:r>
+        <w:rPr>
+          <w:rFonts w:hint="eastAsia"/>
+        </w:rPr>
+        <w:t>最后一个出现分隔符的地方作为分界，</w:t>
+      </w:r>
+      <w:r>
+        <w:rPr>
+          <w:rFonts w:hint="eastAsia"/>
+        </w:rPr>
+        <w:t>分界</w:t>
+      </w:r>
+      <w:r>
+        <w:rPr>
+          <w:rFonts w:hint="eastAsia"/>
+        </w:rPr>
+        <w:t>及</w:t>
+      </w:r>
+      <w:r>
+        <w:rPr>
+          <w:rFonts w:hint="eastAsia"/>
+        </w:rPr>
+        <w:t>分界之前的部分为目录。</w:t>
       </w:r>
     </w:p>
     <w:p>
       <w:pPr>
         <w:spacing w:beforeLines="50" w:before="156" w:afterLines="50" w:after="156"/>
         <w:ind w:left="0" w:firstLine="420"/>
-        <w:rPr>
-          <w:rFonts w:hint="eastAsia"/>
-        </w:rPr>
+      </w:pPr>
+      <w:r>
+        <w:rPr>
+          <w:rFonts w:hint="eastAsia"/>
+        </w:rPr>
+        <w:t>如果目录表中已有相同目录，则获取原目录的</w:t>
+      </w:r>
+      <w:r>
+        <w:rPr>
+          <w:rFonts w:hint="eastAsia"/>
+        </w:rPr>
+        <w:t>ID</w:t>
+      </w:r>
+      <w:r>
+        <w:rPr>
+          <w:rFonts w:hint="eastAsia"/>
+        </w:rPr>
+        <w:t>，如果目录表中尚没有该目录，则</w:t>
+      </w:r>
+      <w:r>
+        <w:rPr>
+          <w:rFonts w:hint="eastAsia"/>
+        </w:rPr>
+        <w:t>申请一个新的目录</w:t>
+      </w:r>
+      <w:r>
+        <w:rPr>
+          <w:rFonts w:hint="eastAsia"/>
+        </w:rPr>
+        <w:t>ID</w:t>
+      </w:r>
+      <w:r>
+        <w:rPr>
+          <w:rFonts w:hint="eastAsia"/>
+        </w:rPr>
+        <w:t>，将目录</w:t>
+      </w:r>
+      <w:r>
+        <w:rPr>
+          <w:rFonts w:hint="eastAsia"/>
+        </w:rPr>
+        <w:t>ID</w:t>
+      </w:r>
+      <w:r>
+        <w:rPr>
+          <w:rFonts w:hint="eastAsia"/>
+        </w:rPr>
+        <w:t>和目录存储到目录表中</w:t>
+      </w:r>
+      <w:r>
+        <w:rPr>
+          <w:rFonts w:hint="eastAsia"/>
+        </w:rPr>
+        <w:t>，将目录</w:t>
+      </w:r>
+      <w:r>
+        <w:rPr>
+          <w:rFonts w:hint="eastAsia"/>
+        </w:rPr>
+        <w:t>ID</w:t>
+      </w:r>
+      <w:r>
+        <w:rPr>
+          <w:rFonts w:hint="eastAsia"/>
+        </w:rPr>
+        <w:t>存放在对象元数据中</w:t>
+      </w:r>
+      <w:r>
+        <w:rPr>
+          <w:rFonts w:hint="eastAsia"/>
+        </w:rPr>
+        <w:t>。</w:t>
+      </w:r>
+    </w:p>
+    <w:p>
+      <w:pPr>
+        <w:spacing w:beforeLines="50" w:before="156" w:afterLines="50" w:after="156"/>
+        <w:ind w:left="0" w:firstLine="420"/>
       </w:pPr>
       <w:r>
         <w:rPr>
@@ -21300,72 +21480,6 @@
       <w:pPr>
         <w:ind w:left="0"/>
       </w:pPr>
-      <w:r>
-        <w:rPr>
-          <w:rFonts w:hint="eastAsia"/>
-        </w:rPr>
-        <w:t>建目录流程图：</w:t>
-      </w:r>
-    </w:p>
-    <w:p>
-      <w:pPr>
-        <w:ind w:left="0"/>
-      </w:pPr>
-      <w:r>
-        <w:rPr>
-          <w:rFonts w:hint="eastAsia"/>
-          <w:noProof/>
-        </w:rPr>
-        <w:lastRenderedPageBreak/>
-        <w:drawing>
-          <wp:inline distT="0" distB="0" distL="0" distR="0" wp14:anchorId="68D0A52D" wp14:editId="08C64ABE">
-            <wp:extent cx="5274310" cy="4165511"/>
-            <wp:effectExtent l="0" t="0" r="2540" b="6985"/>
-            <wp:docPr id="16" name="图片 16"/>
-            <wp:cNvGraphicFramePr>
-              <a:graphicFrameLocks xmlns:a="http://schemas.openxmlformats.org/drawingml/2006/main" noChangeAspect="1"/>
-            </wp:cNvGraphicFramePr>
-            <a:graphic xmlns:a="http://schemas.openxmlformats.org/drawingml/2006/main">
-              <a:graphicData uri="http://schemas.openxmlformats.org/drawingml/2006/picture">
-                <pic:pic xmlns:pic="http://schemas.openxmlformats.org/drawingml/2006/picture">
-                  <pic:nvPicPr>
-                    <pic:cNvPr id="0" name="Picture 8"/>
-                    <pic:cNvPicPr>
-                      <a:picLocks noChangeAspect="1" noChangeArrowheads="1"/>
-                    </pic:cNvPicPr>
-                  </pic:nvPicPr>
-                  <pic:blipFill>
-                    <a:blip r:embed="rId10">
-                      <a:extLst>
-                        <a:ext uri="{28A0092B-C50C-407E-A947-70E740481C1C}">
-                          <a14:useLocalDpi xmlns:a14="http://schemas.microsoft.com/office/drawing/2010/main" val="0"/>
-                        </a:ext>
-                      </a:extLst>
-                    </a:blip>
-                    <a:srcRect/>
-                    <a:stretch>
-                      <a:fillRect/>
-                    </a:stretch>
-                  </pic:blipFill>
-                  <pic:spPr bwMode="auto">
-                    <a:xfrm>
-                      <a:off x="0" y="0"/>
-                      <a:ext cx="5274310" cy="4165511"/>
-                    </a:xfrm>
-                    <a:prstGeom prst="rect">
-                      <a:avLst/>
-                    </a:prstGeom>
-                    <a:noFill/>
-                    <a:ln>
-                      <a:noFill/>
-                    </a:ln>
-                  </pic:spPr>
-                </pic:pic>
-              </a:graphicData>
-            </a:graphic>
-          </wp:inline>
-        </w:drawing>
-      </w:r>
     </w:p>
     <w:p>
       <w:pPr>
@@ -21533,6 +21647,7 @@
         <w:rPr>
           <w:rFonts w:hint="eastAsia"/>
         </w:rPr>
+        <w:lastRenderedPageBreak/>
         <w:t>当对象所属桶同时存在两个非删除状态的分隔符时，增加新对象时要根据两个分隔符分别建目录。</w:t>
       </w:r>
     </w:p>
@@ -21728,7 +21843,6 @@
         <w:rPr>
           <w:rFonts w:hint="eastAsia"/>
         </w:rPr>
-        <w:lastRenderedPageBreak/>
         <w:t>系统中有该对象的记录，同时有</w:t>
       </w:r>
       <w:r>
@@ -22199,6 +22313,7 @@
         <w:rPr>
           <w:rFonts w:hint="eastAsia"/>
         </w:rPr>
+        <w:lastRenderedPageBreak/>
         <w:t>查询对象列表有两种方式查询，一种是目录表扫描查询，一种是元数据表扫描查询。当请求中携带分隔符，并且与当前桶的分隔符匹配，且桶的分隔符状态为可用时，旧可以通过目录表扫描查询。如果没有携带分隔符或者分隔符不匹配或者匹配的分隔符状态不可用，则通过扫描元数据表的方式查询。</w:t>
       </w:r>
     </w:p>
@@ -22490,7 +22605,6 @@
         <w:rPr>
           <w:rFonts w:hint="eastAsia"/>
         </w:rPr>
-        <w:lastRenderedPageBreak/>
         <w:t>一：扫描元数据表方式</w:t>
       </w:r>
     </w:p>
@@ -23170,6 +23284,7 @@
         <w:rPr>
           <w:rFonts w:asciiTheme="minorEastAsia" w:hAnsiTheme="minorEastAsia" w:hint="eastAsia"/>
         </w:rPr>
+        <w:lastRenderedPageBreak/>
         <w:t>最终总统计数量为4</w:t>
       </w:r>
       <w:r>
@@ -23595,8 +23710,6 @@
         </w:rPr>
         <w:t>/1234.txt</w:t>
       </w:r>
-      <w:bookmarkStart w:id="3" w:name="_GoBack"/>
-      <w:bookmarkEnd w:id="3"/>
     </w:p>
     <w:p>
       <w:pPr>
@@ -23623,7 +23736,6 @@
         <w:rPr>
           <w:rFonts w:asciiTheme="minorEastAsia" w:hAnsiTheme="minorEastAsia"/>
         </w:rPr>
-        <w:lastRenderedPageBreak/>
         <w:t>/aa/bb/ee/3456.txt</w:t>
       </w:r>
     </w:p>
@@ -24722,6 +24834,7 @@
         <w:rPr>
           <w:rFonts w:hint="eastAsia"/>
         </w:rPr>
+        <w:lastRenderedPageBreak/>
         <w:t>每一次</w:t>
       </w:r>
       <w:r>
@@ -25043,7 +25156,6 @@
         <w:rPr>
           <w:rFonts w:hint="eastAsia"/>
         </w:rPr>
-        <w:lastRenderedPageBreak/>
         <w:t>系统维护一个上下文存储区，按照</w:t>
       </w:r>
       <w:r>
@@ -25565,6 +25677,7 @@
         <w:rPr>
           <w:noProof/>
         </w:rPr>
+        <w:lastRenderedPageBreak/>
         <w:drawing>
           <wp:inline distT="0" distB="0" distL="0" distR="0" wp14:anchorId="76E0C0A4" wp14:editId="0A975EDF">
             <wp:extent cx="5274310" cy="2479262"/>
@@ -25583,7 +25696,7 @@
                     </pic:cNvPicPr>
                   </pic:nvPicPr>
                   <pic:blipFill>
-                    <a:blip r:embed="rId11">
+                    <a:blip r:embed="rId10">
                       <a:extLst>
                         <a:ext uri="{28A0092B-C50C-407E-A947-70E740481C1C}">
                           <a14:useLocalDpi xmlns:a14="http://schemas.microsoft.com/office/drawing/2010/main" val="0"/>
@@ -25658,7 +25771,7 @@
                     </pic:cNvPicPr>
                   </pic:nvPicPr>
                   <pic:blipFill>
-                    <a:blip r:embed="rId12" cstate="print">
+                    <a:blip r:embed="rId11" cstate="print">
                       <a:extLst>
                         <a:ext uri="{28A0092B-C50C-407E-A947-70E740481C1C}">
                           <a14:useLocalDpi xmlns:a14="http://schemas.microsoft.com/office/drawing/2010/main" val="0"/>
@@ -26185,16 +26298,16 @@
         </w:rPr>
         <w:t>。</w:t>
       </w:r>
-      <w:bookmarkStart w:id="4" w:name="_查询版本（GET_Bucket_Object"/>
-      <w:bookmarkEnd w:id="4"/>
+      <w:bookmarkStart w:id="3" w:name="_查询版本（GET_Bucket_Object"/>
+      <w:bookmarkEnd w:id="3"/>
     </w:p>
     <w:p>
       <w:pPr>
         <w:pStyle w:val="3"/>
         <w:ind w:left="630"/>
       </w:pPr>
-      <w:bookmarkStart w:id="5" w:name="_获取对象（GET_Object）"/>
-      <w:bookmarkEnd w:id="5"/>
+      <w:bookmarkStart w:id="4" w:name="_获取对象（GET_Object）"/>
+      <w:bookmarkEnd w:id="4"/>
       <w:r>
         <w:rPr>
           <w:rFonts w:hint="eastAsia"/>
@@ -28612,15 +28725,14 @@
       </w:pPr>
       <w:r>
         <w:rPr>
-          <w:rFonts w:hint="eastAsia"/>
           <w:noProof/>
         </w:rPr>
         <w:lastRenderedPageBreak/>
         <w:drawing>
-          <wp:inline distT="0" distB="0" distL="0" distR="0" wp14:anchorId="3059EB14" wp14:editId="66F52C03">
-            <wp:extent cx="5274310" cy="6710939"/>
-            <wp:effectExtent l="0" t="0" r="2540" b="0"/>
-            <wp:docPr id="8" name="图片 8"/>
+          <wp:inline distT="0" distB="0" distL="0" distR="0" wp14:anchorId="48D6A0FD" wp14:editId="5BBBE61B">
+            <wp:extent cx="5274310" cy="8112914"/>
+            <wp:effectExtent l="0" t="0" r="2540" b="2540"/>
+            <wp:docPr id="3" name="图片 3"/>
             <wp:cNvGraphicFramePr>
               <a:graphicFrameLocks xmlns:a="http://schemas.openxmlformats.org/drawingml/2006/main" noChangeAspect="1"/>
             </wp:cNvGraphicFramePr>
@@ -28628,13 +28740,13 @@
               <a:graphicData uri="http://schemas.openxmlformats.org/drawingml/2006/picture">
                 <pic:pic xmlns:pic="http://schemas.openxmlformats.org/drawingml/2006/picture">
                   <pic:nvPicPr>
-                    <pic:cNvPr id="0" name="Picture 4"/>
+                    <pic:cNvPr id="0" name="Picture 3"/>
                     <pic:cNvPicPr>
                       <a:picLocks noChangeAspect="1" noChangeArrowheads="1"/>
                     </pic:cNvPicPr>
                   </pic:nvPicPr>
                   <pic:blipFill>
-                    <a:blip r:embed="rId13" cstate="print">
+                    <a:blip r:embed="rId12">
                       <a:extLst>
                         <a:ext uri="{28A0092B-C50C-407E-A947-70E740481C1C}">
                           <a14:useLocalDpi xmlns:a14="http://schemas.microsoft.com/office/drawing/2010/main" val="0"/>
@@ -28649,7 +28761,7 @@
                   <pic:spPr bwMode="auto">
                     <a:xfrm>
                       <a:off x="0" y="0"/>
-                      <a:ext cx="5274310" cy="6710939"/>
+                      <a:ext cx="5274310" cy="8112914"/>
                     </a:xfrm>
                     <a:prstGeom prst="rect">
                       <a:avLst/>
@@ -28688,6 +28800,355 @@
         </w:rPr>
         <w:t>过滤器定义：</w:t>
       </w:r>
+    </w:p>
+    <w:p>
+      <w:pPr>
+        <w:pStyle w:val="HTML"/>
+        <w:shd w:val="clear" w:color="auto" w:fill="2B2B2B"/>
+        <w:rPr>
+          <w:color w:val="CC7832"/>
+          <w:sz w:val="30"/>
+          <w:szCs w:val="30"/>
+        </w:rPr>
+      </w:pPr>
+      <w:r>
+        <w:rPr>
+          <w:rFonts w:hint="eastAsia"/>
+          <w:color w:val="A9B7C6"/>
+          <w:sz w:val="30"/>
+          <w:szCs w:val="30"/>
+        </w:rPr>
+        <w:lastRenderedPageBreak/>
+        <w:t>KeyFilter {</w:t>
+      </w:r>
+      <w:r>
+        <w:rPr>
+          <w:rFonts w:hint="eastAsia"/>
+          <w:color w:val="CC7832"/>
+          <w:sz w:val="30"/>
+          <w:szCs w:val="30"/>
+        </w:rPr>
+        <w:br/>
+        <w:t xml:space="preserve">    </w:t>
+      </w:r>
+      <w:r>
+        <w:rPr>
+          <w:rFonts w:hint="eastAsia"/>
+          <w:color w:val="CC7832"/>
+          <w:sz w:val="30"/>
+          <w:szCs w:val="30"/>
+        </w:rPr>
+        <w:t xml:space="preserve">private </w:t>
+      </w:r>
+      <w:r>
+        <w:rPr>
+          <w:rFonts w:hint="eastAsia"/>
+          <w:color w:val="A9B7C6"/>
+          <w:sz w:val="30"/>
+          <w:szCs w:val="30"/>
+        </w:rPr>
+        <w:t xml:space="preserve">QueryDbCursor </w:t>
+      </w:r>
+      <w:r>
+        <w:rPr>
+          <w:rFonts w:hint="eastAsia"/>
+          <w:color w:val="9876AA"/>
+          <w:sz w:val="30"/>
+          <w:szCs w:val="30"/>
+        </w:rPr>
+        <w:t>dirCursor</w:t>
+      </w:r>
+      <w:r>
+        <w:rPr>
+          <w:rFonts w:hint="eastAsia"/>
+          <w:color w:val="CC7832"/>
+          <w:sz w:val="30"/>
+          <w:szCs w:val="30"/>
+        </w:rPr>
+        <w:t>;</w:t>
+      </w:r>
+      <w:r>
+        <w:rPr>
+          <w:rFonts w:hint="eastAsia"/>
+          <w:color w:val="CC7832"/>
+          <w:sz w:val="30"/>
+          <w:szCs w:val="30"/>
+        </w:rPr>
+        <w:br/>
+      </w:r>
+      <w:r>
+        <w:rPr>
+          <w:color w:val="CC7832"/>
+          <w:sz w:val="30"/>
+          <w:szCs w:val="30"/>
+        </w:rPr>
+        <w:t xml:space="preserve">    </w:t>
+      </w:r>
+      <w:r>
+        <w:rPr>
+          <w:rFonts w:hint="eastAsia"/>
+          <w:color w:val="CC7832"/>
+          <w:sz w:val="30"/>
+          <w:szCs w:val="30"/>
+        </w:rPr>
+        <w:t xml:space="preserve">private </w:t>
+      </w:r>
+      <w:r>
+        <w:rPr>
+          <w:rFonts w:hint="eastAsia"/>
+          <w:color w:val="A9B7C6"/>
+          <w:sz w:val="30"/>
+          <w:szCs w:val="30"/>
+        </w:rPr>
+        <w:t xml:space="preserve">QueryDbCursor </w:t>
+      </w:r>
+      <w:r>
+        <w:rPr>
+          <w:rFonts w:hint="eastAsia"/>
+          <w:color w:val="9876AA"/>
+          <w:sz w:val="30"/>
+          <w:szCs w:val="30"/>
+        </w:rPr>
+        <w:t>curCursor</w:t>
+      </w:r>
+      <w:r>
+        <w:rPr>
+          <w:rFonts w:hint="eastAsia"/>
+          <w:color w:val="CC7832"/>
+          <w:sz w:val="30"/>
+          <w:szCs w:val="30"/>
+        </w:rPr>
+        <w:t>;</w:t>
+      </w:r>
+      <w:r>
+        <w:rPr>
+          <w:rFonts w:hint="eastAsia"/>
+          <w:color w:val="CC7832"/>
+          <w:sz w:val="30"/>
+          <w:szCs w:val="30"/>
+        </w:rPr>
+        <w:br/>
+      </w:r>
+      <w:r>
+        <w:rPr>
+          <w:color w:val="CC7832"/>
+          <w:sz w:val="30"/>
+          <w:szCs w:val="30"/>
+        </w:rPr>
+        <w:t xml:space="preserve">    </w:t>
+      </w:r>
+      <w:r>
+        <w:rPr>
+          <w:rFonts w:hint="eastAsia"/>
+          <w:color w:val="CC7832"/>
+          <w:sz w:val="30"/>
+          <w:szCs w:val="30"/>
+        </w:rPr>
+        <w:t xml:space="preserve">private </w:t>
+      </w:r>
+      <w:r>
+        <w:rPr>
+          <w:rFonts w:hint="eastAsia"/>
+          <w:color w:val="A9B7C6"/>
+          <w:sz w:val="30"/>
+          <w:szCs w:val="30"/>
+        </w:rPr>
+        <w:t xml:space="preserve">QueryDbCursor </w:t>
+      </w:r>
+      <w:r>
+        <w:rPr>
+          <w:rFonts w:hint="eastAsia"/>
+          <w:color w:val="9876AA"/>
+          <w:sz w:val="30"/>
+          <w:szCs w:val="30"/>
+        </w:rPr>
+        <w:t>hisCursor</w:t>
+      </w:r>
+      <w:r>
+        <w:rPr>
+          <w:rFonts w:hint="eastAsia"/>
+          <w:color w:val="CC7832"/>
+          <w:sz w:val="30"/>
+          <w:szCs w:val="30"/>
+        </w:rPr>
+        <w:t>;</w:t>
+      </w:r>
+      <w:r>
+        <w:rPr>
+          <w:rFonts w:hint="eastAsia"/>
+          <w:color w:val="CC7832"/>
+          <w:sz w:val="30"/>
+          <w:szCs w:val="30"/>
+        </w:rPr>
+        <w:br/>
+        <w:t xml:space="preserve">    private </w:t>
+      </w:r>
+      <w:r>
+        <w:rPr>
+          <w:rFonts w:hint="eastAsia"/>
+          <w:color w:val="A9B7C6"/>
+          <w:sz w:val="30"/>
+          <w:szCs w:val="30"/>
+        </w:rPr>
+        <w:t xml:space="preserve">String </w:t>
+      </w:r>
+      <w:r>
+        <w:rPr>
+          <w:rFonts w:hint="eastAsia"/>
+          <w:color w:val="9876AA"/>
+          <w:sz w:val="30"/>
+          <w:szCs w:val="30"/>
+        </w:rPr>
+        <w:t>delimiter</w:t>
+      </w:r>
+      <w:r>
+        <w:rPr>
+          <w:rFonts w:hint="eastAsia"/>
+          <w:color w:val="CC7832"/>
+          <w:sz w:val="30"/>
+          <w:szCs w:val="30"/>
+        </w:rPr>
+        <w:t>;</w:t>
+      </w:r>
+      <w:r>
+        <w:rPr>
+          <w:rFonts w:hint="eastAsia"/>
+          <w:color w:val="CC7832"/>
+          <w:sz w:val="30"/>
+          <w:szCs w:val="30"/>
+        </w:rPr>
+        <w:br/>
+        <w:t xml:space="preserve">    private </w:t>
+      </w:r>
+      <w:r>
+        <w:rPr>
+          <w:rFonts w:hint="eastAsia"/>
+          <w:color w:val="A9B7C6"/>
+          <w:sz w:val="30"/>
+          <w:szCs w:val="30"/>
+        </w:rPr>
+        <w:t xml:space="preserve">String </w:t>
+      </w:r>
+      <w:r>
+        <w:rPr>
+          <w:rFonts w:hint="eastAsia"/>
+          <w:color w:val="9876AA"/>
+          <w:sz w:val="30"/>
+          <w:szCs w:val="30"/>
+        </w:rPr>
+        <w:t>keyMarker</w:t>
+      </w:r>
+      <w:r>
+        <w:rPr>
+          <w:rFonts w:hint="eastAsia"/>
+          <w:color w:val="CC7832"/>
+          <w:sz w:val="30"/>
+          <w:szCs w:val="30"/>
+        </w:rPr>
+        <w:t>;</w:t>
+      </w:r>
+      <w:r>
+        <w:rPr>
+          <w:rFonts w:hint="eastAsia"/>
+          <w:color w:val="CC7832"/>
+          <w:sz w:val="30"/>
+          <w:szCs w:val="30"/>
+        </w:rPr>
+        <w:br/>
+        <w:t xml:space="preserve">    private </w:t>
+      </w:r>
+      <w:r>
+        <w:rPr>
+          <w:rFonts w:hint="eastAsia"/>
+          <w:color w:val="A9B7C6"/>
+          <w:sz w:val="30"/>
+          <w:szCs w:val="30"/>
+        </w:rPr>
+        <w:t xml:space="preserve">String </w:t>
+      </w:r>
+      <w:r>
+        <w:rPr>
+          <w:rFonts w:hint="eastAsia"/>
+          <w:color w:val="9876AA"/>
+          <w:sz w:val="30"/>
+          <w:szCs w:val="30"/>
+        </w:rPr>
+        <w:t>versionIdMarker</w:t>
+      </w:r>
+      <w:r>
+        <w:rPr>
+          <w:rFonts w:hint="eastAsia"/>
+          <w:color w:val="CC7832"/>
+          <w:sz w:val="30"/>
+          <w:szCs w:val="30"/>
+        </w:rPr>
+        <w:t>;</w:t>
+      </w:r>
+      <w:r>
+        <w:rPr>
+          <w:rFonts w:hint="eastAsia"/>
+          <w:color w:val="CC7832"/>
+          <w:sz w:val="30"/>
+          <w:szCs w:val="30"/>
+        </w:rPr>
+        <w:br/>
+        <w:t xml:space="preserve"> </w:t>
+      </w:r>
+      <w:r>
+        <w:rPr>
+          <w:color w:val="CC7832"/>
+          <w:sz w:val="30"/>
+          <w:szCs w:val="30"/>
+        </w:rPr>
+        <w:t xml:space="preserve">   </w:t>
+      </w:r>
+      <w:r>
+        <w:rPr>
+          <w:rFonts w:hint="eastAsia"/>
+          <w:color w:val="CC7832"/>
+          <w:sz w:val="30"/>
+          <w:szCs w:val="30"/>
+        </w:rPr>
+        <w:t xml:space="preserve">private </w:t>
+      </w:r>
+      <w:r>
+        <w:rPr>
+          <w:rFonts w:hint="eastAsia"/>
+          <w:color w:val="A9B7C6"/>
+          <w:sz w:val="30"/>
+          <w:szCs w:val="30"/>
+        </w:rPr>
+        <w:t xml:space="preserve">String </w:t>
+      </w:r>
+      <w:r>
+        <w:rPr>
+          <w:rFonts w:hint="eastAsia"/>
+          <w:color w:val="9876AA"/>
+          <w:sz w:val="30"/>
+          <w:szCs w:val="30"/>
+        </w:rPr>
+        <w:t>encodingType</w:t>
+      </w:r>
+      <w:r>
+        <w:rPr>
+          <w:rFonts w:hint="eastAsia"/>
+          <w:color w:val="CC7832"/>
+          <w:sz w:val="30"/>
+          <w:szCs w:val="30"/>
+        </w:rPr>
+        <w:t>;</w:t>
+      </w:r>
+    </w:p>
+    <w:p>
+      <w:pPr>
+        <w:pStyle w:val="HTML"/>
+        <w:shd w:val="clear" w:color="auto" w:fill="2B2B2B"/>
+        <w:rPr>
+          <w:color w:val="A9B7C6"/>
+          <w:sz w:val="30"/>
+          <w:szCs w:val="30"/>
+        </w:rPr>
+      </w:pPr>
     </w:p>
     <w:p>
       <w:pPr>
@@ -28710,27 +29171,8 @@
           <w:tab w:val="left" w:pos="13740"/>
           <w:tab w:val="left" w:pos="14656"/>
         </w:tabs>
-        <w:ind w:left="0"/>
+        <w:ind w:left="0" w:firstLineChars="200" w:firstLine="600"/>
         <w:jc w:val="left"/>
-        <w:rPr>
-          <w:rFonts w:ascii="宋体" w:eastAsia="宋体" w:hAnsi="宋体" w:cs="宋体"/>
-          <w:color w:val="CC7832"/>
-          <w:kern w:val="0"/>
-          <w:sz w:val="30"/>
-          <w:szCs w:val="30"/>
-        </w:rPr>
-      </w:pPr>
-      <w:r>
-        <w:rPr>
-          <w:rFonts w:ascii="宋体" w:eastAsia="宋体" w:hAnsi="宋体" w:cs="宋体" w:hint="eastAsia"/>
-          <w:color w:val="A9B7C6"/>
-          <w:kern w:val="0"/>
-          <w:sz w:val="30"/>
-          <w:szCs w:val="30"/>
-        </w:rPr>
-        <w:t>KeyFilter {</w:t>
-      </w:r>
-      <w:r>
         <w:rPr>
           <w:rFonts w:ascii="宋体" w:eastAsia="宋体" w:hAnsi="宋体" w:cs="宋体" w:hint="eastAsia"/>
           <w:color w:val="CC7832"/>
@@ -28738,18 +29180,16 @@
           <w:sz w:val="30"/>
           <w:szCs w:val="30"/>
         </w:rPr>
-        <w:br/>
-        <w:t xml:space="preserve">    private </w:t>
-      </w:r>
+      </w:pPr>
       <w:r>
         <w:rPr>
           <w:rFonts w:ascii="宋体" w:eastAsia="宋体" w:hAnsi="宋体" w:cs="宋体" w:hint="eastAsia"/>
-          <w:color w:val="A9B7C6"/>
+          <w:color w:val="CC7832"/>
           <w:kern w:val="0"/>
           <w:sz w:val="30"/>
           <w:szCs w:val="30"/>
         </w:rPr>
-        <w:t xml:space="preserve">QueryDbCursor </w:t>
+        <w:t xml:space="preserve">private int </w:t>
       </w:r>
       <w:r>
         <w:rPr>
@@ -28759,314 +29199,7 @@
           <w:sz w:val="30"/>
           <w:szCs w:val="30"/>
         </w:rPr>
-        <w:t>curCuror</w:t>
-      </w:r>
-      <w:r>
-        <w:rPr>
-          <w:rFonts w:ascii="宋体" w:eastAsia="宋体" w:hAnsi="宋体" w:cs="宋体" w:hint="eastAsia"/>
-          <w:color w:val="CC7832"/>
-          <w:kern w:val="0"/>
-          <w:sz w:val="30"/>
-          <w:szCs w:val="30"/>
-        </w:rPr>
-        <w:t>;</w:t>
-      </w:r>
-      <w:r>
-        <w:rPr>
-          <w:rFonts w:ascii="宋体" w:eastAsia="宋体" w:hAnsi="宋体" w:cs="宋体" w:hint="eastAsia"/>
-          <w:color w:val="CC7832"/>
-          <w:kern w:val="0"/>
-          <w:sz w:val="30"/>
-          <w:szCs w:val="30"/>
-        </w:rPr>
-        <w:br/>
-        <w:t xml:space="preserve">    private </w:t>
-      </w:r>
-      <w:r>
-        <w:rPr>
-          <w:rFonts w:ascii="宋体" w:eastAsia="宋体" w:hAnsi="宋体" w:cs="宋体" w:hint="eastAsia"/>
-          <w:color w:val="A9B7C6"/>
-          <w:kern w:val="0"/>
-          <w:sz w:val="30"/>
-          <w:szCs w:val="30"/>
-        </w:rPr>
-        <w:t xml:space="preserve">QueryDbCursor </w:t>
-      </w:r>
-      <w:r>
-        <w:rPr>
-          <w:rFonts w:ascii="宋体" w:eastAsia="宋体" w:hAnsi="宋体" w:cs="宋体" w:hint="eastAsia"/>
-          <w:color w:val="9876AA"/>
-          <w:kern w:val="0"/>
-          <w:sz w:val="30"/>
-          <w:szCs w:val="30"/>
-        </w:rPr>
-        <w:t>hisCursor</w:t>
-      </w:r>
-      <w:r>
-        <w:rPr>
-          <w:rFonts w:ascii="宋体" w:eastAsia="宋体" w:hAnsi="宋体" w:cs="宋体" w:hint="eastAsia"/>
-          <w:color w:val="CC7832"/>
-          <w:kern w:val="0"/>
-          <w:sz w:val="30"/>
-          <w:szCs w:val="30"/>
-        </w:rPr>
-        <w:t>;</w:t>
-      </w:r>
-      <w:r>
-        <w:rPr>
-          <w:rFonts w:ascii="宋体" w:eastAsia="宋体" w:hAnsi="宋体" w:cs="宋体" w:hint="eastAsia"/>
-          <w:color w:val="CC7832"/>
-          <w:kern w:val="0"/>
-          <w:sz w:val="30"/>
-          <w:szCs w:val="30"/>
-        </w:rPr>
-        <w:br/>
-      </w:r>
-      <w:r>
-        <w:rPr>
-          <w:rFonts w:ascii="宋体" w:eastAsia="宋体" w:hAnsi="宋体" w:cs="宋体" w:hint="eastAsia"/>
-          <w:color w:val="CC7832"/>
-          <w:kern w:val="0"/>
-          <w:sz w:val="30"/>
-          <w:szCs w:val="30"/>
-        </w:rPr>
-        <w:br/>
-      </w:r>
-      <w:r>
-        <w:rPr>
-          <w:rFonts w:ascii="宋体" w:eastAsia="宋体" w:hAnsi="宋体" w:cs="宋体" w:hint="eastAsia"/>
-          <w:color w:val="CC7832"/>
-          <w:kern w:val="0"/>
-          <w:sz w:val="30"/>
-          <w:szCs w:val="30"/>
-        </w:rPr>
-        <w:lastRenderedPageBreak/>
-        <w:t xml:space="preserve">    private </w:t>
-      </w:r>
-      <w:r>
-        <w:rPr>
-          <w:rFonts w:ascii="宋体" w:eastAsia="宋体" w:hAnsi="宋体" w:cs="宋体" w:hint="eastAsia"/>
-          <w:color w:val="A9B7C6"/>
-          <w:kern w:val="0"/>
-          <w:sz w:val="30"/>
-          <w:szCs w:val="30"/>
-        </w:rPr>
-        <w:t xml:space="preserve">String </w:t>
-      </w:r>
-      <w:r>
-        <w:rPr>
-          <w:rFonts w:ascii="宋体" w:eastAsia="宋体" w:hAnsi="宋体" w:cs="宋体" w:hint="eastAsia"/>
-          <w:color w:val="9876AA"/>
-          <w:kern w:val="0"/>
-          <w:sz w:val="30"/>
-          <w:szCs w:val="30"/>
-        </w:rPr>
-        <w:t>delimiter</w:t>
-      </w:r>
-      <w:r>
-        <w:rPr>
-          <w:rFonts w:ascii="宋体" w:eastAsia="宋体" w:hAnsi="宋体" w:cs="宋体" w:hint="eastAsia"/>
-          <w:color w:val="CC7832"/>
-          <w:kern w:val="0"/>
-          <w:sz w:val="30"/>
-          <w:szCs w:val="30"/>
-        </w:rPr>
-        <w:t>;</w:t>
-      </w:r>
-      <w:r>
-        <w:rPr>
-          <w:rFonts w:ascii="宋体" w:eastAsia="宋体" w:hAnsi="宋体" w:cs="宋体" w:hint="eastAsia"/>
-          <w:color w:val="CC7832"/>
-          <w:kern w:val="0"/>
-          <w:sz w:val="30"/>
-          <w:szCs w:val="30"/>
-        </w:rPr>
-        <w:br/>
-        <w:t xml:space="preserve">    private </w:t>
-      </w:r>
-      <w:r>
-        <w:rPr>
-          <w:rFonts w:ascii="宋体" w:eastAsia="宋体" w:hAnsi="宋体" w:cs="宋体" w:hint="eastAsia"/>
-          <w:color w:val="A9B7C6"/>
-          <w:kern w:val="0"/>
-          <w:sz w:val="30"/>
-          <w:szCs w:val="30"/>
-        </w:rPr>
-        <w:t xml:space="preserve">String </w:t>
-      </w:r>
-      <w:r>
-        <w:rPr>
-          <w:rFonts w:ascii="宋体" w:eastAsia="宋体" w:hAnsi="宋体" w:cs="宋体" w:hint="eastAsia"/>
-          <w:color w:val="9876AA"/>
-          <w:kern w:val="0"/>
-          <w:sz w:val="30"/>
-          <w:szCs w:val="30"/>
-        </w:rPr>
-        <w:t>keyMarker</w:t>
-      </w:r>
-      <w:r>
-        <w:rPr>
-          <w:rFonts w:ascii="宋体" w:eastAsia="宋体" w:hAnsi="宋体" w:cs="宋体" w:hint="eastAsia"/>
-          <w:color w:val="CC7832"/>
-          <w:kern w:val="0"/>
-          <w:sz w:val="30"/>
-          <w:szCs w:val="30"/>
-        </w:rPr>
-        <w:t>;</w:t>
-      </w:r>
-      <w:r>
-        <w:rPr>
-          <w:rFonts w:ascii="宋体" w:eastAsia="宋体" w:hAnsi="宋体" w:cs="宋体" w:hint="eastAsia"/>
-          <w:color w:val="CC7832"/>
-          <w:kern w:val="0"/>
-          <w:sz w:val="30"/>
-          <w:szCs w:val="30"/>
-        </w:rPr>
-        <w:br/>
-        <w:t xml:space="preserve">    private </w:t>
-      </w:r>
-      <w:r>
-        <w:rPr>
-          <w:rFonts w:ascii="宋体" w:eastAsia="宋体" w:hAnsi="宋体" w:cs="宋体" w:hint="eastAsia"/>
-          <w:color w:val="A9B7C6"/>
-          <w:kern w:val="0"/>
-          <w:sz w:val="30"/>
-          <w:szCs w:val="30"/>
-        </w:rPr>
-        <w:t xml:space="preserve">String </w:t>
-      </w:r>
-      <w:r>
-        <w:rPr>
-          <w:rFonts w:ascii="宋体" w:eastAsia="宋体" w:hAnsi="宋体" w:cs="宋体" w:hint="eastAsia"/>
-          <w:color w:val="9876AA"/>
-          <w:kern w:val="0"/>
-          <w:sz w:val="30"/>
-          <w:szCs w:val="30"/>
-        </w:rPr>
-        <w:t>versionIdMarker</w:t>
-      </w:r>
-      <w:r>
-        <w:rPr>
-          <w:rFonts w:ascii="宋体" w:eastAsia="宋体" w:hAnsi="宋体" w:cs="宋体" w:hint="eastAsia"/>
-          <w:color w:val="CC7832"/>
-          <w:kern w:val="0"/>
-          <w:sz w:val="30"/>
-          <w:szCs w:val="30"/>
-        </w:rPr>
-        <w:t>;</w:t>
-      </w:r>
-      <w:r>
-        <w:rPr>
-          <w:rFonts w:ascii="宋体" w:eastAsia="宋体" w:hAnsi="宋体" w:cs="宋体" w:hint="eastAsia"/>
-          <w:color w:val="CC7832"/>
-          <w:kern w:val="0"/>
-          <w:sz w:val="30"/>
-          <w:szCs w:val="30"/>
-        </w:rPr>
-        <w:br/>
-        <w:t xml:space="preserve">    private </w:t>
-      </w:r>
-      <w:r>
-        <w:rPr>
-          <w:rFonts w:ascii="宋体" w:eastAsia="宋体" w:hAnsi="宋体" w:cs="宋体" w:hint="eastAsia"/>
-          <w:color w:val="A9B7C6"/>
-          <w:kern w:val="0"/>
-          <w:sz w:val="30"/>
-          <w:szCs w:val="30"/>
-        </w:rPr>
-        <w:t xml:space="preserve">String </w:t>
-      </w:r>
-      <w:r>
-        <w:rPr>
-          <w:rFonts w:ascii="宋体" w:eastAsia="宋体" w:hAnsi="宋体" w:cs="宋体" w:hint="eastAsia"/>
-          <w:color w:val="9876AA"/>
-          <w:kern w:val="0"/>
-          <w:sz w:val="30"/>
-          <w:szCs w:val="30"/>
-        </w:rPr>
-        <w:t>lastKey</w:t>
-      </w:r>
-      <w:r>
-        <w:rPr>
-          <w:rFonts w:ascii="宋体" w:eastAsia="宋体" w:hAnsi="宋体" w:cs="宋体" w:hint="eastAsia"/>
-          <w:color w:val="CC7832"/>
-          <w:kern w:val="0"/>
-          <w:sz w:val="30"/>
-          <w:szCs w:val="30"/>
-        </w:rPr>
-        <w:t>;</w:t>
-      </w:r>
-      <w:r>
-        <w:rPr>
-          <w:rFonts w:ascii="宋体" w:eastAsia="宋体" w:hAnsi="宋体" w:cs="宋体" w:hint="eastAsia"/>
-          <w:color w:val="CC7832"/>
-          <w:kern w:val="0"/>
-          <w:sz w:val="30"/>
-          <w:szCs w:val="30"/>
-        </w:rPr>
-        <w:br/>
-        <w:t xml:space="preserve">    private </w:t>
-      </w:r>
-      <w:r>
-        <w:rPr>
-          <w:rFonts w:ascii="宋体" w:eastAsia="宋体" w:hAnsi="宋体" w:cs="宋体" w:hint="eastAsia"/>
-          <w:color w:val="A9B7C6"/>
-          <w:kern w:val="0"/>
-          <w:sz w:val="30"/>
-          <w:szCs w:val="30"/>
-        </w:rPr>
-        <w:t xml:space="preserve">String </w:t>
-      </w:r>
-      <w:r>
-        <w:rPr>
-          <w:rFonts w:ascii="宋体" w:eastAsia="宋体" w:hAnsi="宋体" w:cs="宋体" w:hint="eastAsia"/>
-          <w:color w:val="9876AA"/>
-          <w:kern w:val="0"/>
-          <w:sz w:val="30"/>
-          <w:szCs w:val="30"/>
-        </w:rPr>
-        <w:t>lastVersionId</w:t>
-      </w:r>
-      <w:r>
-        <w:rPr>
-          <w:rFonts w:ascii="宋体" w:eastAsia="宋体" w:hAnsi="宋体" w:cs="宋体" w:hint="eastAsia"/>
-          <w:color w:val="CC7832"/>
-          <w:kern w:val="0"/>
-          <w:sz w:val="30"/>
-          <w:szCs w:val="30"/>
-        </w:rPr>
-        <w:t>;</w:t>
-      </w:r>
-      <w:r>
-        <w:rPr>
-          <w:rFonts w:ascii="宋体" w:eastAsia="宋体" w:hAnsi="宋体" w:cs="宋体" w:hint="eastAsia"/>
-          <w:color w:val="CC7832"/>
-          <w:kern w:val="0"/>
-          <w:sz w:val="30"/>
-          <w:szCs w:val="30"/>
-        </w:rPr>
-        <w:br/>
-        <w:t xml:space="preserve">    private </w:t>
-      </w:r>
-      <w:r>
-        <w:rPr>
-          <w:rFonts w:ascii="宋体" w:eastAsia="宋体" w:hAnsi="宋体" w:cs="宋体" w:hint="eastAsia"/>
-          <w:color w:val="A9B7C6"/>
-          <w:kern w:val="0"/>
-          <w:sz w:val="30"/>
-          <w:szCs w:val="30"/>
-        </w:rPr>
-        <w:t xml:space="preserve">String </w:t>
-      </w:r>
-      <w:r>
-        <w:rPr>
-          <w:rFonts w:ascii="宋体" w:eastAsia="宋体" w:hAnsi="宋体" w:cs="宋体" w:hint="eastAsia"/>
-          <w:color w:val="9876AA"/>
-          <w:kern w:val="0"/>
-          <w:sz w:val="30"/>
-          <w:szCs w:val="30"/>
-        </w:rPr>
-        <w:t>lastCommonPrefix</w:t>
+        <w:t>filterType</w:t>
       </w:r>
       <w:r>
         <w:rPr>
@@ -29100,16 +29233,66 @@
           <w:tab w:val="left" w:pos="13740"/>
           <w:tab w:val="left" w:pos="14656"/>
         </w:tabs>
-        <w:ind w:left="0"/>
+        <w:ind w:left="0" w:firstLineChars="200" w:firstLine="600"/>
         <w:jc w:val="left"/>
         <w:rPr>
-          <w:rFonts w:ascii="宋体" w:eastAsia="宋体" w:hAnsi="宋体" w:cs="宋体"/>
+          <w:rFonts w:ascii="宋体" w:eastAsia="宋体" w:hAnsi="宋体" w:cs="宋体" w:hint="eastAsia"/>
           <w:color w:val="CC7832"/>
           <w:kern w:val="0"/>
           <w:sz w:val="30"/>
           <w:szCs w:val="30"/>
         </w:rPr>
       </w:pPr>
+      <w:r>
+        <w:rPr>
+          <w:rFonts w:ascii="宋体" w:eastAsia="宋体" w:hAnsi="宋体" w:cs="宋体" w:hint="eastAsia"/>
+          <w:color w:val="CC7832"/>
+          <w:kern w:val="0"/>
+          <w:sz w:val="30"/>
+          <w:szCs w:val="30"/>
+        </w:rPr>
+        <w:t xml:space="preserve">private </w:t>
+      </w:r>
+      <w:r>
+        <w:rPr>
+          <w:rFonts w:ascii="宋体" w:eastAsia="宋体" w:hAnsi="宋体" w:cs="宋体" w:hint="eastAsia"/>
+          <w:color w:val="A9B7C6"/>
+          <w:kern w:val="0"/>
+          <w:sz w:val="30"/>
+          <w:szCs w:val="30"/>
+        </w:rPr>
+        <w:t xml:space="preserve">Boolean </w:t>
+      </w:r>
+      <w:r>
+        <w:rPr>
+          <w:rFonts w:ascii="宋体" w:eastAsia="宋体" w:hAnsi="宋体" w:cs="宋体" w:hint="eastAsia"/>
+          <w:color w:val="9876AA"/>
+          <w:kern w:val="0"/>
+          <w:sz w:val="30"/>
+          <w:szCs w:val="30"/>
+        </w:rPr>
+        <w:t xml:space="preserve">hasGetFirst </w:t>
+      </w:r>
+      <w:r>
+        <w:rPr>
+          <w:rFonts w:ascii="宋体" w:eastAsia="宋体" w:hAnsi="宋体" w:cs="宋体" w:hint="eastAsia"/>
+          <w:color w:val="A9B7C6"/>
+          <w:kern w:val="0"/>
+          <w:sz w:val="30"/>
+          <w:szCs w:val="30"/>
+        </w:rPr>
+        <w:t xml:space="preserve">= </w:t>
+      </w:r>
+      <w:r>
+        <w:rPr>
+          <w:rFonts w:ascii="宋体" w:eastAsia="宋体" w:hAnsi="宋体" w:cs="宋体" w:hint="eastAsia"/>
+          <w:color w:val="CC7832"/>
+          <w:kern w:val="0"/>
+          <w:sz w:val="30"/>
+          <w:szCs w:val="30"/>
+        </w:rPr>
+        <w:t>false;</w:t>
+      </w:r>
     </w:p>
     <w:p>
       <w:pPr>
@@ -29132,17 +29315,8 @@
           <w:tab w:val="left" w:pos="13740"/>
           <w:tab w:val="left" w:pos="14656"/>
         </w:tabs>
-        <w:ind w:left="0"/>
+        <w:ind w:left="0" w:firstLineChars="200" w:firstLine="600"/>
         <w:jc w:val="left"/>
-        <w:rPr>
-          <w:rFonts w:ascii="宋体" w:eastAsia="宋体" w:hAnsi="宋体" w:cs="宋体"/>
-          <w:color w:val="A9B7C6"/>
-          <w:kern w:val="0"/>
-          <w:sz w:val="30"/>
-          <w:szCs w:val="30"/>
-        </w:rPr>
-      </w:pPr>
-      <w:r>
         <w:rPr>
           <w:rFonts w:ascii="宋体" w:eastAsia="宋体" w:hAnsi="宋体" w:cs="宋体" w:hint="eastAsia"/>
           <w:color w:val="CC7832"/>
@@ -29150,7 +29324,16 @@
           <w:sz w:val="30"/>
           <w:szCs w:val="30"/>
         </w:rPr>
-        <w:t xml:space="preserve">public </w:t>
+      </w:pPr>
+      <w:r>
+        <w:rPr>
+          <w:rFonts w:ascii="宋体" w:eastAsia="宋体" w:hAnsi="宋体" w:cs="宋体" w:hint="eastAsia"/>
+          <w:color w:val="CC7832"/>
+          <w:kern w:val="0"/>
+          <w:sz w:val="30"/>
+          <w:szCs w:val="30"/>
+        </w:rPr>
+        <w:t xml:space="preserve">private </w:t>
       </w:r>
       <w:r>
         <w:rPr>
@@ -29160,27 +29343,27 @@
           <w:sz w:val="30"/>
           <w:szCs w:val="30"/>
         </w:rPr>
-        <w:t xml:space="preserve">FilterRecord </w:t>
+        <w:t xml:space="preserve">String </w:t>
       </w:r>
       <w:r>
         <w:rPr>
           <w:rFonts w:ascii="宋体" w:eastAsia="宋体" w:hAnsi="宋体" w:cs="宋体" w:hint="eastAsia"/>
-          <w:color w:val="FFC66D"/>
+          <w:color w:val="9876AA"/>
           <w:kern w:val="0"/>
           <w:sz w:val="30"/>
           <w:szCs w:val="30"/>
         </w:rPr>
-        <w:t>getFirstRecord</w:t>
+        <w:t>lastCommonPrefix</w:t>
       </w:r>
       <w:r>
         <w:rPr>
           <w:rFonts w:ascii="宋体" w:eastAsia="宋体" w:hAnsi="宋体" w:cs="宋体" w:hint="eastAsia"/>
-          <w:color w:val="A9B7C6"/>
+          <w:color w:val="CC7832"/>
           <w:kern w:val="0"/>
           <w:sz w:val="30"/>
           <w:szCs w:val="30"/>
         </w:rPr>
-        <w:t>()</w:t>
+        <w:t>;</w:t>
       </w:r>
     </w:p>
     <w:p>
@@ -29204,7 +29387,7 @@
           <w:tab w:val="left" w:pos="13740"/>
           <w:tab w:val="left" w:pos="14656"/>
         </w:tabs>
-        <w:ind w:left="0"/>
+        <w:ind w:left="0" w:firstLineChars="200" w:firstLine="600"/>
         <w:jc w:val="left"/>
         <w:rPr>
           <w:rFonts w:ascii="宋体" w:eastAsia="宋体" w:hAnsi="宋体" w:cs="宋体"/>
@@ -29222,7 +29405,17 @@
           <w:sz w:val="30"/>
           <w:szCs w:val="30"/>
         </w:rPr>
-        <w:t xml:space="preserve">public </w:t>
+        <w:t xml:space="preserve">private int    </w:t>
+      </w:r>
+      <w:r>
+        <w:rPr>
+          <w:rFonts w:ascii="宋体" w:eastAsia="宋体" w:hAnsi="宋体" w:cs="宋体" w:hint="eastAsia"/>
+          <w:color w:val="9876AA"/>
+          <w:kern w:val="0"/>
+          <w:sz w:val="30"/>
+          <w:szCs w:val="30"/>
+        </w:rPr>
+        <w:t xml:space="preserve">prefixLength </w:t>
       </w:r>
       <w:r>
         <w:rPr>
@@ -29232,27 +29425,27 @@
           <w:sz w:val="30"/>
           <w:szCs w:val="30"/>
         </w:rPr>
-        <w:t xml:space="preserve">FilterRecord </w:t>
+        <w:t xml:space="preserve">= </w:t>
       </w:r>
       <w:r>
         <w:rPr>
           <w:rFonts w:ascii="宋体" w:eastAsia="宋体" w:hAnsi="宋体" w:cs="宋体" w:hint="eastAsia"/>
-          <w:color w:val="FFC66D"/>
+          <w:color w:val="6897BB"/>
           <w:kern w:val="0"/>
           <w:sz w:val="30"/>
           <w:szCs w:val="30"/>
         </w:rPr>
-        <w:t>getFirstRecordWithDelimiter</w:t>
+        <w:t>0</w:t>
       </w:r>
       <w:r>
         <w:rPr>
           <w:rFonts w:ascii="宋体" w:eastAsia="宋体" w:hAnsi="宋体" w:cs="宋体" w:hint="eastAsia"/>
-          <w:color w:val="A9B7C6"/>
+          <w:color w:val="CC7832"/>
           <w:kern w:val="0"/>
           <w:sz w:val="30"/>
           <w:szCs w:val="30"/>
         </w:rPr>
-        <w:t>()</w:t>
+        <w:t>;</w:t>
       </w:r>
     </w:p>
     <w:p>
@@ -29276,17 +29469,8 @@
           <w:tab w:val="left" w:pos="13740"/>
           <w:tab w:val="left" w:pos="14656"/>
         </w:tabs>
-        <w:ind w:left="0"/>
+        <w:ind w:left="0" w:firstLineChars="200" w:firstLine="600"/>
         <w:jc w:val="left"/>
-        <w:rPr>
-          <w:rFonts w:ascii="宋体" w:eastAsia="宋体" w:hAnsi="宋体" w:cs="宋体"/>
-          <w:color w:val="A9B7C6"/>
-          <w:kern w:val="0"/>
-          <w:sz w:val="30"/>
-          <w:szCs w:val="30"/>
-        </w:rPr>
-      </w:pPr>
-      <w:r>
         <w:rPr>
           <w:rFonts w:ascii="宋体" w:eastAsia="宋体" w:hAnsi="宋体" w:cs="宋体" w:hint="eastAsia"/>
           <w:color w:val="CC7832"/>
@@ -29294,7 +29478,16 @@
           <w:sz w:val="30"/>
           <w:szCs w:val="30"/>
         </w:rPr>
-        <w:t xml:space="preserve">public </w:t>
+      </w:pPr>
+      <w:r>
+        <w:rPr>
+          <w:rFonts w:ascii="宋体" w:eastAsia="宋体" w:hAnsi="宋体" w:cs="宋体" w:hint="eastAsia"/>
+          <w:color w:val="CC7832"/>
+          <w:kern w:val="0"/>
+          <w:sz w:val="30"/>
+          <w:szCs w:val="30"/>
+        </w:rPr>
+        <w:t xml:space="preserve">private </w:t>
       </w:r>
       <w:r>
         <w:rPr>
@@ -29304,27 +29497,27 @@
           <w:sz w:val="30"/>
           <w:szCs w:val="30"/>
         </w:rPr>
-        <w:t xml:space="preserve">FilterRecord </w:t>
+        <w:t xml:space="preserve">List&lt;FilterRecord&gt; </w:t>
       </w:r>
       <w:r>
         <w:rPr>
           <w:rFonts w:ascii="宋体" w:eastAsia="宋体" w:hAnsi="宋体" w:cs="宋体" w:hint="eastAsia"/>
-          <w:color w:val="FFC66D"/>
+          <w:color w:val="9876AA"/>
           <w:kern w:val="0"/>
           <w:sz w:val="30"/>
           <w:szCs w:val="30"/>
         </w:rPr>
-        <w:t>getNextRecord</w:t>
+        <w:t>curList</w:t>
       </w:r>
       <w:r>
         <w:rPr>
           <w:rFonts w:ascii="宋体" w:eastAsia="宋体" w:hAnsi="宋体" w:cs="宋体" w:hint="eastAsia"/>
-          <w:color w:val="A9B7C6"/>
+          <w:color w:val="CC7832"/>
           <w:kern w:val="0"/>
           <w:sz w:val="30"/>
           <w:szCs w:val="30"/>
         </w:rPr>
-        <w:t>()</w:t>
+        <w:t>;</w:t>
       </w:r>
     </w:p>
     <w:p>
@@ -29348,17 +29541,8 @@
           <w:tab w:val="left" w:pos="13740"/>
           <w:tab w:val="left" w:pos="14656"/>
         </w:tabs>
-        <w:ind w:left="0"/>
+        <w:ind w:left="0" w:firstLineChars="200" w:firstLine="600"/>
         <w:jc w:val="left"/>
-        <w:rPr>
-          <w:rFonts w:ascii="宋体" w:eastAsia="宋体" w:hAnsi="宋体" w:cs="宋体"/>
-          <w:color w:val="A9B7C6"/>
-          <w:kern w:val="0"/>
-          <w:sz w:val="30"/>
-          <w:szCs w:val="30"/>
-        </w:rPr>
-      </w:pPr>
-      <w:r>
         <w:rPr>
           <w:rFonts w:ascii="宋体" w:eastAsia="宋体" w:hAnsi="宋体" w:cs="宋体" w:hint="eastAsia"/>
           <w:color w:val="CC7832"/>
@@ -29366,7 +29550,16 @@
           <w:sz w:val="30"/>
           <w:szCs w:val="30"/>
         </w:rPr>
-        <w:t xml:space="preserve">public </w:t>
+      </w:pPr>
+      <w:r>
+        <w:rPr>
+          <w:rFonts w:ascii="宋体" w:eastAsia="宋体" w:hAnsi="宋体" w:cs="宋体" w:hint="eastAsia"/>
+          <w:color w:val="CC7832"/>
+          <w:kern w:val="0"/>
+          <w:sz w:val="30"/>
+          <w:szCs w:val="30"/>
+        </w:rPr>
+        <w:t xml:space="preserve">private </w:t>
       </w:r>
       <w:r>
         <w:rPr>
@@ -29376,27 +29569,27 @@
           <w:sz w:val="30"/>
           <w:szCs w:val="30"/>
         </w:rPr>
-        <w:t xml:space="preserve">FilterRecord </w:t>
+        <w:t xml:space="preserve">List&lt;String&gt;       </w:t>
       </w:r>
       <w:r>
         <w:rPr>
           <w:rFonts w:ascii="宋体" w:eastAsia="宋体" w:hAnsi="宋体" w:cs="宋体" w:hint="eastAsia"/>
-          <w:color w:val="FFC66D"/>
+          <w:color w:val="9876AA"/>
           <w:kern w:val="0"/>
           <w:sz w:val="30"/>
           <w:szCs w:val="30"/>
         </w:rPr>
-        <w:t>getNextRecordWithDelimiter</w:t>
+        <w:t>curKeys</w:t>
       </w:r>
       <w:r>
         <w:rPr>
           <w:rFonts w:ascii="宋体" w:eastAsia="宋体" w:hAnsi="宋体" w:cs="宋体" w:hint="eastAsia"/>
-          <w:color w:val="A9B7C6"/>
+          <w:color w:val="CC7832"/>
           <w:kern w:val="0"/>
           <w:sz w:val="30"/>
           <w:szCs w:val="30"/>
         </w:rPr>
-        <w:t>()</w:t>
+        <w:t>;</w:t>
       </w:r>
     </w:p>
     <w:p>
@@ -29420,7 +29613,141 @@
           <w:tab w:val="left" w:pos="13740"/>
           <w:tab w:val="left" w:pos="14656"/>
         </w:tabs>
-        <w:ind w:left="0"/>
+        <w:ind w:left="0" w:firstLineChars="200" w:firstLine="600"/>
+        <w:jc w:val="left"/>
+        <w:rPr>
+          <w:rFonts w:ascii="宋体" w:eastAsia="宋体" w:hAnsi="宋体" w:cs="宋体" w:hint="eastAsia"/>
+          <w:color w:val="CC7832"/>
+          <w:kern w:val="0"/>
+          <w:sz w:val="30"/>
+          <w:szCs w:val="30"/>
+        </w:rPr>
+      </w:pPr>
+      <w:r>
+        <w:rPr>
+          <w:rFonts w:ascii="宋体" w:eastAsia="宋体" w:hAnsi="宋体" w:cs="宋体" w:hint="eastAsia"/>
+          <w:color w:val="CC7832"/>
+          <w:kern w:val="0"/>
+          <w:sz w:val="30"/>
+          <w:szCs w:val="30"/>
+        </w:rPr>
+        <w:t xml:space="preserve">private </w:t>
+      </w:r>
+      <w:r>
+        <w:rPr>
+          <w:rFonts w:ascii="宋体" w:eastAsia="宋体" w:hAnsi="宋体" w:cs="宋体" w:hint="eastAsia"/>
+          <w:color w:val="A9B7C6"/>
+          <w:kern w:val="0"/>
+          <w:sz w:val="30"/>
+          <w:szCs w:val="30"/>
+        </w:rPr>
+        <w:t xml:space="preserve">List&lt;Long&gt;         </w:t>
+      </w:r>
+      <w:r>
+        <w:rPr>
+          <w:rFonts w:ascii="宋体" w:eastAsia="宋体" w:hAnsi="宋体" w:cs="宋体" w:hint="eastAsia"/>
+          <w:color w:val="9876AA"/>
+          <w:kern w:val="0"/>
+          <w:sz w:val="30"/>
+          <w:szCs w:val="30"/>
+        </w:rPr>
+        <w:t>curVersionIds</w:t>
+      </w:r>
+      <w:r>
+        <w:rPr>
+          <w:rFonts w:ascii="宋体" w:eastAsia="宋体" w:hAnsi="宋体" w:cs="宋体" w:hint="eastAsia"/>
+          <w:color w:val="CC7832"/>
+          <w:kern w:val="0"/>
+          <w:sz w:val="30"/>
+          <w:szCs w:val="30"/>
+        </w:rPr>
+        <w:t>;</w:t>
+      </w:r>
+    </w:p>
+    <w:p>
+      <w:pPr>
+        <w:shd w:val="clear" w:color="auto" w:fill="2B2B2B"/>
+        <w:tabs>
+          <w:tab w:val="left" w:pos="916"/>
+          <w:tab w:val="left" w:pos="1832"/>
+          <w:tab w:val="left" w:pos="2748"/>
+          <w:tab w:val="left" w:pos="3664"/>
+          <w:tab w:val="left" w:pos="4580"/>
+          <w:tab w:val="left" w:pos="5496"/>
+          <w:tab w:val="left" w:pos="6412"/>
+          <w:tab w:val="left" w:pos="7328"/>
+          <w:tab w:val="left" w:pos="8244"/>
+          <w:tab w:val="left" w:pos="9160"/>
+          <w:tab w:val="left" w:pos="10076"/>
+          <w:tab w:val="left" w:pos="10992"/>
+          <w:tab w:val="left" w:pos="11908"/>
+          <w:tab w:val="left" w:pos="12824"/>
+          <w:tab w:val="left" w:pos="13740"/>
+          <w:tab w:val="left" w:pos="14656"/>
+        </w:tabs>
+        <w:ind w:left="0" w:firstLineChars="200" w:firstLine="600"/>
+        <w:jc w:val="left"/>
+        <w:rPr>
+          <w:rFonts w:ascii="宋体" w:eastAsia="宋体" w:hAnsi="宋体" w:cs="宋体" w:hint="eastAsia"/>
+          <w:color w:val="CC7832"/>
+          <w:kern w:val="0"/>
+          <w:sz w:val="30"/>
+          <w:szCs w:val="30"/>
+        </w:rPr>
+      </w:pPr>
+      <w:r>
+        <w:rPr>
+          <w:rFonts w:ascii="宋体" w:eastAsia="宋体" w:hAnsi="宋体" w:cs="宋体" w:hint="eastAsia"/>
+          <w:color w:val="CC7832"/>
+          <w:kern w:val="0"/>
+          <w:sz w:val="30"/>
+          <w:szCs w:val="30"/>
+        </w:rPr>
+        <w:t xml:space="preserve">private int            </w:t>
+      </w:r>
+      <w:r>
+        <w:rPr>
+          <w:rFonts w:ascii="宋体" w:eastAsia="宋体" w:hAnsi="宋体" w:cs="宋体" w:hint="eastAsia"/>
+          <w:color w:val="9876AA"/>
+          <w:kern w:val="0"/>
+          <w:sz w:val="30"/>
+          <w:szCs w:val="30"/>
+        </w:rPr>
+        <w:t>count</w:t>
+      </w:r>
+      <w:r>
+        <w:rPr>
+          <w:rFonts w:ascii="宋体" w:eastAsia="宋体" w:hAnsi="宋体" w:cs="宋体" w:hint="eastAsia"/>
+          <w:color w:val="CC7832"/>
+          <w:kern w:val="0"/>
+          <w:sz w:val="30"/>
+          <w:szCs w:val="30"/>
+        </w:rPr>
+        <w:t>;</w:t>
+      </w:r>
+    </w:p>
+    <w:p>
+      <w:pPr>
+        <w:shd w:val="clear" w:color="auto" w:fill="2B2B2B"/>
+        <w:tabs>
+          <w:tab w:val="left" w:pos="916"/>
+          <w:tab w:val="left" w:pos="1832"/>
+          <w:tab w:val="left" w:pos="2748"/>
+          <w:tab w:val="left" w:pos="3664"/>
+          <w:tab w:val="left" w:pos="4580"/>
+          <w:tab w:val="left" w:pos="5496"/>
+          <w:tab w:val="left" w:pos="6412"/>
+          <w:tab w:val="left" w:pos="7328"/>
+          <w:tab w:val="left" w:pos="8244"/>
+          <w:tab w:val="left" w:pos="9160"/>
+          <w:tab w:val="left" w:pos="10076"/>
+          <w:tab w:val="left" w:pos="10992"/>
+          <w:tab w:val="left" w:pos="11908"/>
+          <w:tab w:val="left" w:pos="12824"/>
+          <w:tab w:val="left" w:pos="13740"/>
+          <w:tab w:val="left" w:pos="14656"/>
+        </w:tabs>
+        <w:ind w:left="0" w:firstLineChars="200" w:firstLine="600"/>
         <w:jc w:val="left"/>
         <w:rPr>
           <w:rFonts w:ascii="宋体" w:eastAsia="宋体" w:hAnsi="宋体" w:cs="宋体"/>
@@ -29438,6 +29765,80 @@
           <w:sz w:val="30"/>
           <w:szCs w:val="30"/>
         </w:rPr>
+        <w:t xml:space="preserve">private int            </w:t>
+      </w:r>
+      <w:r>
+        <w:rPr>
+          <w:rFonts w:ascii="宋体" w:eastAsia="宋体" w:hAnsi="宋体" w:cs="宋体" w:hint="eastAsia"/>
+          <w:color w:val="9876AA"/>
+          <w:kern w:val="0"/>
+          <w:sz w:val="30"/>
+          <w:szCs w:val="30"/>
+        </w:rPr>
+        <w:t>index</w:t>
+      </w:r>
+      <w:r>
+        <w:rPr>
+          <w:rFonts w:ascii="宋体" w:eastAsia="宋体" w:hAnsi="宋体" w:cs="宋体" w:hint="eastAsia"/>
+          <w:color w:val="CC7832"/>
+          <w:kern w:val="0"/>
+          <w:sz w:val="30"/>
+          <w:szCs w:val="30"/>
+        </w:rPr>
+        <w:t>;</w:t>
+      </w:r>
+    </w:p>
+    <w:p>
+      <w:pPr>
+        <w:pStyle w:val="HTML"/>
+        <w:shd w:val="clear" w:color="auto" w:fill="2B2B2B"/>
+        <w:rPr>
+          <w:rFonts w:hint="eastAsia"/>
+          <w:color w:val="A9B7C6"/>
+          <w:sz w:val="30"/>
+          <w:szCs w:val="30"/>
+        </w:rPr>
+      </w:pPr>
+    </w:p>
+    <w:p>
+      <w:pPr>
+        <w:shd w:val="clear" w:color="auto" w:fill="2B2B2B"/>
+        <w:tabs>
+          <w:tab w:val="left" w:pos="916"/>
+          <w:tab w:val="left" w:pos="1832"/>
+          <w:tab w:val="left" w:pos="2748"/>
+          <w:tab w:val="left" w:pos="3664"/>
+          <w:tab w:val="left" w:pos="4580"/>
+          <w:tab w:val="left" w:pos="5496"/>
+          <w:tab w:val="left" w:pos="6412"/>
+          <w:tab w:val="left" w:pos="7328"/>
+          <w:tab w:val="left" w:pos="8244"/>
+          <w:tab w:val="left" w:pos="9160"/>
+          <w:tab w:val="left" w:pos="10076"/>
+          <w:tab w:val="left" w:pos="10992"/>
+          <w:tab w:val="left" w:pos="11908"/>
+          <w:tab w:val="left" w:pos="12824"/>
+          <w:tab w:val="left" w:pos="13740"/>
+          <w:tab w:val="left" w:pos="14656"/>
+        </w:tabs>
+        <w:ind w:left="0" w:firstLineChars="200" w:firstLine="600"/>
+        <w:jc w:val="left"/>
+        <w:rPr>
+          <w:rFonts w:ascii="宋体" w:eastAsia="宋体" w:hAnsi="宋体" w:cs="宋体"/>
+          <w:color w:val="A9B7C6"/>
+          <w:kern w:val="0"/>
+          <w:sz w:val="30"/>
+          <w:szCs w:val="30"/>
+        </w:rPr>
+      </w:pPr>
+      <w:r>
+        <w:rPr>
+          <w:rFonts w:ascii="宋体" w:eastAsia="宋体" w:hAnsi="宋体" w:cs="宋体" w:hint="eastAsia"/>
+          <w:color w:val="CC7832"/>
+          <w:kern w:val="0"/>
+          <w:sz w:val="30"/>
+          <w:szCs w:val="30"/>
+        </w:rPr>
         <w:t xml:space="preserve">public </w:t>
       </w:r>
       <w:r>
@@ -29448,7 +29849,7 @@
           <w:sz w:val="30"/>
           <w:szCs w:val="30"/>
         </w:rPr>
-        <w:t xml:space="preserve">FilterRecord </w:t>
+        <w:t xml:space="preserve">Boolean </w:t>
       </w:r>
       <w:r>
         <w:rPr>
@@ -29458,7 +29859,7 @@
           <w:sz w:val="30"/>
           <w:szCs w:val="30"/>
         </w:rPr>
-        <w:t>getLastKey</w:t>
+        <w:t>isFilterReady</w:t>
       </w:r>
       <w:r>
         <w:rPr>
@@ -29473,706 +29874,301 @@
     </w:p>
     <w:p>
       <w:pPr>
-        <w:ind w:left="0"/>
-        <w:rPr>
-          <w:noProof/>
-        </w:rPr>
-      </w:pPr>
-      <w:r>
-        <w:rPr>
-          <w:rFonts w:hint="eastAsia"/>
-          <w:noProof/>
-        </w:rPr>
-        <w:t>}</w:t>
+        <w:shd w:val="clear" w:color="auto" w:fill="2B2B2B"/>
+        <w:tabs>
+          <w:tab w:val="left" w:pos="916"/>
+          <w:tab w:val="left" w:pos="1832"/>
+          <w:tab w:val="left" w:pos="2748"/>
+          <w:tab w:val="left" w:pos="3664"/>
+          <w:tab w:val="left" w:pos="4580"/>
+          <w:tab w:val="left" w:pos="5496"/>
+          <w:tab w:val="left" w:pos="6412"/>
+          <w:tab w:val="left" w:pos="7328"/>
+          <w:tab w:val="left" w:pos="8244"/>
+          <w:tab w:val="left" w:pos="9160"/>
+          <w:tab w:val="left" w:pos="10076"/>
+          <w:tab w:val="left" w:pos="10992"/>
+          <w:tab w:val="left" w:pos="11908"/>
+          <w:tab w:val="left" w:pos="12824"/>
+          <w:tab w:val="left" w:pos="13740"/>
+          <w:tab w:val="left" w:pos="14656"/>
+        </w:tabs>
+        <w:ind w:left="0" w:firstLineChars="200" w:firstLine="600"/>
+        <w:jc w:val="left"/>
+        <w:rPr>
+          <w:rFonts w:ascii="宋体" w:eastAsia="宋体" w:hAnsi="宋体" w:cs="宋体"/>
+          <w:color w:val="A9B7C6"/>
+          <w:kern w:val="0"/>
+          <w:sz w:val="30"/>
+          <w:szCs w:val="30"/>
+        </w:rPr>
+      </w:pPr>
+      <w:r>
+        <w:rPr>
+          <w:rFonts w:ascii="宋体" w:eastAsia="宋体" w:hAnsi="宋体" w:cs="宋体" w:hint="eastAsia"/>
+          <w:color w:val="CC7832"/>
+          <w:kern w:val="0"/>
+          <w:sz w:val="30"/>
+          <w:szCs w:val="30"/>
+        </w:rPr>
+        <w:t xml:space="preserve">public </w:t>
+      </w:r>
+      <w:r>
+        <w:rPr>
+          <w:rFonts w:ascii="宋体" w:eastAsia="宋体" w:hAnsi="宋体" w:cs="宋体" w:hint="eastAsia"/>
+          <w:color w:val="A9B7C6"/>
+          <w:kern w:val="0"/>
+          <w:sz w:val="30"/>
+          <w:szCs w:val="30"/>
+        </w:rPr>
+        <w:t xml:space="preserve">FilterRecord </w:t>
+      </w:r>
+      <w:r>
+        <w:rPr>
+          <w:rFonts w:ascii="宋体" w:eastAsia="宋体" w:hAnsi="宋体" w:cs="宋体" w:hint="eastAsia"/>
+          <w:color w:val="FFC66D"/>
+          <w:kern w:val="0"/>
+          <w:sz w:val="30"/>
+          <w:szCs w:val="30"/>
+        </w:rPr>
+        <w:t>get</w:t>
+      </w:r>
+      <w:r>
+        <w:rPr>
+          <w:rFonts w:ascii="宋体" w:eastAsia="宋体" w:hAnsi="宋体" w:cs="宋体" w:hint="eastAsia"/>
+          <w:color w:val="FFC66D"/>
+          <w:kern w:val="0"/>
+          <w:sz w:val="30"/>
+          <w:szCs w:val="30"/>
+        </w:rPr>
+        <w:t>Next</w:t>
+      </w:r>
+      <w:r>
+        <w:rPr>
+          <w:rFonts w:ascii="宋体" w:eastAsia="宋体" w:hAnsi="宋体" w:cs="宋体" w:hint="eastAsia"/>
+          <w:color w:val="FFC66D"/>
+          <w:kern w:val="0"/>
+          <w:sz w:val="30"/>
+          <w:szCs w:val="30"/>
+        </w:rPr>
+        <w:t>Record</w:t>
+      </w:r>
+      <w:r>
+        <w:rPr>
+          <w:rFonts w:ascii="宋体" w:eastAsia="宋体" w:hAnsi="宋体" w:cs="宋体" w:hint="eastAsia"/>
+          <w:color w:val="A9B7C6"/>
+          <w:kern w:val="0"/>
+          <w:sz w:val="30"/>
+          <w:szCs w:val="30"/>
+        </w:rPr>
+        <w:t>()</w:t>
       </w:r>
     </w:p>
     <w:p>
       <w:pPr>
-        <w:ind w:left="0"/>
-        <w:rPr>
-          <w:noProof/>
-        </w:rPr>
-      </w:pPr>
+        <w:shd w:val="clear" w:color="auto" w:fill="2B2B2B"/>
+        <w:tabs>
+          <w:tab w:val="left" w:pos="916"/>
+          <w:tab w:val="left" w:pos="1832"/>
+          <w:tab w:val="left" w:pos="2748"/>
+          <w:tab w:val="left" w:pos="3664"/>
+          <w:tab w:val="left" w:pos="4580"/>
+          <w:tab w:val="left" w:pos="5496"/>
+          <w:tab w:val="left" w:pos="6412"/>
+          <w:tab w:val="left" w:pos="7328"/>
+          <w:tab w:val="left" w:pos="8244"/>
+          <w:tab w:val="left" w:pos="9160"/>
+          <w:tab w:val="left" w:pos="10076"/>
+          <w:tab w:val="left" w:pos="10992"/>
+          <w:tab w:val="left" w:pos="11908"/>
+          <w:tab w:val="left" w:pos="12824"/>
+          <w:tab w:val="left" w:pos="13740"/>
+          <w:tab w:val="left" w:pos="14656"/>
+        </w:tabs>
+        <w:ind w:left="0" w:firstLineChars="200" w:firstLine="600"/>
+        <w:jc w:val="left"/>
+        <w:rPr>
+          <w:rFonts w:ascii="宋体" w:eastAsia="宋体" w:hAnsi="宋体" w:cs="宋体"/>
+          <w:color w:val="A9B7C6"/>
+          <w:kern w:val="0"/>
+          <w:sz w:val="30"/>
+          <w:szCs w:val="30"/>
+        </w:rPr>
+      </w:pPr>
+      <w:r>
+        <w:rPr>
+          <w:rFonts w:ascii="宋体" w:eastAsia="宋体" w:hAnsi="宋体" w:cs="宋体" w:hint="eastAsia"/>
+          <w:color w:val="CC7832"/>
+          <w:kern w:val="0"/>
+          <w:sz w:val="30"/>
+          <w:szCs w:val="30"/>
+        </w:rPr>
+        <w:t xml:space="preserve">public </w:t>
+      </w:r>
+      <w:r>
+        <w:rPr>
+          <w:rFonts w:ascii="宋体" w:eastAsia="宋体" w:hAnsi="宋体" w:cs="宋体" w:hint="eastAsia"/>
+          <w:color w:val="A9B7C6"/>
+          <w:kern w:val="0"/>
+          <w:sz w:val="30"/>
+          <w:szCs w:val="30"/>
+        </w:rPr>
+        <w:t xml:space="preserve">Boolean </w:t>
+      </w:r>
+      <w:r>
+        <w:rPr>
+          <w:rFonts w:ascii="宋体" w:eastAsia="宋体" w:hAnsi="宋体" w:cs="宋体" w:hint="eastAsia"/>
+          <w:color w:val="FFC66D"/>
+          <w:kern w:val="0"/>
+          <w:sz w:val="30"/>
+          <w:szCs w:val="30"/>
+        </w:rPr>
+        <w:t>hasNext</w:t>
+      </w:r>
+      <w:r>
+        <w:rPr>
+          <w:rFonts w:ascii="宋体" w:eastAsia="宋体" w:hAnsi="宋体" w:cs="宋体" w:hint="eastAsia"/>
+          <w:color w:val="A9B7C6"/>
+          <w:kern w:val="0"/>
+          <w:sz w:val="30"/>
+          <w:szCs w:val="30"/>
+        </w:rPr>
+        <w:t>()</w:t>
+      </w:r>
     </w:p>
     <w:p>
       <w:pPr>
-        <w:ind w:left="0"/>
-        <w:rPr>
-          <w:noProof/>
-        </w:rPr>
-      </w:pPr>
-      <w:r>
-        <w:rPr>
-          <w:rFonts w:hint="eastAsia"/>
-          <w:noProof/>
-        </w:rPr>
-        <w:t>目录查询法的过滤器定义</w:t>
+        <w:shd w:val="clear" w:color="auto" w:fill="2B2B2B"/>
+        <w:tabs>
+          <w:tab w:val="left" w:pos="916"/>
+          <w:tab w:val="left" w:pos="1832"/>
+          <w:tab w:val="left" w:pos="2748"/>
+          <w:tab w:val="left" w:pos="3664"/>
+          <w:tab w:val="left" w:pos="4580"/>
+          <w:tab w:val="left" w:pos="5496"/>
+          <w:tab w:val="left" w:pos="6412"/>
+          <w:tab w:val="left" w:pos="7328"/>
+          <w:tab w:val="left" w:pos="8244"/>
+          <w:tab w:val="left" w:pos="9160"/>
+          <w:tab w:val="left" w:pos="10076"/>
+          <w:tab w:val="left" w:pos="10992"/>
+          <w:tab w:val="left" w:pos="11908"/>
+          <w:tab w:val="left" w:pos="12824"/>
+          <w:tab w:val="left" w:pos="13740"/>
+          <w:tab w:val="left" w:pos="14656"/>
+        </w:tabs>
+        <w:ind w:left="0" w:firstLineChars="200" w:firstLine="600"/>
+        <w:jc w:val="left"/>
+        <w:rPr>
+          <w:rFonts w:ascii="宋体" w:eastAsia="宋体" w:hAnsi="宋体" w:cs="宋体"/>
+          <w:color w:val="A9B7C6"/>
+          <w:kern w:val="0"/>
+          <w:sz w:val="30"/>
+          <w:szCs w:val="30"/>
+        </w:rPr>
+      </w:pPr>
+      <w:r>
+        <w:rPr>
+          <w:rFonts w:ascii="宋体" w:eastAsia="宋体" w:hAnsi="宋体" w:cs="宋体" w:hint="eastAsia"/>
+          <w:color w:val="CC7832"/>
+          <w:kern w:val="0"/>
+          <w:sz w:val="30"/>
+          <w:szCs w:val="30"/>
+        </w:rPr>
+        <w:lastRenderedPageBreak/>
+        <w:t xml:space="preserve">public </w:t>
+      </w:r>
+      <w:r>
+        <w:rPr>
+          <w:rFonts w:ascii="宋体" w:eastAsia="宋体" w:hAnsi="宋体" w:cs="宋体" w:hint="eastAsia"/>
+          <w:color w:val="A9B7C6"/>
+          <w:kern w:val="0"/>
+          <w:sz w:val="30"/>
+          <w:szCs w:val="30"/>
+        </w:rPr>
+        <w:t xml:space="preserve">List&lt;String&gt; </w:t>
+      </w:r>
+      <w:r>
+        <w:rPr>
+          <w:rFonts w:ascii="宋体" w:eastAsia="宋体" w:hAnsi="宋体" w:cs="宋体" w:hint="eastAsia"/>
+          <w:color w:val="FFC66D"/>
+          <w:kern w:val="0"/>
+          <w:sz w:val="30"/>
+          <w:szCs w:val="30"/>
+        </w:rPr>
+        <w:t>getCurKeys</w:t>
+      </w:r>
+      <w:r>
+        <w:rPr>
+          <w:rFonts w:ascii="宋体" w:eastAsia="宋体" w:hAnsi="宋体" w:cs="宋体" w:hint="eastAsia"/>
+          <w:color w:val="A9B7C6"/>
+          <w:kern w:val="0"/>
+          <w:sz w:val="30"/>
+          <w:szCs w:val="30"/>
+        </w:rPr>
+        <w:t>()</w:t>
       </w:r>
     </w:p>
     <w:p>
       <w:pPr>
-        <w:pStyle w:val="HTML"/>
         <w:shd w:val="clear" w:color="auto" w:fill="2B2B2B"/>
-        <w:rPr>
+        <w:tabs>
+          <w:tab w:val="left" w:pos="916"/>
+          <w:tab w:val="left" w:pos="1832"/>
+          <w:tab w:val="left" w:pos="2748"/>
+          <w:tab w:val="left" w:pos="3664"/>
+          <w:tab w:val="left" w:pos="4580"/>
+          <w:tab w:val="left" w:pos="5496"/>
+          <w:tab w:val="left" w:pos="6412"/>
+          <w:tab w:val="left" w:pos="7328"/>
+          <w:tab w:val="left" w:pos="8244"/>
+          <w:tab w:val="left" w:pos="9160"/>
+          <w:tab w:val="left" w:pos="10076"/>
+          <w:tab w:val="left" w:pos="10992"/>
+          <w:tab w:val="left" w:pos="11908"/>
+          <w:tab w:val="left" w:pos="12824"/>
+          <w:tab w:val="left" w:pos="13740"/>
+          <w:tab w:val="left" w:pos="14656"/>
+        </w:tabs>
+        <w:ind w:left="0" w:firstLineChars="200" w:firstLine="600"/>
+        <w:jc w:val="left"/>
+        <w:rPr>
+          <w:rFonts w:ascii="宋体" w:eastAsia="宋体" w:hAnsi="宋体" w:cs="宋体"/>
           <w:color w:val="A9B7C6"/>
+          <w:kern w:val="0"/>
           <w:sz w:val="30"/>
           <w:szCs w:val="30"/>
         </w:rPr>
       </w:pPr>
       <w:r>
         <w:rPr>
-          <w:rFonts w:hint="eastAsia"/>
-          <w:color w:val="A9B7C6"/>
+          <w:rFonts w:ascii="宋体" w:eastAsia="宋体" w:hAnsi="宋体" w:cs="宋体" w:hint="eastAsia"/>
+          <w:color w:val="CC7832"/>
+          <w:kern w:val="0"/>
           <w:sz w:val="30"/>
           <w:szCs w:val="30"/>
         </w:rPr>
-        <w:t>KeyFilterWithDirectiory {</w:t>
-      </w:r>
-      <w:r>
-        <w:rPr>
-          <w:rFonts w:hint="eastAsia"/>
-          <w:color w:val="A9B7C6"/>
+        <w:t xml:space="preserve">public void </w:t>
+      </w:r>
+      <w:r>
+        <w:rPr>
+          <w:rFonts w:ascii="宋体" w:eastAsia="宋体" w:hAnsi="宋体" w:cs="宋体" w:hint="eastAsia"/>
+          <w:color w:val="FFC66D"/>
+          <w:kern w:val="0"/>
           <w:sz w:val="30"/>
           <w:szCs w:val="30"/>
         </w:rPr>
-        <w:br/>
-        <w:t xml:space="preserve">    </w:t>
-      </w:r>
-      <w:r>
-        <w:rPr>
-          <w:rFonts w:hint="eastAsia"/>
-          <w:color w:val="CC7832"/>
+        <w:t>setHisCursor</w:t>
+      </w:r>
+      <w:r>
+        <w:rPr>
+          <w:rFonts w:ascii="宋体" w:eastAsia="宋体" w:hAnsi="宋体" w:cs="宋体" w:hint="eastAsia"/>
+          <w:color w:val="A9B7C6"/>
+          <w:kern w:val="0"/>
           <w:sz w:val="30"/>
           <w:szCs w:val="30"/>
         </w:rPr>
-        <w:t xml:space="preserve">private </w:t>
-      </w:r>
-      <w:r>
-        <w:rPr>
-          <w:rFonts w:hint="eastAsia"/>
-          <w:color w:val="A9B7C6"/>
-          <w:sz w:val="30"/>
-          <w:szCs w:val="30"/>
-        </w:rPr>
-        <w:t xml:space="preserve">QueryDbCursor </w:t>
-      </w:r>
-      <w:r>
-        <w:rPr>
-          <w:rFonts w:hint="eastAsia"/>
-          <w:color w:val="9876AA"/>
-          <w:sz w:val="30"/>
-          <w:szCs w:val="30"/>
-        </w:rPr>
-        <w:t>layerCursor</w:t>
-      </w:r>
-      <w:r>
-        <w:rPr>
-          <w:rFonts w:hint="eastAsia"/>
-          <w:color w:val="CC7832"/>
-          <w:sz w:val="30"/>
-          <w:szCs w:val="30"/>
-        </w:rPr>
-        <w:t>;</w:t>
-      </w:r>
-      <w:r>
-        <w:rPr>
-          <w:rFonts w:hint="eastAsia"/>
-          <w:color w:val="CC7832"/>
-          <w:sz w:val="30"/>
-          <w:szCs w:val="30"/>
-        </w:rPr>
-        <w:br/>
-        <w:t xml:space="preserve">    private </w:t>
-      </w:r>
-      <w:r>
-        <w:rPr>
-          <w:rFonts w:hint="eastAsia"/>
-          <w:color w:val="A9B7C6"/>
-          <w:sz w:val="30"/>
-          <w:szCs w:val="30"/>
-        </w:rPr>
-        <w:t xml:space="preserve">QueryDbCursor </w:t>
-      </w:r>
-      <w:r>
-        <w:rPr>
-          <w:rFonts w:hint="eastAsia"/>
-          <w:color w:val="9876AA"/>
-          <w:sz w:val="30"/>
-          <w:szCs w:val="30"/>
-        </w:rPr>
-        <w:t>curCuror</w:t>
-      </w:r>
-      <w:r>
-        <w:rPr>
-          <w:rFonts w:hint="eastAsia"/>
-          <w:color w:val="CC7832"/>
-          <w:sz w:val="30"/>
-          <w:szCs w:val="30"/>
-        </w:rPr>
-        <w:t>;</w:t>
-      </w:r>
-      <w:r>
-        <w:rPr>
-          <w:rFonts w:hint="eastAsia"/>
-          <w:color w:val="CC7832"/>
-          <w:sz w:val="30"/>
-          <w:szCs w:val="30"/>
-        </w:rPr>
-        <w:br/>
-        <w:t xml:space="preserve">    private </w:t>
-      </w:r>
-      <w:r>
-        <w:rPr>
-          <w:rFonts w:hint="eastAsia"/>
-          <w:color w:val="A9B7C6"/>
-          <w:sz w:val="30"/>
-          <w:szCs w:val="30"/>
-        </w:rPr>
-        <w:t xml:space="preserve">QueryDbCursor </w:t>
-      </w:r>
-      <w:r>
-        <w:rPr>
-          <w:rFonts w:hint="eastAsia"/>
-          <w:color w:val="9876AA"/>
-          <w:sz w:val="30"/>
-          <w:szCs w:val="30"/>
-        </w:rPr>
-        <w:t>hisCursor</w:t>
-      </w:r>
-      <w:r>
-        <w:rPr>
-          <w:rFonts w:hint="eastAsia"/>
-          <w:color w:val="CC7832"/>
-          <w:sz w:val="30"/>
-          <w:szCs w:val="30"/>
-        </w:rPr>
-        <w:t>;</w:t>
-      </w:r>
-      <w:r>
-        <w:rPr>
-          <w:rFonts w:hint="eastAsia"/>
-          <w:color w:val="CC7832"/>
-          <w:sz w:val="30"/>
-          <w:szCs w:val="30"/>
-        </w:rPr>
-        <w:br/>
-      </w:r>
-      <w:r>
-        <w:rPr>
-          <w:rFonts w:hint="eastAsia"/>
-          <w:color w:val="CC7832"/>
-          <w:sz w:val="30"/>
-          <w:szCs w:val="30"/>
-        </w:rPr>
-        <w:br/>
-        <w:t xml:space="preserve">    private </w:t>
-      </w:r>
-      <w:r>
-        <w:rPr>
-          <w:rFonts w:hint="eastAsia"/>
-          <w:color w:val="A9B7C6"/>
-          <w:sz w:val="30"/>
-          <w:szCs w:val="30"/>
-        </w:rPr>
-        <w:t xml:space="preserve">String </w:t>
-      </w:r>
-      <w:r>
-        <w:rPr>
-          <w:rFonts w:hint="eastAsia"/>
-          <w:color w:val="9876AA"/>
-          <w:sz w:val="30"/>
-          <w:szCs w:val="30"/>
-        </w:rPr>
-        <w:t>delimiter</w:t>
-      </w:r>
-      <w:r>
-        <w:rPr>
-          <w:rFonts w:hint="eastAsia"/>
-          <w:color w:val="CC7832"/>
-          <w:sz w:val="30"/>
-          <w:szCs w:val="30"/>
-        </w:rPr>
-        <w:t>;</w:t>
-      </w:r>
-      <w:r>
-        <w:rPr>
-          <w:rFonts w:hint="eastAsia"/>
-          <w:color w:val="CC7832"/>
-          <w:sz w:val="30"/>
-          <w:szCs w:val="30"/>
-        </w:rPr>
-        <w:br/>
-        <w:t xml:space="preserve">    private </w:t>
-      </w:r>
-      <w:r>
-        <w:rPr>
-          <w:rFonts w:hint="eastAsia"/>
-          <w:color w:val="A9B7C6"/>
-          <w:sz w:val="30"/>
-          <w:szCs w:val="30"/>
-        </w:rPr>
-        <w:t xml:space="preserve">String </w:t>
-      </w:r>
-      <w:r>
-        <w:rPr>
-          <w:rFonts w:hint="eastAsia"/>
-          <w:color w:val="9876AA"/>
-          <w:sz w:val="30"/>
-          <w:szCs w:val="30"/>
-        </w:rPr>
-        <w:t>keyMarker</w:t>
-      </w:r>
-      <w:r>
-        <w:rPr>
-          <w:rFonts w:hint="eastAsia"/>
-          <w:color w:val="CC7832"/>
-          <w:sz w:val="30"/>
-          <w:szCs w:val="30"/>
-        </w:rPr>
-        <w:t>;</w:t>
-      </w:r>
-      <w:r>
-        <w:rPr>
-          <w:rFonts w:hint="eastAsia"/>
-          <w:color w:val="CC7832"/>
-          <w:sz w:val="30"/>
-          <w:szCs w:val="30"/>
-        </w:rPr>
-        <w:br/>
-        <w:t xml:space="preserve">    private </w:t>
-      </w:r>
-      <w:r>
-        <w:rPr>
-          <w:rFonts w:hint="eastAsia"/>
-          <w:color w:val="A9B7C6"/>
-          <w:sz w:val="30"/>
-          <w:szCs w:val="30"/>
-        </w:rPr>
-        <w:t xml:space="preserve">String </w:t>
-      </w:r>
-      <w:r>
-        <w:rPr>
-          <w:rFonts w:hint="eastAsia"/>
-          <w:color w:val="9876AA"/>
-          <w:sz w:val="30"/>
-          <w:szCs w:val="30"/>
-        </w:rPr>
-        <w:t>versionIdMarker</w:t>
-      </w:r>
-      <w:r>
-        <w:rPr>
-          <w:rFonts w:hint="eastAsia"/>
-          <w:color w:val="CC7832"/>
-          <w:sz w:val="30"/>
-          <w:szCs w:val="30"/>
-        </w:rPr>
-        <w:t>;</w:t>
-      </w:r>
-      <w:r>
-        <w:rPr>
-          <w:rFonts w:hint="eastAsia"/>
-          <w:color w:val="CC7832"/>
-          <w:sz w:val="30"/>
-          <w:szCs w:val="30"/>
-        </w:rPr>
-        <w:br/>
-        <w:t xml:space="preserve">    private </w:t>
-      </w:r>
-      <w:r>
-        <w:rPr>
-          <w:rFonts w:hint="eastAsia"/>
-          <w:color w:val="A9B7C6"/>
-          <w:sz w:val="30"/>
-          <w:szCs w:val="30"/>
-        </w:rPr>
-        <w:t xml:space="preserve">String </w:t>
-      </w:r>
-      <w:r>
-        <w:rPr>
-          <w:rFonts w:hint="eastAsia"/>
-          <w:color w:val="9876AA"/>
-          <w:sz w:val="30"/>
-          <w:szCs w:val="30"/>
-        </w:rPr>
-        <w:t>lastKey</w:t>
-      </w:r>
-      <w:r>
-        <w:rPr>
-          <w:rFonts w:hint="eastAsia"/>
-          <w:color w:val="CC7832"/>
-          <w:sz w:val="30"/>
-          <w:szCs w:val="30"/>
-        </w:rPr>
-        <w:t>;</w:t>
-      </w:r>
-      <w:r>
-        <w:rPr>
-          <w:rFonts w:hint="eastAsia"/>
-          <w:color w:val="CC7832"/>
-          <w:sz w:val="30"/>
-          <w:szCs w:val="30"/>
-        </w:rPr>
-        <w:br/>
-      </w:r>
-      <w:r>
-        <w:rPr>
-          <w:rFonts w:hint="eastAsia"/>
-          <w:color w:val="CC7832"/>
-          <w:sz w:val="30"/>
-          <w:szCs w:val="30"/>
-        </w:rPr>
-        <w:lastRenderedPageBreak/>
-        <w:t xml:space="preserve">    private </w:t>
-      </w:r>
-      <w:r>
-        <w:rPr>
-          <w:rFonts w:hint="eastAsia"/>
-          <w:color w:val="A9B7C6"/>
-          <w:sz w:val="30"/>
-          <w:szCs w:val="30"/>
-        </w:rPr>
-        <w:t xml:space="preserve">String </w:t>
-      </w:r>
-      <w:r>
-        <w:rPr>
-          <w:rFonts w:hint="eastAsia"/>
-          <w:color w:val="9876AA"/>
-          <w:sz w:val="30"/>
-          <w:szCs w:val="30"/>
-        </w:rPr>
-        <w:t>lastVersionId</w:t>
-      </w:r>
-      <w:r>
-        <w:rPr>
-          <w:rFonts w:hint="eastAsia"/>
-          <w:color w:val="CC7832"/>
-          <w:sz w:val="30"/>
-          <w:szCs w:val="30"/>
-        </w:rPr>
-        <w:t>;</w:t>
-      </w:r>
-      <w:r>
-        <w:rPr>
-          <w:rFonts w:hint="eastAsia"/>
-          <w:color w:val="CC7832"/>
-          <w:sz w:val="30"/>
-          <w:szCs w:val="30"/>
-        </w:rPr>
-        <w:br/>
-        <w:t xml:space="preserve">    private </w:t>
-      </w:r>
-      <w:r>
-        <w:rPr>
-          <w:rFonts w:hint="eastAsia"/>
-          <w:color w:val="A9B7C6"/>
-          <w:sz w:val="30"/>
-          <w:szCs w:val="30"/>
-        </w:rPr>
-        <w:t xml:space="preserve">String </w:t>
-      </w:r>
-      <w:r>
-        <w:rPr>
-          <w:rFonts w:hint="eastAsia"/>
-          <w:color w:val="9876AA"/>
-          <w:sz w:val="30"/>
-          <w:szCs w:val="30"/>
-        </w:rPr>
-        <w:t>lastCommonPrefix</w:t>
-      </w:r>
-      <w:r>
-        <w:rPr>
-          <w:rFonts w:hint="eastAsia"/>
-          <w:color w:val="CC7832"/>
-          <w:sz w:val="30"/>
-          <w:szCs w:val="30"/>
-        </w:rPr>
-        <w:t>;</w:t>
-      </w:r>
-      <w:r>
-        <w:rPr>
-          <w:rFonts w:hint="eastAsia"/>
-          <w:color w:val="CC7832"/>
-          <w:sz w:val="30"/>
-          <w:szCs w:val="30"/>
-        </w:rPr>
-        <w:br/>
-        <w:t xml:space="preserve">    </w:t>
-      </w:r>
-      <w:r>
-        <w:rPr>
-          <w:rFonts w:hint="eastAsia"/>
-          <w:color w:val="CC7832"/>
-          <w:sz w:val="30"/>
-          <w:szCs w:val="30"/>
-        </w:rPr>
-        <w:t xml:space="preserve">private </w:t>
-      </w:r>
-      <w:r>
-        <w:rPr>
-          <w:rFonts w:hint="eastAsia"/>
-          <w:color w:val="A9B7C6"/>
-          <w:sz w:val="30"/>
-          <w:szCs w:val="30"/>
-        </w:rPr>
-        <w:t xml:space="preserve">BSONObject[] </w:t>
-      </w:r>
-      <w:r>
-        <w:rPr>
-          <w:rFonts w:hint="eastAsia"/>
-          <w:color w:val="9876AA"/>
-          <w:sz w:val="30"/>
-          <w:szCs w:val="30"/>
-        </w:rPr>
-        <w:t>curRecords</w:t>
-      </w:r>
-      <w:r>
-        <w:rPr>
-          <w:rFonts w:hint="eastAsia"/>
-          <w:color w:val="CC7832"/>
-          <w:sz w:val="30"/>
-          <w:szCs w:val="30"/>
-        </w:rPr>
-        <w:t>;</w:t>
-      </w:r>
-      <w:r>
-        <w:rPr>
-          <w:rFonts w:hint="eastAsia"/>
-          <w:color w:val="CC7832"/>
-          <w:sz w:val="30"/>
-          <w:szCs w:val="30"/>
-        </w:rPr>
-        <w:br/>
-        <w:t xml:space="preserve">    private int </w:t>
-      </w:r>
-      <w:r>
-        <w:rPr>
-          <w:rFonts w:hint="eastAsia"/>
-          <w:color w:val="9876AA"/>
-          <w:sz w:val="30"/>
-          <w:szCs w:val="30"/>
-        </w:rPr>
-        <w:t>indexOfCurHeys</w:t>
-      </w:r>
-      <w:r>
-        <w:rPr>
-          <w:rFonts w:hint="eastAsia"/>
-          <w:color w:val="CC7832"/>
-          <w:sz w:val="30"/>
-          <w:szCs w:val="30"/>
-        </w:rPr>
-        <w:t>;</w:t>
-      </w:r>
-      <w:r>
-        <w:rPr>
-          <w:rFonts w:hint="eastAsia"/>
-          <w:color w:val="CC7832"/>
-          <w:sz w:val="30"/>
-          <w:szCs w:val="30"/>
-        </w:rPr>
-        <w:br/>
-        <w:t xml:space="preserve">    private int </w:t>
-      </w:r>
-      <w:r>
-        <w:rPr>
-          <w:rFonts w:hint="eastAsia"/>
-          <w:color w:val="9876AA"/>
-          <w:sz w:val="30"/>
-          <w:szCs w:val="30"/>
-        </w:rPr>
-        <w:t>countOfCurKeys</w:t>
-      </w:r>
-      <w:r>
-        <w:rPr>
-          <w:rFonts w:hint="eastAsia"/>
-          <w:color w:val="CC7832"/>
-          <w:sz w:val="30"/>
-          <w:szCs w:val="30"/>
-        </w:rPr>
-        <w:t>;</w:t>
-      </w:r>
-      <w:r>
-        <w:rPr>
-          <w:rFonts w:hint="eastAsia"/>
-          <w:color w:val="CC7832"/>
-          <w:sz w:val="30"/>
-          <w:szCs w:val="30"/>
-        </w:rPr>
-        <w:br/>
-      </w:r>
-      <w:r>
-        <w:rPr>
-          <w:rFonts w:hint="eastAsia"/>
-          <w:color w:val="CC7832"/>
-          <w:sz w:val="30"/>
-          <w:szCs w:val="30"/>
-        </w:rPr>
-        <w:br/>
-        <w:t xml:space="preserve">    public </w:t>
-      </w:r>
-      <w:r>
-        <w:rPr>
-          <w:rFonts w:hint="eastAsia"/>
-          <w:color w:val="A9B7C6"/>
-          <w:sz w:val="30"/>
-          <w:szCs w:val="30"/>
-        </w:rPr>
-        <w:t xml:space="preserve">FilterRecord </w:t>
-      </w:r>
-      <w:r>
-        <w:rPr>
-          <w:rFonts w:hint="eastAsia"/>
-          <w:color w:val="FFC66D"/>
-          <w:sz w:val="30"/>
-          <w:szCs w:val="30"/>
-        </w:rPr>
-        <w:t>getFirstRecord</w:t>
-      </w:r>
-      <w:r>
-        <w:rPr>
-          <w:rFonts w:hint="eastAsia"/>
-          <w:color w:val="A9B7C6"/>
-          <w:sz w:val="30"/>
-          <w:szCs w:val="30"/>
-        </w:rPr>
-        <w:t>(){}</w:t>
-      </w:r>
-      <w:r>
-        <w:rPr>
-          <w:rFonts w:hint="eastAsia"/>
-          <w:color w:val="A9B7C6"/>
-          <w:sz w:val="30"/>
-          <w:szCs w:val="30"/>
-        </w:rPr>
-        <w:br/>
-        <w:t xml:space="preserve">    </w:t>
-      </w:r>
-      <w:r>
-        <w:rPr>
-          <w:rFonts w:hint="eastAsia"/>
-          <w:color w:val="CC7832"/>
-          <w:sz w:val="30"/>
-          <w:szCs w:val="30"/>
-        </w:rPr>
-        <w:t xml:space="preserve">public </w:t>
-      </w:r>
-      <w:r>
-        <w:rPr>
-          <w:rFonts w:hint="eastAsia"/>
-          <w:color w:val="A9B7C6"/>
-          <w:sz w:val="30"/>
-          <w:szCs w:val="30"/>
-        </w:rPr>
-        <w:t xml:space="preserve">FilterRecord </w:t>
-      </w:r>
-      <w:r>
-        <w:rPr>
-          <w:rFonts w:hint="eastAsia"/>
-          <w:color w:val="FFC66D"/>
-          <w:sz w:val="30"/>
-          <w:szCs w:val="30"/>
-        </w:rPr>
-        <w:t>getNextRecord</w:t>
-      </w:r>
-      <w:r>
-        <w:rPr>
-          <w:rFonts w:hint="eastAsia"/>
-          <w:color w:val="A9B7C6"/>
-          <w:sz w:val="30"/>
-          <w:szCs w:val="30"/>
-        </w:rPr>
-        <w:t>(){}</w:t>
-      </w:r>
-      <w:r>
-        <w:rPr>
-          <w:rFonts w:hint="eastAsia"/>
-          <w:color w:val="A9B7C6"/>
-          <w:sz w:val="30"/>
-          <w:szCs w:val="30"/>
-        </w:rPr>
-        <w:br/>
-        <w:t xml:space="preserve">    </w:t>
-      </w:r>
-      <w:r>
-        <w:rPr>
-          <w:rFonts w:hint="eastAsia"/>
-          <w:color w:val="CC7832"/>
-          <w:sz w:val="30"/>
-          <w:szCs w:val="30"/>
-        </w:rPr>
-        <w:t xml:space="preserve">public </w:t>
-      </w:r>
-      <w:r>
-        <w:rPr>
-          <w:rFonts w:hint="eastAsia"/>
-          <w:color w:val="A9B7C6"/>
-          <w:sz w:val="30"/>
-          <w:szCs w:val="30"/>
-        </w:rPr>
-        <w:t xml:space="preserve">FilterRecord </w:t>
-      </w:r>
-      <w:r>
-        <w:rPr>
-          <w:rFonts w:hint="eastAsia"/>
-          <w:color w:val="FFC66D"/>
-          <w:sz w:val="30"/>
-          <w:szCs w:val="30"/>
-        </w:rPr>
-        <w:t>getLastKey</w:t>
-      </w:r>
-      <w:r>
-        <w:rPr>
-          <w:rFonts w:hint="eastAsia"/>
-          <w:color w:val="A9B7C6"/>
-          <w:sz w:val="30"/>
-          <w:szCs w:val="30"/>
-        </w:rPr>
-        <w:t>(){}</w:t>
-      </w:r>
-      <w:r>
-        <w:rPr>
-          <w:rFonts w:hint="eastAsia"/>
-          <w:color w:val="A9B7C6"/>
-          <w:sz w:val="30"/>
-          <w:szCs w:val="30"/>
-        </w:rPr>
-        <w:br/>
-        <w:t xml:space="preserve">    </w:t>
-      </w:r>
-      <w:r>
-        <w:rPr>
-          <w:rFonts w:hint="eastAsia"/>
-          <w:color w:val="CC7832"/>
-          <w:sz w:val="30"/>
-          <w:szCs w:val="30"/>
-        </w:rPr>
-        <w:t xml:space="preserve">public </w:t>
-      </w:r>
-      <w:r>
-        <w:rPr>
-          <w:rFonts w:hint="eastAsia"/>
-          <w:color w:val="A9B7C6"/>
-          <w:sz w:val="30"/>
-          <w:szCs w:val="30"/>
-        </w:rPr>
-        <w:t xml:space="preserve">Boolean </w:t>
-      </w:r>
-      <w:r>
-        <w:rPr>
-          <w:rFonts w:hint="eastAsia"/>
-          <w:color w:val="FFC66D"/>
-          <w:sz w:val="30"/>
-          <w:szCs w:val="30"/>
-        </w:rPr>
-        <w:t>hasNext</w:t>
-      </w:r>
-      <w:r>
-        <w:rPr>
-          <w:rFonts w:hint="eastAsia"/>
-          <w:color w:val="A9B7C6"/>
-          <w:sz w:val="30"/>
-          <w:szCs w:val="30"/>
-        </w:rPr>
-        <w:t>(){}</w:t>
+        <w:t>(QueryDbCursor hisCursor)</w:t>
       </w:r>
     </w:p>
     <w:p>
@@ -30182,11 +30178,19 @@
           <w:noProof/>
         </w:rPr>
       </w:pPr>
+      <w:r>
+        <w:rPr>
+          <w:rFonts w:hint="eastAsia"/>
+          <w:noProof/>
+        </w:rPr>
+        <w:t>}</w:t>
+      </w:r>
     </w:p>
     <w:p>
       <w:pPr>
         <w:ind w:left="0"/>
         <w:rPr>
+          <w:rFonts w:hint="eastAsia"/>
           <w:noProof/>
         </w:rPr>
       </w:pPr>
@@ -30203,28 +30207,14 @@
           <w:rFonts w:hint="eastAsia"/>
           <w:noProof/>
         </w:rPr>
-        <w:t>过滤器中</w:t>
+        <w:t>过滤器</w:t>
       </w:r>
       <w:r>
         <w:rPr>
           <w:rFonts w:hint="eastAsia"/>
           <w:noProof/>
         </w:rPr>
-        <w:t>带</w:t>
-      </w:r>
-      <w:r>
-        <w:rPr>
-          <w:rFonts w:hint="eastAsia"/>
-          <w:noProof/>
-        </w:rPr>
-        <w:t>delimiter</w:t>
-      </w:r>
-      <w:r>
-        <w:rPr>
-          <w:rFonts w:hint="eastAsia"/>
-          <w:noProof/>
-        </w:rPr>
-        <w:t>使用目录法查询的第一条数据流程：</w:t>
+        <w:t>使用目录法查询数据流程：</w:t>
       </w:r>
     </w:p>
     <w:p>
@@ -30238,12 +30228,11 @@
         <w:rPr>
           <w:noProof/>
         </w:rPr>
-        <w:lastRenderedPageBreak/>
         <w:drawing>
-          <wp:inline distT="0" distB="0" distL="0" distR="0" wp14:anchorId="7EDAE77D" wp14:editId="62D599C7">
-            <wp:extent cx="5274310" cy="7329740"/>
-            <wp:effectExtent l="0" t="0" r="2540" b="5080"/>
-            <wp:docPr id="14" name="图片 14"/>
+          <wp:inline distT="0" distB="0" distL="0" distR="0" wp14:anchorId="5B2EE856" wp14:editId="7BE6A351">
+            <wp:extent cx="5274310" cy="7012733"/>
+            <wp:effectExtent l="0" t="0" r="2540" b="0"/>
+            <wp:docPr id="17" name="图片 17"/>
             <wp:cNvGraphicFramePr>
               <a:graphicFrameLocks xmlns:a="http://schemas.openxmlformats.org/drawingml/2006/main" noChangeAspect="1"/>
             </wp:cNvGraphicFramePr>
@@ -30251,7 +30240,127 @@
               <a:graphicData uri="http://schemas.openxmlformats.org/drawingml/2006/picture">
                 <pic:pic xmlns:pic="http://schemas.openxmlformats.org/drawingml/2006/picture">
                   <pic:nvPicPr>
-                    <pic:cNvPr id="0" name="Picture 5"/>
+                    <pic:cNvPr id="0" name="Picture 9"/>
+                    <pic:cNvPicPr>
+                      <a:picLocks noChangeAspect="1" noChangeArrowheads="1"/>
+                    </pic:cNvPicPr>
+                  </pic:nvPicPr>
+                  <pic:blipFill>
+                    <a:blip r:embed="rId13">
+                      <a:extLst>
+                        <a:ext uri="{28A0092B-C50C-407E-A947-70E740481C1C}">
+                          <a14:useLocalDpi xmlns:a14="http://schemas.microsoft.com/office/drawing/2010/main" val="0"/>
+                        </a:ext>
+                      </a:extLst>
+                    </a:blip>
+                    <a:srcRect/>
+                    <a:stretch>
+                      <a:fillRect/>
+                    </a:stretch>
+                  </pic:blipFill>
+                  <pic:spPr bwMode="auto">
+                    <a:xfrm>
+                      <a:off x="0" y="0"/>
+                      <a:ext cx="5274310" cy="7012733"/>
+                    </a:xfrm>
+                    <a:prstGeom prst="rect">
+                      <a:avLst/>
+                    </a:prstGeom>
+                    <a:noFill/>
+                    <a:ln>
+                      <a:noFill/>
+                    </a:ln>
+                  </pic:spPr>
+                </pic:pic>
+              </a:graphicData>
+            </a:graphic>
+          </wp:inline>
+        </w:drawing>
+      </w:r>
+    </w:p>
+    <w:p>
+      <w:pPr>
+        <w:ind w:left="0"/>
+        <w:rPr>
+          <w:noProof/>
+        </w:rPr>
+      </w:pPr>
+    </w:p>
+    <w:p>
+      <w:pPr>
+        <w:ind w:left="0"/>
+        <w:rPr>
+          <w:noProof/>
+        </w:rPr>
+      </w:pPr>
+      <w:r>
+        <w:rPr>
+          <w:rFonts w:hint="eastAsia"/>
+          <w:noProof/>
+        </w:rPr>
+        <w:lastRenderedPageBreak/>
+        <w:t>过滤器中</w:t>
+      </w:r>
+      <w:r>
+        <w:rPr>
+          <w:rFonts w:hint="eastAsia"/>
+          <w:noProof/>
+        </w:rPr>
+        <w:t>带</w:t>
+      </w:r>
+      <w:r>
+        <w:rPr>
+          <w:rFonts w:hint="eastAsia"/>
+          <w:noProof/>
+        </w:rPr>
+        <w:t>delimiter</w:t>
+      </w:r>
+      <w:r>
+        <w:rPr>
+          <w:rFonts w:hint="eastAsia"/>
+          <w:noProof/>
+        </w:rPr>
+        <w:t>使用</w:t>
+      </w:r>
+      <w:r>
+        <w:rPr>
+          <w:rFonts w:hint="eastAsia"/>
+          <w:noProof/>
+        </w:rPr>
+        <w:t>表扫描法查询</w:t>
+      </w:r>
+      <w:r>
+        <w:rPr>
+          <w:rFonts w:hint="eastAsia"/>
+          <w:noProof/>
+        </w:rPr>
+        <w:t>数据流程：</w:t>
+      </w:r>
+    </w:p>
+    <w:p>
+      <w:pPr>
+        <w:ind w:left="0"/>
+        <w:rPr>
+          <w:noProof/>
+        </w:rPr>
+      </w:pPr>
+      <w:r>
+        <w:rPr>
+          <w:noProof/>
+        </w:rPr>
+        <w:drawing>
+          <wp:inline distT="0" distB="0" distL="0" distR="0" wp14:anchorId="2C16FCCB" wp14:editId="541FA4FF">
+            <wp:extent cx="5274310" cy="6302534"/>
+            <wp:effectExtent l="0" t="0" r="2540" b="3175"/>
+            <wp:docPr id="22" name="图片 22"/>
+            <wp:cNvGraphicFramePr>
+              <a:graphicFrameLocks xmlns:a="http://schemas.openxmlformats.org/drawingml/2006/main" noChangeAspect="1"/>
+            </wp:cNvGraphicFramePr>
+            <a:graphic xmlns:a="http://schemas.openxmlformats.org/drawingml/2006/main">
+              <a:graphicData uri="http://schemas.openxmlformats.org/drawingml/2006/picture">
+                <pic:pic xmlns:pic="http://schemas.openxmlformats.org/drawingml/2006/picture">
+                  <pic:nvPicPr>
+                    <pic:cNvPr id="0" name="Picture 10"/>
                     <pic:cNvPicPr>
                       <a:picLocks noChangeAspect="1" noChangeArrowheads="1"/>
                     </pic:cNvPicPr>
@@ -30272,7 +30381,7 @@
                   <pic:spPr bwMode="auto">
                     <a:xfrm>
                       <a:off x="0" y="0"/>
-                      <a:ext cx="5274310" cy="7329740"/>
+                      <a:ext cx="5274310" cy="6302534"/>
                     </a:xfrm>
                     <a:prstGeom prst="rect">
                       <a:avLst/>
@@ -30293,6 +30402,7 @@
       <w:pPr>
         <w:ind w:left="0"/>
         <w:rPr>
+          <w:rFonts w:hint="eastAsia"/>
           <w:noProof/>
         </w:rPr>
       </w:pPr>
@@ -30316,6 +30426,13 @@
           <w:rFonts w:hint="eastAsia"/>
           <w:noProof/>
         </w:rPr>
+        <w:t>不</w:t>
+      </w:r>
+      <w:r>
+        <w:rPr>
+          <w:rFonts w:hint="eastAsia"/>
+          <w:noProof/>
+        </w:rPr>
         <w:t>带</w:t>
       </w:r>
       <w:r>
@@ -30330,7 +30447,14 @@
           <w:rFonts w:hint="eastAsia"/>
           <w:noProof/>
         </w:rPr>
-        <w:t>使用目录法查询的第一条之后数据流程：</w:t>
+        <w:t>使用表扫描法查询数据流程</w:t>
+      </w:r>
+      <w:r>
+        <w:rPr>
+          <w:rFonts w:hint="eastAsia"/>
+          <w:noProof/>
+        </w:rPr>
+        <w:t>：</w:t>
       </w:r>
     </w:p>
     <w:p>
@@ -30346,10 +30470,10 @@
         </w:rPr>
         <w:lastRenderedPageBreak/>
         <w:drawing>
-          <wp:inline distT="0" distB="0" distL="0" distR="0" wp14:anchorId="39E00967" wp14:editId="1F60CFD9">
-            <wp:extent cx="5274310" cy="7982374"/>
-            <wp:effectExtent l="0" t="0" r="2540" b="0"/>
-            <wp:docPr id="18" name="图片 18"/>
+          <wp:inline distT="0" distB="0" distL="0" distR="0" wp14:anchorId="2C29B999" wp14:editId="429271C2">
+            <wp:extent cx="5274310" cy="6812088"/>
+            <wp:effectExtent l="0" t="0" r="2540" b="8255"/>
+            <wp:docPr id="23" name="图片 23"/>
             <wp:cNvGraphicFramePr>
               <a:graphicFrameLocks xmlns:a="http://schemas.openxmlformats.org/drawingml/2006/main" noChangeAspect="1"/>
             </wp:cNvGraphicFramePr>
@@ -30357,7 +30481,7 @@
               <a:graphicData uri="http://schemas.openxmlformats.org/drawingml/2006/picture">
                 <pic:pic xmlns:pic="http://schemas.openxmlformats.org/drawingml/2006/picture">
                   <pic:nvPicPr>
-                    <pic:cNvPr id="0" name="Picture 6"/>
+                    <pic:cNvPr id="0" name="Picture 11"/>
                     <pic:cNvPicPr>
                       <a:picLocks noChangeAspect="1" noChangeArrowheads="1"/>
                     </pic:cNvPicPr>
@@ -30378,7 +30502,7 @@
                   <pic:spPr bwMode="auto">
                     <a:xfrm>
                       <a:off x="0" y="0"/>
-                      <a:ext cx="5274310" cy="7982374"/>
+                      <a:ext cx="5274310" cy="6812088"/>
                     </a:xfrm>
                     <a:prstGeom prst="rect">
                       <a:avLst/>
@@ -30394,255 +30518,17 @@
           </wp:inline>
         </w:drawing>
       </w:r>
+      <w:bookmarkStart w:id="5" w:name="_GoBack"/>
+      <w:bookmarkEnd w:id="5"/>
     </w:p>
     <w:p>
       <w:pPr>
         <w:ind w:left="0"/>
         <w:rPr>
+          <w:rFonts w:hint="eastAsia"/>
           <w:noProof/>
         </w:rPr>
       </w:pPr>
-    </w:p>
-    <w:p>
-      <w:pPr>
-        <w:ind w:left="0"/>
-        <w:rPr>
-          <w:noProof/>
-        </w:rPr>
-      </w:pPr>
-      <w:r>
-        <w:rPr>
-          <w:rFonts w:hint="eastAsia"/>
-          <w:noProof/>
-        </w:rPr>
-        <w:t>不</w:t>
-      </w:r>
-      <w:r>
-        <w:rPr>
-          <w:rFonts w:hint="eastAsia"/>
-          <w:noProof/>
-        </w:rPr>
-        <w:t>带</w:t>
-      </w:r>
-      <w:r>
-        <w:rPr>
-          <w:rFonts w:hint="eastAsia"/>
-          <w:noProof/>
-        </w:rPr>
-        <w:t>delimiter</w:t>
-      </w:r>
-      <w:r>
-        <w:rPr>
-          <w:rFonts w:hint="eastAsia"/>
-          <w:noProof/>
-        </w:rPr>
-        <w:t>或者</w:t>
-      </w:r>
-      <w:r>
-        <w:rPr>
-          <w:rFonts w:hint="eastAsia"/>
-          <w:noProof/>
-        </w:rPr>
-        <w:t>delimiter</w:t>
-      </w:r>
-      <w:r>
-        <w:rPr>
-          <w:rFonts w:hint="eastAsia"/>
-          <w:noProof/>
-        </w:rPr>
-        <w:t>与当前可用分隔符配置不一致的情况下</w:t>
-      </w:r>
-      <w:r>
-        <w:rPr>
-          <w:rFonts w:hint="eastAsia"/>
-          <w:noProof/>
-        </w:rPr>
-        <w:t>获取第一条数据：</w:t>
-      </w:r>
-    </w:p>
-    <w:p>
-      <w:pPr>
-        <w:ind w:left="0"/>
-        <w:rPr>
-          <w:noProof/>
-        </w:rPr>
-      </w:pPr>
-      <w:r>
-        <w:rPr>
-          <w:rFonts w:hint="eastAsia"/>
-          <w:noProof/>
-        </w:rPr>
-        <w:lastRenderedPageBreak/>
-        <w:drawing>
-          <wp:inline distT="0" distB="0" distL="0" distR="0" wp14:anchorId="2DCFCAD0" wp14:editId="7C0DBD9A">
-            <wp:extent cx="5274310" cy="6371134"/>
-            <wp:effectExtent l="0" t="0" r="2540" b="0"/>
-            <wp:docPr id="20" name="图片 20"/>
-            <wp:cNvGraphicFramePr>
-              <a:graphicFrameLocks xmlns:a="http://schemas.openxmlformats.org/drawingml/2006/main" noChangeAspect="1"/>
-            </wp:cNvGraphicFramePr>
-            <a:graphic xmlns:a="http://schemas.openxmlformats.org/drawingml/2006/main">
-              <a:graphicData uri="http://schemas.openxmlformats.org/drawingml/2006/picture">
-                <pic:pic xmlns:pic="http://schemas.openxmlformats.org/drawingml/2006/picture">
-                  <pic:nvPicPr>
-                    <pic:cNvPr id="0" name="Picture 12"/>
-                    <pic:cNvPicPr>
-                      <a:picLocks noChangeAspect="1" noChangeArrowheads="1"/>
-                    </pic:cNvPicPr>
-                  </pic:nvPicPr>
-                  <pic:blipFill>
-                    <a:blip r:embed="rId16">
-                      <a:extLst>
-                        <a:ext uri="{28A0092B-C50C-407E-A947-70E740481C1C}">
-                          <a14:useLocalDpi xmlns:a14="http://schemas.microsoft.com/office/drawing/2010/main" val="0"/>
-                        </a:ext>
-                      </a:extLst>
-                    </a:blip>
-                    <a:srcRect/>
-                    <a:stretch>
-                      <a:fillRect/>
-                    </a:stretch>
-                  </pic:blipFill>
-                  <pic:spPr bwMode="auto">
-                    <a:xfrm>
-                      <a:off x="0" y="0"/>
-                      <a:ext cx="5274310" cy="6371134"/>
-                    </a:xfrm>
-                    <a:prstGeom prst="rect">
-                      <a:avLst/>
-                    </a:prstGeom>
-                    <a:noFill/>
-                    <a:ln>
-                      <a:noFill/>
-                    </a:ln>
-                  </pic:spPr>
-                </pic:pic>
-              </a:graphicData>
-            </a:graphic>
-          </wp:inline>
-        </w:drawing>
-      </w:r>
-    </w:p>
-    <w:p>
-      <w:pPr>
-        <w:ind w:left="0"/>
-        <w:rPr>
-          <w:noProof/>
-        </w:rPr>
-      </w:pPr>
-      <w:r>
-        <w:rPr>
-          <w:rFonts w:hint="eastAsia"/>
-          <w:noProof/>
-        </w:rPr>
-        <w:t>不带</w:t>
-      </w:r>
-      <w:r>
-        <w:rPr>
-          <w:rFonts w:hint="eastAsia"/>
-          <w:noProof/>
-        </w:rPr>
-        <w:t>delimiter</w:t>
-      </w:r>
-      <w:r>
-        <w:rPr>
-          <w:rFonts w:hint="eastAsia"/>
-          <w:noProof/>
-        </w:rPr>
-        <w:t>或者</w:t>
-      </w:r>
-      <w:r>
-        <w:rPr>
-          <w:rFonts w:hint="eastAsia"/>
-          <w:noProof/>
-        </w:rPr>
-        <w:t>delimiter</w:t>
-      </w:r>
-      <w:r>
-        <w:rPr>
-          <w:rFonts w:hint="eastAsia"/>
-          <w:noProof/>
-        </w:rPr>
-        <w:t>与当前可用分隔符配置不一致的情况下</w:t>
-      </w:r>
-      <w:r>
-        <w:rPr>
-          <w:rFonts w:hint="eastAsia"/>
-          <w:noProof/>
-        </w:rPr>
-        <w:t>获取第一条之后的数据：</w:t>
-      </w:r>
-    </w:p>
-    <w:p>
-      <w:pPr>
-        <w:ind w:left="0"/>
-        <w:rPr>
-          <w:noProof/>
-        </w:rPr>
-      </w:pPr>
-    </w:p>
-    <w:p>
-      <w:pPr>
-        <w:ind w:left="0"/>
-        <w:rPr>
-          <w:noProof/>
-        </w:rPr>
-      </w:pPr>
-      <w:r>
-        <w:rPr>
-          <w:rFonts w:hint="eastAsia"/>
-          <w:noProof/>
-        </w:rPr>
-        <w:lastRenderedPageBreak/>
-        <w:drawing>
-          <wp:inline distT="0" distB="0" distL="0" distR="0" wp14:anchorId="722F4934" wp14:editId="6AD1D9DD">
-            <wp:extent cx="5274310" cy="6695684"/>
-            <wp:effectExtent l="0" t="0" r="2540" b="0"/>
-            <wp:docPr id="21" name="图片 21"/>
-            <wp:cNvGraphicFramePr>
-              <a:graphicFrameLocks xmlns:a="http://schemas.openxmlformats.org/drawingml/2006/main" noChangeAspect="1"/>
-            </wp:cNvGraphicFramePr>
-            <a:graphic xmlns:a="http://schemas.openxmlformats.org/drawingml/2006/main">
-              <a:graphicData uri="http://schemas.openxmlformats.org/drawingml/2006/picture">
-                <pic:pic xmlns:pic="http://schemas.openxmlformats.org/drawingml/2006/picture">
-                  <pic:nvPicPr>
-                    <pic:cNvPr id="0" name="Picture 13"/>
-                    <pic:cNvPicPr>
-                      <a:picLocks noChangeAspect="1" noChangeArrowheads="1"/>
-                    </pic:cNvPicPr>
-                  </pic:nvPicPr>
-                  <pic:blipFill>
-                    <a:blip r:embed="rId17">
-                      <a:extLst>
-                        <a:ext uri="{28A0092B-C50C-407E-A947-70E740481C1C}">
-                          <a14:useLocalDpi xmlns:a14="http://schemas.microsoft.com/office/drawing/2010/main" val="0"/>
-                        </a:ext>
-                      </a:extLst>
-                    </a:blip>
-                    <a:srcRect/>
-                    <a:stretch>
-                      <a:fillRect/>
-                    </a:stretch>
-                  </pic:blipFill>
-                  <pic:spPr bwMode="auto">
-                    <a:xfrm>
-                      <a:off x="0" y="0"/>
-                      <a:ext cx="5274310" cy="6695684"/>
-                    </a:xfrm>
-                    <a:prstGeom prst="rect">
-                      <a:avLst/>
-                    </a:prstGeom>
-                    <a:noFill/>
-                    <a:ln>
-                      <a:noFill/>
-                    </a:ln>
-                  </pic:spPr>
-                </pic:pic>
-              </a:graphicData>
-            </a:graphic>
-          </wp:inline>
-        </w:drawing>
-      </w:r>
     </w:p>
     <w:p>
       <w:pPr>
@@ -30909,6 +30795,7 @@
           <w:rFonts w:hint="eastAsia"/>
           <w:noProof/>
         </w:rPr>
+        <w:lastRenderedPageBreak/>
         <w:t>如果携带</w:t>
       </w:r>
       <w:r>
@@ -31056,15 +30943,7 @@
           <w:rFonts w:hint="eastAsia"/>
           <w:noProof/>
         </w:rPr>
-        <w:t>的记录一样，</w:t>
-      </w:r>
-      <w:r>
-        <w:rPr>
-          <w:rFonts w:hint="eastAsia"/>
-          <w:noProof/>
-        </w:rPr>
-        <w:lastRenderedPageBreak/>
-        <w:t>则不记录该</w:t>
+        <w:t>的记录一样，则不记录该</w:t>
       </w:r>
       <w:r>
         <w:rPr>
@@ -31818,7 +31697,7 @@
                     </pic:cNvPicPr>
                   </pic:nvPicPr>
                   <pic:blipFill>
-                    <a:blip r:embed="rId18">
+                    <a:blip r:embed="rId16">
                       <a:extLst>
                         <a:ext uri="{28A0092B-C50C-407E-A947-70E740481C1C}">
                           <a14:useLocalDpi xmlns:a14="http://schemas.microsoft.com/office/drawing/2010/main" val="0"/>
@@ -33735,9 +33614,6 @@
         </w:numPr>
         <w:spacing w:beforeLines="50" w:before="156" w:afterLines="50" w:after="156"/>
         <w:ind w:firstLineChars="0"/>
-        <w:rPr>
-          <w:rFonts w:hint="eastAsia"/>
-        </w:rPr>
       </w:pPr>
       <w:r>
         <w:rPr>
@@ -33761,19 +33637,7 @@
         <w:rPr>
           <w:rFonts w:hint="eastAsia"/>
         </w:rPr>
-        <w:t>，</w:t>
-      </w:r>
-      <w:r>
-        <w:rPr>
-          <w:rFonts w:hint="eastAsia"/>
-        </w:rPr>
-        <w:t>不需要修改目录，</w:t>
-      </w:r>
-      <w:r>
-        <w:rPr>
-          <w:rFonts w:hint="eastAsia"/>
-        </w:rPr>
-        <w:t>更新后的元数据需要继承原来元数据中的目录</w:t>
+        <w:t>，不需要修改目录，更新后的元数据需要继承原来元数据中的目录</w:t>
       </w:r>
       <w:r>
         <w:rPr>
@@ -33955,9 +33819,6 @@
       <w:pPr>
         <w:spacing w:beforeLines="50" w:before="156" w:afterLines="50" w:after="156"/>
         <w:ind w:left="0"/>
-        <w:rPr>
-          <w:rFonts w:hint="eastAsia"/>
-        </w:rPr>
       </w:pPr>
       <w:r>
         <w:rPr>
@@ -33969,13 +33830,7 @@
         <w:rPr>
           <w:rFonts w:hint="eastAsia"/>
         </w:rPr>
-        <w:t>，</w:t>
-      </w:r>
-      <w:r>
-        <w:rPr>
-          <w:rFonts w:hint="eastAsia"/>
-        </w:rPr>
-        <w:t>再次查询桶内分隔符的状态，</w:t>
+        <w:t>，再次查询桶内分隔符的状态，</w:t>
       </w:r>
       <w:r>
         <w:rPr>
@@ -34005,13 +33860,7 @@
         <w:rPr>
           <w:rFonts w:hint="eastAsia"/>
         </w:rPr>
-        <w:t>，</w:t>
-      </w:r>
-      <w:r>
-        <w:rPr>
-          <w:rFonts w:hint="eastAsia"/>
-        </w:rPr>
-        <w:t>如果分隔符状态与初次查询无变化，则不需要再次</w:t>
+        <w:t>，如果分隔符状态与初次查询无变化，则不需要再次</w:t>
       </w:r>
       <w:r>
         <w:rPr>
@@ -34095,10 +33944,10 @@
         </w:rPr>
         <w:lastRenderedPageBreak/>
         <w:drawing>
-          <wp:inline distT="0" distB="0" distL="0" distR="0" wp14:anchorId="5709E522" wp14:editId="25832015">
-            <wp:extent cx="5274310" cy="4871636"/>
-            <wp:effectExtent l="0" t="0" r="2540" b="5715"/>
-            <wp:docPr id="7" name="图片 7"/>
+          <wp:inline distT="0" distB="0" distL="0" distR="0" wp14:anchorId="48F16F2C" wp14:editId="2A96D1C2">
+            <wp:extent cx="5274310" cy="4872578"/>
+            <wp:effectExtent l="0" t="0" r="2540" b="4445"/>
+            <wp:docPr id="1" name="图片 1"/>
             <wp:cNvGraphicFramePr>
               <a:graphicFrameLocks xmlns:a="http://schemas.openxmlformats.org/drawingml/2006/main" noChangeAspect="1"/>
             </wp:cNvGraphicFramePr>
@@ -34106,13 +33955,13 @@
               <a:graphicData uri="http://schemas.openxmlformats.org/drawingml/2006/picture">
                 <pic:pic xmlns:pic="http://schemas.openxmlformats.org/drawingml/2006/picture">
                   <pic:nvPicPr>
-                    <pic:cNvPr id="0" name="Picture 3"/>
+                    <pic:cNvPr id="0" name="Picture 1"/>
                     <pic:cNvPicPr>
                       <a:picLocks noChangeAspect="1" noChangeArrowheads="1"/>
                     </pic:cNvPicPr>
                   </pic:nvPicPr>
                   <pic:blipFill>
-                    <a:blip r:embed="rId19">
+                    <a:blip r:embed="rId17">
                       <a:extLst>
                         <a:ext uri="{28A0092B-C50C-407E-A947-70E740481C1C}">
                           <a14:useLocalDpi xmlns:a14="http://schemas.microsoft.com/office/drawing/2010/main" val="0"/>
@@ -34127,7 +33976,7 @@
                   <pic:spPr bwMode="auto">
                     <a:xfrm>
                       <a:off x="0" y="0"/>
-                      <a:ext cx="5274310" cy="4871636"/>
+                      <a:ext cx="5274310" cy="4872578"/>
                     </a:xfrm>
                     <a:prstGeom prst="rect">
                       <a:avLst/>
@@ -34182,10 +34031,10 @@
         </w:rPr>
         <w:lastRenderedPageBreak/>
         <w:drawing>
-          <wp:inline distT="0" distB="0" distL="0" distR="0" wp14:anchorId="1E591061" wp14:editId="3488562B">
-            <wp:extent cx="5274310" cy="5962263"/>
-            <wp:effectExtent l="0" t="0" r="2540" b="635"/>
-            <wp:docPr id="10" name="图片 10"/>
+          <wp:inline distT="0" distB="0" distL="0" distR="0" wp14:anchorId="0E6B7ED1" wp14:editId="48013D22">
+            <wp:extent cx="5274310" cy="5980789"/>
+            <wp:effectExtent l="0" t="0" r="2540" b="1270"/>
+            <wp:docPr id="2" name="图片 2"/>
             <wp:cNvGraphicFramePr>
               <a:graphicFrameLocks xmlns:a="http://schemas.openxmlformats.org/drawingml/2006/main" noChangeAspect="1"/>
             </wp:cNvGraphicFramePr>
@@ -34193,13 +34042,13 @@
               <a:graphicData uri="http://schemas.openxmlformats.org/drawingml/2006/picture">
                 <pic:pic xmlns:pic="http://schemas.openxmlformats.org/drawingml/2006/picture">
                   <pic:nvPicPr>
-                    <pic:cNvPr id="0" name="Picture 5"/>
+                    <pic:cNvPr id="0" name="Picture 2"/>
                     <pic:cNvPicPr>
                       <a:picLocks noChangeAspect="1" noChangeArrowheads="1"/>
                     </pic:cNvPicPr>
                   </pic:nvPicPr>
                   <pic:blipFill>
-                    <a:blip r:embed="rId20">
+                    <a:blip r:embed="rId18">
                       <a:extLst>
                         <a:ext uri="{28A0092B-C50C-407E-A947-70E740481C1C}">
                           <a14:useLocalDpi xmlns:a14="http://schemas.microsoft.com/office/drawing/2010/main" val="0"/>
@@ -34214,7 +34063,7 @@
                   <pic:spPr bwMode="auto">
                     <a:xfrm>
                       <a:off x="0" y="0"/>
-                      <a:ext cx="5274310" cy="5962263"/>
+                      <a:ext cx="5274310" cy="5980789"/>
                     </a:xfrm>
                     <a:prstGeom prst="rect">
                       <a:avLst/>
@@ -35005,7 +34854,7 @@
                     </pic:cNvPicPr>
                   </pic:nvPicPr>
                   <pic:blipFill>
-                    <a:blip r:embed="rId21">
+                    <a:blip r:embed="rId19">
                       <a:extLst>
                         <a:ext uri="{28A0092B-C50C-407E-A947-70E740481C1C}">
                           <a14:useLocalDpi xmlns:a14="http://schemas.microsoft.com/office/drawing/2010/main" val="0"/>
@@ -43709,7 +43558,7 @@
     </w:tbl>
     <w:p/>
     <w:sectPr>
-      <w:footerReference w:type="default" r:id="rId22"/>
+      <w:footerReference w:type="default" r:id="rId20"/>
       <w:pgSz w:w="11906" w:h="16838"/>
       <w:pgMar w:top="1440" w:right="1800" w:bottom="1440" w:left="1800" w:header="851" w:footer="992" w:gutter="0"/>
       <w:cols w:space="425"/>
@@ -43768,7 +43617,7 @@
             <w:noProof/>
             <w:lang w:val="zh-CN"/>
           </w:rPr>
-          <w:t>42</w:t>
+          <w:t>49</w:t>
         </w:r>
         <w:r>
           <w:fldChar w:fldCharType="end"/>
@@ -50069,7 +49918,6 @@
     <w:basedOn w:val="a"/>
     <w:link w:val="HTML0"/>
     <w:uiPriority w:val="99"/>
-    <w:semiHidden/>
     <w:unhideWhenUsed/>
     <w:rsid w:val="00096645"/>
     <w:pPr>
@@ -50106,7 +49954,6 @@
     <w:basedOn w:val="a0"/>
     <w:link w:val="HTML"/>
     <w:uiPriority w:val="99"/>
-    <w:semiHidden/>
     <w:rsid w:val="00096645"/>
     <w:rPr>
       <w:rFonts w:ascii="宋体" w:eastAsia="宋体" w:hAnsi="宋体" w:cs="宋体"/>
@@ -50493,7 +50340,7 @@
 </file>
 
 <file path=customXml/itemProps1.xml><?xml version="1.0" encoding="utf-8"?>
-<ds:datastoreItem xmlns:ds="http://schemas.openxmlformats.org/officeDocument/2006/customXml" ds:itemID="{E643E539-9492-4AFE-AD57-795AA6F9DCC5}">
+<ds:datastoreItem xmlns:ds="http://schemas.openxmlformats.org/officeDocument/2006/customXml" ds:itemID="{889D6401-D1AD-44BA-A5FA-F192BDEF2637}">
   <ds:schemaRefs>
     <ds:schemaRef ds:uri="http://schemas.openxmlformats.org/officeDocument/2006/bibliography"/>
   </ds:schemaRefs>

--- a/internal_doc/03.开发设计/Amazon S3接口兼容/Story--SequoiaDB兼容Amazon S3接口 -对象管理.docx
+++ b/internal_doc/03.开发设计/Amazon S3接口兼容/Story--SequoiaDB兼容Amazon S3接口 -对象管理.docx
@@ -113,12 +113,14 @@
               </w:rPr>
               <w:t xml:space="preserve">  </w:t>
             </w:r>
+            <w:proofErr w:type="gramStart"/>
             <w:r>
               <w:rPr>
                 <w:rFonts w:hint="eastAsia"/>
               </w:rPr>
               <w:t>赵玉静</w:t>
             </w:r>
+            <w:proofErr w:type="gramEnd"/>
           </w:p>
         </w:tc>
         <w:tc>
@@ -1247,18 +1249,22 @@
               </w:rPr>
               <w:t>，</w:t>
             </w:r>
+            <w:proofErr w:type="gramStart"/>
             <w:r>
               <w:t>”</w:t>
             </w:r>
+            <w:proofErr w:type="gramEnd"/>
             <w:r>
               <w:rPr>
                 <w:rFonts w:hint="eastAsia"/>
               </w:rPr>
               <w:t>127</w:t>
             </w:r>
+            <w:proofErr w:type="gramStart"/>
             <w:r>
               <w:t>”</w:t>
             </w:r>
+            <w:proofErr w:type="gramEnd"/>
           </w:p>
         </w:tc>
         <w:tc>
@@ -1605,12 +1611,14 @@
               </w:rPr>
               <w:t>/</w:t>
             </w:r>
+            <w:proofErr w:type="gramStart"/>
             <w:r>
               <w:rPr>
                 <w:rFonts w:hint="eastAsia"/>
               </w:rPr>
               <w:t>反勾号</w:t>
             </w:r>
+            <w:proofErr w:type="gramEnd"/>
           </w:p>
         </w:tc>
       </w:tr>
@@ -3246,13 +3254,13 @@
               <w:rPr>
                 <w:i/>
               </w:rPr>
-              <w:t>PUT /</w:t>
+              <w:t xml:space="preserve">PUT </w:t>
             </w:r>
             <w:r>
               <w:rPr>
                 <w:i/>
               </w:rPr>
-              <w:t>s3/</w:t>
+              <w:t>/</w:t>
             </w:r>
             <w:r>
               <w:rPr>
@@ -5394,7 +5402,7 @@
               <w:rPr>
                 <w:i/>
               </w:rPr>
-              <w:t>/s3/{</w:t>
+              <w:t>/{</w:t>
             </w:r>
             <w:r>
               <w:rPr>
@@ -5408,11 +5416,19 @@
               </w:rPr>
               <w:t>}</w:t>
             </w:r>
+            <w:proofErr w:type="gramStart"/>
             <w:r>
               <w:rPr>
                 <w:i/>
               </w:rPr>
-              <w:t xml:space="preserve">/?list-type=2 HTTP/1.1 </w:t>
+              <w:t>/?list</w:t>
+            </w:r>
+            <w:proofErr w:type="gramEnd"/>
+            <w:r>
+              <w:rPr>
+                <w:i/>
+              </w:rPr>
+              <w:t xml:space="preserve">-type=2 HTTP/1.1 </w:t>
             </w:r>
           </w:p>
           <w:p>
@@ -5676,7 +5692,21 @@
               <w:rPr>
                 <w:i/>
               </w:rPr>
-              <w:t xml:space="preserve">    &lt;ETag&gt;&amp;quot;fba9dede5f27731c9771645a39863328&amp;quot;&lt;/ETag&gt;    </w:t>
+              <w:t xml:space="preserve">    &lt;ETag&gt;&amp;</w:t>
+            </w:r>
+            <w:proofErr w:type="gramStart"/>
+            <w:r>
+              <w:rPr>
+                <w:i/>
+              </w:rPr>
+              <w:t>quot;fba</w:t>
+            </w:r>
+            <w:proofErr w:type="gramEnd"/>
+            <w:r>
+              <w:rPr>
+                <w:i/>
+              </w:rPr>
+              <w:t xml:space="preserve">9dede5f27731c9771645a39863328&amp;quot;&lt;/ETag&gt;    </w:t>
             </w:r>
           </w:p>
           <w:p>
@@ -5847,11 +5877,19 @@
               </w:rPr>
               <w:t>}</w:t>
             </w:r>
+            <w:proofErr w:type="gramStart"/>
             <w:r>
               <w:rPr>
                 <w:i/>
               </w:rPr>
-              <w:t xml:space="preserve">/?list-type=2&amp;prefix=photos/2006/&amp;delimiter=/ HTTP/1.1 </w:t>
+              <w:t>/?list</w:t>
+            </w:r>
+            <w:proofErr w:type="gramEnd"/>
+            <w:r>
+              <w:rPr>
+                <w:i/>
+              </w:rPr>
+              <w:t xml:space="preserve">-type=2&amp;prefix=photos/2006/&amp;delimiter=/ HTTP/1.1 </w:t>
             </w:r>
           </w:p>
           <w:p>
@@ -6103,7 +6141,21 @@
               <w:rPr>
                 <w:i/>
               </w:rPr>
-              <w:t>&lt;ETag&gt;&amp;quot;d41d8cd98f00b204e9800998ecf8427e&amp;quot;&lt;/ETag&gt;</w:t>
+              <w:t>&lt;ETag&gt;&amp;</w:t>
+            </w:r>
+            <w:proofErr w:type="gramStart"/>
+            <w:r>
+              <w:rPr>
+                <w:i/>
+              </w:rPr>
+              <w:t>quot;d</w:t>
+            </w:r>
+            <w:proofErr w:type="gramEnd"/>
+            <w:r>
+              <w:rPr>
+                <w:i/>
+              </w:rPr>
+              <w:t>41d8cd98f00b204e9800998ecf8427e&amp;quot;&lt;/ETag&gt;</w:t>
             </w:r>
           </w:p>
           <w:p>
@@ -8296,10 +8348,10 @@
               <w:ind w:left="0"/>
             </w:pPr>
             <w:r>
-              <w:t>GET /</w:t>
-            </w:r>
-            <w:r>
-              <w:t>s3/{</w:t>
+              <w:t xml:space="preserve">GET </w:t>
+            </w:r>
+            <w:r>
+              <w:t>/{</w:t>
             </w:r>
             <w:r>
               <w:rPr>
@@ -8307,11 +8359,16 @@
               </w:rPr>
               <w:t>bucketname</w:t>
             </w:r>
+            <w:proofErr w:type="gramStart"/>
             <w:r>
               <w:t>}</w:t>
             </w:r>
             <w:r>
-              <w:t xml:space="preserve">?versions HTTP/1.1 </w:t>
+              <w:t>?versions</w:t>
+            </w:r>
+            <w:proofErr w:type="gramEnd"/>
+            <w:r>
+              <w:t xml:space="preserve"> HTTP/1.1 </w:t>
             </w:r>
           </w:p>
           <w:p>
@@ -8477,7 +8534,15 @@
               <w:ind w:leftChars="400" w:left="840"/>
             </w:pPr>
             <w:r>
-              <w:t>&lt;LastModified&gt;2009-10-12T17:50:30.000Z&lt;/LastModified&gt;        &lt;ETag&gt;&amp;quot;fba9dede5f27731c9771645a39863328&amp;quot;&lt;/ETag&gt;        &lt;Size&gt;434234&lt;/Size&gt;</w:t>
+              <w:t>&lt;LastModified&gt;2009-10-12T17:50:30.000Z&lt;/LastModified&gt;        &lt;ETag&gt;&amp;</w:t>
+            </w:r>
+            <w:proofErr w:type="gramStart"/>
+            <w:r>
+              <w:t>quot;fba</w:t>
+            </w:r>
+            <w:proofErr w:type="gramEnd"/>
+            <w:r>
+              <w:t>9dede5f27731c9771645a39863328&amp;quot;&lt;/ETag&gt;        &lt;Size&gt;434234&lt;/Size&gt;</w:t>
             </w:r>
           </w:p>
           <w:p>
@@ -9704,8 +9769,13 @@
               </w:rPr>
               <w:t>：</w:t>
             </w:r>
-            <w:r>
-              <w:t>Range:bytes=beginbyte-endbyte</w:t>
+            <w:proofErr w:type="gramStart"/>
+            <w:r>
+              <w:t>Range:bytes</w:t>
+            </w:r>
+            <w:proofErr w:type="gramEnd"/>
+            <w:r>
+              <w:t>=beginbyte-endbyte</w:t>
             </w:r>
           </w:p>
           <w:p>
@@ -9885,7 +9955,15 @@
               <w:ind w:left="0"/>
             </w:pPr>
             <w:r>
-              <w:t>Return the object only if its entity tag (ETag) is the same as the one speciﬁed; otherwise, return a 412 (precondition failed).</w:t>
+              <w:t xml:space="preserve">Return the object only if its entity </w:t>
+            </w:r>
+            <w:proofErr w:type="gramStart"/>
+            <w:r>
+              <w:t>tag</w:t>
+            </w:r>
+            <w:proofErr w:type="gramEnd"/>
+            <w:r>
+              <w:t xml:space="preserve"> (ETag) is the same as the one speciﬁed; otherwise, return a 412 (precondition failed).</w:t>
             </w:r>
           </w:p>
           <w:p>
@@ -9940,7 +10018,15 @@
               <w:ind w:left="0"/>
             </w:pPr>
             <w:r>
-              <w:t>Return the object only if its entity tag (ETag) is diﬀerent from the one speciﬁed; otherwise, return a 304 (not modiﬁed).</w:t>
+              <w:t xml:space="preserve">Return the object only if its entity </w:t>
+            </w:r>
+            <w:proofErr w:type="gramStart"/>
+            <w:r>
+              <w:t>tag</w:t>
+            </w:r>
+            <w:proofErr w:type="gramEnd"/>
+            <w:r>
+              <w:t xml:space="preserve"> (ETag) is diﬀerent from the one speciﬁed; otherwise, return a 304 (not modiﬁed).</w:t>
             </w:r>
           </w:p>
           <w:p>
@@ -10339,7 +10425,7 @@
               <w:rPr>
                 <w:i/>
               </w:rPr>
-              <w:t>/s3/{</w:t>
+              <w:t>/{</w:t>
             </w:r>
             <w:r>
               <w:rPr>
@@ -11238,7 +11324,7 @@
               <w:rPr>
                 <w:i/>
               </w:rPr>
-              <w:t>/s3/{</w:t>
+              <w:t>/{</w:t>
             </w:r>
             <w:r>
               <w:rPr>
@@ -11905,8 +11991,13 @@
               </w:rPr>
               <w:t>：</w:t>
             </w:r>
-            <w:r>
-              <w:t>Range:bytes=beginbyte-endbyte</w:t>
+            <w:proofErr w:type="gramStart"/>
+            <w:r>
+              <w:t>Range:bytes</w:t>
+            </w:r>
+            <w:proofErr w:type="gramEnd"/>
+            <w:r>
+              <w:t>=beginbyte-endbyte</w:t>
             </w:r>
           </w:p>
           <w:p>
@@ -12068,7 +12159,15 @@
               <w:ind w:left="0"/>
             </w:pPr>
             <w:r>
-              <w:t>Return the object only if its entity tag (ETag) is the same as the one speciﬁed; otherwise, return a 412 (precondition failed).</w:t>
+              <w:t xml:space="preserve">Return the object only if its entity </w:t>
+            </w:r>
+            <w:proofErr w:type="gramStart"/>
+            <w:r>
+              <w:t>tag</w:t>
+            </w:r>
+            <w:proofErr w:type="gramEnd"/>
+            <w:r>
+              <w:t xml:space="preserve"> (ETag) is the same as the one speciﬁed; otherwise, return a 412 (precondition failed).</w:t>
             </w:r>
           </w:p>
           <w:p>
@@ -12123,7 +12222,15 @@
               <w:ind w:left="0"/>
             </w:pPr>
             <w:r>
-              <w:t>Return the object only if its entity tag (ETag) is diﬀerent from the one speciﬁed; otherwise, return a 304 (not modiﬁed).</w:t>
+              <w:t xml:space="preserve">Return the object only if its entity </w:t>
+            </w:r>
+            <w:proofErr w:type="gramStart"/>
+            <w:r>
+              <w:t>tag</w:t>
+            </w:r>
+            <w:proofErr w:type="gramEnd"/>
+            <w:r>
+              <w:t xml:space="preserve"> (ETag) is diﬀerent from the one speciﬁed; otherwise, return a 304 (not modiﬁed).</w:t>
             </w:r>
           </w:p>
           <w:p>
@@ -12479,7 +12586,7 @@
               <w:rPr>
                 <w:i/>
               </w:rPr>
-              <w:t>/s3/{</w:t>
+              <w:t>/{</w:t>
             </w:r>
             <w:r>
               <w:rPr>
@@ -12815,6 +12922,2325 @@
     </w:tbl>
     <w:p>
       <w:pPr>
+        <w:pStyle w:val="3"/>
+      </w:pPr>
+      <w:r>
+        <w:t>GET</w:t>
+      </w:r>
+      <w:r>
+        <w:t xml:space="preserve"> Bucket (List Objects) Version 1</w:t>
+      </w:r>
+    </w:p>
+    <w:p>
+      <w:pPr>
+        <w:ind w:left="0" w:firstLine="420"/>
+      </w:pPr>
+      <w:r>
+        <w:rPr>
+          <w:rFonts w:hint="eastAsia"/>
+        </w:rPr>
+        <w:t>获取桶中的对象元数据列表。</w:t>
+      </w:r>
+    </w:p>
+    <w:p>
+      <w:pPr>
+        <w:ind w:left="0" w:firstLine="420"/>
+      </w:pPr>
+      <w:r>
+        <w:rPr>
+          <w:rFonts w:hint="eastAsia"/>
+        </w:rPr>
+        <w:t>查询时按照对象名称的字典排序，当返回部分结果时，携带</w:t>
+      </w:r>
+      <w:r>
+        <w:t>Next</w:t>
+      </w:r>
+      <w:r>
+        <w:rPr>
+          <w:rFonts w:hint="eastAsia"/>
+        </w:rPr>
+        <w:t>Marker</w:t>
+      </w:r>
+      <w:r>
+        <w:rPr>
+          <w:rFonts w:hint="eastAsia"/>
+        </w:rPr>
+        <w:t>记录最后一个返回的</w:t>
+      </w:r>
+      <w:r>
+        <w:rPr>
+          <w:rFonts w:hint="eastAsia"/>
+        </w:rPr>
+        <w:t>key</w:t>
+      </w:r>
+      <w:r>
+        <w:rPr>
+          <w:rFonts w:hint="eastAsia"/>
+        </w:rPr>
+        <w:t>。</w:t>
+      </w:r>
+    </w:p>
+    <w:p>
+      <w:pPr>
+        <w:ind w:left="0" w:firstLine="420"/>
+      </w:pPr>
+    </w:p>
+    <w:p>
+      <w:pPr>
+        <w:ind w:left="0" w:firstLineChars="200" w:firstLine="420"/>
+      </w:pPr>
+      <w:r>
+        <w:t xml:space="preserve">Request </w:t>
+      </w:r>
+      <w:r>
+        <w:t>parameter</w:t>
+      </w:r>
+      <w:r>
+        <w:rPr>
+          <w:rFonts w:hint="eastAsia"/>
+        </w:rPr>
+        <w:t>：</w:t>
+      </w:r>
+    </w:p>
+    <w:tbl>
+      <w:tblPr>
+        <w:tblStyle w:val="a9"/>
+        <w:tblW w:w="0" w:type="auto"/>
+        <w:tblInd w:w="357" w:type="dxa"/>
+        <w:tblLook w:val="04A0" w:firstRow="1" w:lastRow="0" w:firstColumn="1" w:lastColumn="0" w:noHBand="0" w:noVBand="1"/>
+      </w:tblPr>
+      <w:tblGrid>
+        <w:gridCol w:w="1781"/>
+        <w:gridCol w:w="4803"/>
+        <w:gridCol w:w="1341"/>
+      </w:tblGrid>
+      <w:tr>
+        <w:trPr>
+          <w:trHeight w:val="554"/>
+        </w:trPr>
+        <w:tc>
+          <w:tcPr>
+            <w:tcW w:w="1781" w:type="dxa"/>
+            <w:shd w:val="clear" w:color="auto" w:fill="DAEEF3" w:themeFill="accent5" w:themeFillTint="33"/>
+          </w:tcPr>
+          <w:p>
+            <w:pPr>
+              <w:ind w:left="0"/>
+            </w:pPr>
+            <w:r>
+              <w:rPr>
+                <w:rFonts w:hint="eastAsia"/>
+                <w:b/>
+              </w:rPr>
+              <w:t>Name</w:t>
+            </w:r>
+          </w:p>
+        </w:tc>
+        <w:tc>
+          <w:tcPr>
+            <w:tcW w:w="4803" w:type="dxa"/>
+            <w:shd w:val="clear" w:color="auto" w:fill="DAEEF3" w:themeFill="accent5" w:themeFillTint="33"/>
+          </w:tcPr>
+          <w:p>
+            <w:pPr>
+              <w:ind w:left="0"/>
+            </w:pPr>
+            <w:r>
+              <w:rPr>
+                <w:rFonts w:hint="eastAsia"/>
+                <w:b/>
+              </w:rPr>
+              <w:t>Description</w:t>
+            </w:r>
+          </w:p>
+        </w:tc>
+        <w:tc>
+          <w:tcPr>
+            <w:tcW w:w="1341" w:type="dxa"/>
+            <w:shd w:val="clear" w:color="auto" w:fill="DAEEF3" w:themeFill="accent5" w:themeFillTint="33"/>
+          </w:tcPr>
+          <w:p>
+            <w:pPr>
+              <w:ind w:left="0"/>
+            </w:pPr>
+            <w:r>
+              <w:rPr>
+                <w:b/>
+              </w:rPr>
+              <w:t>Required</w:t>
+            </w:r>
+          </w:p>
+        </w:tc>
+      </w:tr>
+      <w:tr>
+        <w:trPr>
+          <w:trHeight w:val="514"/>
+        </w:trPr>
+        <w:tc>
+          <w:tcPr>
+            <w:tcW w:w="1781" w:type="dxa"/>
+          </w:tcPr>
+          <w:p>
+            <w:pPr>
+              <w:ind w:left="0"/>
+            </w:pPr>
+            <w:r>
+              <w:t>d</w:t>
+            </w:r>
+            <w:r>
+              <w:t>elimiter</w:t>
+            </w:r>
+          </w:p>
+        </w:tc>
+        <w:tc>
+          <w:tcPr>
+            <w:tcW w:w="4803" w:type="dxa"/>
+          </w:tcPr>
+          <w:p>
+            <w:pPr>
+              <w:ind w:left="0"/>
+            </w:pPr>
+            <w:r>
+              <w:t xml:space="preserve">A delimiter is a character you use to group keys. If you specify a prefix, all of the keys that contain the same string between the prefix and the ﬁrst occurrence of </w:t>
+            </w:r>
+            <w:r>
+              <w:lastRenderedPageBreak/>
+              <w:t>the delimiter after the preﬁx are grouped under a single result element called CommonPrefixes. If you don't specify the prefix parameter, the substring starts at the beginning of the key. The keys that are grouped under the CommonPrefixes result element are not returned elsewhere in the response.</w:t>
+            </w:r>
+          </w:p>
+          <w:p>
+            <w:pPr>
+              <w:ind w:left="0"/>
+            </w:pPr>
+            <w:r>
+              <w:t>Type: S</w:t>
+            </w:r>
+            <w:r>
+              <w:rPr>
+                <w:rFonts w:hint="eastAsia"/>
+              </w:rPr>
+              <w:t>tring</w:t>
+            </w:r>
+          </w:p>
+        </w:tc>
+        <w:tc>
+          <w:tcPr>
+            <w:tcW w:w="1341" w:type="dxa"/>
+          </w:tcPr>
+          <w:p>
+            <w:pPr>
+              <w:ind w:left="0"/>
+            </w:pPr>
+            <w:r>
+              <w:rPr>
+                <w:rFonts w:hint="eastAsia"/>
+              </w:rPr>
+              <w:lastRenderedPageBreak/>
+              <w:t>No</w:t>
+            </w:r>
+          </w:p>
+        </w:tc>
+      </w:tr>
+      <w:tr>
+        <w:trPr>
+          <w:trHeight w:val="514"/>
+        </w:trPr>
+        <w:tc>
+          <w:tcPr>
+            <w:tcW w:w="1781" w:type="dxa"/>
+          </w:tcPr>
+          <w:p>
+            <w:pPr>
+              <w:ind w:left="0"/>
+            </w:pPr>
+            <w:r>
+              <w:lastRenderedPageBreak/>
+              <w:t>prefix</w:t>
+            </w:r>
+          </w:p>
+        </w:tc>
+        <w:tc>
+          <w:tcPr>
+            <w:tcW w:w="4803" w:type="dxa"/>
+          </w:tcPr>
+          <w:p>
+            <w:pPr>
+              <w:ind w:left="0"/>
+            </w:pPr>
+            <w:r>
+              <w:t>Limits the response to keys that begin with the speciﬁed preﬁx. You can use preﬁxes to separate a bucket into diﬀerent groupings of keys.</w:t>
+            </w:r>
+          </w:p>
+          <w:p>
+            <w:pPr>
+              <w:ind w:left="0"/>
+            </w:pPr>
+            <w:r>
+              <w:t>Type: S</w:t>
+            </w:r>
+            <w:r>
+              <w:rPr>
+                <w:rFonts w:hint="eastAsia"/>
+              </w:rPr>
+              <w:t>tring</w:t>
+            </w:r>
+          </w:p>
+        </w:tc>
+        <w:tc>
+          <w:tcPr>
+            <w:tcW w:w="1341" w:type="dxa"/>
+          </w:tcPr>
+          <w:p>
+            <w:pPr>
+              <w:ind w:left="0"/>
+            </w:pPr>
+            <w:r>
+              <w:rPr>
+                <w:rFonts w:hint="eastAsia"/>
+              </w:rPr>
+              <w:t>No</w:t>
+            </w:r>
+          </w:p>
+        </w:tc>
+      </w:tr>
+      <w:tr>
+        <w:trPr>
+          <w:trHeight w:val="514"/>
+        </w:trPr>
+        <w:tc>
+          <w:tcPr>
+            <w:tcW w:w="1781" w:type="dxa"/>
+          </w:tcPr>
+          <w:p>
+            <w:pPr>
+              <w:ind w:left="0"/>
+            </w:pPr>
+            <w:r>
+              <w:rPr>
+                <w:rFonts w:hint="eastAsia"/>
+              </w:rPr>
+              <w:t>m</w:t>
+            </w:r>
+            <w:r>
+              <w:t>ax-keys</w:t>
+            </w:r>
+          </w:p>
+        </w:tc>
+        <w:tc>
+          <w:tcPr>
+            <w:tcW w:w="4803" w:type="dxa"/>
+          </w:tcPr>
+          <w:p>
+            <w:pPr>
+              <w:ind w:left="0"/>
+            </w:pPr>
+            <w:r>
+              <w:t>Sets the maximum number of keys returned in the response body. If you want to retrieve fewer than the default 1,000 keys, you can add this to your request.</w:t>
+            </w:r>
+            <w:r>
+              <w:rPr>
+                <w:rFonts w:hint="eastAsia"/>
+              </w:rPr>
+              <w:t xml:space="preserve"> </w:t>
+            </w:r>
+          </w:p>
+          <w:p>
+            <w:pPr>
+              <w:ind w:left="0"/>
+            </w:pPr>
+            <w:r>
+              <w:t>Type: Int</w:t>
+            </w:r>
+          </w:p>
+        </w:tc>
+        <w:tc>
+          <w:tcPr>
+            <w:tcW w:w="1341" w:type="dxa"/>
+          </w:tcPr>
+          <w:p>
+            <w:pPr>
+              <w:ind w:left="0"/>
+            </w:pPr>
+            <w:r>
+              <w:rPr>
+                <w:rFonts w:hint="eastAsia"/>
+              </w:rPr>
+              <w:t>No</w:t>
+            </w:r>
+          </w:p>
+        </w:tc>
+      </w:tr>
+      <w:tr>
+        <w:trPr>
+          <w:trHeight w:val="514"/>
+        </w:trPr>
+        <w:tc>
+          <w:tcPr>
+            <w:tcW w:w="1781" w:type="dxa"/>
+          </w:tcPr>
+          <w:p>
+            <w:pPr>
+              <w:ind w:left="0"/>
+            </w:pPr>
+            <w:r>
+              <w:t>e</w:t>
+            </w:r>
+            <w:r>
+              <w:rPr>
+                <w:rFonts w:hint="eastAsia"/>
+              </w:rPr>
+              <w:t>ncoding-type</w:t>
+            </w:r>
+          </w:p>
+        </w:tc>
+        <w:tc>
+          <w:tcPr>
+            <w:tcW w:w="4803" w:type="dxa"/>
+          </w:tcPr>
+          <w:p>
+            <w:pPr>
+              <w:ind w:left="0"/>
+            </w:pPr>
+            <w:r>
+              <w:t xml:space="preserve">Requests </w:t>
+            </w:r>
+            <w:r>
+              <w:rPr>
+                <w:rFonts w:hint="eastAsia"/>
+              </w:rPr>
+              <w:t>Sequoi</w:t>
+            </w:r>
+            <w:r>
+              <w:t>S3 to encode the response and speciﬁes the encoding method to use.</w:t>
+            </w:r>
+          </w:p>
+          <w:p>
+            <w:pPr>
+              <w:ind w:left="0"/>
+            </w:pPr>
+            <w:r>
+              <w:t xml:space="preserve">If you specify encoding-type request parameter, </w:t>
+            </w:r>
+            <w:r>
+              <w:rPr>
+                <w:rFonts w:hint="eastAsia"/>
+              </w:rPr>
+              <w:t>SequoiaS3</w:t>
+            </w:r>
+            <w:r>
+              <w:t xml:space="preserve"> </w:t>
+            </w:r>
+            <w:r>
+              <w:t>includes this element in the response, and returns encoded key name values in the following response elements:</w:t>
+            </w:r>
+          </w:p>
+          <w:p>
+            <w:pPr>
+              <w:ind w:left="0"/>
+            </w:pPr>
+            <w:r>
+              <w:t>Delimiter, Prefix, ContinuationToken, Key, and StartAfter.</w:t>
+            </w:r>
+          </w:p>
+          <w:p>
+            <w:pPr>
+              <w:ind w:left="0"/>
+            </w:pPr>
+            <w:r>
+              <w:t>Type: String</w:t>
+            </w:r>
+          </w:p>
+          <w:p>
+            <w:pPr>
+              <w:ind w:left="0"/>
+            </w:pPr>
+            <w:r>
+              <w:t xml:space="preserve">Default: None </w:t>
+            </w:r>
+          </w:p>
+          <w:p>
+            <w:pPr>
+              <w:ind w:left="0"/>
+            </w:pPr>
+            <w:r>
+              <w:t>Valid value: url</w:t>
+            </w:r>
+          </w:p>
+        </w:tc>
+        <w:tc>
+          <w:tcPr>
+            <w:tcW w:w="1341" w:type="dxa"/>
+          </w:tcPr>
+          <w:p>
+            <w:pPr>
+              <w:ind w:left="0"/>
+            </w:pPr>
+            <w:r>
+              <w:rPr>
+                <w:rFonts w:hint="eastAsia"/>
+              </w:rPr>
+              <w:t>No</w:t>
+            </w:r>
+          </w:p>
+        </w:tc>
+      </w:tr>
+      <w:tr>
+        <w:trPr>
+          <w:trHeight w:val="514"/>
+        </w:trPr>
+        <w:tc>
+          <w:tcPr>
+            <w:tcW w:w="1781" w:type="dxa"/>
+          </w:tcPr>
+          <w:p>
+            <w:pPr>
+              <w:ind w:left="0"/>
+            </w:pPr>
+            <w:r>
+              <w:rPr>
+                <w:rFonts w:hint="eastAsia"/>
+              </w:rPr>
+              <w:t>marker</w:t>
+            </w:r>
+          </w:p>
+        </w:tc>
+        <w:tc>
+          <w:tcPr>
+            <w:tcW w:w="4803" w:type="dxa"/>
+          </w:tcPr>
+          <w:p>
+            <w:pPr>
+              <w:ind w:left="0"/>
+            </w:pPr>
+            <w:r>
+              <w:t>If you want the API to return key names after a speciﬁc object key in your key space, you can add this parameter.</w:t>
+            </w:r>
+          </w:p>
+        </w:tc>
+        <w:tc>
+          <w:tcPr>
+            <w:tcW w:w="1341" w:type="dxa"/>
+          </w:tcPr>
+          <w:p>
+            <w:pPr>
+              <w:ind w:left="0"/>
+            </w:pPr>
+            <w:r>
+              <w:rPr>
+                <w:rFonts w:hint="eastAsia"/>
+              </w:rPr>
+              <w:t>No</w:t>
+            </w:r>
+          </w:p>
+        </w:tc>
+      </w:tr>
+    </w:tbl>
+    <w:p>
+      <w:pPr>
+        <w:ind w:left="0" w:firstLine="420"/>
+      </w:pPr>
+    </w:p>
+    <w:p>
+      <w:pPr>
+        <w:ind w:left="0" w:firstLineChars="200" w:firstLine="420"/>
+      </w:pPr>
+      <w:r>
+        <w:t>Request Headers</w:t>
+      </w:r>
+      <w:r>
+        <w:rPr>
+          <w:rFonts w:hint="eastAsia"/>
+        </w:rPr>
+        <w:t>：无特殊</w:t>
+      </w:r>
+      <w:r>
+        <w:rPr>
+          <w:rFonts w:hint="eastAsia"/>
+        </w:rPr>
+        <w:t>Header</w:t>
+      </w:r>
+      <w:r>
+        <w:rPr>
+          <w:rFonts w:hint="eastAsia"/>
+        </w:rPr>
+        <w:t>，参考</w:t>
+      </w:r>
+      <w:hyperlink w:anchor="_公共头部" w:history="1">
+        <w:r>
+          <w:rPr>
+            <w:rStyle w:val="ad"/>
+            <w:rFonts w:hint="eastAsia"/>
+          </w:rPr>
+          <w:t>公共头部</w:t>
+        </w:r>
+      </w:hyperlink>
+      <w:r>
+        <w:rPr>
+          <w:rFonts w:hint="eastAsia"/>
+        </w:rPr>
+        <w:t>。</w:t>
+      </w:r>
+    </w:p>
+    <w:p>
+      <w:pPr>
+        <w:ind w:left="0" w:firstLine="420"/>
+      </w:pPr>
+    </w:p>
+    <w:p>
+      <w:pPr>
+        <w:ind w:left="0"/>
+      </w:pPr>
+      <w:r>
+        <w:rPr>
+          <w:rFonts w:hint="eastAsia"/>
+        </w:rPr>
+        <w:t xml:space="preserve">   </w:t>
+      </w:r>
+      <w:r>
+        <w:rPr>
+          <w:rFonts w:hint="eastAsia"/>
+        </w:rPr>
+        <w:t>响应消息中的</w:t>
+      </w:r>
+      <w:r>
+        <w:rPr>
+          <w:rFonts w:hint="eastAsia"/>
+        </w:rPr>
+        <w:t>body</w:t>
+      </w:r>
+      <w:r>
+        <w:rPr>
+          <w:rFonts w:hint="eastAsia"/>
+        </w:rPr>
+        <w:t>所含参数：</w:t>
+      </w:r>
+    </w:p>
+    <w:tbl>
+      <w:tblPr>
+        <w:tblStyle w:val="a9"/>
+        <w:tblW w:w="7938" w:type="dxa"/>
+        <w:tblInd w:w="340" w:type="dxa"/>
+        <w:tblLook w:val="04A0" w:firstRow="1" w:lastRow="0" w:firstColumn="1" w:lastColumn="0" w:noHBand="0" w:noVBand="1"/>
+      </w:tblPr>
+      <w:tblGrid>
+        <w:gridCol w:w="2222"/>
+        <w:gridCol w:w="5716"/>
+      </w:tblGrid>
+      <w:tr>
+        <w:trPr>
+          <w:trHeight w:val="400"/>
+        </w:trPr>
+        <w:tc>
+          <w:tcPr>
+            <w:tcW w:w="2222" w:type="dxa"/>
+            <w:shd w:val="clear" w:color="auto" w:fill="DAEEF3" w:themeFill="accent5" w:themeFillTint="33"/>
+          </w:tcPr>
+          <w:p>
+            <w:pPr>
+              <w:ind w:left="0"/>
+              <w:rPr>
+                <w:b/>
+              </w:rPr>
+            </w:pPr>
+            <w:r>
+              <w:rPr>
+                <w:rFonts w:hint="eastAsia"/>
+                <w:b/>
+              </w:rPr>
+              <w:t>Name</w:t>
+            </w:r>
+          </w:p>
+        </w:tc>
+        <w:tc>
+          <w:tcPr>
+            <w:tcW w:w="5716" w:type="dxa"/>
+            <w:shd w:val="clear" w:color="auto" w:fill="DAEEF3" w:themeFill="accent5" w:themeFillTint="33"/>
+          </w:tcPr>
+          <w:p>
+            <w:pPr>
+              <w:ind w:left="0"/>
+              <w:rPr>
+                <w:b/>
+              </w:rPr>
+            </w:pPr>
+            <w:r>
+              <w:rPr>
+                <w:rFonts w:hint="eastAsia"/>
+                <w:b/>
+              </w:rPr>
+              <w:t>Description</w:t>
+            </w:r>
+          </w:p>
+        </w:tc>
+      </w:tr>
+      <w:tr>
+        <w:tc>
+          <w:tcPr>
+            <w:tcW w:w="2222" w:type="dxa"/>
+          </w:tcPr>
+          <w:p>
+            <w:pPr>
+              <w:ind w:left="0"/>
+            </w:pPr>
+            <w:r>
+              <w:t>Contents</w:t>
+            </w:r>
+          </w:p>
+        </w:tc>
+        <w:tc>
+          <w:tcPr>
+            <w:tcW w:w="5716" w:type="dxa"/>
+          </w:tcPr>
+          <w:p>
+            <w:pPr>
+              <w:ind w:left="0"/>
+            </w:pPr>
+            <w:r>
+              <w:t xml:space="preserve">Metadata about each object returned. </w:t>
+            </w:r>
+          </w:p>
+          <w:p>
+            <w:pPr>
+              <w:ind w:left="0"/>
+            </w:pPr>
+            <w:r>
+              <w:t>Type: XML metadata</w:t>
+            </w:r>
+          </w:p>
+          <w:p>
+            <w:pPr>
+              <w:ind w:left="0"/>
+            </w:pPr>
+            <w:r>
+              <w:t>Ancestor: ListBucketResult</w:t>
+            </w:r>
+          </w:p>
+        </w:tc>
+      </w:tr>
+      <w:tr>
+        <w:tc>
+          <w:tcPr>
+            <w:tcW w:w="2222" w:type="dxa"/>
+          </w:tcPr>
+          <w:p>
+            <w:pPr>
+              <w:ind w:left="0"/>
+            </w:pPr>
+            <w:r>
+              <w:t>CommonPrefixes</w:t>
+            </w:r>
+          </w:p>
+        </w:tc>
+        <w:tc>
+          <w:tcPr>
+            <w:tcW w:w="5716" w:type="dxa"/>
+          </w:tcPr>
+          <w:p>
+            <w:pPr>
+              <w:ind w:left="0"/>
+            </w:pPr>
+            <w:r>
+              <w:t>All of the keys rolled up into a common preﬁx count as a single return when calculating the number of returns. See MaxKeys.</w:t>
+            </w:r>
+          </w:p>
+          <w:p>
+            <w:pPr>
+              <w:ind w:left="0"/>
+            </w:pPr>
+            <w:r>
+              <w:t xml:space="preserve">• A response can contain CommonPrefixes only if you specify a delimiter. </w:t>
+            </w:r>
+          </w:p>
+          <w:p>
+            <w:pPr>
+              <w:ind w:left="0"/>
+            </w:pPr>
+            <w:r>
+              <w:t>• CommonPrefixes contains all (if there are any) keys between Prefix and the next occurrence of the string speciﬁed by a delimiter.</w:t>
+            </w:r>
+          </w:p>
+          <w:p>
+            <w:pPr>
+              <w:ind w:left="0"/>
+            </w:pPr>
+            <w:r>
+              <w:lastRenderedPageBreak/>
+              <w:t>• CommonPrefixes lists keys that act like subdirectories in the directory speciﬁed by Prefix.</w:t>
+            </w:r>
+          </w:p>
+          <w:p>
+            <w:pPr>
+              <w:ind w:left="0"/>
+            </w:pPr>
+            <w:r>
+              <w:t>Type: String</w:t>
+            </w:r>
+          </w:p>
+          <w:p>
+            <w:pPr>
+              <w:ind w:left="0"/>
+            </w:pPr>
+            <w:r>
+              <w:t>Ancestor: ListBucketResult</w:t>
+            </w:r>
+          </w:p>
+        </w:tc>
+      </w:tr>
+      <w:tr>
+        <w:tc>
+          <w:tcPr>
+            <w:tcW w:w="2222" w:type="dxa"/>
+          </w:tcPr>
+          <w:p>
+            <w:pPr>
+              <w:ind w:left="0"/>
+            </w:pPr>
+            <w:r>
+              <w:lastRenderedPageBreak/>
+              <w:t>Delimiter</w:t>
+            </w:r>
+          </w:p>
+        </w:tc>
+        <w:tc>
+          <w:tcPr>
+            <w:tcW w:w="5716" w:type="dxa"/>
+          </w:tcPr>
+          <w:p>
+            <w:pPr>
+              <w:ind w:left="0"/>
+            </w:pPr>
+            <w:r>
+              <w:t>Causes keys that contain the same string between the preﬁx and the ﬁrst occurrence of the delimiter to be rolled up into a single result element in the CommonPrefixes collection. These rolled-up keys are not returned elsewhere in the response. Each rolled-up result counts as only one return against the MaxKeys value.</w:t>
+            </w:r>
+          </w:p>
+        </w:tc>
+      </w:tr>
+      <w:tr>
+        <w:tc>
+          <w:tcPr>
+            <w:tcW w:w="2222" w:type="dxa"/>
+          </w:tcPr>
+          <w:p>
+            <w:pPr>
+              <w:ind w:left="0"/>
+            </w:pPr>
+            <w:r>
+              <w:t>IsTruncated</w:t>
+            </w:r>
+          </w:p>
+        </w:tc>
+        <w:tc>
+          <w:tcPr>
+            <w:tcW w:w="5716" w:type="dxa"/>
+          </w:tcPr>
+          <w:p>
+            <w:pPr>
+              <w:ind w:left="0"/>
+            </w:pPr>
+            <w:r>
+              <w:t>Set to false if all of the results were returned. Set to true if more keys are available to return. If the number of results exceeds that speciﬁed by MaxKeys, all of the results might not be returned. Type: Boolean</w:t>
+            </w:r>
+          </w:p>
+          <w:p>
+            <w:pPr>
+              <w:ind w:left="0"/>
+            </w:pPr>
+            <w:r>
+              <w:t>Ancestor: ListBucketResult</w:t>
+            </w:r>
+          </w:p>
+        </w:tc>
+      </w:tr>
+      <w:tr>
+        <w:tc>
+          <w:tcPr>
+            <w:tcW w:w="2222" w:type="dxa"/>
+          </w:tcPr>
+          <w:p>
+            <w:pPr>
+              <w:ind w:left="0"/>
+            </w:pPr>
+            <w:r>
+              <w:t>Marker</w:t>
+            </w:r>
+          </w:p>
+        </w:tc>
+        <w:tc>
+          <w:tcPr>
+            <w:tcW w:w="5716" w:type="dxa"/>
+          </w:tcPr>
+          <w:p>
+            <w:pPr>
+              <w:ind w:left="0"/>
+            </w:pPr>
+            <w:r>
+              <w:t xml:space="preserve">If Marker was sent with the request, it is included in the response. </w:t>
+            </w:r>
+          </w:p>
+          <w:p>
+            <w:pPr>
+              <w:ind w:left="0"/>
+            </w:pPr>
+            <w:r>
+              <w:t>Type: String</w:t>
+            </w:r>
+          </w:p>
+          <w:p>
+            <w:pPr>
+              <w:ind w:left="0"/>
+            </w:pPr>
+            <w:r>
+              <w:t>Ancestor: ListBucketResult</w:t>
+            </w:r>
+          </w:p>
+        </w:tc>
+      </w:tr>
+      <w:tr>
+        <w:tc>
+          <w:tcPr>
+            <w:tcW w:w="2222" w:type="dxa"/>
+          </w:tcPr>
+          <w:p>
+            <w:pPr>
+              <w:ind w:left="0"/>
+            </w:pPr>
+            <w:r>
+              <w:t>MaxKeys</w:t>
+            </w:r>
+          </w:p>
+        </w:tc>
+        <w:tc>
+          <w:tcPr>
+            <w:tcW w:w="5716" w:type="dxa"/>
+          </w:tcPr>
+          <w:p>
+            <w:pPr>
+              <w:ind w:left="0"/>
+            </w:pPr>
+            <w:r>
+              <w:t xml:space="preserve">The maximum number of keys returned in the response body. </w:t>
+            </w:r>
+          </w:p>
+          <w:p>
+            <w:pPr>
+              <w:ind w:left="0"/>
+            </w:pPr>
+            <w:r>
+              <w:t>Type: String</w:t>
+            </w:r>
+          </w:p>
+          <w:p>
+            <w:pPr>
+              <w:ind w:left="0"/>
+            </w:pPr>
+            <w:r>
+              <w:t>Ancestor: ListBucketResult</w:t>
+            </w:r>
+          </w:p>
+        </w:tc>
+      </w:tr>
+      <w:tr>
+        <w:tc>
+          <w:tcPr>
+            <w:tcW w:w="2222" w:type="dxa"/>
+          </w:tcPr>
+          <w:p>
+            <w:pPr>
+              <w:ind w:left="0"/>
+            </w:pPr>
+            <w:r>
+              <w:t>Name</w:t>
+            </w:r>
+          </w:p>
+        </w:tc>
+        <w:tc>
+          <w:tcPr>
+            <w:tcW w:w="5716" w:type="dxa"/>
+          </w:tcPr>
+          <w:p>
+            <w:pPr>
+              <w:ind w:left="0"/>
+            </w:pPr>
+            <w:r>
+              <w:t xml:space="preserve">Name of the bucket. </w:t>
+            </w:r>
+          </w:p>
+          <w:p>
+            <w:pPr>
+              <w:ind w:left="0"/>
+            </w:pPr>
+            <w:r>
+              <w:t>Type: String</w:t>
+            </w:r>
+          </w:p>
+          <w:p>
+            <w:pPr>
+              <w:ind w:left="0"/>
+            </w:pPr>
+            <w:r>
+              <w:t>Ancestor: ListBucketResult</w:t>
+            </w:r>
+          </w:p>
+        </w:tc>
+      </w:tr>
+      <w:tr>
+        <w:tc>
+          <w:tcPr>
+            <w:tcW w:w="2222" w:type="dxa"/>
+          </w:tcPr>
+          <w:p>
+            <w:pPr>
+              <w:ind w:left="0"/>
+            </w:pPr>
+            <w:r>
+              <w:rPr>
+                <w:rFonts w:hint="eastAsia"/>
+              </w:rPr>
+              <w:t>NextMarker</w:t>
+            </w:r>
+          </w:p>
+        </w:tc>
+        <w:tc>
+          <w:tcPr>
+            <w:tcW w:w="5716" w:type="dxa"/>
+          </w:tcPr>
+          <w:p>
+            <w:pPr>
+              <w:ind w:left="0"/>
+            </w:pPr>
+            <w:r>
+              <w:t>Indicates where in the bucket listing begins. Marker is included in the response if it was sent with the request.</w:t>
+            </w:r>
+          </w:p>
+        </w:tc>
+      </w:tr>
+      <w:tr>
+        <w:tc>
+          <w:tcPr>
+            <w:tcW w:w="2222" w:type="dxa"/>
+          </w:tcPr>
+          <w:p>
+            <w:pPr>
+              <w:ind w:left="0"/>
+            </w:pPr>
+            <w:r>
+              <w:t>Prefix</w:t>
+            </w:r>
+          </w:p>
+        </w:tc>
+        <w:tc>
+          <w:tcPr>
+            <w:tcW w:w="5716" w:type="dxa"/>
+          </w:tcPr>
+          <w:p>
+            <w:pPr>
+              <w:ind w:left="0"/>
+            </w:pPr>
+            <w:r>
+              <w:t xml:space="preserve">Keys that begin with the indicated preﬁx. </w:t>
+            </w:r>
+          </w:p>
+          <w:p>
+            <w:pPr>
+              <w:ind w:left="0"/>
+            </w:pPr>
+            <w:r>
+              <w:t>Type: String</w:t>
+            </w:r>
+          </w:p>
+          <w:p>
+            <w:pPr>
+              <w:ind w:left="0"/>
+            </w:pPr>
+            <w:r>
+              <w:t>Ancestor: ListBucketResult</w:t>
+            </w:r>
+          </w:p>
+        </w:tc>
+      </w:tr>
+      <w:tr>
+        <w:tc>
+          <w:tcPr>
+            <w:tcW w:w="2222" w:type="dxa"/>
+          </w:tcPr>
+          <w:p>
+            <w:pPr>
+              <w:ind w:left="0"/>
+            </w:pPr>
+            <w:r>
+              <w:t>Encoding-Type</w:t>
+            </w:r>
+          </w:p>
+        </w:tc>
+        <w:tc>
+          <w:tcPr>
+            <w:tcW w:w="5716" w:type="dxa"/>
+          </w:tcPr>
+          <w:p>
+            <w:pPr>
+              <w:ind w:left="0"/>
+            </w:pPr>
+            <w:r>
+              <w:t xml:space="preserve">Encoding type used by </w:t>
+            </w:r>
+            <w:r>
+              <w:rPr>
+                <w:rFonts w:hint="eastAsia"/>
+              </w:rPr>
+              <w:t>Sequoia</w:t>
+            </w:r>
+            <w:r>
+              <w:t xml:space="preserve">S3 to encode object key names in the XML response. If you specify encoding-type request parameter, </w:t>
+            </w:r>
+            <w:r>
+              <w:rPr>
+                <w:rFonts w:hint="eastAsia"/>
+              </w:rPr>
+              <w:t>Sequoia</w:t>
+            </w:r>
+            <w:r>
+              <w:t xml:space="preserve">S3 includes this element in the response, and returns encoded key name values in the following response elements: Delimiter, Prefix, ContinuationToken, Key, and StartAfter. </w:t>
+            </w:r>
+          </w:p>
+          <w:p>
+            <w:pPr>
+              <w:ind w:left="0"/>
+            </w:pPr>
+            <w:r>
+              <w:t>Type: String</w:t>
+            </w:r>
+          </w:p>
+          <w:p>
+            <w:pPr>
+              <w:ind w:left="0"/>
+            </w:pPr>
+            <w:r>
+              <w:t>Ancestor: ListBucketResult</w:t>
+            </w:r>
+          </w:p>
+        </w:tc>
+      </w:tr>
+      <w:tr>
+        <w:tc>
+          <w:tcPr>
+            <w:tcW w:w="2222" w:type="dxa"/>
+          </w:tcPr>
+          <w:p>
+            <w:pPr>
+              <w:ind w:left="0"/>
+            </w:pPr>
+            <w:r>
+              <w:t>Key</w:t>
+            </w:r>
+          </w:p>
+        </w:tc>
+        <w:tc>
+          <w:tcPr>
+            <w:tcW w:w="5716" w:type="dxa"/>
+          </w:tcPr>
+          <w:p>
+            <w:pPr>
+              <w:ind w:left="0"/>
+            </w:pPr>
+            <w:r>
+              <w:t xml:space="preserve">The object's key. </w:t>
+            </w:r>
+          </w:p>
+          <w:p>
+            <w:pPr>
+              <w:ind w:left="0"/>
+            </w:pPr>
+            <w:r>
+              <w:t>Type: String</w:t>
+            </w:r>
+          </w:p>
+          <w:p>
+            <w:pPr>
+              <w:ind w:left="0"/>
+            </w:pPr>
+            <w:r>
+              <w:t>Ancestor: ListBucketResult.Contents</w:t>
+            </w:r>
+          </w:p>
+        </w:tc>
+      </w:tr>
+      <w:tr>
+        <w:tc>
+          <w:tcPr>
+            <w:tcW w:w="2222" w:type="dxa"/>
+          </w:tcPr>
+          <w:p>
+            <w:pPr>
+              <w:ind w:left="0"/>
+            </w:pPr>
+            <w:r>
+              <w:t>Size</w:t>
+            </w:r>
+          </w:p>
+        </w:tc>
+        <w:tc>
+          <w:tcPr>
+            <w:tcW w:w="5716" w:type="dxa"/>
+          </w:tcPr>
+          <w:p>
+            <w:pPr>
+              <w:ind w:left="0"/>
+            </w:pPr>
+            <w:r>
+              <w:t xml:space="preserve">Size in bytes of the object. </w:t>
+            </w:r>
+          </w:p>
+          <w:p>
+            <w:pPr>
+              <w:ind w:left="0"/>
+            </w:pPr>
+            <w:r>
+              <w:t>Type: String</w:t>
+            </w:r>
+          </w:p>
+          <w:p>
+            <w:pPr>
+              <w:ind w:left="0"/>
+            </w:pPr>
+            <w:r>
+              <w:t>Ancestor: ListBucketResult.Contents</w:t>
+            </w:r>
+          </w:p>
+        </w:tc>
+      </w:tr>
+      <w:tr>
+        <w:tc>
+          <w:tcPr>
+            <w:tcW w:w="2222" w:type="dxa"/>
+          </w:tcPr>
+          <w:p>
+            <w:pPr>
+              <w:ind w:left="0"/>
+            </w:pPr>
+            <w:r>
+              <w:t>LastModified</w:t>
+            </w:r>
+          </w:p>
+        </w:tc>
+        <w:tc>
+          <w:tcPr>
+            <w:tcW w:w="5716" w:type="dxa"/>
+          </w:tcPr>
+          <w:p>
+            <w:pPr>
+              <w:ind w:left="0"/>
+            </w:pPr>
+            <w:r>
+              <w:t xml:space="preserve">Date and time the object was last modiﬁed. </w:t>
+            </w:r>
+          </w:p>
+          <w:p>
+            <w:pPr>
+              <w:ind w:left="0"/>
+            </w:pPr>
+            <w:r>
+              <w:t>Type: Date</w:t>
+            </w:r>
+          </w:p>
+          <w:p>
+            <w:pPr>
+              <w:ind w:left="0"/>
+            </w:pPr>
+            <w:r>
+              <w:lastRenderedPageBreak/>
+              <w:t>Ancestor: ListBucketResult.Contents</w:t>
+            </w:r>
+          </w:p>
+        </w:tc>
+      </w:tr>
+      <w:tr>
+        <w:tc>
+          <w:tcPr>
+            <w:tcW w:w="2222" w:type="dxa"/>
+          </w:tcPr>
+          <w:p>
+            <w:pPr>
+              <w:ind w:left="0"/>
+            </w:pPr>
+            <w:r>
+              <w:lastRenderedPageBreak/>
+              <w:t>ETag</w:t>
+            </w:r>
+          </w:p>
+        </w:tc>
+        <w:tc>
+          <w:tcPr>
+            <w:tcW w:w="5716" w:type="dxa"/>
+          </w:tcPr>
+          <w:p>
+            <w:pPr>
+              <w:ind w:left="0"/>
+            </w:pPr>
+            <w:r>
+              <w:t>The entity tag is an MD5 hash of the object. ETag reﬂects only changes to the contents of an object, not its metadata.</w:t>
+            </w:r>
+          </w:p>
+          <w:p>
+            <w:pPr>
+              <w:ind w:left="0"/>
+            </w:pPr>
+            <w:r>
+              <w:t>Type: String</w:t>
+            </w:r>
+          </w:p>
+          <w:p>
+            <w:pPr>
+              <w:ind w:left="0"/>
+            </w:pPr>
+            <w:r>
+              <w:t>Ancestor: ListBucketResult.Contents</w:t>
+            </w:r>
+          </w:p>
+        </w:tc>
+      </w:tr>
+      <w:tr>
+        <w:tc>
+          <w:tcPr>
+            <w:tcW w:w="2222" w:type="dxa"/>
+          </w:tcPr>
+          <w:p>
+            <w:pPr>
+              <w:ind w:left="0"/>
+            </w:pPr>
+            <w:r>
+              <w:t>Owner</w:t>
+            </w:r>
+          </w:p>
+        </w:tc>
+        <w:tc>
+          <w:tcPr>
+            <w:tcW w:w="5716" w:type="dxa"/>
+          </w:tcPr>
+          <w:p>
+            <w:pPr>
+              <w:ind w:left="0"/>
+            </w:pPr>
+            <w:r>
+              <w:t xml:space="preserve">Bucket owner. </w:t>
+            </w:r>
+          </w:p>
+          <w:p>
+            <w:pPr>
+              <w:ind w:left="0"/>
+            </w:pPr>
+            <w:r>
+              <w:t>Type: String</w:t>
+            </w:r>
+          </w:p>
+          <w:p>
+            <w:pPr>
+              <w:ind w:left="0"/>
+            </w:pPr>
+            <w:r>
+              <w:t>Children: DisplayName, ID</w:t>
+            </w:r>
+          </w:p>
+          <w:p>
+            <w:pPr>
+              <w:ind w:left="0"/>
+            </w:pPr>
+            <w:r>
+              <w:t>Ancestor: ListBucketResult.Contents | CommonPreﬁxes</w:t>
+            </w:r>
+          </w:p>
+        </w:tc>
+      </w:tr>
+      <w:tr>
+        <w:tc>
+          <w:tcPr>
+            <w:tcW w:w="2222" w:type="dxa"/>
+          </w:tcPr>
+          <w:p>
+            <w:pPr>
+              <w:ind w:left="0"/>
+            </w:pPr>
+            <w:r>
+              <w:t>ID</w:t>
+            </w:r>
+          </w:p>
+        </w:tc>
+        <w:tc>
+          <w:tcPr>
+            <w:tcW w:w="5716" w:type="dxa"/>
+          </w:tcPr>
+          <w:p>
+            <w:pPr>
+              <w:ind w:left="0"/>
+            </w:pPr>
+            <w:r>
+              <w:t xml:space="preserve">Object owner's ID. </w:t>
+            </w:r>
+          </w:p>
+          <w:p>
+            <w:pPr>
+              <w:ind w:left="0"/>
+            </w:pPr>
+            <w:r>
+              <w:t>Type: String</w:t>
+            </w:r>
+          </w:p>
+          <w:p>
+            <w:pPr>
+              <w:ind w:left="0"/>
+            </w:pPr>
+            <w:r>
+              <w:t>Ancestor: ListBucketResult.Contents.Owner</w:t>
+            </w:r>
+          </w:p>
+        </w:tc>
+      </w:tr>
+      <w:tr>
+        <w:tc>
+          <w:tcPr>
+            <w:tcW w:w="2222" w:type="dxa"/>
+          </w:tcPr>
+          <w:p>
+            <w:pPr>
+              <w:ind w:left="0"/>
+            </w:pPr>
+            <w:r>
+              <w:t>DisplayName</w:t>
+            </w:r>
+          </w:p>
+        </w:tc>
+        <w:tc>
+          <w:tcPr>
+            <w:tcW w:w="5716" w:type="dxa"/>
+          </w:tcPr>
+          <w:p>
+            <w:pPr>
+              <w:ind w:left="0"/>
+            </w:pPr>
+            <w:r>
+              <w:t>Object owner's name.</w:t>
+            </w:r>
+          </w:p>
+          <w:p>
+            <w:pPr>
+              <w:ind w:left="0"/>
+            </w:pPr>
+            <w:r>
+              <w:t>Type: String</w:t>
+            </w:r>
+          </w:p>
+          <w:p>
+            <w:pPr>
+              <w:ind w:left="0"/>
+            </w:pPr>
+            <w:r>
+              <w:t>Ancestor: ListBucketResult.Contents.Owner</w:t>
+            </w:r>
+          </w:p>
+        </w:tc>
+      </w:tr>
+    </w:tbl>
+    <w:p>
+      <w:pPr>
+        <w:ind w:left="0"/>
+      </w:pPr>
+    </w:p>
+    <w:p>
+      <w:pPr>
+        <w:ind w:left="0" w:firstLine="420"/>
+      </w:pPr>
+      <w:r>
+        <w:rPr>
+          <w:rFonts w:hint="eastAsia"/>
+        </w:rPr>
+        <w:t>请求样例：</w:t>
+      </w:r>
+    </w:p>
+    <w:tbl>
+      <w:tblPr>
+        <w:tblStyle w:val="a9"/>
+        <w:tblW w:w="0" w:type="auto"/>
+        <w:tblLook w:val="04A0" w:firstRow="1" w:lastRow="0" w:firstColumn="1" w:lastColumn="0" w:noHBand="0" w:noVBand="1"/>
+      </w:tblPr>
+      <w:tblGrid>
+        <w:gridCol w:w="8296"/>
+      </w:tblGrid>
+      <w:tr>
+        <w:tc>
+          <w:tcPr>
+            <w:tcW w:w="8296" w:type="dxa"/>
+          </w:tcPr>
+          <w:p>
+            <w:pPr>
+              <w:ind w:left="0"/>
+              <w:rPr>
+                <w:i/>
+              </w:rPr>
+            </w:pPr>
+            <w:r>
+              <w:rPr>
+                <w:i/>
+              </w:rPr>
+              <w:t xml:space="preserve">GET </w:t>
+            </w:r>
+            <w:r>
+              <w:rPr>
+                <w:i/>
+              </w:rPr>
+              <w:t>/{</w:t>
+            </w:r>
+            <w:r>
+              <w:rPr>
+                <w:i/>
+              </w:rPr>
+              <w:t>bucket</w:t>
+            </w:r>
+            <w:r>
+              <w:rPr>
+                <w:i/>
+              </w:rPr>
+              <w:t>}</w:t>
+            </w:r>
+            <w:r>
+              <w:rPr>
+                <w:i/>
+              </w:rPr>
+              <w:t xml:space="preserve">/ HTTP/1.1 </w:t>
+            </w:r>
+          </w:p>
+          <w:p>
+            <w:pPr>
+              <w:ind w:left="0"/>
+              <w:rPr>
+                <w:i/>
+              </w:rPr>
+            </w:pPr>
+            <w:r>
+              <w:rPr>
+                <w:i/>
+              </w:rPr>
+              <w:t xml:space="preserve">Host: </w:t>
+            </w:r>
+            <w:r>
+              <w:rPr>
+                <w:rFonts w:hint="eastAsia"/>
+                <w:i/>
+              </w:rPr>
+              <w:t>sequoia.s3</w:t>
+            </w:r>
+            <w:r>
+              <w:rPr>
+                <w:i/>
+              </w:rPr>
+              <w:t>.com</w:t>
+            </w:r>
+            <w:r>
+              <w:rPr>
+                <w:i/>
+              </w:rPr>
+              <w:t xml:space="preserve"> </w:t>
+            </w:r>
+          </w:p>
+          <w:p>
+            <w:pPr>
+              <w:ind w:left="0"/>
+              <w:rPr>
+                <w:i/>
+              </w:rPr>
+            </w:pPr>
+            <w:r>
+              <w:rPr>
+                <w:i/>
+              </w:rPr>
+              <w:t xml:space="preserve">x-amz-date: 20160430T233541Z </w:t>
+            </w:r>
+          </w:p>
+          <w:p>
+            <w:pPr>
+              <w:ind w:left="0"/>
+              <w:rPr>
+                <w:i/>
+              </w:rPr>
+            </w:pPr>
+            <w:r>
+              <w:rPr>
+                <w:i/>
+              </w:rPr>
+              <w:t xml:space="preserve">Authorization: authorization string </w:t>
+            </w:r>
+          </w:p>
+          <w:p>
+            <w:pPr>
+              <w:ind w:left="0"/>
+            </w:pPr>
+            <w:r>
+              <w:rPr>
+                <w:i/>
+              </w:rPr>
+              <w:t xml:space="preserve">Content-Type: text/plain   </w:t>
+            </w:r>
+          </w:p>
+        </w:tc>
+      </w:tr>
+    </w:tbl>
+    <w:p>
+      <w:pPr>
+        <w:ind w:left="0" w:firstLine="420"/>
+      </w:pPr>
+    </w:p>
+    <w:p>
+      <w:pPr>
+        <w:ind w:left="0" w:firstLine="420"/>
+      </w:pPr>
+      <w:r>
+        <w:rPr>
+          <w:rFonts w:hint="eastAsia"/>
+        </w:rPr>
+        <w:t>响应样例：</w:t>
+      </w:r>
+    </w:p>
+    <w:tbl>
+      <w:tblPr>
+        <w:tblStyle w:val="a9"/>
+        <w:tblW w:w="0" w:type="auto"/>
+        <w:tblLook w:val="04A0" w:firstRow="1" w:lastRow="0" w:firstColumn="1" w:lastColumn="0" w:noHBand="0" w:noVBand="1"/>
+      </w:tblPr>
+      <w:tblGrid>
+        <w:gridCol w:w="8296"/>
+      </w:tblGrid>
+      <w:tr>
+        <w:tc>
+          <w:tcPr>
+            <w:tcW w:w="8296" w:type="dxa"/>
+          </w:tcPr>
+          <w:p>
+            <w:pPr>
+              <w:ind w:left="0"/>
+              <w:rPr>
+                <w:i/>
+              </w:rPr>
+            </w:pPr>
+            <w:r>
+              <w:rPr>
+                <w:i/>
+              </w:rPr>
+              <w:t xml:space="preserve">&lt;ListBucketResult&gt; </w:t>
+            </w:r>
+          </w:p>
+          <w:p>
+            <w:pPr>
+              <w:ind w:left="0" w:firstLineChars="100" w:firstLine="210"/>
+              <w:rPr>
+                <w:i/>
+              </w:rPr>
+            </w:pPr>
+            <w:r>
+              <w:rPr>
+                <w:i/>
+              </w:rPr>
+              <w:t xml:space="preserve">&lt;Name&gt;bucket&lt;/Name&gt; </w:t>
+            </w:r>
+          </w:p>
+          <w:p>
+            <w:pPr>
+              <w:ind w:left="0"/>
+              <w:rPr>
+                <w:i/>
+              </w:rPr>
+            </w:pPr>
+            <w:r>
+              <w:rPr>
+                <w:i/>
+              </w:rPr>
+              <w:t xml:space="preserve">  </w:t>
+            </w:r>
+            <w:r>
+              <w:rPr>
+                <w:i/>
+              </w:rPr>
+              <w:t xml:space="preserve">&lt;Prefix/&gt;   </w:t>
+            </w:r>
+          </w:p>
+          <w:p>
+            <w:pPr>
+              <w:ind w:left="0"/>
+              <w:rPr>
+                <w:i/>
+              </w:rPr>
+            </w:pPr>
+            <w:r>
+              <w:rPr>
+                <w:i/>
+              </w:rPr>
+              <w:t xml:space="preserve"> </w:t>
+            </w:r>
+            <w:r>
+              <w:rPr>
+                <w:i/>
+              </w:rPr>
+              <w:t xml:space="preserve"> </w:t>
+            </w:r>
+            <w:r>
+              <w:rPr>
+                <w:i/>
+              </w:rPr>
+              <w:t xml:space="preserve">&lt;MaxKeys&gt;1000&lt;/MaxKeys&gt; </w:t>
+            </w:r>
+          </w:p>
+          <w:p>
+            <w:pPr>
+              <w:ind w:left="0" w:firstLineChars="50" w:firstLine="105"/>
+              <w:rPr>
+                <w:i/>
+              </w:rPr>
+            </w:pPr>
+            <w:r>
+              <w:rPr>
+                <w:i/>
+              </w:rPr>
+              <w:t xml:space="preserve"> &lt;IsTruncated&gt;false&lt;/IsTruncated&gt;  </w:t>
+            </w:r>
+          </w:p>
+          <w:p>
+            <w:pPr>
+              <w:ind w:left="0" w:firstLineChars="100" w:firstLine="210"/>
+              <w:rPr>
+                <w:i/>
+              </w:rPr>
+            </w:pPr>
+            <w:r>
+              <w:rPr>
+                <w:i/>
+              </w:rPr>
+              <w:t xml:space="preserve">&lt;Contents&gt;    </w:t>
+            </w:r>
+          </w:p>
+          <w:p>
+            <w:pPr>
+              <w:ind w:left="0"/>
+              <w:rPr>
+                <w:i/>
+              </w:rPr>
+            </w:pPr>
+            <w:r>
+              <w:rPr>
+                <w:i/>
+              </w:rPr>
+              <w:t xml:space="preserve">    &lt;Key&gt;my-image.jpg&lt;/Key&gt;     </w:t>
+            </w:r>
+          </w:p>
+          <w:p>
+            <w:pPr>
+              <w:ind w:left="0"/>
+              <w:rPr>
+                <w:i/>
+              </w:rPr>
+            </w:pPr>
+            <w:r>
+              <w:rPr>
+                <w:i/>
+              </w:rPr>
+              <w:t xml:space="preserve">    &lt;LastModified&gt;2009-10-12T17:50:30.000Z&lt;/LastModified&gt;    </w:t>
+            </w:r>
+          </w:p>
+          <w:p>
+            <w:pPr>
+              <w:ind w:left="0"/>
+              <w:rPr>
+                <w:i/>
+              </w:rPr>
+            </w:pPr>
+            <w:r>
+              <w:rPr>
+                <w:i/>
+              </w:rPr>
+              <w:t xml:space="preserve">    &lt;ETag&gt;&amp;</w:t>
+            </w:r>
+            <w:proofErr w:type="gramStart"/>
+            <w:r>
+              <w:rPr>
+                <w:i/>
+              </w:rPr>
+              <w:t>quot;fba</w:t>
+            </w:r>
+            <w:proofErr w:type="gramEnd"/>
+            <w:r>
+              <w:rPr>
+                <w:i/>
+              </w:rPr>
+              <w:t xml:space="preserve">9dede5f27731c9771645a39863328&amp;quot;&lt;/ETag&gt;    </w:t>
+            </w:r>
+          </w:p>
+          <w:p>
+            <w:pPr>
+              <w:ind w:left="0"/>
+              <w:rPr>
+                <w:i/>
+              </w:rPr>
+            </w:pPr>
+            <w:r>
+              <w:rPr>
+                <w:i/>
+              </w:rPr>
+              <w:t xml:space="preserve">    &lt;Size&gt;434234&lt;/Size&gt;      </w:t>
+            </w:r>
+          </w:p>
+          <w:p>
+            <w:pPr>
+              <w:ind w:left="0" w:firstLineChars="100" w:firstLine="210"/>
+              <w:rPr>
+                <w:i/>
+              </w:rPr>
+            </w:pPr>
+            <w:r>
+              <w:rPr>
+                <w:i/>
+              </w:rPr>
+              <w:t xml:space="preserve">&lt;/Contents&gt;    </w:t>
+            </w:r>
+          </w:p>
+          <w:p>
+            <w:pPr>
+              <w:ind w:left="0" w:firstLineChars="100" w:firstLine="210"/>
+              <w:rPr>
+                <w:i/>
+              </w:rPr>
+            </w:pPr>
+            <w:r>
+              <w:rPr>
+                <w:i/>
+              </w:rPr>
+              <w:t>&lt;Contents&gt;</w:t>
+            </w:r>
+          </w:p>
+          <w:p>
+            <w:pPr>
+              <w:ind w:left="0"/>
+              <w:rPr>
+                <w:i/>
+              </w:rPr>
+            </w:pPr>
+            <w:r>
+              <w:rPr>
+                <w:i/>
+              </w:rPr>
+              <w:t xml:space="preserve">       ...    </w:t>
+            </w:r>
+          </w:p>
+          <w:p>
+            <w:pPr>
+              <w:ind w:left="0" w:firstLineChars="100" w:firstLine="210"/>
+              <w:rPr>
+                <w:i/>
+              </w:rPr>
+            </w:pPr>
+            <w:r>
+              <w:rPr>
+                <w:i/>
+              </w:rPr>
+              <w:t xml:space="preserve">&lt;/Contents&gt;    </w:t>
+            </w:r>
+          </w:p>
+          <w:p>
+            <w:pPr>
+              <w:ind w:left="0" w:firstLineChars="100" w:firstLine="210"/>
+              <w:rPr>
+                <w:i/>
+              </w:rPr>
+            </w:pPr>
+            <w:r>
+              <w:rPr>
+                <w:i/>
+              </w:rPr>
+              <w:t xml:space="preserve">... </w:t>
+            </w:r>
+          </w:p>
+          <w:p>
+            <w:pPr>
+              <w:ind w:left="0"/>
+            </w:pPr>
+            <w:r>
+              <w:rPr>
+                <w:i/>
+              </w:rPr>
+              <w:t>&lt;/ListBucketResult&gt;</w:t>
+            </w:r>
+          </w:p>
+        </w:tc>
+      </w:tr>
+    </w:tbl>
+    <w:p>
+      <w:pPr>
+        <w:ind w:left="0"/>
+      </w:pPr>
+      <w:r>
+        <w:rPr>
+          <w:rFonts w:hint="eastAsia"/>
+        </w:rPr>
+        <w:t xml:space="preserve">   </w:t>
+      </w:r>
+    </w:p>
+    <w:p>
+      <w:pPr>
+        <w:ind w:left="0"/>
+      </w:pPr>
+      <w:r>
+        <w:t xml:space="preserve">   </w:t>
+      </w:r>
+      <w:r>
+        <w:rPr>
+          <w:rFonts w:hint="eastAsia"/>
+        </w:rPr>
+        <w:t>请求样例（携带查询参数）：</w:t>
+      </w:r>
+    </w:p>
+    <w:tbl>
+      <w:tblPr>
+        <w:tblStyle w:val="a9"/>
+        <w:tblW w:w="0" w:type="auto"/>
+        <w:tblLook w:val="04A0" w:firstRow="1" w:lastRow="0" w:firstColumn="1" w:lastColumn="0" w:noHBand="0" w:noVBand="1"/>
+      </w:tblPr>
+      <w:tblGrid>
+        <w:gridCol w:w="8296"/>
+      </w:tblGrid>
+      <w:tr>
+        <w:tc>
+          <w:tcPr>
+            <w:tcW w:w="8296" w:type="dxa"/>
+          </w:tcPr>
+          <w:p>
+            <w:pPr>
+              <w:ind w:left="0"/>
+              <w:rPr>
+                <w:i/>
+              </w:rPr>
+            </w:pPr>
+            <w:r>
+              <w:rPr>
+                <w:i/>
+              </w:rPr>
+              <w:t xml:space="preserve">GET </w:t>
+            </w:r>
+            <w:r>
+              <w:rPr>
+                <w:i/>
+              </w:rPr>
+              <w:t>/s3/{</w:t>
+            </w:r>
+            <w:r>
+              <w:rPr>
+                <w:i/>
+              </w:rPr>
+              <w:t>bucket</w:t>
+            </w:r>
+            <w:r>
+              <w:rPr>
+                <w:i/>
+              </w:rPr>
+              <w:t>}</w:t>
+            </w:r>
+            <w:proofErr w:type="gramStart"/>
+            <w:r>
+              <w:rPr>
+                <w:i/>
+              </w:rPr>
+              <w:t>/?</w:t>
+            </w:r>
+            <w:r>
+              <w:rPr>
+                <w:i/>
+              </w:rPr>
+              <w:t>prefix</w:t>
+            </w:r>
+            <w:proofErr w:type="gramEnd"/>
+            <w:r>
+              <w:rPr>
+                <w:i/>
+              </w:rPr>
+              <w:t xml:space="preserve">=photos/2006/&amp;delimiter=/ HTTP/1.1 </w:t>
+            </w:r>
+          </w:p>
+          <w:p>
+            <w:pPr>
+              <w:ind w:left="0"/>
+              <w:rPr>
+                <w:i/>
+              </w:rPr>
+            </w:pPr>
+            <w:r>
+              <w:rPr>
+                <w:i/>
+              </w:rPr>
+              <w:t xml:space="preserve">Host: </w:t>
+            </w:r>
+            <w:r>
+              <w:rPr>
+                <w:rFonts w:hint="eastAsia"/>
+                <w:i/>
+              </w:rPr>
+              <w:t>sequoia.s3</w:t>
+            </w:r>
+            <w:r>
+              <w:rPr>
+                <w:i/>
+              </w:rPr>
+              <w:t>.com</w:t>
+            </w:r>
+            <w:r>
+              <w:rPr>
+                <w:i/>
+              </w:rPr>
+              <w:t xml:space="preserve"> </w:t>
+            </w:r>
+          </w:p>
+          <w:p>
+            <w:pPr>
+              <w:ind w:left="0"/>
+              <w:rPr>
+                <w:i/>
+              </w:rPr>
+            </w:pPr>
+            <w:r>
+              <w:rPr>
+                <w:i/>
+              </w:rPr>
+              <w:lastRenderedPageBreak/>
+              <w:t>x-amz-date: 20160501T000433Z</w:t>
+            </w:r>
+          </w:p>
+          <w:p>
+            <w:pPr>
+              <w:ind w:left="0"/>
+            </w:pPr>
+            <w:r>
+              <w:rPr>
+                <w:i/>
+              </w:rPr>
+              <w:t>Authorization: authorization string</w:t>
+            </w:r>
+          </w:p>
+        </w:tc>
+      </w:tr>
+    </w:tbl>
+    <w:p>
+      <w:pPr>
+        <w:ind w:left="0"/>
+      </w:pPr>
+      <w:r>
+        <w:rPr>
+          <w:rFonts w:hint="eastAsia"/>
+        </w:rPr>
+        <w:lastRenderedPageBreak/>
+        <w:t xml:space="preserve">   </w:t>
+      </w:r>
+      <w:r>
+        <w:rPr>
+          <w:rFonts w:hint="eastAsia"/>
+        </w:rPr>
+        <w:t>响应样例：</w:t>
+      </w:r>
+    </w:p>
+    <w:tbl>
+      <w:tblPr>
+        <w:tblStyle w:val="a9"/>
+        <w:tblW w:w="0" w:type="auto"/>
+        <w:tblLook w:val="04A0" w:firstRow="1" w:lastRow="0" w:firstColumn="1" w:lastColumn="0" w:noHBand="0" w:noVBand="1"/>
+      </w:tblPr>
+      <w:tblGrid>
+        <w:gridCol w:w="8296"/>
+      </w:tblGrid>
+      <w:tr>
+        <w:tc>
+          <w:tcPr>
+            <w:tcW w:w="8296" w:type="dxa"/>
+          </w:tcPr>
+          <w:p>
+            <w:pPr>
+              <w:ind w:left="0"/>
+              <w:rPr>
+                <w:i/>
+              </w:rPr>
+            </w:pPr>
+            <w:r>
+              <w:rPr>
+                <w:i/>
+              </w:rPr>
+              <w:t>&lt;ListBucketResult&gt;</w:t>
+            </w:r>
+          </w:p>
+          <w:p>
+            <w:pPr>
+              <w:ind w:left="0"/>
+              <w:rPr>
+                <w:i/>
+              </w:rPr>
+            </w:pPr>
+            <w:r>
+              <w:rPr>
+                <w:i/>
+              </w:rPr>
+              <w:t xml:space="preserve">  &lt;Name&gt;example-bucket&lt;/Name&gt;</w:t>
+            </w:r>
+          </w:p>
+          <w:p>
+            <w:pPr>
+              <w:ind w:left="0"/>
+              <w:rPr>
+                <w:i/>
+              </w:rPr>
+            </w:pPr>
+            <w:r>
+              <w:rPr>
+                <w:i/>
+              </w:rPr>
+              <w:t xml:space="preserve">  &lt;Prefix&gt;photos/2006/&lt;/Prefix&gt;</w:t>
+            </w:r>
+          </w:p>
+          <w:p>
+            <w:pPr>
+              <w:ind w:left="0"/>
+              <w:rPr>
+                <w:i/>
+              </w:rPr>
+            </w:pPr>
+            <w:r>
+              <w:rPr>
+                <w:i/>
+              </w:rPr>
+              <w:t xml:space="preserve">  &lt;MaxKeys&gt;1000&lt;/MaxKeys&gt;</w:t>
+            </w:r>
+          </w:p>
+          <w:p>
+            <w:pPr>
+              <w:ind w:left="0"/>
+              <w:rPr>
+                <w:i/>
+              </w:rPr>
+            </w:pPr>
+            <w:r>
+              <w:rPr>
+                <w:i/>
+              </w:rPr>
+              <w:t xml:space="preserve">  &lt;Delimiter&gt;/&lt;/Delimiter&gt;</w:t>
+            </w:r>
+          </w:p>
+          <w:p>
+            <w:pPr>
+              <w:ind w:left="0"/>
+              <w:rPr>
+                <w:i/>
+              </w:rPr>
+            </w:pPr>
+            <w:r>
+              <w:rPr>
+                <w:i/>
+              </w:rPr>
+              <w:t xml:space="preserve">  &lt;IsTruncated&gt;false&lt;/IsTruncated&gt;</w:t>
+            </w:r>
+          </w:p>
+          <w:p>
+            <w:pPr>
+              <w:ind w:left="0"/>
+              <w:rPr>
+                <w:i/>
+              </w:rPr>
+            </w:pPr>
+            <w:r>
+              <w:rPr>
+                <w:i/>
+              </w:rPr>
+              <w:t xml:space="preserve">  &lt;Contents&gt;</w:t>
+            </w:r>
+          </w:p>
+          <w:p>
+            <w:pPr>
+              <w:ind w:left="0" w:firstLineChars="200" w:firstLine="420"/>
+              <w:rPr>
+                <w:i/>
+              </w:rPr>
+            </w:pPr>
+            <w:r>
+              <w:rPr>
+                <w:i/>
+              </w:rPr>
+              <w:t>&lt;Key&gt;photos/2006/dd</w:t>
+            </w:r>
+            <w:r>
+              <w:rPr>
+                <w:i/>
+              </w:rPr>
+              <w:t>&lt;/Key&gt;</w:t>
+            </w:r>
+          </w:p>
+          <w:p>
+            <w:pPr>
+              <w:ind w:left="0" w:firstLineChars="200" w:firstLine="420"/>
+              <w:rPr>
+                <w:i/>
+              </w:rPr>
+            </w:pPr>
+            <w:r>
+              <w:rPr>
+                <w:i/>
+              </w:rPr>
+              <w:t>&lt;LastModified&gt;2016-04-30T23:51:29.000Z&lt;/LastModified&gt;</w:t>
+            </w:r>
+          </w:p>
+          <w:p>
+            <w:pPr>
+              <w:ind w:left="0" w:firstLineChars="200" w:firstLine="420"/>
+              <w:rPr>
+                <w:i/>
+              </w:rPr>
+            </w:pPr>
+            <w:r>
+              <w:rPr>
+                <w:i/>
+              </w:rPr>
+              <w:t>&lt;ETag&gt;&amp;</w:t>
+            </w:r>
+            <w:proofErr w:type="gramStart"/>
+            <w:r>
+              <w:rPr>
+                <w:i/>
+              </w:rPr>
+              <w:t>quot;d</w:t>
+            </w:r>
+            <w:proofErr w:type="gramEnd"/>
+            <w:r>
+              <w:rPr>
+                <w:i/>
+              </w:rPr>
+              <w:t>41d8cd98f00b204e9800998ecf8427e&amp;quot;&lt;/ETag&gt;</w:t>
+            </w:r>
+          </w:p>
+          <w:p>
+            <w:pPr>
+              <w:ind w:left="0" w:firstLineChars="200" w:firstLine="420"/>
+              <w:rPr>
+                <w:i/>
+              </w:rPr>
+            </w:pPr>
+            <w:r>
+              <w:rPr>
+                <w:i/>
+              </w:rPr>
+              <w:t>&lt;Size&gt;0&lt;/Size&gt;</w:t>
+            </w:r>
+          </w:p>
+          <w:p>
+            <w:pPr>
+              <w:ind w:left="0" w:firstLineChars="100" w:firstLine="210"/>
+              <w:rPr>
+                <w:i/>
+              </w:rPr>
+            </w:pPr>
+            <w:r>
+              <w:rPr>
+                <w:i/>
+              </w:rPr>
+              <w:t>&lt;/Contents&gt;</w:t>
+            </w:r>
+          </w:p>
+          <w:p>
+            <w:pPr>
+              <w:ind w:left="0" w:firstLineChars="100" w:firstLine="210"/>
+              <w:rPr>
+                <w:i/>
+              </w:rPr>
+            </w:pPr>
+            <w:r>
+              <w:rPr>
+                <w:i/>
+              </w:rPr>
+              <w:t>&lt;CommonPrefixes&gt;</w:t>
+            </w:r>
+          </w:p>
+          <w:p>
+            <w:pPr>
+              <w:ind w:left="0" w:firstLineChars="200" w:firstLine="420"/>
+              <w:rPr>
+                <w:i/>
+              </w:rPr>
+            </w:pPr>
+            <w:r>
+              <w:rPr>
+                <w:i/>
+              </w:rPr>
+              <w:t>&lt;Prefix&gt;photos/2006/February/&lt;/Prefix&gt;</w:t>
+            </w:r>
+          </w:p>
+          <w:p>
+            <w:pPr>
+              <w:ind w:left="0" w:firstLineChars="100" w:firstLine="210"/>
+              <w:rPr>
+                <w:i/>
+              </w:rPr>
+            </w:pPr>
+            <w:r>
+              <w:rPr>
+                <w:i/>
+              </w:rPr>
+              <w:t>&lt;/CommonPrefixes&gt;</w:t>
+            </w:r>
+          </w:p>
+          <w:p>
+            <w:pPr>
+              <w:ind w:left="0" w:firstLineChars="100" w:firstLine="210"/>
+              <w:rPr>
+                <w:i/>
+              </w:rPr>
+            </w:pPr>
+            <w:r>
+              <w:rPr>
+                <w:i/>
+              </w:rPr>
+              <w:t>&lt;CommonPrefixes&gt;</w:t>
+            </w:r>
+          </w:p>
+          <w:p>
+            <w:pPr>
+              <w:ind w:left="0" w:firstLineChars="200" w:firstLine="420"/>
+              <w:rPr>
+                <w:i/>
+              </w:rPr>
+            </w:pPr>
+            <w:r>
+              <w:rPr>
+                <w:i/>
+              </w:rPr>
+              <w:t>&lt;Prefix&gt;photos/2006/January/&lt;/Prefix&gt;</w:t>
+            </w:r>
+          </w:p>
+          <w:p>
+            <w:pPr>
+              <w:ind w:left="0" w:firstLineChars="100" w:firstLine="210"/>
+              <w:rPr>
+                <w:i/>
+              </w:rPr>
+            </w:pPr>
+            <w:r>
+              <w:rPr>
+                <w:i/>
+              </w:rPr>
+              <w:t>&lt;/CommonPrefixes&gt;</w:t>
+            </w:r>
+          </w:p>
+          <w:p>
+            <w:pPr>
+              <w:ind w:left="0"/>
+            </w:pPr>
+            <w:r>
+              <w:rPr>
+                <w:i/>
+              </w:rPr>
+              <w:t>&lt;/ListBucketResult&gt;</w:t>
+            </w:r>
+          </w:p>
+        </w:tc>
+      </w:tr>
+    </w:tbl>
+    <w:p>
+      <w:pPr>
         <w:ind w:left="0"/>
       </w:pPr>
     </w:p>
@@ -13030,7 +15456,6 @@
               <w:ind w:left="0"/>
             </w:pPr>
             <w:r>
-              <w:lastRenderedPageBreak/>
               <w:t>withEndpointConfiguration</w:t>
             </w:r>
           </w:p>
@@ -13117,6 +15542,12 @@
               </w:rPr>
               <w:t>100Continue</w:t>
             </w:r>
+            <w:r>
+              <w:rPr>
+                <w:rFonts w:hint="eastAsia"/>
+              </w:rPr>
+              <w:t>，可不携带</w:t>
+            </w:r>
           </w:p>
         </w:tc>
       </w:tr>
@@ -13163,8 +15594,16 @@
               <w:rPr>
                 <w:rFonts w:hint="eastAsia"/>
               </w:rPr>
-              <w:t>携带鉴权信息</w:t>
-            </w:r>
+              <w:t>携带鉴</w:t>
+            </w:r>
+            <w:proofErr w:type="gramStart"/>
+            <w:r>
+              <w:rPr>
+                <w:rFonts w:hint="eastAsia"/>
+              </w:rPr>
+              <w:t>权信息</w:t>
+            </w:r>
+            <w:proofErr w:type="gramEnd"/>
           </w:p>
         </w:tc>
       </w:tr>
@@ -13216,6 +15655,12 @@
               </w:rPr>
               <w:t>禁止分块</w:t>
             </w:r>
+            <w:r>
+              <w:rPr>
+                <w:rFonts w:hint="eastAsia"/>
+              </w:rPr>
+              <w:t>，可不携带</w:t>
+            </w:r>
           </w:p>
         </w:tc>
       </w:tr>
@@ -13232,6 +15677,7 @@
               <w:ind w:left="0"/>
             </w:pPr>
             <w:r>
+              <w:lastRenderedPageBreak/>
               <w:t>build</w:t>
             </w:r>
           </w:p>
@@ -13297,15 +15743,28 @@
               <w:ind w:left="0"/>
             </w:pPr>
             <w:r>
-              <w:t>ClientConfiguration config = new ClientConfiguration();</w:t>
-            </w:r>
-          </w:p>
-          <w:p>
-            <w:pPr>
-              <w:ind w:left="0"/>
-            </w:pPr>
-            <w:r>
-              <w:t>config.setUseExpectContinue(false);</w:t>
+              <w:t xml:space="preserve">ClientConfiguration config = new </w:t>
+            </w:r>
+            <w:proofErr w:type="gramStart"/>
+            <w:r>
+              <w:t>ClientConfiguration(</w:t>
+            </w:r>
+            <w:proofErr w:type="gramEnd"/>
+            <w:r>
+              <w:t>);</w:t>
+            </w:r>
+          </w:p>
+          <w:p>
+            <w:pPr>
+              <w:ind w:left="0"/>
+            </w:pPr>
+            <w:proofErr w:type="gramStart"/>
+            <w:r>
+              <w:t>config.setUseExpectContinue</w:t>
+            </w:r>
+            <w:proofErr w:type="gramEnd"/>
+            <w:r>
+              <w:t>(false);</w:t>
             </w:r>
           </w:p>
           <w:p>
@@ -13365,27 +15824,67 @@
           </w:p>
           <w:p>
             <w:r>
-              <w:t xml:space="preserve">        .withEndpointConfiguration(endpointConfiguration)</w:t>
-            </w:r>
-          </w:p>
-          <w:p>
-            <w:r>
-              <w:t xml:space="preserve">        .withClientConfiguration(config)                </w:t>
-            </w:r>
-          </w:p>
-          <w:p>
-            <w:r>
-              <w:t xml:space="preserve">        .withCredentials(new AWSStaticCredentialsProvider(credentials)) </w:t>
-            </w:r>
-          </w:p>
-          <w:p>
-            <w:r>
-              <w:t xml:space="preserve">        .withChunkedEncodingDisabled(true)    </w:t>
-            </w:r>
-          </w:p>
-          <w:p>
-            <w:r>
-              <w:t xml:space="preserve">        .build()</w:t>
+              <w:t xml:space="preserve">        </w:t>
+            </w:r>
+            <w:proofErr w:type="gramStart"/>
+            <w:r>
+              <w:t>.withEndpointConfiguration</w:t>
+            </w:r>
+            <w:proofErr w:type="gramEnd"/>
+            <w:r>
+              <w:t>(endpointConfiguration)</w:t>
+            </w:r>
+          </w:p>
+          <w:p>
+            <w:r>
+              <w:t xml:space="preserve">        </w:t>
+            </w:r>
+            <w:proofErr w:type="gramStart"/>
+            <w:r>
+              <w:t>.withClientConfiguration</w:t>
+            </w:r>
+            <w:proofErr w:type="gramEnd"/>
+            <w:r>
+              <w:t xml:space="preserve">(config)                </w:t>
+            </w:r>
+          </w:p>
+          <w:p>
+            <w:r>
+              <w:t xml:space="preserve">        </w:t>
+            </w:r>
+            <w:proofErr w:type="gramStart"/>
+            <w:r>
+              <w:t>.withCredentials</w:t>
+            </w:r>
+            <w:proofErr w:type="gramEnd"/>
+            <w:r>
+              <w:t xml:space="preserve">(new AWSStaticCredentialsProvider(credentials)) </w:t>
+            </w:r>
+          </w:p>
+          <w:p>
+            <w:r>
+              <w:t xml:space="preserve">        </w:t>
+            </w:r>
+            <w:proofErr w:type="gramStart"/>
+            <w:r>
+              <w:t>.withChunkedEncodingDisabled</w:t>
+            </w:r>
+            <w:proofErr w:type="gramEnd"/>
+            <w:r>
+              <w:t xml:space="preserve">(true)    </w:t>
+            </w:r>
+          </w:p>
+          <w:p>
+            <w:r>
+              <w:t xml:space="preserve">        </w:t>
+            </w:r>
+            <w:proofErr w:type="gramStart"/>
+            <w:r>
+              <w:t>.build</w:t>
+            </w:r>
+            <w:proofErr w:type="gramEnd"/>
+            <w:r>
+              <w:t>()</w:t>
             </w:r>
           </w:p>
           <w:p>
@@ -13704,7 +16203,6 @@
               <w:rPr>
                 <w:rFonts w:hint="eastAsia"/>
               </w:rPr>
-              <w:lastRenderedPageBreak/>
               <w:t>返回值：无</w:t>
             </w:r>
           </w:p>
@@ -13721,7 +16219,6 @@
               <w:rPr>
                 <w:rFonts w:hint="eastAsia"/>
               </w:rPr>
-              <w:lastRenderedPageBreak/>
               <w:t>创建一个</w:t>
             </w:r>
             <w:r>
@@ -13758,7 +16255,6 @@
               <w:ind w:left="0"/>
             </w:pPr>
             <w:r>
-              <w:lastRenderedPageBreak/>
               <w:t>withMetadata</w:t>
             </w:r>
           </w:p>
@@ -13859,6 +16355,7 @@
               <w:ind w:left="0"/>
             </w:pPr>
             <w:r>
+              <w:lastRenderedPageBreak/>
               <w:t>setCacheControl</w:t>
             </w:r>
           </w:p>
@@ -13910,6 +16407,7 @@
               <w:rPr>
                 <w:rFonts w:hint="eastAsia"/>
               </w:rPr>
+              <w:lastRenderedPageBreak/>
               <w:t>构造元数据</w:t>
             </w:r>
           </w:p>
@@ -13945,7 +16443,15 @@
               <w:ind w:left="0"/>
             </w:pPr>
             <w:r>
-              <w:t>PutObjectRequest request = new PutObjectRequest(bucketname, keyName, new File("C:\\</w:t>
+              <w:t xml:space="preserve">PutObjectRequest request = new </w:t>
+            </w:r>
+            <w:proofErr w:type="gramStart"/>
+            <w:r>
+              <w:t>PutObjectRequest(</w:t>
+            </w:r>
+            <w:proofErr w:type="gramEnd"/>
+            <w:r>
+              <w:t>bucketname, keyName, new File("C:\\</w:t>
             </w:r>
             <w:r>
               <w:rPr>
@@ -13971,31 +16477,57 @@
               <w:ind w:left="0"/>
             </w:pPr>
             <w:r>
-              <w:t>ObjectMetadata metaData = new ObjectMetadata();</w:t>
-            </w:r>
-          </w:p>
-          <w:p>
-            <w:pPr>
-              <w:ind w:left="0"/>
-            </w:pPr>
-            <w:r>
-              <w:t>Map&lt;String,String&gt; xMeta = new HashMap&lt;String, String&gt;();</w:t>
-            </w:r>
-          </w:p>
-          <w:p>
-            <w:pPr>
-              <w:ind w:left="0"/>
-            </w:pPr>
-            <w:r>
-              <w:t>xMeta.put("test1", "1234");</w:t>
-            </w:r>
-          </w:p>
-          <w:p>
-            <w:pPr>
-              <w:ind w:left="0"/>
-            </w:pPr>
-            <w:r>
-              <w:t>xMeta.put("test2", "123343");</w:t>
+              <w:t xml:space="preserve">ObjectMetadata metaData = new </w:t>
+            </w:r>
+            <w:proofErr w:type="gramStart"/>
+            <w:r>
+              <w:t>ObjectMetadata(</w:t>
+            </w:r>
+            <w:proofErr w:type="gramEnd"/>
+            <w:r>
+              <w:t>);</w:t>
+            </w:r>
+          </w:p>
+          <w:p>
+            <w:pPr>
+              <w:ind w:left="0"/>
+            </w:pPr>
+            <w:r>
+              <w:t>Map&lt;</w:t>
+            </w:r>
+            <w:proofErr w:type="gramStart"/>
+            <w:r>
+              <w:t>String,String</w:t>
+            </w:r>
+            <w:proofErr w:type="gramEnd"/>
+            <w:r>
+              <w:t>&gt; xMeta = new HashMap&lt;String, String&gt;();</w:t>
+            </w:r>
+          </w:p>
+          <w:p>
+            <w:pPr>
+              <w:ind w:left="0"/>
+            </w:pPr>
+            <w:proofErr w:type="gramStart"/>
+            <w:r>
+              <w:t>xMeta.put(</w:t>
+            </w:r>
+            <w:proofErr w:type="gramEnd"/>
+            <w:r>
+              <w:t>"test1", "1234");</w:t>
+            </w:r>
+          </w:p>
+          <w:p>
+            <w:pPr>
+              <w:ind w:left="0"/>
+            </w:pPr>
+            <w:proofErr w:type="gramStart"/>
+            <w:r>
+              <w:t>xMeta.put(</w:t>
+            </w:r>
+            <w:proofErr w:type="gramEnd"/>
+            <w:r>
+              <w:t>"test2", "123343");</w:t>
             </w:r>
           </w:p>
           <w:p>
@@ -14043,7 +16575,15 @@
               <w:ind w:left="0"/>
             </w:pPr>
             <w:r>
-              <w:t>metaData.setExpirationTime(new Date());</w:t>
+              <w:t xml:space="preserve">metaData.setExpirationTime(new </w:t>
+            </w:r>
+            <w:proofErr w:type="gramStart"/>
+            <w:r>
+              <w:t>Date(</w:t>
+            </w:r>
+            <w:proofErr w:type="gramEnd"/>
+            <w:r>
+              <w:t>));</w:t>
             </w:r>
           </w:p>
           <w:p>
@@ -14058,8 +16598,13 @@
             <w:pPr>
               <w:ind w:left="0"/>
             </w:pPr>
-            <w:r>
-              <w:t>request.withMetadata(metaData);</w:t>
+            <w:proofErr w:type="gramStart"/>
+            <w:r>
+              <w:t>request.withMetadata</w:t>
+            </w:r>
+            <w:proofErr w:type="gramEnd"/>
+            <w:r>
+              <w:t>(metaData);</w:t>
             </w:r>
           </w:p>
           <w:p>
@@ -14298,7 +16843,6 @@
               <w:rPr>
                 <w:rFonts w:hint="eastAsia"/>
               </w:rPr>
-              <w:lastRenderedPageBreak/>
               <w:t>返回值：无</w:t>
             </w:r>
           </w:p>
@@ -14315,7 +16859,6 @@
               <w:rPr>
                 <w:rFonts w:hint="eastAsia"/>
               </w:rPr>
-              <w:lastRenderedPageBreak/>
               <w:t>创建一个</w:t>
             </w:r>
             <w:r>
@@ -14352,7 +16895,6 @@
               <w:ind w:left="0"/>
             </w:pPr>
             <w:r>
-              <w:lastRenderedPageBreak/>
               <w:t>withBucketName</w:t>
             </w:r>
           </w:p>
@@ -14400,8 +16942,16 @@
               <w:rPr>
                 <w:rFonts w:hint="eastAsia"/>
               </w:rPr>
-              <w:t>请求中添加桶名</w:t>
-            </w:r>
+              <w:t>请求中</w:t>
+            </w:r>
+            <w:proofErr w:type="gramStart"/>
+            <w:r>
+              <w:rPr>
+                <w:rFonts w:hint="eastAsia"/>
+              </w:rPr>
+              <w:t>添加桶名</w:t>
+            </w:r>
+            <w:proofErr w:type="gramEnd"/>
           </w:p>
         </w:tc>
       </w:tr>
@@ -14494,6 +17044,7 @@
               <w:rPr>
                 <w:rFonts w:hint="eastAsia"/>
               </w:rPr>
+              <w:lastRenderedPageBreak/>
               <w:t>参数：</w:t>
             </w:r>
             <w:r>
@@ -14530,6 +17081,7 @@
               <w:rPr>
                 <w:rFonts w:hint="eastAsia"/>
               </w:rPr>
+              <w:lastRenderedPageBreak/>
               <w:t>请求中添加最大返回条数</w:t>
             </w:r>
           </w:p>
@@ -14545,6 +17097,7 @@
               <w:ind w:left="0"/>
             </w:pPr>
             <w:r>
+              <w:lastRenderedPageBreak/>
               <w:t>withPrefix</w:t>
             </w:r>
           </w:p>
@@ -14895,55 +17448,93 @@
               <w:ind w:left="0" w:firstLineChars="300" w:firstLine="630"/>
             </w:pPr>
             <w:r>
-              <w:t xml:space="preserve"> new ListObjectsV2Request().withBucketName(bucket).withEncodingType("url");</w:t>
-            </w:r>
-          </w:p>
-          <w:p>
-            <w:pPr>
-              <w:ind w:left="0"/>
-            </w:pPr>
-            <w:r>
-              <w:t>request.withMaxKeys(1);</w:t>
-            </w:r>
-          </w:p>
-          <w:p>
-            <w:pPr>
-              <w:ind w:left="0"/>
-            </w:pPr>
-            <w:r>
-              <w:t>request.withPrefix("aa/bb/");</w:t>
-            </w:r>
-          </w:p>
-          <w:p>
-            <w:pPr>
-              <w:ind w:left="0"/>
-            </w:pPr>
-            <w:r>
-              <w:t>request.withDelimiter("/");</w:t>
-            </w:r>
-          </w:p>
-          <w:p>
-            <w:pPr>
-              <w:ind w:left="0"/>
-            </w:pPr>
-            <w:r>
-              <w:t>request.withFetchOwner(true);</w:t>
-            </w:r>
-          </w:p>
-          <w:p>
-            <w:pPr>
-              <w:ind w:left="0"/>
-            </w:pPr>
-            <w:r>
-              <w:t>request.withStartAfter("aa");</w:t>
-            </w:r>
-          </w:p>
-          <w:p>
-            <w:pPr>
-              <w:ind w:left="0"/>
-            </w:pPr>
-            <w:r>
-              <w:t>request.withContinuationToken("B1AND1I");</w:t>
+              <w:t xml:space="preserve"> new ListObjectsV2Request(</w:t>
+            </w:r>
+            <w:proofErr w:type="gramStart"/>
+            <w:r>
+              <w:t>).withBucketName</w:t>
+            </w:r>
+            <w:proofErr w:type="gramEnd"/>
+            <w:r>
+              <w:t>(bucket).withEncodingType("url");</w:t>
+            </w:r>
+          </w:p>
+          <w:p>
+            <w:pPr>
+              <w:ind w:left="0"/>
+            </w:pPr>
+            <w:proofErr w:type="gramStart"/>
+            <w:r>
+              <w:t>request.withMaxKeys</w:t>
+            </w:r>
+            <w:proofErr w:type="gramEnd"/>
+            <w:r>
+              <w:t>(1);</w:t>
+            </w:r>
+          </w:p>
+          <w:p>
+            <w:pPr>
+              <w:ind w:left="0"/>
+            </w:pPr>
+            <w:proofErr w:type="gramStart"/>
+            <w:r>
+              <w:t>request.withPrefix</w:t>
+            </w:r>
+            <w:proofErr w:type="gramEnd"/>
+            <w:r>
+              <w:t>("aa/bb/");</w:t>
+            </w:r>
+          </w:p>
+          <w:p>
+            <w:pPr>
+              <w:ind w:left="0"/>
+            </w:pPr>
+            <w:proofErr w:type="gramStart"/>
+            <w:r>
+              <w:t>request.withDelimiter</w:t>
+            </w:r>
+            <w:proofErr w:type="gramEnd"/>
+            <w:r>
+              <w:t>("/");</w:t>
+            </w:r>
+          </w:p>
+          <w:p>
+            <w:pPr>
+              <w:ind w:left="0"/>
+            </w:pPr>
+            <w:proofErr w:type="gramStart"/>
+            <w:r>
+              <w:t>request.withFetchOwner</w:t>
+            </w:r>
+            <w:proofErr w:type="gramEnd"/>
+            <w:r>
+              <w:t>(true);</w:t>
+            </w:r>
+          </w:p>
+          <w:p>
+            <w:pPr>
+              <w:ind w:left="0"/>
+            </w:pPr>
+            <w:proofErr w:type="gramStart"/>
+            <w:r>
+              <w:t>request.withStartAfter</w:t>
+            </w:r>
+            <w:proofErr w:type="gramEnd"/>
+            <w:r>
+              <w:t>("aa");</w:t>
+            </w:r>
+          </w:p>
+          <w:p>
+            <w:pPr>
+              <w:ind w:left="0"/>
+            </w:pPr>
+            <w:proofErr w:type="gramStart"/>
+            <w:r>
+              <w:t>request.withContinuationToken</w:t>
+            </w:r>
+            <w:proofErr w:type="gramEnd"/>
+            <w:r>
+              <w:t>("B1AND1I");</w:t>
             </w:r>
           </w:p>
           <w:p>
@@ -15056,7 +17647,6 @@
               <w:rPr>
                 <w:rFonts w:hint="eastAsia"/>
               </w:rPr>
-              <w:lastRenderedPageBreak/>
               <w:t>返回值：</w:t>
             </w:r>
             <w:r>
@@ -15076,7 +17666,6 @@
               <w:rPr>
                 <w:rFonts w:hint="eastAsia"/>
               </w:rPr>
-              <w:lastRenderedPageBreak/>
               <w:t>发送</w:t>
             </w:r>
             <w:r>
@@ -15203,6 +17792,7 @@
               <w:ind w:left="0"/>
             </w:pPr>
             <w:r>
+              <w:lastRenderedPageBreak/>
               <w:t xml:space="preserve">String versionIdMarker, </w:t>
             </w:r>
           </w:p>
@@ -15249,6 +17839,7 @@
               <w:rPr>
                 <w:rFonts w:hint="eastAsia"/>
               </w:rPr>
+              <w:lastRenderedPageBreak/>
               <w:t>创建</w:t>
             </w:r>
             <w:r>
@@ -15285,6 +17876,7 @@
               <w:ind w:left="0"/>
             </w:pPr>
             <w:r>
+              <w:lastRenderedPageBreak/>
               <w:t>setEncodingType</w:t>
             </w:r>
           </w:p>
@@ -15373,45 +17965,74 @@
               <w:ind w:left="0"/>
             </w:pPr>
             <w:r>
-              <w:t>ListVersionsRequest request = new ListVersionsRequest();</w:t>
-            </w:r>
-          </w:p>
-          <w:p>
-            <w:pPr>
-              <w:ind w:left="0"/>
-            </w:pPr>
-            <w:r>
-              <w:t>request.setBucketName(bucket);</w:t>
-            </w:r>
-          </w:p>
-          <w:p>
-            <w:pPr>
-              <w:ind w:left="0"/>
-            </w:pPr>
-            <w:r>
-              <w:t>request.setDelimiter("/");</w:t>
-            </w:r>
-          </w:p>
-          <w:p>
-            <w:pPr>
-              <w:ind w:left="0"/>
-            </w:pPr>
-            <w:r>
-              <w:t>request.setEncodingType("url");</w:t>
-            </w:r>
-          </w:p>
-          <w:p>
-            <w:pPr>
-              <w:ind w:left="0"/>
-            </w:pPr>
-            <w:r>
-              <w:t>equest.setKeyMarker("aa");</w:t>
-            </w:r>
-          </w:p>
-          <w:p>
-            <w:pPr>
-              <w:ind w:left="0"/>
-            </w:pPr>
+              <w:t xml:space="preserve">ListVersionsRequest request = new </w:t>
+            </w:r>
+            <w:proofErr w:type="gramStart"/>
+            <w:r>
+              <w:t>ListVersionsRequest(</w:t>
+            </w:r>
+            <w:proofErr w:type="gramEnd"/>
+            <w:r>
+              <w:t>);</w:t>
+            </w:r>
+          </w:p>
+          <w:p>
+            <w:pPr>
+              <w:ind w:left="0"/>
+            </w:pPr>
+            <w:proofErr w:type="gramStart"/>
+            <w:r>
+              <w:t>request.setBucketName</w:t>
+            </w:r>
+            <w:proofErr w:type="gramEnd"/>
+            <w:r>
+              <w:t>(bucket);</w:t>
+            </w:r>
+          </w:p>
+          <w:p>
+            <w:pPr>
+              <w:ind w:left="0"/>
+            </w:pPr>
+            <w:proofErr w:type="gramStart"/>
+            <w:r>
+              <w:t>request.setDelimiter</w:t>
+            </w:r>
+            <w:proofErr w:type="gramEnd"/>
+            <w:r>
+              <w:t>("/");</w:t>
+            </w:r>
+          </w:p>
+          <w:p>
+            <w:pPr>
+              <w:ind w:left="0"/>
+            </w:pPr>
+            <w:proofErr w:type="gramStart"/>
+            <w:r>
+              <w:t>request.setEncodingType</w:t>
+            </w:r>
+            <w:proofErr w:type="gramEnd"/>
+            <w:r>
+              <w:t>("url");</w:t>
+            </w:r>
+          </w:p>
+          <w:p>
+            <w:pPr>
+              <w:ind w:left="0"/>
+            </w:pPr>
+            <w:proofErr w:type="gramStart"/>
+            <w:r>
+              <w:t>equest.setKeyMarker</w:t>
+            </w:r>
+            <w:proofErr w:type="gramEnd"/>
+            <w:r>
+              <w:t>("aa");</w:t>
+            </w:r>
+          </w:p>
+          <w:p>
+            <w:pPr>
+              <w:ind w:left="0"/>
+            </w:pPr>
+            <w:proofErr w:type="gramStart"/>
             <w:r>
               <w:rPr>
                 <w:rFonts w:hint="eastAsia"/>
@@ -15419,13 +18040,18 @@
               <w:t>r</w:t>
             </w:r>
             <w:r>
-              <w:t>equest.setMaxResults(1000);</w:t>
-            </w:r>
-          </w:p>
-          <w:p>
-            <w:pPr>
-              <w:ind w:left="0"/>
-            </w:pPr>
+              <w:t>equest.setMaxResults</w:t>
+            </w:r>
+            <w:proofErr w:type="gramEnd"/>
+            <w:r>
+              <w:t>(1000);</w:t>
+            </w:r>
+          </w:p>
+          <w:p>
+            <w:pPr>
+              <w:ind w:left="0"/>
+            </w:pPr>
+            <w:proofErr w:type="gramStart"/>
             <w:r>
               <w:rPr>
                 <w:rFonts w:hint="eastAsia"/>
@@ -15433,15 +18059,24 @@
               <w:t>r</w:t>
             </w:r>
             <w:r>
-              <w:t>equest.setPrefix("aa");</w:t>
-            </w:r>
-          </w:p>
-          <w:p>
-            <w:pPr>
-              <w:ind w:left="0"/>
-            </w:pPr>
-            <w:r>
-              <w:t>request.setVersionIdMarker("null");</w:t>
+              <w:t>equest.setPrefix</w:t>
+            </w:r>
+            <w:proofErr w:type="gramEnd"/>
+            <w:r>
+              <w:t>("aa");</w:t>
+            </w:r>
+          </w:p>
+          <w:p>
+            <w:pPr>
+              <w:ind w:left="0"/>
+            </w:pPr>
+            <w:proofErr w:type="gramStart"/>
+            <w:r>
+              <w:t>request.setVersionIdMarker</w:t>
+            </w:r>
+            <w:proofErr w:type="gramEnd"/>
+            <w:r>
+              <w:t>("null");</w:t>
             </w:r>
           </w:p>
           <w:p>
@@ -15752,7 +18387,6 @@
               <w:rPr>
                 <w:rFonts w:hint="eastAsia"/>
               </w:rPr>
-              <w:lastRenderedPageBreak/>
               <w:t>参数：</w:t>
             </w:r>
             <w:r>
@@ -15789,7 +18423,6 @@
               <w:rPr>
                 <w:rFonts w:hint="eastAsia"/>
               </w:rPr>
-              <w:lastRenderedPageBreak/>
               <w:t>指定版本获取对象</w:t>
             </w:r>
           </w:p>
@@ -15805,7 +18438,6 @@
               <w:ind w:left="0"/>
             </w:pPr>
             <w:r>
-              <w:lastRenderedPageBreak/>
               <w:t>withMatchingETagConstraint</w:t>
             </w:r>
           </w:p>
@@ -15948,6 +18580,7 @@
               <w:ind w:left="0"/>
             </w:pPr>
             <w:r>
+              <w:lastRenderedPageBreak/>
               <w:t>withModifiedSinceConstraint</w:t>
             </w:r>
           </w:p>
@@ -16743,7 +19376,6 @@
         <w:rPr>
           <w:rFonts w:hint="eastAsia"/>
         </w:rPr>
-        <w:lastRenderedPageBreak/>
         <w:t>样例：</w:t>
       </w:r>
     </w:p>
@@ -16767,39 +19399,70 @@
               <w:ind w:left="0"/>
             </w:pPr>
             <w:r>
-              <w:t>GetObjectRequest request = new GetObjectRequest(bucketName, keyName);</w:t>
-            </w:r>
-          </w:p>
-          <w:p>
-            <w:pPr>
-              <w:ind w:left="0"/>
-            </w:pPr>
-            <w:r>
-              <w:t>request.withMatchingETagConstraint("cd6539df5298799314cd096b819bfcc8");</w:t>
-            </w:r>
-          </w:p>
-          <w:p>
-            <w:pPr>
-              <w:ind w:left="0"/>
-            </w:pPr>
-            <w:r>
-              <w:t>request.withModifiedSinceConstraint(new Date("Wed, 19 Sep 2018 01:30:01 GMT"));</w:t>
-            </w:r>
-          </w:p>
-          <w:p>
-            <w:pPr>
-              <w:ind w:left="0"/>
-            </w:pPr>
-            <w:r>
-              <w:t>request.withRange(-7938);</w:t>
-            </w:r>
-          </w:p>
-          <w:p>
-            <w:pPr>
-              <w:ind w:left="0"/>
-            </w:pPr>
-            <w:r>
-              <w:t>ResponseHeaderOverrides overrideHeaders = new ResponseHeaderOverrides();</w:t>
+              <w:t xml:space="preserve">GetObjectRequest request = new </w:t>
+            </w:r>
+            <w:proofErr w:type="gramStart"/>
+            <w:r>
+              <w:t>GetObjectRequest(</w:t>
+            </w:r>
+            <w:proofErr w:type="gramEnd"/>
+            <w:r>
+              <w:t>bucketName, keyName);</w:t>
+            </w:r>
+          </w:p>
+          <w:p>
+            <w:pPr>
+              <w:ind w:left="0"/>
+            </w:pPr>
+            <w:proofErr w:type="gramStart"/>
+            <w:r>
+              <w:t>request.withMatchingETagConstraint</w:t>
+            </w:r>
+            <w:proofErr w:type="gramEnd"/>
+            <w:r>
+              <w:t>("cd6539df5298799314cd096b819bfcc8");</w:t>
+            </w:r>
+          </w:p>
+          <w:p>
+            <w:pPr>
+              <w:ind w:left="0"/>
+            </w:pPr>
+            <w:proofErr w:type="gramStart"/>
+            <w:r>
+              <w:t>request.withModifiedSinceConstraint</w:t>
+            </w:r>
+            <w:proofErr w:type="gramEnd"/>
+            <w:r>
+              <w:t>(new Date("Wed, 19 Sep 2018 01:30:01 GMT"));</w:t>
+            </w:r>
+          </w:p>
+          <w:p>
+            <w:pPr>
+              <w:ind w:left="0"/>
+            </w:pPr>
+            <w:proofErr w:type="gramStart"/>
+            <w:r>
+              <w:t>request.withRange</w:t>
+            </w:r>
+            <w:proofErr w:type="gramEnd"/>
+            <w:r>
+              <w:t>(-7938);</w:t>
+            </w:r>
+          </w:p>
+          <w:p>
+            <w:pPr>
+              <w:ind w:left="0"/>
+            </w:pPr>
+            <w:r>
+              <w:t xml:space="preserve">ResponseHeaderOverrides overrideHeaders = new </w:t>
+            </w:r>
+            <w:proofErr w:type="gramStart"/>
+            <w:r>
+              <w:t>ResponseHeaderOverrides(</w:t>
+            </w:r>
+            <w:proofErr w:type="gramEnd"/>
+            <w:r>
+              <w:t>);</w:t>
             </w:r>
           </w:p>
           <w:p>
@@ -16822,8 +19485,14 @@
             <w:pPr>
               <w:ind w:left="0"/>
             </w:pPr>
-            <w:r>
-              <w:t>request.withResponseHeaders(overrideHeaders);</w:t>
+            <w:proofErr w:type="gramStart"/>
+            <w:r>
+              <w:lastRenderedPageBreak/>
+              <w:t>request.withResponseHeaders</w:t>
+            </w:r>
+            <w:proofErr w:type="gramEnd"/>
+            <w:r>
+              <w:t>(overrideHeaders);</w:t>
             </w:r>
           </w:p>
           <w:p>
@@ -17115,7 +19784,15 @@
               <w:ind w:left="0"/>
             </w:pPr>
             <w:r>
-              <w:t>amazonS3.deleteObject(bucket,key);</w:t>
+              <w:t>amazonS3.deleteObject(</w:t>
+            </w:r>
+            <w:proofErr w:type="gramStart"/>
+            <w:r>
+              <w:t>bucket,key</w:t>
+            </w:r>
+            <w:proofErr w:type="gramEnd"/>
+            <w:r>
+              <w:t>);</w:t>
             </w:r>
           </w:p>
           <w:p>
@@ -17362,7 +20039,6 @@
         <w:rPr>
           <w:rFonts w:hint="eastAsia"/>
         </w:rPr>
-        <w:lastRenderedPageBreak/>
         <w:t>样例：</w:t>
       </w:r>
     </w:p>
@@ -17478,6 +20154,7 @@
               <w:rPr>
                 <w:rFonts w:hint="eastAsia"/>
               </w:rPr>
+              <w:lastRenderedPageBreak/>
               <w:t>返回值：</w:t>
             </w:r>
             <w:r>
@@ -17497,6 +20174,7 @@
               <w:rPr>
                 <w:rFonts w:hint="eastAsia"/>
               </w:rPr>
+              <w:lastRenderedPageBreak/>
               <w:t>发送</w:t>
             </w:r>
             <w:r>
@@ -17533,6 +20211,7 @@
               <w:ind w:left="0"/>
             </w:pPr>
             <w:r>
+              <w:lastRenderedPageBreak/>
               <w:t>GetObjectMetadataRequest</w:t>
             </w:r>
           </w:p>
@@ -17635,7 +20314,7 @@
       <w:tr>
         <w:tc>
           <w:tcPr>
-            <w:tcW w:w="8296" w:type="dxa"/>
+            <w:tcW w:w="7548" w:type="dxa"/>
           </w:tcPr>
           <w:p>
             <w:pPr>
@@ -17650,7 +20329,15 @@
               <w:ind w:left="0" w:firstLineChars="1000" w:firstLine="2100"/>
             </w:pPr>
             <w:r>
-              <w:t>new GetObjectMetadataRequest(bucket, object, versionId);</w:t>
+              <w:t xml:space="preserve">new </w:t>
+            </w:r>
+            <w:proofErr w:type="gramStart"/>
+            <w:r>
+              <w:t>GetObjectMetadataRequest(</w:t>
+            </w:r>
+            <w:proofErr w:type="gramEnd"/>
+            <w:r>
+              <w:t>bucket, object, versionId);</w:t>
             </w:r>
           </w:p>
           <w:p>
@@ -17664,6 +20351,807 @@
         </w:tc>
       </w:tr>
     </w:tbl>
+    <w:p>
+      <w:pPr>
+        <w:pStyle w:val="3"/>
+      </w:pPr>
+      <w:r>
+        <w:t>GET</w:t>
+      </w:r>
+      <w:r>
+        <w:t xml:space="preserve"> Bucket (List Objects) Version 1</w:t>
+      </w:r>
+    </w:p>
+    <w:tbl>
+      <w:tblPr>
+        <w:tblStyle w:val="a9"/>
+        <w:tblW w:w="7938" w:type="dxa"/>
+        <w:tblInd w:w="421" w:type="dxa"/>
+        <w:tblLook w:val="04A0" w:firstRow="1" w:lastRow="0" w:firstColumn="1" w:lastColumn="0" w:noHBand="0" w:noVBand="1"/>
+      </w:tblPr>
+      <w:tblGrid>
+        <w:gridCol w:w="4216"/>
+        <w:gridCol w:w="3722"/>
+      </w:tblGrid>
+      <w:tr>
+        <w:tc>
+          <w:tcPr>
+            <w:tcW w:w="4216" w:type="dxa"/>
+          </w:tcPr>
+          <w:p>
+            <w:pPr>
+              <w:ind w:left="0"/>
+            </w:pPr>
+            <w:r>
+              <w:rPr>
+                <w:rFonts w:hint="eastAsia"/>
+              </w:rPr>
+              <w:t>接口</w:t>
+            </w:r>
+          </w:p>
+        </w:tc>
+        <w:tc>
+          <w:tcPr>
+            <w:tcW w:w="3722" w:type="dxa"/>
+          </w:tcPr>
+          <w:p>
+            <w:pPr>
+              <w:ind w:left="0"/>
+            </w:pPr>
+            <w:r>
+              <w:rPr>
+                <w:rFonts w:hint="eastAsia"/>
+              </w:rPr>
+              <w:t>作用</w:t>
+            </w:r>
+          </w:p>
+        </w:tc>
+      </w:tr>
+      <w:tr>
+        <w:tc>
+          <w:tcPr>
+            <w:tcW w:w="4216" w:type="dxa"/>
+          </w:tcPr>
+          <w:p>
+            <w:pPr>
+              <w:ind w:left="0"/>
+            </w:pPr>
+            <w:r>
+              <w:t>listObjects</w:t>
+            </w:r>
+          </w:p>
+          <w:p>
+            <w:pPr>
+              <w:ind w:left="0"/>
+            </w:pPr>
+            <w:r>
+              <w:rPr>
+                <w:rFonts w:hint="eastAsia"/>
+              </w:rPr>
+              <w:t>参数：</w:t>
+            </w:r>
+            <w:r>
+              <w:t>ListObjects</w:t>
+            </w:r>
+            <w:r>
+              <w:t>Request request</w:t>
+            </w:r>
+          </w:p>
+          <w:p>
+            <w:pPr>
+              <w:ind w:left="0"/>
+            </w:pPr>
+            <w:r>
+              <w:rPr>
+                <w:rFonts w:hint="eastAsia"/>
+              </w:rPr>
+              <w:t>返回值：</w:t>
+            </w:r>
+            <w:r>
+              <w:t>ObjectListing</w:t>
+            </w:r>
+          </w:p>
+        </w:tc>
+        <w:tc>
+          <w:tcPr>
+            <w:tcW w:w="3722" w:type="dxa"/>
+          </w:tcPr>
+          <w:p>
+            <w:pPr>
+              <w:ind w:left="0"/>
+            </w:pPr>
+            <w:r>
+              <w:rPr>
+                <w:rFonts w:hint="eastAsia"/>
+              </w:rPr>
+              <w:t>发送</w:t>
+            </w:r>
+            <w:r>
+              <w:rPr>
+                <w:rFonts w:hint="eastAsia"/>
+              </w:rPr>
+              <w:t>List</w:t>
+            </w:r>
+            <w:r>
+              <w:t xml:space="preserve"> </w:t>
+            </w:r>
+            <w:r>
+              <w:rPr>
+                <w:rFonts w:hint="eastAsia"/>
+              </w:rPr>
+              <w:t>Objects</w:t>
+            </w:r>
+            <w:r>
+              <w:rPr>
+                <w:rFonts w:hint="eastAsia"/>
+              </w:rPr>
+              <w:t>请求，并解析返回的结果</w:t>
+            </w:r>
+          </w:p>
+        </w:tc>
+      </w:tr>
+    </w:tbl>
+    <w:p/>
+    <w:p>
+      <w:r>
+        <w:t>ListObjects</w:t>
+      </w:r>
+      <w:r>
+        <w:t>Request</w:t>
+      </w:r>
+      <w:r>
+        <w:rPr>
+          <w:rFonts w:hint="eastAsia"/>
+        </w:rPr>
+        <w:t>：</w:t>
+      </w:r>
+    </w:p>
+    <w:tbl>
+      <w:tblPr>
+        <w:tblStyle w:val="a9"/>
+        <w:tblW w:w="7938" w:type="dxa"/>
+        <w:tblInd w:w="421" w:type="dxa"/>
+        <w:tblLook w:val="04A0" w:firstRow="1" w:lastRow="0" w:firstColumn="1" w:lastColumn="0" w:noHBand="0" w:noVBand="1"/>
+      </w:tblPr>
+      <w:tblGrid>
+        <w:gridCol w:w="4216"/>
+        <w:gridCol w:w="3722"/>
+      </w:tblGrid>
+      <w:tr>
+        <w:tc>
+          <w:tcPr>
+            <w:tcW w:w="4216" w:type="dxa"/>
+          </w:tcPr>
+          <w:p>
+            <w:pPr>
+              <w:ind w:left="0"/>
+            </w:pPr>
+            <w:r>
+              <w:rPr>
+                <w:rFonts w:hint="eastAsia"/>
+              </w:rPr>
+              <w:t>接口</w:t>
+            </w:r>
+          </w:p>
+        </w:tc>
+        <w:tc>
+          <w:tcPr>
+            <w:tcW w:w="3722" w:type="dxa"/>
+          </w:tcPr>
+          <w:p>
+            <w:pPr>
+              <w:ind w:left="0"/>
+            </w:pPr>
+            <w:r>
+              <w:rPr>
+                <w:rFonts w:hint="eastAsia"/>
+              </w:rPr>
+              <w:t>作用</w:t>
+            </w:r>
+          </w:p>
+        </w:tc>
+      </w:tr>
+      <w:tr>
+        <w:tc>
+          <w:tcPr>
+            <w:tcW w:w="4216" w:type="dxa"/>
+          </w:tcPr>
+          <w:p>
+            <w:pPr>
+              <w:ind w:left="0"/>
+            </w:pPr>
+            <w:r>
+              <w:t>ListObjects</w:t>
+            </w:r>
+            <w:r>
+              <w:t>Request</w:t>
+            </w:r>
+          </w:p>
+          <w:p>
+            <w:pPr>
+              <w:ind w:left="0"/>
+            </w:pPr>
+            <w:r>
+              <w:rPr>
+                <w:rFonts w:hint="eastAsia"/>
+              </w:rPr>
+              <w:t>参数：无</w:t>
+            </w:r>
+          </w:p>
+          <w:p>
+            <w:pPr>
+              <w:ind w:left="0"/>
+            </w:pPr>
+            <w:r>
+              <w:rPr>
+                <w:rFonts w:hint="eastAsia"/>
+              </w:rPr>
+              <w:t>返回值：无</w:t>
+            </w:r>
+          </w:p>
+        </w:tc>
+        <w:tc>
+          <w:tcPr>
+            <w:tcW w:w="3722" w:type="dxa"/>
+          </w:tcPr>
+          <w:p>
+            <w:pPr>
+              <w:ind w:left="0"/>
+            </w:pPr>
+            <w:r>
+              <w:rPr>
+                <w:rFonts w:hint="eastAsia"/>
+              </w:rPr>
+              <w:t>创建一个</w:t>
+            </w:r>
+            <w:r>
+              <w:rPr>
+                <w:rFonts w:hint="eastAsia"/>
+              </w:rPr>
+              <w:t>List</w:t>
+            </w:r>
+            <w:r>
+              <w:t xml:space="preserve"> </w:t>
+            </w:r>
+            <w:r>
+              <w:rPr>
+                <w:rFonts w:hint="eastAsia"/>
+              </w:rPr>
+              <w:t>Objects</w:t>
+            </w:r>
+            <w:r>
+              <w:rPr>
+                <w:rFonts w:hint="eastAsia"/>
+              </w:rPr>
+              <w:t>请求</w:t>
+            </w:r>
+          </w:p>
+        </w:tc>
+      </w:tr>
+      <w:tr>
+        <w:tc>
+          <w:tcPr>
+            <w:tcW w:w="4216" w:type="dxa"/>
+          </w:tcPr>
+          <w:p>
+            <w:pPr>
+              <w:ind w:left="0"/>
+            </w:pPr>
+            <w:r>
+              <w:t>withBucketName</w:t>
+            </w:r>
+          </w:p>
+          <w:p>
+            <w:pPr>
+              <w:ind w:left="0"/>
+            </w:pPr>
+            <w:r>
+              <w:rPr>
+                <w:rFonts w:hint="eastAsia"/>
+              </w:rPr>
+              <w:t>参数：</w:t>
+            </w:r>
+            <w:r>
+              <w:rPr>
+                <w:rFonts w:hint="eastAsia"/>
+              </w:rPr>
+              <w:t>String</w:t>
+            </w:r>
+          </w:p>
+          <w:p>
+            <w:pPr>
+              <w:ind w:left="0"/>
+            </w:pPr>
+            <w:r>
+              <w:rPr>
+                <w:rFonts w:hint="eastAsia"/>
+              </w:rPr>
+              <w:t>返回值：</w:t>
+            </w:r>
+            <w:r>
+              <w:t>ListObjects</w:t>
+            </w:r>
+            <w:r>
+              <w:t>Request</w:t>
+            </w:r>
+          </w:p>
+        </w:tc>
+        <w:tc>
+          <w:tcPr>
+            <w:tcW w:w="3722" w:type="dxa"/>
+          </w:tcPr>
+          <w:p>
+            <w:pPr>
+              <w:ind w:left="0"/>
+            </w:pPr>
+            <w:r>
+              <w:rPr>
+                <w:rFonts w:hint="eastAsia"/>
+              </w:rPr>
+              <w:t>请求中</w:t>
+            </w:r>
+            <w:proofErr w:type="gramStart"/>
+            <w:r>
+              <w:rPr>
+                <w:rFonts w:hint="eastAsia"/>
+              </w:rPr>
+              <w:t>添加桶名</w:t>
+            </w:r>
+            <w:proofErr w:type="gramEnd"/>
+          </w:p>
+        </w:tc>
+      </w:tr>
+      <w:tr>
+        <w:tc>
+          <w:tcPr>
+            <w:tcW w:w="4216" w:type="dxa"/>
+          </w:tcPr>
+          <w:p>
+            <w:pPr>
+              <w:ind w:left="0"/>
+            </w:pPr>
+            <w:r>
+              <w:t>withEncodingType</w:t>
+            </w:r>
+          </w:p>
+          <w:p>
+            <w:pPr>
+              <w:ind w:left="0"/>
+            </w:pPr>
+            <w:r>
+              <w:rPr>
+                <w:rFonts w:hint="eastAsia"/>
+              </w:rPr>
+              <w:t>参数：</w:t>
+            </w:r>
+            <w:r>
+              <w:rPr>
+                <w:rFonts w:hint="eastAsia"/>
+              </w:rPr>
+              <w:t>url</w:t>
+            </w:r>
+          </w:p>
+          <w:p>
+            <w:pPr>
+              <w:ind w:left="0"/>
+            </w:pPr>
+            <w:r>
+              <w:rPr>
+                <w:rFonts w:hint="eastAsia"/>
+              </w:rPr>
+              <w:t>返回值：</w:t>
+            </w:r>
+            <w:r>
+              <w:t>ListObjects</w:t>
+            </w:r>
+            <w:r>
+              <w:t>Request</w:t>
+            </w:r>
+          </w:p>
+        </w:tc>
+        <w:tc>
+          <w:tcPr>
+            <w:tcW w:w="3722" w:type="dxa"/>
+          </w:tcPr>
+          <w:p>
+            <w:pPr>
+              <w:ind w:left="0"/>
+            </w:pPr>
+            <w:r>
+              <w:rPr>
+                <w:rFonts w:hint="eastAsia"/>
+              </w:rPr>
+              <w:t>请求中添加</w:t>
+            </w:r>
+            <w:r>
+              <w:rPr>
+                <w:rFonts w:hint="eastAsia"/>
+              </w:rPr>
+              <w:t>encodingtype</w:t>
+            </w:r>
+          </w:p>
+        </w:tc>
+      </w:tr>
+      <w:tr>
+        <w:tc>
+          <w:tcPr>
+            <w:tcW w:w="4216" w:type="dxa"/>
+          </w:tcPr>
+          <w:p>
+            <w:pPr>
+              <w:ind w:left="0"/>
+            </w:pPr>
+            <w:r>
+              <w:t>withMaxKeys</w:t>
+            </w:r>
+          </w:p>
+          <w:p>
+            <w:pPr>
+              <w:ind w:left="0"/>
+            </w:pPr>
+            <w:r>
+              <w:rPr>
+                <w:rFonts w:hint="eastAsia"/>
+              </w:rPr>
+              <w:t>参数：</w:t>
+            </w:r>
+            <w:r>
+              <w:rPr>
+                <w:rFonts w:hint="eastAsia"/>
+              </w:rPr>
+              <w:t>int</w:t>
+            </w:r>
+          </w:p>
+          <w:p>
+            <w:pPr>
+              <w:ind w:left="0"/>
+            </w:pPr>
+            <w:r>
+              <w:rPr>
+                <w:rFonts w:hint="eastAsia"/>
+              </w:rPr>
+              <w:t>返回值：</w:t>
+            </w:r>
+            <w:r>
+              <w:t>ListObjects</w:t>
+            </w:r>
+            <w:r>
+              <w:t>Request</w:t>
+            </w:r>
+          </w:p>
+        </w:tc>
+        <w:tc>
+          <w:tcPr>
+            <w:tcW w:w="3722" w:type="dxa"/>
+          </w:tcPr>
+          <w:p>
+            <w:pPr>
+              <w:ind w:left="0"/>
+            </w:pPr>
+            <w:r>
+              <w:rPr>
+                <w:rFonts w:hint="eastAsia"/>
+              </w:rPr>
+              <w:t>请求中添加最大返回条数</w:t>
+            </w:r>
+          </w:p>
+        </w:tc>
+      </w:tr>
+      <w:tr>
+        <w:tc>
+          <w:tcPr>
+            <w:tcW w:w="4216" w:type="dxa"/>
+          </w:tcPr>
+          <w:p>
+            <w:pPr>
+              <w:ind w:left="0"/>
+            </w:pPr>
+            <w:r>
+              <w:t>withPrefix</w:t>
+            </w:r>
+          </w:p>
+          <w:p>
+            <w:pPr>
+              <w:ind w:left="0"/>
+            </w:pPr>
+            <w:r>
+              <w:rPr>
+                <w:rFonts w:hint="eastAsia"/>
+              </w:rPr>
+              <w:t>参数：</w:t>
+            </w:r>
+            <w:r>
+              <w:rPr>
+                <w:rFonts w:hint="eastAsia"/>
+              </w:rPr>
+              <w:t>String</w:t>
+            </w:r>
+          </w:p>
+          <w:p>
+            <w:pPr>
+              <w:ind w:left="0"/>
+            </w:pPr>
+            <w:r>
+              <w:rPr>
+                <w:rFonts w:hint="eastAsia"/>
+              </w:rPr>
+              <w:t>返回值：</w:t>
+            </w:r>
+            <w:r>
+              <w:t>ListObjects</w:t>
+            </w:r>
+            <w:r>
+              <w:t>Request</w:t>
+            </w:r>
+          </w:p>
+        </w:tc>
+        <w:tc>
+          <w:tcPr>
+            <w:tcW w:w="3722" w:type="dxa"/>
+          </w:tcPr>
+          <w:p>
+            <w:pPr>
+              <w:ind w:left="0"/>
+            </w:pPr>
+            <w:r>
+              <w:rPr>
+                <w:rFonts w:hint="eastAsia"/>
+              </w:rPr>
+              <w:t>请求中添加前缀</w:t>
+            </w:r>
+          </w:p>
+        </w:tc>
+      </w:tr>
+      <w:tr>
+        <w:tc>
+          <w:tcPr>
+            <w:tcW w:w="4216" w:type="dxa"/>
+          </w:tcPr>
+          <w:p>
+            <w:pPr>
+              <w:ind w:left="0"/>
+            </w:pPr>
+            <w:r>
+              <w:t>withDelimiter</w:t>
+            </w:r>
+          </w:p>
+          <w:p>
+            <w:pPr>
+              <w:ind w:left="0"/>
+            </w:pPr>
+            <w:r>
+              <w:rPr>
+                <w:rFonts w:hint="eastAsia"/>
+              </w:rPr>
+              <w:t>参数：</w:t>
+            </w:r>
+            <w:r>
+              <w:rPr>
+                <w:rFonts w:hint="eastAsia"/>
+              </w:rPr>
+              <w:t>String</w:t>
+            </w:r>
+          </w:p>
+          <w:p>
+            <w:pPr>
+              <w:ind w:left="0"/>
+            </w:pPr>
+            <w:r>
+              <w:rPr>
+                <w:rFonts w:hint="eastAsia"/>
+              </w:rPr>
+              <w:t>返回值：</w:t>
+            </w:r>
+            <w:r>
+              <w:t>ListObjects</w:t>
+            </w:r>
+            <w:r>
+              <w:t>Request</w:t>
+            </w:r>
+          </w:p>
+        </w:tc>
+        <w:tc>
+          <w:tcPr>
+            <w:tcW w:w="3722" w:type="dxa"/>
+          </w:tcPr>
+          <w:p>
+            <w:pPr>
+              <w:ind w:left="0"/>
+            </w:pPr>
+            <w:r>
+              <w:rPr>
+                <w:rFonts w:hint="eastAsia"/>
+              </w:rPr>
+              <w:t>请求中添加分隔符</w:t>
+            </w:r>
+          </w:p>
+        </w:tc>
+      </w:tr>
+      <w:tr>
+        <w:tc>
+          <w:tcPr>
+            <w:tcW w:w="4216" w:type="dxa"/>
+          </w:tcPr>
+          <w:p>
+            <w:pPr>
+              <w:ind w:left="0"/>
+            </w:pPr>
+            <w:r>
+              <w:t>with</w:t>
+            </w:r>
+            <w:r>
+              <w:t>Marker</w:t>
+            </w:r>
+          </w:p>
+          <w:p>
+            <w:pPr>
+              <w:ind w:left="0"/>
+            </w:pPr>
+            <w:r>
+              <w:rPr>
+                <w:rFonts w:hint="eastAsia"/>
+              </w:rPr>
+              <w:t>参数：</w:t>
+            </w:r>
+            <w:r>
+              <w:rPr>
+                <w:rFonts w:hint="eastAsia"/>
+              </w:rPr>
+              <w:t>String</w:t>
+            </w:r>
+          </w:p>
+          <w:p>
+            <w:pPr>
+              <w:ind w:left="0"/>
+            </w:pPr>
+            <w:r>
+              <w:rPr>
+                <w:rFonts w:hint="eastAsia"/>
+              </w:rPr>
+              <w:t>返回值：</w:t>
+            </w:r>
+            <w:r>
+              <w:t>ListObjectsV2Request</w:t>
+            </w:r>
+          </w:p>
+        </w:tc>
+        <w:tc>
+          <w:tcPr>
+            <w:tcW w:w="3722" w:type="dxa"/>
+          </w:tcPr>
+          <w:p>
+            <w:pPr>
+              <w:ind w:left="0"/>
+            </w:pPr>
+            <w:r>
+              <w:rPr>
+                <w:rFonts w:hint="eastAsia"/>
+              </w:rPr>
+              <w:t>请求中添加开始位置</w:t>
+            </w:r>
+          </w:p>
+        </w:tc>
+      </w:tr>
+    </w:tbl>
+    <w:p/>
+    <w:p>
+      <w:r>
+        <w:rPr>
+          <w:rFonts w:hint="eastAsia"/>
+        </w:rPr>
+        <w:t>样例：</w:t>
+      </w:r>
+    </w:p>
+    <w:tbl>
+      <w:tblPr>
+        <w:tblStyle w:val="a9"/>
+        <w:tblW w:w="0" w:type="auto"/>
+        <w:tblInd w:w="421" w:type="dxa"/>
+        <w:tblLook w:val="04A0" w:firstRow="1" w:lastRow="0" w:firstColumn="1" w:lastColumn="0" w:noHBand="0" w:noVBand="1"/>
+      </w:tblPr>
+      <w:tblGrid>
+        <w:gridCol w:w="7875"/>
+      </w:tblGrid>
+      <w:tr>
+        <w:tc>
+          <w:tcPr>
+            <w:tcW w:w="7875" w:type="dxa"/>
+          </w:tcPr>
+          <w:p>
+            <w:pPr>
+              <w:ind w:left="0"/>
+            </w:pPr>
+            <w:r>
+              <w:t>ListObjectsRequest request =</w:t>
+            </w:r>
+          </w:p>
+          <w:p>
+            <w:pPr>
+              <w:ind w:left="0" w:firstLineChars="300" w:firstLine="630"/>
+            </w:pPr>
+            <w:r>
+              <w:t xml:space="preserve"> new ListObjectsRequest(</w:t>
+            </w:r>
+            <w:proofErr w:type="gramStart"/>
+            <w:r>
+              <w:t>).withBucketName</w:t>
+            </w:r>
+            <w:proofErr w:type="gramEnd"/>
+            <w:r>
+              <w:t>(bucket).withEncodingType("url");</w:t>
+            </w:r>
+          </w:p>
+          <w:p>
+            <w:pPr>
+              <w:ind w:left="0"/>
+            </w:pPr>
+            <w:proofErr w:type="gramStart"/>
+            <w:r>
+              <w:t>request.withMaxKeys</w:t>
+            </w:r>
+            <w:proofErr w:type="gramEnd"/>
+            <w:r>
+              <w:t>(1);</w:t>
+            </w:r>
+          </w:p>
+          <w:p>
+            <w:pPr>
+              <w:ind w:left="0"/>
+            </w:pPr>
+            <w:proofErr w:type="gramStart"/>
+            <w:r>
+              <w:t>request.withPrefix</w:t>
+            </w:r>
+            <w:proofErr w:type="gramEnd"/>
+            <w:r>
+              <w:t>("aa/bb/");</w:t>
+            </w:r>
+          </w:p>
+          <w:p>
+            <w:pPr>
+              <w:ind w:left="0"/>
+            </w:pPr>
+            <w:proofErr w:type="gramStart"/>
+            <w:r>
+              <w:t>request.withDelimiter</w:t>
+            </w:r>
+            <w:proofErr w:type="gramEnd"/>
+            <w:r>
+              <w:t>("/");</w:t>
+            </w:r>
+          </w:p>
+          <w:p>
+            <w:pPr>
+              <w:ind w:left="0"/>
+            </w:pPr>
+            <w:r>
+              <w:t>request.</w:t>
+            </w:r>
+            <w:r>
+              <w:t xml:space="preserve"> with</w:t>
+            </w:r>
+            <w:r>
+              <w:t>Marker("aa");</w:t>
+            </w:r>
+          </w:p>
+          <w:p>
+            <w:pPr>
+              <w:ind w:left="0"/>
+            </w:pPr>
+            <w:r>
+              <w:t>ObjectListing</w:t>
+            </w:r>
+            <w:r>
+              <w:t xml:space="preserve"> result = amazonS3.listObjects</w:t>
+            </w:r>
+            <w:r>
+              <w:t>(request);</w:t>
+            </w:r>
+          </w:p>
+        </w:tc>
+      </w:tr>
+    </w:tbl>
+    <w:p/>
     <w:p/>
     <w:p>
       <w:pPr>
@@ -17846,7 +21334,6 @@
         <w:rPr>
           <w:rFonts w:hint="eastAsia"/>
         </w:rPr>
-        <w:lastRenderedPageBreak/>
         <w:t>S</w:t>
       </w:r>
       <w:r>
@@ -17906,7 +21393,23 @@
           <w:rFonts w:hint="eastAsia"/>
           <w:color w:val="00B0F0"/>
         </w:rPr>
-        <w:t>使用时序图或者活动图</w:t>
+        <w:t>使用时序</w:t>
+      </w:r>
+      <w:proofErr w:type="gramStart"/>
+      <w:r>
+        <w:rPr>
+          <w:rFonts w:hint="eastAsia"/>
+          <w:color w:val="00B0F0"/>
+        </w:rPr>
+        <w:t>图或者</w:t>
+      </w:r>
+      <w:proofErr w:type="gramEnd"/>
+      <w:r>
+        <w:rPr>
+          <w:rFonts w:hint="eastAsia"/>
+          <w:color w:val="00B0F0"/>
+        </w:rPr>
+        <w:t>活动图</w:t>
       </w:r>
       <w:r>
         <w:rPr>
@@ -18186,6 +21689,7 @@
               <w:rPr>
                 <w:rFonts w:hint="eastAsia"/>
               </w:rPr>
+              <w:lastRenderedPageBreak/>
               <w:t>GET</w:t>
             </w:r>
           </w:p>
@@ -18976,7 +22480,21 @@
         <w:rPr>
           <w:rFonts w:hint="eastAsia"/>
         </w:rPr>
-        <w:t>补充鉴权功能时时再补充此段检查。</w:t>
+        <w:t>补充鉴</w:t>
+      </w:r>
+      <w:proofErr w:type="gramStart"/>
+      <w:r>
+        <w:rPr>
+          <w:rFonts w:hint="eastAsia"/>
+        </w:rPr>
+        <w:t>权功能时时再</w:t>
+      </w:r>
+      <w:proofErr w:type="gramEnd"/>
+      <w:r>
+        <w:rPr>
+          <w:rFonts w:hint="eastAsia"/>
+        </w:rPr>
+        <w:t>补充此段检查。</w:t>
       </w:r>
     </w:p>
     <w:p>
@@ -19413,7 +22931,6 @@
               <w:rPr>
                 <w:rFonts w:hint="eastAsia"/>
               </w:rPr>
-              <w:lastRenderedPageBreak/>
               <w:t>版本控制状态</w:t>
             </w:r>
           </w:p>
@@ -19596,6 +23113,7 @@
               <w:rPr>
                 <w:rFonts w:hint="eastAsia"/>
               </w:rPr>
+              <w:lastRenderedPageBreak/>
               <w:t>（对外呈现）</w:t>
             </w:r>
           </w:p>
@@ -19610,6 +23128,7 @@
               <w:ind w:left="0"/>
             </w:pPr>
             <w:r>
+              <w:lastRenderedPageBreak/>
               <w:t>N</w:t>
             </w:r>
             <w:r>
@@ -19628,6 +23147,7 @@
               <w:rPr>
                 <w:rFonts w:hint="eastAsia"/>
               </w:rPr>
+              <w:lastRenderedPageBreak/>
               <w:t>内部处理为：</w:t>
             </w:r>
             <w:r>
@@ -19669,6 +23189,7 @@
               <w:ind w:left="0"/>
             </w:pPr>
             <w:r>
+              <w:lastRenderedPageBreak/>
               <w:t>V</w:t>
             </w:r>
             <w:r>
@@ -19687,6 +23208,7 @@
               <w:rPr>
                 <w:rFonts w:hint="eastAsia"/>
               </w:rPr>
+              <w:lastRenderedPageBreak/>
               <w:t>内部处理为：</w:t>
             </w:r>
             <w:r>
@@ -19728,6 +23250,7 @@
               <w:ind w:left="0"/>
             </w:pPr>
             <w:r>
+              <w:lastRenderedPageBreak/>
               <w:t>N</w:t>
             </w:r>
             <w:r>
@@ -19746,6 +23269,7 @@
               <w:rPr>
                 <w:rFonts w:hint="eastAsia"/>
               </w:rPr>
+              <w:lastRenderedPageBreak/>
               <w:t>内部处理为：</w:t>
             </w:r>
             <w:r>
@@ -19792,6 +23316,7 @@
               <w:rPr>
                 <w:rFonts w:hint="eastAsia"/>
               </w:rPr>
+              <w:lastRenderedPageBreak/>
               <w:t>元数据</w:t>
             </w:r>
             <w:r>
@@ -20327,13 +23852,27 @@
         <w:rPr>
           <w:rFonts w:hint="eastAsia"/>
         </w:rPr>
-        <w:t>当用户创建桶时不指定区域信息，则</w:t>
-      </w:r>
-      <w:r>
-        <w:rPr>
-          <w:rFonts w:hint="eastAsia"/>
-        </w:rPr>
-        <w:t>对象数据存储在根据</w:t>
+        <w:t>当用户创建桶时不指定区域信息，</w:t>
+      </w:r>
+      <w:proofErr w:type="gramStart"/>
+      <w:r>
+        <w:rPr>
+          <w:rFonts w:hint="eastAsia"/>
+        </w:rPr>
+        <w:t>则</w:t>
+      </w:r>
+      <w:r>
+        <w:rPr>
+          <w:rFonts w:hint="eastAsia"/>
+        </w:rPr>
+        <w:t>对象</w:t>
+      </w:r>
+      <w:proofErr w:type="gramEnd"/>
+      <w:r>
+        <w:rPr>
+          <w:rFonts w:hint="eastAsia"/>
+        </w:rPr>
+        <w:t>数据存储在根据</w:t>
       </w:r>
       <w:r>
         <w:rPr>
@@ -20376,9 +23915,6 @@
       <w:pPr>
         <w:spacing w:beforeLines="50" w:before="156" w:afterLines="50" w:after="156"/>
         <w:ind w:left="0" w:firstLineChars="200" w:firstLine="420"/>
-        <w:rPr>
-          <w:rFonts w:hint="eastAsia"/>
-        </w:rPr>
       </w:pPr>
       <w:r>
         <w:rPr>
@@ -20418,6 +23954,7 @@
           <w:szCs w:val="30"/>
         </w:rPr>
       </w:pPr>
+      <w:proofErr w:type="gramStart"/>
       <w:r>
         <w:rPr>
           <w:rFonts w:hint="eastAsia"/>
@@ -20425,7 +23962,17 @@
           <w:sz w:val="30"/>
           <w:szCs w:val="30"/>
         </w:rPr>
-        <w:t>sdbs3.sequoiadb.meta.csName</w:t>
+        <w:t>sdbs3.sequoiadb.meta</w:t>
+      </w:r>
+      <w:proofErr w:type="gramEnd"/>
+      <w:r>
+        <w:rPr>
+          <w:rFonts w:hint="eastAsia"/>
+          <w:color w:val="CC7832"/>
+          <w:sz w:val="30"/>
+          <w:szCs w:val="30"/>
+        </w:rPr>
+        <w:t>.csName</w:t>
       </w:r>
       <w:r>
         <w:rPr>
@@ -20450,9 +23997,6 @@
       <w:pPr>
         <w:spacing w:beforeLines="50" w:before="156" w:afterLines="50" w:after="156"/>
         <w:ind w:left="0" w:firstLineChars="200" w:firstLine="420"/>
-        <w:rPr>
-          <w:rFonts w:hint="eastAsia"/>
-        </w:rPr>
       </w:pPr>
       <w:r>
         <w:rPr>
@@ -20491,20 +24035,26 @@
         <w:rPr>
           <w:rFonts w:hint="eastAsia"/>
         </w:rPr>
-        <w:lastRenderedPageBreak/>
         <w:t>如果创建桶时指定了区域信息，则创建元数据集合空间为</w:t>
       </w:r>
+      <w:proofErr w:type="gramStart"/>
       <w:r>
         <w:t>”</w:t>
       </w:r>
+      <w:proofErr w:type="gramEnd"/>
       <w:r>
         <w:rPr>
           <w:rFonts w:hint="eastAsia"/>
         </w:rPr>
         <w:t>S3_</w:t>
       </w:r>
-      <w:r>
-        <w:t>”+</w:t>
+      <w:proofErr w:type="gramStart"/>
+      <w:r>
+        <w:t>”</w:t>
+      </w:r>
+      <w:proofErr w:type="gramEnd"/>
+      <w:r>
+        <w:t>+</w:t>
       </w:r>
       <w:r>
         <w:rPr>
@@ -20513,14 +24063,21 @@
         <w:t>region</w:t>
       </w:r>
       <w:r>
-        <w:t>+”</w:t>
-      </w:r>
+        <w:t>+</w:t>
+      </w:r>
+      <w:proofErr w:type="gramStart"/>
+      <w:r>
+        <w:t>”</w:t>
+      </w:r>
+      <w:proofErr w:type="gramEnd"/>
       <w:r>
         <w:t xml:space="preserve"> _MetaCS</w:t>
       </w:r>
+      <w:proofErr w:type="gramStart"/>
       <w:r>
         <w:t>”</w:t>
       </w:r>
+      <w:proofErr w:type="gramEnd"/>
       <w:r>
         <w:rPr>
           <w:rFonts w:hint="eastAsia"/>
@@ -20741,6 +24298,7 @@
         <w:rPr>
           <w:rFonts w:hint="eastAsia"/>
         </w:rPr>
+        <w:lastRenderedPageBreak/>
         <w:t>假设</w:t>
       </w:r>
       <w:r>
@@ -20785,8 +24343,19 @@
           <w:sz w:val="30"/>
           <w:szCs w:val="30"/>
         </w:rPr>
-        <w:t>sdbs3.sequoiadb.data.csName</w:t>
-      </w:r>
+        <w:t>sdbs3.sequoiadb.</w:t>
+      </w:r>
+      <w:proofErr w:type="gramStart"/>
+      <w:r>
+        <w:rPr>
+          <w:rFonts w:hint="eastAsia"/>
+          <w:color w:val="CC7832"/>
+          <w:sz w:val="30"/>
+          <w:szCs w:val="30"/>
+        </w:rPr>
+        <w:t>data.csName</w:t>
+      </w:r>
+      <w:proofErr w:type="gramEnd"/>
       <w:r>
         <w:rPr>
           <w:rFonts w:hint="eastAsia"/>
@@ -20814,7 +24383,21 @@
         <w:rPr>
           <w:rFonts w:hint="eastAsia"/>
         </w:rPr>
-        <w:t>如果创建桶时不指定区域信息，则对象数据存储在</w:t>
+        <w:t>如果创建桶时不指定区域信息，</w:t>
+      </w:r>
+      <w:proofErr w:type="gramStart"/>
+      <w:r>
+        <w:rPr>
+          <w:rFonts w:hint="eastAsia"/>
+        </w:rPr>
+        <w:t>则对象</w:t>
+      </w:r>
+      <w:proofErr w:type="gramEnd"/>
+      <w:r>
+        <w:rPr>
+          <w:rFonts w:hint="eastAsia"/>
+        </w:rPr>
+        <w:t>数据存储在</w:t>
       </w:r>
       <w:r>
         <w:t>S3_SYS_Data</w:t>
@@ -20867,8 +24450,13 @@
         </w:rPr>
         <w:t>数据集合空间为</w:t>
       </w:r>
-      <w:r>
-        <w:t>”S3</w:t>
+      <w:proofErr w:type="gramStart"/>
+      <w:r>
+        <w:t>”</w:t>
+      </w:r>
+      <w:proofErr w:type="gramEnd"/>
+      <w:r>
+        <w:t>S3</w:t>
       </w:r>
       <w:r>
         <w:rPr>
@@ -20876,8 +24464,13 @@
         </w:rPr>
         <w:t>_</w:t>
       </w:r>
-      <w:r>
-        <w:t>”+</w:t>
+      <w:proofErr w:type="gramStart"/>
+      <w:r>
+        <w:t>”</w:t>
+      </w:r>
+      <w:proofErr w:type="gramEnd"/>
+      <w:r>
+        <w:t>+</w:t>
       </w:r>
       <w:r>
         <w:rPr>
@@ -20886,8 +24479,13 @@
         <w:t>region</w:t>
       </w:r>
       <w:r>
-        <w:t>+”</w:t>
-      </w:r>
+        <w:t>+</w:t>
+      </w:r>
+      <w:proofErr w:type="gramStart"/>
+      <w:r>
+        <w:t>”</w:t>
+      </w:r>
+      <w:proofErr w:type="gramEnd"/>
       <w:r>
         <w:t xml:space="preserve"> </w:t>
       </w:r>
@@ -20903,18 +24501,22 @@
       <w:r>
         <w:t>taCS</w:t>
       </w:r>
+      <w:proofErr w:type="gramStart"/>
       <w:r>
         <w:t>”</w:t>
       </w:r>
+      <w:proofErr w:type="gramEnd"/>
       <w:r>
         <w:rPr>
           <w:rFonts w:hint="eastAsia"/>
         </w:rPr>
         <w:t>+</w:t>
       </w:r>
+      <w:proofErr w:type="gramStart"/>
       <w:r>
         <w:t>”</w:t>
       </w:r>
+      <w:proofErr w:type="gramEnd"/>
       <w:r>
         <w:t>_</w:t>
       </w:r>
@@ -20924,9 +24526,11 @@
         </w:rPr>
         <w:t>Time</w:t>
       </w:r>
+      <w:proofErr w:type="gramStart"/>
       <w:r>
         <w:t>”</w:t>
       </w:r>
+      <w:proofErr w:type="gramEnd"/>
       <w:r>
         <w:rPr>
           <w:rFonts w:hint="eastAsia"/>
@@ -20984,15 +24588,19 @@
         </w:rPr>
         <w:t>+</w:t>
       </w:r>
+      <w:proofErr w:type="gramStart"/>
       <w:r>
         <w:t>”</w:t>
       </w:r>
+      <w:proofErr w:type="gramEnd"/>
       <w:r>
         <w:t>_Time</w:t>
       </w:r>
+      <w:proofErr w:type="gramStart"/>
       <w:r>
         <w:t>”</w:t>
       </w:r>
+      <w:proofErr w:type="gramEnd"/>
       <w:r>
         <w:rPr>
           <w:rFonts w:hint="eastAsia"/>
@@ -21033,7 +24641,35 @@
         <w:rPr>
           <w:rFonts w:hint="eastAsia"/>
         </w:rPr>
-        <w:t>如果创建桶时指定了区域信息，且区域配置为指定模式，则数据集合空间和元数据集合空间</w:t>
+        <w:t>如果创建桶时指定了区域信息，</w:t>
+      </w:r>
+      <w:proofErr w:type="gramStart"/>
+      <w:r>
+        <w:rPr>
+          <w:rFonts w:hint="eastAsia"/>
+        </w:rPr>
+        <w:t>且区域</w:t>
+      </w:r>
+      <w:proofErr w:type="gramEnd"/>
+      <w:r>
+        <w:rPr>
+          <w:rFonts w:hint="eastAsia"/>
+        </w:rPr>
+        <w:t>配置为指定模式，</w:t>
+      </w:r>
+      <w:proofErr w:type="gramStart"/>
+      <w:r>
+        <w:rPr>
+          <w:rFonts w:hint="eastAsia"/>
+        </w:rPr>
+        <w:t>则数据</w:t>
+      </w:r>
+      <w:proofErr w:type="gramEnd"/>
+      <w:r>
+        <w:rPr>
+          <w:rFonts w:hint="eastAsia"/>
+        </w:rPr>
+        <w:t>集合空间和元数据集合空间</w:t>
       </w:r>
       <w:r>
         <w:rPr>
@@ -21597,7 +25233,21 @@
         <w:rPr>
           <w:rFonts w:hint="eastAsia"/>
         </w:rPr>
-        <w:t>结果时就会锁定记录，只有当事务提交或者回滚才会解锁</w:t>
+        <w:t>结果时就会锁定记录，只有当事务提交或者</w:t>
+      </w:r>
+      <w:proofErr w:type="gramStart"/>
+      <w:r>
+        <w:rPr>
+          <w:rFonts w:hint="eastAsia"/>
+        </w:rPr>
+        <w:t>回滚才</w:t>
+      </w:r>
+      <w:proofErr w:type="gramEnd"/>
+      <w:r>
+        <w:rPr>
+          <w:rFonts w:hint="eastAsia"/>
+        </w:rPr>
+        <w:t>会解锁</w:t>
       </w:r>
       <w:r>
         <w:rPr>
@@ -21631,7 +25281,35 @@
         <w:rPr>
           <w:rFonts w:hint="eastAsia"/>
         </w:rPr>
-        <w:t>先将原最新元数据写入历史元数据表，再更新最新元数据，避免原最新元数据在一部分时刻在最新元数据表和历史元数据表都查询不到任何关于此版本的记录。</w:t>
+        <w:t>先将</w:t>
+      </w:r>
+      <w:proofErr w:type="gramStart"/>
+      <w:r>
+        <w:rPr>
+          <w:rFonts w:hint="eastAsia"/>
+        </w:rPr>
+        <w:t>原最新</w:t>
+      </w:r>
+      <w:proofErr w:type="gramEnd"/>
+      <w:r>
+        <w:rPr>
+          <w:rFonts w:hint="eastAsia"/>
+        </w:rPr>
+        <w:t>元数据写入历史元数据表，再更新最新元数据，避免</w:t>
+      </w:r>
+      <w:proofErr w:type="gramStart"/>
+      <w:r>
+        <w:rPr>
+          <w:rFonts w:hint="eastAsia"/>
+        </w:rPr>
+        <w:t>原最新</w:t>
+      </w:r>
+      <w:proofErr w:type="gramEnd"/>
+      <w:r>
+        <w:rPr>
+          <w:rFonts w:hint="eastAsia"/>
+        </w:rPr>
+        <w:t>元数据在一部分时刻在最新元数据表和历史元数据表都查询不到任何关于此版本的记录。</w:t>
       </w:r>
     </w:p>
     <w:p>
@@ -21648,7 +25326,21 @@
           <w:rFonts w:hint="eastAsia"/>
         </w:rPr>
         <w:lastRenderedPageBreak/>
-        <w:t>当对象所属桶同时存在两个非删除状态的分隔符时，增加新对象时要根据两个分隔符分别建目录。</w:t>
+        <w:t>当对象所属</w:t>
+      </w:r>
+      <w:proofErr w:type="gramStart"/>
+      <w:r>
+        <w:rPr>
+          <w:rFonts w:hint="eastAsia"/>
+        </w:rPr>
+        <w:t>桶同时</w:t>
+      </w:r>
+      <w:proofErr w:type="gramEnd"/>
+      <w:r>
+        <w:rPr>
+          <w:rFonts w:hint="eastAsia"/>
+        </w:rPr>
+        <w:t>存在两个非删除状态的分隔符时，增加新对象时要根据两个分隔符分别建目录。</w:t>
       </w:r>
     </w:p>
     <w:p>
@@ -21810,11 +25502,19 @@
         </w:rPr>
         <w:t>PUT</w:t>
       </w:r>
-      <w:r>
-        <w:rPr>
-          <w:rFonts w:hint="eastAsia"/>
-        </w:rPr>
-        <w:t>操作再执行</w:t>
+      <w:proofErr w:type="gramStart"/>
+      <w:r>
+        <w:rPr>
+          <w:rFonts w:hint="eastAsia"/>
+        </w:rPr>
+        <w:t>操作再</w:t>
+      </w:r>
+      <w:proofErr w:type="gramEnd"/>
+      <w:r>
+        <w:rPr>
+          <w:rFonts w:hint="eastAsia"/>
+        </w:rPr>
+        <w:t>执行</w:t>
       </w:r>
       <w:r>
         <w:rPr>
@@ -21867,7 +25567,21 @@
         <w:rPr>
           <w:rFonts w:hint="eastAsia"/>
         </w:rPr>
-        <w:t>操作在处理同一个对象，查询元数据时发现已经有该对象的记录，则上传对象后使用</w:t>
+        <w:t>操作在处理同一个对象，查询元数据时发现已经有该对象的记录，则上</w:t>
+      </w:r>
+      <w:proofErr w:type="gramStart"/>
+      <w:r>
+        <w:rPr>
+          <w:rFonts w:hint="eastAsia"/>
+        </w:rPr>
+        <w:t>传对象</w:t>
+      </w:r>
+      <w:proofErr w:type="gramEnd"/>
+      <w:r>
+        <w:rPr>
+          <w:rFonts w:hint="eastAsia"/>
+        </w:rPr>
+        <w:t>后使用</w:t>
       </w:r>
       <w:r>
         <w:rPr>
@@ -22282,7 +25996,28 @@
         <w:rPr>
           <w:rFonts w:hint="eastAsia"/>
         </w:rPr>
-        <w:t>查询对象（</w:t>
+        <w:t>查询对象</w:t>
+      </w:r>
+      <w:r>
+        <w:rPr>
+          <w:rFonts w:hint="eastAsia"/>
+        </w:rPr>
+        <w:t>列表</w:t>
+      </w:r>
+      <w:r>
+        <w:rPr>
+          <w:rFonts w:hint="eastAsia"/>
+        </w:rPr>
+        <w:t>V</w:t>
+      </w:r>
+      <w:r>
+        <w:t>2</w:t>
+      </w:r>
+      <w:r>
+        <w:rPr>
+          <w:rFonts w:hint="eastAsia"/>
+        </w:rPr>
+        <w:t>（</w:t>
       </w:r>
       <w:r>
         <w:t>GET Bucket (List Objects) Version 2</w:t>
@@ -22314,7 +26049,49 @@
           <w:rFonts w:hint="eastAsia"/>
         </w:rPr>
         <w:lastRenderedPageBreak/>
-        <w:t>查询对象列表有两种方式查询，一种是目录表扫描查询，一种是元数据表扫描查询。当请求中携带分隔符，并且与当前桶的分隔符匹配，且桶的分隔符状态为可用时，旧可以通过目录表扫描查询。如果没有携带分隔符或者分隔符不匹配或者匹配的分隔符状态不可用，则通过扫描元数据表的方式查询。</w:t>
+        <w:t>查询对象列表有两种方式查询，一种是目录表扫描查询，一种是元数据表扫描查询。当请求中携带分隔符，并且与当前桶的分隔符匹配，</w:t>
+      </w:r>
+      <w:proofErr w:type="gramStart"/>
+      <w:r>
+        <w:rPr>
+          <w:rFonts w:hint="eastAsia"/>
+        </w:rPr>
+        <w:t>且桶的</w:t>
+      </w:r>
+      <w:proofErr w:type="gramEnd"/>
+      <w:r>
+        <w:rPr>
+          <w:rFonts w:hint="eastAsia"/>
+        </w:rPr>
+        <w:t>分隔符状态为可用时，</w:t>
+      </w:r>
+      <w:proofErr w:type="gramStart"/>
+      <w:r>
+        <w:rPr>
+          <w:rFonts w:hint="eastAsia"/>
+        </w:rPr>
+        <w:t>旧可以</w:t>
+      </w:r>
+      <w:proofErr w:type="gramEnd"/>
+      <w:r>
+        <w:rPr>
+          <w:rFonts w:hint="eastAsia"/>
+        </w:rPr>
+        <w:t>通过目录表扫描查询。如果没有携带分隔符或者分隔符不匹配或者匹配的分隔符状态</w:t>
+      </w:r>
+      <w:proofErr w:type="gramStart"/>
+      <w:r>
+        <w:rPr>
+          <w:rFonts w:hint="eastAsia"/>
+        </w:rPr>
+        <w:t>不</w:t>
+      </w:r>
+      <w:proofErr w:type="gramEnd"/>
+      <w:r>
+        <w:rPr>
+          <w:rFonts w:hint="eastAsia"/>
+        </w:rPr>
+        <w:t>可用，则通过扫描元数据表的方式查询。</w:t>
       </w:r>
     </w:p>
     <w:p>
@@ -22601,11 +26378,19 @@
       <w:pPr>
         <w:ind w:left="0"/>
       </w:pPr>
-      <w:r>
-        <w:rPr>
-          <w:rFonts w:hint="eastAsia"/>
-        </w:rPr>
-        <w:t>一：扫描元数据表方式</w:t>
+      <w:proofErr w:type="gramStart"/>
+      <w:r>
+        <w:rPr>
+          <w:rFonts w:hint="eastAsia"/>
+        </w:rPr>
+        <w:t>一</w:t>
+      </w:r>
+      <w:proofErr w:type="gramEnd"/>
+      <w:r>
+        <w:rPr>
+          <w:rFonts w:hint="eastAsia"/>
+        </w:rPr>
+        <w:t>：扫描元数据表方式</w:t>
       </w:r>
     </w:p>
     <w:p>
@@ -25293,7 +29078,21 @@
         <w:rPr>
           <w:rFonts w:hint="eastAsia"/>
         </w:rPr>
-        <w:t>引，每分配一个上下文，</w:t>
+        <w:t>引，</w:t>
+      </w:r>
+      <w:proofErr w:type="gramStart"/>
+      <w:r>
+        <w:rPr>
+          <w:rFonts w:hint="eastAsia"/>
+        </w:rPr>
+        <w:t>每分配</w:t>
+      </w:r>
+      <w:proofErr w:type="gramEnd"/>
+      <w:r>
+        <w:rPr>
+          <w:rFonts w:hint="eastAsia"/>
+        </w:rPr>
+        <w:t>一个上下文，</w:t>
       </w:r>
       <w:r>
         <w:rPr>
@@ -26718,7 +30517,23 @@
           <w:rFonts w:hint="eastAsia"/>
           <w:bCs/>
         </w:rPr>
-        <w:t>在桶内未配置或已配置但当前状态不可用，则使用</w:t>
+        <w:t>在桶内未配置或已配置但当前状态</w:t>
+      </w:r>
+      <w:proofErr w:type="gramStart"/>
+      <w:r>
+        <w:rPr>
+          <w:rFonts w:hint="eastAsia"/>
+          <w:bCs/>
+        </w:rPr>
+        <w:t>不</w:t>
+      </w:r>
+      <w:proofErr w:type="gramEnd"/>
+      <w:r>
+        <w:rPr>
+          <w:rFonts w:hint="eastAsia"/>
+          <w:bCs/>
+        </w:rPr>
+        <w:t>可用，则使用</w:t>
       </w:r>
       <w:r>
         <w:rPr>
@@ -27325,8 +31140,16 @@
           <w:rFonts w:hint="eastAsia"/>
         </w:rPr>
         <w:lastRenderedPageBreak/>
-        <w:t>如果读取完当前</w:t>
-      </w:r>
+        <w:t>如果读取</w:t>
+      </w:r>
+      <w:proofErr w:type="gramStart"/>
+      <w:r>
+        <w:rPr>
+          <w:rFonts w:hint="eastAsia"/>
+        </w:rPr>
+        <w:t>完当前</w:t>
+      </w:r>
+      <w:proofErr w:type="gramEnd"/>
       <w:r>
         <w:rPr>
           <w:rFonts w:hint="eastAsia"/>
@@ -27409,7 +31232,21 @@
         <w:rPr>
           <w:rFonts w:hint="eastAsia"/>
         </w:rPr>
-        <w:t>一起到历史元数据表中查询。继续与目录表，最新元数据表中的记录按顺序记录，直到总数量达到</w:t>
+        <w:t>一起到历史元数据表中查询。继续与目录表，最新元数据表中的</w:t>
+      </w:r>
+      <w:proofErr w:type="gramStart"/>
+      <w:r>
+        <w:rPr>
+          <w:rFonts w:hint="eastAsia"/>
+        </w:rPr>
+        <w:t>记录按</w:t>
+      </w:r>
+      <w:proofErr w:type="gramEnd"/>
+      <w:r>
+        <w:rPr>
+          <w:rFonts w:hint="eastAsia"/>
+        </w:rPr>
+        <w:t>顺序记录，直到总数量达到</w:t>
       </w:r>
       <w:r>
         <w:rPr>
@@ -27874,11 +31711,19 @@
         </w:rPr>
         <w:t>key</w:t>
       </w:r>
-      <w:r>
-        <w:rPr>
-          <w:rFonts w:hint="eastAsia"/>
-        </w:rPr>
-        <w:t>值记录排序）。</w:t>
+      <w:proofErr w:type="gramStart"/>
+      <w:r>
+        <w:rPr>
+          <w:rFonts w:hint="eastAsia"/>
+        </w:rPr>
+        <w:t>值记录</w:t>
+      </w:r>
+      <w:proofErr w:type="gramEnd"/>
+      <w:r>
+        <w:rPr>
+          <w:rFonts w:hint="eastAsia"/>
+        </w:rPr>
+        <w:t>排序）。</w:t>
       </w:r>
     </w:p>
     <w:p>
@@ -29174,7 +33019,7 @@
         <w:ind w:left="0" w:firstLineChars="200" w:firstLine="600"/>
         <w:jc w:val="left"/>
         <w:rPr>
-          <w:rFonts w:ascii="宋体" w:eastAsia="宋体" w:hAnsi="宋体" w:cs="宋体" w:hint="eastAsia"/>
+          <w:rFonts w:ascii="宋体" w:eastAsia="宋体" w:hAnsi="宋体" w:cs="宋体"/>
           <w:color w:val="CC7832"/>
           <w:kern w:val="0"/>
           <w:sz w:val="30"/>
@@ -29236,7 +33081,7 @@
         <w:ind w:left="0" w:firstLineChars="200" w:firstLine="600"/>
         <w:jc w:val="left"/>
         <w:rPr>
-          <w:rFonts w:ascii="宋体" w:eastAsia="宋体" w:hAnsi="宋体" w:cs="宋体" w:hint="eastAsia"/>
+          <w:rFonts w:ascii="宋体" w:eastAsia="宋体" w:hAnsi="宋体" w:cs="宋体"/>
           <w:color w:val="CC7832"/>
           <w:kern w:val="0"/>
           <w:sz w:val="30"/>
@@ -29318,7 +33163,7 @@
         <w:ind w:left="0" w:firstLineChars="200" w:firstLine="600"/>
         <w:jc w:val="left"/>
         <w:rPr>
-          <w:rFonts w:ascii="宋体" w:eastAsia="宋体" w:hAnsi="宋体" w:cs="宋体" w:hint="eastAsia"/>
+          <w:rFonts w:ascii="宋体" w:eastAsia="宋体" w:hAnsi="宋体" w:cs="宋体"/>
           <w:color w:val="CC7832"/>
           <w:kern w:val="0"/>
           <w:sz w:val="30"/>
@@ -29472,7 +33317,7 @@
         <w:ind w:left="0" w:firstLineChars="200" w:firstLine="600"/>
         <w:jc w:val="left"/>
         <w:rPr>
-          <w:rFonts w:ascii="宋体" w:eastAsia="宋体" w:hAnsi="宋体" w:cs="宋体" w:hint="eastAsia"/>
+          <w:rFonts w:ascii="宋体" w:eastAsia="宋体" w:hAnsi="宋体" w:cs="宋体"/>
           <w:color w:val="CC7832"/>
           <w:kern w:val="0"/>
           <w:sz w:val="30"/>
@@ -29544,7 +33389,7 @@
         <w:ind w:left="0" w:firstLineChars="200" w:firstLine="600"/>
         <w:jc w:val="left"/>
         <w:rPr>
-          <w:rFonts w:ascii="宋体" w:eastAsia="宋体" w:hAnsi="宋体" w:cs="宋体" w:hint="eastAsia"/>
+          <w:rFonts w:ascii="宋体" w:eastAsia="宋体" w:hAnsi="宋体" w:cs="宋体"/>
           <w:color w:val="CC7832"/>
           <w:kern w:val="0"/>
           <w:sz w:val="30"/>
@@ -29616,7 +33461,7 @@
         <w:ind w:left="0" w:firstLineChars="200" w:firstLine="600"/>
         <w:jc w:val="left"/>
         <w:rPr>
-          <w:rFonts w:ascii="宋体" w:eastAsia="宋体" w:hAnsi="宋体" w:cs="宋体" w:hint="eastAsia"/>
+          <w:rFonts w:ascii="宋体" w:eastAsia="宋体" w:hAnsi="宋体" w:cs="宋体"/>
           <w:color w:val="CC7832"/>
           <w:kern w:val="0"/>
           <w:sz w:val="30"/>
@@ -29688,7 +33533,7 @@
         <w:ind w:left="0" w:firstLineChars="200" w:firstLine="600"/>
         <w:jc w:val="left"/>
         <w:rPr>
-          <w:rFonts w:ascii="宋体" w:eastAsia="宋体" w:hAnsi="宋体" w:cs="宋体" w:hint="eastAsia"/>
+          <w:rFonts w:ascii="宋体" w:eastAsia="宋体" w:hAnsi="宋体" w:cs="宋体"/>
           <w:color w:val="CC7832"/>
           <w:kern w:val="0"/>
           <w:sz w:val="30"/>
@@ -29793,7 +33638,6 @@
         <w:pStyle w:val="HTML"/>
         <w:shd w:val="clear" w:color="auto" w:fill="2B2B2B"/>
         <w:rPr>
-          <w:rFonts w:hint="eastAsia"/>
           <w:color w:val="A9B7C6"/>
           <w:sz w:val="30"/>
           <w:szCs w:val="30"/>
@@ -29851,6 +33695,7 @@
         </w:rPr>
         <w:t xml:space="preserve">Boolean </w:t>
       </w:r>
+      <w:proofErr w:type="gramStart"/>
       <w:r>
         <w:rPr>
           <w:rFonts w:ascii="宋体" w:eastAsia="宋体" w:hAnsi="宋体" w:cs="宋体" w:hint="eastAsia"/>
@@ -29869,7 +33714,18 @@
           <w:sz w:val="30"/>
           <w:szCs w:val="30"/>
         </w:rPr>
-        <w:t>()</w:t>
+        <w:t>(</w:t>
+      </w:r>
+      <w:proofErr w:type="gramEnd"/>
+      <w:r>
+        <w:rPr>
+          <w:rFonts w:ascii="宋体" w:eastAsia="宋体" w:hAnsi="宋体" w:cs="宋体" w:hint="eastAsia"/>
+          <w:color w:val="A9B7C6"/>
+          <w:kern w:val="0"/>
+          <w:sz w:val="30"/>
+          <w:szCs w:val="30"/>
+        </w:rPr>
+        <w:t>)</w:t>
       </w:r>
     </w:p>
     <w:p>
@@ -29923,6 +33779,7 @@
         </w:rPr>
         <w:t xml:space="preserve">FilterRecord </w:t>
       </w:r>
+      <w:proofErr w:type="gramStart"/>
       <w:r>
         <w:rPr>
           <w:rFonts w:ascii="宋体" w:eastAsia="宋体" w:hAnsi="宋体" w:cs="宋体" w:hint="eastAsia"/>
@@ -29961,7 +33818,18 @@
           <w:sz w:val="30"/>
           <w:szCs w:val="30"/>
         </w:rPr>
-        <w:t>()</w:t>
+        <w:t>(</w:t>
+      </w:r>
+      <w:proofErr w:type="gramEnd"/>
+      <w:r>
+        <w:rPr>
+          <w:rFonts w:ascii="宋体" w:eastAsia="宋体" w:hAnsi="宋体" w:cs="宋体" w:hint="eastAsia"/>
+          <w:color w:val="A9B7C6"/>
+          <w:kern w:val="0"/>
+          <w:sz w:val="30"/>
+          <w:szCs w:val="30"/>
+        </w:rPr>
+        <w:t>)</w:t>
       </w:r>
     </w:p>
     <w:p>
@@ -30015,6 +33883,7 @@
         </w:rPr>
         <w:t xml:space="preserve">Boolean </w:t>
       </w:r>
+      <w:proofErr w:type="gramStart"/>
       <w:r>
         <w:rPr>
           <w:rFonts w:ascii="宋体" w:eastAsia="宋体" w:hAnsi="宋体" w:cs="宋体" w:hint="eastAsia"/>
@@ -30033,7 +33902,18 @@
           <w:sz w:val="30"/>
           <w:szCs w:val="30"/>
         </w:rPr>
-        <w:t>()</w:t>
+        <w:t>(</w:t>
+      </w:r>
+      <w:proofErr w:type="gramEnd"/>
+      <w:r>
+        <w:rPr>
+          <w:rFonts w:ascii="宋体" w:eastAsia="宋体" w:hAnsi="宋体" w:cs="宋体" w:hint="eastAsia"/>
+          <w:color w:val="A9B7C6"/>
+          <w:kern w:val="0"/>
+          <w:sz w:val="30"/>
+          <w:szCs w:val="30"/>
+        </w:rPr>
+        <w:t>)</w:t>
       </w:r>
     </w:p>
     <w:p>
@@ -30088,6 +33968,7 @@
         </w:rPr>
         <w:t xml:space="preserve">List&lt;String&gt; </w:t>
       </w:r>
+      <w:proofErr w:type="gramStart"/>
       <w:r>
         <w:rPr>
           <w:rFonts w:ascii="宋体" w:eastAsia="宋体" w:hAnsi="宋体" w:cs="宋体" w:hint="eastAsia"/>
@@ -30106,7 +33987,18 @@
           <w:sz w:val="30"/>
           <w:szCs w:val="30"/>
         </w:rPr>
-        <w:t>()</w:t>
+        <w:t>(</w:t>
+      </w:r>
+      <w:proofErr w:type="gramEnd"/>
+      <w:r>
+        <w:rPr>
+          <w:rFonts w:ascii="宋体" w:eastAsia="宋体" w:hAnsi="宋体" w:cs="宋体" w:hint="eastAsia"/>
+          <w:color w:val="A9B7C6"/>
+          <w:kern w:val="0"/>
+          <w:sz w:val="30"/>
+          <w:szCs w:val="30"/>
+        </w:rPr>
+        <w:t>)</w:t>
       </w:r>
     </w:p>
     <w:p>
@@ -30150,6 +34042,7 @@
         </w:rPr>
         <w:t xml:space="preserve">public void </w:t>
       </w:r>
+      <w:proofErr w:type="gramStart"/>
       <w:r>
         <w:rPr>
           <w:rFonts w:ascii="宋体" w:eastAsia="宋体" w:hAnsi="宋体" w:cs="宋体" w:hint="eastAsia"/>
@@ -30168,7 +34061,18 @@
           <w:sz w:val="30"/>
           <w:szCs w:val="30"/>
         </w:rPr>
-        <w:t>(QueryDbCursor hisCursor)</w:t>
+        <w:t>(</w:t>
+      </w:r>
+      <w:proofErr w:type="gramEnd"/>
+      <w:r>
+        <w:rPr>
+          <w:rFonts w:ascii="宋体" w:eastAsia="宋体" w:hAnsi="宋体" w:cs="宋体" w:hint="eastAsia"/>
+          <w:color w:val="A9B7C6"/>
+          <w:kern w:val="0"/>
+          <w:sz w:val="30"/>
+          <w:szCs w:val="30"/>
+        </w:rPr>
+        <w:t>QueryDbCursor hisCursor)</w:t>
       </w:r>
     </w:p>
     <w:p>
@@ -30190,7 +34094,6 @@
       <w:pPr>
         <w:ind w:left="0"/>
         <w:rPr>
-          <w:rFonts w:hint="eastAsia"/>
           <w:noProof/>
         </w:rPr>
       </w:pPr>
@@ -30402,7 +34305,6 @@
       <w:pPr>
         <w:ind w:left="0"/>
         <w:rPr>
-          <w:rFonts w:hint="eastAsia"/>
           <w:noProof/>
         </w:rPr>
       </w:pPr>
@@ -30518,14 +34420,11 @@
           </wp:inline>
         </w:drawing>
       </w:r>
-      <w:bookmarkStart w:id="5" w:name="_GoBack"/>
-      <w:bookmarkEnd w:id="5"/>
     </w:p>
     <w:p>
       <w:pPr>
         <w:ind w:left="0"/>
         <w:rPr>
-          <w:rFonts w:hint="eastAsia"/>
           <w:noProof/>
         </w:rPr>
       </w:pPr>
@@ -32204,8 +36103,8 @@
         <w:pStyle w:val="3"/>
         <w:ind w:left="630"/>
       </w:pPr>
-      <w:bookmarkStart w:id="6" w:name="_删除对象（DELETE_Object）"/>
-      <w:bookmarkEnd w:id="6"/>
+      <w:bookmarkStart w:id="5" w:name="_删除对象（DELETE_Object）"/>
+      <w:bookmarkEnd w:id="5"/>
       <w:r>
         <w:rPr>
           <w:rFonts w:hint="eastAsia"/>
@@ -33400,7 +37299,21 @@
         <w:rPr>
           <w:rFonts w:hint="eastAsia"/>
         </w:rPr>
-        <w:t>针对删除对象时桶的版本控制状态不同，以及删除时是否指定了版本号进行删除，系统对对象元数据的处理有所不同，有以下几种场景。</w:t>
+        <w:t>针对删除</w:t>
+      </w:r>
+      <w:proofErr w:type="gramStart"/>
+      <w:r>
+        <w:rPr>
+          <w:rFonts w:hint="eastAsia"/>
+        </w:rPr>
+        <w:t>对象时桶的</w:t>
+      </w:r>
+      <w:proofErr w:type="gramEnd"/>
+      <w:r>
+        <w:rPr>
+          <w:rFonts w:hint="eastAsia"/>
+        </w:rPr>
+        <w:t>版本控制状态不同，以及删除时是否指定了版本号进行删除，系统对对象元数据的处理有所不同，有以下几种场景。</w:t>
       </w:r>
     </w:p>
     <w:p>
@@ -34888,6 +38801,404 @@
     </w:p>
     <w:p>
       <w:pPr>
+        <w:pStyle w:val="3"/>
+        <w:ind w:left="630"/>
+      </w:pPr>
+      <w:r>
+        <w:rPr>
+          <w:rFonts w:hint="eastAsia"/>
+        </w:rPr>
+        <w:lastRenderedPageBreak/>
+        <w:t>查询对象列表</w:t>
+      </w:r>
+      <w:r>
+        <w:rPr>
+          <w:rFonts w:hint="eastAsia"/>
+        </w:rPr>
+        <w:t>V1</w:t>
+      </w:r>
+      <w:r>
+        <w:rPr>
+          <w:rFonts w:hint="eastAsia"/>
+        </w:rPr>
+        <w:t>（</w:t>
+      </w:r>
+      <w:r>
+        <w:t>GET</w:t>
+      </w:r>
+      <w:r>
+        <w:t xml:space="preserve"> Bucket (List Objects) Version 1</w:t>
+      </w:r>
+      <w:r>
+        <w:rPr>
+          <w:rFonts w:hint="eastAsia"/>
+        </w:rPr>
+        <w:t>）</w:t>
+      </w:r>
+    </w:p>
+    <w:p>
+      <w:pPr>
+        <w:ind w:left="0" w:firstLine="420"/>
+      </w:pPr>
+      <w:r>
+        <w:rPr>
+          <w:rFonts w:hint="eastAsia"/>
+        </w:rPr>
+        <w:t>查询对象列表</w:t>
+      </w:r>
+      <w:r>
+        <w:rPr>
+          <w:rFonts w:hint="eastAsia"/>
+        </w:rPr>
+        <w:t>V</w:t>
+      </w:r>
+      <w:r>
+        <w:t>1</w:t>
+      </w:r>
+      <w:r>
+        <w:rPr>
+          <w:rFonts w:hint="eastAsia"/>
+        </w:rPr>
+        <w:t>版本与</w:t>
+      </w:r>
+      <w:r>
+        <w:rPr>
+          <w:rFonts w:hint="eastAsia"/>
+        </w:rPr>
+        <w:t>V</w:t>
+      </w:r>
+      <w:r>
+        <w:t>2</w:t>
+      </w:r>
+      <w:r>
+        <w:rPr>
+          <w:rFonts w:hint="eastAsia"/>
+        </w:rPr>
+        <w:t>版本的差异点：</w:t>
+      </w:r>
+    </w:p>
+    <w:p>
+      <w:pPr>
+        <w:pStyle w:val="aa"/>
+        <w:numPr>
+          <w:ilvl w:val="0"/>
+          <w:numId w:val="62"/>
+        </w:numPr>
+        <w:ind w:firstLineChars="0"/>
+      </w:pPr>
+      <w:r>
+        <w:rPr>
+          <w:rFonts w:hint="eastAsia"/>
+        </w:rPr>
+        <w:t>V</w:t>
+      </w:r>
+      <w:r>
+        <w:t>2</w:t>
+      </w:r>
+      <w:r>
+        <w:rPr>
+          <w:rFonts w:hint="eastAsia"/>
+        </w:rPr>
+        <w:t>版本使用</w:t>
+      </w:r>
+      <w:r>
+        <w:rPr>
+          <w:rFonts w:hint="eastAsia"/>
+        </w:rPr>
+        <w:t>s</w:t>
+      </w:r>
+      <w:r>
+        <w:rPr>
+          <w:rFonts w:hint="eastAsia"/>
+        </w:rPr>
+        <w:t>tartAfter</w:t>
+      </w:r>
+      <w:r>
+        <w:rPr>
+          <w:rFonts w:hint="eastAsia"/>
+        </w:rPr>
+        <w:t>参数标记开始位置，</w:t>
+      </w:r>
+      <w:r>
+        <w:rPr>
+          <w:rFonts w:hint="eastAsia"/>
+        </w:rPr>
+        <w:t>V1</w:t>
+      </w:r>
+      <w:r>
+        <w:rPr>
+          <w:rFonts w:hint="eastAsia"/>
+        </w:rPr>
+        <w:t>版本使用</w:t>
+      </w:r>
+      <w:r>
+        <w:rPr>
+          <w:rFonts w:hint="eastAsia"/>
+        </w:rPr>
+        <w:t>m</w:t>
+      </w:r>
+      <w:r>
+        <w:rPr>
+          <w:rFonts w:hint="eastAsia"/>
+        </w:rPr>
+        <w:t>arker</w:t>
+      </w:r>
+      <w:r>
+        <w:rPr>
+          <w:rFonts w:hint="eastAsia"/>
+        </w:rPr>
+        <w:t>参数标记开始位置。</w:t>
+      </w:r>
+    </w:p>
+    <w:p>
+      <w:pPr>
+        <w:pStyle w:val="aa"/>
+        <w:numPr>
+          <w:ilvl w:val="0"/>
+          <w:numId w:val="62"/>
+        </w:numPr>
+        <w:ind w:firstLineChars="0"/>
+      </w:pPr>
+      <w:r>
+        <w:rPr>
+          <w:rFonts w:hint="eastAsia"/>
+        </w:rPr>
+        <w:t>当一次查询没有返回全部符合条件的数据时，</w:t>
+      </w:r>
+      <w:r>
+        <w:rPr>
+          <w:rFonts w:hint="eastAsia"/>
+        </w:rPr>
+        <w:t>V</w:t>
+      </w:r>
+      <w:r>
+        <w:t>2</w:t>
+      </w:r>
+      <w:r>
+        <w:rPr>
+          <w:rFonts w:hint="eastAsia"/>
+        </w:rPr>
+        <w:t>版本使用</w:t>
+      </w:r>
+      <w:r>
+        <w:t>NextContinuationToken</w:t>
+      </w:r>
+      <w:r>
+        <w:rPr>
+          <w:rFonts w:hint="eastAsia"/>
+        </w:rPr>
+        <w:t>记录下次查询的起始位置，系统内部维护一个上下文结构，在上下文中记录</w:t>
+      </w:r>
+      <w:r>
+        <w:t>NextContinuationToken</w:t>
+      </w:r>
+      <w:r>
+        <w:rPr>
+          <w:rFonts w:hint="eastAsia"/>
+        </w:rPr>
+        <w:t>对应的最后一个对象的位置。</w:t>
+      </w:r>
+      <w:r>
+        <w:rPr>
+          <w:rFonts w:hint="eastAsia"/>
+        </w:rPr>
+        <w:t>V</w:t>
+      </w:r>
+      <w:r>
+        <w:t>1</w:t>
+      </w:r>
+      <w:r>
+        <w:rPr>
+          <w:rFonts w:hint="eastAsia"/>
+        </w:rPr>
+        <w:t>版本使用</w:t>
+      </w:r>
+      <w:r>
+        <w:rPr>
+          <w:rFonts w:hint="eastAsia"/>
+        </w:rPr>
+        <w:t>NextMarker</w:t>
+      </w:r>
+      <w:r>
+        <w:rPr>
+          <w:rFonts w:hint="eastAsia"/>
+        </w:rPr>
+        <w:t>记录下一次查询的起始位置，</w:t>
+      </w:r>
+      <w:r>
+        <w:rPr>
+          <w:rFonts w:hint="eastAsia"/>
+        </w:rPr>
+        <w:t>NextMarker</w:t>
+      </w:r>
+      <w:r>
+        <w:rPr>
+          <w:rFonts w:hint="eastAsia"/>
+        </w:rPr>
+        <w:t>就是本次返回的最后一条记录的内容，</w:t>
+      </w:r>
+      <w:r>
+        <w:rPr>
+          <w:rFonts w:hint="eastAsia"/>
+        </w:rPr>
+        <w:t>因此</w:t>
+      </w:r>
+      <w:r>
+        <w:rPr>
+          <w:rFonts w:hint="eastAsia"/>
+        </w:rPr>
+        <w:t>不需要记录上下文。</w:t>
+      </w:r>
+    </w:p>
+    <w:p>
+      <w:pPr>
+        <w:pStyle w:val="aa"/>
+        <w:numPr>
+          <w:ilvl w:val="0"/>
+          <w:numId w:val="62"/>
+        </w:numPr>
+        <w:ind w:firstLineChars="0"/>
+      </w:pPr>
+      <w:r>
+        <w:rPr>
+          <w:rFonts w:hint="eastAsia"/>
+        </w:rPr>
+        <w:t>返回结果中是否包含</w:t>
+      </w:r>
+      <w:r>
+        <w:rPr>
+          <w:rFonts w:hint="eastAsia"/>
+        </w:rPr>
+        <w:t>owner</w:t>
+      </w:r>
+      <w:r>
+        <w:rPr>
+          <w:rFonts w:hint="eastAsia"/>
+        </w:rPr>
+        <w:t>不需要参数控制，统一都返回</w:t>
+      </w:r>
+      <w:r>
+        <w:rPr>
+          <w:rFonts w:hint="eastAsia"/>
+        </w:rPr>
+        <w:t>。</w:t>
+      </w:r>
+      <w:bookmarkStart w:id="6" w:name="_GoBack"/>
+      <w:bookmarkEnd w:id="6"/>
+    </w:p>
+    <w:p>
+      <w:pPr>
+        <w:pStyle w:val="aa"/>
+        <w:numPr>
+          <w:ilvl w:val="0"/>
+          <w:numId w:val="62"/>
+        </w:numPr>
+        <w:ind w:firstLineChars="0"/>
+      </w:pPr>
+      <w:r>
+        <w:rPr>
+          <w:rFonts w:hint="eastAsia"/>
+        </w:rPr>
+        <w:t>返回结果中不包含</w:t>
+      </w:r>
+      <w:r>
+        <w:rPr>
+          <w:rFonts w:hint="eastAsia"/>
+        </w:rPr>
+        <w:t>KeyCount</w:t>
+      </w:r>
+      <w:r>
+        <w:rPr>
+          <w:rFonts w:hint="eastAsia"/>
+        </w:rPr>
+        <w:t>，记录结果数量。</w:t>
+      </w:r>
+    </w:p>
+    <w:p>
+      <w:pPr>
+        <w:ind w:left="420"/>
+      </w:pPr>
+      <w:r>
+        <w:rPr>
+          <w:rFonts w:hint="eastAsia"/>
+        </w:rPr>
+        <w:t>除上述差异外，在对</w:t>
+      </w:r>
+      <w:r>
+        <w:rPr>
+          <w:rFonts w:hint="eastAsia"/>
+        </w:rPr>
+        <w:t>prefix</w:t>
+      </w:r>
+      <w:r>
+        <w:rPr>
+          <w:rFonts w:hint="eastAsia"/>
+        </w:rPr>
+        <w:t>，</w:t>
+      </w:r>
+      <w:r>
+        <w:rPr>
+          <w:rFonts w:hint="eastAsia"/>
+        </w:rPr>
+        <w:t>delimiter</w:t>
+      </w:r>
+      <w:r>
+        <w:rPr>
+          <w:rFonts w:hint="eastAsia"/>
+        </w:rPr>
+        <w:t>，</w:t>
+      </w:r>
+      <w:r>
+        <w:rPr>
+          <w:rFonts w:hint="eastAsia"/>
+        </w:rPr>
+        <w:t>marker</w:t>
+      </w:r>
+      <w:r>
+        <w:rPr>
+          <w:rFonts w:hint="eastAsia"/>
+        </w:rPr>
+        <w:t>（</w:t>
+      </w:r>
+      <w:r>
+        <w:rPr>
+          <w:rFonts w:hint="eastAsia"/>
+        </w:rPr>
+        <w:t>starafter</w:t>
+      </w:r>
+      <w:r>
+        <w:rPr>
+          <w:rFonts w:hint="eastAsia"/>
+        </w:rPr>
+        <w:t>）</w:t>
+      </w:r>
+      <w:r>
+        <w:rPr>
+          <w:rFonts w:hint="eastAsia"/>
+        </w:rPr>
+        <w:t>参数的处理以及返回结果没有</w:t>
+      </w:r>
+      <w:r>
+        <w:rPr>
+          <w:rFonts w:hint="eastAsia"/>
+        </w:rPr>
+        <w:t>其他</w:t>
+      </w:r>
+      <w:r>
+        <w:rPr>
+          <w:rFonts w:hint="eastAsia"/>
+        </w:rPr>
+        <w:t>差异</w:t>
+      </w:r>
+      <w:r>
+        <w:rPr>
+          <w:rFonts w:hint="eastAsia"/>
+        </w:rPr>
+        <w:t>。</w:t>
+      </w:r>
+    </w:p>
+    <w:p>
+      <w:pPr>
         <w:pStyle w:val="10"/>
       </w:pPr>
       <w:bookmarkStart w:id="7" w:name="_获取桶列表（GET_Service）"/>
@@ -34900,7 +39211,6 @@
         <w:rPr>
           <w:rFonts w:hint="eastAsia"/>
         </w:rPr>
-        <w:lastRenderedPageBreak/>
         <w:t>进度评估</w:t>
       </w:r>
       <w:r>
@@ -35775,12 +40085,14 @@
             <w:pPr>
               <w:ind w:left="0"/>
             </w:pPr>
+            <w:proofErr w:type="gramStart"/>
             <w:r>
               <w:rPr>
                 <w:rFonts w:hint="eastAsia"/>
               </w:rPr>
               <w:t>桶名</w:t>
             </w:r>
+            <w:proofErr w:type="gramEnd"/>
             <w:r>
               <w:rPr>
                 <w:rFonts w:hint="eastAsia"/>
@@ -35921,6 +40233,7 @@
               <w:rPr>
                 <w:rFonts w:hint="eastAsia"/>
               </w:rPr>
+              <w:lastRenderedPageBreak/>
               <w:t>3</w:t>
             </w:r>
           </w:p>
@@ -36319,8 +40632,16 @@
               <w:rPr>
                 <w:rFonts w:hint="eastAsia"/>
               </w:rPr>
-              <w:t>执行一次上传对象</w:t>
-            </w:r>
+              <w:t>执行一次上</w:t>
+            </w:r>
+            <w:proofErr w:type="gramStart"/>
+            <w:r>
+              <w:rPr>
+                <w:rFonts w:hint="eastAsia"/>
+              </w:rPr>
+              <w:t>传对象</w:t>
+            </w:r>
+            <w:proofErr w:type="gramEnd"/>
           </w:p>
         </w:tc>
         <w:tc>
@@ -36358,7 +40679,6 @@
               <w:rPr>
                 <w:rFonts w:hint="eastAsia"/>
               </w:rPr>
-              <w:lastRenderedPageBreak/>
               <w:t>1.</w:t>
             </w:r>
             <w:r>
@@ -36452,7 +40772,6 @@
               <w:rPr>
                 <w:rFonts w:hint="eastAsia"/>
               </w:rPr>
-              <w:lastRenderedPageBreak/>
               <w:t>PUT</w:t>
             </w:r>
             <w:r>
@@ -36483,7 +40802,6 @@
               <w:rPr>
                 <w:rFonts w:hint="eastAsia"/>
               </w:rPr>
-              <w:lastRenderedPageBreak/>
               <w:t>Story.SequoiaS</w:t>
             </w:r>
             <w:r>
@@ -36527,8 +40845,16 @@
               <w:rPr>
                 <w:rFonts w:hint="eastAsia"/>
               </w:rPr>
-              <w:t>多次上传不同</w:t>
-            </w:r>
+              <w:t>多次上</w:t>
+            </w:r>
+            <w:proofErr w:type="gramStart"/>
+            <w:r>
+              <w:rPr>
+                <w:rFonts w:hint="eastAsia"/>
+              </w:rPr>
+              <w:t>传不同</w:t>
+            </w:r>
+            <w:proofErr w:type="gramEnd"/>
             <w:r>
               <w:rPr>
                 <w:rFonts w:hint="eastAsia"/>
@@ -36976,6 +41302,7 @@
               <w:rPr>
                 <w:rFonts w:hint="eastAsia"/>
               </w:rPr>
+              <w:lastRenderedPageBreak/>
               <w:t>执行</w:t>
             </w:r>
             <w:r>
@@ -37156,6 +41483,7 @@
               <w:rPr>
                 <w:rFonts w:hint="eastAsia"/>
               </w:rPr>
+              <w:lastRenderedPageBreak/>
               <w:t>PUT</w:t>
             </w:r>
             <w:r>
@@ -37241,6 +41569,7 @@
               <w:rPr>
                 <w:rFonts w:hint="eastAsia"/>
               </w:rPr>
+              <w:lastRenderedPageBreak/>
               <w:t>Story.SequoiaS</w:t>
             </w:r>
             <w:r>
@@ -37334,7 +41663,6 @@
               <w:rPr>
                 <w:rFonts w:hint="eastAsia"/>
               </w:rPr>
-              <w:lastRenderedPageBreak/>
               <w:t>执行</w:t>
             </w:r>
             <w:r>
@@ -37532,7 +41860,6 @@
               <w:rPr>
                 <w:rFonts w:hint="eastAsia"/>
               </w:rPr>
-              <w:lastRenderedPageBreak/>
               <w:t>PUT</w:t>
             </w:r>
             <w:r>
@@ -37563,7 +41890,6 @@
               <w:rPr>
                 <w:rFonts w:hint="eastAsia"/>
               </w:rPr>
-              <w:lastRenderedPageBreak/>
               <w:t>Story.SequoiaS</w:t>
             </w:r>
             <w:r>
@@ -37918,7 +42244,14 @@
               <w:rPr>
                 <w:rFonts w:hint="eastAsia"/>
               </w:rPr>
-              <w:t>个字符的对象到</w:t>
+              <w:t>个字符的对</w:t>
+            </w:r>
+            <w:r>
+              <w:rPr>
+                <w:rFonts w:hint="eastAsia"/>
+              </w:rPr>
+              <w:lastRenderedPageBreak/>
+              <w:t>象到</w:t>
             </w:r>
             <w:r>
               <w:rPr>
@@ -37975,6 +42308,7 @@
               <w:rPr>
                 <w:rFonts w:hint="eastAsia"/>
               </w:rPr>
+              <w:lastRenderedPageBreak/>
               <w:t>PUT</w:t>
             </w:r>
             <w:r>
@@ -38014,6 +42348,7 @@
               <w:rPr>
                 <w:rFonts w:hint="eastAsia"/>
               </w:rPr>
+              <w:lastRenderedPageBreak/>
               <w:t>Story.SequoiaS</w:t>
             </w:r>
             <w:r>
@@ -38284,7 +42619,6 @@
               <w:rPr>
                 <w:rFonts w:hint="eastAsia"/>
               </w:rPr>
-              <w:lastRenderedPageBreak/>
               <w:t>PUT</w:t>
             </w:r>
             <w:r>
@@ -38324,7 +42658,6 @@
               <w:rPr>
                 <w:rFonts w:hint="eastAsia"/>
               </w:rPr>
-              <w:lastRenderedPageBreak/>
               <w:t>Story.SequoiaS</w:t>
             </w:r>
             <w:r>
@@ -39061,6 +43394,7 @@
               <w:rPr>
                 <w:rFonts w:hint="eastAsia"/>
               </w:rPr>
+              <w:lastRenderedPageBreak/>
               <w:t>Story.SequoiaS</w:t>
             </w:r>
             <w:r>
@@ -39344,7 +43678,6 @@
               <w:t>，</w:t>
             </w:r>
             <w:r>
-              <w:lastRenderedPageBreak/>
               <w:t>response-contentencoding</w:t>
             </w:r>
           </w:p>
@@ -39361,7 +43694,6 @@
               <w:rPr>
                 <w:rFonts w:hint="eastAsia"/>
               </w:rPr>
-              <w:lastRenderedPageBreak/>
               <w:t>1.GET</w:t>
             </w:r>
             <w:r>
@@ -39416,7 +43748,6 @@
               <w:rPr>
                 <w:rFonts w:hint="eastAsia"/>
               </w:rPr>
-              <w:lastRenderedPageBreak/>
               <w:t>Story.SequoiaS</w:t>
             </w:r>
             <w:r>
@@ -40109,6 +44440,7 @@
               <w:rPr>
                 <w:rFonts w:hint="eastAsia"/>
               </w:rPr>
+              <w:lastRenderedPageBreak/>
               <w:t>Story.SequoiaS</w:t>
             </w:r>
             <w:r>
@@ -40461,7 +44793,6 @@
               <w:rPr>
                 <w:rFonts w:hint="eastAsia"/>
               </w:rPr>
-              <w:lastRenderedPageBreak/>
               <w:t>执行</w:t>
             </w:r>
             <w:r>
@@ -40521,7 +44852,6 @@
               <w:rPr>
                 <w:rFonts w:hint="eastAsia"/>
               </w:rPr>
-              <w:lastRenderedPageBreak/>
               <w:t>PUT</w:t>
             </w:r>
             <w:r>
@@ -40721,7 +45051,6 @@
               <w:rPr>
                 <w:rFonts w:hint="eastAsia"/>
               </w:rPr>
-              <w:lastRenderedPageBreak/>
               <w:t>Story.SequoiaS</w:t>
             </w:r>
             <w:r>
@@ -41302,6 +45631,7 @@
               <w:rPr>
                 <w:rFonts w:hint="eastAsia"/>
               </w:rPr>
+              <w:lastRenderedPageBreak/>
               <w:t>执行</w:t>
             </w:r>
             <w:r>
@@ -41575,6 +45905,7 @@
               <w:rPr>
                 <w:rFonts w:hint="eastAsia"/>
               </w:rPr>
+              <w:lastRenderedPageBreak/>
               <w:t>PUT</w:t>
             </w:r>
             <w:r>
@@ -41609,6 +45940,7 @@
               <w:rPr>
                 <w:rFonts w:hint="eastAsia"/>
               </w:rPr>
+              <w:lastRenderedPageBreak/>
               <w:t>GET</w:t>
             </w:r>
             <w:r>
@@ -41713,6 +46045,7 @@
               <w:rPr>
                 <w:rFonts w:hint="eastAsia"/>
               </w:rPr>
+              <w:lastRenderedPageBreak/>
               <w:t>Story.SequoiaS</w:t>
             </w:r>
             <w:r>
@@ -41806,7 +46139,6 @@
               <w:rPr>
                 <w:rFonts w:hint="eastAsia"/>
               </w:rPr>
-              <w:lastRenderedPageBreak/>
               <w:t>执行</w:t>
             </w:r>
             <w:r>
@@ -41886,7 +46218,6 @@
               <w:rPr>
                 <w:rFonts w:hint="eastAsia"/>
               </w:rPr>
-              <w:lastRenderedPageBreak/>
               <w:t>PUT</w:t>
             </w:r>
             <w:r>
@@ -41945,7 +46276,6 @@
               <w:rPr>
                 <w:rFonts w:hint="eastAsia"/>
               </w:rPr>
-              <w:lastRenderedPageBreak/>
               <w:t>Story.SequoiaS</w:t>
             </w:r>
             <w:r>
@@ -42548,6 +46878,7 @@
               <w:rPr>
                 <w:rFonts w:hint="eastAsia"/>
               </w:rPr>
+              <w:lastRenderedPageBreak/>
               <w:t>执行</w:t>
             </w:r>
             <w:r>
@@ -42663,6 +46994,7 @@
               <w:rPr>
                 <w:rFonts w:hint="eastAsia"/>
               </w:rPr>
+              <w:lastRenderedPageBreak/>
               <w:t>PUT</w:t>
             </w:r>
             <w:r>
@@ -42715,6 +47047,7 @@
               <w:rPr>
                 <w:rFonts w:hint="eastAsia"/>
               </w:rPr>
+              <w:lastRenderedPageBreak/>
               <w:t>nextcontinuationtoken</w:t>
             </w:r>
           </w:p>
@@ -42755,6 +47088,7 @@
               <w:rPr>
                 <w:rFonts w:hint="eastAsia"/>
               </w:rPr>
+              <w:lastRenderedPageBreak/>
               <w:t>Story.SequoiaS</w:t>
             </w:r>
             <w:r>
@@ -42970,7 +47304,6 @@
               <w:rPr>
                 <w:rFonts w:hint="eastAsia"/>
               </w:rPr>
-              <w:lastRenderedPageBreak/>
               <w:t>获取</w:t>
             </w:r>
             <w:r>
@@ -43031,7 +47364,6 @@
               <w:rPr>
                 <w:rFonts w:hint="eastAsia"/>
               </w:rPr>
-              <w:lastRenderedPageBreak/>
               <w:t>PUT</w:t>
             </w:r>
             <w:r>
@@ -43617,7 +47949,7 @@
             <w:noProof/>
             <w:lang w:val="zh-CN"/>
           </w:rPr>
-          <w:t>49</w:t>
+          <w:t>57</w:t>
         </w:r>
         <w:r>
           <w:fldChar w:fldCharType="end"/>
@@ -44103,7 +48435,7 @@
   <w:abstractNum w:abstractNumId="5" w15:restartNumberingAfterBreak="0">
     <w:nsid w:val="08FF407E"/>
     <w:multiLevelType w:val="hybridMultilevel"/>
-    <w:tmpl w:val="E6CCC742"/>
+    <w:tmpl w:val="C30073B2"/>
     <w:lvl w:ilvl="0" w:tplc="8DDE1DA2">
       <w:start w:val="1"/>
       <w:numFmt w:val="decimal"/>
@@ -44191,16 +48523,16 @@
     </w:lvl>
   </w:abstractNum>
   <w:abstractNum w:abstractNumId="6" w15:restartNumberingAfterBreak="0">
-    <w:nsid w:val="0DB57B99"/>
+    <w:nsid w:val="0BEE53C5"/>
     <w:multiLevelType w:val="hybridMultilevel"/>
-    <w:tmpl w:val="4036A1F6"/>
-    <w:lvl w:ilvl="0" w:tplc="F9DAA2BA">
+    <w:tmpl w:val="129C35CA"/>
+    <w:lvl w:ilvl="0" w:tplc="C6E6E36A">
       <w:start w:val="1"/>
       <w:numFmt w:val="decimal"/>
       <w:lvlText w:val="%1."/>
       <w:lvlJc w:val="left"/>
       <w:pPr>
-        <w:ind w:left="360" w:hanging="360"/>
+        <w:ind w:left="780" w:hanging="360"/>
       </w:pPr>
       <w:rPr>
         <w:rFonts w:hint="default"/>
@@ -44212,7 +48544,7 @@
       <w:lvlText w:val="%2)"/>
       <w:lvlJc w:val="left"/>
       <w:pPr>
-        <w:ind w:left="840" w:hanging="420"/>
+        <w:ind w:left="1260" w:hanging="420"/>
       </w:pPr>
     </w:lvl>
     <w:lvl w:ilvl="2" w:tplc="0409001B" w:tentative="1">
@@ -44221,7 +48553,7 @@
       <w:lvlText w:val="%3."/>
       <w:lvlJc w:val="right"/>
       <w:pPr>
-        <w:ind w:left="1260" w:hanging="420"/>
+        <w:ind w:left="1680" w:hanging="420"/>
       </w:pPr>
     </w:lvl>
     <w:lvl w:ilvl="3" w:tplc="0409000F" w:tentative="1">
@@ -44230,7 +48562,7 @@
       <w:lvlText w:val="%4."/>
       <w:lvlJc w:val="left"/>
       <w:pPr>
-        <w:ind w:left="1680" w:hanging="420"/>
+        <w:ind w:left="2100" w:hanging="420"/>
       </w:pPr>
     </w:lvl>
     <w:lvl w:ilvl="4" w:tplc="04090019" w:tentative="1">
@@ -44239,7 +48571,7 @@
       <w:lvlText w:val="%5)"/>
       <w:lvlJc w:val="left"/>
       <w:pPr>
-        <w:ind w:left="2100" w:hanging="420"/>
+        <w:ind w:left="2520" w:hanging="420"/>
       </w:pPr>
     </w:lvl>
     <w:lvl w:ilvl="5" w:tplc="0409001B" w:tentative="1">
@@ -44248,7 +48580,7 @@
       <w:lvlText w:val="%6."/>
       <w:lvlJc w:val="right"/>
       <w:pPr>
-        <w:ind w:left="2520" w:hanging="420"/>
+        <w:ind w:left="2940" w:hanging="420"/>
       </w:pPr>
     </w:lvl>
     <w:lvl w:ilvl="6" w:tplc="0409000F" w:tentative="1">
@@ -44257,7 +48589,7 @@
       <w:lvlText w:val="%7."/>
       <w:lvlJc w:val="left"/>
       <w:pPr>
-        <w:ind w:left="2940" w:hanging="420"/>
+        <w:ind w:left="3360" w:hanging="420"/>
       </w:pPr>
     </w:lvl>
     <w:lvl w:ilvl="7" w:tplc="04090019" w:tentative="1">
@@ -44266,7 +48598,7 @@
       <w:lvlText w:val="%8)"/>
       <w:lvlJc w:val="left"/>
       <w:pPr>
-        <w:ind w:left="3360" w:hanging="420"/>
+        <w:ind w:left="3780" w:hanging="420"/>
       </w:pPr>
     </w:lvl>
     <w:lvl w:ilvl="8" w:tplc="0409001B" w:tentative="1">
@@ -44275,15 +48607,15 @@
       <w:lvlText w:val="%9."/>
       <w:lvlJc w:val="right"/>
       <w:pPr>
-        <w:ind w:left="3780" w:hanging="420"/>
+        <w:ind w:left="4200" w:hanging="420"/>
       </w:pPr>
     </w:lvl>
   </w:abstractNum>
   <w:abstractNum w:abstractNumId="7" w15:restartNumberingAfterBreak="0">
-    <w:nsid w:val="0E6B5A22"/>
+    <w:nsid w:val="0DB57B99"/>
     <w:multiLevelType w:val="hybridMultilevel"/>
-    <w:tmpl w:val="9414369E"/>
-    <w:lvl w:ilvl="0" w:tplc="55529CF8">
+    <w:tmpl w:val="4036A1F6"/>
+    <w:lvl w:ilvl="0" w:tplc="F9DAA2BA">
       <w:start w:val="1"/>
       <w:numFmt w:val="decimal"/>
       <w:lvlText w:val="%1."/>
@@ -44369,9 +48701,9 @@
     </w:lvl>
   </w:abstractNum>
   <w:abstractNum w:abstractNumId="8" w15:restartNumberingAfterBreak="0">
-    <w:nsid w:val="10C50482"/>
+    <w:nsid w:val="0E6B5A22"/>
     <w:multiLevelType w:val="hybridMultilevel"/>
-    <w:tmpl w:val="190EA2DA"/>
+    <w:tmpl w:val="9414369E"/>
     <w:lvl w:ilvl="0" w:tplc="55529CF8">
       <w:start w:val="1"/>
       <w:numFmt w:val="decimal"/>
@@ -44458,9 +48790,9 @@
     </w:lvl>
   </w:abstractNum>
   <w:abstractNum w:abstractNumId="9" w15:restartNumberingAfterBreak="0">
-    <w:nsid w:val="10DC6AA1"/>
+    <w:nsid w:val="10C50482"/>
     <w:multiLevelType w:val="hybridMultilevel"/>
-    <w:tmpl w:val="8BD28E34"/>
+    <w:tmpl w:val="190EA2DA"/>
     <w:lvl w:ilvl="0" w:tplc="55529CF8">
       <w:start w:val="1"/>
       <w:numFmt w:val="decimal"/>
@@ -44547,9 +48879,9 @@
     </w:lvl>
   </w:abstractNum>
   <w:abstractNum w:abstractNumId="10" w15:restartNumberingAfterBreak="0">
-    <w:nsid w:val="11756ADB"/>
+    <w:nsid w:val="10DC6AA1"/>
     <w:multiLevelType w:val="hybridMultilevel"/>
-    <w:tmpl w:val="F862688C"/>
+    <w:tmpl w:val="8BD28E34"/>
     <w:lvl w:ilvl="0" w:tplc="55529CF8">
       <w:start w:val="1"/>
       <w:numFmt w:val="decimal"/>
@@ -44636,10 +48968,10 @@
     </w:lvl>
   </w:abstractNum>
   <w:abstractNum w:abstractNumId="11" w15:restartNumberingAfterBreak="0">
-    <w:nsid w:val="12754EFF"/>
+    <w:nsid w:val="11756ADB"/>
     <w:multiLevelType w:val="hybridMultilevel"/>
-    <w:tmpl w:val="15FA779A"/>
-    <w:lvl w:ilvl="0" w:tplc="4928ED88">
+    <w:tmpl w:val="F862688C"/>
+    <w:lvl w:ilvl="0" w:tplc="55529CF8">
       <w:start w:val="1"/>
       <w:numFmt w:val="decimal"/>
       <w:lvlText w:val="%1."/>
@@ -44725,10 +49057,10 @@
     </w:lvl>
   </w:abstractNum>
   <w:abstractNum w:abstractNumId="12" w15:restartNumberingAfterBreak="0">
-    <w:nsid w:val="15BF7991"/>
+    <w:nsid w:val="12754EFF"/>
     <w:multiLevelType w:val="hybridMultilevel"/>
-    <w:tmpl w:val="EC2E304E"/>
-    <w:lvl w:ilvl="0" w:tplc="55529CF8">
+    <w:tmpl w:val="15FA779A"/>
+    <w:lvl w:ilvl="0" w:tplc="4928ED88">
       <w:start w:val="1"/>
       <w:numFmt w:val="decimal"/>
       <w:lvlText w:val="%1."/>
@@ -44814,10 +49146,10 @@
     </w:lvl>
   </w:abstractNum>
   <w:abstractNum w:abstractNumId="13" w15:restartNumberingAfterBreak="0">
-    <w:nsid w:val="182B6362"/>
+    <w:nsid w:val="15BF7991"/>
     <w:multiLevelType w:val="hybridMultilevel"/>
-    <w:tmpl w:val="1A347DBA"/>
-    <w:lvl w:ilvl="0" w:tplc="BFA484C0">
+    <w:tmpl w:val="EC2E304E"/>
+    <w:lvl w:ilvl="0" w:tplc="55529CF8">
       <w:start w:val="1"/>
       <w:numFmt w:val="decimal"/>
       <w:lvlText w:val="%1."/>
@@ -44903,10 +49235,10 @@
     </w:lvl>
   </w:abstractNum>
   <w:abstractNum w:abstractNumId="14" w15:restartNumberingAfterBreak="0">
-    <w:nsid w:val="1967457E"/>
+    <w:nsid w:val="182B6362"/>
     <w:multiLevelType w:val="hybridMultilevel"/>
-    <w:tmpl w:val="F862688C"/>
-    <w:lvl w:ilvl="0" w:tplc="55529CF8">
+    <w:tmpl w:val="1A347DBA"/>
+    <w:lvl w:ilvl="0" w:tplc="BFA484C0">
       <w:start w:val="1"/>
       <w:numFmt w:val="decimal"/>
       <w:lvlText w:val="%1."/>
@@ -44992,10 +49324,10 @@
     </w:lvl>
   </w:abstractNum>
   <w:abstractNum w:abstractNumId="15" w15:restartNumberingAfterBreak="0">
-    <w:nsid w:val="1C646909"/>
+    <w:nsid w:val="1967457E"/>
     <w:multiLevelType w:val="hybridMultilevel"/>
-    <w:tmpl w:val="86365CF8"/>
-    <w:lvl w:ilvl="0" w:tplc="5E4871B4">
+    <w:tmpl w:val="F862688C"/>
+    <w:lvl w:ilvl="0" w:tplc="55529CF8">
       <w:start w:val="1"/>
       <w:numFmt w:val="decimal"/>
       <w:lvlText w:val="%1."/>
@@ -45081,10 +49413,10 @@
     </w:lvl>
   </w:abstractNum>
   <w:abstractNum w:abstractNumId="16" w15:restartNumberingAfterBreak="0">
-    <w:nsid w:val="1F8430F6"/>
+    <w:nsid w:val="1C646909"/>
     <w:multiLevelType w:val="hybridMultilevel"/>
-    <w:tmpl w:val="02C0D518"/>
-    <w:lvl w:ilvl="0" w:tplc="6C52F726">
+    <w:tmpl w:val="86365CF8"/>
+    <w:lvl w:ilvl="0" w:tplc="5E4871B4">
       <w:start w:val="1"/>
       <w:numFmt w:val="decimal"/>
       <w:lvlText w:val="%1."/>
@@ -45170,10 +49502,10 @@
     </w:lvl>
   </w:abstractNum>
   <w:abstractNum w:abstractNumId="17" w15:restartNumberingAfterBreak="0">
-    <w:nsid w:val="1F9379BD"/>
+    <w:nsid w:val="1F8430F6"/>
     <w:multiLevelType w:val="hybridMultilevel"/>
-    <w:tmpl w:val="9414369E"/>
-    <w:lvl w:ilvl="0" w:tplc="55529CF8">
+    <w:tmpl w:val="02C0D518"/>
+    <w:lvl w:ilvl="0" w:tplc="6C52F726">
       <w:start w:val="1"/>
       <w:numFmt w:val="decimal"/>
       <w:lvlText w:val="%1."/>
@@ -45259,9 +49591,9 @@
     </w:lvl>
   </w:abstractNum>
   <w:abstractNum w:abstractNumId="18" w15:restartNumberingAfterBreak="0">
-    <w:nsid w:val="23BC1271"/>
+    <w:nsid w:val="1F9379BD"/>
     <w:multiLevelType w:val="hybridMultilevel"/>
-    <w:tmpl w:val="05DE5A78"/>
+    <w:tmpl w:val="9414369E"/>
     <w:lvl w:ilvl="0" w:tplc="55529CF8">
       <w:start w:val="1"/>
       <w:numFmt w:val="decimal"/>
@@ -45348,9 +49680,9 @@
     </w:lvl>
   </w:abstractNum>
   <w:abstractNum w:abstractNumId="19" w15:restartNumberingAfterBreak="0">
-    <w:nsid w:val="23FD6CE8"/>
+    <w:nsid w:val="23BC1271"/>
     <w:multiLevelType w:val="hybridMultilevel"/>
-    <w:tmpl w:val="9414369E"/>
+    <w:tmpl w:val="05DE5A78"/>
     <w:lvl w:ilvl="0" w:tplc="55529CF8">
       <w:start w:val="1"/>
       <w:numFmt w:val="decimal"/>
@@ -45437,7 +49769,7 @@
     </w:lvl>
   </w:abstractNum>
   <w:abstractNum w:abstractNumId="20" w15:restartNumberingAfterBreak="0">
-    <w:nsid w:val="270E6BA7"/>
+    <w:nsid w:val="23FD6CE8"/>
     <w:multiLevelType w:val="hybridMultilevel"/>
     <w:tmpl w:val="9414369E"/>
     <w:lvl w:ilvl="0" w:tplc="55529CF8">
@@ -45526,7 +49858,7 @@
     </w:lvl>
   </w:abstractNum>
   <w:abstractNum w:abstractNumId="21" w15:restartNumberingAfterBreak="0">
-    <w:nsid w:val="2A2B787F"/>
+    <w:nsid w:val="270E6BA7"/>
     <w:multiLevelType w:val="hybridMultilevel"/>
     <w:tmpl w:val="9414369E"/>
     <w:lvl w:ilvl="0" w:tplc="55529CF8">
@@ -45615,9 +49947,9 @@
     </w:lvl>
   </w:abstractNum>
   <w:abstractNum w:abstractNumId="22" w15:restartNumberingAfterBreak="0">
-    <w:nsid w:val="2B0C18C1"/>
+    <w:nsid w:val="2A2B787F"/>
     <w:multiLevelType w:val="hybridMultilevel"/>
-    <w:tmpl w:val="F0A8226E"/>
+    <w:tmpl w:val="9414369E"/>
     <w:lvl w:ilvl="0" w:tplc="55529CF8">
       <w:start w:val="1"/>
       <w:numFmt w:val="decimal"/>
@@ -45704,9 +50036,9 @@
     </w:lvl>
   </w:abstractNum>
   <w:abstractNum w:abstractNumId="23" w15:restartNumberingAfterBreak="0">
-    <w:nsid w:val="2C9E6CBC"/>
+    <w:nsid w:val="2B0C18C1"/>
     <w:multiLevelType w:val="hybridMultilevel"/>
-    <w:tmpl w:val="51ACC2E6"/>
+    <w:tmpl w:val="F0A8226E"/>
     <w:lvl w:ilvl="0" w:tplc="55529CF8">
       <w:start w:val="1"/>
       <w:numFmt w:val="decimal"/>
@@ -45793,6 +50125,95 @@
     </w:lvl>
   </w:abstractNum>
   <w:abstractNum w:abstractNumId="24" w15:restartNumberingAfterBreak="0">
+    <w:nsid w:val="2C9E6CBC"/>
+    <w:multiLevelType w:val="hybridMultilevel"/>
+    <w:tmpl w:val="51ACC2E6"/>
+    <w:lvl w:ilvl="0" w:tplc="55529CF8">
+      <w:start w:val="1"/>
+      <w:numFmt w:val="decimal"/>
+      <w:lvlText w:val="%1."/>
+      <w:lvlJc w:val="left"/>
+      <w:pPr>
+        <w:ind w:left="360" w:hanging="360"/>
+      </w:pPr>
+      <w:rPr>
+        <w:rFonts w:hint="default"/>
+      </w:rPr>
+    </w:lvl>
+    <w:lvl w:ilvl="1" w:tplc="04090019" w:tentative="1">
+      <w:start w:val="1"/>
+      <w:numFmt w:val="lowerLetter"/>
+      <w:lvlText w:val="%2)"/>
+      <w:lvlJc w:val="left"/>
+      <w:pPr>
+        <w:ind w:left="840" w:hanging="420"/>
+      </w:pPr>
+    </w:lvl>
+    <w:lvl w:ilvl="2" w:tplc="0409001B" w:tentative="1">
+      <w:start w:val="1"/>
+      <w:numFmt w:val="lowerRoman"/>
+      <w:lvlText w:val="%3."/>
+      <w:lvlJc w:val="right"/>
+      <w:pPr>
+        <w:ind w:left="1260" w:hanging="420"/>
+      </w:pPr>
+    </w:lvl>
+    <w:lvl w:ilvl="3" w:tplc="0409000F" w:tentative="1">
+      <w:start w:val="1"/>
+      <w:numFmt w:val="decimal"/>
+      <w:lvlText w:val="%4."/>
+      <w:lvlJc w:val="left"/>
+      <w:pPr>
+        <w:ind w:left="1680" w:hanging="420"/>
+      </w:pPr>
+    </w:lvl>
+    <w:lvl w:ilvl="4" w:tplc="04090019" w:tentative="1">
+      <w:start w:val="1"/>
+      <w:numFmt w:val="lowerLetter"/>
+      <w:lvlText w:val="%5)"/>
+      <w:lvlJc w:val="left"/>
+      <w:pPr>
+        <w:ind w:left="2100" w:hanging="420"/>
+      </w:pPr>
+    </w:lvl>
+    <w:lvl w:ilvl="5" w:tplc="0409001B" w:tentative="1">
+      <w:start w:val="1"/>
+      <w:numFmt w:val="lowerRoman"/>
+      <w:lvlText w:val="%6."/>
+      <w:lvlJc w:val="right"/>
+      <w:pPr>
+        <w:ind w:left="2520" w:hanging="420"/>
+      </w:pPr>
+    </w:lvl>
+    <w:lvl w:ilvl="6" w:tplc="0409000F" w:tentative="1">
+      <w:start w:val="1"/>
+      <w:numFmt w:val="decimal"/>
+      <w:lvlText w:val="%7."/>
+      <w:lvlJc w:val="left"/>
+      <w:pPr>
+        <w:ind w:left="2940" w:hanging="420"/>
+      </w:pPr>
+    </w:lvl>
+    <w:lvl w:ilvl="7" w:tplc="04090019" w:tentative="1">
+      <w:start w:val="1"/>
+      <w:numFmt w:val="lowerLetter"/>
+      <w:lvlText w:val="%8)"/>
+      <w:lvlJc w:val="left"/>
+      <w:pPr>
+        <w:ind w:left="3360" w:hanging="420"/>
+      </w:pPr>
+    </w:lvl>
+    <w:lvl w:ilvl="8" w:tplc="0409001B" w:tentative="1">
+      <w:start w:val="1"/>
+      <w:numFmt w:val="lowerRoman"/>
+      <w:lvlText w:val="%9."/>
+      <w:lvlJc w:val="right"/>
+      <w:pPr>
+        <w:ind w:left="3780" w:hanging="420"/>
+      </w:pPr>
+    </w:lvl>
+  </w:abstractNum>
+  <w:abstractNum w:abstractNumId="25" w15:restartNumberingAfterBreak="0">
     <w:nsid w:val="329A0702"/>
     <w:multiLevelType w:val="multilevel"/>
     <w:tmpl w:val="0409001F"/>
@@ -45882,7 +50303,7 @@
       </w:pPr>
     </w:lvl>
   </w:abstractNum>
-  <w:abstractNum w:abstractNumId="25" w15:restartNumberingAfterBreak="0">
+  <w:abstractNum w:abstractNumId="26" w15:restartNumberingAfterBreak="0">
     <w:nsid w:val="33A914FD"/>
     <w:multiLevelType w:val="hybridMultilevel"/>
     <w:tmpl w:val="F862688C"/>
@@ -45971,7 +50392,7 @@
       </w:pPr>
     </w:lvl>
   </w:abstractNum>
-  <w:abstractNum w:abstractNumId="26" w15:restartNumberingAfterBreak="0">
+  <w:abstractNum w:abstractNumId="27" w15:restartNumberingAfterBreak="0">
     <w:nsid w:val="38BF2733"/>
     <w:multiLevelType w:val="hybridMultilevel"/>
     <w:tmpl w:val="3190D54A"/>
@@ -46060,7 +50481,7 @@
       </w:pPr>
     </w:lvl>
   </w:abstractNum>
-  <w:abstractNum w:abstractNumId="27" w15:restartNumberingAfterBreak="0">
+  <w:abstractNum w:abstractNumId="28" w15:restartNumberingAfterBreak="0">
     <w:nsid w:val="396C2045"/>
     <w:multiLevelType w:val="hybridMultilevel"/>
     <w:tmpl w:val="F862688C"/>
@@ -46149,7 +50570,7 @@
       </w:pPr>
     </w:lvl>
   </w:abstractNum>
-  <w:abstractNum w:abstractNumId="28" w15:restartNumberingAfterBreak="0">
+  <w:abstractNum w:abstractNumId="29" w15:restartNumberingAfterBreak="0">
     <w:nsid w:val="3CF6617E"/>
     <w:multiLevelType w:val="hybridMultilevel"/>
     <w:tmpl w:val="8BD28E34"/>
@@ -46238,7 +50659,7 @@
       </w:pPr>
     </w:lvl>
   </w:abstractNum>
-  <w:abstractNum w:abstractNumId="29" w15:restartNumberingAfterBreak="0">
+  <w:abstractNum w:abstractNumId="30" w15:restartNumberingAfterBreak="0">
     <w:nsid w:val="3D605F1E"/>
     <w:multiLevelType w:val="hybridMultilevel"/>
     <w:tmpl w:val="51627B9A"/>
@@ -46327,7 +50748,7 @@
       </w:pPr>
     </w:lvl>
   </w:abstractNum>
-  <w:abstractNum w:abstractNumId="30" w15:restartNumberingAfterBreak="0">
+  <w:abstractNum w:abstractNumId="31" w15:restartNumberingAfterBreak="0">
     <w:nsid w:val="3F706510"/>
     <w:multiLevelType w:val="hybridMultilevel"/>
     <w:tmpl w:val="2F9AA3F2"/>
@@ -46416,7 +50837,7 @@
       </w:pPr>
     </w:lvl>
   </w:abstractNum>
-  <w:abstractNum w:abstractNumId="31" w15:restartNumberingAfterBreak="0">
+  <w:abstractNum w:abstractNumId="32" w15:restartNumberingAfterBreak="0">
     <w:nsid w:val="3FFE445F"/>
     <w:multiLevelType w:val="hybridMultilevel"/>
     <w:tmpl w:val="86365CF8"/>
@@ -46505,7 +50926,7 @@
       </w:pPr>
     </w:lvl>
   </w:abstractNum>
-  <w:abstractNum w:abstractNumId="32" w15:restartNumberingAfterBreak="0">
+  <w:abstractNum w:abstractNumId="33" w15:restartNumberingAfterBreak="0">
     <w:nsid w:val="42920B7E"/>
     <w:multiLevelType w:val="hybridMultilevel"/>
     <w:tmpl w:val="8BD28E34"/>
@@ -46594,7 +51015,7 @@
       </w:pPr>
     </w:lvl>
   </w:abstractNum>
-  <w:abstractNum w:abstractNumId="33" w15:restartNumberingAfterBreak="0">
+  <w:abstractNum w:abstractNumId="34" w15:restartNumberingAfterBreak="0">
     <w:nsid w:val="44775D81"/>
     <w:multiLevelType w:val="hybridMultilevel"/>
     <w:tmpl w:val="F862688C"/>
@@ -46683,7 +51104,7 @@
       </w:pPr>
     </w:lvl>
   </w:abstractNum>
-  <w:abstractNum w:abstractNumId="34" w15:restartNumberingAfterBreak="0">
+  <w:abstractNum w:abstractNumId="35" w15:restartNumberingAfterBreak="0">
     <w:nsid w:val="48F8048D"/>
     <w:multiLevelType w:val="hybridMultilevel"/>
     <w:tmpl w:val="9414369E"/>
@@ -46772,7 +51193,7 @@
       </w:pPr>
     </w:lvl>
   </w:abstractNum>
-  <w:abstractNum w:abstractNumId="35" w15:restartNumberingAfterBreak="0">
+  <w:abstractNum w:abstractNumId="36" w15:restartNumberingAfterBreak="0">
     <w:nsid w:val="58C36878"/>
     <w:multiLevelType w:val="hybridMultilevel"/>
     <w:tmpl w:val="E32242FE"/>
@@ -46861,7 +51282,7 @@
       </w:pPr>
     </w:lvl>
   </w:abstractNum>
-  <w:abstractNum w:abstractNumId="36" w15:restartNumberingAfterBreak="0">
+  <w:abstractNum w:abstractNumId="37" w15:restartNumberingAfterBreak="0">
     <w:nsid w:val="59AE26EE"/>
     <w:multiLevelType w:val="hybridMultilevel"/>
     <w:tmpl w:val="6CEC1ACC"/>
@@ -46948,7 +51369,7 @@
       </w:pPr>
     </w:lvl>
   </w:abstractNum>
-  <w:abstractNum w:abstractNumId="37" w15:restartNumberingAfterBreak="0">
+  <w:abstractNum w:abstractNumId="38" w15:restartNumberingAfterBreak="0">
     <w:nsid w:val="5AFE14B7"/>
     <w:multiLevelType w:val="hybridMultilevel"/>
     <w:tmpl w:val="0AC815E0"/>
@@ -47037,7 +51458,7 @@
       </w:pPr>
     </w:lvl>
   </w:abstractNum>
-  <w:abstractNum w:abstractNumId="38" w15:restartNumberingAfterBreak="0">
+  <w:abstractNum w:abstractNumId="39" w15:restartNumberingAfterBreak="0">
     <w:nsid w:val="5D401B61"/>
     <w:multiLevelType w:val="hybridMultilevel"/>
     <w:tmpl w:val="86365CF8"/>
@@ -47126,7 +51547,7 @@
       </w:pPr>
     </w:lvl>
   </w:abstractNum>
-  <w:abstractNum w:abstractNumId="39" w15:restartNumberingAfterBreak="0">
+  <w:abstractNum w:abstractNumId="40" w15:restartNumberingAfterBreak="0">
     <w:nsid w:val="5D845E66"/>
     <w:multiLevelType w:val="hybridMultilevel"/>
     <w:tmpl w:val="7AD6DA0E"/>
@@ -47215,7 +51636,7 @@
       </w:pPr>
     </w:lvl>
   </w:abstractNum>
-  <w:abstractNum w:abstractNumId="40" w15:restartNumberingAfterBreak="0">
+  <w:abstractNum w:abstractNumId="41" w15:restartNumberingAfterBreak="0">
     <w:nsid w:val="6319733F"/>
     <w:multiLevelType w:val="hybridMultilevel"/>
     <w:tmpl w:val="C2B8A54E"/>
@@ -47304,7 +51725,7 @@
       </w:pPr>
     </w:lvl>
   </w:abstractNum>
-  <w:abstractNum w:abstractNumId="41" w15:restartNumberingAfterBreak="0">
+  <w:abstractNum w:abstractNumId="42" w15:restartNumberingAfterBreak="0">
     <w:nsid w:val="63DB1E4A"/>
     <w:multiLevelType w:val="hybridMultilevel"/>
     <w:tmpl w:val="1FA09A6A"/>
@@ -47394,7 +51815,7 @@
       </w:pPr>
     </w:lvl>
   </w:abstractNum>
-  <w:abstractNum w:abstractNumId="42" w15:restartNumberingAfterBreak="0">
+  <w:abstractNum w:abstractNumId="43" w15:restartNumberingAfterBreak="0">
     <w:nsid w:val="64001CB5"/>
     <w:multiLevelType w:val="hybridMultilevel"/>
     <w:tmpl w:val="F862688C"/>
@@ -47483,7 +51904,7 @@
       </w:pPr>
     </w:lvl>
   </w:abstractNum>
-  <w:abstractNum w:abstractNumId="43" w15:restartNumberingAfterBreak="0">
+  <w:abstractNum w:abstractNumId="44" w15:restartNumberingAfterBreak="0">
     <w:nsid w:val="64D91826"/>
     <w:multiLevelType w:val="hybridMultilevel"/>
     <w:tmpl w:val="5746A49C"/>
@@ -47572,7 +51993,7 @@
       </w:pPr>
     </w:lvl>
   </w:abstractNum>
-  <w:abstractNum w:abstractNumId="44" w15:restartNumberingAfterBreak="0">
+  <w:abstractNum w:abstractNumId="45" w15:restartNumberingAfterBreak="0">
     <w:nsid w:val="66BF695E"/>
     <w:multiLevelType w:val="hybridMultilevel"/>
     <w:tmpl w:val="F862688C"/>
@@ -47661,7 +52082,7 @@
       </w:pPr>
     </w:lvl>
   </w:abstractNum>
-  <w:abstractNum w:abstractNumId="45" w15:restartNumberingAfterBreak="0">
+  <w:abstractNum w:abstractNumId="46" w15:restartNumberingAfterBreak="0">
     <w:nsid w:val="67A8785E"/>
     <w:multiLevelType w:val="hybridMultilevel"/>
     <w:tmpl w:val="9414369E"/>
@@ -47750,7 +52171,7 @@
       </w:pPr>
     </w:lvl>
   </w:abstractNum>
-  <w:abstractNum w:abstractNumId="46" w15:restartNumberingAfterBreak="0">
+  <w:abstractNum w:abstractNumId="47" w15:restartNumberingAfterBreak="0">
     <w:nsid w:val="680A1874"/>
     <w:multiLevelType w:val="hybridMultilevel"/>
     <w:tmpl w:val="76E013A6"/>
@@ -47839,7 +52260,7 @@
       </w:pPr>
     </w:lvl>
   </w:abstractNum>
-  <w:abstractNum w:abstractNumId="47" w15:restartNumberingAfterBreak="0">
+  <w:abstractNum w:abstractNumId="48" w15:restartNumberingAfterBreak="0">
     <w:nsid w:val="6B08578D"/>
     <w:multiLevelType w:val="hybridMultilevel"/>
     <w:tmpl w:val="9414369E"/>
@@ -47928,7 +52349,7 @@
       </w:pPr>
     </w:lvl>
   </w:abstractNum>
-  <w:abstractNum w:abstractNumId="48" w15:restartNumberingAfterBreak="0">
+  <w:abstractNum w:abstractNumId="49" w15:restartNumberingAfterBreak="0">
     <w:nsid w:val="6B0B51D2"/>
     <w:multiLevelType w:val="hybridMultilevel"/>
     <w:tmpl w:val="F2F09F38"/>
@@ -48017,7 +52438,7 @@
       </w:pPr>
     </w:lvl>
   </w:abstractNum>
-  <w:abstractNum w:abstractNumId="49" w15:restartNumberingAfterBreak="0">
+  <w:abstractNum w:abstractNumId="50" w15:restartNumberingAfterBreak="0">
     <w:nsid w:val="6CD32455"/>
     <w:multiLevelType w:val="hybridMultilevel"/>
     <w:tmpl w:val="E5ACAC88"/>
@@ -48106,7 +52527,7 @@
       </w:pPr>
     </w:lvl>
   </w:abstractNum>
-  <w:abstractNum w:abstractNumId="50" w15:restartNumberingAfterBreak="0">
+  <w:abstractNum w:abstractNumId="51" w15:restartNumberingAfterBreak="0">
     <w:nsid w:val="75EA651F"/>
     <w:multiLevelType w:val="multilevel"/>
     <w:tmpl w:val="425AF4B6"/>
@@ -48197,7 +52618,7 @@
       </w:pPr>
     </w:lvl>
   </w:abstractNum>
-  <w:abstractNum w:abstractNumId="51" w15:restartNumberingAfterBreak="0">
+  <w:abstractNum w:abstractNumId="52" w15:restartNumberingAfterBreak="0">
     <w:nsid w:val="765B580D"/>
     <w:multiLevelType w:val="hybridMultilevel"/>
     <w:tmpl w:val="66ECC998"/>
@@ -48286,7 +52707,7 @@
       </w:pPr>
     </w:lvl>
   </w:abstractNum>
-  <w:abstractNum w:abstractNumId="52" w15:restartNumberingAfterBreak="0">
+  <w:abstractNum w:abstractNumId="53" w15:restartNumberingAfterBreak="0">
     <w:nsid w:val="77E67933"/>
     <w:multiLevelType w:val="hybridMultilevel"/>
     <w:tmpl w:val="3CB20D18"/>
@@ -48375,7 +52796,7 @@
       </w:pPr>
     </w:lvl>
   </w:abstractNum>
-  <w:abstractNum w:abstractNumId="53" w15:restartNumberingAfterBreak="0">
+  <w:abstractNum w:abstractNumId="54" w15:restartNumberingAfterBreak="0">
     <w:nsid w:val="785F21D8"/>
     <w:multiLevelType w:val="hybridMultilevel"/>
     <w:tmpl w:val="8A22C16C"/>
@@ -48464,7 +52885,7 @@
       </w:pPr>
     </w:lvl>
   </w:abstractNum>
-  <w:abstractNum w:abstractNumId="54" w15:restartNumberingAfterBreak="0">
+  <w:abstractNum w:abstractNumId="55" w15:restartNumberingAfterBreak="0">
     <w:nsid w:val="797D01D9"/>
     <w:multiLevelType w:val="hybridMultilevel"/>
     <w:tmpl w:val="9414369E"/>
@@ -48553,7 +52974,7 @@
       </w:pPr>
     </w:lvl>
   </w:abstractNum>
-  <w:abstractNum w:abstractNumId="55" w15:restartNumberingAfterBreak="0">
+  <w:abstractNum w:abstractNumId="56" w15:restartNumberingAfterBreak="0">
     <w:nsid w:val="7A195257"/>
     <w:multiLevelType w:val="multilevel"/>
     <w:tmpl w:val="AB30E2CA"/>
@@ -48668,163 +53089,163 @@
     </w:lvl>
   </w:abstractNum>
   <w:num w:numId="1">
-    <w:abstractNumId w:val="50"/>
+    <w:abstractNumId w:val="51"/>
   </w:num>
   <w:num w:numId="2">
-    <w:abstractNumId w:val="24"/>
+    <w:abstractNumId w:val="25"/>
   </w:num>
   <w:num w:numId="3">
-    <w:abstractNumId w:val="36"/>
+    <w:abstractNumId w:val="37"/>
   </w:num>
   <w:num w:numId="4">
-    <w:abstractNumId w:val="55"/>
+    <w:abstractNumId w:val="56"/>
   </w:num>
   <w:num w:numId="5">
     <w:abstractNumId w:val="2"/>
   </w:num>
   <w:num w:numId="6">
+    <w:abstractNumId w:val="13"/>
+  </w:num>
+  <w:num w:numId="7">
+    <w:abstractNumId w:val="47"/>
+  </w:num>
+  <w:num w:numId="8">
+    <w:abstractNumId w:val="29"/>
+  </w:num>
+  <w:num w:numId="9">
+    <w:abstractNumId w:val="44"/>
+  </w:num>
+  <w:num w:numId="10">
+    <w:abstractNumId w:val="23"/>
+  </w:num>
+  <w:num w:numId="11">
+    <w:abstractNumId w:val="9"/>
+  </w:num>
+  <w:num w:numId="12">
     <w:abstractNumId w:val="12"/>
   </w:num>
-  <w:num w:numId="7">
-    <w:abstractNumId w:val="46"/>
-  </w:num>
-  <w:num w:numId="8">
-    <w:abstractNumId w:val="28"/>
-  </w:num>
-  <w:num w:numId="9">
-    <w:abstractNumId w:val="43"/>
-  </w:num>
-  <w:num w:numId="10">
-    <w:abstractNumId w:val="22"/>
-  </w:num>
-  <w:num w:numId="11">
-    <w:abstractNumId w:val="8"/>
-  </w:num>
-  <w:num w:numId="12">
-    <w:abstractNumId w:val="11"/>
-  </w:num>
   <w:num w:numId="13">
-    <w:abstractNumId w:val="16"/>
+    <w:abstractNumId w:val="17"/>
   </w:num>
   <w:num w:numId="14">
-    <w:abstractNumId w:val="48"/>
+    <w:abstractNumId w:val="49"/>
   </w:num>
   <w:num w:numId="15">
-    <w:abstractNumId w:val="41"/>
+    <w:abstractNumId w:val="42"/>
   </w:num>
   <w:num w:numId="16">
-    <w:abstractNumId w:val="41"/>
+    <w:abstractNumId w:val="42"/>
     <w:lvlOverride w:ilvl="0">
       <w:startOverride w:val="1"/>
     </w:lvlOverride>
   </w:num>
   <w:num w:numId="17">
-    <w:abstractNumId w:val="51"/>
+    <w:abstractNumId w:val="52"/>
   </w:num>
   <w:num w:numId="18">
-    <w:abstractNumId w:val="13"/>
+    <w:abstractNumId w:val="14"/>
   </w:num>
   <w:num w:numId="19">
-    <w:abstractNumId w:val="38"/>
+    <w:abstractNumId w:val="39"/>
   </w:num>
   <w:num w:numId="20">
     <w:abstractNumId w:val="3"/>
   </w:num>
   <w:num w:numId="21">
-    <w:abstractNumId w:val="15"/>
+    <w:abstractNumId w:val="16"/>
   </w:num>
   <w:num w:numId="22">
-    <w:abstractNumId w:val="31"/>
+    <w:abstractNumId w:val="32"/>
   </w:num>
   <w:num w:numId="23">
-    <w:abstractNumId w:val="32"/>
+    <w:abstractNumId w:val="33"/>
   </w:num>
   <w:num w:numId="24">
-    <w:abstractNumId w:val="9"/>
+    <w:abstractNumId w:val="10"/>
   </w:num>
   <w:num w:numId="25">
-    <w:abstractNumId w:val="47"/>
+    <w:abstractNumId w:val="48"/>
   </w:num>
   <w:num w:numId="26">
-    <w:abstractNumId w:val="23"/>
+    <w:abstractNumId w:val="24"/>
   </w:num>
   <w:num w:numId="27">
-    <w:abstractNumId w:val="7"/>
+    <w:abstractNumId w:val="8"/>
   </w:num>
   <w:num w:numId="28">
-    <w:abstractNumId w:val="39"/>
+    <w:abstractNumId w:val="40"/>
   </w:num>
   <w:num w:numId="29">
     <w:abstractNumId w:val="4"/>
   </w:num>
   <w:num w:numId="30">
-    <w:abstractNumId w:val="53"/>
+    <w:abstractNumId w:val="54"/>
   </w:num>
   <w:num w:numId="31">
-    <w:abstractNumId w:val="54"/>
+    <w:abstractNumId w:val="55"/>
   </w:num>
   <w:num w:numId="32">
+    <w:abstractNumId w:val="19"/>
+  </w:num>
+  <w:num w:numId="33">
+    <w:abstractNumId w:val="22"/>
+  </w:num>
+  <w:num w:numId="34">
+    <w:abstractNumId w:val="45"/>
+  </w:num>
+  <w:num w:numId="35">
+    <w:abstractNumId w:val="46"/>
+  </w:num>
+  <w:num w:numId="36">
+    <w:abstractNumId w:val="28"/>
+  </w:num>
+  <w:num w:numId="37">
+    <w:abstractNumId w:val="11"/>
+  </w:num>
+  <w:num w:numId="38">
     <w:abstractNumId w:val="18"/>
   </w:num>
-  <w:num w:numId="33">
-    <w:abstractNumId w:val="21"/>
-  </w:num>
-  <w:num w:numId="34">
-    <w:abstractNumId w:val="44"/>
-  </w:num>
-  <w:num w:numId="35">
-    <w:abstractNumId w:val="45"/>
-  </w:num>
-  <w:num w:numId="36">
-    <w:abstractNumId w:val="27"/>
-  </w:num>
-  <w:num w:numId="37">
-    <w:abstractNumId w:val="10"/>
-  </w:num>
-  <w:num w:numId="38">
-    <w:abstractNumId w:val="17"/>
-  </w:num>
   <w:num w:numId="39">
-    <w:abstractNumId w:val="14"/>
+    <w:abstractNumId w:val="15"/>
   </w:num>
   <w:num w:numId="40">
     <w:abstractNumId w:val="1"/>
   </w:num>
   <w:num w:numId="41">
+    <w:abstractNumId w:val="35"/>
+  </w:num>
+  <w:num w:numId="42">
+    <w:abstractNumId w:val="26"/>
+  </w:num>
+  <w:num w:numId="43">
+    <w:abstractNumId w:val="21"/>
+  </w:num>
+  <w:num w:numId="44">
+    <w:abstractNumId w:val="43"/>
+  </w:num>
+  <w:num w:numId="45">
     <w:abstractNumId w:val="34"/>
   </w:num>
-  <w:num w:numId="42">
-    <w:abstractNumId w:val="25"/>
-  </w:num>
-  <w:num w:numId="43">
+  <w:num w:numId="46">
     <w:abstractNumId w:val="20"/>
   </w:num>
-  <w:num w:numId="44">
-    <w:abstractNumId w:val="42"/>
-  </w:num>
-  <w:num w:numId="45">
-    <w:abstractNumId w:val="33"/>
-  </w:num>
-  <w:num w:numId="46">
-    <w:abstractNumId w:val="19"/>
-  </w:num>
   <w:num w:numId="47">
-    <w:abstractNumId w:val="26"/>
+    <w:abstractNumId w:val="27"/>
   </w:num>
   <w:num w:numId="48">
-    <w:abstractNumId w:val="6"/>
+    <w:abstractNumId w:val="7"/>
   </w:num>
   <w:num w:numId="49">
-    <w:abstractNumId w:val="30"/>
+    <w:abstractNumId w:val="31"/>
   </w:num>
   <w:num w:numId="50">
-    <w:abstractNumId w:val="49"/>
+    <w:abstractNumId w:val="50"/>
   </w:num>
   <w:num w:numId="51">
-    <w:abstractNumId w:val="35"/>
+    <w:abstractNumId w:val="36"/>
   </w:num>
   <w:num w:numId="52">
-    <w:abstractNumId w:val="37"/>
+    <w:abstractNumId w:val="38"/>
   </w:num>
   <w:num w:numId="53">
     <w:abstractNumId w:val="5"/>
@@ -48842,16 +53263,31 @@
     </w:lvlOverride>
   </w:num>
   <w:num w:numId="56">
-    <w:abstractNumId w:val="52"/>
+    <w:abstractNumId w:val="53"/>
   </w:num>
   <w:num w:numId="57">
-    <w:abstractNumId w:val="29"/>
+    <w:abstractNumId w:val="30"/>
   </w:num>
   <w:num w:numId="58">
     <w:abstractNumId w:val="0"/>
   </w:num>
   <w:num w:numId="59">
-    <w:abstractNumId w:val="40"/>
+    <w:abstractNumId w:val="41"/>
+  </w:num>
+  <w:num w:numId="60">
+    <w:abstractNumId w:val="5"/>
+    <w:lvlOverride w:ilvl="0">
+      <w:startOverride w:val="1"/>
+    </w:lvlOverride>
+  </w:num>
+  <w:num w:numId="61">
+    <w:abstractNumId w:val="5"/>
+    <w:lvlOverride w:ilvl="0">
+      <w:startOverride w:val="1"/>
+    </w:lvlOverride>
+  </w:num>
+  <w:num w:numId="62">
+    <w:abstractNumId w:val="6"/>
   </w:num>
   <w:numIdMacAtCleanup w:val="58"/>
 </w:numbering>
@@ -50340,7 +54776,7 @@
 </file>
 
 <file path=customXml/itemProps1.xml><?xml version="1.0" encoding="utf-8"?>
-<ds:datastoreItem xmlns:ds="http://schemas.openxmlformats.org/officeDocument/2006/customXml" ds:itemID="{889D6401-D1AD-44BA-A5FA-F192BDEF2637}">
+<ds:datastoreItem xmlns:ds="http://schemas.openxmlformats.org/officeDocument/2006/customXml" ds:itemID="{1509D446-1A11-42F5-9C57-D8240D062F95}">
   <ds:schemaRefs>
     <ds:schemaRef ds:uri="http://schemas.openxmlformats.org/officeDocument/2006/bibliography"/>
   </ds:schemaRefs>
